--- a/arduino.docx
+++ b/arduino.docx
@@ -557,6 +557,98 @@
         <w:rPr>
           <w:lang w:val="en-US"/>
         </w:rPr>
+        <w:t>Issues – Các Vấn Đề:</w:t>
+      </w:r>
+    </w:p>
+    <w:p>
+      <w:pPr>
+        <w:pStyle w:val="ListParagraph"/>
+        <w:numPr>
+          <w:ilvl w:val="0"/>
+          <w:numId w:val="10"/>
+        </w:numPr>
+        <w:rPr>
+          <w:lang w:val="en-US"/>
+        </w:rPr>
+      </w:pPr>
+      <w:r>
+        <w:rPr>
+          <w:lang w:val="en-US"/>
+        </w:rPr>
+        <w:t>Mắc Điện Trở Đúng Cách?</w:t>
+      </w:r>
+    </w:p>
+    <w:p>
+      <w:pPr>
+        <w:pStyle w:val="ListParagraph"/>
+        <w:numPr>
+          <w:ilvl w:val="0"/>
+          <w:numId w:val="4"/>
+        </w:numPr>
+        <w:rPr>
+          <w:lang w:val="en-US"/>
+        </w:rPr>
+      </w:pPr>
+      <w:r>
+        <w:rPr>
+          <w:lang w:val="en-US"/>
+        </w:rPr>
+        <w:t xml:space="preserve">Bẻ 2 chân sát vuông góc với thân, cắm thẳng sâu vào lỗ </w:t>
+      </w:r>
+    </w:p>
+    <w:p>
+      <w:pPr>
+        <w:pStyle w:val="ListParagraph"/>
+        <w:numPr>
+          <w:ilvl w:val="0"/>
+          <w:numId w:val="10"/>
+        </w:numPr>
+        <w:rPr>
+          <w:lang w:val="en-US"/>
+        </w:rPr>
+      </w:pPr>
+      <w:r>
+        <w:rPr>
+          <w:lang w:val="en-US"/>
+        </w:rPr>
+        <w:t>Đèn LED Không Lên?</w:t>
+      </w:r>
+    </w:p>
+    <w:p>
+      <w:pPr>
+        <w:pStyle w:val="ListParagraph"/>
+        <w:numPr>
+          <w:ilvl w:val="0"/>
+          <w:numId w:val="4"/>
+        </w:numPr>
+        <w:rPr>
+          <w:lang w:val="en-US"/>
+        </w:rPr>
+      </w:pPr>
+      <w:r>
+        <w:rPr>
+          <w:lang w:val="en-US"/>
+        </w:rPr>
+        <w:t>Thay dây nối</w:t>
+      </w:r>
+    </w:p>
+    <w:p>
+      <w:pPr>
+        <w:rPr>
+          <w:lang w:val="en-US"/>
+        </w:rPr>
+      </w:pPr>
+    </w:p>
+    <w:p>
+      <w:pPr>
+        <w:rPr>
+          <w:lang w:val="en-US"/>
+        </w:rPr>
+      </w:pPr>
+      <w:r>
+        <w:rPr>
+          <w:lang w:val="en-US"/>
+        </w:rPr>
         <w:t>Arduino Board – Bảng Vi Mạch Arduino:</w:t>
       </w:r>
     </w:p>
@@ -685,8 +777,6 @@
         </w:rPr>
         <w:t>Pin GND Là Gì?</w:t>
       </w:r>
-      <w:bookmarkStart w:id="0" w:name="_GoBack"/>
-      <w:bookmarkEnd w:id="0"/>
     </w:p>
     <w:p>
       <w:pPr>
@@ -704,6 +794,26 @@
           <w:lang w:val="en-US"/>
         </w:rPr>
         <w:t>Pin GND là Pin luôn có điện thế = 0</w:t>
+      </w:r>
+      <w:bookmarkStart w:id="0" w:name="_GoBack"/>
+      <w:bookmarkEnd w:id="0"/>
+    </w:p>
+    <w:p>
+      <w:pPr>
+        <w:pStyle w:val="ListParagraph"/>
+        <w:numPr>
+          <w:ilvl w:val="0"/>
+          <w:numId w:val="4"/>
+        </w:numPr>
+        <w:rPr>
+          <w:lang w:val="en-US"/>
+        </w:rPr>
+      </w:pPr>
+      <w:r>
+        <w:rPr>
+          <w:lang w:val="en-US"/>
+        </w:rPr>
+        <w:t>Cơ thể con người có điện thế thấp hơn GND, khoảng –3V, nên nếu nối GND với tay ta sẽ tạo thành mạch điện</w:t>
       </w:r>
     </w:p>
     <w:p>
@@ -815,7 +925,6 @@
         <w:rPr>
           <w:lang w:val="en-US"/>
         </w:rPr>
-        <w:lastRenderedPageBreak/>
         <w:t xml:space="preserve">Áp </w:t>
       </w:r>
       <w:r>
@@ -1324,6 +1433,7 @@
         <w:rPr>
           <w:lang w:val="en-US"/>
         </w:rPr>
+        <w:lastRenderedPageBreak/>
         <w:tab/>
       </w:r>
       <w:r>
@@ -1522,6 +1632,770 @@
         <w:rPr>
           <w:lang w:val="en-US"/>
         </w:rPr>
+        <w:tab/>
+      </w:r>
+      <w:r>
+        <w:rPr>
+          <w:lang w:val="en-US"/>
+        </w:rPr>
+        <w:tab/>
+      </w:r>
+      <w:r>
+        <w:rPr>
+          <w:lang w:val="en-US"/>
+        </w:rPr>
+        <w:tab/>
+      </w:r>
+      <w:r>
+        <w:rPr>
+          <w:lang w:val="en-US"/>
+        </w:rPr>
+        <w:tab/>
+      </w:r>
+      <w:r>
+        <w:rPr>
+          <w:lang w:val="en-US"/>
+        </w:rPr>
+        <w:tab/>
+        <w:t>Ex:</w:t>
+      </w:r>
+    </w:p>
+    <w:p>
+      <w:pPr>
+        <w:rPr>
+          <w:lang w:val="en-US"/>
+        </w:rPr>
+      </w:pPr>
+      <w:r>
+        <w:rPr>
+          <w:lang w:val="en-US"/>
+        </w:rPr>
+        <w:tab/>
+      </w:r>
+      <w:r>
+        <w:rPr>
+          <w:lang w:val="en-US"/>
+        </w:rPr>
+        <w:tab/>
+      </w:r>
+      <w:r>
+        <w:rPr>
+          <w:lang w:val="en-US"/>
+        </w:rPr>
+        <w:tab/>
+      </w:r>
+      <w:r>
+        <w:rPr>
+          <w:lang w:val="en-US"/>
+        </w:rPr>
+        <w:tab/>
+      </w:r>
+      <w:r>
+        <w:rPr>
+          <w:lang w:val="en-US"/>
+        </w:rPr>
+        <w:tab/>
+      </w:r>
+      <w:r>
+        <w:rPr>
+          <w:lang w:val="en-US"/>
+        </w:rPr>
+        <w:tab/>
+        <w:t>foo.attach(13)</w:t>
+      </w:r>
+    </w:p>
+    <w:p>
+      <w:pPr>
+        <w:rPr>
+          <w:lang w:val="en-US"/>
+        </w:rPr>
+      </w:pPr>
+      <w:r>
+        <w:rPr>
+          <w:lang w:val="en-US"/>
+        </w:rPr>
+        <w:tab/>
+      </w:r>
+      <w:r>
+        <w:rPr>
+          <w:lang w:val="en-US"/>
+        </w:rPr>
+        <w:tab/>
+      </w:r>
+      <w:r>
+        <w:rPr>
+          <w:lang w:val="en-US"/>
+        </w:rPr>
+        <w:tab/>
+      </w:r>
+      <w:r>
+        <w:rPr>
+          <w:lang w:val="en-US"/>
+        </w:rPr>
+        <w:tab/>
+        <w:t>write(Angle)</w:t>
+      </w:r>
+    </w:p>
+    <w:p>
+      <w:pPr>
+        <w:rPr>
+          <w:lang w:val="en-US"/>
+        </w:rPr>
+      </w:pPr>
+      <w:r>
+        <w:rPr>
+          <w:lang w:val="en-US"/>
+        </w:rPr>
+        <w:tab/>
+      </w:r>
+      <w:r>
+        <w:rPr>
+          <w:lang w:val="en-US"/>
+        </w:rPr>
+        <w:tab/>
+      </w:r>
+      <w:r>
+        <w:rPr>
+          <w:lang w:val="en-US"/>
+        </w:rPr>
+        <w:tab/>
+      </w:r>
+      <w:r>
+        <w:rPr>
+          <w:lang w:val="en-US"/>
+        </w:rPr>
+        <w:tab/>
+      </w:r>
+      <w:r>
+        <w:rPr>
+          <w:lang w:val="en-US"/>
+        </w:rPr>
+        <w:tab/>
+        <w:t>Usage:</w:t>
+      </w:r>
+    </w:p>
+    <w:p>
+      <w:pPr>
+        <w:rPr>
+          <w:lang w:val="en-US"/>
+        </w:rPr>
+      </w:pPr>
+      <w:r>
+        <w:rPr>
+          <w:lang w:val="en-US"/>
+        </w:rPr>
+        <w:tab/>
+      </w:r>
+      <w:r>
+        <w:rPr>
+          <w:lang w:val="en-US"/>
+        </w:rPr>
+        <w:tab/>
+      </w:r>
+      <w:r>
+        <w:rPr>
+          <w:lang w:val="en-US"/>
+        </w:rPr>
+        <w:tab/>
+      </w:r>
+      <w:r>
+        <w:rPr>
+          <w:lang w:val="en-US"/>
+        </w:rPr>
+        <w:tab/>
+      </w:r>
+      <w:r>
+        <w:rPr>
+          <w:lang w:val="en-US"/>
+        </w:rPr>
+        <w:tab/>
+      </w:r>
+      <w:r>
+        <w:rPr>
+          <w:lang w:val="en-US"/>
+        </w:rPr>
+        <w:tab/>
+        <w:t>Quay Servo</w:t>
+      </w:r>
+    </w:p>
+    <w:p>
+      <w:pPr>
+        <w:rPr>
+          <w:lang w:val="en-US"/>
+        </w:rPr>
+      </w:pPr>
+      <w:r>
+        <w:rPr>
+          <w:lang w:val="en-US"/>
+        </w:rPr>
+        <w:tab/>
+      </w:r>
+      <w:r>
+        <w:rPr>
+          <w:lang w:val="en-US"/>
+        </w:rPr>
+        <w:tab/>
+      </w:r>
+      <w:r>
+        <w:rPr>
+          <w:lang w:val="en-US"/>
+        </w:rPr>
+        <w:tab/>
+      </w:r>
+      <w:r>
+        <w:rPr>
+          <w:lang w:val="en-US"/>
+        </w:rPr>
+        <w:tab/>
+      </w:r>
+      <w:r>
+        <w:rPr>
+          <w:lang w:val="en-US"/>
+        </w:rPr>
+        <w:tab/>
+      </w:r>
+      <w:r>
+        <w:rPr>
+          <w:lang w:val="en-US"/>
+        </w:rPr>
+        <w:tab/>
+        <w:t>Quay hơi chậm nên có thể bị ghi đè</w:t>
+      </w:r>
+    </w:p>
+    <w:p>
+      <w:pPr>
+        <w:rPr>
+          <w:lang w:val="en-US"/>
+        </w:rPr>
+      </w:pPr>
+      <w:r>
+        <w:rPr>
+          <w:lang w:val="en-US"/>
+        </w:rPr>
+        <w:tab/>
+      </w:r>
+      <w:r>
+        <w:rPr>
+          <w:lang w:val="en-US"/>
+        </w:rPr>
+        <w:tab/>
+      </w:r>
+      <w:r>
+        <w:rPr>
+          <w:lang w:val="en-US"/>
+        </w:rPr>
+        <w:tab/>
+      </w:r>
+      <w:r>
+        <w:rPr>
+          <w:lang w:val="en-US"/>
+        </w:rPr>
+        <w:tab/>
+      </w:r>
+      <w:r>
+        <w:rPr>
+          <w:lang w:val="en-US"/>
+        </w:rPr>
+        <w:tab/>
+        <w:t>Ex:</w:t>
+      </w:r>
+    </w:p>
+    <w:p>
+      <w:pPr>
+        <w:rPr>
+          <w:lang w:val="en-US"/>
+        </w:rPr>
+      </w:pPr>
+      <w:r>
+        <w:rPr>
+          <w:lang w:val="en-US"/>
+        </w:rPr>
+        <w:tab/>
+      </w:r>
+      <w:r>
+        <w:rPr>
+          <w:lang w:val="en-US"/>
+        </w:rPr>
+        <w:tab/>
+      </w:r>
+      <w:r>
+        <w:rPr>
+          <w:lang w:val="en-US"/>
+        </w:rPr>
+        <w:tab/>
+      </w:r>
+      <w:r>
+        <w:rPr>
+          <w:lang w:val="en-US"/>
+        </w:rPr>
+        <w:tab/>
+      </w:r>
+      <w:r>
+        <w:rPr>
+          <w:lang w:val="en-US"/>
+        </w:rPr>
+        <w:tab/>
+      </w:r>
+      <w:r>
+        <w:rPr>
+          <w:lang w:val="en-US"/>
+        </w:rPr>
+        <w:tab/>
+        <w:t>foo.write(165)</w:t>
+      </w:r>
+    </w:p>
+    <w:p>
+      <w:pPr>
+        <w:rPr>
+          <w:lang w:val="en-US"/>
+        </w:rPr>
+      </w:pPr>
+      <w:r>
+        <w:rPr>
+          <w:lang w:val="en-US"/>
+        </w:rPr>
+        <w:tab/>
+        <w:t>Stepper.h</w:t>
+      </w:r>
+    </w:p>
+    <w:p>
+      <w:pPr>
+        <w:rPr>
+          <w:lang w:val="en-US"/>
+        </w:rPr>
+      </w:pPr>
+      <w:r>
+        <w:rPr>
+          <w:lang w:val="en-US"/>
+        </w:rPr>
+        <w:tab/>
+      </w:r>
+      <w:r>
+        <w:rPr>
+          <w:lang w:val="en-US"/>
+        </w:rPr>
+        <w:tab/>
+        <w:t>Stepper Object(Steps, Pin Code * 4)</w:t>
+      </w:r>
+    </w:p>
+    <w:p>
+      <w:pPr>
+        <w:rPr>
+          <w:lang w:val="en-US"/>
+        </w:rPr>
+      </w:pPr>
+      <w:r>
+        <w:rPr>
+          <w:lang w:val="en-US"/>
+        </w:rPr>
+        <w:tab/>
+      </w:r>
+      <w:r>
+        <w:rPr>
+          <w:lang w:val="en-US"/>
+        </w:rPr>
+        <w:tab/>
+      </w:r>
+      <w:r>
+        <w:rPr>
+          <w:lang w:val="en-US"/>
+        </w:rPr>
+        <w:tab/>
+        <w:t>Usage:</w:t>
+      </w:r>
+    </w:p>
+    <w:p>
+      <w:pPr>
+        <w:rPr>
+          <w:lang w:val="en-US"/>
+        </w:rPr>
+      </w:pPr>
+      <w:r>
+        <w:rPr>
+          <w:lang w:val="en-US"/>
+        </w:rPr>
+        <w:tab/>
+      </w:r>
+      <w:r>
+        <w:rPr>
+          <w:lang w:val="en-US"/>
+        </w:rPr>
+        <w:tab/>
+      </w:r>
+      <w:r>
+        <w:rPr>
+          <w:lang w:val="en-US"/>
+        </w:rPr>
+        <w:tab/>
+      </w:r>
+      <w:r>
+        <w:rPr>
+          <w:lang w:val="en-US"/>
+        </w:rPr>
+        <w:tab/>
+        <w:t>Khởi tạo Stepper Object</w:t>
+      </w:r>
+    </w:p>
+    <w:p>
+      <w:pPr>
+        <w:rPr>
+          <w:lang w:val="en-US"/>
+        </w:rPr>
+      </w:pPr>
+      <w:r>
+        <w:rPr>
+          <w:lang w:val="en-US"/>
+        </w:rPr>
+        <w:tab/>
+      </w:r>
+      <w:r>
+        <w:rPr>
+          <w:lang w:val="en-US"/>
+        </w:rPr>
+        <w:tab/>
+      </w:r>
+      <w:r>
+        <w:rPr>
+          <w:lang w:val="en-US"/>
+        </w:rPr>
+        <w:tab/>
+        <w:t>Ex:</w:t>
+      </w:r>
+    </w:p>
+    <w:p>
+      <w:pPr>
+        <w:rPr>
+          <w:lang w:val="en-US"/>
+        </w:rPr>
+      </w:pPr>
+      <w:r>
+        <w:rPr>
+          <w:lang w:val="en-US"/>
+        </w:rPr>
+        <w:tab/>
+      </w:r>
+      <w:r>
+        <w:rPr>
+          <w:lang w:val="en-US"/>
+        </w:rPr>
+        <w:tab/>
+      </w:r>
+      <w:r>
+        <w:rPr>
+          <w:lang w:val="en-US"/>
+        </w:rPr>
+        <w:tab/>
+      </w:r>
+      <w:r>
+        <w:rPr>
+          <w:lang w:val="en-US"/>
+        </w:rPr>
+        <w:tab/>
+        <w:t>Stepper foo(2048, 8, 10, 9, 11)</w:t>
+      </w:r>
+    </w:p>
+    <w:p>
+      <w:pPr>
+        <w:rPr>
+          <w:lang w:val="en-US"/>
+        </w:rPr>
+      </w:pPr>
+      <w:r>
+        <w:rPr>
+          <w:lang w:val="en-US"/>
+        </w:rPr>
+        <w:tab/>
+      </w:r>
+      <w:r>
+        <w:rPr>
+          <w:lang w:val="en-US"/>
+        </w:rPr>
+        <w:tab/>
+      </w:r>
+      <w:r>
+        <w:rPr>
+          <w:lang w:val="en-US"/>
+        </w:rPr>
+        <w:tab/>
+        <w:t>Object:</w:t>
+      </w:r>
+    </w:p>
+    <w:p>
+      <w:pPr>
+        <w:rPr>
+          <w:lang w:val="en-US"/>
+        </w:rPr>
+      </w:pPr>
+      <w:r>
+        <w:rPr>
+          <w:lang w:val="en-US"/>
+        </w:rPr>
+        <w:tab/>
+      </w:r>
+      <w:r>
+        <w:rPr>
+          <w:lang w:val="en-US"/>
+        </w:rPr>
+        <w:tab/>
+      </w:r>
+      <w:r>
+        <w:rPr>
+          <w:lang w:val="en-US"/>
+        </w:rPr>
+        <w:tab/>
+      </w:r>
+      <w:r>
+        <w:rPr>
+          <w:lang w:val="en-US"/>
+        </w:rPr>
+        <w:tab/>
+        <w:t>setSpeed(RPM)</w:t>
+      </w:r>
+    </w:p>
+    <w:p>
+      <w:pPr>
+        <w:rPr>
+          <w:lang w:val="en-US"/>
+        </w:rPr>
+      </w:pPr>
+      <w:r>
+        <w:rPr>
+          <w:lang w:val="en-US"/>
+        </w:rPr>
+        <w:tab/>
+      </w:r>
+      <w:r>
+        <w:rPr>
+          <w:lang w:val="en-US"/>
+        </w:rPr>
+        <w:tab/>
+      </w:r>
+      <w:r>
+        <w:rPr>
+          <w:lang w:val="en-US"/>
+        </w:rPr>
+        <w:tab/>
+      </w:r>
+      <w:r>
+        <w:rPr>
+          <w:lang w:val="en-US"/>
+        </w:rPr>
+        <w:tab/>
+      </w:r>
+      <w:r>
+        <w:rPr>
+          <w:lang w:val="en-US"/>
+        </w:rPr>
+        <w:tab/>
+        <w:t>Usage:</w:t>
+      </w:r>
+    </w:p>
+    <w:p>
+      <w:pPr>
+        <w:rPr>
+          <w:lang w:val="en-US"/>
+        </w:rPr>
+      </w:pPr>
+      <w:r>
+        <w:rPr>
+          <w:lang w:val="en-US"/>
+        </w:rPr>
+        <w:tab/>
+      </w:r>
+      <w:r>
+        <w:rPr>
+          <w:lang w:val="en-US"/>
+        </w:rPr>
+        <w:tab/>
+      </w:r>
+      <w:r>
+        <w:rPr>
+          <w:lang w:val="en-US"/>
+        </w:rPr>
+        <w:tab/>
+      </w:r>
+      <w:r>
+        <w:rPr>
+          <w:lang w:val="en-US"/>
+        </w:rPr>
+        <w:tab/>
+      </w:r>
+      <w:r>
+        <w:rPr>
+          <w:lang w:val="en-US"/>
+        </w:rPr>
+        <w:tab/>
+      </w:r>
+      <w:r>
+        <w:rPr>
+          <w:lang w:val="en-US"/>
+        </w:rPr>
+        <w:tab/>
+        <w:t>Chỉnh tốc độ Stepper Motor</w:t>
+      </w:r>
+    </w:p>
+    <w:p>
+      <w:pPr>
+        <w:rPr>
+          <w:lang w:val="en-US"/>
+        </w:rPr>
+      </w:pPr>
+      <w:r>
+        <w:rPr>
+          <w:lang w:val="en-US"/>
+        </w:rPr>
+        <w:tab/>
+      </w:r>
+      <w:r>
+        <w:rPr>
+          <w:lang w:val="en-US"/>
+        </w:rPr>
+        <w:tab/>
+      </w:r>
+      <w:r>
+        <w:rPr>
+          <w:lang w:val="en-US"/>
+        </w:rPr>
+        <w:tab/>
+      </w:r>
+      <w:r>
+        <w:rPr>
+          <w:lang w:val="en-US"/>
+        </w:rPr>
+        <w:tab/>
+      </w:r>
+      <w:r>
+        <w:rPr>
+          <w:lang w:val="en-US"/>
+        </w:rPr>
+        <w:tab/>
+        <w:t>Ex:</w:t>
+      </w:r>
+    </w:p>
+    <w:p>
+      <w:pPr>
+        <w:rPr>
+          <w:lang w:val="en-US"/>
+        </w:rPr>
+      </w:pPr>
+      <w:r>
+        <w:rPr>
+          <w:lang w:val="en-US"/>
+        </w:rPr>
+        <w:tab/>
+      </w:r>
+      <w:r>
+        <w:rPr>
+          <w:lang w:val="en-US"/>
+        </w:rPr>
+        <w:tab/>
+      </w:r>
+      <w:r>
+        <w:rPr>
+          <w:lang w:val="en-US"/>
+        </w:rPr>
+        <w:tab/>
+      </w:r>
+      <w:r>
+        <w:rPr>
+          <w:lang w:val="en-US"/>
+        </w:rPr>
+        <w:tab/>
+      </w:r>
+      <w:r>
+        <w:rPr>
+          <w:lang w:val="en-US"/>
+        </w:rPr>
+        <w:tab/>
+      </w:r>
+      <w:r>
+        <w:rPr>
+          <w:lang w:val="en-US"/>
+        </w:rPr>
+        <w:tab/>
+        <w:t>foo.setSpeed(3)</w:t>
+      </w:r>
+    </w:p>
+    <w:p>
+      <w:pPr>
+        <w:rPr>
+          <w:lang w:val="en-US"/>
+        </w:rPr>
+      </w:pPr>
+      <w:r>
+        <w:rPr>
+          <w:lang w:val="en-US"/>
+        </w:rPr>
+        <w:tab/>
+      </w:r>
+      <w:r>
+        <w:rPr>
+          <w:lang w:val="en-US"/>
+        </w:rPr>
+        <w:tab/>
+      </w:r>
+      <w:r>
+        <w:rPr>
+          <w:lang w:val="en-US"/>
+        </w:rPr>
+        <w:tab/>
+      </w:r>
+      <w:r>
+        <w:rPr>
+          <w:lang w:val="en-US"/>
+        </w:rPr>
+        <w:tab/>
+        <w:t>step(Steps)</w:t>
+      </w:r>
+    </w:p>
+    <w:p>
+      <w:pPr>
+        <w:rPr>
+          <w:lang w:val="en-US"/>
+        </w:rPr>
+      </w:pPr>
+      <w:r>
+        <w:rPr>
+          <w:lang w:val="en-US"/>
+        </w:rPr>
+        <w:tab/>
+      </w:r>
+      <w:r>
+        <w:rPr>
+          <w:lang w:val="en-US"/>
+        </w:rPr>
+        <w:tab/>
+      </w:r>
+      <w:r>
+        <w:rPr>
+          <w:lang w:val="en-US"/>
+        </w:rPr>
+        <w:tab/>
+      </w:r>
+      <w:r>
+        <w:rPr>
+          <w:lang w:val="en-US"/>
+        </w:rPr>
+        <w:tab/>
+      </w:r>
+      <w:r>
+        <w:rPr>
+          <w:lang w:val="en-US"/>
+        </w:rPr>
+        <w:tab/>
+        <w:t>Usage:</w:t>
+      </w:r>
+    </w:p>
+    <w:p>
+      <w:pPr>
+        <w:rPr>
+          <w:lang w:val="en-US"/>
+        </w:rPr>
+      </w:pPr>
+      <w:r>
+        <w:rPr>
+          <w:lang w:val="en-US"/>
+        </w:rPr>
         <w:lastRenderedPageBreak/>
         <w:tab/>
       </w:r>
@@ -1548,6 +2422,50 @@
           <w:lang w:val="en-US"/>
         </w:rPr>
         <w:tab/>
+      </w:r>
+      <w:r>
+        <w:rPr>
+          <w:lang w:val="en-US"/>
+        </w:rPr>
+        <w:tab/>
+        <w:t>Quay Stepper Motor với số bước nào đó</w:t>
+      </w:r>
+    </w:p>
+    <w:p>
+      <w:pPr>
+        <w:rPr>
+          <w:lang w:val="en-US"/>
+        </w:rPr>
+      </w:pPr>
+      <w:r>
+        <w:rPr>
+          <w:lang w:val="en-US"/>
+        </w:rPr>
+        <w:tab/>
+      </w:r>
+      <w:r>
+        <w:rPr>
+          <w:lang w:val="en-US"/>
+        </w:rPr>
+        <w:tab/>
+      </w:r>
+      <w:r>
+        <w:rPr>
+          <w:lang w:val="en-US"/>
+        </w:rPr>
+        <w:tab/>
+      </w:r>
+      <w:r>
+        <w:rPr>
+          <w:lang w:val="en-US"/>
+        </w:rPr>
+        <w:tab/>
+      </w:r>
+      <w:r>
+        <w:rPr>
+          <w:lang w:val="en-US"/>
+        </w:rPr>
+        <w:tab/>
         <w:t>Ex:</w:t>
       </w:r>
     </w:p>
@@ -1592,59 +2510,49 @@
           <w:lang w:val="en-US"/>
         </w:rPr>
         <w:tab/>
-        <w:t>foo.attach(13)</w:t>
-      </w:r>
-    </w:p>
-    <w:p>
-      <w:pPr>
-        <w:rPr>
-          <w:lang w:val="en-US"/>
-        </w:rPr>
-      </w:pPr>
-      <w:r>
-        <w:rPr>
-          <w:lang w:val="en-US"/>
-        </w:rPr>
-        <w:tab/>
-      </w:r>
-      <w:r>
-        <w:rPr>
-          <w:lang w:val="en-US"/>
-        </w:rPr>
-        <w:tab/>
-      </w:r>
-      <w:r>
-        <w:rPr>
-          <w:lang w:val="en-US"/>
-        </w:rPr>
-        <w:tab/>
-      </w:r>
-      <w:r>
-        <w:rPr>
-          <w:lang w:val="en-US"/>
-        </w:rPr>
-        <w:tab/>
-        <w:t>write(Angle)</w:t>
-      </w:r>
-    </w:p>
-    <w:p>
-      <w:pPr>
-        <w:rPr>
-          <w:lang w:val="en-US"/>
-        </w:rPr>
-      </w:pPr>
-      <w:r>
-        <w:rPr>
-          <w:lang w:val="en-US"/>
-        </w:rPr>
-        <w:tab/>
-      </w:r>
-      <w:r>
-        <w:rPr>
-          <w:lang w:val="en-US"/>
-        </w:rPr>
-        <w:tab/>
-      </w:r>
+        <w:t>foo.step(1024)</w:t>
+      </w:r>
+    </w:p>
+    <w:p>
+      <w:pPr>
+        <w:rPr>
+          <w:lang w:val="en-US"/>
+        </w:rPr>
+      </w:pPr>
+      <w:r>
+        <w:rPr>
+          <w:lang w:val="en-US"/>
+        </w:rPr>
+        <w:tab/>
+        <w:t>LiquidCrystal.h</w:t>
+      </w:r>
+    </w:p>
+    <w:p>
+      <w:pPr>
+        <w:rPr>
+          <w:lang w:val="en-US"/>
+        </w:rPr>
+      </w:pPr>
+      <w:r>
+        <w:rPr>
+          <w:lang w:val="en-US"/>
+        </w:rPr>
+        <w:tab/>
+      </w:r>
+      <w:r>
+        <w:rPr>
+          <w:lang w:val="en-US"/>
+        </w:rPr>
+        <w:tab/>
+        <w:t>LiquidCrystal Object(RS Pin Code, E Pin Code, 4 * Data Pin Code)</w:t>
+      </w:r>
+    </w:p>
+    <w:p>
+      <w:pPr>
+        <w:rPr>
+          <w:lang w:val="en-US"/>
+        </w:rPr>
+      </w:pPr>
       <w:r>
         <w:rPr>
           <w:lang w:val="en-US"/>
@@ -1694,83 +2602,15 @@
           <w:lang w:val="en-US"/>
         </w:rPr>
         <w:tab/>
-      </w:r>
-      <w:r>
-        <w:rPr>
-          <w:lang w:val="en-US"/>
-        </w:rPr>
-        <w:tab/>
-      </w:r>
-      <w:r>
-        <w:rPr>
-          <w:lang w:val="en-US"/>
-        </w:rPr>
-        <w:tab/>
-        <w:t>Quay Servo</w:t>
-      </w:r>
-    </w:p>
-    <w:p>
-      <w:pPr>
-        <w:rPr>
-          <w:lang w:val="en-US"/>
-        </w:rPr>
-      </w:pPr>
-      <w:r>
-        <w:rPr>
-          <w:lang w:val="en-US"/>
-        </w:rPr>
-        <w:tab/>
-      </w:r>
-      <w:r>
-        <w:rPr>
-          <w:lang w:val="en-US"/>
-        </w:rPr>
-        <w:tab/>
-      </w:r>
-      <w:r>
-        <w:rPr>
-          <w:lang w:val="en-US"/>
-        </w:rPr>
-        <w:tab/>
-      </w:r>
-      <w:r>
-        <w:rPr>
-          <w:lang w:val="en-US"/>
-        </w:rPr>
-        <w:tab/>
-      </w:r>
-      <w:r>
-        <w:rPr>
-          <w:lang w:val="en-US"/>
-        </w:rPr>
-        <w:tab/>
-      </w:r>
-      <w:r>
-        <w:rPr>
-          <w:lang w:val="en-US"/>
-        </w:rPr>
-        <w:tab/>
-        <w:t>Quay hơi chậm nên có thể bị ghi đè</w:t>
-      </w:r>
-    </w:p>
-    <w:p>
-      <w:pPr>
-        <w:rPr>
-          <w:lang w:val="en-US"/>
-        </w:rPr>
-      </w:pPr>
-      <w:r>
-        <w:rPr>
-          <w:lang w:val="en-US"/>
-        </w:rPr>
-        <w:tab/>
-      </w:r>
-      <w:r>
-        <w:rPr>
-          <w:lang w:val="en-US"/>
-        </w:rPr>
-        <w:tab/>
-      </w:r>
+        <w:t>Khởi tạo LCD Object</w:t>
+      </w:r>
+    </w:p>
+    <w:p>
+      <w:pPr>
+        <w:rPr>
+          <w:lang w:val="en-US"/>
+        </w:rPr>
+      </w:pPr>
       <w:r>
         <w:rPr>
           <w:lang w:val="en-US"/>
@@ -1820,61 +2660,85 @@
           <w:lang w:val="en-US"/>
         </w:rPr>
         <w:tab/>
-      </w:r>
-      <w:r>
-        <w:rPr>
-          <w:lang w:val="en-US"/>
-        </w:rPr>
-        <w:tab/>
-      </w:r>
-      <w:r>
-        <w:rPr>
-          <w:lang w:val="en-US"/>
-        </w:rPr>
-        <w:tab/>
-        <w:t>foo.write(165)</w:t>
-      </w:r>
-    </w:p>
-    <w:p>
-      <w:pPr>
-        <w:rPr>
-          <w:lang w:val="en-US"/>
-        </w:rPr>
-      </w:pPr>
-      <w:r>
-        <w:rPr>
-          <w:lang w:val="en-US"/>
-        </w:rPr>
-        <w:tab/>
-        <w:t>Stepper.h</w:t>
-      </w:r>
-    </w:p>
-    <w:p>
-      <w:pPr>
-        <w:rPr>
-          <w:lang w:val="en-US"/>
-        </w:rPr>
-      </w:pPr>
-      <w:r>
-        <w:rPr>
-          <w:lang w:val="en-US"/>
-        </w:rPr>
-        <w:tab/>
-      </w:r>
-      <w:r>
-        <w:rPr>
-          <w:lang w:val="en-US"/>
-        </w:rPr>
-        <w:tab/>
-        <w:t>Stepper Object(Steps, Pin Code * 4)</w:t>
-      </w:r>
-    </w:p>
-    <w:p>
-      <w:pPr>
-        <w:rPr>
-          <w:lang w:val="en-US"/>
-        </w:rPr>
-      </w:pPr>
+        <w:t>LiquidCrystal lcd(2, 3, 4, 5, 6, 7)</w:t>
+      </w:r>
+    </w:p>
+    <w:p>
+      <w:pPr>
+        <w:rPr>
+          <w:lang w:val="en-US"/>
+        </w:rPr>
+      </w:pPr>
+      <w:r>
+        <w:rPr>
+          <w:lang w:val="en-US"/>
+        </w:rPr>
+        <w:tab/>
+      </w:r>
+      <w:r>
+        <w:rPr>
+          <w:lang w:val="en-US"/>
+        </w:rPr>
+        <w:tab/>
+      </w:r>
+      <w:r>
+        <w:rPr>
+          <w:lang w:val="en-US"/>
+        </w:rPr>
+        <w:tab/>
+        <w:t>Object:</w:t>
+      </w:r>
+    </w:p>
+    <w:p>
+      <w:pPr>
+        <w:rPr>
+          <w:lang w:val="en-US"/>
+        </w:rPr>
+      </w:pPr>
+      <w:r>
+        <w:rPr>
+          <w:lang w:val="en-US"/>
+        </w:rPr>
+        <w:tab/>
+      </w:r>
+      <w:r>
+        <w:rPr>
+          <w:lang w:val="en-US"/>
+        </w:rPr>
+        <w:tab/>
+      </w:r>
+      <w:r>
+        <w:rPr>
+          <w:lang w:val="en-US"/>
+        </w:rPr>
+        <w:tab/>
+      </w:r>
+      <w:r>
+        <w:rPr>
+          <w:lang w:val="en-US"/>
+        </w:rPr>
+        <w:tab/>
+        <w:t>begin(Columns, Rows)</w:t>
+      </w:r>
+    </w:p>
+    <w:p>
+      <w:pPr>
+        <w:rPr>
+          <w:lang w:val="en-US"/>
+        </w:rPr>
+      </w:pPr>
+      <w:r>
+        <w:rPr>
+          <w:lang w:val="en-US"/>
+        </w:rPr>
+        <w:tab/>
+      </w:r>
+      <w:r>
+        <w:rPr>
+          <w:lang w:val="en-US"/>
+        </w:rPr>
+        <w:tab/>
+      </w:r>
       <w:r>
         <w:rPr>
           <w:lang w:val="en-US"/>
@@ -1924,15 +2788,83 @@
           <w:lang w:val="en-US"/>
         </w:rPr>
         <w:tab/>
-        <w:t>Khởi tạo Stepper Object</w:t>
-      </w:r>
-    </w:p>
-    <w:p>
-      <w:pPr>
-        <w:rPr>
-          <w:lang w:val="en-US"/>
-        </w:rPr>
-      </w:pPr>
+      </w:r>
+      <w:r>
+        <w:rPr>
+          <w:lang w:val="en-US"/>
+        </w:rPr>
+        <w:tab/>
+      </w:r>
+      <w:r>
+        <w:rPr>
+          <w:lang w:val="en-US"/>
+        </w:rPr>
+        <w:tab/>
+        <w:t>Bắt đầu làm việc với màn hình LCD với</w:t>
+      </w:r>
+    </w:p>
+    <w:p>
+      <w:pPr>
+        <w:rPr>
+          <w:lang w:val="en-US"/>
+        </w:rPr>
+      </w:pPr>
+      <w:r>
+        <w:rPr>
+          <w:lang w:val="en-US"/>
+        </w:rPr>
+        <w:tab/>
+      </w:r>
+      <w:r>
+        <w:rPr>
+          <w:lang w:val="en-US"/>
+        </w:rPr>
+        <w:tab/>
+      </w:r>
+      <w:r>
+        <w:rPr>
+          <w:lang w:val="en-US"/>
+        </w:rPr>
+        <w:tab/>
+      </w:r>
+      <w:r>
+        <w:rPr>
+          <w:lang w:val="en-US"/>
+        </w:rPr>
+        <w:tab/>
+      </w:r>
+      <w:r>
+        <w:rPr>
+          <w:lang w:val="en-US"/>
+        </w:rPr>
+        <w:tab/>
+      </w:r>
+      <w:r>
+        <w:rPr>
+          <w:lang w:val="en-US"/>
+        </w:rPr>
+        <w:tab/>
+        <w:t>kích thước để hiển thị kí tự là Columns * Rows</w:t>
+      </w:r>
+    </w:p>
+    <w:p>
+      <w:pPr>
+        <w:rPr>
+          <w:lang w:val="en-US"/>
+        </w:rPr>
+      </w:pPr>
+      <w:r>
+        <w:rPr>
+          <w:lang w:val="en-US"/>
+        </w:rPr>
+        <w:tab/>
+      </w:r>
+      <w:r>
+        <w:rPr>
+          <w:lang w:val="en-US"/>
+        </w:rPr>
+        <w:tab/>
+      </w:r>
       <w:r>
         <w:rPr>
           <w:lang w:val="en-US"/>
@@ -1982,65 +2914,62 @@
           <w:lang w:val="en-US"/>
         </w:rPr>
         <w:tab/>
-        <w:t>Stepper foo(2048, 8, 10, 9, 11)</w:t>
-      </w:r>
-    </w:p>
-    <w:p>
-      <w:pPr>
-        <w:rPr>
-          <w:lang w:val="en-US"/>
-        </w:rPr>
-      </w:pPr>
-      <w:r>
-        <w:rPr>
-          <w:lang w:val="en-US"/>
-        </w:rPr>
-        <w:tab/>
-      </w:r>
-      <w:r>
-        <w:rPr>
-          <w:lang w:val="en-US"/>
-        </w:rPr>
-        <w:tab/>
-      </w:r>
-      <w:r>
-        <w:rPr>
-          <w:lang w:val="en-US"/>
-        </w:rPr>
-        <w:tab/>
-        <w:t>Object:</w:t>
-      </w:r>
-    </w:p>
-    <w:p>
-      <w:pPr>
-        <w:rPr>
-          <w:lang w:val="en-US"/>
-        </w:rPr>
-      </w:pPr>
-      <w:r>
-        <w:rPr>
-          <w:lang w:val="en-US"/>
-        </w:rPr>
-        <w:tab/>
-      </w:r>
-      <w:r>
-        <w:rPr>
-          <w:lang w:val="en-US"/>
-        </w:rPr>
-        <w:tab/>
-      </w:r>
-      <w:r>
-        <w:rPr>
-          <w:lang w:val="en-US"/>
-        </w:rPr>
-        <w:tab/>
-      </w:r>
-      <w:r>
-        <w:rPr>
-          <w:lang w:val="en-US"/>
-        </w:rPr>
-        <w:tab/>
-        <w:t>setSpeed(RPM)</w:t>
+      </w:r>
+      <w:r>
+        <w:rPr>
+          <w:lang w:val="en-US"/>
+        </w:rPr>
+        <w:tab/>
+      </w:r>
+      <w:r>
+        <w:rPr>
+          <w:lang w:val="en-US"/>
+        </w:rPr>
+        <w:tab/>
+        <w:t>lcd.begin(16, 2)</w:t>
+      </w:r>
+    </w:p>
+    <w:p>
+      <w:pPr>
+        <w:rPr>
+          <w:lang w:val="en-US"/>
+        </w:rPr>
+      </w:pPr>
+      <w:r>
+        <w:rPr>
+          <w:lang w:val="en-US"/>
+        </w:rPr>
+        <w:tab/>
+      </w:r>
+      <w:r>
+        <w:rPr>
+          <w:lang w:val="en-US"/>
+        </w:rPr>
+        <w:tab/>
+      </w:r>
+      <w:r>
+        <w:rPr>
+          <w:lang w:val="en-US"/>
+        </w:rPr>
+        <w:tab/>
+      </w:r>
+      <w:r>
+        <w:rPr>
+          <w:lang w:val="en-US"/>
+        </w:rPr>
+        <w:tab/>
+      </w:r>
+      <w:r>
+        <w:rPr>
+          <w:lang w:val="en-US"/>
+        </w:rPr>
+        <w:t>print</w:t>
+      </w:r>
+      <w:r>
+        <w:rPr>
+          <w:lang w:val="en-US"/>
+        </w:rPr>
+        <w:t>(Text)</w:t>
       </w:r>
     </w:p>
     <w:p>
@@ -2122,7 +3051,7 @@
           <w:lang w:val="en-US"/>
         </w:rPr>
         <w:tab/>
-        <w:t>Chỉnh tốc độ Stepper Motor</w:t>
+        <w:t>In chữ ra màn hình LCD</w:t>
       </w:r>
     </w:p>
     <w:p>
@@ -2204,39 +3133,39 @@
           <w:lang w:val="en-US"/>
         </w:rPr>
         <w:tab/>
-        <w:t>foo.setSpeed(3)</w:t>
-      </w:r>
-    </w:p>
-    <w:p>
-      <w:pPr>
-        <w:rPr>
-          <w:lang w:val="en-US"/>
-        </w:rPr>
-      </w:pPr>
-      <w:r>
-        <w:rPr>
-          <w:lang w:val="en-US"/>
-        </w:rPr>
-        <w:tab/>
-      </w:r>
-      <w:r>
-        <w:rPr>
-          <w:lang w:val="en-US"/>
-        </w:rPr>
-        <w:tab/>
-      </w:r>
-      <w:r>
-        <w:rPr>
-          <w:lang w:val="en-US"/>
-        </w:rPr>
-        <w:tab/>
-      </w:r>
-      <w:r>
-        <w:rPr>
-          <w:lang w:val="en-US"/>
-        </w:rPr>
-        <w:tab/>
-        <w:t>step(Steps)</w:t>
+        <w:t>lcd.write(“Hello”)</w:t>
+      </w:r>
+    </w:p>
+    <w:p>
+      <w:pPr>
+        <w:rPr>
+          <w:lang w:val="en-US"/>
+        </w:rPr>
+      </w:pPr>
+      <w:r>
+        <w:rPr>
+          <w:lang w:val="en-US"/>
+        </w:rPr>
+        <w:tab/>
+      </w:r>
+      <w:r>
+        <w:rPr>
+          <w:lang w:val="en-US"/>
+        </w:rPr>
+        <w:tab/>
+      </w:r>
+      <w:r>
+        <w:rPr>
+          <w:lang w:val="en-US"/>
+        </w:rPr>
+        <w:tab/>
+      </w:r>
+      <w:r>
+        <w:rPr>
+          <w:lang w:val="en-US"/>
+        </w:rPr>
+        <w:tab/>
+        <w:t>setCursor(Column, Row)</w:t>
       </w:r>
     </w:p>
     <w:p>
@@ -2318,7 +3247,7 @@
           <w:lang w:val="en-US"/>
         </w:rPr>
         <w:tab/>
-        <w:t>Quay Stepper Motor với số bước nào đó</w:t>
+        <w:t>Thay đổi vị trí con trỏ</w:t>
       </w:r>
     </w:p>
     <w:p>
@@ -2400,49 +3329,59 @@
           <w:lang w:val="en-US"/>
         </w:rPr>
         <w:tab/>
-        <w:t>foo.step(1024)</w:t>
-      </w:r>
-    </w:p>
-    <w:p>
-      <w:pPr>
-        <w:rPr>
-          <w:lang w:val="en-US"/>
-        </w:rPr>
-      </w:pPr>
-      <w:r>
-        <w:rPr>
-          <w:lang w:val="en-US"/>
-        </w:rPr>
-        <w:tab/>
-        <w:t>LiquidCrystal.h</w:t>
-      </w:r>
-    </w:p>
-    <w:p>
-      <w:pPr>
-        <w:rPr>
-          <w:lang w:val="en-US"/>
-        </w:rPr>
-      </w:pPr>
-      <w:r>
-        <w:rPr>
-          <w:lang w:val="en-US"/>
-        </w:rPr>
-        <w:tab/>
-      </w:r>
-      <w:r>
-        <w:rPr>
-          <w:lang w:val="en-US"/>
-        </w:rPr>
-        <w:tab/>
-        <w:t>LiquidCrystal Object(RS Pin Code, E Pin Code, 4 * Data Pin Code)</w:t>
-      </w:r>
-    </w:p>
-    <w:p>
-      <w:pPr>
-        <w:rPr>
-          <w:lang w:val="en-US"/>
-        </w:rPr>
-      </w:pPr>
+        <w:t>lcd.setCursor(2, 1)</w:t>
+      </w:r>
+    </w:p>
+    <w:p>
+      <w:pPr>
+        <w:rPr>
+          <w:lang w:val="en-US"/>
+        </w:rPr>
+      </w:pPr>
+      <w:r>
+        <w:rPr>
+          <w:lang w:val="en-US"/>
+        </w:rPr>
+        <w:tab/>
+      </w:r>
+      <w:r>
+        <w:rPr>
+          <w:lang w:val="en-US"/>
+        </w:rPr>
+        <w:tab/>
+      </w:r>
+      <w:r>
+        <w:rPr>
+          <w:lang w:val="en-US"/>
+        </w:rPr>
+        <w:tab/>
+      </w:r>
+      <w:r>
+        <w:rPr>
+          <w:lang w:val="en-US"/>
+        </w:rPr>
+        <w:tab/>
+        <w:t>clear()</w:t>
+      </w:r>
+    </w:p>
+    <w:p>
+      <w:pPr>
+        <w:rPr>
+          <w:lang w:val="en-US"/>
+        </w:rPr>
+      </w:pPr>
+      <w:r>
+        <w:rPr>
+          <w:lang w:val="en-US"/>
+        </w:rPr>
+        <w:tab/>
+      </w:r>
+      <w:r>
+        <w:rPr>
+          <w:lang w:val="en-US"/>
+        </w:rPr>
+        <w:tab/>
+      </w:r>
       <w:r>
         <w:rPr>
           <w:lang w:val="en-US"/>
@@ -2493,15 +3432,39 @@
           <w:lang w:val="en-US"/>
         </w:rPr>
         <w:tab/>
-        <w:t>Khởi tạo LCD Object</w:t>
-      </w:r>
-    </w:p>
-    <w:p>
-      <w:pPr>
-        <w:rPr>
-          <w:lang w:val="en-US"/>
-        </w:rPr>
-      </w:pPr>
+      </w:r>
+      <w:r>
+        <w:rPr>
+          <w:lang w:val="en-US"/>
+        </w:rPr>
+        <w:tab/>
+      </w:r>
+      <w:r>
+        <w:rPr>
+          <w:lang w:val="en-US"/>
+        </w:rPr>
+        <w:tab/>
+        <w:t>Xóa màn hình và đưa con trỏ trở về vị trí đầu</w:t>
+      </w:r>
+    </w:p>
+    <w:p>
+      <w:pPr>
+        <w:rPr>
+          <w:lang w:val="en-US"/>
+        </w:rPr>
+      </w:pPr>
+      <w:r>
+        <w:rPr>
+          <w:lang w:val="en-US"/>
+        </w:rPr>
+        <w:tab/>
+      </w:r>
+      <w:r>
+        <w:rPr>
+          <w:lang w:val="en-US"/>
+        </w:rPr>
+        <w:tab/>
+      </w:r>
       <w:r>
         <w:rPr>
           <w:lang w:val="en-US"/>
@@ -2551,85 +3514,61 @@
           <w:lang w:val="en-US"/>
         </w:rPr>
         <w:tab/>
-        <w:t>LiquidCrystal lcd(2, 3, 4, 5, 6, 7)</w:t>
-      </w:r>
-    </w:p>
-    <w:p>
-      <w:pPr>
-        <w:rPr>
-          <w:lang w:val="en-US"/>
-        </w:rPr>
-      </w:pPr>
-      <w:r>
-        <w:rPr>
-          <w:lang w:val="en-US"/>
-        </w:rPr>
-        <w:tab/>
-      </w:r>
-      <w:r>
-        <w:rPr>
-          <w:lang w:val="en-US"/>
-        </w:rPr>
-        <w:tab/>
-      </w:r>
-      <w:r>
-        <w:rPr>
-          <w:lang w:val="en-US"/>
-        </w:rPr>
-        <w:tab/>
-        <w:t>Object:</w:t>
-      </w:r>
-    </w:p>
-    <w:p>
-      <w:pPr>
-        <w:rPr>
-          <w:lang w:val="en-US"/>
-        </w:rPr>
-      </w:pPr>
-      <w:r>
-        <w:rPr>
-          <w:lang w:val="en-US"/>
-        </w:rPr>
-        <w:tab/>
-      </w:r>
-      <w:r>
-        <w:rPr>
-          <w:lang w:val="en-US"/>
-        </w:rPr>
-        <w:tab/>
-      </w:r>
-      <w:r>
-        <w:rPr>
-          <w:lang w:val="en-US"/>
-        </w:rPr>
-        <w:tab/>
-      </w:r>
-      <w:r>
-        <w:rPr>
-          <w:lang w:val="en-US"/>
-        </w:rPr>
-        <w:tab/>
-        <w:t>begin(Columns, Rows)</w:t>
-      </w:r>
-    </w:p>
-    <w:p>
-      <w:pPr>
-        <w:rPr>
-          <w:lang w:val="en-US"/>
-        </w:rPr>
-      </w:pPr>
-      <w:r>
-        <w:rPr>
-          <w:lang w:val="en-US"/>
-        </w:rPr>
-        <w:tab/>
-      </w:r>
-      <w:r>
-        <w:rPr>
-          <w:lang w:val="en-US"/>
-        </w:rPr>
-        <w:tab/>
-      </w:r>
+      </w:r>
+      <w:r>
+        <w:rPr>
+          <w:lang w:val="en-US"/>
+        </w:rPr>
+        <w:tab/>
+      </w:r>
+      <w:r>
+        <w:rPr>
+          <w:lang w:val="en-US"/>
+        </w:rPr>
+        <w:tab/>
+        <w:t>lcd.clear()</w:t>
+      </w:r>
+    </w:p>
+    <w:p>
+      <w:pPr>
+        <w:rPr>
+          <w:lang w:val="en-US"/>
+        </w:rPr>
+      </w:pPr>
+      <w:r>
+        <w:rPr>
+          <w:lang w:val="en-US"/>
+        </w:rPr>
+        <w:tab/>
+        <w:t>DHT.h</w:t>
+      </w:r>
+    </w:p>
+    <w:p>
+      <w:pPr>
+        <w:rPr>
+          <w:lang w:val="en-US"/>
+        </w:rPr>
+      </w:pPr>
+      <w:r>
+        <w:rPr>
+          <w:lang w:val="en-US"/>
+        </w:rPr>
+        <w:tab/>
+      </w:r>
+      <w:r>
+        <w:rPr>
+          <w:lang w:val="en-US"/>
+        </w:rPr>
+        <w:tab/>
+        <w:t>DHT Object(Pin Code, Type)</w:t>
+      </w:r>
+    </w:p>
+    <w:p>
+      <w:pPr>
+        <w:rPr>
+          <w:lang w:val="en-US"/>
+        </w:rPr>
+      </w:pPr>
       <w:r>
         <w:rPr>
           <w:lang w:val="en-US"/>
@@ -2660,836 +3599,6 @@
         <w:rPr>
           <w:lang w:val="en-US"/>
         </w:rPr>
-        <w:tab/>
-      </w:r>
-      <w:r>
-        <w:rPr>
-          <w:lang w:val="en-US"/>
-        </w:rPr>
-        <w:tab/>
-      </w:r>
-      <w:r>
-        <w:rPr>
-          <w:lang w:val="en-US"/>
-        </w:rPr>
-        <w:tab/>
-      </w:r>
-      <w:r>
-        <w:rPr>
-          <w:lang w:val="en-US"/>
-        </w:rPr>
-        <w:tab/>
-      </w:r>
-      <w:r>
-        <w:rPr>
-          <w:lang w:val="en-US"/>
-        </w:rPr>
-        <w:tab/>
-      </w:r>
-      <w:r>
-        <w:rPr>
-          <w:lang w:val="en-US"/>
-        </w:rPr>
-        <w:tab/>
-        <w:t>Bắt đầu làm việc với màn hình LCD với</w:t>
-      </w:r>
-    </w:p>
-    <w:p>
-      <w:pPr>
-        <w:rPr>
-          <w:lang w:val="en-US"/>
-        </w:rPr>
-      </w:pPr>
-      <w:r>
-        <w:rPr>
-          <w:lang w:val="en-US"/>
-        </w:rPr>
-        <w:tab/>
-      </w:r>
-      <w:r>
-        <w:rPr>
-          <w:lang w:val="en-US"/>
-        </w:rPr>
-        <w:tab/>
-      </w:r>
-      <w:r>
-        <w:rPr>
-          <w:lang w:val="en-US"/>
-        </w:rPr>
-        <w:tab/>
-      </w:r>
-      <w:r>
-        <w:rPr>
-          <w:lang w:val="en-US"/>
-        </w:rPr>
-        <w:tab/>
-      </w:r>
-      <w:r>
-        <w:rPr>
-          <w:lang w:val="en-US"/>
-        </w:rPr>
-        <w:tab/>
-      </w:r>
-      <w:r>
-        <w:rPr>
-          <w:lang w:val="en-US"/>
-        </w:rPr>
-        <w:tab/>
-        <w:t>kích thước để hiển thị kí tự là Columns * Rows</w:t>
-      </w:r>
-    </w:p>
-    <w:p>
-      <w:pPr>
-        <w:rPr>
-          <w:lang w:val="en-US"/>
-        </w:rPr>
-      </w:pPr>
-      <w:r>
-        <w:rPr>
-          <w:lang w:val="en-US"/>
-        </w:rPr>
-        <w:tab/>
-      </w:r>
-      <w:r>
-        <w:rPr>
-          <w:lang w:val="en-US"/>
-        </w:rPr>
-        <w:tab/>
-      </w:r>
-      <w:r>
-        <w:rPr>
-          <w:lang w:val="en-US"/>
-        </w:rPr>
-        <w:tab/>
-      </w:r>
-      <w:r>
-        <w:rPr>
-          <w:lang w:val="en-US"/>
-        </w:rPr>
-        <w:tab/>
-      </w:r>
-      <w:r>
-        <w:rPr>
-          <w:lang w:val="en-US"/>
-        </w:rPr>
-        <w:tab/>
-        <w:t>Ex:</w:t>
-      </w:r>
-    </w:p>
-    <w:p>
-      <w:pPr>
-        <w:rPr>
-          <w:lang w:val="en-US"/>
-        </w:rPr>
-      </w:pPr>
-      <w:r>
-        <w:rPr>
-          <w:lang w:val="en-US"/>
-        </w:rPr>
-        <w:tab/>
-      </w:r>
-      <w:r>
-        <w:rPr>
-          <w:lang w:val="en-US"/>
-        </w:rPr>
-        <w:tab/>
-      </w:r>
-      <w:r>
-        <w:rPr>
-          <w:lang w:val="en-US"/>
-        </w:rPr>
-        <w:tab/>
-      </w:r>
-      <w:r>
-        <w:rPr>
-          <w:lang w:val="en-US"/>
-        </w:rPr>
-        <w:tab/>
-      </w:r>
-      <w:r>
-        <w:rPr>
-          <w:lang w:val="en-US"/>
-        </w:rPr>
-        <w:tab/>
-      </w:r>
-      <w:r>
-        <w:rPr>
-          <w:lang w:val="en-US"/>
-        </w:rPr>
-        <w:tab/>
-        <w:t>lcd.begin(16, 2)</w:t>
-      </w:r>
-    </w:p>
-    <w:p>
-      <w:pPr>
-        <w:rPr>
-          <w:lang w:val="en-US"/>
-        </w:rPr>
-      </w:pPr>
-      <w:r>
-        <w:rPr>
-          <w:lang w:val="en-US"/>
-        </w:rPr>
-        <w:tab/>
-      </w:r>
-      <w:r>
-        <w:rPr>
-          <w:lang w:val="en-US"/>
-        </w:rPr>
-        <w:tab/>
-      </w:r>
-      <w:r>
-        <w:rPr>
-          <w:lang w:val="en-US"/>
-        </w:rPr>
-        <w:tab/>
-      </w:r>
-      <w:r>
-        <w:rPr>
-          <w:lang w:val="en-US"/>
-        </w:rPr>
-        <w:tab/>
-      </w:r>
-      <w:r>
-        <w:rPr>
-          <w:lang w:val="en-US"/>
-        </w:rPr>
-        <w:t>print</w:t>
-      </w:r>
-      <w:r>
-        <w:rPr>
-          <w:lang w:val="en-US"/>
-        </w:rPr>
-        <w:t>(Text)</w:t>
-      </w:r>
-    </w:p>
-    <w:p>
-      <w:pPr>
-        <w:rPr>
-          <w:lang w:val="en-US"/>
-        </w:rPr>
-      </w:pPr>
-      <w:r>
-        <w:rPr>
-          <w:lang w:val="en-US"/>
-        </w:rPr>
-        <w:tab/>
-      </w:r>
-      <w:r>
-        <w:rPr>
-          <w:lang w:val="en-US"/>
-        </w:rPr>
-        <w:tab/>
-      </w:r>
-      <w:r>
-        <w:rPr>
-          <w:lang w:val="en-US"/>
-        </w:rPr>
-        <w:tab/>
-      </w:r>
-      <w:r>
-        <w:rPr>
-          <w:lang w:val="en-US"/>
-        </w:rPr>
-        <w:tab/>
-      </w:r>
-      <w:r>
-        <w:rPr>
-          <w:lang w:val="en-US"/>
-        </w:rPr>
-        <w:tab/>
-        <w:t>Usage:</w:t>
-      </w:r>
-    </w:p>
-    <w:p>
-      <w:pPr>
-        <w:rPr>
-          <w:lang w:val="en-US"/>
-        </w:rPr>
-      </w:pPr>
-      <w:r>
-        <w:rPr>
-          <w:lang w:val="en-US"/>
-        </w:rPr>
-        <w:tab/>
-      </w:r>
-      <w:r>
-        <w:rPr>
-          <w:lang w:val="en-US"/>
-        </w:rPr>
-        <w:tab/>
-      </w:r>
-      <w:r>
-        <w:rPr>
-          <w:lang w:val="en-US"/>
-        </w:rPr>
-        <w:tab/>
-      </w:r>
-      <w:r>
-        <w:rPr>
-          <w:lang w:val="en-US"/>
-        </w:rPr>
-        <w:tab/>
-      </w:r>
-      <w:r>
-        <w:rPr>
-          <w:lang w:val="en-US"/>
-        </w:rPr>
-        <w:tab/>
-      </w:r>
-      <w:r>
-        <w:rPr>
-          <w:lang w:val="en-US"/>
-        </w:rPr>
-        <w:tab/>
-        <w:t>In chữ ra màn hình LCD</w:t>
-      </w:r>
-    </w:p>
-    <w:p>
-      <w:pPr>
-        <w:rPr>
-          <w:lang w:val="en-US"/>
-        </w:rPr>
-      </w:pPr>
-      <w:r>
-        <w:rPr>
-          <w:lang w:val="en-US"/>
-        </w:rPr>
-        <w:tab/>
-      </w:r>
-      <w:r>
-        <w:rPr>
-          <w:lang w:val="en-US"/>
-        </w:rPr>
-        <w:tab/>
-      </w:r>
-      <w:r>
-        <w:rPr>
-          <w:lang w:val="en-US"/>
-        </w:rPr>
-        <w:tab/>
-      </w:r>
-      <w:r>
-        <w:rPr>
-          <w:lang w:val="en-US"/>
-        </w:rPr>
-        <w:tab/>
-      </w:r>
-      <w:r>
-        <w:rPr>
-          <w:lang w:val="en-US"/>
-        </w:rPr>
-        <w:tab/>
-        <w:t>Ex:</w:t>
-      </w:r>
-    </w:p>
-    <w:p>
-      <w:pPr>
-        <w:rPr>
-          <w:lang w:val="en-US"/>
-        </w:rPr>
-      </w:pPr>
-      <w:r>
-        <w:rPr>
-          <w:lang w:val="en-US"/>
-        </w:rPr>
-        <w:tab/>
-      </w:r>
-      <w:r>
-        <w:rPr>
-          <w:lang w:val="en-US"/>
-        </w:rPr>
-        <w:tab/>
-      </w:r>
-      <w:r>
-        <w:rPr>
-          <w:lang w:val="en-US"/>
-        </w:rPr>
-        <w:tab/>
-      </w:r>
-      <w:r>
-        <w:rPr>
-          <w:lang w:val="en-US"/>
-        </w:rPr>
-        <w:tab/>
-      </w:r>
-      <w:r>
-        <w:rPr>
-          <w:lang w:val="en-US"/>
-        </w:rPr>
-        <w:tab/>
-      </w:r>
-      <w:r>
-        <w:rPr>
-          <w:lang w:val="en-US"/>
-        </w:rPr>
-        <w:tab/>
-        <w:t>lcd.write(“Hello”)</w:t>
-      </w:r>
-    </w:p>
-    <w:p>
-      <w:pPr>
-        <w:rPr>
-          <w:lang w:val="en-US"/>
-        </w:rPr>
-      </w:pPr>
-      <w:r>
-        <w:rPr>
-          <w:lang w:val="en-US"/>
-        </w:rPr>
-        <w:tab/>
-      </w:r>
-      <w:r>
-        <w:rPr>
-          <w:lang w:val="en-US"/>
-        </w:rPr>
-        <w:tab/>
-      </w:r>
-      <w:r>
-        <w:rPr>
-          <w:lang w:val="en-US"/>
-        </w:rPr>
-        <w:tab/>
-      </w:r>
-      <w:r>
-        <w:rPr>
-          <w:lang w:val="en-US"/>
-        </w:rPr>
-        <w:tab/>
-        <w:t>setCursor(Column, Row)</w:t>
-      </w:r>
-    </w:p>
-    <w:p>
-      <w:pPr>
-        <w:rPr>
-          <w:lang w:val="en-US"/>
-        </w:rPr>
-      </w:pPr>
-      <w:r>
-        <w:rPr>
-          <w:lang w:val="en-US"/>
-        </w:rPr>
-        <w:tab/>
-      </w:r>
-      <w:r>
-        <w:rPr>
-          <w:lang w:val="en-US"/>
-        </w:rPr>
-        <w:tab/>
-      </w:r>
-      <w:r>
-        <w:rPr>
-          <w:lang w:val="en-US"/>
-        </w:rPr>
-        <w:tab/>
-      </w:r>
-      <w:r>
-        <w:rPr>
-          <w:lang w:val="en-US"/>
-        </w:rPr>
-        <w:tab/>
-      </w:r>
-      <w:r>
-        <w:rPr>
-          <w:lang w:val="en-US"/>
-        </w:rPr>
-        <w:tab/>
-        <w:t>Usage:</w:t>
-      </w:r>
-    </w:p>
-    <w:p>
-      <w:pPr>
-        <w:rPr>
-          <w:lang w:val="en-US"/>
-        </w:rPr>
-      </w:pPr>
-      <w:r>
-        <w:rPr>
-          <w:lang w:val="en-US"/>
-        </w:rPr>
-        <w:tab/>
-      </w:r>
-      <w:r>
-        <w:rPr>
-          <w:lang w:val="en-US"/>
-        </w:rPr>
-        <w:tab/>
-      </w:r>
-      <w:r>
-        <w:rPr>
-          <w:lang w:val="en-US"/>
-        </w:rPr>
-        <w:tab/>
-      </w:r>
-      <w:r>
-        <w:rPr>
-          <w:lang w:val="en-US"/>
-        </w:rPr>
-        <w:tab/>
-      </w:r>
-      <w:r>
-        <w:rPr>
-          <w:lang w:val="en-US"/>
-        </w:rPr>
-        <w:tab/>
-      </w:r>
-      <w:r>
-        <w:rPr>
-          <w:lang w:val="en-US"/>
-        </w:rPr>
-        <w:tab/>
-        <w:t>Thay đổi vị trí con trỏ</w:t>
-      </w:r>
-    </w:p>
-    <w:p>
-      <w:pPr>
-        <w:rPr>
-          <w:lang w:val="en-US"/>
-        </w:rPr>
-      </w:pPr>
-      <w:r>
-        <w:rPr>
-          <w:lang w:val="en-US"/>
-        </w:rPr>
-        <w:tab/>
-      </w:r>
-      <w:r>
-        <w:rPr>
-          <w:lang w:val="en-US"/>
-        </w:rPr>
-        <w:tab/>
-      </w:r>
-      <w:r>
-        <w:rPr>
-          <w:lang w:val="en-US"/>
-        </w:rPr>
-        <w:tab/>
-      </w:r>
-      <w:r>
-        <w:rPr>
-          <w:lang w:val="en-US"/>
-        </w:rPr>
-        <w:tab/>
-      </w:r>
-      <w:r>
-        <w:rPr>
-          <w:lang w:val="en-US"/>
-        </w:rPr>
-        <w:tab/>
-        <w:t>Ex:</w:t>
-      </w:r>
-    </w:p>
-    <w:p>
-      <w:pPr>
-        <w:rPr>
-          <w:lang w:val="en-US"/>
-        </w:rPr>
-      </w:pPr>
-      <w:r>
-        <w:rPr>
-          <w:lang w:val="en-US"/>
-        </w:rPr>
-        <w:tab/>
-      </w:r>
-      <w:r>
-        <w:rPr>
-          <w:lang w:val="en-US"/>
-        </w:rPr>
-        <w:tab/>
-      </w:r>
-      <w:r>
-        <w:rPr>
-          <w:lang w:val="en-US"/>
-        </w:rPr>
-        <w:tab/>
-      </w:r>
-      <w:r>
-        <w:rPr>
-          <w:lang w:val="en-US"/>
-        </w:rPr>
-        <w:tab/>
-      </w:r>
-      <w:r>
-        <w:rPr>
-          <w:lang w:val="en-US"/>
-        </w:rPr>
-        <w:tab/>
-      </w:r>
-      <w:r>
-        <w:rPr>
-          <w:lang w:val="en-US"/>
-        </w:rPr>
-        <w:tab/>
-        <w:t>lcd.setCursor(2, 1)</w:t>
-      </w:r>
-    </w:p>
-    <w:p>
-      <w:pPr>
-        <w:rPr>
-          <w:lang w:val="en-US"/>
-        </w:rPr>
-      </w:pPr>
-      <w:r>
-        <w:rPr>
-          <w:lang w:val="en-US"/>
-        </w:rPr>
-        <w:tab/>
-      </w:r>
-      <w:r>
-        <w:rPr>
-          <w:lang w:val="en-US"/>
-        </w:rPr>
-        <w:tab/>
-      </w:r>
-      <w:r>
-        <w:rPr>
-          <w:lang w:val="en-US"/>
-        </w:rPr>
-        <w:tab/>
-      </w:r>
-      <w:r>
-        <w:rPr>
-          <w:lang w:val="en-US"/>
-        </w:rPr>
-        <w:tab/>
-        <w:t>clear()</w:t>
-      </w:r>
-    </w:p>
-    <w:p>
-      <w:pPr>
-        <w:rPr>
-          <w:lang w:val="en-US"/>
-        </w:rPr>
-      </w:pPr>
-      <w:r>
-        <w:rPr>
-          <w:lang w:val="en-US"/>
-        </w:rPr>
-        <w:tab/>
-      </w:r>
-      <w:r>
-        <w:rPr>
-          <w:lang w:val="en-US"/>
-        </w:rPr>
-        <w:tab/>
-      </w:r>
-      <w:r>
-        <w:rPr>
-          <w:lang w:val="en-US"/>
-        </w:rPr>
-        <w:tab/>
-      </w:r>
-      <w:r>
-        <w:rPr>
-          <w:lang w:val="en-US"/>
-        </w:rPr>
-        <w:tab/>
-      </w:r>
-      <w:r>
-        <w:rPr>
-          <w:lang w:val="en-US"/>
-        </w:rPr>
-        <w:tab/>
-        <w:t>Usage:</w:t>
-      </w:r>
-    </w:p>
-    <w:p>
-      <w:pPr>
-        <w:rPr>
-          <w:lang w:val="en-US"/>
-        </w:rPr>
-      </w:pPr>
-      <w:r>
-        <w:rPr>
-          <w:lang w:val="en-US"/>
-        </w:rPr>
-        <w:tab/>
-      </w:r>
-      <w:r>
-        <w:rPr>
-          <w:lang w:val="en-US"/>
-        </w:rPr>
-        <w:tab/>
-      </w:r>
-      <w:r>
-        <w:rPr>
-          <w:lang w:val="en-US"/>
-        </w:rPr>
-        <w:tab/>
-      </w:r>
-      <w:r>
-        <w:rPr>
-          <w:lang w:val="en-US"/>
-        </w:rPr>
-        <w:tab/>
-      </w:r>
-      <w:r>
-        <w:rPr>
-          <w:lang w:val="en-US"/>
-        </w:rPr>
-        <w:tab/>
-      </w:r>
-      <w:r>
-        <w:rPr>
-          <w:lang w:val="en-US"/>
-        </w:rPr>
-        <w:tab/>
-        <w:t>Xóa màn hình và đưa con trỏ trở về vị trí đầu</w:t>
-      </w:r>
-    </w:p>
-    <w:p>
-      <w:pPr>
-        <w:rPr>
-          <w:lang w:val="en-US"/>
-        </w:rPr>
-      </w:pPr>
-      <w:r>
-        <w:rPr>
-          <w:lang w:val="en-US"/>
-        </w:rPr>
-        <w:tab/>
-      </w:r>
-      <w:r>
-        <w:rPr>
-          <w:lang w:val="en-US"/>
-        </w:rPr>
-        <w:tab/>
-      </w:r>
-      <w:r>
-        <w:rPr>
-          <w:lang w:val="en-US"/>
-        </w:rPr>
-        <w:tab/>
-      </w:r>
-      <w:r>
-        <w:rPr>
-          <w:lang w:val="en-US"/>
-        </w:rPr>
-        <w:tab/>
-      </w:r>
-      <w:r>
-        <w:rPr>
-          <w:lang w:val="en-US"/>
-        </w:rPr>
-        <w:tab/>
-        <w:t>Ex:</w:t>
-      </w:r>
-    </w:p>
-    <w:p>
-      <w:pPr>
-        <w:rPr>
-          <w:lang w:val="en-US"/>
-        </w:rPr>
-      </w:pPr>
-      <w:r>
-        <w:rPr>
-          <w:lang w:val="en-US"/>
-        </w:rPr>
-        <w:tab/>
-      </w:r>
-      <w:r>
-        <w:rPr>
-          <w:lang w:val="en-US"/>
-        </w:rPr>
-        <w:tab/>
-      </w:r>
-      <w:r>
-        <w:rPr>
-          <w:lang w:val="en-US"/>
-        </w:rPr>
-        <w:tab/>
-      </w:r>
-      <w:r>
-        <w:rPr>
-          <w:lang w:val="en-US"/>
-        </w:rPr>
-        <w:tab/>
-      </w:r>
-      <w:r>
-        <w:rPr>
-          <w:lang w:val="en-US"/>
-        </w:rPr>
-        <w:tab/>
-      </w:r>
-      <w:r>
-        <w:rPr>
-          <w:lang w:val="en-US"/>
-        </w:rPr>
-        <w:tab/>
-        <w:t>lcd.clear()</w:t>
-      </w:r>
-    </w:p>
-    <w:p>
-      <w:pPr>
-        <w:rPr>
-          <w:lang w:val="en-US"/>
-        </w:rPr>
-      </w:pPr>
-      <w:r>
-        <w:rPr>
-          <w:lang w:val="en-US"/>
-        </w:rPr>
-        <w:tab/>
-        <w:t>DHT.h</w:t>
-      </w:r>
-    </w:p>
-    <w:p>
-      <w:pPr>
-        <w:rPr>
-          <w:lang w:val="en-US"/>
-        </w:rPr>
-      </w:pPr>
-      <w:r>
-        <w:rPr>
-          <w:lang w:val="en-US"/>
-        </w:rPr>
-        <w:tab/>
-      </w:r>
-      <w:r>
-        <w:rPr>
-          <w:lang w:val="en-US"/>
-        </w:rPr>
-        <w:tab/>
-        <w:t>DHT Object(Pin Code, Type)</w:t>
-      </w:r>
-    </w:p>
-    <w:p>
-      <w:pPr>
-        <w:rPr>
-          <w:lang w:val="en-US"/>
-        </w:rPr>
-      </w:pPr>
-      <w:r>
-        <w:rPr>
-          <w:lang w:val="en-US"/>
-        </w:rPr>
-        <w:tab/>
-      </w:r>
-      <w:r>
-        <w:rPr>
-          <w:lang w:val="en-US"/>
-        </w:rPr>
-        <w:tab/>
-      </w:r>
-      <w:r>
-        <w:rPr>
-          <w:lang w:val="en-US"/>
-        </w:rPr>
-        <w:tab/>
-        <w:t>Usage:</w:t>
-      </w:r>
-    </w:p>
-    <w:p>
-      <w:pPr>
-        <w:rPr>
-          <w:lang w:val="en-US"/>
-        </w:rPr>
-      </w:pPr>
-      <w:r>
-        <w:rPr>
-          <w:lang w:val="en-US"/>
-        </w:rPr>
-        <w:lastRenderedPageBreak/>
         <w:tab/>
       </w:r>
       <w:r>
@@ -4326,6 +4435,7 @@
           <w:rFonts w:eastAsiaTheme="minorEastAsia"/>
           <w:lang w:val="en-US"/>
         </w:rPr>
+        <w:lastRenderedPageBreak/>
         <w:tab/>
       </w:r>
       <w:r>
@@ -4552,7 +4662,6 @@
         <w:rPr>
           <w:lang w:val="en-US"/>
         </w:rPr>
-        <w:lastRenderedPageBreak/>
         <w:tab/>
       </w:r>
       <w:r>
@@ -5308,6 +5417,7 @@
         <w:rPr>
           <w:lang w:val="en-US"/>
         </w:rPr>
+        <w:lastRenderedPageBreak/>
         <w:tab/>
       </w:r>
       <w:r>
@@ -5435,7 +5545,6 @@
         <w:rPr>
           <w:lang w:val="en-US"/>
         </w:rPr>
-        <w:lastRenderedPageBreak/>
         <w:tab/>
         <w:t>begin(</w:t>
       </w:r>
@@ -5972,6 +6081,7 @@
         <w:rPr>
           <w:lang w:val="en-US"/>
         </w:rPr>
+        <w:lastRenderedPageBreak/>
         <w:tab/>
       </w:r>
       <w:r>
@@ -6124,7 +6234,6 @@
         <w:rPr>
           <w:lang w:val="en-US"/>
         </w:rPr>
-        <w:lastRenderedPageBreak/>
         <w:tab/>
       </w:r>
       <w:r>
@@ -6700,6 +6809,7 @@
           <w:rFonts w:eastAsiaTheme="minorEastAsia"/>
           <w:lang w:val="en-US"/>
         </w:rPr>
+        <w:lastRenderedPageBreak/>
         <w:tab/>
       </w:r>
       <w:r>
@@ -6843,7 +6953,6 @@
         <w:rPr>
           <w:lang w:val="en-US"/>
         </w:rPr>
-        <w:lastRenderedPageBreak/>
         <w:tab/>
       </w:r>
       <w:r>
@@ -7582,10 +7691,10 @@
     </w:lvl>
   </w:abstractNum>
   <w:abstractNum w:abstractNumId="5">
-    <w:nsid w:val="5246130C"/>
+    <w:nsid w:val="51C07990"/>
     <w:multiLevelType w:val="hybridMultilevel"/>
-    <w:tmpl w:val="FB7A11EE"/>
-    <w:lvl w:ilvl="0" w:tplc="47282196">
+    <w:tmpl w:val="B1BC2864"/>
+    <w:lvl w:ilvl="0" w:tplc="190060BE">
       <w:start w:val="1"/>
       <w:numFmt w:val="decimal"/>
       <w:lvlText w:val="%1."/>
@@ -7671,6 +7780,95 @@
     </w:lvl>
   </w:abstractNum>
   <w:abstractNum w:abstractNumId="6">
+    <w:nsid w:val="5246130C"/>
+    <w:multiLevelType w:val="hybridMultilevel"/>
+    <w:tmpl w:val="FB7A11EE"/>
+    <w:lvl w:ilvl="0" w:tplc="47282196">
+      <w:start w:val="1"/>
+      <w:numFmt w:val="decimal"/>
+      <w:lvlText w:val="%1."/>
+      <w:lvlJc w:val="left"/>
+      <w:pPr>
+        <w:ind w:left="1080" w:hanging="360"/>
+      </w:pPr>
+      <w:rPr>
+        <w:rFonts w:hint="default"/>
+      </w:rPr>
+    </w:lvl>
+    <w:lvl w:ilvl="1" w:tplc="042A0019" w:tentative="1">
+      <w:start w:val="1"/>
+      <w:numFmt w:val="lowerLetter"/>
+      <w:lvlText w:val="%2."/>
+      <w:lvlJc w:val="left"/>
+      <w:pPr>
+        <w:ind w:left="1800" w:hanging="360"/>
+      </w:pPr>
+    </w:lvl>
+    <w:lvl w:ilvl="2" w:tplc="042A001B" w:tentative="1">
+      <w:start w:val="1"/>
+      <w:numFmt w:val="lowerRoman"/>
+      <w:lvlText w:val="%3."/>
+      <w:lvlJc w:val="right"/>
+      <w:pPr>
+        <w:ind w:left="2520" w:hanging="180"/>
+      </w:pPr>
+    </w:lvl>
+    <w:lvl w:ilvl="3" w:tplc="042A000F" w:tentative="1">
+      <w:start w:val="1"/>
+      <w:numFmt w:val="decimal"/>
+      <w:lvlText w:val="%4."/>
+      <w:lvlJc w:val="left"/>
+      <w:pPr>
+        <w:ind w:left="3240" w:hanging="360"/>
+      </w:pPr>
+    </w:lvl>
+    <w:lvl w:ilvl="4" w:tplc="042A0019" w:tentative="1">
+      <w:start w:val="1"/>
+      <w:numFmt w:val="lowerLetter"/>
+      <w:lvlText w:val="%5."/>
+      <w:lvlJc w:val="left"/>
+      <w:pPr>
+        <w:ind w:left="3960" w:hanging="360"/>
+      </w:pPr>
+    </w:lvl>
+    <w:lvl w:ilvl="5" w:tplc="042A001B" w:tentative="1">
+      <w:start w:val="1"/>
+      <w:numFmt w:val="lowerRoman"/>
+      <w:lvlText w:val="%6."/>
+      <w:lvlJc w:val="right"/>
+      <w:pPr>
+        <w:ind w:left="4680" w:hanging="180"/>
+      </w:pPr>
+    </w:lvl>
+    <w:lvl w:ilvl="6" w:tplc="042A000F" w:tentative="1">
+      <w:start w:val="1"/>
+      <w:numFmt w:val="decimal"/>
+      <w:lvlText w:val="%7."/>
+      <w:lvlJc w:val="left"/>
+      <w:pPr>
+        <w:ind w:left="5400" w:hanging="360"/>
+      </w:pPr>
+    </w:lvl>
+    <w:lvl w:ilvl="7" w:tplc="042A0019" w:tentative="1">
+      <w:start w:val="1"/>
+      <w:numFmt w:val="lowerLetter"/>
+      <w:lvlText w:val="%8."/>
+      <w:lvlJc w:val="left"/>
+      <w:pPr>
+        <w:ind w:left="6120" w:hanging="360"/>
+      </w:pPr>
+    </w:lvl>
+    <w:lvl w:ilvl="8" w:tplc="042A001B" w:tentative="1">
+      <w:start w:val="1"/>
+      <w:numFmt w:val="lowerRoman"/>
+      <w:lvlText w:val="%9."/>
+      <w:lvlJc w:val="right"/>
+      <w:pPr>
+        <w:ind w:left="6840" w:hanging="180"/>
+      </w:pPr>
+    </w:lvl>
+  </w:abstractNum>
+  <w:abstractNum w:abstractNumId="7">
     <w:nsid w:val="598F1CE7"/>
     <w:multiLevelType w:val="hybridMultilevel"/>
     <w:tmpl w:val="112400A0"/>
@@ -7783,7 +7981,7 @@
       </w:rPr>
     </w:lvl>
   </w:abstractNum>
-  <w:abstractNum w:abstractNumId="7">
+  <w:abstractNum w:abstractNumId="8">
     <w:nsid w:val="5CC235C5"/>
     <w:multiLevelType w:val="hybridMultilevel"/>
     <w:tmpl w:val="9F748E6A"/>
@@ -7872,7 +8070,7 @@
       </w:pPr>
     </w:lvl>
   </w:abstractNum>
-  <w:abstractNum w:abstractNumId="8">
+  <w:abstractNum w:abstractNumId="9">
     <w:nsid w:val="5EE24D32"/>
     <w:multiLevelType w:val="hybridMultilevel"/>
     <w:tmpl w:val="6FF2195C"/>
@@ -7968,25 +8166,28 @@
     <w:abstractNumId w:val="1"/>
   </w:num>
   <w:num w:numId="3">
-    <w:abstractNumId w:val="8"/>
+    <w:abstractNumId w:val="9"/>
   </w:num>
   <w:num w:numId="4">
-    <w:abstractNumId w:val="6"/>
+    <w:abstractNumId w:val="7"/>
   </w:num>
   <w:num w:numId="5">
-    <w:abstractNumId w:val="7"/>
+    <w:abstractNumId w:val="8"/>
   </w:num>
   <w:num w:numId="6">
     <w:abstractNumId w:val="2"/>
   </w:num>
   <w:num w:numId="7">
-    <w:abstractNumId w:val="5"/>
+    <w:abstractNumId w:val="6"/>
   </w:num>
   <w:num w:numId="8">
     <w:abstractNumId w:val="0"/>
   </w:num>
   <w:num w:numId="9">
     <w:abstractNumId w:val="4"/>
+  </w:num>
+  <w:num w:numId="10">
+    <w:abstractNumId w:val="5"/>
   </w:num>
 </w:numbering>
 </file>

--- a/arduino.docx
+++ b/arduino.docx
@@ -795,8 +795,6 @@
         </w:rPr>
         <w:t>Pin GND là Pin luôn có điện thế = 0</w:t>
       </w:r>
-      <w:bookmarkStart w:id="0" w:name="_GoBack"/>
-      <w:bookmarkEnd w:id="0"/>
     </w:p>
     <w:p>
       <w:pPr>
@@ -973,10 +971,6 @@
     <w:p>
       <w:pPr>
         <w:pStyle w:val="ListParagraph"/>
-        <w:numPr>
-          <w:ilvl w:val="0"/>
-          <w:numId w:val="4"/>
-        </w:numPr>
         <w:pBdr>
           <w:top w:val="single" w:sz="4" w:space="1" w:color="auto"/>
           <w:left w:val="single" w:sz="4" w:space="4" w:color="auto"/>
@@ -985,6 +979,7 @@
           <w:between w:val="single" w:sz="4" w:space="1" w:color="auto"/>
           <w:bar w:val="single" w:sz="4" w:color="auto"/>
         </w:pBdr>
+        <w:ind w:left="1080"/>
         <w:rPr>
           <w:lang w:val="en-US"/>
         </w:rPr>
@@ -1023,16 +1018,13 @@
     <w:p>
       <w:pPr>
         <w:pStyle w:val="ListParagraph"/>
-        <w:numPr>
-          <w:ilvl w:val="0"/>
-          <w:numId w:val="4"/>
-        </w:numPr>
         <w:pBdr>
           <w:top w:val="single" w:sz="4" w:space="1" w:color="auto"/>
           <w:left w:val="single" w:sz="4" w:space="4" w:color="auto"/>
           <w:bottom w:val="single" w:sz="4" w:space="1" w:color="auto"/>
           <w:right w:val="single" w:sz="4" w:space="4" w:color="auto"/>
         </w:pBdr>
+        <w:ind w:left="1080"/>
         <w:rPr>
           <w:lang w:val="en-US"/>
         </w:rPr>
@@ -1065,22 +1057,27 @@
         <w:rPr>
           <w:lang w:val="en-US"/>
         </w:rPr>
-        <w:t>Tạm Dừng Chương Trình?</w:t>
+        <w:t>Tạm Dừng C</w:t>
+      </w:r>
+      <w:bookmarkStart w:id="0" w:name="_GoBack"/>
+      <w:bookmarkEnd w:id="0"/>
+      <w:r>
+        <w:rPr>
+          <w:lang w:val="en-US"/>
+        </w:rPr>
+        <w:t>hương Trình?</w:t>
       </w:r>
     </w:p>
     <w:p>
       <w:pPr>
         <w:pStyle w:val="ListParagraph"/>
-        <w:numPr>
-          <w:ilvl w:val="0"/>
-          <w:numId w:val="4"/>
-        </w:numPr>
         <w:pBdr>
           <w:top w:val="single" w:sz="4" w:space="1" w:color="auto"/>
           <w:left w:val="single" w:sz="4" w:space="4" w:color="auto"/>
           <w:bottom w:val="single" w:sz="4" w:space="1" w:color="auto"/>
           <w:right w:val="single" w:sz="4" w:space="4" w:color="auto"/>
         </w:pBdr>
+        <w:ind w:left="1080"/>
         <w:rPr>
           <w:lang w:val="en-US"/>
         </w:rPr>
@@ -1113,16 +1110,13 @@
     <w:p>
       <w:pPr>
         <w:pStyle w:val="ListParagraph"/>
-        <w:numPr>
-          <w:ilvl w:val="0"/>
-          <w:numId w:val="4"/>
-        </w:numPr>
         <w:pBdr>
           <w:top w:val="single" w:sz="4" w:space="1" w:color="auto"/>
           <w:left w:val="single" w:sz="4" w:space="4" w:color="auto"/>
           <w:bottom w:val="single" w:sz="4" w:space="1" w:color="auto"/>
           <w:right w:val="single" w:sz="4" w:space="4" w:color="auto"/>
         </w:pBdr>
+        <w:ind w:left="1080"/>
         <w:rPr>
           <w:lang w:val="en-US"/>
         </w:rPr>

--- a/arduino.docx
+++ b/arduino.docx
@@ -879,7 +879,393 @@
         <w:rPr>
           <w:lang w:val="en-US"/>
         </w:rPr>
-        <w:t>LOW = 0</w:t>
+        <w:t xml:space="preserve">LOW </w:t>
+      </w:r>
+      <w:r>
+        <w:rPr>
+          <w:lang w:val="en-US"/>
+        </w:rPr>
+        <w:t xml:space="preserve">= INPUT </w:t>
+      </w:r>
+      <w:r>
+        <w:rPr>
+          <w:lang w:val="en-US"/>
+        </w:rPr>
+        <w:t>= 0</w:t>
+      </w:r>
+    </w:p>
+    <w:p>
+      <w:pPr>
+        <w:pStyle w:val="ListParagraph"/>
+        <w:numPr>
+          <w:ilvl w:val="0"/>
+          <w:numId w:val="9"/>
+        </w:numPr>
+        <w:pBdr>
+          <w:top w:val="single" w:sz="4" w:space="1" w:color="auto"/>
+          <w:left w:val="single" w:sz="4" w:space="4" w:color="auto"/>
+          <w:bottom w:val="single" w:sz="4" w:space="1" w:color="auto"/>
+          <w:right w:val="single" w:sz="4" w:space="4" w:color="auto"/>
+        </w:pBdr>
+        <w:rPr>
+          <w:lang w:val="en-US"/>
+        </w:rPr>
+      </w:pPr>
+      <w:r>
+        <w:rPr>
+          <w:lang w:val="en-US"/>
+        </w:rPr>
+        <w:t>OUTPUT = 1</w:t>
+      </w:r>
+    </w:p>
+    <w:p>
+      <w:pPr>
+        <w:pStyle w:val="ListParagraph"/>
+        <w:numPr>
+          <w:ilvl w:val="0"/>
+          <w:numId w:val="9"/>
+        </w:numPr>
+        <w:pBdr>
+          <w:top w:val="single" w:sz="4" w:space="1" w:color="auto"/>
+          <w:left w:val="single" w:sz="4" w:space="4" w:color="auto"/>
+          <w:bottom w:val="single" w:sz="4" w:space="1" w:color="auto"/>
+          <w:right w:val="single" w:sz="4" w:space="4" w:color="auto"/>
+        </w:pBdr>
+        <w:rPr>
+          <w:lang w:val="en-US"/>
+        </w:rPr>
+      </w:pPr>
+      <w:r>
+        <w:rPr>
+          <w:lang w:val="en-US"/>
+        </w:rPr>
+        <w:t>A0 = 14</w:t>
+      </w:r>
+    </w:p>
+    <w:p>
+      <w:pPr>
+        <w:pStyle w:val="ListParagraph"/>
+        <w:numPr>
+          <w:ilvl w:val="0"/>
+          <w:numId w:val="9"/>
+        </w:numPr>
+        <w:pBdr>
+          <w:top w:val="single" w:sz="4" w:space="1" w:color="auto"/>
+          <w:left w:val="single" w:sz="4" w:space="4" w:color="auto"/>
+          <w:bottom w:val="single" w:sz="4" w:space="1" w:color="auto"/>
+          <w:right w:val="single" w:sz="4" w:space="4" w:color="auto"/>
+        </w:pBdr>
+        <w:rPr>
+          <w:lang w:val="en-US"/>
+        </w:rPr>
+      </w:pPr>
+      <w:r>
+        <w:rPr>
+          <w:lang w:val="en-US"/>
+        </w:rPr>
+        <w:t>A1 = 15</w:t>
+      </w:r>
+    </w:p>
+    <w:p>
+      <w:pPr>
+        <w:pStyle w:val="ListParagraph"/>
+        <w:numPr>
+          <w:ilvl w:val="0"/>
+          <w:numId w:val="9"/>
+        </w:numPr>
+        <w:pBdr>
+          <w:top w:val="single" w:sz="4" w:space="1" w:color="auto"/>
+          <w:left w:val="single" w:sz="4" w:space="4" w:color="auto"/>
+          <w:bottom w:val="single" w:sz="4" w:space="1" w:color="auto"/>
+          <w:right w:val="single" w:sz="4" w:space="4" w:color="auto"/>
+        </w:pBdr>
+        <w:rPr>
+          <w:lang w:val="en-US"/>
+        </w:rPr>
+      </w:pPr>
+      <w:r>
+        <w:rPr>
+          <w:lang w:val="en-US"/>
+        </w:rPr>
+        <w:t>A2 = 16</w:t>
+      </w:r>
+    </w:p>
+    <w:p>
+      <w:pPr>
+        <w:pStyle w:val="ListParagraph"/>
+        <w:numPr>
+          <w:ilvl w:val="0"/>
+          <w:numId w:val="9"/>
+        </w:numPr>
+        <w:pBdr>
+          <w:top w:val="single" w:sz="4" w:space="1" w:color="auto"/>
+          <w:left w:val="single" w:sz="4" w:space="4" w:color="auto"/>
+          <w:bottom w:val="single" w:sz="4" w:space="1" w:color="auto"/>
+          <w:right w:val="single" w:sz="4" w:space="4" w:color="auto"/>
+        </w:pBdr>
+        <w:rPr>
+          <w:lang w:val="en-US"/>
+        </w:rPr>
+      </w:pPr>
+      <w:r>
+        <w:rPr>
+          <w:lang w:val="en-US"/>
+        </w:rPr>
+        <w:t>A3 = 17</w:t>
+      </w:r>
+    </w:p>
+    <w:p>
+      <w:pPr>
+        <w:pStyle w:val="ListParagraph"/>
+        <w:numPr>
+          <w:ilvl w:val="0"/>
+          <w:numId w:val="9"/>
+        </w:numPr>
+        <w:pBdr>
+          <w:top w:val="single" w:sz="4" w:space="1" w:color="auto"/>
+          <w:left w:val="single" w:sz="4" w:space="4" w:color="auto"/>
+          <w:bottom w:val="single" w:sz="4" w:space="1" w:color="auto"/>
+          <w:right w:val="single" w:sz="4" w:space="4" w:color="auto"/>
+        </w:pBdr>
+        <w:rPr>
+          <w:lang w:val="en-US"/>
+        </w:rPr>
+      </w:pPr>
+      <w:r>
+        <w:rPr>
+          <w:lang w:val="en-US"/>
+        </w:rPr>
+        <w:t>A4 = 18</w:t>
+      </w:r>
+    </w:p>
+    <w:p>
+      <w:pPr>
+        <w:pStyle w:val="ListParagraph"/>
+        <w:numPr>
+          <w:ilvl w:val="0"/>
+          <w:numId w:val="9"/>
+        </w:numPr>
+        <w:pBdr>
+          <w:top w:val="single" w:sz="4" w:space="1" w:color="auto"/>
+          <w:left w:val="single" w:sz="4" w:space="4" w:color="auto"/>
+          <w:bottom w:val="single" w:sz="4" w:space="1" w:color="auto"/>
+          <w:right w:val="single" w:sz="4" w:space="4" w:color="auto"/>
+        </w:pBdr>
+        <w:rPr>
+          <w:lang w:val="en-US"/>
+        </w:rPr>
+      </w:pPr>
+      <w:r>
+        <w:rPr>
+          <w:lang w:val="en-US"/>
+        </w:rPr>
+        <w:t>A5 = 19</w:t>
+      </w:r>
+    </w:p>
+    <w:p>
+      <w:pPr>
+        <w:rPr>
+          <w:lang w:val="en-US"/>
+        </w:rPr>
+      </w:pPr>
+    </w:p>
+    <w:p>
+      <w:pPr>
+        <w:rPr>
+          <w:lang w:val="en-US"/>
+        </w:rPr>
+      </w:pPr>
+      <w:r>
+        <w:rPr>
+          <w:lang w:val="en-US"/>
+        </w:rPr>
+        <w:t>Pin:</w:t>
+      </w:r>
+    </w:p>
+    <w:p>
+      <w:pPr>
+        <w:pStyle w:val="ListParagraph"/>
+        <w:numPr>
+          <w:ilvl w:val="0"/>
+          <w:numId w:val="11"/>
+        </w:numPr>
+        <w:rPr>
+          <w:lang w:val="en-US"/>
+        </w:rPr>
+      </w:pPr>
+      <w:r>
+        <w:rPr>
+          <w:lang w:val="en-US"/>
+        </w:rPr>
+        <w:t>Chỉ Định Chế Độ Của Pin?</w:t>
+      </w:r>
+      <w:r>
+        <w:rPr>
+          <w:lang w:val="en-US"/>
+        </w:rPr>
+        <w:t xml:space="preserve"> Không cần ?</w:t>
+      </w:r>
+    </w:p>
+    <w:p>
+      <w:pPr>
+        <w:pStyle w:val="ListParagraph"/>
+        <w:numPr>
+          <w:ilvl w:val="0"/>
+          <w:numId w:val="4"/>
+        </w:numPr>
+        <w:rPr>
+          <w:lang w:val="en-US"/>
+        </w:rPr>
+      </w:pPr>
+      <w:r>
+        <w:rPr>
+          <w:lang w:val="en-US"/>
+        </w:rPr>
+        <w:t>Mặc định chế độ của Pin là Input, để chuyển sang Output</w:t>
+      </w:r>
+    </w:p>
+    <w:p>
+      <w:pPr>
+        <w:pStyle w:val="ListParagraph"/>
+        <w:pBdr>
+          <w:top w:val="single" w:sz="4" w:space="1" w:color="auto"/>
+          <w:left w:val="single" w:sz="4" w:space="4" w:color="auto"/>
+          <w:bottom w:val="single" w:sz="4" w:space="1" w:color="auto"/>
+          <w:right w:val="single" w:sz="4" w:space="4" w:color="auto"/>
+        </w:pBdr>
+        <w:ind w:left="1080"/>
+        <w:rPr>
+          <w:lang w:val="en-US"/>
+        </w:rPr>
+      </w:pPr>
+      <w:r>
+        <w:rPr>
+          <w:lang w:val="en-US"/>
+        </w:rPr>
+        <w:t>pinMode(&lt;Số Của Pin&gt;, 1);</w:t>
+      </w:r>
+    </w:p>
+    <w:p>
+      <w:pPr>
+        <w:pStyle w:val="ListParagraph"/>
+        <w:numPr>
+          <w:ilvl w:val="0"/>
+          <w:numId w:val="4"/>
+        </w:numPr>
+        <w:rPr>
+          <w:lang w:val="en-US"/>
+        </w:rPr>
+      </w:pPr>
+      <w:r>
+        <w:rPr>
+          <w:lang w:val="en-US"/>
+        </w:rPr>
+        <w:t>Để chuyển ngược lại thành Input</w:t>
+      </w:r>
+    </w:p>
+    <w:p>
+      <w:pPr>
+        <w:pStyle w:val="ListParagraph"/>
+        <w:pBdr>
+          <w:top w:val="single" w:sz="4" w:space="1" w:color="auto"/>
+          <w:left w:val="single" w:sz="4" w:space="4" w:color="auto"/>
+          <w:bottom w:val="single" w:sz="4" w:space="1" w:color="auto"/>
+          <w:right w:val="single" w:sz="4" w:space="4" w:color="auto"/>
+        </w:pBdr>
+        <w:ind w:left="1080"/>
+        <w:rPr>
+          <w:lang w:val="en-US"/>
+        </w:rPr>
+      </w:pPr>
+      <w:r>
+        <w:rPr>
+          <w:lang w:val="en-US"/>
+        </w:rPr>
+        <w:t>pinMode(&lt;Số Của Pin&gt;, 0);</w:t>
+      </w:r>
+    </w:p>
+    <w:p>
+      <w:pPr>
+        <w:pStyle w:val="ListParagraph"/>
+        <w:numPr>
+          <w:ilvl w:val="0"/>
+          <w:numId w:val="11"/>
+        </w:numPr>
+        <w:rPr>
+          <w:lang w:val="en-US"/>
+        </w:rPr>
+      </w:pPr>
+      <w:r>
+        <w:rPr>
+          <w:lang w:val="en-US"/>
+        </w:rPr>
+        <w:t>Dấu “~” Bên Cạnh Pin?</w:t>
+      </w:r>
+    </w:p>
+    <w:p>
+      <w:pPr>
+        <w:pStyle w:val="ListParagraph"/>
+        <w:numPr>
+          <w:ilvl w:val="0"/>
+          <w:numId w:val="4"/>
+        </w:numPr>
+        <w:rPr>
+          <w:lang w:val="en-US"/>
+        </w:rPr>
+      </w:pPr>
+      <w:r>
+        <w:rPr>
+          <w:lang w:val="en-US"/>
+        </w:rPr>
+        <w:t>Nó chỉ định rằng đây là Analog Pin, nếu không có dấu này thì là Digital Pin</w:t>
+      </w:r>
+    </w:p>
+    <w:p>
+      <w:pPr>
+        <w:pStyle w:val="ListParagraph"/>
+        <w:numPr>
+          <w:ilvl w:val="0"/>
+          <w:numId w:val="11"/>
+        </w:numPr>
+        <w:rPr>
+          <w:lang w:val="en-US"/>
+        </w:rPr>
+      </w:pPr>
+      <w:r>
+        <w:rPr>
+          <w:lang w:val="en-US"/>
+        </w:rPr>
+        <w:t>Pin A0, A1, …</w:t>
+      </w:r>
+      <w:r>
+        <w:rPr>
+          <w:lang w:val="en-US"/>
+        </w:rPr>
+        <w:t>, A5</w:t>
+      </w:r>
+      <w:r>
+        <w:rPr>
+          <w:lang w:val="en-US"/>
+        </w:rPr>
+        <w:t>?</w:t>
+      </w:r>
+    </w:p>
+    <w:p>
+      <w:pPr>
+        <w:pStyle w:val="ListParagraph"/>
+        <w:numPr>
+          <w:ilvl w:val="0"/>
+          <w:numId w:val="4"/>
+        </w:numPr>
+        <w:rPr>
+          <w:lang w:val="en-US"/>
+        </w:rPr>
+      </w:pPr>
+      <w:r>
+        <w:rPr>
+          <w:lang w:val="en-US"/>
+        </w:rPr>
+        <w:t>Là Sensor Pin</w:t>
       </w:r>
     </w:p>
     <w:p>
@@ -929,7 +1315,19 @@
         <w:rPr>
           <w:lang w:val="en-US"/>
         </w:rPr>
-        <w:t xml:space="preserve">Điện Thế 5 </w:t>
+        <w:t>Điện Thế</w:t>
+      </w:r>
+      <w:r>
+        <w:rPr>
+          <w:lang w:val="en-US"/>
+        </w:rPr>
+        <w:t xml:space="preserve"> 0</w:t>
+      </w:r>
+      <w:r>
+        <w:rPr>
+          <w:lang w:val="en-US"/>
+        </w:rPr>
+        <w:t xml:space="preserve"> </w:t>
       </w:r>
       <w:r>
         <w:rPr>
@@ -941,7 +1339,19 @@
         <w:rPr>
           <w:lang w:val="en-US"/>
         </w:rPr>
-        <w:t xml:space="preserve">Hoặc 0 </w:t>
+        <w:t>Hoặ</w:t>
+      </w:r>
+      <w:r>
+        <w:rPr>
+          <w:lang w:val="en-US"/>
+        </w:rPr>
+        <w:t>c 5</w:t>
+      </w:r>
+      <w:r>
+        <w:rPr>
+          <w:lang w:val="en-US"/>
+        </w:rPr>
+        <w:t xml:space="preserve"> </w:t>
       </w:r>
       <w:r>
         <w:rPr>
@@ -1012,6 +1422,66 @@
         <w:rPr>
           <w:lang w:val="en-US"/>
         </w:rPr>
+        <w:t>Nếu &lt;Điện Thế&gt; = 0, hoặc là số âm không nguyên, hoặc là số dương &lt; 1, thì sẽ quy đổi về 0, các trường hợp còn lại quy đổi về</w:t>
+      </w:r>
+      <w:r>
+        <w:rPr>
+          <w:lang w:val="en-US"/>
+        </w:rPr>
+        <w:t xml:space="preserve"> 5</w:t>
+      </w:r>
+    </w:p>
+    <w:p>
+      <w:pPr>
+        <w:pStyle w:val="ListParagraph"/>
+        <w:numPr>
+          <w:ilvl w:val="0"/>
+          <w:numId w:val="4"/>
+        </w:numPr>
+        <w:rPr>
+          <w:lang w:val="en-US"/>
+        </w:rPr>
+      </w:pPr>
+      <w:r>
+        <w:rPr>
+          <w:lang w:val="en-US"/>
+        </w:rPr>
+        <w:t>&lt;Số Của Pin&gt; sẽ được loại bỏ phần thập phân</w:t>
+      </w:r>
+    </w:p>
+    <w:p>
+      <w:pPr>
+        <w:pStyle w:val="ListParagraph"/>
+        <w:numPr>
+          <w:ilvl w:val="0"/>
+          <w:numId w:val="4"/>
+        </w:numPr>
+        <w:rPr>
+          <w:lang w:val="en-US"/>
+        </w:rPr>
+      </w:pPr>
+      <w:r>
+        <w:rPr>
+          <w:lang w:val="en-US"/>
+        </w:rPr>
+        <w:t>Câu lệnh này áp dụng với mọi Pin</w:t>
+      </w:r>
+    </w:p>
+    <w:p>
+      <w:pPr>
+        <w:pStyle w:val="ListParagraph"/>
+        <w:numPr>
+          <w:ilvl w:val="0"/>
+          <w:numId w:val="4"/>
+        </w:numPr>
+        <w:rPr>
+          <w:lang w:val="en-US"/>
+        </w:rPr>
+      </w:pPr>
+      <w:r>
+        <w:rPr>
+          <w:lang w:val="en-US"/>
+        </w:rPr>
         <w:t>Ví dụ</w:t>
       </w:r>
     </w:p>
@@ -1033,7 +1503,13 @@
         <w:rPr>
           <w:lang w:val="en-US"/>
         </w:rPr>
-        <w:t>digitalWrite(13, HIGH)</w:t>
+        <w:t>digitalWrite(13, HIGH</w:t>
+      </w:r>
+      <w:r>
+        <w:rPr>
+          <w:lang w:val="en-US"/>
+        </w:rPr>
+        <w:t>)</w:t>
       </w:r>
       <w:r>
         <w:rPr>
@@ -1057,15 +1533,168 @@
         <w:rPr>
           <w:lang w:val="en-US"/>
         </w:rPr>
-        <w:t>Tạm Dừng C</w:t>
-      </w:r>
-      <w:bookmarkStart w:id="0" w:name="_GoBack"/>
-      <w:bookmarkEnd w:id="0"/>
-      <w:r>
-        <w:rPr>
-          <w:lang w:val="en-US"/>
-        </w:rPr>
-        <w:t>hương Trình?</w:t>
+        <w:t xml:space="preserve">Áp </w:t>
+      </w:r>
+      <w:r>
+        <w:rPr>
+          <w:lang w:val="en-US"/>
+        </w:rPr>
+        <w:t xml:space="preserve">Điện Thế Từ 0 </w:t>
+      </w:r>
+      <w:r>
+        <w:rPr>
+          <w:lang w:val="en-US"/>
+        </w:rPr>
+        <w:t xml:space="preserve">V </w:t>
+      </w:r>
+      <w:r>
+        <w:rPr>
+          <w:lang w:val="en-US"/>
+        </w:rPr>
+        <w:t xml:space="preserve">Đến 5 </w:t>
+      </w:r>
+      <w:r>
+        <w:rPr>
+          <w:lang w:val="en-US"/>
+        </w:rPr>
+        <w:t xml:space="preserve">V </w:t>
+      </w:r>
+      <w:r>
+        <w:rPr>
+          <w:lang w:val="en-US"/>
+        </w:rPr>
+        <w:t xml:space="preserve">Vào 1 </w:t>
+      </w:r>
+      <w:r>
+        <w:rPr>
+          <w:lang w:val="en-US"/>
+        </w:rPr>
+        <w:t>Pin</w:t>
+      </w:r>
+      <w:r>
+        <w:rPr>
+          <w:lang w:val="en-US"/>
+        </w:rPr>
+        <w:t>?</w:t>
+      </w:r>
+    </w:p>
+    <w:p>
+      <w:pPr>
+        <w:pStyle w:val="ListParagraph"/>
+        <w:pBdr>
+          <w:top w:val="single" w:sz="4" w:space="1" w:color="auto"/>
+          <w:left w:val="single" w:sz="4" w:space="4" w:color="auto"/>
+          <w:bottom w:val="single" w:sz="4" w:space="1" w:color="auto"/>
+          <w:right w:val="single" w:sz="4" w:space="4" w:color="auto"/>
+          <w:between w:val="single" w:sz="4" w:space="1" w:color="auto"/>
+          <w:bar w:val="single" w:sz="4" w:color="auto"/>
+        </w:pBdr>
+        <w:ind w:left="1080"/>
+        <w:rPr>
+          <w:lang w:val="en-US"/>
+        </w:rPr>
+      </w:pPr>
+      <w:r>
+        <w:rPr>
+          <w:lang w:val="en-US"/>
+        </w:rPr>
+        <w:t xml:space="preserve"> </w:t>
+      </w:r>
+      <w:r>
+        <w:rPr>
+          <w:lang w:val="en-US"/>
+        </w:rPr>
+        <w:t>analog</w:t>
+      </w:r>
+      <w:r>
+        <w:rPr>
+          <w:lang w:val="en-US"/>
+        </w:rPr>
+        <w:t>Write(&lt;Số Của Pin&gt;, &lt;Điện Thế&gt;);</w:t>
+      </w:r>
+    </w:p>
+    <w:p>
+      <w:pPr>
+        <w:pStyle w:val="ListParagraph"/>
+        <w:numPr>
+          <w:ilvl w:val="0"/>
+          <w:numId w:val="4"/>
+        </w:numPr>
+        <w:rPr>
+          <w:lang w:val="en-US"/>
+        </w:rPr>
+      </w:pPr>
+      <w:r>
+        <w:rPr>
+          <w:lang w:val="en-US"/>
+        </w:rPr>
+        <w:t>Nếu &lt;Điện Thế&gt; có giá trị từ 0 đến 255 thì sẽ quy đổi thành từ 0 đến 5, ngoài khoảng này thì kh</w:t>
+      </w:r>
+      <w:r>
+        <w:rPr>
+          <w:lang w:val="en-US"/>
+        </w:rPr>
+        <w:t>ông xác định được hành vi</w:t>
+      </w:r>
+    </w:p>
+    <w:p>
+      <w:pPr>
+        <w:pStyle w:val="ListParagraph"/>
+        <w:numPr>
+          <w:ilvl w:val="0"/>
+          <w:numId w:val="4"/>
+        </w:numPr>
+        <w:rPr>
+          <w:lang w:val="en-US"/>
+        </w:rPr>
+      </w:pPr>
+      <w:r>
+        <w:rPr>
+          <w:lang w:val="en-US"/>
+        </w:rPr>
+        <w:t>&lt;Số Của Pin&gt; sẽ được loại bỏ phần thập phân</w:t>
+      </w:r>
+    </w:p>
+    <w:p>
+      <w:pPr>
+        <w:pStyle w:val="ListParagraph"/>
+        <w:numPr>
+          <w:ilvl w:val="0"/>
+          <w:numId w:val="4"/>
+        </w:numPr>
+        <w:rPr>
+          <w:lang w:val="en-US"/>
+        </w:rPr>
+      </w:pPr>
+      <w:r>
+        <w:rPr>
+          <w:lang w:val="en-US"/>
+        </w:rPr>
+        <w:t>Câu lệnh này sẽ vô dụng với Digital Pin</w:t>
+      </w:r>
+      <w:r>
+        <w:rPr>
+          <w:lang w:val="en-US"/>
+        </w:rPr>
+        <w:t xml:space="preserve"> và Sensor Pin</w:t>
+      </w:r>
+    </w:p>
+    <w:p>
+      <w:pPr>
+        <w:pStyle w:val="ListParagraph"/>
+        <w:numPr>
+          <w:ilvl w:val="0"/>
+          <w:numId w:val="4"/>
+        </w:numPr>
+        <w:rPr>
+          <w:lang w:val="en-US"/>
+        </w:rPr>
+      </w:pPr>
+      <w:r>
+        <w:rPr>
+          <w:lang w:val="en-US"/>
+        </w:rPr>
+        <w:t>Ví dụ</w:t>
       </w:r>
     </w:p>
     <w:p>
@@ -1086,7 +1715,13 @@
         <w:rPr>
           <w:lang w:val="en-US"/>
         </w:rPr>
-        <w:t>delay(&lt;Số Mili Giây&gt;);</w:t>
+        <w:t>analogWrite(11, 125</w:t>
+      </w:r>
+      <w:r>
+        <w:rPr>
+          <w:lang w:val="en-US"/>
+        </w:rPr>
+        <w:t>);</w:t>
       </w:r>
     </w:p>
     <w:p>
@@ -1094,7 +1729,7 @@
         <w:pStyle w:val="ListParagraph"/>
         <w:numPr>
           <w:ilvl w:val="0"/>
-          <w:numId w:val="4"/>
+          <w:numId w:val="8"/>
         </w:numPr>
         <w:rPr>
           <w:lang w:val="en-US"/>
@@ -1104,7 +1739,19 @@
         <w:rPr>
           <w:lang w:val="en-US"/>
         </w:rPr>
-        <w:t>Ví dụ</w:t>
+        <w:t xml:space="preserve">Đọc </w:t>
+      </w:r>
+      <w:r>
+        <w:rPr>
+          <w:lang w:val="en-US"/>
+        </w:rPr>
+        <w:t>Điện Thế</w:t>
+      </w:r>
+      <w:r>
+        <w:rPr>
+          <w:lang w:val="en-US"/>
+        </w:rPr>
+        <w:t xml:space="preserve"> Từ 1 Pin?</w:t>
       </w:r>
     </w:p>
     <w:p>
@@ -1125,6 +1772,266 @@
         <w:rPr>
           <w:lang w:val="en-US"/>
         </w:rPr>
+        <w:lastRenderedPageBreak/>
+        <w:t>&lt;Điện Thế&gt; = analogRead(&lt;Số Của Pin&gt;);</w:t>
+      </w:r>
+    </w:p>
+    <w:p>
+      <w:pPr>
+        <w:pStyle w:val="ListParagraph"/>
+        <w:numPr>
+          <w:ilvl w:val="0"/>
+          <w:numId w:val="4"/>
+        </w:numPr>
+        <w:rPr>
+          <w:lang w:val="en-US"/>
+        </w:rPr>
+      </w:pPr>
+      <w:r>
+        <w:rPr>
+          <w:lang w:val="en-US"/>
+        </w:rPr>
+        <w:t>&lt;Điện Thế&gt; có giá trị</w:t>
+      </w:r>
+      <w:r>
+        <w:rPr>
+          <w:lang w:val="en-US"/>
+        </w:rPr>
+        <w:t xml:space="preserve"> nguyên</w:t>
+      </w:r>
+      <w:r>
+        <w:rPr>
+          <w:lang w:val="en-US"/>
+        </w:rPr>
+        <w:t xml:space="preserve"> từ 0 đến 1023 tương ứng 0 </w:t>
+      </w:r>
+      <w:r>
+        <w:rPr>
+          <w:lang w:val="en-US"/>
+        </w:rPr>
+        <w:t xml:space="preserve">V </w:t>
+      </w:r>
+      <w:bookmarkStart w:id="0" w:name="_GoBack"/>
+      <w:bookmarkEnd w:id="0"/>
+      <w:r>
+        <w:rPr>
+          <w:lang w:val="en-US"/>
+        </w:rPr>
+        <w:t>đến 5</w:t>
+      </w:r>
+      <w:r>
+        <w:rPr>
+          <w:lang w:val="en-US"/>
+        </w:rPr>
+        <w:t xml:space="preserve"> V</w:t>
+      </w:r>
+    </w:p>
+    <w:p>
+      <w:pPr>
+        <w:pStyle w:val="ListParagraph"/>
+        <w:numPr>
+          <w:ilvl w:val="0"/>
+          <w:numId w:val="4"/>
+        </w:numPr>
+        <w:rPr>
+          <w:lang w:val="en-US"/>
+        </w:rPr>
+      </w:pPr>
+      <w:r>
+        <w:rPr>
+          <w:lang w:val="en-US"/>
+        </w:rPr>
+        <w:t>Câu lệnh này sẽ vô dụng với Digital Pin và Analog Pin</w:t>
+      </w:r>
+    </w:p>
+    <w:p>
+      <w:pPr>
+        <w:pStyle w:val="ListParagraph"/>
+        <w:numPr>
+          <w:ilvl w:val="0"/>
+          <w:numId w:val="4"/>
+        </w:numPr>
+        <w:rPr>
+          <w:lang w:val="en-US"/>
+        </w:rPr>
+      </w:pPr>
+      <w:r>
+        <w:rPr>
+          <w:lang w:val="en-US"/>
+        </w:rPr>
+        <w:t>Ví dụ</w:t>
+      </w:r>
+    </w:p>
+    <w:p>
+      <w:pPr>
+        <w:pStyle w:val="ListParagraph"/>
+        <w:pBdr>
+          <w:top w:val="single" w:sz="4" w:space="1" w:color="auto"/>
+          <w:left w:val="single" w:sz="4" w:space="4" w:color="auto"/>
+          <w:bottom w:val="single" w:sz="4" w:space="1" w:color="auto"/>
+          <w:right w:val="single" w:sz="4" w:space="4" w:color="auto"/>
+        </w:pBdr>
+        <w:ind w:left="1080"/>
+        <w:rPr>
+          <w:lang w:val="en-US"/>
+        </w:rPr>
+      </w:pPr>
+      <w:r>
+        <w:rPr>
+          <w:lang w:val="en-US"/>
+        </w:rPr>
+        <w:t>foo = analogRead(A0);</w:t>
+      </w:r>
+    </w:p>
+    <w:p>
+      <w:pPr>
+        <w:pStyle w:val="ListParagraph"/>
+        <w:numPr>
+          <w:ilvl w:val="0"/>
+          <w:numId w:val="4"/>
+        </w:numPr>
+        <w:rPr>
+          <w:lang w:val="en-US"/>
+        </w:rPr>
+      </w:pPr>
+      <w:r>
+        <w:rPr>
+          <w:lang w:val="en-US"/>
+        </w:rPr>
+        <w:t>Ta có</w:t>
+      </w:r>
+    </w:p>
+    <w:tbl>
+      <w:tblPr>
+        <w:tblStyle w:val="TableGrid"/>
+        <w:tblW w:w="0" w:type="auto"/>
+        <w:tblInd w:w="1080" w:type="dxa"/>
+        <w:tblLook w:val="04A0" w:firstRow="1" w:lastRow="0" w:firstColumn="1" w:lastColumn="0" w:noHBand="0" w:noVBand="1"/>
+      </w:tblPr>
+      <w:tblGrid>
+        <w:gridCol w:w="4077"/>
+        <w:gridCol w:w="4085"/>
+      </w:tblGrid>
+      <w:tr>
+        <w:tc>
+          <w:tcPr>
+            <w:tcW w:w="4621" w:type="dxa"/>
+          </w:tcPr>
+          <w:p>
+            <w:pPr>
+              <w:pStyle w:val="ListParagraph"/>
+              <w:ind w:left="0"/>
+              <w:jc w:val="center"/>
+              <w:rPr>
+                <w:lang w:val="en-US"/>
+              </w:rPr>
+            </w:pPr>
+            <w:r>
+              <w:rPr>
+                <w:lang w:val="en-US"/>
+              </w:rPr>
+              <w:t>foo</w:t>
+            </w:r>
+          </w:p>
+        </w:tc>
+        <w:tc>
+          <w:tcPr>
+            <w:tcW w:w="4621" w:type="dxa"/>
+          </w:tcPr>
+          <w:p>
+            <w:pPr>
+              <w:pStyle w:val="ListParagraph"/>
+              <w:ind w:left="0"/>
+              <w:jc w:val="center"/>
+              <w:rPr>
+                <w:lang w:val="en-US"/>
+              </w:rPr>
+            </w:pPr>
+            <w:r>
+              <w:rPr>
+                <w:lang w:val="en-US"/>
+              </w:rPr>
+              <w:t>567</w:t>
+            </w:r>
+          </w:p>
+        </w:tc>
+      </w:tr>
+    </w:tbl>
+    <w:p>
+      <w:pPr>
+        <w:pStyle w:val="ListParagraph"/>
+        <w:numPr>
+          <w:ilvl w:val="0"/>
+          <w:numId w:val="8"/>
+        </w:numPr>
+        <w:rPr>
+          <w:lang w:val="en-US"/>
+        </w:rPr>
+      </w:pPr>
+      <w:r>
+        <w:rPr>
+          <w:lang w:val="en-US"/>
+        </w:rPr>
+        <w:t>Tạm Dừng Chương Trình?</w:t>
+      </w:r>
+    </w:p>
+    <w:p>
+      <w:pPr>
+        <w:pStyle w:val="ListParagraph"/>
+        <w:pBdr>
+          <w:top w:val="single" w:sz="4" w:space="1" w:color="auto"/>
+          <w:left w:val="single" w:sz="4" w:space="4" w:color="auto"/>
+          <w:bottom w:val="single" w:sz="4" w:space="1" w:color="auto"/>
+          <w:right w:val="single" w:sz="4" w:space="4" w:color="auto"/>
+        </w:pBdr>
+        <w:ind w:left="1080"/>
+        <w:rPr>
+          <w:lang w:val="en-US"/>
+        </w:rPr>
+      </w:pPr>
+      <w:r>
+        <w:rPr>
+          <w:lang w:val="en-US"/>
+        </w:rPr>
+        <w:t>delay(&lt;Số Mili Giây&gt;);</w:t>
+      </w:r>
+    </w:p>
+    <w:p>
+      <w:pPr>
+        <w:pStyle w:val="ListParagraph"/>
+        <w:numPr>
+          <w:ilvl w:val="0"/>
+          <w:numId w:val="4"/>
+        </w:numPr>
+        <w:rPr>
+          <w:lang w:val="en-US"/>
+        </w:rPr>
+      </w:pPr>
+      <w:r>
+        <w:rPr>
+          <w:lang w:val="en-US"/>
+        </w:rPr>
+        <w:t>Ví dụ</w:t>
+      </w:r>
+    </w:p>
+    <w:p>
+      <w:pPr>
+        <w:pStyle w:val="ListParagraph"/>
+        <w:pBdr>
+          <w:top w:val="single" w:sz="4" w:space="1" w:color="auto"/>
+          <w:left w:val="single" w:sz="4" w:space="4" w:color="auto"/>
+          <w:bottom w:val="single" w:sz="4" w:space="1" w:color="auto"/>
+          <w:right w:val="single" w:sz="4" w:space="4" w:color="auto"/>
+        </w:pBdr>
+        <w:ind w:left="1080"/>
+        <w:rPr>
+          <w:lang w:val="en-US"/>
+        </w:rPr>
+      </w:pPr>
+      <w:r>
+        <w:rPr>
+          <w:lang w:val="en-US"/>
+        </w:rPr>
         <w:t>delay(2000);</w:t>
       </w:r>
     </w:p>
@@ -1427,6 +2334,122 @@
         <w:rPr>
           <w:lang w:val="en-US"/>
         </w:rPr>
+        <w:tab/>
+      </w:r>
+      <w:r>
+        <w:rPr>
+          <w:lang w:val="en-US"/>
+        </w:rPr>
+        <w:tab/>
+      </w:r>
+      <w:r>
+        <w:rPr>
+          <w:lang w:val="en-US"/>
+        </w:rPr>
+        <w:tab/>
+        <w:t>Ex:</w:t>
+      </w:r>
+    </w:p>
+    <w:p>
+      <w:pPr>
+        <w:rPr>
+          <w:lang w:val="en-US"/>
+        </w:rPr>
+      </w:pPr>
+      <w:r>
+        <w:rPr>
+          <w:lang w:val="en-US"/>
+        </w:rPr>
+        <w:tab/>
+      </w:r>
+      <w:r>
+        <w:rPr>
+          <w:lang w:val="en-US"/>
+        </w:rPr>
+        <w:tab/>
+      </w:r>
+      <w:r>
+        <w:rPr>
+          <w:lang w:val="en-US"/>
+        </w:rPr>
+        <w:tab/>
+      </w:r>
+      <w:r>
+        <w:rPr>
+          <w:lang w:val="en-US"/>
+        </w:rPr>
+        <w:tab/>
+        <w:t>Servo foo</w:t>
+      </w:r>
+    </w:p>
+    <w:p>
+      <w:pPr>
+        <w:rPr>
+          <w:lang w:val="en-US"/>
+        </w:rPr>
+      </w:pPr>
+      <w:r>
+        <w:rPr>
+          <w:lang w:val="en-US"/>
+        </w:rPr>
+        <w:tab/>
+      </w:r>
+      <w:r>
+        <w:rPr>
+          <w:lang w:val="en-US"/>
+        </w:rPr>
+        <w:tab/>
+      </w:r>
+      <w:r>
+        <w:rPr>
+          <w:lang w:val="en-US"/>
+        </w:rPr>
+        <w:tab/>
+        <w:t>Object:</w:t>
+      </w:r>
+    </w:p>
+    <w:p>
+      <w:pPr>
+        <w:rPr>
+          <w:lang w:val="en-US"/>
+        </w:rPr>
+      </w:pPr>
+      <w:r>
+        <w:rPr>
+          <w:lang w:val="en-US"/>
+        </w:rPr>
+        <w:tab/>
+      </w:r>
+      <w:r>
+        <w:rPr>
+          <w:lang w:val="en-US"/>
+        </w:rPr>
+        <w:tab/>
+      </w:r>
+      <w:r>
+        <w:rPr>
+          <w:lang w:val="en-US"/>
+        </w:rPr>
+        <w:tab/>
+      </w:r>
+      <w:r>
+        <w:rPr>
+          <w:lang w:val="en-US"/>
+        </w:rPr>
+        <w:tab/>
+        <w:t>attach(Pin Code)</w:t>
+      </w:r>
+    </w:p>
+    <w:p>
+      <w:pPr>
+        <w:rPr>
+          <w:lang w:val="en-US"/>
+        </w:rPr>
+      </w:pPr>
+      <w:r>
+        <w:rPr>
+          <w:lang w:val="en-US"/>
+        </w:rPr>
         <w:lastRenderedPageBreak/>
         <w:tab/>
       </w:r>
@@ -1441,6 +2464,100 @@
           <w:lang w:val="en-US"/>
         </w:rPr>
         <w:tab/>
+      </w:r>
+      <w:r>
+        <w:rPr>
+          <w:lang w:val="en-US"/>
+        </w:rPr>
+        <w:tab/>
+      </w:r>
+      <w:r>
+        <w:rPr>
+          <w:lang w:val="en-US"/>
+        </w:rPr>
+        <w:tab/>
+        <w:t>Usage:</w:t>
+      </w:r>
+    </w:p>
+    <w:p>
+      <w:pPr>
+        <w:rPr>
+          <w:lang w:val="en-US"/>
+        </w:rPr>
+      </w:pPr>
+      <w:r>
+        <w:rPr>
+          <w:lang w:val="en-US"/>
+        </w:rPr>
+        <w:tab/>
+      </w:r>
+      <w:r>
+        <w:rPr>
+          <w:lang w:val="en-US"/>
+        </w:rPr>
+        <w:tab/>
+      </w:r>
+      <w:r>
+        <w:rPr>
+          <w:lang w:val="en-US"/>
+        </w:rPr>
+        <w:tab/>
+      </w:r>
+      <w:r>
+        <w:rPr>
+          <w:lang w:val="en-US"/>
+        </w:rPr>
+        <w:tab/>
+      </w:r>
+      <w:r>
+        <w:rPr>
+          <w:lang w:val="en-US"/>
+        </w:rPr>
+        <w:tab/>
+      </w:r>
+      <w:r>
+        <w:rPr>
+          <w:lang w:val="en-US"/>
+        </w:rPr>
+        <w:tab/>
+        <w:t>Kết nối với Pin điều khiển Servo</w:t>
+      </w:r>
+    </w:p>
+    <w:p>
+      <w:pPr>
+        <w:rPr>
+          <w:lang w:val="en-US"/>
+        </w:rPr>
+      </w:pPr>
+      <w:r>
+        <w:rPr>
+          <w:lang w:val="en-US"/>
+        </w:rPr>
+        <w:tab/>
+      </w:r>
+      <w:r>
+        <w:rPr>
+          <w:lang w:val="en-US"/>
+        </w:rPr>
+        <w:tab/>
+      </w:r>
+      <w:r>
+        <w:rPr>
+          <w:lang w:val="en-US"/>
+        </w:rPr>
+        <w:tab/>
+      </w:r>
+      <w:r>
+        <w:rPr>
+          <w:lang w:val="en-US"/>
+        </w:rPr>
+        <w:tab/>
+      </w:r>
+      <w:r>
+        <w:rPr>
+          <w:lang w:val="en-US"/>
+        </w:rPr>
+        <w:tab/>
         <w:t>Ex:</w:t>
       </w:r>
     </w:p>
@@ -1473,7 +2590,409 @@
           <w:lang w:val="en-US"/>
         </w:rPr>
         <w:tab/>
-        <w:t>Servo foo</w:t>
+      </w:r>
+      <w:r>
+        <w:rPr>
+          <w:lang w:val="en-US"/>
+        </w:rPr>
+        <w:tab/>
+      </w:r>
+      <w:r>
+        <w:rPr>
+          <w:lang w:val="en-US"/>
+        </w:rPr>
+        <w:tab/>
+        <w:t>foo.attach(13)</w:t>
+      </w:r>
+    </w:p>
+    <w:p>
+      <w:pPr>
+        <w:rPr>
+          <w:lang w:val="en-US"/>
+        </w:rPr>
+      </w:pPr>
+      <w:r>
+        <w:rPr>
+          <w:lang w:val="en-US"/>
+        </w:rPr>
+        <w:tab/>
+      </w:r>
+      <w:r>
+        <w:rPr>
+          <w:lang w:val="en-US"/>
+        </w:rPr>
+        <w:tab/>
+      </w:r>
+      <w:r>
+        <w:rPr>
+          <w:lang w:val="en-US"/>
+        </w:rPr>
+        <w:tab/>
+      </w:r>
+      <w:r>
+        <w:rPr>
+          <w:lang w:val="en-US"/>
+        </w:rPr>
+        <w:tab/>
+        <w:t>write(Angle)</w:t>
+      </w:r>
+    </w:p>
+    <w:p>
+      <w:pPr>
+        <w:rPr>
+          <w:lang w:val="en-US"/>
+        </w:rPr>
+      </w:pPr>
+      <w:r>
+        <w:rPr>
+          <w:lang w:val="en-US"/>
+        </w:rPr>
+        <w:tab/>
+      </w:r>
+      <w:r>
+        <w:rPr>
+          <w:lang w:val="en-US"/>
+        </w:rPr>
+        <w:tab/>
+      </w:r>
+      <w:r>
+        <w:rPr>
+          <w:lang w:val="en-US"/>
+        </w:rPr>
+        <w:tab/>
+      </w:r>
+      <w:r>
+        <w:rPr>
+          <w:lang w:val="en-US"/>
+        </w:rPr>
+        <w:tab/>
+      </w:r>
+      <w:r>
+        <w:rPr>
+          <w:lang w:val="en-US"/>
+        </w:rPr>
+        <w:tab/>
+        <w:t>Usage:</w:t>
+      </w:r>
+    </w:p>
+    <w:p>
+      <w:pPr>
+        <w:rPr>
+          <w:lang w:val="en-US"/>
+        </w:rPr>
+      </w:pPr>
+      <w:r>
+        <w:rPr>
+          <w:lang w:val="en-US"/>
+        </w:rPr>
+        <w:tab/>
+      </w:r>
+      <w:r>
+        <w:rPr>
+          <w:lang w:val="en-US"/>
+        </w:rPr>
+        <w:tab/>
+      </w:r>
+      <w:r>
+        <w:rPr>
+          <w:lang w:val="en-US"/>
+        </w:rPr>
+        <w:tab/>
+      </w:r>
+      <w:r>
+        <w:rPr>
+          <w:lang w:val="en-US"/>
+        </w:rPr>
+        <w:tab/>
+      </w:r>
+      <w:r>
+        <w:rPr>
+          <w:lang w:val="en-US"/>
+        </w:rPr>
+        <w:tab/>
+      </w:r>
+      <w:r>
+        <w:rPr>
+          <w:lang w:val="en-US"/>
+        </w:rPr>
+        <w:tab/>
+        <w:t>Quay Servo</w:t>
+      </w:r>
+    </w:p>
+    <w:p>
+      <w:pPr>
+        <w:rPr>
+          <w:lang w:val="en-US"/>
+        </w:rPr>
+      </w:pPr>
+      <w:r>
+        <w:rPr>
+          <w:lang w:val="en-US"/>
+        </w:rPr>
+        <w:tab/>
+      </w:r>
+      <w:r>
+        <w:rPr>
+          <w:lang w:val="en-US"/>
+        </w:rPr>
+        <w:tab/>
+      </w:r>
+      <w:r>
+        <w:rPr>
+          <w:lang w:val="en-US"/>
+        </w:rPr>
+        <w:tab/>
+      </w:r>
+      <w:r>
+        <w:rPr>
+          <w:lang w:val="en-US"/>
+        </w:rPr>
+        <w:tab/>
+      </w:r>
+      <w:r>
+        <w:rPr>
+          <w:lang w:val="en-US"/>
+        </w:rPr>
+        <w:tab/>
+      </w:r>
+      <w:r>
+        <w:rPr>
+          <w:lang w:val="en-US"/>
+        </w:rPr>
+        <w:tab/>
+        <w:t>Quay hơi chậm nên có thể bị ghi đè</w:t>
+      </w:r>
+    </w:p>
+    <w:p>
+      <w:pPr>
+        <w:rPr>
+          <w:lang w:val="en-US"/>
+        </w:rPr>
+      </w:pPr>
+      <w:r>
+        <w:rPr>
+          <w:lang w:val="en-US"/>
+        </w:rPr>
+        <w:tab/>
+      </w:r>
+      <w:r>
+        <w:rPr>
+          <w:lang w:val="en-US"/>
+        </w:rPr>
+        <w:tab/>
+      </w:r>
+      <w:r>
+        <w:rPr>
+          <w:lang w:val="en-US"/>
+        </w:rPr>
+        <w:tab/>
+      </w:r>
+      <w:r>
+        <w:rPr>
+          <w:lang w:val="en-US"/>
+        </w:rPr>
+        <w:tab/>
+      </w:r>
+      <w:r>
+        <w:rPr>
+          <w:lang w:val="en-US"/>
+        </w:rPr>
+        <w:tab/>
+        <w:t>Ex:</w:t>
+      </w:r>
+    </w:p>
+    <w:p>
+      <w:pPr>
+        <w:rPr>
+          <w:lang w:val="en-US"/>
+        </w:rPr>
+      </w:pPr>
+      <w:r>
+        <w:rPr>
+          <w:lang w:val="en-US"/>
+        </w:rPr>
+        <w:tab/>
+      </w:r>
+      <w:r>
+        <w:rPr>
+          <w:lang w:val="en-US"/>
+        </w:rPr>
+        <w:tab/>
+      </w:r>
+      <w:r>
+        <w:rPr>
+          <w:lang w:val="en-US"/>
+        </w:rPr>
+        <w:tab/>
+      </w:r>
+      <w:r>
+        <w:rPr>
+          <w:lang w:val="en-US"/>
+        </w:rPr>
+        <w:tab/>
+      </w:r>
+      <w:r>
+        <w:rPr>
+          <w:lang w:val="en-US"/>
+        </w:rPr>
+        <w:tab/>
+      </w:r>
+      <w:r>
+        <w:rPr>
+          <w:lang w:val="en-US"/>
+        </w:rPr>
+        <w:tab/>
+        <w:t>foo.write(165)</w:t>
+      </w:r>
+    </w:p>
+    <w:p>
+      <w:pPr>
+        <w:rPr>
+          <w:lang w:val="en-US"/>
+        </w:rPr>
+      </w:pPr>
+      <w:r>
+        <w:rPr>
+          <w:lang w:val="en-US"/>
+        </w:rPr>
+        <w:tab/>
+        <w:t>Stepper.h</w:t>
+      </w:r>
+    </w:p>
+    <w:p>
+      <w:pPr>
+        <w:rPr>
+          <w:lang w:val="en-US"/>
+        </w:rPr>
+      </w:pPr>
+      <w:r>
+        <w:rPr>
+          <w:lang w:val="en-US"/>
+        </w:rPr>
+        <w:tab/>
+      </w:r>
+      <w:r>
+        <w:rPr>
+          <w:lang w:val="en-US"/>
+        </w:rPr>
+        <w:tab/>
+        <w:t>Stepper Object(Steps, Pin Code * 4)</w:t>
+      </w:r>
+    </w:p>
+    <w:p>
+      <w:pPr>
+        <w:rPr>
+          <w:lang w:val="en-US"/>
+        </w:rPr>
+      </w:pPr>
+      <w:r>
+        <w:rPr>
+          <w:lang w:val="en-US"/>
+        </w:rPr>
+        <w:tab/>
+      </w:r>
+      <w:r>
+        <w:rPr>
+          <w:lang w:val="en-US"/>
+        </w:rPr>
+        <w:tab/>
+      </w:r>
+      <w:r>
+        <w:rPr>
+          <w:lang w:val="en-US"/>
+        </w:rPr>
+        <w:tab/>
+        <w:t>Usage:</w:t>
+      </w:r>
+    </w:p>
+    <w:p>
+      <w:pPr>
+        <w:rPr>
+          <w:lang w:val="en-US"/>
+        </w:rPr>
+      </w:pPr>
+      <w:r>
+        <w:rPr>
+          <w:lang w:val="en-US"/>
+        </w:rPr>
+        <w:tab/>
+      </w:r>
+      <w:r>
+        <w:rPr>
+          <w:lang w:val="en-US"/>
+        </w:rPr>
+        <w:tab/>
+      </w:r>
+      <w:r>
+        <w:rPr>
+          <w:lang w:val="en-US"/>
+        </w:rPr>
+        <w:tab/>
+      </w:r>
+      <w:r>
+        <w:rPr>
+          <w:lang w:val="en-US"/>
+        </w:rPr>
+        <w:tab/>
+        <w:t>Khởi tạo Stepper Object</w:t>
+      </w:r>
+    </w:p>
+    <w:p>
+      <w:pPr>
+        <w:rPr>
+          <w:lang w:val="en-US"/>
+        </w:rPr>
+      </w:pPr>
+      <w:r>
+        <w:rPr>
+          <w:lang w:val="en-US"/>
+        </w:rPr>
+        <w:tab/>
+      </w:r>
+      <w:r>
+        <w:rPr>
+          <w:lang w:val="en-US"/>
+        </w:rPr>
+        <w:tab/>
+      </w:r>
+      <w:r>
+        <w:rPr>
+          <w:lang w:val="en-US"/>
+        </w:rPr>
+        <w:tab/>
+        <w:t>Ex:</w:t>
+      </w:r>
+    </w:p>
+    <w:p>
+      <w:pPr>
+        <w:rPr>
+          <w:lang w:val="en-US"/>
+        </w:rPr>
+      </w:pPr>
+      <w:r>
+        <w:rPr>
+          <w:lang w:val="en-US"/>
+        </w:rPr>
+        <w:tab/>
+      </w:r>
+      <w:r>
+        <w:rPr>
+          <w:lang w:val="en-US"/>
+        </w:rPr>
+        <w:tab/>
+      </w:r>
+      <w:r>
+        <w:rPr>
+          <w:lang w:val="en-US"/>
+        </w:rPr>
+        <w:tab/>
+      </w:r>
+      <w:r>
+        <w:rPr>
+          <w:lang w:val="en-US"/>
+        </w:rPr>
+        <w:tab/>
+        <w:t>Stepper foo(2048, 8, 10, 9, 11)</w:t>
       </w:r>
     </w:p>
     <w:p>
@@ -1531,7 +3050,7 @@
           <w:lang w:val="en-US"/>
         </w:rPr>
         <w:tab/>
-        <w:t>attach(Pin Code)</w:t>
+        <w:t>setSpeed(RPM)</w:t>
       </w:r>
     </w:p>
     <w:p>
@@ -1613,7 +3132,7 @@
           <w:lang w:val="en-US"/>
         </w:rPr>
         <w:tab/>
-        <w:t>Kết nối với Pin điều khiển Servo</w:t>
+        <w:t>Chỉnh tốc độ Stepper Motor</w:t>
       </w:r>
     </w:p>
     <w:p>
@@ -1695,39 +3214,39 @@
           <w:lang w:val="en-US"/>
         </w:rPr>
         <w:tab/>
-        <w:t>foo.attach(13)</w:t>
-      </w:r>
-    </w:p>
-    <w:p>
-      <w:pPr>
-        <w:rPr>
-          <w:lang w:val="en-US"/>
-        </w:rPr>
-      </w:pPr>
-      <w:r>
-        <w:rPr>
-          <w:lang w:val="en-US"/>
-        </w:rPr>
-        <w:tab/>
-      </w:r>
-      <w:r>
-        <w:rPr>
-          <w:lang w:val="en-US"/>
-        </w:rPr>
-        <w:tab/>
-      </w:r>
-      <w:r>
-        <w:rPr>
-          <w:lang w:val="en-US"/>
-        </w:rPr>
-        <w:tab/>
-      </w:r>
-      <w:r>
-        <w:rPr>
-          <w:lang w:val="en-US"/>
-        </w:rPr>
-        <w:tab/>
-        <w:t>write(Angle)</w:t>
+        <w:t>foo.setSpeed(3)</w:t>
+      </w:r>
+    </w:p>
+    <w:p>
+      <w:pPr>
+        <w:rPr>
+          <w:lang w:val="en-US"/>
+        </w:rPr>
+      </w:pPr>
+      <w:r>
+        <w:rPr>
+          <w:lang w:val="en-US"/>
+        </w:rPr>
+        <w:tab/>
+      </w:r>
+      <w:r>
+        <w:rPr>
+          <w:lang w:val="en-US"/>
+        </w:rPr>
+        <w:tab/>
+      </w:r>
+      <w:r>
+        <w:rPr>
+          <w:lang w:val="en-US"/>
+        </w:rPr>
+        <w:tab/>
+      </w:r>
+      <w:r>
+        <w:rPr>
+          <w:lang w:val="en-US"/>
+        </w:rPr>
+        <w:tab/>
+        <w:t>step(Steps)</w:t>
       </w:r>
     </w:p>
     <w:p>
@@ -1809,51 +3328,7 @@
           <w:lang w:val="en-US"/>
         </w:rPr>
         <w:tab/>
-        <w:t>Quay Servo</w:t>
-      </w:r>
-    </w:p>
-    <w:p>
-      <w:pPr>
-        <w:rPr>
-          <w:lang w:val="en-US"/>
-        </w:rPr>
-      </w:pPr>
-      <w:r>
-        <w:rPr>
-          <w:lang w:val="en-US"/>
-        </w:rPr>
-        <w:tab/>
-      </w:r>
-      <w:r>
-        <w:rPr>
-          <w:lang w:val="en-US"/>
-        </w:rPr>
-        <w:tab/>
-      </w:r>
-      <w:r>
-        <w:rPr>
-          <w:lang w:val="en-US"/>
-        </w:rPr>
-        <w:tab/>
-      </w:r>
-      <w:r>
-        <w:rPr>
-          <w:lang w:val="en-US"/>
-        </w:rPr>
-        <w:tab/>
-      </w:r>
-      <w:r>
-        <w:rPr>
-          <w:lang w:val="en-US"/>
-        </w:rPr>
-        <w:tab/>
-      </w:r>
-      <w:r>
-        <w:rPr>
-          <w:lang w:val="en-US"/>
-        </w:rPr>
-        <w:tab/>
-        <w:t>Quay hơi chậm nên có thể bị ghi đè</w:t>
+        <w:t>Quay Stepper Motor với số bước nào đó</w:t>
       </w:r>
     </w:p>
     <w:p>
@@ -1935,41 +3410,42 @@
           <w:lang w:val="en-US"/>
         </w:rPr>
         <w:tab/>
-        <w:t>foo.write(165)</w:t>
-      </w:r>
-    </w:p>
-    <w:p>
-      <w:pPr>
-        <w:rPr>
-          <w:lang w:val="en-US"/>
-        </w:rPr>
-      </w:pPr>
-      <w:r>
-        <w:rPr>
-          <w:lang w:val="en-US"/>
-        </w:rPr>
-        <w:tab/>
-        <w:t>Stepper.h</w:t>
-      </w:r>
-    </w:p>
-    <w:p>
-      <w:pPr>
-        <w:rPr>
-          <w:lang w:val="en-US"/>
-        </w:rPr>
-      </w:pPr>
-      <w:r>
-        <w:rPr>
-          <w:lang w:val="en-US"/>
-        </w:rPr>
-        <w:tab/>
-      </w:r>
-      <w:r>
-        <w:rPr>
-          <w:lang w:val="en-US"/>
-        </w:rPr>
-        <w:tab/>
-        <w:t>Stepper Object(Steps, Pin Code * 4)</w:t>
+        <w:t>foo.step(1024)</w:t>
+      </w:r>
+    </w:p>
+    <w:p>
+      <w:pPr>
+        <w:rPr>
+          <w:lang w:val="en-US"/>
+        </w:rPr>
+      </w:pPr>
+      <w:r>
+        <w:rPr>
+          <w:lang w:val="en-US"/>
+        </w:rPr>
+        <w:tab/>
+        <w:t>LiquidCrystal.h</w:t>
+      </w:r>
+    </w:p>
+    <w:p>
+      <w:pPr>
+        <w:rPr>
+          <w:lang w:val="en-US"/>
+        </w:rPr>
+      </w:pPr>
+      <w:r>
+        <w:rPr>
+          <w:lang w:val="en-US"/>
+        </w:rPr>
+        <w:lastRenderedPageBreak/>
+        <w:tab/>
+      </w:r>
+      <w:r>
+        <w:rPr>
+          <w:lang w:val="en-US"/>
+        </w:rPr>
+        <w:tab/>
+        <w:t>LiquidCrystal Object(RS Pin Code, E Pin Code, 4 * Data Pin Code)</w:t>
       </w:r>
     </w:p>
     <w:p>
@@ -2027,7 +3503,7 @@
           <w:lang w:val="en-US"/>
         </w:rPr>
         <w:tab/>
-        <w:t>Khởi tạo Stepper Object</w:t>
+        <w:t>Khởi tạo LCD Object</w:t>
       </w:r>
     </w:p>
     <w:p>
@@ -2085,7 +3561,7 @@
           <w:lang w:val="en-US"/>
         </w:rPr>
         <w:tab/>
-        <w:t>Stepper foo(2048, 8, 10, 9, 11)</w:t>
+        <w:t>LiquidCrystal lcd(2, 3, 4, 5, 6, 7)</w:t>
       </w:r>
     </w:p>
     <w:p>
@@ -2143,7 +3619,7 @@
           <w:lang w:val="en-US"/>
         </w:rPr>
         <w:tab/>
-        <w:t>setSpeed(RPM)</w:t>
+        <w:t>begin(Columns, Rows)</w:t>
       </w:r>
     </w:p>
     <w:p>
@@ -2225,7 +3701,51 @@
           <w:lang w:val="en-US"/>
         </w:rPr>
         <w:tab/>
-        <w:t>Chỉnh tốc độ Stepper Motor</w:t>
+        <w:t>Bắt đầu làm việc với màn hình LCD với</w:t>
+      </w:r>
+    </w:p>
+    <w:p>
+      <w:pPr>
+        <w:rPr>
+          <w:lang w:val="en-US"/>
+        </w:rPr>
+      </w:pPr>
+      <w:r>
+        <w:rPr>
+          <w:lang w:val="en-US"/>
+        </w:rPr>
+        <w:tab/>
+      </w:r>
+      <w:r>
+        <w:rPr>
+          <w:lang w:val="en-US"/>
+        </w:rPr>
+        <w:tab/>
+      </w:r>
+      <w:r>
+        <w:rPr>
+          <w:lang w:val="en-US"/>
+        </w:rPr>
+        <w:tab/>
+      </w:r>
+      <w:r>
+        <w:rPr>
+          <w:lang w:val="en-US"/>
+        </w:rPr>
+        <w:tab/>
+      </w:r>
+      <w:r>
+        <w:rPr>
+          <w:lang w:val="en-US"/>
+        </w:rPr>
+        <w:tab/>
+      </w:r>
+      <w:r>
+        <w:rPr>
+          <w:lang w:val="en-US"/>
+        </w:rPr>
+        <w:tab/>
+        <w:t>kích thước để hiển thị kí tự là Columns * Rows</w:t>
       </w:r>
     </w:p>
     <w:p>
@@ -2307,39 +3827,50 @@
           <w:lang w:val="en-US"/>
         </w:rPr>
         <w:tab/>
-        <w:t>foo.setSpeed(3)</w:t>
-      </w:r>
-    </w:p>
-    <w:p>
-      <w:pPr>
-        <w:rPr>
-          <w:lang w:val="en-US"/>
-        </w:rPr>
-      </w:pPr>
-      <w:r>
-        <w:rPr>
-          <w:lang w:val="en-US"/>
-        </w:rPr>
-        <w:tab/>
-      </w:r>
-      <w:r>
-        <w:rPr>
-          <w:lang w:val="en-US"/>
-        </w:rPr>
-        <w:tab/>
-      </w:r>
-      <w:r>
-        <w:rPr>
-          <w:lang w:val="en-US"/>
-        </w:rPr>
-        <w:tab/>
-      </w:r>
-      <w:r>
-        <w:rPr>
-          <w:lang w:val="en-US"/>
-        </w:rPr>
-        <w:tab/>
-        <w:t>step(Steps)</w:t>
+        <w:t>lcd.begin(16, 2)</w:t>
+      </w:r>
+    </w:p>
+    <w:p>
+      <w:pPr>
+        <w:rPr>
+          <w:lang w:val="en-US"/>
+        </w:rPr>
+      </w:pPr>
+      <w:r>
+        <w:rPr>
+          <w:lang w:val="en-US"/>
+        </w:rPr>
+        <w:tab/>
+      </w:r>
+      <w:r>
+        <w:rPr>
+          <w:lang w:val="en-US"/>
+        </w:rPr>
+        <w:tab/>
+      </w:r>
+      <w:r>
+        <w:rPr>
+          <w:lang w:val="en-US"/>
+        </w:rPr>
+        <w:tab/>
+      </w:r>
+      <w:r>
+        <w:rPr>
+          <w:lang w:val="en-US"/>
+        </w:rPr>
+        <w:tab/>
+      </w:r>
+      <w:r>
+        <w:rPr>
+          <w:lang w:val="en-US"/>
+        </w:rPr>
+        <w:t>print</w:t>
+      </w:r>
+      <w:r>
+        <w:rPr>
+          <w:lang w:val="en-US"/>
+        </w:rPr>
+        <w:t>(Text)</w:t>
       </w:r>
     </w:p>
     <w:p>
@@ -2390,1163 +3921,539 @@
         <w:rPr>
           <w:lang w:val="en-US"/>
         </w:rPr>
+        <w:tab/>
+      </w:r>
+      <w:r>
+        <w:rPr>
+          <w:lang w:val="en-US"/>
+        </w:rPr>
+        <w:tab/>
+      </w:r>
+      <w:r>
+        <w:rPr>
+          <w:lang w:val="en-US"/>
+        </w:rPr>
+        <w:tab/>
+      </w:r>
+      <w:r>
+        <w:rPr>
+          <w:lang w:val="en-US"/>
+        </w:rPr>
+        <w:tab/>
+      </w:r>
+      <w:r>
+        <w:rPr>
+          <w:lang w:val="en-US"/>
+        </w:rPr>
+        <w:tab/>
+      </w:r>
+      <w:r>
+        <w:rPr>
+          <w:lang w:val="en-US"/>
+        </w:rPr>
+        <w:tab/>
+        <w:t>In chữ ra màn hình LCD</w:t>
+      </w:r>
+    </w:p>
+    <w:p>
+      <w:pPr>
+        <w:rPr>
+          <w:lang w:val="en-US"/>
+        </w:rPr>
+      </w:pPr>
+      <w:r>
+        <w:rPr>
+          <w:lang w:val="en-US"/>
+        </w:rPr>
+        <w:tab/>
+      </w:r>
+      <w:r>
+        <w:rPr>
+          <w:lang w:val="en-US"/>
+        </w:rPr>
+        <w:tab/>
+      </w:r>
+      <w:r>
+        <w:rPr>
+          <w:lang w:val="en-US"/>
+        </w:rPr>
+        <w:tab/>
+      </w:r>
+      <w:r>
+        <w:rPr>
+          <w:lang w:val="en-US"/>
+        </w:rPr>
+        <w:tab/>
+      </w:r>
+      <w:r>
+        <w:rPr>
+          <w:lang w:val="en-US"/>
+        </w:rPr>
+        <w:tab/>
+        <w:t>Ex:</w:t>
+      </w:r>
+    </w:p>
+    <w:p>
+      <w:pPr>
+        <w:rPr>
+          <w:lang w:val="en-US"/>
+        </w:rPr>
+      </w:pPr>
+      <w:r>
+        <w:rPr>
+          <w:lang w:val="en-US"/>
+        </w:rPr>
+        <w:tab/>
+      </w:r>
+      <w:r>
+        <w:rPr>
+          <w:lang w:val="en-US"/>
+        </w:rPr>
+        <w:tab/>
+      </w:r>
+      <w:r>
+        <w:rPr>
+          <w:lang w:val="en-US"/>
+        </w:rPr>
+        <w:tab/>
+      </w:r>
+      <w:r>
+        <w:rPr>
+          <w:lang w:val="en-US"/>
+        </w:rPr>
+        <w:tab/>
+      </w:r>
+      <w:r>
+        <w:rPr>
+          <w:lang w:val="en-US"/>
+        </w:rPr>
+        <w:tab/>
+      </w:r>
+      <w:r>
+        <w:rPr>
+          <w:lang w:val="en-US"/>
+        </w:rPr>
+        <w:tab/>
+        <w:t>lcd.write(“Hello”)</w:t>
+      </w:r>
+    </w:p>
+    <w:p>
+      <w:pPr>
+        <w:rPr>
+          <w:lang w:val="en-US"/>
+        </w:rPr>
+      </w:pPr>
+      <w:r>
+        <w:rPr>
+          <w:lang w:val="en-US"/>
+        </w:rPr>
+        <w:tab/>
+      </w:r>
+      <w:r>
+        <w:rPr>
+          <w:lang w:val="en-US"/>
+        </w:rPr>
+        <w:tab/>
+      </w:r>
+      <w:r>
+        <w:rPr>
+          <w:lang w:val="en-US"/>
+        </w:rPr>
+        <w:tab/>
+      </w:r>
+      <w:r>
+        <w:rPr>
+          <w:lang w:val="en-US"/>
+        </w:rPr>
+        <w:tab/>
+        <w:t>setCursor(Column, Row)</w:t>
+      </w:r>
+    </w:p>
+    <w:p>
+      <w:pPr>
+        <w:rPr>
+          <w:lang w:val="en-US"/>
+        </w:rPr>
+      </w:pPr>
+      <w:r>
+        <w:rPr>
+          <w:lang w:val="en-US"/>
+        </w:rPr>
+        <w:tab/>
+      </w:r>
+      <w:r>
+        <w:rPr>
+          <w:lang w:val="en-US"/>
+        </w:rPr>
+        <w:tab/>
+      </w:r>
+      <w:r>
+        <w:rPr>
+          <w:lang w:val="en-US"/>
+        </w:rPr>
+        <w:tab/>
+      </w:r>
+      <w:r>
+        <w:rPr>
+          <w:lang w:val="en-US"/>
+        </w:rPr>
+        <w:tab/>
+      </w:r>
+      <w:r>
+        <w:rPr>
+          <w:lang w:val="en-US"/>
+        </w:rPr>
+        <w:tab/>
+        <w:t>Usage:</w:t>
+      </w:r>
+    </w:p>
+    <w:p>
+      <w:pPr>
+        <w:rPr>
+          <w:lang w:val="en-US"/>
+        </w:rPr>
+      </w:pPr>
+      <w:r>
+        <w:rPr>
+          <w:lang w:val="en-US"/>
+        </w:rPr>
+        <w:tab/>
+      </w:r>
+      <w:r>
+        <w:rPr>
+          <w:lang w:val="en-US"/>
+        </w:rPr>
+        <w:tab/>
+      </w:r>
+      <w:r>
+        <w:rPr>
+          <w:lang w:val="en-US"/>
+        </w:rPr>
+        <w:tab/>
+      </w:r>
+      <w:r>
+        <w:rPr>
+          <w:lang w:val="en-US"/>
+        </w:rPr>
+        <w:tab/>
+      </w:r>
+      <w:r>
+        <w:rPr>
+          <w:lang w:val="en-US"/>
+        </w:rPr>
+        <w:tab/>
+      </w:r>
+      <w:r>
+        <w:rPr>
+          <w:lang w:val="en-US"/>
+        </w:rPr>
+        <w:tab/>
+        <w:t>Thay đổi vị trí con trỏ</w:t>
+      </w:r>
+    </w:p>
+    <w:p>
+      <w:pPr>
+        <w:rPr>
+          <w:lang w:val="en-US"/>
+        </w:rPr>
+      </w:pPr>
+      <w:r>
+        <w:rPr>
+          <w:lang w:val="en-US"/>
+        </w:rPr>
+        <w:tab/>
+      </w:r>
+      <w:r>
+        <w:rPr>
+          <w:lang w:val="en-US"/>
+        </w:rPr>
+        <w:tab/>
+      </w:r>
+      <w:r>
+        <w:rPr>
+          <w:lang w:val="en-US"/>
+        </w:rPr>
+        <w:tab/>
+      </w:r>
+      <w:r>
+        <w:rPr>
+          <w:lang w:val="en-US"/>
+        </w:rPr>
+        <w:tab/>
+      </w:r>
+      <w:r>
+        <w:rPr>
+          <w:lang w:val="en-US"/>
+        </w:rPr>
+        <w:tab/>
+        <w:t>Ex:</w:t>
+      </w:r>
+    </w:p>
+    <w:p>
+      <w:pPr>
+        <w:rPr>
+          <w:lang w:val="en-US"/>
+        </w:rPr>
+      </w:pPr>
+      <w:r>
+        <w:rPr>
+          <w:lang w:val="en-US"/>
+        </w:rPr>
+        <w:tab/>
+      </w:r>
+      <w:r>
+        <w:rPr>
+          <w:lang w:val="en-US"/>
+        </w:rPr>
+        <w:tab/>
+      </w:r>
+      <w:r>
+        <w:rPr>
+          <w:lang w:val="en-US"/>
+        </w:rPr>
+        <w:tab/>
+      </w:r>
+      <w:r>
+        <w:rPr>
+          <w:lang w:val="en-US"/>
+        </w:rPr>
+        <w:tab/>
+      </w:r>
+      <w:r>
+        <w:rPr>
+          <w:lang w:val="en-US"/>
+        </w:rPr>
+        <w:tab/>
+      </w:r>
+      <w:r>
+        <w:rPr>
+          <w:lang w:val="en-US"/>
+        </w:rPr>
+        <w:tab/>
+        <w:t>lcd.setCursor(2, 1)</w:t>
+      </w:r>
+    </w:p>
+    <w:p>
+      <w:pPr>
+        <w:rPr>
+          <w:lang w:val="en-US"/>
+        </w:rPr>
+      </w:pPr>
+      <w:r>
+        <w:rPr>
+          <w:lang w:val="en-US"/>
+        </w:rPr>
+        <w:tab/>
+      </w:r>
+      <w:r>
+        <w:rPr>
+          <w:lang w:val="en-US"/>
+        </w:rPr>
+        <w:tab/>
+      </w:r>
+      <w:r>
+        <w:rPr>
+          <w:lang w:val="en-US"/>
+        </w:rPr>
+        <w:tab/>
+      </w:r>
+      <w:r>
+        <w:rPr>
+          <w:lang w:val="en-US"/>
+        </w:rPr>
+        <w:tab/>
+        <w:t>clear()</w:t>
+      </w:r>
+    </w:p>
+    <w:p>
+      <w:pPr>
+        <w:rPr>
+          <w:lang w:val="en-US"/>
+        </w:rPr>
+      </w:pPr>
+      <w:r>
+        <w:rPr>
+          <w:lang w:val="en-US"/>
+        </w:rPr>
+        <w:tab/>
+      </w:r>
+      <w:r>
+        <w:rPr>
+          <w:lang w:val="en-US"/>
+        </w:rPr>
+        <w:tab/>
+      </w:r>
+      <w:r>
+        <w:rPr>
+          <w:lang w:val="en-US"/>
+        </w:rPr>
+        <w:tab/>
+      </w:r>
+      <w:r>
+        <w:rPr>
+          <w:lang w:val="en-US"/>
+        </w:rPr>
+        <w:tab/>
+      </w:r>
+      <w:r>
+        <w:rPr>
+          <w:lang w:val="en-US"/>
+        </w:rPr>
+        <w:tab/>
+        <w:t>Usage:</w:t>
+      </w:r>
+    </w:p>
+    <w:p>
+      <w:pPr>
+        <w:rPr>
+          <w:lang w:val="en-US"/>
+        </w:rPr>
+      </w:pPr>
+      <w:r>
+        <w:rPr>
+          <w:lang w:val="en-US"/>
+        </w:rPr>
+        <w:tab/>
+      </w:r>
+      <w:r>
+        <w:rPr>
+          <w:lang w:val="en-US"/>
+        </w:rPr>
+        <w:tab/>
+      </w:r>
+      <w:r>
+        <w:rPr>
+          <w:lang w:val="en-US"/>
+        </w:rPr>
+        <w:tab/>
+      </w:r>
+      <w:r>
+        <w:rPr>
+          <w:lang w:val="en-US"/>
+        </w:rPr>
+        <w:tab/>
+      </w:r>
+      <w:r>
+        <w:rPr>
+          <w:lang w:val="en-US"/>
+        </w:rPr>
+        <w:tab/>
+      </w:r>
+      <w:r>
+        <w:rPr>
+          <w:lang w:val="en-US"/>
+        </w:rPr>
+        <w:tab/>
+        <w:t>Xóa màn hình và đưa con trỏ trở về vị trí đầu</w:t>
+      </w:r>
+    </w:p>
+    <w:p>
+      <w:pPr>
+        <w:rPr>
+          <w:lang w:val="en-US"/>
+        </w:rPr>
+      </w:pPr>
+      <w:r>
+        <w:rPr>
+          <w:lang w:val="en-US"/>
+        </w:rPr>
+        <w:tab/>
+      </w:r>
+      <w:r>
+        <w:rPr>
+          <w:lang w:val="en-US"/>
+        </w:rPr>
+        <w:tab/>
+      </w:r>
+      <w:r>
+        <w:rPr>
+          <w:lang w:val="en-US"/>
+        </w:rPr>
+        <w:tab/>
+      </w:r>
+      <w:r>
+        <w:rPr>
+          <w:lang w:val="en-US"/>
+        </w:rPr>
+        <w:tab/>
+      </w:r>
+      <w:r>
+        <w:rPr>
+          <w:lang w:val="en-US"/>
+        </w:rPr>
+        <w:tab/>
+        <w:t>Ex:</w:t>
+      </w:r>
+    </w:p>
+    <w:p>
+      <w:pPr>
+        <w:rPr>
+          <w:lang w:val="en-US"/>
+        </w:rPr>
+      </w:pPr>
+      <w:r>
+        <w:rPr>
+          <w:lang w:val="en-US"/>
+        </w:rPr>
+        <w:tab/>
+      </w:r>
+      <w:r>
+        <w:rPr>
+          <w:lang w:val="en-US"/>
+        </w:rPr>
+        <w:tab/>
+      </w:r>
+      <w:r>
+        <w:rPr>
+          <w:lang w:val="en-US"/>
+        </w:rPr>
+        <w:tab/>
+      </w:r>
+      <w:r>
+        <w:rPr>
+          <w:lang w:val="en-US"/>
+        </w:rPr>
+        <w:tab/>
+      </w:r>
+      <w:r>
+        <w:rPr>
+          <w:lang w:val="en-US"/>
+        </w:rPr>
+        <w:tab/>
+      </w:r>
+      <w:r>
+        <w:rPr>
+          <w:lang w:val="en-US"/>
+        </w:rPr>
+        <w:tab/>
+        <w:t>lcd.clear()</w:t>
+      </w:r>
+    </w:p>
+    <w:p>
+      <w:pPr>
+        <w:rPr>
+          <w:lang w:val="en-US"/>
+        </w:rPr>
+      </w:pPr>
+      <w:r>
+        <w:rPr>
+          <w:lang w:val="en-US"/>
+        </w:rPr>
+        <w:tab/>
+        <w:t>DHT.h</w:t>
+      </w:r>
+    </w:p>
+    <w:p>
+      <w:pPr>
+        <w:rPr>
+          <w:lang w:val="en-US"/>
+        </w:rPr>
+      </w:pPr>
+      <w:r>
+        <w:rPr>
+          <w:lang w:val="en-US"/>
+        </w:rPr>
         <w:lastRenderedPageBreak/>
-        <w:tab/>
-      </w:r>
-      <w:r>
-        <w:rPr>
-          <w:lang w:val="en-US"/>
-        </w:rPr>
-        <w:tab/>
-      </w:r>
-      <w:r>
-        <w:rPr>
-          <w:lang w:val="en-US"/>
-        </w:rPr>
-        <w:tab/>
-      </w:r>
-      <w:r>
-        <w:rPr>
-          <w:lang w:val="en-US"/>
-        </w:rPr>
-        <w:tab/>
-      </w:r>
-      <w:r>
-        <w:rPr>
-          <w:lang w:val="en-US"/>
-        </w:rPr>
-        <w:tab/>
-      </w:r>
-      <w:r>
-        <w:rPr>
-          <w:lang w:val="en-US"/>
-        </w:rPr>
-        <w:tab/>
-        <w:t>Quay Stepper Motor với số bước nào đó</w:t>
-      </w:r>
-    </w:p>
-    <w:p>
-      <w:pPr>
-        <w:rPr>
-          <w:lang w:val="en-US"/>
-        </w:rPr>
-      </w:pPr>
-      <w:r>
-        <w:rPr>
-          <w:lang w:val="en-US"/>
-        </w:rPr>
-        <w:tab/>
-      </w:r>
-      <w:r>
-        <w:rPr>
-          <w:lang w:val="en-US"/>
-        </w:rPr>
-        <w:tab/>
-      </w:r>
-      <w:r>
-        <w:rPr>
-          <w:lang w:val="en-US"/>
-        </w:rPr>
-        <w:tab/>
-      </w:r>
-      <w:r>
-        <w:rPr>
-          <w:lang w:val="en-US"/>
-        </w:rPr>
-        <w:tab/>
-      </w:r>
-      <w:r>
-        <w:rPr>
-          <w:lang w:val="en-US"/>
-        </w:rPr>
-        <w:tab/>
-        <w:t>Ex:</w:t>
-      </w:r>
-    </w:p>
-    <w:p>
-      <w:pPr>
-        <w:rPr>
-          <w:lang w:val="en-US"/>
-        </w:rPr>
-      </w:pPr>
-      <w:r>
-        <w:rPr>
-          <w:lang w:val="en-US"/>
-        </w:rPr>
-        <w:tab/>
-      </w:r>
-      <w:r>
-        <w:rPr>
-          <w:lang w:val="en-US"/>
-        </w:rPr>
-        <w:tab/>
-      </w:r>
-      <w:r>
-        <w:rPr>
-          <w:lang w:val="en-US"/>
-        </w:rPr>
-        <w:tab/>
-      </w:r>
-      <w:r>
-        <w:rPr>
-          <w:lang w:val="en-US"/>
-        </w:rPr>
-        <w:tab/>
-      </w:r>
-      <w:r>
-        <w:rPr>
-          <w:lang w:val="en-US"/>
-        </w:rPr>
-        <w:tab/>
-      </w:r>
-      <w:r>
-        <w:rPr>
-          <w:lang w:val="en-US"/>
-        </w:rPr>
-        <w:tab/>
-        <w:t>foo.step(1024)</w:t>
-      </w:r>
-    </w:p>
-    <w:p>
-      <w:pPr>
-        <w:rPr>
-          <w:lang w:val="en-US"/>
-        </w:rPr>
-      </w:pPr>
-      <w:r>
-        <w:rPr>
-          <w:lang w:val="en-US"/>
-        </w:rPr>
-        <w:tab/>
-        <w:t>LiquidCrystal.h</w:t>
-      </w:r>
-    </w:p>
-    <w:p>
-      <w:pPr>
-        <w:rPr>
-          <w:lang w:val="en-US"/>
-        </w:rPr>
-      </w:pPr>
-      <w:r>
-        <w:rPr>
-          <w:lang w:val="en-US"/>
-        </w:rPr>
-        <w:tab/>
-      </w:r>
-      <w:r>
-        <w:rPr>
-          <w:lang w:val="en-US"/>
-        </w:rPr>
-        <w:tab/>
-        <w:t>LiquidCrystal Object(RS Pin Code, E Pin Code, 4 * Data Pin Code)</w:t>
-      </w:r>
-    </w:p>
-    <w:p>
-      <w:pPr>
-        <w:rPr>
-          <w:lang w:val="en-US"/>
-        </w:rPr>
-      </w:pPr>
-      <w:r>
-        <w:rPr>
-          <w:lang w:val="en-US"/>
-        </w:rPr>
-        <w:tab/>
-      </w:r>
-      <w:r>
-        <w:rPr>
-          <w:lang w:val="en-US"/>
-        </w:rPr>
-        <w:tab/>
-      </w:r>
-      <w:r>
-        <w:rPr>
-          <w:lang w:val="en-US"/>
-        </w:rPr>
-        <w:tab/>
-        <w:t>Usage:</w:t>
-      </w:r>
-    </w:p>
-    <w:p>
-      <w:pPr>
-        <w:rPr>
-          <w:lang w:val="en-US"/>
-        </w:rPr>
-      </w:pPr>
-      <w:r>
-        <w:rPr>
-          <w:lang w:val="en-US"/>
-        </w:rPr>
-        <w:tab/>
-      </w:r>
-      <w:r>
-        <w:rPr>
-          <w:lang w:val="en-US"/>
-        </w:rPr>
-        <w:tab/>
-      </w:r>
-      <w:r>
-        <w:rPr>
-          <w:lang w:val="en-US"/>
-        </w:rPr>
-        <w:tab/>
-      </w:r>
-      <w:r>
-        <w:rPr>
-          <w:lang w:val="en-US"/>
-        </w:rPr>
-        <w:tab/>
-        <w:t>Khởi tạo LCD Object</w:t>
-      </w:r>
-    </w:p>
-    <w:p>
-      <w:pPr>
-        <w:rPr>
-          <w:lang w:val="en-US"/>
-        </w:rPr>
-      </w:pPr>
-      <w:r>
-        <w:rPr>
-          <w:lang w:val="en-US"/>
-        </w:rPr>
-        <w:tab/>
-      </w:r>
-      <w:r>
-        <w:rPr>
-          <w:lang w:val="en-US"/>
-        </w:rPr>
-        <w:tab/>
-      </w:r>
-      <w:r>
-        <w:rPr>
-          <w:lang w:val="en-US"/>
-        </w:rPr>
-        <w:tab/>
-        <w:t>Ex:</w:t>
-      </w:r>
-    </w:p>
-    <w:p>
-      <w:pPr>
-        <w:rPr>
-          <w:lang w:val="en-US"/>
-        </w:rPr>
-      </w:pPr>
-      <w:r>
-        <w:rPr>
-          <w:lang w:val="en-US"/>
-        </w:rPr>
-        <w:tab/>
-      </w:r>
-      <w:r>
-        <w:rPr>
-          <w:lang w:val="en-US"/>
-        </w:rPr>
-        <w:tab/>
-      </w:r>
-      <w:r>
-        <w:rPr>
-          <w:lang w:val="en-US"/>
-        </w:rPr>
-        <w:tab/>
-      </w:r>
-      <w:r>
-        <w:rPr>
-          <w:lang w:val="en-US"/>
-        </w:rPr>
-        <w:tab/>
-        <w:t>LiquidCrystal lcd(2, 3, 4, 5, 6, 7)</w:t>
-      </w:r>
-    </w:p>
-    <w:p>
-      <w:pPr>
-        <w:rPr>
-          <w:lang w:val="en-US"/>
-        </w:rPr>
-      </w:pPr>
-      <w:r>
-        <w:rPr>
-          <w:lang w:val="en-US"/>
-        </w:rPr>
-        <w:tab/>
-      </w:r>
-      <w:r>
-        <w:rPr>
-          <w:lang w:val="en-US"/>
-        </w:rPr>
-        <w:tab/>
-      </w:r>
-      <w:r>
-        <w:rPr>
-          <w:lang w:val="en-US"/>
-        </w:rPr>
-        <w:tab/>
-        <w:t>Object:</w:t>
-      </w:r>
-    </w:p>
-    <w:p>
-      <w:pPr>
-        <w:rPr>
-          <w:lang w:val="en-US"/>
-        </w:rPr>
-      </w:pPr>
-      <w:r>
-        <w:rPr>
-          <w:lang w:val="en-US"/>
-        </w:rPr>
-        <w:tab/>
-      </w:r>
-      <w:r>
-        <w:rPr>
-          <w:lang w:val="en-US"/>
-        </w:rPr>
-        <w:tab/>
-      </w:r>
-      <w:r>
-        <w:rPr>
-          <w:lang w:val="en-US"/>
-        </w:rPr>
-        <w:tab/>
-      </w:r>
-      <w:r>
-        <w:rPr>
-          <w:lang w:val="en-US"/>
-        </w:rPr>
-        <w:tab/>
-        <w:t>begin(Columns, Rows)</w:t>
-      </w:r>
-    </w:p>
-    <w:p>
-      <w:pPr>
-        <w:rPr>
-          <w:lang w:val="en-US"/>
-        </w:rPr>
-      </w:pPr>
-      <w:r>
-        <w:rPr>
-          <w:lang w:val="en-US"/>
-        </w:rPr>
-        <w:tab/>
-      </w:r>
-      <w:r>
-        <w:rPr>
-          <w:lang w:val="en-US"/>
-        </w:rPr>
-        <w:tab/>
-      </w:r>
-      <w:r>
-        <w:rPr>
-          <w:lang w:val="en-US"/>
-        </w:rPr>
-        <w:tab/>
-      </w:r>
-      <w:r>
-        <w:rPr>
-          <w:lang w:val="en-US"/>
-        </w:rPr>
-        <w:tab/>
-      </w:r>
-      <w:r>
-        <w:rPr>
-          <w:lang w:val="en-US"/>
-        </w:rPr>
-        <w:tab/>
-        <w:t>Usage:</w:t>
-      </w:r>
-    </w:p>
-    <w:p>
-      <w:pPr>
-        <w:rPr>
-          <w:lang w:val="en-US"/>
-        </w:rPr>
-      </w:pPr>
-      <w:r>
-        <w:rPr>
-          <w:lang w:val="en-US"/>
-        </w:rPr>
-        <w:tab/>
-      </w:r>
-      <w:r>
-        <w:rPr>
-          <w:lang w:val="en-US"/>
-        </w:rPr>
-        <w:tab/>
-      </w:r>
-      <w:r>
-        <w:rPr>
-          <w:lang w:val="en-US"/>
-        </w:rPr>
-        <w:tab/>
-      </w:r>
-      <w:r>
-        <w:rPr>
-          <w:lang w:val="en-US"/>
-        </w:rPr>
-        <w:tab/>
-      </w:r>
-      <w:r>
-        <w:rPr>
-          <w:lang w:val="en-US"/>
-        </w:rPr>
-        <w:tab/>
-      </w:r>
-      <w:r>
-        <w:rPr>
-          <w:lang w:val="en-US"/>
-        </w:rPr>
-        <w:tab/>
-        <w:t>Bắt đầu làm việc với màn hình LCD với</w:t>
-      </w:r>
-    </w:p>
-    <w:p>
-      <w:pPr>
-        <w:rPr>
-          <w:lang w:val="en-US"/>
-        </w:rPr>
-      </w:pPr>
-      <w:r>
-        <w:rPr>
-          <w:lang w:val="en-US"/>
-        </w:rPr>
-        <w:tab/>
-      </w:r>
-      <w:r>
-        <w:rPr>
-          <w:lang w:val="en-US"/>
-        </w:rPr>
-        <w:tab/>
-      </w:r>
-      <w:r>
-        <w:rPr>
-          <w:lang w:val="en-US"/>
-        </w:rPr>
-        <w:tab/>
-      </w:r>
-      <w:r>
-        <w:rPr>
-          <w:lang w:val="en-US"/>
-        </w:rPr>
-        <w:tab/>
-      </w:r>
-      <w:r>
-        <w:rPr>
-          <w:lang w:val="en-US"/>
-        </w:rPr>
-        <w:tab/>
-      </w:r>
-      <w:r>
-        <w:rPr>
-          <w:lang w:val="en-US"/>
-        </w:rPr>
-        <w:tab/>
-        <w:t>kích thước để hiển thị kí tự là Columns * Rows</w:t>
-      </w:r>
-    </w:p>
-    <w:p>
-      <w:pPr>
-        <w:rPr>
-          <w:lang w:val="en-US"/>
-        </w:rPr>
-      </w:pPr>
-      <w:r>
-        <w:rPr>
-          <w:lang w:val="en-US"/>
-        </w:rPr>
-        <w:tab/>
-      </w:r>
-      <w:r>
-        <w:rPr>
-          <w:lang w:val="en-US"/>
-        </w:rPr>
-        <w:tab/>
-      </w:r>
-      <w:r>
-        <w:rPr>
-          <w:lang w:val="en-US"/>
-        </w:rPr>
-        <w:tab/>
-      </w:r>
-      <w:r>
-        <w:rPr>
-          <w:lang w:val="en-US"/>
-        </w:rPr>
-        <w:tab/>
-      </w:r>
-      <w:r>
-        <w:rPr>
-          <w:lang w:val="en-US"/>
-        </w:rPr>
-        <w:tab/>
-        <w:t>Ex:</w:t>
-      </w:r>
-    </w:p>
-    <w:p>
-      <w:pPr>
-        <w:rPr>
-          <w:lang w:val="en-US"/>
-        </w:rPr>
-      </w:pPr>
-      <w:r>
-        <w:rPr>
-          <w:lang w:val="en-US"/>
-        </w:rPr>
-        <w:tab/>
-      </w:r>
-      <w:r>
-        <w:rPr>
-          <w:lang w:val="en-US"/>
-        </w:rPr>
-        <w:tab/>
-      </w:r>
-      <w:r>
-        <w:rPr>
-          <w:lang w:val="en-US"/>
-        </w:rPr>
-        <w:tab/>
-      </w:r>
-      <w:r>
-        <w:rPr>
-          <w:lang w:val="en-US"/>
-        </w:rPr>
-        <w:tab/>
-      </w:r>
-      <w:r>
-        <w:rPr>
-          <w:lang w:val="en-US"/>
-        </w:rPr>
-        <w:tab/>
-      </w:r>
-      <w:r>
-        <w:rPr>
-          <w:lang w:val="en-US"/>
-        </w:rPr>
-        <w:tab/>
-        <w:t>lcd.begin(16, 2)</w:t>
-      </w:r>
-    </w:p>
-    <w:p>
-      <w:pPr>
-        <w:rPr>
-          <w:lang w:val="en-US"/>
-        </w:rPr>
-      </w:pPr>
-      <w:r>
-        <w:rPr>
-          <w:lang w:val="en-US"/>
-        </w:rPr>
-        <w:tab/>
-      </w:r>
-      <w:r>
-        <w:rPr>
-          <w:lang w:val="en-US"/>
-        </w:rPr>
-        <w:tab/>
-      </w:r>
-      <w:r>
-        <w:rPr>
-          <w:lang w:val="en-US"/>
-        </w:rPr>
-        <w:tab/>
-      </w:r>
-      <w:r>
-        <w:rPr>
-          <w:lang w:val="en-US"/>
-        </w:rPr>
-        <w:tab/>
-      </w:r>
-      <w:r>
-        <w:rPr>
-          <w:lang w:val="en-US"/>
-        </w:rPr>
-        <w:t>print</w:t>
-      </w:r>
-      <w:r>
-        <w:rPr>
-          <w:lang w:val="en-US"/>
-        </w:rPr>
-        <w:t>(Text)</w:t>
-      </w:r>
-    </w:p>
-    <w:p>
-      <w:pPr>
-        <w:rPr>
-          <w:lang w:val="en-US"/>
-        </w:rPr>
-      </w:pPr>
-      <w:r>
-        <w:rPr>
-          <w:lang w:val="en-US"/>
-        </w:rPr>
-        <w:tab/>
-      </w:r>
-      <w:r>
-        <w:rPr>
-          <w:lang w:val="en-US"/>
-        </w:rPr>
-        <w:tab/>
-      </w:r>
-      <w:r>
-        <w:rPr>
-          <w:lang w:val="en-US"/>
-        </w:rPr>
-        <w:tab/>
-      </w:r>
-      <w:r>
-        <w:rPr>
-          <w:lang w:val="en-US"/>
-        </w:rPr>
-        <w:tab/>
-      </w:r>
-      <w:r>
-        <w:rPr>
-          <w:lang w:val="en-US"/>
-        </w:rPr>
-        <w:tab/>
-        <w:t>Usage:</w:t>
-      </w:r>
-    </w:p>
-    <w:p>
-      <w:pPr>
-        <w:rPr>
-          <w:lang w:val="en-US"/>
-        </w:rPr>
-      </w:pPr>
-      <w:r>
-        <w:rPr>
-          <w:lang w:val="en-US"/>
-        </w:rPr>
-        <w:tab/>
-      </w:r>
-      <w:r>
-        <w:rPr>
-          <w:lang w:val="en-US"/>
-        </w:rPr>
-        <w:tab/>
-      </w:r>
-      <w:r>
-        <w:rPr>
-          <w:lang w:val="en-US"/>
-        </w:rPr>
-        <w:tab/>
-      </w:r>
-      <w:r>
-        <w:rPr>
-          <w:lang w:val="en-US"/>
-        </w:rPr>
-        <w:tab/>
-      </w:r>
-      <w:r>
-        <w:rPr>
-          <w:lang w:val="en-US"/>
-        </w:rPr>
-        <w:tab/>
-      </w:r>
-      <w:r>
-        <w:rPr>
-          <w:lang w:val="en-US"/>
-        </w:rPr>
-        <w:tab/>
-        <w:t>In chữ ra màn hình LCD</w:t>
-      </w:r>
-    </w:p>
-    <w:p>
-      <w:pPr>
-        <w:rPr>
-          <w:lang w:val="en-US"/>
-        </w:rPr>
-      </w:pPr>
-      <w:r>
-        <w:rPr>
-          <w:lang w:val="en-US"/>
-        </w:rPr>
-        <w:tab/>
-      </w:r>
-      <w:r>
-        <w:rPr>
-          <w:lang w:val="en-US"/>
-        </w:rPr>
-        <w:tab/>
-      </w:r>
-      <w:r>
-        <w:rPr>
-          <w:lang w:val="en-US"/>
-        </w:rPr>
-        <w:tab/>
-      </w:r>
-      <w:r>
-        <w:rPr>
-          <w:lang w:val="en-US"/>
-        </w:rPr>
-        <w:tab/>
-      </w:r>
-      <w:r>
-        <w:rPr>
-          <w:lang w:val="en-US"/>
-        </w:rPr>
-        <w:tab/>
-        <w:t>Ex:</w:t>
-      </w:r>
-    </w:p>
-    <w:p>
-      <w:pPr>
-        <w:rPr>
-          <w:lang w:val="en-US"/>
-        </w:rPr>
-      </w:pPr>
-      <w:r>
-        <w:rPr>
-          <w:lang w:val="en-US"/>
-        </w:rPr>
-        <w:tab/>
-      </w:r>
-      <w:r>
-        <w:rPr>
-          <w:lang w:val="en-US"/>
-        </w:rPr>
-        <w:tab/>
-      </w:r>
-      <w:r>
-        <w:rPr>
-          <w:lang w:val="en-US"/>
-        </w:rPr>
-        <w:tab/>
-      </w:r>
-      <w:r>
-        <w:rPr>
-          <w:lang w:val="en-US"/>
-        </w:rPr>
-        <w:tab/>
-      </w:r>
-      <w:r>
-        <w:rPr>
-          <w:lang w:val="en-US"/>
-        </w:rPr>
-        <w:tab/>
-      </w:r>
-      <w:r>
-        <w:rPr>
-          <w:lang w:val="en-US"/>
-        </w:rPr>
-        <w:tab/>
-        <w:t>lcd.write(“Hello”)</w:t>
-      </w:r>
-    </w:p>
-    <w:p>
-      <w:pPr>
-        <w:rPr>
-          <w:lang w:val="en-US"/>
-        </w:rPr>
-      </w:pPr>
-      <w:r>
-        <w:rPr>
-          <w:lang w:val="en-US"/>
-        </w:rPr>
-        <w:tab/>
-      </w:r>
-      <w:r>
-        <w:rPr>
-          <w:lang w:val="en-US"/>
-        </w:rPr>
-        <w:tab/>
-      </w:r>
-      <w:r>
-        <w:rPr>
-          <w:lang w:val="en-US"/>
-        </w:rPr>
-        <w:tab/>
-      </w:r>
-      <w:r>
-        <w:rPr>
-          <w:lang w:val="en-US"/>
-        </w:rPr>
-        <w:tab/>
-        <w:t>setCursor(Column, Row)</w:t>
-      </w:r>
-    </w:p>
-    <w:p>
-      <w:pPr>
-        <w:rPr>
-          <w:lang w:val="en-US"/>
-        </w:rPr>
-      </w:pPr>
-      <w:r>
-        <w:rPr>
-          <w:lang w:val="en-US"/>
-        </w:rPr>
-        <w:tab/>
-      </w:r>
-      <w:r>
-        <w:rPr>
-          <w:lang w:val="en-US"/>
-        </w:rPr>
-        <w:tab/>
-      </w:r>
-      <w:r>
-        <w:rPr>
-          <w:lang w:val="en-US"/>
-        </w:rPr>
-        <w:tab/>
-      </w:r>
-      <w:r>
-        <w:rPr>
-          <w:lang w:val="en-US"/>
-        </w:rPr>
-        <w:tab/>
-      </w:r>
-      <w:r>
-        <w:rPr>
-          <w:lang w:val="en-US"/>
-        </w:rPr>
-        <w:tab/>
-        <w:t>Usage:</w:t>
-      </w:r>
-    </w:p>
-    <w:p>
-      <w:pPr>
-        <w:rPr>
-          <w:lang w:val="en-US"/>
-        </w:rPr>
-      </w:pPr>
-      <w:r>
-        <w:rPr>
-          <w:lang w:val="en-US"/>
-        </w:rPr>
-        <w:tab/>
-      </w:r>
-      <w:r>
-        <w:rPr>
-          <w:lang w:val="en-US"/>
-        </w:rPr>
-        <w:tab/>
-      </w:r>
-      <w:r>
-        <w:rPr>
-          <w:lang w:val="en-US"/>
-        </w:rPr>
-        <w:tab/>
-      </w:r>
-      <w:r>
-        <w:rPr>
-          <w:lang w:val="en-US"/>
-        </w:rPr>
-        <w:tab/>
-      </w:r>
-      <w:r>
-        <w:rPr>
-          <w:lang w:val="en-US"/>
-        </w:rPr>
-        <w:tab/>
-      </w:r>
-      <w:r>
-        <w:rPr>
-          <w:lang w:val="en-US"/>
-        </w:rPr>
-        <w:tab/>
-        <w:t>Thay đổi vị trí con trỏ</w:t>
-      </w:r>
-    </w:p>
-    <w:p>
-      <w:pPr>
-        <w:rPr>
-          <w:lang w:val="en-US"/>
-        </w:rPr>
-      </w:pPr>
-      <w:r>
-        <w:rPr>
-          <w:lang w:val="en-US"/>
-        </w:rPr>
-        <w:tab/>
-      </w:r>
-      <w:r>
-        <w:rPr>
-          <w:lang w:val="en-US"/>
-        </w:rPr>
-        <w:tab/>
-      </w:r>
-      <w:r>
-        <w:rPr>
-          <w:lang w:val="en-US"/>
-        </w:rPr>
-        <w:tab/>
-      </w:r>
-      <w:r>
-        <w:rPr>
-          <w:lang w:val="en-US"/>
-        </w:rPr>
-        <w:tab/>
-      </w:r>
-      <w:r>
-        <w:rPr>
-          <w:lang w:val="en-US"/>
-        </w:rPr>
-        <w:tab/>
-        <w:t>Ex:</w:t>
-      </w:r>
-    </w:p>
-    <w:p>
-      <w:pPr>
-        <w:rPr>
-          <w:lang w:val="en-US"/>
-        </w:rPr>
-      </w:pPr>
-      <w:r>
-        <w:rPr>
-          <w:lang w:val="en-US"/>
-        </w:rPr>
-        <w:tab/>
-      </w:r>
-      <w:r>
-        <w:rPr>
-          <w:lang w:val="en-US"/>
-        </w:rPr>
-        <w:tab/>
-      </w:r>
-      <w:r>
-        <w:rPr>
-          <w:lang w:val="en-US"/>
-        </w:rPr>
-        <w:tab/>
-      </w:r>
-      <w:r>
-        <w:rPr>
-          <w:lang w:val="en-US"/>
-        </w:rPr>
-        <w:tab/>
-      </w:r>
-      <w:r>
-        <w:rPr>
-          <w:lang w:val="en-US"/>
-        </w:rPr>
-        <w:tab/>
-      </w:r>
-      <w:r>
-        <w:rPr>
-          <w:lang w:val="en-US"/>
-        </w:rPr>
-        <w:tab/>
-        <w:t>lcd.setCursor(2, 1)</w:t>
-      </w:r>
-    </w:p>
-    <w:p>
-      <w:pPr>
-        <w:rPr>
-          <w:lang w:val="en-US"/>
-        </w:rPr>
-      </w:pPr>
-      <w:r>
-        <w:rPr>
-          <w:lang w:val="en-US"/>
-        </w:rPr>
-        <w:tab/>
-      </w:r>
-      <w:r>
-        <w:rPr>
-          <w:lang w:val="en-US"/>
-        </w:rPr>
-        <w:tab/>
-      </w:r>
-      <w:r>
-        <w:rPr>
-          <w:lang w:val="en-US"/>
-        </w:rPr>
-        <w:tab/>
-      </w:r>
-      <w:r>
-        <w:rPr>
-          <w:lang w:val="en-US"/>
-        </w:rPr>
-        <w:tab/>
-        <w:t>clear()</w:t>
-      </w:r>
-    </w:p>
-    <w:p>
-      <w:pPr>
-        <w:rPr>
-          <w:lang w:val="en-US"/>
-        </w:rPr>
-      </w:pPr>
-      <w:r>
-        <w:rPr>
-          <w:lang w:val="en-US"/>
-        </w:rPr>
-        <w:tab/>
-      </w:r>
-      <w:r>
-        <w:rPr>
-          <w:lang w:val="en-US"/>
-        </w:rPr>
-        <w:tab/>
-      </w:r>
-      <w:r>
-        <w:rPr>
-          <w:lang w:val="en-US"/>
-        </w:rPr>
-        <w:tab/>
-      </w:r>
-      <w:r>
-        <w:rPr>
-          <w:lang w:val="en-US"/>
-        </w:rPr>
-        <w:tab/>
-      </w:r>
-      <w:r>
-        <w:rPr>
-          <w:lang w:val="en-US"/>
-        </w:rPr>
-        <w:tab/>
-        <w:t>Usage:</w:t>
-      </w:r>
-    </w:p>
-    <w:p>
-      <w:pPr>
-        <w:rPr>
-          <w:lang w:val="en-US"/>
-        </w:rPr>
-      </w:pPr>
-      <w:r>
-        <w:rPr>
-          <w:lang w:val="en-US"/>
-        </w:rPr>
-        <w:lastRenderedPageBreak/>
-        <w:tab/>
-      </w:r>
-      <w:r>
-        <w:rPr>
-          <w:lang w:val="en-US"/>
-        </w:rPr>
-        <w:tab/>
-      </w:r>
-      <w:r>
-        <w:rPr>
-          <w:lang w:val="en-US"/>
-        </w:rPr>
-        <w:tab/>
-      </w:r>
-      <w:r>
-        <w:rPr>
-          <w:lang w:val="en-US"/>
-        </w:rPr>
-        <w:tab/>
-      </w:r>
-      <w:r>
-        <w:rPr>
-          <w:lang w:val="en-US"/>
-        </w:rPr>
-        <w:tab/>
-      </w:r>
-      <w:r>
-        <w:rPr>
-          <w:lang w:val="en-US"/>
-        </w:rPr>
-        <w:tab/>
-        <w:t>Xóa màn hình và đưa con trỏ trở về vị trí đầu</w:t>
-      </w:r>
-    </w:p>
-    <w:p>
-      <w:pPr>
-        <w:rPr>
-          <w:lang w:val="en-US"/>
-        </w:rPr>
-      </w:pPr>
-      <w:r>
-        <w:rPr>
-          <w:lang w:val="en-US"/>
-        </w:rPr>
-        <w:tab/>
-      </w:r>
-      <w:r>
-        <w:rPr>
-          <w:lang w:val="en-US"/>
-        </w:rPr>
-        <w:tab/>
-      </w:r>
-      <w:r>
-        <w:rPr>
-          <w:lang w:val="en-US"/>
-        </w:rPr>
-        <w:tab/>
-      </w:r>
-      <w:r>
-        <w:rPr>
-          <w:lang w:val="en-US"/>
-        </w:rPr>
-        <w:tab/>
-      </w:r>
-      <w:r>
-        <w:rPr>
-          <w:lang w:val="en-US"/>
-        </w:rPr>
-        <w:tab/>
-        <w:t>Ex:</w:t>
-      </w:r>
-    </w:p>
-    <w:p>
-      <w:pPr>
-        <w:rPr>
-          <w:lang w:val="en-US"/>
-        </w:rPr>
-      </w:pPr>
-      <w:r>
-        <w:rPr>
-          <w:lang w:val="en-US"/>
-        </w:rPr>
-        <w:tab/>
-      </w:r>
-      <w:r>
-        <w:rPr>
-          <w:lang w:val="en-US"/>
-        </w:rPr>
-        <w:tab/>
-      </w:r>
-      <w:r>
-        <w:rPr>
-          <w:lang w:val="en-US"/>
-        </w:rPr>
-        <w:tab/>
-      </w:r>
-      <w:r>
-        <w:rPr>
-          <w:lang w:val="en-US"/>
-        </w:rPr>
-        <w:tab/>
-      </w:r>
-      <w:r>
-        <w:rPr>
-          <w:lang w:val="en-US"/>
-        </w:rPr>
-        <w:tab/>
-      </w:r>
-      <w:r>
-        <w:rPr>
-          <w:lang w:val="en-US"/>
-        </w:rPr>
-        <w:tab/>
-        <w:t>lcd.clear()</w:t>
-      </w:r>
-    </w:p>
-    <w:p>
-      <w:pPr>
-        <w:rPr>
-          <w:lang w:val="en-US"/>
-        </w:rPr>
-      </w:pPr>
-      <w:r>
-        <w:rPr>
-          <w:lang w:val="en-US"/>
-        </w:rPr>
-        <w:tab/>
-        <w:t>DHT.h</w:t>
-      </w:r>
-    </w:p>
-    <w:p>
-      <w:pPr>
-        <w:rPr>
-          <w:lang w:val="en-US"/>
-        </w:rPr>
-      </w:pPr>
-      <w:r>
-        <w:rPr>
-          <w:lang w:val="en-US"/>
-        </w:rPr>
         <w:tab/>
       </w:r>
       <w:r>
@@ -4429,164 +5336,164 @@
           <w:rFonts w:eastAsiaTheme="minorEastAsia"/>
           <w:lang w:val="en-US"/>
         </w:rPr>
+        <w:tab/>
+      </w:r>
+      <w:r>
+        <w:rPr>
+          <w:rFonts w:eastAsiaTheme="minorEastAsia"/>
+          <w:lang w:val="en-US"/>
+        </w:rPr>
+        <w:tab/>
+      </w:r>
+      <w:r>
+        <w:rPr>
+          <w:rFonts w:eastAsiaTheme="minorEastAsia"/>
+          <w:lang w:val="en-US"/>
+        </w:rPr>
+        <w:tab/>
+      </w:r>
+      <w:r>
+        <w:rPr>
+          <w:rFonts w:eastAsiaTheme="minorEastAsia"/>
+          <w:lang w:val="en-US"/>
+        </w:rPr>
+        <w:tab/>
+      </w:r>
+      <w:r>
+        <w:rPr>
+          <w:lang w:val="en-US"/>
+        </w:rPr>
+        <w:t>Usage:</w:t>
+      </w:r>
+    </w:p>
+    <w:p>
+      <w:pPr>
+        <w:rPr>
+          <w:lang w:val="en-US"/>
+        </w:rPr>
+      </w:pPr>
+      <w:r>
+        <w:rPr>
+          <w:lang w:val="en-US"/>
+        </w:rPr>
+        <w:tab/>
+      </w:r>
+      <w:r>
+        <w:rPr>
+          <w:lang w:val="en-US"/>
+        </w:rPr>
+        <w:tab/>
+      </w:r>
+      <w:r>
+        <w:rPr>
+          <w:lang w:val="en-US"/>
+        </w:rPr>
+        <w:tab/>
+      </w:r>
+      <w:r>
+        <w:rPr>
+          <w:lang w:val="en-US"/>
+        </w:rPr>
+        <w:tab/>
+      </w:r>
+      <w:r>
+        <w:rPr>
+          <w:lang w:val="en-US"/>
+        </w:rPr>
+        <w:tab/>
+        <w:t>Bắt làm việc với IR Sensor</w:t>
+      </w:r>
+    </w:p>
+    <w:p>
+      <w:pPr>
+        <w:rPr>
+          <w:lang w:val="en-US"/>
+        </w:rPr>
+      </w:pPr>
+      <w:r>
+        <w:rPr>
+          <w:lang w:val="en-US"/>
+        </w:rPr>
+        <w:tab/>
+      </w:r>
+      <w:r>
+        <w:rPr>
+          <w:lang w:val="en-US"/>
+        </w:rPr>
+        <w:tab/>
+      </w:r>
+      <w:r>
+        <w:rPr>
+          <w:lang w:val="en-US"/>
+        </w:rPr>
+        <w:tab/>
+      </w:r>
+      <w:r>
+        <w:rPr>
+          <w:lang w:val="en-US"/>
+        </w:rPr>
+        <w:tab/>
+        <w:t>Ex:</w:t>
+      </w:r>
+    </w:p>
+    <w:p>
+      <w:pPr>
+        <w:rPr>
+          <w:rFonts w:eastAsiaTheme="minorEastAsia"/>
+          <w:lang w:val="en-US"/>
+        </w:rPr>
+      </w:pPr>
+      <w:r>
+        <w:rPr>
+          <w:lang w:val="en-US"/>
+        </w:rPr>
+        <w:tab/>
+      </w:r>
+      <w:r>
+        <w:rPr>
+          <w:lang w:val="en-US"/>
+        </w:rPr>
+        <w:tab/>
+      </w:r>
+      <w:r>
+        <w:rPr>
+          <w:lang w:val="en-US"/>
+        </w:rPr>
+        <w:tab/>
+      </w:r>
+      <w:r>
+        <w:rPr>
+          <w:lang w:val="en-US"/>
+        </w:rPr>
+        <w:tab/>
+      </w:r>
+      <w:r>
+        <w:rPr>
+          <w:lang w:val="en-US"/>
+        </w:rPr>
+        <w:tab/>
+      </w:r>
+      <w:r>
+        <w:rPr>
+          <w:rFonts w:eastAsiaTheme="minorEastAsia"/>
+          <w:lang w:val="en-US"/>
+        </w:rPr>
+        <w:t>IrReceiver.begin(13)</w:t>
+      </w:r>
+    </w:p>
+    <w:p>
+      <w:pPr>
+        <w:rPr>
+          <w:rFonts w:eastAsiaTheme="minorEastAsia"/>
+          <w:lang w:val="en-US"/>
+        </w:rPr>
+      </w:pPr>
+      <w:r>
+        <w:rPr>
+          <w:rFonts w:eastAsiaTheme="minorEastAsia"/>
+          <w:lang w:val="en-US"/>
+        </w:rPr>
         <w:lastRenderedPageBreak/>
-        <w:tab/>
-      </w:r>
-      <w:r>
-        <w:rPr>
-          <w:rFonts w:eastAsiaTheme="minorEastAsia"/>
-          <w:lang w:val="en-US"/>
-        </w:rPr>
-        <w:tab/>
-      </w:r>
-      <w:r>
-        <w:rPr>
-          <w:rFonts w:eastAsiaTheme="minorEastAsia"/>
-          <w:lang w:val="en-US"/>
-        </w:rPr>
-        <w:tab/>
-      </w:r>
-      <w:r>
-        <w:rPr>
-          <w:rFonts w:eastAsiaTheme="minorEastAsia"/>
-          <w:lang w:val="en-US"/>
-        </w:rPr>
-        <w:tab/>
-      </w:r>
-      <w:r>
-        <w:rPr>
-          <w:lang w:val="en-US"/>
-        </w:rPr>
-        <w:t>Usage:</w:t>
-      </w:r>
-    </w:p>
-    <w:p>
-      <w:pPr>
-        <w:rPr>
-          <w:lang w:val="en-US"/>
-        </w:rPr>
-      </w:pPr>
-      <w:r>
-        <w:rPr>
-          <w:lang w:val="en-US"/>
-        </w:rPr>
-        <w:tab/>
-      </w:r>
-      <w:r>
-        <w:rPr>
-          <w:lang w:val="en-US"/>
-        </w:rPr>
-        <w:tab/>
-      </w:r>
-      <w:r>
-        <w:rPr>
-          <w:lang w:val="en-US"/>
-        </w:rPr>
-        <w:tab/>
-      </w:r>
-      <w:r>
-        <w:rPr>
-          <w:lang w:val="en-US"/>
-        </w:rPr>
-        <w:tab/>
-      </w:r>
-      <w:r>
-        <w:rPr>
-          <w:lang w:val="en-US"/>
-        </w:rPr>
-        <w:tab/>
-        <w:t>Bắt làm việc với IR Sensor</w:t>
-      </w:r>
-    </w:p>
-    <w:p>
-      <w:pPr>
-        <w:rPr>
-          <w:lang w:val="en-US"/>
-        </w:rPr>
-      </w:pPr>
-      <w:r>
-        <w:rPr>
-          <w:lang w:val="en-US"/>
-        </w:rPr>
-        <w:tab/>
-      </w:r>
-      <w:r>
-        <w:rPr>
-          <w:lang w:val="en-US"/>
-        </w:rPr>
-        <w:tab/>
-      </w:r>
-      <w:r>
-        <w:rPr>
-          <w:lang w:val="en-US"/>
-        </w:rPr>
-        <w:tab/>
-      </w:r>
-      <w:r>
-        <w:rPr>
-          <w:lang w:val="en-US"/>
-        </w:rPr>
-        <w:tab/>
-        <w:t>Ex:</w:t>
-      </w:r>
-    </w:p>
-    <w:p>
-      <w:pPr>
-        <w:rPr>
-          <w:rFonts w:eastAsiaTheme="minorEastAsia"/>
-          <w:lang w:val="en-US"/>
-        </w:rPr>
-      </w:pPr>
-      <w:r>
-        <w:rPr>
-          <w:lang w:val="en-US"/>
-        </w:rPr>
-        <w:tab/>
-      </w:r>
-      <w:r>
-        <w:rPr>
-          <w:lang w:val="en-US"/>
-        </w:rPr>
-        <w:tab/>
-      </w:r>
-      <w:r>
-        <w:rPr>
-          <w:lang w:val="en-US"/>
-        </w:rPr>
-        <w:tab/>
-      </w:r>
-      <w:r>
-        <w:rPr>
-          <w:lang w:val="en-US"/>
-        </w:rPr>
-        <w:tab/>
-      </w:r>
-      <w:r>
-        <w:rPr>
-          <w:lang w:val="en-US"/>
-        </w:rPr>
-        <w:tab/>
-      </w:r>
-      <w:r>
-        <w:rPr>
-          <w:rFonts w:eastAsiaTheme="minorEastAsia"/>
-          <w:lang w:val="en-US"/>
-        </w:rPr>
-        <w:t>IrReceiver.begin(13)</w:t>
-      </w:r>
-    </w:p>
-    <w:p>
-      <w:pPr>
-        <w:rPr>
-          <w:rFonts w:eastAsiaTheme="minorEastAsia"/>
-          <w:lang w:val="en-US"/>
-        </w:rPr>
-      </w:pPr>
-      <w:r>
-        <w:rPr>
-          <w:rFonts w:eastAsiaTheme="minorEastAsia"/>
-          <w:lang w:val="en-US"/>
-        </w:rPr>
         <w:tab/>
       </w:r>
       <w:r>
@@ -5411,96 +6318,96 @@
         <w:rPr>
           <w:lang w:val="en-US"/>
         </w:rPr>
+        <w:tab/>
+      </w:r>
+      <w:r>
+        <w:rPr>
+          <w:lang w:val="en-US"/>
+        </w:rPr>
+        <w:t>Usage:</w:t>
+      </w:r>
+    </w:p>
+    <w:p>
+      <w:pPr>
+        <w:rPr>
+          <w:lang w:val="en-US"/>
+        </w:rPr>
+      </w:pPr>
+      <w:r>
+        <w:rPr>
+          <w:lang w:val="en-US"/>
+        </w:rPr>
+        <w:tab/>
+      </w:r>
+      <w:r>
+        <w:rPr>
+          <w:lang w:val="en-US"/>
+        </w:rPr>
+        <w:tab/>
+        <w:t>Bắt đầu sử dụ</w:t>
+      </w:r>
+      <w:r>
+        <w:rPr>
+          <w:lang w:val="en-US"/>
+        </w:rPr>
+        <w:t>ng Pin</w:t>
+      </w:r>
+    </w:p>
+    <w:p>
+      <w:pPr>
+        <w:rPr>
+          <w:lang w:val="en-US"/>
+        </w:rPr>
+      </w:pPr>
+      <w:r>
+        <w:rPr>
+          <w:lang w:val="en-US"/>
+        </w:rPr>
+        <w:tab/>
+      </w:r>
+      <w:r>
+        <w:rPr>
+          <w:lang w:val="en-US"/>
+        </w:rPr>
+        <w:t>Ex:</w:t>
+      </w:r>
+    </w:p>
+    <w:p>
+      <w:pPr>
+        <w:rPr>
+          <w:lang w:val="en-US"/>
+        </w:rPr>
+      </w:pPr>
+      <w:r>
+        <w:rPr>
+          <w:lang w:val="en-US"/>
+        </w:rPr>
+        <w:tab/>
+      </w:r>
+      <w:r>
+        <w:rPr>
+          <w:lang w:val="en-US"/>
+        </w:rPr>
+        <w:tab/>
+      </w:r>
+      <w:r>
+        <w:rPr>
+          <w:lang w:val="en-US"/>
+        </w:rPr>
+        <w:t>pinMode(13, OUTPUT)</w:t>
+      </w:r>
+    </w:p>
+    <w:p>
+      <w:pPr>
+        <w:rPr>
+          <w:lang w:val="en-US"/>
+        </w:rPr>
+      </w:pPr>
+      <w:r>
+        <w:rPr>
+          <w:lang w:val="en-US"/>
+        </w:rPr>
         <w:lastRenderedPageBreak/>
-        <w:tab/>
-      </w:r>
-      <w:r>
-        <w:rPr>
-          <w:lang w:val="en-US"/>
-        </w:rPr>
-        <w:t>Usage:</w:t>
-      </w:r>
-    </w:p>
-    <w:p>
-      <w:pPr>
-        <w:rPr>
-          <w:lang w:val="en-US"/>
-        </w:rPr>
-      </w:pPr>
-      <w:r>
-        <w:rPr>
-          <w:lang w:val="en-US"/>
-        </w:rPr>
-        <w:tab/>
-      </w:r>
-      <w:r>
-        <w:rPr>
-          <w:lang w:val="en-US"/>
-        </w:rPr>
-        <w:tab/>
-        <w:t>Bắt đầu sử dụ</w:t>
-      </w:r>
-      <w:r>
-        <w:rPr>
-          <w:lang w:val="en-US"/>
-        </w:rPr>
-        <w:t>ng Pin</w:t>
-      </w:r>
-    </w:p>
-    <w:p>
-      <w:pPr>
-        <w:rPr>
-          <w:lang w:val="en-US"/>
-        </w:rPr>
-      </w:pPr>
-      <w:r>
-        <w:rPr>
-          <w:lang w:val="en-US"/>
-        </w:rPr>
-        <w:tab/>
-      </w:r>
-      <w:r>
-        <w:rPr>
-          <w:lang w:val="en-US"/>
-        </w:rPr>
-        <w:t>Ex:</w:t>
-      </w:r>
-    </w:p>
-    <w:p>
-      <w:pPr>
-        <w:rPr>
-          <w:lang w:val="en-US"/>
-        </w:rPr>
-      </w:pPr>
-      <w:r>
-        <w:rPr>
-          <w:lang w:val="en-US"/>
-        </w:rPr>
-        <w:tab/>
-      </w:r>
-      <w:r>
-        <w:rPr>
-          <w:lang w:val="en-US"/>
-        </w:rPr>
-        <w:tab/>
-      </w:r>
-      <w:r>
-        <w:rPr>
-          <w:lang w:val="en-US"/>
-        </w:rPr>
-        <w:t>pinMode(13, OUTPUT)</w:t>
-      </w:r>
-    </w:p>
-    <w:p>
-      <w:pPr>
-        <w:rPr>
-          <w:lang w:val="en-US"/>
-        </w:rPr>
-      </w:pPr>
-      <w:r>
-        <w:rPr>
-          <w:lang w:val="en-US"/>
-        </w:rPr>
         <w:tab/>
       </w:r>
       <w:r>
@@ -6075,7 +6982,6 @@
         <w:rPr>
           <w:lang w:val="en-US"/>
         </w:rPr>
-        <w:lastRenderedPageBreak/>
         <w:tab/>
       </w:r>
       <w:r>
@@ -6178,6 +7084,7 @@
         <w:rPr>
           <w:lang w:val="en-US"/>
         </w:rPr>
+        <w:lastRenderedPageBreak/>
         <w:tab/>
       </w:r>
       <w:r>
@@ -6803,7 +7710,6 @@
           <w:rFonts w:eastAsiaTheme="minorEastAsia"/>
           <w:lang w:val="en-US"/>
         </w:rPr>
-        <w:lastRenderedPageBreak/>
         <w:tab/>
       </w:r>
       <w:r>
@@ -6907,6 +7813,7 @@
           <w:rFonts w:eastAsiaTheme="minorEastAsia"/>
           <w:lang w:val="en-US"/>
         </w:rPr>
+        <w:lastRenderedPageBreak/>
         <w:tab/>
       </w:r>
       <w:r>
@@ -7216,10 +8123,10 @@
 <file path=word/numbering.xml><?xml version="1.0" encoding="utf-8"?>
 <w:numbering xmlns:wpc="http://schemas.microsoft.com/office/word/2010/wordprocessingCanvas" xmlns:mc="http://schemas.openxmlformats.org/markup-compatibility/2006" xmlns:o="urn:schemas-microsoft-com:office:office" xmlns:r="http://schemas.openxmlformats.org/officeDocument/2006/relationships" xmlns:m="http://schemas.openxmlformats.org/officeDocument/2006/math" xmlns:v="urn:schemas-microsoft-com:vml" xmlns:wp14="http://schemas.microsoft.com/office/word/2010/wordprocessingDrawing" xmlns:wp="http://schemas.openxmlformats.org/drawingml/2006/wordprocessingDrawing" xmlns:w10="urn:schemas-microsoft-com:office:word" xmlns:w="http://schemas.openxmlformats.org/wordprocessingml/2006/main" xmlns:w14="http://schemas.microsoft.com/office/word/2010/wordml" xmlns:wpg="http://schemas.microsoft.com/office/word/2010/wordprocessingGroup" xmlns:wpi="http://schemas.microsoft.com/office/word/2010/wordprocessingInk" xmlns:wne="http://schemas.microsoft.com/office/word/2006/wordml" xmlns:wps="http://schemas.microsoft.com/office/word/2010/wordprocessingShape" mc:Ignorable="w14 wp14">
   <w:abstractNum w:abstractNumId="0">
-    <w:nsid w:val="2B441C99"/>
+    <w:nsid w:val="0E185134"/>
     <w:multiLevelType w:val="hybridMultilevel"/>
-    <w:tmpl w:val="3586E462"/>
-    <w:lvl w:ilvl="0" w:tplc="6D9676CE">
+    <w:tmpl w:val="BE2C403E"/>
+    <w:lvl w:ilvl="0" w:tplc="03B0E8E2">
       <w:start w:val="1"/>
       <w:numFmt w:val="decimal"/>
       <w:lvlText w:val="%1."/>
@@ -7305,6 +8212,95 @@
     </w:lvl>
   </w:abstractNum>
   <w:abstractNum w:abstractNumId="1">
+    <w:nsid w:val="2B441C99"/>
+    <w:multiLevelType w:val="hybridMultilevel"/>
+    <w:tmpl w:val="3586E462"/>
+    <w:lvl w:ilvl="0" w:tplc="6D9676CE">
+      <w:start w:val="1"/>
+      <w:numFmt w:val="decimal"/>
+      <w:lvlText w:val="%1."/>
+      <w:lvlJc w:val="left"/>
+      <w:pPr>
+        <w:ind w:left="1080" w:hanging="360"/>
+      </w:pPr>
+      <w:rPr>
+        <w:rFonts w:hint="default"/>
+      </w:rPr>
+    </w:lvl>
+    <w:lvl w:ilvl="1" w:tplc="042A0019" w:tentative="1">
+      <w:start w:val="1"/>
+      <w:numFmt w:val="lowerLetter"/>
+      <w:lvlText w:val="%2."/>
+      <w:lvlJc w:val="left"/>
+      <w:pPr>
+        <w:ind w:left="1800" w:hanging="360"/>
+      </w:pPr>
+    </w:lvl>
+    <w:lvl w:ilvl="2" w:tplc="042A001B" w:tentative="1">
+      <w:start w:val="1"/>
+      <w:numFmt w:val="lowerRoman"/>
+      <w:lvlText w:val="%3."/>
+      <w:lvlJc w:val="right"/>
+      <w:pPr>
+        <w:ind w:left="2520" w:hanging="180"/>
+      </w:pPr>
+    </w:lvl>
+    <w:lvl w:ilvl="3" w:tplc="042A000F" w:tentative="1">
+      <w:start w:val="1"/>
+      <w:numFmt w:val="decimal"/>
+      <w:lvlText w:val="%4."/>
+      <w:lvlJc w:val="left"/>
+      <w:pPr>
+        <w:ind w:left="3240" w:hanging="360"/>
+      </w:pPr>
+    </w:lvl>
+    <w:lvl w:ilvl="4" w:tplc="042A0019" w:tentative="1">
+      <w:start w:val="1"/>
+      <w:numFmt w:val="lowerLetter"/>
+      <w:lvlText w:val="%5."/>
+      <w:lvlJc w:val="left"/>
+      <w:pPr>
+        <w:ind w:left="3960" w:hanging="360"/>
+      </w:pPr>
+    </w:lvl>
+    <w:lvl w:ilvl="5" w:tplc="042A001B" w:tentative="1">
+      <w:start w:val="1"/>
+      <w:numFmt w:val="lowerRoman"/>
+      <w:lvlText w:val="%6."/>
+      <w:lvlJc w:val="right"/>
+      <w:pPr>
+        <w:ind w:left="4680" w:hanging="180"/>
+      </w:pPr>
+    </w:lvl>
+    <w:lvl w:ilvl="6" w:tplc="042A000F" w:tentative="1">
+      <w:start w:val="1"/>
+      <w:numFmt w:val="decimal"/>
+      <w:lvlText w:val="%7."/>
+      <w:lvlJc w:val="left"/>
+      <w:pPr>
+        <w:ind w:left="5400" w:hanging="360"/>
+      </w:pPr>
+    </w:lvl>
+    <w:lvl w:ilvl="7" w:tplc="042A0019" w:tentative="1">
+      <w:start w:val="1"/>
+      <w:numFmt w:val="lowerLetter"/>
+      <w:lvlText w:val="%8."/>
+      <w:lvlJc w:val="left"/>
+      <w:pPr>
+        <w:ind w:left="6120" w:hanging="360"/>
+      </w:pPr>
+    </w:lvl>
+    <w:lvl w:ilvl="8" w:tplc="042A001B" w:tentative="1">
+      <w:start w:val="1"/>
+      <w:numFmt w:val="lowerRoman"/>
+      <w:lvlText w:val="%9."/>
+      <w:lvlJc w:val="right"/>
+      <w:pPr>
+        <w:ind w:left="6840" w:hanging="180"/>
+      </w:pPr>
+    </w:lvl>
+  </w:abstractNum>
+  <w:abstractNum w:abstractNumId="2">
     <w:nsid w:val="3DD13B22"/>
     <w:multiLevelType w:val="hybridMultilevel"/>
     <w:tmpl w:val="E0EC718A"/>
@@ -7417,7 +8413,7 @@
       </w:rPr>
     </w:lvl>
   </w:abstractNum>
-  <w:abstractNum w:abstractNumId="2">
+  <w:abstractNum w:abstractNumId="3">
     <w:nsid w:val="45B7465B"/>
     <w:multiLevelType w:val="hybridMultilevel"/>
     <w:tmpl w:val="CAD8371C"/>
@@ -7506,7 +8502,7 @@
       </w:pPr>
     </w:lvl>
   </w:abstractNum>
-  <w:abstractNum w:abstractNumId="3">
+  <w:abstractNum w:abstractNumId="4">
     <w:nsid w:val="4BE31780"/>
     <w:multiLevelType w:val="hybridMultilevel"/>
     <w:tmpl w:val="224E937C"/>
@@ -7595,7 +8591,7 @@
       </w:pPr>
     </w:lvl>
   </w:abstractNum>
-  <w:abstractNum w:abstractNumId="4">
+  <w:abstractNum w:abstractNumId="5">
     <w:nsid w:val="50AE6518"/>
     <w:multiLevelType w:val="hybridMultilevel"/>
     <w:tmpl w:val="6E264A54"/>
@@ -7684,7 +8680,7 @@
       </w:pPr>
     </w:lvl>
   </w:abstractNum>
-  <w:abstractNum w:abstractNumId="5">
+  <w:abstractNum w:abstractNumId="6">
     <w:nsid w:val="51C07990"/>
     <w:multiLevelType w:val="hybridMultilevel"/>
     <w:tmpl w:val="B1BC2864"/>
@@ -7773,7 +8769,7 @@
       </w:pPr>
     </w:lvl>
   </w:abstractNum>
-  <w:abstractNum w:abstractNumId="6">
+  <w:abstractNum w:abstractNumId="7">
     <w:nsid w:val="5246130C"/>
     <w:multiLevelType w:val="hybridMultilevel"/>
     <w:tmpl w:val="FB7A11EE"/>
@@ -7862,7 +8858,7 @@
       </w:pPr>
     </w:lvl>
   </w:abstractNum>
-  <w:abstractNum w:abstractNumId="7">
+  <w:abstractNum w:abstractNumId="8">
     <w:nsid w:val="598F1CE7"/>
     <w:multiLevelType w:val="hybridMultilevel"/>
     <w:tmpl w:val="112400A0"/>
@@ -7975,7 +8971,7 @@
       </w:rPr>
     </w:lvl>
   </w:abstractNum>
-  <w:abstractNum w:abstractNumId="8">
+  <w:abstractNum w:abstractNumId="9">
     <w:nsid w:val="5CC235C5"/>
     <w:multiLevelType w:val="hybridMultilevel"/>
     <w:tmpl w:val="9F748E6A"/>
@@ -8064,7 +9060,7 @@
       </w:pPr>
     </w:lvl>
   </w:abstractNum>
-  <w:abstractNum w:abstractNumId="9">
+  <w:abstractNum w:abstractNumId="10">
     <w:nsid w:val="5EE24D32"/>
     <w:multiLevelType w:val="hybridMultilevel"/>
     <w:tmpl w:val="6FF2195C"/>
@@ -8154,34 +9150,37 @@
     </w:lvl>
   </w:abstractNum>
   <w:num w:numId="1">
+    <w:abstractNumId w:val="4"/>
+  </w:num>
+  <w:num w:numId="2">
+    <w:abstractNumId w:val="2"/>
+  </w:num>
+  <w:num w:numId="3">
+    <w:abstractNumId w:val="10"/>
+  </w:num>
+  <w:num w:numId="4">
+    <w:abstractNumId w:val="8"/>
+  </w:num>
+  <w:num w:numId="5">
+    <w:abstractNumId w:val="9"/>
+  </w:num>
+  <w:num w:numId="6">
     <w:abstractNumId w:val="3"/>
   </w:num>
-  <w:num w:numId="2">
+  <w:num w:numId="7">
+    <w:abstractNumId w:val="7"/>
+  </w:num>
+  <w:num w:numId="8">
     <w:abstractNumId w:val="1"/>
   </w:num>
-  <w:num w:numId="3">
-    <w:abstractNumId w:val="9"/>
+  <w:num w:numId="9">
+    <w:abstractNumId w:val="5"/>
   </w:num>
-  <w:num w:numId="4">
-    <w:abstractNumId w:val="7"/>
-  </w:num>
-  <w:num w:numId="5">
-    <w:abstractNumId w:val="8"/>
-  </w:num>
-  <w:num w:numId="6">
-    <w:abstractNumId w:val="2"/>
-  </w:num>
-  <w:num w:numId="7">
+  <w:num w:numId="10">
     <w:abstractNumId w:val="6"/>
   </w:num>
-  <w:num w:numId="8">
+  <w:num w:numId="11">
     <w:abstractNumId w:val="0"/>
-  </w:num>
-  <w:num w:numId="9">
-    <w:abstractNumId w:val="4"/>
-  </w:num>
-  <w:num w:numId="10">
-    <w:abstractNumId w:val="5"/>
   </w:num>
 </w:numbering>
 </file>
@@ -8447,6 +9446,32 @@
       <w:u w:val="single"/>
     </w:rPr>
   </w:style>
+  <w:style w:type="table" w:styleId="TableGrid">
+    <w:name w:val="Table Grid"/>
+    <w:basedOn w:val="TableNormal"/>
+    <w:uiPriority w:val="59"/>
+    <w:rsid w:val="00FF4830"/>
+    <w:pPr>
+      <w:spacing w:after="0" w:line="240" w:lineRule="auto"/>
+    </w:pPr>
+    <w:tblPr>
+      <w:tblInd w:w="0" w:type="dxa"/>
+      <w:tblBorders>
+        <w:top w:val="single" w:sz="4" w:space="0" w:color="auto"/>
+        <w:left w:val="single" w:sz="4" w:space="0" w:color="auto"/>
+        <w:bottom w:val="single" w:sz="4" w:space="0" w:color="auto"/>
+        <w:right w:val="single" w:sz="4" w:space="0" w:color="auto"/>
+        <w:insideH w:val="single" w:sz="4" w:space="0" w:color="auto"/>
+        <w:insideV w:val="single" w:sz="4" w:space="0" w:color="auto"/>
+      </w:tblBorders>
+      <w:tblCellMar>
+        <w:top w:w="0" w:type="dxa"/>
+        <w:left w:w="108" w:type="dxa"/>
+        <w:bottom w:w="0" w:type="dxa"/>
+        <w:right w:w="108" w:type="dxa"/>
+      </w:tblCellMar>
+    </w:tblPr>
+  </w:style>
 </w:styles>
 </file>
 
@@ -8710,6 +9735,32 @@
       <w:color w:val="800080" w:themeColor="followedHyperlink"/>
       <w:u w:val="single"/>
     </w:rPr>
+  </w:style>
+  <w:style w:type="table" w:styleId="TableGrid">
+    <w:name w:val="Table Grid"/>
+    <w:basedOn w:val="TableNormal"/>
+    <w:uiPriority w:val="59"/>
+    <w:rsid w:val="00FF4830"/>
+    <w:pPr>
+      <w:spacing w:after="0" w:line="240" w:lineRule="auto"/>
+    </w:pPr>
+    <w:tblPr>
+      <w:tblInd w:w="0" w:type="dxa"/>
+      <w:tblBorders>
+        <w:top w:val="single" w:sz="4" w:space="0" w:color="auto"/>
+        <w:left w:val="single" w:sz="4" w:space="0" w:color="auto"/>
+        <w:bottom w:val="single" w:sz="4" w:space="0" w:color="auto"/>
+        <w:right w:val="single" w:sz="4" w:space="0" w:color="auto"/>
+        <w:insideH w:val="single" w:sz="4" w:space="0" w:color="auto"/>
+        <w:insideV w:val="single" w:sz="4" w:space="0" w:color="auto"/>
+      </w:tblBorders>
+      <w:tblCellMar>
+        <w:top w:w="0" w:type="dxa"/>
+        <w:left w:w="108" w:type="dxa"/>
+        <w:bottom w:w="0" w:type="dxa"/>
+        <w:right w:w="108" w:type="dxa"/>
+      </w:tblCellMar>
+    </w:tblPr>
   </w:style>
 </w:styles>
 </file>

--- a/arduino.docx
+++ b/arduino.docx
@@ -1285,6 +1285,296 @@
         <w:rPr>
           <w:lang w:val="en-US"/>
         </w:rPr>
+        <w:t>Serial:</w:t>
+      </w:r>
+    </w:p>
+    <w:p>
+      <w:pPr>
+        <w:pStyle w:val="ListParagraph"/>
+        <w:numPr>
+          <w:ilvl w:val="0"/>
+          <w:numId w:val="12"/>
+        </w:numPr>
+        <w:rPr>
+          <w:lang w:val="en-US"/>
+        </w:rPr>
+      </w:pPr>
+      <w:r>
+        <w:rPr>
+          <w:lang w:val="en-US"/>
+        </w:rPr>
+        <w:t xml:space="preserve">Cách </w:t>
+      </w:r>
+      <w:r>
+        <w:rPr>
+          <w:lang w:val="en-US"/>
+        </w:rPr>
+        <w:t xml:space="preserve">Mở Cửa Sổ </w:t>
+      </w:r>
+      <w:r>
+        <w:rPr>
+          <w:lang w:val="en-US"/>
+        </w:rPr>
+        <w:t>Serial</w:t>
+      </w:r>
+      <w:r>
+        <w:rPr>
+          <w:lang w:val="en-US"/>
+        </w:rPr>
+        <w:t>?</w:t>
+      </w:r>
+    </w:p>
+    <w:p>
+      <w:pPr>
+        <w:pStyle w:val="ListParagraph"/>
+        <w:numPr>
+          <w:ilvl w:val="0"/>
+          <w:numId w:val="4"/>
+        </w:numPr>
+        <w:rPr>
+          <w:lang w:val="en-US"/>
+        </w:rPr>
+      </w:pPr>
+      <w:r>
+        <w:rPr>
+          <w:lang w:val="en-US"/>
+        </w:rPr>
+        <w:t>Click biểu tượng góc phải trên trong IDE</w:t>
+      </w:r>
+    </w:p>
+    <w:p>
+      <w:pPr>
+        <w:pStyle w:val="ListParagraph"/>
+        <w:numPr>
+          <w:ilvl w:val="0"/>
+          <w:numId w:val="12"/>
+        </w:numPr>
+        <w:rPr>
+          <w:lang w:val="en-US"/>
+        </w:rPr>
+      </w:pPr>
+      <w:r>
+        <w:rPr>
+          <w:lang w:val="en-US"/>
+        </w:rPr>
+        <w:t xml:space="preserve">Cách </w:t>
+      </w:r>
+      <w:r>
+        <w:rPr>
+          <w:lang w:val="en-US"/>
+        </w:rPr>
+        <w:t xml:space="preserve">In Giá Trị Ra Màn Hình </w:t>
+      </w:r>
+      <w:r>
+        <w:rPr>
+          <w:lang w:val="en-US"/>
+        </w:rPr>
+        <w:t>Serial</w:t>
+      </w:r>
+      <w:r>
+        <w:rPr>
+          <w:lang w:val="en-US"/>
+        </w:rPr>
+        <w:t>?</w:t>
+      </w:r>
+    </w:p>
+    <w:p>
+      <w:pPr>
+        <w:pStyle w:val="ListParagraph"/>
+        <w:numPr>
+          <w:ilvl w:val="0"/>
+          <w:numId w:val="4"/>
+        </w:numPr>
+        <w:rPr>
+          <w:lang w:val="en-US"/>
+        </w:rPr>
+      </w:pPr>
+      <w:r>
+        <w:rPr>
+          <w:lang w:val="en-US"/>
+        </w:rPr>
+        <w:t>Tại cửa sổ Serial, ở góc phải dưới, chọn “9600 baud”</w:t>
+      </w:r>
+    </w:p>
+    <w:p>
+      <w:pPr>
+        <w:pStyle w:val="ListParagraph"/>
+        <w:numPr>
+          <w:ilvl w:val="0"/>
+          <w:numId w:val="4"/>
+        </w:numPr>
+        <w:rPr>
+          <w:lang w:val="en-US"/>
+        </w:rPr>
+      </w:pPr>
+      <w:r>
+        <w:rPr>
+          <w:lang w:val="en-US"/>
+        </w:rPr>
+        <w:t>Chạy lệnh sau 1 lần</w:t>
+      </w:r>
+    </w:p>
+    <w:p>
+      <w:pPr>
+        <w:pStyle w:val="ListParagraph"/>
+        <w:pBdr>
+          <w:top w:val="single" w:sz="4" w:space="1" w:color="auto"/>
+          <w:left w:val="single" w:sz="4" w:space="4" w:color="auto"/>
+          <w:bottom w:val="single" w:sz="4" w:space="1" w:color="auto"/>
+          <w:right w:val="single" w:sz="4" w:space="4" w:color="auto"/>
+        </w:pBdr>
+        <w:ind w:left="1080"/>
+        <w:rPr>
+          <w:lang w:val="en-US"/>
+        </w:rPr>
+      </w:pPr>
+      <w:r>
+        <w:rPr>
+          <w:lang w:val="en-US"/>
+        </w:rPr>
+        <w:t>Serial.begin(9600);</w:t>
+      </w:r>
+    </w:p>
+    <w:p>
+      <w:pPr>
+        <w:pStyle w:val="ListParagraph"/>
+        <w:numPr>
+          <w:ilvl w:val="0"/>
+          <w:numId w:val="4"/>
+        </w:numPr>
+        <w:rPr>
+          <w:lang w:val="en-US"/>
+        </w:rPr>
+      </w:pPr>
+      <w:r>
+        <w:rPr>
+          <w:lang w:val="en-US"/>
+        </w:rPr>
+        <w:t>Để in không xuống dòng</w:t>
+      </w:r>
+    </w:p>
+    <w:p>
+      <w:pPr>
+        <w:pStyle w:val="ListParagraph"/>
+        <w:pBdr>
+          <w:top w:val="single" w:sz="4" w:space="1" w:color="auto"/>
+          <w:left w:val="single" w:sz="4" w:space="4" w:color="auto"/>
+          <w:bottom w:val="single" w:sz="4" w:space="1" w:color="auto"/>
+          <w:right w:val="single" w:sz="4" w:space="4" w:color="auto"/>
+        </w:pBdr>
+        <w:ind w:left="1080"/>
+        <w:rPr>
+          <w:lang w:val="en-US"/>
+        </w:rPr>
+      </w:pPr>
+      <w:r>
+        <w:rPr>
+          <w:lang w:val="en-US"/>
+        </w:rPr>
+        <w:t>Serial.print(&lt;Giá Trị&gt;)</w:t>
+      </w:r>
+      <w:r>
+        <w:rPr>
+          <w:lang w:val="en-US"/>
+        </w:rPr>
+        <w:t>;</w:t>
+      </w:r>
+    </w:p>
+    <w:p>
+      <w:pPr>
+        <w:pStyle w:val="ListParagraph"/>
+        <w:numPr>
+          <w:ilvl w:val="0"/>
+          <w:numId w:val="4"/>
+        </w:numPr>
+        <w:rPr>
+          <w:lang w:val="en-US"/>
+        </w:rPr>
+      </w:pPr>
+      <w:r>
+        <w:rPr>
+          <w:lang w:val="en-US"/>
+        </w:rPr>
+        <w:t>Để in rồi xuống dòng</w:t>
+      </w:r>
+    </w:p>
+    <w:p>
+      <w:pPr>
+        <w:pStyle w:val="ListParagraph"/>
+        <w:pBdr>
+          <w:top w:val="single" w:sz="4" w:space="1" w:color="auto"/>
+          <w:left w:val="single" w:sz="4" w:space="4" w:color="auto"/>
+          <w:bottom w:val="single" w:sz="4" w:space="1" w:color="auto"/>
+          <w:right w:val="single" w:sz="4" w:space="4" w:color="auto"/>
+        </w:pBdr>
+        <w:ind w:left="1080"/>
+        <w:rPr>
+          <w:lang w:val="en-US"/>
+        </w:rPr>
+      </w:pPr>
+      <w:r>
+        <w:rPr>
+          <w:lang w:val="en-US"/>
+        </w:rPr>
+        <w:t>Serial.println(&lt;Giá Trị&gt;);</w:t>
+      </w:r>
+    </w:p>
+    <w:p>
+      <w:pPr>
+        <w:pStyle w:val="ListParagraph"/>
+        <w:numPr>
+          <w:ilvl w:val="0"/>
+          <w:numId w:val="4"/>
+        </w:numPr>
+        <w:rPr>
+          <w:lang w:val="en-US"/>
+        </w:rPr>
+      </w:pPr>
+      <w:r>
+        <w:rPr>
+          <w:lang w:val="en-US"/>
+        </w:rPr>
+        <w:t>Để xóa tất cả trên màn hình, Click “Clear output”, hoặc đóng rồi mở lại cửa sổ Serial</w:t>
+      </w:r>
+      <w:bookmarkStart w:id="0" w:name="_GoBack"/>
+      <w:bookmarkEnd w:id="0"/>
+    </w:p>
+    <w:p>
+      <w:pPr>
+        <w:pStyle w:val="ListParagraph"/>
+        <w:numPr>
+          <w:ilvl w:val="0"/>
+          <w:numId w:val="4"/>
+        </w:numPr>
+        <w:rPr>
+          <w:lang w:val="en-US"/>
+        </w:rPr>
+      </w:pPr>
+      <w:r>
+        <w:rPr>
+          <w:lang w:val="en-US"/>
+        </w:rPr>
+        <w:t>Lưu ý các lệnh trên ban đầu sẽ xem xem cửa sổ Serial có được mở không, nếu có thì nó in ra cửa sổ luôn, còn không thì không làm gì cả</w:t>
+      </w:r>
+    </w:p>
+    <w:p>
+      <w:pPr>
+        <w:rPr>
+          <w:lang w:val="en-US"/>
+        </w:rPr>
+      </w:pPr>
+    </w:p>
+    <w:p>
+      <w:pPr>
+        <w:rPr>
+          <w:lang w:val="en-US"/>
+        </w:rPr>
+      </w:pPr>
+      <w:r>
+        <w:rPr>
+          <w:lang w:val="en-US"/>
+        </w:rPr>
+        <w:lastRenderedPageBreak/>
         <w:t xml:space="preserve">Simple Commands – Câu </w:t>
       </w:r>
       <w:r>
@@ -1604,13 +1894,7 @@
         <w:rPr>
           <w:lang w:val="en-US"/>
         </w:rPr>
-        <w:t>analog</w:t>
-      </w:r>
-      <w:r>
-        <w:rPr>
-          <w:lang w:val="en-US"/>
-        </w:rPr>
-        <w:t>Write(&lt;Số Của Pin&gt;, &lt;Điện Thế&gt;);</w:t>
+        <w:t>analogWrite(&lt;Số Của Pin&gt;, &lt;Điện Thế&gt;);</w:t>
       </w:r>
     </w:p>
     <w:p>
@@ -1715,13 +1999,7 @@
         <w:rPr>
           <w:lang w:val="en-US"/>
         </w:rPr>
-        <w:t>analogWrite(11, 125</w:t>
-      </w:r>
-      <w:r>
-        <w:rPr>
-          <w:lang w:val="en-US"/>
-        </w:rPr>
-        <w:t>);</w:t>
+        <w:t>analogWrite(11, 125);</w:t>
       </w:r>
     </w:p>
     <w:p>
@@ -1772,7 +2050,6 @@
         <w:rPr>
           <w:lang w:val="en-US"/>
         </w:rPr>
-        <w:lastRenderedPageBreak/>
         <w:t>&lt;Điện Thế&gt; = analogRead(&lt;Số Của Pin&gt;);</w:t>
       </w:r>
     </w:p>
@@ -1811,8 +2088,6 @@
         </w:rPr>
         <w:t xml:space="preserve">V </w:t>
       </w:r>
-      <w:bookmarkStart w:id="0" w:name="_GoBack"/>
-      <w:bookmarkEnd w:id="0"/>
       <w:r>
         <w:rPr>
           <w:lang w:val="en-US"/>
@@ -2182,6 +2457,7 @@
         <w:rPr>
           <w:lang w:val="en-US"/>
         </w:rPr>
+        <w:lastRenderedPageBreak/>
         <w:t>Set Input Digital Pin thành HIGH để tạo Pull Up Resistor</w:t>
       </w:r>
       <w:r>
@@ -2450,6 +2726,560 @@
         <w:rPr>
           <w:lang w:val="en-US"/>
         </w:rPr>
+        <w:tab/>
+      </w:r>
+      <w:r>
+        <w:rPr>
+          <w:lang w:val="en-US"/>
+        </w:rPr>
+        <w:tab/>
+      </w:r>
+      <w:r>
+        <w:rPr>
+          <w:lang w:val="en-US"/>
+        </w:rPr>
+        <w:tab/>
+      </w:r>
+      <w:r>
+        <w:rPr>
+          <w:lang w:val="en-US"/>
+        </w:rPr>
+        <w:tab/>
+      </w:r>
+      <w:r>
+        <w:rPr>
+          <w:lang w:val="en-US"/>
+        </w:rPr>
+        <w:tab/>
+        <w:t>Usage:</w:t>
+      </w:r>
+    </w:p>
+    <w:p>
+      <w:pPr>
+        <w:rPr>
+          <w:lang w:val="en-US"/>
+        </w:rPr>
+      </w:pPr>
+      <w:r>
+        <w:rPr>
+          <w:lang w:val="en-US"/>
+        </w:rPr>
+        <w:tab/>
+      </w:r>
+      <w:r>
+        <w:rPr>
+          <w:lang w:val="en-US"/>
+        </w:rPr>
+        <w:tab/>
+      </w:r>
+      <w:r>
+        <w:rPr>
+          <w:lang w:val="en-US"/>
+        </w:rPr>
+        <w:tab/>
+      </w:r>
+      <w:r>
+        <w:rPr>
+          <w:lang w:val="en-US"/>
+        </w:rPr>
+        <w:tab/>
+      </w:r>
+      <w:r>
+        <w:rPr>
+          <w:lang w:val="en-US"/>
+        </w:rPr>
+        <w:tab/>
+      </w:r>
+      <w:r>
+        <w:rPr>
+          <w:lang w:val="en-US"/>
+        </w:rPr>
+        <w:tab/>
+        <w:t>Kết nối với Pin điều khiển Servo</w:t>
+      </w:r>
+    </w:p>
+    <w:p>
+      <w:pPr>
+        <w:rPr>
+          <w:lang w:val="en-US"/>
+        </w:rPr>
+      </w:pPr>
+      <w:r>
+        <w:rPr>
+          <w:lang w:val="en-US"/>
+        </w:rPr>
+        <w:tab/>
+      </w:r>
+      <w:r>
+        <w:rPr>
+          <w:lang w:val="en-US"/>
+        </w:rPr>
+        <w:tab/>
+      </w:r>
+      <w:r>
+        <w:rPr>
+          <w:lang w:val="en-US"/>
+        </w:rPr>
+        <w:tab/>
+      </w:r>
+      <w:r>
+        <w:rPr>
+          <w:lang w:val="en-US"/>
+        </w:rPr>
+        <w:tab/>
+      </w:r>
+      <w:r>
+        <w:rPr>
+          <w:lang w:val="en-US"/>
+        </w:rPr>
+        <w:tab/>
+        <w:t>Ex:</w:t>
+      </w:r>
+    </w:p>
+    <w:p>
+      <w:pPr>
+        <w:rPr>
+          <w:lang w:val="en-US"/>
+        </w:rPr>
+      </w:pPr>
+      <w:r>
+        <w:rPr>
+          <w:lang w:val="en-US"/>
+        </w:rPr>
+        <w:tab/>
+      </w:r>
+      <w:r>
+        <w:rPr>
+          <w:lang w:val="en-US"/>
+        </w:rPr>
+        <w:tab/>
+      </w:r>
+      <w:r>
+        <w:rPr>
+          <w:lang w:val="en-US"/>
+        </w:rPr>
+        <w:tab/>
+      </w:r>
+      <w:r>
+        <w:rPr>
+          <w:lang w:val="en-US"/>
+        </w:rPr>
+        <w:tab/>
+      </w:r>
+      <w:r>
+        <w:rPr>
+          <w:lang w:val="en-US"/>
+        </w:rPr>
+        <w:tab/>
+      </w:r>
+      <w:r>
+        <w:rPr>
+          <w:lang w:val="en-US"/>
+        </w:rPr>
+        <w:tab/>
+        <w:t>foo.attach(13)</w:t>
+      </w:r>
+    </w:p>
+    <w:p>
+      <w:pPr>
+        <w:rPr>
+          <w:lang w:val="en-US"/>
+        </w:rPr>
+      </w:pPr>
+      <w:r>
+        <w:rPr>
+          <w:lang w:val="en-US"/>
+        </w:rPr>
+        <w:tab/>
+      </w:r>
+      <w:r>
+        <w:rPr>
+          <w:lang w:val="en-US"/>
+        </w:rPr>
+        <w:tab/>
+      </w:r>
+      <w:r>
+        <w:rPr>
+          <w:lang w:val="en-US"/>
+        </w:rPr>
+        <w:tab/>
+      </w:r>
+      <w:r>
+        <w:rPr>
+          <w:lang w:val="en-US"/>
+        </w:rPr>
+        <w:tab/>
+        <w:t>write(Angle)</w:t>
+      </w:r>
+    </w:p>
+    <w:p>
+      <w:pPr>
+        <w:rPr>
+          <w:lang w:val="en-US"/>
+        </w:rPr>
+      </w:pPr>
+      <w:r>
+        <w:rPr>
+          <w:lang w:val="en-US"/>
+        </w:rPr>
+        <w:tab/>
+      </w:r>
+      <w:r>
+        <w:rPr>
+          <w:lang w:val="en-US"/>
+        </w:rPr>
+        <w:tab/>
+      </w:r>
+      <w:r>
+        <w:rPr>
+          <w:lang w:val="en-US"/>
+        </w:rPr>
+        <w:tab/>
+      </w:r>
+      <w:r>
+        <w:rPr>
+          <w:lang w:val="en-US"/>
+        </w:rPr>
+        <w:tab/>
+      </w:r>
+      <w:r>
+        <w:rPr>
+          <w:lang w:val="en-US"/>
+        </w:rPr>
+        <w:tab/>
+        <w:t>Usage:</w:t>
+      </w:r>
+    </w:p>
+    <w:p>
+      <w:pPr>
+        <w:rPr>
+          <w:lang w:val="en-US"/>
+        </w:rPr>
+      </w:pPr>
+      <w:r>
+        <w:rPr>
+          <w:lang w:val="en-US"/>
+        </w:rPr>
+        <w:tab/>
+      </w:r>
+      <w:r>
+        <w:rPr>
+          <w:lang w:val="en-US"/>
+        </w:rPr>
+        <w:tab/>
+      </w:r>
+      <w:r>
+        <w:rPr>
+          <w:lang w:val="en-US"/>
+        </w:rPr>
+        <w:tab/>
+      </w:r>
+      <w:r>
+        <w:rPr>
+          <w:lang w:val="en-US"/>
+        </w:rPr>
+        <w:tab/>
+      </w:r>
+      <w:r>
+        <w:rPr>
+          <w:lang w:val="en-US"/>
+        </w:rPr>
+        <w:tab/>
+      </w:r>
+      <w:r>
+        <w:rPr>
+          <w:lang w:val="en-US"/>
+        </w:rPr>
+        <w:tab/>
+        <w:t>Quay Servo</w:t>
+      </w:r>
+    </w:p>
+    <w:p>
+      <w:pPr>
+        <w:rPr>
+          <w:lang w:val="en-US"/>
+        </w:rPr>
+      </w:pPr>
+      <w:r>
+        <w:rPr>
+          <w:lang w:val="en-US"/>
+        </w:rPr>
+        <w:tab/>
+      </w:r>
+      <w:r>
+        <w:rPr>
+          <w:lang w:val="en-US"/>
+        </w:rPr>
+        <w:tab/>
+      </w:r>
+      <w:r>
+        <w:rPr>
+          <w:lang w:val="en-US"/>
+        </w:rPr>
+        <w:tab/>
+      </w:r>
+      <w:r>
+        <w:rPr>
+          <w:lang w:val="en-US"/>
+        </w:rPr>
+        <w:tab/>
+      </w:r>
+      <w:r>
+        <w:rPr>
+          <w:lang w:val="en-US"/>
+        </w:rPr>
+        <w:tab/>
+      </w:r>
+      <w:r>
+        <w:rPr>
+          <w:lang w:val="en-US"/>
+        </w:rPr>
+        <w:tab/>
+        <w:t>Quay hơi chậm nên có thể bị ghi đè</w:t>
+      </w:r>
+    </w:p>
+    <w:p>
+      <w:pPr>
+        <w:rPr>
+          <w:lang w:val="en-US"/>
+        </w:rPr>
+      </w:pPr>
+      <w:r>
+        <w:rPr>
+          <w:lang w:val="en-US"/>
+        </w:rPr>
+        <w:tab/>
+      </w:r>
+      <w:r>
+        <w:rPr>
+          <w:lang w:val="en-US"/>
+        </w:rPr>
+        <w:tab/>
+      </w:r>
+      <w:r>
+        <w:rPr>
+          <w:lang w:val="en-US"/>
+        </w:rPr>
+        <w:tab/>
+      </w:r>
+      <w:r>
+        <w:rPr>
+          <w:lang w:val="en-US"/>
+        </w:rPr>
+        <w:tab/>
+      </w:r>
+      <w:r>
+        <w:rPr>
+          <w:lang w:val="en-US"/>
+        </w:rPr>
+        <w:tab/>
+        <w:t>Ex:</w:t>
+      </w:r>
+    </w:p>
+    <w:p>
+      <w:pPr>
+        <w:rPr>
+          <w:lang w:val="en-US"/>
+        </w:rPr>
+      </w:pPr>
+      <w:r>
+        <w:rPr>
+          <w:lang w:val="en-US"/>
+        </w:rPr>
+        <w:tab/>
+      </w:r>
+      <w:r>
+        <w:rPr>
+          <w:lang w:val="en-US"/>
+        </w:rPr>
+        <w:tab/>
+      </w:r>
+      <w:r>
+        <w:rPr>
+          <w:lang w:val="en-US"/>
+        </w:rPr>
+        <w:tab/>
+      </w:r>
+      <w:r>
+        <w:rPr>
+          <w:lang w:val="en-US"/>
+        </w:rPr>
+        <w:tab/>
+      </w:r>
+      <w:r>
+        <w:rPr>
+          <w:lang w:val="en-US"/>
+        </w:rPr>
+        <w:tab/>
+      </w:r>
+      <w:r>
+        <w:rPr>
+          <w:lang w:val="en-US"/>
+        </w:rPr>
+        <w:tab/>
+        <w:t>foo.write(165)</w:t>
+      </w:r>
+    </w:p>
+    <w:p>
+      <w:pPr>
+        <w:rPr>
+          <w:lang w:val="en-US"/>
+        </w:rPr>
+      </w:pPr>
+      <w:r>
+        <w:rPr>
+          <w:lang w:val="en-US"/>
+        </w:rPr>
+        <w:tab/>
+        <w:t>Stepper.h</w:t>
+      </w:r>
+    </w:p>
+    <w:p>
+      <w:pPr>
+        <w:rPr>
+          <w:lang w:val="en-US"/>
+        </w:rPr>
+      </w:pPr>
+      <w:r>
+        <w:rPr>
+          <w:lang w:val="en-US"/>
+        </w:rPr>
+        <w:tab/>
+      </w:r>
+      <w:r>
+        <w:rPr>
+          <w:lang w:val="en-US"/>
+        </w:rPr>
+        <w:tab/>
+        <w:t>Stepper Object(Steps, Pin Code * 4)</w:t>
+      </w:r>
+    </w:p>
+    <w:p>
+      <w:pPr>
+        <w:rPr>
+          <w:lang w:val="en-US"/>
+        </w:rPr>
+      </w:pPr>
+      <w:r>
+        <w:rPr>
+          <w:lang w:val="en-US"/>
+        </w:rPr>
+        <w:tab/>
+      </w:r>
+      <w:r>
+        <w:rPr>
+          <w:lang w:val="en-US"/>
+        </w:rPr>
+        <w:tab/>
+      </w:r>
+      <w:r>
+        <w:rPr>
+          <w:lang w:val="en-US"/>
+        </w:rPr>
+        <w:tab/>
+        <w:t>Usage:</w:t>
+      </w:r>
+    </w:p>
+    <w:p>
+      <w:pPr>
+        <w:rPr>
+          <w:lang w:val="en-US"/>
+        </w:rPr>
+      </w:pPr>
+      <w:r>
+        <w:rPr>
+          <w:lang w:val="en-US"/>
+        </w:rPr>
+        <w:tab/>
+      </w:r>
+      <w:r>
+        <w:rPr>
+          <w:lang w:val="en-US"/>
+        </w:rPr>
+        <w:tab/>
+      </w:r>
+      <w:r>
+        <w:rPr>
+          <w:lang w:val="en-US"/>
+        </w:rPr>
+        <w:tab/>
+      </w:r>
+      <w:r>
+        <w:rPr>
+          <w:lang w:val="en-US"/>
+        </w:rPr>
+        <w:tab/>
+        <w:t>Khởi tạo Stepper Object</w:t>
+      </w:r>
+    </w:p>
+    <w:p>
+      <w:pPr>
+        <w:rPr>
+          <w:lang w:val="en-US"/>
+        </w:rPr>
+      </w:pPr>
+      <w:r>
+        <w:rPr>
+          <w:lang w:val="en-US"/>
+        </w:rPr>
+        <w:tab/>
+      </w:r>
+      <w:r>
+        <w:rPr>
+          <w:lang w:val="en-US"/>
+        </w:rPr>
+        <w:tab/>
+      </w:r>
+      <w:r>
+        <w:rPr>
+          <w:lang w:val="en-US"/>
+        </w:rPr>
+        <w:tab/>
+        <w:t>Ex:</w:t>
+      </w:r>
+    </w:p>
+    <w:p>
+      <w:pPr>
+        <w:rPr>
+          <w:lang w:val="en-US"/>
+        </w:rPr>
+      </w:pPr>
+      <w:r>
+        <w:rPr>
+          <w:lang w:val="en-US"/>
+        </w:rPr>
+        <w:tab/>
+      </w:r>
+      <w:r>
+        <w:rPr>
+          <w:lang w:val="en-US"/>
+        </w:rPr>
+        <w:tab/>
+      </w:r>
+      <w:r>
+        <w:rPr>
+          <w:lang w:val="en-US"/>
+        </w:rPr>
+        <w:tab/>
+      </w:r>
+      <w:r>
+        <w:rPr>
+          <w:lang w:val="en-US"/>
+        </w:rPr>
+        <w:tab/>
+        <w:t>Stepper foo(2048, 8, 10, 9, 11)</w:t>
+      </w:r>
+    </w:p>
+    <w:p>
+      <w:pPr>
+        <w:rPr>
+          <w:lang w:val="en-US"/>
+        </w:rPr>
+      </w:pPr>
+      <w:r>
+        <w:rPr>
+          <w:lang w:val="en-US"/>
+        </w:rPr>
         <w:lastRenderedPageBreak/>
         <w:tab/>
       </w:r>
@@ -2464,6 +3294,64 @@
           <w:lang w:val="en-US"/>
         </w:rPr>
         <w:tab/>
+        <w:t>Object:</w:t>
+      </w:r>
+    </w:p>
+    <w:p>
+      <w:pPr>
+        <w:rPr>
+          <w:lang w:val="en-US"/>
+        </w:rPr>
+      </w:pPr>
+      <w:r>
+        <w:rPr>
+          <w:lang w:val="en-US"/>
+        </w:rPr>
+        <w:tab/>
+      </w:r>
+      <w:r>
+        <w:rPr>
+          <w:lang w:val="en-US"/>
+        </w:rPr>
+        <w:tab/>
+      </w:r>
+      <w:r>
+        <w:rPr>
+          <w:lang w:val="en-US"/>
+        </w:rPr>
+        <w:tab/>
+      </w:r>
+      <w:r>
+        <w:rPr>
+          <w:lang w:val="en-US"/>
+        </w:rPr>
+        <w:tab/>
+        <w:t>setSpeed(RPM)</w:t>
+      </w:r>
+    </w:p>
+    <w:p>
+      <w:pPr>
+        <w:rPr>
+          <w:lang w:val="en-US"/>
+        </w:rPr>
+      </w:pPr>
+      <w:r>
+        <w:rPr>
+          <w:lang w:val="en-US"/>
+        </w:rPr>
+        <w:tab/>
+      </w:r>
+      <w:r>
+        <w:rPr>
+          <w:lang w:val="en-US"/>
+        </w:rPr>
+        <w:tab/>
+      </w:r>
+      <w:r>
+        <w:rPr>
+          <w:lang w:val="en-US"/>
+        </w:rPr>
+        <w:tab/>
       </w:r>
       <w:r>
         <w:rPr>
@@ -2520,7 +3408,7 @@
           <w:lang w:val="en-US"/>
         </w:rPr>
         <w:tab/>
-        <w:t>Kết nối với Pin điều khiển Servo</w:t>
+        <w:t>Chỉnh tốc độ Stepper Motor</w:t>
       </w:r>
     </w:p>
     <w:p>
@@ -2602,39 +3490,39 @@
           <w:lang w:val="en-US"/>
         </w:rPr>
         <w:tab/>
-        <w:t>foo.attach(13)</w:t>
-      </w:r>
-    </w:p>
-    <w:p>
-      <w:pPr>
-        <w:rPr>
-          <w:lang w:val="en-US"/>
-        </w:rPr>
-      </w:pPr>
-      <w:r>
-        <w:rPr>
-          <w:lang w:val="en-US"/>
-        </w:rPr>
-        <w:tab/>
-      </w:r>
-      <w:r>
-        <w:rPr>
-          <w:lang w:val="en-US"/>
-        </w:rPr>
-        <w:tab/>
-      </w:r>
-      <w:r>
-        <w:rPr>
-          <w:lang w:val="en-US"/>
-        </w:rPr>
-        <w:tab/>
-      </w:r>
-      <w:r>
-        <w:rPr>
-          <w:lang w:val="en-US"/>
-        </w:rPr>
-        <w:tab/>
-        <w:t>write(Angle)</w:t>
+        <w:t>foo.setSpeed(3)</w:t>
+      </w:r>
+    </w:p>
+    <w:p>
+      <w:pPr>
+        <w:rPr>
+          <w:lang w:val="en-US"/>
+        </w:rPr>
+      </w:pPr>
+      <w:r>
+        <w:rPr>
+          <w:lang w:val="en-US"/>
+        </w:rPr>
+        <w:tab/>
+      </w:r>
+      <w:r>
+        <w:rPr>
+          <w:lang w:val="en-US"/>
+        </w:rPr>
+        <w:tab/>
+      </w:r>
+      <w:r>
+        <w:rPr>
+          <w:lang w:val="en-US"/>
+        </w:rPr>
+        <w:tab/>
+      </w:r>
+      <w:r>
+        <w:rPr>
+          <w:lang w:val="en-US"/>
+        </w:rPr>
+        <w:tab/>
+        <w:t>step(Steps)</w:t>
       </w:r>
     </w:p>
     <w:p>
@@ -2716,51 +3604,7 @@
           <w:lang w:val="en-US"/>
         </w:rPr>
         <w:tab/>
-        <w:t>Quay Servo</w:t>
-      </w:r>
-    </w:p>
-    <w:p>
-      <w:pPr>
-        <w:rPr>
-          <w:lang w:val="en-US"/>
-        </w:rPr>
-      </w:pPr>
-      <w:r>
-        <w:rPr>
-          <w:lang w:val="en-US"/>
-        </w:rPr>
-        <w:tab/>
-      </w:r>
-      <w:r>
-        <w:rPr>
-          <w:lang w:val="en-US"/>
-        </w:rPr>
-        <w:tab/>
-      </w:r>
-      <w:r>
-        <w:rPr>
-          <w:lang w:val="en-US"/>
-        </w:rPr>
-        <w:tab/>
-      </w:r>
-      <w:r>
-        <w:rPr>
-          <w:lang w:val="en-US"/>
-        </w:rPr>
-        <w:tab/>
-      </w:r>
-      <w:r>
-        <w:rPr>
-          <w:lang w:val="en-US"/>
-        </w:rPr>
-        <w:tab/>
-      </w:r>
-      <w:r>
-        <w:rPr>
-          <w:lang w:val="en-US"/>
-        </w:rPr>
-        <w:tab/>
-        <w:t>Quay hơi chậm nên có thể bị ghi đè</w:t>
+        <w:t>Quay Stepper Motor với số bước nào đó</w:t>
       </w:r>
     </w:p>
     <w:p>
@@ -2842,41 +3686,41 @@
           <w:lang w:val="en-US"/>
         </w:rPr>
         <w:tab/>
-        <w:t>foo.write(165)</w:t>
-      </w:r>
-    </w:p>
-    <w:p>
-      <w:pPr>
-        <w:rPr>
-          <w:lang w:val="en-US"/>
-        </w:rPr>
-      </w:pPr>
-      <w:r>
-        <w:rPr>
-          <w:lang w:val="en-US"/>
-        </w:rPr>
-        <w:tab/>
-        <w:t>Stepper.h</w:t>
-      </w:r>
-    </w:p>
-    <w:p>
-      <w:pPr>
-        <w:rPr>
-          <w:lang w:val="en-US"/>
-        </w:rPr>
-      </w:pPr>
-      <w:r>
-        <w:rPr>
-          <w:lang w:val="en-US"/>
-        </w:rPr>
-        <w:tab/>
-      </w:r>
-      <w:r>
-        <w:rPr>
-          <w:lang w:val="en-US"/>
-        </w:rPr>
-        <w:tab/>
-        <w:t>Stepper Object(Steps, Pin Code * 4)</w:t>
+        <w:t>foo.step(1024)</w:t>
+      </w:r>
+    </w:p>
+    <w:p>
+      <w:pPr>
+        <w:rPr>
+          <w:lang w:val="en-US"/>
+        </w:rPr>
+      </w:pPr>
+      <w:r>
+        <w:rPr>
+          <w:lang w:val="en-US"/>
+        </w:rPr>
+        <w:tab/>
+        <w:t>LiquidCrystal.h</w:t>
+      </w:r>
+    </w:p>
+    <w:p>
+      <w:pPr>
+        <w:rPr>
+          <w:lang w:val="en-US"/>
+        </w:rPr>
+      </w:pPr>
+      <w:r>
+        <w:rPr>
+          <w:lang w:val="en-US"/>
+        </w:rPr>
+        <w:tab/>
+      </w:r>
+      <w:r>
+        <w:rPr>
+          <w:lang w:val="en-US"/>
+        </w:rPr>
+        <w:tab/>
+        <w:t>LiquidCrystal Object(RS Pin Code, E Pin Code, 4 * Data Pin Code)</w:t>
       </w:r>
     </w:p>
     <w:p>
@@ -2934,7 +3778,7 @@
           <w:lang w:val="en-US"/>
         </w:rPr>
         <w:tab/>
-        <w:t>Khởi tạo Stepper Object</w:t>
+        <w:t>Khởi tạo LCD Object</w:t>
       </w:r>
     </w:p>
     <w:p>
@@ -2992,7 +3836,7 @@
           <w:lang w:val="en-US"/>
         </w:rPr>
         <w:tab/>
-        <w:t>Stepper foo(2048, 8, 10, 9, 11)</w:t>
+        <w:t>LiquidCrystal lcd(2, 3, 4, 5, 6, 7)</w:t>
       </w:r>
     </w:p>
     <w:p>
@@ -3050,7 +3894,7 @@
           <w:lang w:val="en-US"/>
         </w:rPr>
         <w:tab/>
-        <w:t>setSpeed(RPM)</w:t>
+        <w:t>begin(Columns, Rows)</w:t>
       </w:r>
     </w:p>
     <w:p>
@@ -3132,7 +3976,51 @@
           <w:lang w:val="en-US"/>
         </w:rPr>
         <w:tab/>
-        <w:t>Chỉnh tốc độ Stepper Motor</w:t>
+        <w:t>Bắt đầu làm việc với màn hình LCD với</w:t>
+      </w:r>
+    </w:p>
+    <w:p>
+      <w:pPr>
+        <w:rPr>
+          <w:lang w:val="en-US"/>
+        </w:rPr>
+      </w:pPr>
+      <w:r>
+        <w:rPr>
+          <w:lang w:val="en-US"/>
+        </w:rPr>
+        <w:tab/>
+      </w:r>
+      <w:r>
+        <w:rPr>
+          <w:lang w:val="en-US"/>
+        </w:rPr>
+        <w:tab/>
+      </w:r>
+      <w:r>
+        <w:rPr>
+          <w:lang w:val="en-US"/>
+        </w:rPr>
+        <w:tab/>
+      </w:r>
+      <w:r>
+        <w:rPr>
+          <w:lang w:val="en-US"/>
+        </w:rPr>
+        <w:tab/>
+      </w:r>
+      <w:r>
+        <w:rPr>
+          <w:lang w:val="en-US"/>
+        </w:rPr>
+        <w:tab/>
+      </w:r>
+      <w:r>
+        <w:rPr>
+          <w:lang w:val="en-US"/>
+        </w:rPr>
+        <w:tab/>
+        <w:t>kích thước để hiển thị kí tự là Columns * Rows</w:t>
       </w:r>
     </w:p>
     <w:p>
@@ -3214,39 +4102,50 @@
           <w:lang w:val="en-US"/>
         </w:rPr>
         <w:tab/>
-        <w:t>foo.setSpeed(3)</w:t>
-      </w:r>
-    </w:p>
-    <w:p>
-      <w:pPr>
-        <w:rPr>
-          <w:lang w:val="en-US"/>
-        </w:rPr>
-      </w:pPr>
-      <w:r>
-        <w:rPr>
-          <w:lang w:val="en-US"/>
-        </w:rPr>
-        <w:tab/>
-      </w:r>
-      <w:r>
-        <w:rPr>
-          <w:lang w:val="en-US"/>
-        </w:rPr>
-        <w:tab/>
-      </w:r>
-      <w:r>
-        <w:rPr>
-          <w:lang w:val="en-US"/>
-        </w:rPr>
-        <w:tab/>
-      </w:r>
-      <w:r>
-        <w:rPr>
-          <w:lang w:val="en-US"/>
-        </w:rPr>
-        <w:tab/>
-        <w:t>step(Steps)</w:t>
+        <w:t>lcd.begin(16, 2)</w:t>
+      </w:r>
+    </w:p>
+    <w:p>
+      <w:pPr>
+        <w:rPr>
+          <w:lang w:val="en-US"/>
+        </w:rPr>
+      </w:pPr>
+      <w:r>
+        <w:rPr>
+          <w:lang w:val="en-US"/>
+        </w:rPr>
+        <w:tab/>
+      </w:r>
+      <w:r>
+        <w:rPr>
+          <w:lang w:val="en-US"/>
+        </w:rPr>
+        <w:tab/>
+      </w:r>
+      <w:r>
+        <w:rPr>
+          <w:lang w:val="en-US"/>
+        </w:rPr>
+        <w:tab/>
+      </w:r>
+      <w:r>
+        <w:rPr>
+          <w:lang w:val="en-US"/>
+        </w:rPr>
+        <w:tab/>
+      </w:r>
+      <w:r>
+        <w:rPr>
+          <w:lang w:val="en-US"/>
+        </w:rPr>
+        <w:t>print</w:t>
+      </w:r>
+      <w:r>
+        <w:rPr>
+          <w:lang w:val="en-US"/>
+        </w:rPr>
+        <w:t>(Text)</w:t>
       </w:r>
     </w:p>
     <w:p>
@@ -3328,7 +4227,7 @@
           <w:lang w:val="en-US"/>
         </w:rPr>
         <w:tab/>
-        <w:t>Quay Stepper Motor với số bước nào đó</w:t>
+        <w:t>In chữ ra màn hình LCD</w:t>
       </w:r>
     </w:p>
     <w:p>
@@ -3379,64 +4278,6 @@
         <w:rPr>
           <w:lang w:val="en-US"/>
         </w:rPr>
-        <w:tab/>
-      </w:r>
-      <w:r>
-        <w:rPr>
-          <w:lang w:val="en-US"/>
-        </w:rPr>
-        <w:tab/>
-      </w:r>
-      <w:r>
-        <w:rPr>
-          <w:lang w:val="en-US"/>
-        </w:rPr>
-        <w:tab/>
-      </w:r>
-      <w:r>
-        <w:rPr>
-          <w:lang w:val="en-US"/>
-        </w:rPr>
-        <w:tab/>
-      </w:r>
-      <w:r>
-        <w:rPr>
-          <w:lang w:val="en-US"/>
-        </w:rPr>
-        <w:tab/>
-      </w:r>
-      <w:r>
-        <w:rPr>
-          <w:lang w:val="en-US"/>
-        </w:rPr>
-        <w:tab/>
-        <w:t>foo.step(1024)</w:t>
-      </w:r>
-    </w:p>
-    <w:p>
-      <w:pPr>
-        <w:rPr>
-          <w:lang w:val="en-US"/>
-        </w:rPr>
-      </w:pPr>
-      <w:r>
-        <w:rPr>
-          <w:lang w:val="en-US"/>
-        </w:rPr>
-        <w:tab/>
-        <w:t>LiquidCrystal.h</w:t>
-      </w:r>
-    </w:p>
-    <w:p>
-      <w:pPr>
-        <w:rPr>
-          <w:lang w:val="en-US"/>
-        </w:rPr>
-      </w:pPr>
-      <w:r>
-        <w:rPr>
-          <w:lang w:val="en-US"/>
-        </w:rPr>
         <w:lastRenderedPageBreak/>
         <w:tab/>
       </w:r>
@@ -3445,15 +4286,83 @@
           <w:lang w:val="en-US"/>
         </w:rPr>
         <w:tab/>
-        <w:t>LiquidCrystal Object(RS Pin Code, E Pin Code, 4 * Data Pin Code)</w:t>
-      </w:r>
-    </w:p>
-    <w:p>
-      <w:pPr>
-        <w:rPr>
-          <w:lang w:val="en-US"/>
-        </w:rPr>
-      </w:pPr>
+      </w:r>
+      <w:r>
+        <w:rPr>
+          <w:lang w:val="en-US"/>
+        </w:rPr>
+        <w:tab/>
+      </w:r>
+      <w:r>
+        <w:rPr>
+          <w:lang w:val="en-US"/>
+        </w:rPr>
+        <w:tab/>
+      </w:r>
+      <w:r>
+        <w:rPr>
+          <w:lang w:val="en-US"/>
+        </w:rPr>
+        <w:tab/>
+      </w:r>
+      <w:r>
+        <w:rPr>
+          <w:lang w:val="en-US"/>
+        </w:rPr>
+        <w:tab/>
+        <w:t>lcd.write(“Hello”)</w:t>
+      </w:r>
+    </w:p>
+    <w:p>
+      <w:pPr>
+        <w:rPr>
+          <w:lang w:val="en-US"/>
+        </w:rPr>
+      </w:pPr>
+      <w:r>
+        <w:rPr>
+          <w:lang w:val="en-US"/>
+        </w:rPr>
+        <w:tab/>
+      </w:r>
+      <w:r>
+        <w:rPr>
+          <w:lang w:val="en-US"/>
+        </w:rPr>
+        <w:tab/>
+      </w:r>
+      <w:r>
+        <w:rPr>
+          <w:lang w:val="en-US"/>
+        </w:rPr>
+        <w:tab/>
+      </w:r>
+      <w:r>
+        <w:rPr>
+          <w:lang w:val="en-US"/>
+        </w:rPr>
+        <w:tab/>
+        <w:t>setCursor(Column, Row)</w:t>
+      </w:r>
+    </w:p>
+    <w:p>
+      <w:pPr>
+        <w:rPr>
+          <w:lang w:val="en-US"/>
+        </w:rPr>
+      </w:pPr>
+      <w:r>
+        <w:rPr>
+          <w:lang w:val="en-US"/>
+        </w:rPr>
+        <w:tab/>
+      </w:r>
+      <w:r>
+        <w:rPr>
+          <w:lang w:val="en-US"/>
+        </w:rPr>
+        <w:tab/>
+      </w:r>
       <w:r>
         <w:rPr>
           <w:lang w:val="en-US"/>
@@ -3503,15 +4412,39 @@
           <w:lang w:val="en-US"/>
         </w:rPr>
         <w:tab/>
-        <w:t>Khởi tạo LCD Object</w:t>
-      </w:r>
-    </w:p>
-    <w:p>
-      <w:pPr>
-        <w:rPr>
-          <w:lang w:val="en-US"/>
-        </w:rPr>
-      </w:pPr>
+      </w:r>
+      <w:r>
+        <w:rPr>
+          <w:lang w:val="en-US"/>
+        </w:rPr>
+        <w:tab/>
+      </w:r>
+      <w:r>
+        <w:rPr>
+          <w:lang w:val="en-US"/>
+        </w:rPr>
+        <w:tab/>
+        <w:t>Thay đổi vị trí con trỏ</w:t>
+      </w:r>
+    </w:p>
+    <w:p>
+      <w:pPr>
+        <w:rPr>
+          <w:lang w:val="en-US"/>
+        </w:rPr>
+      </w:pPr>
+      <w:r>
+        <w:rPr>
+          <w:lang w:val="en-US"/>
+        </w:rPr>
+        <w:tab/>
+      </w:r>
+      <w:r>
+        <w:rPr>
+          <w:lang w:val="en-US"/>
+        </w:rPr>
+        <w:tab/>
+      </w:r>
       <w:r>
         <w:rPr>
           <w:lang w:val="en-US"/>
@@ -3561,65 +4494,51 @@
           <w:lang w:val="en-US"/>
         </w:rPr>
         <w:tab/>
-        <w:t>LiquidCrystal lcd(2, 3, 4, 5, 6, 7)</w:t>
-      </w:r>
-    </w:p>
-    <w:p>
-      <w:pPr>
-        <w:rPr>
-          <w:lang w:val="en-US"/>
-        </w:rPr>
-      </w:pPr>
-      <w:r>
-        <w:rPr>
-          <w:lang w:val="en-US"/>
-        </w:rPr>
-        <w:tab/>
-      </w:r>
-      <w:r>
-        <w:rPr>
-          <w:lang w:val="en-US"/>
-        </w:rPr>
-        <w:tab/>
-      </w:r>
-      <w:r>
-        <w:rPr>
-          <w:lang w:val="en-US"/>
-        </w:rPr>
-        <w:tab/>
-        <w:t>Object:</w:t>
-      </w:r>
-    </w:p>
-    <w:p>
-      <w:pPr>
-        <w:rPr>
-          <w:lang w:val="en-US"/>
-        </w:rPr>
-      </w:pPr>
-      <w:r>
-        <w:rPr>
-          <w:lang w:val="en-US"/>
-        </w:rPr>
-        <w:tab/>
-      </w:r>
-      <w:r>
-        <w:rPr>
-          <w:lang w:val="en-US"/>
-        </w:rPr>
-        <w:tab/>
-      </w:r>
-      <w:r>
-        <w:rPr>
-          <w:lang w:val="en-US"/>
-        </w:rPr>
-        <w:tab/>
-      </w:r>
-      <w:r>
-        <w:rPr>
-          <w:lang w:val="en-US"/>
-        </w:rPr>
-        <w:tab/>
-        <w:t>begin(Columns, Rows)</w:t>
+      </w:r>
+      <w:r>
+        <w:rPr>
+          <w:lang w:val="en-US"/>
+        </w:rPr>
+        <w:tab/>
+      </w:r>
+      <w:r>
+        <w:rPr>
+          <w:lang w:val="en-US"/>
+        </w:rPr>
+        <w:tab/>
+        <w:t>lcd.setCursor(2, 1)</w:t>
+      </w:r>
+    </w:p>
+    <w:p>
+      <w:pPr>
+        <w:rPr>
+          <w:lang w:val="en-US"/>
+        </w:rPr>
+      </w:pPr>
+      <w:r>
+        <w:rPr>
+          <w:lang w:val="en-US"/>
+        </w:rPr>
+        <w:tab/>
+      </w:r>
+      <w:r>
+        <w:rPr>
+          <w:lang w:val="en-US"/>
+        </w:rPr>
+        <w:tab/>
+      </w:r>
+      <w:r>
+        <w:rPr>
+          <w:lang w:val="en-US"/>
+        </w:rPr>
+        <w:tab/>
+      </w:r>
+      <w:r>
+        <w:rPr>
+          <w:lang w:val="en-US"/>
+        </w:rPr>
+        <w:tab/>
+        <w:t>clear()</w:t>
       </w:r>
     </w:p>
     <w:p>
@@ -3701,51 +4620,7 @@
           <w:lang w:val="en-US"/>
         </w:rPr>
         <w:tab/>
-        <w:t>Bắt đầu làm việc với màn hình LCD với</w:t>
-      </w:r>
-    </w:p>
-    <w:p>
-      <w:pPr>
-        <w:rPr>
-          <w:lang w:val="en-US"/>
-        </w:rPr>
-      </w:pPr>
-      <w:r>
-        <w:rPr>
-          <w:lang w:val="en-US"/>
-        </w:rPr>
-        <w:tab/>
-      </w:r>
-      <w:r>
-        <w:rPr>
-          <w:lang w:val="en-US"/>
-        </w:rPr>
-        <w:tab/>
-      </w:r>
-      <w:r>
-        <w:rPr>
-          <w:lang w:val="en-US"/>
-        </w:rPr>
-        <w:tab/>
-      </w:r>
-      <w:r>
-        <w:rPr>
-          <w:lang w:val="en-US"/>
-        </w:rPr>
-        <w:tab/>
-      </w:r>
-      <w:r>
-        <w:rPr>
-          <w:lang w:val="en-US"/>
-        </w:rPr>
-        <w:tab/>
-      </w:r>
-      <w:r>
-        <w:rPr>
-          <w:lang w:val="en-US"/>
-        </w:rPr>
-        <w:tab/>
-        <w:t>kích thước để hiển thị kí tự là Columns * Rows</w:t>
+        <w:t>Xóa màn hình và đưa con trỏ trở về vị trí đầu</w:t>
       </w:r>
     </w:p>
     <w:p>
@@ -3827,605 +4702,6 @@
           <w:lang w:val="en-US"/>
         </w:rPr>
         <w:tab/>
-        <w:t>lcd.begin(16, 2)</w:t>
-      </w:r>
-    </w:p>
-    <w:p>
-      <w:pPr>
-        <w:rPr>
-          <w:lang w:val="en-US"/>
-        </w:rPr>
-      </w:pPr>
-      <w:r>
-        <w:rPr>
-          <w:lang w:val="en-US"/>
-        </w:rPr>
-        <w:tab/>
-      </w:r>
-      <w:r>
-        <w:rPr>
-          <w:lang w:val="en-US"/>
-        </w:rPr>
-        <w:tab/>
-      </w:r>
-      <w:r>
-        <w:rPr>
-          <w:lang w:val="en-US"/>
-        </w:rPr>
-        <w:tab/>
-      </w:r>
-      <w:r>
-        <w:rPr>
-          <w:lang w:val="en-US"/>
-        </w:rPr>
-        <w:tab/>
-      </w:r>
-      <w:r>
-        <w:rPr>
-          <w:lang w:val="en-US"/>
-        </w:rPr>
-        <w:t>print</w:t>
-      </w:r>
-      <w:r>
-        <w:rPr>
-          <w:lang w:val="en-US"/>
-        </w:rPr>
-        <w:t>(Text)</w:t>
-      </w:r>
-    </w:p>
-    <w:p>
-      <w:pPr>
-        <w:rPr>
-          <w:lang w:val="en-US"/>
-        </w:rPr>
-      </w:pPr>
-      <w:r>
-        <w:rPr>
-          <w:lang w:val="en-US"/>
-        </w:rPr>
-        <w:tab/>
-      </w:r>
-      <w:r>
-        <w:rPr>
-          <w:lang w:val="en-US"/>
-        </w:rPr>
-        <w:tab/>
-      </w:r>
-      <w:r>
-        <w:rPr>
-          <w:lang w:val="en-US"/>
-        </w:rPr>
-        <w:tab/>
-      </w:r>
-      <w:r>
-        <w:rPr>
-          <w:lang w:val="en-US"/>
-        </w:rPr>
-        <w:tab/>
-      </w:r>
-      <w:r>
-        <w:rPr>
-          <w:lang w:val="en-US"/>
-        </w:rPr>
-        <w:tab/>
-        <w:t>Usage:</w:t>
-      </w:r>
-    </w:p>
-    <w:p>
-      <w:pPr>
-        <w:rPr>
-          <w:lang w:val="en-US"/>
-        </w:rPr>
-      </w:pPr>
-      <w:r>
-        <w:rPr>
-          <w:lang w:val="en-US"/>
-        </w:rPr>
-        <w:tab/>
-      </w:r>
-      <w:r>
-        <w:rPr>
-          <w:lang w:val="en-US"/>
-        </w:rPr>
-        <w:tab/>
-      </w:r>
-      <w:r>
-        <w:rPr>
-          <w:lang w:val="en-US"/>
-        </w:rPr>
-        <w:tab/>
-      </w:r>
-      <w:r>
-        <w:rPr>
-          <w:lang w:val="en-US"/>
-        </w:rPr>
-        <w:tab/>
-      </w:r>
-      <w:r>
-        <w:rPr>
-          <w:lang w:val="en-US"/>
-        </w:rPr>
-        <w:tab/>
-      </w:r>
-      <w:r>
-        <w:rPr>
-          <w:lang w:val="en-US"/>
-        </w:rPr>
-        <w:tab/>
-        <w:t>In chữ ra màn hình LCD</w:t>
-      </w:r>
-    </w:p>
-    <w:p>
-      <w:pPr>
-        <w:rPr>
-          <w:lang w:val="en-US"/>
-        </w:rPr>
-      </w:pPr>
-      <w:r>
-        <w:rPr>
-          <w:lang w:val="en-US"/>
-        </w:rPr>
-        <w:tab/>
-      </w:r>
-      <w:r>
-        <w:rPr>
-          <w:lang w:val="en-US"/>
-        </w:rPr>
-        <w:tab/>
-      </w:r>
-      <w:r>
-        <w:rPr>
-          <w:lang w:val="en-US"/>
-        </w:rPr>
-        <w:tab/>
-      </w:r>
-      <w:r>
-        <w:rPr>
-          <w:lang w:val="en-US"/>
-        </w:rPr>
-        <w:tab/>
-      </w:r>
-      <w:r>
-        <w:rPr>
-          <w:lang w:val="en-US"/>
-        </w:rPr>
-        <w:tab/>
-        <w:t>Ex:</w:t>
-      </w:r>
-    </w:p>
-    <w:p>
-      <w:pPr>
-        <w:rPr>
-          <w:lang w:val="en-US"/>
-        </w:rPr>
-      </w:pPr>
-      <w:r>
-        <w:rPr>
-          <w:lang w:val="en-US"/>
-        </w:rPr>
-        <w:tab/>
-      </w:r>
-      <w:r>
-        <w:rPr>
-          <w:lang w:val="en-US"/>
-        </w:rPr>
-        <w:tab/>
-      </w:r>
-      <w:r>
-        <w:rPr>
-          <w:lang w:val="en-US"/>
-        </w:rPr>
-        <w:tab/>
-      </w:r>
-      <w:r>
-        <w:rPr>
-          <w:lang w:val="en-US"/>
-        </w:rPr>
-        <w:tab/>
-      </w:r>
-      <w:r>
-        <w:rPr>
-          <w:lang w:val="en-US"/>
-        </w:rPr>
-        <w:tab/>
-      </w:r>
-      <w:r>
-        <w:rPr>
-          <w:lang w:val="en-US"/>
-        </w:rPr>
-        <w:tab/>
-        <w:t>lcd.write(“Hello”)</w:t>
-      </w:r>
-    </w:p>
-    <w:p>
-      <w:pPr>
-        <w:rPr>
-          <w:lang w:val="en-US"/>
-        </w:rPr>
-      </w:pPr>
-      <w:r>
-        <w:rPr>
-          <w:lang w:val="en-US"/>
-        </w:rPr>
-        <w:tab/>
-      </w:r>
-      <w:r>
-        <w:rPr>
-          <w:lang w:val="en-US"/>
-        </w:rPr>
-        <w:tab/>
-      </w:r>
-      <w:r>
-        <w:rPr>
-          <w:lang w:val="en-US"/>
-        </w:rPr>
-        <w:tab/>
-      </w:r>
-      <w:r>
-        <w:rPr>
-          <w:lang w:val="en-US"/>
-        </w:rPr>
-        <w:tab/>
-        <w:t>setCursor(Column, Row)</w:t>
-      </w:r>
-    </w:p>
-    <w:p>
-      <w:pPr>
-        <w:rPr>
-          <w:lang w:val="en-US"/>
-        </w:rPr>
-      </w:pPr>
-      <w:r>
-        <w:rPr>
-          <w:lang w:val="en-US"/>
-        </w:rPr>
-        <w:tab/>
-      </w:r>
-      <w:r>
-        <w:rPr>
-          <w:lang w:val="en-US"/>
-        </w:rPr>
-        <w:tab/>
-      </w:r>
-      <w:r>
-        <w:rPr>
-          <w:lang w:val="en-US"/>
-        </w:rPr>
-        <w:tab/>
-      </w:r>
-      <w:r>
-        <w:rPr>
-          <w:lang w:val="en-US"/>
-        </w:rPr>
-        <w:tab/>
-      </w:r>
-      <w:r>
-        <w:rPr>
-          <w:lang w:val="en-US"/>
-        </w:rPr>
-        <w:tab/>
-        <w:t>Usage:</w:t>
-      </w:r>
-    </w:p>
-    <w:p>
-      <w:pPr>
-        <w:rPr>
-          <w:lang w:val="en-US"/>
-        </w:rPr>
-      </w:pPr>
-      <w:r>
-        <w:rPr>
-          <w:lang w:val="en-US"/>
-        </w:rPr>
-        <w:tab/>
-      </w:r>
-      <w:r>
-        <w:rPr>
-          <w:lang w:val="en-US"/>
-        </w:rPr>
-        <w:tab/>
-      </w:r>
-      <w:r>
-        <w:rPr>
-          <w:lang w:val="en-US"/>
-        </w:rPr>
-        <w:tab/>
-      </w:r>
-      <w:r>
-        <w:rPr>
-          <w:lang w:val="en-US"/>
-        </w:rPr>
-        <w:tab/>
-      </w:r>
-      <w:r>
-        <w:rPr>
-          <w:lang w:val="en-US"/>
-        </w:rPr>
-        <w:tab/>
-      </w:r>
-      <w:r>
-        <w:rPr>
-          <w:lang w:val="en-US"/>
-        </w:rPr>
-        <w:tab/>
-        <w:t>Thay đổi vị trí con trỏ</w:t>
-      </w:r>
-    </w:p>
-    <w:p>
-      <w:pPr>
-        <w:rPr>
-          <w:lang w:val="en-US"/>
-        </w:rPr>
-      </w:pPr>
-      <w:r>
-        <w:rPr>
-          <w:lang w:val="en-US"/>
-        </w:rPr>
-        <w:tab/>
-      </w:r>
-      <w:r>
-        <w:rPr>
-          <w:lang w:val="en-US"/>
-        </w:rPr>
-        <w:tab/>
-      </w:r>
-      <w:r>
-        <w:rPr>
-          <w:lang w:val="en-US"/>
-        </w:rPr>
-        <w:tab/>
-      </w:r>
-      <w:r>
-        <w:rPr>
-          <w:lang w:val="en-US"/>
-        </w:rPr>
-        <w:tab/>
-      </w:r>
-      <w:r>
-        <w:rPr>
-          <w:lang w:val="en-US"/>
-        </w:rPr>
-        <w:tab/>
-        <w:t>Ex:</w:t>
-      </w:r>
-    </w:p>
-    <w:p>
-      <w:pPr>
-        <w:rPr>
-          <w:lang w:val="en-US"/>
-        </w:rPr>
-      </w:pPr>
-      <w:r>
-        <w:rPr>
-          <w:lang w:val="en-US"/>
-        </w:rPr>
-        <w:tab/>
-      </w:r>
-      <w:r>
-        <w:rPr>
-          <w:lang w:val="en-US"/>
-        </w:rPr>
-        <w:tab/>
-      </w:r>
-      <w:r>
-        <w:rPr>
-          <w:lang w:val="en-US"/>
-        </w:rPr>
-        <w:tab/>
-      </w:r>
-      <w:r>
-        <w:rPr>
-          <w:lang w:val="en-US"/>
-        </w:rPr>
-        <w:tab/>
-      </w:r>
-      <w:r>
-        <w:rPr>
-          <w:lang w:val="en-US"/>
-        </w:rPr>
-        <w:tab/>
-      </w:r>
-      <w:r>
-        <w:rPr>
-          <w:lang w:val="en-US"/>
-        </w:rPr>
-        <w:tab/>
-        <w:t>lcd.setCursor(2, 1)</w:t>
-      </w:r>
-    </w:p>
-    <w:p>
-      <w:pPr>
-        <w:rPr>
-          <w:lang w:val="en-US"/>
-        </w:rPr>
-      </w:pPr>
-      <w:r>
-        <w:rPr>
-          <w:lang w:val="en-US"/>
-        </w:rPr>
-        <w:tab/>
-      </w:r>
-      <w:r>
-        <w:rPr>
-          <w:lang w:val="en-US"/>
-        </w:rPr>
-        <w:tab/>
-      </w:r>
-      <w:r>
-        <w:rPr>
-          <w:lang w:val="en-US"/>
-        </w:rPr>
-        <w:tab/>
-      </w:r>
-      <w:r>
-        <w:rPr>
-          <w:lang w:val="en-US"/>
-        </w:rPr>
-        <w:tab/>
-        <w:t>clear()</w:t>
-      </w:r>
-    </w:p>
-    <w:p>
-      <w:pPr>
-        <w:rPr>
-          <w:lang w:val="en-US"/>
-        </w:rPr>
-      </w:pPr>
-      <w:r>
-        <w:rPr>
-          <w:lang w:val="en-US"/>
-        </w:rPr>
-        <w:tab/>
-      </w:r>
-      <w:r>
-        <w:rPr>
-          <w:lang w:val="en-US"/>
-        </w:rPr>
-        <w:tab/>
-      </w:r>
-      <w:r>
-        <w:rPr>
-          <w:lang w:val="en-US"/>
-        </w:rPr>
-        <w:tab/>
-      </w:r>
-      <w:r>
-        <w:rPr>
-          <w:lang w:val="en-US"/>
-        </w:rPr>
-        <w:tab/>
-      </w:r>
-      <w:r>
-        <w:rPr>
-          <w:lang w:val="en-US"/>
-        </w:rPr>
-        <w:tab/>
-        <w:t>Usage:</w:t>
-      </w:r>
-    </w:p>
-    <w:p>
-      <w:pPr>
-        <w:rPr>
-          <w:lang w:val="en-US"/>
-        </w:rPr>
-      </w:pPr>
-      <w:r>
-        <w:rPr>
-          <w:lang w:val="en-US"/>
-        </w:rPr>
-        <w:tab/>
-      </w:r>
-      <w:r>
-        <w:rPr>
-          <w:lang w:val="en-US"/>
-        </w:rPr>
-        <w:tab/>
-      </w:r>
-      <w:r>
-        <w:rPr>
-          <w:lang w:val="en-US"/>
-        </w:rPr>
-        <w:tab/>
-      </w:r>
-      <w:r>
-        <w:rPr>
-          <w:lang w:val="en-US"/>
-        </w:rPr>
-        <w:tab/>
-      </w:r>
-      <w:r>
-        <w:rPr>
-          <w:lang w:val="en-US"/>
-        </w:rPr>
-        <w:tab/>
-      </w:r>
-      <w:r>
-        <w:rPr>
-          <w:lang w:val="en-US"/>
-        </w:rPr>
-        <w:tab/>
-        <w:t>Xóa màn hình và đưa con trỏ trở về vị trí đầu</w:t>
-      </w:r>
-    </w:p>
-    <w:p>
-      <w:pPr>
-        <w:rPr>
-          <w:lang w:val="en-US"/>
-        </w:rPr>
-      </w:pPr>
-      <w:r>
-        <w:rPr>
-          <w:lang w:val="en-US"/>
-        </w:rPr>
-        <w:tab/>
-      </w:r>
-      <w:r>
-        <w:rPr>
-          <w:lang w:val="en-US"/>
-        </w:rPr>
-        <w:tab/>
-      </w:r>
-      <w:r>
-        <w:rPr>
-          <w:lang w:val="en-US"/>
-        </w:rPr>
-        <w:tab/>
-      </w:r>
-      <w:r>
-        <w:rPr>
-          <w:lang w:val="en-US"/>
-        </w:rPr>
-        <w:tab/>
-      </w:r>
-      <w:r>
-        <w:rPr>
-          <w:lang w:val="en-US"/>
-        </w:rPr>
-        <w:tab/>
-        <w:t>Ex:</w:t>
-      </w:r>
-    </w:p>
-    <w:p>
-      <w:pPr>
-        <w:rPr>
-          <w:lang w:val="en-US"/>
-        </w:rPr>
-      </w:pPr>
-      <w:r>
-        <w:rPr>
-          <w:lang w:val="en-US"/>
-        </w:rPr>
-        <w:tab/>
-      </w:r>
-      <w:r>
-        <w:rPr>
-          <w:lang w:val="en-US"/>
-        </w:rPr>
-        <w:tab/>
-      </w:r>
-      <w:r>
-        <w:rPr>
-          <w:lang w:val="en-US"/>
-        </w:rPr>
-        <w:tab/>
-      </w:r>
-      <w:r>
-        <w:rPr>
-          <w:lang w:val="en-US"/>
-        </w:rPr>
-        <w:tab/>
-      </w:r>
-      <w:r>
-        <w:rPr>
-          <w:lang w:val="en-US"/>
-        </w:rPr>
-        <w:tab/>
-      </w:r>
-      <w:r>
-        <w:rPr>
-          <w:lang w:val="en-US"/>
-        </w:rPr>
-        <w:tab/>
         <w:t>lcd.clear()</w:t>
       </w:r>
     </w:p>
@@ -4453,7 +4729,6 @@
         <w:rPr>
           <w:lang w:val="en-US"/>
         </w:rPr>
-        <w:lastRenderedPageBreak/>
         <w:tab/>
       </w:r>
       <w:r>
@@ -5038,6 +5313,7 @@
           <w:rFonts w:eastAsiaTheme="minorEastAsia"/>
           <w:lang w:val="en-US"/>
         </w:rPr>
+        <w:lastRenderedPageBreak/>
         <w:tab/>
       </w:r>
       <w:r>
@@ -5493,7 +5769,6 @@
           <w:rFonts w:eastAsiaTheme="minorEastAsia"/>
           <w:lang w:val="en-US"/>
         </w:rPr>
-        <w:lastRenderedPageBreak/>
         <w:tab/>
       </w:r>
       <w:r>
@@ -6094,6 +6369,7 @@
         <w:rPr>
           <w:lang w:val="en-US"/>
         </w:rPr>
+        <w:lastRenderedPageBreak/>
         <w:tab/>
       </w:r>
       <w:r>
@@ -6407,374 +6683,374 @@
         <w:rPr>
           <w:lang w:val="en-US"/>
         </w:rPr>
+        <w:tab/>
+      </w:r>
+      <w:r>
+        <w:rPr>
+          <w:lang w:val="en-US"/>
+        </w:rPr>
+        <w:tab/>
+      </w:r>
+      <w:r>
+        <w:rPr>
+          <w:lang w:val="en-US"/>
+        </w:rPr>
+        <w:t>pinMode(A3, INPUT)</w:t>
+      </w:r>
+    </w:p>
+    <w:p>
+      <w:pPr>
+        <w:rPr>
+          <w:lang w:val="en-US"/>
+        </w:rPr>
+      </w:pPr>
+      <w:r>
+        <w:rPr>
+          <w:lang w:val="en-US"/>
+        </w:rPr>
+        <w:t>Serial</w:t>
+      </w:r>
+    </w:p>
+    <w:p>
+      <w:pPr>
+        <w:rPr>
+          <w:lang w:val="en-US"/>
+        </w:rPr>
+      </w:pPr>
+      <w:r>
+        <w:rPr>
+          <w:lang w:val="en-US"/>
+        </w:rPr>
+        <w:tab/>
+        <w:t>begin(</w:t>
+      </w:r>
+      <w:r>
+        <w:rPr>
+          <w:lang w:val="en-US"/>
+        </w:rPr>
+        <w:t>Speed</w:t>
+      </w:r>
+      <w:r>
+        <w:rPr>
+          <w:lang w:val="en-US"/>
+        </w:rPr>
+        <w:t>)</w:t>
+      </w:r>
+    </w:p>
+    <w:p>
+      <w:pPr>
+        <w:rPr>
+          <w:lang w:val="en-US"/>
+        </w:rPr>
+      </w:pPr>
+      <w:r>
+        <w:rPr>
+          <w:lang w:val="en-US"/>
+        </w:rPr>
+        <w:tab/>
+      </w:r>
+      <w:r>
+        <w:rPr>
+          <w:lang w:val="en-US"/>
+        </w:rPr>
+        <w:tab/>
+        <w:t>Usage:</w:t>
+      </w:r>
+    </w:p>
+    <w:p>
+      <w:pPr>
+        <w:rPr>
+          <w:lang w:val="en-US"/>
+        </w:rPr>
+      </w:pPr>
+      <w:r>
+        <w:rPr>
+          <w:lang w:val="en-US"/>
+        </w:rPr>
+        <w:tab/>
+      </w:r>
+      <w:r>
+        <w:rPr>
+          <w:lang w:val="en-US"/>
+        </w:rPr>
+        <w:tab/>
+      </w:r>
+      <w:r>
+        <w:rPr>
+          <w:lang w:val="en-US"/>
+        </w:rPr>
+        <w:tab/>
+        <w:t>Bắt đầu giao tiếp với Terminal</w:t>
+      </w:r>
+    </w:p>
+    <w:p>
+      <w:pPr>
+        <w:rPr>
+          <w:lang w:val="en-US"/>
+        </w:rPr>
+      </w:pPr>
+      <w:r>
+        <w:rPr>
+          <w:lang w:val="en-US"/>
+        </w:rPr>
+        <w:tab/>
+      </w:r>
+      <w:r>
+        <w:rPr>
+          <w:lang w:val="en-US"/>
+        </w:rPr>
+        <w:tab/>
+        <w:t>Ex:</w:t>
+      </w:r>
+    </w:p>
+    <w:p>
+      <w:pPr>
+        <w:rPr>
+          <w:lang w:val="en-US"/>
+        </w:rPr>
+      </w:pPr>
+      <w:r>
+        <w:rPr>
+          <w:lang w:val="en-US"/>
+        </w:rPr>
+        <w:tab/>
+      </w:r>
+      <w:r>
+        <w:rPr>
+          <w:lang w:val="en-US"/>
+        </w:rPr>
+        <w:tab/>
+      </w:r>
+      <w:r>
+        <w:rPr>
+          <w:lang w:val="en-US"/>
+        </w:rPr>
+        <w:tab/>
+        <w:t>Serial.begin(9600)</w:t>
+      </w:r>
+    </w:p>
+    <w:p>
+      <w:pPr>
+        <w:rPr>
+          <w:lang w:val="en-US"/>
+        </w:rPr>
+      </w:pPr>
+      <w:r>
+        <w:rPr>
+          <w:lang w:val="en-US"/>
+        </w:rPr>
+        <w:tab/>
+        <w:t>p</w:t>
+      </w:r>
+      <w:r>
+        <w:rPr>
+          <w:lang w:val="en-US"/>
+        </w:rPr>
+        <w:t>rintln(Value)</w:t>
+      </w:r>
+    </w:p>
+    <w:p>
+      <w:pPr>
+        <w:rPr>
+          <w:lang w:val="en-US"/>
+        </w:rPr>
+      </w:pPr>
+      <w:r>
+        <w:rPr>
+          <w:lang w:val="en-US"/>
+        </w:rPr>
+        <w:tab/>
+      </w:r>
+      <w:r>
+        <w:rPr>
+          <w:lang w:val="en-US"/>
+        </w:rPr>
+        <w:tab/>
+        <w:t>Usage:</w:t>
+      </w:r>
+    </w:p>
+    <w:p>
+      <w:pPr>
+        <w:rPr>
+          <w:lang w:val="en-US"/>
+        </w:rPr>
+      </w:pPr>
+      <w:r>
+        <w:rPr>
+          <w:lang w:val="en-US"/>
+        </w:rPr>
+        <w:tab/>
+      </w:r>
+      <w:r>
+        <w:rPr>
+          <w:lang w:val="en-US"/>
+        </w:rPr>
+        <w:tab/>
+      </w:r>
+      <w:r>
+        <w:rPr>
+          <w:lang w:val="en-US"/>
+        </w:rPr>
+        <w:tab/>
+        <w:t>In giá trị ra Terminal</w:t>
+      </w:r>
+      <w:r>
+        <w:rPr>
+          <w:lang w:val="en-US"/>
+        </w:rPr>
+        <w:t xml:space="preserve"> và xuống dòng</w:t>
+      </w:r>
+    </w:p>
+    <w:p>
+      <w:pPr>
+        <w:rPr>
+          <w:lang w:val="en-US"/>
+        </w:rPr>
+      </w:pPr>
+      <w:r>
+        <w:rPr>
+          <w:lang w:val="en-US"/>
+        </w:rPr>
+        <w:tab/>
+      </w:r>
+      <w:r>
+        <w:rPr>
+          <w:lang w:val="en-US"/>
+        </w:rPr>
+        <w:tab/>
+        <w:t>Ex:</w:t>
+      </w:r>
+    </w:p>
+    <w:p>
+      <w:pPr>
+        <w:rPr>
+          <w:lang w:val="en-US"/>
+        </w:rPr>
+      </w:pPr>
+      <w:r>
+        <w:rPr>
+          <w:lang w:val="en-US"/>
+        </w:rPr>
+        <w:tab/>
+      </w:r>
+      <w:r>
+        <w:rPr>
+          <w:lang w:val="en-US"/>
+        </w:rPr>
+        <w:tab/>
+      </w:r>
+      <w:r>
+        <w:rPr>
+          <w:lang w:val="en-US"/>
+        </w:rPr>
+        <w:tab/>
+        <w:t>Serial.println(123)</w:t>
+      </w:r>
+      <w:r>
+        <w:rPr>
+          <w:lang w:val="en-US"/>
+        </w:rPr>
+        <w:tab/>
+      </w:r>
+    </w:p>
+    <w:p>
+      <w:pPr>
+        <w:rPr>
+          <w:lang w:val="en-US"/>
+        </w:rPr>
+      </w:pPr>
+      <w:r>
+        <w:rPr>
+          <w:lang w:val="en-US"/>
+        </w:rPr>
+        <w:tab/>
+        <w:t>a</w:t>
+      </w:r>
+      <w:r>
+        <w:rPr>
+          <w:lang w:val="en-US"/>
+        </w:rPr>
+        <w:t>vailable()</w:t>
+      </w:r>
+    </w:p>
+    <w:p>
+      <w:pPr>
+        <w:rPr>
+          <w:lang w:val="en-US"/>
+        </w:rPr>
+      </w:pPr>
+      <w:r>
+        <w:rPr>
+          <w:lang w:val="en-US"/>
+        </w:rPr>
+        <w:tab/>
+      </w:r>
+      <w:r>
+        <w:rPr>
+          <w:lang w:val="en-US"/>
+        </w:rPr>
+        <w:tab/>
+        <w:t>Usage:</w:t>
+      </w:r>
+    </w:p>
+    <w:p>
+      <w:pPr>
+        <w:rPr>
+          <w:lang w:val="en-US"/>
+        </w:rPr>
+      </w:pPr>
+      <w:r>
+        <w:rPr>
+          <w:lang w:val="en-US"/>
+        </w:rPr>
+        <w:tab/>
+      </w:r>
+      <w:r>
+        <w:rPr>
+          <w:lang w:val="en-US"/>
+        </w:rPr>
+        <w:tab/>
+      </w:r>
+      <w:r>
+        <w:rPr>
+          <w:lang w:val="en-US"/>
+        </w:rPr>
+        <w:tab/>
+        <w:t>Trả về số kí tự hiện tại trong Buffer sẵn sàng để Read</w:t>
+      </w:r>
+    </w:p>
+    <w:p>
+      <w:pPr>
+        <w:rPr>
+          <w:lang w:val="en-US"/>
+        </w:rPr>
+      </w:pPr>
+      <w:r>
+        <w:rPr>
+          <w:lang w:val="en-US"/>
+        </w:rPr>
+        <w:tab/>
+      </w:r>
+      <w:r>
+        <w:rPr>
+          <w:lang w:val="en-US"/>
+        </w:rPr>
+        <w:tab/>
+        <w:t>Ex:</w:t>
+      </w:r>
+    </w:p>
+    <w:p>
+      <w:pPr>
+        <w:rPr>
+          <w:rFonts w:eastAsiaTheme="minorEastAsia"/>
+          <w:lang w:val="en-US"/>
+        </w:rPr>
+      </w:pPr>
+      <w:r>
+        <w:rPr>
+          <w:lang w:val="en-US"/>
+        </w:rPr>
         <w:lastRenderedPageBreak/>
-        <w:tab/>
-      </w:r>
-      <w:r>
-        <w:rPr>
-          <w:lang w:val="en-US"/>
-        </w:rPr>
-        <w:tab/>
-      </w:r>
-      <w:r>
-        <w:rPr>
-          <w:lang w:val="en-US"/>
-        </w:rPr>
-        <w:t>pinMode(A3, INPUT)</w:t>
-      </w:r>
-    </w:p>
-    <w:p>
-      <w:pPr>
-        <w:rPr>
-          <w:lang w:val="en-US"/>
-        </w:rPr>
-      </w:pPr>
-      <w:r>
-        <w:rPr>
-          <w:lang w:val="en-US"/>
-        </w:rPr>
-        <w:t>Serial</w:t>
-      </w:r>
-    </w:p>
-    <w:p>
-      <w:pPr>
-        <w:rPr>
-          <w:lang w:val="en-US"/>
-        </w:rPr>
-      </w:pPr>
-      <w:r>
-        <w:rPr>
-          <w:lang w:val="en-US"/>
-        </w:rPr>
-        <w:tab/>
-        <w:t>begin(</w:t>
-      </w:r>
-      <w:r>
-        <w:rPr>
-          <w:lang w:val="en-US"/>
-        </w:rPr>
-        <w:t>Speed</w:t>
-      </w:r>
-      <w:r>
-        <w:rPr>
-          <w:lang w:val="en-US"/>
-        </w:rPr>
-        <w:t>)</w:t>
-      </w:r>
-    </w:p>
-    <w:p>
-      <w:pPr>
-        <w:rPr>
-          <w:lang w:val="en-US"/>
-        </w:rPr>
-      </w:pPr>
-      <w:r>
-        <w:rPr>
-          <w:lang w:val="en-US"/>
-        </w:rPr>
-        <w:tab/>
-      </w:r>
-      <w:r>
-        <w:rPr>
-          <w:lang w:val="en-US"/>
-        </w:rPr>
-        <w:tab/>
-        <w:t>Usage:</w:t>
-      </w:r>
-    </w:p>
-    <w:p>
-      <w:pPr>
-        <w:rPr>
-          <w:lang w:val="en-US"/>
-        </w:rPr>
-      </w:pPr>
-      <w:r>
-        <w:rPr>
-          <w:lang w:val="en-US"/>
-        </w:rPr>
-        <w:tab/>
-      </w:r>
-      <w:r>
-        <w:rPr>
-          <w:lang w:val="en-US"/>
-        </w:rPr>
-        <w:tab/>
-      </w:r>
-      <w:r>
-        <w:rPr>
-          <w:lang w:val="en-US"/>
-        </w:rPr>
-        <w:tab/>
-        <w:t>Bắt đầu giao tiếp với Terminal</w:t>
-      </w:r>
-    </w:p>
-    <w:p>
-      <w:pPr>
-        <w:rPr>
-          <w:lang w:val="en-US"/>
-        </w:rPr>
-      </w:pPr>
-      <w:r>
-        <w:rPr>
-          <w:lang w:val="en-US"/>
-        </w:rPr>
-        <w:tab/>
-      </w:r>
-      <w:r>
-        <w:rPr>
-          <w:lang w:val="en-US"/>
-        </w:rPr>
-        <w:tab/>
-        <w:t>Ex:</w:t>
-      </w:r>
-    </w:p>
-    <w:p>
-      <w:pPr>
-        <w:rPr>
-          <w:lang w:val="en-US"/>
-        </w:rPr>
-      </w:pPr>
-      <w:r>
-        <w:rPr>
-          <w:lang w:val="en-US"/>
-        </w:rPr>
-        <w:tab/>
-      </w:r>
-      <w:r>
-        <w:rPr>
-          <w:lang w:val="en-US"/>
-        </w:rPr>
-        <w:tab/>
-      </w:r>
-      <w:r>
-        <w:rPr>
-          <w:lang w:val="en-US"/>
-        </w:rPr>
-        <w:tab/>
-        <w:t>Serial.begin(9600)</w:t>
-      </w:r>
-    </w:p>
-    <w:p>
-      <w:pPr>
-        <w:rPr>
-          <w:lang w:val="en-US"/>
-        </w:rPr>
-      </w:pPr>
-      <w:r>
-        <w:rPr>
-          <w:lang w:val="en-US"/>
-        </w:rPr>
-        <w:tab/>
-        <w:t>p</w:t>
-      </w:r>
-      <w:r>
-        <w:rPr>
-          <w:lang w:val="en-US"/>
-        </w:rPr>
-        <w:t>rintln(Value)</w:t>
-      </w:r>
-    </w:p>
-    <w:p>
-      <w:pPr>
-        <w:rPr>
-          <w:lang w:val="en-US"/>
-        </w:rPr>
-      </w:pPr>
-      <w:r>
-        <w:rPr>
-          <w:lang w:val="en-US"/>
-        </w:rPr>
-        <w:tab/>
-      </w:r>
-      <w:r>
-        <w:rPr>
-          <w:lang w:val="en-US"/>
-        </w:rPr>
-        <w:tab/>
-        <w:t>Usage:</w:t>
-      </w:r>
-    </w:p>
-    <w:p>
-      <w:pPr>
-        <w:rPr>
-          <w:lang w:val="en-US"/>
-        </w:rPr>
-      </w:pPr>
-      <w:r>
-        <w:rPr>
-          <w:lang w:val="en-US"/>
-        </w:rPr>
-        <w:tab/>
-      </w:r>
-      <w:r>
-        <w:rPr>
-          <w:lang w:val="en-US"/>
-        </w:rPr>
-        <w:tab/>
-      </w:r>
-      <w:r>
-        <w:rPr>
-          <w:lang w:val="en-US"/>
-        </w:rPr>
-        <w:tab/>
-        <w:t>In giá trị ra Terminal</w:t>
-      </w:r>
-      <w:r>
-        <w:rPr>
-          <w:lang w:val="en-US"/>
-        </w:rPr>
-        <w:t xml:space="preserve"> và xuống dòng</w:t>
-      </w:r>
-    </w:p>
-    <w:p>
-      <w:pPr>
-        <w:rPr>
-          <w:lang w:val="en-US"/>
-        </w:rPr>
-      </w:pPr>
-      <w:r>
-        <w:rPr>
-          <w:lang w:val="en-US"/>
-        </w:rPr>
-        <w:tab/>
-      </w:r>
-      <w:r>
-        <w:rPr>
-          <w:lang w:val="en-US"/>
-        </w:rPr>
-        <w:tab/>
-        <w:t>Ex:</w:t>
-      </w:r>
-    </w:p>
-    <w:p>
-      <w:pPr>
-        <w:rPr>
-          <w:lang w:val="en-US"/>
-        </w:rPr>
-      </w:pPr>
-      <w:r>
-        <w:rPr>
-          <w:lang w:val="en-US"/>
-        </w:rPr>
-        <w:tab/>
-      </w:r>
-      <w:r>
-        <w:rPr>
-          <w:lang w:val="en-US"/>
-        </w:rPr>
-        <w:tab/>
-      </w:r>
-      <w:r>
-        <w:rPr>
-          <w:lang w:val="en-US"/>
-        </w:rPr>
-        <w:tab/>
-        <w:t>Serial.println(123)</w:t>
-      </w:r>
-      <w:r>
-        <w:rPr>
-          <w:lang w:val="en-US"/>
-        </w:rPr>
-        <w:tab/>
-      </w:r>
-    </w:p>
-    <w:p>
-      <w:pPr>
-        <w:rPr>
-          <w:lang w:val="en-US"/>
-        </w:rPr>
-      </w:pPr>
-      <w:r>
-        <w:rPr>
-          <w:lang w:val="en-US"/>
-        </w:rPr>
-        <w:tab/>
-        <w:t>a</w:t>
-      </w:r>
-      <w:r>
-        <w:rPr>
-          <w:lang w:val="en-US"/>
-        </w:rPr>
-        <w:t>vailable()</w:t>
-      </w:r>
-    </w:p>
-    <w:p>
-      <w:pPr>
-        <w:rPr>
-          <w:lang w:val="en-US"/>
-        </w:rPr>
-      </w:pPr>
-      <w:r>
-        <w:rPr>
-          <w:lang w:val="en-US"/>
-        </w:rPr>
-        <w:tab/>
-      </w:r>
-      <w:r>
-        <w:rPr>
-          <w:lang w:val="en-US"/>
-        </w:rPr>
-        <w:tab/>
-        <w:t>Usage:</w:t>
-      </w:r>
-    </w:p>
-    <w:p>
-      <w:pPr>
-        <w:rPr>
-          <w:lang w:val="en-US"/>
-        </w:rPr>
-      </w:pPr>
-      <w:r>
-        <w:rPr>
-          <w:lang w:val="en-US"/>
-        </w:rPr>
-        <w:tab/>
-      </w:r>
-      <w:r>
-        <w:rPr>
-          <w:lang w:val="en-US"/>
-        </w:rPr>
-        <w:tab/>
-      </w:r>
-      <w:r>
-        <w:rPr>
-          <w:lang w:val="en-US"/>
-        </w:rPr>
-        <w:tab/>
-        <w:t>Trả về số kí tự hiện tại trong Buffer sẵn sàng để Read</w:t>
-      </w:r>
-    </w:p>
-    <w:p>
-      <w:pPr>
-        <w:rPr>
-          <w:lang w:val="en-US"/>
-        </w:rPr>
-      </w:pPr>
-      <w:r>
-        <w:rPr>
-          <w:lang w:val="en-US"/>
-        </w:rPr>
-        <w:tab/>
-      </w:r>
-      <w:r>
-        <w:rPr>
-          <w:lang w:val="en-US"/>
-        </w:rPr>
-        <w:tab/>
-        <w:t>Ex:</w:t>
-      </w:r>
-    </w:p>
-    <w:p>
-      <w:pPr>
-        <w:rPr>
-          <w:rFonts w:eastAsiaTheme="minorEastAsia"/>
-          <w:lang w:val="en-US"/>
-        </w:rPr>
-      </w:pPr>
-      <w:r>
-        <w:rPr>
-          <w:lang w:val="en-US"/>
-        </w:rPr>
         <w:tab/>
       </w:r>
       <w:r>
@@ -7084,7 +7360,6 @@
         <w:rPr>
           <w:lang w:val="en-US"/>
         </w:rPr>
-        <w:lastRenderedPageBreak/>
         <w:tab/>
       </w:r>
       <w:r>
@@ -7525,6 +7800,7 @@
         <w:rPr>
           <w:lang w:val="en-US"/>
         </w:rPr>
+        <w:lastRenderedPageBreak/>
         <w:t>digitalRead(Pin Code):</w:t>
       </w:r>
     </w:p>
@@ -7813,7 +8089,6 @@
           <w:rFonts w:eastAsiaTheme="minorEastAsia"/>
           <w:lang w:val="en-US"/>
         </w:rPr>
-        <w:lastRenderedPageBreak/>
         <w:tab/>
       </w:r>
       <w:r>
@@ -8301,6 +8576,95 @@
     </w:lvl>
   </w:abstractNum>
   <w:abstractNum w:abstractNumId="2">
+    <w:nsid w:val="349331FB"/>
+    <w:multiLevelType w:val="hybridMultilevel"/>
+    <w:tmpl w:val="17B4B414"/>
+    <w:lvl w:ilvl="0" w:tplc="671E63DA">
+      <w:start w:val="1"/>
+      <w:numFmt w:val="decimal"/>
+      <w:lvlText w:val="%1."/>
+      <w:lvlJc w:val="left"/>
+      <w:pPr>
+        <w:ind w:left="1080" w:hanging="360"/>
+      </w:pPr>
+      <w:rPr>
+        <w:rFonts w:hint="default"/>
+      </w:rPr>
+    </w:lvl>
+    <w:lvl w:ilvl="1" w:tplc="042A0019" w:tentative="1">
+      <w:start w:val="1"/>
+      <w:numFmt w:val="lowerLetter"/>
+      <w:lvlText w:val="%2."/>
+      <w:lvlJc w:val="left"/>
+      <w:pPr>
+        <w:ind w:left="1800" w:hanging="360"/>
+      </w:pPr>
+    </w:lvl>
+    <w:lvl w:ilvl="2" w:tplc="042A001B" w:tentative="1">
+      <w:start w:val="1"/>
+      <w:numFmt w:val="lowerRoman"/>
+      <w:lvlText w:val="%3."/>
+      <w:lvlJc w:val="right"/>
+      <w:pPr>
+        <w:ind w:left="2520" w:hanging="180"/>
+      </w:pPr>
+    </w:lvl>
+    <w:lvl w:ilvl="3" w:tplc="042A000F" w:tentative="1">
+      <w:start w:val="1"/>
+      <w:numFmt w:val="decimal"/>
+      <w:lvlText w:val="%4."/>
+      <w:lvlJc w:val="left"/>
+      <w:pPr>
+        <w:ind w:left="3240" w:hanging="360"/>
+      </w:pPr>
+    </w:lvl>
+    <w:lvl w:ilvl="4" w:tplc="042A0019" w:tentative="1">
+      <w:start w:val="1"/>
+      <w:numFmt w:val="lowerLetter"/>
+      <w:lvlText w:val="%5."/>
+      <w:lvlJc w:val="left"/>
+      <w:pPr>
+        <w:ind w:left="3960" w:hanging="360"/>
+      </w:pPr>
+    </w:lvl>
+    <w:lvl w:ilvl="5" w:tplc="042A001B" w:tentative="1">
+      <w:start w:val="1"/>
+      <w:numFmt w:val="lowerRoman"/>
+      <w:lvlText w:val="%6."/>
+      <w:lvlJc w:val="right"/>
+      <w:pPr>
+        <w:ind w:left="4680" w:hanging="180"/>
+      </w:pPr>
+    </w:lvl>
+    <w:lvl w:ilvl="6" w:tplc="042A000F" w:tentative="1">
+      <w:start w:val="1"/>
+      <w:numFmt w:val="decimal"/>
+      <w:lvlText w:val="%7."/>
+      <w:lvlJc w:val="left"/>
+      <w:pPr>
+        <w:ind w:left="5400" w:hanging="360"/>
+      </w:pPr>
+    </w:lvl>
+    <w:lvl w:ilvl="7" w:tplc="042A0019" w:tentative="1">
+      <w:start w:val="1"/>
+      <w:numFmt w:val="lowerLetter"/>
+      <w:lvlText w:val="%8."/>
+      <w:lvlJc w:val="left"/>
+      <w:pPr>
+        <w:ind w:left="6120" w:hanging="360"/>
+      </w:pPr>
+    </w:lvl>
+    <w:lvl w:ilvl="8" w:tplc="042A001B" w:tentative="1">
+      <w:start w:val="1"/>
+      <w:numFmt w:val="lowerRoman"/>
+      <w:lvlText w:val="%9."/>
+      <w:lvlJc w:val="right"/>
+      <w:pPr>
+        <w:ind w:left="6840" w:hanging="180"/>
+      </w:pPr>
+    </w:lvl>
+  </w:abstractNum>
+  <w:abstractNum w:abstractNumId="3">
     <w:nsid w:val="3DD13B22"/>
     <w:multiLevelType w:val="hybridMultilevel"/>
     <w:tmpl w:val="E0EC718A"/>
@@ -8413,7 +8777,7 @@
       </w:rPr>
     </w:lvl>
   </w:abstractNum>
-  <w:abstractNum w:abstractNumId="3">
+  <w:abstractNum w:abstractNumId="4">
     <w:nsid w:val="45B7465B"/>
     <w:multiLevelType w:val="hybridMultilevel"/>
     <w:tmpl w:val="CAD8371C"/>
@@ -8502,7 +8866,7 @@
       </w:pPr>
     </w:lvl>
   </w:abstractNum>
-  <w:abstractNum w:abstractNumId="4">
+  <w:abstractNum w:abstractNumId="5">
     <w:nsid w:val="4BE31780"/>
     <w:multiLevelType w:val="hybridMultilevel"/>
     <w:tmpl w:val="224E937C"/>
@@ -8591,7 +8955,7 @@
       </w:pPr>
     </w:lvl>
   </w:abstractNum>
-  <w:abstractNum w:abstractNumId="5">
+  <w:abstractNum w:abstractNumId="6">
     <w:nsid w:val="50AE6518"/>
     <w:multiLevelType w:val="hybridMultilevel"/>
     <w:tmpl w:val="6E264A54"/>
@@ -8680,7 +9044,7 @@
       </w:pPr>
     </w:lvl>
   </w:abstractNum>
-  <w:abstractNum w:abstractNumId="6">
+  <w:abstractNum w:abstractNumId="7">
     <w:nsid w:val="51C07990"/>
     <w:multiLevelType w:val="hybridMultilevel"/>
     <w:tmpl w:val="B1BC2864"/>
@@ -8769,7 +9133,7 @@
       </w:pPr>
     </w:lvl>
   </w:abstractNum>
-  <w:abstractNum w:abstractNumId="7">
+  <w:abstractNum w:abstractNumId="8">
     <w:nsid w:val="5246130C"/>
     <w:multiLevelType w:val="hybridMultilevel"/>
     <w:tmpl w:val="FB7A11EE"/>
@@ -8858,7 +9222,7 @@
       </w:pPr>
     </w:lvl>
   </w:abstractNum>
-  <w:abstractNum w:abstractNumId="8">
+  <w:abstractNum w:abstractNumId="9">
     <w:nsid w:val="598F1CE7"/>
     <w:multiLevelType w:val="hybridMultilevel"/>
     <w:tmpl w:val="112400A0"/>
@@ -8971,7 +9335,7 @@
       </w:rPr>
     </w:lvl>
   </w:abstractNum>
-  <w:abstractNum w:abstractNumId="9">
+  <w:abstractNum w:abstractNumId="10">
     <w:nsid w:val="5CC235C5"/>
     <w:multiLevelType w:val="hybridMultilevel"/>
     <w:tmpl w:val="9F748E6A"/>
@@ -9060,7 +9424,7 @@
       </w:pPr>
     </w:lvl>
   </w:abstractNum>
-  <w:abstractNum w:abstractNumId="10">
+  <w:abstractNum w:abstractNumId="11">
     <w:nsid w:val="5EE24D32"/>
     <w:multiLevelType w:val="hybridMultilevel"/>
     <w:tmpl w:val="6FF2195C"/>
@@ -9150,37 +9514,40 @@
     </w:lvl>
   </w:abstractNum>
   <w:num w:numId="1">
+    <w:abstractNumId w:val="5"/>
+  </w:num>
+  <w:num w:numId="2">
+    <w:abstractNumId w:val="3"/>
+  </w:num>
+  <w:num w:numId="3">
+    <w:abstractNumId w:val="11"/>
+  </w:num>
+  <w:num w:numId="4">
+    <w:abstractNumId w:val="9"/>
+  </w:num>
+  <w:num w:numId="5">
+    <w:abstractNumId w:val="10"/>
+  </w:num>
+  <w:num w:numId="6">
     <w:abstractNumId w:val="4"/>
   </w:num>
-  <w:num w:numId="2">
-    <w:abstractNumId w:val="2"/>
-  </w:num>
-  <w:num w:numId="3">
-    <w:abstractNumId w:val="10"/>
-  </w:num>
-  <w:num w:numId="4">
+  <w:num w:numId="7">
     <w:abstractNumId w:val="8"/>
-  </w:num>
-  <w:num w:numId="5">
-    <w:abstractNumId w:val="9"/>
-  </w:num>
-  <w:num w:numId="6">
-    <w:abstractNumId w:val="3"/>
-  </w:num>
-  <w:num w:numId="7">
-    <w:abstractNumId w:val="7"/>
   </w:num>
   <w:num w:numId="8">
     <w:abstractNumId w:val="1"/>
   </w:num>
   <w:num w:numId="9">
-    <w:abstractNumId w:val="5"/>
+    <w:abstractNumId w:val="6"/>
   </w:num>
   <w:num w:numId="10">
-    <w:abstractNumId w:val="6"/>
+    <w:abstractNumId w:val="7"/>
   </w:num>
   <w:num w:numId="11">
     <w:abstractNumId w:val="0"/>
+  </w:num>
+  <w:num w:numId="12">
+    <w:abstractNumId w:val="2"/>
   </w:num>
 </w:numbering>
 </file>

--- a/arduino.docx
+++ b/arduino.docx
@@ -629,7 +629,63 @@
         <w:rPr>
           <w:lang w:val="en-US"/>
         </w:rPr>
-        <w:t>Thay dây nối</w:t>
+        <w:t>Dây nối yếu</w:t>
+      </w:r>
+      <w:bookmarkStart w:id="0" w:name="_GoBack"/>
+      <w:bookmarkEnd w:id="0"/>
+    </w:p>
+    <w:p>
+      <w:pPr>
+        <w:pStyle w:val="ListParagraph"/>
+        <w:numPr>
+          <w:ilvl w:val="0"/>
+          <w:numId w:val="10"/>
+        </w:numPr>
+        <w:rPr>
+          <w:lang w:val="en-US"/>
+        </w:rPr>
+      </w:pPr>
+      <w:r>
+        <w:rPr>
+          <w:lang w:val="en-US"/>
+        </w:rPr>
+        <w:t>Cách Dễ Nhất Để Không Gặp Vấn Đề?</w:t>
+      </w:r>
+    </w:p>
+    <w:p>
+      <w:pPr>
+        <w:pStyle w:val="ListParagraph"/>
+        <w:numPr>
+          <w:ilvl w:val="0"/>
+          <w:numId w:val="4"/>
+        </w:numPr>
+        <w:rPr>
+          <w:lang w:val="en-US"/>
+        </w:rPr>
+      </w:pPr>
+      <w:r>
+        <w:rPr>
+          <w:lang w:val="en-US"/>
+        </w:rPr>
+        <w:t>Làm từng bước 1 rồi kiểm tra thay vì làm nguyên dự án rồi cắm điện</w:t>
+      </w:r>
+    </w:p>
+    <w:p>
+      <w:pPr>
+        <w:pStyle w:val="ListParagraph"/>
+        <w:numPr>
+          <w:ilvl w:val="0"/>
+          <w:numId w:val="4"/>
+        </w:numPr>
+        <w:rPr>
+          <w:lang w:val="en-US"/>
+        </w:rPr>
+      </w:pPr>
+      <w:r>
+        <w:rPr>
+          <w:lang w:val="en-US"/>
+        </w:rPr>
+        <w:t>Bắt đầu từ mạch đơn giản LED + điện trở</w:t>
       </w:r>
     </w:p>
     <w:p>
@@ -793,6 +849,7 @@
         <w:rPr>
           <w:lang w:val="en-US"/>
         </w:rPr>
+        <w:lastRenderedPageBreak/>
         <w:t>Pin GND là Pin luôn có điện thế = 0</w:t>
       </w:r>
     </w:p>
@@ -1536,8 +1593,6 @@
         </w:rPr>
         <w:t>Để xóa tất cả trên màn hình, Click “Clear output”, hoặc đóng rồi mở lại cửa sổ Serial</w:t>
       </w:r>
-      <w:bookmarkStart w:id="0" w:name="_GoBack"/>
-      <w:bookmarkEnd w:id="0"/>
     </w:p>
     <w:p>
       <w:pPr>
@@ -1554,6 +1609,7 @@
         <w:rPr>
           <w:lang w:val="en-US"/>
         </w:rPr>
+        <w:lastRenderedPageBreak/>
         <w:t>Lưu ý các lệnh trên ban đầu sẽ xem xem cửa sổ Serial có được mở không, nếu có thì nó in ra cửa sổ luôn, còn không thì không làm gì cả</w:t>
       </w:r>
     </w:p>
@@ -1574,7 +1630,6 @@
         <w:rPr>
           <w:lang w:val="en-US"/>
         </w:rPr>
-        <w:lastRenderedPageBreak/>
         <w:t xml:space="preserve">Simple Commands – Câu </w:t>
       </w:r>
       <w:r>
@@ -2428,6 +2483,7 @@
         <w:rPr>
           <w:lang w:val="en-US"/>
         </w:rPr>
+        <w:lastRenderedPageBreak/>
         <w:tab/>
         <w:t xml:space="preserve">Ô Input trong Serial Monitor có thể nhập lúc nào cũng được và khi nhập, dữ liệu sẽ </w:t>
       </w:r>
@@ -2457,97 +2513,895 @@
         <w:rPr>
           <w:lang w:val="en-US"/>
         </w:rPr>
+        <w:t>Set Input Digital Pin thành HIGH để tạo Pull Up Resistor</w:t>
+      </w:r>
+      <w:r>
+        <w:rPr>
+          <w:lang w:val="en-US"/>
+        </w:rPr>
+        <w:t>, khi mở thì 1 khi đóng thì 0</w:t>
+      </w:r>
+    </w:p>
+    <w:p>
+      <w:pPr>
+        <w:ind w:firstLine="720"/>
+        <w:rPr>
+          <w:lang w:val="en-US"/>
+        </w:rPr>
+      </w:pPr>
+      <w:r>
+        <w:rPr>
+          <w:lang w:val="en-US"/>
+        </w:rPr>
+        <w:t xml:space="preserve">Serial Graph plot kết quả in trên Terminal, dùng dấu phẩy ngăn cách giữa các giá trị </w:t>
+      </w:r>
+    </w:p>
+    <w:p>
+      <w:pPr>
+        <w:ind w:firstLine="720"/>
+        <w:rPr>
+          <w:lang w:val="en-US"/>
+        </w:rPr>
+      </w:pPr>
+      <w:r>
+        <w:rPr>
+          <w:lang w:val="en-US"/>
+        </w:rPr>
+        <w:t>giữa các Channel</w:t>
+      </w:r>
+    </w:p>
+    <w:p>
+      <w:pPr>
+        <w:rPr>
+          <w:lang w:val="en-US"/>
+        </w:rPr>
+      </w:pPr>
+      <w:r>
+        <w:rPr>
+          <w:lang w:val="en-US"/>
+        </w:rPr>
+        <w:t>Library</w:t>
+      </w:r>
+    </w:p>
+    <w:p>
+      <w:pPr>
+        <w:rPr>
+          <w:lang w:val="en-US"/>
+        </w:rPr>
+      </w:pPr>
+      <w:r>
+        <w:rPr>
+          <w:lang w:val="en-US"/>
+        </w:rPr>
+        <w:tab/>
+        <w:t>Servo.h</w:t>
+      </w:r>
+    </w:p>
+    <w:p>
+      <w:pPr>
+        <w:rPr>
+          <w:lang w:val="en-US"/>
+        </w:rPr>
+      </w:pPr>
+      <w:r>
+        <w:rPr>
+          <w:lang w:val="en-US"/>
+        </w:rPr>
+        <w:tab/>
+      </w:r>
+      <w:r>
+        <w:rPr>
+          <w:lang w:val="en-US"/>
+        </w:rPr>
+        <w:tab/>
+        <w:t>Servo</w:t>
+      </w:r>
+    </w:p>
+    <w:p>
+      <w:pPr>
+        <w:rPr>
+          <w:lang w:val="en-US"/>
+        </w:rPr>
+      </w:pPr>
+      <w:r>
+        <w:rPr>
+          <w:lang w:val="en-US"/>
+        </w:rPr>
+        <w:tab/>
+      </w:r>
+      <w:r>
+        <w:rPr>
+          <w:lang w:val="en-US"/>
+        </w:rPr>
+        <w:tab/>
+      </w:r>
+      <w:r>
+        <w:rPr>
+          <w:lang w:val="en-US"/>
+        </w:rPr>
+        <w:tab/>
+        <w:t>Usage:</w:t>
+      </w:r>
+    </w:p>
+    <w:p>
+      <w:pPr>
+        <w:rPr>
+          <w:lang w:val="en-US"/>
+        </w:rPr>
+      </w:pPr>
+      <w:r>
+        <w:rPr>
+          <w:lang w:val="en-US"/>
+        </w:rPr>
+        <w:tab/>
+      </w:r>
+      <w:r>
+        <w:rPr>
+          <w:lang w:val="en-US"/>
+        </w:rPr>
+        <w:tab/>
+      </w:r>
+      <w:r>
+        <w:rPr>
+          <w:lang w:val="en-US"/>
+        </w:rPr>
+        <w:tab/>
+      </w:r>
+      <w:r>
+        <w:rPr>
+          <w:lang w:val="en-US"/>
+        </w:rPr>
+        <w:tab/>
+        <w:t>Khởi tạo Servo Object</w:t>
+      </w:r>
+    </w:p>
+    <w:p>
+      <w:pPr>
+        <w:rPr>
+          <w:lang w:val="en-US"/>
+        </w:rPr>
+      </w:pPr>
+      <w:r>
+        <w:rPr>
+          <w:lang w:val="en-US"/>
+        </w:rPr>
+        <w:tab/>
+      </w:r>
+      <w:r>
+        <w:rPr>
+          <w:lang w:val="en-US"/>
+        </w:rPr>
+        <w:tab/>
+      </w:r>
+      <w:r>
+        <w:rPr>
+          <w:lang w:val="en-US"/>
+        </w:rPr>
+        <w:tab/>
+        <w:t>Ex:</w:t>
+      </w:r>
+    </w:p>
+    <w:p>
+      <w:pPr>
+        <w:rPr>
+          <w:lang w:val="en-US"/>
+        </w:rPr>
+      </w:pPr>
+      <w:r>
+        <w:rPr>
+          <w:lang w:val="en-US"/>
+        </w:rPr>
+        <w:tab/>
+      </w:r>
+      <w:r>
+        <w:rPr>
+          <w:lang w:val="en-US"/>
+        </w:rPr>
+        <w:tab/>
+      </w:r>
+      <w:r>
+        <w:rPr>
+          <w:lang w:val="en-US"/>
+        </w:rPr>
+        <w:tab/>
+      </w:r>
+      <w:r>
+        <w:rPr>
+          <w:lang w:val="en-US"/>
+        </w:rPr>
+        <w:tab/>
+        <w:t>Servo foo</w:t>
+      </w:r>
+    </w:p>
+    <w:p>
+      <w:pPr>
+        <w:rPr>
+          <w:lang w:val="en-US"/>
+        </w:rPr>
+      </w:pPr>
+      <w:r>
+        <w:rPr>
+          <w:lang w:val="en-US"/>
+        </w:rPr>
+        <w:tab/>
+      </w:r>
+      <w:r>
+        <w:rPr>
+          <w:lang w:val="en-US"/>
+        </w:rPr>
+        <w:tab/>
+      </w:r>
+      <w:r>
+        <w:rPr>
+          <w:lang w:val="en-US"/>
+        </w:rPr>
+        <w:tab/>
+        <w:t>Object:</w:t>
+      </w:r>
+    </w:p>
+    <w:p>
+      <w:pPr>
+        <w:rPr>
+          <w:lang w:val="en-US"/>
+        </w:rPr>
+      </w:pPr>
+      <w:r>
+        <w:rPr>
+          <w:lang w:val="en-US"/>
+        </w:rPr>
+        <w:tab/>
+      </w:r>
+      <w:r>
+        <w:rPr>
+          <w:lang w:val="en-US"/>
+        </w:rPr>
+        <w:tab/>
+      </w:r>
+      <w:r>
+        <w:rPr>
+          <w:lang w:val="en-US"/>
+        </w:rPr>
+        <w:tab/>
+      </w:r>
+      <w:r>
+        <w:rPr>
+          <w:lang w:val="en-US"/>
+        </w:rPr>
+        <w:tab/>
+        <w:t>attach(Pin Code)</w:t>
+      </w:r>
+    </w:p>
+    <w:p>
+      <w:pPr>
+        <w:rPr>
+          <w:lang w:val="en-US"/>
+        </w:rPr>
+      </w:pPr>
+      <w:r>
+        <w:rPr>
+          <w:lang w:val="en-US"/>
+        </w:rPr>
+        <w:tab/>
+      </w:r>
+      <w:r>
+        <w:rPr>
+          <w:lang w:val="en-US"/>
+        </w:rPr>
+        <w:tab/>
+      </w:r>
+      <w:r>
+        <w:rPr>
+          <w:lang w:val="en-US"/>
+        </w:rPr>
+        <w:tab/>
+      </w:r>
+      <w:r>
+        <w:rPr>
+          <w:lang w:val="en-US"/>
+        </w:rPr>
+        <w:tab/>
+      </w:r>
+      <w:r>
+        <w:rPr>
+          <w:lang w:val="en-US"/>
+        </w:rPr>
+        <w:tab/>
+        <w:t>Usage:</w:t>
+      </w:r>
+    </w:p>
+    <w:p>
+      <w:pPr>
+        <w:rPr>
+          <w:lang w:val="en-US"/>
+        </w:rPr>
+      </w:pPr>
+      <w:r>
+        <w:rPr>
+          <w:lang w:val="en-US"/>
+        </w:rPr>
+        <w:tab/>
+      </w:r>
+      <w:r>
+        <w:rPr>
+          <w:lang w:val="en-US"/>
+        </w:rPr>
+        <w:tab/>
+      </w:r>
+      <w:r>
+        <w:rPr>
+          <w:lang w:val="en-US"/>
+        </w:rPr>
+        <w:tab/>
+      </w:r>
+      <w:r>
+        <w:rPr>
+          <w:lang w:val="en-US"/>
+        </w:rPr>
+        <w:tab/>
+      </w:r>
+      <w:r>
+        <w:rPr>
+          <w:lang w:val="en-US"/>
+        </w:rPr>
+        <w:tab/>
+      </w:r>
+      <w:r>
+        <w:rPr>
+          <w:lang w:val="en-US"/>
+        </w:rPr>
+        <w:tab/>
+        <w:t>Kết nối với Pin điều khiển Servo</w:t>
+      </w:r>
+    </w:p>
+    <w:p>
+      <w:pPr>
+        <w:rPr>
+          <w:lang w:val="en-US"/>
+        </w:rPr>
+      </w:pPr>
+      <w:r>
+        <w:rPr>
+          <w:lang w:val="en-US"/>
+        </w:rPr>
+        <w:tab/>
+      </w:r>
+      <w:r>
+        <w:rPr>
+          <w:lang w:val="en-US"/>
+        </w:rPr>
+        <w:tab/>
+      </w:r>
+      <w:r>
+        <w:rPr>
+          <w:lang w:val="en-US"/>
+        </w:rPr>
+        <w:tab/>
+      </w:r>
+      <w:r>
+        <w:rPr>
+          <w:lang w:val="en-US"/>
+        </w:rPr>
+        <w:tab/>
+      </w:r>
+      <w:r>
+        <w:rPr>
+          <w:lang w:val="en-US"/>
+        </w:rPr>
+        <w:tab/>
+        <w:t>Ex:</w:t>
+      </w:r>
+    </w:p>
+    <w:p>
+      <w:pPr>
+        <w:rPr>
+          <w:lang w:val="en-US"/>
+        </w:rPr>
+      </w:pPr>
+      <w:r>
+        <w:rPr>
+          <w:lang w:val="en-US"/>
+        </w:rPr>
+        <w:tab/>
+      </w:r>
+      <w:r>
+        <w:rPr>
+          <w:lang w:val="en-US"/>
+        </w:rPr>
+        <w:tab/>
+      </w:r>
+      <w:r>
+        <w:rPr>
+          <w:lang w:val="en-US"/>
+        </w:rPr>
+        <w:tab/>
+      </w:r>
+      <w:r>
+        <w:rPr>
+          <w:lang w:val="en-US"/>
+        </w:rPr>
+        <w:tab/>
+      </w:r>
+      <w:r>
+        <w:rPr>
+          <w:lang w:val="en-US"/>
+        </w:rPr>
+        <w:tab/>
+      </w:r>
+      <w:r>
+        <w:rPr>
+          <w:lang w:val="en-US"/>
+        </w:rPr>
+        <w:tab/>
+        <w:t>foo.attach(13)</w:t>
+      </w:r>
+    </w:p>
+    <w:p>
+      <w:pPr>
+        <w:rPr>
+          <w:lang w:val="en-US"/>
+        </w:rPr>
+      </w:pPr>
+      <w:r>
+        <w:rPr>
+          <w:lang w:val="en-US"/>
+        </w:rPr>
+        <w:tab/>
+      </w:r>
+      <w:r>
+        <w:rPr>
+          <w:lang w:val="en-US"/>
+        </w:rPr>
+        <w:tab/>
+      </w:r>
+      <w:r>
+        <w:rPr>
+          <w:lang w:val="en-US"/>
+        </w:rPr>
+        <w:tab/>
+      </w:r>
+      <w:r>
+        <w:rPr>
+          <w:lang w:val="en-US"/>
+        </w:rPr>
+        <w:tab/>
+        <w:t>write(Angle)</w:t>
+      </w:r>
+    </w:p>
+    <w:p>
+      <w:pPr>
+        <w:rPr>
+          <w:lang w:val="en-US"/>
+        </w:rPr>
+      </w:pPr>
+      <w:r>
+        <w:rPr>
+          <w:lang w:val="en-US"/>
+        </w:rPr>
+        <w:tab/>
+      </w:r>
+      <w:r>
+        <w:rPr>
+          <w:lang w:val="en-US"/>
+        </w:rPr>
+        <w:tab/>
+      </w:r>
+      <w:r>
+        <w:rPr>
+          <w:lang w:val="en-US"/>
+        </w:rPr>
+        <w:tab/>
+      </w:r>
+      <w:r>
+        <w:rPr>
+          <w:lang w:val="en-US"/>
+        </w:rPr>
+        <w:tab/>
+      </w:r>
+      <w:r>
+        <w:rPr>
+          <w:lang w:val="en-US"/>
+        </w:rPr>
+        <w:tab/>
+        <w:t>Usage:</w:t>
+      </w:r>
+    </w:p>
+    <w:p>
+      <w:pPr>
+        <w:rPr>
+          <w:lang w:val="en-US"/>
+        </w:rPr>
+      </w:pPr>
+      <w:r>
+        <w:rPr>
+          <w:lang w:val="en-US"/>
+        </w:rPr>
+        <w:tab/>
+      </w:r>
+      <w:r>
+        <w:rPr>
+          <w:lang w:val="en-US"/>
+        </w:rPr>
+        <w:tab/>
+      </w:r>
+      <w:r>
+        <w:rPr>
+          <w:lang w:val="en-US"/>
+        </w:rPr>
+        <w:tab/>
+      </w:r>
+      <w:r>
+        <w:rPr>
+          <w:lang w:val="en-US"/>
+        </w:rPr>
+        <w:tab/>
+      </w:r>
+      <w:r>
+        <w:rPr>
+          <w:lang w:val="en-US"/>
+        </w:rPr>
+        <w:tab/>
+      </w:r>
+      <w:r>
+        <w:rPr>
+          <w:lang w:val="en-US"/>
+        </w:rPr>
+        <w:tab/>
+        <w:t>Quay Servo</w:t>
+      </w:r>
+    </w:p>
+    <w:p>
+      <w:pPr>
+        <w:rPr>
+          <w:lang w:val="en-US"/>
+        </w:rPr>
+      </w:pPr>
+      <w:r>
+        <w:rPr>
+          <w:lang w:val="en-US"/>
+        </w:rPr>
+        <w:tab/>
+      </w:r>
+      <w:r>
+        <w:rPr>
+          <w:lang w:val="en-US"/>
+        </w:rPr>
+        <w:tab/>
+      </w:r>
+      <w:r>
+        <w:rPr>
+          <w:lang w:val="en-US"/>
+        </w:rPr>
+        <w:tab/>
+      </w:r>
+      <w:r>
+        <w:rPr>
+          <w:lang w:val="en-US"/>
+        </w:rPr>
+        <w:tab/>
+      </w:r>
+      <w:r>
+        <w:rPr>
+          <w:lang w:val="en-US"/>
+        </w:rPr>
+        <w:tab/>
+      </w:r>
+      <w:r>
+        <w:rPr>
+          <w:lang w:val="en-US"/>
+        </w:rPr>
+        <w:tab/>
+        <w:t>Quay hơi chậm nên có thể bị ghi đè</w:t>
+      </w:r>
+    </w:p>
+    <w:p>
+      <w:pPr>
+        <w:rPr>
+          <w:lang w:val="en-US"/>
+        </w:rPr>
+      </w:pPr>
+      <w:r>
+        <w:rPr>
+          <w:lang w:val="en-US"/>
+        </w:rPr>
+        <w:tab/>
+      </w:r>
+      <w:r>
+        <w:rPr>
+          <w:lang w:val="en-US"/>
+        </w:rPr>
+        <w:tab/>
+      </w:r>
+      <w:r>
+        <w:rPr>
+          <w:lang w:val="en-US"/>
+        </w:rPr>
+        <w:tab/>
+      </w:r>
+      <w:r>
+        <w:rPr>
+          <w:lang w:val="en-US"/>
+        </w:rPr>
+        <w:tab/>
+      </w:r>
+      <w:r>
+        <w:rPr>
+          <w:lang w:val="en-US"/>
+        </w:rPr>
+        <w:tab/>
+        <w:t>Ex:</w:t>
+      </w:r>
+    </w:p>
+    <w:p>
+      <w:pPr>
+        <w:rPr>
+          <w:lang w:val="en-US"/>
+        </w:rPr>
+      </w:pPr>
+      <w:r>
+        <w:rPr>
+          <w:lang w:val="en-US"/>
+        </w:rPr>
+        <w:tab/>
+      </w:r>
+      <w:r>
+        <w:rPr>
+          <w:lang w:val="en-US"/>
+        </w:rPr>
+        <w:tab/>
+      </w:r>
+      <w:r>
+        <w:rPr>
+          <w:lang w:val="en-US"/>
+        </w:rPr>
+        <w:tab/>
+      </w:r>
+      <w:r>
+        <w:rPr>
+          <w:lang w:val="en-US"/>
+        </w:rPr>
+        <w:tab/>
+      </w:r>
+      <w:r>
+        <w:rPr>
+          <w:lang w:val="en-US"/>
+        </w:rPr>
+        <w:tab/>
+      </w:r>
+      <w:r>
+        <w:rPr>
+          <w:lang w:val="en-US"/>
+        </w:rPr>
+        <w:tab/>
+        <w:t>foo.write(165)</w:t>
+      </w:r>
+    </w:p>
+    <w:p>
+      <w:pPr>
+        <w:rPr>
+          <w:lang w:val="en-US"/>
+        </w:rPr>
+      </w:pPr>
+      <w:r>
+        <w:rPr>
+          <w:lang w:val="en-US"/>
+        </w:rPr>
+        <w:tab/>
+        <w:t>Stepper.h</w:t>
+      </w:r>
+    </w:p>
+    <w:p>
+      <w:pPr>
+        <w:rPr>
+          <w:lang w:val="en-US"/>
+        </w:rPr>
+      </w:pPr>
+      <w:r>
+        <w:rPr>
+          <w:lang w:val="en-US"/>
+        </w:rPr>
+        <w:tab/>
+      </w:r>
+      <w:r>
+        <w:rPr>
+          <w:lang w:val="en-US"/>
+        </w:rPr>
+        <w:tab/>
+        <w:t>Stepper Object(Steps, Pin Code * 4)</w:t>
+      </w:r>
+    </w:p>
+    <w:p>
+      <w:pPr>
+        <w:rPr>
+          <w:lang w:val="en-US"/>
+        </w:rPr>
+      </w:pPr>
+      <w:r>
+        <w:rPr>
+          <w:lang w:val="en-US"/>
+        </w:rPr>
+        <w:tab/>
+      </w:r>
+      <w:r>
+        <w:rPr>
+          <w:lang w:val="en-US"/>
+        </w:rPr>
+        <w:tab/>
+      </w:r>
+      <w:r>
+        <w:rPr>
+          <w:lang w:val="en-US"/>
+        </w:rPr>
+        <w:tab/>
+        <w:t>Usage:</w:t>
+      </w:r>
+    </w:p>
+    <w:p>
+      <w:pPr>
+        <w:rPr>
+          <w:lang w:val="en-US"/>
+        </w:rPr>
+      </w:pPr>
+      <w:r>
+        <w:rPr>
+          <w:lang w:val="en-US"/>
+        </w:rPr>
+        <w:tab/>
+      </w:r>
+      <w:r>
+        <w:rPr>
+          <w:lang w:val="en-US"/>
+        </w:rPr>
+        <w:tab/>
+      </w:r>
+      <w:r>
+        <w:rPr>
+          <w:lang w:val="en-US"/>
+        </w:rPr>
+        <w:tab/>
+      </w:r>
+      <w:r>
+        <w:rPr>
+          <w:lang w:val="en-US"/>
+        </w:rPr>
+        <w:tab/>
+        <w:t>Khởi tạo Stepper Object</w:t>
+      </w:r>
+    </w:p>
+    <w:p>
+      <w:pPr>
+        <w:rPr>
+          <w:lang w:val="en-US"/>
+        </w:rPr>
+      </w:pPr>
+      <w:r>
+        <w:rPr>
+          <w:lang w:val="en-US"/>
+        </w:rPr>
         <w:lastRenderedPageBreak/>
-        <w:t>Set Input Digital Pin thành HIGH để tạo Pull Up Resistor</w:t>
-      </w:r>
-      <w:r>
-        <w:rPr>
-          <w:lang w:val="en-US"/>
-        </w:rPr>
-        <w:t>, khi mở thì 1 khi đóng thì 0</w:t>
-      </w:r>
-    </w:p>
-    <w:p>
-      <w:pPr>
-        <w:ind w:firstLine="720"/>
-        <w:rPr>
-          <w:lang w:val="en-US"/>
-        </w:rPr>
-      </w:pPr>
-      <w:r>
-        <w:rPr>
-          <w:lang w:val="en-US"/>
-        </w:rPr>
-        <w:t xml:space="preserve">Serial Graph plot kết quả in trên Terminal, dùng dấu phẩy ngăn cách giữa các giá trị </w:t>
-      </w:r>
-    </w:p>
-    <w:p>
-      <w:pPr>
-        <w:ind w:firstLine="720"/>
-        <w:rPr>
-          <w:lang w:val="en-US"/>
-        </w:rPr>
-      </w:pPr>
-      <w:r>
-        <w:rPr>
-          <w:lang w:val="en-US"/>
-        </w:rPr>
-        <w:t>giữa các Channel</w:t>
-      </w:r>
-    </w:p>
-    <w:p>
-      <w:pPr>
-        <w:rPr>
-          <w:lang w:val="en-US"/>
-        </w:rPr>
-      </w:pPr>
-      <w:r>
-        <w:rPr>
-          <w:lang w:val="en-US"/>
-        </w:rPr>
-        <w:t>Library</w:t>
-      </w:r>
-    </w:p>
-    <w:p>
-      <w:pPr>
-        <w:rPr>
-          <w:lang w:val="en-US"/>
-        </w:rPr>
-      </w:pPr>
-      <w:r>
-        <w:rPr>
-          <w:lang w:val="en-US"/>
-        </w:rPr>
-        <w:tab/>
-        <w:t>Servo.h</w:t>
-      </w:r>
-    </w:p>
-    <w:p>
-      <w:pPr>
-        <w:rPr>
-          <w:lang w:val="en-US"/>
-        </w:rPr>
-      </w:pPr>
-      <w:r>
-        <w:rPr>
-          <w:lang w:val="en-US"/>
-        </w:rPr>
-        <w:tab/>
-      </w:r>
-      <w:r>
-        <w:rPr>
-          <w:lang w:val="en-US"/>
-        </w:rPr>
-        <w:tab/>
-        <w:t>Servo</w:t>
-      </w:r>
-    </w:p>
-    <w:p>
-      <w:pPr>
-        <w:rPr>
-          <w:lang w:val="en-US"/>
-        </w:rPr>
-      </w:pPr>
+        <w:tab/>
+      </w:r>
+      <w:r>
+        <w:rPr>
+          <w:lang w:val="en-US"/>
+        </w:rPr>
+        <w:tab/>
+      </w:r>
+      <w:r>
+        <w:rPr>
+          <w:lang w:val="en-US"/>
+        </w:rPr>
+        <w:tab/>
+        <w:t>Ex:</w:t>
+      </w:r>
+    </w:p>
+    <w:p>
+      <w:pPr>
+        <w:rPr>
+          <w:lang w:val="en-US"/>
+        </w:rPr>
+      </w:pPr>
+      <w:r>
+        <w:rPr>
+          <w:lang w:val="en-US"/>
+        </w:rPr>
+        <w:tab/>
+      </w:r>
+      <w:r>
+        <w:rPr>
+          <w:lang w:val="en-US"/>
+        </w:rPr>
+        <w:tab/>
+      </w:r>
+      <w:r>
+        <w:rPr>
+          <w:lang w:val="en-US"/>
+        </w:rPr>
+        <w:tab/>
+      </w:r>
+      <w:r>
+        <w:rPr>
+          <w:lang w:val="en-US"/>
+        </w:rPr>
+        <w:tab/>
+        <w:t>Stepper foo(2048, 8, 10, 9, 11)</w:t>
+      </w:r>
+    </w:p>
+    <w:p>
+      <w:pPr>
+        <w:rPr>
+          <w:lang w:val="en-US"/>
+        </w:rPr>
+      </w:pPr>
+      <w:r>
+        <w:rPr>
+          <w:lang w:val="en-US"/>
+        </w:rPr>
+        <w:tab/>
+      </w:r>
+      <w:r>
+        <w:rPr>
+          <w:lang w:val="en-US"/>
+        </w:rPr>
+        <w:tab/>
+      </w:r>
+      <w:r>
+        <w:rPr>
+          <w:lang w:val="en-US"/>
+        </w:rPr>
+        <w:tab/>
+        <w:t>Object:</w:t>
+      </w:r>
+    </w:p>
+    <w:p>
+      <w:pPr>
+        <w:rPr>
+          <w:lang w:val="en-US"/>
+        </w:rPr>
+      </w:pPr>
+      <w:r>
+        <w:rPr>
+          <w:lang w:val="en-US"/>
+        </w:rPr>
+        <w:tab/>
+      </w:r>
+      <w:r>
+        <w:rPr>
+          <w:lang w:val="en-US"/>
+        </w:rPr>
+        <w:tab/>
+      </w:r>
+      <w:r>
+        <w:rPr>
+          <w:lang w:val="en-US"/>
+        </w:rPr>
+        <w:tab/>
+      </w:r>
+      <w:r>
+        <w:rPr>
+          <w:lang w:val="en-US"/>
+        </w:rPr>
+        <w:tab/>
+        <w:t>setSpeed(RPM)</w:t>
+      </w:r>
+    </w:p>
+    <w:p>
+      <w:pPr>
+        <w:rPr>
+          <w:lang w:val="en-US"/>
+        </w:rPr>
+      </w:pPr>
+      <w:r>
+        <w:rPr>
+          <w:lang w:val="en-US"/>
+        </w:rPr>
+        <w:tab/>
+      </w:r>
+      <w:r>
+        <w:rPr>
+          <w:lang w:val="en-US"/>
+        </w:rPr>
+        <w:tab/>
+      </w:r>
       <w:r>
         <w:rPr>
           <w:lang w:val="en-US"/>
@@ -2597,15 +3451,39 @@
           <w:lang w:val="en-US"/>
         </w:rPr>
         <w:tab/>
-        <w:t>Khởi tạo Servo Object</w:t>
-      </w:r>
-    </w:p>
-    <w:p>
-      <w:pPr>
-        <w:rPr>
-          <w:lang w:val="en-US"/>
-        </w:rPr>
-      </w:pPr>
+      </w:r>
+      <w:r>
+        <w:rPr>
+          <w:lang w:val="en-US"/>
+        </w:rPr>
+        <w:tab/>
+      </w:r>
+      <w:r>
+        <w:rPr>
+          <w:lang w:val="en-US"/>
+        </w:rPr>
+        <w:tab/>
+        <w:t>Chỉnh tốc độ Stepper Motor</w:t>
+      </w:r>
+    </w:p>
+    <w:p>
+      <w:pPr>
+        <w:rPr>
+          <w:lang w:val="en-US"/>
+        </w:rPr>
+      </w:pPr>
+      <w:r>
+        <w:rPr>
+          <w:lang w:val="en-US"/>
+        </w:rPr>
+        <w:tab/>
+      </w:r>
+      <w:r>
+        <w:rPr>
+          <w:lang w:val="en-US"/>
+        </w:rPr>
+        <w:tab/>
+      </w:r>
       <w:r>
         <w:rPr>
           <w:lang w:val="en-US"/>
@@ -2655,7 +3533,365 @@
           <w:lang w:val="en-US"/>
         </w:rPr>
         <w:tab/>
-        <w:t>Servo foo</w:t>
+      </w:r>
+      <w:r>
+        <w:rPr>
+          <w:lang w:val="en-US"/>
+        </w:rPr>
+        <w:tab/>
+      </w:r>
+      <w:r>
+        <w:rPr>
+          <w:lang w:val="en-US"/>
+        </w:rPr>
+        <w:tab/>
+        <w:t>foo.setSpeed(3)</w:t>
+      </w:r>
+    </w:p>
+    <w:p>
+      <w:pPr>
+        <w:rPr>
+          <w:lang w:val="en-US"/>
+        </w:rPr>
+      </w:pPr>
+      <w:r>
+        <w:rPr>
+          <w:lang w:val="en-US"/>
+        </w:rPr>
+        <w:tab/>
+      </w:r>
+      <w:r>
+        <w:rPr>
+          <w:lang w:val="en-US"/>
+        </w:rPr>
+        <w:tab/>
+      </w:r>
+      <w:r>
+        <w:rPr>
+          <w:lang w:val="en-US"/>
+        </w:rPr>
+        <w:tab/>
+      </w:r>
+      <w:r>
+        <w:rPr>
+          <w:lang w:val="en-US"/>
+        </w:rPr>
+        <w:tab/>
+        <w:t>step(Steps)</w:t>
+      </w:r>
+    </w:p>
+    <w:p>
+      <w:pPr>
+        <w:rPr>
+          <w:lang w:val="en-US"/>
+        </w:rPr>
+      </w:pPr>
+      <w:r>
+        <w:rPr>
+          <w:lang w:val="en-US"/>
+        </w:rPr>
+        <w:tab/>
+      </w:r>
+      <w:r>
+        <w:rPr>
+          <w:lang w:val="en-US"/>
+        </w:rPr>
+        <w:tab/>
+      </w:r>
+      <w:r>
+        <w:rPr>
+          <w:lang w:val="en-US"/>
+        </w:rPr>
+        <w:tab/>
+      </w:r>
+      <w:r>
+        <w:rPr>
+          <w:lang w:val="en-US"/>
+        </w:rPr>
+        <w:tab/>
+      </w:r>
+      <w:r>
+        <w:rPr>
+          <w:lang w:val="en-US"/>
+        </w:rPr>
+        <w:tab/>
+        <w:t>Usage:</w:t>
+      </w:r>
+    </w:p>
+    <w:p>
+      <w:pPr>
+        <w:rPr>
+          <w:lang w:val="en-US"/>
+        </w:rPr>
+      </w:pPr>
+      <w:r>
+        <w:rPr>
+          <w:lang w:val="en-US"/>
+        </w:rPr>
+        <w:tab/>
+      </w:r>
+      <w:r>
+        <w:rPr>
+          <w:lang w:val="en-US"/>
+        </w:rPr>
+        <w:tab/>
+      </w:r>
+      <w:r>
+        <w:rPr>
+          <w:lang w:val="en-US"/>
+        </w:rPr>
+        <w:tab/>
+      </w:r>
+      <w:r>
+        <w:rPr>
+          <w:lang w:val="en-US"/>
+        </w:rPr>
+        <w:tab/>
+      </w:r>
+      <w:r>
+        <w:rPr>
+          <w:lang w:val="en-US"/>
+        </w:rPr>
+        <w:tab/>
+      </w:r>
+      <w:r>
+        <w:rPr>
+          <w:lang w:val="en-US"/>
+        </w:rPr>
+        <w:tab/>
+        <w:t>Quay Stepper Motor với số bước nào đó</w:t>
+      </w:r>
+    </w:p>
+    <w:p>
+      <w:pPr>
+        <w:rPr>
+          <w:lang w:val="en-US"/>
+        </w:rPr>
+      </w:pPr>
+      <w:r>
+        <w:rPr>
+          <w:lang w:val="en-US"/>
+        </w:rPr>
+        <w:tab/>
+      </w:r>
+      <w:r>
+        <w:rPr>
+          <w:lang w:val="en-US"/>
+        </w:rPr>
+        <w:tab/>
+      </w:r>
+      <w:r>
+        <w:rPr>
+          <w:lang w:val="en-US"/>
+        </w:rPr>
+        <w:tab/>
+      </w:r>
+      <w:r>
+        <w:rPr>
+          <w:lang w:val="en-US"/>
+        </w:rPr>
+        <w:tab/>
+      </w:r>
+      <w:r>
+        <w:rPr>
+          <w:lang w:val="en-US"/>
+        </w:rPr>
+        <w:tab/>
+        <w:t>Ex:</w:t>
+      </w:r>
+    </w:p>
+    <w:p>
+      <w:pPr>
+        <w:rPr>
+          <w:lang w:val="en-US"/>
+        </w:rPr>
+      </w:pPr>
+      <w:r>
+        <w:rPr>
+          <w:lang w:val="en-US"/>
+        </w:rPr>
+        <w:tab/>
+      </w:r>
+      <w:r>
+        <w:rPr>
+          <w:lang w:val="en-US"/>
+        </w:rPr>
+        <w:tab/>
+      </w:r>
+      <w:r>
+        <w:rPr>
+          <w:lang w:val="en-US"/>
+        </w:rPr>
+        <w:tab/>
+      </w:r>
+      <w:r>
+        <w:rPr>
+          <w:lang w:val="en-US"/>
+        </w:rPr>
+        <w:tab/>
+      </w:r>
+      <w:r>
+        <w:rPr>
+          <w:lang w:val="en-US"/>
+        </w:rPr>
+        <w:tab/>
+      </w:r>
+      <w:r>
+        <w:rPr>
+          <w:lang w:val="en-US"/>
+        </w:rPr>
+        <w:tab/>
+        <w:t>foo.step(1024)</w:t>
+      </w:r>
+    </w:p>
+    <w:p>
+      <w:pPr>
+        <w:rPr>
+          <w:lang w:val="en-US"/>
+        </w:rPr>
+      </w:pPr>
+      <w:r>
+        <w:rPr>
+          <w:lang w:val="en-US"/>
+        </w:rPr>
+        <w:tab/>
+        <w:t>LiquidCrystal.h</w:t>
+      </w:r>
+    </w:p>
+    <w:p>
+      <w:pPr>
+        <w:rPr>
+          <w:lang w:val="en-US"/>
+        </w:rPr>
+      </w:pPr>
+      <w:r>
+        <w:rPr>
+          <w:lang w:val="en-US"/>
+        </w:rPr>
+        <w:tab/>
+      </w:r>
+      <w:r>
+        <w:rPr>
+          <w:lang w:val="en-US"/>
+        </w:rPr>
+        <w:tab/>
+        <w:t>LiquidCrystal Object(RS Pin Code, E Pin Code, 4 * Data Pin Code)</w:t>
+      </w:r>
+    </w:p>
+    <w:p>
+      <w:pPr>
+        <w:rPr>
+          <w:lang w:val="en-US"/>
+        </w:rPr>
+      </w:pPr>
+      <w:r>
+        <w:rPr>
+          <w:lang w:val="en-US"/>
+        </w:rPr>
+        <w:tab/>
+      </w:r>
+      <w:r>
+        <w:rPr>
+          <w:lang w:val="en-US"/>
+        </w:rPr>
+        <w:tab/>
+      </w:r>
+      <w:r>
+        <w:rPr>
+          <w:lang w:val="en-US"/>
+        </w:rPr>
+        <w:tab/>
+        <w:t>Usage:</w:t>
+      </w:r>
+    </w:p>
+    <w:p>
+      <w:pPr>
+        <w:rPr>
+          <w:lang w:val="en-US"/>
+        </w:rPr>
+      </w:pPr>
+      <w:r>
+        <w:rPr>
+          <w:lang w:val="en-US"/>
+        </w:rPr>
+        <w:tab/>
+      </w:r>
+      <w:r>
+        <w:rPr>
+          <w:lang w:val="en-US"/>
+        </w:rPr>
+        <w:tab/>
+      </w:r>
+      <w:r>
+        <w:rPr>
+          <w:lang w:val="en-US"/>
+        </w:rPr>
+        <w:tab/>
+      </w:r>
+      <w:r>
+        <w:rPr>
+          <w:lang w:val="en-US"/>
+        </w:rPr>
+        <w:tab/>
+        <w:t>Khởi tạo LCD Object</w:t>
+      </w:r>
+    </w:p>
+    <w:p>
+      <w:pPr>
+        <w:rPr>
+          <w:lang w:val="en-US"/>
+        </w:rPr>
+      </w:pPr>
+      <w:r>
+        <w:rPr>
+          <w:lang w:val="en-US"/>
+        </w:rPr>
+        <w:tab/>
+      </w:r>
+      <w:r>
+        <w:rPr>
+          <w:lang w:val="en-US"/>
+        </w:rPr>
+        <w:tab/>
+      </w:r>
+      <w:r>
+        <w:rPr>
+          <w:lang w:val="en-US"/>
+        </w:rPr>
+        <w:tab/>
+        <w:t>Ex:</w:t>
+      </w:r>
+    </w:p>
+    <w:p>
+      <w:pPr>
+        <w:rPr>
+          <w:lang w:val="en-US"/>
+        </w:rPr>
+      </w:pPr>
+      <w:r>
+        <w:rPr>
+          <w:lang w:val="en-US"/>
+        </w:rPr>
+        <w:tab/>
+      </w:r>
+      <w:r>
+        <w:rPr>
+          <w:lang w:val="en-US"/>
+        </w:rPr>
+        <w:tab/>
+      </w:r>
+      <w:r>
+        <w:rPr>
+          <w:lang w:val="en-US"/>
+        </w:rPr>
+        <w:tab/>
+      </w:r>
+      <w:r>
+        <w:rPr>
+          <w:lang w:val="en-US"/>
+        </w:rPr>
+        <w:tab/>
+        <w:t>LiquidCrystal lcd(2, 3, 4, 5, 6, 7)</w:t>
       </w:r>
     </w:p>
     <w:p>
@@ -2713,7 +3949,7 @@
           <w:lang w:val="en-US"/>
         </w:rPr>
         <w:tab/>
-        <w:t>attach(Pin Code)</w:t>
+        <w:t>begin(Columns, Rows)</w:t>
       </w:r>
     </w:p>
     <w:p>
@@ -2795,7 +4031,51 @@
           <w:lang w:val="en-US"/>
         </w:rPr>
         <w:tab/>
-        <w:t>Kết nối với Pin điều khiển Servo</w:t>
+        <w:t>Bắt đầu làm việc với màn hình LCD với</w:t>
+      </w:r>
+    </w:p>
+    <w:p>
+      <w:pPr>
+        <w:rPr>
+          <w:lang w:val="en-US"/>
+        </w:rPr>
+      </w:pPr>
+      <w:r>
+        <w:rPr>
+          <w:lang w:val="en-US"/>
+        </w:rPr>
+        <w:tab/>
+      </w:r>
+      <w:r>
+        <w:rPr>
+          <w:lang w:val="en-US"/>
+        </w:rPr>
+        <w:tab/>
+      </w:r>
+      <w:r>
+        <w:rPr>
+          <w:lang w:val="en-US"/>
+        </w:rPr>
+        <w:tab/>
+      </w:r>
+      <w:r>
+        <w:rPr>
+          <w:lang w:val="en-US"/>
+        </w:rPr>
+        <w:tab/>
+      </w:r>
+      <w:r>
+        <w:rPr>
+          <w:lang w:val="en-US"/>
+        </w:rPr>
+        <w:tab/>
+      </w:r>
+      <w:r>
+        <w:rPr>
+          <w:lang w:val="en-US"/>
+        </w:rPr>
+        <w:tab/>
+        <w:t>kích thước để hiển thị kí tự là Columns * Rows</w:t>
       </w:r>
     </w:p>
     <w:p>
@@ -2877,39 +4157,50 @@
           <w:lang w:val="en-US"/>
         </w:rPr>
         <w:tab/>
-        <w:t>foo.attach(13)</w:t>
-      </w:r>
-    </w:p>
-    <w:p>
-      <w:pPr>
-        <w:rPr>
-          <w:lang w:val="en-US"/>
-        </w:rPr>
-      </w:pPr>
-      <w:r>
-        <w:rPr>
-          <w:lang w:val="en-US"/>
-        </w:rPr>
-        <w:tab/>
-      </w:r>
-      <w:r>
-        <w:rPr>
-          <w:lang w:val="en-US"/>
-        </w:rPr>
-        <w:tab/>
-      </w:r>
-      <w:r>
-        <w:rPr>
-          <w:lang w:val="en-US"/>
-        </w:rPr>
-        <w:tab/>
-      </w:r>
-      <w:r>
-        <w:rPr>
-          <w:lang w:val="en-US"/>
-        </w:rPr>
-        <w:tab/>
-        <w:t>write(Angle)</w:t>
+        <w:t>lcd.begin(16, 2)</w:t>
+      </w:r>
+    </w:p>
+    <w:p>
+      <w:pPr>
+        <w:rPr>
+          <w:lang w:val="en-US"/>
+        </w:rPr>
+      </w:pPr>
+      <w:r>
+        <w:rPr>
+          <w:lang w:val="en-US"/>
+        </w:rPr>
+        <w:tab/>
+      </w:r>
+      <w:r>
+        <w:rPr>
+          <w:lang w:val="en-US"/>
+        </w:rPr>
+        <w:tab/>
+      </w:r>
+      <w:r>
+        <w:rPr>
+          <w:lang w:val="en-US"/>
+        </w:rPr>
+        <w:tab/>
+      </w:r>
+      <w:r>
+        <w:rPr>
+          <w:lang w:val="en-US"/>
+        </w:rPr>
+        <w:tab/>
+      </w:r>
+      <w:r>
+        <w:rPr>
+          <w:lang w:val="en-US"/>
+        </w:rPr>
+        <w:t>print</w:t>
+      </w:r>
+      <w:r>
+        <w:rPr>
+          <w:lang w:val="en-US"/>
+        </w:rPr>
+        <w:t>(Text)</w:t>
       </w:r>
     </w:p>
     <w:p>
@@ -2960,82 +4251,39 @@
         <w:rPr>
           <w:lang w:val="en-US"/>
         </w:rPr>
-        <w:tab/>
-      </w:r>
-      <w:r>
-        <w:rPr>
-          <w:lang w:val="en-US"/>
-        </w:rPr>
-        <w:tab/>
-      </w:r>
-      <w:r>
-        <w:rPr>
-          <w:lang w:val="en-US"/>
-        </w:rPr>
-        <w:tab/>
-      </w:r>
-      <w:r>
-        <w:rPr>
-          <w:lang w:val="en-US"/>
-        </w:rPr>
-        <w:tab/>
-      </w:r>
-      <w:r>
-        <w:rPr>
-          <w:lang w:val="en-US"/>
-        </w:rPr>
-        <w:tab/>
-      </w:r>
-      <w:r>
-        <w:rPr>
-          <w:lang w:val="en-US"/>
-        </w:rPr>
-        <w:tab/>
-        <w:t>Quay Servo</w:t>
-      </w:r>
-    </w:p>
-    <w:p>
-      <w:pPr>
-        <w:rPr>
-          <w:lang w:val="en-US"/>
-        </w:rPr>
-      </w:pPr>
-      <w:r>
-        <w:rPr>
-          <w:lang w:val="en-US"/>
-        </w:rPr>
-        <w:tab/>
-      </w:r>
-      <w:r>
-        <w:rPr>
-          <w:lang w:val="en-US"/>
-        </w:rPr>
-        <w:tab/>
-      </w:r>
-      <w:r>
-        <w:rPr>
-          <w:lang w:val="en-US"/>
-        </w:rPr>
-        <w:tab/>
-      </w:r>
-      <w:r>
-        <w:rPr>
-          <w:lang w:val="en-US"/>
-        </w:rPr>
-        <w:tab/>
-      </w:r>
-      <w:r>
-        <w:rPr>
-          <w:lang w:val="en-US"/>
-        </w:rPr>
-        <w:tab/>
-      </w:r>
-      <w:r>
-        <w:rPr>
-          <w:lang w:val="en-US"/>
-        </w:rPr>
-        <w:tab/>
-        <w:t>Quay hơi chậm nên có thể bị ghi đè</w:t>
+        <w:lastRenderedPageBreak/>
+        <w:tab/>
+      </w:r>
+      <w:r>
+        <w:rPr>
+          <w:lang w:val="en-US"/>
+        </w:rPr>
+        <w:tab/>
+      </w:r>
+      <w:r>
+        <w:rPr>
+          <w:lang w:val="en-US"/>
+        </w:rPr>
+        <w:tab/>
+      </w:r>
+      <w:r>
+        <w:rPr>
+          <w:lang w:val="en-US"/>
+        </w:rPr>
+        <w:tab/>
+      </w:r>
+      <w:r>
+        <w:rPr>
+          <w:lang w:val="en-US"/>
+        </w:rPr>
+        <w:tab/>
+      </w:r>
+      <w:r>
+        <w:rPr>
+          <w:lang w:val="en-US"/>
+        </w:rPr>
+        <w:tab/>
+        <w:t>In chữ ra màn hình LCD</w:t>
       </w:r>
     </w:p>
     <w:p>
@@ -3117,49 +4365,59 @@
           <w:lang w:val="en-US"/>
         </w:rPr>
         <w:tab/>
-        <w:t>foo.write(165)</w:t>
-      </w:r>
-    </w:p>
-    <w:p>
-      <w:pPr>
-        <w:rPr>
-          <w:lang w:val="en-US"/>
-        </w:rPr>
-      </w:pPr>
-      <w:r>
-        <w:rPr>
-          <w:lang w:val="en-US"/>
-        </w:rPr>
-        <w:tab/>
-        <w:t>Stepper.h</w:t>
-      </w:r>
-    </w:p>
-    <w:p>
-      <w:pPr>
-        <w:rPr>
-          <w:lang w:val="en-US"/>
-        </w:rPr>
-      </w:pPr>
-      <w:r>
-        <w:rPr>
-          <w:lang w:val="en-US"/>
-        </w:rPr>
-        <w:tab/>
-      </w:r>
-      <w:r>
-        <w:rPr>
-          <w:lang w:val="en-US"/>
-        </w:rPr>
-        <w:tab/>
-        <w:t>Stepper Object(Steps, Pin Code * 4)</w:t>
-      </w:r>
-    </w:p>
-    <w:p>
-      <w:pPr>
-        <w:rPr>
-          <w:lang w:val="en-US"/>
-        </w:rPr>
-      </w:pPr>
+        <w:t>lcd.write(“Hello”)</w:t>
+      </w:r>
+    </w:p>
+    <w:p>
+      <w:pPr>
+        <w:rPr>
+          <w:lang w:val="en-US"/>
+        </w:rPr>
+      </w:pPr>
+      <w:r>
+        <w:rPr>
+          <w:lang w:val="en-US"/>
+        </w:rPr>
+        <w:tab/>
+      </w:r>
+      <w:r>
+        <w:rPr>
+          <w:lang w:val="en-US"/>
+        </w:rPr>
+        <w:tab/>
+      </w:r>
+      <w:r>
+        <w:rPr>
+          <w:lang w:val="en-US"/>
+        </w:rPr>
+        <w:tab/>
+      </w:r>
+      <w:r>
+        <w:rPr>
+          <w:lang w:val="en-US"/>
+        </w:rPr>
+        <w:tab/>
+        <w:t>setCursor(Column, Row)</w:t>
+      </w:r>
+    </w:p>
+    <w:p>
+      <w:pPr>
+        <w:rPr>
+          <w:lang w:val="en-US"/>
+        </w:rPr>
+      </w:pPr>
+      <w:r>
+        <w:rPr>
+          <w:lang w:val="en-US"/>
+        </w:rPr>
+        <w:tab/>
+      </w:r>
+      <w:r>
+        <w:rPr>
+          <w:lang w:val="en-US"/>
+        </w:rPr>
+        <w:tab/>
+      </w:r>
       <w:r>
         <w:rPr>
           <w:lang w:val="en-US"/>
@@ -3209,15 +4467,39 @@
           <w:lang w:val="en-US"/>
         </w:rPr>
         <w:tab/>
-        <w:t>Khởi tạo Stepper Object</w:t>
-      </w:r>
-    </w:p>
-    <w:p>
-      <w:pPr>
-        <w:rPr>
-          <w:lang w:val="en-US"/>
-        </w:rPr>
-      </w:pPr>
+      </w:r>
+      <w:r>
+        <w:rPr>
+          <w:lang w:val="en-US"/>
+        </w:rPr>
+        <w:tab/>
+      </w:r>
+      <w:r>
+        <w:rPr>
+          <w:lang w:val="en-US"/>
+        </w:rPr>
+        <w:tab/>
+        <w:t>Thay đổi vị trí con trỏ</w:t>
+      </w:r>
+    </w:p>
+    <w:p>
+      <w:pPr>
+        <w:rPr>
+          <w:lang w:val="en-US"/>
+        </w:rPr>
+      </w:pPr>
+      <w:r>
+        <w:rPr>
+          <w:lang w:val="en-US"/>
+        </w:rPr>
+        <w:tab/>
+      </w:r>
+      <w:r>
+        <w:rPr>
+          <w:lang w:val="en-US"/>
+        </w:rPr>
+        <w:tab/>
+      </w:r>
       <w:r>
         <w:rPr>
           <w:lang w:val="en-US"/>
@@ -3267,7 +4549,706 @@
           <w:lang w:val="en-US"/>
         </w:rPr>
         <w:tab/>
-        <w:t>Stepper foo(2048, 8, 10, 9, 11)</w:t>
+      </w:r>
+      <w:r>
+        <w:rPr>
+          <w:lang w:val="en-US"/>
+        </w:rPr>
+        <w:tab/>
+      </w:r>
+      <w:r>
+        <w:rPr>
+          <w:lang w:val="en-US"/>
+        </w:rPr>
+        <w:tab/>
+        <w:t>lcd.setCursor(2, 1)</w:t>
+      </w:r>
+    </w:p>
+    <w:p>
+      <w:pPr>
+        <w:rPr>
+          <w:lang w:val="en-US"/>
+        </w:rPr>
+      </w:pPr>
+      <w:r>
+        <w:rPr>
+          <w:lang w:val="en-US"/>
+        </w:rPr>
+        <w:tab/>
+      </w:r>
+      <w:r>
+        <w:rPr>
+          <w:lang w:val="en-US"/>
+        </w:rPr>
+        <w:tab/>
+      </w:r>
+      <w:r>
+        <w:rPr>
+          <w:lang w:val="en-US"/>
+        </w:rPr>
+        <w:tab/>
+      </w:r>
+      <w:r>
+        <w:rPr>
+          <w:lang w:val="en-US"/>
+        </w:rPr>
+        <w:tab/>
+        <w:t>clear()</w:t>
+      </w:r>
+    </w:p>
+    <w:p>
+      <w:pPr>
+        <w:rPr>
+          <w:lang w:val="en-US"/>
+        </w:rPr>
+      </w:pPr>
+      <w:r>
+        <w:rPr>
+          <w:lang w:val="en-US"/>
+        </w:rPr>
+        <w:tab/>
+      </w:r>
+      <w:r>
+        <w:rPr>
+          <w:lang w:val="en-US"/>
+        </w:rPr>
+        <w:tab/>
+      </w:r>
+      <w:r>
+        <w:rPr>
+          <w:lang w:val="en-US"/>
+        </w:rPr>
+        <w:tab/>
+      </w:r>
+      <w:r>
+        <w:rPr>
+          <w:lang w:val="en-US"/>
+        </w:rPr>
+        <w:tab/>
+      </w:r>
+      <w:r>
+        <w:rPr>
+          <w:lang w:val="en-US"/>
+        </w:rPr>
+        <w:tab/>
+        <w:t>Usage:</w:t>
+      </w:r>
+    </w:p>
+    <w:p>
+      <w:pPr>
+        <w:rPr>
+          <w:lang w:val="en-US"/>
+        </w:rPr>
+      </w:pPr>
+      <w:r>
+        <w:rPr>
+          <w:lang w:val="en-US"/>
+        </w:rPr>
+        <w:tab/>
+      </w:r>
+      <w:r>
+        <w:rPr>
+          <w:lang w:val="en-US"/>
+        </w:rPr>
+        <w:tab/>
+      </w:r>
+      <w:r>
+        <w:rPr>
+          <w:lang w:val="en-US"/>
+        </w:rPr>
+        <w:tab/>
+      </w:r>
+      <w:r>
+        <w:rPr>
+          <w:lang w:val="en-US"/>
+        </w:rPr>
+        <w:tab/>
+      </w:r>
+      <w:r>
+        <w:rPr>
+          <w:lang w:val="en-US"/>
+        </w:rPr>
+        <w:tab/>
+      </w:r>
+      <w:r>
+        <w:rPr>
+          <w:lang w:val="en-US"/>
+        </w:rPr>
+        <w:tab/>
+        <w:t>Xóa màn hình và đưa con trỏ trở về vị trí đầu</w:t>
+      </w:r>
+    </w:p>
+    <w:p>
+      <w:pPr>
+        <w:rPr>
+          <w:lang w:val="en-US"/>
+        </w:rPr>
+      </w:pPr>
+      <w:r>
+        <w:rPr>
+          <w:lang w:val="en-US"/>
+        </w:rPr>
+        <w:tab/>
+      </w:r>
+      <w:r>
+        <w:rPr>
+          <w:lang w:val="en-US"/>
+        </w:rPr>
+        <w:tab/>
+      </w:r>
+      <w:r>
+        <w:rPr>
+          <w:lang w:val="en-US"/>
+        </w:rPr>
+        <w:tab/>
+      </w:r>
+      <w:r>
+        <w:rPr>
+          <w:lang w:val="en-US"/>
+        </w:rPr>
+        <w:tab/>
+      </w:r>
+      <w:r>
+        <w:rPr>
+          <w:lang w:val="en-US"/>
+        </w:rPr>
+        <w:tab/>
+        <w:t>Ex:</w:t>
+      </w:r>
+    </w:p>
+    <w:p>
+      <w:pPr>
+        <w:rPr>
+          <w:lang w:val="en-US"/>
+        </w:rPr>
+      </w:pPr>
+      <w:r>
+        <w:rPr>
+          <w:lang w:val="en-US"/>
+        </w:rPr>
+        <w:tab/>
+      </w:r>
+      <w:r>
+        <w:rPr>
+          <w:lang w:val="en-US"/>
+        </w:rPr>
+        <w:tab/>
+      </w:r>
+      <w:r>
+        <w:rPr>
+          <w:lang w:val="en-US"/>
+        </w:rPr>
+        <w:tab/>
+      </w:r>
+      <w:r>
+        <w:rPr>
+          <w:lang w:val="en-US"/>
+        </w:rPr>
+        <w:tab/>
+      </w:r>
+      <w:r>
+        <w:rPr>
+          <w:lang w:val="en-US"/>
+        </w:rPr>
+        <w:tab/>
+      </w:r>
+      <w:r>
+        <w:rPr>
+          <w:lang w:val="en-US"/>
+        </w:rPr>
+        <w:tab/>
+        <w:t>lcd.clear()</w:t>
+      </w:r>
+    </w:p>
+    <w:p>
+      <w:pPr>
+        <w:rPr>
+          <w:lang w:val="en-US"/>
+        </w:rPr>
+      </w:pPr>
+      <w:r>
+        <w:rPr>
+          <w:lang w:val="en-US"/>
+        </w:rPr>
+        <w:tab/>
+        <w:t>DHT.h</w:t>
+      </w:r>
+    </w:p>
+    <w:p>
+      <w:pPr>
+        <w:rPr>
+          <w:lang w:val="en-US"/>
+        </w:rPr>
+      </w:pPr>
+      <w:r>
+        <w:rPr>
+          <w:lang w:val="en-US"/>
+        </w:rPr>
+        <w:tab/>
+      </w:r>
+      <w:r>
+        <w:rPr>
+          <w:lang w:val="en-US"/>
+        </w:rPr>
+        <w:tab/>
+        <w:t>DHT Object(Pin Code, Type)</w:t>
+      </w:r>
+    </w:p>
+    <w:p>
+      <w:pPr>
+        <w:rPr>
+          <w:lang w:val="en-US"/>
+        </w:rPr>
+      </w:pPr>
+      <w:r>
+        <w:rPr>
+          <w:lang w:val="en-US"/>
+        </w:rPr>
+        <w:tab/>
+      </w:r>
+      <w:r>
+        <w:rPr>
+          <w:lang w:val="en-US"/>
+        </w:rPr>
+        <w:tab/>
+      </w:r>
+      <w:r>
+        <w:rPr>
+          <w:lang w:val="en-US"/>
+        </w:rPr>
+        <w:tab/>
+        <w:t>Usage:</w:t>
+      </w:r>
+    </w:p>
+    <w:p>
+      <w:pPr>
+        <w:rPr>
+          <w:lang w:val="en-US"/>
+        </w:rPr>
+      </w:pPr>
+      <w:r>
+        <w:rPr>
+          <w:lang w:val="en-US"/>
+        </w:rPr>
+        <w:tab/>
+      </w:r>
+      <w:r>
+        <w:rPr>
+          <w:lang w:val="en-US"/>
+        </w:rPr>
+        <w:tab/>
+      </w:r>
+      <w:r>
+        <w:rPr>
+          <w:lang w:val="en-US"/>
+        </w:rPr>
+        <w:tab/>
+      </w:r>
+      <w:r>
+        <w:rPr>
+          <w:lang w:val="en-US"/>
+        </w:rPr>
+        <w:tab/>
+        <w:t>Khởi tạo DHT Object</w:t>
+      </w:r>
+    </w:p>
+    <w:p>
+      <w:pPr>
+        <w:rPr>
+          <w:lang w:val="en-US"/>
+        </w:rPr>
+      </w:pPr>
+      <w:r>
+        <w:rPr>
+          <w:lang w:val="en-US"/>
+        </w:rPr>
+        <w:tab/>
+      </w:r>
+      <w:r>
+        <w:rPr>
+          <w:lang w:val="en-US"/>
+        </w:rPr>
+        <w:tab/>
+      </w:r>
+      <w:r>
+        <w:rPr>
+          <w:lang w:val="en-US"/>
+        </w:rPr>
+        <w:tab/>
+        <w:t>Ex:</w:t>
+      </w:r>
+    </w:p>
+    <w:p>
+      <w:pPr>
+        <w:rPr>
+          <w:lang w:val="en-US"/>
+        </w:rPr>
+      </w:pPr>
+      <w:r>
+        <w:rPr>
+          <w:lang w:val="en-US"/>
+        </w:rPr>
+        <w:tab/>
+      </w:r>
+      <w:r>
+        <w:rPr>
+          <w:lang w:val="en-US"/>
+        </w:rPr>
+        <w:tab/>
+      </w:r>
+      <w:r>
+        <w:rPr>
+          <w:lang w:val="en-US"/>
+        </w:rPr>
+        <w:tab/>
+      </w:r>
+      <w:r>
+        <w:rPr>
+          <w:lang w:val="en-US"/>
+        </w:rPr>
+        <w:tab/>
+        <w:t>DHT dht(2, DHT11)</w:t>
+      </w:r>
+    </w:p>
+    <w:p>
+      <w:pPr>
+        <w:rPr>
+          <w:lang w:val="en-US"/>
+        </w:rPr>
+      </w:pPr>
+      <w:r>
+        <w:rPr>
+          <w:lang w:val="en-US"/>
+        </w:rPr>
+        <w:tab/>
+      </w:r>
+      <w:r>
+        <w:rPr>
+          <w:lang w:val="en-US"/>
+        </w:rPr>
+        <w:tab/>
+      </w:r>
+      <w:r>
+        <w:rPr>
+          <w:lang w:val="en-US"/>
+        </w:rPr>
+        <w:tab/>
+        <w:t>Object:</w:t>
+      </w:r>
+    </w:p>
+    <w:p>
+      <w:pPr>
+        <w:rPr>
+          <w:lang w:val="en-US"/>
+        </w:rPr>
+      </w:pPr>
+      <w:r>
+        <w:rPr>
+          <w:lang w:val="en-US"/>
+        </w:rPr>
+        <w:tab/>
+      </w:r>
+      <w:r>
+        <w:rPr>
+          <w:lang w:val="en-US"/>
+        </w:rPr>
+        <w:tab/>
+      </w:r>
+      <w:r>
+        <w:rPr>
+          <w:lang w:val="en-US"/>
+        </w:rPr>
+        <w:tab/>
+      </w:r>
+      <w:r>
+        <w:rPr>
+          <w:lang w:val="en-US"/>
+        </w:rPr>
+        <w:tab/>
+        <w:t>begin()</w:t>
+      </w:r>
+    </w:p>
+    <w:p>
+      <w:pPr>
+        <w:rPr>
+          <w:lang w:val="en-US"/>
+        </w:rPr>
+      </w:pPr>
+      <w:r>
+        <w:rPr>
+          <w:lang w:val="en-US"/>
+        </w:rPr>
+        <w:tab/>
+      </w:r>
+      <w:r>
+        <w:rPr>
+          <w:lang w:val="en-US"/>
+        </w:rPr>
+        <w:tab/>
+      </w:r>
+      <w:r>
+        <w:rPr>
+          <w:lang w:val="en-US"/>
+        </w:rPr>
+        <w:tab/>
+      </w:r>
+      <w:r>
+        <w:rPr>
+          <w:lang w:val="en-US"/>
+        </w:rPr>
+        <w:tab/>
+      </w:r>
+      <w:r>
+        <w:rPr>
+          <w:lang w:val="en-US"/>
+        </w:rPr>
+        <w:tab/>
+        <w:t>Usage:</w:t>
+      </w:r>
+    </w:p>
+    <w:p>
+      <w:pPr>
+        <w:rPr>
+          <w:lang w:val="en-US"/>
+        </w:rPr>
+      </w:pPr>
+      <w:r>
+        <w:rPr>
+          <w:lang w:val="en-US"/>
+        </w:rPr>
+        <w:tab/>
+      </w:r>
+      <w:r>
+        <w:rPr>
+          <w:lang w:val="en-US"/>
+        </w:rPr>
+        <w:tab/>
+      </w:r>
+      <w:r>
+        <w:rPr>
+          <w:lang w:val="en-US"/>
+        </w:rPr>
+        <w:tab/>
+      </w:r>
+      <w:r>
+        <w:rPr>
+          <w:lang w:val="en-US"/>
+        </w:rPr>
+        <w:tab/>
+      </w:r>
+      <w:r>
+        <w:rPr>
+          <w:lang w:val="en-US"/>
+        </w:rPr>
+        <w:tab/>
+      </w:r>
+      <w:r>
+        <w:rPr>
+          <w:lang w:val="en-US"/>
+        </w:rPr>
+        <w:tab/>
+        <w:t>Bắt đầu cảm biến</w:t>
+      </w:r>
+    </w:p>
+    <w:p>
+      <w:pPr>
+        <w:rPr>
+          <w:lang w:val="en-US"/>
+        </w:rPr>
+      </w:pPr>
+      <w:r>
+        <w:rPr>
+          <w:lang w:val="en-US"/>
+        </w:rPr>
+        <w:tab/>
+      </w:r>
+      <w:r>
+        <w:rPr>
+          <w:lang w:val="en-US"/>
+        </w:rPr>
+        <w:tab/>
+      </w:r>
+      <w:r>
+        <w:rPr>
+          <w:lang w:val="en-US"/>
+        </w:rPr>
+        <w:tab/>
+      </w:r>
+      <w:r>
+        <w:rPr>
+          <w:lang w:val="en-US"/>
+        </w:rPr>
+        <w:tab/>
+      </w:r>
+      <w:r>
+        <w:rPr>
+          <w:lang w:val="en-US"/>
+        </w:rPr>
+        <w:tab/>
+        <w:t>Ex:</w:t>
+      </w:r>
+    </w:p>
+    <w:p>
+      <w:pPr>
+        <w:rPr>
+          <w:lang w:val="en-US"/>
+        </w:rPr>
+      </w:pPr>
+      <w:r>
+        <w:rPr>
+          <w:lang w:val="en-US"/>
+        </w:rPr>
+        <w:tab/>
+      </w:r>
+      <w:r>
+        <w:rPr>
+          <w:lang w:val="en-US"/>
+        </w:rPr>
+        <w:tab/>
+      </w:r>
+      <w:r>
+        <w:rPr>
+          <w:lang w:val="en-US"/>
+        </w:rPr>
+        <w:tab/>
+      </w:r>
+      <w:r>
+        <w:rPr>
+          <w:lang w:val="en-US"/>
+        </w:rPr>
+        <w:tab/>
+      </w:r>
+      <w:r>
+        <w:rPr>
+          <w:lang w:val="en-US"/>
+        </w:rPr>
+        <w:tab/>
+      </w:r>
+      <w:r>
+        <w:rPr>
+          <w:lang w:val="en-US"/>
+        </w:rPr>
+        <w:tab/>
+        <w:t>dht.begin()</w:t>
+      </w:r>
+    </w:p>
+    <w:p>
+      <w:pPr>
+        <w:rPr>
+          <w:lang w:val="en-US"/>
+        </w:rPr>
+      </w:pPr>
+      <w:r>
+        <w:rPr>
+          <w:lang w:val="en-US"/>
+        </w:rPr>
+        <w:tab/>
+      </w:r>
+      <w:r>
+        <w:rPr>
+          <w:lang w:val="en-US"/>
+        </w:rPr>
+        <w:tab/>
+      </w:r>
+      <w:r>
+        <w:rPr>
+          <w:lang w:val="en-US"/>
+        </w:rPr>
+        <w:tab/>
+      </w:r>
+      <w:r>
+        <w:rPr>
+          <w:lang w:val="en-US"/>
+        </w:rPr>
+        <w:tab/>
+      </w:r>
+      <w:r>
+        <w:rPr>
+          <w:lang w:val="en-US"/>
+        </w:rPr>
+        <w:t>readHumidity()</w:t>
+      </w:r>
+    </w:p>
+    <w:p>
+      <w:pPr>
+        <w:rPr>
+          <w:lang w:val="en-US"/>
+        </w:rPr>
+      </w:pPr>
+      <w:r>
+        <w:rPr>
+          <w:lang w:val="en-US"/>
+        </w:rPr>
+        <w:tab/>
+      </w:r>
+      <w:r>
+        <w:rPr>
+          <w:lang w:val="en-US"/>
+        </w:rPr>
+        <w:tab/>
+      </w:r>
+      <w:r>
+        <w:rPr>
+          <w:lang w:val="en-US"/>
+        </w:rPr>
+        <w:tab/>
+      </w:r>
+      <w:r>
+        <w:rPr>
+          <w:lang w:val="en-US"/>
+        </w:rPr>
+        <w:tab/>
+      </w:r>
+      <w:r>
+        <w:rPr>
+          <w:lang w:val="en-US"/>
+        </w:rPr>
+        <w:tab/>
+        <w:t>Usage:</w:t>
+      </w:r>
+    </w:p>
+    <w:p>
+      <w:pPr>
+        <w:rPr>
+          <w:lang w:val="en-US"/>
+        </w:rPr>
+      </w:pPr>
+      <w:r>
+        <w:rPr>
+          <w:lang w:val="en-US"/>
+        </w:rPr>
+        <w:tab/>
+      </w:r>
+      <w:r>
+        <w:rPr>
+          <w:lang w:val="en-US"/>
+        </w:rPr>
+        <w:tab/>
+      </w:r>
+      <w:r>
+        <w:rPr>
+          <w:lang w:val="en-US"/>
+        </w:rPr>
+        <w:tab/>
+      </w:r>
+      <w:r>
+        <w:rPr>
+          <w:lang w:val="en-US"/>
+        </w:rPr>
+        <w:tab/>
+      </w:r>
+      <w:r>
+        <w:rPr>
+          <w:lang w:val="en-US"/>
+        </w:rPr>
+        <w:tab/>
+      </w:r>
+      <w:r>
+        <w:rPr>
+          <w:lang w:val="en-US"/>
+        </w:rPr>
+        <w:tab/>
+        <w:t>Trả về phần trăm độ ẩm không khí</w:t>
       </w:r>
     </w:p>
     <w:p>
@@ -3281,1931 +5262,6 @@
           <w:lang w:val="en-US"/>
         </w:rPr>
         <w:lastRenderedPageBreak/>
-        <w:tab/>
-      </w:r>
-      <w:r>
-        <w:rPr>
-          <w:lang w:val="en-US"/>
-        </w:rPr>
-        <w:tab/>
-      </w:r>
-      <w:r>
-        <w:rPr>
-          <w:lang w:val="en-US"/>
-        </w:rPr>
-        <w:tab/>
-        <w:t>Object:</w:t>
-      </w:r>
-    </w:p>
-    <w:p>
-      <w:pPr>
-        <w:rPr>
-          <w:lang w:val="en-US"/>
-        </w:rPr>
-      </w:pPr>
-      <w:r>
-        <w:rPr>
-          <w:lang w:val="en-US"/>
-        </w:rPr>
-        <w:tab/>
-      </w:r>
-      <w:r>
-        <w:rPr>
-          <w:lang w:val="en-US"/>
-        </w:rPr>
-        <w:tab/>
-      </w:r>
-      <w:r>
-        <w:rPr>
-          <w:lang w:val="en-US"/>
-        </w:rPr>
-        <w:tab/>
-      </w:r>
-      <w:r>
-        <w:rPr>
-          <w:lang w:val="en-US"/>
-        </w:rPr>
-        <w:tab/>
-        <w:t>setSpeed(RPM)</w:t>
-      </w:r>
-    </w:p>
-    <w:p>
-      <w:pPr>
-        <w:rPr>
-          <w:lang w:val="en-US"/>
-        </w:rPr>
-      </w:pPr>
-      <w:r>
-        <w:rPr>
-          <w:lang w:val="en-US"/>
-        </w:rPr>
-        <w:tab/>
-      </w:r>
-      <w:r>
-        <w:rPr>
-          <w:lang w:val="en-US"/>
-        </w:rPr>
-        <w:tab/>
-      </w:r>
-      <w:r>
-        <w:rPr>
-          <w:lang w:val="en-US"/>
-        </w:rPr>
-        <w:tab/>
-      </w:r>
-      <w:r>
-        <w:rPr>
-          <w:lang w:val="en-US"/>
-        </w:rPr>
-        <w:tab/>
-      </w:r>
-      <w:r>
-        <w:rPr>
-          <w:lang w:val="en-US"/>
-        </w:rPr>
-        <w:tab/>
-        <w:t>Usage:</w:t>
-      </w:r>
-    </w:p>
-    <w:p>
-      <w:pPr>
-        <w:rPr>
-          <w:lang w:val="en-US"/>
-        </w:rPr>
-      </w:pPr>
-      <w:r>
-        <w:rPr>
-          <w:lang w:val="en-US"/>
-        </w:rPr>
-        <w:tab/>
-      </w:r>
-      <w:r>
-        <w:rPr>
-          <w:lang w:val="en-US"/>
-        </w:rPr>
-        <w:tab/>
-      </w:r>
-      <w:r>
-        <w:rPr>
-          <w:lang w:val="en-US"/>
-        </w:rPr>
-        <w:tab/>
-      </w:r>
-      <w:r>
-        <w:rPr>
-          <w:lang w:val="en-US"/>
-        </w:rPr>
-        <w:tab/>
-      </w:r>
-      <w:r>
-        <w:rPr>
-          <w:lang w:val="en-US"/>
-        </w:rPr>
-        <w:tab/>
-      </w:r>
-      <w:r>
-        <w:rPr>
-          <w:lang w:val="en-US"/>
-        </w:rPr>
-        <w:tab/>
-        <w:t>Chỉnh tốc độ Stepper Motor</w:t>
-      </w:r>
-    </w:p>
-    <w:p>
-      <w:pPr>
-        <w:rPr>
-          <w:lang w:val="en-US"/>
-        </w:rPr>
-      </w:pPr>
-      <w:r>
-        <w:rPr>
-          <w:lang w:val="en-US"/>
-        </w:rPr>
-        <w:tab/>
-      </w:r>
-      <w:r>
-        <w:rPr>
-          <w:lang w:val="en-US"/>
-        </w:rPr>
-        <w:tab/>
-      </w:r>
-      <w:r>
-        <w:rPr>
-          <w:lang w:val="en-US"/>
-        </w:rPr>
-        <w:tab/>
-      </w:r>
-      <w:r>
-        <w:rPr>
-          <w:lang w:val="en-US"/>
-        </w:rPr>
-        <w:tab/>
-      </w:r>
-      <w:r>
-        <w:rPr>
-          <w:lang w:val="en-US"/>
-        </w:rPr>
-        <w:tab/>
-        <w:t>Ex:</w:t>
-      </w:r>
-    </w:p>
-    <w:p>
-      <w:pPr>
-        <w:rPr>
-          <w:lang w:val="en-US"/>
-        </w:rPr>
-      </w:pPr>
-      <w:r>
-        <w:rPr>
-          <w:lang w:val="en-US"/>
-        </w:rPr>
-        <w:tab/>
-      </w:r>
-      <w:r>
-        <w:rPr>
-          <w:lang w:val="en-US"/>
-        </w:rPr>
-        <w:tab/>
-      </w:r>
-      <w:r>
-        <w:rPr>
-          <w:lang w:val="en-US"/>
-        </w:rPr>
-        <w:tab/>
-      </w:r>
-      <w:r>
-        <w:rPr>
-          <w:lang w:val="en-US"/>
-        </w:rPr>
-        <w:tab/>
-      </w:r>
-      <w:r>
-        <w:rPr>
-          <w:lang w:val="en-US"/>
-        </w:rPr>
-        <w:tab/>
-      </w:r>
-      <w:r>
-        <w:rPr>
-          <w:lang w:val="en-US"/>
-        </w:rPr>
-        <w:tab/>
-        <w:t>foo.setSpeed(3)</w:t>
-      </w:r>
-    </w:p>
-    <w:p>
-      <w:pPr>
-        <w:rPr>
-          <w:lang w:val="en-US"/>
-        </w:rPr>
-      </w:pPr>
-      <w:r>
-        <w:rPr>
-          <w:lang w:val="en-US"/>
-        </w:rPr>
-        <w:tab/>
-      </w:r>
-      <w:r>
-        <w:rPr>
-          <w:lang w:val="en-US"/>
-        </w:rPr>
-        <w:tab/>
-      </w:r>
-      <w:r>
-        <w:rPr>
-          <w:lang w:val="en-US"/>
-        </w:rPr>
-        <w:tab/>
-      </w:r>
-      <w:r>
-        <w:rPr>
-          <w:lang w:val="en-US"/>
-        </w:rPr>
-        <w:tab/>
-        <w:t>step(Steps)</w:t>
-      </w:r>
-    </w:p>
-    <w:p>
-      <w:pPr>
-        <w:rPr>
-          <w:lang w:val="en-US"/>
-        </w:rPr>
-      </w:pPr>
-      <w:r>
-        <w:rPr>
-          <w:lang w:val="en-US"/>
-        </w:rPr>
-        <w:tab/>
-      </w:r>
-      <w:r>
-        <w:rPr>
-          <w:lang w:val="en-US"/>
-        </w:rPr>
-        <w:tab/>
-      </w:r>
-      <w:r>
-        <w:rPr>
-          <w:lang w:val="en-US"/>
-        </w:rPr>
-        <w:tab/>
-      </w:r>
-      <w:r>
-        <w:rPr>
-          <w:lang w:val="en-US"/>
-        </w:rPr>
-        <w:tab/>
-      </w:r>
-      <w:r>
-        <w:rPr>
-          <w:lang w:val="en-US"/>
-        </w:rPr>
-        <w:tab/>
-        <w:t>Usage:</w:t>
-      </w:r>
-    </w:p>
-    <w:p>
-      <w:pPr>
-        <w:rPr>
-          <w:lang w:val="en-US"/>
-        </w:rPr>
-      </w:pPr>
-      <w:r>
-        <w:rPr>
-          <w:lang w:val="en-US"/>
-        </w:rPr>
-        <w:tab/>
-      </w:r>
-      <w:r>
-        <w:rPr>
-          <w:lang w:val="en-US"/>
-        </w:rPr>
-        <w:tab/>
-      </w:r>
-      <w:r>
-        <w:rPr>
-          <w:lang w:val="en-US"/>
-        </w:rPr>
-        <w:tab/>
-      </w:r>
-      <w:r>
-        <w:rPr>
-          <w:lang w:val="en-US"/>
-        </w:rPr>
-        <w:tab/>
-      </w:r>
-      <w:r>
-        <w:rPr>
-          <w:lang w:val="en-US"/>
-        </w:rPr>
-        <w:tab/>
-      </w:r>
-      <w:r>
-        <w:rPr>
-          <w:lang w:val="en-US"/>
-        </w:rPr>
-        <w:tab/>
-        <w:t>Quay Stepper Motor với số bước nào đó</w:t>
-      </w:r>
-    </w:p>
-    <w:p>
-      <w:pPr>
-        <w:rPr>
-          <w:lang w:val="en-US"/>
-        </w:rPr>
-      </w:pPr>
-      <w:r>
-        <w:rPr>
-          <w:lang w:val="en-US"/>
-        </w:rPr>
-        <w:tab/>
-      </w:r>
-      <w:r>
-        <w:rPr>
-          <w:lang w:val="en-US"/>
-        </w:rPr>
-        <w:tab/>
-      </w:r>
-      <w:r>
-        <w:rPr>
-          <w:lang w:val="en-US"/>
-        </w:rPr>
-        <w:tab/>
-      </w:r>
-      <w:r>
-        <w:rPr>
-          <w:lang w:val="en-US"/>
-        </w:rPr>
-        <w:tab/>
-      </w:r>
-      <w:r>
-        <w:rPr>
-          <w:lang w:val="en-US"/>
-        </w:rPr>
-        <w:tab/>
-        <w:t>Ex:</w:t>
-      </w:r>
-    </w:p>
-    <w:p>
-      <w:pPr>
-        <w:rPr>
-          <w:lang w:val="en-US"/>
-        </w:rPr>
-      </w:pPr>
-      <w:r>
-        <w:rPr>
-          <w:lang w:val="en-US"/>
-        </w:rPr>
-        <w:tab/>
-      </w:r>
-      <w:r>
-        <w:rPr>
-          <w:lang w:val="en-US"/>
-        </w:rPr>
-        <w:tab/>
-      </w:r>
-      <w:r>
-        <w:rPr>
-          <w:lang w:val="en-US"/>
-        </w:rPr>
-        <w:tab/>
-      </w:r>
-      <w:r>
-        <w:rPr>
-          <w:lang w:val="en-US"/>
-        </w:rPr>
-        <w:tab/>
-      </w:r>
-      <w:r>
-        <w:rPr>
-          <w:lang w:val="en-US"/>
-        </w:rPr>
-        <w:tab/>
-      </w:r>
-      <w:r>
-        <w:rPr>
-          <w:lang w:val="en-US"/>
-        </w:rPr>
-        <w:tab/>
-        <w:t>foo.step(1024)</w:t>
-      </w:r>
-    </w:p>
-    <w:p>
-      <w:pPr>
-        <w:rPr>
-          <w:lang w:val="en-US"/>
-        </w:rPr>
-      </w:pPr>
-      <w:r>
-        <w:rPr>
-          <w:lang w:val="en-US"/>
-        </w:rPr>
-        <w:tab/>
-        <w:t>LiquidCrystal.h</w:t>
-      </w:r>
-    </w:p>
-    <w:p>
-      <w:pPr>
-        <w:rPr>
-          <w:lang w:val="en-US"/>
-        </w:rPr>
-      </w:pPr>
-      <w:r>
-        <w:rPr>
-          <w:lang w:val="en-US"/>
-        </w:rPr>
-        <w:tab/>
-      </w:r>
-      <w:r>
-        <w:rPr>
-          <w:lang w:val="en-US"/>
-        </w:rPr>
-        <w:tab/>
-        <w:t>LiquidCrystal Object(RS Pin Code, E Pin Code, 4 * Data Pin Code)</w:t>
-      </w:r>
-    </w:p>
-    <w:p>
-      <w:pPr>
-        <w:rPr>
-          <w:lang w:val="en-US"/>
-        </w:rPr>
-      </w:pPr>
-      <w:r>
-        <w:rPr>
-          <w:lang w:val="en-US"/>
-        </w:rPr>
-        <w:tab/>
-      </w:r>
-      <w:r>
-        <w:rPr>
-          <w:lang w:val="en-US"/>
-        </w:rPr>
-        <w:tab/>
-      </w:r>
-      <w:r>
-        <w:rPr>
-          <w:lang w:val="en-US"/>
-        </w:rPr>
-        <w:tab/>
-        <w:t>Usage:</w:t>
-      </w:r>
-    </w:p>
-    <w:p>
-      <w:pPr>
-        <w:rPr>
-          <w:lang w:val="en-US"/>
-        </w:rPr>
-      </w:pPr>
-      <w:r>
-        <w:rPr>
-          <w:lang w:val="en-US"/>
-        </w:rPr>
-        <w:tab/>
-      </w:r>
-      <w:r>
-        <w:rPr>
-          <w:lang w:val="en-US"/>
-        </w:rPr>
-        <w:tab/>
-      </w:r>
-      <w:r>
-        <w:rPr>
-          <w:lang w:val="en-US"/>
-        </w:rPr>
-        <w:tab/>
-      </w:r>
-      <w:r>
-        <w:rPr>
-          <w:lang w:val="en-US"/>
-        </w:rPr>
-        <w:tab/>
-        <w:t>Khởi tạo LCD Object</w:t>
-      </w:r>
-    </w:p>
-    <w:p>
-      <w:pPr>
-        <w:rPr>
-          <w:lang w:val="en-US"/>
-        </w:rPr>
-      </w:pPr>
-      <w:r>
-        <w:rPr>
-          <w:lang w:val="en-US"/>
-        </w:rPr>
-        <w:tab/>
-      </w:r>
-      <w:r>
-        <w:rPr>
-          <w:lang w:val="en-US"/>
-        </w:rPr>
-        <w:tab/>
-      </w:r>
-      <w:r>
-        <w:rPr>
-          <w:lang w:val="en-US"/>
-        </w:rPr>
-        <w:tab/>
-        <w:t>Ex:</w:t>
-      </w:r>
-    </w:p>
-    <w:p>
-      <w:pPr>
-        <w:rPr>
-          <w:lang w:val="en-US"/>
-        </w:rPr>
-      </w:pPr>
-      <w:r>
-        <w:rPr>
-          <w:lang w:val="en-US"/>
-        </w:rPr>
-        <w:tab/>
-      </w:r>
-      <w:r>
-        <w:rPr>
-          <w:lang w:val="en-US"/>
-        </w:rPr>
-        <w:tab/>
-      </w:r>
-      <w:r>
-        <w:rPr>
-          <w:lang w:val="en-US"/>
-        </w:rPr>
-        <w:tab/>
-      </w:r>
-      <w:r>
-        <w:rPr>
-          <w:lang w:val="en-US"/>
-        </w:rPr>
-        <w:tab/>
-        <w:t>LiquidCrystal lcd(2, 3, 4, 5, 6, 7)</w:t>
-      </w:r>
-    </w:p>
-    <w:p>
-      <w:pPr>
-        <w:rPr>
-          <w:lang w:val="en-US"/>
-        </w:rPr>
-      </w:pPr>
-      <w:r>
-        <w:rPr>
-          <w:lang w:val="en-US"/>
-        </w:rPr>
-        <w:tab/>
-      </w:r>
-      <w:r>
-        <w:rPr>
-          <w:lang w:val="en-US"/>
-        </w:rPr>
-        <w:tab/>
-      </w:r>
-      <w:r>
-        <w:rPr>
-          <w:lang w:val="en-US"/>
-        </w:rPr>
-        <w:tab/>
-        <w:t>Object:</w:t>
-      </w:r>
-    </w:p>
-    <w:p>
-      <w:pPr>
-        <w:rPr>
-          <w:lang w:val="en-US"/>
-        </w:rPr>
-      </w:pPr>
-      <w:r>
-        <w:rPr>
-          <w:lang w:val="en-US"/>
-        </w:rPr>
-        <w:tab/>
-      </w:r>
-      <w:r>
-        <w:rPr>
-          <w:lang w:val="en-US"/>
-        </w:rPr>
-        <w:tab/>
-      </w:r>
-      <w:r>
-        <w:rPr>
-          <w:lang w:val="en-US"/>
-        </w:rPr>
-        <w:tab/>
-      </w:r>
-      <w:r>
-        <w:rPr>
-          <w:lang w:val="en-US"/>
-        </w:rPr>
-        <w:tab/>
-        <w:t>begin(Columns, Rows)</w:t>
-      </w:r>
-    </w:p>
-    <w:p>
-      <w:pPr>
-        <w:rPr>
-          <w:lang w:val="en-US"/>
-        </w:rPr>
-      </w:pPr>
-      <w:r>
-        <w:rPr>
-          <w:lang w:val="en-US"/>
-        </w:rPr>
-        <w:tab/>
-      </w:r>
-      <w:r>
-        <w:rPr>
-          <w:lang w:val="en-US"/>
-        </w:rPr>
-        <w:tab/>
-      </w:r>
-      <w:r>
-        <w:rPr>
-          <w:lang w:val="en-US"/>
-        </w:rPr>
-        <w:tab/>
-      </w:r>
-      <w:r>
-        <w:rPr>
-          <w:lang w:val="en-US"/>
-        </w:rPr>
-        <w:tab/>
-      </w:r>
-      <w:r>
-        <w:rPr>
-          <w:lang w:val="en-US"/>
-        </w:rPr>
-        <w:tab/>
-        <w:t>Usage:</w:t>
-      </w:r>
-    </w:p>
-    <w:p>
-      <w:pPr>
-        <w:rPr>
-          <w:lang w:val="en-US"/>
-        </w:rPr>
-      </w:pPr>
-      <w:r>
-        <w:rPr>
-          <w:lang w:val="en-US"/>
-        </w:rPr>
-        <w:tab/>
-      </w:r>
-      <w:r>
-        <w:rPr>
-          <w:lang w:val="en-US"/>
-        </w:rPr>
-        <w:tab/>
-      </w:r>
-      <w:r>
-        <w:rPr>
-          <w:lang w:val="en-US"/>
-        </w:rPr>
-        <w:tab/>
-      </w:r>
-      <w:r>
-        <w:rPr>
-          <w:lang w:val="en-US"/>
-        </w:rPr>
-        <w:tab/>
-      </w:r>
-      <w:r>
-        <w:rPr>
-          <w:lang w:val="en-US"/>
-        </w:rPr>
-        <w:tab/>
-      </w:r>
-      <w:r>
-        <w:rPr>
-          <w:lang w:val="en-US"/>
-        </w:rPr>
-        <w:tab/>
-        <w:t>Bắt đầu làm việc với màn hình LCD với</w:t>
-      </w:r>
-    </w:p>
-    <w:p>
-      <w:pPr>
-        <w:rPr>
-          <w:lang w:val="en-US"/>
-        </w:rPr>
-      </w:pPr>
-      <w:r>
-        <w:rPr>
-          <w:lang w:val="en-US"/>
-        </w:rPr>
-        <w:tab/>
-      </w:r>
-      <w:r>
-        <w:rPr>
-          <w:lang w:val="en-US"/>
-        </w:rPr>
-        <w:tab/>
-      </w:r>
-      <w:r>
-        <w:rPr>
-          <w:lang w:val="en-US"/>
-        </w:rPr>
-        <w:tab/>
-      </w:r>
-      <w:r>
-        <w:rPr>
-          <w:lang w:val="en-US"/>
-        </w:rPr>
-        <w:tab/>
-      </w:r>
-      <w:r>
-        <w:rPr>
-          <w:lang w:val="en-US"/>
-        </w:rPr>
-        <w:tab/>
-      </w:r>
-      <w:r>
-        <w:rPr>
-          <w:lang w:val="en-US"/>
-        </w:rPr>
-        <w:tab/>
-        <w:t>kích thước để hiển thị kí tự là Columns * Rows</w:t>
-      </w:r>
-    </w:p>
-    <w:p>
-      <w:pPr>
-        <w:rPr>
-          <w:lang w:val="en-US"/>
-        </w:rPr>
-      </w:pPr>
-      <w:r>
-        <w:rPr>
-          <w:lang w:val="en-US"/>
-        </w:rPr>
-        <w:tab/>
-      </w:r>
-      <w:r>
-        <w:rPr>
-          <w:lang w:val="en-US"/>
-        </w:rPr>
-        <w:tab/>
-      </w:r>
-      <w:r>
-        <w:rPr>
-          <w:lang w:val="en-US"/>
-        </w:rPr>
-        <w:tab/>
-      </w:r>
-      <w:r>
-        <w:rPr>
-          <w:lang w:val="en-US"/>
-        </w:rPr>
-        <w:tab/>
-      </w:r>
-      <w:r>
-        <w:rPr>
-          <w:lang w:val="en-US"/>
-        </w:rPr>
-        <w:tab/>
-        <w:t>Ex:</w:t>
-      </w:r>
-    </w:p>
-    <w:p>
-      <w:pPr>
-        <w:rPr>
-          <w:lang w:val="en-US"/>
-        </w:rPr>
-      </w:pPr>
-      <w:r>
-        <w:rPr>
-          <w:lang w:val="en-US"/>
-        </w:rPr>
-        <w:tab/>
-      </w:r>
-      <w:r>
-        <w:rPr>
-          <w:lang w:val="en-US"/>
-        </w:rPr>
-        <w:tab/>
-      </w:r>
-      <w:r>
-        <w:rPr>
-          <w:lang w:val="en-US"/>
-        </w:rPr>
-        <w:tab/>
-      </w:r>
-      <w:r>
-        <w:rPr>
-          <w:lang w:val="en-US"/>
-        </w:rPr>
-        <w:tab/>
-      </w:r>
-      <w:r>
-        <w:rPr>
-          <w:lang w:val="en-US"/>
-        </w:rPr>
-        <w:tab/>
-      </w:r>
-      <w:r>
-        <w:rPr>
-          <w:lang w:val="en-US"/>
-        </w:rPr>
-        <w:tab/>
-        <w:t>lcd.begin(16, 2)</w:t>
-      </w:r>
-    </w:p>
-    <w:p>
-      <w:pPr>
-        <w:rPr>
-          <w:lang w:val="en-US"/>
-        </w:rPr>
-      </w:pPr>
-      <w:r>
-        <w:rPr>
-          <w:lang w:val="en-US"/>
-        </w:rPr>
-        <w:tab/>
-      </w:r>
-      <w:r>
-        <w:rPr>
-          <w:lang w:val="en-US"/>
-        </w:rPr>
-        <w:tab/>
-      </w:r>
-      <w:r>
-        <w:rPr>
-          <w:lang w:val="en-US"/>
-        </w:rPr>
-        <w:tab/>
-      </w:r>
-      <w:r>
-        <w:rPr>
-          <w:lang w:val="en-US"/>
-        </w:rPr>
-        <w:tab/>
-      </w:r>
-      <w:r>
-        <w:rPr>
-          <w:lang w:val="en-US"/>
-        </w:rPr>
-        <w:t>print</w:t>
-      </w:r>
-      <w:r>
-        <w:rPr>
-          <w:lang w:val="en-US"/>
-        </w:rPr>
-        <w:t>(Text)</w:t>
-      </w:r>
-    </w:p>
-    <w:p>
-      <w:pPr>
-        <w:rPr>
-          <w:lang w:val="en-US"/>
-        </w:rPr>
-      </w:pPr>
-      <w:r>
-        <w:rPr>
-          <w:lang w:val="en-US"/>
-        </w:rPr>
-        <w:tab/>
-      </w:r>
-      <w:r>
-        <w:rPr>
-          <w:lang w:val="en-US"/>
-        </w:rPr>
-        <w:tab/>
-      </w:r>
-      <w:r>
-        <w:rPr>
-          <w:lang w:val="en-US"/>
-        </w:rPr>
-        <w:tab/>
-      </w:r>
-      <w:r>
-        <w:rPr>
-          <w:lang w:val="en-US"/>
-        </w:rPr>
-        <w:tab/>
-      </w:r>
-      <w:r>
-        <w:rPr>
-          <w:lang w:val="en-US"/>
-        </w:rPr>
-        <w:tab/>
-        <w:t>Usage:</w:t>
-      </w:r>
-    </w:p>
-    <w:p>
-      <w:pPr>
-        <w:rPr>
-          <w:lang w:val="en-US"/>
-        </w:rPr>
-      </w:pPr>
-      <w:r>
-        <w:rPr>
-          <w:lang w:val="en-US"/>
-        </w:rPr>
-        <w:tab/>
-      </w:r>
-      <w:r>
-        <w:rPr>
-          <w:lang w:val="en-US"/>
-        </w:rPr>
-        <w:tab/>
-      </w:r>
-      <w:r>
-        <w:rPr>
-          <w:lang w:val="en-US"/>
-        </w:rPr>
-        <w:tab/>
-      </w:r>
-      <w:r>
-        <w:rPr>
-          <w:lang w:val="en-US"/>
-        </w:rPr>
-        <w:tab/>
-      </w:r>
-      <w:r>
-        <w:rPr>
-          <w:lang w:val="en-US"/>
-        </w:rPr>
-        <w:tab/>
-      </w:r>
-      <w:r>
-        <w:rPr>
-          <w:lang w:val="en-US"/>
-        </w:rPr>
-        <w:tab/>
-        <w:t>In chữ ra màn hình LCD</w:t>
-      </w:r>
-    </w:p>
-    <w:p>
-      <w:pPr>
-        <w:rPr>
-          <w:lang w:val="en-US"/>
-        </w:rPr>
-      </w:pPr>
-      <w:r>
-        <w:rPr>
-          <w:lang w:val="en-US"/>
-        </w:rPr>
-        <w:tab/>
-      </w:r>
-      <w:r>
-        <w:rPr>
-          <w:lang w:val="en-US"/>
-        </w:rPr>
-        <w:tab/>
-      </w:r>
-      <w:r>
-        <w:rPr>
-          <w:lang w:val="en-US"/>
-        </w:rPr>
-        <w:tab/>
-      </w:r>
-      <w:r>
-        <w:rPr>
-          <w:lang w:val="en-US"/>
-        </w:rPr>
-        <w:tab/>
-      </w:r>
-      <w:r>
-        <w:rPr>
-          <w:lang w:val="en-US"/>
-        </w:rPr>
-        <w:tab/>
-        <w:t>Ex:</w:t>
-      </w:r>
-    </w:p>
-    <w:p>
-      <w:pPr>
-        <w:rPr>
-          <w:lang w:val="en-US"/>
-        </w:rPr>
-      </w:pPr>
-      <w:r>
-        <w:rPr>
-          <w:lang w:val="en-US"/>
-        </w:rPr>
-        <w:lastRenderedPageBreak/>
-        <w:tab/>
-      </w:r>
-      <w:r>
-        <w:rPr>
-          <w:lang w:val="en-US"/>
-        </w:rPr>
-        <w:tab/>
-      </w:r>
-      <w:r>
-        <w:rPr>
-          <w:lang w:val="en-US"/>
-        </w:rPr>
-        <w:tab/>
-      </w:r>
-      <w:r>
-        <w:rPr>
-          <w:lang w:val="en-US"/>
-        </w:rPr>
-        <w:tab/>
-      </w:r>
-      <w:r>
-        <w:rPr>
-          <w:lang w:val="en-US"/>
-        </w:rPr>
-        <w:tab/>
-      </w:r>
-      <w:r>
-        <w:rPr>
-          <w:lang w:val="en-US"/>
-        </w:rPr>
-        <w:tab/>
-        <w:t>lcd.write(“Hello”)</w:t>
-      </w:r>
-    </w:p>
-    <w:p>
-      <w:pPr>
-        <w:rPr>
-          <w:lang w:val="en-US"/>
-        </w:rPr>
-      </w:pPr>
-      <w:r>
-        <w:rPr>
-          <w:lang w:val="en-US"/>
-        </w:rPr>
-        <w:tab/>
-      </w:r>
-      <w:r>
-        <w:rPr>
-          <w:lang w:val="en-US"/>
-        </w:rPr>
-        <w:tab/>
-      </w:r>
-      <w:r>
-        <w:rPr>
-          <w:lang w:val="en-US"/>
-        </w:rPr>
-        <w:tab/>
-      </w:r>
-      <w:r>
-        <w:rPr>
-          <w:lang w:val="en-US"/>
-        </w:rPr>
-        <w:tab/>
-        <w:t>setCursor(Column, Row)</w:t>
-      </w:r>
-    </w:p>
-    <w:p>
-      <w:pPr>
-        <w:rPr>
-          <w:lang w:val="en-US"/>
-        </w:rPr>
-      </w:pPr>
-      <w:r>
-        <w:rPr>
-          <w:lang w:val="en-US"/>
-        </w:rPr>
-        <w:tab/>
-      </w:r>
-      <w:r>
-        <w:rPr>
-          <w:lang w:val="en-US"/>
-        </w:rPr>
-        <w:tab/>
-      </w:r>
-      <w:r>
-        <w:rPr>
-          <w:lang w:val="en-US"/>
-        </w:rPr>
-        <w:tab/>
-      </w:r>
-      <w:r>
-        <w:rPr>
-          <w:lang w:val="en-US"/>
-        </w:rPr>
-        <w:tab/>
-      </w:r>
-      <w:r>
-        <w:rPr>
-          <w:lang w:val="en-US"/>
-        </w:rPr>
-        <w:tab/>
-        <w:t>Usage:</w:t>
-      </w:r>
-    </w:p>
-    <w:p>
-      <w:pPr>
-        <w:rPr>
-          <w:lang w:val="en-US"/>
-        </w:rPr>
-      </w:pPr>
-      <w:r>
-        <w:rPr>
-          <w:lang w:val="en-US"/>
-        </w:rPr>
-        <w:tab/>
-      </w:r>
-      <w:r>
-        <w:rPr>
-          <w:lang w:val="en-US"/>
-        </w:rPr>
-        <w:tab/>
-      </w:r>
-      <w:r>
-        <w:rPr>
-          <w:lang w:val="en-US"/>
-        </w:rPr>
-        <w:tab/>
-      </w:r>
-      <w:r>
-        <w:rPr>
-          <w:lang w:val="en-US"/>
-        </w:rPr>
-        <w:tab/>
-      </w:r>
-      <w:r>
-        <w:rPr>
-          <w:lang w:val="en-US"/>
-        </w:rPr>
-        <w:tab/>
-      </w:r>
-      <w:r>
-        <w:rPr>
-          <w:lang w:val="en-US"/>
-        </w:rPr>
-        <w:tab/>
-        <w:t>Thay đổi vị trí con trỏ</w:t>
-      </w:r>
-    </w:p>
-    <w:p>
-      <w:pPr>
-        <w:rPr>
-          <w:lang w:val="en-US"/>
-        </w:rPr>
-      </w:pPr>
-      <w:r>
-        <w:rPr>
-          <w:lang w:val="en-US"/>
-        </w:rPr>
-        <w:tab/>
-      </w:r>
-      <w:r>
-        <w:rPr>
-          <w:lang w:val="en-US"/>
-        </w:rPr>
-        <w:tab/>
-      </w:r>
-      <w:r>
-        <w:rPr>
-          <w:lang w:val="en-US"/>
-        </w:rPr>
-        <w:tab/>
-      </w:r>
-      <w:r>
-        <w:rPr>
-          <w:lang w:val="en-US"/>
-        </w:rPr>
-        <w:tab/>
-      </w:r>
-      <w:r>
-        <w:rPr>
-          <w:lang w:val="en-US"/>
-        </w:rPr>
-        <w:tab/>
-        <w:t>Ex:</w:t>
-      </w:r>
-    </w:p>
-    <w:p>
-      <w:pPr>
-        <w:rPr>
-          <w:lang w:val="en-US"/>
-        </w:rPr>
-      </w:pPr>
-      <w:r>
-        <w:rPr>
-          <w:lang w:val="en-US"/>
-        </w:rPr>
-        <w:tab/>
-      </w:r>
-      <w:r>
-        <w:rPr>
-          <w:lang w:val="en-US"/>
-        </w:rPr>
-        <w:tab/>
-      </w:r>
-      <w:r>
-        <w:rPr>
-          <w:lang w:val="en-US"/>
-        </w:rPr>
-        <w:tab/>
-      </w:r>
-      <w:r>
-        <w:rPr>
-          <w:lang w:val="en-US"/>
-        </w:rPr>
-        <w:tab/>
-      </w:r>
-      <w:r>
-        <w:rPr>
-          <w:lang w:val="en-US"/>
-        </w:rPr>
-        <w:tab/>
-      </w:r>
-      <w:r>
-        <w:rPr>
-          <w:lang w:val="en-US"/>
-        </w:rPr>
-        <w:tab/>
-        <w:t>lcd.setCursor(2, 1)</w:t>
-      </w:r>
-    </w:p>
-    <w:p>
-      <w:pPr>
-        <w:rPr>
-          <w:lang w:val="en-US"/>
-        </w:rPr>
-      </w:pPr>
-      <w:r>
-        <w:rPr>
-          <w:lang w:val="en-US"/>
-        </w:rPr>
-        <w:tab/>
-      </w:r>
-      <w:r>
-        <w:rPr>
-          <w:lang w:val="en-US"/>
-        </w:rPr>
-        <w:tab/>
-      </w:r>
-      <w:r>
-        <w:rPr>
-          <w:lang w:val="en-US"/>
-        </w:rPr>
-        <w:tab/>
-      </w:r>
-      <w:r>
-        <w:rPr>
-          <w:lang w:val="en-US"/>
-        </w:rPr>
-        <w:tab/>
-        <w:t>clear()</w:t>
-      </w:r>
-    </w:p>
-    <w:p>
-      <w:pPr>
-        <w:rPr>
-          <w:lang w:val="en-US"/>
-        </w:rPr>
-      </w:pPr>
-      <w:r>
-        <w:rPr>
-          <w:lang w:val="en-US"/>
-        </w:rPr>
-        <w:tab/>
-      </w:r>
-      <w:r>
-        <w:rPr>
-          <w:lang w:val="en-US"/>
-        </w:rPr>
-        <w:tab/>
-      </w:r>
-      <w:r>
-        <w:rPr>
-          <w:lang w:val="en-US"/>
-        </w:rPr>
-        <w:tab/>
-      </w:r>
-      <w:r>
-        <w:rPr>
-          <w:lang w:val="en-US"/>
-        </w:rPr>
-        <w:tab/>
-      </w:r>
-      <w:r>
-        <w:rPr>
-          <w:lang w:val="en-US"/>
-        </w:rPr>
-        <w:tab/>
-        <w:t>Usage:</w:t>
-      </w:r>
-    </w:p>
-    <w:p>
-      <w:pPr>
-        <w:rPr>
-          <w:lang w:val="en-US"/>
-        </w:rPr>
-      </w:pPr>
-      <w:r>
-        <w:rPr>
-          <w:lang w:val="en-US"/>
-        </w:rPr>
-        <w:tab/>
-      </w:r>
-      <w:r>
-        <w:rPr>
-          <w:lang w:val="en-US"/>
-        </w:rPr>
-        <w:tab/>
-      </w:r>
-      <w:r>
-        <w:rPr>
-          <w:lang w:val="en-US"/>
-        </w:rPr>
-        <w:tab/>
-      </w:r>
-      <w:r>
-        <w:rPr>
-          <w:lang w:val="en-US"/>
-        </w:rPr>
-        <w:tab/>
-      </w:r>
-      <w:r>
-        <w:rPr>
-          <w:lang w:val="en-US"/>
-        </w:rPr>
-        <w:tab/>
-      </w:r>
-      <w:r>
-        <w:rPr>
-          <w:lang w:val="en-US"/>
-        </w:rPr>
-        <w:tab/>
-        <w:t>Xóa màn hình và đưa con trỏ trở về vị trí đầu</w:t>
-      </w:r>
-    </w:p>
-    <w:p>
-      <w:pPr>
-        <w:rPr>
-          <w:lang w:val="en-US"/>
-        </w:rPr>
-      </w:pPr>
-      <w:r>
-        <w:rPr>
-          <w:lang w:val="en-US"/>
-        </w:rPr>
-        <w:tab/>
-      </w:r>
-      <w:r>
-        <w:rPr>
-          <w:lang w:val="en-US"/>
-        </w:rPr>
-        <w:tab/>
-      </w:r>
-      <w:r>
-        <w:rPr>
-          <w:lang w:val="en-US"/>
-        </w:rPr>
-        <w:tab/>
-      </w:r>
-      <w:r>
-        <w:rPr>
-          <w:lang w:val="en-US"/>
-        </w:rPr>
-        <w:tab/>
-      </w:r>
-      <w:r>
-        <w:rPr>
-          <w:lang w:val="en-US"/>
-        </w:rPr>
-        <w:tab/>
-        <w:t>Ex:</w:t>
-      </w:r>
-    </w:p>
-    <w:p>
-      <w:pPr>
-        <w:rPr>
-          <w:lang w:val="en-US"/>
-        </w:rPr>
-      </w:pPr>
-      <w:r>
-        <w:rPr>
-          <w:lang w:val="en-US"/>
-        </w:rPr>
-        <w:tab/>
-      </w:r>
-      <w:r>
-        <w:rPr>
-          <w:lang w:val="en-US"/>
-        </w:rPr>
-        <w:tab/>
-      </w:r>
-      <w:r>
-        <w:rPr>
-          <w:lang w:val="en-US"/>
-        </w:rPr>
-        <w:tab/>
-      </w:r>
-      <w:r>
-        <w:rPr>
-          <w:lang w:val="en-US"/>
-        </w:rPr>
-        <w:tab/>
-      </w:r>
-      <w:r>
-        <w:rPr>
-          <w:lang w:val="en-US"/>
-        </w:rPr>
-        <w:tab/>
-      </w:r>
-      <w:r>
-        <w:rPr>
-          <w:lang w:val="en-US"/>
-        </w:rPr>
-        <w:tab/>
-        <w:t>lcd.clear()</w:t>
-      </w:r>
-    </w:p>
-    <w:p>
-      <w:pPr>
-        <w:rPr>
-          <w:lang w:val="en-US"/>
-        </w:rPr>
-      </w:pPr>
-      <w:r>
-        <w:rPr>
-          <w:lang w:val="en-US"/>
-        </w:rPr>
-        <w:tab/>
-        <w:t>DHT.h</w:t>
-      </w:r>
-    </w:p>
-    <w:p>
-      <w:pPr>
-        <w:rPr>
-          <w:lang w:val="en-US"/>
-        </w:rPr>
-      </w:pPr>
-      <w:r>
-        <w:rPr>
-          <w:lang w:val="en-US"/>
-        </w:rPr>
-        <w:tab/>
-      </w:r>
-      <w:r>
-        <w:rPr>
-          <w:lang w:val="en-US"/>
-        </w:rPr>
-        <w:tab/>
-        <w:t>DHT Object(Pin Code, Type)</w:t>
-      </w:r>
-    </w:p>
-    <w:p>
-      <w:pPr>
-        <w:rPr>
-          <w:lang w:val="en-US"/>
-        </w:rPr>
-      </w:pPr>
-      <w:r>
-        <w:rPr>
-          <w:lang w:val="en-US"/>
-        </w:rPr>
-        <w:tab/>
-      </w:r>
-      <w:r>
-        <w:rPr>
-          <w:lang w:val="en-US"/>
-        </w:rPr>
-        <w:tab/>
-      </w:r>
-      <w:r>
-        <w:rPr>
-          <w:lang w:val="en-US"/>
-        </w:rPr>
-        <w:tab/>
-        <w:t>Usage:</w:t>
-      </w:r>
-    </w:p>
-    <w:p>
-      <w:pPr>
-        <w:rPr>
-          <w:lang w:val="en-US"/>
-        </w:rPr>
-      </w:pPr>
-      <w:r>
-        <w:rPr>
-          <w:lang w:val="en-US"/>
-        </w:rPr>
-        <w:tab/>
-      </w:r>
-      <w:r>
-        <w:rPr>
-          <w:lang w:val="en-US"/>
-        </w:rPr>
-        <w:tab/>
-      </w:r>
-      <w:r>
-        <w:rPr>
-          <w:lang w:val="en-US"/>
-        </w:rPr>
-        <w:tab/>
-      </w:r>
-      <w:r>
-        <w:rPr>
-          <w:lang w:val="en-US"/>
-        </w:rPr>
-        <w:tab/>
-        <w:t>Khởi tạo DHT Object</w:t>
-      </w:r>
-    </w:p>
-    <w:p>
-      <w:pPr>
-        <w:rPr>
-          <w:lang w:val="en-US"/>
-        </w:rPr>
-      </w:pPr>
-      <w:r>
-        <w:rPr>
-          <w:lang w:val="en-US"/>
-        </w:rPr>
-        <w:tab/>
-      </w:r>
-      <w:r>
-        <w:rPr>
-          <w:lang w:val="en-US"/>
-        </w:rPr>
-        <w:tab/>
-      </w:r>
-      <w:r>
-        <w:rPr>
-          <w:lang w:val="en-US"/>
-        </w:rPr>
-        <w:tab/>
-        <w:t>Ex:</w:t>
-      </w:r>
-    </w:p>
-    <w:p>
-      <w:pPr>
-        <w:rPr>
-          <w:lang w:val="en-US"/>
-        </w:rPr>
-      </w:pPr>
-      <w:r>
-        <w:rPr>
-          <w:lang w:val="en-US"/>
-        </w:rPr>
-        <w:tab/>
-      </w:r>
-      <w:r>
-        <w:rPr>
-          <w:lang w:val="en-US"/>
-        </w:rPr>
-        <w:tab/>
-      </w:r>
-      <w:r>
-        <w:rPr>
-          <w:lang w:val="en-US"/>
-        </w:rPr>
-        <w:tab/>
-      </w:r>
-      <w:r>
-        <w:rPr>
-          <w:lang w:val="en-US"/>
-        </w:rPr>
-        <w:tab/>
-        <w:t>DHT dht(2, DHT11)</w:t>
-      </w:r>
-    </w:p>
-    <w:p>
-      <w:pPr>
-        <w:rPr>
-          <w:lang w:val="en-US"/>
-        </w:rPr>
-      </w:pPr>
-      <w:r>
-        <w:rPr>
-          <w:lang w:val="en-US"/>
-        </w:rPr>
-        <w:tab/>
-      </w:r>
-      <w:r>
-        <w:rPr>
-          <w:lang w:val="en-US"/>
-        </w:rPr>
-        <w:tab/>
-      </w:r>
-      <w:r>
-        <w:rPr>
-          <w:lang w:val="en-US"/>
-        </w:rPr>
-        <w:tab/>
-        <w:t>Object:</w:t>
-      </w:r>
-    </w:p>
-    <w:p>
-      <w:pPr>
-        <w:rPr>
-          <w:lang w:val="en-US"/>
-        </w:rPr>
-      </w:pPr>
-      <w:r>
-        <w:rPr>
-          <w:lang w:val="en-US"/>
-        </w:rPr>
-        <w:tab/>
-      </w:r>
-      <w:r>
-        <w:rPr>
-          <w:lang w:val="en-US"/>
-        </w:rPr>
-        <w:tab/>
-      </w:r>
-      <w:r>
-        <w:rPr>
-          <w:lang w:val="en-US"/>
-        </w:rPr>
-        <w:tab/>
-      </w:r>
-      <w:r>
-        <w:rPr>
-          <w:lang w:val="en-US"/>
-        </w:rPr>
-        <w:tab/>
-        <w:t>begin()</w:t>
-      </w:r>
-    </w:p>
-    <w:p>
-      <w:pPr>
-        <w:rPr>
-          <w:lang w:val="en-US"/>
-        </w:rPr>
-      </w:pPr>
-      <w:r>
-        <w:rPr>
-          <w:lang w:val="en-US"/>
-        </w:rPr>
-        <w:tab/>
-      </w:r>
-      <w:r>
-        <w:rPr>
-          <w:lang w:val="en-US"/>
-        </w:rPr>
-        <w:tab/>
-      </w:r>
-      <w:r>
-        <w:rPr>
-          <w:lang w:val="en-US"/>
-        </w:rPr>
-        <w:tab/>
-      </w:r>
-      <w:r>
-        <w:rPr>
-          <w:lang w:val="en-US"/>
-        </w:rPr>
-        <w:tab/>
-      </w:r>
-      <w:r>
-        <w:rPr>
-          <w:lang w:val="en-US"/>
-        </w:rPr>
-        <w:tab/>
-        <w:t>Usage:</w:t>
-      </w:r>
-    </w:p>
-    <w:p>
-      <w:pPr>
-        <w:rPr>
-          <w:lang w:val="en-US"/>
-        </w:rPr>
-      </w:pPr>
-      <w:r>
-        <w:rPr>
-          <w:lang w:val="en-US"/>
-        </w:rPr>
-        <w:tab/>
-      </w:r>
-      <w:r>
-        <w:rPr>
-          <w:lang w:val="en-US"/>
-        </w:rPr>
-        <w:tab/>
-      </w:r>
-      <w:r>
-        <w:rPr>
-          <w:lang w:val="en-US"/>
-        </w:rPr>
-        <w:tab/>
-      </w:r>
-      <w:r>
-        <w:rPr>
-          <w:lang w:val="en-US"/>
-        </w:rPr>
-        <w:tab/>
-      </w:r>
-      <w:r>
-        <w:rPr>
-          <w:lang w:val="en-US"/>
-        </w:rPr>
-        <w:tab/>
-      </w:r>
-      <w:r>
-        <w:rPr>
-          <w:lang w:val="en-US"/>
-        </w:rPr>
-        <w:tab/>
-        <w:t>Bắt đầu cảm biến</w:t>
-      </w:r>
-    </w:p>
-    <w:p>
-      <w:pPr>
-        <w:rPr>
-          <w:lang w:val="en-US"/>
-        </w:rPr>
-      </w:pPr>
-      <w:r>
-        <w:rPr>
-          <w:lang w:val="en-US"/>
-        </w:rPr>
-        <w:tab/>
-      </w:r>
-      <w:r>
-        <w:rPr>
-          <w:lang w:val="en-US"/>
-        </w:rPr>
-        <w:tab/>
-      </w:r>
-      <w:r>
-        <w:rPr>
-          <w:lang w:val="en-US"/>
-        </w:rPr>
-        <w:tab/>
-      </w:r>
-      <w:r>
-        <w:rPr>
-          <w:lang w:val="en-US"/>
-        </w:rPr>
-        <w:tab/>
-      </w:r>
-      <w:r>
-        <w:rPr>
-          <w:lang w:val="en-US"/>
-        </w:rPr>
-        <w:tab/>
-        <w:t>Ex:</w:t>
-      </w:r>
-    </w:p>
-    <w:p>
-      <w:pPr>
-        <w:rPr>
-          <w:lang w:val="en-US"/>
-        </w:rPr>
-      </w:pPr>
-      <w:r>
-        <w:rPr>
-          <w:lang w:val="en-US"/>
-        </w:rPr>
-        <w:tab/>
-      </w:r>
-      <w:r>
-        <w:rPr>
-          <w:lang w:val="en-US"/>
-        </w:rPr>
-        <w:tab/>
-      </w:r>
-      <w:r>
-        <w:rPr>
-          <w:lang w:val="en-US"/>
-        </w:rPr>
-        <w:tab/>
-      </w:r>
-      <w:r>
-        <w:rPr>
-          <w:lang w:val="en-US"/>
-        </w:rPr>
-        <w:tab/>
-      </w:r>
-      <w:r>
-        <w:rPr>
-          <w:lang w:val="en-US"/>
-        </w:rPr>
-        <w:tab/>
-      </w:r>
-      <w:r>
-        <w:rPr>
-          <w:lang w:val="en-US"/>
-        </w:rPr>
-        <w:tab/>
-        <w:t>dht.begin()</w:t>
-      </w:r>
-    </w:p>
-    <w:p>
-      <w:pPr>
-        <w:rPr>
-          <w:lang w:val="en-US"/>
-        </w:rPr>
-      </w:pPr>
-      <w:r>
-        <w:rPr>
-          <w:lang w:val="en-US"/>
-        </w:rPr>
-        <w:tab/>
-      </w:r>
-      <w:r>
-        <w:rPr>
-          <w:lang w:val="en-US"/>
-        </w:rPr>
-        <w:tab/>
-      </w:r>
-      <w:r>
-        <w:rPr>
-          <w:lang w:val="en-US"/>
-        </w:rPr>
-        <w:tab/>
-      </w:r>
-      <w:r>
-        <w:rPr>
-          <w:lang w:val="en-US"/>
-        </w:rPr>
-        <w:tab/>
-      </w:r>
-      <w:r>
-        <w:rPr>
-          <w:lang w:val="en-US"/>
-        </w:rPr>
-        <w:t>readHumidity()</w:t>
-      </w:r>
-    </w:p>
-    <w:p>
-      <w:pPr>
-        <w:rPr>
-          <w:lang w:val="en-US"/>
-        </w:rPr>
-      </w:pPr>
-      <w:r>
-        <w:rPr>
-          <w:lang w:val="en-US"/>
-        </w:rPr>
-        <w:tab/>
-      </w:r>
-      <w:r>
-        <w:rPr>
-          <w:lang w:val="en-US"/>
-        </w:rPr>
-        <w:tab/>
-      </w:r>
-      <w:r>
-        <w:rPr>
-          <w:lang w:val="en-US"/>
-        </w:rPr>
-        <w:tab/>
-      </w:r>
-      <w:r>
-        <w:rPr>
-          <w:lang w:val="en-US"/>
-        </w:rPr>
-        <w:tab/>
-      </w:r>
-      <w:r>
-        <w:rPr>
-          <w:lang w:val="en-US"/>
-        </w:rPr>
-        <w:tab/>
-        <w:t>Usage:</w:t>
-      </w:r>
-    </w:p>
-    <w:p>
-      <w:pPr>
-        <w:rPr>
-          <w:lang w:val="en-US"/>
-        </w:rPr>
-      </w:pPr>
-      <w:r>
-        <w:rPr>
-          <w:lang w:val="en-US"/>
-        </w:rPr>
-        <w:tab/>
-      </w:r>
-      <w:r>
-        <w:rPr>
-          <w:lang w:val="en-US"/>
-        </w:rPr>
-        <w:tab/>
-      </w:r>
-      <w:r>
-        <w:rPr>
-          <w:lang w:val="en-US"/>
-        </w:rPr>
-        <w:tab/>
-      </w:r>
-      <w:r>
-        <w:rPr>
-          <w:lang w:val="en-US"/>
-        </w:rPr>
-        <w:tab/>
-      </w:r>
-      <w:r>
-        <w:rPr>
-          <w:lang w:val="en-US"/>
-        </w:rPr>
-        <w:tab/>
-      </w:r>
-      <w:r>
-        <w:rPr>
-          <w:lang w:val="en-US"/>
-        </w:rPr>
-        <w:tab/>
-        <w:t>Trả về phần trăm độ ẩm không khí</w:t>
-      </w:r>
-    </w:p>
-    <w:p>
-      <w:pPr>
-        <w:rPr>
-          <w:lang w:val="en-US"/>
-        </w:rPr>
-      </w:pPr>
-      <w:r>
-        <w:rPr>
-          <w:lang w:val="en-US"/>
-        </w:rPr>
         <w:tab/>
       </w:r>
       <w:r>
@@ -5313,7 +5369,6 @@
           <w:rFonts w:eastAsiaTheme="minorEastAsia"/>
           <w:lang w:val="en-US"/>
         </w:rPr>
-        <w:lastRenderedPageBreak/>
         <w:tab/>
       </w:r>
       <w:r>
@@ -6308,6 +6363,7 @@
           <w:rFonts w:eastAsiaTheme="minorEastAsia"/>
           <w:lang w:val="en-US"/>
         </w:rPr>
+        <w:lastRenderedPageBreak/>
         <w:t>decodedRawData</w:t>
       </w:r>
     </w:p>
@@ -6369,7 +6425,6 @@
         <w:rPr>
           <w:lang w:val="en-US"/>
         </w:rPr>
-        <w:lastRenderedPageBreak/>
         <w:tab/>
       </w:r>
       <w:r>
@@ -7003,6 +7058,7 @@
         <w:rPr>
           <w:lang w:val="en-US"/>
         </w:rPr>
+        <w:lastRenderedPageBreak/>
         <w:tab/>
       </w:r>
       <w:r>
@@ -7050,7 +7106,6 @@
         <w:rPr>
           <w:lang w:val="en-US"/>
         </w:rPr>
-        <w:lastRenderedPageBreak/>
         <w:tab/>
       </w:r>
       <w:r>
@@ -7733,6 +7788,7 @@
         <w:rPr>
           <w:lang w:val="en-US"/>
         </w:rPr>
+        <w:lastRenderedPageBreak/>
         <w:tab/>
       </w:r>
       <w:r>
@@ -7800,7 +7856,6 @@
         <w:rPr>
           <w:lang w:val="en-US"/>
         </w:rPr>
-        <w:lastRenderedPageBreak/>
         <w:t>digitalRead(Pin Code):</w:t>
       </w:r>
     </w:p>

--- a/arduino.docx
+++ b/arduino.docx
@@ -631,8 +631,6 @@
         </w:rPr>
         <w:t>Dây nối yếu</w:t>
       </w:r>
-      <w:bookmarkStart w:id="0" w:name="_GoBack"/>
-      <w:bookmarkEnd w:id="0"/>
     </w:p>
     <w:p>
       <w:pPr>
@@ -1154,13 +1152,7 @@
         <w:rPr>
           <w:lang w:val="en-US"/>
         </w:rPr>
-        <w:t>Chỉ Định Chế Độ Của Pin?</w:t>
-      </w:r>
-      <w:r>
-        <w:rPr>
-          <w:lang w:val="en-US"/>
-        </w:rPr>
-        <w:t xml:space="preserve"> Không cần ?</w:t>
+        <w:t>Tổng Quan?</w:t>
       </w:r>
     </w:p>
     <w:p>
@@ -1178,7 +1170,234 @@
         <w:rPr>
           <w:lang w:val="en-US"/>
         </w:rPr>
-        <w:t>Mặc định chế độ của Pin là Input, để chuyển sang Output</w:t>
+        <w:t xml:space="preserve">Trong Arduino, tổng cộng có 20 Pin ta có thể điều khiển, trong đó, có 14 Pin được đánh số từ 0 đến 13, các Pin có dấu </w:t>
+      </w:r>
+      <w:r>
+        <w:rPr>
+          <w:lang w:val="en-US"/>
+        </w:rPr>
+        <w:t>“~”</w:t>
+      </w:r>
+      <w:r>
+        <w:rPr>
+          <w:lang w:val="en-US"/>
+        </w:rPr>
+        <w:t xml:space="preserve"> bên cạnh là Analog Write Pin, còn lại là Digital Pin, thêm 6 Pin được đánh số từ A0 đến A5 là Analog Read Pin</w:t>
+      </w:r>
+    </w:p>
+    <w:p>
+      <w:pPr>
+        <w:pStyle w:val="ListParagraph"/>
+        <w:numPr>
+          <w:ilvl w:val="0"/>
+          <w:numId w:val="4"/>
+        </w:numPr>
+        <w:rPr>
+          <w:lang w:val="en-US"/>
+        </w:rPr>
+      </w:pPr>
+      <w:r>
+        <w:rPr>
+          <w:lang w:val="en-US"/>
+        </w:rPr>
+        <w:t>Sơ lược cấu tạo 1 Pin</w:t>
+      </w:r>
+      <w:r>
+        <w:rPr>
+          <w:lang w:val="en-US"/>
+        </w:rPr>
+        <w:t xml:space="preserve"> bất kì</w:t>
+      </w:r>
+    </w:p>
+    <w:p>
+      <w:pPr>
+        <w:pStyle w:val="ListParagraph"/>
+        <w:numPr>
+          <w:ilvl w:val="0"/>
+          <w:numId w:val="4"/>
+        </w:numPr>
+        <w:rPr>
+          <w:lang w:val="en-US"/>
+        </w:rPr>
+      </w:pPr>
+      <w:r>
+        <w:rPr>
+          <w:noProof/>
+          <w:lang w:eastAsia="vi-VN"/>
+        </w:rPr>
+        <w:drawing>
+          <wp:inline distT="0" distB="0" distL="0" distR="0">
+            <wp:extent cx="4675517" cy="2922068"/>
+            <wp:effectExtent l="0" t="0" r="0" b="0"/>
+            <wp:docPr id="1" name="Picture 1"/>
+            <wp:cNvGraphicFramePr>
+              <a:graphicFrameLocks xmlns:a="http://schemas.openxmlformats.org/drawingml/2006/main" noChangeAspect="1"/>
+            </wp:cNvGraphicFramePr>
+            <a:graphic xmlns:a="http://schemas.openxmlformats.org/drawingml/2006/main">
+              <a:graphicData uri="http://schemas.openxmlformats.org/drawingml/2006/picture">
+                <pic:pic xmlns:pic="http://schemas.openxmlformats.org/drawingml/2006/picture">
+                  <pic:nvPicPr>
+                    <pic:cNvPr id="0" name="Untitled-2.jpg"/>
+                    <pic:cNvPicPr/>
+                  </pic:nvPicPr>
+                  <pic:blipFill>
+                    <a:blip r:embed="rId8">
+                      <a:extLst>
+                        <a:ext uri="{28A0092B-C50C-407E-A947-70E740481C1C}">
+                          <a14:useLocalDpi xmlns:a14="http://schemas.microsoft.com/office/drawing/2010/main" val="0"/>
+                        </a:ext>
+                      </a:extLst>
+                    </a:blip>
+                    <a:stretch>
+                      <a:fillRect/>
+                    </a:stretch>
+                  </pic:blipFill>
+                  <pic:spPr>
+                    <a:xfrm>
+                      <a:off x="0" y="0"/>
+                      <a:ext cx="4678225" cy="2923760"/>
+                    </a:xfrm>
+                    <a:prstGeom prst="rect">
+                      <a:avLst/>
+                    </a:prstGeom>
+                  </pic:spPr>
+                </pic:pic>
+              </a:graphicData>
+            </a:graphic>
+          </wp:inline>
+        </w:drawing>
+      </w:r>
+    </w:p>
+    <w:p>
+      <w:pPr>
+        <w:pStyle w:val="ListParagraph"/>
+        <w:numPr>
+          <w:ilvl w:val="0"/>
+          <w:numId w:val="4"/>
+        </w:numPr>
+        <w:rPr>
+          <w:lang w:val="en-US"/>
+        </w:rPr>
+      </w:pPr>
+      <w:r>
+        <w:rPr>
+          <w:lang w:val="en-US"/>
+        </w:rPr>
+        <w:t>&lt;Điện Trở Ngoài&gt; đã tính luôn điện trở dây</w:t>
+      </w:r>
+    </w:p>
+    <w:p>
+      <w:pPr>
+        <w:pStyle w:val="ListParagraph"/>
+        <w:numPr>
+          <w:ilvl w:val="0"/>
+          <w:numId w:val="4"/>
+        </w:numPr>
+        <w:rPr>
+          <w:lang w:val="en-US"/>
+        </w:rPr>
+      </w:pPr>
+      <w:r>
+        <w:rPr>
+          <w:lang w:val="en-US"/>
+        </w:rPr>
+        <w:t>Khi Pin ở chế độ Input, &lt;Điện Trở Pin&gt; sẽ cực lớn, nếu ở chế độ Output, thì sẽ cực nhỏ</w:t>
+      </w:r>
+      <w:bookmarkStart w:id="0" w:name="_GoBack"/>
+      <w:bookmarkEnd w:id="0"/>
+    </w:p>
+    <w:p>
+      <w:pPr>
+        <w:pStyle w:val="ListParagraph"/>
+        <w:numPr>
+          <w:ilvl w:val="0"/>
+          <w:numId w:val="4"/>
+        </w:numPr>
+        <w:rPr>
+          <w:lang w:val="en-US"/>
+        </w:rPr>
+      </w:pPr>
+      <w:r>
+        <w:rPr>
+          <w:lang w:val="en-US"/>
+        </w:rPr>
+        <w:t xml:space="preserve">Mặc định khi mới mua về Arduino, các Pin </w:t>
+      </w:r>
+      <w:r>
+        <w:rPr>
+          <w:lang w:val="en-US"/>
+        </w:rPr>
+        <w:t xml:space="preserve">sẽ </w:t>
+      </w:r>
+      <w:r>
+        <w:rPr>
+          <w:lang w:val="en-US"/>
+        </w:rPr>
+        <w:t>ở chế độ Input</w:t>
+      </w:r>
+      <w:r>
+        <w:rPr>
+          <w:lang w:val="en-US"/>
+        </w:rPr>
+        <w:t xml:space="preserve"> và</w:t>
+      </w:r>
+    </w:p>
+    <w:p>
+      <w:pPr>
+        <w:pStyle w:val="ListParagraph"/>
+        <w:ind w:left="1080"/>
+        <w:rPr>
+          <w:lang w:val="en-US"/>
+        </w:rPr>
+      </w:pPr>
+      <w:r>
+        <w:rPr>
+          <w:lang w:val="en-US"/>
+        </w:rPr>
+        <w:t>&lt;Điện Thế Write&gt; = 0</w:t>
+      </w:r>
+    </w:p>
+    <w:p>
+      <w:pPr>
+        <w:pStyle w:val="ListParagraph"/>
+        <w:numPr>
+          <w:ilvl w:val="0"/>
+          <w:numId w:val="11"/>
+        </w:numPr>
+        <w:rPr>
+          <w:lang w:val="en-US"/>
+        </w:rPr>
+      </w:pPr>
+      <w:r>
+        <w:rPr>
+          <w:lang w:val="en-US"/>
+        </w:rPr>
+        <w:t>Chỉ Định Chế Độ Của Pin?</w:t>
+      </w:r>
+    </w:p>
+    <w:p>
+      <w:pPr>
+        <w:pStyle w:val="ListParagraph"/>
+        <w:numPr>
+          <w:ilvl w:val="0"/>
+          <w:numId w:val="4"/>
+        </w:numPr>
+        <w:rPr>
+          <w:lang w:val="en-US"/>
+        </w:rPr>
+      </w:pPr>
+      <w:r>
+        <w:rPr>
+          <w:lang w:val="en-US"/>
+        </w:rPr>
+        <w:lastRenderedPageBreak/>
+        <w:t>Đ</w:t>
+      </w:r>
+      <w:r>
+        <w:rPr>
+          <w:lang w:val="en-US"/>
+        </w:rPr>
+        <w:t>ể chuyển sang Output</w:t>
       </w:r>
     </w:p>
     <w:p>
@@ -1217,7 +1436,13 @@
         <w:rPr>
           <w:lang w:val="en-US"/>
         </w:rPr>
-        <w:t>Để chuyển ngược lại thành Input</w:t>
+        <w:t xml:space="preserve">Để chuyển </w:t>
+      </w:r>
+      <w:r>
+        <w:rPr>
+          <w:lang w:val="en-US"/>
+        </w:rPr>
+        <w:t>sang Input</w:t>
       </w:r>
     </w:p>
     <w:p>
@@ -1246,24 +1471,6 @@
         <w:pStyle w:val="ListParagraph"/>
         <w:numPr>
           <w:ilvl w:val="0"/>
-          <w:numId w:val="11"/>
-        </w:numPr>
-        <w:rPr>
-          <w:lang w:val="en-US"/>
-        </w:rPr>
-      </w:pPr>
-      <w:r>
-        <w:rPr>
-          <w:lang w:val="en-US"/>
-        </w:rPr>
-        <w:t>Dấu “~” Bên Cạnh Pin?</w:t>
-      </w:r>
-    </w:p>
-    <w:p>
-      <w:pPr>
-        <w:pStyle w:val="ListParagraph"/>
-        <w:numPr>
-          <w:ilvl w:val="0"/>
           <w:numId w:val="4"/>
         </w:numPr>
         <w:rPr>
@@ -1274,7 +1481,25 @@
         <w:rPr>
           <w:lang w:val="en-US"/>
         </w:rPr>
-        <w:t>Nó chỉ định rằng đây là Analog Pin, nếu không có dấu này thì là Digital Pin</w:t>
+        <w:t>B</w:t>
+      </w:r>
+      <w:r>
+        <w:rPr>
+          <w:lang w:val="en-US"/>
+        </w:rPr>
+        <w:t>ản chất thay đổi tr</w:t>
+      </w:r>
+      <w:r>
+        <w:rPr>
+          <w:lang w:val="en-US"/>
+        </w:rPr>
+        <w:t>ạng thái</w:t>
+      </w:r>
+      <w:r>
+        <w:rPr>
+          <w:lang w:val="en-US"/>
+        </w:rPr>
+        <w:t xml:space="preserve"> &lt;Điện Trở Pin&gt;</w:t>
       </w:r>
     </w:p>
     <w:p>
@@ -1292,183 +1517,7 @@
         <w:rPr>
           <w:lang w:val="en-US"/>
         </w:rPr>
-        <w:t>Pin A0, A1, …</w:t>
-      </w:r>
-      <w:r>
-        <w:rPr>
-          <w:lang w:val="en-US"/>
-        </w:rPr>
-        <w:t>, A5</w:t>
-      </w:r>
-      <w:r>
-        <w:rPr>
-          <w:lang w:val="en-US"/>
-        </w:rPr>
-        <w:t>?</w:t>
-      </w:r>
-    </w:p>
-    <w:p>
-      <w:pPr>
-        <w:pStyle w:val="ListParagraph"/>
-        <w:numPr>
-          <w:ilvl w:val="0"/>
-          <w:numId w:val="4"/>
-        </w:numPr>
-        <w:rPr>
-          <w:lang w:val="en-US"/>
-        </w:rPr>
-      </w:pPr>
-      <w:r>
-        <w:rPr>
-          <w:lang w:val="en-US"/>
-        </w:rPr>
-        <w:t>Là Sensor Pin</w:t>
-      </w:r>
-    </w:p>
-    <w:p>
-      <w:pPr>
-        <w:rPr>
-          <w:lang w:val="en-US"/>
-        </w:rPr>
-      </w:pPr>
-    </w:p>
-    <w:p>
-      <w:pPr>
-        <w:rPr>
-          <w:lang w:val="en-US"/>
-        </w:rPr>
-      </w:pPr>
-      <w:r>
-        <w:rPr>
-          <w:lang w:val="en-US"/>
-        </w:rPr>
-        <w:t>Serial:</w:t>
-      </w:r>
-    </w:p>
-    <w:p>
-      <w:pPr>
-        <w:pStyle w:val="ListParagraph"/>
-        <w:numPr>
-          <w:ilvl w:val="0"/>
-          <w:numId w:val="12"/>
-        </w:numPr>
-        <w:rPr>
-          <w:lang w:val="en-US"/>
-        </w:rPr>
-      </w:pPr>
-      <w:r>
-        <w:rPr>
-          <w:lang w:val="en-US"/>
-        </w:rPr>
-        <w:t xml:space="preserve">Cách </w:t>
-      </w:r>
-      <w:r>
-        <w:rPr>
-          <w:lang w:val="en-US"/>
-        </w:rPr>
-        <w:t xml:space="preserve">Mở Cửa Sổ </w:t>
-      </w:r>
-      <w:r>
-        <w:rPr>
-          <w:lang w:val="en-US"/>
-        </w:rPr>
-        <w:t>Serial</w:t>
-      </w:r>
-      <w:r>
-        <w:rPr>
-          <w:lang w:val="en-US"/>
-        </w:rPr>
-        <w:t>?</w:t>
-      </w:r>
-    </w:p>
-    <w:p>
-      <w:pPr>
-        <w:pStyle w:val="ListParagraph"/>
-        <w:numPr>
-          <w:ilvl w:val="0"/>
-          <w:numId w:val="4"/>
-        </w:numPr>
-        <w:rPr>
-          <w:lang w:val="en-US"/>
-        </w:rPr>
-      </w:pPr>
-      <w:r>
-        <w:rPr>
-          <w:lang w:val="en-US"/>
-        </w:rPr>
-        <w:t>Click biểu tượng góc phải trên trong IDE</w:t>
-      </w:r>
-    </w:p>
-    <w:p>
-      <w:pPr>
-        <w:pStyle w:val="ListParagraph"/>
-        <w:numPr>
-          <w:ilvl w:val="0"/>
-          <w:numId w:val="12"/>
-        </w:numPr>
-        <w:rPr>
-          <w:lang w:val="en-US"/>
-        </w:rPr>
-      </w:pPr>
-      <w:r>
-        <w:rPr>
-          <w:lang w:val="en-US"/>
-        </w:rPr>
-        <w:t xml:space="preserve">Cách </w:t>
-      </w:r>
-      <w:r>
-        <w:rPr>
-          <w:lang w:val="en-US"/>
-        </w:rPr>
-        <w:t xml:space="preserve">In Giá Trị Ra Màn Hình </w:t>
-      </w:r>
-      <w:r>
-        <w:rPr>
-          <w:lang w:val="en-US"/>
-        </w:rPr>
-        <w:t>Serial</w:t>
-      </w:r>
-      <w:r>
-        <w:rPr>
-          <w:lang w:val="en-US"/>
-        </w:rPr>
-        <w:t>?</w:t>
-      </w:r>
-    </w:p>
-    <w:p>
-      <w:pPr>
-        <w:pStyle w:val="ListParagraph"/>
-        <w:numPr>
-          <w:ilvl w:val="0"/>
-          <w:numId w:val="4"/>
-        </w:numPr>
-        <w:rPr>
-          <w:lang w:val="en-US"/>
-        </w:rPr>
-      </w:pPr>
-      <w:r>
-        <w:rPr>
-          <w:lang w:val="en-US"/>
-        </w:rPr>
-        <w:t>Tại cửa sổ Serial, ở góc phải dưới, chọn “9600 baud”</w:t>
-      </w:r>
-    </w:p>
-    <w:p>
-      <w:pPr>
-        <w:pStyle w:val="ListParagraph"/>
-        <w:numPr>
-          <w:ilvl w:val="0"/>
-          <w:numId w:val="4"/>
-        </w:numPr>
-        <w:rPr>
-          <w:lang w:val="en-US"/>
-        </w:rPr>
-      </w:pPr>
-      <w:r>
-        <w:rPr>
-          <w:lang w:val="en-US"/>
-        </w:rPr>
-        <w:t>Chạy lệnh sau 1 lần</w:t>
+        <w:t>Áp Điện Thế Nhị Phân Vào 1 Pin?</w:t>
       </w:r>
     </w:p>
     <w:p>
@@ -1489,7 +1538,25 @@
         <w:rPr>
           <w:lang w:val="en-US"/>
         </w:rPr>
-        <w:t>Serial.begin(9600);</w:t>
+        <w:t>digitalWrite(&lt;</w:t>
+      </w:r>
+      <w:r>
+        <w:rPr>
+          <w:lang w:val="en-US"/>
+        </w:rPr>
+        <w:t>Pin</w:t>
+      </w:r>
+      <w:r>
+        <w:rPr>
+          <w:lang w:val="en-US"/>
+        </w:rPr>
+        <w:t xml:space="preserve"> Index</w:t>
+      </w:r>
+      <w:r>
+        <w:rPr>
+          <w:lang w:val="en-US"/>
+        </w:rPr>
+        <w:t>&gt;, &lt;Điện Thế&gt;);</w:t>
       </w:r>
     </w:p>
     <w:p>
@@ -1507,7 +1574,79 @@
         <w:rPr>
           <w:lang w:val="en-US"/>
         </w:rPr>
-        <w:t>Để in không xuống dòng</w:t>
+        <w:t>Nếu &lt;Điện Thế&gt; = 0, hoặc là số âm không nguyên, hoặc là số dương &lt; 1, thì sẽ quy đổi về 0, các trường hợp còn lại quy đổi về 5</w:t>
+      </w:r>
+    </w:p>
+    <w:p>
+      <w:pPr>
+        <w:pStyle w:val="ListParagraph"/>
+        <w:numPr>
+          <w:ilvl w:val="0"/>
+          <w:numId w:val="4"/>
+        </w:numPr>
+        <w:rPr>
+          <w:lang w:val="en-US"/>
+        </w:rPr>
+      </w:pPr>
+      <w:r>
+        <w:rPr>
+          <w:lang w:val="en-US"/>
+        </w:rPr>
+        <w:t>&lt;</w:t>
+      </w:r>
+      <w:r>
+        <w:rPr>
+          <w:lang w:val="en-US"/>
+        </w:rPr>
+        <w:t>Pin</w:t>
+      </w:r>
+      <w:r>
+        <w:rPr>
+          <w:lang w:val="en-US"/>
+        </w:rPr>
+        <w:t xml:space="preserve"> Index</w:t>
+      </w:r>
+      <w:r>
+        <w:rPr>
+          <w:lang w:val="en-US"/>
+        </w:rPr>
+        <w:t>&gt; sẽ được loại bỏ phần thập phân</w:t>
+      </w:r>
+    </w:p>
+    <w:p>
+      <w:pPr>
+        <w:pStyle w:val="ListParagraph"/>
+        <w:numPr>
+          <w:ilvl w:val="0"/>
+          <w:numId w:val="4"/>
+        </w:numPr>
+        <w:rPr>
+          <w:lang w:val="en-US"/>
+        </w:rPr>
+      </w:pPr>
+      <w:r>
+        <w:rPr>
+          <w:lang w:val="en-US"/>
+        </w:rPr>
+        <w:t>Bản chất thay đổi &lt;Điện Thế Write&gt; thành 0 V hoặc 5 V</w:t>
+      </w:r>
+    </w:p>
+    <w:p>
+      <w:pPr>
+        <w:pStyle w:val="ListParagraph"/>
+        <w:numPr>
+          <w:ilvl w:val="0"/>
+          <w:numId w:val="4"/>
+        </w:numPr>
+        <w:rPr>
+          <w:lang w:val="en-US"/>
+        </w:rPr>
+      </w:pPr>
+      <w:r>
+        <w:rPr>
+          <w:lang w:val="en-US"/>
+        </w:rPr>
+        <w:t>Ví dụ</w:t>
       </w:r>
     </w:p>
     <w:p>
@@ -1528,13 +1667,13 @@
         <w:rPr>
           <w:lang w:val="en-US"/>
         </w:rPr>
-        <w:t>Serial.print(&lt;Giá Trị&gt;)</w:t>
-      </w:r>
-      <w:r>
-        <w:rPr>
-          <w:lang w:val="en-US"/>
-        </w:rPr>
-        <w:t>;</w:t>
+        <w:t>digitalWrite(A3</w:t>
+      </w:r>
+      <w:r>
+        <w:rPr>
+          <w:lang w:val="en-US"/>
+        </w:rPr>
+        <w:t>, HIGH);</w:t>
       </w:r>
     </w:p>
     <w:p>
@@ -1542,7 +1681,7 @@
         <w:pStyle w:val="ListParagraph"/>
         <w:numPr>
           <w:ilvl w:val="0"/>
-          <w:numId w:val="4"/>
+          <w:numId w:val="11"/>
         </w:numPr>
         <w:rPr>
           <w:lang w:val="en-US"/>
@@ -1552,7 +1691,7 @@
         <w:rPr>
           <w:lang w:val="en-US"/>
         </w:rPr>
-        <w:t>Để in rồi xuống dòng</w:t>
+        <w:t>Đọc Trạng Thái Của 1 Pin?</w:t>
       </w:r>
     </w:p>
     <w:p>
@@ -1573,7 +1712,7 @@
         <w:rPr>
           <w:lang w:val="en-US"/>
         </w:rPr>
-        <w:t>Serial.println(&lt;Giá Trị&gt;);</w:t>
+        <w:t>&lt;Trạng Thái&gt; = digitalRead(&lt;Pin Index&gt;);</w:t>
       </w:r>
     </w:p>
     <w:p>
@@ -1591,225 +1730,7 @@
         <w:rPr>
           <w:lang w:val="en-US"/>
         </w:rPr>
-        <w:t>Để xóa tất cả trên màn hình, Click “Clear output”, hoặc đóng rồi mở lại cửa sổ Serial</w:t>
-      </w:r>
-    </w:p>
-    <w:p>
-      <w:pPr>
-        <w:pStyle w:val="ListParagraph"/>
-        <w:numPr>
-          <w:ilvl w:val="0"/>
-          <w:numId w:val="4"/>
-        </w:numPr>
-        <w:rPr>
-          <w:lang w:val="en-US"/>
-        </w:rPr>
-      </w:pPr>
-      <w:r>
-        <w:rPr>
-          <w:lang w:val="en-US"/>
-        </w:rPr>
-        <w:lastRenderedPageBreak/>
-        <w:t>Lưu ý các lệnh trên ban đầu sẽ xem xem cửa sổ Serial có được mở không, nếu có thì nó in ra cửa sổ luôn, còn không thì không làm gì cả</w:t>
-      </w:r>
-    </w:p>
-    <w:p>
-      <w:pPr>
-        <w:rPr>
-          <w:lang w:val="en-US"/>
-        </w:rPr>
-      </w:pPr>
-    </w:p>
-    <w:p>
-      <w:pPr>
-        <w:rPr>
-          <w:lang w:val="en-US"/>
-        </w:rPr>
-      </w:pPr>
-      <w:r>
-        <w:rPr>
-          <w:lang w:val="en-US"/>
-        </w:rPr>
-        <w:t xml:space="preserve">Simple Commands – Câu </w:t>
-      </w:r>
-      <w:r>
-        <w:rPr>
-          <w:lang w:val="en-US"/>
-        </w:rPr>
-        <w:t>Lệnh Đơn:</w:t>
-      </w:r>
-    </w:p>
-    <w:p>
-      <w:pPr>
-        <w:pStyle w:val="ListParagraph"/>
-        <w:numPr>
-          <w:ilvl w:val="0"/>
-          <w:numId w:val="8"/>
-        </w:numPr>
-        <w:rPr>
-          <w:lang w:val="en-US"/>
-        </w:rPr>
-      </w:pPr>
-      <w:r>
-        <w:rPr>
-          <w:lang w:val="en-US"/>
-        </w:rPr>
-        <w:t xml:space="preserve">Áp </w:t>
-      </w:r>
-      <w:r>
-        <w:rPr>
-          <w:lang w:val="en-US"/>
-        </w:rPr>
-        <w:t>Điện Thế</w:t>
-      </w:r>
-      <w:r>
-        <w:rPr>
-          <w:lang w:val="en-US"/>
-        </w:rPr>
-        <w:t xml:space="preserve"> 0</w:t>
-      </w:r>
-      <w:r>
-        <w:rPr>
-          <w:lang w:val="en-US"/>
-        </w:rPr>
-        <w:t xml:space="preserve"> </w:t>
-      </w:r>
-      <w:r>
-        <w:rPr>
-          <w:lang w:val="en-US"/>
-        </w:rPr>
-        <w:t xml:space="preserve">V </w:t>
-      </w:r>
-      <w:r>
-        <w:rPr>
-          <w:lang w:val="en-US"/>
-        </w:rPr>
-        <w:t>Hoặ</w:t>
-      </w:r>
-      <w:r>
-        <w:rPr>
-          <w:lang w:val="en-US"/>
-        </w:rPr>
-        <w:t>c 5</w:t>
-      </w:r>
-      <w:r>
-        <w:rPr>
-          <w:lang w:val="en-US"/>
-        </w:rPr>
-        <w:t xml:space="preserve"> </w:t>
-      </w:r>
-      <w:r>
-        <w:rPr>
-          <w:lang w:val="en-US"/>
-        </w:rPr>
-        <w:t xml:space="preserve">V </w:t>
-      </w:r>
-      <w:r>
-        <w:rPr>
-          <w:lang w:val="en-US"/>
-        </w:rPr>
-        <w:t xml:space="preserve">Vào 1 </w:t>
-      </w:r>
-      <w:r>
-        <w:rPr>
-          <w:lang w:val="en-US"/>
-        </w:rPr>
-        <w:t>Pin</w:t>
-      </w:r>
-      <w:r>
-        <w:rPr>
-          <w:lang w:val="en-US"/>
-        </w:rPr>
-        <w:t>?</w:t>
-      </w:r>
-    </w:p>
-    <w:p>
-      <w:pPr>
-        <w:pStyle w:val="ListParagraph"/>
-        <w:pBdr>
-          <w:top w:val="single" w:sz="4" w:space="1" w:color="auto"/>
-          <w:left w:val="single" w:sz="4" w:space="4" w:color="auto"/>
-          <w:bottom w:val="single" w:sz="4" w:space="1" w:color="auto"/>
-          <w:right w:val="single" w:sz="4" w:space="4" w:color="auto"/>
-          <w:between w:val="single" w:sz="4" w:space="1" w:color="auto"/>
-          <w:bar w:val="single" w:sz="4" w:color="auto"/>
-        </w:pBdr>
-        <w:ind w:left="1080"/>
-        <w:rPr>
-          <w:lang w:val="en-US"/>
-        </w:rPr>
-      </w:pPr>
-      <w:r>
-        <w:rPr>
-          <w:lang w:val="en-US"/>
-        </w:rPr>
-        <w:t>digitalWrite(&lt;Số Của Pin&gt;, &lt;Điện Thế&gt;)</w:t>
-      </w:r>
-      <w:r>
-        <w:rPr>
-          <w:lang w:val="en-US"/>
-        </w:rPr>
-        <w:t>;</w:t>
-      </w:r>
-    </w:p>
-    <w:p>
-      <w:pPr>
-        <w:pStyle w:val="ListParagraph"/>
-        <w:numPr>
-          <w:ilvl w:val="0"/>
-          <w:numId w:val="4"/>
-        </w:numPr>
-        <w:rPr>
-          <w:lang w:val="en-US"/>
-        </w:rPr>
-      </w:pPr>
-      <w:r>
-        <w:rPr>
-          <w:lang w:val="en-US"/>
-        </w:rPr>
-        <w:t>Nếu &lt;Điện Thế&gt; = 0, hoặc là số âm không nguyên, hoặc là số dương &lt; 1, thì sẽ quy đổi về 0, các trường hợp còn lại quy đổi về</w:t>
-      </w:r>
-      <w:r>
-        <w:rPr>
-          <w:lang w:val="en-US"/>
-        </w:rPr>
-        <w:t xml:space="preserve"> 5</w:t>
-      </w:r>
-    </w:p>
-    <w:p>
-      <w:pPr>
-        <w:pStyle w:val="ListParagraph"/>
-        <w:numPr>
-          <w:ilvl w:val="0"/>
-          <w:numId w:val="4"/>
-        </w:numPr>
-        <w:rPr>
-          <w:lang w:val="en-US"/>
-        </w:rPr>
-      </w:pPr>
-      <w:r>
-        <w:rPr>
-          <w:lang w:val="en-US"/>
-        </w:rPr>
-        <w:t>&lt;Số Của Pin&gt; sẽ được loại bỏ phần thập phân</w:t>
-      </w:r>
-    </w:p>
-    <w:p>
-      <w:pPr>
-        <w:pStyle w:val="ListParagraph"/>
-        <w:numPr>
-          <w:ilvl w:val="0"/>
-          <w:numId w:val="4"/>
-        </w:numPr>
-        <w:rPr>
-          <w:lang w:val="en-US"/>
-        </w:rPr>
-      </w:pPr>
-      <w:r>
-        <w:rPr>
-          <w:lang w:val="en-US"/>
-        </w:rPr>
-        <w:t>Câu lệnh này áp dụng với mọi Pin</w:t>
+        <w:t>&lt;Trạng Thái&gt; = 0 nếu &lt;Điện Thế Read&gt; dưới 2.5 V, ngược lại = 1</w:t>
       </w:r>
     </w:p>
     <w:p>
@@ -1848,108 +1769,7 @@
         <w:rPr>
           <w:lang w:val="en-US"/>
         </w:rPr>
-        <w:t>digitalWrite(13, HIGH</w:t>
-      </w:r>
-      <w:r>
-        <w:rPr>
-          <w:lang w:val="en-US"/>
-        </w:rPr>
-        <w:t>)</w:t>
-      </w:r>
-      <w:r>
-        <w:rPr>
-          <w:lang w:val="en-US"/>
-        </w:rPr>
-        <w:t>;</w:t>
-      </w:r>
-    </w:p>
-    <w:p>
-      <w:pPr>
-        <w:pStyle w:val="ListParagraph"/>
-        <w:numPr>
-          <w:ilvl w:val="0"/>
-          <w:numId w:val="8"/>
-        </w:numPr>
-        <w:rPr>
-          <w:lang w:val="en-US"/>
-        </w:rPr>
-      </w:pPr>
-      <w:r>
-        <w:rPr>
-          <w:lang w:val="en-US"/>
-        </w:rPr>
-        <w:t xml:space="preserve">Áp </w:t>
-      </w:r>
-      <w:r>
-        <w:rPr>
-          <w:lang w:val="en-US"/>
-        </w:rPr>
-        <w:t xml:space="preserve">Điện Thế Từ 0 </w:t>
-      </w:r>
-      <w:r>
-        <w:rPr>
-          <w:lang w:val="en-US"/>
-        </w:rPr>
-        <w:t xml:space="preserve">V </w:t>
-      </w:r>
-      <w:r>
-        <w:rPr>
-          <w:lang w:val="en-US"/>
-        </w:rPr>
-        <w:t xml:space="preserve">Đến 5 </w:t>
-      </w:r>
-      <w:r>
-        <w:rPr>
-          <w:lang w:val="en-US"/>
-        </w:rPr>
-        <w:t xml:space="preserve">V </w:t>
-      </w:r>
-      <w:r>
-        <w:rPr>
-          <w:lang w:val="en-US"/>
-        </w:rPr>
-        <w:t xml:space="preserve">Vào 1 </w:t>
-      </w:r>
-      <w:r>
-        <w:rPr>
-          <w:lang w:val="en-US"/>
-        </w:rPr>
-        <w:t>Pin</w:t>
-      </w:r>
-      <w:r>
-        <w:rPr>
-          <w:lang w:val="en-US"/>
-        </w:rPr>
-        <w:t>?</w:t>
-      </w:r>
-    </w:p>
-    <w:p>
-      <w:pPr>
-        <w:pStyle w:val="ListParagraph"/>
-        <w:pBdr>
-          <w:top w:val="single" w:sz="4" w:space="1" w:color="auto"/>
-          <w:left w:val="single" w:sz="4" w:space="4" w:color="auto"/>
-          <w:bottom w:val="single" w:sz="4" w:space="1" w:color="auto"/>
-          <w:right w:val="single" w:sz="4" w:space="4" w:color="auto"/>
-          <w:between w:val="single" w:sz="4" w:space="1" w:color="auto"/>
-          <w:bar w:val="single" w:sz="4" w:color="auto"/>
-        </w:pBdr>
-        <w:ind w:left="1080"/>
-        <w:rPr>
-          <w:lang w:val="en-US"/>
-        </w:rPr>
-      </w:pPr>
-      <w:r>
-        <w:rPr>
-          <w:lang w:val="en-US"/>
-        </w:rPr>
-        <w:t xml:space="preserve"> </w:t>
-      </w:r>
-      <w:r>
-        <w:rPr>
-          <w:lang w:val="en-US"/>
-        </w:rPr>
-        <w:t>analogWrite(&lt;Số Của Pin&gt;, &lt;Điện Thế&gt;);</w:t>
+        <w:t>foo = digitalRead(13);</w:t>
       </w:r>
     </w:p>
     <w:p>
@@ -1967,21 +1787,71 @@
         <w:rPr>
           <w:lang w:val="en-US"/>
         </w:rPr>
-        <w:t>Nếu &lt;Điện Thế&gt; có giá trị từ 0 đến 255 thì sẽ quy đổi thành từ 0 đến 5, ngoài khoảng này thì kh</w:t>
-      </w:r>
-      <w:r>
-        <w:rPr>
-          <w:lang w:val="en-US"/>
-        </w:rPr>
-        <w:t>ông xác định được hành vi</w:t>
-      </w:r>
-    </w:p>
+        <w:t>Ta có</w:t>
+      </w:r>
+    </w:p>
+    <w:tbl>
+      <w:tblPr>
+        <w:tblStyle w:val="TableGrid"/>
+        <w:tblW w:w="0" w:type="auto"/>
+        <w:tblInd w:w="1080" w:type="dxa"/>
+        <w:tblLook w:val="04A0" w:firstRow="1" w:lastRow="0" w:firstColumn="1" w:lastColumn="0" w:noHBand="0" w:noVBand="1"/>
+      </w:tblPr>
+      <w:tblGrid>
+        <w:gridCol w:w="4093"/>
+        <w:gridCol w:w="4069"/>
+      </w:tblGrid>
+      <w:tr>
+        <w:tc>
+          <w:tcPr>
+            <w:tcW w:w="4621" w:type="dxa"/>
+          </w:tcPr>
+          <w:p>
+            <w:pPr>
+              <w:pStyle w:val="ListParagraph"/>
+              <w:ind w:left="0"/>
+              <w:jc w:val="center"/>
+              <w:rPr>
+                <w:lang w:val="en-US"/>
+              </w:rPr>
+            </w:pPr>
+            <w:r>
+              <w:rPr>
+                <w:lang w:val="en-US"/>
+              </w:rPr>
+              <w:t>foo</w:t>
+            </w:r>
+          </w:p>
+        </w:tc>
+        <w:tc>
+          <w:tcPr>
+            <w:tcW w:w="4621" w:type="dxa"/>
+          </w:tcPr>
+          <w:p>
+            <w:pPr>
+              <w:pStyle w:val="ListParagraph"/>
+              <w:ind w:left="0"/>
+              <w:jc w:val="center"/>
+              <w:rPr>
+                <w:lang w:val="en-US"/>
+              </w:rPr>
+            </w:pPr>
+            <w:r>
+              <w:rPr>
+                <w:lang w:val="en-US"/>
+              </w:rPr>
+              <w:t>1</w:t>
+            </w:r>
+          </w:p>
+        </w:tc>
+      </w:tr>
+    </w:tbl>
     <w:p>
       <w:pPr>
         <w:pStyle w:val="ListParagraph"/>
         <w:numPr>
           <w:ilvl w:val="0"/>
-          <w:numId w:val="4"/>
+          <w:numId w:val="11"/>
         </w:numPr>
         <w:rPr>
           <w:lang w:val="en-US"/>
@@ -1991,49 +1861,25 @@
         <w:rPr>
           <w:lang w:val="en-US"/>
         </w:rPr>
-        <w:t>&lt;Số Của Pin&gt; sẽ được loại bỏ phần thập phân</w:t>
-      </w:r>
-    </w:p>
-    <w:p>
-      <w:pPr>
-        <w:pStyle w:val="ListParagraph"/>
-        <w:numPr>
-          <w:ilvl w:val="0"/>
-          <w:numId w:val="4"/>
-        </w:numPr>
-        <w:rPr>
-          <w:lang w:val="en-US"/>
-        </w:rPr>
-      </w:pPr>
-      <w:r>
-        <w:rPr>
-          <w:lang w:val="en-US"/>
-        </w:rPr>
-        <w:t>Câu lệnh này sẽ vô dụng với Digital Pin</w:t>
-      </w:r>
-      <w:r>
-        <w:rPr>
-          <w:lang w:val="en-US"/>
-        </w:rPr>
-        <w:t xml:space="preserve"> và Sensor Pin</w:t>
-      </w:r>
-    </w:p>
-    <w:p>
-      <w:pPr>
-        <w:pStyle w:val="ListParagraph"/>
-        <w:numPr>
-          <w:ilvl w:val="0"/>
-          <w:numId w:val="4"/>
-        </w:numPr>
-        <w:rPr>
-          <w:lang w:val="en-US"/>
-        </w:rPr>
-      </w:pPr>
-      <w:r>
-        <w:rPr>
-          <w:lang w:val="en-US"/>
-        </w:rPr>
-        <w:t>Ví dụ</w:t>
+        <w:t xml:space="preserve">Áp </w:t>
+      </w:r>
+      <w:r>
+        <w:rPr>
+          <w:lang w:val="en-US"/>
+        </w:rPr>
+        <w:t xml:space="preserve">Điện Thế Liên Tục Vào 1 </w:t>
+      </w:r>
+      <w:r>
+        <w:rPr>
+          <w:lang w:val="en-US"/>
+        </w:rPr>
+        <w:t>Pin</w:t>
+      </w:r>
+      <w:r>
+        <w:rPr>
+          <w:lang w:val="en-US"/>
+        </w:rPr>
+        <w:t>?</w:t>
       </w:r>
     </w:p>
     <w:p>
@@ -2054,7 +1900,7 @@
         <w:rPr>
           <w:lang w:val="en-US"/>
         </w:rPr>
-        <w:t>analogWrite(11, 125);</w:t>
+        <w:t>analogWrite(&lt;Số Của Pin&gt;, &lt;Điện Thế&gt;);</w:t>
       </w:r>
     </w:p>
     <w:p>
@@ -2062,7 +1908,7 @@
         <w:pStyle w:val="ListParagraph"/>
         <w:numPr>
           <w:ilvl w:val="0"/>
-          <w:numId w:val="8"/>
+          <w:numId w:val="4"/>
         </w:numPr>
         <w:rPr>
           <w:lang w:val="en-US"/>
@@ -2072,19 +1918,67 @@
         <w:rPr>
           <w:lang w:val="en-US"/>
         </w:rPr>
-        <w:t xml:space="preserve">Đọc </w:t>
-      </w:r>
-      <w:r>
-        <w:rPr>
-          <w:lang w:val="en-US"/>
-        </w:rPr>
-        <w:t>Điện Thế</w:t>
-      </w:r>
-      <w:r>
-        <w:rPr>
-          <w:lang w:val="en-US"/>
-        </w:rPr>
-        <w:t xml:space="preserve"> Từ 1 Pin?</w:t>
+        <w:t>Nếu &lt;Điện Thế&gt; có giá trị từ 0 đến 255 thì sẽ quy đổi thành từ 0 đến 5, ngoài khoảng này thì không xác định được hành vi</w:t>
+      </w:r>
+    </w:p>
+    <w:p>
+      <w:pPr>
+        <w:pStyle w:val="ListParagraph"/>
+        <w:numPr>
+          <w:ilvl w:val="0"/>
+          <w:numId w:val="4"/>
+        </w:numPr>
+        <w:rPr>
+          <w:lang w:val="en-US"/>
+        </w:rPr>
+      </w:pPr>
+      <w:r>
+        <w:rPr>
+          <w:lang w:val="en-US"/>
+        </w:rPr>
+        <w:t xml:space="preserve">Bản chất gán điện thế từ 0 V đến 5 V cho </w:t>
+      </w:r>
+      <w:r>
+        <w:rPr>
+          <w:lang w:val="en-US"/>
+        </w:rPr>
+        <w:t>&lt;Điện Thế Write&gt;</w:t>
+      </w:r>
+    </w:p>
+    <w:p>
+      <w:pPr>
+        <w:pStyle w:val="ListParagraph"/>
+        <w:numPr>
+          <w:ilvl w:val="0"/>
+          <w:numId w:val="4"/>
+        </w:numPr>
+        <w:rPr>
+          <w:lang w:val="en-US"/>
+        </w:rPr>
+      </w:pPr>
+      <w:r>
+        <w:rPr>
+          <w:lang w:val="en-US"/>
+        </w:rPr>
+        <w:t>Chỉ có Analog Write Pin mới dùng được lệnh này, các loại Pin khác sẽ miễn nhiễm lệnh này</w:t>
+      </w:r>
+    </w:p>
+    <w:p>
+      <w:pPr>
+        <w:pStyle w:val="ListParagraph"/>
+        <w:numPr>
+          <w:ilvl w:val="0"/>
+          <w:numId w:val="4"/>
+        </w:numPr>
+        <w:rPr>
+          <w:lang w:val="en-US"/>
+        </w:rPr>
+      </w:pPr>
+      <w:r>
+        <w:rPr>
+          <w:lang w:val="en-US"/>
+        </w:rPr>
+        <w:t>Ví dụ</w:t>
       </w:r>
     </w:p>
     <w:p>
@@ -2105,7 +1999,46 @@
         <w:rPr>
           <w:lang w:val="en-US"/>
         </w:rPr>
-        <w:t>&lt;Điện Thế&gt; = analogRead(&lt;Số Của Pin&gt;);</w:t>
+        <w:t>analogWrite(11, 120);</w:t>
+      </w:r>
+    </w:p>
+    <w:p>
+      <w:pPr>
+        <w:pStyle w:val="ListParagraph"/>
+        <w:numPr>
+          <w:ilvl w:val="0"/>
+          <w:numId w:val="11"/>
+        </w:numPr>
+        <w:rPr>
+          <w:lang w:val="en-US"/>
+        </w:rPr>
+      </w:pPr>
+      <w:r>
+        <w:rPr>
+          <w:lang w:val="en-US"/>
+        </w:rPr>
+        <w:t>Đọc Giá Trị Điện Thế Tại 1 Pin?</w:t>
+      </w:r>
+    </w:p>
+    <w:p>
+      <w:pPr>
+        <w:pStyle w:val="ListParagraph"/>
+        <w:pBdr>
+          <w:top w:val="single" w:sz="4" w:space="1" w:color="auto"/>
+          <w:left w:val="single" w:sz="4" w:space="4" w:color="auto"/>
+          <w:bottom w:val="single" w:sz="4" w:space="1" w:color="auto"/>
+          <w:right w:val="single" w:sz="4" w:space="4" w:color="auto"/>
+        </w:pBdr>
+        <w:ind w:left="1080"/>
+        <w:rPr>
+          <w:lang w:val="en-US"/>
+        </w:rPr>
+      </w:pPr>
+      <w:r>
+        <w:rPr>
+          <w:lang w:val="en-US"/>
+        </w:rPr>
+        <w:t>&lt;Điện Thế Chưa Xử Lí&gt; = analogRead(&lt;Số Của Pin&gt;);</w:t>
       </w:r>
     </w:p>
     <w:p>
@@ -2123,37 +2056,19 @@
         <w:rPr>
           <w:lang w:val="en-US"/>
         </w:rPr>
-        <w:t>&lt;Điện Thế&gt; có giá trị</w:t>
-      </w:r>
-      <w:r>
-        <w:rPr>
-          <w:lang w:val="en-US"/>
-        </w:rPr>
-        <w:t xml:space="preserve"> nguyên</w:t>
-      </w:r>
-      <w:r>
-        <w:rPr>
-          <w:lang w:val="en-US"/>
-        </w:rPr>
-        <w:t xml:space="preserve"> từ 0 đến 1023 tương ứng 0 </w:t>
-      </w:r>
-      <w:r>
-        <w:rPr>
-          <w:lang w:val="en-US"/>
-        </w:rPr>
-        <w:t xml:space="preserve">V </w:t>
-      </w:r>
-      <w:r>
-        <w:rPr>
-          <w:lang w:val="en-US"/>
-        </w:rPr>
-        <w:t>đến 5</w:t>
-      </w:r>
-      <w:r>
-        <w:rPr>
-          <w:lang w:val="en-US"/>
-        </w:rPr>
-        <w:t xml:space="preserve"> V</w:t>
+        <w:t>&lt;</w:t>
+      </w:r>
+      <w:r>
+        <w:rPr>
+          <w:lang w:val="en-US"/>
+        </w:rPr>
+        <w:t>Điện Thế Chưa Xử Lí</w:t>
+      </w:r>
+      <w:r>
+        <w:rPr>
+          <w:lang w:val="en-US"/>
+        </w:rPr>
+        <w:t>&gt; có giá trị nguyên từ 0 đến 1023</w:t>
       </w:r>
     </w:p>
     <w:p>
@@ -2171,7 +2086,46 @@
         <w:rPr>
           <w:lang w:val="en-US"/>
         </w:rPr>
-        <w:t>Câu lệnh này sẽ vô dụng với Digital Pin và Analog Pin</w:t>
+        <w:t>Ta có công thức</w:t>
+      </w:r>
+    </w:p>
+    <w:p>
+      <w:pPr>
+        <w:pStyle w:val="ListParagraph"/>
+        <w:pBdr>
+          <w:top w:val="single" w:sz="4" w:space="1" w:color="auto"/>
+          <w:left w:val="single" w:sz="4" w:space="4" w:color="auto"/>
+          <w:bottom w:val="single" w:sz="4" w:space="1" w:color="auto"/>
+          <w:right w:val="single" w:sz="4" w:space="4" w:color="auto"/>
+        </w:pBdr>
+        <w:ind w:left="1080"/>
+        <w:rPr>
+          <w:lang w:val="en-US"/>
+        </w:rPr>
+      </w:pPr>
+      <w:r>
+        <w:rPr>
+          <w:lang w:val="en-US"/>
+        </w:rPr>
+        <w:t>&lt;Điện Thế Read&gt; = &lt;Điện Thế Chưa Xử Lí&gt; / 1023 * 5</w:t>
+      </w:r>
+    </w:p>
+    <w:p>
+      <w:pPr>
+        <w:pStyle w:val="ListParagraph"/>
+        <w:numPr>
+          <w:ilvl w:val="0"/>
+          <w:numId w:val="4"/>
+        </w:numPr>
+        <w:rPr>
+          <w:lang w:val="en-US"/>
+        </w:rPr>
+      </w:pPr>
+      <w:r>
+        <w:rPr>
+          <w:lang w:val="en-US"/>
+        </w:rPr>
+        <w:t>Chỉ có Analog Read Pin mới dùng được lệnh này, các loại Pin khác sẽ trả về giá trị nào đó không xác định</w:t>
       </w:r>
     </w:p>
     <w:p>
@@ -2281,7 +2235,7 @@
               <w:rPr>
                 <w:lang w:val="en-US"/>
               </w:rPr>
-              <w:t>567</w:t>
+              <w:t>857</w:t>
             </w:r>
           </w:p>
         </w:tc>
@@ -2289,10 +2243,30 @@
     </w:tbl>
     <w:p>
       <w:pPr>
+        <w:rPr>
+          <w:lang w:val="en-US"/>
+        </w:rPr>
+      </w:pPr>
+    </w:p>
+    <w:p>
+      <w:pPr>
+        <w:rPr>
+          <w:lang w:val="en-US"/>
+        </w:rPr>
+      </w:pPr>
+      <w:r>
+        <w:rPr>
+          <w:lang w:val="en-US"/>
+        </w:rPr>
+        <w:t>Serial:</w:t>
+      </w:r>
+    </w:p>
+    <w:p>
+      <w:pPr>
         <w:pStyle w:val="ListParagraph"/>
         <w:numPr>
           <w:ilvl w:val="0"/>
-          <w:numId w:val="8"/>
+          <w:numId w:val="12"/>
         </w:numPr>
         <w:rPr>
           <w:lang w:val="en-US"/>
@@ -2302,7 +2276,116 @@
         <w:rPr>
           <w:lang w:val="en-US"/>
         </w:rPr>
-        <w:t>Tạm Dừng Chương Trình?</w:t>
+        <w:t xml:space="preserve">Cách </w:t>
+      </w:r>
+      <w:r>
+        <w:rPr>
+          <w:lang w:val="en-US"/>
+        </w:rPr>
+        <w:t xml:space="preserve">Mở Cửa Sổ </w:t>
+      </w:r>
+      <w:r>
+        <w:rPr>
+          <w:lang w:val="en-US"/>
+        </w:rPr>
+        <w:t>Serial</w:t>
+      </w:r>
+      <w:r>
+        <w:rPr>
+          <w:lang w:val="en-US"/>
+        </w:rPr>
+        <w:t>?</w:t>
+      </w:r>
+    </w:p>
+    <w:p>
+      <w:pPr>
+        <w:pStyle w:val="ListParagraph"/>
+        <w:numPr>
+          <w:ilvl w:val="0"/>
+          <w:numId w:val="4"/>
+        </w:numPr>
+        <w:rPr>
+          <w:lang w:val="en-US"/>
+        </w:rPr>
+      </w:pPr>
+      <w:r>
+        <w:rPr>
+          <w:lang w:val="en-US"/>
+        </w:rPr>
+        <w:t>Click biểu tượng góc phải trên trong IDE</w:t>
+      </w:r>
+    </w:p>
+    <w:p>
+      <w:pPr>
+        <w:pStyle w:val="ListParagraph"/>
+        <w:numPr>
+          <w:ilvl w:val="0"/>
+          <w:numId w:val="12"/>
+        </w:numPr>
+        <w:rPr>
+          <w:lang w:val="en-US"/>
+        </w:rPr>
+      </w:pPr>
+      <w:r>
+        <w:rPr>
+          <w:lang w:val="en-US"/>
+        </w:rPr>
+        <w:lastRenderedPageBreak/>
+        <w:t xml:space="preserve">Cách </w:t>
+      </w:r>
+      <w:r>
+        <w:rPr>
+          <w:lang w:val="en-US"/>
+        </w:rPr>
+        <w:t xml:space="preserve">In Giá Trị Ra Màn Hình </w:t>
+      </w:r>
+      <w:r>
+        <w:rPr>
+          <w:lang w:val="en-US"/>
+        </w:rPr>
+        <w:t>Serial</w:t>
+      </w:r>
+      <w:r>
+        <w:rPr>
+          <w:lang w:val="en-US"/>
+        </w:rPr>
+        <w:t>?</w:t>
+      </w:r>
+    </w:p>
+    <w:p>
+      <w:pPr>
+        <w:pStyle w:val="ListParagraph"/>
+        <w:numPr>
+          <w:ilvl w:val="0"/>
+          <w:numId w:val="4"/>
+        </w:numPr>
+        <w:rPr>
+          <w:lang w:val="en-US"/>
+        </w:rPr>
+      </w:pPr>
+      <w:r>
+        <w:rPr>
+          <w:lang w:val="en-US"/>
+        </w:rPr>
+        <w:t>Tại cửa sổ Serial, ở góc phải dưới, chọn “9600 baud”</w:t>
+      </w:r>
+    </w:p>
+    <w:p>
+      <w:pPr>
+        <w:pStyle w:val="ListParagraph"/>
+        <w:numPr>
+          <w:ilvl w:val="0"/>
+          <w:numId w:val="4"/>
+        </w:numPr>
+        <w:rPr>
+          <w:lang w:val="en-US"/>
+        </w:rPr>
+      </w:pPr>
+      <w:r>
+        <w:rPr>
+          <w:lang w:val="en-US"/>
+        </w:rPr>
+        <w:t>Chạy lệnh sau 1 lần</w:t>
       </w:r>
     </w:p>
     <w:p>
@@ -2323,7 +2406,7 @@
         <w:rPr>
           <w:lang w:val="en-US"/>
         </w:rPr>
-        <w:t>delay(&lt;Số Mili Giây&gt;);</w:t>
+        <w:t>Serial.begin(9600);</w:t>
       </w:r>
     </w:p>
     <w:p>
@@ -2341,7 +2424,7 @@
         <w:rPr>
           <w:lang w:val="en-US"/>
         </w:rPr>
-        <w:t>Ví dụ</w:t>
+        <w:t>Để in không xuống dòng</w:t>
       </w:r>
     </w:p>
     <w:p>
@@ -2362,6 +2445,203 @@
         <w:rPr>
           <w:lang w:val="en-US"/>
         </w:rPr>
+        <w:t>Serial.print(&lt;Giá Trị&gt;)</w:t>
+      </w:r>
+      <w:r>
+        <w:rPr>
+          <w:lang w:val="en-US"/>
+        </w:rPr>
+        <w:t>;</w:t>
+      </w:r>
+    </w:p>
+    <w:p>
+      <w:pPr>
+        <w:pStyle w:val="ListParagraph"/>
+        <w:numPr>
+          <w:ilvl w:val="0"/>
+          <w:numId w:val="4"/>
+        </w:numPr>
+        <w:rPr>
+          <w:lang w:val="en-US"/>
+        </w:rPr>
+      </w:pPr>
+      <w:r>
+        <w:rPr>
+          <w:lang w:val="en-US"/>
+        </w:rPr>
+        <w:t>Để in rồi xuống dòng</w:t>
+      </w:r>
+    </w:p>
+    <w:p>
+      <w:pPr>
+        <w:pStyle w:val="ListParagraph"/>
+        <w:pBdr>
+          <w:top w:val="single" w:sz="4" w:space="1" w:color="auto"/>
+          <w:left w:val="single" w:sz="4" w:space="4" w:color="auto"/>
+          <w:bottom w:val="single" w:sz="4" w:space="1" w:color="auto"/>
+          <w:right w:val="single" w:sz="4" w:space="4" w:color="auto"/>
+        </w:pBdr>
+        <w:ind w:left="1080"/>
+        <w:rPr>
+          <w:lang w:val="en-US"/>
+        </w:rPr>
+      </w:pPr>
+      <w:r>
+        <w:rPr>
+          <w:lang w:val="en-US"/>
+        </w:rPr>
+        <w:t>Serial.println(&lt;Giá Trị&gt;);</w:t>
+      </w:r>
+    </w:p>
+    <w:p>
+      <w:pPr>
+        <w:pStyle w:val="ListParagraph"/>
+        <w:numPr>
+          <w:ilvl w:val="0"/>
+          <w:numId w:val="4"/>
+        </w:numPr>
+        <w:rPr>
+          <w:lang w:val="en-US"/>
+        </w:rPr>
+      </w:pPr>
+      <w:r>
+        <w:rPr>
+          <w:lang w:val="en-US"/>
+        </w:rPr>
+        <w:t>Để xóa tất cả trên màn hình, Click “Clear output”, hoặc đóng rồi mở lại cửa sổ Serial</w:t>
+      </w:r>
+    </w:p>
+    <w:p>
+      <w:pPr>
+        <w:pStyle w:val="ListParagraph"/>
+        <w:numPr>
+          <w:ilvl w:val="0"/>
+          <w:numId w:val="4"/>
+        </w:numPr>
+        <w:rPr>
+          <w:lang w:val="en-US"/>
+        </w:rPr>
+      </w:pPr>
+      <w:r>
+        <w:rPr>
+          <w:lang w:val="en-US"/>
+        </w:rPr>
+        <w:t>Lưu ý các lệnh trên ban đầu sẽ xem xem cửa sổ Serial có được mở không, nếu có thì nó in ra cửa sổ luôn, còn không thì không làm gì cả</w:t>
+      </w:r>
+    </w:p>
+    <w:p>
+      <w:pPr>
+        <w:rPr>
+          <w:lang w:val="en-US"/>
+        </w:rPr>
+      </w:pPr>
+    </w:p>
+    <w:p>
+      <w:pPr>
+        <w:rPr>
+          <w:lang w:val="en-US"/>
+        </w:rPr>
+      </w:pPr>
+      <w:r>
+        <w:rPr>
+          <w:lang w:val="en-US"/>
+        </w:rPr>
+        <w:t xml:space="preserve">Time </w:t>
+      </w:r>
+      <w:r>
+        <w:rPr>
+          <w:lang w:val="en-US"/>
+        </w:rPr>
+        <w:t>–</w:t>
+      </w:r>
+      <w:r>
+        <w:rPr>
+          <w:lang w:val="en-US"/>
+        </w:rPr>
+        <w:t xml:space="preserve"> Thời Gian</w:t>
+      </w:r>
+      <w:r>
+        <w:rPr>
+          <w:lang w:val="en-US"/>
+        </w:rPr>
+        <w:t>:</w:t>
+      </w:r>
+    </w:p>
+    <w:p>
+      <w:pPr>
+        <w:pStyle w:val="ListParagraph"/>
+        <w:numPr>
+          <w:ilvl w:val="0"/>
+          <w:numId w:val="8"/>
+        </w:numPr>
+        <w:rPr>
+          <w:lang w:val="en-US"/>
+        </w:rPr>
+      </w:pPr>
+      <w:r>
+        <w:rPr>
+          <w:lang w:val="en-US"/>
+        </w:rPr>
+        <w:t>Tạm Dừng Chương Trình?</w:t>
+      </w:r>
+    </w:p>
+    <w:p>
+      <w:pPr>
+        <w:pStyle w:val="ListParagraph"/>
+        <w:pBdr>
+          <w:top w:val="single" w:sz="4" w:space="1" w:color="auto"/>
+          <w:left w:val="single" w:sz="4" w:space="4" w:color="auto"/>
+          <w:bottom w:val="single" w:sz="4" w:space="1" w:color="auto"/>
+          <w:right w:val="single" w:sz="4" w:space="4" w:color="auto"/>
+        </w:pBdr>
+        <w:ind w:left="1080"/>
+        <w:rPr>
+          <w:lang w:val="en-US"/>
+        </w:rPr>
+      </w:pPr>
+      <w:r>
+        <w:rPr>
+          <w:lang w:val="en-US"/>
+        </w:rPr>
+        <w:t>delay(&lt;Số Mili Giây&gt;);</w:t>
+      </w:r>
+    </w:p>
+    <w:p>
+      <w:pPr>
+        <w:pStyle w:val="ListParagraph"/>
+        <w:numPr>
+          <w:ilvl w:val="0"/>
+          <w:numId w:val="4"/>
+        </w:numPr>
+        <w:rPr>
+          <w:lang w:val="en-US"/>
+        </w:rPr>
+      </w:pPr>
+      <w:r>
+        <w:rPr>
+          <w:lang w:val="en-US"/>
+        </w:rPr>
+        <w:t>Ví dụ</w:t>
+      </w:r>
+    </w:p>
+    <w:p>
+      <w:pPr>
+        <w:pStyle w:val="ListParagraph"/>
+        <w:pBdr>
+          <w:top w:val="single" w:sz="4" w:space="1" w:color="auto"/>
+          <w:left w:val="single" w:sz="4" w:space="4" w:color="auto"/>
+          <w:bottom w:val="single" w:sz="4" w:space="1" w:color="auto"/>
+          <w:right w:val="single" w:sz="4" w:space="4" w:color="auto"/>
+        </w:pBdr>
+        <w:ind w:left="1080"/>
+        <w:rPr>
+          <w:lang w:val="en-US"/>
+        </w:rPr>
+      </w:pPr>
+      <w:r>
+        <w:rPr>
+          <w:lang w:val="en-US"/>
+        </w:rPr>
         <w:t>delay(2000);</w:t>
       </w:r>
     </w:p>
@@ -2483,126 +2763,312 @@
         <w:rPr>
           <w:lang w:val="en-US"/>
         </w:rPr>
+        <w:tab/>
+        <w:t xml:space="preserve">Ô Input trong Serial Monitor có thể nhập lúc nào cũng được và khi nhập, dữ liệu sẽ </w:t>
+      </w:r>
+    </w:p>
+    <w:p>
+      <w:pPr>
+        <w:ind w:firstLine="720"/>
+        <w:rPr>
+          <w:lang w:val="en-US"/>
+        </w:rPr>
+      </w:pPr>
+      <w:r>
+        <w:rPr>
+          <w:lang w:val="en-US"/>
+        </w:rPr>
+        <w:t>thêm vào Buffer sẵn sàng để Read, lưu ý là cần thời gian chờ để lưu</w:t>
+      </w:r>
+    </w:p>
+    <w:p>
+      <w:pPr>
+        <w:ind w:firstLine="720"/>
+        <w:rPr>
+          <w:lang w:val="en-US"/>
+        </w:rPr>
+      </w:pPr>
+      <w:r>
+        <w:rPr>
+          <w:lang w:val="en-US"/>
+        </w:rPr>
+        <w:t>Set Input Digital Pin thành HIGH để tạo Pull Up Resistor</w:t>
+      </w:r>
+      <w:r>
+        <w:rPr>
+          <w:lang w:val="en-US"/>
+        </w:rPr>
+        <w:t>, khi mở thì 1 khi đóng thì 0</w:t>
+      </w:r>
+    </w:p>
+    <w:p>
+      <w:pPr>
+        <w:ind w:firstLine="720"/>
+        <w:rPr>
+          <w:lang w:val="en-US"/>
+        </w:rPr>
+      </w:pPr>
+      <w:r>
+        <w:rPr>
+          <w:lang w:val="en-US"/>
+        </w:rPr>
+        <w:t xml:space="preserve">Serial Graph plot kết quả in trên Terminal, dùng dấu phẩy ngăn cách giữa các giá trị </w:t>
+      </w:r>
+    </w:p>
+    <w:p>
+      <w:pPr>
+        <w:ind w:firstLine="720"/>
+        <w:rPr>
+          <w:lang w:val="en-US"/>
+        </w:rPr>
+      </w:pPr>
+      <w:r>
+        <w:rPr>
+          <w:lang w:val="en-US"/>
+        </w:rPr>
+        <w:t>giữa các Channel</w:t>
+      </w:r>
+    </w:p>
+    <w:p>
+      <w:pPr>
+        <w:rPr>
+          <w:lang w:val="en-US"/>
+        </w:rPr>
+      </w:pPr>
+      <w:r>
+        <w:rPr>
+          <w:lang w:val="en-US"/>
+        </w:rPr>
+        <w:t>Library</w:t>
+      </w:r>
+    </w:p>
+    <w:p>
+      <w:pPr>
+        <w:rPr>
+          <w:lang w:val="en-US"/>
+        </w:rPr>
+      </w:pPr>
+      <w:r>
+        <w:rPr>
+          <w:lang w:val="en-US"/>
+        </w:rPr>
+        <w:tab/>
+        <w:t>Servo.h</w:t>
+      </w:r>
+    </w:p>
+    <w:p>
+      <w:pPr>
+        <w:rPr>
+          <w:lang w:val="en-US"/>
+        </w:rPr>
+      </w:pPr>
+      <w:r>
+        <w:rPr>
+          <w:lang w:val="en-US"/>
+        </w:rPr>
+        <w:tab/>
+      </w:r>
+      <w:r>
+        <w:rPr>
+          <w:lang w:val="en-US"/>
+        </w:rPr>
+        <w:tab/>
+        <w:t>Servo</w:t>
+      </w:r>
+    </w:p>
+    <w:p>
+      <w:pPr>
+        <w:rPr>
+          <w:lang w:val="en-US"/>
+        </w:rPr>
+      </w:pPr>
+      <w:r>
+        <w:rPr>
+          <w:lang w:val="en-US"/>
+        </w:rPr>
+        <w:tab/>
+      </w:r>
+      <w:r>
+        <w:rPr>
+          <w:lang w:val="en-US"/>
+        </w:rPr>
+        <w:tab/>
+      </w:r>
+      <w:r>
+        <w:rPr>
+          <w:lang w:val="en-US"/>
+        </w:rPr>
+        <w:tab/>
+        <w:t>Usage:</w:t>
+      </w:r>
+    </w:p>
+    <w:p>
+      <w:pPr>
+        <w:rPr>
+          <w:lang w:val="en-US"/>
+        </w:rPr>
+      </w:pPr>
+      <w:r>
+        <w:rPr>
+          <w:lang w:val="en-US"/>
+        </w:rPr>
         <w:lastRenderedPageBreak/>
         <w:tab/>
-        <w:t xml:space="preserve">Ô Input trong Serial Monitor có thể nhập lúc nào cũng được và khi nhập, dữ liệu sẽ </w:t>
-      </w:r>
-    </w:p>
-    <w:p>
-      <w:pPr>
-        <w:ind w:firstLine="720"/>
-        <w:rPr>
-          <w:lang w:val="en-US"/>
-        </w:rPr>
-      </w:pPr>
-      <w:r>
-        <w:rPr>
-          <w:lang w:val="en-US"/>
-        </w:rPr>
-        <w:t>thêm vào Buffer sẵn sàng để Read, lưu ý là cần thời gian chờ để lưu</w:t>
-      </w:r>
-    </w:p>
-    <w:p>
-      <w:pPr>
-        <w:ind w:firstLine="720"/>
-        <w:rPr>
-          <w:lang w:val="en-US"/>
-        </w:rPr>
-      </w:pPr>
-      <w:r>
-        <w:rPr>
-          <w:lang w:val="en-US"/>
-        </w:rPr>
-        <w:t>Set Input Digital Pin thành HIGH để tạo Pull Up Resistor</w:t>
-      </w:r>
-      <w:r>
-        <w:rPr>
-          <w:lang w:val="en-US"/>
-        </w:rPr>
-        <w:t>, khi mở thì 1 khi đóng thì 0</w:t>
-      </w:r>
-    </w:p>
-    <w:p>
-      <w:pPr>
-        <w:ind w:firstLine="720"/>
-        <w:rPr>
-          <w:lang w:val="en-US"/>
-        </w:rPr>
-      </w:pPr>
-      <w:r>
-        <w:rPr>
-          <w:lang w:val="en-US"/>
-        </w:rPr>
-        <w:t xml:space="preserve">Serial Graph plot kết quả in trên Terminal, dùng dấu phẩy ngăn cách giữa các giá trị </w:t>
-      </w:r>
-    </w:p>
-    <w:p>
-      <w:pPr>
-        <w:ind w:firstLine="720"/>
-        <w:rPr>
-          <w:lang w:val="en-US"/>
-        </w:rPr>
-      </w:pPr>
-      <w:r>
-        <w:rPr>
-          <w:lang w:val="en-US"/>
-        </w:rPr>
-        <w:t>giữa các Channel</w:t>
-      </w:r>
-    </w:p>
-    <w:p>
-      <w:pPr>
-        <w:rPr>
-          <w:lang w:val="en-US"/>
-        </w:rPr>
-      </w:pPr>
-      <w:r>
-        <w:rPr>
-          <w:lang w:val="en-US"/>
-        </w:rPr>
-        <w:t>Library</w:t>
-      </w:r>
-    </w:p>
-    <w:p>
-      <w:pPr>
-        <w:rPr>
-          <w:lang w:val="en-US"/>
-        </w:rPr>
-      </w:pPr>
-      <w:r>
-        <w:rPr>
-          <w:lang w:val="en-US"/>
-        </w:rPr>
-        <w:tab/>
-        <w:t>Servo.h</w:t>
-      </w:r>
-    </w:p>
-    <w:p>
-      <w:pPr>
-        <w:rPr>
-          <w:lang w:val="en-US"/>
-        </w:rPr>
-      </w:pPr>
-      <w:r>
-        <w:rPr>
-          <w:lang w:val="en-US"/>
-        </w:rPr>
-        <w:tab/>
-      </w:r>
-      <w:r>
-        <w:rPr>
-          <w:lang w:val="en-US"/>
-        </w:rPr>
-        <w:tab/>
-        <w:t>Servo</w:t>
-      </w:r>
-    </w:p>
-    <w:p>
-      <w:pPr>
-        <w:rPr>
-          <w:lang w:val="en-US"/>
-        </w:rPr>
-      </w:pPr>
+      </w:r>
+      <w:r>
+        <w:rPr>
+          <w:lang w:val="en-US"/>
+        </w:rPr>
+        <w:tab/>
+      </w:r>
+      <w:r>
+        <w:rPr>
+          <w:lang w:val="en-US"/>
+        </w:rPr>
+        <w:tab/>
+      </w:r>
+      <w:r>
+        <w:rPr>
+          <w:lang w:val="en-US"/>
+        </w:rPr>
+        <w:tab/>
+        <w:t>Khởi tạo Servo Object</w:t>
+      </w:r>
+    </w:p>
+    <w:p>
+      <w:pPr>
+        <w:rPr>
+          <w:lang w:val="en-US"/>
+        </w:rPr>
+      </w:pPr>
+      <w:r>
+        <w:rPr>
+          <w:lang w:val="en-US"/>
+        </w:rPr>
+        <w:tab/>
+      </w:r>
+      <w:r>
+        <w:rPr>
+          <w:lang w:val="en-US"/>
+        </w:rPr>
+        <w:tab/>
+      </w:r>
+      <w:r>
+        <w:rPr>
+          <w:lang w:val="en-US"/>
+        </w:rPr>
+        <w:tab/>
+        <w:t>Ex:</w:t>
+      </w:r>
+    </w:p>
+    <w:p>
+      <w:pPr>
+        <w:rPr>
+          <w:lang w:val="en-US"/>
+        </w:rPr>
+      </w:pPr>
+      <w:r>
+        <w:rPr>
+          <w:lang w:val="en-US"/>
+        </w:rPr>
+        <w:tab/>
+      </w:r>
+      <w:r>
+        <w:rPr>
+          <w:lang w:val="en-US"/>
+        </w:rPr>
+        <w:tab/>
+      </w:r>
+      <w:r>
+        <w:rPr>
+          <w:lang w:val="en-US"/>
+        </w:rPr>
+        <w:tab/>
+      </w:r>
+      <w:r>
+        <w:rPr>
+          <w:lang w:val="en-US"/>
+        </w:rPr>
+        <w:tab/>
+        <w:t>Servo foo</w:t>
+      </w:r>
+    </w:p>
+    <w:p>
+      <w:pPr>
+        <w:rPr>
+          <w:lang w:val="en-US"/>
+        </w:rPr>
+      </w:pPr>
+      <w:r>
+        <w:rPr>
+          <w:lang w:val="en-US"/>
+        </w:rPr>
+        <w:tab/>
+      </w:r>
+      <w:r>
+        <w:rPr>
+          <w:lang w:val="en-US"/>
+        </w:rPr>
+        <w:tab/>
+      </w:r>
+      <w:r>
+        <w:rPr>
+          <w:lang w:val="en-US"/>
+        </w:rPr>
+        <w:tab/>
+        <w:t>Object:</w:t>
+      </w:r>
+    </w:p>
+    <w:p>
+      <w:pPr>
+        <w:rPr>
+          <w:lang w:val="en-US"/>
+        </w:rPr>
+      </w:pPr>
+      <w:r>
+        <w:rPr>
+          <w:lang w:val="en-US"/>
+        </w:rPr>
+        <w:tab/>
+      </w:r>
+      <w:r>
+        <w:rPr>
+          <w:lang w:val="en-US"/>
+        </w:rPr>
+        <w:tab/>
+      </w:r>
+      <w:r>
+        <w:rPr>
+          <w:lang w:val="en-US"/>
+        </w:rPr>
+        <w:tab/>
+      </w:r>
+      <w:r>
+        <w:rPr>
+          <w:lang w:val="en-US"/>
+        </w:rPr>
+        <w:tab/>
+        <w:t>attach(Pin Code)</w:t>
+      </w:r>
+    </w:p>
+    <w:p>
+      <w:pPr>
+        <w:rPr>
+          <w:lang w:val="en-US"/>
+        </w:rPr>
+      </w:pPr>
+      <w:r>
+        <w:rPr>
+          <w:lang w:val="en-US"/>
+        </w:rPr>
+        <w:tab/>
+      </w:r>
+      <w:r>
+        <w:rPr>
+          <w:lang w:val="en-US"/>
+        </w:rPr>
+        <w:tab/>
+      </w:r>
       <w:r>
         <w:rPr>
           <w:lang w:val="en-US"/>
@@ -2652,15 +3118,39 @@
           <w:lang w:val="en-US"/>
         </w:rPr>
         <w:tab/>
-        <w:t>Khởi tạo Servo Object</w:t>
-      </w:r>
-    </w:p>
-    <w:p>
-      <w:pPr>
-        <w:rPr>
-          <w:lang w:val="en-US"/>
-        </w:rPr>
-      </w:pPr>
+      </w:r>
+      <w:r>
+        <w:rPr>
+          <w:lang w:val="en-US"/>
+        </w:rPr>
+        <w:tab/>
+      </w:r>
+      <w:r>
+        <w:rPr>
+          <w:lang w:val="en-US"/>
+        </w:rPr>
+        <w:tab/>
+        <w:t>Kết nối với Pin điều khiển Servo</w:t>
+      </w:r>
+    </w:p>
+    <w:p>
+      <w:pPr>
+        <w:rPr>
+          <w:lang w:val="en-US"/>
+        </w:rPr>
+      </w:pPr>
+      <w:r>
+        <w:rPr>
+          <w:lang w:val="en-US"/>
+        </w:rPr>
+        <w:tab/>
+      </w:r>
+      <w:r>
+        <w:rPr>
+          <w:lang w:val="en-US"/>
+        </w:rPr>
+        <w:tab/>
+      </w:r>
       <w:r>
         <w:rPr>
           <w:lang w:val="en-US"/>
@@ -2710,7 +3200,409 @@
           <w:lang w:val="en-US"/>
         </w:rPr>
         <w:tab/>
-        <w:t>Servo foo</w:t>
+      </w:r>
+      <w:r>
+        <w:rPr>
+          <w:lang w:val="en-US"/>
+        </w:rPr>
+        <w:tab/>
+      </w:r>
+      <w:r>
+        <w:rPr>
+          <w:lang w:val="en-US"/>
+        </w:rPr>
+        <w:tab/>
+        <w:t>foo.attach(13)</w:t>
+      </w:r>
+    </w:p>
+    <w:p>
+      <w:pPr>
+        <w:rPr>
+          <w:lang w:val="en-US"/>
+        </w:rPr>
+      </w:pPr>
+      <w:r>
+        <w:rPr>
+          <w:lang w:val="en-US"/>
+        </w:rPr>
+        <w:tab/>
+      </w:r>
+      <w:r>
+        <w:rPr>
+          <w:lang w:val="en-US"/>
+        </w:rPr>
+        <w:tab/>
+      </w:r>
+      <w:r>
+        <w:rPr>
+          <w:lang w:val="en-US"/>
+        </w:rPr>
+        <w:tab/>
+      </w:r>
+      <w:r>
+        <w:rPr>
+          <w:lang w:val="en-US"/>
+        </w:rPr>
+        <w:tab/>
+        <w:t>write(Angle)</w:t>
+      </w:r>
+    </w:p>
+    <w:p>
+      <w:pPr>
+        <w:rPr>
+          <w:lang w:val="en-US"/>
+        </w:rPr>
+      </w:pPr>
+      <w:r>
+        <w:rPr>
+          <w:lang w:val="en-US"/>
+        </w:rPr>
+        <w:tab/>
+      </w:r>
+      <w:r>
+        <w:rPr>
+          <w:lang w:val="en-US"/>
+        </w:rPr>
+        <w:tab/>
+      </w:r>
+      <w:r>
+        <w:rPr>
+          <w:lang w:val="en-US"/>
+        </w:rPr>
+        <w:tab/>
+      </w:r>
+      <w:r>
+        <w:rPr>
+          <w:lang w:val="en-US"/>
+        </w:rPr>
+        <w:tab/>
+      </w:r>
+      <w:r>
+        <w:rPr>
+          <w:lang w:val="en-US"/>
+        </w:rPr>
+        <w:tab/>
+        <w:t>Usage:</w:t>
+      </w:r>
+    </w:p>
+    <w:p>
+      <w:pPr>
+        <w:rPr>
+          <w:lang w:val="en-US"/>
+        </w:rPr>
+      </w:pPr>
+      <w:r>
+        <w:rPr>
+          <w:lang w:val="en-US"/>
+        </w:rPr>
+        <w:tab/>
+      </w:r>
+      <w:r>
+        <w:rPr>
+          <w:lang w:val="en-US"/>
+        </w:rPr>
+        <w:tab/>
+      </w:r>
+      <w:r>
+        <w:rPr>
+          <w:lang w:val="en-US"/>
+        </w:rPr>
+        <w:tab/>
+      </w:r>
+      <w:r>
+        <w:rPr>
+          <w:lang w:val="en-US"/>
+        </w:rPr>
+        <w:tab/>
+      </w:r>
+      <w:r>
+        <w:rPr>
+          <w:lang w:val="en-US"/>
+        </w:rPr>
+        <w:tab/>
+      </w:r>
+      <w:r>
+        <w:rPr>
+          <w:lang w:val="en-US"/>
+        </w:rPr>
+        <w:tab/>
+        <w:t>Quay Servo</w:t>
+      </w:r>
+    </w:p>
+    <w:p>
+      <w:pPr>
+        <w:rPr>
+          <w:lang w:val="en-US"/>
+        </w:rPr>
+      </w:pPr>
+      <w:r>
+        <w:rPr>
+          <w:lang w:val="en-US"/>
+        </w:rPr>
+        <w:tab/>
+      </w:r>
+      <w:r>
+        <w:rPr>
+          <w:lang w:val="en-US"/>
+        </w:rPr>
+        <w:tab/>
+      </w:r>
+      <w:r>
+        <w:rPr>
+          <w:lang w:val="en-US"/>
+        </w:rPr>
+        <w:tab/>
+      </w:r>
+      <w:r>
+        <w:rPr>
+          <w:lang w:val="en-US"/>
+        </w:rPr>
+        <w:tab/>
+      </w:r>
+      <w:r>
+        <w:rPr>
+          <w:lang w:val="en-US"/>
+        </w:rPr>
+        <w:tab/>
+      </w:r>
+      <w:r>
+        <w:rPr>
+          <w:lang w:val="en-US"/>
+        </w:rPr>
+        <w:tab/>
+        <w:t>Quay hơi chậm nên có thể bị ghi đè</w:t>
+      </w:r>
+    </w:p>
+    <w:p>
+      <w:pPr>
+        <w:rPr>
+          <w:lang w:val="en-US"/>
+        </w:rPr>
+      </w:pPr>
+      <w:r>
+        <w:rPr>
+          <w:lang w:val="en-US"/>
+        </w:rPr>
+        <w:tab/>
+      </w:r>
+      <w:r>
+        <w:rPr>
+          <w:lang w:val="en-US"/>
+        </w:rPr>
+        <w:tab/>
+      </w:r>
+      <w:r>
+        <w:rPr>
+          <w:lang w:val="en-US"/>
+        </w:rPr>
+        <w:tab/>
+      </w:r>
+      <w:r>
+        <w:rPr>
+          <w:lang w:val="en-US"/>
+        </w:rPr>
+        <w:tab/>
+      </w:r>
+      <w:r>
+        <w:rPr>
+          <w:lang w:val="en-US"/>
+        </w:rPr>
+        <w:tab/>
+        <w:t>Ex:</w:t>
+      </w:r>
+    </w:p>
+    <w:p>
+      <w:pPr>
+        <w:rPr>
+          <w:lang w:val="en-US"/>
+        </w:rPr>
+      </w:pPr>
+      <w:r>
+        <w:rPr>
+          <w:lang w:val="en-US"/>
+        </w:rPr>
+        <w:tab/>
+      </w:r>
+      <w:r>
+        <w:rPr>
+          <w:lang w:val="en-US"/>
+        </w:rPr>
+        <w:tab/>
+      </w:r>
+      <w:r>
+        <w:rPr>
+          <w:lang w:val="en-US"/>
+        </w:rPr>
+        <w:tab/>
+      </w:r>
+      <w:r>
+        <w:rPr>
+          <w:lang w:val="en-US"/>
+        </w:rPr>
+        <w:tab/>
+      </w:r>
+      <w:r>
+        <w:rPr>
+          <w:lang w:val="en-US"/>
+        </w:rPr>
+        <w:tab/>
+      </w:r>
+      <w:r>
+        <w:rPr>
+          <w:lang w:val="en-US"/>
+        </w:rPr>
+        <w:tab/>
+        <w:t>foo.write(165)</w:t>
+      </w:r>
+    </w:p>
+    <w:p>
+      <w:pPr>
+        <w:rPr>
+          <w:lang w:val="en-US"/>
+        </w:rPr>
+      </w:pPr>
+      <w:r>
+        <w:rPr>
+          <w:lang w:val="en-US"/>
+        </w:rPr>
+        <w:tab/>
+        <w:t>Stepper.h</w:t>
+      </w:r>
+    </w:p>
+    <w:p>
+      <w:pPr>
+        <w:rPr>
+          <w:lang w:val="en-US"/>
+        </w:rPr>
+      </w:pPr>
+      <w:r>
+        <w:rPr>
+          <w:lang w:val="en-US"/>
+        </w:rPr>
+        <w:tab/>
+      </w:r>
+      <w:r>
+        <w:rPr>
+          <w:lang w:val="en-US"/>
+        </w:rPr>
+        <w:tab/>
+        <w:t>Stepper Object(Steps, Pin Code * 4)</w:t>
+      </w:r>
+    </w:p>
+    <w:p>
+      <w:pPr>
+        <w:rPr>
+          <w:lang w:val="en-US"/>
+        </w:rPr>
+      </w:pPr>
+      <w:r>
+        <w:rPr>
+          <w:lang w:val="en-US"/>
+        </w:rPr>
+        <w:tab/>
+      </w:r>
+      <w:r>
+        <w:rPr>
+          <w:lang w:val="en-US"/>
+        </w:rPr>
+        <w:tab/>
+      </w:r>
+      <w:r>
+        <w:rPr>
+          <w:lang w:val="en-US"/>
+        </w:rPr>
+        <w:tab/>
+        <w:t>Usage:</w:t>
+      </w:r>
+    </w:p>
+    <w:p>
+      <w:pPr>
+        <w:rPr>
+          <w:lang w:val="en-US"/>
+        </w:rPr>
+      </w:pPr>
+      <w:r>
+        <w:rPr>
+          <w:lang w:val="en-US"/>
+        </w:rPr>
+        <w:tab/>
+      </w:r>
+      <w:r>
+        <w:rPr>
+          <w:lang w:val="en-US"/>
+        </w:rPr>
+        <w:tab/>
+      </w:r>
+      <w:r>
+        <w:rPr>
+          <w:lang w:val="en-US"/>
+        </w:rPr>
+        <w:tab/>
+      </w:r>
+      <w:r>
+        <w:rPr>
+          <w:lang w:val="en-US"/>
+        </w:rPr>
+        <w:tab/>
+        <w:t>Khởi tạo Stepper Object</w:t>
+      </w:r>
+    </w:p>
+    <w:p>
+      <w:pPr>
+        <w:rPr>
+          <w:lang w:val="en-US"/>
+        </w:rPr>
+      </w:pPr>
+      <w:r>
+        <w:rPr>
+          <w:lang w:val="en-US"/>
+        </w:rPr>
+        <w:tab/>
+      </w:r>
+      <w:r>
+        <w:rPr>
+          <w:lang w:val="en-US"/>
+        </w:rPr>
+        <w:tab/>
+      </w:r>
+      <w:r>
+        <w:rPr>
+          <w:lang w:val="en-US"/>
+        </w:rPr>
+        <w:tab/>
+        <w:t>Ex:</w:t>
+      </w:r>
+    </w:p>
+    <w:p>
+      <w:pPr>
+        <w:rPr>
+          <w:lang w:val="en-US"/>
+        </w:rPr>
+      </w:pPr>
+      <w:r>
+        <w:rPr>
+          <w:lang w:val="en-US"/>
+        </w:rPr>
+        <w:tab/>
+      </w:r>
+      <w:r>
+        <w:rPr>
+          <w:lang w:val="en-US"/>
+        </w:rPr>
+        <w:tab/>
+      </w:r>
+      <w:r>
+        <w:rPr>
+          <w:lang w:val="en-US"/>
+        </w:rPr>
+        <w:tab/>
+      </w:r>
+      <w:r>
+        <w:rPr>
+          <w:lang w:val="en-US"/>
+        </w:rPr>
+        <w:tab/>
+        <w:t>Stepper foo(2048, 8, 10, 9, 11)</w:t>
       </w:r>
     </w:p>
     <w:p>
@@ -2768,7 +3660,7 @@
           <w:lang w:val="en-US"/>
         </w:rPr>
         <w:tab/>
-        <w:t>attach(Pin Code)</w:t>
+        <w:t>setSpeed(RPM)</w:t>
       </w:r>
     </w:p>
     <w:p>
@@ -2850,7 +3742,7 @@
           <w:lang w:val="en-US"/>
         </w:rPr>
         <w:tab/>
-        <w:t>Kết nối với Pin điều khiển Servo</w:t>
+        <w:t>Chỉnh tốc độ Stepper Motor</w:t>
       </w:r>
     </w:p>
     <w:p>
@@ -2932,51 +3824,52 @@
           <w:lang w:val="en-US"/>
         </w:rPr>
         <w:tab/>
-        <w:t>foo.attach(13)</w:t>
-      </w:r>
-    </w:p>
-    <w:p>
-      <w:pPr>
-        <w:rPr>
-          <w:lang w:val="en-US"/>
-        </w:rPr>
-      </w:pPr>
-      <w:r>
-        <w:rPr>
-          <w:lang w:val="en-US"/>
-        </w:rPr>
-        <w:tab/>
-      </w:r>
-      <w:r>
-        <w:rPr>
-          <w:lang w:val="en-US"/>
-        </w:rPr>
-        <w:tab/>
-      </w:r>
-      <w:r>
-        <w:rPr>
-          <w:lang w:val="en-US"/>
-        </w:rPr>
-        <w:tab/>
-      </w:r>
-      <w:r>
-        <w:rPr>
-          <w:lang w:val="en-US"/>
-        </w:rPr>
-        <w:tab/>
-        <w:t>write(Angle)</w:t>
-      </w:r>
-    </w:p>
-    <w:p>
-      <w:pPr>
-        <w:rPr>
-          <w:lang w:val="en-US"/>
-        </w:rPr>
-      </w:pPr>
-      <w:r>
-        <w:rPr>
-          <w:lang w:val="en-US"/>
-        </w:rPr>
+        <w:t>foo.setSpeed(3)</w:t>
+      </w:r>
+    </w:p>
+    <w:p>
+      <w:pPr>
+        <w:rPr>
+          <w:lang w:val="en-US"/>
+        </w:rPr>
+      </w:pPr>
+      <w:r>
+        <w:rPr>
+          <w:lang w:val="en-US"/>
+        </w:rPr>
+        <w:tab/>
+      </w:r>
+      <w:r>
+        <w:rPr>
+          <w:lang w:val="en-US"/>
+        </w:rPr>
+        <w:tab/>
+      </w:r>
+      <w:r>
+        <w:rPr>
+          <w:lang w:val="en-US"/>
+        </w:rPr>
+        <w:tab/>
+      </w:r>
+      <w:r>
+        <w:rPr>
+          <w:lang w:val="en-US"/>
+        </w:rPr>
+        <w:tab/>
+        <w:t>step(Steps)</w:t>
+      </w:r>
+    </w:p>
+    <w:p>
+      <w:pPr>
+        <w:rPr>
+          <w:lang w:val="en-US"/>
+        </w:rPr>
+      </w:pPr>
+      <w:r>
+        <w:rPr>
+          <w:lang w:val="en-US"/>
+        </w:rPr>
+        <w:lastRenderedPageBreak/>
         <w:tab/>
       </w:r>
       <w:r>
@@ -3046,51 +3939,7 @@
           <w:lang w:val="en-US"/>
         </w:rPr>
         <w:tab/>
-        <w:t>Quay Servo</w:t>
-      </w:r>
-    </w:p>
-    <w:p>
-      <w:pPr>
-        <w:rPr>
-          <w:lang w:val="en-US"/>
-        </w:rPr>
-      </w:pPr>
-      <w:r>
-        <w:rPr>
-          <w:lang w:val="en-US"/>
-        </w:rPr>
-        <w:tab/>
-      </w:r>
-      <w:r>
-        <w:rPr>
-          <w:lang w:val="en-US"/>
-        </w:rPr>
-        <w:tab/>
-      </w:r>
-      <w:r>
-        <w:rPr>
-          <w:lang w:val="en-US"/>
-        </w:rPr>
-        <w:tab/>
-      </w:r>
-      <w:r>
-        <w:rPr>
-          <w:lang w:val="en-US"/>
-        </w:rPr>
-        <w:tab/>
-      </w:r>
-      <w:r>
-        <w:rPr>
-          <w:lang w:val="en-US"/>
-        </w:rPr>
-        <w:tab/>
-      </w:r>
-      <w:r>
-        <w:rPr>
-          <w:lang w:val="en-US"/>
-        </w:rPr>
-        <w:tab/>
-        <w:t>Quay hơi chậm nên có thể bị ghi đè</w:t>
+        <w:t>Quay Stepper Motor với số bước nào đó</w:t>
       </w:r>
     </w:p>
     <w:p>
@@ -3172,41 +4021,41 @@
           <w:lang w:val="en-US"/>
         </w:rPr>
         <w:tab/>
-        <w:t>foo.write(165)</w:t>
-      </w:r>
-    </w:p>
-    <w:p>
-      <w:pPr>
-        <w:rPr>
-          <w:lang w:val="en-US"/>
-        </w:rPr>
-      </w:pPr>
-      <w:r>
-        <w:rPr>
-          <w:lang w:val="en-US"/>
-        </w:rPr>
-        <w:tab/>
-        <w:t>Stepper.h</w:t>
-      </w:r>
-    </w:p>
-    <w:p>
-      <w:pPr>
-        <w:rPr>
-          <w:lang w:val="en-US"/>
-        </w:rPr>
-      </w:pPr>
-      <w:r>
-        <w:rPr>
-          <w:lang w:val="en-US"/>
-        </w:rPr>
-        <w:tab/>
-      </w:r>
-      <w:r>
-        <w:rPr>
-          <w:lang w:val="en-US"/>
-        </w:rPr>
-        <w:tab/>
-        <w:t>Stepper Object(Steps, Pin Code * 4)</w:t>
+        <w:t>foo.step(1024)</w:t>
+      </w:r>
+    </w:p>
+    <w:p>
+      <w:pPr>
+        <w:rPr>
+          <w:lang w:val="en-US"/>
+        </w:rPr>
+      </w:pPr>
+      <w:r>
+        <w:rPr>
+          <w:lang w:val="en-US"/>
+        </w:rPr>
+        <w:tab/>
+        <w:t>LiquidCrystal.h</w:t>
+      </w:r>
+    </w:p>
+    <w:p>
+      <w:pPr>
+        <w:rPr>
+          <w:lang w:val="en-US"/>
+        </w:rPr>
+      </w:pPr>
+      <w:r>
+        <w:rPr>
+          <w:lang w:val="en-US"/>
+        </w:rPr>
+        <w:tab/>
+      </w:r>
+      <w:r>
+        <w:rPr>
+          <w:lang w:val="en-US"/>
+        </w:rPr>
+        <w:tab/>
+        <w:t>LiquidCrystal Object(RS Pin Code, E Pin Code, 4 * Data Pin Code)</w:t>
       </w:r>
     </w:p>
     <w:p>
@@ -3264,7 +4113,766 @@
           <w:lang w:val="en-US"/>
         </w:rPr>
         <w:tab/>
-        <w:t>Khởi tạo Stepper Object</w:t>
+        <w:t>Khởi tạo LCD Object</w:t>
+      </w:r>
+    </w:p>
+    <w:p>
+      <w:pPr>
+        <w:rPr>
+          <w:lang w:val="en-US"/>
+        </w:rPr>
+      </w:pPr>
+      <w:r>
+        <w:rPr>
+          <w:lang w:val="en-US"/>
+        </w:rPr>
+        <w:tab/>
+      </w:r>
+      <w:r>
+        <w:rPr>
+          <w:lang w:val="en-US"/>
+        </w:rPr>
+        <w:tab/>
+      </w:r>
+      <w:r>
+        <w:rPr>
+          <w:lang w:val="en-US"/>
+        </w:rPr>
+        <w:tab/>
+        <w:t>Ex:</w:t>
+      </w:r>
+    </w:p>
+    <w:p>
+      <w:pPr>
+        <w:rPr>
+          <w:lang w:val="en-US"/>
+        </w:rPr>
+      </w:pPr>
+      <w:r>
+        <w:rPr>
+          <w:lang w:val="en-US"/>
+        </w:rPr>
+        <w:tab/>
+      </w:r>
+      <w:r>
+        <w:rPr>
+          <w:lang w:val="en-US"/>
+        </w:rPr>
+        <w:tab/>
+      </w:r>
+      <w:r>
+        <w:rPr>
+          <w:lang w:val="en-US"/>
+        </w:rPr>
+        <w:tab/>
+      </w:r>
+      <w:r>
+        <w:rPr>
+          <w:lang w:val="en-US"/>
+        </w:rPr>
+        <w:tab/>
+        <w:t>LiquidCrystal lcd(2, 3, 4, 5, 6, 7)</w:t>
+      </w:r>
+    </w:p>
+    <w:p>
+      <w:pPr>
+        <w:rPr>
+          <w:lang w:val="en-US"/>
+        </w:rPr>
+      </w:pPr>
+      <w:r>
+        <w:rPr>
+          <w:lang w:val="en-US"/>
+        </w:rPr>
+        <w:tab/>
+      </w:r>
+      <w:r>
+        <w:rPr>
+          <w:lang w:val="en-US"/>
+        </w:rPr>
+        <w:tab/>
+      </w:r>
+      <w:r>
+        <w:rPr>
+          <w:lang w:val="en-US"/>
+        </w:rPr>
+        <w:tab/>
+        <w:t>Object:</w:t>
+      </w:r>
+    </w:p>
+    <w:p>
+      <w:pPr>
+        <w:rPr>
+          <w:lang w:val="en-US"/>
+        </w:rPr>
+      </w:pPr>
+      <w:r>
+        <w:rPr>
+          <w:lang w:val="en-US"/>
+        </w:rPr>
+        <w:tab/>
+      </w:r>
+      <w:r>
+        <w:rPr>
+          <w:lang w:val="en-US"/>
+        </w:rPr>
+        <w:tab/>
+      </w:r>
+      <w:r>
+        <w:rPr>
+          <w:lang w:val="en-US"/>
+        </w:rPr>
+        <w:tab/>
+      </w:r>
+      <w:r>
+        <w:rPr>
+          <w:lang w:val="en-US"/>
+        </w:rPr>
+        <w:tab/>
+        <w:t>begin(Columns, Rows)</w:t>
+      </w:r>
+    </w:p>
+    <w:p>
+      <w:pPr>
+        <w:rPr>
+          <w:lang w:val="en-US"/>
+        </w:rPr>
+      </w:pPr>
+      <w:r>
+        <w:rPr>
+          <w:lang w:val="en-US"/>
+        </w:rPr>
+        <w:tab/>
+      </w:r>
+      <w:r>
+        <w:rPr>
+          <w:lang w:val="en-US"/>
+        </w:rPr>
+        <w:tab/>
+      </w:r>
+      <w:r>
+        <w:rPr>
+          <w:lang w:val="en-US"/>
+        </w:rPr>
+        <w:tab/>
+      </w:r>
+      <w:r>
+        <w:rPr>
+          <w:lang w:val="en-US"/>
+        </w:rPr>
+        <w:tab/>
+      </w:r>
+      <w:r>
+        <w:rPr>
+          <w:lang w:val="en-US"/>
+        </w:rPr>
+        <w:tab/>
+        <w:t>Usage:</w:t>
+      </w:r>
+    </w:p>
+    <w:p>
+      <w:pPr>
+        <w:rPr>
+          <w:lang w:val="en-US"/>
+        </w:rPr>
+      </w:pPr>
+      <w:r>
+        <w:rPr>
+          <w:lang w:val="en-US"/>
+        </w:rPr>
+        <w:tab/>
+      </w:r>
+      <w:r>
+        <w:rPr>
+          <w:lang w:val="en-US"/>
+        </w:rPr>
+        <w:tab/>
+      </w:r>
+      <w:r>
+        <w:rPr>
+          <w:lang w:val="en-US"/>
+        </w:rPr>
+        <w:tab/>
+      </w:r>
+      <w:r>
+        <w:rPr>
+          <w:lang w:val="en-US"/>
+        </w:rPr>
+        <w:tab/>
+      </w:r>
+      <w:r>
+        <w:rPr>
+          <w:lang w:val="en-US"/>
+        </w:rPr>
+        <w:tab/>
+      </w:r>
+      <w:r>
+        <w:rPr>
+          <w:lang w:val="en-US"/>
+        </w:rPr>
+        <w:tab/>
+        <w:t>Bắt đầu làm việc với màn hình LCD với</w:t>
+      </w:r>
+    </w:p>
+    <w:p>
+      <w:pPr>
+        <w:rPr>
+          <w:lang w:val="en-US"/>
+        </w:rPr>
+      </w:pPr>
+      <w:r>
+        <w:rPr>
+          <w:lang w:val="en-US"/>
+        </w:rPr>
+        <w:tab/>
+      </w:r>
+      <w:r>
+        <w:rPr>
+          <w:lang w:val="en-US"/>
+        </w:rPr>
+        <w:tab/>
+      </w:r>
+      <w:r>
+        <w:rPr>
+          <w:lang w:val="en-US"/>
+        </w:rPr>
+        <w:tab/>
+      </w:r>
+      <w:r>
+        <w:rPr>
+          <w:lang w:val="en-US"/>
+        </w:rPr>
+        <w:tab/>
+      </w:r>
+      <w:r>
+        <w:rPr>
+          <w:lang w:val="en-US"/>
+        </w:rPr>
+        <w:tab/>
+      </w:r>
+      <w:r>
+        <w:rPr>
+          <w:lang w:val="en-US"/>
+        </w:rPr>
+        <w:tab/>
+        <w:t>kích thước để hiển thị kí tự là Columns * Rows</w:t>
+      </w:r>
+    </w:p>
+    <w:p>
+      <w:pPr>
+        <w:rPr>
+          <w:lang w:val="en-US"/>
+        </w:rPr>
+      </w:pPr>
+      <w:r>
+        <w:rPr>
+          <w:lang w:val="en-US"/>
+        </w:rPr>
+        <w:tab/>
+      </w:r>
+      <w:r>
+        <w:rPr>
+          <w:lang w:val="en-US"/>
+        </w:rPr>
+        <w:tab/>
+      </w:r>
+      <w:r>
+        <w:rPr>
+          <w:lang w:val="en-US"/>
+        </w:rPr>
+        <w:tab/>
+      </w:r>
+      <w:r>
+        <w:rPr>
+          <w:lang w:val="en-US"/>
+        </w:rPr>
+        <w:tab/>
+      </w:r>
+      <w:r>
+        <w:rPr>
+          <w:lang w:val="en-US"/>
+        </w:rPr>
+        <w:tab/>
+        <w:t>Ex:</w:t>
+      </w:r>
+    </w:p>
+    <w:p>
+      <w:pPr>
+        <w:rPr>
+          <w:lang w:val="en-US"/>
+        </w:rPr>
+      </w:pPr>
+      <w:r>
+        <w:rPr>
+          <w:lang w:val="en-US"/>
+        </w:rPr>
+        <w:tab/>
+      </w:r>
+      <w:r>
+        <w:rPr>
+          <w:lang w:val="en-US"/>
+        </w:rPr>
+        <w:tab/>
+      </w:r>
+      <w:r>
+        <w:rPr>
+          <w:lang w:val="en-US"/>
+        </w:rPr>
+        <w:tab/>
+      </w:r>
+      <w:r>
+        <w:rPr>
+          <w:lang w:val="en-US"/>
+        </w:rPr>
+        <w:tab/>
+      </w:r>
+      <w:r>
+        <w:rPr>
+          <w:lang w:val="en-US"/>
+        </w:rPr>
+        <w:tab/>
+      </w:r>
+      <w:r>
+        <w:rPr>
+          <w:lang w:val="en-US"/>
+        </w:rPr>
+        <w:tab/>
+        <w:t>lcd.begin(16, 2)</w:t>
+      </w:r>
+    </w:p>
+    <w:p>
+      <w:pPr>
+        <w:rPr>
+          <w:lang w:val="en-US"/>
+        </w:rPr>
+      </w:pPr>
+      <w:r>
+        <w:rPr>
+          <w:lang w:val="en-US"/>
+        </w:rPr>
+        <w:tab/>
+      </w:r>
+      <w:r>
+        <w:rPr>
+          <w:lang w:val="en-US"/>
+        </w:rPr>
+        <w:tab/>
+      </w:r>
+      <w:r>
+        <w:rPr>
+          <w:lang w:val="en-US"/>
+        </w:rPr>
+        <w:tab/>
+      </w:r>
+      <w:r>
+        <w:rPr>
+          <w:lang w:val="en-US"/>
+        </w:rPr>
+        <w:tab/>
+      </w:r>
+      <w:r>
+        <w:rPr>
+          <w:lang w:val="en-US"/>
+        </w:rPr>
+        <w:t>print</w:t>
+      </w:r>
+      <w:r>
+        <w:rPr>
+          <w:lang w:val="en-US"/>
+        </w:rPr>
+        <w:t>(Text)</w:t>
+      </w:r>
+    </w:p>
+    <w:p>
+      <w:pPr>
+        <w:rPr>
+          <w:lang w:val="en-US"/>
+        </w:rPr>
+      </w:pPr>
+      <w:r>
+        <w:rPr>
+          <w:lang w:val="en-US"/>
+        </w:rPr>
+        <w:tab/>
+      </w:r>
+      <w:r>
+        <w:rPr>
+          <w:lang w:val="en-US"/>
+        </w:rPr>
+        <w:tab/>
+      </w:r>
+      <w:r>
+        <w:rPr>
+          <w:lang w:val="en-US"/>
+        </w:rPr>
+        <w:tab/>
+      </w:r>
+      <w:r>
+        <w:rPr>
+          <w:lang w:val="en-US"/>
+        </w:rPr>
+        <w:tab/>
+      </w:r>
+      <w:r>
+        <w:rPr>
+          <w:lang w:val="en-US"/>
+        </w:rPr>
+        <w:tab/>
+        <w:t>Usage:</w:t>
+      </w:r>
+    </w:p>
+    <w:p>
+      <w:pPr>
+        <w:rPr>
+          <w:lang w:val="en-US"/>
+        </w:rPr>
+      </w:pPr>
+      <w:r>
+        <w:rPr>
+          <w:lang w:val="en-US"/>
+        </w:rPr>
+        <w:tab/>
+      </w:r>
+      <w:r>
+        <w:rPr>
+          <w:lang w:val="en-US"/>
+        </w:rPr>
+        <w:tab/>
+      </w:r>
+      <w:r>
+        <w:rPr>
+          <w:lang w:val="en-US"/>
+        </w:rPr>
+        <w:tab/>
+      </w:r>
+      <w:r>
+        <w:rPr>
+          <w:lang w:val="en-US"/>
+        </w:rPr>
+        <w:tab/>
+      </w:r>
+      <w:r>
+        <w:rPr>
+          <w:lang w:val="en-US"/>
+        </w:rPr>
+        <w:tab/>
+      </w:r>
+      <w:r>
+        <w:rPr>
+          <w:lang w:val="en-US"/>
+        </w:rPr>
+        <w:tab/>
+        <w:t>In chữ ra màn hình LCD</w:t>
+      </w:r>
+    </w:p>
+    <w:p>
+      <w:pPr>
+        <w:rPr>
+          <w:lang w:val="en-US"/>
+        </w:rPr>
+      </w:pPr>
+      <w:r>
+        <w:rPr>
+          <w:lang w:val="en-US"/>
+        </w:rPr>
+        <w:tab/>
+      </w:r>
+      <w:r>
+        <w:rPr>
+          <w:lang w:val="en-US"/>
+        </w:rPr>
+        <w:tab/>
+      </w:r>
+      <w:r>
+        <w:rPr>
+          <w:lang w:val="en-US"/>
+        </w:rPr>
+        <w:tab/>
+      </w:r>
+      <w:r>
+        <w:rPr>
+          <w:lang w:val="en-US"/>
+        </w:rPr>
+        <w:tab/>
+      </w:r>
+      <w:r>
+        <w:rPr>
+          <w:lang w:val="en-US"/>
+        </w:rPr>
+        <w:tab/>
+        <w:t>Ex:</w:t>
+      </w:r>
+    </w:p>
+    <w:p>
+      <w:pPr>
+        <w:rPr>
+          <w:lang w:val="en-US"/>
+        </w:rPr>
+      </w:pPr>
+      <w:r>
+        <w:rPr>
+          <w:lang w:val="en-US"/>
+        </w:rPr>
+        <w:tab/>
+      </w:r>
+      <w:r>
+        <w:rPr>
+          <w:lang w:val="en-US"/>
+        </w:rPr>
+        <w:tab/>
+      </w:r>
+      <w:r>
+        <w:rPr>
+          <w:lang w:val="en-US"/>
+        </w:rPr>
+        <w:tab/>
+      </w:r>
+      <w:r>
+        <w:rPr>
+          <w:lang w:val="en-US"/>
+        </w:rPr>
+        <w:tab/>
+      </w:r>
+      <w:r>
+        <w:rPr>
+          <w:lang w:val="en-US"/>
+        </w:rPr>
+        <w:tab/>
+      </w:r>
+      <w:r>
+        <w:rPr>
+          <w:lang w:val="en-US"/>
+        </w:rPr>
+        <w:tab/>
+        <w:t>lcd.write(“Hello”)</w:t>
+      </w:r>
+    </w:p>
+    <w:p>
+      <w:pPr>
+        <w:rPr>
+          <w:lang w:val="en-US"/>
+        </w:rPr>
+      </w:pPr>
+      <w:r>
+        <w:rPr>
+          <w:lang w:val="en-US"/>
+        </w:rPr>
+        <w:tab/>
+      </w:r>
+      <w:r>
+        <w:rPr>
+          <w:lang w:val="en-US"/>
+        </w:rPr>
+        <w:tab/>
+      </w:r>
+      <w:r>
+        <w:rPr>
+          <w:lang w:val="en-US"/>
+        </w:rPr>
+        <w:tab/>
+      </w:r>
+      <w:r>
+        <w:rPr>
+          <w:lang w:val="en-US"/>
+        </w:rPr>
+        <w:tab/>
+        <w:t>setCursor(Column, Row)</w:t>
+      </w:r>
+    </w:p>
+    <w:p>
+      <w:pPr>
+        <w:rPr>
+          <w:lang w:val="en-US"/>
+        </w:rPr>
+      </w:pPr>
+      <w:r>
+        <w:rPr>
+          <w:lang w:val="en-US"/>
+        </w:rPr>
+        <w:tab/>
+      </w:r>
+      <w:r>
+        <w:rPr>
+          <w:lang w:val="en-US"/>
+        </w:rPr>
+        <w:tab/>
+      </w:r>
+      <w:r>
+        <w:rPr>
+          <w:lang w:val="en-US"/>
+        </w:rPr>
+        <w:tab/>
+      </w:r>
+      <w:r>
+        <w:rPr>
+          <w:lang w:val="en-US"/>
+        </w:rPr>
+        <w:tab/>
+      </w:r>
+      <w:r>
+        <w:rPr>
+          <w:lang w:val="en-US"/>
+        </w:rPr>
+        <w:tab/>
+        <w:t>Usage:</w:t>
+      </w:r>
+    </w:p>
+    <w:p>
+      <w:pPr>
+        <w:rPr>
+          <w:lang w:val="en-US"/>
+        </w:rPr>
+      </w:pPr>
+      <w:r>
+        <w:rPr>
+          <w:lang w:val="en-US"/>
+        </w:rPr>
+        <w:tab/>
+      </w:r>
+      <w:r>
+        <w:rPr>
+          <w:lang w:val="en-US"/>
+        </w:rPr>
+        <w:tab/>
+      </w:r>
+      <w:r>
+        <w:rPr>
+          <w:lang w:val="en-US"/>
+        </w:rPr>
+        <w:tab/>
+      </w:r>
+      <w:r>
+        <w:rPr>
+          <w:lang w:val="en-US"/>
+        </w:rPr>
+        <w:tab/>
+      </w:r>
+      <w:r>
+        <w:rPr>
+          <w:lang w:val="en-US"/>
+        </w:rPr>
+        <w:tab/>
+      </w:r>
+      <w:r>
+        <w:rPr>
+          <w:lang w:val="en-US"/>
+        </w:rPr>
+        <w:tab/>
+        <w:t>Thay đổi vị trí con trỏ</w:t>
+      </w:r>
+    </w:p>
+    <w:p>
+      <w:pPr>
+        <w:rPr>
+          <w:lang w:val="en-US"/>
+        </w:rPr>
+      </w:pPr>
+      <w:r>
+        <w:rPr>
+          <w:lang w:val="en-US"/>
+        </w:rPr>
+        <w:tab/>
+      </w:r>
+      <w:r>
+        <w:rPr>
+          <w:lang w:val="en-US"/>
+        </w:rPr>
+        <w:tab/>
+      </w:r>
+      <w:r>
+        <w:rPr>
+          <w:lang w:val="en-US"/>
+        </w:rPr>
+        <w:tab/>
+      </w:r>
+      <w:r>
+        <w:rPr>
+          <w:lang w:val="en-US"/>
+        </w:rPr>
+        <w:tab/>
+      </w:r>
+      <w:r>
+        <w:rPr>
+          <w:lang w:val="en-US"/>
+        </w:rPr>
+        <w:tab/>
+        <w:t>Ex:</w:t>
+      </w:r>
+    </w:p>
+    <w:p>
+      <w:pPr>
+        <w:rPr>
+          <w:lang w:val="en-US"/>
+        </w:rPr>
+      </w:pPr>
+      <w:r>
+        <w:rPr>
+          <w:lang w:val="en-US"/>
+        </w:rPr>
+        <w:tab/>
+      </w:r>
+      <w:r>
+        <w:rPr>
+          <w:lang w:val="en-US"/>
+        </w:rPr>
+        <w:tab/>
+      </w:r>
+      <w:r>
+        <w:rPr>
+          <w:lang w:val="en-US"/>
+        </w:rPr>
+        <w:tab/>
+      </w:r>
+      <w:r>
+        <w:rPr>
+          <w:lang w:val="en-US"/>
+        </w:rPr>
+        <w:tab/>
+      </w:r>
+      <w:r>
+        <w:rPr>
+          <w:lang w:val="en-US"/>
+        </w:rPr>
+        <w:tab/>
+      </w:r>
+      <w:r>
+        <w:rPr>
+          <w:lang w:val="en-US"/>
+        </w:rPr>
+        <w:tab/>
+        <w:t>lcd.setCursor(2, 1)</w:t>
+      </w:r>
+    </w:p>
+    <w:p>
+      <w:pPr>
+        <w:rPr>
+          <w:lang w:val="en-US"/>
+        </w:rPr>
+      </w:pPr>
+      <w:r>
+        <w:rPr>
+          <w:lang w:val="en-US"/>
+        </w:rPr>
+        <w:tab/>
+      </w:r>
+      <w:r>
+        <w:rPr>
+          <w:lang w:val="en-US"/>
+        </w:rPr>
+        <w:tab/>
+      </w:r>
+      <w:r>
+        <w:rPr>
+          <w:lang w:val="en-US"/>
+        </w:rPr>
+        <w:tab/>
+      </w:r>
+      <w:r>
+        <w:rPr>
+          <w:lang w:val="en-US"/>
+        </w:rPr>
+        <w:tab/>
+        <w:t>clear()</w:t>
       </w:r>
     </w:p>
     <w:p>
@@ -3291,6 +4899,100 @@
           <w:lang w:val="en-US"/>
         </w:rPr>
         <w:tab/>
+      </w:r>
+      <w:r>
+        <w:rPr>
+          <w:lang w:val="en-US"/>
+        </w:rPr>
+        <w:tab/>
+      </w:r>
+      <w:r>
+        <w:rPr>
+          <w:lang w:val="en-US"/>
+        </w:rPr>
+        <w:tab/>
+        <w:t>Usage:</w:t>
+      </w:r>
+    </w:p>
+    <w:p>
+      <w:pPr>
+        <w:rPr>
+          <w:lang w:val="en-US"/>
+        </w:rPr>
+      </w:pPr>
+      <w:r>
+        <w:rPr>
+          <w:lang w:val="en-US"/>
+        </w:rPr>
+        <w:tab/>
+      </w:r>
+      <w:r>
+        <w:rPr>
+          <w:lang w:val="en-US"/>
+        </w:rPr>
+        <w:tab/>
+      </w:r>
+      <w:r>
+        <w:rPr>
+          <w:lang w:val="en-US"/>
+        </w:rPr>
+        <w:tab/>
+      </w:r>
+      <w:r>
+        <w:rPr>
+          <w:lang w:val="en-US"/>
+        </w:rPr>
+        <w:tab/>
+      </w:r>
+      <w:r>
+        <w:rPr>
+          <w:lang w:val="en-US"/>
+        </w:rPr>
+        <w:tab/>
+      </w:r>
+      <w:r>
+        <w:rPr>
+          <w:lang w:val="en-US"/>
+        </w:rPr>
+        <w:tab/>
+        <w:t>Xóa màn hình và đưa con trỏ trở về vị trí đầu</w:t>
+      </w:r>
+    </w:p>
+    <w:p>
+      <w:pPr>
+        <w:rPr>
+          <w:lang w:val="en-US"/>
+        </w:rPr>
+      </w:pPr>
+      <w:r>
+        <w:rPr>
+          <w:lang w:val="en-US"/>
+        </w:rPr>
+        <w:tab/>
+      </w:r>
+      <w:r>
+        <w:rPr>
+          <w:lang w:val="en-US"/>
+        </w:rPr>
+        <w:tab/>
+      </w:r>
+      <w:r>
+        <w:rPr>
+          <w:lang w:val="en-US"/>
+        </w:rPr>
+        <w:tab/>
+      </w:r>
+      <w:r>
+        <w:rPr>
+          <w:lang w:val="en-US"/>
+        </w:rPr>
+        <w:tab/>
+      </w:r>
+      <w:r>
+        <w:rPr>
+          <w:lang w:val="en-US"/>
+        </w:rPr>
+        <w:tab/>
         <w:t>Ex:</w:t>
       </w:r>
     </w:p>
@@ -3323,7 +5025,169 @@
           <w:lang w:val="en-US"/>
         </w:rPr>
         <w:tab/>
-        <w:t>Stepper foo(2048, 8, 10, 9, 11)</w:t>
+      </w:r>
+      <w:r>
+        <w:rPr>
+          <w:lang w:val="en-US"/>
+        </w:rPr>
+        <w:tab/>
+      </w:r>
+      <w:r>
+        <w:rPr>
+          <w:lang w:val="en-US"/>
+        </w:rPr>
+        <w:tab/>
+        <w:t>lcd.clear()</w:t>
+      </w:r>
+    </w:p>
+    <w:p>
+      <w:pPr>
+        <w:rPr>
+          <w:lang w:val="en-US"/>
+        </w:rPr>
+      </w:pPr>
+      <w:r>
+        <w:rPr>
+          <w:lang w:val="en-US"/>
+        </w:rPr>
+        <w:tab/>
+        <w:t>DHT.h</w:t>
+      </w:r>
+    </w:p>
+    <w:p>
+      <w:pPr>
+        <w:rPr>
+          <w:lang w:val="en-US"/>
+        </w:rPr>
+      </w:pPr>
+      <w:r>
+        <w:rPr>
+          <w:lang w:val="en-US"/>
+        </w:rPr>
+        <w:tab/>
+      </w:r>
+      <w:r>
+        <w:rPr>
+          <w:lang w:val="en-US"/>
+        </w:rPr>
+        <w:tab/>
+        <w:t>DHT Object(Pin Code, Type)</w:t>
+      </w:r>
+    </w:p>
+    <w:p>
+      <w:pPr>
+        <w:rPr>
+          <w:lang w:val="en-US"/>
+        </w:rPr>
+      </w:pPr>
+      <w:r>
+        <w:rPr>
+          <w:lang w:val="en-US"/>
+        </w:rPr>
+        <w:tab/>
+      </w:r>
+      <w:r>
+        <w:rPr>
+          <w:lang w:val="en-US"/>
+        </w:rPr>
+        <w:tab/>
+      </w:r>
+      <w:r>
+        <w:rPr>
+          <w:lang w:val="en-US"/>
+        </w:rPr>
+        <w:tab/>
+        <w:t>Usage:</w:t>
+      </w:r>
+    </w:p>
+    <w:p>
+      <w:pPr>
+        <w:rPr>
+          <w:lang w:val="en-US"/>
+        </w:rPr>
+      </w:pPr>
+      <w:r>
+        <w:rPr>
+          <w:lang w:val="en-US"/>
+        </w:rPr>
+        <w:tab/>
+      </w:r>
+      <w:r>
+        <w:rPr>
+          <w:lang w:val="en-US"/>
+        </w:rPr>
+        <w:tab/>
+      </w:r>
+      <w:r>
+        <w:rPr>
+          <w:lang w:val="en-US"/>
+        </w:rPr>
+        <w:tab/>
+      </w:r>
+      <w:r>
+        <w:rPr>
+          <w:lang w:val="en-US"/>
+        </w:rPr>
+        <w:tab/>
+        <w:t>Khởi tạo DHT Object</w:t>
+      </w:r>
+    </w:p>
+    <w:p>
+      <w:pPr>
+        <w:rPr>
+          <w:lang w:val="en-US"/>
+        </w:rPr>
+      </w:pPr>
+      <w:r>
+        <w:rPr>
+          <w:lang w:val="en-US"/>
+        </w:rPr>
+        <w:tab/>
+      </w:r>
+      <w:r>
+        <w:rPr>
+          <w:lang w:val="en-US"/>
+        </w:rPr>
+        <w:tab/>
+      </w:r>
+      <w:r>
+        <w:rPr>
+          <w:lang w:val="en-US"/>
+        </w:rPr>
+        <w:tab/>
+        <w:t>Ex:</w:t>
+      </w:r>
+    </w:p>
+    <w:p>
+      <w:pPr>
+        <w:rPr>
+          <w:lang w:val="en-US"/>
+        </w:rPr>
+      </w:pPr>
+      <w:r>
+        <w:rPr>
+          <w:lang w:val="en-US"/>
+        </w:rPr>
+        <w:tab/>
+      </w:r>
+      <w:r>
+        <w:rPr>
+          <w:lang w:val="en-US"/>
+        </w:rPr>
+        <w:tab/>
+      </w:r>
+      <w:r>
+        <w:rPr>
+          <w:lang w:val="en-US"/>
+        </w:rPr>
+        <w:tab/>
+      </w:r>
+      <w:r>
+        <w:rPr>
+          <w:lang w:val="en-US"/>
+        </w:rPr>
+        <w:tab/>
+        <w:t>DHT dht(2, DHT11)</w:t>
       </w:r>
     </w:p>
     <w:p>
@@ -3381,7 +5245,7 @@
           <w:lang w:val="en-US"/>
         </w:rPr>
         <w:tab/>
-        <w:t>setSpeed(RPM)</w:t>
+        <w:t>begin()</w:t>
       </w:r>
     </w:p>
     <w:p>
@@ -3463,7 +5327,7 @@
           <w:lang w:val="en-US"/>
         </w:rPr>
         <w:tab/>
-        <w:t>Chỉnh tốc độ Stepper Motor</w:t>
+        <w:t>Bắt đầu cảm biến</w:t>
       </w:r>
     </w:p>
     <w:p>
@@ -3545,39 +5409,44 @@
           <w:lang w:val="en-US"/>
         </w:rPr>
         <w:tab/>
-        <w:t>foo.setSpeed(3)</w:t>
-      </w:r>
-    </w:p>
-    <w:p>
-      <w:pPr>
-        <w:rPr>
-          <w:lang w:val="en-US"/>
-        </w:rPr>
-      </w:pPr>
-      <w:r>
-        <w:rPr>
-          <w:lang w:val="en-US"/>
-        </w:rPr>
-        <w:tab/>
-      </w:r>
-      <w:r>
-        <w:rPr>
-          <w:lang w:val="en-US"/>
-        </w:rPr>
-        <w:tab/>
-      </w:r>
-      <w:r>
-        <w:rPr>
-          <w:lang w:val="en-US"/>
-        </w:rPr>
-        <w:tab/>
-      </w:r>
-      <w:r>
-        <w:rPr>
-          <w:lang w:val="en-US"/>
-        </w:rPr>
-        <w:tab/>
-        <w:t>step(Steps)</w:t>
+        <w:t>dht.begin()</w:t>
+      </w:r>
+    </w:p>
+    <w:p>
+      <w:pPr>
+        <w:rPr>
+          <w:lang w:val="en-US"/>
+        </w:rPr>
+      </w:pPr>
+      <w:r>
+        <w:rPr>
+          <w:lang w:val="en-US"/>
+        </w:rPr>
+        <w:tab/>
+      </w:r>
+      <w:r>
+        <w:rPr>
+          <w:lang w:val="en-US"/>
+        </w:rPr>
+        <w:tab/>
+      </w:r>
+      <w:r>
+        <w:rPr>
+          <w:lang w:val="en-US"/>
+        </w:rPr>
+        <w:tab/>
+      </w:r>
+      <w:r>
+        <w:rPr>
+          <w:lang w:val="en-US"/>
+        </w:rPr>
+        <w:tab/>
+      </w:r>
+      <w:r>
+        <w:rPr>
+          <w:lang w:val="en-US"/>
+        </w:rPr>
+        <w:t>readHumidity()</w:t>
       </w:r>
     </w:p>
     <w:p>
@@ -3659,1595 +5528,6 @@
           <w:lang w:val="en-US"/>
         </w:rPr>
         <w:tab/>
-        <w:t>Quay Stepper Motor với số bước nào đó</w:t>
-      </w:r>
-    </w:p>
-    <w:p>
-      <w:pPr>
-        <w:rPr>
-          <w:lang w:val="en-US"/>
-        </w:rPr>
-      </w:pPr>
-      <w:r>
-        <w:rPr>
-          <w:lang w:val="en-US"/>
-        </w:rPr>
-        <w:tab/>
-      </w:r>
-      <w:r>
-        <w:rPr>
-          <w:lang w:val="en-US"/>
-        </w:rPr>
-        <w:tab/>
-      </w:r>
-      <w:r>
-        <w:rPr>
-          <w:lang w:val="en-US"/>
-        </w:rPr>
-        <w:tab/>
-      </w:r>
-      <w:r>
-        <w:rPr>
-          <w:lang w:val="en-US"/>
-        </w:rPr>
-        <w:tab/>
-      </w:r>
-      <w:r>
-        <w:rPr>
-          <w:lang w:val="en-US"/>
-        </w:rPr>
-        <w:tab/>
-        <w:t>Ex:</w:t>
-      </w:r>
-    </w:p>
-    <w:p>
-      <w:pPr>
-        <w:rPr>
-          <w:lang w:val="en-US"/>
-        </w:rPr>
-      </w:pPr>
-      <w:r>
-        <w:rPr>
-          <w:lang w:val="en-US"/>
-        </w:rPr>
-        <w:tab/>
-      </w:r>
-      <w:r>
-        <w:rPr>
-          <w:lang w:val="en-US"/>
-        </w:rPr>
-        <w:tab/>
-      </w:r>
-      <w:r>
-        <w:rPr>
-          <w:lang w:val="en-US"/>
-        </w:rPr>
-        <w:tab/>
-      </w:r>
-      <w:r>
-        <w:rPr>
-          <w:lang w:val="en-US"/>
-        </w:rPr>
-        <w:tab/>
-      </w:r>
-      <w:r>
-        <w:rPr>
-          <w:lang w:val="en-US"/>
-        </w:rPr>
-        <w:tab/>
-      </w:r>
-      <w:r>
-        <w:rPr>
-          <w:lang w:val="en-US"/>
-        </w:rPr>
-        <w:tab/>
-        <w:t>foo.step(1024)</w:t>
-      </w:r>
-    </w:p>
-    <w:p>
-      <w:pPr>
-        <w:rPr>
-          <w:lang w:val="en-US"/>
-        </w:rPr>
-      </w:pPr>
-      <w:r>
-        <w:rPr>
-          <w:lang w:val="en-US"/>
-        </w:rPr>
-        <w:tab/>
-        <w:t>LiquidCrystal.h</w:t>
-      </w:r>
-    </w:p>
-    <w:p>
-      <w:pPr>
-        <w:rPr>
-          <w:lang w:val="en-US"/>
-        </w:rPr>
-      </w:pPr>
-      <w:r>
-        <w:rPr>
-          <w:lang w:val="en-US"/>
-        </w:rPr>
-        <w:tab/>
-      </w:r>
-      <w:r>
-        <w:rPr>
-          <w:lang w:val="en-US"/>
-        </w:rPr>
-        <w:tab/>
-        <w:t>LiquidCrystal Object(RS Pin Code, E Pin Code, 4 * Data Pin Code)</w:t>
-      </w:r>
-    </w:p>
-    <w:p>
-      <w:pPr>
-        <w:rPr>
-          <w:lang w:val="en-US"/>
-        </w:rPr>
-      </w:pPr>
-      <w:r>
-        <w:rPr>
-          <w:lang w:val="en-US"/>
-        </w:rPr>
-        <w:tab/>
-      </w:r>
-      <w:r>
-        <w:rPr>
-          <w:lang w:val="en-US"/>
-        </w:rPr>
-        <w:tab/>
-      </w:r>
-      <w:r>
-        <w:rPr>
-          <w:lang w:val="en-US"/>
-        </w:rPr>
-        <w:tab/>
-        <w:t>Usage:</w:t>
-      </w:r>
-    </w:p>
-    <w:p>
-      <w:pPr>
-        <w:rPr>
-          <w:lang w:val="en-US"/>
-        </w:rPr>
-      </w:pPr>
-      <w:r>
-        <w:rPr>
-          <w:lang w:val="en-US"/>
-        </w:rPr>
-        <w:tab/>
-      </w:r>
-      <w:r>
-        <w:rPr>
-          <w:lang w:val="en-US"/>
-        </w:rPr>
-        <w:tab/>
-      </w:r>
-      <w:r>
-        <w:rPr>
-          <w:lang w:val="en-US"/>
-        </w:rPr>
-        <w:tab/>
-      </w:r>
-      <w:r>
-        <w:rPr>
-          <w:lang w:val="en-US"/>
-        </w:rPr>
-        <w:tab/>
-        <w:t>Khởi tạo LCD Object</w:t>
-      </w:r>
-    </w:p>
-    <w:p>
-      <w:pPr>
-        <w:rPr>
-          <w:lang w:val="en-US"/>
-        </w:rPr>
-      </w:pPr>
-      <w:r>
-        <w:rPr>
-          <w:lang w:val="en-US"/>
-        </w:rPr>
-        <w:tab/>
-      </w:r>
-      <w:r>
-        <w:rPr>
-          <w:lang w:val="en-US"/>
-        </w:rPr>
-        <w:tab/>
-      </w:r>
-      <w:r>
-        <w:rPr>
-          <w:lang w:val="en-US"/>
-        </w:rPr>
-        <w:tab/>
-        <w:t>Ex:</w:t>
-      </w:r>
-    </w:p>
-    <w:p>
-      <w:pPr>
-        <w:rPr>
-          <w:lang w:val="en-US"/>
-        </w:rPr>
-      </w:pPr>
-      <w:r>
-        <w:rPr>
-          <w:lang w:val="en-US"/>
-        </w:rPr>
-        <w:tab/>
-      </w:r>
-      <w:r>
-        <w:rPr>
-          <w:lang w:val="en-US"/>
-        </w:rPr>
-        <w:tab/>
-      </w:r>
-      <w:r>
-        <w:rPr>
-          <w:lang w:val="en-US"/>
-        </w:rPr>
-        <w:tab/>
-      </w:r>
-      <w:r>
-        <w:rPr>
-          <w:lang w:val="en-US"/>
-        </w:rPr>
-        <w:tab/>
-        <w:t>LiquidCrystal lcd(2, 3, 4, 5, 6, 7)</w:t>
-      </w:r>
-    </w:p>
-    <w:p>
-      <w:pPr>
-        <w:rPr>
-          <w:lang w:val="en-US"/>
-        </w:rPr>
-      </w:pPr>
-      <w:r>
-        <w:rPr>
-          <w:lang w:val="en-US"/>
-        </w:rPr>
-        <w:tab/>
-      </w:r>
-      <w:r>
-        <w:rPr>
-          <w:lang w:val="en-US"/>
-        </w:rPr>
-        <w:tab/>
-      </w:r>
-      <w:r>
-        <w:rPr>
-          <w:lang w:val="en-US"/>
-        </w:rPr>
-        <w:tab/>
-        <w:t>Object:</w:t>
-      </w:r>
-    </w:p>
-    <w:p>
-      <w:pPr>
-        <w:rPr>
-          <w:lang w:val="en-US"/>
-        </w:rPr>
-      </w:pPr>
-      <w:r>
-        <w:rPr>
-          <w:lang w:val="en-US"/>
-        </w:rPr>
-        <w:tab/>
-      </w:r>
-      <w:r>
-        <w:rPr>
-          <w:lang w:val="en-US"/>
-        </w:rPr>
-        <w:tab/>
-      </w:r>
-      <w:r>
-        <w:rPr>
-          <w:lang w:val="en-US"/>
-        </w:rPr>
-        <w:tab/>
-      </w:r>
-      <w:r>
-        <w:rPr>
-          <w:lang w:val="en-US"/>
-        </w:rPr>
-        <w:tab/>
-        <w:t>begin(Columns, Rows)</w:t>
-      </w:r>
-    </w:p>
-    <w:p>
-      <w:pPr>
-        <w:rPr>
-          <w:lang w:val="en-US"/>
-        </w:rPr>
-      </w:pPr>
-      <w:r>
-        <w:rPr>
-          <w:lang w:val="en-US"/>
-        </w:rPr>
-        <w:tab/>
-      </w:r>
-      <w:r>
-        <w:rPr>
-          <w:lang w:val="en-US"/>
-        </w:rPr>
-        <w:tab/>
-      </w:r>
-      <w:r>
-        <w:rPr>
-          <w:lang w:val="en-US"/>
-        </w:rPr>
-        <w:tab/>
-      </w:r>
-      <w:r>
-        <w:rPr>
-          <w:lang w:val="en-US"/>
-        </w:rPr>
-        <w:tab/>
-      </w:r>
-      <w:r>
-        <w:rPr>
-          <w:lang w:val="en-US"/>
-        </w:rPr>
-        <w:tab/>
-        <w:t>Usage:</w:t>
-      </w:r>
-    </w:p>
-    <w:p>
-      <w:pPr>
-        <w:rPr>
-          <w:lang w:val="en-US"/>
-        </w:rPr>
-      </w:pPr>
-      <w:r>
-        <w:rPr>
-          <w:lang w:val="en-US"/>
-        </w:rPr>
-        <w:tab/>
-      </w:r>
-      <w:r>
-        <w:rPr>
-          <w:lang w:val="en-US"/>
-        </w:rPr>
-        <w:tab/>
-      </w:r>
-      <w:r>
-        <w:rPr>
-          <w:lang w:val="en-US"/>
-        </w:rPr>
-        <w:tab/>
-      </w:r>
-      <w:r>
-        <w:rPr>
-          <w:lang w:val="en-US"/>
-        </w:rPr>
-        <w:tab/>
-      </w:r>
-      <w:r>
-        <w:rPr>
-          <w:lang w:val="en-US"/>
-        </w:rPr>
-        <w:tab/>
-      </w:r>
-      <w:r>
-        <w:rPr>
-          <w:lang w:val="en-US"/>
-        </w:rPr>
-        <w:tab/>
-        <w:t>Bắt đầu làm việc với màn hình LCD với</w:t>
-      </w:r>
-    </w:p>
-    <w:p>
-      <w:pPr>
-        <w:rPr>
-          <w:lang w:val="en-US"/>
-        </w:rPr>
-      </w:pPr>
-      <w:r>
-        <w:rPr>
-          <w:lang w:val="en-US"/>
-        </w:rPr>
-        <w:tab/>
-      </w:r>
-      <w:r>
-        <w:rPr>
-          <w:lang w:val="en-US"/>
-        </w:rPr>
-        <w:tab/>
-      </w:r>
-      <w:r>
-        <w:rPr>
-          <w:lang w:val="en-US"/>
-        </w:rPr>
-        <w:tab/>
-      </w:r>
-      <w:r>
-        <w:rPr>
-          <w:lang w:val="en-US"/>
-        </w:rPr>
-        <w:tab/>
-      </w:r>
-      <w:r>
-        <w:rPr>
-          <w:lang w:val="en-US"/>
-        </w:rPr>
-        <w:tab/>
-      </w:r>
-      <w:r>
-        <w:rPr>
-          <w:lang w:val="en-US"/>
-        </w:rPr>
-        <w:tab/>
-        <w:t>kích thước để hiển thị kí tự là Columns * Rows</w:t>
-      </w:r>
-    </w:p>
-    <w:p>
-      <w:pPr>
-        <w:rPr>
-          <w:lang w:val="en-US"/>
-        </w:rPr>
-      </w:pPr>
-      <w:r>
-        <w:rPr>
-          <w:lang w:val="en-US"/>
-        </w:rPr>
-        <w:tab/>
-      </w:r>
-      <w:r>
-        <w:rPr>
-          <w:lang w:val="en-US"/>
-        </w:rPr>
-        <w:tab/>
-      </w:r>
-      <w:r>
-        <w:rPr>
-          <w:lang w:val="en-US"/>
-        </w:rPr>
-        <w:tab/>
-      </w:r>
-      <w:r>
-        <w:rPr>
-          <w:lang w:val="en-US"/>
-        </w:rPr>
-        <w:tab/>
-      </w:r>
-      <w:r>
-        <w:rPr>
-          <w:lang w:val="en-US"/>
-        </w:rPr>
-        <w:tab/>
-        <w:t>Ex:</w:t>
-      </w:r>
-    </w:p>
-    <w:p>
-      <w:pPr>
-        <w:rPr>
-          <w:lang w:val="en-US"/>
-        </w:rPr>
-      </w:pPr>
-      <w:r>
-        <w:rPr>
-          <w:lang w:val="en-US"/>
-        </w:rPr>
-        <w:tab/>
-      </w:r>
-      <w:r>
-        <w:rPr>
-          <w:lang w:val="en-US"/>
-        </w:rPr>
-        <w:tab/>
-      </w:r>
-      <w:r>
-        <w:rPr>
-          <w:lang w:val="en-US"/>
-        </w:rPr>
-        <w:tab/>
-      </w:r>
-      <w:r>
-        <w:rPr>
-          <w:lang w:val="en-US"/>
-        </w:rPr>
-        <w:tab/>
-      </w:r>
-      <w:r>
-        <w:rPr>
-          <w:lang w:val="en-US"/>
-        </w:rPr>
-        <w:tab/>
-      </w:r>
-      <w:r>
-        <w:rPr>
-          <w:lang w:val="en-US"/>
-        </w:rPr>
-        <w:tab/>
-        <w:t>lcd.begin(16, 2)</w:t>
-      </w:r>
-    </w:p>
-    <w:p>
-      <w:pPr>
-        <w:rPr>
-          <w:lang w:val="en-US"/>
-        </w:rPr>
-      </w:pPr>
-      <w:r>
-        <w:rPr>
-          <w:lang w:val="en-US"/>
-        </w:rPr>
-        <w:tab/>
-      </w:r>
-      <w:r>
-        <w:rPr>
-          <w:lang w:val="en-US"/>
-        </w:rPr>
-        <w:tab/>
-      </w:r>
-      <w:r>
-        <w:rPr>
-          <w:lang w:val="en-US"/>
-        </w:rPr>
-        <w:tab/>
-      </w:r>
-      <w:r>
-        <w:rPr>
-          <w:lang w:val="en-US"/>
-        </w:rPr>
-        <w:tab/>
-      </w:r>
-      <w:r>
-        <w:rPr>
-          <w:lang w:val="en-US"/>
-        </w:rPr>
-        <w:t>print</w:t>
-      </w:r>
-      <w:r>
-        <w:rPr>
-          <w:lang w:val="en-US"/>
-        </w:rPr>
-        <w:t>(Text)</w:t>
-      </w:r>
-    </w:p>
-    <w:p>
-      <w:pPr>
-        <w:rPr>
-          <w:lang w:val="en-US"/>
-        </w:rPr>
-      </w:pPr>
-      <w:r>
-        <w:rPr>
-          <w:lang w:val="en-US"/>
-        </w:rPr>
-        <w:tab/>
-      </w:r>
-      <w:r>
-        <w:rPr>
-          <w:lang w:val="en-US"/>
-        </w:rPr>
-        <w:tab/>
-      </w:r>
-      <w:r>
-        <w:rPr>
-          <w:lang w:val="en-US"/>
-        </w:rPr>
-        <w:tab/>
-      </w:r>
-      <w:r>
-        <w:rPr>
-          <w:lang w:val="en-US"/>
-        </w:rPr>
-        <w:tab/>
-      </w:r>
-      <w:r>
-        <w:rPr>
-          <w:lang w:val="en-US"/>
-        </w:rPr>
-        <w:tab/>
-        <w:t>Usage:</w:t>
-      </w:r>
-    </w:p>
-    <w:p>
-      <w:pPr>
-        <w:rPr>
-          <w:lang w:val="en-US"/>
-        </w:rPr>
-      </w:pPr>
-      <w:r>
-        <w:rPr>
-          <w:lang w:val="en-US"/>
-        </w:rPr>
-        <w:lastRenderedPageBreak/>
-        <w:tab/>
-      </w:r>
-      <w:r>
-        <w:rPr>
-          <w:lang w:val="en-US"/>
-        </w:rPr>
-        <w:tab/>
-      </w:r>
-      <w:r>
-        <w:rPr>
-          <w:lang w:val="en-US"/>
-        </w:rPr>
-        <w:tab/>
-      </w:r>
-      <w:r>
-        <w:rPr>
-          <w:lang w:val="en-US"/>
-        </w:rPr>
-        <w:tab/>
-      </w:r>
-      <w:r>
-        <w:rPr>
-          <w:lang w:val="en-US"/>
-        </w:rPr>
-        <w:tab/>
-      </w:r>
-      <w:r>
-        <w:rPr>
-          <w:lang w:val="en-US"/>
-        </w:rPr>
-        <w:tab/>
-        <w:t>In chữ ra màn hình LCD</w:t>
-      </w:r>
-    </w:p>
-    <w:p>
-      <w:pPr>
-        <w:rPr>
-          <w:lang w:val="en-US"/>
-        </w:rPr>
-      </w:pPr>
-      <w:r>
-        <w:rPr>
-          <w:lang w:val="en-US"/>
-        </w:rPr>
-        <w:tab/>
-      </w:r>
-      <w:r>
-        <w:rPr>
-          <w:lang w:val="en-US"/>
-        </w:rPr>
-        <w:tab/>
-      </w:r>
-      <w:r>
-        <w:rPr>
-          <w:lang w:val="en-US"/>
-        </w:rPr>
-        <w:tab/>
-      </w:r>
-      <w:r>
-        <w:rPr>
-          <w:lang w:val="en-US"/>
-        </w:rPr>
-        <w:tab/>
-      </w:r>
-      <w:r>
-        <w:rPr>
-          <w:lang w:val="en-US"/>
-        </w:rPr>
-        <w:tab/>
-        <w:t>Ex:</w:t>
-      </w:r>
-    </w:p>
-    <w:p>
-      <w:pPr>
-        <w:rPr>
-          <w:lang w:val="en-US"/>
-        </w:rPr>
-      </w:pPr>
-      <w:r>
-        <w:rPr>
-          <w:lang w:val="en-US"/>
-        </w:rPr>
-        <w:tab/>
-      </w:r>
-      <w:r>
-        <w:rPr>
-          <w:lang w:val="en-US"/>
-        </w:rPr>
-        <w:tab/>
-      </w:r>
-      <w:r>
-        <w:rPr>
-          <w:lang w:val="en-US"/>
-        </w:rPr>
-        <w:tab/>
-      </w:r>
-      <w:r>
-        <w:rPr>
-          <w:lang w:val="en-US"/>
-        </w:rPr>
-        <w:tab/>
-      </w:r>
-      <w:r>
-        <w:rPr>
-          <w:lang w:val="en-US"/>
-        </w:rPr>
-        <w:tab/>
-      </w:r>
-      <w:r>
-        <w:rPr>
-          <w:lang w:val="en-US"/>
-        </w:rPr>
-        <w:tab/>
-        <w:t>lcd.write(“Hello”)</w:t>
-      </w:r>
-    </w:p>
-    <w:p>
-      <w:pPr>
-        <w:rPr>
-          <w:lang w:val="en-US"/>
-        </w:rPr>
-      </w:pPr>
-      <w:r>
-        <w:rPr>
-          <w:lang w:val="en-US"/>
-        </w:rPr>
-        <w:tab/>
-      </w:r>
-      <w:r>
-        <w:rPr>
-          <w:lang w:val="en-US"/>
-        </w:rPr>
-        <w:tab/>
-      </w:r>
-      <w:r>
-        <w:rPr>
-          <w:lang w:val="en-US"/>
-        </w:rPr>
-        <w:tab/>
-      </w:r>
-      <w:r>
-        <w:rPr>
-          <w:lang w:val="en-US"/>
-        </w:rPr>
-        <w:tab/>
-        <w:t>setCursor(Column, Row)</w:t>
-      </w:r>
-    </w:p>
-    <w:p>
-      <w:pPr>
-        <w:rPr>
-          <w:lang w:val="en-US"/>
-        </w:rPr>
-      </w:pPr>
-      <w:r>
-        <w:rPr>
-          <w:lang w:val="en-US"/>
-        </w:rPr>
-        <w:tab/>
-      </w:r>
-      <w:r>
-        <w:rPr>
-          <w:lang w:val="en-US"/>
-        </w:rPr>
-        <w:tab/>
-      </w:r>
-      <w:r>
-        <w:rPr>
-          <w:lang w:val="en-US"/>
-        </w:rPr>
-        <w:tab/>
-      </w:r>
-      <w:r>
-        <w:rPr>
-          <w:lang w:val="en-US"/>
-        </w:rPr>
-        <w:tab/>
-      </w:r>
-      <w:r>
-        <w:rPr>
-          <w:lang w:val="en-US"/>
-        </w:rPr>
-        <w:tab/>
-        <w:t>Usage:</w:t>
-      </w:r>
-    </w:p>
-    <w:p>
-      <w:pPr>
-        <w:rPr>
-          <w:lang w:val="en-US"/>
-        </w:rPr>
-      </w:pPr>
-      <w:r>
-        <w:rPr>
-          <w:lang w:val="en-US"/>
-        </w:rPr>
-        <w:tab/>
-      </w:r>
-      <w:r>
-        <w:rPr>
-          <w:lang w:val="en-US"/>
-        </w:rPr>
-        <w:tab/>
-      </w:r>
-      <w:r>
-        <w:rPr>
-          <w:lang w:val="en-US"/>
-        </w:rPr>
-        <w:tab/>
-      </w:r>
-      <w:r>
-        <w:rPr>
-          <w:lang w:val="en-US"/>
-        </w:rPr>
-        <w:tab/>
-      </w:r>
-      <w:r>
-        <w:rPr>
-          <w:lang w:val="en-US"/>
-        </w:rPr>
-        <w:tab/>
-      </w:r>
-      <w:r>
-        <w:rPr>
-          <w:lang w:val="en-US"/>
-        </w:rPr>
-        <w:tab/>
-        <w:t>Thay đổi vị trí con trỏ</w:t>
-      </w:r>
-    </w:p>
-    <w:p>
-      <w:pPr>
-        <w:rPr>
-          <w:lang w:val="en-US"/>
-        </w:rPr>
-      </w:pPr>
-      <w:r>
-        <w:rPr>
-          <w:lang w:val="en-US"/>
-        </w:rPr>
-        <w:tab/>
-      </w:r>
-      <w:r>
-        <w:rPr>
-          <w:lang w:val="en-US"/>
-        </w:rPr>
-        <w:tab/>
-      </w:r>
-      <w:r>
-        <w:rPr>
-          <w:lang w:val="en-US"/>
-        </w:rPr>
-        <w:tab/>
-      </w:r>
-      <w:r>
-        <w:rPr>
-          <w:lang w:val="en-US"/>
-        </w:rPr>
-        <w:tab/>
-      </w:r>
-      <w:r>
-        <w:rPr>
-          <w:lang w:val="en-US"/>
-        </w:rPr>
-        <w:tab/>
-        <w:t>Ex:</w:t>
-      </w:r>
-    </w:p>
-    <w:p>
-      <w:pPr>
-        <w:rPr>
-          <w:lang w:val="en-US"/>
-        </w:rPr>
-      </w:pPr>
-      <w:r>
-        <w:rPr>
-          <w:lang w:val="en-US"/>
-        </w:rPr>
-        <w:tab/>
-      </w:r>
-      <w:r>
-        <w:rPr>
-          <w:lang w:val="en-US"/>
-        </w:rPr>
-        <w:tab/>
-      </w:r>
-      <w:r>
-        <w:rPr>
-          <w:lang w:val="en-US"/>
-        </w:rPr>
-        <w:tab/>
-      </w:r>
-      <w:r>
-        <w:rPr>
-          <w:lang w:val="en-US"/>
-        </w:rPr>
-        <w:tab/>
-      </w:r>
-      <w:r>
-        <w:rPr>
-          <w:lang w:val="en-US"/>
-        </w:rPr>
-        <w:tab/>
-      </w:r>
-      <w:r>
-        <w:rPr>
-          <w:lang w:val="en-US"/>
-        </w:rPr>
-        <w:tab/>
-        <w:t>lcd.setCursor(2, 1)</w:t>
-      </w:r>
-    </w:p>
-    <w:p>
-      <w:pPr>
-        <w:rPr>
-          <w:lang w:val="en-US"/>
-        </w:rPr>
-      </w:pPr>
-      <w:r>
-        <w:rPr>
-          <w:lang w:val="en-US"/>
-        </w:rPr>
-        <w:tab/>
-      </w:r>
-      <w:r>
-        <w:rPr>
-          <w:lang w:val="en-US"/>
-        </w:rPr>
-        <w:tab/>
-      </w:r>
-      <w:r>
-        <w:rPr>
-          <w:lang w:val="en-US"/>
-        </w:rPr>
-        <w:tab/>
-      </w:r>
-      <w:r>
-        <w:rPr>
-          <w:lang w:val="en-US"/>
-        </w:rPr>
-        <w:tab/>
-        <w:t>clear()</w:t>
-      </w:r>
-    </w:p>
-    <w:p>
-      <w:pPr>
-        <w:rPr>
-          <w:lang w:val="en-US"/>
-        </w:rPr>
-      </w:pPr>
-      <w:r>
-        <w:rPr>
-          <w:lang w:val="en-US"/>
-        </w:rPr>
-        <w:tab/>
-      </w:r>
-      <w:r>
-        <w:rPr>
-          <w:lang w:val="en-US"/>
-        </w:rPr>
-        <w:tab/>
-      </w:r>
-      <w:r>
-        <w:rPr>
-          <w:lang w:val="en-US"/>
-        </w:rPr>
-        <w:tab/>
-      </w:r>
-      <w:r>
-        <w:rPr>
-          <w:lang w:val="en-US"/>
-        </w:rPr>
-        <w:tab/>
-      </w:r>
-      <w:r>
-        <w:rPr>
-          <w:lang w:val="en-US"/>
-        </w:rPr>
-        <w:tab/>
-        <w:t>Usage:</w:t>
-      </w:r>
-    </w:p>
-    <w:p>
-      <w:pPr>
-        <w:rPr>
-          <w:lang w:val="en-US"/>
-        </w:rPr>
-      </w:pPr>
-      <w:r>
-        <w:rPr>
-          <w:lang w:val="en-US"/>
-        </w:rPr>
-        <w:tab/>
-      </w:r>
-      <w:r>
-        <w:rPr>
-          <w:lang w:val="en-US"/>
-        </w:rPr>
-        <w:tab/>
-      </w:r>
-      <w:r>
-        <w:rPr>
-          <w:lang w:val="en-US"/>
-        </w:rPr>
-        <w:tab/>
-      </w:r>
-      <w:r>
-        <w:rPr>
-          <w:lang w:val="en-US"/>
-        </w:rPr>
-        <w:tab/>
-      </w:r>
-      <w:r>
-        <w:rPr>
-          <w:lang w:val="en-US"/>
-        </w:rPr>
-        <w:tab/>
-      </w:r>
-      <w:r>
-        <w:rPr>
-          <w:lang w:val="en-US"/>
-        </w:rPr>
-        <w:tab/>
-        <w:t>Xóa màn hình và đưa con trỏ trở về vị trí đầu</w:t>
-      </w:r>
-    </w:p>
-    <w:p>
-      <w:pPr>
-        <w:rPr>
-          <w:lang w:val="en-US"/>
-        </w:rPr>
-      </w:pPr>
-      <w:r>
-        <w:rPr>
-          <w:lang w:val="en-US"/>
-        </w:rPr>
-        <w:tab/>
-      </w:r>
-      <w:r>
-        <w:rPr>
-          <w:lang w:val="en-US"/>
-        </w:rPr>
-        <w:tab/>
-      </w:r>
-      <w:r>
-        <w:rPr>
-          <w:lang w:val="en-US"/>
-        </w:rPr>
-        <w:tab/>
-      </w:r>
-      <w:r>
-        <w:rPr>
-          <w:lang w:val="en-US"/>
-        </w:rPr>
-        <w:tab/>
-      </w:r>
-      <w:r>
-        <w:rPr>
-          <w:lang w:val="en-US"/>
-        </w:rPr>
-        <w:tab/>
-        <w:t>Ex:</w:t>
-      </w:r>
-    </w:p>
-    <w:p>
-      <w:pPr>
-        <w:rPr>
-          <w:lang w:val="en-US"/>
-        </w:rPr>
-      </w:pPr>
-      <w:r>
-        <w:rPr>
-          <w:lang w:val="en-US"/>
-        </w:rPr>
-        <w:tab/>
-      </w:r>
-      <w:r>
-        <w:rPr>
-          <w:lang w:val="en-US"/>
-        </w:rPr>
-        <w:tab/>
-      </w:r>
-      <w:r>
-        <w:rPr>
-          <w:lang w:val="en-US"/>
-        </w:rPr>
-        <w:tab/>
-      </w:r>
-      <w:r>
-        <w:rPr>
-          <w:lang w:val="en-US"/>
-        </w:rPr>
-        <w:tab/>
-      </w:r>
-      <w:r>
-        <w:rPr>
-          <w:lang w:val="en-US"/>
-        </w:rPr>
-        <w:tab/>
-      </w:r>
-      <w:r>
-        <w:rPr>
-          <w:lang w:val="en-US"/>
-        </w:rPr>
-        <w:tab/>
-        <w:t>lcd.clear()</w:t>
-      </w:r>
-    </w:p>
-    <w:p>
-      <w:pPr>
-        <w:rPr>
-          <w:lang w:val="en-US"/>
-        </w:rPr>
-      </w:pPr>
-      <w:r>
-        <w:rPr>
-          <w:lang w:val="en-US"/>
-        </w:rPr>
-        <w:tab/>
-        <w:t>DHT.h</w:t>
-      </w:r>
-    </w:p>
-    <w:p>
-      <w:pPr>
-        <w:rPr>
-          <w:lang w:val="en-US"/>
-        </w:rPr>
-      </w:pPr>
-      <w:r>
-        <w:rPr>
-          <w:lang w:val="en-US"/>
-        </w:rPr>
-        <w:tab/>
-      </w:r>
-      <w:r>
-        <w:rPr>
-          <w:lang w:val="en-US"/>
-        </w:rPr>
-        <w:tab/>
-        <w:t>DHT Object(Pin Code, Type)</w:t>
-      </w:r>
-    </w:p>
-    <w:p>
-      <w:pPr>
-        <w:rPr>
-          <w:lang w:val="en-US"/>
-        </w:rPr>
-      </w:pPr>
-      <w:r>
-        <w:rPr>
-          <w:lang w:val="en-US"/>
-        </w:rPr>
-        <w:tab/>
-      </w:r>
-      <w:r>
-        <w:rPr>
-          <w:lang w:val="en-US"/>
-        </w:rPr>
-        <w:tab/>
-      </w:r>
-      <w:r>
-        <w:rPr>
-          <w:lang w:val="en-US"/>
-        </w:rPr>
-        <w:tab/>
-        <w:t>Usage:</w:t>
-      </w:r>
-    </w:p>
-    <w:p>
-      <w:pPr>
-        <w:rPr>
-          <w:lang w:val="en-US"/>
-        </w:rPr>
-      </w:pPr>
-      <w:r>
-        <w:rPr>
-          <w:lang w:val="en-US"/>
-        </w:rPr>
-        <w:tab/>
-      </w:r>
-      <w:r>
-        <w:rPr>
-          <w:lang w:val="en-US"/>
-        </w:rPr>
-        <w:tab/>
-      </w:r>
-      <w:r>
-        <w:rPr>
-          <w:lang w:val="en-US"/>
-        </w:rPr>
-        <w:tab/>
-      </w:r>
-      <w:r>
-        <w:rPr>
-          <w:lang w:val="en-US"/>
-        </w:rPr>
-        <w:tab/>
-        <w:t>Khởi tạo DHT Object</w:t>
-      </w:r>
-    </w:p>
-    <w:p>
-      <w:pPr>
-        <w:rPr>
-          <w:lang w:val="en-US"/>
-        </w:rPr>
-      </w:pPr>
-      <w:r>
-        <w:rPr>
-          <w:lang w:val="en-US"/>
-        </w:rPr>
-        <w:tab/>
-      </w:r>
-      <w:r>
-        <w:rPr>
-          <w:lang w:val="en-US"/>
-        </w:rPr>
-        <w:tab/>
-      </w:r>
-      <w:r>
-        <w:rPr>
-          <w:lang w:val="en-US"/>
-        </w:rPr>
-        <w:tab/>
-        <w:t>Ex:</w:t>
-      </w:r>
-    </w:p>
-    <w:p>
-      <w:pPr>
-        <w:rPr>
-          <w:lang w:val="en-US"/>
-        </w:rPr>
-      </w:pPr>
-      <w:r>
-        <w:rPr>
-          <w:lang w:val="en-US"/>
-        </w:rPr>
-        <w:tab/>
-      </w:r>
-      <w:r>
-        <w:rPr>
-          <w:lang w:val="en-US"/>
-        </w:rPr>
-        <w:tab/>
-      </w:r>
-      <w:r>
-        <w:rPr>
-          <w:lang w:val="en-US"/>
-        </w:rPr>
-        <w:tab/>
-      </w:r>
-      <w:r>
-        <w:rPr>
-          <w:lang w:val="en-US"/>
-        </w:rPr>
-        <w:tab/>
-        <w:t>DHT dht(2, DHT11)</w:t>
-      </w:r>
-    </w:p>
-    <w:p>
-      <w:pPr>
-        <w:rPr>
-          <w:lang w:val="en-US"/>
-        </w:rPr>
-      </w:pPr>
-      <w:r>
-        <w:rPr>
-          <w:lang w:val="en-US"/>
-        </w:rPr>
-        <w:tab/>
-      </w:r>
-      <w:r>
-        <w:rPr>
-          <w:lang w:val="en-US"/>
-        </w:rPr>
-        <w:tab/>
-      </w:r>
-      <w:r>
-        <w:rPr>
-          <w:lang w:val="en-US"/>
-        </w:rPr>
-        <w:tab/>
-        <w:t>Object:</w:t>
-      </w:r>
-    </w:p>
-    <w:p>
-      <w:pPr>
-        <w:rPr>
-          <w:lang w:val="en-US"/>
-        </w:rPr>
-      </w:pPr>
-      <w:r>
-        <w:rPr>
-          <w:lang w:val="en-US"/>
-        </w:rPr>
-        <w:tab/>
-      </w:r>
-      <w:r>
-        <w:rPr>
-          <w:lang w:val="en-US"/>
-        </w:rPr>
-        <w:tab/>
-      </w:r>
-      <w:r>
-        <w:rPr>
-          <w:lang w:val="en-US"/>
-        </w:rPr>
-        <w:tab/>
-      </w:r>
-      <w:r>
-        <w:rPr>
-          <w:lang w:val="en-US"/>
-        </w:rPr>
-        <w:tab/>
-        <w:t>begin()</w:t>
-      </w:r>
-    </w:p>
-    <w:p>
-      <w:pPr>
-        <w:rPr>
-          <w:lang w:val="en-US"/>
-        </w:rPr>
-      </w:pPr>
-      <w:r>
-        <w:rPr>
-          <w:lang w:val="en-US"/>
-        </w:rPr>
-        <w:tab/>
-      </w:r>
-      <w:r>
-        <w:rPr>
-          <w:lang w:val="en-US"/>
-        </w:rPr>
-        <w:tab/>
-      </w:r>
-      <w:r>
-        <w:rPr>
-          <w:lang w:val="en-US"/>
-        </w:rPr>
-        <w:tab/>
-      </w:r>
-      <w:r>
-        <w:rPr>
-          <w:lang w:val="en-US"/>
-        </w:rPr>
-        <w:tab/>
-      </w:r>
-      <w:r>
-        <w:rPr>
-          <w:lang w:val="en-US"/>
-        </w:rPr>
-        <w:tab/>
-        <w:t>Usage:</w:t>
-      </w:r>
-    </w:p>
-    <w:p>
-      <w:pPr>
-        <w:rPr>
-          <w:lang w:val="en-US"/>
-        </w:rPr>
-      </w:pPr>
-      <w:r>
-        <w:rPr>
-          <w:lang w:val="en-US"/>
-        </w:rPr>
-        <w:tab/>
-      </w:r>
-      <w:r>
-        <w:rPr>
-          <w:lang w:val="en-US"/>
-        </w:rPr>
-        <w:tab/>
-      </w:r>
-      <w:r>
-        <w:rPr>
-          <w:lang w:val="en-US"/>
-        </w:rPr>
-        <w:tab/>
-      </w:r>
-      <w:r>
-        <w:rPr>
-          <w:lang w:val="en-US"/>
-        </w:rPr>
-        <w:tab/>
-      </w:r>
-      <w:r>
-        <w:rPr>
-          <w:lang w:val="en-US"/>
-        </w:rPr>
-        <w:tab/>
-      </w:r>
-      <w:r>
-        <w:rPr>
-          <w:lang w:val="en-US"/>
-        </w:rPr>
-        <w:tab/>
-        <w:t>Bắt đầu cảm biến</w:t>
-      </w:r>
-    </w:p>
-    <w:p>
-      <w:pPr>
-        <w:rPr>
-          <w:lang w:val="en-US"/>
-        </w:rPr>
-      </w:pPr>
-      <w:r>
-        <w:rPr>
-          <w:lang w:val="en-US"/>
-        </w:rPr>
-        <w:tab/>
-      </w:r>
-      <w:r>
-        <w:rPr>
-          <w:lang w:val="en-US"/>
-        </w:rPr>
-        <w:tab/>
-      </w:r>
-      <w:r>
-        <w:rPr>
-          <w:lang w:val="en-US"/>
-        </w:rPr>
-        <w:tab/>
-      </w:r>
-      <w:r>
-        <w:rPr>
-          <w:lang w:val="en-US"/>
-        </w:rPr>
-        <w:tab/>
-      </w:r>
-      <w:r>
-        <w:rPr>
-          <w:lang w:val="en-US"/>
-        </w:rPr>
-        <w:tab/>
-        <w:t>Ex:</w:t>
-      </w:r>
-    </w:p>
-    <w:p>
-      <w:pPr>
-        <w:rPr>
-          <w:lang w:val="en-US"/>
-        </w:rPr>
-      </w:pPr>
-      <w:r>
-        <w:rPr>
-          <w:lang w:val="en-US"/>
-        </w:rPr>
-        <w:tab/>
-      </w:r>
-      <w:r>
-        <w:rPr>
-          <w:lang w:val="en-US"/>
-        </w:rPr>
-        <w:tab/>
-      </w:r>
-      <w:r>
-        <w:rPr>
-          <w:lang w:val="en-US"/>
-        </w:rPr>
-        <w:tab/>
-      </w:r>
-      <w:r>
-        <w:rPr>
-          <w:lang w:val="en-US"/>
-        </w:rPr>
-        <w:tab/>
-      </w:r>
-      <w:r>
-        <w:rPr>
-          <w:lang w:val="en-US"/>
-        </w:rPr>
-        <w:tab/>
-      </w:r>
-      <w:r>
-        <w:rPr>
-          <w:lang w:val="en-US"/>
-        </w:rPr>
-        <w:tab/>
-        <w:t>dht.begin()</w:t>
-      </w:r>
-    </w:p>
-    <w:p>
-      <w:pPr>
-        <w:rPr>
-          <w:lang w:val="en-US"/>
-        </w:rPr>
-      </w:pPr>
-      <w:r>
-        <w:rPr>
-          <w:lang w:val="en-US"/>
-        </w:rPr>
-        <w:tab/>
-      </w:r>
-      <w:r>
-        <w:rPr>
-          <w:lang w:val="en-US"/>
-        </w:rPr>
-        <w:tab/>
-      </w:r>
-      <w:r>
-        <w:rPr>
-          <w:lang w:val="en-US"/>
-        </w:rPr>
-        <w:tab/>
-      </w:r>
-      <w:r>
-        <w:rPr>
-          <w:lang w:val="en-US"/>
-        </w:rPr>
-        <w:tab/>
-      </w:r>
-      <w:r>
-        <w:rPr>
-          <w:lang w:val="en-US"/>
-        </w:rPr>
-        <w:t>readHumidity()</w:t>
-      </w:r>
-    </w:p>
-    <w:p>
-      <w:pPr>
-        <w:rPr>
-          <w:lang w:val="en-US"/>
-        </w:rPr>
-      </w:pPr>
-      <w:r>
-        <w:rPr>
-          <w:lang w:val="en-US"/>
-        </w:rPr>
-        <w:tab/>
-      </w:r>
-      <w:r>
-        <w:rPr>
-          <w:lang w:val="en-US"/>
-        </w:rPr>
-        <w:tab/>
-      </w:r>
-      <w:r>
-        <w:rPr>
-          <w:lang w:val="en-US"/>
-        </w:rPr>
-        <w:tab/>
-      </w:r>
-      <w:r>
-        <w:rPr>
-          <w:lang w:val="en-US"/>
-        </w:rPr>
-        <w:tab/>
-      </w:r>
-      <w:r>
-        <w:rPr>
-          <w:lang w:val="en-US"/>
-        </w:rPr>
-        <w:tab/>
-        <w:t>Usage:</w:t>
-      </w:r>
-    </w:p>
-    <w:p>
-      <w:pPr>
-        <w:rPr>
-          <w:lang w:val="en-US"/>
-        </w:rPr>
-      </w:pPr>
-      <w:r>
-        <w:rPr>
-          <w:lang w:val="en-US"/>
-        </w:rPr>
-        <w:tab/>
-      </w:r>
-      <w:r>
-        <w:rPr>
-          <w:lang w:val="en-US"/>
-        </w:rPr>
-        <w:tab/>
-      </w:r>
-      <w:r>
-        <w:rPr>
-          <w:lang w:val="en-US"/>
-        </w:rPr>
-        <w:tab/>
-      </w:r>
-      <w:r>
-        <w:rPr>
-          <w:lang w:val="en-US"/>
-        </w:rPr>
-        <w:tab/>
-      </w:r>
-      <w:r>
-        <w:rPr>
-          <w:lang w:val="en-US"/>
-        </w:rPr>
-        <w:tab/>
-      </w:r>
-      <w:r>
-        <w:rPr>
-          <w:lang w:val="en-US"/>
-        </w:rPr>
-        <w:tab/>
         <w:t>Trả về phần trăm độ ẩm không khí</w:t>
       </w:r>
     </w:p>
@@ -5261,7 +5541,6 @@
         <w:rPr>
           <w:lang w:val="en-US"/>
         </w:rPr>
-        <w:lastRenderedPageBreak/>
         <w:tab/>
       </w:r>
       <w:r>
@@ -5638,6 +5917,7 @@
           <w:rFonts w:eastAsiaTheme="minorEastAsia"/>
           <w:lang w:val="en-US"/>
         </w:rPr>
+        <w:lastRenderedPageBreak/>
         <w:tab/>
       </w:r>
       <w:r>
@@ -6363,7 +6643,6 @@
           <w:rFonts w:eastAsiaTheme="minorEastAsia"/>
           <w:lang w:val="en-US"/>
         </w:rPr>
-        <w:lastRenderedPageBreak/>
         <w:t>decodedRawData</w:t>
       </w:r>
     </w:p>
@@ -6630,6 +6909,7 @@
         <w:rPr>
           <w:lang w:val="en-US"/>
         </w:rPr>
+        <w:lastRenderedPageBreak/>
         <w:t xml:space="preserve">pinMode(Pin Code, INPUT | </w:t>
       </w:r>
       <w:r>
@@ -7058,7 +7338,6 @@
         <w:rPr>
           <w:lang w:val="en-US"/>
         </w:rPr>
-        <w:lastRenderedPageBreak/>
         <w:tab/>
       </w:r>
       <w:r>
@@ -7300,6 +7579,7 @@
         <w:rPr>
           <w:lang w:val="en-US"/>
         </w:rPr>
+        <w:lastRenderedPageBreak/>
         <w:t>Usage:</w:t>
       </w:r>
     </w:p>
@@ -7788,7 +8068,6 @@
         <w:rPr>
           <w:lang w:val="en-US"/>
         </w:rPr>
-        <w:lastRenderedPageBreak/>
         <w:tab/>
       </w:r>
       <w:r>
@@ -8011,6 +8290,7 @@
         <w:rPr>
           <w:lang w:val="en-US"/>
         </w:rPr>
+        <w:lastRenderedPageBreak/>
         <w:tab/>
       </w:r>
       <w:r>

--- a/arduino.docx
+++ b/arduino.docx
@@ -1170,19 +1170,7 @@
         <w:rPr>
           <w:lang w:val="en-US"/>
         </w:rPr>
-        <w:t xml:space="preserve">Trong Arduino, tổng cộng có 20 Pin ta có thể điều khiển, trong đó, có 14 Pin được đánh số từ 0 đến 13, các Pin có dấu </w:t>
-      </w:r>
-      <w:r>
-        <w:rPr>
-          <w:lang w:val="en-US"/>
-        </w:rPr>
-        <w:t>“~”</w:t>
-      </w:r>
-      <w:r>
-        <w:rPr>
-          <w:lang w:val="en-US"/>
-        </w:rPr>
-        <w:t xml:space="preserve"> bên cạnh là Analog Write Pin, còn lại là Digital Pin, thêm 6 Pin được đánh số từ A0 đến A5 là Analog Read Pin</w:t>
+        <w:t>Trong Arduino, tổng cộng có 20 Pin ta có thể điều khiển, trong đó, có 14 Pin được đánh số từ 0 đến 13, các Pin có dấu “~” bên cạnh là Analog Write Pin, còn lại là Digital Pin, thêm 6 Pin được đánh số từ A0 đến A5 là Analog Read Pin</w:t>
       </w:r>
     </w:p>
     <w:p>
@@ -1303,8 +1291,6 @@
         </w:rPr>
         <w:t>Khi Pin ở chế độ Input, &lt;Điện Trở Pin&gt; sẽ cực lớn, nếu ở chế độ Output, thì sẽ cực nhỏ</w:t>
       </w:r>
-      <w:bookmarkStart w:id="0" w:name="_GoBack"/>
-      <w:bookmarkEnd w:id="0"/>
     </w:p>
     <w:p>
       <w:pPr>
@@ -1321,25 +1307,7 @@
         <w:rPr>
           <w:lang w:val="en-US"/>
         </w:rPr>
-        <w:t xml:space="preserve">Mặc định khi mới mua về Arduino, các Pin </w:t>
-      </w:r>
-      <w:r>
-        <w:rPr>
-          <w:lang w:val="en-US"/>
-        </w:rPr>
-        <w:t xml:space="preserve">sẽ </w:t>
-      </w:r>
-      <w:r>
-        <w:rPr>
-          <w:lang w:val="en-US"/>
-        </w:rPr>
-        <w:t>ở chế độ Input</w:t>
-      </w:r>
-      <w:r>
-        <w:rPr>
-          <w:lang w:val="en-US"/>
-        </w:rPr>
-        <w:t xml:space="preserve"> và</w:t>
+        <w:t>Mặc định khi mới mua về Arduino, các Pin sẽ ở chế độ Input và</w:t>
       </w:r>
     </w:p>
     <w:p>
@@ -1538,25 +1506,7 @@
         <w:rPr>
           <w:lang w:val="en-US"/>
         </w:rPr>
-        <w:t>digitalWrite(&lt;</w:t>
-      </w:r>
-      <w:r>
-        <w:rPr>
-          <w:lang w:val="en-US"/>
-        </w:rPr>
-        <w:t>Pin</w:t>
-      </w:r>
-      <w:r>
-        <w:rPr>
-          <w:lang w:val="en-US"/>
-        </w:rPr>
-        <w:t xml:space="preserve"> Index</w:t>
-      </w:r>
-      <w:r>
-        <w:rPr>
-          <w:lang w:val="en-US"/>
-        </w:rPr>
-        <w:t>&gt;, &lt;Điện Thế&gt;);</w:t>
+        <w:t>digitalWrite(&lt;Pin Index&gt;, &lt;Điện Thế&gt;);</w:t>
       </w:r>
     </w:p>
     <w:p>
@@ -1592,25 +1542,7 @@
         <w:rPr>
           <w:lang w:val="en-US"/>
         </w:rPr>
-        <w:t>&lt;</w:t>
-      </w:r>
-      <w:r>
-        <w:rPr>
-          <w:lang w:val="en-US"/>
-        </w:rPr>
-        <w:t>Pin</w:t>
-      </w:r>
-      <w:r>
-        <w:rPr>
-          <w:lang w:val="en-US"/>
-        </w:rPr>
-        <w:t xml:space="preserve"> Index</w:t>
-      </w:r>
-      <w:r>
-        <w:rPr>
-          <w:lang w:val="en-US"/>
-        </w:rPr>
-        <w:t>&gt; sẽ được loại bỏ phần thập phân</w:t>
+        <w:t>&lt;Pin Index&gt; sẽ được loại bỏ phần thập phân</w:t>
       </w:r>
     </w:p>
     <w:p>
@@ -1667,13 +1599,7 @@
         <w:rPr>
           <w:lang w:val="en-US"/>
         </w:rPr>
-        <w:t>digitalWrite(A3</w:t>
-      </w:r>
-      <w:r>
-        <w:rPr>
-          <w:lang w:val="en-US"/>
-        </w:rPr>
-        <w:t>, HIGH);</w:t>
+        <w:t>digitalWrite(A3, HIGH);</w:t>
       </w:r>
     </w:p>
     <w:p>
@@ -1936,13 +1862,7 @@
         <w:rPr>
           <w:lang w:val="en-US"/>
         </w:rPr>
-        <w:t xml:space="preserve">Bản chất gán điện thế từ 0 V đến 5 V cho </w:t>
-      </w:r>
-      <w:r>
-        <w:rPr>
-          <w:lang w:val="en-US"/>
-        </w:rPr>
-        <w:t>&lt;Điện Thế Write&gt;</w:t>
+        <w:t>Bản chất gán điện thế từ 0 V đến 5 V cho &lt;Điện Thế Write&gt;</w:t>
       </w:r>
     </w:p>
     <w:p>
@@ -2056,19 +1976,7 @@
         <w:rPr>
           <w:lang w:val="en-US"/>
         </w:rPr>
-        <w:t>&lt;</w:t>
-      </w:r>
-      <w:r>
-        <w:rPr>
-          <w:lang w:val="en-US"/>
-        </w:rPr>
-        <w:t>Điện Thế Chưa Xử Lí</w:t>
-      </w:r>
-      <w:r>
-        <w:rPr>
-          <w:lang w:val="en-US"/>
-        </w:rPr>
-        <w:t>&gt; có giá trị nguyên từ 0 đến 1023</w:t>
+        <w:t>&lt;Điện Thế Chưa Xử Lí&gt; có giá trị nguyên từ 0 đến 1023</w:t>
       </w:r>
     </w:p>
     <w:p>
@@ -2531,58 +2439,164 @@
     </w:p>
     <w:p>
       <w:pPr>
-        <w:rPr>
-          <w:lang w:val="en-US"/>
-        </w:rPr>
-      </w:pPr>
-    </w:p>
-    <w:p>
-      <w:pPr>
-        <w:rPr>
-          <w:lang w:val="en-US"/>
-        </w:rPr>
-      </w:pPr>
-      <w:r>
-        <w:rPr>
-          <w:lang w:val="en-US"/>
-        </w:rPr>
-        <w:t xml:space="preserve">Time </w:t>
-      </w:r>
-      <w:r>
-        <w:rPr>
-          <w:lang w:val="en-US"/>
-        </w:rPr>
-        <w:t>–</w:t>
-      </w:r>
-      <w:r>
-        <w:rPr>
-          <w:lang w:val="en-US"/>
-        </w:rPr>
-        <w:t xml:space="preserve"> Thời Gian</w:t>
-      </w:r>
-      <w:r>
-        <w:rPr>
-          <w:lang w:val="en-US"/>
-        </w:rPr>
-        <w:t>:</w:t>
-      </w:r>
-    </w:p>
-    <w:p>
-      <w:pPr>
-        <w:pStyle w:val="ListParagraph"/>
-        <w:numPr>
-          <w:ilvl w:val="0"/>
-          <w:numId w:val="8"/>
-        </w:numPr>
-        <w:rPr>
-          <w:lang w:val="en-US"/>
-        </w:rPr>
-      </w:pPr>
-      <w:r>
-        <w:rPr>
-          <w:lang w:val="en-US"/>
-        </w:rPr>
-        <w:t>Tạm Dừng Chương Trình?</w:t>
+        <w:pStyle w:val="ListParagraph"/>
+        <w:numPr>
+          <w:ilvl w:val="0"/>
+          <w:numId w:val="12"/>
+        </w:numPr>
+        <w:rPr>
+          <w:lang w:val="en-US"/>
+        </w:rPr>
+      </w:pPr>
+      <w:r>
+        <w:rPr>
+          <w:lang w:val="en-US"/>
+        </w:rPr>
+        <w:t>Serial Input?</w:t>
+      </w:r>
+    </w:p>
+    <w:p>
+      <w:pPr>
+        <w:pStyle w:val="ListParagraph"/>
+        <w:numPr>
+          <w:ilvl w:val="0"/>
+          <w:numId w:val="4"/>
+        </w:numPr>
+        <w:rPr>
+          <w:lang w:val="en-US"/>
+        </w:rPr>
+      </w:pPr>
+      <w:r>
+        <w:rPr>
+          <w:lang w:val="en-US"/>
+        </w:rPr>
+        <w:t>Khi bạn nhập 1 chuỗi kí tự vào ô Input trong cửa sổ Serial rồi nhấn Enter, thì chuỗi đó sẽ được + vào Buffer hiện tại</w:t>
+      </w:r>
+    </w:p>
+    <w:p>
+      <w:pPr>
+        <w:pStyle w:val="ListParagraph"/>
+        <w:numPr>
+          <w:ilvl w:val="0"/>
+          <w:numId w:val="4"/>
+        </w:numPr>
+        <w:rPr>
+          <w:lang w:val="en-US"/>
+        </w:rPr>
+      </w:pPr>
+      <w:r>
+        <w:rPr>
+          <w:lang w:val="en-US"/>
+        </w:rPr>
+        <w:t>Ví dụ</w:t>
+      </w:r>
+    </w:p>
+    <w:p>
+      <w:pPr>
+        <w:pStyle w:val="ListParagraph"/>
+        <w:numPr>
+          <w:ilvl w:val="0"/>
+          <w:numId w:val="4"/>
+        </w:numPr>
+        <w:rPr>
+          <w:lang w:val="en-US"/>
+        </w:rPr>
+      </w:pPr>
+      <w:r>
+        <w:rPr>
+          <w:lang w:val="en-US"/>
+        </w:rPr>
+        <w:t xml:space="preserve">Buffer hiện tại = </w:t>
+      </w:r>
+      <w:r>
+        <w:rPr>
+          <w:lang w:val="en-US"/>
+        </w:rPr>
+        <w:t>"</w:t>
+      </w:r>
+      <w:r>
+        <w:rPr>
+          <w:lang w:val="en-US"/>
+        </w:rPr>
+        <w:t>abc</w:t>
+      </w:r>
+      <w:r>
+        <w:rPr>
+          <w:lang w:val="en-US"/>
+        </w:rPr>
+        <w:t>"</w:t>
+      </w:r>
+      <w:r>
+        <w:rPr>
+          <w:lang w:val="en-US"/>
+        </w:rPr>
+        <w:t xml:space="preserve">, nhập </w:t>
+      </w:r>
+      <w:r>
+        <w:rPr>
+          <w:lang w:val="en-US"/>
+        </w:rPr>
+        <w:t>"</w:t>
+      </w:r>
+      <w:r>
+        <w:rPr>
+          <w:lang w:val="en-US"/>
+        </w:rPr>
+        <w:t xml:space="preserve">123” rồi nhấn Enter, Buffer thành </w:t>
+      </w:r>
+      <w:r>
+        <w:rPr>
+          <w:lang w:val="en-US"/>
+        </w:rPr>
+        <w:t>"</w:t>
+      </w:r>
+      <w:r>
+        <w:rPr>
+          <w:lang w:val="en-US"/>
+        </w:rPr>
+        <w:t>abc123</w:t>
+      </w:r>
+      <w:r>
+        <w:rPr>
+          <w:lang w:val="en-US"/>
+        </w:rPr>
+        <w:t>"</w:t>
+      </w:r>
+    </w:p>
+    <w:p>
+      <w:pPr>
+        <w:pStyle w:val="ListParagraph"/>
+        <w:numPr>
+          <w:ilvl w:val="0"/>
+          <w:numId w:val="4"/>
+        </w:numPr>
+        <w:rPr>
+          <w:lang w:val="en-US"/>
+        </w:rPr>
+      </w:pPr>
+      <w:r>
+        <w:rPr>
+          <w:lang w:val="en-US"/>
+        </w:rPr>
+        <w:t>Đóng cửa sổ Serial sẽ làm rỗng Buffer</w:t>
+      </w:r>
+    </w:p>
+    <w:p>
+      <w:pPr>
+        <w:pStyle w:val="ListParagraph"/>
+        <w:numPr>
+          <w:ilvl w:val="0"/>
+          <w:numId w:val="4"/>
+        </w:numPr>
+        <w:rPr>
+          <w:lang w:val="en-US"/>
+        </w:rPr>
+      </w:pPr>
+      <w:r>
+        <w:rPr>
+          <w:lang w:val="en-US"/>
+        </w:rPr>
+        <w:t>Trả về số kí tự của Buffer hiện tại</w:t>
       </w:r>
     </w:p>
     <w:p>
@@ -2603,7 +2617,7 @@
         <w:rPr>
           <w:lang w:val="en-US"/>
         </w:rPr>
-        <w:t>delay(&lt;Số Mili Giây&gt;);</w:t>
+        <w:t>Serial.available();</w:t>
       </w:r>
     </w:p>
     <w:p>
@@ -2642,6 +2656,676 @@
         <w:rPr>
           <w:lang w:val="en-US"/>
         </w:rPr>
+        <w:t xml:space="preserve">foo = </w:t>
+      </w:r>
+      <w:r>
+        <w:rPr>
+          <w:lang w:val="en-US"/>
+        </w:rPr>
+        <w:t>Serial.available();</w:t>
+      </w:r>
+    </w:p>
+    <w:p>
+      <w:pPr>
+        <w:pStyle w:val="ListParagraph"/>
+        <w:numPr>
+          <w:ilvl w:val="0"/>
+          <w:numId w:val="4"/>
+        </w:numPr>
+        <w:rPr>
+          <w:lang w:val="en-US"/>
+        </w:rPr>
+      </w:pPr>
+      <w:r>
+        <w:rPr>
+          <w:lang w:val="en-US"/>
+        </w:rPr>
+        <w:t>Ta có</w:t>
+      </w:r>
+    </w:p>
+    <w:tbl>
+      <w:tblPr>
+        <w:tblStyle w:val="TableGrid"/>
+        <w:tblW w:w="0" w:type="auto"/>
+        <w:tblInd w:w="1080" w:type="dxa"/>
+        <w:tblLook w:val="04A0" w:firstRow="1" w:lastRow="0" w:firstColumn="1" w:lastColumn="0" w:noHBand="0" w:noVBand="1"/>
+      </w:tblPr>
+      <w:tblGrid>
+        <w:gridCol w:w="4050"/>
+        <w:gridCol w:w="4112"/>
+      </w:tblGrid>
+      <w:tr>
+        <w:tc>
+          <w:tcPr>
+            <w:tcW w:w="4621" w:type="dxa"/>
+          </w:tcPr>
+          <w:p>
+            <w:pPr>
+              <w:pStyle w:val="ListParagraph"/>
+              <w:ind w:left="0"/>
+              <w:jc w:val="center"/>
+              <w:rPr>
+                <w:lang w:val="en-US"/>
+              </w:rPr>
+            </w:pPr>
+            <w:r>
+              <w:rPr>
+                <w:lang w:val="en-US"/>
+              </w:rPr>
+              <w:t>Buffer</w:t>
+            </w:r>
+          </w:p>
+        </w:tc>
+        <w:tc>
+          <w:tcPr>
+            <w:tcW w:w="4621" w:type="dxa"/>
+          </w:tcPr>
+          <w:p>
+            <w:pPr>
+              <w:pStyle w:val="ListParagraph"/>
+              <w:ind w:left="0"/>
+              <w:jc w:val="center"/>
+              <w:rPr>
+                <w:lang w:val="en-US"/>
+              </w:rPr>
+            </w:pPr>
+            <w:r>
+              <w:rPr>
+                <w:lang w:val="en-US"/>
+              </w:rPr>
+              <w:t>"</w:t>
+            </w:r>
+            <w:r>
+              <w:rPr>
+                <w:lang w:val="en-US"/>
+              </w:rPr>
+              <w:t>abc1234</w:t>
+            </w:r>
+            <w:r>
+              <w:rPr>
+                <w:lang w:val="en-US"/>
+              </w:rPr>
+              <w:t>"</w:t>
+            </w:r>
+          </w:p>
+        </w:tc>
+      </w:tr>
+      <w:tr>
+        <w:tc>
+          <w:tcPr>
+            <w:tcW w:w="4621" w:type="dxa"/>
+          </w:tcPr>
+          <w:p>
+            <w:pPr>
+              <w:pStyle w:val="ListParagraph"/>
+              <w:ind w:left="0"/>
+              <w:jc w:val="center"/>
+              <w:rPr>
+                <w:lang w:val="en-US"/>
+              </w:rPr>
+            </w:pPr>
+            <w:r>
+              <w:rPr>
+                <w:lang w:val="en-US"/>
+              </w:rPr>
+              <w:t>foo</w:t>
+            </w:r>
+          </w:p>
+        </w:tc>
+        <w:tc>
+          <w:tcPr>
+            <w:tcW w:w="4621" w:type="dxa"/>
+          </w:tcPr>
+          <w:p>
+            <w:pPr>
+              <w:pStyle w:val="ListParagraph"/>
+              <w:ind w:left="0"/>
+              <w:jc w:val="center"/>
+              <w:rPr>
+                <w:lang w:val="en-US"/>
+              </w:rPr>
+            </w:pPr>
+            <w:r>
+              <w:rPr>
+                <w:lang w:val="en-US"/>
+              </w:rPr>
+              <w:t>7</w:t>
+            </w:r>
+          </w:p>
+        </w:tc>
+      </w:tr>
+    </w:tbl>
+    <w:p>
+      <w:pPr>
+        <w:pStyle w:val="ListParagraph"/>
+        <w:numPr>
+          <w:ilvl w:val="0"/>
+          <w:numId w:val="4"/>
+        </w:numPr>
+        <w:rPr>
+          <w:lang w:val="en-US"/>
+        </w:rPr>
+      </w:pPr>
+      <w:r>
+        <w:rPr>
+          <w:lang w:val="en-US"/>
+        </w:rPr>
+        <w:t>Trả về Buffer hiện tại dưới dạng String và làm rỗng nó</w:t>
+      </w:r>
+    </w:p>
+    <w:p>
+      <w:pPr>
+        <w:pStyle w:val="ListParagraph"/>
+        <w:pBdr>
+          <w:top w:val="single" w:sz="4" w:space="1" w:color="auto"/>
+          <w:left w:val="single" w:sz="4" w:space="4" w:color="auto"/>
+          <w:bottom w:val="single" w:sz="4" w:space="1" w:color="auto"/>
+          <w:right w:val="single" w:sz="4" w:space="4" w:color="auto"/>
+        </w:pBdr>
+        <w:ind w:left="1080"/>
+        <w:rPr>
+          <w:lang w:val="en-US"/>
+        </w:rPr>
+      </w:pPr>
+      <w:r>
+        <w:rPr>
+          <w:lang w:val="en-US"/>
+        </w:rPr>
+        <w:t>Serial.readString();</w:t>
+      </w:r>
+    </w:p>
+    <w:p>
+      <w:pPr>
+        <w:pStyle w:val="ListParagraph"/>
+        <w:numPr>
+          <w:ilvl w:val="0"/>
+          <w:numId w:val="4"/>
+        </w:numPr>
+        <w:rPr>
+          <w:lang w:val="en-US"/>
+        </w:rPr>
+      </w:pPr>
+      <w:r>
+        <w:rPr>
+          <w:lang w:val="en-US"/>
+        </w:rPr>
+        <w:t>Ví dụ</w:t>
+      </w:r>
+    </w:p>
+    <w:p>
+      <w:pPr>
+        <w:pStyle w:val="ListParagraph"/>
+        <w:pBdr>
+          <w:top w:val="single" w:sz="4" w:space="1" w:color="auto"/>
+          <w:left w:val="single" w:sz="4" w:space="4" w:color="auto"/>
+          <w:bottom w:val="single" w:sz="4" w:space="1" w:color="auto"/>
+          <w:right w:val="single" w:sz="4" w:space="4" w:color="auto"/>
+        </w:pBdr>
+        <w:ind w:left="1080"/>
+        <w:rPr>
+          <w:lang w:val="en-US"/>
+        </w:rPr>
+      </w:pPr>
+      <w:r>
+        <w:rPr>
+          <w:lang w:val="en-US"/>
+        </w:rPr>
+        <w:t>f</w:t>
+      </w:r>
+      <w:r>
+        <w:rPr>
+          <w:lang w:val="en-US"/>
+        </w:rPr>
+        <w:t>oo = Serial.readString();</w:t>
+      </w:r>
+    </w:p>
+    <w:p>
+      <w:pPr>
+        <w:pStyle w:val="ListParagraph"/>
+        <w:numPr>
+          <w:ilvl w:val="0"/>
+          <w:numId w:val="4"/>
+        </w:numPr>
+        <w:rPr>
+          <w:lang w:val="en-US"/>
+        </w:rPr>
+      </w:pPr>
+      <w:r>
+        <w:rPr>
+          <w:lang w:val="en-US"/>
+        </w:rPr>
+        <w:t>Ta có</w:t>
+      </w:r>
+    </w:p>
+    <w:tbl>
+      <w:tblPr>
+        <w:tblStyle w:val="TableGrid"/>
+        <w:tblW w:w="0" w:type="auto"/>
+        <w:tblInd w:w="1080" w:type="dxa"/>
+        <w:tblLook w:val="04A0" w:firstRow="1" w:lastRow="0" w:firstColumn="1" w:lastColumn="0" w:noHBand="0" w:noVBand="1"/>
+      </w:tblPr>
+      <w:tblGrid>
+        <w:gridCol w:w="4036"/>
+        <w:gridCol w:w="4126"/>
+      </w:tblGrid>
+      <w:tr>
+        <w:tc>
+          <w:tcPr>
+            <w:tcW w:w="4036" w:type="dxa"/>
+          </w:tcPr>
+          <w:p>
+            <w:pPr>
+              <w:pStyle w:val="ListParagraph"/>
+              <w:ind w:left="0"/>
+              <w:jc w:val="center"/>
+              <w:rPr>
+                <w:lang w:val="en-US"/>
+              </w:rPr>
+            </w:pPr>
+            <w:r>
+              <w:rPr>
+                <w:lang w:val="en-US"/>
+              </w:rPr>
+              <w:t>foo</w:t>
+            </w:r>
+          </w:p>
+        </w:tc>
+        <w:tc>
+          <w:tcPr>
+            <w:tcW w:w="4126" w:type="dxa"/>
+          </w:tcPr>
+          <w:p>
+            <w:pPr>
+              <w:pStyle w:val="ListParagraph"/>
+              <w:ind w:left="0"/>
+              <w:jc w:val="center"/>
+              <w:rPr>
+                <w:lang w:val="en-US"/>
+              </w:rPr>
+            </w:pPr>
+            <w:r>
+              <w:rPr>
+                <w:lang w:val="en-US"/>
+              </w:rPr>
+              <w:t>"</w:t>
+            </w:r>
+            <w:r>
+              <w:rPr>
+                <w:lang w:val="en-US"/>
+              </w:rPr>
+              <w:t>abc1234</w:t>
+            </w:r>
+            <w:r>
+              <w:rPr>
+                <w:lang w:val="en-US"/>
+              </w:rPr>
+              <w:t>"</w:t>
+            </w:r>
+          </w:p>
+        </w:tc>
+      </w:tr>
+    </w:tbl>
+    <w:p>
+      <w:pPr>
+        <w:pStyle w:val="ListParagraph"/>
+        <w:numPr>
+          <w:ilvl w:val="0"/>
+          <w:numId w:val="4"/>
+        </w:numPr>
+        <w:rPr>
+          <w:lang w:val="en-US"/>
+        </w:rPr>
+      </w:pPr>
+      <w:r>
+        <w:rPr>
+          <w:lang w:val="en-US"/>
+        </w:rPr>
+        <w:t>Trả về Buffer hiện tại dưới dạng Integer và làm rỗng nó</w:t>
+      </w:r>
+    </w:p>
+    <w:p>
+      <w:pPr>
+        <w:pStyle w:val="ListParagraph"/>
+        <w:pBdr>
+          <w:top w:val="single" w:sz="4" w:space="1" w:color="auto"/>
+          <w:left w:val="single" w:sz="4" w:space="4" w:color="auto"/>
+          <w:bottom w:val="single" w:sz="4" w:space="1" w:color="auto"/>
+          <w:right w:val="single" w:sz="4" w:space="4" w:color="auto"/>
+        </w:pBdr>
+        <w:ind w:left="1080"/>
+        <w:rPr>
+          <w:lang w:val="en-US"/>
+        </w:rPr>
+      </w:pPr>
+      <w:r>
+        <w:rPr>
+          <w:lang w:val="en-US"/>
+        </w:rPr>
+        <w:t>Serial.parseInt();</w:t>
+      </w:r>
+    </w:p>
+    <w:p>
+      <w:pPr>
+        <w:pStyle w:val="ListParagraph"/>
+        <w:numPr>
+          <w:ilvl w:val="0"/>
+          <w:numId w:val="4"/>
+        </w:numPr>
+        <w:rPr>
+          <w:lang w:val="en-US"/>
+        </w:rPr>
+      </w:pPr>
+      <w:r>
+        <w:rPr>
+          <w:lang w:val="en-US"/>
+        </w:rPr>
+        <w:t>Lưu ý nếu Buffer không thể chuyển sang Integer thì nó sẽ kiếm dãy kí tự liên tục đầu tiên chỉ toàn số, rồi trả về dãy này dưới dạng Integer, nếu không tìm được dãy nào thì trả về 0</w:t>
+      </w:r>
+    </w:p>
+    <w:p>
+      <w:pPr>
+        <w:pStyle w:val="ListParagraph"/>
+        <w:numPr>
+          <w:ilvl w:val="0"/>
+          <w:numId w:val="4"/>
+        </w:numPr>
+        <w:rPr>
+          <w:lang w:val="en-US"/>
+        </w:rPr>
+      </w:pPr>
+      <w:r>
+        <w:rPr>
+          <w:lang w:val="en-US"/>
+        </w:rPr>
+        <w:t>Ví dụ</w:t>
+      </w:r>
+    </w:p>
+    <w:p>
+      <w:pPr>
+        <w:pStyle w:val="ListParagraph"/>
+        <w:pBdr>
+          <w:top w:val="single" w:sz="4" w:space="1" w:color="auto"/>
+          <w:left w:val="single" w:sz="4" w:space="4" w:color="auto"/>
+          <w:bottom w:val="single" w:sz="4" w:space="1" w:color="auto"/>
+          <w:right w:val="single" w:sz="4" w:space="4" w:color="auto"/>
+        </w:pBdr>
+        <w:ind w:left="1080"/>
+        <w:rPr>
+          <w:lang w:val="en-US"/>
+        </w:rPr>
+      </w:pPr>
+      <w:r>
+        <w:rPr>
+          <w:lang w:val="en-US"/>
+        </w:rPr>
+        <w:t xml:space="preserve">foo = </w:t>
+      </w:r>
+      <w:r>
+        <w:rPr>
+          <w:lang w:val="en-US"/>
+        </w:rPr>
+        <w:t>Serial.parseInt();</w:t>
+      </w:r>
+    </w:p>
+    <w:p>
+      <w:pPr>
+        <w:pStyle w:val="ListParagraph"/>
+        <w:numPr>
+          <w:ilvl w:val="0"/>
+          <w:numId w:val="4"/>
+        </w:numPr>
+        <w:rPr>
+          <w:lang w:val="en-US"/>
+        </w:rPr>
+      </w:pPr>
+      <w:r>
+        <w:rPr>
+          <w:lang w:val="en-US"/>
+        </w:rPr>
+        <w:t>Ví dụ</w:t>
+      </w:r>
+    </w:p>
+    <w:tbl>
+      <w:tblPr>
+        <w:tblStyle w:val="TableGrid"/>
+        <w:tblW w:w="0" w:type="auto"/>
+        <w:tblInd w:w="1080" w:type="dxa"/>
+        <w:tblLook w:val="04A0" w:firstRow="1" w:lastRow="0" w:firstColumn="1" w:lastColumn="0" w:noHBand="0" w:noVBand="1"/>
+      </w:tblPr>
+      <w:tblGrid>
+        <w:gridCol w:w="3997"/>
+        <w:gridCol w:w="4165"/>
+      </w:tblGrid>
+      <w:tr>
+        <w:tc>
+          <w:tcPr>
+            <w:tcW w:w="4621" w:type="dxa"/>
+          </w:tcPr>
+          <w:p>
+            <w:pPr>
+              <w:pStyle w:val="ListParagraph"/>
+              <w:ind w:left="0"/>
+              <w:jc w:val="center"/>
+              <w:rPr>
+                <w:lang w:val="en-US"/>
+              </w:rPr>
+            </w:pPr>
+            <w:r>
+              <w:rPr>
+                <w:lang w:val="en-US"/>
+              </w:rPr>
+              <w:t>Buffer</w:t>
+            </w:r>
+          </w:p>
+        </w:tc>
+        <w:tc>
+          <w:tcPr>
+            <w:tcW w:w="4621" w:type="dxa"/>
+          </w:tcPr>
+          <w:p>
+            <w:pPr>
+              <w:pStyle w:val="ListParagraph"/>
+              <w:ind w:left="0"/>
+              <w:jc w:val="center"/>
+              <w:rPr>
+                <w:lang w:val="en-US"/>
+              </w:rPr>
+            </w:pPr>
+            <w:r>
+              <w:rPr>
+                <w:lang w:val="en-US"/>
+              </w:rPr>
+              <w:t>"</w:t>
+            </w:r>
+            <w:r>
+              <w:rPr>
+                <w:lang w:val="en-US"/>
+              </w:rPr>
+              <w:t>abc1234</w:t>
+            </w:r>
+            <w:r>
+              <w:rPr>
+                <w:lang w:val="en-US"/>
+              </w:rPr>
+              <w:t>ab123</w:t>
+            </w:r>
+            <w:r>
+              <w:rPr>
+                <w:lang w:val="en-US"/>
+              </w:rPr>
+              <w:t>"</w:t>
+            </w:r>
+          </w:p>
+        </w:tc>
+      </w:tr>
+      <w:tr>
+        <w:tc>
+          <w:tcPr>
+            <w:tcW w:w="4621" w:type="dxa"/>
+          </w:tcPr>
+          <w:p>
+            <w:pPr>
+              <w:pStyle w:val="ListParagraph"/>
+              <w:ind w:left="0"/>
+              <w:jc w:val="center"/>
+              <w:rPr>
+                <w:lang w:val="en-US"/>
+              </w:rPr>
+            </w:pPr>
+            <w:r>
+              <w:rPr>
+                <w:lang w:val="en-US"/>
+              </w:rPr>
+              <w:t>foo</w:t>
+            </w:r>
+          </w:p>
+        </w:tc>
+        <w:tc>
+          <w:tcPr>
+            <w:tcW w:w="4621" w:type="dxa"/>
+          </w:tcPr>
+          <w:p>
+            <w:pPr>
+              <w:pStyle w:val="ListParagraph"/>
+              <w:ind w:left="0"/>
+              <w:jc w:val="center"/>
+              <w:rPr>
+                <w:lang w:val="en-US"/>
+              </w:rPr>
+            </w:pPr>
+            <w:r>
+              <w:rPr>
+                <w:lang w:val="en-US"/>
+              </w:rPr>
+              <w:t>1234</w:t>
+            </w:r>
+          </w:p>
+        </w:tc>
+      </w:tr>
+    </w:tbl>
+    <w:p>
+      <w:pPr>
+        <w:pStyle w:val="ListParagraph"/>
+        <w:ind w:left="1080"/>
+        <w:rPr>
+          <w:lang w:val="en-US"/>
+        </w:rPr>
+      </w:pPr>
+    </w:p>
+    <w:p>
+      <w:pPr>
+        <w:rPr>
+          <w:lang w:val="en-US"/>
+        </w:rPr>
+      </w:pPr>
+    </w:p>
+    <w:p>
+      <w:pPr>
+        <w:rPr>
+          <w:lang w:val="en-US"/>
+        </w:rPr>
+      </w:pPr>
+      <w:r>
+        <w:rPr>
+          <w:lang w:val="en-US"/>
+        </w:rPr>
+        <w:t xml:space="preserve">Time </w:t>
+      </w:r>
+      <w:r>
+        <w:rPr>
+          <w:lang w:val="en-US"/>
+        </w:rPr>
+        <w:t>–</w:t>
+      </w:r>
+      <w:r>
+        <w:rPr>
+          <w:lang w:val="en-US"/>
+        </w:rPr>
+        <w:t xml:space="preserve"> Thời Gian</w:t>
+      </w:r>
+      <w:r>
+        <w:rPr>
+          <w:lang w:val="en-US"/>
+        </w:rPr>
+        <w:t>:</w:t>
+      </w:r>
+    </w:p>
+    <w:p>
+      <w:pPr>
+        <w:pStyle w:val="ListParagraph"/>
+        <w:numPr>
+          <w:ilvl w:val="0"/>
+          <w:numId w:val="8"/>
+        </w:numPr>
+        <w:rPr>
+          <w:lang w:val="en-US"/>
+        </w:rPr>
+      </w:pPr>
+      <w:r>
+        <w:rPr>
+          <w:lang w:val="en-US"/>
+        </w:rPr>
+        <w:lastRenderedPageBreak/>
+        <w:t>Tạm Dừng Chương Trình?</w:t>
+      </w:r>
+    </w:p>
+    <w:p>
+      <w:pPr>
+        <w:pStyle w:val="ListParagraph"/>
+        <w:pBdr>
+          <w:top w:val="single" w:sz="4" w:space="1" w:color="auto"/>
+          <w:left w:val="single" w:sz="4" w:space="4" w:color="auto"/>
+          <w:bottom w:val="single" w:sz="4" w:space="1" w:color="auto"/>
+          <w:right w:val="single" w:sz="4" w:space="4" w:color="auto"/>
+        </w:pBdr>
+        <w:ind w:left="1080"/>
+        <w:rPr>
+          <w:lang w:val="en-US"/>
+        </w:rPr>
+      </w:pPr>
+      <w:r>
+        <w:rPr>
+          <w:lang w:val="en-US"/>
+        </w:rPr>
+        <w:t>delay(&lt;Số Mili Giây&gt;);</w:t>
+      </w:r>
+    </w:p>
+    <w:p>
+      <w:pPr>
+        <w:pStyle w:val="ListParagraph"/>
+        <w:numPr>
+          <w:ilvl w:val="0"/>
+          <w:numId w:val="4"/>
+        </w:numPr>
+        <w:rPr>
+          <w:lang w:val="en-US"/>
+        </w:rPr>
+      </w:pPr>
+      <w:r>
+        <w:rPr>
+          <w:lang w:val="en-US"/>
+        </w:rPr>
+        <w:t>Ví dụ</w:t>
+      </w:r>
+    </w:p>
+    <w:p>
+      <w:pPr>
+        <w:pStyle w:val="ListParagraph"/>
+        <w:pBdr>
+          <w:top w:val="single" w:sz="4" w:space="1" w:color="auto"/>
+          <w:left w:val="single" w:sz="4" w:space="4" w:color="auto"/>
+          <w:bottom w:val="single" w:sz="4" w:space="1" w:color="auto"/>
+          <w:right w:val="single" w:sz="4" w:space="4" w:color="auto"/>
+        </w:pBdr>
+        <w:ind w:left="1080"/>
+        <w:rPr>
+          <w:lang w:val="en-US"/>
+        </w:rPr>
+      </w:pPr>
+      <w:r>
+        <w:rPr>
+          <w:lang w:val="en-US"/>
+        </w:rPr>
         <w:t>delay(2000);</w:t>
       </w:r>
     </w:p>
@@ -2651,6 +3335,8 @@
           <w:lang w:val="en-US"/>
         </w:rPr>
       </w:pPr>
+      <w:bookmarkStart w:id="0" w:name="_GoBack"/>
+      <w:bookmarkEnd w:id="0"/>
     </w:p>
     <w:p>
       <w:pPr>
@@ -2667,108 +3353,6 @@
     </w:p>
     <w:p>
       <w:pPr>
-        <w:rPr>
-          <w:lang w:val="en-US"/>
-        </w:rPr>
-      </w:pPr>
-      <w:r>
-        <w:rPr>
-          <w:lang w:val="en-US"/>
-        </w:rPr>
-        <w:tab/>
-        <w:t>Nguồn điện có điện trở trong</w:t>
-      </w:r>
-    </w:p>
-    <w:p>
-      <w:pPr>
-        <w:rPr>
-          <w:lang w:val="en-US"/>
-        </w:rPr>
-      </w:pPr>
-      <w:r>
-        <w:rPr>
-          <w:lang w:val="en-US"/>
-        </w:rPr>
-        <w:tab/>
-        <w:t>Mọi thiết bị đều có điện trở</w:t>
-      </w:r>
-    </w:p>
-    <w:p>
-      <w:pPr>
-        <w:rPr>
-          <w:lang w:val="en-US"/>
-        </w:rPr>
-      </w:pPr>
-      <w:r>
-        <w:rPr>
-          <w:lang w:val="en-US"/>
-        </w:rPr>
-        <w:tab/>
-        <w:t>~ là tín hiệu Analog</w:t>
-      </w:r>
-    </w:p>
-    <w:p>
-      <w:pPr>
-        <w:rPr>
-          <w:lang w:val="en-US"/>
-        </w:rPr>
-      </w:pPr>
-      <w:r>
-        <w:rPr>
-          <w:lang w:val="en-US"/>
-        </w:rPr>
-        <w:tab/>
-        <w:t xml:space="preserve">A0, A1,… là </w:t>
-      </w:r>
-      <w:r>
-        <w:rPr>
-          <w:lang w:val="en-US"/>
-        </w:rPr>
-        <w:t xml:space="preserve">cổng </w:t>
-      </w:r>
-      <w:r>
-        <w:rPr>
-          <w:lang w:val="en-US"/>
-        </w:rPr>
-        <w:t>Analog Sensor</w:t>
-      </w:r>
-    </w:p>
-    <w:p>
-      <w:pPr>
-        <w:rPr>
-          <w:lang w:val="en-US"/>
-        </w:rPr>
-      </w:pPr>
-      <w:r>
-        <w:rPr>
-          <w:lang w:val="en-US"/>
-        </w:rPr>
-        <w:tab/>
-        <w:t xml:space="preserve">Màn hình Serial để </w:t>
-      </w:r>
-      <w:r>
-        <w:rPr>
-          <w:lang w:val="en-US"/>
-        </w:rPr>
-        <w:t>hiện chữ</w:t>
-      </w:r>
-    </w:p>
-    <w:p>
-      <w:pPr>
-        <w:rPr>
-          <w:lang w:val="en-US"/>
-        </w:rPr>
-      </w:pPr>
-      <w:r>
-        <w:rPr>
-          <w:lang w:val="en-US"/>
-        </w:rPr>
-        <w:tab/>
-        <w:t xml:space="preserve">Ô Input trong Serial Monitor có thể nhập lúc nào cũng được và khi nhập, dữ liệu sẽ </w:t>
-      </w:r>
-    </w:p>
-    <w:p>
-      <w:pPr>
         <w:ind w:firstLine="720"/>
         <w:rPr>
           <w:lang w:val="en-US"/>
@@ -2778,7 +3362,13 @@
         <w:rPr>
           <w:lang w:val="en-US"/>
         </w:rPr>
-        <w:t>thêm vào Buffer sẵn sàng để Read, lưu ý là cần thời gian chờ để lưu</w:t>
+        <w:t>Set Input Digital Pin thành HIGH để tạo Pull Up Resistor</w:t>
+      </w:r>
+      <w:r>
+        <w:rPr>
+          <w:lang w:val="en-US"/>
+        </w:rPr>
+        <w:t>, khi mở thì 1 khi đóng thì 0</w:t>
       </w:r>
     </w:p>
     <w:p>
@@ -2792,13 +3382,7 @@
         <w:rPr>
           <w:lang w:val="en-US"/>
         </w:rPr>
-        <w:t>Set Input Digital Pin thành HIGH để tạo Pull Up Resistor</w:t>
-      </w:r>
-      <w:r>
-        <w:rPr>
-          <w:lang w:val="en-US"/>
-        </w:rPr>
-        <w:t>, khi mở thì 1 khi đóng thì 0</w:t>
+        <w:t xml:space="preserve">Serial Graph plot kết quả in trên Terminal, dùng dấu phẩy ngăn cách giữa các giá trị </w:t>
       </w:r>
     </w:p>
     <w:p>
@@ -2812,20 +3396,6 @@
         <w:rPr>
           <w:lang w:val="en-US"/>
         </w:rPr>
-        <w:t xml:space="preserve">Serial Graph plot kết quả in trên Terminal, dùng dấu phẩy ngăn cách giữa các giá trị </w:t>
-      </w:r>
-    </w:p>
-    <w:p>
-      <w:pPr>
-        <w:ind w:firstLine="720"/>
-        <w:rPr>
-          <w:lang w:val="en-US"/>
-        </w:rPr>
-      </w:pPr>
-      <w:r>
-        <w:rPr>
-          <w:lang w:val="en-US"/>
-        </w:rPr>
         <w:t>giữa các Channel</w:t>
       </w:r>
     </w:p>
@@ -2912,6 +3482,572 @@
         <w:rPr>
           <w:lang w:val="en-US"/>
         </w:rPr>
+        <w:tab/>
+      </w:r>
+      <w:r>
+        <w:rPr>
+          <w:lang w:val="en-US"/>
+        </w:rPr>
+        <w:tab/>
+      </w:r>
+      <w:r>
+        <w:rPr>
+          <w:lang w:val="en-US"/>
+        </w:rPr>
+        <w:tab/>
+      </w:r>
+      <w:r>
+        <w:rPr>
+          <w:lang w:val="en-US"/>
+        </w:rPr>
+        <w:tab/>
+        <w:t>Khởi tạo Servo Object</w:t>
+      </w:r>
+    </w:p>
+    <w:p>
+      <w:pPr>
+        <w:rPr>
+          <w:lang w:val="en-US"/>
+        </w:rPr>
+      </w:pPr>
+      <w:r>
+        <w:rPr>
+          <w:lang w:val="en-US"/>
+        </w:rPr>
+        <w:tab/>
+      </w:r>
+      <w:r>
+        <w:rPr>
+          <w:lang w:val="en-US"/>
+        </w:rPr>
+        <w:tab/>
+      </w:r>
+      <w:r>
+        <w:rPr>
+          <w:lang w:val="en-US"/>
+        </w:rPr>
+        <w:tab/>
+        <w:t>Ex:</w:t>
+      </w:r>
+    </w:p>
+    <w:p>
+      <w:pPr>
+        <w:rPr>
+          <w:lang w:val="en-US"/>
+        </w:rPr>
+      </w:pPr>
+      <w:r>
+        <w:rPr>
+          <w:lang w:val="en-US"/>
+        </w:rPr>
+        <w:tab/>
+      </w:r>
+      <w:r>
+        <w:rPr>
+          <w:lang w:val="en-US"/>
+        </w:rPr>
+        <w:tab/>
+      </w:r>
+      <w:r>
+        <w:rPr>
+          <w:lang w:val="en-US"/>
+        </w:rPr>
+        <w:tab/>
+      </w:r>
+      <w:r>
+        <w:rPr>
+          <w:lang w:val="en-US"/>
+        </w:rPr>
+        <w:tab/>
+        <w:t>Servo foo</w:t>
+      </w:r>
+    </w:p>
+    <w:p>
+      <w:pPr>
+        <w:rPr>
+          <w:lang w:val="en-US"/>
+        </w:rPr>
+      </w:pPr>
+      <w:r>
+        <w:rPr>
+          <w:lang w:val="en-US"/>
+        </w:rPr>
+        <w:tab/>
+      </w:r>
+      <w:r>
+        <w:rPr>
+          <w:lang w:val="en-US"/>
+        </w:rPr>
+        <w:tab/>
+      </w:r>
+      <w:r>
+        <w:rPr>
+          <w:lang w:val="en-US"/>
+        </w:rPr>
+        <w:tab/>
+        <w:t>Object:</w:t>
+      </w:r>
+    </w:p>
+    <w:p>
+      <w:pPr>
+        <w:rPr>
+          <w:lang w:val="en-US"/>
+        </w:rPr>
+      </w:pPr>
+      <w:r>
+        <w:rPr>
+          <w:lang w:val="en-US"/>
+        </w:rPr>
+        <w:tab/>
+      </w:r>
+      <w:r>
+        <w:rPr>
+          <w:lang w:val="en-US"/>
+        </w:rPr>
+        <w:tab/>
+      </w:r>
+      <w:r>
+        <w:rPr>
+          <w:lang w:val="en-US"/>
+        </w:rPr>
+        <w:tab/>
+      </w:r>
+      <w:r>
+        <w:rPr>
+          <w:lang w:val="en-US"/>
+        </w:rPr>
+        <w:tab/>
+        <w:t>attach(Pin Code)</w:t>
+      </w:r>
+    </w:p>
+    <w:p>
+      <w:pPr>
+        <w:rPr>
+          <w:lang w:val="en-US"/>
+        </w:rPr>
+      </w:pPr>
+      <w:r>
+        <w:rPr>
+          <w:lang w:val="en-US"/>
+        </w:rPr>
+        <w:tab/>
+      </w:r>
+      <w:r>
+        <w:rPr>
+          <w:lang w:val="en-US"/>
+        </w:rPr>
+        <w:tab/>
+      </w:r>
+      <w:r>
+        <w:rPr>
+          <w:lang w:val="en-US"/>
+        </w:rPr>
+        <w:tab/>
+      </w:r>
+      <w:r>
+        <w:rPr>
+          <w:lang w:val="en-US"/>
+        </w:rPr>
+        <w:tab/>
+      </w:r>
+      <w:r>
+        <w:rPr>
+          <w:lang w:val="en-US"/>
+        </w:rPr>
+        <w:tab/>
+        <w:t>Usage:</w:t>
+      </w:r>
+    </w:p>
+    <w:p>
+      <w:pPr>
+        <w:rPr>
+          <w:lang w:val="en-US"/>
+        </w:rPr>
+      </w:pPr>
+      <w:r>
+        <w:rPr>
+          <w:lang w:val="en-US"/>
+        </w:rPr>
+        <w:tab/>
+      </w:r>
+      <w:r>
+        <w:rPr>
+          <w:lang w:val="en-US"/>
+        </w:rPr>
+        <w:tab/>
+      </w:r>
+      <w:r>
+        <w:rPr>
+          <w:lang w:val="en-US"/>
+        </w:rPr>
+        <w:tab/>
+      </w:r>
+      <w:r>
+        <w:rPr>
+          <w:lang w:val="en-US"/>
+        </w:rPr>
+        <w:tab/>
+      </w:r>
+      <w:r>
+        <w:rPr>
+          <w:lang w:val="en-US"/>
+        </w:rPr>
+        <w:tab/>
+      </w:r>
+      <w:r>
+        <w:rPr>
+          <w:lang w:val="en-US"/>
+        </w:rPr>
+        <w:tab/>
+        <w:t>Kết nối với Pin điều khiển Servo</w:t>
+      </w:r>
+    </w:p>
+    <w:p>
+      <w:pPr>
+        <w:rPr>
+          <w:lang w:val="en-US"/>
+        </w:rPr>
+      </w:pPr>
+      <w:r>
+        <w:rPr>
+          <w:lang w:val="en-US"/>
+        </w:rPr>
+        <w:tab/>
+      </w:r>
+      <w:r>
+        <w:rPr>
+          <w:lang w:val="en-US"/>
+        </w:rPr>
+        <w:tab/>
+      </w:r>
+      <w:r>
+        <w:rPr>
+          <w:lang w:val="en-US"/>
+        </w:rPr>
+        <w:tab/>
+      </w:r>
+      <w:r>
+        <w:rPr>
+          <w:lang w:val="en-US"/>
+        </w:rPr>
+        <w:tab/>
+      </w:r>
+      <w:r>
+        <w:rPr>
+          <w:lang w:val="en-US"/>
+        </w:rPr>
+        <w:tab/>
+        <w:t>Ex:</w:t>
+      </w:r>
+    </w:p>
+    <w:p>
+      <w:pPr>
+        <w:rPr>
+          <w:lang w:val="en-US"/>
+        </w:rPr>
+      </w:pPr>
+      <w:r>
+        <w:rPr>
+          <w:lang w:val="en-US"/>
+        </w:rPr>
+        <w:tab/>
+      </w:r>
+      <w:r>
+        <w:rPr>
+          <w:lang w:val="en-US"/>
+        </w:rPr>
+        <w:tab/>
+      </w:r>
+      <w:r>
+        <w:rPr>
+          <w:lang w:val="en-US"/>
+        </w:rPr>
+        <w:tab/>
+      </w:r>
+      <w:r>
+        <w:rPr>
+          <w:lang w:val="en-US"/>
+        </w:rPr>
+        <w:tab/>
+      </w:r>
+      <w:r>
+        <w:rPr>
+          <w:lang w:val="en-US"/>
+        </w:rPr>
+        <w:tab/>
+      </w:r>
+      <w:r>
+        <w:rPr>
+          <w:lang w:val="en-US"/>
+        </w:rPr>
+        <w:tab/>
+        <w:t>foo.attach(13)</w:t>
+      </w:r>
+    </w:p>
+    <w:p>
+      <w:pPr>
+        <w:rPr>
+          <w:lang w:val="en-US"/>
+        </w:rPr>
+      </w:pPr>
+      <w:r>
+        <w:rPr>
+          <w:lang w:val="en-US"/>
+        </w:rPr>
+        <w:tab/>
+      </w:r>
+      <w:r>
+        <w:rPr>
+          <w:lang w:val="en-US"/>
+        </w:rPr>
+        <w:tab/>
+      </w:r>
+      <w:r>
+        <w:rPr>
+          <w:lang w:val="en-US"/>
+        </w:rPr>
+        <w:tab/>
+      </w:r>
+      <w:r>
+        <w:rPr>
+          <w:lang w:val="en-US"/>
+        </w:rPr>
+        <w:tab/>
+        <w:t>write(Angle)</w:t>
+      </w:r>
+    </w:p>
+    <w:p>
+      <w:pPr>
+        <w:rPr>
+          <w:lang w:val="en-US"/>
+        </w:rPr>
+      </w:pPr>
+      <w:r>
+        <w:rPr>
+          <w:lang w:val="en-US"/>
+        </w:rPr>
+        <w:tab/>
+      </w:r>
+      <w:r>
+        <w:rPr>
+          <w:lang w:val="en-US"/>
+        </w:rPr>
+        <w:tab/>
+      </w:r>
+      <w:r>
+        <w:rPr>
+          <w:lang w:val="en-US"/>
+        </w:rPr>
+        <w:tab/>
+      </w:r>
+      <w:r>
+        <w:rPr>
+          <w:lang w:val="en-US"/>
+        </w:rPr>
+        <w:tab/>
+      </w:r>
+      <w:r>
+        <w:rPr>
+          <w:lang w:val="en-US"/>
+        </w:rPr>
+        <w:tab/>
+        <w:t>Usage:</w:t>
+      </w:r>
+    </w:p>
+    <w:p>
+      <w:pPr>
+        <w:rPr>
+          <w:lang w:val="en-US"/>
+        </w:rPr>
+      </w:pPr>
+      <w:r>
+        <w:rPr>
+          <w:lang w:val="en-US"/>
+        </w:rPr>
+        <w:tab/>
+      </w:r>
+      <w:r>
+        <w:rPr>
+          <w:lang w:val="en-US"/>
+        </w:rPr>
+        <w:tab/>
+      </w:r>
+      <w:r>
+        <w:rPr>
+          <w:lang w:val="en-US"/>
+        </w:rPr>
+        <w:tab/>
+      </w:r>
+      <w:r>
+        <w:rPr>
+          <w:lang w:val="en-US"/>
+        </w:rPr>
+        <w:tab/>
+      </w:r>
+      <w:r>
+        <w:rPr>
+          <w:lang w:val="en-US"/>
+        </w:rPr>
+        <w:tab/>
+      </w:r>
+      <w:r>
+        <w:rPr>
+          <w:lang w:val="en-US"/>
+        </w:rPr>
+        <w:tab/>
+        <w:t>Quay Servo</w:t>
+      </w:r>
+    </w:p>
+    <w:p>
+      <w:pPr>
+        <w:rPr>
+          <w:lang w:val="en-US"/>
+        </w:rPr>
+      </w:pPr>
+      <w:r>
+        <w:rPr>
+          <w:lang w:val="en-US"/>
+        </w:rPr>
+        <w:tab/>
+      </w:r>
+      <w:r>
+        <w:rPr>
+          <w:lang w:val="en-US"/>
+        </w:rPr>
+        <w:tab/>
+      </w:r>
+      <w:r>
+        <w:rPr>
+          <w:lang w:val="en-US"/>
+        </w:rPr>
+        <w:tab/>
+      </w:r>
+      <w:r>
+        <w:rPr>
+          <w:lang w:val="en-US"/>
+        </w:rPr>
+        <w:tab/>
+      </w:r>
+      <w:r>
+        <w:rPr>
+          <w:lang w:val="en-US"/>
+        </w:rPr>
+        <w:tab/>
+      </w:r>
+      <w:r>
+        <w:rPr>
+          <w:lang w:val="en-US"/>
+        </w:rPr>
+        <w:tab/>
+        <w:t>Quay hơi chậm nên có thể bị ghi đè</w:t>
+      </w:r>
+    </w:p>
+    <w:p>
+      <w:pPr>
+        <w:rPr>
+          <w:lang w:val="en-US"/>
+        </w:rPr>
+      </w:pPr>
+      <w:r>
+        <w:rPr>
+          <w:lang w:val="en-US"/>
+        </w:rPr>
+        <w:tab/>
+      </w:r>
+      <w:r>
+        <w:rPr>
+          <w:lang w:val="en-US"/>
+        </w:rPr>
+        <w:tab/>
+      </w:r>
+      <w:r>
+        <w:rPr>
+          <w:lang w:val="en-US"/>
+        </w:rPr>
+        <w:tab/>
+      </w:r>
+      <w:r>
+        <w:rPr>
+          <w:lang w:val="en-US"/>
+        </w:rPr>
+        <w:tab/>
+      </w:r>
+      <w:r>
+        <w:rPr>
+          <w:lang w:val="en-US"/>
+        </w:rPr>
+        <w:tab/>
+        <w:t>Ex:</w:t>
+      </w:r>
+    </w:p>
+    <w:p>
+      <w:pPr>
+        <w:rPr>
+          <w:lang w:val="en-US"/>
+        </w:rPr>
+      </w:pPr>
+      <w:r>
+        <w:rPr>
+          <w:lang w:val="en-US"/>
+        </w:rPr>
+        <w:tab/>
+      </w:r>
+      <w:r>
+        <w:rPr>
+          <w:lang w:val="en-US"/>
+        </w:rPr>
+        <w:tab/>
+      </w:r>
+      <w:r>
+        <w:rPr>
+          <w:lang w:val="en-US"/>
+        </w:rPr>
+        <w:tab/>
+      </w:r>
+      <w:r>
+        <w:rPr>
+          <w:lang w:val="en-US"/>
+        </w:rPr>
+        <w:tab/>
+      </w:r>
+      <w:r>
+        <w:rPr>
+          <w:lang w:val="en-US"/>
+        </w:rPr>
+        <w:tab/>
+      </w:r>
+      <w:r>
+        <w:rPr>
+          <w:lang w:val="en-US"/>
+        </w:rPr>
+        <w:tab/>
+        <w:t>foo.write(165)</w:t>
+      </w:r>
+    </w:p>
+    <w:p>
+      <w:pPr>
+        <w:rPr>
+          <w:lang w:val="en-US"/>
+        </w:rPr>
+      </w:pPr>
+      <w:r>
+        <w:rPr>
+          <w:lang w:val="en-US"/>
+        </w:rPr>
+        <w:tab/>
+        <w:t>Stepper.h</w:t>
+      </w:r>
+    </w:p>
+    <w:p>
+      <w:pPr>
+        <w:rPr>
+          <w:lang w:val="en-US"/>
+        </w:rPr>
+      </w:pPr>
+      <w:r>
+        <w:rPr>
+          <w:lang w:val="en-US"/>
+        </w:rPr>
         <w:lastRenderedPageBreak/>
         <w:tab/>
       </w:r>
@@ -2920,19 +4056,65 @@
           <w:lang w:val="en-US"/>
         </w:rPr>
         <w:tab/>
-      </w:r>
-      <w:r>
-        <w:rPr>
-          <w:lang w:val="en-US"/>
-        </w:rPr>
-        <w:tab/>
-      </w:r>
-      <w:r>
-        <w:rPr>
-          <w:lang w:val="en-US"/>
-        </w:rPr>
-        <w:tab/>
-        <w:t>Khởi tạo Servo Object</w:t>
+        <w:t>Stepper Object(Steps, Pin Code * 4)</w:t>
+      </w:r>
+    </w:p>
+    <w:p>
+      <w:pPr>
+        <w:rPr>
+          <w:lang w:val="en-US"/>
+        </w:rPr>
+      </w:pPr>
+      <w:r>
+        <w:rPr>
+          <w:lang w:val="en-US"/>
+        </w:rPr>
+        <w:tab/>
+      </w:r>
+      <w:r>
+        <w:rPr>
+          <w:lang w:val="en-US"/>
+        </w:rPr>
+        <w:tab/>
+      </w:r>
+      <w:r>
+        <w:rPr>
+          <w:lang w:val="en-US"/>
+        </w:rPr>
+        <w:tab/>
+        <w:t>Usage:</w:t>
+      </w:r>
+    </w:p>
+    <w:p>
+      <w:pPr>
+        <w:rPr>
+          <w:lang w:val="en-US"/>
+        </w:rPr>
+      </w:pPr>
+      <w:r>
+        <w:rPr>
+          <w:lang w:val="en-US"/>
+        </w:rPr>
+        <w:tab/>
+      </w:r>
+      <w:r>
+        <w:rPr>
+          <w:lang w:val="en-US"/>
+        </w:rPr>
+        <w:tab/>
+      </w:r>
+      <w:r>
+        <w:rPr>
+          <w:lang w:val="en-US"/>
+        </w:rPr>
+        <w:tab/>
+      </w:r>
+      <w:r>
+        <w:rPr>
+          <w:lang w:val="en-US"/>
+        </w:rPr>
+        <w:tab/>
+        <w:t>Khởi tạo Stepper Object</w:t>
       </w:r>
     </w:p>
     <w:p>
@@ -2990,7 +4172,7 @@
           <w:lang w:val="en-US"/>
         </w:rPr>
         <w:tab/>
-        <w:t>Servo foo</w:t>
+        <w:t>Stepper foo(2048, 8, 10, 9, 11)</w:t>
       </w:r>
     </w:p>
     <w:p>
@@ -3048,7 +4230,7 @@
           <w:lang w:val="en-US"/>
         </w:rPr>
         <w:tab/>
-        <w:t>attach(Pin Code)</w:t>
+        <w:t>setSpeed(RPM)</w:t>
       </w:r>
     </w:p>
     <w:p>
@@ -3130,7 +4312,7 @@
           <w:lang w:val="en-US"/>
         </w:rPr>
         <w:tab/>
-        <w:t>Kết nối với Pin điều khiển Servo</w:t>
+        <w:t>Chỉnh tốc độ Stepper Motor</w:t>
       </w:r>
     </w:p>
     <w:p>
@@ -3212,39 +4394,39 @@
           <w:lang w:val="en-US"/>
         </w:rPr>
         <w:tab/>
-        <w:t>foo.attach(13)</w:t>
-      </w:r>
-    </w:p>
-    <w:p>
-      <w:pPr>
-        <w:rPr>
-          <w:lang w:val="en-US"/>
-        </w:rPr>
-      </w:pPr>
-      <w:r>
-        <w:rPr>
-          <w:lang w:val="en-US"/>
-        </w:rPr>
-        <w:tab/>
-      </w:r>
-      <w:r>
-        <w:rPr>
-          <w:lang w:val="en-US"/>
-        </w:rPr>
-        <w:tab/>
-      </w:r>
-      <w:r>
-        <w:rPr>
-          <w:lang w:val="en-US"/>
-        </w:rPr>
-        <w:tab/>
-      </w:r>
-      <w:r>
-        <w:rPr>
-          <w:lang w:val="en-US"/>
-        </w:rPr>
-        <w:tab/>
-        <w:t>write(Angle)</w:t>
+        <w:t>foo.setSpeed(3)</w:t>
+      </w:r>
+    </w:p>
+    <w:p>
+      <w:pPr>
+        <w:rPr>
+          <w:lang w:val="en-US"/>
+        </w:rPr>
+      </w:pPr>
+      <w:r>
+        <w:rPr>
+          <w:lang w:val="en-US"/>
+        </w:rPr>
+        <w:tab/>
+      </w:r>
+      <w:r>
+        <w:rPr>
+          <w:lang w:val="en-US"/>
+        </w:rPr>
+        <w:tab/>
+      </w:r>
+      <w:r>
+        <w:rPr>
+          <w:lang w:val="en-US"/>
+        </w:rPr>
+        <w:tab/>
+      </w:r>
+      <w:r>
+        <w:rPr>
+          <w:lang w:val="en-US"/>
+        </w:rPr>
+        <w:tab/>
+        <w:t>step(Steps)</w:t>
       </w:r>
     </w:p>
     <w:p>
@@ -3326,51 +4508,7 @@
           <w:lang w:val="en-US"/>
         </w:rPr>
         <w:tab/>
-        <w:t>Quay Servo</w:t>
-      </w:r>
-    </w:p>
-    <w:p>
-      <w:pPr>
-        <w:rPr>
-          <w:lang w:val="en-US"/>
-        </w:rPr>
-      </w:pPr>
-      <w:r>
-        <w:rPr>
-          <w:lang w:val="en-US"/>
-        </w:rPr>
-        <w:tab/>
-      </w:r>
-      <w:r>
-        <w:rPr>
-          <w:lang w:val="en-US"/>
-        </w:rPr>
-        <w:tab/>
-      </w:r>
-      <w:r>
-        <w:rPr>
-          <w:lang w:val="en-US"/>
-        </w:rPr>
-        <w:tab/>
-      </w:r>
-      <w:r>
-        <w:rPr>
-          <w:lang w:val="en-US"/>
-        </w:rPr>
-        <w:tab/>
-      </w:r>
-      <w:r>
-        <w:rPr>
-          <w:lang w:val="en-US"/>
-        </w:rPr>
-        <w:tab/>
-      </w:r>
-      <w:r>
-        <w:rPr>
-          <w:lang w:val="en-US"/>
-        </w:rPr>
-        <w:tab/>
-        <w:t>Quay hơi chậm nên có thể bị ghi đè</w:t>
+        <w:t>Quay Stepper Motor với số bước nào đó</w:t>
       </w:r>
     </w:p>
     <w:p>
@@ -3452,41 +4590,41 @@
           <w:lang w:val="en-US"/>
         </w:rPr>
         <w:tab/>
-        <w:t>foo.write(165)</w:t>
-      </w:r>
-    </w:p>
-    <w:p>
-      <w:pPr>
-        <w:rPr>
-          <w:lang w:val="en-US"/>
-        </w:rPr>
-      </w:pPr>
-      <w:r>
-        <w:rPr>
-          <w:lang w:val="en-US"/>
-        </w:rPr>
-        <w:tab/>
-        <w:t>Stepper.h</w:t>
-      </w:r>
-    </w:p>
-    <w:p>
-      <w:pPr>
-        <w:rPr>
-          <w:lang w:val="en-US"/>
-        </w:rPr>
-      </w:pPr>
-      <w:r>
-        <w:rPr>
-          <w:lang w:val="en-US"/>
-        </w:rPr>
-        <w:tab/>
-      </w:r>
-      <w:r>
-        <w:rPr>
-          <w:lang w:val="en-US"/>
-        </w:rPr>
-        <w:tab/>
-        <w:t>Stepper Object(Steps, Pin Code * 4)</w:t>
+        <w:t>foo.step(1024)</w:t>
+      </w:r>
+    </w:p>
+    <w:p>
+      <w:pPr>
+        <w:rPr>
+          <w:lang w:val="en-US"/>
+        </w:rPr>
+      </w:pPr>
+      <w:r>
+        <w:rPr>
+          <w:lang w:val="en-US"/>
+        </w:rPr>
+        <w:tab/>
+        <w:t>LiquidCrystal.h</w:t>
+      </w:r>
+    </w:p>
+    <w:p>
+      <w:pPr>
+        <w:rPr>
+          <w:lang w:val="en-US"/>
+        </w:rPr>
+      </w:pPr>
+      <w:r>
+        <w:rPr>
+          <w:lang w:val="en-US"/>
+        </w:rPr>
+        <w:tab/>
+      </w:r>
+      <w:r>
+        <w:rPr>
+          <w:lang w:val="en-US"/>
+        </w:rPr>
+        <w:tab/>
+        <w:t>LiquidCrystal Object(RS Pin Code, E Pin Code, 4 * Data Pin Code)</w:t>
       </w:r>
     </w:p>
     <w:p>
@@ -3544,7 +4682,7 @@
           <w:lang w:val="en-US"/>
         </w:rPr>
         <w:tab/>
-        <w:t>Khởi tạo Stepper Object</w:t>
+        <w:t>Khởi tạo LCD Object</w:t>
       </w:r>
     </w:p>
     <w:p>
@@ -3602,7 +4740,7 @@
           <w:lang w:val="en-US"/>
         </w:rPr>
         <w:tab/>
-        <w:t>Stepper foo(2048, 8, 10, 9, 11)</w:t>
+        <w:t>LiquidCrystal lcd(2, 3, 4, 5, 6, 7)</w:t>
       </w:r>
     </w:p>
     <w:p>
@@ -3660,7 +4798,7 @@
           <w:lang w:val="en-US"/>
         </w:rPr>
         <w:tab/>
-        <w:t>setSpeed(RPM)</w:t>
+        <w:t>begin(Columns, Rows)</w:t>
       </w:r>
     </w:p>
     <w:p>
@@ -3742,7 +4880,51 @@
           <w:lang w:val="en-US"/>
         </w:rPr>
         <w:tab/>
-        <w:t>Chỉnh tốc độ Stepper Motor</w:t>
+        <w:t>Bắt đầu làm việc với màn hình LCD với</w:t>
+      </w:r>
+    </w:p>
+    <w:p>
+      <w:pPr>
+        <w:rPr>
+          <w:lang w:val="en-US"/>
+        </w:rPr>
+      </w:pPr>
+      <w:r>
+        <w:rPr>
+          <w:lang w:val="en-US"/>
+        </w:rPr>
+        <w:tab/>
+      </w:r>
+      <w:r>
+        <w:rPr>
+          <w:lang w:val="en-US"/>
+        </w:rPr>
+        <w:tab/>
+      </w:r>
+      <w:r>
+        <w:rPr>
+          <w:lang w:val="en-US"/>
+        </w:rPr>
+        <w:tab/>
+      </w:r>
+      <w:r>
+        <w:rPr>
+          <w:lang w:val="en-US"/>
+        </w:rPr>
+        <w:tab/>
+      </w:r>
+      <w:r>
+        <w:rPr>
+          <w:lang w:val="en-US"/>
+        </w:rPr>
+        <w:tab/>
+      </w:r>
+      <w:r>
+        <w:rPr>
+          <w:lang w:val="en-US"/>
+        </w:rPr>
+        <w:tab/>
+        <w:t>kích thước để hiển thị kí tự là Columns * Rows</w:t>
       </w:r>
     </w:p>
     <w:p>
@@ -3793,82 +4975,6 @@
         <w:rPr>
           <w:lang w:val="en-US"/>
         </w:rPr>
-        <w:tab/>
-      </w:r>
-      <w:r>
-        <w:rPr>
-          <w:lang w:val="en-US"/>
-        </w:rPr>
-        <w:tab/>
-      </w:r>
-      <w:r>
-        <w:rPr>
-          <w:lang w:val="en-US"/>
-        </w:rPr>
-        <w:tab/>
-      </w:r>
-      <w:r>
-        <w:rPr>
-          <w:lang w:val="en-US"/>
-        </w:rPr>
-        <w:tab/>
-      </w:r>
-      <w:r>
-        <w:rPr>
-          <w:lang w:val="en-US"/>
-        </w:rPr>
-        <w:tab/>
-      </w:r>
-      <w:r>
-        <w:rPr>
-          <w:lang w:val="en-US"/>
-        </w:rPr>
-        <w:tab/>
-        <w:t>foo.setSpeed(3)</w:t>
-      </w:r>
-    </w:p>
-    <w:p>
-      <w:pPr>
-        <w:rPr>
-          <w:lang w:val="en-US"/>
-        </w:rPr>
-      </w:pPr>
-      <w:r>
-        <w:rPr>
-          <w:lang w:val="en-US"/>
-        </w:rPr>
-        <w:tab/>
-      </w:r>
-      <w:r>
-        <w:rPr>
-          <w:lang w:val="en-US"/>
-        </w:rPr>
-        <w:tab/>
-      </w:r>
-      <w:r>
-        <w:rPr>
-          <w:lang w:val="en-US"/>
-        </w:rPr>
-        <w:tab/>
-      </w:r>
-      <w:r>
-        <w:rPr>
-          <w:lang w:val="en-US"/>
-        </w:rPr>
-        <w:tab/>
-        <w:t>step(Steps)</w:t>
-      </w:r>
-    </w:p>
-    <w:p>
-      <w:pPr>
-        <w:rPr>
-          <w:lang w:val="en-US"/>
-        </w:rPr>
-      </w:pPr>
-      <w:r>
-        <w:rPr>
-          <w:lang w:val="en-US"/>
-        </w:rPr>
         <w:lastRenderedPageBreak/>
         <w:tab/>
       </w:r>
@@ -3895,6 +5001,93 @@
           <w:lang w:val="en-US"/>
         </w:rPr>
         <w:tab/>
+      </w:r>
+      <w:r>
+        <w:rPr>
+          <w:lang w:val="en-US"/>
+        </w:rPr>
+        <w:tab/>
+        <w:t>lcd.begin(16, 2)</w:t>
+      </w:r>
+    </w:p>
+    <w:p>
+      <w:pPr>
+        <w:rPr>
+          <w:lang w:val="en-US"/>
+        </w:rPr>
+      </w:pPr>
+      <w:r>
+        <w:rPr>
+          <w:lang w:val="en-US"/>
+        </w:rPr>
+        <w:tab/>
+      </w:r>
+      <w:r>
+        <w:rPr>
+          <w:lang w:val="en-US"/>
+        </w:rPr>
+        <w:tab/>
+      </w:r>
+      <w:r>
+        <w:rPr>
+          <w:lang w:val="en-US"/>
+        </w:rPr>
+        <w:tab/>
+      </w:r>
+      <w:r>
+        <w:rPr>
+          <w:lang w:val="en-US"/>
+        </w:rPr>
+        <w:tab/>
+      </w:r>
+      <w:r>
+        <w:rPr>
+          <w:lang w:val="en-US"/>
+        </w:rPr>
+        <w:t>print</w:t>
+      </w:r>
+      <w:r>
+        <w:rPr>
+          <w:lang w:val="en-US"/>
+        </w:rPr>
+        <w:t>(Text)</w:t>
+      </w:r>
+    </w:p>
+    <w:p>
+      <w:pPr>
+        <w:rPr>
+          <w:lang w:val="en-US"/>
+        </w:rPr>
+      </w:pPr>
+      <w:r>
+        <w:rPr>
+          <w:lang w:val="en-US"/>
+        </w:rPr>
+        <w:tab/>
+      </w:r>
+      <w:r>
+        <w:rPr>
+          <w:lang w:val="en-US"/>
+        </w:rPr>
+        <w:tab/>
+      </w:r>
+      <w:r>
+        <w:rPr>
+          <w:lang w:val="en-US"/>
+        </w:rPr>
+        <w:tab/>
+      </w:r>
+      <w:r>
+        <w:rPr>
+          <w:lang w:val="en-US"/>
+        </w:rPr>
+        <w:tab/>
+      </w:r>
+      <w:r>
+        <w:rPr>
+          <w:lang w:val="en-US"/>
+        </w:rPr>
+        <w:tab/>
         <w:t>Usage:</w:t>
       </w:r>
     </w:p>
@@ -3939,7 +5132,7 @@
           <w:lang w:val="en-US"/>
         </w:rPr>
         <w:tab/>
-        <w:t>Quay Stepper Motor với số bước nào đó</w:t>
+        <w:t>In chữ ra màn hình LCD</w:t>
       </w:r>
     </w:p>
     <w:p>
@@ -4021,49 +5214,59 @@
           <w:lang w:val="en-US"/>
         </w:rPr>
         <w:tab/>
-        <w:t>foo.step(1024)</w:t>
-      </w:r>
-    </w:p>
-    <w:p>
-      <w:pPr>
-        <w:rPr>
-          <w:lang w:val="en-US"/>
-        </w:rPr>
-      </w:pPr>
-      <w:r>
-        <w:rPr>
-          <w:lang w:val="en-US"/>
-        </w:rPr>
-        <w:tab/>
-        <w:t>LiquidCrystal.h</w:t>
-      </w:r>
-    </w:p>
-    <w:p>
-      <w:pPr>
-        <w:rPr>
-          <w:lang w:val="en-US"/>
-        </w:rPr>
-      </w:pPr>
-      <w:r>
-        <w:rPr>
-          <w:lang w:val="en-US"/>
-        </w:rPr>
-        <w:tab/>
-      </w:r>
-      <w:r>
-        <w:rPr>
-          <w:lang w:val="en-US"/>
-        </w:rPr>
-        <w:tab/>
-        <w:t>LiquidCrystal Object(RS Pin Code, E Pin Code, 4 * Data Pin Code)</w:t>
-      </w:r>
-    </w:p>
-    <w:p>
-      <w:pPr>
-        <w:rPr>
-          <w:lang w:val="en-US"/>
-        </w:rPr>
-      </w:pPr>
+        <w:t>lcd.write(“Hello”)</w:t>
+      </w:r>
+    </w:p>
+    <w:p>
+      <w:pPr>
+        <w:rPr>
+          <w:lang w:val="en-US"/>
+        </w:rPr>
+      </w:pPr>
+      <w:r>
+        <w:rPr>
+          <w:lang w:val="en-US"/>
+        </w:rPr>
+        <w:tab/>
+      </w:r>
+      <w:r>
+        <w:rPr>
+          <w:lang w:val="en-US"/>
+        </w:rPr>
+        <w:tab/>
+      </w:r>
+      <w:r>
+        <w:rPr>
+          <w:lang w:val="en-US"/>
+        </w:rPr>
+        <w:tab/>
+      </w:r>
+      <w:r>
+        <w:rPr>
+          <w:lang w:val="en-US"/>
+        </w:rPr>
+        <w:tab/>
+        <w:t>setCursor(Column, Row)</w:t>
+      </w:r>
+    </w:p>
+    <w:p>
+      <w:pPr>
+        <w:rPr>
+          <w:lang w:val="en-US"/>
+        </w:rPr>
+      </w:pPr>
+      <w:r>
+        <w:rPr>
+          <w:lang w:val="en-US"/>
+        </w:rPr>
+        <w:tab/>
+      </w:r>
+      <w:r>
+        <w:rPr>
+          <w:lang w:val="en-US"/>
+        </w:rPr>
+        <w:tab/>
+      </w:r>
       <w:r>
         <w:rPr>
           <w:lang w:val="en-US"/>
@@ -4113,15 +5316,39 @@
           <w:lang w:val="en-US"/>
         </w:rPr>
         <w:tab/>
-        <w:t>Khởi tạo LCD Object</w:t>
-      </w:r>
-    </w:p>
-    <w:p>
-      <w:pPr>
-        <w:rPr>
-          <w:lang w:val="en-US"/>
-        </w:rPr>
-      </w:pPr>
+      </w:r>
+      <w:r>
+        <w:rPr>
+          <w:lang w:val="en-US"/>
+        </w:rPr>
+        <w:tab/>
+      </w:r>
+      <w:r>
+        <w:rPr>
+          <w:lang w:val="en-US"/>
+        </w:rPr>
+        <w:tab/>
+        <w:t>Thay đổi vị trí con trỏ</w:t>
+      </w:r>
+    </w:p>
+    <w:p>
+      <w:pPr>
+        <w:rPr>
+          <w:lang w:val="en-US"/>
+        </w:rPr>
+      </w:pPr>
+      <w:r>
+        <w:rPr>
+          <w:lang w:val="en-US"/>
+        </w:rPr>
+        <w:tab/>
+      </w:r>
+      <w:r>
+        <w:rPr>
+          <w:lang w:val="en-US"/>
+        </w:rPr>
+        <w:tab/>
+      </w:r>
       <w:r>
         <w:rPr>
           <w:lang w:val="en-US"/>
@@ -4171,7 +5398,365 @@
           <w:lang w:val="en-US"/>
         </w:rPr>
         <w:tab/>
-        <w:t>LiquidCrystal lcd(2, 3, 4, 5, 6, 7)</w:t>
+      </w:r>
+      <w:r>
+        <w:rPr>
+          <w:lang w:val="en-US"/>
+        </w:rPr>
+        <w:tab/>
+      </w:r>
+      <w:r>
+        <w:rPr>
+          <w:lang w:val="en-US"/>
+        </w:rPr>
+        <w:tab/>
+        <w:t>lcd.setCursor(2, 1)</w:t>
+      </w:r>
+    </w:p>
+    <w:p>
+      <w:pPr>
+        <w:rPr>
+          <w:lang w:val="en-US"/>
+        </w:rPr>
+      </w:pPr>
+      <w:r>
+        <w:rPr>
+          <w:lang w:val="en-US"/>
+        </w:rPr>
+        <w:tab/>
+      </w:r>
+      <w:r>
+        <w:rPr>
+          <w:lang w:val="en-US"/>
+        </w:rPr>
+        <w:tab/>
+      </w:r>
+      <w:r>
+        <w:rPr>
+          <w:lang w:val="en-US"/>
+        </w:rPr>
+        <w:tab/>
+      </w:r>
+      <w:r>
+        <w:rPr>
+          <w:lang w:val="en-US"/>
+        </w:rPr>
+        <w:tab/>
+        <w:t>clear()</w:t>
+      </w:r>
+    </w:p>
+    <w:p>
+      <w:pPr>
+        <w:rPr>
+          <w:lang w:val="en-US"/>
+        </w:rPr>
+      </w:pPr>
+      <w:r>
+        <w:rPr>
+          <w:lang w:val="en-US"/>
+        </w:rPr>
+        <w:tab/>
+      </w:r>
+      <w:r>
+        <w:rPr>
+          <w:lang w:val="en-US"/>
+        </w:rPr>
+        <w:tab/>
+      </w:r>
+      <w:r>
+        <w:rPr>
+          <w:lang w:val="en-US"/>
+        </w:rPr>
+        <w:tab/>
+      </w:r>
+      <w:r>
+        <w:rPr>
+          <w:lang w:val="en-US"/>
+        </w:rPr>
+        <w:tab/>
+      </w:r>
+      <w:r>
+        <w:rPr>
+          <w:lang w:val="en-US"/>
+        </w:rPr>
+        <w:tab/>
+        <w:t>Usage:</w:t>
+      </w:r>
+    </w:p>
+    <w:p>
+      <w:pPr>
+        <w:rPr>
+          <w:lang w:val="en-US"/>
+        </w:rPr>
+      </w:pPr>
+      <w:r>
+        <w:rPr>
+          <w:lang w:val="en-US"/>
+        </w:rPr>
+        <w:tab/>
+      </w:r>
+      <w:r>
+        <w:rPr>
+          <w:lang w:val="en-US"/>
+        </w:rPr>
+        <w:tab/>
+      </w:r>
+      <w:r>
+        <w:rPr>
+          <w:lang w:val="en-US"/>
+        </w:rPr>
+        <w:tab/>
+      </w:r>
+      <w:r>
+        <w:rPr>
+          <w:lang w:val="en-US"/>
+        </w:rPr>
+        <w:tab/>
+      </w:r>
+      <w:r>
+        <w:rPr>
+          <w:lang w:val="en-US"/>
+        </w:rPr>
+        <w:tab/>
+      </w:r>
+      <w:r>
+        <w:rPr>
+          <w:lang w:val="en-US"/>
+        </w:rPr>
+        <w:tab/>
+        <w:t>Xóa màn hình và đưa con trỏ trở về vị trí đầu</w:t>
+      </w:r>
+    </w:p>
+    <w:p>
+      <w:pPr>
+        <w:rPr>
+          <w:lang w:val="en-US"/>
+        </w:rPr>
+      </w:pPr>
+      <w:r>
+        <w:rPr>
+          <w:lang w:val="en-US"/>
+        </w:rPr>
+        <w:tab/>
+      </w:r>
+      <w:r>
+        <w:rPr>
+          <w:lang w:val="en-US"/>
+        </w:rPr>
+        <w:tab/>
+      </w:r>
+      <w:r>
+        <w:rPr>
+          <w:lang w:val="en-US"/>
+        </w:rPr>
+        <w:tab/>
+      </w:r>
+      <w:r>
+        <w:rPr>
+          <w:lang w:val="en-US"/>
+        </w:rPr>
+        <w:tab/>
+      </w:r>
+      <w:r>
+        <w:rPr>
+          <w:lang w:val="en-US"/>
+        </w:rPr>
+        <w:tab/>
+        <w:t>Ex:</w:t>
+      </w:r>
+    </w:p>
+    <w:p>
+      <w:pPr>
+        <w:rPr>
+          <w:lang w:val="en-US"/>
+        </w:rPr>
+      </w:pPr>
+      <w:r>
+        <w:rPr>
+          <w:lang w:val="en-US"/>
+        </w:rPr>
+        <w:tab/>
+      </w:r>
+      <w:r>
+        <w:rPr>
+          <w:lang w:val="en-US"/>
+        </w:rPr>
+        <w:tab/>
+      </w:r>
+      <w:r>
+        <w:rPr>
+          <w:lang w:val="en-US"/>
+        </w:rPr>
+        <w:tab/>
+      </w:r>
+      <w:r>
+        <w:rPr>
+          <w:lang w:val="en-US"/>
+        </w:rPr>
+        <w:tab/>
+      </w:r>
+      <w:r>
+        <w:rPr>
+          <w:lang w:val="en-US"/>
+        </w:rPr>
+        <w:tab/>
+      </w:r>
+      <w:r>
+        <w:rPr>
+          <w:lang w:val="en-US"/>
+        </w:rPr>
+        <w:tab/>
+        <w:t>lcd.clear()</w:t>
+      </w:r>
+    </w:p>
+    <w:p>
+      <w:pPr>
+        <w:rPr>
+          <w:lang w:val="en-US"/>
+        </w:rPr>
+      </w:pPr>
+      <w:r>
+        <w:rPr>
+          <w:lang w:val="en-US"/>
+        </w:rPr>
+        <w:tab/>
+        <w:t>DHT.h</w:t>
+      </w:r>
+    </w:p>
+    <w:p>
+      <w:pPr>
+        <w:rPr>
+          <w:lang w:val="en-US"/>
+        </w:rPr>
+      </w:pPr>
+      <w:r>
+        <w:rPr>
+          <w:lang w:val="en-US"/>
+        </w:rPr>
+        <w:tab/>
+      </w:r>
+      <w:r>
+        <w:rPr>
+          <w:lang w:val="en-US"/>
+        </w:rPr>
+        <w:tab/>
+        <w:t>DHT Object(Pin Code, Type)</w:t>
+      </w:r>
+    </w:p>
+    <w:p>
+      <w:pPr>
+        <w:rPr>
+          <w:lang w:val="en-US"/>
+        </w:rPr>
+      </w:pPr>
+      <w:r>
+        <w:rPr>
+          <w:lang w:val="en-US"/>
+        </w:rPr>
+        <w:tab/>
+      </w:r>
+      <w:r>
+        <w:rPr>
+          <w:lang w:val="en-US"/>
+        </w:rPr>
+        <w:tab/>
+      </w:r>
+      <w:r>
+        <w:rPr>
+          <w:lang w:val="en-US"/>
+        </w:rPr>
+        <w:tab/>
+        <w:t>Usage:</w:t>
+      </w:r>
+    </w:p>
+    <w:p>
+      <w:pPr>
+        <w:rPr>
+          <w:lang w:val="en-US"/>
+        </w:rPr>
+      </w:pPr>
+      <w:r>
+        <w:rPr>
+          <w:lang w:val="en-US"/>
+        </w:rPr>
+        <w:tab/>
+      </w:r>
+      <w:r>
+        <w:rPr>
+          <w:lang w:val="en-US"/>
+        </w:rPr>
+        <w:tab/>
+      </w:r>
+      <w:r>
+        <w:rPr>
+          <w:lang w:val="en-US"/>
+        </w:rPr>
+        <w:tab/>
+      </w:r>
+      <w:r>
+        <w:rPr>
+          <w:lang w:val="en-US"/>
+        </w:rPr>
+        <w:tab/>
+        <w:t>Khởi tạo DHT Object</w:t>
+      </w:r>
+    </w:p>
+    <w:p>
+      <w:pPr>
+        <w:rPr>
+          <w:lang w:val="en-US"/>
+        </w:rPr>
+      </w:pPr>
+      <w:r>
+        <w:rPr>
+          <w:lang w:val="en-US"/>
+        </w:rPr>
+        <w:tab/>
+      </w:r>
+      <w:r>
+        <w:rPr>
+          <w:lang w:val="en-US"/>
+        </w:rPr>
+        <w:tab/>
+      </w:r>
+      <w:r>
+        <w:rPr>
+          <w:lang w:val="en-US"/>
+        </w:rPr>
+        <w:tab/>
+        <w:t>Ex:</w:t>
+      </w:r>
+    </w:p>
+    <w:p>
+      <w:pPr>
+        <w:rPr>
+          <w:lang w:val="en-US"/>
+        </w:rPr>
+      </w:pPr>
+      <w:r>
+        <w:rPr>
+          <w:lang w:val="en-US"/>
+        </w:rPr>
+        <w:tab/>
+      </w:r>
+      <w:r>
+        <w:rPr>
+          <w:lang w:val="en-US"/>
+        </w:rPr>
+        <w:tab/>
+      </w:r>
+      <w:r>
+        <w:rPr>
+          <w:lang w:val="en-US"/>
+        </w:rPr>
+        <w:tab/>
+      </w:r>
+      <w:r>
+        <w:rPr>
+          <w:lang w:val="en-US"/>
+        </w:rPr>
+        <w:tab/>
+        <w:t>DHT dht(2, DHT11)</w:t>
       </w:r>
     </w:p>
     <w:p>
@@ -4229,7 +5814,7 @@
           <w:lang w:val="en-US"/>
         </w:rPr>
         <w:tab/>
-        <w:t>begin(Columns, Rows)</w:t>
+        <w:t>begin()</w:t>
       </w:r>
     </w:p>
     <w:p>
@@ -4311,51 +5896,7 @@
           <w:lang w:val="en-US"/>
         </w:rPr>
         <w:tab/>
-        <w:t>Bắt đầu làm việc với màn hình LCD với</w:t>
-      </w:r>
-    </w:p>
-    <w:p>
-      <w:pPr>
-        <w:rPr>
-          <w:lang w:val="en-US"/>
-        </w:rPr>
-      </w:pPr>
-      <w:r>
-        <w:rPr>
-          <w:lang w:val="en-US"/>
-        </w:rPr>
-        <w:tab/>
-      </w:r>
-      <w:r>
-        <w:rPr>
-          <w:lang w:val="en-US"/>
-        </w:rPr>
-        <w:tab/>
-      </w:r>
-      <w:r>
-        <w:rPr>
-          <w:lang w:val="en-US"/>
-        </w:rPr>
-        <w:tab/>
-      </w:r>
-      <w:r>
-        <w:rPr>
-          <w:lang w:val="en-US"/>
-        </w:rPr>
-        <w:tab/>
-      </w:r>
-      <w:r>
-        <w:rPr>
-          <w:lang w:val="en-US"/>
-        </w:rPr>
-        <w:tab/>
-      </w:r>
-      <w:r>
-        <w:rPr>
-          <w:lang w:val="en-US"/>
-        </w:rPr>
-        <w:tab/>
-        <w:t>kích thước để hiển thị kí tự là Columns * Rows</w:t>
+        <w:t>Bắt đầu cảm biến</w:t>
       </w:r>
     </w:p>
     <w:p>
@@ -4437,442 +5978,7 @@
           <w:lang w:val="en-US"/>
         </w:rPr>
         <w:tab/>
-        <w:t>lcd.begin(16, 2)</w:t>
-      </w:r>
-    </w:p>
-    <w:p>
-      <w:pPr>
-        <w:rPr>
-          <w:lang w:val="en-US"/>
-        </w:rPr>
-      </w:pPr>
-      <w:r>
-        <w:rPr>
-          <w:lang w:val="en-US"/>
-        </w:rPr>
-        <w:tab/>
-      </w:r>
-      <w:r>
-        <w:rPr>
-          <w:lang w:val="en-US"/>
-        </w:rPr>
-        <w:tab/>
-      </w:r>
-      <w:r>
-        <w:rPr>
-          <w:lang w:val="en-US"/>
-        </w:rPr>
-        <w:tab/>
-      </w:r>
-      <w:r>
-        <w:rPr>
-          <w:lang w:val="en-US"/>
-        </w:rPr>
-        <w:tab/>
-      </w:r>
-      <w:r>
-        <w:rPr>
-          <w:lang w:val="en-US"/>
-        </w:rPr>
-        <w:t>print</w:t>
-      </w:r>
-      <w:r>
-        <w:rPr>
-          <w:lang w:val="en-US"/>
-        </w:rPr>
-        <w:t>(Text)</w:t>
-      </w:r>
-    </w:p>
-    <w:p>
-      <w:pPr>
-        <w:rPr>
-          <w:lang w:val="en-US"/>
-        </w:rPr>
-      </w:pPr>
-      <w:r>
-        <w:rPr>
-          <w:lang w:val="en-US"/>
-        </w:rPr>
-        <w:tab/>
-      </w:r>
-      <w:r>
-        <w:rPr>
-          <w:lang w:val="en-US"/>
-        </w:rPr>
-        <w:tab/>
-      </w:r>
-      <w:r>
-        <w:rPr>
-          <w:lang w:val="en-US"/>
-        </w:rPr>
-        <w:tab/>
-      </w:r>
-      <w:r>
-        <w:rPr>
-          <w:lang w:val="en-US"/>
-        </w:rPr>
-        <w:tab/>
-      </w:r>
-      <w:r>
-        <w:rPr>
-          <w:lang w:val="en-US"/>
-        </w:rPr>
-        <w:tab/>
-        <w:t>Usage:</w:t>
-      </w:r>
-    </w:p>
-    <w:p>
-      <w:pPr>
-        <w:rPr>
-          <w:lang w:val="en-US"/>
-        </w:rPr>
-      </w:pPr>
-      <w:r>
-        <w:rPr>
-          <w:lang w:val="en-US"/>
-        </w:rPr>
-        <w:tab/>
-      </w:r>
-      <w:r>
-        <w:rPr>
-          <w:lang w:val="en-US"/>
-        </w:rPr>
-        <w:tab/>
-      </w:r>
-      <w:r>
-        <w:rPr>
-          <w:lang w:val="en-US"/>
-        </w:rPr>
-        <w:tab/>
-      </w:r>
-      <w:r>
-        <w:rPr>
-          <w:lang w:val="en-US"/>
-        </w:rPr>
-        <w:tab/>
-      </w:r>
-      <w:r>
-        <w:rPr>
-          <w:lang w:val="en-US"/>
-        </w:rPr>
-        <w:tab/>
-      </w:r>
-      <w:r>
-        <w:rPr>
-          <w:lang w:val="en-US"/>
-        </w:rPr>
-        <w:tab/>
-        <w:t>In chữ ra màn hình LCD</w:t>
-      </w:r>
-    </w:p>
-    <w:p>
-      <w:pPr>
-        <w:rPr>
-          <w:lang w:val="en-US"/>
-        </w:rPr>
-      </w:pPr>
-      <w:r>
-        <w:rPr>
-          <w:lang w:val="en-US"/>
-        </w:rPr>
-        <w:tab/>
-      </w:r>
-      <w:r>
-        <w:rPr>
-          <w:lang w:val="en-US"/>
-        </w:rPr>
-        <w:tab/>
-      </w:r>
-      <w:r>
-        <w:rPr>
-          <w:lang w:val="en-US"/>
-        </w:rPr>
-        <w:tab/>
-      </w:r>
-      <w:r>
-        <w:rPr>
-          <w:lang w:val="en-US"/>
-        </w:rPr>
-        <w:tab/>
-      </w:r>
-      <w:r>
-        <w:rPr>
-          <w:lang w:val="en-US"/>
-        </w:rPr>
-        <w:tab/>
-        <w:t>Ex:</w:t>
-      </w:r>
-    </w:p>
-    <w:p>
-      <w:pPr>
-        <w:rPr>
-          <w:lang w:val="en-US"/>
-        </w:rPr>
-      </w:pPr>
-      <w:r>
-        <w:rPr>
-          <w:lang w:val="en-US"/>
-        </w:rPr>
-        <w:tab/>
-      </w:r>
-      <w:r>
-        <w:rPr>
-          <w:lang w:val="en-US"/>
-        </w:rPr>
-        <w:tab/>
-      </w:r>
-      <w:r>
-        <w:rPr>
-          <w:lang w:val="en-US"/>
-        </w:rPr>
-        <w:tab/>
-      </w:r>
-      <w:r>
-        <w:rPr>
-          <w:lang w:val="en-US"/>
-        </w:rPr>
-        <w:tab/>
-      </w:r>
-      <w:r>
-        <w:rPr>
-          <w:lang w:val="en-US"/>
-        </w:rPr>
-        <w:tab/>
-      </w:r>
-      <w:r>
-        <w:rPr>
-          <w:lang w:val="en-US"/>
-        </w:rPr>
-        <w:tab/>
-        <w:t>lcd.write(“Hello”)</w:t>
-      </w:r>
-    </w:p>
-    <w:p>
-      <w:pPr>
-        <w:rPr>
-          <w:lang w:val="en-US"/>
-        </w:rPr>
-      </w:pPr>
-      <w:r>
-        <w:rPr>
-          <w:lang w:val="en-US"/>
-        </w:rPr>
-        <w:tab/>
-      </w:r>
-      <w:r>
-        <w:rPr>
-          <w:lang w:val="en-US"/>
-        </w:rPr>
-        <w:tab/>
-      </w:r>
-      <w:r>
-        <w:rPr>
-          <w:lang w:val="en-US"/>
-        </w:rPr>
-        <w:tab/>
-      </w:r>
-      <w:r>
-        <w:rPr>
-          <w:lang w:val="en-US"/>
-        </w:rPr>
-        <w:tab/>
-        <w:t>setCursor(Column, Row)</w:t>
-      </w:r>
-    </w:p>
-    <w:p>
-      <w:pPr>
-        <w:rPr>
-          <w:lang w:val="en-US"/>
-        </w:rPr>
-      </w:pPr>
-      <w:r>
-        <w:rPr>
-          <w:lang w:val="en-US"/>
-        </w:rPr>
-        <w:tab/>
-      </w:r>
-      <w:r>
-        <w:rPr>
-          <w:lang w:val="en-US"/>
-        </w:rPr>
-        <w:tab/>
-      </w:r>
-      <w:r>
-        <w:rPr>
-          <w:lang w:val="en-US"/>
-        </w:rPr>
-        <w:tab/>
-      </w:r>
-      <w:r>
-        <w:rPr>
-          <w:lang w:val="en-US"/>
-        </w:rPr>
-        <w:tab/>
-      </w:r>
-      <w:r>
-        <w:rPr>
-          <w:lang w:val="en-US"/>
-        </w:rPr>
-        <w:tab/>
-        <w:t>Usage:</w:t>
-      </w:r>
-    </w:p>
-    <w:p>
-      <w:pPr>
-        <w:rPr>
-          <w:lang w:val="en-US"/>
-        </w:rPr>
-      </w:pPr>
-      <w:r>
-        <w:rPr>
-          <w:lang w:val="en-US"/>
-        </w:rPr>
-        <w:tab/>
-      </w:r>
-      <w:r>
-        <w:rPr>
-          <w:lang w:val="en-US"/>
-        </w:rPr>
-        <w:tab/>
-      </w:r>
-      <w:r>
-        <w:rPr>
-          <w:lang w:val="en-US"/>
-        </w:rPr>
-        <w:tab/>
-      </w:r>
-      <w:r>
-        <w:rPr>
-          <w:lang w:val="en-US"/>
-        </w:rPr>
-        <w:tab/>
-      </w:r>
-      <w:r>
-        <w:rPr>
-          <w:lang w:val="en-US"/>
-        </w:rPr>
-        <w:tab/>
-      </w:r>
-      <w:r>
-        <w:rPr>
-          <w:lang w:val="en-US"/>
-        </w:rPr>
-        <w:tab/>
-        <w:t>Thay đổi vị trí con trỏ</w:t>
-      </w:r>
-    </w:p>
-    <w:p>
-      <w:pPr>
-        <w:rPr>
-          <w:lang w:val="en-US"/>
-        </w:rPr>
-      </w:pPr>
-      <w:r>
-        <w:rPr>
-          <w:lang w:val="en-US"/>
-        </w:rPr>
-        <w:tab/>
-      </w:r>
-      <w:r>
-        <w:rPr>
-          <w:lang w:val="en-US"/>
-        </w:rPr>
-        <w:tab/>
-      </w:r>
-      <w:r>
-        <w:rPr>
-          <w:lang w:val="en-US"/>
-        </w:rPr>
-        <w:tab/>
-      </w:r>
-      <w:r>
-        <w:rPr>
-          <w:lang w:val="en-US"/>
-        </w:rPr>
-        <w:tab/>
-      </w:r>
-      <w:r>
-        <w:rPr>
-          <w:lang w:val="en-US"/>
-        </w:rPr>
-        <w:tab/>
-        <w:t>Ex:</w:t>
-      </w:r>
-    </w:p>
-    <w:p>
-      <w:pPr>
-        <w:rPr>
-          <w:lang w:val="en-US"/>
-        </w:rPr>
-      </w:pPr>
-      <w:r>
-        <w:rPr>
-          <w:lang w:val="en-US"/>
-        </w:rPr>
-        <w:tab/>
-      </w:r>
-      <w:r>
-        <w:rPr>
-          <w:lang w:val="en-US"/>
-        </w:rPr>
-        <w:tab/>
-      </w:r>
-      <w:r>
-        <w:rPr>
-          <w:lang w:val="en-US"/>
-        </w:rPr>
-        <w:tab/>
-      </w:r>
-      <w:r>
-        <w:rPr>
-          <w:lang w:val="en-US"/>
-        </w:rPr>
-        <w:tab/>
-      </w:r>
-      <w:r>
-        <w:rPr>
-          <w:lang w:val="en-US"/>
-        </w:rPr>
-        <w:tab/>
-      </w:r>
-      <w:r>
-        <w:rPr>
-          <w:lang w:val="en-US"/>
-        </w:rPr>
-        <w:tab/>
-        <w:t>lcd.setCursor(2, 1)</w:t>
-      </w:r>
-    </w:p>
-    <w:p>
-      <w:pPr>
-        <w:rPr>
-          <w:lang w:val="en-US"/>
-        </w:rPr>
-      </w:pPr>
-      <w:r>
-        <w:rPr>
-          <w:lang w:val="en-US"/>
-        </w:rPr>
-        <w:tab/>
-      </w:r>
-      <w:r>
-        <w:rPr>
-          <w:lang w:val="en-US"/>
-        </w:rPr>
-        <w:tab/>
-      </w:r>
-      <w:r>
-        <w:rPr>
-          <w:lang w:val="en-US"/>
-        </w:rPr>
-        <w:tab/>
-      </w:r>
-      <w:r>
-        <w:rPr>
-          <w:lang w:val="en-US"/>
-        </w:rPr>
-        <w:tab/>
-        <w:t>clear()</w:t>
+        <w:t>dht.begin()</w:t>
       </w:r>
     </w:p>
     <w:p>
@@ -4886,542 +5992,6 @@
           <w:lang w:val="en-US"/>
         </w:rPr>
         <w:lastRenderedPageBreak/>
-        <w:tab/>
-      </w:r>
-      <w:r>
-        <w:rPr>
-          <w:lang w:val="en-US"/>
-        </w:rPr>
-        <w:tab/>
-      </w:r>
-      <w:r>
-        <w:rPr>
-          <w:lang w:val="en-US"/>
-        </w:rPr>
-        <w:tab/>
-      </w:r>
-      <w:r>
-        <w:rPr>
-          <w:lang w:val="en-US"/>
-        </w:rPr>
-        <w:tab/>
-      </w:r>
-      <w:r>
-        <w:rPr>
-          <w:lang w:val="en-US"/>
-        </w:rPr>
-        <w:tab/>
-        <w:t>Usage:</w:t>
-      </w:r>
-    </w:p>
-    <w:p>
-      <w:pPr>
-        <w:rPr>
-          <w:lang w:val="en-US"/>
-        </w:rPr>
-      </w:pPr>
-      <w:r>
-        <w:rPr>
-          <w:lang w:val="en-US"/>
-        </w:rPr>
-        <w:tab/>
-      </w:r>
-      <w:r>
-        <w:rPr>
-          <w:lang w:val="en-US"/>
-        </w:rPr>
-        <w:tab/>
-      </w:r>
-      <w:r>
-        <w:rPr>
-          <w:lang w:val="en-US"/>
-        </w:rPr>
-        <w:tab/>
-      </w:r>
-      <w:r>
-        <w:rPr>
-          <w:lang w:val="en-US"/>
-        </w:rPr>
-        <w:tab/>
-      </w:r>
-      <w:r>
-        <w:rPr>
-          <w:lang w:val="en-US"/>
-        </w:rPr>
-        <w:tab/>
-      </w:r>
-      <w:r>
-        <w:rPr>
-          <w:lang w:val="en-US"/>
-        </w:rPr>
-        <w:tab/>
-        <w:t>Xóa màn hình và đưa con trỏ trở về vị trí đầu</w:t>
-      </w:r>
-    </w:p>
-    <w:p>
-      <w:pPr>
-        <w:rPr>
-          <w:lang w:val="en-US"/>
-        </w:rPr>
-      </w:pPr>
-      <w:r>
-        <w:rPr>
-          <w:lang w:val="en-US"/>
-        </w:rPr>
-        <w:tab/>
-      </w:r>
-      <w:r>
-        <w:rPr>
-          <w:lang w:val="en-US"/>
-        </w:rPr>
-        <w:tab/>
-      </w:r>
-      <w:r>
-        <w:rPr>
-          <w:lang w:val="en-US"/>
-        </w:rPr>
-        <w:tab/>
-      </w:r>
-      <w:r>
-        <w:rPr>
-          <w:lang w:val="en-US"/>
-        </w:rPr>
-        <w:tab/>
-      </w:r>
-      <w:r>
-        <w:rPr>
-          <w:lang w:val="en-US"/>
-        </w:rPr>
-        <w:tab/>
-        <w:t>Ex:</w:t>
-      </w:r>
-    </w:p>
-    <w:p>
-      <w:pPr>
-        <w:rPr>
-          <w:lang w:val="en-US"/>
-        </w:rPr>
-      </w:pPr>
-      <w:r>
-        <w:rPr>
-          <w:lang w:val="en-US"/>
-        </w:rPr>
-        <w:tab/>
-      </w:r>
-      <w:r>
-        <w:rPr>
-          <w:lang w:val="en-US"/>
-        </w:rPr>
-        <w:tab/>
-      </w:r>
-      <w:r>
-        <w:rPr>
-          <w:lang w:val="en-US"/>
-        </w:rPr>
-        <w:tab/>
-      </w:r>
-      <w:r>
-        <w:rPr>
-          <w:lang w:val="en-US"/>
-        </w:rPr>
-        <w:tab/>
-      </w:r>
-      <w:r>
-        <w:rPr>
-          <w:lang w:val="en-US"/>
-        </w:rPr>
-        <w:tab/>
-      </w:r>
-      <w:r>
-        <w:rPr>
-          <w:lang w:val="en-US"/>
-        </w:rPr>
-        <w:tab/>
-        <w:t>lcd.clear()</w:t>
-      </w:r>
-    </w:p>
-    <w:p>
-      <w:pPr>
-        <w:rPr>
-          <w:lang w:val="en-US"/>
-        </w:rPr>
-      </w:pPr>
-      <w:r>
-        <w:rPr>
-          <w:lang w:val="en-US"/>
-        </w:rPr>
-        <w:tab/>
-        <w:t>DHT.h</w:t>
-      </w:r>
-    </w:p>
-    <w:p>
-      <w:pPr>
-        <w:rPr>
-          <w:lang w:val="en-US"/>
-        </w:rPr>
-      </w:pPr>
-      <w:r>
-        <w:rPr>
-          <w:lang w:val="en-US"/>
-        </w:rPr>
-        <w:tab/>
-      </w:r>
-      <w:r>
-        <w:rPr>
-          <w:lang w:val="en-US"/>
-        </w:rPr>
-        <w:tab/>
-        <w:t>DHT Object(Pin Code, Type)</w:t>
-      </w:r>
-    </w:p>
-    <w:p>
-      <w:pPr>
-        <w:rPr>
-          <w:lang w:val="en-US"/>
-        </w:rPr>
-      </w:pPr>
-      <w:r>
-        <w:rPr>
-          <w:lang w:val="en-US"/>
-        </w:rPr>
-        <w:tab/>
-      </w:r>
-      <w:r>
-        <w:rPr>
-          <w:lang w:val="en-US"/>
-        </w:rPr>
-        <w:tab/>
-      </w:r>
-      <w:r>
-        <w:rPr>
-          <w:lang w:val="en-US"/>
-        </w:rPr>
-        <w:tab/>
-        <w:t>Usage:</w:t>
-      </w:r>
-    </w:p>
-    <w:p>
-      <w:pPr>
-        <w:rPr>
-          <w:lang w:val="en-US"/>
-        </w:rPr>
-      </w:pPr>
-      <w:r>
-        <w:rPr>
-          <w:lang w:val="en-US"/>
-        </w:rPr>
-        <w:tab/>
-      </w:r>
-      <w:r>
-        <w:rPr>
-          <w:lang w:val="en-US"/>
-        </w:rPr>
-        <w:tab/>
-      </w:r>
-      <w:r>
-        <w:rPr>
-          <w:lang w:val="en-US"/>
-        </w:rPr>
-        <w:tab/>
-      </w:r>
-      <w:r>
-        <w:rPr>
-          <w:lang w:val="en-US"/>
-        </w:rPr>
-        <w:tab/>
-        <w:t>Khởi tạo DHT Object</w:t>
-      </w:r>
-    </w:p>
-    <w:p>
-      <w:pPr>
-        <w:rPr>
-          <w:lang w:val="en-US"/>
-        </w:rPr>
-      </w:pPr>
-      <w:r>
-        <w:rPr>
-          <w:lang w:val="en-US"/>
-        </w:rPr>
-        <w:tab/>
-      </w:r>
-      <w:r>
-        <w:rPr>
-          <w:lang w:val="en-US"/>
-        </w:rPr>
-        <w:tab/>
-      </w:r>
-      <w:r>
-        <w:rPr>
-          <w:lang w:val="en-US"/>
-        </w:rPr>
-        <w:tab/>
-        <w:t>Ex:</w:t>
-      </w:r>
-    </w:p>
-    <w:p>
-      <w:pPr>
-        <w:rPr>
-          <w:lang w:val="en-US"/>
-        </w:rPr>
-      </w:pPr>
-      <w:r>
-        <w:rPr>
-          <w:lang w:val="en-US"/>
-        </w:rPr>
-        <w:tab/>
-      </w:r>
-      <w:r>
-        <w:rPr>
-          <w:lang w:val="en-US"/>
-        </w:rPr>
-        <w:tab/>
-      </w:r>
-      <w:r>
-        <w:rPr>
-          <w:lang w:val="en-US"/>
-        </w:rPr>
-        <w:tab/>
-      </w:r>
-      <w:r>
-        <w:rPr>
-          <w:lang w:val="en-US"/>
-        </w:rPr>
-        <w:tab/>
-        <w:t>DHT dht(2, DHT11)</w:t>
-      </w:r>
-    </w:p>
-    <w:p>
-      <w:pPr>
-        <w:rPr>
-          <w:lang w:val="en-US"/>
-        </w:rPr>
-      </w:pPr>
-      <w:r>
-        <w:rPr>
-          <w:lang w:val="en-US"/>
-        </w:rPr>
-        <w:tab/>
-      </w:r>
-      <w:r>
-        <w:rPr>
-          <w:lang w:val="en-US"/>
-        </w:rPr>
-        <w:tab/>
-      </w:r>
-      <w:r>
-        <w:rPr>
-          <w:lang w:val="en-US"/>
-        </w:rPr>
-        <w:tab/>
-        <w:t>Object:</w:t>
-      </w:r>
-    </w:p>
-    <w:p>
-      <w:pPr>
-        <w:rPr>
-          <w:lang w:val="en-US"/>
-        </w:rPr>
-      </w:pPr>
-      <w:r>
-        <w:rPr>
-          <w:lang w:val="en-US"/>
-        </w:rPr>
-        <w:tab/>
-      </w:r>
-      <w:r>
-        <w:rPr>
-          <w:lang w:val="en-US"/>
-        </w:rPr>
-        <w:tab/>
-      </w:r>
-      <w:r>
-        <w:rPr>
-          <w:lang w:val="en-US"/>
-        </w:rPr>
-        <w:tab/>
-      </w:r>
-      <w:r>
-        <w:rPr>
-          <w:lang w:val="en-US"/>
-        </w:rPr>
-        <w:tab/>
-        <w:t>begin()</w:t>
-      </w:r>
-    </w:p>
-    <w:p>
-      <w:pPr>
-        <w:rPr>
-          <w:lang w:val="en-US"/>
-        </w:rPr>
-      </w:pPr>
-      <w:r>
-        <w:rPr>
-          <w:lang w:val="en-US"/>
-        </w:rPr>
-        <w:tab/>
-      </w:r>
-      <w:r>
-        <w:rPr>
-          <w:lang w:val="en-US"/>
-        </w:rPr>
-        <w:tab/>
-      </w:r>
-      <w:r>
-        <w:rPr>
-          <w:lang w:val="en-US"/>
-        </w:rPr>
-        <w:tab/>
-      </w:r>
-      <w:r>
-        <w:rPr>
-          <w:lang w:val="en-US"/>
-        </w:rPr>
-        <w:tab/>
-      </w:r>
-      <w:r>
-        <w:rPr>
-          <w:lang w:val="en-US"/>
-        </w:rPr>
-        <w:tab/>
-        <w:t>Usage:</w:t>
-      </w:r>
-    </w:p>
-    <w:p>
-      <w:pPr>
-        <w:rPr>
-          <w:lang w:val="en-US"/>
-        </w:rPr>
-      </w:pPr>
-      <w:r>
-        <w:rPr>
-          <w:lang w:val="en-US"/>
-        </w:rPr>
-        <w:tab/>
-      </w:r>
-      <w:r>
-        <w:rPr>
-          <w:lang w:val="en-US"/>
-        </w:rPr>
-        <w:tab/>
-      </w:r>
-      <w:r>
-        <w:rPr>
-          <w:lang w:val="en-US"/>
-        </w:rPr>
-        <w:tab/>
-      </w:r>
-      <w:r>
-        <w:rPr>
-          <w:lang w:val="en-US"/>
-        </w:rPr>
-        <w:tab/>
-      </w:r>
-      <w:r>
-        <w:rPr>
-          <w:lang w:val="en-US"/>
-        </w:rPr>
-        <w:tab/>
-      </w:r>
-      <w:r>
-        <w:rPr>
-          <w:lang w:val="en-US"/>
-        </w:rPr>
-        <w:tab/>
-        <w:t>Bắt đầu cảm biến</w:t>
-      </w:r>
-    </w:p>
-    <w:p>
-      <w:pPr>
-        <w:rPr>
-          <w:lang w:val="en-US"/>
-        </w:rPr>
-      </w:pPr>
-      <w:r>
-        <w:rPr>
-          <w:lang w:val="en-US"/>
-        </w:rPr>
-        <w:tab/>
-      </w:r>
-      <w:r>
-        <w:rPr>
-          <w:lang w:val="en-US"/>
-        </w:rPr>
-        <w:tab/>
-      </w:r>
-      <w:r>
-        <w:rPr>
-          <w:lang w:val="en-US"/>
-        </w:rPr>
-        <w:tab/>
-      </w:r>
-      <w:r>
-        <w:rPr>
-          <w:lang w:val="en-US"/>
-        </w:rPr>
-        <w:tab/>
-      </w:r>
-      <w:r>
-        <w:rPr>
-          <w:lang w:val="en-US"/>
-        </w:rPr>
-        <w:tab/>
-        <w:t>Ex:</w:t>
-      </w:r>
-    </w:p>
-    <w:p>
-      <w:pPr>
-        <w:rPr>
-          <w:lang w:val="en-US"/>
-        </w:rPr>
-      </w:pPr>
-      <w:r>
-        <w:rPr>
-          <w:lang w:val="en-US"/>
-        </w:rPr>
-        <w:tab/>
-      </w:r>
-      <w:r>
-        <w:rPr>
-          <w:lang w:val="en-US"/>
-        </w:rPr>
-        <w:tab/>
-      </w:r>
-      <w:r>
-        <w:rPr>
-          <w:lang w:val="en-US"/>
-        </w:rPr>
-        <w:tab/>
-      </w:r>
-      <w:r>
-        <w:rPr>
-          <w:lang w:val="en-US"/>
-        </w:rPr>
-        <w:tab/>
-      </w:r>
-      <w:r>
-        <w:rPr>
-          <w:lang w:val="en-US"/>
-        </w:rPr>
-        <w:tab/>
-      </w:r>
-      <w:r>
-        <w:rPr>
-          <w:lang w:val="en-US"/>
-        </w:rPr>
-        <w:tab/>
-        <w:t>dht.begin()</w:t>
-      </w:r>
-    </w:p>
-    <w:p>
-      <w:pPr>
-        <w:rPr>
-          <w:lang w:val="en-US"/>
-        </w:rPr>
-      </w:pPr>
-      <w:r>
-        <w:rPr>
-          <w:lang w:val="en-US"/>
-        </w:rPr>
         <w:tab/>
       </w:r>
       <w:r>
@@ -5917,7 +6487,6 @@
           <w:rFonts w:eastAsiaTheme="minorEastAsia"/>
           <w:lang w:val="en-US"/>
         </w:rPr>
-        <w:lastRenderedPageBreak/>
         <w:tab/>
       </w:r>
       <w:r>
@@ -6500,6 +7069,7 @@
         <w:rPr>
           <w:lang w:val="en-US"/>
         </w:rPr>
+        <w:lastRenderedPageBreak/>
         <w:tab/>
       </w:r>
       <w:r>
@@ -6897,1505 +7467,6 @@
         </w:rPr>
         <w:tab/>
         <w:t>4010852096</w:t>
-      </w:r>
-    </w:p>
-    <w:p>
-      <w:pPr>
-        <w:rPr>
-          <w:lang w:val="en-US"/>
-        </w:rPr>
-      </w:pPr>
-      <w:r>
-        <w:rPr>
-          <w:lang w:val="en-US"/>
-        </w:rPr>
-        <w:lastRenderedPageBreak/>
-        <w:t xml:space="preserve">pinMode(Pin Code, INPUT | </w:t>
-      </w:r>
-      <w:r>
-        <w:rPr>
-          <w:lang w:val="en-US"/>
-        </w:rPr>
-        <w:t>OUTPUT)</w:t>
-      </w:r>
-    </w:p>
-    <w:p>
-      <w:pPr>
-        <w:rPr>
-          <w:lang w:val="en-US"/>
-        </w:rPr>
-      </w:pPr>
-      <w:r>
-        <w:rPr>
-          <w:lang w:val="en-US"/>
-        </w:rPr>
-        <w:tab/>
-      </w:r>
-      <w:r>
-        <w:rPr>
-          <w:lang w:val="en-US"/>
-        </w:rPr>
-        <w:t>Usage:</w:t>
-      </w:r>
-    </w:p>
-    <w:p>
-      <w:pPr>
-        <w:rPr>
-          <w:lang w:val="en-US"/>
-        </w:rPr>
-      </w:pPr>
-      <w:r>
-        <w:rPr>
-          <w:lang w:val="en-US"/>
-        </w:rPr>
-        <w:tab/>
-      </w:r>
-      <w:r>
-        <w:rPr>
-          <w:lang w:val="en-US"/>
-        </w:rPr>
-        <w:tab/>
-        <w:t>Bắt đầu sử dụ</w:t>
-      </w:r>
-      <w:r>
-        <w:rPr>
-          <w:lang w:val="en-US"/>
-        </w:rPr>
-        <w:t>ng Pin</w:t>
-      </w:r>
-    </w:p>
-    <w:p>
-      <w:pPr>
-        <w:rPr>
-          <w:lang w:val="en-US"/>
-        </w:rPr>
-      </w:pPr>
-      <w:r>
-        <w:rPr>
-          <w:lang w:val="en-US"/>
-        </w:rPr>
-        <w:tab/>
-      </w:r>
-      <w:r>
-        <w:rPr>
-          <w:lang w:val="en-US"/>
-        </w:rPr>
-        <w:t>Ex:</w:t>
-      </w:r>
-    </w:p>
-    <w:p>
-      <w:pPr>
-        <w:rPr>
-          <w:lang w:val="en-US"/>
-        </w:rPr>
-      </w:pPr>
-      <w:r>
-        <w:rPr>
-          <w:lang w:val="en-US"/>
-        </w:rPr>
-        <w:tab/>
-      </w:r>
-      <w:r>
-        <w:rPr>
-          <w:lang w:val="en-US"/>
-        </w:rPr>
-        <w:tab/>
-      </w:r>
-      <w:r>
-        <w:rPr>
-          <w:lang w:val="en-US"/>
-        </w:rPr>
-        <w:t>pinMode(13, OUTPUT)</w:t>
-      </w:r>
-    </w:p>
-    <w:p>
-      <w:pPr>
-        <w:rPr>
-          <w:lang w:val="en-US"/>
-        </w:rPr>
-      </w:pPr>
-      <w:r>
-        <w:rPr>
-          <w:lang w:val="en-US"/>
-        </w:rPr>
-        <w:tab/>
-      </w:r>
-      <w:r>
-        <w:rPr>
-          <w:lang w:val="en-US"/>
-        </w:rPr>
-        <w:tab/>
-      </w:r>
-      <w:r>
-        <w:rPr>
-          <w:lang w:val="en-US"/>
-        </w:rPr>
-        <w:t>pinMode(A3, INPUT)</w:t>
-      </w:r>
-    </w:p>
-    <w:p>
-      <w:pPr>
-        <w:rPr>
-          <w:lang w:val="en-US"/>
-        </w:rPr>
-      </w:pPr>
-      <w:r>
-        <w:rPr>
-          <w:lang w:val="en-US"/>
-        </w:rPr>
-        <w:t>Serial</w:t>
-      </w:r>
-    </w:p>
-    <w:p>
-      <w:pPr>
-        <w:rPr>
-          <w:lang w:val="en-US"/>
-        </w:rPr>
-      </w:pPr>
-      <w:r>
-        <w:rPr>
-          <w:lang w:val="en-US"/>
-        </w:rPr>
-        <w:tab/>
-        <w:t>begin(</w:t>
-      </w:r>
-      <w:r>
-        <w:rPr>
-          <w:lang w:val="en-US"/>
-        </w:rPr>
-        <w:t>Speed</w:t>
-      </w:r>
-      <w:r>
-        <w:rPr>
-          <w:lang w:val="en-US"/>
-        </w:rPr>
-        <w:t>)</w:t>
-      </w:r>
-    </w:p>
-    <w:p>
-      <w:pPr>
-        <w:rPr>
-          <w:lang w:val="en-US"/>
-        </w:rPr>
-      </w:pPr>
-      <w:r>
-        <w:rPr>
-          <w:lang w:val="en-US"/>
-        </w:rPr>
-        <w:tab/>
-      </w:r>
-      <w:r>
-        <w:rPr>
-          <w:lang w:val="en-US"/>
-        </w:rPr>
-        <w:tab/>
-        <w:t>Usage:</w:t>
-      </w:r>
-    </w:p>
-    <w:p>
-      <w:pPr>
-        <w:rPr>
-          <w:lang w:val="en-US"/>
-        </w:rPr>
-      </w:pPr>
-      <w:r>
-        <w:rPr>
-          <w:lang w:val="en-US"/>
-        </w:rPr>
-        <w:tab/>
-      </w:r>
-      <w:r>
-        <w:rPr>
-          <w:lang w:val="en-US"/>
-        </w:rPr>
-        <w:tab/>
-      </w:r>
-      <w:r>
-        <w:rPr>
-          <w:lang w:val="en-US"/>
-        </w:rPr>
-        <w:tab/>
-        <w:t>Bắt đầu giao tiếp với Terminal</w:t>
-      </w:r>
-    </w:p>
-    <w:p>
-      <w:pPr>
-        <w:rPr>
-          <w:lang w:val="en-US"/>
-        </w:rPr>
-      </w:pPr>
-      <w:r>
-        <w:rPr>
-          <w:lang w:val="en-US"/>
-        </w:rPr>
-        <w:tab/>
-      </w:r>
-      <w:r>
-        <w:rPr>
-          <w:lang w:val="en-US"/>
-        </w:rPr>
-        <w:tab/>
-        <w:t>Ex:</w:t>
-      </w:r>
-    </w:p>
-    <w:p>
-      <w:pPr>
-        <w:rPr>
-          <w:lang w:val="en-US"/>
-        </w:rPr>
-      </w:pPr>
-      <w:r>
-        <w:rPr>
-          <w:lang w:val="en-US"/>
-        </w:rPr>
-        <w:tab/>
-      </w:r>
-      <w:r>
-        <w:rPr>
-          <w:lang w:val="en-US"/>
-        </w:rPr>
-        <w:tab/>
-      </w:r>
-      <w:r>
-        <w:rPr>
-          <w:lang w:val="en-US"/>
-        </w:rPr>
-        <w:tab/>
-        <w:t>Serial.begin(9600)</w:t>
-      </w:r>
-    </w:p>
-    <w:p>
-      <w:pPr>
-        <w:rPr>
-          <w:lang w:val="en-US"/>
-        </w:rPr>
-      </w:pPr>
-      <w:r>
-        <w:rPr>
-          <w:lang w:val="en-US"/>
-        </w:rPr>
-        <w:tab/>
-        <w:t>p</w:t>
-      </w:r>
-      <w:r>
-        <w:rPr>
-          <w:lang w:val="en-US"/>
-        </w:rPr>
-        <w:t>rintln(Value)</w:t>
-      </w:r>
-    </w:p>
-    <w:p>
-      <w:pPr>
-        <w:rPr>
-          <w:lang w:val="en-US"/>
-        </w:rPr>
-      </w:pPr>
-      <w:r>
-        <w:rPr>
-          <w:lang w:val="en-US"/>
-        </w:rPr>
-        <w:tab/>
-      </w:r>
-      <w:r>
-        <w:rPr>
-          <w:lang w:val="en-US"/>
-        </w:rPr>
-        <w:tab/>
-        <w:t>Usage:</w:t>
-      </w:r>
-    </w:p>
-    <w:p>
-      <w:pPr>
-        <w:rPr>
-          <w:lang w:val="en-US"/>
-        </w:rPr>
-      </w:pPr>
-      <w:r>
-        <w:rPr>
-          <w:lang w:val="en-US"/>
-        </w:rPr>
-        <w:tab/>
-      </w:r>
-      <w:r>
-        <w:rPr>
-          <w:lang w:val="en-US"/>
-        </w:rPr>
-        <w:tab/>
-      </w:r>
-      <w:r>
-        <w:rPr>
-          <w:lang w:val="en-US"/>
-        </w:rPr>
-        <w:tab/>
-        <w:t>In giá trị ra Terminal</w:t>
-      </w:r>
-      <w:r>
-        <w:rPr>
-          <w:lang w:val="en-US"/>
-        </w:rPr>
-        <w:t xml:space="preserve"> và xuống dòng</w:t>
-      </w:r>
-    </w:p>
-    <w:p>
-      <w:pPr>
-        <w:rPr>
-          <w:lang w:val="en-US"/>
-        </w:rPr>
-      </w:pPr>
-      <w:r>
-        <w:rPr>
-          <w:lang w:val="en-US"/>
-        </w:rPr>
-        <w:tab/>
-      </w:r>
-      <w:r>
-        <w:rPr>
-          <w:lang w:val="en-US"/>
-        </w:rPr>
-        <w:tab/>
-        <w:t>Ex:</w:t>
-      </w:r>
-    </w:p>
-    <w:p>
-      <w:pPr>
-        <w:rPr>
-          <w:lang w:val="en-US"/>
-        </w:rPr>
-      </w:pPr>
-      <w:r>
-        <w:rPr>
-          <w:lang w:val="en-US"/>
-        </w:rPr>
-        <w:tab/>
-      </w:r>
-      <w:r>
-        <w:rPr>
-          <w:lang w:val="en-US"/>
-        </w:rPr>
-        <w:tab/>
-      </w:r>
-      <w:r>
-        <w:rPr>
-          <w:lang w:val="en-US"/>
-        </w:rPr>
-        <w:tab/>
-        <w:t>Serial.println(123)</w:t>
-      </w:r>
-      <w:r>
-        <w:rPr>
-          <w:lang w:val="en-US"/>
-        </w:rPr>
-        <w:tab/>
-      </w:r>
-    </w:p>
-    <w:p>
-      <w:pPr>
-        <w:rPr>
-          <w:lang w:val="en-US"/>
-        </w:rPr>
-      </w:pPr>
-      <w:r>
-        <w:rPr>
-          <w:lang w:val="en-US"/>
-        </w:rPr>
-        <w:tab/>
-        <w:t>a</w:t>
-      </w:r>
-      <w:r>
-        <w:rPr>
-          <w:lang w:val="en-US"/>
-        </w:rPr>
-        <w:t>vailable()</w:t>
-      </w:r>
-    </w:p>
-    <w:p>
-      <w:pPr>
-        <w:rPr>
-          <w:lang w:val="en-US"/>
-        </w:rPr>
-      </w:pPr>
-      <w:r>
-        <w:rPr>
-          <w:lang w:val="en-US"/>
-        </w:rPr>
-        <w:tab/>
-      </w:r>
-      <w:r>
-        <w:rPr>
-          <w:lang w:val="en-US"/>
-        </w:rPr>
-        <w:tab/>
-        <w:t>Usage:</w:t>
-      </w:r>
-    </w:p>
-    <w:p>
-      <w:pPr>
-        <w:rPr>
-          <w:lang w:val="en-US"/>
-        </w:rPr>
-      </w:pPr>
-      <w:r>
-        <w:rPr>
-          <w:lang w:val="en-US"/>
-        </w:rPr>
-        <w:tab/>
-      </w:r>
-      <w:r>
-        <w:rPr>
-          <w:lang w:val="en-US"/>
-        </w:rPr>
-        <w:tab/>
-      </w:r>
-      <w:r>
-        <w:rPr>
-          <w:lang w:val="en-US"/>
-        </w:rPr>
-        <w:tab/>
-        <w:t>Trả về số kí tự hiện tại trong Buffer sẵn sàng để Read</w:t>
-      </w:r>
-    </w:p>
-    <w:p>
-      <w:pPr>
-        <w:rPr>
-          <w:lang w:val="en-US"/>
-        </w:rPr>
-      </w:pPr>
-      <w:r>
-        <w:rPr>
-          <w:lang w:val="en-US"/>
-        </w:rPr>
-        <w:tab/>
-      </w:r>
-      <w:r>
-        <w:rPr>
-          <w:lang w:val="en-US"/>
-        </w:rPr>
-        <w:tab/>
-        <w:t>Ex:</w:t>
-      </w:r>
-    </w:p>
-    <w:p>
-      <w:pPr>
-        <w:rPr>
-          <w:rFonts w:eastAsiaTheme="minorEastAsia"/>
-          <w:lang w:val="en-US"/>
-        </w:rPr>
-      </w:pPr>
-      <w:r>
-        <w:rPr>
-          <w:lang w:val="en-US"/>
-        </w:rPr>
-        <w:tab/>
-      </w:r>
-      <w:r>
-        <w:rPr>
-          <w:lang w:val="en-US"/>
-        </w:rPr>
-        <w:tab/>
-      </w:r>
-      <w:r>
-        <w:rPr>
-          <w:lang w:val="en-US"/>
-        </w:rPr>
-        <w:tab/>
-        <w:t xml:space="preserve">Serial.available() </w:t>
-      </w:r>
-      <m:oMath>
-        <m:r>
-          <w:rPr>
-            <w:rFonts w:ascii="Cambria Math" w:hAnsi="Cambria Math"/>
-            <w:lang w:val="en-US"/>
-          </w:rPr>
-          <m:t>→</m:t>
-        </m:r>
-      </m:oMath>
-      <w:r>
-        <w:rPr>
-          <w:rFonts w:eastAsiaTheme="minorEastAsia"/>
-          <w:lang w:val="en-US"/>
-        </w:rPr>
-        <w:t xml:space="preserve"> 4</w:t>
-      </w:r>
-    </w:p>
-    <w:p>
-      <w:pPr>
-        <w:rPr>
-          <w:lang w:val="en-US"/>
-        </w:rPr>
-      </w:pPr>
-      <w:r>
-        <w:rPr>
-          <w:rFonts w:eastAsiaTheme="minorEastAsia"/>
-          <w:lang w:val="en-US"/>
-        </w:rPr>
-        <w:tab/>
-      </w:r>
-      <w:r>
-        <w:rPr>
-          <w:rFonts w:eastAsiaTheme="minorEastAsia"/>
-          <w:lang w:val="en-US"/>
-        </w:rPr>
-        <w:t>readString()</w:t>
-      </w:r>
-    </w:p>
-    <w:p>
-      <w:pPr>
-        <w:rPr>
-          <w:lang w:val="en-US"/>
-        </w:rPr>
-      </w:pPr>
-      <w:r>
-        <w:rPr>
-          <w:lang w:val="en-US"/>
-        </w:rPr>
-        <w:tab/>
-      </w:r>
-      <w:r>
-        <w:rPr>
-          <w:lang w:val="en-US"/>
-        </w:rPr>
-        <w:tab/>
-      </w:r>
-      <w:r>
-        <w:rPr>
-          <w:lang w:val="en-US"/>
-        </w:rPr>
-        <w:t>Usage:</w:t>
-      </w:r>
-    </w:p>
-    <w:p>
-      <w:pPr>
-        <w:rPr>
-          <w:lang w:val="en-US"/>
-        </w:rPr>
-      </w:pPr>
-      <w:r>
-        <w:rPr>
-          <w:lang w:val="en-US"/>
-        </w:rPr>
-        <w:tab/>
-      </w:r>
-      <w:r>
-        <w:rPr>
-          <w:lang w:val="en-US"/>
-        </w:rPr>
-        <w:tab/>
-      </w:r>
-      <w:r>
-        <w:rPr>
-          <w:lang w:val="en-US"/>
-        </w:rPr>
-        <w:tab/>
-        <w:t>Trả về dữ liệu trong Buffer dưới dạng String và làm rỗng nó</w:t>
-      </w:r>
-    </w:p>
-    <w:p>
-      <w:pPr>
-        <w:rPr>
-          <w:lang w:val="en-US"/>
-        </w:rPr>
-      </w:pPr>
-      <w:r>
-        <w:rPr>
-          <w:lang w:val="en-US"/>
-        </w:rPr>
-        <w:tab/>
-      </w:r>
-      <w:r>
-        <w:rPr>
-          <w:lang w:val="en-US"/>
-        </w:rPr>
-        <w:tab/>
-        <w:t>Ex:</w:t>
-      </w:r>
-    </w:p>
-    <w:p>
-      <w:pPr>
-        <w:rPr>
-          <w:rFonts w:eastAsiaTheme="minorEastAsia"/>
-          <w:lang w:val="en-US"/>
-        </w:rPr>
-      </w:pPr>
-      <w:r>
-        <w:rPr>
-          <w:lang w:val="en-US"/>
-        </w:rPr>
-        <w:tab/>
-      </w:r>
-      <w:r>
-        <w:rPr>
-          <w:lang w:val="en-US"/>
-        </w:rPr>
-        <w:tab/>
-      </w:r>
-      <w:r>
-        <w:rPr>
-          <w:lang w:val="en-US"/>
-        </w:rPr>
-        <w:tab/>
-        <w:t xml:space="preserve">Serial.readString() </w:t>
-      </w:r>
-      <m:oMath>
-        <m:r>
-          <w:rPr>
-            <w:rFonts w:ascii="Cambria Math" w:hAnsi="Cambria Math"/>
-            <w:lang w:val="en-US"/>
-          </w:rPr>
-          <m:t>→</m:t>
-        </m:r>
-      </m:oMath>
-      <w:r>
-        <w:rPr>
-          <w:rFonts w:eastAsiaTheme="minorEastAsia"/>
-          <w:lang w:val="en-US"/>
-        </w:rPr>
-        <w:t xml:space="preserve"> “abc”</w:t>
-      </w:r>
-    </w:p>
-    <w:p>
-      <w:pPr>
-        <w:rPr>
-          <w:rFonts w:eastAsiaTheme="minorEastAsia"/>
-          <w:lang w:val="en-US"/>
-        </w:rPr>
-      </w:pPr>
-      <w:r>
-        <w:rPr>
-          <w:rFonts w:eastAsiaTheme="minorEastAsia"/>
-          <w:lang w:val="en-US"/>
-        </w:rPr>
-        <w:tab/>
-        <w:t>parseInt()</w:t>
-      </w:r>
-    </w:p>
-    <w:p>
-      <w:pPr>
-        <w:ind w:left="720" w:firstLine="720"/>
-        <w:rPr>
-          <w:lang w:val="en-US"/>
-        </w:rPr>
-      </w:pPr>
-      <w:r>
-        <w:rPr>
-          <w:lang w:val="en-US"/>
-        </w:rPr>
-        <w:lastRenderedPageBreak/>
-        <w:t>Usage:</w:t>
-      </w:r>
-    </w:p>
-    <w:p>
-      <w:pPr>
-        <w:rPr>
-          <w:lang w:val="en-US"/>
-        </w:rPr>
-      </w:pPr>
-      <w:r>
-        <w:rPr>
-          <w:lang w:val="en-US"/>
-        </w:rPr>
-        <w:tab/>
-      </w:r>
-      <w:r>
-        <w:rPr>
-          <w:lang w:val="en-US"/>
-        </w:rPr>
-        <w:tab/>
-      </w:r>
-      <w:r>
-        <w:rPr>
-          <w:lang w:val="en-US"/>
-        </w:rPr>
-        <w:tab/>
-        <w:t>Trả về dữ liệu trong Buffer dưới dạng Integer và làm rỗng nó</w:t>
-      </w:r>
-    </w:p>
-    <w:p>
-      <w:pPr>
-        <w:rPr>
-          <w:lang w:val="en-US"/>
-        </w:rPr>
-      </w:pPr>
-      <w:r>
-        <w:rPr>
-          <w:lang w:val="en-US"/>
-        </w:rPr>
-        <w:tab/>
-      </w:r>
-      <w:r>
-        <w:rPr>
-          <w:lang w:val="en-US"/>
-        </w:rPr>
-        <w:tab/>
-        <w:t>Ex:</w:t>
-      </w:r>
-    </w:p>
-    <w:p>
-      <w:pPr>
-        <w:rPr>
-          <w:rFonts w:eastAsiaTheme="minorEastAsia"/>
-          <w:lang w:val="en-US"/>
-        </w:rPr>
-      </w:pPr>
-      <w:r>
-        <w:rPr>
-          <w:lang w:val="en-US"/>
-        </w:rPr>
-        <w:tab/>
-      </w:r>
-      <w:r>
-        <w:rPr>
-          <w:lang w:val="en-US"/>
-        </w:rPr>
-        <w:tab/>
-      </w:r>
-      <w:r>
-        <w:rPr>
-          <w:lang w:val="en-US"/>
-        </w:rPr>
-        <w:tab/>
-        <w:t xml:space="preserve">Serial.parseInt() </w:t>
-      </w:r>
-      <m:oMath>
-        <m:r>
-          <w:rPr>
-            <w:rFonts w:ascii="Cambria Math" w:hAnsi="Cambria Math"/>
-            <w:lang w:val="en-US"/>
-          </w:rPr>
-          <m:t>→</m:t>
-        </m:r>
-      </m:oMath>
-      <w:r>
-        <w:rPr>
-          <w:rFonts w:eastAsiaTheme="minorEastAsia"/>
-          <w:lang w:val="en-US"/>
-        </w:rPr>
-        <w:t xml:space="preserve"> 123</w:t>
-      </w:r>
-    </w:p>
-    <w:p>
-      <w:pPr>
-        <w:rPr>
-          <w:lang w:val="en-US"/>
-        </w:rPr>
-      </w:pPr>
-      <w:r>
-        <w:rPr>
-          <w:lang w:val="en-US"/>
-        </w:rPr>
-        <w:t>digitalWrite(Pin Number, Value):</w:t>
-      </w:r>
-    </w:p>
-    <w:p>
-      <w:pPr>
-        <w:rPr>
-          <w:lang w:val="en-US"/>
-        </w:rPr>
-      </w:pPr>
-      <w:r>
-        <w:rPr>
-          <w:lang w:val="en-US"/>
-        </w:rPr>
-        <w:tab/>
-      </w:r>
-      <w:r>
-        <w:rPr>
-          <w:lang w:val="en-US"/>
-        </w:rPr>
-        <w:t xml:space="preserve">Gửi tín hiệu Digital </w:t>
-      </w:r>
-      <w:r>
-        <w:rPr>
-          <w:lang w:val="en-US"/>
-        </w:rPr>
-        <w:t xml:space="preserve">0 hoặc 5 Volt </w:t>
-      </w:r>
-      <w:r>
-        <w:rPr>
-          <w:lang w:val="en-US"/>
-        </w:rPr>
-        <w:t>cho Pin</w:t>
-      </w:r>
-    </w:p>
-    <w:p>
-      <w:pPr>
-        <w:rPr>
-          <w:lang w:val="en-US"/>
-        </w:rPr>
-      </w:pPr>
-      <w:r>
-        <w:rPr>
-          <w:lang w:val="en-US"/>
-        </w:rPr>
-        <w:tab/>
-      </w:r>
-      <w:r>
-        <w:rPr>
-          <w:lang w:val="en-US"/>
-        </w:rPr>
-        <w:t>Ex:</w:t>
-      </w:r>
-    </w:p>
-    <w:p>
-      <w:pPr>
-        <w:rPr>
-          <w:lang w:val="en-US"/>
-        </w:rPr>
-      </w:pPr>
-      <w:r>
-        <w:rPr>
-          <w:lang w:val="en-US"/>
-        </w:rPr>
-        <w:tab/>
-      </w:r>
-      <w:r>
-        <w:rPr>
-          <w:lang w:val="en-US"/>
-        </w:rPr>
-        <w:tab/>
-      </w:r>
-      <w:r>
-        <w:rPr>
-          <w:lang w:val="en-US"/>
-        </w:rPr>
-        <w:t>Gửi tín hiệu High</w:t>
-      </w:r>
-      <w:r>
-        <w:rPr>
-          <w:lang w:val="en-US"/>
-        </w:rPr>
-        <w:t xml:space="preserve"> 5 Volt</w:t>
-      </w:r>
-      <w:r>
-        <w:rPr>
-          <w:lang w:val="en-US"/>
-        </w:rPr>
-        <w:t xml:space="preserve"> cho Pin 13</w:t>
-      </w:r>
-      <w:r>
-        <w:rPr>
-          <w:lang w:val="en-US"/>
-        </w:rPr>
-        <w:t xml:space="preserve"> làm</w:t>
-      </w:r>
-      <w:r>
-        <w:rPr>
-          <w:lang w:val="en-US"/>
-        </w:rPr>
-        <w:t xml:space="preserve"> </w:t>
-      </w:r>
-      <w:r>
-        <w:rPr>
-          <w:lang w:val="en-US"/>
-        </w:rPr>
-        <w:t>LEDs sáng</w:t>
-      </w:r>
-    </w:p>
-    <w:p>
-      <w:pPr>
-        <w:rPr>
-          <w:lang w:val="en-US"/>
-        </w:rPr>
-      </w:pPr>
-      <w:r>
-        <w:rPr>
-          <w:lang w:val="en-US"/>
-        </w:rPr>
-        <w:tab/>
-      </w:r>
-      <w:r>
-        <w:rPr>
-          <w:lang w:val="en-US"/>
-        </w:rPr>
-        <w:tab/>
-      </w:r>
-      <w:r>
-        <w:rPr>
-          <w:lang w:val="en-US"/>
-        </w:rPr>
-        <w:t>digitalWrite(13, HIGH)</w:t>
-      </w:r>
-    </w:p>
-    <w:p>
-      <w:pPr>
-        <w:rPr>
-          <w:lang w:val="en-US"/>
-        </w:rPr>
-      </w:pPr>
-      <w:r>
-        <w:rPr>
-          <w:lang w:val="en-US"/>
-        </w:rPr>
-        <w:t>analogWrite(Pin Number, Value):</w:t>
-      </w:r>
-    </w:p>
-    <w:p>
-      <w:pPr>
-        <w:rPr>
-          <w:lang w:val="en-US"/>
-        </w:rPr>
-      </w:pPr>
-      <w:r>
-        <w:rPr>
-          <w:lang w:val="en-US"/>
-        </w:rPr>
-        <w:tab/>
-      </w:r>
-      <w:r>
-        <w:rPr>
-          <w:lang w:val="en-US"/>
-        </w:rPr>
-        <w:t xml:space="preserve">Gửi tín hiệu Analog trong phạm vi từ 0 đến 255 tương đương 0 đến 5 Volt </w:t>
-      </w:r>
-    </w:p>
-    <w:p>
-      <w:pPr>
-        <w:ind w:firstLine="720"/>
-        <w:rPr>
-          <w:lang w:val="en-US"/>
-        </w:rPr>
-      </w:pPr>
-      <w:r>
-        <w:rPr>
-          <w:lang w:val="en-US"/>
-        </w:rPr>
-        <w:t>cho Pin</w:t>
-      </w:r>
-    </w:p>
-    <w:p>
-      <w:pPr>
-        <w:rPr>
-          <w:lang w:val="en-US"/>
-        </w:rPr>
-      </w:pPr>
-      <w:r>
-        <w:rPr>
-          <w:lang w:val="en-US"/>
-        </w:rPr>
-        <w:tab/>
-      </w:r>
-      <w:r>
-        <w:rPr>
-          <w:lang w:val="en-US"/>
-        </w:rPr>
-        <w:t>Ex:</w:t>
-      </w:r>
-    </w:p>
-    <w:p>
-      <w:pPr>
-        <w:rPr>
-          <w:lang w:val="en-US"/>
-        </w:rPr>
-      </w:pPr>
-      <w:r>
-        <w:rPr>
-          <w:lang w:val="en-US"/>
-        </w:rPr>
-        <w:tab/>
-      </w:r>
-      <w:r>
-        <w:rPr>
-          <w:lang w:val="en-US"/>
-        </w:rPr>
-        <w:tab/>
-      </w:r>
-      <w:r>
-        <w:rPr>
-          <w:lang w:val="en-US"/>
-        </w:rPr>
-        <w:t xml:space="preserve">Gửi </w:t>
-      </w:r>
-      <w:r>
-        <w:rPr>
-          <w:lang w:val="en-US"/>
-        </w:rPr>
-        <w:t>tín hiệu 1 Volt cho Pin 11</w:t>
-      </w:r>
-    </w:p>
-    <w:p>
-      <w:pPr>
-        <w:rPr>
-          <w:lang w:val="en-US"/>
-        </w:rPr>
-      </w:pPr>
-      <w:r>
-        <w:rPr>
-          <w:lang w:val="en-US"/>
-        </w:rPr>
-        <w:tab/>
-      </w:r>
-      <w:r>
-        <w:rPr>
-          <w:lang w:val="en-US"/>
-        </w:rPr>
-        <w:tab/>
-      </w:r>
-      <w:r>
-        <w:rPr>
-          <w:lang w:val="en-US"/>
-        </w:rPr>
-        <w:t>analogWrite(11</w:t>
-      </w:r>
-      <w:r>
-        <w:rPr>
-          <w:lang w:val="en-US"/>
-        </w:rPr>
-        <w:t>,</w:t>
-      </w:r>
-      <w:r>
-        <w:rPr>
-          <w:lang w:val="en-US"/>
-        </w:rPr>
-        <w:t xml:space="preserve"> 51</w:t>
-      </w:r>
-      <w:r>
-        <w:rPr>
-          <w:lang w:val="en-US"/>
-        </w:rPr>
-        <w:t>)</w:t>
-      </w:r>
-    </w:p>
-    <w:p>
-      <w:pPr>
-        <w:rPr>
-          <w:lang w:val="en-US"/>
-        </w:rPr>
-      </w:pPr>
-      <w:r>
-        <w:rPr>
-          <w:lang w:val="en-US"/>
-        </w:rPr>
-        <w:t xml:space="preserve">analogRead(Pin </w:t>
-      </w:r>
-      <w:r>
-        <w:rPr>
-          <w:lang w:val="en-US"/>
-        </w:rPr>
-        <w:t>Code</w:t>
-      </w:r>
-      <w:r>
-        <w:rPr>
-          <w:lang w:val="en-US"/>
-        </w:rPr>
-        <w:t>):</w:t>
-      </w:r>
-    </w:p>
-    <w:p>
-      <w:pPr>
-        <w:rPr>
-          <w:lang w:val="en-US"/>
-        </w:rPr>
-      </w:pPr>
-      <w:r>
-        <w:rPr>
-          <w:lang w:val="en-US"/>
-        </w:rPr>
-        <w:tab/>
-        <w:t>Usage:</w:t>
-      </w:r>
-    </w:p>
-    <w:p>
-      <w:pPr>
-        <w:rPr>
-          <w:lang w:val="en-US"/>
-        </w:rPr>
-      </w:pPr>
-      <w:r>
-        <w:rPr>
-          <w:lang w:val="en-US"/>
-        </w:rPr>
-        <w:tab/>
-      </w:r>
-      <w:r>
-        <w:rPr>
-          <w:lang w:val="en-US"/>
-        </w:rPr>
-        <w:tab/>
-      </w:r>
-      <w:r>
-        <w:rPr>
-          <w:lang w:val="en-US"/>
-        </w:rPr>
-        <w:t xml:space="preserve">Trả về tín hiệu Analog từ </w:t>
-      </w:r>
-      <w:r>
-        <w:rPr>
-          <w:lang w:val="en-US"/>
-        </w:rPr>
-        <w:t xml:space="preserve">Analog Sensor </w:t>
-      </w:r>
-      <w:r>
-        <w:rPr>
-          <w:lang w:val="en-US"/>
-        </w:rPr>
-        <w:t>Pin</w:t>
-      </w:r>
-    </w:p>
-    <w:p>
-      <w:pPr>
-        <w:rPr>
-          <w:lang w:val="en-US"/>
-        </w:rPr>
-      </w:pPr>
-      <w:r>
-        <w:rPr>
-          <w:lang w:val="en-US"/>
-        </w:rPr>
-        <w:tab/>
-      </w:r>
-      <w:r>
-        <w:rPr>
-          <w:lang w:val="en-US"/>
-        </w:rPr>
-        <w:tab/>
-      </w:r>
-      <m:oMath>
-        <m:r>
-          <w:rPr>
-            <w:rFonts w:ascii="Cambria Math" w:hAnsi="Cambria Math"/>
-            <w:lang w:val="en-US"/>
-          </w:rPr>
-          <m:t>0→1023⇔0→5 V</m:t>
-        </m:r>
-      </m:oMath>
-    </w:p>
-    <w:p>
-      <w:pPr>
-        <w:rPr>
-          <w:lang w:val="en-US"/>
-        </w:rPr>
-      </w:pPr>
-      <w:r>
-        <w:rPr>
-          <w:lang w:val="en-US"/>
-        </w:rPr>
-        <w:tab/>
-      </w:r>
-      <w:r>
-        <w:rPr>
-          <w:lang w:val="en-US"/>
-        </w:rPr>
-        <w:t>Ex:</w:t>
-      </w:r>
-    </w:p>
-    <w:p>
-      <w:pPr>
-        <w:rPr>
-          <w:lang w:val="en-US"/>
-        </w:rPr>
-      </w:pPr>
-      <w:r>
-        <w:rPr>
-          <w:lang w:val="en-US"/>
-        </w:rPr>
-        <w:tab/>
-      </w:r>
-      <w:r>
-        <w:rPr>
-          <w:lang w:val="en-US"/>
-        </w:rPr>
-        <w:tab/>
-      </w:r>
-      <w:r>
-        <w:rPr>
-          <w:lang w:val="en-US"/>
-        </w:rPr>
-        <w:t>analogRead(A3)</w:t>
-      </w:r>
-      <w:r>
-        <w:rPr>
-          <w:rFonts w:eastAsiaTheme="minorEastAsia"/>
-          <w:lang w:val="en-US"/>
-        </w:rPr>
-        <w:t xml:space="preserve"> </w:t>
-      </w:r>
-      <m:oMath>
-        <m:r>
-          <w:rPr>
-            <w:rFonts w:ascii="Cambria Math" w:hAnsi="Cambria Math"/>
-            <w:lang w:val="en-US"/>
-          </w:rPr>
-          <m:t>→</m:t>
-        </m:r>
-      </m:oMath>
-      <w:r>
-        <w:rPr>
-          <w:rFonts w:eastAsiaTheme="minorEastAsia"/>
-          <w:lang w:val="en-US"/>
-        </w:rPr>
-        <w:t xml:space="preserve"> 1023</w:t>
-      </w:r>
-    </w:p>
-    <w:p>
-      <w:pPr>
-        <w:rPr>
-          <w:lang w:val="en-US"/>
-        </w:rPr>
-      </w:pPr>
-      <w:r>
-        <w:rPr>
-          <w:lang w:val="en-US"/>
-        </w:rPr>
-        <w:t>digitalRead(Pin Code):</w:t>
-      </w:r>
-    </w:p>
-    <w:p>
-      <w:pPr>
-        <w:rPr>
-          <w:lang w:val="en-US"/>
-        </w:rPr>
-      </w:pPr>
-      <w:r>
-        <w:rPr>
-          <w:lang w:val="en-US"/>
-        </w:rPr>
-        <w:tab/>
-        <w:t>Usage:</w:t>
-      </w:r>
-    </w:p>
-    <w:p>
-      <w:pPr>
-        <w:rPr>
-          <w:lang w:val="en-US"/>
-        </w:rPr>
-      </w:pPr>
-      <w:r>
-        <w:rPr>
-          <w:lang w:val="en-US"/>
-        </w:rPr>
-        <w:tab/>
-      </w:r>
-      <w:r>
-        <w:rPr>
-          <w:lang w:val="en-US"/>
-        </w:rPr>
-        <w:tab/>
-        <w:t>Trả về tín hiệu Digital từ Digital Pin</w:t>
-      </w:r>
-    </w:p>
-    <w:p>
-      <w:pPr>
-        <w:rPr>
-          <w:lang w:val="en-US"/>
-        </w:rPr>
-      </w:pPr>
-      <w:r>
-        <w:rPr>
-          <w:lang w:val="en-US"/>
-        </w:rPr>
-        <w:tab/>
-      </w:r>
-      <w:r>
-        <w:rPr>
-          <w:lang w:val="en-US"/>
-        </w:rPr>
-        <w:tab/>
-        <w:t>Nếu Pin là Pull Down</w:t>
-      </w:r>
-    </w:p>
-    <w:p>
-      <w:pPr>
-        <w:rPr>
-          <w:rFonts w:eastAsiaTheme="minorEastAsia"/>
-          <w:lang w:val="en-US"/>
-        </w:rPr>
-      </w:pPr>
-      <w:r>
-        <w:rPr>
-          <w:lang w:val="en-US"/>
-        </w:rPr>
-        <w:tab/>
-      </w:r>
-      <w:r>
-        <w:rPr>
-          <w:lang w:val="en-US"/>
-        </w:rPr>
-        <w:tab/>
-      </w:r>
-      <m:oMath>
-        <m:r>
-          <w:rPr>
-            <w:rFonts w:ascii="Cambria Math" w:hAnsi="Cambria Math"/>
-            <w:lang w:val="en-US"/>
-          </w:rPr>
-          <m:t>0⇔ &gt;0 V</m:t>
-        </m:r>
-      </m:oMath>
-    </w:p>
-    <w:p>
-      <w:pPr>
-        <w:rPr>
-          <w:rFonts w:eastAsiaTheme="minorEastAsia"/>
-          <w:lang w:val="en-US"/>
-        </w:rPr>
-      </w:pPr>
-      <w:r>
-        <w:rPr>
-          <w:rFonts w:eastAsiaTheme="minorEastAsia"/>
-          <w:lang w:val="en-US"/>
-        </w:rPr>
-        <w:tab/>
-      </w:r>
-      <w:r>
-        <w:rPr>
-          <w:rFonts w:eastAsiaTheme="minorEastAsia"/>
-          <w:lang w:val="en-US"/>
-        </w:rPr>
-        <w:tab/>
-      </w:r>
-      <m:oMath>
-        <m:r>
-          <w:rPr>
-            <w:rFonts w:ascii="Cambria Math" w:hAnsi="Cambria Math"/>
-            <w:lang w:val="en-US"/>
-          </w:rPr>
-          <m:t>1⇔ &gt;1 V</m:t>
-        </m:r>
-      </m:oMath>
-    </w:p>
-    <w:p>
-      <w:pPr>
-        <w:rPr>
-          <w:lang w:val="en-US"/>
-        </w:rPr>
-      </w:pPr>
-      <w:r>
-        <w:rPr>
-          <w:rFonts w:eastAsiaTheme="minorEastAsia"/>
-          <w:lang w:val="en-US"/>
-        </w:rPr>
-        <w:tab/>
-      </w:r>
-      <w:r>
-        <w:rPr>
-          <w:rFonts w:eastAsiaTheme="minorEastAsia"/>
-          <w:lang w:val="en-US"/>
-        </w:rPr>
-        <w:tab/>
-      </w:r>
-      <w:r>
-        <w:rPr>
-          <w:lang w:val="en-US"/>
-        </w:rPr>
-        <w:t>Nếu Pin là Pull Up</w:t>
-      </w:r>
-    </w:p>
-    <w:p>
-      <w:pPr>
-        <w:rPr>
-          <w:rFonts w:eastAsiaTheme="minorEastAsia"/>
-          <w:lang w:val="en-US"/>
-        </w:rPr>
-      </w:pPr>
-      <w:r>
-        <w:rPr>
-          <w:lang w:val="en-US"/>
-        </w:rPr>
-        <w:lastRenderedPageBreak/>
-        <w:tab/>
-      </w:r>
-      <w:r>
-        <w:rPr>
-          <w:lang w:val="en-US"/>
-        </w:rPr>
-        <w:tab/>
-      </w:r>
-      <m:oMath>
-        <m:r>
-          <w:rPr>
-            <w:rFonts w:ascii="Cambria Math" w:hAnsi="Cambria Math"/>
-            <w:lang w:val="en-US"/>
-          </w:rPr>
-          <m:t>1⇔ &gt;0 V</m:t>
-        </m:r>
-      </m:oMath>
-    </w:p>
-    <w:p>
-      <w:pPr>
-        <w:rPr>
-          <w:rFonts w:eastAsiaTheme="minorEastAsia"/>
-          <w:lang w:val="en-US"/>
-        </w:rPr>
-      </w:pPr>
-      <w:r>
-        <w:rPr>
-          <w:rFonts w:eastAsiaTheme="minorEastAsia"/>
-          <w:lang w:val="en-US"/>
-        </w:rPr>
-        <w:tab/>
-      </w:r>
-      <w:r>
-        <w:rPr>
-          <w:rFonts w:eastAsiaTheme="minorEastAsia"/>
-          <w:lang w:val="en-US"/>
-        </w:rPr>
-        <w:tab/>
-      </w:r>
-      <m:oMath>
-        <m:r>
-          <w:rPr>
-            <w:rFonts w:ascii="Cambria Math" w:hAnsi="Cambria Math"/>
-            <w:lang w:val="en-US"/>
-          </w:rPr>
-          <m:t>0⇔ &gt;1 V</m:t>
-        </m:r>
-      </m:oMath>
-    </w:p>
-    <w:p>
-      <w:pPr>
-        <w:rPr>
-          <w:lang w:val="en-US"/>
-        </w:rPr>
-      </w:pPr>
-      <w:r>
-        <w:rPr>
-          <w:lang w:val="en-US"/>
-        </w:rPr>
-        <w:tab/>
-        <w:t>Ex:</w:t>
-      </w:r>
-    </w:p>
-    <w:p>
-      <w:pPr>
-        <w:rPr>
-          <w:rFonts w:eastAsiaTheme="minorEastAsia"/>
-          <w:lang w:val="en-US"/>
-        </w:rPr>
-      </w:pPr>
-      <w:r>
-        <w:rPr>
-          <w:lang w:val="en-US"/>
-        </w:rPr>
-        <w:tab/>
-      </w:r>
-      <w:r>
-        <w:rPr>
-          <w:lang w:val="en-US"/>
-        </w:rPr>
-        <w:tab/>
-        <w:t>digitalRead(13)</w:t>
-      </w:r>
-      <w:r>
-        <w:rPr>
-          <w:rFonts w:eastAsiaTheme="minorEastAsia"/>
-          <w:lang w:val="en-US"/>
-        </w:rPr>
-        <w:t xml:space="preserve"> </w:t>
-      </w:r>
-      <m:oMath>
-        <m:r>
-          <w:rPr>
-            <w:rFonts w:ascii="Cambria Math" w:hAnsi="Cambria Math"/>
-            <w:lang w:val="en-US"/>
-          </w:rPr>
-          <m:t>→</m:t>
-        </m:r>
-      </m:oMath>
-      <w:r>
-        <w:rPr>
-          <w:rFonts w:eastAsiaTheme="minorEastAsia"/>
-          <w:lang w:val="en-US"/>
-        </w:rPr>
-        <w:t xml:space="preserve"> 1</w:t>
       </w:r>
     </w:p>
     <w:p>

--- a/arduino.docx
+++ b/arduino.docx
@@ -688,6 +688,54 @@
     </w:p>
     <w:p>
       <w:pPr>
+        <w:pStyle w:val="ListParagraph"/>
+        <w:numPr>
+          <w:ilvl w:val="0"/>
+          <w:numId w:val="10"/>
+        </w:numPr>
+        <w:rPr>
+          <w:lang w:val="en-US"/>
+        </w:rPr>
+      </w:pPr>
+      <w:r>
+        <w:rPr>
+          <w:lang w:val="en-US"/>
+        </w:rPr>
+        <w:t>Cảm Biế</w:t>
+      </w:r>
+      <w:r>
+        <w:rPr>
+          <w:lang w:val="en-US"/>
+        </w:rPr>
+        <w:t>n Siêu Âm Đo Được Khoảng Cách = 0</w:t>
+      </w:r>
+      <w:r>
+        <w:rPr>
+          <w:lang w:val="en-US"/>
+        </w:rPr>
+        <w:t>?</w:t>
+      </w:r>
+    </w:p>
+    <w:p>
+      <w:pPr>
+        <w:pStyle w:val="ListParagraph"/>
+        <w:numPr>
+          <w:ilvl w:val="0"/>
+          <w:numId w:val="4"/>
+        </w:numPr>
+        <w:rPr>
+          <w:lang w:val="en-US"/>
+        </w:rPr>
+      </w:pPr>
+      <w:r>
+        <w:rPr>
+          <w:lang w:val="en-US"/>
+        </w:rPr>
+        <w:t>Reset Arduino, dùng Pin khác</w:t>
+      </w:r>
+    </w:p>
+    <w:p>
+      <w:pPr>
         <w:rPr>
           <w:lang w:val="en-US"/>
         </w:rPr>
@@ -811,6 +859,7 @@
         <w:rPr>
           <w:lang w:val="en-US"/>
         </w:rPr>
+        <w:lastRenderedPageBreak/>
         <w:t>Đèn LED nối với Pin 13, độ sáng dựa vào điện thế của Pin 13</w:t>
       </w:r>
     </w:p>
@@ -847,7 +896,6 @@
         <w:rPr>
           <w:lang w:val="en-US"/>
         </w:rPr>
-        <w:lastRenderedPageBreak/>
         <w:t>Pin GND là Pin luôn có điện thế = 0</w:t>
       </w:r>
     </w:p>
@@ -1322,6 +1370,7 @@
         <w:rPr>
           <w:lang w:val="en-US"/>
         </w:rPr>
+        <w:lastRenderedPageBreak/>
         <w:t>&lt;Điện Thế Write&gt; = 0</w:t>
       </w:r>
     </w:p>
@@ -1358,7 +1407,6 @@
         <w:rPr>
           <w:lang w:val="en-US"/>
         </w:rPr>
-        <w:lastRenderedPageBreak/>
         <w:t>Đ</w:t>
       </w:r>
       <w:r>
@@ -2151,58 +2199,26 @@
     </w:tbl>
     <w:p>
       <w:pPr>
-        <w:rPr>
-          <w:lang w:val="en-US"/>
-        </w:rPr>
-      </w:pPr>
-    </w:p>
-    <w:p>
-      <w:pPr>
-        <w:rPr>
-          <w:lang w:val="en-US"/>
-        </w:rPr>
-      </w:pPr>
-      <w:r>
-        <w:rPr>
-          <w:lang w:val="en-US"/>
-        </w:rPr>
-        <w:t>Serial:</w:t>
-      </w:r>
-    </w:p>
-    <w:p>
-      <w:pPr>
-        <w:pStyle w:val="ListParagraph"/>
-        <w:numPr>
-          <w:ilvl w:val="0"/>
-          <w:numId w:val="12"/>
-        </w:numPr>
-        <w:rPr>
-          <w:lang w:val="en-US"/>
-        </w:rPr>
-      </w:pPr>
-      <w:r>
-        <w:rPr>
-          <w:lang w:val="en-US"/>
-        </w:rPr>
-        <w:t xml:space="preserve">Cách </w:t>
-      </w:r>
-      <w:r>
-        <w:rPr>
-          <w:lang w:val="en-US"/>
-        </w:rPr>
-        <w:t xml:space="preserve">Mở Cửa Sổ </w:t>
-      </w:r>
-      <w:r>
-        <w:rPr>
-          <w:lang w:val="en-US"/>
-        </w:rPr>
-        <w:t>Serial</w:t>
-      </w:r>
-      <w:r>
-        <w:rPr>
-          <w:lang w:val="en-US"/>
-        </w:rPr>
-        <w:t>?</w:t>
+        <w:pStyle w:val="ListParagraph"/>
+        <w:numPr>
+          <w:ilvl w:val="0"/>
+          <w:numId w:val="11"/>
+        </w:numPr>
+        <w:rPr>
+          <w:lang w:val="en-US"/>
+        </w:rPr>
+      </w:pPr>
+      <w:r>
+        <w:rPr>
+          <w:lang w:val="en-US"/>
+        </w:rPr>
+        <w:t xml:space="preserve">Đo </w:t>
+      </w:r>
+      <w:r>
+        <w:rPr>
+          <w:lang w:val="en-US"/>
+        </w:rPr>
+        <w:t>Thời Gian Tồn Tại Của Xung Điện?</w:t>
       </w:r>
     </w:p>
     <w:p>
@@ -2220,44 +2236,82 @@
         <w:rPr>
           <w:lang w:val="en-US"/>
         </w:rPr>
-        <w:t>Click biểu tượng góc phải trên trong IDE</w:t>
-      </w:r>
-    </w:p>
-    <w:p>
-      <w:pPr>
-        <w:pStyle w:val="ListParagraph"/>
-        <w:numPr>
-          <w:ilvl w:val="0"/>
-          <w:numId w:val="12"/>
-        </w:numPr>
-        <w:rPr>
-          <w:lang w:val="en-US"/>
-        </w:rPr>
-      </w:pPr>
-      <w:r>
-        <w:rPr>
-          <w:lang w:val="en-US"/>
+        <w:t>1 xung điện hợp lệ trong Arduino có các dạng sau</w:t>
+      </w:r>
+    </w:p>
+    <w:p>
+      <w:pPr>
+        <w:pStyle w:val="ListParagraph"/>
+        <w:numPr>
+          <w:ilvl w:val="0"/>
+          <w:numId w:val="4"/>
+        </w:numPr>
+        <w:rPr>
+          <w:lang w:val="en-US"/>
+        </w:rPr>
+      </w:pPr>
+      <w:r>
+        <w:rPr>
+          <w:lang w:val="en-US"/>
+        </w:rPr>
+        <w:t>Xung lên</w:t>
+      </w:r>
+    </w:p>
+    <w:p>
+      <w:pPr>
+        <w:pStyle w:val="ListParagraph"/>
+        <w:ind w:left="1080"/>
+        <w:rPr>
+          <w:lang w:val="en-US"/>
+        </w:rPr>
+      </w:pPr>
+      <w:r>
+        <w:rPr>
+          <w:noProof/>
+          <w:lang w:eastAsia="vi-VN"/>
         </w:rPr>
         <w:lastRenderedPageBreak/>
-        <w:t xml:space="preserve">Cách </w:t>
-      </w:r>
-      <w:r>
-        <w:rPr>
-          <w:lang w:val="en-US"/>
-        </w:rPr>
-        <w:t xml:space="preserve">In Giá Trị Ra Màn Hình </w:t>
-      </w:r>
-      <w:r>
-        <w:rPr>
-          <w:lang w:val="en-US"/>
-        </w:rPr>
-        <w:t>Serial</w:t>
-      </w:r>
-      <w:r>
-        <w:rPr>
-          <w:lang w:val="en-US"/>
-        </w:rPr>
-        <w:t>?</w:t>
+        <w:drawing>
+          <wp:inline distT="0" distB="0" distL="0" distR="0" wp14:anchorId="3D0CBD70" wp14:editId="2CCC4C34">
+            <wp:extent cx="3165895" cy="2638363"/>
+            <wp:effectExtent l="0" t="0" r="0" b="0"/>
+            <wp:docPr id="2" name="Picture 2"/>
+            <wp:cNvGraphicFramePr>
+              <a:graphicFrameLocks xmlns:a="http://schemas.openxmlformats.org/drawingml/2006/main" noChangeAspect="1"/>
+            </wp:cNvGraphicFramePr>
+            <a:graphic xmlns:a="http://schemas.openxmlformats.org/drawingml/2006/main">
+              <a:graphicData uri="http://schemas.openxmlformats.org/drawingml/2006/picture">
+                <pic:pic xmlns:pic="http://schemas.openxmlformats.org/drawingml/2006/picture">
+                  <pic:nvPicPr>
+                    <pic:cNvPr id="0" name="Untitled-1.jpg"/>
+                    <pic:cNvPicPr/>
+                  </pic:nvPicPr>
+                  <pic:blipFill>
+                    <a:blip r:embed="rId9">
+                      <a:extLst>
+                        <a:ext uri="{28A0092B-C50C-407E-A947-70E740481C1C}">
+                          <a14:useLocalDpi xmlns:a14="http://schemas.microsoft.com/office/drawing/2010/main" val="0"/>
+                        </a:ext>
+                      </a:extLst>
+                    </a:blip>
+                    <a:stretch>
+                      <a:fillRect/>
+                    </a:stretch>
+                  </pic:blipFill>
+                  <pic:spPr>
+                    <a:xfrm>
+                      <a:off x="0" y="0"/>
+                      <a:ext cx="3169918" cy="2641716"/>
+                    </a:xfrm>
+                    <a:prstGeom prst="rect">
+                      <a:avLst/>
+                    </a:prstGeom>
+                  </pic:spPr>
+                </pic:pic>
+              </a:graphicData>
+            </a:graphic>
+          </wp:inline>
+        </w:drawing>
       </w:r>
     </w:p>
     <w:p>
@@ -2275,7 +2329,63 @@
         <w:rPr>
           <w:lang w:val="en-US"/>
         </w:rPr>
-        <w:t>Tại cửa sổ Serial, ở góc phải dưới, chọn “9600 baud”</w:t>
+        <w:t>Xung xuống</w:t>
+      </w:r>
+    </w:p>
+    <w:p>
+      <w:pPr>
+        <w:pStyle w:val="ListParagraph"/>
+        <w:ind w:left="1080"/>
+        <w:rPr>
+          <w:lang w:val="en-US"/>
+        </w:rPr>
+      </w:pPr>
+      <w:r>
+        <w:rPr>
+          <w:noProof/>
+          <w:lang w:eastAsia="vi-VN"/>
+        </w:rPr>
+        <w:drawing>
+          <wp:inline distT="0" distB="0" distL="0" distR="0" wp14:anchorId="6659B9D9" wp14:editId="1B3BA6A1">
+            <wp:extent cx="3169918" cy="2641598"/>
+            <wp:effectExtent l="0" t="0" r="0" b="6985"/>
+            <wp:docPr id="3" name="Picture 3"/>
+            <wp:cNvGraphicFramePr>
+              <a:graphicFrameLocks xmlns:a="http://schemas.openxmlformats.org/drawingml/2006/main" noChangeAspect="1"/>
+            </wp:cNvGraphicFramePr>
+            <a:graphic xmlns:a="http://schemas.openxmlformats.org/drawingml/2006/main">
+              <a:graphicData uri="http://schemas.openxmlformats.org/drawingml/2006/picture">
+                <pic:pic xmlns:pic="http://schemas.openxmlformats.org/drawingml/2006/picture">
+                  <pic:nvPicPr>
+                    <pic:cNvPr id="0" name="Untitled-1.jpg"/>
+                    <pic:cNvPicPr/>
+                  </pic:nvPicPr>
+                  <pic:blipFill>
+                    <a:blip r:embed="rId10">
+                      <a:extLst>
+                        <a:ext uri="{28A0092B-C50C-407E-A947-70E740481C1C}">
+                          <a14:useLocalDpi xmlns:a14="http://schemas.microsoft.com/office/drawing/2010/main" val="0"/>
+                        </a:ext>
+                      </a:extLst>
+                    </a:blip>
+                    <a:stretch>
+                      <a:fillRect/>
+                    </a:stretch>
+                  </pic:blipFill>
+                  <pic:spPr>
+                    <a:xfrm>
+                      <a:off x="0" y="0"/>
+                      <a:ext cx="3169918" cy="2641598"/>
+                    </a:xfrm>
+                    <a:prstGeom prst="rect">
+                      <a:avLst/>
+                    </a:prstGeom>
+                  </pic:spPr>
+                </pic:pic>
+              </a:graphicData>
+            </a:graphic>
+          </wp:inline>
+        </w:drawing>
       </w:r>
     </w:p>
     <w:p>
@@ -2293,7 +2403,7 @@
         <w:rPr>
           <w:lang w:val="en-US"/>
         </w:rPr>
-        <w:t>Chạy lệnh sau 1 lần</w:t>
+        <w:t>Để đo &lt;Thời Gian Tồn Tại&gt; của 1 xung điện xuất hiện tại 1 Pin</w:t>
       </w:r>
     </w:p>
     <w:p>
@@ -2314,7 +2424,19 @@
         <w:rPr>
           <w:lang w:val="en-US"/>
         </w:rPr>
-        <w:t>Serial.begin(9600);</w:t>
+        <w:t>&lt;Thời Gian Tồn Tại&gt; = pulseIn(&lt;Pin Index&gt;, &lt;Điện Thế&gt;</w:t>
+      </w:r>
+      <w:r>
+        <w:rPr>
+          <w:lang w:val="en-US"/>
+        </w:rPr>
+        <w:t>, &lt;Thời Gian Chờ&gt;</w:t>
+      </w:r>
+      <w:r>
+        <w:rPr>
+          <w:lang w:val="en-US"/>
+        </w:rPr>
+        <w:t>);</w:t>
       </w:r>
     </w:p>
     <w:p>
@@ -2332,7 +2454,424 @@
         <w:rPr>
           <w:lang w:val="en-US"/>
         </w:rPr>
-        <w:t>Để in không xuống dòng</w:t>
+        <w:t>Mặc định</w:t>
+      </w:r>
+    </w:p>
+    <w:tbl>
+      <w:tblPr>
+        <w:tblStyle w:val="TableGrid"/>
+        <w:tblW w:w="0" w:type="auto"/>
+        <w:tblInd w:w="1080" w:type="dxa"/>
+        <w:tblLook w:val="04A0" w:firstRow="1" w:lastRow="0" w:firstColumn="1" w:lastColumn="0" w:noHBand="0" w:noVBand="1"/>
+      </w:tblPr>
+      <w:tblGrid>
+        <w:gridCol w:w="4061"/>
+        <w:gridCol w:w="4101"/>
+      </w:tblGrid>
+      <w:tr>
+        <w:tc>
+          <w:tcPr>
+            <w:tcW w:w="4621" w:type="dxa"/>
+          </w:tcPr>
+          <w:p>
+            <w:pPr>
+              <w:pStyle w:val="ListParagraph"/>
+              <w:ind w:left="0"/>
+              <w:jc w:val="center"/>
+              <w:rPr>
+                <w:lang w:val="en-US"/>
+              </w:rPr>
+            </w:pPr>
+            <w:r>
+              <w:rPr>
+                <w:lang w:val="en-US"/>
+              </w:rPr>
+              <w:t>&lt;Thời Gian Chờ&gt;</w:t>
+            </w:r>
+          </w:p>
+        </w:tc>
+        <w:tc>
+          <w:tcPr>
+            <w:tcW w:w="4621" w:type="dxa"/>
+          </w:tcPr>
+          <w:p>
+            <w:pPr>
+              <w:pStyle w:val="ListParagraph"/>
+              <w:ind w:left="0"/>
+              <w:jc w:val="center"/>
+              <w:rPr>
+                <w:lang w:val="en-US"/>
+              </w:rPr>
+            </w:pPr>
+            <w:r>
+              <w:rPr>
+                <w:lang w:val="en-US"/>
+              </w:rPr>
+              <w:t>1000000</w:t>
+            </w:r>
+          </w:p>
+        </w:tc>
+      </w:tr>
+    </w:tbl>
+    <w:p>
+      <w:pPr>
+        <w:pStyle w:val="ListParagraph"/>
+        <w:numPr>
+          <w:ilvl w:val="0"/>
+          <w:numId w:val="4"/>
+        </w:numPr>
+        <w:rPr>
+          <w:lang w:val="en-US"/>
+        </w:rPr>
+      </w:pPr>
+      <w:r>
+        <w:rPr>
+          <w:lang w:val="en-US"/>
+        </w:rPr>
+        <w:t>&lt;Điện Thế&gt; = 5 tương ứng với việc đo &lt;Thời Gian Tồn Tại&gt; của xung lên</w:t>
+      </w:r>
+    </w:p>
+    <w:p>
+      <w:pPr>
+        <w:pStyle w:val="ListParagraph"/>
+        <w:numPr>
+          <w:ilvl w:val="0"/>
+          <w:numId w:val="4"/>
+        </w:numPr>
+        <w:rPr>
+          <w:lang w:val="en-US"/>
+        </w:rPr>
+      </w:pPr>
+      <w:r>
+        <w:rPr>
+          <w:lang w:val="en-US"/>
+        </w:rPr>
+        <w:t>&lt;Điện Thế&gt; = 0 tương ứng với việc đo &lt;Thời Gian Tồn Tại&gt; của xung xuống</w:t>
+      </w:r>
+    </w:p>
+    <w:p>
+      <w:pPr>
+        <w:pStyle w:val="ListParagraph"/>
+        <w:numPr>
+          <w:ilvl w:val="0"/>
+          <w:numId w:val="4"/>
+        </w:numPr>
+        <w:rPr>
+          <w:lang w:val="en-US"/>
+        </w:rPr>
+      </w:pPr>
+      <w:r>
+        <w:rPr>
+          <w:lang w:val="en-US"/>
+        </w:rPr>
+        <w:t xml:space="preserve">Lệnh trên sẽ tạm dừng chương trình cho đến khi đo được kết quả hoặc quá &lt;Thời Gian Chờ&gt; mà vẫn chưa </w:t>
+      </w:r>
+      <w:r>
+        <w:rPr>
+          <w:lang w:val="en-US"/>
+        </w:rPr>
+        <w:t>bắt gặp được xung nào</w:t>
+      </w:r>
+      <w:r>
+        <w:rPr>
+          <w:lang w:val="en-US"/>
+        </w:rPr>
+        <w:t xml:space="preserve"> thì trả về 0</w:t>
+      </w:r>
+    </w:p>
+    <w:p>
+      <w:pPr>
+        <w:pStyle w:val="ListParagraph"/>
+        <w:numPr>
+          <w:ilvl w:val="0"/>
+          <w:numId w:val="4"/>
+        </w:numPr>
+        <w:rPr>
+          <w:lang w:val="en-US"/>
+        </w:rPr>
+      </w:pPr>
+      <w:r>
+        <w:rPr>
+          <w:lang w:val="en-US"/>
+        </w:rPr>
+        <w:t>&lt;Thời Gian Chờ&gt; tính theo Micro giây</w:t>
+      </w:r>
+    </w:p>
+    <w:p>
+      <w:pPr>
+        <w:pStyle w:val="ListParagraph"/>
+        <w:numPr>
+          <w:ilvl w:val="0"/>
+          <w:numId w:val="4"/>
+        </w:numPr>
+        <w:rPr>
+          <w:lang w:val="en-US"/>
+        </w:rPr>
+      </w:pPr>
+      <w:r>
+        <w:rPr>
+          <w:lang w:val="en-US"/>
+        </w:rPr>
+        <w:t>Minh họa cho trường hợp xung lên</w:t>
+      </w:r>
+    </w:p>
+    <w:p>
+      <w:pPr>
+        <w:pStyle w:val="ListParagraph"/>
+        <w:ind w:left="1080"/>
+        <w:rPr>
+          <w:lang w:val="en-US"/>
+        </w:rPr>
+      </w:pPr>
+      <w:r>
+        <w:rPr>
+          <w:noProof/>
+          <w:lang w:eastAsia="vi-VN"/>
+        </w:rPr>
+        <w:lastRenderedPageBreak/>
+        <w:drawing>
+          <wp:inline distT="0" distB="0" distL="0" distR="0" wp14:anchorId="1DA1B77E" wp14:editId="600927B3">
+            <wp:extent cx="3393656" cy="2828173"/>
+            <wp:effectExtent l="0" t="0" r="0" b="0"/>
+            <wp:docPr id="4" name="Picture 4"/>
+            <wp:cNvGraphicFramePr>
+              <a:graphicFrameLocks xmlns:a="http://schemas.openxmlformats.org/drawingml/2006/main" noChangeAspect="1"/>
+            </wp:cNvGraphicFramePr>
+            <a:graphic xmlns:a="http://schemas.openxmlformats.org/drawingml/2006/main">
+              <a:graphicData uri="http://schemas.openxmlformats.org/drawingml/2006/picture">
+                <pic:pic xmlns:pic="http://schemas.openxmlformats.org/drawingml/2006/picture">
+                  <pic:nvPicPr>
+                    <pic:cNvPr id="0" name="Untitleda-1.jpg"/>
+                    <pic:cNvPicPr/>
+                  </pic:nvPicPr>
+                  <pic:blipFill>
+                    <a:blip r:embed="rId11">
+                      <a:extLst>
+                        <a:ext uri="{28A0092B-C50C-407E-A947-70E740481C1C}">
+                          <a14:useLocalDpi xmlns:a14="http://schemas.microsoft.com/office/drawing/2010/main" val="0"/>
+                        </a:ext>
+                      </a:extLst>
+                    </a:blip>
+                    <a:stretch>
+                      <a:fillRect/>
+                    </a:stretch>
+                  </pic:blipFill>
+                  <pic:spPr>
+                    <a:xfrm>
+                      <a:off x="0" y="0"/>
+                      <a:ext cx="3399306" cy="2832881"/>
+                    </a:xfrm>
+                    <a:prstGeom prst="rect">
+                      <a:avLst/>
+                    </a:prstGeom>
+                  </pic:spPr>
+                </pic:pic>
+              </a:graphicData>
+            </a:graphic>
+          </wp:inline>
+        </w:drawing>
+      </w:r>
+    </w:p>
+    <w:p>
+      <w:pPr>
+        <w:pStyle w:val="ListParagraph"/>
+        <w:ind w:left="1080"/>
+        <w:rPr>
+          <w:lang w:val="en-US"/>
+        </w:rPr>
+      </w:pPr>
+      <w:r>
+        <w:rPr>
+          <w:noProof/>
+          <w:lang w:eastAsia="vi-VN"/>
+        </w:rPr>
+        <w:drawing>
+          <wp:inline distT="0" distB="0" distL="0" distR="0" wp14:anchorId="789A8943" wp14:editId="5B90CFB1">
+            <wp:extent cx="3399306" cy="2832755"/>
+            <wp:effectExtent l="0" t="0" r="0" b="5715"/>
+            <wp:docPr id="5" name="Picture 5"/>
+            <wp:cNvGraphicFramePr>
+              <a:graphicFrameLocks xmlns:a="http://schemas.openxmlformats.org/drawingml/2006/main" noChangeAspect="1"/>
+            </wp:cNvGraphicFramePr>
+            <a:graphic xmlns:a="http://schemas.openxmlformats.org/drawingml/2006/main">
+              <a:graphicData uri="http://schemas.openxmlformats.org/drawingml/2006/picture">
+                <pic:pic xmlns:pic="http://schemas.openxmlformats.org/drawingml/2006/picture">
+                  <pic:nvPicPr>
+                    <pic:cNvPr id="0" name="Untitleda-1.jpg"/>
+                    <pic:cNvPicPr/>
+                  </pic:nvPicPr>
+                  <pic:blipFill>
+                    <a:blip r:embed="rId12">
+                      <a:extLst>
+                        <a:ext uri="{28A0092B-C50C-407E-A947-70E740481C1C}">
+                          <a14:useLocalDpi xmlns:a14="http://schemas.microsoft.com/office/drawing/2010/main" val="0"/>
+                        </a:ext>
+                      </a:extLst>
+                    </a:blip>
+                    <a:stretch>
+                      <a:fillRect/>
+                    </a:stretch>
+                  </pic:blipFill>
+                  <pic:spPr>
+                    <a:xfrm>
+                      <a:off x="0" y="0"/>
+                      <a:ext cx="3399306" cy="2832755"/>
+                    </a:xfrm>
+                    <a:prstGeom prst="rect">
+                      <a:avLst/>
+                    </a:prstGeom>
+                  </pic:spPr>
+                </pic:pic>
+              </a:graphicData>
+            </a:graphic>
+          </wp:inline>
+        </w:drawing>
+      </w:r>
+    </w:p>
+    <w:p>
+      <w:pPr>
+        <w:rPr>
+          <w:lang w:val="en-US"/>
+        </w:rPr>
+      </w:pPr>
+    </w:p>
+    <w:p>
+      <w:pPr>
+        <w:rPr>
+          <w:lang w:val="en-US"/>
+        </w:rPr>
+      </w:pPr>
+      <w:r>
+        <w:rPr>
+          <w:lang w:val="en-US"/>
+        </w:rPr>
+        <w:t>Serial:</w:t>
+      </w:r>
+    </w:p>
+    <w:p>
+      <w:pPr>
+        <w:pStyle w:val="ListParagraph"/>
+        <w:numPr>
+          <w:ilvl w:val="0"/>
+          <w:numId w:val="12"/>
+        </w:numPr>
+        <w:rPr>
+          <w:lang w:val="en-US"/>
+        </w:rPr>
+      </w:pPr>
+      <w:r>
+        <w:rPr>
+          <w:lang w:val="en-US"/>
+        </w:rPr>
+        <w:t xml:space="preserve">Cách </w:t>
+      </w:r>
+      <w:r>
+        <w:rPr>
+          <w:lang w:val="en-US"/>
+        </w:rPr>
+        <w:t xml:space="preserve">Mở Cửa Sổ </w:t>
+      </w:r>
+      <w:r>
+        <w:rPr>
+          <w:lang w:val="en-US"/>
+        </w:rPr>
+        <w:t>Serial</w:t>
+      </w:r>
+      <w:r>
+        <w:rPr>
+          <w:lang w:val="en-US"/>
+        </w:rPr>
+        <w:t>?</w:t>
+      </w:r>
+    </w:p>
+    <w:p>
+      <w:pPr>
+        <w:pStyle w:val="ListParagraph"/>
+        <w:numPr>
+          <w:ilvl w:val="0"/>
+          <w:numId w:val="4"/>
+        </w:numPr>
+        <w:rPr>
+          <w:lang w:val="en-US"/>
+        </w:rPr>
+      </w:pPr>
+      <w:r>
+        <w:rPr>
+          <w:lang w:val="en-US"/>
+        </w:rPr>
+        <w:t>Click biểu tượng góc phải trên trong IDE</w:t>
+      </w:r>
+    </w:p>
+    <w:p>
+      <w:pPr>
+        <w:pStyle w:val="ListParagraph"/>
+        <w:numPr>
+          <w:ilvl w:val="0"/>
+          <w:numId w:val="12"/>
+        </w:numPr>
+        <w:rPr>
+          <w:lang w:val="en-US"/>
+        </w:rPr>
+      </w:pPr>
+      <w:r>
+        <w:rPr>
+          <w:lang w:val="en-US"/>
+        </w:rPr>
+        <w:t xml:space="preserve">Cách </w:t>
+      </w:r>
+      <w:r>
+        <w:rPr>
+          <w:lang w:val="en-US"/>
+        </w:rPr>
+        <w:t xml:space="preserve">In Giá Trị Ra Màn Hình </w:t>
+      </w:r>
+      <w:r>
+        <w:rPr>
+          <w:lang w:val="en-US"/>
+        </w:rPr>
+        <w:t>Serial</w:t>
+      </w:r>
+      <w:r>
+        <w:rPr>
+          <w:lang w:val="en-US"/>
+        </w:rPr>
+        <w:t>?</w:t>
+      </w:r>
+    </w:p>
+    <w:p>
+      <w:pPr>
+        <w:pStyle w:val="ListParagraph"/>
+        <w:numPr>
+          <w:ilvl w:val="0"/>
+          <w:numId w:val="4"/>
+        </w:numPr>
+        <w:rPr>
+          <w:lang w:val="en-US"/>
+        </w:rPr>
+      </w:pPr>
+      <w:r>
+        <w:rPr>
+          <w:lang w:val="en-US"/>
+        </w:rPr>
+        <w:t>Tại cửa sổ Serial, ở góc phải dưới, chọn “9600 baud”</w:t>
+      </w:r>
+    </w:p>
+    <w:p>
+      <w:pPr>
+        <w:pStyle w:val="ListParagraph"/>
+        <w:numPr>
+          <w:ilvl w:val="0"/>
+          <w:numId w:val="4"/>
+        </w:numPr>
+        <w:rPr>
+          <w:lang w:val="en-US"/>
+        </w:rPr>
+      </w:pPr>
+      <w:r>
+        <w:rPr>
+          <w:lang w:val="en-US"/>
+        </w:rPr>
+        <w:t>Chạy lệnh sau 1 lần</w:t>
       </w:r>
     </w:p>
     <w:p>
@@ -2353,13 +2892,7 @@
         <w:rPr>
           <w:lang w:val="en-US"/>
         </w:rPr>
-        <w:t>Serial.print(&lt;Giá Trị&gt;)</w:t>
-      </w:r>
-      <w:r>
-        <w:rPr>
-          <w:lang w:val="en-US"/>
-        </w:rPr>
-        <w:t>;</w:t>
+        <w:t>Serial.begin(9600);</w:t>
       </w:r>
     </w:p>
     <w:p>
@@ -2377,7 +2910,7 @@
         <w:rPr>
           <w:lang w:val="en-US"/>
         </w:rPr>
-        <w:t>Để in rồi xuống dòng</w:t>
+        <w:t>Để in không xuống dòng</w:t>
       </w:r>
     </w:p>
     <w:p>
@@ -2398,7 +2931,13 @@
         <w:rPr>
           <w:lang w:val="en-US"/>
         </w:rPr>
-        <w:t>Serial.println(&lt;Giá Trị&gt;);</w:t>
+        <w:t>Serial.print(&lt;Giá Trị&gt;)</w:t>
+      </w:r>
+      <w:r>
+        <w:rPr>
+          <w:lang w:val="en-US"/>
+        </w:rPr>
+        <w:t>;</w:t>
       </w:r>
     </w:p>
     <w:p>
@@ -2416,187 +2955,7 @@
         <w:rPr>
           <w:lang w:val="en-US"/>
         </w:rPr>
-        <w:t>Để xóa tất cả trên màn hình, Click “Clear output”, hoặc đóng rồi mở lại cửa sổ Serial</w:t>
-      </w:r>
-    </w:p>
-    <w:p>
-      <w:pPr>
-        <w:pStyle w:val="ListParagraph"/>
-        <w:numPr>
-          <w:ilvl w:val="0"/>
-          <w:numId w:val="4"/>
-        </w:numPr>
-        <w:rPr>
-          <w:lang w:val="en-US"/>
-        </w:rPr>
-      </w:pPr>
-      <w:r>
-        <w:rPr>
-          <w:lang w:val="en-US"/>
-        </w:rPr>
-        <w:t>Lưu ý các lệnh trên ban đầu sẽ xem xem cửa sổ Serial có được mở không, nếu có thì nó in ra cửa sổ luôn, còn không thì không làm gì cả</w:t>
-      </w:r>
-    </w:p>
-    <w:p>
-      <w:pPr>
-        <w:pStyle w:val="ListParagraph"/>
-        <w:numPr>
-          <w:ilvl w:val="0"/>
-          <w:numId w:val="12"/>
-        </w:numPr>
-        <w:rPr>
-          <w:lang w:val="en-US"/>
-        </w:rPr>
-      </w:pPr>
-      <w:r>
-        <w:rPr>
-          <w:lang w:val="en-US"/>
-        </w:rPr>
-        <w:t>Serial Input?</w:t>
-      </w:r>
-    </w:p>
-    <w:p>
-      <w:pPr>
-        <w:pStyle w:val="ListParagraph"/>
-        <w:numPr>
-          <w:ilvl w:val="0"/>
-          <w:numId w:val="4"/>
-        </w:numPr>
-        <w:rPr>
-          <w:lang w:val="en-US"/>
-        </w:rPr>
-      </w:pPr>
-      <w:r>
-        <w:rPr>
-          <w:lang w:val="en-US"/>
-        </w:rPr>
-        <w:t>Khi bạn nhập 1 chuỗi kí tự vào ô Input trong cửa sổ Serial rồi nhấn Enter, thì chuỗi đó sẽ được + vào Buffer hiện tại</w:t>
-      </w:r>
-    </w:p>
-    <w:p>
-      <w:pPr>
-        <w:pStyle w:val="ListParagraph"/>
-        <w:numPr>
-          <w:ilvl w:val="0"/>
-          <w:numId w:val="4"/>
-        </w:numPr>
-        <w:rPr>
-          <w:lang w:val="en-US"/>
-        </w:rPr>
-      </w:pPr>
-      <w:r>
-        <w:rPr>
-          <w:lang w:val="en-US"/>
-        </w:rPr>
-        <w:t>Ví dụ</w:t>
-      </w:r>
-    </w:p>
-    <w:p>
-      <w:pPr>
-        <w:pStyle w:val="ListParagraph"/>
-        <w:numPr>
-          <w:ilvl w:val="0"/>
-          <w:numId w:val="4"/>
-        </w:numPr>
-        <w:rPr>
-          <w:lang w:val="en-US"/>
-        </w:rPr>
-      </w:pPr>
-      <w:r>
-        <w:rPr>
-          <w:lang w:val="en-US"/>
-        </w:rPr>
-        <w:t xml:space="preserve">Buffer hiện tại = </w:t>
-      </w:r>
-      <w:r>
-        <w:rPr>
-          <w:lang w:val="en-US"/>
-        </w:rPr>
-        <w:t>"</w:t>
-      </w:r>
-      <w:r>
-        <w:rPr>
-          <w:lang w:val="en-US"/>
-        </w:rPr>
-        <w:t>abc</w:t>
-      </w:r>
-      <w:r>
-        <w:rPr>
-          <w:lang w:val="en-US"/>
-        </w:rPr>
-        <w:t>"</w:t>
-      </w:r>
-      <w:r>
-        <w:rPr>
-          <w:lang w:val="en-US"/>
-        </w:rPr>
-        <w:t xml:space="preserve">, nhập </w:t>
-      </w:r>
-      <w:r>
-        <w:rPr>
-          <w:lang w:val="en-US"/>
-        </w:rPr>
-        <w:t>"</w:t>
-      </w:r>
-      <w:r>
-        <w:rPr>
-          <w:lang w:val="en-US"/>
-        </w:rPr>
-        <w:t xml:space="preserve">123” rồi nhấn Enter, Buffer thành </w:t>
-      </w:r>
-      <w:r>
-        <w:rPr>
-          <w:lang w:val="en-US"/>
-        </w:rPr>
-        <w:t>"</w:t>
-      </w:r>
-      <w:r>
-        <w:rPr>
-          <w:lang w:val="en-US"/>
-        </w:rPr>
-        <w:t>abc123</w:t>
-      </w:r>
-      <w:r>
-        <w:rPr>
-          <w:lang w:val="en-US"/>
-        </w:rPr>
-        <w:t>"</w:t>
-      </w:r>
-    </w:p>
-    <w:p>
-      <w:pPr>
-        <w:pStyle w:val="ListParagraph"/>
-        <w:numPr>
-          <w:ilvl w:val="0"/>
-          <w:numId w:val="4"/>
-        </w:numPr>
-        <w:rPr>
-          <w:lang w:val="en-US"/>
-        </w:rPr>
-      </w:pPr>
-      <w:r>
-        <w:rPr>
-          <w:lang w:val="en-US"/>
-        </w:rPr>
-        <w:t>Đóng cửa sổ Serial sẽ làm rỗng Buffer</w:t>
-      </w:r>
-    </w:p>
-    <w:p>
-      <w:pPr>
-        <w:pStyle w:val="ListParagraph"/>
-        <w:numPr>
-          <w:ilvl w:val="0"/>
-          <w:numId w:val="4"/>
-        </w:numPr>
-        <w:rPr>
-          <w:lang w:val="en-US"/>
-        </w:rPr>
-      </w:pPr>
-      <w:r>
-        <w:rPr>
-          <w:lang w:val="en-US"/>
-        </w:rPr>
-        <w:t>Trả về số kí tự của Buffer hiện tại</w:t>
+        <w:t>Để in rồi xuống dòng</w:t>
       </w:r>
     </w:p>
     <w:p>
@@ -2617,7 +2976,7 @@
         <w:rPr>
           <w:lang w:val="en-US"/>
         </w:rPr>
-        <w:t>Serial.available();</w:t>
+        <w:t>Serial.println(&lt;Giá Trị&gt;);</w:t>
       </w:r>
     </w:p>
     <w:p>
@@ -2635,7 +2994,188 @@
         <w:rPr>
           <w:lang w:val="en-US"/>
         </w:rPr>
+        <w:t>Để xóa tất cả trên màn hình, Click “Clear output”, hoặc đóng rồi mở lại cửa sổ Serial</w:t>
+      </w:r>
+    </w:p>
+    <w:p>
+      <w:pPr>
+        <w:pStyle w:val="ListParagraph"/>
+        <w:numPr>
+          <w:ilvl w:val="0"/>
+          <w:numId w:val="4"/>
+        </w:numPr>
+        <w:rPr>
+          <w:lang w:val="en-US"/>
+        </w:rPr>
+      </w:pPr>
+      <w:r>
+        <w:rPr>
+          <w:lang w:val="en-US"/>
+        </w:rPr>
+        <w:lastRenderedPageBreak/>
+        <w:t>Lưu ý các lệnh trên ban đầu sẽ xem xem cửa sổ Serial có được mở không, nếu có thì nó in ra cửa sổ luôn, còn không thì không làm gì cả</w:t>
+      </w:r>
+    </w:p>
+    <w:p>
+      <w:pPr>
+        <w:pStyle w:val="ListParagraph"/>
+        <w:numPr>
+          <w:ilvl w:val="0"/>
+          <w:numId w:val="12"/>
+        </w:numPr>
+        <w:rPr>
+          <w:lang w:val="en-US"/>
+        </w:rPr>
+      </w:pPr>
+      <w:r>
+        <w:rPr>
+          <w:lang w:val="en-US"/>
+        </w:rPr>
+        <w:t>Serial Input?</w:t>
+      </w:r>
+    </w:p>
+    <w:p>
+      <w:pPr>
+        <w:pStyle w:val="ListParagraph"/>
+        <w:numPr>
+          <w:ilvl w:val="0"/>
+          <w:numId w:val="4"/>
+        </w:numPr>
+        <w:rPr>
+          <w:lang w:val="en-US"/>
+        </w:rPr>
+      </w:pPr>
+      <w:r>
+        <w:rPr>
+          <w:lang w:val="en-US"/>
+        </w:rPr>
+        <w:t>Khi bạn nhập 1 chuỗi kí tự vào ô Input trong cửa sổ Serial rồi nhấn Enter, thì chuỗi đó sẽ được + vào Buffer hiện tại</w:t>
+      </w:r>
+    </w:p>
+    <w:p>
+      <w:pPr>
+        <w:pStyle w:val="ListParagraph"/>
+        <w:numPr>
+          <w:ilvl w:val="0"/>
+          <w:numId w:val="4"/>
+        </w:numPr>
+        <w:rPr>
+          <w:lang w:val="en-US"/>
+        </w:rPr>
+      </w:pPr>
+      <w:r>
+        <w:rPr>
+          <w:lang w:val="en-US"/>
+        </w:rPr>
         <w:t>Ví dụ</w:t>
+      </w:r>
+    </w:p>
+    <w:p>
+      <w:pPr>
+        <w:pStyle w:val="ListParagraph"/>
+        <w:numPr>
+          <w:ilvl w:val="0"/>
+          <w:numId w:val="4"/>
+        </w:numPr>
+        <w:rPr>
+          <w:lang w:val="en-US"/>
+        </w:rPr>
+      </w:pPr>
+      <w:r>
+        <w:rPr>
+          <w:lang w:val="en-US"/>
+        </w:rPr>
+        <w:t xml:space="preserve">Buffer hiện tại = </w:t>
+      </w:r>
+      <w:r>
+        <w:rPr>
+          <w:lang w:val="en-US"/>
+        </w:rPr>
+        <w:t>"</w:t>
+      </w:r>
+      <w:r>
+        <w:rPr>
+          <w:lang w:val="en-US"/>
+        </w:rPr>
+        <w:t>abc</w:t>
+      </w:r>
+      <w:r>
+        <w:rPr>
+          <w:lang w:val="en-US"/>
+        </w:rPr>
+        <w:t>"</w:t>
+      </w:r>
+      <w:r>
+        <w:rPr>
+          <w:lang w:val="en-US"/>
+        </w:rPr>
+        <w:t xml:space="preserve">, nhập </w:t>
+      </w:r>
+      <w:r>
+        <w:rPr>
+          <w:lang w:val="en-US"/>
+        </w:rPr>
+        <w:t>"</w:t>
+      </w:r>
+      <w:r>
+        <w:rPr>
+          <w:lang w:val="en-US"/>
+        </w:rPr>
+        <w:t xml:space="preserve">123” rồi nhấn Enter, Buffer thành </w:t>
+      </w:r>
+      <w:r>
+        <w:rPr>
+          <w:lang w:val="en-US"/>
+        </w:rPr>
+        <w:t>"</w:t>
+      </w:r>
+      <w:r>
+        <w:rPr>
+          <w:lang w:val="en-US"/>
+        </w:rPr>
+        <w:t>abc123</w:t>
+      </w:r>
+      <w:r>
+        <w:rPr>
+          <w:lang w:val="en-US"/>
+        </w:rPr>
+        <w:t>"</w:t>
+      </w:r>
+    </w:p>
+    <w:p>
+      <w:pPr>
+        <w:pStyle w:val="ListParagraph"/>
+        <w:numPr>
+          <w:ilvl w:val="0"/>
+          <w:numId w:val="4"/>
+        </w:numPr>
+        <w:rPr>
+          <w:lang w:val="en-US"/>
+        </w:rPr>
+      </w:pPr>
+      <w:r>
+        <w:rPr>
+          <w:lang w:val="en-US"/>
+        </w:rPr>
+        <w:t>Đóng cửa sổ Serial sẽ làm rỗng Buffer</w:t>
+      </w:r>
+    </w:p>
+    <w:p>
+      <w:pPr>
+        <w:pStyle w:val="ListParagraph"/>
+        <w:numPr>
+          <w:ilvl w:val="0"/>
+          <w:numId w:val="4"/>
+        </w:numPr>
+        <w:rPr>
+          <w:lang w:val="en-US"/>
+        </w:rPr>
+      </w:pPr>
+      <w:r>
+        <w:rPr>
+          <w:lang w:val="en-US"/>
+        </w:rPr>
+        <w:t>Trả về số kí tự của Buffer hiện tại</w:t>
       </w:r>
     </w:p>
     <w:p>
@@ -2656,13 +3196,46 @@
         <w:rPr>
           <w:lang w:val="en-US"/>
         </w:rPr>
-        <w:t xml:space="preserve">foo = </w:t>
-      </w:r>
-      <w:r>
-        <w:rPr>
-          <w:lang w:val="en-US"/>
-        </w:rPr>
         <w:t>Serial.available();</w:t>
+      </w:r>
+    </w:p>
+    <w:p>
+      <w:pPr>
+        <w:pStyle w:val="ListParagraph"/>
+        <w:numPr>
+          <w:ilvl w:val="0"/>
+          <w:numId w:val="4"/>
+        </w:numPr>
+        <w:rPr>
+          <w:lang w:val="en-US"/>
+        </w:rPr>
+      </w:pPr>
+      <w:r>
+        <w:rPr>
+          <w:lang w:val="en-US"/>
+        </w:rPr>
+        <w:t>Ví dụ</w:t>
+      </w:r>
+    </w:p>
+    <w:p>
+      <w:pPr>
+        <w:pStyle w:val="ListParagraph"/>
+        <w:pBdr>
+          <w:top w:val="single" w:sz="4" w:space="1" w:color="auto"/>
+          <w:left w:val="single" w:sz="4" w:space="4" w:color="auto"/>
+          <w:bottom w:val="single" w:sz="4" w:space="1" w:color="auto"/>
+          <w:right w:val="single" w:sz="4" w:space="4" w:color="auto"/>
+        </w:pBdr>
+        <w:ind w:left="1080"/>
+        <w:rPr>
+          <w:lang w:val="en-US"/>
+        </w:rPr>
+      </w:pPr>
+      <w:r>
+        <w:rPr>
+          <w:lang w:val="en-US"/>
+        </w:rPr>
+        <w:t>foo = Serial.available();</w:t>
       </w:r>
     </w:p>
     <w:p>
@@ -3058,13 +3631,7 @@
         <w:rPr>
           <w:lang w:val="en-US"/>
         </w:rPr>
-        <w:t xml:space="preserve">foo = </w:t>
-      </w:r>
-      <w:r>
-        <w:rPr>
-          <w:lang w:val="en-US"/>
-        </w:rPr>
-        <w:t>Serial.parseInt();</w:t>
+        <w:t>foo = Serial.parseInt();</w:t>
       </w:r>
     </w:p>
     <w:p>
@@ -3141,13 +3708,7 @@
               <w:rPr>
                 <w:lang w:val="en-US"/>
               </w:rPr>
-              <w:t>abc1234</w:t>
-            </w:r>
-            <w:r>
-              <w:rPr>
-                <w:lang w:val="en-US"/>
-              </w:rPr>
-              <w:t>ab123</w:t>
+              <w:t>abc1234ab123</w:t>
             </w:r>
             <w:r>
               <w:rPr>
@@ -3265,8 +3826,19 @@
         <w:rPr>
           <w:lang w:val="en-US"/>
         </w:rPr>
-        <w:lastRenderedPageBreak/>
-        <w:t>Tạm Dừng Chương Trình?</w:t>
+        <w:t>Tạm Dừng Chương Trình</w:t>
+      </w:r>
+      <w:r>
+        <w:rPr>
+          <w:lang w:val="en-US"/>
+        </w:rPr>
+        <w:t xml:space="preserve"> trong vài giây</w:t>
+      </w:r>
+      <w:r>
+        <w:rPr>
+          <w:lang w:val="en-US"/>
+        </w:rPr>
+        <w:t>?</w:t>
       </w:r>
     </w:p>
     <w:p>
@@ -3331,12 +3903,132 @@
     </w:p>
     <w:p>
       <w:pPr>
-        <w:rPr>
-          <w:lang w:val="en-US"/>
-        </w:rPr>
-      </w:pPr>
+        <w:pStyle w:val="ListParagraph"/>
+        <w:numPr>
+          <w:ilvl w:val="0"/>
+          <w:numId w:val="8"/>
+        </w:numPr>
+        <w:rPr>
+          <w:lang w:val="en-US"/>
+        </w:rPr>
+      </w:pPr>
+      <w:r>
+        <w:rPr>
+          <w:lang w:val="en-US"/>
+        </w:rPr>
+        <w:t>Tạm Dừng Chương Trình Trong Tích Tắc?</w:t>
+      </w:r>
+    </w:p>
+    <w:p>
+      <w:pPr>
+        <w:pStyle w:val="ListParagraph"/>
+        <w:pBdr>
+          <w:top w:val="single" w:sz="4" w:space="1" w:color="auto"/>
+          <w:left w:val="single" w:sz="4" w:space="4" w:color="auto"/>
+          <w:bottom w:val="single" w:sz="4" w:space="1" w:color="auto"/>
+          <w:right w:val="single" w:sz="4" w:space="4" w:color="auto"/>
+        </w:pBdr>
+        <w:ind w:left="1080"/>
+        <w:rPr>
+          <w:lang w:val="en-US"/>
+        </w:rPr>
+      </w:pPr>
+      <w:r>
+        <w:rPr>
+          <w:lang w:val="en-US"/>
+        </w:rPr>
+        <w:t>delayMicroseconds(&lt;Số Micro Giây&gt;);</w:t>
+      </w:r>
+    </w:p>
+    <w:p>
+      <w:pPr>
+        <w:pStyle w:val="ListParagraph"/>
+        <w:numPr>
+          <w:ilvl w:val="0"/>
+          <w:numId w:val="4"/>
+        </w:numPr>
+        <w:rPr>
+          <w:lang w:val="en-US"/>
+        </w:rPr>
+      </w:pPr>
+      <w:r>
+        <w:rPr>
+          <w:lang w:val="en-US"/>
+        </w:rPr>
+        <w:t xml:space="preserve">Thời gian tạm dừng tối đa là 16383 Micro giây, nếu &lt;Số Micro Giây&gt; &gt; 16383, thì thời gian dừng sẽ quy đổi về </w:t>
+      </w:r>
+      <w:r>
+        <w:rPr>
+          <w:lang w:val="en-US"/>
+        </w:rPr>
+        <w:t>dưới</w:t>
+      </w:r>
+      <w:r>
+        <w:rPr>
+          <w:lang w:val="en-US"/>
+        </w:rPr>
+        <w:t xml:space="preserve"> 16383</w:t>
+      </w:r>
+      <w:r>
+        <w:rPr>
+          <w:lang w:val="en-US"/>
+        </w:rPr>
+        <w:t xml:space="preserve"> Micro giây</w:t>
+      </w:r>
       <w:bookmarkStart w:id="0" w:name="_GoBack"/>
       <w:bookmarkEnd w:id="0"/>
+      <w:r>
+        <w:rPr>
+          <w:lang w:val="en-US"/>
+        </w:rPr>
+        <w:t xml:space="preserve"> một cách không xác định</w:t>
+      </w:r>
+    </w:p>
+    <w:p>
+      <w:pPr>
+        <w:pStyle w:val="ListParagraph"/>
+        <w:numPr>
+          <w:ilvl w:val="0"/>
+          <w:numId w:val="4"/>
+        </w:numPr>
+        <w:rPr>
+          <w:lang w:val="en-US"/>
+        </w:rPr>
+      </w:pPr>
+      <w:r>
+        <w:rPr>
+          <w:lang w:val="en-US"/>
+        </w:rPr>
+        <w:t>Ví dụ</w:t>
+      </w:r>
+    </w:p>
+    <w:p>
+      <w:pPr>
+        <w:pStyle w:val="ListParagraph"/>
+        <w:pBdr>
+          <w:top w:val="single" w:sz="4" w:space="1" w:color="auto"/>
+          <w:left w:val="single" w:sz="4" w:space="4" w:color="auto"/>
+          <w:bottom w:val="single" w:sz="4" w:space="1" w:color="auto"/>
+          <w:right w:val="single" w:sz="4" w:space="4" w:color="auto"/>
+        </w:pBdr>
+        <w:ind w:left="1080"/>
+        <w:rPr>
+          <w:lang w:val="en-US"/>
+        </w:rPr>
+      </w:pPr>
+      <w:r>
+        <w:rPr>
+          <w:lang w:val="en-US"/>
+        </w:rPr>
+        <w:t>delayMicroseconds(10);</w:t>
+      </w:r>
+    </w:p>
+    <w:p>
+      <w:pPr>
+        <w:rPr>
+          <w:lang w:val="en-US"/>
+        </w:rPr>
+      </w:pPr>
     </w:p>
     <w:p>
       <w:pPr>
@@ -4048,6 +4740,84 @@
         <w:rPr>
           <w:lang w:val="en-US"/>
         </w:rPr>
+        <w:tab/>
+      </w:r>
+      <w:r>
+        <w:rPr>
+          <w:lang w:val="en-US"/>
+        </w:rPr>
+        <w:tab/>
+        <w:t>Stepper Object(Steps, Pin Code * 4)</w:t>
+      </w:r>
+    </w:p>
+    <w:p>
+      <w:pPr>
+        <w:rPr>
+          <w:lang w:val="en-US"/>
+        </w:rPr>
+      </w:pPr>
+      <w:r>
+        <w:rPr>
+          <w:lang w:val="en-US"/>
+        </w:rPr>
+        <w:tab/>
+      </w:r>
+      <w:r>
+        <w:rPr>
+          <w:lang w:val="en-US"/>
+        </w:rPr>
+        <w:tab/>
+      </w:r>
+      <w:r>
+        <w:rPr>
+          <w:lang w:val="en-US"/>
+        </w:rPr>
+        <w:tab/>
+        <w:t>Usage:</w:t>
+      </w:r>
+    </w:p>
+    <w:p>
+      <w:pPr>
+        <w:rPr>
+          <w:lang w:val="en-US"/>
+        </w:rPr>
+      </w:pPr>
+      <w:r>
+        <w:rPr>
+          <w:lang w:val="en-US"/>
+        </w:rPr>
+        <w:tab/>
+      </w:r>
+      <w:r>
+        <w:rPr>
+          <w:lang w:val="en-US"/>
+        </w:rPr>
+        <w:tab/>
+      </w:r>
+      <w:r>
+        <w:rPr>
+          <w:lang w:val="en-US"/>
+        </w:rPr>
+        <w:tab/>
+      </w:r>
+      <w:r>
+        <w:rPr>
+          <w:lang w:val="en-US"/>
+        </w:rPr>
+        <w:tab/>
+        <w:t>Khởi tạo Stepper Object</w:t>
+      </w:r>
+    </w:p>
+    <w:p>
+      <w:pPr>
+        <w:rPr>
+          <w:lang w:val="en-US"/>
+        </w:rPr>
+      </w:pPr>
+      <w:r>
+        <w:rPr>
+          <w:lang w:val="en-US"/>
+        </w:rPr>
         <w:lastRenderedPageBreak/>
         <w:tab/>
       </w:r>
@@ -4056,15 +4826,123 @@
           <w:lang w:val="en-US"/>
         </w:rPr>
         <w:tab/>
-        <w:t>Stepper Object(Steps, Pin Code * 4)</w:t>
-      </w:r>
-    </w:p>
-    <w:p>
-      <w:pPr>
-        <w:rPr>
-          <w:lang w:val="en-US"/>
-        </w:rPr>
-      </w:pPr>
+      </w:r>
+      <w:r>
+        <w:rPr>
+          <w:lang w:val="en-US"/>
+        </w:rPr>
+        <w:tab/>
+        <w:t>Ex:</w:t>
+      </w:r>
+    </w:p>
+    <w:p>
+      <w:pPr>
+        <w:rPr>
+          <w:lang w:val="en-US"/>
+        </w:rPr>
+      </w:pPr>
+      <w:r>
+        <w:rPr>
+          <w:lang w:val="en-US"/>
+        </w:rPr>
+        <w:tab/>
+      </w:r>
+      <w:r>
+        <w:rPr>
+          <w:lang w:val="en-US"/>
+        </w:rPr>
+        <w:tab/>
+      </w:r>
+      <w:r>
+        <w:rPr>
+          <w:lang w:val="en-US"/>
+        </w:rPr>
+        <w:tab/>
+      </w:r>
+      <w:r>
+        <w:rPr>
+          <w:lang w:val="en-US"/>
+        </w:rPr>
+        <w:tab/>
+        <w:t>Stepper foo(2048, 8, 10, 9, 11)</w:t>
+      </w:r>
+    </w:p>
+    <w:p>
+      <w:pPr>
+        <w:rPr>
+          <w:lang w:val="en-US"/>
+        </w:rPr>
+      </w:pPr>
+      <w:r>
+        <w:rPr>
+          <w:lang w:val="en-US"/>
+        </w:rPr>
+        <w:tab/>
+      </w:r>
+      <w:r>
+        <w:rPr>
+          <w:lang w:val="en-US"/>
+        </w:rPr>
+        <w:tab/>
+      </w:r>
+      <w:r>
+        <w:rPr>
+          <w:lang w:val="en-US"/>
+        </w:rPr>
+        <w:tab/>
+        <w:t>Object:</w:t>
+      </w:r>
+    </w:p>
+    <w:p>
+      <w:pPr>
+        <w:rPr>
+          <w:lang w:val="en-US"/>
+        </w:rPr>
+      </w:pPr>
+      <w:r>
+        <w:rPr>
+          <w:lang w:val="en-US"/>
+        </w:rPr>
+        <w:tab/>
+      </w:r>
+      <w:r>
+        <w:rPr>
+          <w:lang w:val="en-US"/>
+        </w:rPr>
+        <w:tab/>
+      </w:r>
+      <w:r>
+        <w:rPr>
+          <w:lang w:val="en-US"/>
+        </w:rPr>
+        <w:tab/>
+      </w:r>
+      <w:r>
+        <w:rPr>
+          <w:lang w:val="en-US"/>
+        </w:rPr>
+        <w:tab/>
+        <w:t>setSpeed(RPM)</w:t>
+      </w:r>
+    </w:p>
+    <w:p>
+      <w:pPr>
+        <w:rPr>
+          <w:lang w:val="en-US"/>
+        </w:rPr>
+      </w:pPr>
+      <w:r>
+        <w:rPr>
+          <w:lang w:val="en-US"/>
+        </w:rPr>
+        <w:tab/>
+      </w:r>
+      <w:r>
+        <w:rPr>
+          <w:lang w:val="en-US"/>
+        </w:rPr>
+        <w:tab/>
+      </w:r>
       <w:r>
         <w:rPr>
           <w:lang w:val="en-US"/>
@@ -4114,15 +4992,39 @@
           <w:lang w:val="en-US"/>
         </w:rPr>
         <w:tab/>
-        <w:t>Khởi tạo Stepper Object</w:t>
-      </w:r>
-    </w:p>
-    <w:p>
-      <w:pPr>
-        <w:rPr>
-          <w:lang w:val="en-US"/>
-        </w:rPr>
-      </w:pPr>
+      </w:r>
+      <w:r>
+        <w:rPr>
+          <w:lang w:val="en-US"/>
+        </w:rPr>
+        <w:tab/>
+      </w:r>
+      <w:r>
+        <w:rPr>
+          <w:lang w:val="en-US"/>
+        </w:rPr>
+        <w:tab/>
+        <w:t>Chỉnh tốc độ Stepper Motor</w:t>
+      </w:r>
+    </w:p>
+    <w:p>
+      <w:pPr>
+        <w:rPr>
+          <w:lang w:val="en-US"/>
+        </w:rPr>
+      </w:pPr>
+      <w:r>
+        <w:rPr>
+          <w:lang w:val="en-US"/>
+        </w:rPr>
+        <w:tab/>
+      </w:r>
+      <w:r>
+        <w:rPr>
+          <w:lang w:val="en-US"/>
+        </w:rPr>
+        <w:tab/>
+      </w:r>
       <w:r>
         <w:rPr>
           <w:lang w:val="en-US"/>
@@ -4172,7 +5074,365 @@
           <w:lang w:val="en-US"/>
         </w:rPr>
         <w:tab/>
-        <w:t>Stepper foo(2048, 8, 10, 9, 11)</w:t>
+      </w:r>
+      <w:r>
+        <w:rPr>
+          <w:lang w:val="en-US"/>
+        </w:rPr>
+        <w:tab/>
+      </w:r>
+      <w:r>
+        <w:rPr>
+          <w:lang w:val="en-US"/>
+        </w:rPr>
+        <w:tab/>
+        <w:t>foo.setSpeed(3)</w:t>
+      </w:r>
+    </w:p>
+    <w:p>
+      <w:pPr>
+        <w:rPr>
+          <w:lang w:val="en-US"/>
+        </w:rPr>
+      </w:pPr>
+      <w:r>
+        <w:rPr>
+          <w:lang w:val="en-US"/>
+        </w:rPr>
+        <w:tab/>
+      </w:r>
+      <w:r>
+        <w:rPr>
+          <w:lang w:val="en-US"/>
+        </w:rPr>
+        <w:tab/>
+      </w:r>
+      <w:r>
+        <w:rPr>
+          <w:lang w:val="en-US"/>
+        </w:rPr>
+        <w:tab/>
+      </w:r>
+      <w:r>
+        <w:rPr>
+          <w:lang w:val="en-US"/>
+        </w:rPr>
+        <w:tab/>
+        <w:t>step(Steps)</w:t>
+      </w:r>
+    </w:p>
+    <w:p>
+      <w:pPr>
+        <w:rPr>
+          <w:lang w:val="en-US"/>
+        </w:rPr>
+      </w:pPr>
+      <w:r>
+        <w:rPr>
+          <w:lang w:val="en-US"/>
+        </w:rPr>
+        <w:tab/>
+      </w:r>
+      <w:r>
+        <w:rPr>
+          <w:lang w:val="en-US"/>
+        </w:rPr>
+        <w:tab/>
+      </w:r>
+      <w:r>
+        <w:rPr>
+          <w:lang w:val="en-US"/>
+        </w:rPr>
+        <w:tab/>
+      </w:r>
+      <w:r>
+        <w:rPr>
+          <w:lang w:val="en-US"/>
+        </w:rPr>
+        <w:tab/>
+      </w:r>
+      <w:r>
+        <w:rPr>
+          <w:lang w:val="en-US"/>
+        </w:rPr>
+        <w:tab/>
+        <w:t>Usage:</w:t>
+      </w:r>
+    </w:p>
+    <w:p>
+      <w:pPr>
+        <w:rPr>
+          <w:lang w:val="en-US"/>
+        </w:rPr>
+      </w:pPr>
+      <w:r>
+        <w:rPr>
+          <w:lang w:val="en-US"/>
+        </w:rPr>
+        <w:tab/>
+      </w:r>
+      <w:r>
+        <w:rPr>
+          <w:lang w:val="en-US"/>
+        </w:rPr>
+        <w:tab/>
+      </w:r>
+      <w:r>
+        <w:rPr>
+          <w:lang w:val="en-US"/>
+        </w:rPr>
+        <w:tab/>
+      </w:r>
+      <w:r>
+        <w:rPr>
+          <w:lang w:val="en-US"/>
+        </w:rPr>
+        <w:tab/>
+      </w:r>
+      <w:r>
+        <w:rPr>
+          <w:lang w:val="en-US"/>
+        </w:rPr>
+        <w:tab/>
+      </w:r>
+      <w:r>
+        <w:rPr>
+          <w:lang w:val="en-US"/>
+        </w:rPr>
+        <w:tab/>
+        <w:t>Quay Stepper Motor với số bước nào đó</w:t>
+      </w:r>
+    </w:p>
+    <w:p>
+      <w:pPr>
+        <w:rPr>
+          <w:lang w:val="en-US"/>
+        </w:rPr>
+      </w:pPr>
+      <w:r>
+        <w:rPr>
+          <w:lang w:val="en-US"/>
+        </w:rPr>
+        <w:tab/>
+      </w:r>
+      <w:r>
+        <w:rPr>
+          <w:lang w:val="en-US"/>
+        </w:rPr>
+        <w:tab/>
+      </w:r>
+      <w:r>
+        <w:rPr>
+          <w:lang w:val="en-US"/>
+        </w:rPr>
+        <w:tab/>
+      </w:r>
+      <w:r>
+        <w:rPr>
+          <w:lang w:val="en-US"/>
+        </w:rPr>
+        <w:tab/>
+      </w:r>
+      <w:r>
+        <w:rPr>
+          <w:lang w:val="en-US"/>
+        </w:rPr>
+        <w:tab/>
+        <w:t>Ex:</w:t>
+      </w:r>
+    </w:p>
+    <w:p>
+      <w:pPr>
+        <w:rPr>
+          <w:lang w:val="en-US"/>
+        </w:rPr>
+      </w:pPr>
+      <w:r>
+        <w:rPr>
+          <w:lang w:val="en-US"/>
+        </w:rPr>
+        <w:tab/>
+      </w:r>
+      <w:r>
+        <w:rPr>
+          <w:lang w:val="en-US"/>
+        </w:rPr>
+        <w:tab/>
+      </w:r>
+      <w:r>
+        <w:rPr>
+          <w:lang w:val="en-US"/>
+        </w:rPr>
+        <w:tab/>
+      </w:r>
+      <w:r>
+        <w:rPr>
+          <w:lang w:val="en-US"/>
+        </w:rPr>
+        <w:tab/>
+      </w:r>
+      <w:r>
+        <w:rPr>
+          <w:lang w:val="en-US"/>
+        </w:rPr>
+        <w:tab/>
+      </w:r>
+      <w:r>
+        <w:rPr>
+          <w:lang w:val="en-US"/>
+        </w:rPr>
+        <w:tab/>
+        <w:t>foo.step(1024)</w:t>
+      </w:r>
+    </w:p>
+    <w:p>
+      <w:pPr>
+        <w:rPr>
+          <w:lang w:val="en-US"/>
+        </w:rPr>
+      </w:pPr>
+      <w:r>
+        <w:rPr>
+          <w:lang w:val="en-US"/>
+        </w:rPr>
+        <w:tab/>
+        <w:t>LiquidCrystal.h</w:t>
+      </w:r>
+    </w:p>
+    <w:p>
+      <w:pPr>
+        <w:rPr>
+          <w:lang w:val="en-US"/>
+        </w:rPr>
+      </w:pPr>
+      <w:r>
+        <w:rPr>
+          <w:lang w:val="en-US"/>
+        </w:rPr>
+        <w:tab/>
+      </w:r>
+      <w:r>
+        <w:rPr>
+          <w:lang w:val="en-US"/>
+        </w:rPr>
+        <w:tab/>
+        <w:t>LiquidCrystal Object(RS Pin Code, E Pin Code, 4 * Data Pin Code)</w:t>
+      </w:r>
+    </w:p>
+    <w:p>
+      <w:pPr>
+        <w:rPr>
+          <w:lang w:val="en-US"/>
+        </w:rPr>
+      </w:pPr>
+      <w:r>
+        <w:rPr>
+          <w:lang w:val="en-US"/>
+        </w:rPr>
+        <w:tab/>
+      </w:r>
+      <w:r>
+        <w:rPr>
+          <w:lang w:val="en-US"/>
+        </w:rPr>
+        <w:tab/>
+      </w:r>
+      <w:r>
+        <w:rPr>
+          <w:lang w:val="en-US"/>
+        </w:rPr>
+        <w:tab/>
+        <w:t>Usage:</w:t>
+      </w:r>
+    </w:p>
+    <w:p>
+      <w:pPr>
+        <w:rPr>
+          <w:lang w:val="en-US"/>
+        </w:rPr>
+      </w:pPr>
+      <w:r>
+        <w:rPr>
+          <w:lang w:val="en-US"/>
+        </w:rPr>
+        <w:tab/>
+      </w:r>
+      <w:r>
+        <w:rPr>
+          <w:lang w:val="en-US"/>
+        </w:rPr>
+        <w:tab/>
+      </w:r>
+      <w:r>
+        <w:rPr>
+          <w:lang w:val="en-US"/>
+        </w:rPr>
+        <w:tab/>
+      </w:r>
+      <w:r>
+        <w:rPr>
+          <w:lang w:val="en-US"/>
+        </w:rPr>
+        <w:tab/>
+        <w:t>Khởi tạo LCD Object</w:t>
+      </w:r>
+    </w:p>
+    <w:p>
+      <w:pPr>
+        <w:rPr>
+          <w:lang w:val="en-US"/>
+        </w:rPr>
+      </w:pPr>
+      <w:r>
+        <w:rPr>
+          <w:lang w:val="en-US"/>
+        </w:rPr>
+        <w:tab/>
+      </w:r>
+      <w:r>
+        <w:rPr>
+          <w:lang w:val="en-US"/>
+        </w:rPr>
+        <w:tab/>
+      </w:r>
+      <w:r>
+        <w:rPr>
+          <w:lang w:val="en-US"/>
+        </w:rPr>
+        <w:tab/>
+        <w:t>Ex:</w:t>
+      </w:r>
+    </w:p>
+    <w:p>
+      <w:pPr>
+        <w:rPr>
+          <w:lang w:val="en-US"/>
+        </w:rPr>
+      </w:pPr>
+      <w:r>
+        <w:rPr>
+          <w:lang w:val="en-US"/>
+        </w:rPr>
+        <w:tab/>
+      </w:r>
+      <w:r>
+        <w:rPr>
+          <w:lang w:val="en-US"/>
+        </w:rPr>
+        <w:tab/>
+      </w:r>
+      <w:r>
+        <w:rPr>
+          <w:lang w:val="en-US"/>
+        </w:rPr>
+        <w:tab/>
+      </w:r>
+      <w:r>
+        <w:rPr>
+          <w:lang w:val="en-US"/>
+        </w:rPr>
+        <w:tab/>
+        <w:t>LiquidCrystal lcd(2, 3, 4, 5, 6, 7)</w:t>
       </w:r>
     </w:p>
     <w:p>
@@ -4230,7 +5490,7 @@
           <w:lang w:val="en-US"/>
         </w:rPr>
         <w:tab/>
-        <w:t>setSpeed(RPM)</w:t>
+        <w:t>begin(Columns, Rows)</w:t>
       </w:r>
     </w:p>
     <w:p>
@@ -4312,7 +5572,51 @@
           <w:lang w:val="en-US"/>
         </w:rPr>
         <w:tab/>
-        <w:t>Chỉnh tốc độ Stepper Motor</w:t>
+        <w:t>Bắt đầu làm việc với màn hình LCD với</w:t>
+      </w:r>
+    </w:p>
+    <w:p>
+      <w:pPr>
+        <w:rPr>
+          <w:lang w:val="en-US"/>
+        </w:rPr>
+      </w:pPr>
+      <w:r>
+        <w:rPr>
+          <w:lang w:val="en-US"/>
+        </w:rPr>
+        <w:tab/>
+      </w:r>
+      <w:r>
+        <w:rPr>
+          <w:lang w:val="en-US"/>
+        </w:rPr>
+        <w:tab/>
+      </w:r>
+      <w:r>
+        <w:rPr>
+          <w:lang w:val="en-US"/>
+        </w:rPr>
+        <w:tab/>
+      </w:r>
+      <w:r>
+        <w:rPr>
+          <w:lang w:val="en-US"/>
+        </w:rPr>
+        <w:tab/>
+      </w:r>
+      <w:r>
+        <w:rPr>
+          <w:lang w:val="en-US"/>
+        </w:rPr>
+        <w:tab/>
+      </w:r>
+      <w:r>
+        <w:rPr>
+          <w:lang w:val="en-US"/>
+        </w:rPr>
+        <w:tab/>
+        <w:t>kích thước để hiển thị kí tự là Columns * Rows</w:t>
       </w:r>
     </w:p>
     <w:p>
@@ -4394,39 +5698,50 @@
           <w:lang w:val="en-US"/>
         </w:rPr>
         <w:tab/>
-        <w:t>foo.setSpeed(3)</w:t>
-      </w:r>
-    </w:p>
-    <w:p>
-      <w:pPr>
-        <w:rPr>
-          <w:lang w:val="en-US"/>
-        </w:rPr>
-      </w:pPr>
-      <w:r>
-        <w:rPr>
-          <w:lang w:val="en-US"/>
-        </w:rPr>
-        <w:tab/>
-      </w:r>
-      <w:r>
-        <w:rPr>
-          <w:lang w:val="en-US"/>
-        </w:rPr>
-        <w:tab/>
-      </w:r>
-      <w:r>
-        <w:rPr>
-          <w:lang w:val="en-US"/>
-        </w:rPr>
-        <w:tab/>
-      </w:r>
-      <w:r>
-        <w:rPr>
-          <w:lang w:val="en-US"/>
-        </w:rPr>
-        <w:tab/>
-        <w:t>step(Steps)</w:t>
+        <w:t>lcd.begin(16, 2)</w:t>
+      </w:r>
+    </w:p>
+    <w:p>
+      <w:pPr>
+        <w:rPr>
+          <w:lang w:val="en-US"/>
+        </w:rPr>
+      </w:pPr>
+      <w:r>
+        <w:rPr>
+          <w:lang w:val="en-US"/>
+        </w:rPr>
+        <w:tab/>
+      </w:r>
+      <w:r>
+        <w:rPr>
+          <w:lang w:val="en-US"/>
+        </w:rPr>
+        <w:tab/>
+      </w:r>
+      <w:r>
+        <w:rPr>
+          <w:lang w:val="en-US"/>
+        </w:rPr>
+        <w:tab/>
+      </w:r>
+      <w:r>
+        <w:rPr>
+          <w:lang w:val="en-US"/>
+        </w:rPr>
+        <w:tab/>
+      </w:r>
+      <w:r>
+        <w:rPr>
+          <w:lang w:val="en-US"/>
+        </w:rPr>
+        <w:t>print</w:t>
+      </w:r>
+      <w:r>
+        <w:rPr>
+          <w:lang w:val="en-US"/>
+        </w:rPr>
+        <w:t>(Text)</w:t>
       </w:r>
     </w:p>
     <w:p>
@@ -4477,38 +5792,39 @@
         <w:rPr>
           <w:lang w:val="en-US"/>
         </w:rPr>
-        <w:tab/>
-      </w:r>
-      <w:r>
-        <w:rPr>
-          <w:lang w:val="en-US"/>
-        </w:rPr>
-        <w:tab/>
-      </w:r>
-      <w:r>
-        <w:rPr>
-          <w:lang w:val="en-US"/>
-        </w:rPr>
-        <w:tab/>
-      </w:r>
-      <w:r>
-        <w:rPr>
-          <w:lang w:val="en-US"/>
-        </w:rPr>
-        <w:tab/>
-      </w:r>
-      <w:r>
-        <w:rPr>
-          <w:lang w:val="en-US"/>
-        </w:rPr>
-        <w:tab/>
-      </w:r>
-      <w:r>
-        <w:rPr>
-          <w:lang w:val="en-US"/>
-        </w:rPr>
-        <w:tab/>
-        <w:t>Quay Stepper Motor với số bước nào đó</w:t>
+        <w:lastRenderedPageBreak/>
+        <w:tab/>
+      </w:r>
+      <w:r>
+        <w:rPr>
+          <w:lang w:val="en-US"/>
+        </w:rPr>
+        <w:tab/>
+      </w:r>
+      <w:r>
+        <w:rPr>
+          <w:lang w:val="en-US"/>
+        </w:rPr>
+        <w:tab/>
+      </w:r>
+      <w:r>
+        <w:rPr>
+          <w:lang w:val="en-US"/>
+        </w:rPr>
+        <w:tab/>
+      </w:r>
+      <w:r>
+        <w:rPr>
+          <w:lang w:val="en-US"/>
+        </w:rPr>
+        <w:tab/>
+      </w:r>
+      <w:r>
+        <w:rPr>
+          <w:lang w:val="en-US"/>
+        </w:rPr>
+        <w:tab/>
+        <w:t>In chữ ra màn hình LCD</w:t>
       </w:r>
     </w:p>
     <w:p>
@@ -4590,49 +5906,59 @@
           <w:lang w:val="en-US"/>
         </w:rPr>
         <w:tab/>
-        <w:t>foo.step(1024)</w:t>
-      </w:r>
-    </w:p>
-    <w:p>
-      <w:pPr>
-        <w:rPr>
-          <w:lang w:val="en-US"/>
-        </w:rPr>
-      </w:pPr>
-      <w:r>
-        <w:rPr>
-          <w:lang w:val="en-US"/>
-        </w:rPr>
-        <w:tab/>
-        <w:t>LiquidCrystal.h</w:t>
-      </w:r>
-    </w:p>
-    <w:p>
-      <w:pPr>
-        <w:rPr>
-          <w:lang w:val="en-US"/>
-        </w:rPr>
-      </w:pPr>
-      <w:r>
-        <w:rPr>
-          <w:lang w:val="en-US"/>
-        </w:rPr>
-        <w:tab/>
-      </w:r>
-      <w:r>
-        <w:rPr>
-          <w:lang w:val="en-US"/>
-        </w:rPr>
-        <w:tab/>
-        <w:t>LiquidCrystal Object(RS Pin Code, E Pin Code, 4 * Data Pin Code)</w:t>
-      </w:r>
-    </w:p>
-    <w:p>
-      <w:pPr>
-        <w:rPr>
-          <w:lang w:val="en-US"/>
-        </w:rPr>
-      </w:pPr>
+        <w:t>lcd.write(“Hello”)</w:t>
+      </w:r>
+    </w:p>
+    <w:p>
+      <w:pPr>
+        <w:rPr>
+          <w:lang w:val="en-US"/>
+        </w:rPr>
+      </w:pPr>
+      <w:r>
+        <w:rPr>
+          <w:lang w:val="en-US"/>
+        </w:rPr>
+        <w:tab/>
+      </w:r>
+      <w:r>
+        <w:rPr>
+          <w:lang w:val="en-US"/>
+        </w:rPr>
+        <w:tab/>
+      </w:r>
+      <w:r>
+        <w:rPr>
+          <w:lang w:val="en-US"/>
+        </w:rPr>
+        <w:tab/>
+      </w:r>
+      <w:r>
+        <w:rPr>
+          <w:lang w:val="en-US"/>
+        </w:rPr>
+        <w:tab/>
+        <w:t>setCursor(Column, Row)</w:t>
+      </w:r>
+    </w:p>
+    <w:p>
+      <w:pPr>
+        <w:rPr>
+          <w:lang w:val="en-US"/>
+        </w:rPr>
+      </w:pPr>
+      <w:r>
+        <w:rPr>
+          <w:lang w:val="en-US"/>
+        </w:rPr>
+        <w:tab/>
+      </w:r>
+      <w:r>
+        <w:rPr>
+          <w:lang w:val="en-US"/>
+        </w:rPr>
+        <w:tab/>
+      </w:r>
       <w:r>
         <w:rPr>
           <w:lang w:val="en-US"/>
@@ -4682,15 +6008,39 @@
           <w:lang w:val="en-US"/>
         </w:rPr>
         <w:tab/>
-        <w:t>Khởi tạo LCD Object</w:t>
-      </w:r>
-    </w:p>
-    <w:p>
-      <w:pPr>
-        <w:rPr>
-          <w:lang w:val="en-US"/>
-        </w:rPr>
-      </w:pPr>
+      </w:r>
+      <w:r>
+        <w:rPr>
+          <w:lang w:val="en-US"/>
+        </w:rPr>
+        <w:tab/>
+      </w:r>
+      <w:r>
+        <w:rPr>
+          <w:lang w:val="en-US"/>
+        </w:rPr>
+        <w:tab/>
+        <w:t>Thay đổi vị trí con trỏ</w:t>
+      </w:r>
+    </w:p>
+    <w:p>
+      <w:pPr>
+        <w:rPr>
+          <w:lang w:val="en-US"/>
+        </w:rPr>
+      </w:pPr>
+      <w:r>
+        <w:rPr>
+          <w:lang w:val="en-US"/>
+        </w:rPr>
+        <w:tab/>
+      </w:r>
+      <w:r>
+        <w:rPr>
+          <w:lang w:val="en-US"/>
+        </w:rPr>
+        <w:tab/>
+      </w:r>
       <w:r>
         <w:rPr>
           <w:lang w:val="en-US"/>
@@ -4740,7 +6090,365 @@
           <w:lang w:val="en-US"/>
         </w:rPr>
         <w:tab/>
-        <w:t>LiquidCrystal lcd(2, 3, 4, 5, 6, 7)</w:t>
+      </w:r>
+      <w:r>
+        <w:rPr>
+          <w:lang w:val="en-US"/>
+        </w:rPr>
+        <w:tab/>
+      </w:r>
+      <w:r>
+        <w:rPr>
+          <w:lang w:val="en-US"/>
+        </w:rPr>
+        <w:tab/>
+        <w:t>lcd.setCursor(2, 1)</w:t>
+      </w:r>
+    </w:p>
+    <w:p>
+      <w:pPr>
+        <w:rPr>
+          <w:lang w:val="en-US"/>
+        </w:rPr>
+      </w:pPr>
+      <w:r>
+        <w:rPr>
+          <w:lang w:val="en-US"/>
+        </w:rPr>
+        <w:tab/>
+      </w:r>
+      <w:r>
+        <w:rPr>
+          <w:lang w:val="en-US"/>
+        </w:rPr>
+        <w:tab/>
+      </w:r>
+      <w:r>
+        <w:rPr>
+          <w:lang w:val="en-US"/>
+        </w:rPr>
+        <w:tab/>
+      </w:r>
+      <w:r>
+        <w:rPr>
+          <w:lang w:val="en-US"/>
+        </w:rPr>
+        <w:tab/>
+        <w:t>clear()</w:t>
+      </w:r>
+    </w:p>
+    <w:p>
+      <w:pPr>
+        <w:rPr>
+          <w:lang w:val="en-US"/>
+        </w:rPr>
+      </w:pPr>
+      <w:r>
+        <w:rPr>
+          <w:lang w:val="en-US"/>
+        </w:rPr>
+        <w:tab/>
+      </w:r>
+      <w:r>
+        <w:rPr>
+          <w:lang w:val="en-US"/>
+        </w:rPr>
+        <w:tab/>
+      </w:r>
+      <w:r>
+        <w:rPr>
+          <w:lang w:val="en-US"/>
+        </w:rPr>
+        <w:tab/>
+      </w:r>
+      <w:r>
+        <w:rPr>
+          <w:lang w:val="en-US"/>
+        </w:rPr>
+        <w:tab/>
+      </w:r>
+      <w:r>
+        <w:rPr>
+          <w:lang w:val="en-US"/>
+        </w:rPr>
+        <w:tab/>
+        <w:t>Usage:</w:t>
+      </w:r>
+    </w:p>
+    <w:p>
+      <w:pPr>
+        <w:rPr>
+          <w:lang w:val="en-US"/>
+        </w:rPr>
+      </w:pPr>
+      <w:r>
+        <w:rPr>
+          <w:lang w:val="en-US"/>
+        </w:rPr>
+        <w:tab/>
+      </w:r>
+      <w:r>
+        <w:rPr>
+          <w:lang w:val="en-US"/>
+        </w:rPr>
+        <w:tab/>
+      </w:r>
+      <w:r>
+        <w:rPr>
+          <w:lang w:val="en-US"/>
+        </w:rPr>
+        <w:tab/>
+      </w:r>
+      <w:r>
+        <w:rPr>
+          <w:lang w:val="en-US"/>
+        </w:rPr>
+        <w:tab/>
+      </w:r>
+      <w:r>
+        <w:rPr>
+          <w:lang w:val="en-US"/>
+        </w:rPr>
+        <w:tab/>
+      </w:r>
+      <w:r>
+        <w:rPr>
+          <w:lang w:val="en-US"/>
+        </w:rPr>
+        <w:tab/>
+        <w:t>Xóa màn hình và đưa con trỏ trở về vị trí đầu</w:t>
+      </w:r>
+    </w:p>
+    <w:p>
+      <w:pPr>
+        <w:rPr>
+          <w:lang w:val="en-US"/>
+        </w:rPr>
+      </w:pPr>
+      <w:r>
+        <w:rPr>
+          <w:lang w:val="en-US"/>
+        </w:rPr>
+        <w:tab/>
+      </w:r>
+      <w:r>
+        <w:rPr>
+          <w:lang w:val="en-US"/>
+        </w:rPr>
+        <w:tab/>
+      </w:r>
+      <w:r>
+        <w:rPr>
+          <w:lang w:val="en-US"/>
+        </w:rPr>
+        <w:tab/>
+      </w:r>
+      <w:r>
+        <w:rPr>
+          <w:lang w:val="en-US"/>
+        </w:rPr>
+        <w:tab/>
+      </w:r>
+      <w:r>
+        <w:rPr>
+          <w:lang w:val="en-US"/>
+        </w:rPr>
+        <w:tab/>
+        <w:t>Ex:</w:t>
+      </w:r>
+    </w:p>
+    <w:p>
+      <w:pPr>
+        <w:rPr>
+          <w:lang w:val="en-US"/>
+        </w:rPr>
+      </w:pPr>
+      <w:r>
+        <w:rPr>
+          <w:lang w:val="en-US"/>
+        </w:rPr>
+        <w:tab/>
+      </w:r>
+      <w:r>
+        <w:rPr>
+          <w:lang w:val="en-US"/>
+        </w:rPr>
+        <w:tab/>
+      </w:r>
+      <w:r>
+        <w:rPr>
+          <w:lang w:val="en-US"/>
+        </w:rPr>
+        <w:tab/>
+      </w:r>
+      <w:r>
+        <w:rPr>
+          <w:lang w:val="en-US"/>
+        </w:rPr>
+        <w:tab/>
+      </w:r>
+      <w:r>
+        <w:rPr>
+          <w:lang w:val="en-US"/>
+        </w:rPr>
+        <w:tab/>
+      </w:r>
+      <w:r>
+        <w:rPr>
+          <w:lang w:val="en-US"/>
+        </w:rPr>
+        <w:tab/>
+        <w:t>lcd.clear()</w:t>
+      </w:r>
+    </w:p>
+    <w:p>
+      <w:pPr>
+        <w:rPr>
+          <w:lang w:val="en-US"/>
+        </w:rPr>
+      </w:pPr>
+      <w:r>
+        <w:rPr>
+          <w:lang w:val="en-US"/>
+        </w:rPr>
+        <w:tab/>
+        <w:t>DHT.h</w:t>
+      </w:r>
+    </w:p>
+    <w:p>
+      <w:pPr>
+        <w:rPr>
+          <w:lang w:val="en-US"/>
+        </w:rPr>
+      </w:pPr>
+      <w:r>
+        <w:rPr>
+          <w:lang w:val="en-US"/>
+        </w:rPr>
+        <w:tab/>
+      </w:r>
+      <w:r>
+        <w:rPr>
+          <w:lang w:val="en-US"/>
+        </w:rPr>
+        <w:tab/>
+        <w:t>DHT Object(Pin Code, Type)</w:t>
+      </w:r>
+    </w:p>
+    <w:p>
+      <w:pPr>
+        <w:rPr>
+          <w:lang w:val="en-US"/>
+        </w:rPr>
+      </w:pPr>
+      <w:r>
+        <w:rPr>
+          <w:lang w:val="en-US"/>
+        </w:rPr>
+        <w:tab/>
+      </w:r>
+      <w:r>
+        <w:rPr>
+          <w:lang w:val="en-US"/>
+        </w:rPr>
+        <w:tab/>
+      </w:r>
+      <w:r>
+        <w:rPr>
+          <w:lang w:val="en-US"/>
+        </w:rPr>
+        <w:tab/>
+        <w:t>Usage:</w:t>
+      </w:r>
+    </w:p>
+    <w:p>
+      <w:pPr>
+        <w:rPr>
+          <w:lang w:val="en-US"/>
+        </w:rPr>
+      </w:pPr>
+      <w:r>
+        <w:rPr>
+          <w:lang w:val="en-US"/>
+        </w:rPr>
+        <w:tab/>
+      </w:r>
+      <w:r>
+        <w:rPr>
+          <w:lang w:val="en-US"/>
+        </w:rPr>
+        <w:tab/>
+      </w:r>
+      <w:r>
+        <w:rPr>
+          <w:lang w:val="en-US"/>
+        </w:rPr>
+        <w:tab/>
+      </w:r>
+      <w:r>
+        <w:rPr>
+          <w:lang w:val="en-US"/>
+        </w:rPr>
+        <w:tab/>
+        <w:t>Khởi tạo DHT Object</w:t>
+      </w:r>
+    </w:p>
+    <w:p>
+      <w:pPr>
+        <w:rPr>
+          <w:lang w:val="en-US"/>
+        </w:rPr>
+      </w:pPr>
+      <w:r>
+        <w:rPr>
+          <w:lang w:val="en-US"/>
+        </w:rPr>
+        <w:tab/>
+      </w:r>
+      <w:r>
+        <w:rPr>
+          <w:lang w:val="en-US"/>
+        </w:rPr>
+        <w:tab/>
+      </w:r>
+      <w:r>
+        <w:rPr>
+          <w:lang w:val="en-US"/>
+        </w:rPr>
+        <w:tab/>
+        <w:t>Ex:</w:t>
+      </w:r>
+    </w:p>
+    <w:p>
+      <w:pPr>
+        <w:rPr>
+          <w:lang w:val="en-US"/>
+        </w:rPr>
+      </w:pPr>
+      <w:r>
+        <w:rPr>
+          <w:lang w:val="en-US"/>
+        </w:rPr>
+        <w:tab/>
+      </w:r>
+      <w:r>
+        <w:rPr>
+          <w:lang w:val="en-US"/>
+        </w:rPr>
+        <w:tab/>
+      </w:r>
+      <w:r>
+        <w:rPr>
+          <w:lang w:val="en-US"/>
+        </w:rPr>
+        <w:tab/>
+      </w:r>
+      <w:r>
+        <w:rPr>
+          <w:lang w:val="en-US"/>
+        </w:rPr>
+        <w:tab/>
+        <w:t>DHT dht(2, DHT11)</w:t>
       </w:r>
     </w:p>
     <w:p>
@@ -4798,7 +6506,7 @@
           <w:lang w:val="en-US"/>
         </w:rPr>
         <w:tab/>
-        <w:t>begin(Columns, Rows)</w:t>
+        <w:t>begin()</w:t>
       </w:r>
     </w:p>
     <w:p>
@@ -4880,51 +6588,7 @@
           <w:lang w:val="en-US"/>
         </w:rPr>
         <w:tab/>
-        <w:t>Bắt đầu làm việc với màn hình LCD với</w:t>
-      </w:r>
-    </w:p>
-    <w:p>
-      <w:pPr>
-        <w:rPr>
-          <w:lang w:val="en-US"/>
-        </w:rPr>
-      </w:pPr>
-      <w:r>
-        <w:rPr>
-          <w:lang w:val="en-US"/>
-        </w:rPr>
-        <w:tab/>
-      </w:r>
-      <w:r>
-        <w:rPr>
-          <w:lang w:val="en-US"/>
-        </w:rPr>
-        <w:tab/>
-      </w:r>
-      <w:r>
-        <w:rPr>
-          <w:lang w:val="en-US"/>
-        </w:rPr>
-        <w:tab/>
-      </w:r>
-      <w:r>
-        <w:rPr>
-          <w:lang w:val="en-US"/>
-        </w:rPr>
-        <w:tab/>
-      </w:r>
-      <w:r>
-        <w:rPr>
-          <w:lang w:val="en-US"/>
-        </w:rPr>
-        <w:tab/>
-      </w:r>
-      <w:r>
-        <w:rPr>
-          <w:lang w:val="en-US"/>
-        </w:rPr>
-        <w:tab/>
-        <w:t>kích thước để hiển thị kí tự là Columns * Rows</w:t>
+        <w:t>Bắt đầu cảm biến</w:t>
       </w:r>
     </w:p>
     <w:p>
@@ -4975,1142 +6639,170 @@
         <w:rPr>
           <w:lang w:val="en-US"/>
         </w:rPr>
+        <w:tab/>
+      </w:r>
+      <w:r>
+        <w:rPr>
+          <w:lang w:val="en-US"/>
+        </w:rPr>
+        <w:tab/>
+      </w:r>
+      <w:r>
+        <w:rPr>
+          <w:lang w:val="en-US"/>
+        </w:rPr>
+        <w:tab/>
+      </w:r>
+      <w:r>
+        <w:rPr>
+          <w:lang w:val="en-US"/>
+        </w:rPr>
+        <w:tab/>
+      </w:r>
+      <w:r>
+        <w:rPr>
+          <w:lang w:val="en-US"/>
+        </w:rPr>
+        <w:tab/>
+      </w:r>
+      <w:r>
+        <w:rPr>
+          <w:lang w:val="en-US"/>
+        </w:rPr>
+        <w:tab/>
+        <w:t>dht.begin()</w:t>
+      </w:r>
+    </w:p>
+    <w:p>
+      <w:pPr>
+        <w:rPr>
+          <w:lang w:val="en-US"/>
+        </w:rPr>
+      </w:pPr>
+      <w:r>
+        <w:rPr>
+          <w:lang w:val="en-US"/>
+        </w:rPr>
+        <w:tab/>
+      </w:r>
+      <w:r>
+        <w:rPr>
+          <w:lang w:val="en-US"/>
+        </w:rPr>
+        <w:tab/>
+      </w:r>
+      <w:r>
+        <w:rPr>
+          <w:lang w:val="en-US"/>
+        </w:rPr>
+        <w:tab/>
+      </w:r>
+      <w:r>
+        <w:rPr>
+          <w:lang w:val="en-US"/>
+        </w:rPr>
+        <w:tab/>
+      </w:r>
+      <w:r>
+        <w:rPr>
+          <w:lang w:val="en-US"/>
+        </w:rPr>
+        <w:t>readHumidity()</w:t>
+      </w:r>
+    </w:p>
+    <w:p>
+      <w:pPr>
+        <w:rPr>
+          <w:lang w:val="en-US"/>
+        </w:rPr>
+      </w:pPr>
+      <w:r>
+        <w:rPr>
+          <w:lang w:val="en-US"/>
+        </w:rPr>
+        <w:tab/>
+      </w:r>
+      <w:r>
+        <w:rPr>
+          <w:lang w:val="en-US"/>
+        </w:rPr>
+        <w:tab/>
+      </w:r>
+      <w:r>
+        <w:rPr>
+          <w:lang w:val="en-US"/>
+        </w:rPr>
+        <w:tab/>
+      </w:r>
+      <w:r>
+        <w:rPr>
+          <w:lang w:val="en-US"/>
+        </w:rPr>
+        <w:tab/>
+      </w:r>
+      <w:r>
+        <w:rPr>
+          <w:lang w:val="en-US"/>
+        </w:rPr>
+        <w:tab/>
+        <w:t>Usage:</w:t>
+      </w:r>
+    </w:p>
+    <w:p>
+      <w:pPr>
+        <w:rPr>
+          <w:lang w:val="en-US"/>
+        </w:rPr>
+      </w:pPr>
+      <w:r>
+        <w:rPr>
+          <w:lang w:val="en-US"/>
+        </w:rPr>
+        <w:tab/>
+      </w:r>
+      <w:r>
+        <w:rPr>
+          <w:lang w:val="en-US"/>
+        </w:rPr>
+        <w:tab/>
+      </w:r>
+      <w:r>
+        <w:rPr>
+          <w:lang w:val="en-US"/>
+        </w:rPr>
+        <w:tab/>
+      </w:r>
+      <w:r>
+        <w:rPr>
+          <w:lang w:val="en-US"/>
+        </w:rPr>
+        <w:tab/>
+      </w:r>
+      <w:r>
+        <w:rPr>
+          <w:lang w:val="en-US"/>
+        </w:rPr>
+        <w:tab/>
+      </w:r>
+      <w:r>
+        <w:rPr>
+          <w:lang w:val="en-US"/>
+        </w:rPr>
+        <w:tab/>
+        <w:t>Trả về phần trăm độ ẩm không khí</w:t>
+      </w:r>
+    </w:p>
+    <w:p>
+      <w:pPr>
+        <w:rPr>
+          <w:lang w:val="en-US"/>
+        </w:rPr>
+      </w:pPr>
+      <w:r>
+        <w:rPr>
+          <w:lang w:val="en-US"/>
+        </w:rPr>
         <w:lastRenderedPageBreak/>
-        <w:tab/>
-      </w:r>
-      <w:r>
-        <w:rPr>
-          <w:lang w:val="en-US"/>
-        </w:rPr>
-        <w:tab/>
-      </w:r>
-      <w:r>
-        <w:rPr>
-          <w:lang w:val="en-US"/>
-        </w:rPr>
-        <w:tab/>
-      </w:r>
-      <w:r>
-        <w:rPr>
-          <w:lang w:val="en-US"/>
-        </w:rPr>
-        <w:tab/>
-      </w:r>
-      <w:r>
-        <w:rPr>
-          <w:lang w:val="en-US"/>
-        </w:rPr>
-        <w:tab/>
-      </w:r>
-      <w:r>
-        <w:rPr>
-          <w:lang w:val="en-US"/>
-        </w:rPr>
-        <w:tab/>
-        <w:t>lcd.begin(16, 2)</w:t>
-      </w:r>
-    </w:p>
-    <w:p>
-      <w:pPr>
-        <w:rPr>
-          <w:lang w:val="en-US"/>
-        </w:rPr>
-      </w:pPr>
-      <w:r>
-        <w:rPr>
-          <w:lang w:val="en-US"/>
-        </w:rPr>
-        <w:tab/>
-      </w:r>
-      <w:r>
-        <w:rPr>
-          <w:lang w:val="en-US"/>
-        </w:rPr>
-        <w:tab/>
-      </w:r>
-      <w:r>
-        <w:rPr>
-          <w:lang w:val="en-US"/>
-        </w:rPr>
-        <w:tab/>
-      </w:r>
-      <w:r>
-        <w:rPr>
-          <w:lang w:val="en-US"/>
-        </w:rPr>
-        <w:tab/>
-      </w:r>
-      <w:r>
-        <w:rPr>
-          <w:lang w:val="en-US"/>
-        </w:rPr>
-        <w:t>print</w:t>
-      </w:r>
-      <w:r>
-        <w:rPr>
-          <w:lang w:val="en-US"/>
-        </w:rPr>
-        <w:t>(Text)</w:t>
-      </w:r>
-    </w:p>
-    <w:p>
-      <w:pPr>
-        <w:rPr>
-          <w:lang w:val="en-US"/>
-        </w:rPr>
-      </w:pPr>
-      <w:r>
-        <w:rPr>
-          <w:lang w:val="en-US"/>
-        </w:rPr>
-        <w:tab/>
-      </w:r>
-      <w:r>
-        <w:rPr>
-          <w:lang w:val="en-US"/>
-        </w:rPr>
-        <w:tab/>
-      </w:r>
-      <w:r>
-        <w:rPr>
-          <w:lang w:val="en-US"/>
-        </w:rPr>
-        <w:tab/>
-      </w:r>
-      <w:r>
-        <w:rPr>
-          <w:lang w:val="en-US"/>
-        </w:rPr>
-        <w:tab/>
-      </w:r>
-      <w:r>
-        <w:rPr>
-          <w:lang w:val="en-US"/>
-        </w:rPr>
-        <w:tab/>
-        <w:t>Usage:</w:t>
-      </w:r>
-    </w:p>
-    <w:p>
-      <w:pPr>
-        <w:rPr>
-          <w:lang w:val="en-US"/>
-        </w:rPr>
-      </w:pPr>
-      <w:r>
-        <w:rPr>
-          <w:lang w:val="en-US"/>
-        </w:rPr>
-        <w:tab/>
-      </w:r>
-      <w:r>
-        <w:rPr>
-          <w:lang w:val="en-US"/>
-        </w:rPr>
-        <w:tab/>
-      </w:r>
-      <w:r>
-        <w:rPr>
-          <w:lang w:val="en-US"/>
-        </w:rPr>
-        <w:tab/>
-      </w:r>
-      <w:r>
-        <w:rPr>
-          <w:lang w:val="en-US"/>
-        </w:rPr>
-        <w:tab/>
-      </w:r>
-      <w:r>
-        <w:rPr>
-          <w:lang w:val="en-US"/>
-        </w:rPr>
-        <w:tab/>
-      </w:r>
-      <w:r>
-        <w:rPr>
-          <w:lang w:val="en-US"/>
-        </w:rPr>
-        <w:tab/>
-        <w:t>In chữ ra màn hình LCD</w:t>
-      </w:r>
-    </w:p>
-    <w:p>
-      <w:pPr>
-        <w:rPr>
-          <w:lang w:val="en-US"/>
-        </w:rPr>
-      </w:pPr>
-      <w:r>
-        <w:rPr>
-          <w:lang w:val="en-US"/>
-        </w:rPr>
-        <w:tab/>
-      </w:r>
-      <w:r>
-        <w:rPr>
-          <w:lang w:val="en-US"/>
-        </w:rPr>
-        <w:tab/>
-      </w:r>
-      <w:r>
-        <w:rPr>
-          <w:lang w:val="en-US"/>
-        </w:rPr>
-        <w:tab/>
-      </w:r>
-      <w:r>
-        <w:rPr>
-          <w:lang w:val="en-US"/>
-        </w:rPr>
-        <w:tab/>
-      </w:r>
-      <w:r>
-        <w:rPr>
-          <w:lang w:val="en-US"/>
-        </w:rPr>
-        <w:tab/>
-        <w:t>Ex:</w:t>
-      </w:r>
-    </w:p>
-    <w:p>
-      <w:pPr>
-        <w:rPr>
-          <w:lang w:val="en-US"/>
-        </w:rPr>
-      </w:pPr>
-      <w:r>
-        <w:rPr>
-          <w:lang w:val="en-US"/>
-        </w:rPr>
-        <w:tab/>
-      </w:r>
-      <w:r>
-        <w:rPr>
-          <w:lang w:val="en-US"/>
-        </w:rPr>
-        <w:tab/>
-      </w:r>
-      <w:r>
-        <w:rPr>
-          <w:lang w:val="en-US"/>
-        </w:rPr>
-        <w:tab/>
-      </w:r>
-      <w:r>
-        <w:rPr>
-          <w:lang w:val="en-US"/>
-        </w:rPr>
-        <w:tab/>
-      </w:r>
-      <w:r>
-        <w:rPr>
-          <w:lang w:val="en-US"/>
-        </w:rPr>
-        <w:tab/>
-      </w:r>
-      <w:r>
-        <w:rPr>
-          <w:lang w:val="en-US"/>
-        </w:rPr>
-        <w:tab/>
-        <w:t>lcd.write(“Hello”)</w:t>
-      </w:r>
-    </w:p>
-    <w:p>
-      <w:pPr>
-        <w:rPr>
-          <w:lang w:val="en-US"/>
-        </w:rPr>
-      </w:pPr>
-      <w:r>
-        <w:rPr>
-          <w:lang w:val="en-US"/>
-        </w:rPr>
-        <w:tab/>
-      </w:r>
-      <w:r>
-        <w:rPr>
-          <w:lang w:val="en-US"/>
-        </w:rPr>
-        <w:tab/>
-      </w:r>
-      <w:r>
-        <w:rPr>
-          <w:lang w:val="en-US"/>
-        </w:rPr>
-        <w:tab/>
-      </w:r>
-      <w:r>
-        <w:rPr>
-          <w:lang w:val="en-US"/>
-        </w:rPr>
-        <w:tab/>
-        <w:t>setCursor(Column, Row)</w:t>
-      </w:r>
-    </w:p>
-    <w:p>
-      <w:pPr>
-        <w:rPr>
-          <w:lang w:val="en-US"/>
-        </w:rPr>
-      </w:pPr>
-      <w:r>
-        <w:rPr>
-          <w:lang w:val="en-US"/>
-        </w:rPr>
-        <w:tab/>
-      </w:r>
-      <w:r>
-        <w:rPr>
-          <w:lang w:val="en-US"/>
-        </w:rPr>
-        <w:tab/>
-      </w:r>
-      <w:r>
-        <w:rPr>
-          <w:lang w:val="en-US"/>
-        </w:rPr>
-        <w:tab/>
-      </w:r>
-      <w:r>
-        <w:rPr>
-          <w:lang w:val="en-US"/>
-        </w:rPr>
-        <w:tab/>
-      </w:r>
-      <w:r>
-        <w:rPr>
-          <w:lang w:val="en-US"/>
-        </w:rPr>
-        <w:tab/>
-        <w:t>Usage:</w:t>
-      </w:r>
-    </w:p>
-    <w:p>
-      <w:pPr>
-        <w:rPr>
-          <w:lang w:val="en-US"/>
-        </w:rPr>
-      </w:pPr>
-      <w:r>
-        <w:rPr>
-          <w:lang w:val="en-US"/>
-        </w:rPr>
-        <w:tab/>
-      </w:r>
-      <w:r>
-        <w:rPr>
-          <w:lang w:val="en-US"/>
-        </w:rPr>
-        <w:tab/>
-      </w:r>
-      <w:r>
-        <w:rPr>
-          <w:lang w:val="en-US"/>
-        </w:rPr>
-        <w:tab/>
-      </w:r>
-      <w:r>
-        <w:rPr>
-          <w:lang w:val="en-US"/>
-        </w:rPr>
-        <w:tab/>
-      </w:r>
-      <w:r>
-        <w:rPr>
-          <w:lang w:val="en-US"/>
-        </w:rPr>
-        <w:tab/>
-      </w:r>
-      <w:r>
-        <w:rPr>
-          <w:lang w:val="en-US"/>
-        </w:rPr>
-        <w:tab/>
-        <w:t>Thay đổi vị trí con trỏ</w:t>
-      </w:r>
-    </w:p>
-    <w:p>
-      <w:pPr>
-        <w:rPr>
-          <w:lang w:val="en-US"/>
-        </w:rPr>
-      </w:pPr>
-      <w:r>
-        <w:rPr>
-          <w:lang w:val="en-US"/>
-        </w:rPr>
-        <w:tab/>
-      </w:r>
-      <w:r>
-        <w:rPr>
-          <w:lang w:val="en-US"/>
-        </w:rPr>
-        <w:tab/>
-      </w:r>
-      <w:r>
-        <w:rPr>
-          <w:lang w:val="en-US"/>
-        </w:rPr>
-        <w:tab/>
-      </w:r>
-      <w:r>
-        <w:rPr>
-          <w:lang w:val="en-US"/>
-        </w:rPr>
-        <w:tab/>
-      </w:r>
-      <w:r>
-        <w:rPr>
-          <w:lang w:val="en-US"/>
-        </w:rPr>
-        <w:tab/>
-        <w:t>Ex:</w:t>
-      </w:r>
-    </w:p>
-    <w:p>
-      <w:pPr>
-        <w:rPr>
-          <w:lang w:val="en-US"/>
-        </w:rPr>
-      </w:pPr>
-      <w:r>
-        <w:rPr>
-          <w:lang w:val="en-US"/>
-        </w:rPr>
-        <w:tab/>
-      </w:r>
-      <w:r>
-        <w:rPr>
-          <w:lang w:val="en-US"/>
-        </w:rPr>
-        <w:tab/>
-      </w:r>
-      <w:r>
-        <w:rPr>
-          <w:lang w:val="en-US"/>
-        </w:rPr>
-        <w:tab/>
-      </w:r>
-      <w:r>
-        <w:rPr>
-          <w:lang w:val="en-US"/>
-        </w:rPr>
-        <w:tab/>
-      </w:r>
-      <w:r>
-        <w:rPr>
-          <w:lang w:val="en-US"/>
-        </w:rPr>
-        <w:tab/>
-      </w:r>
-      <w:r>
-        <w:rPr>
-          <w:lang w:val="en-US"/>
-        </w:rPr>
-        <w:tab/>
-        <w:t>lcd.setCursor(2, 1)</w:t>
-      </w:r>
-    </w:p>
-    <w:p>
-      <w:pPr>
-        <w:rPr>
-          <w:lang w:val="en-US"/>
-        </w:rPr>
-      </w:pPr>
-      <w:r>
-        <w:rPr>
-          <w:lang w:val="en-US"/>
-        </w:rPr>
-        <w:tab/>
-      </w:r>
-      <w:r>
-        <w:rPr>
-          <w:lang w:val="en-US"/>
-        </w:rPr>
-        <w:tab/>
-      </w:r>
-      <w:r>
-        <w:rPr>
-          <w:lang w:val="en-US"/>
-        </w:rPr>
-        <w:tab/>
-      </w:r>
-      <w:r>
-        <w:rPr>
-          <w:lang w:val="en-US"/>
-        </w:rPr>
-        <w:tab/>
-        <w:t>clear()</w:t>
-      </w:r>
-    </w:p>
-    <w:p>
-      <w:pPr>
-        <w:rPr>
-          <w:lang w:val="en-US"/>
-        </w:rPr>
-      </w:pPr>
-      <w:r>
-        <w:rPr>
-          <w:lang w:val="en-US"/>
-        </w:rPr>
-        <w:tab/>
-      </w:r>
-      <w:r>
-        <w:rPr>
-          <w:lang w:val="en-US"/>
-        </w:rPr>
-        <w:tab/>
-      </w:r>
-      <w:r>
-        <w:rPr>
-          <w:lang w:val="en-US"/>
-        </w:rPr>
-        <w:tab/>
-      </w:r>
-      <w:r>
-        <w:rPr>
-          <w:lang w:val="en-US"/>
-        </w:rPr>
-        <w:tab/>
-      </w:r>
-      <w:r>
-        <w:rPr>
-          <w:lang w:val="en-US"/>
-        </w:rPr>
-        <w:tab/>
-        <w:t>Usage:</w:t>
-      </w:r>
-    </w:p>
-    <w:p>
-      <w:pPr>
-        <w:rPr>
-          <w:lang w:val="en-US"/>
-        </w:rPr>
-      </w:pPr>
-      <w:r>
-        <w:rPr>
-          <w:lang w:val="en-US"/>
-        </w:rPr>
-        <w:tab/>
-      </w:r>
-      <w:r>
-        <w:rPr>
-          <w:lang w:val="en-US"/>
-        </w:rPr>
-        <w:tab/>
-      </w:r>
-      <w:r>
-        <w:rPr>
-          <w:lang w:val="en-US"/>
-        </w:rPr>
-        <w:tab/>
-      </w:r>
-      <w:r>
-        <w:rPr>
-          <w:lang w:val="en-US"/>
-        </w:rPr>
-        <w:tab/>
-      </w:r>
-      <w:r>
-        <w:rPr>
-          <w:lang w:val="en-US"/>
-        </w:rPr>
-        <w:tab/>
-      </w:r>
-      <w:r>
-        <w:rPr>
-          <w:lang w:val="en-US"/>
-        </w:rPr>
-        <w:tab/>
-        <w:t>Xóa màn hình và đưa con trỏ trở về vị trí đầu</w:t>
-      </w:r>
-    </w:p>
-    <w:p>
-      <w:pPr>
-        <w:rPr>
-          <w:lang w:val="en-US"/>
-        </w:rPr>
-      </w:pPr>
-      <w:r>
-        <w:rPr>
-          <w:lang w:val="en-US"/>
-        </w:rPr>
-        <w:tab/>
-      </w:r>
-      <w:r>
-        <w:rPr>
-          <w:lang w:val="en-US"/>
-        </w:rPr>
-        <w:tab/>
-      </w:r>
-      <w:r>
-        <w:rPr>
-          <w:lang w:val="en-US"/>
-        </w:rPr>
-        <w:tab/>
-      </w:r>
-      <w:r>
-        <w:rPr>
-          <w:lang w:val="en-US"/>
-        </w:rPr>
-        <w:tab/>
-      </w:r>
-      <w:r>
-        <w:rPr>
-          <w:lang w:val="en-US"/>
-        </w:rPr>
-        <w:tab/>
-        <w:t>Ex:</w:t>
-      </w:r>
-    </w:p>
-    <w:p>
-      <w:pPr>
-        <w:rPr>
-          <w:lang w:val="en-US"/>
-        </w:rPr>
-      </w:pPr>
-      <w:r>
-        <w:rPr>
-          <w:lang w:val="en-US"/>
-        </w:rPr>
-        <w:tab/>
-      </w:r>
-      <w:r>
-        <w:rPr>
-          <w:lang w:val="en-US"/>
-        </w:rPr>
-        <w:tab/>
-      </w:r>
-      <w:r>
-        <w:rPr>
-          <w:lang w:val="en-US"/>
-        </w:rPr>
-        <w:tab/>
-      </w:r>
-      <w:r>
-        <w:rPr>
-          <w:lang w:val="en-US"/>
-        </w:rPr>
-        <w:tab/>
-      </w:r>
-      <w:r>
-        <w:rPr>
-          <w:lang w:val="en-US"/>
-        </w:rPr>
-        <w:tab/>
-      </w:r>
-      <w:r>
-        <w:rPr>
-          <w:lang w:val="en-US"/>
-        </w:rPr>
-        <w:tab/>
-        <w:t>lcd.clear()</w:t>
-      </w:r>
-    </w:p>
-    <w:p>
-      <w:pPr>
-        <w:rPr>
-          <w:lang w:val="en-US"/>
-        </w:rPr>
-      </w:pPr>
-      <w:r>
-        <w:rPr>
-          <w:lang w:val="en-US"/>
-        </w:rPr>
-        <w:tab/>
-        <w:t>DHT.h</w:t>
-      </w:r>
-    </w:p>
-    <w:p>
-      <w:pPr>
-        <w:rPr>
-          <w:lang w:val="en-US"/>
-        </w:rPr>
-      </w:pPr>
-      <w:r>
-        <w:rPr>
-          <w:lang w:val="en-US"/>
-        </w:rPr>
-        <w:tab/>
-      </w:r>
-      <w:r>
-        <w:rPr>
-          <w:lang w:val="en-US"/>
-        </w:rPr>
-        <w:tab/>
-        <w:t>DHT Object(Pin Code, Type)</w:t>
-      </w:r>
-    </w:p>
-    <w:p>
-      <w:pPr>
-        <w:rPr>
-          <w:lang w:val="en-US"/>
-        </w:rPr>
-      </w:pPr>
-      <w:r>
-        <w:rPr>
-          <w:lang w:val="en-US"/>
-        </w:rPr>
-        <w:tab/>
-      </w:r>
-      <w:r>
-        <w:rPr>
-          <w:lang w:val="en-US"/>
-        </w:rPr>
-        <w:tab/>
-      </w:r>
-      <w:r>
-        <w:rPr>
-          <w:lang w:val="en-US"/>
-        </w:rPr>
-        <w:tab/>
-        <w:t>Usage:</w:t>
-      </w:r>
-    </w:p>
-    <w:p>
-      <w:pPr>
-        <w:rPr>
-          <w:lang w:val="en-US"/>
-        </w:rPr>
-      </w:pPr>
-      <w:r>
-        <w:rPr>
-          <w:lang w:val="en-US"/>
-        </w:rPr>
-        <w:tab/>
-      </w:r>
-      <w:r>
-        <w:rPr>
-          <w:lang w:val="en-US"/>
-        </w:rPr>
-        <w:tab/>
-      </w:r>
-      <w:r>
-        <w:rPr>
-          <w:lang w:val="en-US"/>
-        </w:rPr>
-        <w:tab/>
-      </w:r>
-      <w:r>
-        <w:rPr>
-          <w:lang w:val="en-US"/>
-        </w:rPr>
-        <w:tab/>
-        <w:t>Khởi tạo DHT Object</w:t>
-      </w:r>
-    </w:p>
-    <w:p>
-      <w:pPr>
-        <w:rPr>
-          <w:lang w:val="en-US"/>
-        </w:rPr>
-      </w:pPr>
-      <w:r>
-        <w:rPr>
-          <w:lang w:val="en-US"/>
-        </w:rPr>
-        <w:tab/>
-      </w:r>
-      <w:r>
-        <w:rPr>
-          <w:lang w:val="en-US"/>
-        </w:rPr>
-        <w:tab/>
-      </w:r>
-      <w:r>
-        <w:rPr>
-          <w:lang w:val="en-US"/>
-        </w:rPr>
-        <w:tab/>
-        <w:t>Ex:</w:t>
-      </w:r>
-    </w:p>
-    <w:p>
-      <w:pPr>
-        <w:rPr>
-          <w:lang w:val="en-US"/>
-        </w:rPr>
-      </w:pPr>
-      <w:r>
-        <w:rPr>
-          <w:lang w:val="en-US"/>
-        </w:rPr>
-        <w:tab/>
-      </w:r>
-      <w:r>
-        <w:rPr>
-          <w:lang w:val="en-US"/>
-        </w:rPr>
-        <w:tab/>
-      </w:r>
-      <w:r>
-        <w:rPr>
-          <w:lang w:val="en-US"/>
-        </w:rPr>
-        <w:tab/>
-      </w:r>
-      <w:r>
-        <w:rPr>
-          <w:lang w:val="en-US"/>
-        </w:rPr>
-        <w:tab/>
-        <w:t>DHT dht(2, DHT11)</w:t>
-      </w:r>
-    </w:p>
-    <w:p>
-      <w:pPr>
-        <w:rPr>
-          <w:lang w:val="en-US"/>
-        </w:rPr>
-      </w:pPr>
-      <w:r>
-        <w:rPr>
-          <w:lang w:val="en-US"/>
-        </w:rPr>
-        <w:tab/>
-      </w:r>
-      <w:r>
-        <w:rPr>
-          <w:lang w:val="en-US"/>
-        </w:rPr>
-        <w:tab/>
-      </w:r>
-      <w:r>
-        <w:rPr>
-          <w:lang w:val="en-US"/>
-        </w:rPr>
-        <w:tab/>
-        <w:t>Object:</w:t>
-      </w:r>
-    </w:p>
-    <w:p>
-      <w:pPr>
-        <w:rPr>
-          <w:lang w:val="en-US"/>
-        </w:rPr>
-      </w:pPr>
-      <w:r>
-        <w:rPr>
-          <w:lang w:val="en-US"/>
-        </w:rPr>
-        <w:tab/>
-      </w:r>
-      <w:r>
-        <w:rPr>
-          <w:lang w:val="en-US"/>
-        </w:rPr>
-        <w:tab/>
-      </w:r>
-      <w:r>
-        <w:rPr>
-          <w:lang w:val="en-US"/>
-        </w:rPr>
-        <w:tab/>
-      </w:r>
-      <w:r>
-        <w:rPr>
-          <w:lang w:val="en-US"/>
-        </w:rPr>
-        <w:tab/>
-        <w:t>begin()</w:t>
-      </w:r>
-    </w:p>
-    <w:p>
-      <w:pPr>
-        <w:rPr>
-          <w:lang w:val="en-US"/>
-        </w:rPr>
-      </w:pPr>
-      <w:r>
-        <w:rPr>
-          <w:lang w:val="en-US"/>
-        </w:rPr>
-        <w:tab/>
-      </w:r>
-      <w:r>
-        <w:rPr>
-          <w:lang w:val="en-US"/>
-        </w:rPr>
-        <w:tab/>
-      </w:r>
-      <w:r>
-        <w:rPr>
-          <w:lang w:val="en-US"/>
-        </w:rPr>
-        <w:tab/>
-      </w:r>
-      <w:r>
-        <w:rPr>
-          <w:lang w:val="en-US"/>
-        </w:rPr>
-        <w:tab/>
-      </w:r>
-      <w:r>
-        <w:rPr>
-          <w:lang w:val="en-US"/>
-        </w:rPr>
-        <w:tab/>
-        <w:t>Usage:</w:t>
-      </w:r>
-    </w:p>
-    <w:p>
-      <w:pPr>
-        <w:rPr>
-          <w:lang w:val="en-US"/>
-        </w:rPr>
-      </w:pPr>
-      <w:r>
-        <w:rPr>
-          <w:lang w:val="en-US"/>
-        </w:rPr>
-        <w:tab/>
-      </w:r>
-      <w:r>
-        <w:rPr>
-          <w:lang w:val="en-US"/>
-        </w:rPr>
-        <w:tab/>
-      </w:r>
-      <w:r>
-        <w:rPr>
-          <w:lang w:val="en-US"/>
-        </w:rPr>
-        <w:tab/>
-      </w:r>
-      <w:r>
-        <w:rPr>
-          <w:lang w:val="en-US"/>
-        </w:rPr>
-        <w:tab/>
-      </w:r>
-      <w:r>
-        <w:rPr>
-          <w:lang w:val="en-US"/>
-        </w:rPr>
-        <w:tab/>
-      </w:r>
-      <w:r>
-        <w:rPr>
-          <w:lang w:val="en-US"/>
-        </w:rPr>
-        <w:tab/>
-        <w:t>Bắt đầu cảm biến</w:t>
-      </w:r>
-    </w:p>
-    <w:p>
-      <w:pPr>
-        <w:rPr>
-          <w:lang w:val="en-US"/>
-        </w:rPr>
-      </w:pPr>
-      <w:r>
-        <w:rPr>
-          <w:lang w:val="en-US"/>
-        </w:rPr>
-        <w:tab/>
-      </w:r>
-      <w:r>
-        <w:rPr>
-          <w:lang w:val="en-US"/>
-        </w:rPr>
-        <w:tab/>
-      </w:r>
-      <w:r>
-        <w:rPr>
-          <w:lang w:val="en-US"/>
-        </w:rPr>
-        <w:tab/>
-      </w:r>
-      <w:r>
-        <w:rPr>
-          <w:lang w:val="en-US"/>
-        </w:rPr>
-        <w:tab/>
-      </w:r>
-      <w:r>
-        <w:rPr>
-          <w:lang w:val="en-US"/>
-        </w:rPr>
-        <w:tab/>
-        <w:t>Ex:</w:t>
-      </w:r>
-    </w:p>
-    <w:p>
-      <w:pPr>
-        <w:rPr>
-          <w:lang w:val="en-US"/>
-        </w:rPr>
-      </w:pPr>
-      <w:r>
-        <w:rPr>
-          <w:lang w:val="en-US"/>
-        </w:rPr>
-        <w:tab/>
-      </w:r>
-      <w:r>
-        <w:rPr>
-          <w:lang w:val="en-US"/>
-        </w:rPr>
-        <w:tab/>
-      </w:r>
-      <w:r>
-        <w:rPr>
-          <w:lang w:val="en-US"/>
-        </w:rPr>
-        <w:tab/>
-      </w:r>
-      <w:r>
-        <w:rPr>
-          <w:lang w:val="en-US"/>
-        </w:rPr>
-        <w:tab/>
-      </w:r>
-      <w:r>
-        <w:rPr>
-          <w:lang w:val="en-US"/>
-        </w:rPr>
-        <w:tab/>
-      </w:r>
-      <w:r>
-        <w:rPr>
-          <w:lang w:val="en-US"/>
-        </w:rPr>
-        <w:tab/>
-        <w:t>dht.begin()</w:t>
-      </w:r>
-    </w:p>
-    <w:p>
-      <w:pPr>
-        <w:rPr>
-          <w:lang w:val="en-US"/>
-        </w:rPr>
-      </w:pPr>
-      <w:r>
-        <w:rPr>
-          <w:lang w:val="en-US"/>
-        </w:rPr>
-        <w:lastRenderedPageBreak/>
-        <w:tab/>
-      </w:r>
-      <w:r>
-        <w:rPr>
-          <w:lang w:val="en-US"/>
-        </w:rPr>
-        <w:tab/>
-      </w:r>
-      <w:r>
-        <w:rPr>
-          <w:lang w:val="en-US"/>
-        </w:rPr>
-        <w:tab/>
-      </w:r>
-      <w:r>
-        <w:rPr>
-          <w:lang w:val="en-US"/>
-        </w:rPr>
-        <w:tab/>
-      </w:r>
-      <w:r>
-        <w:rPr>
-          <w:lang w:val="en-US"/>
-        </w:rPr>
-        <w:t>readHumidity()</w:t>
-      </w:r>
-    </w:p>
-    <w:p>
-      <w:pPr>
-        <w:rPr>
-          <w:lang w:val="en-US"/>
-        </w:rPr>
-      </w:pPr>
-      <w:r>
-        <w:rPr>
-          <w:lang w:val="en-US"/>
-        </w:rPr>
-        <w:tab/>
-      </w:r>
-      <w:r>
-        <w:rPr>
-          <w:lang w:val="en-US"/>
-        </w:rPr>
-        <w:tab/>
-      </w:r>
-      <w:r>
-        <w:rPr>
-          <w:lang w:val="en-US"/>
-        </w:rPr>
-        <w:tab/>
-      </w:r>
-      <w:r>
-        <w:rPr>
-          <w:lang w:val="en-US"/>
-        </w:rPr>
-        <w:tab/>
-      </w:r>
-      <w:r>
-        <w:rPr>
-          <w:lang w:val="en-US"/>
-        </w:rPr>
-        <w:tab/>
-        <w:t>Usage:</w:t>
-      </w:r>
-    </w:p>
-    <w:p>
-      <w:pPr>
-        <w:rPr>
-          <w:lang w:val="en-US"/>
-        </w:rPr>
-      </w:pPr>
-      <w:r>
-        <w:rPr>
-          <w:lang w:val="en-US"/>
-        </w:rPr>
-        <w:tab/>
-      </w:r>
-      <w:r>
-        <w:rPr>
-          <w:lang w:val="en-US"/>
-        </w:rPr>
-        <w:tab/>
-      </w:r>
-      <w:r>
-        <w:rPr>
-          <w:lang w:val="en-US"/>
-        </w:rPr>
-        <w:tab/>
-      </w:r>
-      <w:r>
-        <w:rPr>
-          <w:lang w:val="en-US"/>
-        </w:rPr>
-        <w:tab/>
-      </w:r>
-      <w:r>
-        <w:rPr>
-          <w:lang w:val="en-US"/>
-        </w:rPr>
-        <w:tab/>
-      </w:r>
-      <w:r>
-        <w:rPr>
-          <w:lang w:val="en-US"/>
-        </w:rPr>
-        <w:tab/>
-        <w:t>Trả về phần trăm độ ẩm không khí</w:t>
-      </w:r>
-    </w:p>
-    <w:p>
-      <w:pPr>
-        <w:rPr>
-          <w:lang w:val="en-US"/>
-        </w:rPr>
-      </w:pPr>
-      <w:r>
-        <w:rPr>
-          <w:lang w:val="en-US"/>
-        </w:rPr>
         <w:tab/>
       </w:r>
       <w:r>
@@ -7069,7 +7761,6 @@
         <w:rPr>
           <w:lang w:val="en-US"/>
         </w:rPr>
-        <w:lastRenderedPageBreak/>
         <w:tab/>
       </w:r>
       <w:r>
@@ -7213,6 +7904,7 @@
           <w:rFonts w:eastAsiaTheme="minorEastAsia"/>
           <w:lang w:val="en-US"/>
         </w:rPr>
+        <w:lastRenderedPageBreak/>
         <w:t>decodedRawData</w:t>
       </w:r>
     </w:p>

--- a/arduino.docx
+++ b/arduino.docx
@@ -2595,6 +2595,38 @@
           <w:lang w:val="en-US"/>
         </w:rPr>
         <w:t>&lt;Thời Gian Chờ&gt; tính theo Micro giây</w:t>
+      </w:r>
+    </w:p>
+    <w:p>
+      <w:pPr>
+        <w:pStyle w:val="ListParagraph"/>
+        <w:numPr>
+          <w:ilvl w:val="0"/>
+          <w:numId w:val="4"/>
+        </w:numPr>
+        <w:rPr>
+          <w:lang w:val="en-US"/>
+        </w:rPr>
+      </w:pPr>
+      <w:r>
+        <w:rPr>
+          <w:lang w:val="en-US"/>
+        </w:rPr>
+        <w:t>Lưu ý xung điệ</w:t>
+      </w:r>
+      <w:r>
+        <w:rPr>
+          <w:lang w:val="en-US"/>
+        </w:rPr>
+        <w:t>n là của</w:t>
+      </w:r>
+      <w:bookmarkStart w:id="0" w:name="_GoBack"/>
+      <w:bookmarkEnd w:id="0"/>
+      <w:r>
+        <w:rPr>
+          <w:lang w:val="en-US"/>
+        </w:rPr>
+        <w:t xml:space="preserve"> &lt;Điện Thế Read&gt;</w:t>
       </w:r>
     </w:p>
     <w:p>
@@ -3975,8 +4007,6 @@
         </w:rPr>
         <w:t xml:space="preserve"> Micro giây</w:t>
       </w:r>
-      <w:bookmarkStart w:id="0" w:name="_GoBack"/>
-      <w:bookmarkEnd w:id="0"/>
       <w:r>
         <w:rPr>
           <w:lang w:val="en-US"/>

--- a/arduino.docx
+++ b/arduino.docx
@@ -1,6 +1,6 @@
 
 <file path=word/document.xml><?xml version="1.0" encoding="utf-8"?>
-<w:document xmlns:wpc="http://schemas.microsoft.com/office/word/2010/wordprocessingCanvas" xmlns:mc="http://schemas.openxmlformats.org/markup-compatibility/2006" xmlns:o="urn:schemas-microsoft-com:office:office" xmlns:r="http://schemas.openxmlformats.org/officeDocument/2006/relationships" xmlns:m="http://schemas.openxmlformats.org/officeDocument/2006/math" xmlns:v="urn:schemas-microsoft-com:vml" xmlns:wp14="http://schemas.microsoft.com/office/word/2010/wordprocessingDrawing" xmlns:wp="http://schemas.openxmlformats.org/drawingml/2006/wordprocessingDrawing" xmlns:w10="urn:schemas-microsoft-com:office:word" xmlns:w="http://schemas.openxmlformats.org/wordprocessingml/2006/main" xmlns:w14="http://schemas.microsoft.com/office/word/2010/wordml" xmlns:wpg="http://schemas.microsoft.com/office/word/2010/wordprocessingGroup" xmlns:wpi="http://schemas.microsoft.com/office/word/2010/wordprocessingInk" xmlns:wne="http://schemas.microsoft.com/office/word/2006/wordml" xmlns:wps="http://schemas.microsoft.com/office/word/2010/wordprocessingShape" mc:Ignorable="w14 wp14">
+<w:document xmlns:wpc="http://schemas.microsoft.com/office/word/2010/wordprocessingCanvas" xmlns:cx="http://schemas.microsoft.com/office/drawing/2014/chartex" xmlns:cx1="http://schemas.microsoft.com/office/drawing/2015/9/8/chartex" xmlns:cx2="http://schemas.microsoft.com/office/drawing/2015/10/21/chartex" xmlns:cx3="http://schemas.microsoft.com/office/drawing/2016/5/9/chartex" xmlns:cx4="http://schemas.microsoft.com/office/drawing/2016/5/10/chartex" xmlns:cx5="http://schemas.microsoft.com/office/drawing/2016/5/11/chartex" xmlns:cx6="http://schemas.microsoft.com/office/drawing/2016/5/12/chartex" xmlns:cx7="http://schemas.microsoft.com/office/drawing/2016/5/13/chartex" xmlns:cx8="http://schemas.microsoft.com/office/drawing/2016/5/14/chartex" xmlns:mc="http://schemas.openxmlformats.org/markup-compatibility/2006" xmlns:aink="http://schemas.microsoft.com/office/drawing/2016/ink" xmlns:am3d="http://schemas.microsoft.com/office/drawing/2017/model3d" xmlns:o="urn:schemas-microsoft-com:office:office" xmlns:oel="http://schemas.microsoft.com/office/2019/extlst" xmlns:r="http://schemas.openxmlformats.org/officeDocument/2006/relationships" xmlns:m="http://schemas.openxmlformats.org/officeDocument/2006/math" xmlns:v="urn:schemas-microsoft-com:vml" xmlns:wp14="http://schemas.microsoft.com/office/word/2010/wordprocessingDrawing" xmlns:wp="http://schemas.openxmlformats.org/drawingml/2006/wordprocessingDrawing" xmlns:w10="urn:schemas-microsoft-com:office:word" xmlns:w="http://schemas.openxmlformats.org/wordprocessingml/2006/main" xmlns:w14="http://schemas.microsoft.com/office/word/2010/wordml" xmlns:w15="http://schemas.microsoft.com/office/word/2012/wordml" xmlns:w16cex="http://schemas.microsoft.com/office/word/2018/wordml/cex" xmlns:w16cid="http://schemas.microsoft.com/office/word/2016/wordml/cid" xmlns:w16="http://schemas.microsoft.com/office/word/2018/wordml" xmlns:w16sdtdh="http://schemas.microsoft.com/office/word/2020/wordml/sdtdatahash" xmlns:w16se="http://schemas.microsoft.com/office/word/2015/wordml/symex" xmlns:wpg="http://schemas.microsoft.com/office/word/2010/wordprocessingGroup" xmlns:wpi="http://schemas.microsoft.com/office/word/2010/wordprocessingInk" xmlns:wne="http://schemas.microsoft.com/office/word/2006/wordml" xmlns:wps="http://schemas.microsoft.com/office/word/2010/wordprocessingShape" mc:Ignorable="w14 w15 w16se w16cid w16 w16cex w16sdtdh wp14">
   <w:body>
     <w:p>
       <w:pPr>
@@ -110,7 +110,7 @@
           <w:lang w:val="en-US"/>
         </w:rPr>
       </w:pPr>
-      <w:hyperlink r:id="rId6" w:history="1">
+      <w:hyperlink r:id="rId5" w:history="1">
         <w:r>
           <w:rPr>
             <w:rStyle w:val="Hyperlink"/>
@@ -177,7 +177,25 @@
         <w:rPr>
           <w:lang w:val="en-US"/>
         </w:rPr>
-        <w:t>Tài liệu Arduino?</w:t>
+        <w:t xml:space="preserve">Tài </w:t>
+      </w:r>
+      <w:r>
+        <w:rPr>
+          <w:lang w:val="en-US"/>
+        </w:rPr>
+        <w:t xml:space="preserve">Liệu </w:t>
+      </w:r>
+      <w:r>
+        <w:rPr>
+          <w:lang w:val="en-US"/>
+        </w:rPr>
+        <w:t>Arduino</w:t>
+      </w:r>
+      <w:r>
+        <w:rPr>
+          <w:lang w:val="en-US"/>
+        </w:rPr>
+        <w:t>?</w:t>
       </w:r>
     </w:p>
     <w:p>
@@ -194,7 +212,7 @@
           <w:lang w:val="en-US"/>
         </w:rPr>
       </w:pPr>
-      <w:hyperlink r:id="rId7" w:history="1">
+      <w:hyperlink r:id="rId6" w:history="1">
         <w:r>
           <w:rPr>
             <w:rStyle w:val="Hyperlink"/>
@@ -1262,7 +1280,7 @@
           <w:lang w:eastAsia="vi-VN"/>
         </w:rPr>
         <w:drawing>
-          <wp:inline distT="0" distB="0" distL="0" distR="0">
+          <wp:inline distT="0" distB="0" distL="0" distR="0" wp14:anchorId="5BF55FB8" wp14:editId="6F65F06E">
             <wp:extent cx="4675517" cy="2922068"/>
             <wp:effectExtent l="0" t="0" r="0" b="0"/>
             <wp:docPr id="1" name="Picture 1"/>
@@ -1277,7 +1295,7 @@
                     <pic:cNvPicPr/>
                   </pic:nvPicPr>
                   <pic:blipFill>
-                    <a:blip r:embed="rId8">
+                    <a:blip r:embed="rId7">
                       <a:extLst>
                         <a:ext uri="{28A0092B-C50C-407E-A947-70E740481C1C}">
                           <a14:useLocalDpi xmlns:a14="http://schemas.microsoft.com/office/drawing/2010/main" val="0"/>
@@ -2272,7 +2290,7 @@
         </w:rPr>
         <w:lastRenderedPageBreak/>
         <w:drawing>
-          <wp:inline distT="0" distB="0" distL="0" distR="0" wp14:anchorId="3D0CBD70" wp14:editId="2CCC4C34">
+          <wp:inline distT="0" distB="0" distL="0" distR="0" wp14:anchorId="34C59CF4" wp14:editId="1C23132F">
             <wp:extent cx="3165895" cy="2638363"/>
             <wp:effectExtent l="0" t="0" r="0" b="0"/>
             <wp:docPr id="2" name="Picture 2"/>
@@ -2287,7 +2305,7 @@
                     <pic:cNvPicPr/>
                   </pic:nvPicPr>
                   <pic:blipFill>
-                    <a:blip r:embed="rId9">
+                    <a:blip r:embed="rId8">
                       <a:extLst>
                         <a:ext uri="{28A0092B-C50C-407E-A947-70E740481C1C}">
                           <a14:useLocalDpi xmlns:a14="http://schemas.microsoft.com/office/drawing/2010/main" val="0"/>
@@ -2346,7 +2364,7 @@
           <w:lang w:eastAsia="vi-VN"/>
         </w:rPr>
         <w:drawing>
-          <wp:inline distT="0" distB="0" distL="0" distR="0" wp14:anchorId="6659B9D9" wp14:editId="1B3BA6A1">
+          <wp:inline distT="0" distB="0" distL="0" distR="0" wp14:anchorId="08A3C40D" wp14:editId="0DA4CF43">
             <wp:extent cx="3169918" cy="2641598"/>
             <wp:effectExtent l="0" t="0" r="0" b="6985"/>
             <wp:docPr id="3" name="Picture 3"/>
@@ -2361,7 +2379,7 @@
                     <pic:cNvPicPr/>
                   </pic:nvPicPr>
                   <pic:blipFill>
-                    <a:blip r:embed="rId10">
+                    <a:blip r:embed="rId9">
                       <a:extLst>
                         <a:ext uri="{28A0092B-C50C-407E-A947-70E740481C1C}">
                           <a14:useLocalDpi xmlns:a14="http://schemas.microsoft.com/office/drawing/2010/main" val="0"/>
@@ -2620,8 +2638,6 @@
         </w:rPr>
         <w:t>n là của</w:t>
       </w:r>
-      <w:bookmarkStart w:id="0" w:name="_GoBack"/>
-      <w:bookmarkEnd w:id="0"/>
       <w:r>
         <w:rPr>
           <w:lang w:val="en-US"/>
@@ -2662,7 +2678,7 @@
         </w:rPr>
         <w:lastRenderedPageBreak/>
         <w:drawing>
-          <wp:inline distT="0" distB="0" distL="0" distR="0" wp14:anchorId="1DA1B77E" wp14:editId="600927B3">
+          <wp:inline distT="0" distB="0" distL="0" distR="0" wp14:anchorId="06AFFB16" wp14:editId="284021E2">
             <wp:extent cx="3393656" cy="2828173"/>
             <wp:effectExtent l="0" t="0" r="0" b="0"/>
             <wp:docPr id="4" name="Picture 4"/>
@@ -2677,7 +2693,7 @@
                     <pic:cNvPicPr/>
                   </pic:nvPicPr>
                   <pic:blipFill>
-                    <a:blip r:embed="rId11">
+                    <a:blip r:embed="rId10">
                       <a:extLst>
                         <a:ext uri="{28A0092B-C50C-407E-A947-70E740481C1C}">
                           <a14:useLocalDpi xmlns:a14="http://schemas.microsoft.com/office/drawing/2010/main" val="0"/>
@@ -2718,7 +2734,7 @@
           <w:lang w:eastAsia="vi-VN"/>
         </w:rPr>
         <w:drawing>
-          <wp:inline distT="0" distB="0" distL="0" distR="0" wp14:anchorId="789A8943" wp14:editId="5B90CFB1">
+          <wp:inline distT="0" distB="0" distL="0" distR="0" wp14:anchorId="3F6098FE" wp14:editId="77DA2375">
             <wp:extent cx="3399306" cy="2832755"/>
             <wp:effectExtent l="0" t="0" r="0" b="5715"/>
             <wp:docPr id="5" name="Picture 5"/>
@@ -2733,7 +2749,7 @@
                     <pic:cNvPicPr/>
                   </pic:nvPicPr>
                   <pic:blipFill>
-                    <a:blip r:embed="rId12">
+                    <a:blip r:embed="rId11">
                       <a:extLst>
                         <a:ext uri="{28A0092B-C50C-407E-A947-70E740481C1C}">
                           <a14:useLocalDpi xmlns:a14="http://schemas.microsoft.com/office/drawing/2010/main" val="0"/>
@@ -8524,8 +8540,8 @@
 </file>
 
 <file path=word/numbering.xml><?xml version="1.0" encoding="utf-8"?>
-<w:numbering xmlns:wpc="http://schemas.microsoft.com/office/word/2010/wordprocessingCanvas" xmlns:mc="http://schemas.openxmlformats.org/markup-compatibility/2006" xmlns:o="urn:schemas-microsoft-com:office:office" xmlns:r="http://schemas.openxmlformats.org/officeDocument/2006/relationships" xmlns:m="http://schemas.openxmlformats.org/officeDocument/2006/math" xmlns:v="urn:schemas-microsoft-com:vml" xmlns:wp14="http://schemas.microsoft.com/office/word/2010/wordprocessingDrawing" xmlns:wp="http://schemas.openxmlformats.org/drawingml/2006/wordprocessingDrawing" xmlns:w10="urn:schemas-microsoft-com:office:word" xmlns:w="http://schemas.openxmlformats.org/wordprocessingml/2006/main" xmlns:w14="http://schemas.microsoft.com/office/word/2010/wordml" xmlns:wpg="http://schemas.microsoft.com/office/word/2010/wordprocessingGroup" xmlns:wpi="http://schemas.microsoft.com/office/word/2010/wordprocessingInk" xmlns:wne="http://schemas.microsoft.com/office/word/2006/wordml" xmlns:wps="http://schemas.microsoft.com/office/word/2010/wordprocessingShape" mc:Ignorable="w14 wp14">
-  <w:abstractNum w:abstractNumId="0">
+<w:numbering xmlns:wpc="http://schemas.microsoft.com/office/word/2010/wordprocessingCanvas" xmlns:cx="http://schemas.microsoft.com/office/drawing/2014/chartex" xmlns:cx1="http://schemas.microsoft.com/office/drawing/2015/9/8/chartex" xmlns:cx2="http://schemas.microsoft.com/office/drawing/2015/10/21/chartex" xmlns:cx3="http://schemas.microsoft.com/office/drawing/2016/5/9/chartex" xmlns:cx4="http://schemas.microsoft.com/office/drawing/2016/5/10/chartex" xmlns:cx5="http://schemas.microsoft.com/office/drawing/2016/5/11/chartex" xmlns:cx6="http://schemas.microsoft.com/office/drawing/2016/5/12/chartex" xmlns:cx7="http://schemas.microsoft.com/office/drawing/2016/5/13/chartex" xmlns:cx8="http://schemas.microsoft.com/office/drawing/2016/5/14/chartex" xmlns:mc="http://schemas.openxmlformats.org/markup-compatibility/2006" xmlns:aink="http://schemas.microsoft.com/office/drawing/2016/ink" xmlns:am3d="http://schemas.microsoft.com/office/drawing/2017/model3d" xmlns:o="urn:schemas-microsoft-com:office:office" xmlns:oel="http://schemas.microsoft.com/office/2019/extlst" xmlns:r="http://schemas.openxmlformats.org/officeDocument/2006/relationships" xmlns:m="http://schemas.openxmlformats.org/officeDocument/2006/math" xmlns:v="urn:schemas-microsoft-com:vml" xmlns:wp14="http://schemas.microsoft.com/office/word/2010/wordprocessingDrawing" xmlns:wp="http://schemas.openxmlformats.org/drawingml/2006/wordprocessingDrawing" xmlns:w10="urn:schemas-microsoft-com:office:word" xmlns:w="http://schemas.openxmlformats.org/wordprocessingml/2006/main" xmlns:w14="http://schemas.microsoft.com/office/word/2010/wordml" xmlns:w15="http://schemas.microsoft.com/office/word/2012/wordml" xmlns:w16cex="http://schemas.microsoft.com/office/word/2018/wordml/cex" xmlns:w16cid="http://schemas.microsoft.com/office/word/2016/wordml/cid" xmlns:w16="http://schemas.microsoft.com/office/word/2018/wordml" xmlns:w16sdtdh="http://schemas.microsoft.com/office/word/2020/wordml/sdtdatahash" xmlns:w16se="http://schemas.microsoft.com/office/word/2015/wordml/symex" xmlns:wpg="http://schemas.microsoft.com/office/word/2010/wordprocessingGroup" xmlns:wpi="http://schemas.microsoft.com/office/word/2010/wordprocessingInk" xmlns:wne="http://schemas.microsoft.com/office/word/2006/wordml" xmlns:wps="http://schemas.microsoft.com/office/word/2010/wordprocessingShape" mc:Ignorable="w14 w15 w16se w16cid w16 w16cex w16sdtdh wp14">
+  <w:abstractNum w:abstractNumId="0" w15:restartNumberingAfterBreak="0">
     <w:nsid w:val="0E185134"/>
     <w:multiLevelType w:val="hybridMultilevel"/>
     <w:tmpl w:val="BE2C403E"/>
@@ -8614,7 +8630,7 @@
       </w:pPr>
     </w:lvl>
   </w:abstractNum>
-  <w:abstractNum w:abstractNumId="1">
+  <w:abstractNum w:abstractNumId="1" w15:restartNumberingAfterBreak="0">
     <w:nsid w:val="2B441C99"/>
     <w:multiLevelType w:val="hybridMultilevel"/>
     <w:tmpl w:val="3586E462"/>
@@ -8703,7 +8719,7 @@
       </w:pPr>
     </w:lvl>
   </w:abstractNum>
-  <w:abstractNum w:abstractNumId="2">
+  <w:abstractNum w:abstractNumId="2" w15:restartNumberingAfterBreak="0">
     <w:nsid w:val="349331FB"/>
     <w:multiLevelType w:val="hybridMultilevel"/>
     <w:tmpl w:val="17B4B414"/>
@@ -8792,7 +8808,7 @@
       </w:pPr>
     </w:lvl>
   </w:abstractNum>
-  <w:abstractNum w:abstractNumId="3">
+  <w:abstractNum w:abstractNumId="3" w15:restartNumberingAfterBreak="0">
     <w:nsid w:val="3DD13B22"/>
     <w:multiLevelType w:val="hybridMultilevel"/>
     <w:tmpl w:val="E0EC718A"/>
@@ -8905,7 +8921,7 @@
       </w:rPr>
     </w:lvl>
   </w:abstractNum>
-  <w:abstractNum w:abstractNumId="4">
+  <w:abstractNum w:abstractNumId="4" w15:restartNumberingAfterBreak="0">
     <w:nsid w:val="45B7465B"/>
     <w:multiLevelType w:val="hybridMultilevel"/>
     <w:tmpl w:val="CAD8371C"/>
@@ -8994,7 +9010,7 @@
       </w:pPr>
     </w:lvl>
   </w:abstractNum>
-  <w:abstractNum w:abstractNumId="5">
+  <w:abstractNum w:abstractNumId="5" w15:restartNumberingAfterBreak="0">
     <w:nsid w:val="4BE31780"/>
     <w:multiLevelType w:val="hybridMultilevel"/>
     <w:tmpl w:val="224E937C"/>
@@ -9083,7 +9099,7 @@
       </w:pPr>
     </w:lvl>
   </w:abstractNum>
-  <w:abstractNum w:abstractNumId="6">
+  <w:abstractNum w:abstractNumId="6" w15:restartNumberingAfterBreak="0">
     <w:nsid w:val="50AE6518"/>
     <w:multiLevelType w:val="hybridMultilevel"/>
     <w:tmpl w:val="6E264A54"/>
@@ -9172,7 +9188,7 @@
       </w:pPr>
     </w:lvl>
   </w:abstractNum>
-  <w:abstractNum w:abstractNumId="7">
+  <w:abstractNum w:abstractNumId="7" w15:restartNumberingAfterBreak="0">
     <w:nsid w:val="51C07990"/>
     <w:multiLevelType w:val="hybridMultilevel"/>
     <w:tmpl w:val="B1BC2864"/>
@@ -9261,7 +9277,7 @@
       </w:pPr>
     </w:lvl>
   </w:abstractNum>
-  <w:abstractNum w:abstractNumId="8">
+  <w:abstractNum w:abstractNumId="8" w15:restartNumberingAfterBreak="0">
     <w:nsid w:val="5246130C"/>
     <w:multiLevelType w:val="hybridMultilevel"/>
     <w:tmpl w:val="FB7A11EE"/>
@@ -9350,7 +9366,7 @@
       </w:pPr>
     </w:lvl>
   </w:abstractNum>
-  <w:abstractNum w:abstractNumId="9">
+  <w:abstractNum w:abstractNumId="9" w15:restartNumberingAfterBreak="0">
     <w:nsid w:val="598F1CE7"/>
     <w:multiLevelType w:val="hybridMultilevel"/>
     <w:tmpl w:val="112400A0"/>
@@ -9463,7 +9479,7 @@
       </w:rPr>
     </w:lvl>
   </w:abstractNum>
-  <w:abstractNum w:abstractNumId="10">
+  <w:abstractNum w:abstractNumId="10" w15:restartNumberingAfterBreak="0">
     <w:nsid w:val="5CC235C5"/>
     <w:multiLevelType w:val="hybridMultilevel"/>
     <w:tmpl w:val="9F748E6A"/>
@@ -9552,7 +9568,7 @@
       </w:pPr>
     </w:lvl>
   </w:abstractNum>
-  <w:abstractNum w:abstractNumId="11">
+  <w:abstractNum w:abstractNumId="11" w15:restartNumberingAfterBreak="0">
     <w:nsid w:val="5EE24D32"/>
     <w:multiLevelType w:val="hybridMultilevel"/>
     <w:tmpl w:val="6FF2195C"/>
@@ -9641,47 +9657,47 @@
       </w:pPr>
     </w:lvl>
   </w:abstractNum>
-  <w:num w:numId="1">
+  <w:num w:numId="1" w16cid:durableId="1739396741">
     <w:abstractNumId w:val="5"/>
   </w:num>
-  <w:num w:numId="2">
+  <w:num w:numId="2" w16cid:durableId="1560550956">
     <w:abstractNumId w:val="3"/>
   </w:num>
-  <w:num w:numId="3">
+  <w:num w:numId="3" w16cid:durableId="1277444884">
     <w:abstractNumId w:val="11"/>
   </w:num>
-  <w:num w:numId="4">
+  <w:num w:numId="4" w16cid:durableId="1177425957">
     <w:abstractNumId w:val="9"/>
   </w:num>
-  <w:num w:numId="5">
+  <w:num w:numId="5" w16cid:durableId="1973289623">
     <w:abstractNumId w:val="10"/>
   </w:num>
-  <w:num w:numId="6">
+  <w:num w:numId="6" w16cid:durableId="2047899809">
     <w:abstractNumId w:val="4"/>
   </w:num>
-  <w:num w:numId="7">
+  <w:num w:numId="7" w16cid:durableId="309210085">
     <w:abstractNumId w:val="8"/>
   </w:num>
-  <w:num w:numId="8">
+  <w:num w:numId="8" w16cid:durableId="1933734639">
     <w:abstractNumId w:val="1"/>
   </w:num>
-  <w:num w:numId="9">
+  <w:num w:numId="9" w16cid:durableId="764309194">
     <w:abstractNumId w:val="6"/>
   </w:num>
-  <w:num w:numId="10">
+  <w:num w:numId="10" w16cid:durableId="418720779">
     <w:abstractNumId w:val="7"/>
   </w:num>
-  <w:num w:numId="11">
+  <w:num w:numId="11" w16cid:durableId="1557669344">
     <w:abstractNumId w:val="0"/>
   </w:num>
-  <w:num w:numId="12">
+  <w:num w:numId="12" w16cid:durableId="1684091776">
     <w:abstractNumId w:val="2"/>
   </w:num>
 </w:numbering>
 </file>
 
 <file path=word/styles.xml><?xml version="1.0" encoding="utf-8"?>
-<w:styles xmlns:mc="http://schemas.openxmlformats.org/markup-compatibility/2006" xmlns:r="http://schemas.openxmlformats.org/officeDocument/2006/relationships" xmlns:w="http://schemas.openxmlformats.org/wordprocessingml/2006/main" xmlns:w14="http://schemas.microsoft.com/office/word/2010/wordml" mc:Ignorable="w14">
+<w:styles xmlns:mc="http://schemas.openxmlformats.org/markup-compatibility/2006" xmlns:r="http://schemas.openxmlformats.org/officeDocument/2006/relationships" xmlns:w="http://schemas.openxmlformats.org/wordprocessingml/2006/main" xmlns:w14="http://schemas.microsoft.com/office/word/2010/wordml" xmlns:w15="http://schemas.microsoft.com/office/word/2012/wordml" xmlns:w16cex="http://schemas.microsoft.com/office/word/2018/wordml/cex" xmlns:w16cid="http://schemas.microsoft.com/office/word/2016/wordml/cid" xmlns:w16="http://schemas.microsoft.com/office/word/2018/wordml" xmlns:w16sdtdh="http://schemas.microsoft.com/office/word/2020/wordml/sdtdatahash" xmlns:w16se="http://schemas.microsoft.com/office/word/2015/wordml/symex" mc:Ignorable="w14 w15 w16se w16cid w16 w16cex w16sdtdh">
   <w:docDefaults>
     <w:rPrDefault>
       <w:rPr>
@@ -9697,144 +9713,383 @@
       </w:pPr>
     </w:pPrDefault>
   </w:docDefaults>
-  <w:latentStyles w:defLockedState="0" w:defUIPriority="99" w:defSemiHidden="1" w:defUnhideWhenUsed="1" w:defQFormat="0" w:count="267">
-    <w:lsdException w:name="Normal" w:semiHidden="0" w:uiPriority="0" w:unhideWhenUsed="0" w:qFormat="1"/>
-    <w:lsdException w:name="heading 1" w:semiHidden="0" w:uiPriority="9" w:unhideWhenUsed="0" w:qFormat="1"/>
-    <w:lsdException w:name="heading 2" w:uiPriority="9" w:qFormat="1"/>
-    <w:lsdException w:name="heading 3" w:uiPriority="9" w:qFormat="1"/>
-    <w:lsdException w:name="heading 4" w:uiPriority="9" w:qFormat="1"/>
-    <w:lsdException w:name="heading 5" w:uiPriority="9" w:qFormat="1"/>
-    <w:lsdException w:name="heading 6" w:uiPriority="9" w:qFormat="1"/>
-    <w:lsdException w:name="heading 7" w:uiPriority="9" w:qFormat="1"/>
-    <w:lsdException w:name="heading 8" w:uiPriority="9" w:qFormat="1"/>
-    <w:lsdException w:name="heading 9" w:uiPriority="9" w:qFormat="1"/>
-    <w:lsdException w:name="toc 1" w:uiPriority="39"/>
-    <w:lsdException w:name="toc 2" w:uiPriority="39"/>
-    <w:lsdException w:name="toc 3" w:uiPriority="39"/>
-    <w:lsdException w:name="toc 4" w:uiPriority="39"/>
-    <w:lsdException w:name="toc 5" w:uiPriority="39"/>
-    <w:lsdException w:name="toc 6" w:uiPriority="39"/>
-    <w:lsdException w:name="toc 7" w:uiPriority="39"/>
-    <w:lsdException w:name="toc 8" w:uiPriority="39"/>
-    <w:lsdException w:name="toc 9" w:uiPriority="39"/>
-    <w:lsdException w:name="caption" w:uiPriority="35" w:qFormat="1"/>
-    <w:lsdException w:name="Title" w:semiHidden="0" w:uiPriority="10" w:unhideWhenUsed="0" w:qFormat="1"/>
-    <w:lsdException w:name="Default Paragraph Font" w:uiPriority="1"/>
-    <w:lsdException w:name="Subtitle" w:semiHidden="0" w:uiPriority="11" w:unhideWhenUsed="0" w:qFormat="1"/>
-    <w:lsdException w:name="Strong" w:semiHidden="0" w:uiPriority="22" w:unhideWhenUsed="0" w:qFormat="1"/>
-    <w:lsdException w:name="Emphasis" w:semiHidden="0" w:uiPriority="20" w:unhideWhenUsed="0" w:qFormat="1"/>
-    <w:lsdException w:name="Table Grid" w:semiHidden="0" w:uiPriority="59" w:unhideWhenUsed="0"/>
-    <w:lsdException w:name="Placeholder Text" w:unhideWhenUsed="0"/>
-    <w:lsdException w:name="No Spacing" w:semiHidden="0" w:uiPriority="1" w:unhideWhenUsed="0" w:qFormat="1"/>
-    <w:lsdException w:name="Light Shading" w:semiHidden="0" w:uiPriority="60" w:unhideWhenUsed="0"/>
-    <w:lsdException w:name="Light List" w:semiHidden="0" w:uiPriority="61" w:unhideWhenUsed="0"/>
-    <w:lsdException w:name="Light Grid" w:semiHidden="0" w:uiPriority="62" w:unhideWhenUsed="0"/>
-    <w:lsdException w:name="Medium Shading 1" w:semiHidden="0" w:uiPriority="63" w:unhideWhenUsed="0"/>
-    <w:lsdException w:name="Medium Shading 2" w:semiHidden="0" w:uiPriority="64" w:unhideWhenUsed="0"/>
-    <w:lsdException w:name="Medium List 1" w:semiHidden="0" w:uiPriority="65" w:unhideWhenUsed="0"/>
-    <w:lsdException w:name="Medium List 2" w:semiHidden="0" w:uiPriority="66" w:unhideWhenUsed="0"/>
-    <w:lsdException w:name="Medium Grid 1" w:semiHidden="0" w:uiPriority="67" w:unhideWhenUsed="0"/>
-    <w:lsdException w:name="Medium Grid 2" w:semiHidden="0" w:uiPriority="68" w:unhideWhenUsed="0"/>
-    <w:lsdException w:name="Medium Grid 3" w:semiHidden="0" w:uiPriority="69" w:unhideWhenUsed="0"/>
-    <w:lsdException w:name="Dark List" w:semiHidden="0" w:uiPriority="70" w:unhideWhenUsed="0"/>
-    <w:lsdException w:name="Colorful Shading" w:semiHidden="0" w:uiPriority="71" w:unhideWhenUsed="0"/>
-    <w:lsdException w:name="Colorful List" w:semiHidden="0" w:uiPriority="72" w:unhideWhenUsed="0"/>
-    <w:lsdException w:name="Colorful Grid" w:semiHidden="0" w:uiPriority="73" w:unhideWhenUsed="0"/>
-    <w:lsdException w:name="Light Shading Accent 1" w:semiHidden="0" w:uiPriority="60" w:unhideWhenUsed="0"/>
-    <w:lsdException w:name="Light List Accent 1" w:semiHidden="0" w:uiPriority="61" w:unhideWhenUsed="0"/>
-    <w:lsdException w:name="Light Grid Accent 1" w:semiHidden="0" w:uiPriority="62" w:unhideWhenUsed="0"/>
-    <w:lsdException w:name="Medium Shading 1 Accent 1" w:semiHidden="0" w:uiPriority="63" w:unhideWhenUsed="0"/>
-    <w:lsdException w:name="Medium Shading 2 Accent 1" w:semiHidden="0" w:uiPriority="64" w:unhideWhenUsed="0"/>
-    <w:lsdException w:name="Medium List 1 Accent 1" w:semiHidden="0" w:uiPriority="65" w:unhideWhenUsed="0"/>
-    <w:lsdException w:name="Revision" w:unhideWhenUsed="0"/>
-    <w:lsdException w:name="List Paragraph" w:semiHidden="0" w:uiPriority="34" w:unhideWhenUsed="0" w:qFormat="1"/>
-    <w:lsdException w:name="Quote" w:semiHidden="0" w:uiPriority="29" w:unhideWhenUsed="0" w:qFormat="1"/>
-    <w:lsdException w:name="Intense Quote" w:semiHidden="0" w:uiPriority="30" w:unhideWhenUsed="0" w:qFormat="1"/>
-    <w:lsdException w:name="Medium List 2 Accent 1" w:semiHidden="0" w:uiPriority="66" w:unhideWhenUsed="0"/>
-    <w:lsdException w:name="Medium Grid 1 Accent 1" w:semiHidden="0" w:uiPriority="67" w:unhideWhenUsed="0"/>
-    <w:lsdException w:name="Medium Grid 2 Accent 1" w:semiHidden="0" w:uiPriority="68" w:unhideWhenUsed="0"/>
-    <w:lsdException w:name="Medium Grid 3 Accent 1" w:semiHidden="0" w:uiPriority="69" w:unhideWhenUsed="0"/>
-    <w:lsdException w:name="Dark List Accent 1" w:semiHidden="0" w:uiPriority="70" w:unhideWhenUsed="0"/>
-    <w:lsdException w:name="Colorful Shading Accent 1" w:semiHidden="0" w:uiPriority="71" w:unhideWhenUsed="0"/>
-    <w:lsdException w:name="Colorful List Accent 1" w:semiHidden="0" w:uiPriority="72" w:unhideWhenUsed="0"/>
-    <w:lsdException w:name="Colorful Grid Accent 1" w:semiHidden="0" w:uiPriority="73" w:unhideWhenUsed="0"/>
-    <w:lsdException w:name="Light Shading Accent 2" w:semiHidden="0" w:uiPriority="60" w:unhideWhenUsed="0"/>
-    <w:lsdException w:name="Light List Accent 2" w:semiHidden="0" w:uiPriority="61" w:unhideWhenUsed="0"/>
-    <w:lsdException w:name="Light Grid Accent 2" w:semiHidden="0" w:uiPriority="62" w:unhideWhenUsed="0"/>
-    <w:lsdException w:name="Medium Shading 1 Accent 2" w:semiHidden="0" w:uiPriority="63" w:unhideWhenUsed="0"/>
-    <w:lsdException w:name="Medium Shading 2 Accent 2" w:semiHidden="0" w:uiPriority="64" w:unhideWhenUsed="0"/>
-    <w:lsdException w:name="Medium List 1 Accent 2" w:semiHidden="0" w:uiPriority="65" w:unhideWhenUsed="0"/>
-    <w:lsdException w:name="Medium List 2 Accent 2" w:semiHidden="0" w:uiPriority="66" w:unhideWhenUsed="0"/>
-    <w:lsdException w:name="Medium Grid 1 Accent 2" w:semiHidden="0" w:uiPriority="67" w:unhideWhenUsed="0"/>
-    <w:lsdException w:name="Medium Grid 2 Accent 2" w:semiHidden="0" w:uiPriority="68" w:unhideWhenUsed="0"/>
-    <w:lsdException w:name="Medium Grid 3 Accent 2" w:semiHidden="0" w:uiPriority="69" w:unhideWhenUsed="0"/>
-    <w:lsdException w:name="Dark List Accent 2" w:semiHidden="0" w:uiPriority="70" w:unhideWhenUsed="0"/>
-    <w:lsdException w:name="Colorful Shading Accent 2" w:semiHidden="0" w:uiPriority="71" w:unhideWhenUsed="0"/>
-    <w:lsdException w:name="Colorful List Accent 2" w:semiHidden="0" w:uiPriority="72" w:unhideWhenUsed="0"/>
-    <w:lsdException w:name="Colorful Grid Accent 2" w:semiHidden="0" w:uiPriority="73" w:unhideWhenUsed="0"/>
-    <w:lsdException w:name="Light Shading Accent 3" w:semiHidden="0" w:uiPriority="60" w:unhideWhenUsed="0"/>
-    <w:lsdException w:name="Light List Accent 3" w:semiHidden="0" w:uiPriority="61" w:unhideWhenUsed="0"/>
-    <w:lsdException w:name="Light Grid Accent 3" w:semiHidden="0" w:uiPriority="62" w:unhideWhenUsed="0"/>
-    <w:lsdException w:name="Medium Shading 1 Accent 3" w:semiHidden="0" w:uiPriority="63" w:unhideWhenUsed="0"/>
-    <w:lsdException w:name="Medium Shading 2 Accent 3" w:semiHidden="0" w:uiPriority="64" w:unhideWhenUsed="0"/>
-    <w:lsdException w:name="Medium List 1 Accent 3" w:semiHidden="0" w:uiPriority="65" w:unhideWhenUsed="0"/>
-    <w:lsdException w:name="Medium List 2 Accent 3" w:semiHidden="0" w:uiPriority="66" w:unhideWhenUsed="0"/>
-    <w:lsdException w:name="Medium Grid 1 Accent 3" w:semiHidden="0" w:uiPriority="67" w:unhideWhenUsed="0"/>
-    <w:lsdException w:name="Medium Grid 2 Accent 3" w:semiHidden="0" w:uiPriority="68" w:unhideWhenUsed="0"/>
-    <w:lsdException w:name="Medium Grid 3 Accent 3" w:semiHidden="0" w:uiPriority="69" w:unhideWhenUsed="0"/>
-    <w:lsdException w:name="Dark List Accent 3" w:semiHidden="0" w:uiPriority="70" w:unhideWhenUsed="0"/>
-    <w:lsdException w:name="Colorful Shading Accent 3" w:semiHidden="0" w:uiPriority="71" w:unhideWhenUsed="0"/>
-    <w:lsdException w:name="Colorful List Accent 3" w:semiHidden="0" w:uiPriority="72" w:unhideWhenUsed="0"/>
-    <w:lsdException w:name="Colorful Grid Accent 3" w:semiHidden="0" w:uiPriority="73" w:unhideWhenUsed="0"/>
-    <w:lsdException w:name="Light Shading Accent 4" w:semiHidden="0" w:uiPriority="60" w:unhideWhenUsed="0"/>
-    <w:lsdException w:name="Light List Accent 4" w:semiHidden="0" w:uiPriority="61" w:unhideWhenUsed="0"/>
-    <w:lsdException w:name="Light Grid Accent 4" w:semiHidden="0" w:uiPriority="62" w:unhideWhenUsed="0"/>
-    <w:lsdException w:name="Medium Shading 1 Accent 4" w:semiHidden="0" w:uiPriority="63" w:unhideWhenUsed="0"/>
-    <w:lsdException w:name="Medium Shading 2 Accent 4" w:semiHidden="0" w:uiPriority="64" w:unhideWhenUsed="0"/>
-    <w:lsdException w:name="Medium List 1 Accent 4" w:semiHidden="0" w:uiPriority="65" w:unhideWhenUsed="0"/>
-    <w:lsdException w:name="Medium List 2 Accent 4" w:semiHidden="0" w:uiPriority="66" w:unhideWhenUsed="0"/>
-    <w:lsdException w:name="Medium Grid 1 Accent 4" w:semiHidden="0" w:uiPriority="67" w:unhideWhenUsed="0"/>
-    <w:lsdException w:name="Medium Grid 2 Accent 4" w:semiHidden="0" w:uiPriority="68" w:unhideWhenUsed="0"/>
-    <w:lsdException w:name="Medium Grid 3 Accent 4" w:semiHidden="0" w:uiPriority="69" w:unhideWhenUsed="0"/>
-    <w:lsdException w:name="Dark List Accent 4" w:semiHidden="0" w:uiPriority="70" w:unhideWhenUsed="0"/>
-    <w:lsdException w:name="Colorful Shading Accent 4" w:semiHidden="0" w:uiPriority="71" w:unhideWhenUsed="0"/>
-    <w:lsdException w:name="Colorful List Accent 4" w:semiHidden="0" w:uiPriority="72" w:unhideWhenUsed="0"/>
-    <w:lsdException w:name="Colorful Grid Accent 4" w:semiHidden="0" w:uiPriority="73" w:unhideWhenUsed="0"/>
-    <w:lsdException w:name="Light Shading Accent 5" w:semiHidden="0" w:uiPriority="60" w:unhideWhenUsed="0"/>
-    <w:lsdException w:name="Light List Accent 5" w:semiHidden="0" w:uiPriority="61" w:unhideWhenUsed="0"/>
-    <w:lsdException w:name="Light Grid Accent 5" w:semiHidden="0" w:uiPriority="62" w:unhideWhenUsed="0"/>
-    <w:lsdException w:name="Medium Shading 1 Accent 5" w:semiHidden="0" w:uiPriority="63" w:unhideWhenUsed="0"/>
-    <w:lsdException w:name="Medium Shading 2 Accent 5" w:semiHidden="0" w:uiPriority="64" w:unhideWhenUsed="0"/>
-    <w:lsdException w:name="Medium List 1 Accent 5" w:semiHidden="0" w:uiPriority="65" w:unhideWhenUsed="0"/>
-    <w:lsdException w:name="Medium List 2 Accent 5" w:semiHidden="0" w:uiPriority="66" w:unhideWhenUsed="0"/>
-    <w:lsdException w:name="Medium Grid 1 Accent 5" w:semiHidden="0" w:uiPriority="67" w:unhideWhenUsed="0"/>
-    <w:lsdException w:name="Medium Grid 2 Accent 5" w:semiHidden="0" w:uiPriority="68" w:unhideWhenUsed="0"/>
-    <w:lsdException w:name="Medium Grid 3 Accent 5" w:semiHidden="0" w:uiPriority="69" w:unhideWhenUsed="0"/>
-    <w:lsdException w:name="Dark List Accent 5" w:semiHidden="0" w:uiPriority="70" w:unhideWhenUsed="0"/>
-    <w:lsdException w:name="Colorful Shading Accent 5" w:semiHidden="0" w:uiPriority="71" w:unhideWhenUsed="0"/>
-    <w:lsdException w:name="Colorful List Accent 5" w:semiHidden="0" w:uiPriority="72" w:unhideWhenUsed="0"/>
-    <w:lsdException w:name="Colorful Grid Accent 5" w:semiHidden="0" w:uiPriority="73" w:unhideWhenUsed="0"/>
-    <w:lsdException w:name="Light Shading Accent 6" w:semiHidden="0" w:uiPriority="60" w:unhideWhenUsed="0"/>
-    <w:lsdException w:name="Light List Accent 6" w:semiHidden="0" w:uiPriority="61" w:unhideWhenUsed="0"/>
-    <w:lsdException w:name="Light Grid Accent 6" w:semiHidden="0" w:uiPriority="62" w:unhideWhenUsed="0"/>
-    <w:lsdException w:name="Medium Shading 1 Accent 6" w:semiHidden="0" w:uiPriority="63" w:unhideWhenUsed="0"/>
-    <w:lsdException w:name="Medium Shading 2 Accent 6" w:semiHidden="0" w:uiPriority="64" w:unhideWhenUsed="0"/>
-    <w:lsdException w:name="Medium List 1 Accent 6" w:semiHidden="0" w:uiPriority="65" w:unhideWhenUsed="0"/>
-    <w:lsdException w:name="Medium List 2 Accent 6" w:semiHidden="0" w:uiPriority="66" w:unhideWhenUsed="0"/>
-    <w:lsdException w:name="Medium Grid 1 Accent 6" w:semiHidden="0" w:uiPriority="67" w:unhideWhenUsed="0"/>
-    <w:lsdException w:name="Medium Grid 2 Accent 6" w:semiHidden="0" w:uiPriority="68" w:unhideWhenUsed="0"/>
-    <w:lsdException w:name="Medium Grid 3 Accent 6" w:semiHidden="0" w:uiPriority="69" w:unhideWhenUsed="0"/>
-    <w:lsdException w:name="Dark List Accent 6" w:semiHidden="0" w:uiPriority="70" w:unhideWhenUsed="0"/>
-    <w:lsdException w:name="Colorful Shading Accent 6" w:semiHidden="0" w:uiPriority="71" w:unhideWhenUsed="0"/>
-    <w:lsdException w:name="Colorful List Accent 6" w:semiHidden="0" w:uiPriority="72" w:unhideWhenUsed="0"/>
-    <w:lsdException w:name="Colorful Grid Accent 6" w:semiHidden="0" w:uiPriority="73" w:unhideWhenUsed="0"/>
-    <w:lsdException w:name="Subtle Emphasis" w:semiHidden="0" w:uiPriority="19" w:unhideWhenUsed="0" w:qFormat="1"/>
-    <w:lsdException w:name="Intense Emphasis" w:semiHidden="0" w:uiPriority="21" w:unhideWhenUsed="0" w:qFormat="1"/>
-    <w:lsdException w:name="Subtle Reference" w:semiHidden="0" w:uiPriority="31" w:unhideWhenUsed="0" w:qFormat="1"/>
-    <w:lsdException w:name="Intense Reference" w:semiHidden="0" w:uiPriority="32" w:unhideWhenUsed="0" w:qFormat="1"/>
-    <w:lsdException w:name="Book Title" w:semiHidden="0" w:uiPriority="33" w:unhideWhenUsed="0" w:qFormat="1"/>
-    <w:lsdException w:name="Bibliography" w:uiPriority="37"/>
-    <w:lsdException w:name="TOC Heading" w:uiPriority="39" w:qFormat="1"/>
+  <w:latentStyles w:defLockedState="0" w:defUIPriority="99" w:defSemiHidden="0" w:defUnhideWhenUsed="0" w:defQFormat="0" w:count="376">
+    <w:lsdException w:name="Normal" w:uiPriority="0" w:qFormat="1"/>
+    <w:lsdException w:name="heading 1" w:uiPriority="9" w:qFormat="1"/>
+    <w:lsdException w:name="heading 2" w:semiHidden="1" w:uiPriority="9" w:unhideWhenUsed="1" w:qFormat="1"/>
+    <w:lsdException w:name="heading 3" w:semiHidden="1" w:uiPriority="9" w:unhideWhenUsed="1" w:qFormat="1"/>
+    <w:lsdException w:name="heading 4" w:semiHidden="1" w:uiPriority="9" w:unhideWhenUsed="1" w:qFormat="1"/>
+    <w:lsdException w:name="heading 5" w:semiHidden="1" w:uiPriority="9" w:unhideWhenUsed="1" w:qFormat="1"/>
+    <w:lsdException w:name="heading 6" w:semiHidden="1" w:uiPriority="9" w:unhideWhenUsed="1" w:qFormat="1"/>
+    <w:lsdException w:name="heading 7" w:semiHidden="1" w:uiPriority="9" w:unhideWhenUsed="1" w:qFormat="1"/>
+    <w:lsdException w:name="heading 8" w:semiHidden="1" w:uiPriority="9" w:unhideWhenUsed="1" w:qFormat="1"/>
+    <w:lsdException w:name="heading 9" w:semiHidden="1" w:uiPriority="9" w:unhideWhenUsed="1" w:qFormat="1"/>
+    <w:lsdException w:name="index 1" w:semiHidden="1" w:unhideWhenUsed="1"/>
+    <w:lsdException w:name="index 2" w:semiHidden="1" w:unhideWhenUsed="1"/>
+    <w:lsdException w:name="index 3" w:semiHidden="1" w:unhideWhenUsed="1"/>
+    <w:lsdException w:name="index 4" w:semiHidden="1" w:unhideWhenUsed="1"/>
+    <w:lsdException w:name="index 5" w:semiHidden="1" w:unhideWhenUsed="1"/>
+    <w:lsdException w:name="index 6" w:semiHidden="1" w:unhideWhenUsed="1"/>
+    <w:lsdException w:name="index 7" w:semiHidden="1" w:unhideWhenUsed="1"/>
+    <w:lsdException w:name="index 8" w:semiHidden="1" w:unhideWhenUsed="1"/>
+    <w:lsdException w:name="index 9" w:semiHidden="1" w:unhideWhenUsed="1"/>
+    <w:lsdException w:name="toc 1" w:semiHidden="1" w:uiPriority="39" w:unhideWhenUsed="1"/>
+    <w:lsdException w:name="toc 2" w:semiHidden="1" w:uiPriority="39" w:unhideWhenUsed="1"/>
+    <w:lsdException w:name="toc 3" w:semiHidden="1" w:uiPriority="39" w:unhideWhenUsed="1"/>
+    <w:lsdException w:name="toc 4" w:semiHidden="1" w:uiPriority="39" w:unhideWhenUsed="1"/>
+    <w:lsdException w:name="toc 5" w:semiHidden="1" w:uiPriority="39" w:unhideWhenUsed="1"/>
+    <w:lsdException w:name="toc 6" w:semiHidden="1" w:uiPriority="39" w:unhideWhenUsed="1"/>
+    <w:lsdException w:name="toc 7" w:semiHidden="1" w:uiPriority="39" w:unhideWhenUsed="1"/>
+    <w:lsdException w:name="toc 8" w:semiHidden="1" w:uiPriority="39" w:unhideWhenUsed="1"/>
+    <w:lsdException w:name="toc 9" w:semiHidden="1" w:uiPriority="39" w:unhideWhenUsed="1"/>
+    <w:lsdException w:name="Normal Indent" w:semiHidden="1" w:unhideWhenUsed="1"/>
+    <w:lsdException w:name="footnote text" w:semiHidden="1" w:unhideWhenUsed="1"/>
+    <w:lsdException w:name="annotation text" w:semiHidden="1" w:unhideWhenUsed="1"/>
+    <w:lsdException w:name="header" w:semiHidden="1" w:unhideWhenUsed="1"/>
+    <w:lsdException w:name="footer" w:semiHidden="1" w:unhideWhenUsed="1"/>
+    <w:lsdException w:name="index heading" w:semiHidden="1" w:unhideWhenUsed="1"/>
+    <w:lsdException w:name="caption" w:semiHidden="1" w:uiPriority="35" w:unhideWhenUsed="1" w:qFormat="1"/>
+    <w:lsdException w:name="table of figures" w:semiHidden="1" w:unhideWhenUsed="1"/>
+    <w:lsdException w:name="envelope address" w:semiHidden="1" w:unhideWhenUsed="1"/>
+    <w:lsdException w:name="envelope return" w:semiHidden="1" w:unhideWhenUsed="1"/>
+    <w:lsdException w:name="footnote reference" w:semiHidden="1" w:unhideWhenUsed="1"/>
+    <w:lsdException w:name="annotation reference" w:semiHidden="1" w:unhideWhenUsed="1"/>
+    <w:lsdException w:name="line number" w:semiHidden="1" w:unhideWhenUsed="1"/>
+    <w:lsdException w:name="page number" w:semiHidden="1" w:unhideWhenUsed="1"/>
+    <w:lsdException w:name="endnote reference" w:semiHidden="1" w:unhideWhenUsed="1"/>
+    <w:lsdException w:name="endnote text" w:semiHidden="1" w:unhideWhenUsed="1"/>
+    <w:lsdException w:name="table of authorities" w:semiHidden="1" w:unhideWhenUsed="1"/>
+    <w:lsdException w:name="macro" w:semiHidden="1" w:unhideWhenUsed="1"/>
+    <w:lsdException w:name="toa heading" w:semiHidden="1" w:unhideWhenUsed="1"/>
+    <w:lsdException w:name="List" w:semiHidden="1" w:unhideWhenUsed="1"/>
+    <w:lsdException w:name="List Bullet" w:semiHidden="1" w:unhideWhenUsed="1"/>
+    <w:lsdException w:name="List Number" w:semiHidden="1" w:unhideWhenUsed="1"/>
+    <w:lsdException w:name="List 2" w:semiHidden="1" w:unhideWhenUsed="1"/>
+    <w:lsdException w:name="List 3" w:semiHidden="1" w:unhideWhenUsed="1"/>
+    <w:lsdException w:name="List 4" w:semiHidden="1" w:unhideWhenUsed="1"/>
+    <w:lsdException w:name="List 5" w:semiHidden="1" w:unhideWhenUsed="1"/>
+    <w:lsdException w:name="List Bullet 2" w:semiHidden="1" w:unhideWhenUsed="1"/>
+    <w:lsdException w:name="List Bullet 3" w:semiHidden="1" w:unhideWhenUsed="1"/>
+    <w:lsdException w:name="List Bullet 4" w:semiHidden="1" w:unhideWhenUsed="1"/>
+    <w:lsdException w:name="List Bullet 5" w:semiHidden="1" w:unhideWhenUsed="1"/>
+    <w:lsdException w:name="List Number 2" w:semiHidden="1" w:unhideWhenUsed="1"/>
+    <w:lsdException w:name="List Number 3" w:semiHidden="1" w:unhideWhenUsed="1"/>
+    <w:lsdException w:name="List Number 4" w:semiHidden="1" w:unhideWhenUsed="1"/>
+    <w:lsdException w:name="List Number 5" w:semiHidden="1" w:unhideWhenUsed="1"/>
+    <w:lsdException w:name="Title" w:uiPriority="10" w:qFormat="1"/>
+    <w:lsdException w:name="Closing" w:semiHidden="1" w:unhideWhenUsed="1"/>
+    <w:lsdException w:name="Signature" w:semiHidden="1" w:unhideWhenUsed="1"/>
+    <w:lsdException w:name="Default Paragraph Font" w:semiHidden="1" w:uiPriority="1" w:unhideWhenUsed="1"/>
+    <w:lsdException w:name="Body Text" w:semiHidden="1" w:unhideWhenUsed="1"/>
+    <w:lsdException w:name="Body Text Indent" w:semiHidden="1" w:unhideWhenUsed="1"/>
+    <w:lsdException w:name="List Continue" w:semiHidden="1" w:unhideWhenUsed="1"/>
+    <w:lsdException w:name="List Continue 2" w:semiHidden="1" w:unhideWhenUsed="1"/>
+    <w:lsdException w:name="List Continue 3" w:semiHidden="1" w:unhideWhenUsed="1"/>
+    <w:lsdException w:name="List Continue 4" w:semiHidden="1" w:unhideWhenUsed="1"/>
+    <w:lsdException w:name="List Continue 5" w:semiHidden="1" w:unhideWhenUsed="1"/>
+    <w:lsdException w:name="Message Header" w:semiHidden="1" w:unhideWhenUsed="1"/>
+    <w:lsdException w:name="Subtitle" w:uiPriority="11" w:qFormat="1"/>
+    <w:lsdException w:name="Salutation" w:semiHidden="1" w:unhideWhenUsed="1"/>
+    <w:lsdException w:name="Date" w:semiHidden="1" w:unhideWhenUsed="1"/>
+    <w:lsdException w:name="Body Text First Indent" w:semiHidden="1" w:unhideWhenUsed="1"/>
+    <w:lsdException w:name="Body Text First Indent 2" w:semiHidden="1" w:unhideWhenUsed="1"/>
+    <w:lsdException w:name="Note Heading" w:semiHidden="1" w:unhideWhenUsed="1"/>
+    <w:lsdException w:name="Body Text 2" w:semiHidden="1" w:unhideWhenUsed="1"/>
+    <w:lsdException w:name="Body Text 3" w:semiHidden="1" w:unhideWhenUsed="1"/>
+    <w:lsdException w:name="Body Text Indent 2" w:semiHidden="1" w:unhideWhenUsed="1"/>
+    <w:lsdException w:name="Body Text Indent 3" w:semiHidden="1" w:unhideWhenUsed="1"/>
+    <w:lsdException w:name="Block Text" w:semiHidden="1" w:unhideWhenUsed="1"/>
+    <w:lsdException w:name="Hyperlink" w:semiHidden="1" w:unhideWhenUsed="1"/>
+    <w:lsdException w:name="FollowedHyperlink" w:semiHidden="1" w:unhideWhenUsed="1"/>
+    <w:lsdException w:name="Strong" w:uiPriority="22" w:qFormat="1"/>
+    <w:lsdException w:name="Emphasis" w:uiPriority="20" w:qFormat="1"/>
+    <w:lsdException w:name="Document Map" w:semiHidden="1" w:unhideWhenUsed="1"/>
+    <w:lsdException w:name="Plain Text" w:semiHidden="1" w:unhideWhenUsed="1"/>
+    <w:lsdException w:name="E-mail Signature" w:semiHidden="1" w:unhideWhenUsed="1"/>
+    <w:lsdException w:name="HTML Top of Form" w:semiHidden="1" w:unhideWhenUsed="1"/>
+    <w:lsdException w:name="HTML Bottom of Form" w:semiHidden="1" w:unhideWhenUsed="1"/>
+    <w:lsdException w:name="Normal (Web)" w:semiHidden="1" w:unhideWhenUsed="1"/>
+    <w:lsdException w:name="HTML Acronym" w:semiHidden="1" w:unhideWhenUsed="1"/>
+    <w:lsdException w:name="HTML Address" w:semiHidden="1" w:unhideWhenUsed="1"/>
+    <w:lsdException w:name="HTML Cite" w:semiHidden="1" w:unhideWhenUsed="1"/>
+    <w:lsdException w:name="HTML Code" w:semiHidden="1" w:unhideWhenUsed="1"/>
+    <w:lsdException w:name="HTML Definition" w:semiHidden="1" w:unhideWhenUsed="1"/>
+    <w:lsdException w:name="HTML Keyboard" w:semiHidden="1" w:unhideWhenUsed="1"/>
+    <w:lsdException w:name="HTML Preformatted" w:semiHidden="1" w:unhideWhenUsed="1"/>
+    <w:lsdException w:name="HTML Sample" w:semiHidden="1" w:unhideWhenUsed="1"/>
+    <w:lsdException w:name="HTML Typewriter" w:semiHidden="1" w:unhideWhenUsed="1"/>
+    <w:lsdException w:name="HTML Variable" w:semiHidden="1" w:unhideWhenUsed="1"/>
+    <w:lsdException w:name="Normal Table" w:semiHidden="1" w:unhideWhenUsed="1"/>
+    <w:lsdException w:name="annotation subject" w:semiHidden="1" w:unhideWhenUsed="1"/>
+    <w:lsdException w:name="No List" w:semiHidden="1" w:unhideWhenUsed="1"/>
+    <w:lsdException w:name="Outline List 1" w:semiHidden="1" w:unhideWhenUsed="1"/>
+    <w:lsdException w:name="Outline List 2" w:semiHidden="1" w:unhideWhenUsed="1"/>
+    <w:lsdException w:name="Outline List 3" w:semiHidden="1" w:unhideWhenUsed="1"/>
+    <w:lsdException w:name="Table Simple 1" w:semiHidden="1" w:unhideWhenUsed="1"/>
+    <w:lsdException w:name="Table Simple 2" w:semiHidden="1" w:unhideWhenUsed="1"/>
+    <w:lsdException w:name="Table Simple 3" w:semiHidden="1" w:unhideWhenUsed="1"/>
+    <w:lsdException w:name="Table Classic 1" w:semiHidden="1" w:unhideWhenUsed="1"/>
+    <w:lsdException w:name="Table Classic 2" w:semiHidden="1" w:unhideWhenUsed="1"/>
+    <w:lsdException w:name="Table Classic 3" w:semiHidden="1" w:unhideWhenUsed="1"/>
+    <w:lsdException w:name="Table Classic 4" w:semiHidden="1" w:unhideWhenUsed="1"/>
+    <w:lsdException w:name="Table Colorful 1" w:semiHidden="1" w:unhideWhenUsed="1"/>
+    <w:lsdException w:name="Table Colorful 2" w:semiHidden="1" w:unhideWhenUsed="1"/>
+    <w:lsdException w:name="Table Colorful 3" w:semiHidden="1" w:unhideWhenUsed="1"/>
+    <w:lsdException w:name="Table Columns 1" w:semiHidden="1" w:unhideWhenUsed="1"/>
+    <w:lsdException w:name="Table Columns 2" w:semiHidden="1" w:unhideWhenUsed="1"/>
+    <w:lsdException w:name="Table Columns 3" w:semiHidden="1" w:unhideWhenUsed="1"/>
+    <w:lsdException w:name="Table Columns 4" w:semiHidden="1" w:unhideWhenUsed="1"/>
+    <w:lsdException w:name="Table Columns 5" w:semiHidden="1" w:unhideWhenUsed="1"/>
+    <w:lsdException w:name="Table Grid 1" w:semiHidden="1" w:unhideWhenUsed="1"/>
+    <w:lsdException w:name="Table Grid 2" w:semiHidden="1" w:unhideWhenUsed="1"/>
+    <w:lsdException w:name="Table Grid 3" w:semiHidden="1" w:unhideWhenUsed="1"/>
+    <w:lsdException w:name="Table Grid 4" w:semiHidden="1" w:unhideWhenUsed="1"/>
+    <w:lsdException w:name="Table Grid 5" w:semiHidden="1" w:unhideWhenUsed="1"/>
+    <w:lsdException w:name="Table Grid 6" w:semiHidden="1" w:unhideWhenUsed="1"/>
+    <w:lsdException w:name="Table Grid 7" w:semiHidden="1" w:unhideWhenUsed="1"/>
+    <w:lsdException w:name="Table Grid 8" w:semiHidden="1" w:unhideWhenUsed="1"/>
+    <w:lsdException w:name="Table List 1" w:semiHidden="1" w:unhideWhenUsed="1"/>
+    <w:lsdException w:name="Table List 2" w:semiHidden="1" w:unhideWhenUsed="1"/>
+    <w:lsdException w:name="Table List 3" w:semiHidden="1" w:unhideWhenUsed="1"/>
+    <w:lsdException w:name="Table List 4" w:semiHidden="1" w:unhideWhenUsed="1"/>
+    <w:lsdException w:name="Table List 5" w:semiHidden="1" w:unhideWhenUsed="1"/>
+    <w:lsdException w:name="Table List 6" w:semiHidden="1" w:unhideWhenUsed="1"/>
+    <w:lsdException w:name="Table List 7" w:semiHidden="1" w:unhideWhenUsed="1"/>
+    <w:lsdException w:name="Table List 8" w:semiHidden="1" w:unhideWhenUsed="1"/>
+    <w:lsdException w:name="Table 3D effects 1" w:semiHidden="1" w:unhideWhenUsed="1"/>
+    <w:lsdException w:name="Table 3D effects 2" w:semiHidden="1" w:unhideWhenUsed="1"/>
+    <w:lsdException w:name="Table 3D effects 3" w:semiHidden="1" w:unhideWhenUsed="1"/>
+    <w:lsdException w:name="Table Contemporary" w:semiHidden="1" w:unhideWhenUsed="1"/>
+    <w:lsdException w:name="Table Elegant" w:semiHidden="1" w:unhideWhenUsed="1"/>
+    <w:lsdException w:name="Table Professional" w:semiHidden="1" w:unhideWhenUsed="1"/>
+    <w:lsdException w:name="Table Subtle 1" w:semiHidden="1" w:unhideWhenUsed="1"/>
+    <w:lsdException w:name="Table Subtle 2" w:semiHidden="1" w:unhideWhenUsed="1"/>
+    <w:lsdException w:name="Table Web 1" w:semiHidden="1" w:unhideWhenUsed="1"/>
+    <w:lsdException w:name="Table Web 2" w:semiHidden="1" w:unhideWhenUsed="1"/>
+    <w:lsdException w:name="Table Web 3" w:semiHidden="1" w:unhideWhenUsed="1"/>
+    <w:lsdException w:name="Balloon Text" w:semiHidden="1" w:unhideWhenUsed="1"/>
+    <w:lsdException w:name="Table Grid" w:uiPriority="59"/>
+    <w:lsdException w:name="Table Theme" w:semiHidden="1" w:unhideWhenUsed="1"/>
+    <w:lsdException w:name="Placeholder Text" w:semiHidden="1"/>
+    <w:lsdException w:name="No Spacing" w:uiPriority="1" w:qFormat="1"/>
+    <w:lsdException w:name="Light Shading" w:uiPriority="60"/>
+    <w:lsdException w:name="Light List" w:uiPriority="61"/>
+    <w:lsdException w:name="Light Grid" w:uiPriority="62"/>
+    <w:lsdException w:name="Medium Shading 1" w:uiPriority="63"/>
+    <w:lsdException w:name="Medium Shading 2" w:uiPriority="64"/>
+    <w:lsdException w:name="Medium List 1" w:uiPriority="65"/>
+    <w:lsdException w:name="Medium List 2" w:uiPriority="66"/>
+    <w:lsdException w:name="Medium Grid 1" w:uiPriority="67"/>
+    <w:lsdException w:name="Medium Grid 2" w:uiPriority="68"/>
+    <w:lsdException w:name="Medium Grid 3" w:uiPriority="69"/>
+    <w:lsdException w:name="Dark List" w:uiPriority="70"/>
+    <w:lsdException w:name="Colorful Shading" w:uiPriority="71"/>
+    <w:lsdException w:name="Colorful List" w:uiPriority="72"/>
+    <w:lsdException w:name="Colorful Grid" w:uiPriority="73"/>
+    <w:lsdException w:name="Light Shading Accent 1" w:uiPriority="60"/>
+    <w:lsdException w:name="Light List Accent 1" w:uiPriority="61"/>
+    <w:lsdException w:name="Light Grid Accent 1" w:uiPriority="62"/>
+    <w:lsdException w:name="Medium Shading 1 Accent 1" w:uiPriority="63"/>
+    <w:lsdException w:name="Medium Shading 2 Accent 1" w:uiPriority="64"/>
+    <w:lsdException w:name="Medium List 1 Accent 1" w:uiPriority="65"/>
+    <w:lsdException w:name="Revision" w:semiHidden="1"/>
+    <w:lsdException w:name="List Paragraph" w:uiPriority="34" w:qFormat="1"/>
+    <w:lsdException w:name="Quote" w:uiPriority="29" w:qFormat="1"/>
+    <w:lsdException w:name="Intense Quote" w:uiPriority="30" w:qFormat="1"/>
+    <w:lsdException w:name="Medium List 2 Accent 1" w:uiPriority="66"/>
+    <w:lsdException w:name="Medium Grid 1 Accent 1" w:uiPriority="67"/>
+    <w:lsdException w:name="Medium Grid 2 Accent 1" w:uiPriority="68"/>
+    <w:lsdException w:name="Medium Grid 3 Accent 1" w:uiPriority="69"/>
+    <w:lsdException w:name="Dark List Accent 1" w:uiPriority="70"/>
+    <w:lsdException w:name="Colorful Shading Accent 1" w:uiPriority="71"/>
+    <w:lsdException w:name="Colorful List Accent 1" w:uiPriority="72"/>
+    <w:lsdException w:name="Colorful Grid Accent 1" w:uiPriority="73"/>
+    <w:lsdException w:name="Light Shading Accent 2" w:uiPriority="60"/>
+    <w:lsdException w:name="Light List Accent 2" w:uiPriority="61"/>
+    <w:lsdException w:name="Light Grid Accent 2" w:uiPriority="62"/>
+    <w:lsdException w:name="Medium Shading 1 Accent 2" w:uiPriority="63"/>
+    <w:lsdException w:name="Medium Shading 2 Accent 2" w:uiPriority="64"/>
+    <w:lsdException w:name="Medium List 1 Accent 2" w:uiPriority="65"/>
+    <w:lsdException w:name="Medium List 2 Accent 2" w:uiPriority="66"/>
+    <w:lsdException w:name="Medium Grid 1 Accent 2" w:uiPriority="67"/>
+    <w:lsdException w:name="Medium Grid 2 Accent 2" w:uiPriority="68"/>
+    <w:lsdException w:name="Medium Grid 3 Accent 2" w:uiPriority="69"/>
+    <w:lsdException w:name="Dark List Accent 2" w:uiPriority="70"/>
+    <w:lsdException w:name="Colorful Shading Accent 2" w:uiPriority="71"/>
+    <w:lsdException w:name="Colorful List Accent 2" w:uiPriority="72"/>
+    <w:lsdException w:name="Colorful Grid Accent 2" w:uiPriority="73"/>
+    <w:lsdException w:name="Light Shading Accent 3" w:uiPriority="60"/>
+    <w:lsdException w:name="Light List Accent 3" w:uiPriority="61"/>
+    <w:lsdException w:name="Light Grid Accent 3" w:uiPriority="62"/>
+    <w:lsdException w:name="Medium Shading 1 Accent 3" w:uiPriority="63"/>
+    <w:lsdException w:name="Medium Shading 2 Accent 3" w:uiPriority="64"/>
+    <w:lsdException w:name="Medium List 1 Accent 3" w:uiPriority="65"/>
+    <w:lsdException w:name="Medium List 2 Accent 3" w:uiPriority="66"/>
+    <w:lsdException w:name="Medium Grid 1 Accent 3" w:uiPriority="67"/>
+    <w:lsdException w:name="Medium Grid 2 Accent 3" w:uiPriority="68"/>
+    <w:lsdException w:name="Medium Grid 3 Accent 3" w:uiPriority="69"/>
+    <w:lsdException w:name="Dark List Accent 3" w:uiPriority="70"/>
+    <w:lsdException w:name="Colorful Shading Accent 3" w:uiPriority="71"/>
+    <w:lsdException w:name="Colorful List Accent 3" w:uiPriority="72"/>
+    <w:lsdException w:name="Colorful Grid Accent 3" w:uiPriority="73"/>
+    <w:lsdException w:name="Light Shading Accent 4" w:uiPriority="60"/>
+    <w:lsdException w:name="Light List Accent 4" w:uiPriority="61"/>
+    <w:lsdException w:name="Light Grid Accent 4" w:uiPriority="62"/>
+    <w:lsdException w:name="Medium Shading 1 Accent 4" w:uiPriority="63"/>
+    <w:lsdException w:name="Medium Shading 2 Accent 4" w:uiPriority="64"/>
+    <w:lsdException w:name="Medium List 1 Accent 4" w:uiPriority="65"/>
+    <w:lsdException w:name="Medium List 2 Accent 4" w:uiPriority="66"/>
+    <w:lsdException w:name="Medium Grid 1 Accent 4" w:uiPriority="67"/>
+    <w:lsdException w:name="Medium Grid 2 Accent 4" w:uiPriority="68"/>
+    <w:lsdException w:name="Medium Grid 3 Accent 4" w:uiPriority="69"/>
+    <w:lsdException w:name="Dark List Accent 4" w:uiPriority="70"/>
+    <w:lsdException w:name="Colorful Shading Accent 4" w:uiPriority="71"/>
+    <w:lsdException w:name="Colorful List Accent 4" w:uiPriority="72"/>
+    <w:lsdException w:name="Colorful Grid Accent 4" w:uiPriority="73"/>
+    <w:lsdException w:name="Light Shading Accent 5" w:uiPriority="60"/>
+    <w:lsdException w:name="Light List Accent 5" w:uiPriority="61"/>
+    <w:lsdException w:name="Light Grid Accent 5" w:uiPriority="62"/>
+    <w:lsdException w:name="Medium Shading 1 Accent 5" w:uiPriority="63"/>
+    <w:lsdException w:name="Medium Shading 2 Accent 5" w:uiPriority="64"/>
+    <w:lsdException w:name="Medium List 1 Accent 5" w:uiPriority="65"/>
+    <w:lsdException w:name="Medium List 2 Accent 5" w:uiPriority="66"/>
+    <w:lsdException w:name="Medium Grid 1 Accent 5" w:uiPriority="67"/>
+    <w:lsdException w:name="Medium Grid 2 Accent 5" w:uiPriority="68"/>
+    <w:lsdException w:name="Medium Grid 3 Accent 5" w:uiPriority="69"/>
+    <w:lsdException w:name="Dark List Accent 5" w:uiPriority="70"/>
+    <w:lsdException w:name="Colorful Shading Accent 5" w:uiPriority="71"/>
+    <w:lsdException w:name="Colorful List Accent 5" w:uiPriority="72"/>
+    <w:lsdException w:name="Colorful Grid Accent 5" w:uiPriority="73"/>
+    <w:lsdException w:name="Light Shading Accent 6" w:uiPriority="60"/>
+    <w:lsdException w:name="Light List Accent 6" w:uiPriority="61"/>
+    <w:lsdException w:name="Light Grid Accent 6" w:uiPriority="62"/>
+    <w:lsdException w:name="Medium Shading 1 Accent 6" w:uiPriority="63"/>
+    <w:lsdException w:name="Medium Shading 2 Accent 6" w:uiPriority="64"/>
+    <w:lsdException w:name="Medium List 1 Accent 6" w:uiPriority="65"/>
+    <w:lsdException w:name="Medium List 2 Accent 6" w:uiPriority="66"/>
+    <w:lsdException w:name="Medium Grid 1 Accent 6" w:uiPriority="67"/>
+    <w:lsdException w:name="Medium Grid 2 Accent 6" w:uiPriority="68"/>
+    <w:lsdException w:name="Medium Grid 3 Accent 6" w:uiPriority="69"/>
+    <w:lsdException w:name="Dark List Accent 6" w:uiPriority="70"/>
+    <w:lsdException w:name="Colorful Shading Accent 6" w:uiPriority="71"/>
+    <w:lsdException w:name="Colorful List Accent 6" w:uiPriority="72"/>
+    <w:lsdException w:name="Colorful Grid Accent 6" w:uiPriority="73"/>
+    <w:lsdException w:name="Subtle Emphasis" w:uiPriority="19" w:qFormat="1"/>
+    <w:lsdException w:name="Intense Emphasis" w:uiPriority="21" w:qFormat="1"/>
+    <w:lsdException w:name="Subtle Reference" w:uiPriority="31" w:qFormat="1"/>
+    <w:lsdException w:name="Intense Reference" w:uiPriority="32" w:qFormat="1"/>
+    <w:lsdException w:name="Book Title" w:uiPriority="33" w:qFormat="1"/>
+    <w:lsdException w:name="Bibliography" w:semiHidden="1" w:uiPriority="37" w:unhideWhenUsed="1"/>
+    <w:lsdException w:name="TOC Heading" w:semiHidden="1" w:uiPriority="39" w:unhideWhenUsed="1" w:qFormat="1"/>
+    <w:lsdException w:name="Plain Table 1" w:uiPriority="41"/>
+    <w:lsdException w:name="Plain Table 2" w:uiPriority="42"/>
+    <w:lsdException w:name="Plain Table 3" w:uiPriority="43"/>
+    <w:lsdException w:name="Plain Table 4" w:uiPriority="44"/>
+    <w:lsdException w:name="Plain Table 5" w:uiPriority="45"/>
+    <w:lsdException w:name="Grid Table Light" w:uiPriority="40"/>
+    <w:lsdException w:name="Grid Table 1 Light" w:uiPriority="46"/>
+    <w:lsdException w:name="Grid Table 2" w:uiPriority="47"/>
+    <w:lsdException w:name="Grid Table 3" w:uiPriority="48"/>
+    <w:lsdException w:name="Grid Table 4" w:uiPriority="49"/>
+    <w:lsdException w:name="Grid Table 5 Dark" w:uiPriority="50"/>
+    <w:lsdException w:name="Grid Table 6 Colorful" w:uiPriority="51"/>
+    <w:lsdException w:name="Grid Table 7 Colorful" w:uiPriority="52"/>
+    <w:lsdException w:name="Grid Table 1 Light Accent 1" w:uiPriority="46"/>
+    <w:lsdException w:name="Grid Table 2 Accent 1" w:uiPriority="47"/>
+    <w:lsdException w:name="Grid Table 3 Accent 1" w:uiPriority="48"/>
+    <w:lsdException w:name="Grid Table 4 Accent 1" w:uiPriority="49"/>
+    <w:lsdException w:name="Grid Table 5 Dark Accent 1" w:uiPriority="50"/>
+    <w:lsdException w:name="Grid Table 6 Colorful Accent 1" w:uiPriority="51"/>
+    <w:lsdException w:name="Grid Table 7 Colorful Accent 1" w:uiPriority="52"/>
+    <w:lsdException w:name="Grid Table 1 Light Accent 2" w:uiPriority="46"/>
+    <w:lsdException w:name="Grid Table 2 Accent 2" w:uiPriority="47"/>
+    <w:lsdException w:name="Grid Table 3 Accent 2" w:uiPriority="48"/>
+    <w:lsdException w:name="Grid Table 4 Accent 2" w:uiPriority="49"/>
+    <w:lsdException w:name="Grid Table 5 Dark Accent 2" w:uiPriority="50"/>
+    <w:lsdException w:name="Grid Table 6 Colorful Accent 2" w:uiPriority="51"/>
+    <w:lsdException w:name="Grid Table 7 Colorful Accent 2" w:uiPriority="52"/>
+    <w:lsdException w:name="Grid Table 1 Light Accent 3" w:uiPriority="46"/>
+    <w:lsdException w:name="Grid Table 2 Accent 3" w:uiPriority="47"/>
+    <w:lsdException w:name="Grid Table 3 Accent 3" w:uiPriority="48"/>
+    <w:lsdException w:name="Grid Table 4 Accent 3" w:uiPriority="49"/>
+    <w:lsdException w:name="Grid Table 5 Dark Accent 3" w:uiPriority="50"/>
+    <w:lsdException w:name="Grid Table 6 Colorful Accent 3" w:uiPriority="51"/>
+    <w:lsdException w:name="Grid Table 7 Colorful Accent 3" w:uiPriority="52"/>
+    <w:lsdException w:name="Grid Table 1 Light Accent 4" w:uiPriority="46"/>
+    <w:lsdException w:name="Grid Table 2 Accent 4" w:uiPriority="47"/>
+    <w:lsdException w:name="Grid Table 3 Accent 4" w:uiPriority="48"/>
+    <w:lsdException w:name="Grid Table 4 Accent 4" w:uiPriority="49"/>
+    <w:lsdException w:name="Grid Table 5 Dark Accent 4" w:uiPriority="50"/>
+    <w:lsdException w:name="Grid Table 6 Colorful Accent 4" w:uiPriority="51"/>
+    <w:lsdException w:name="Grid Table 7 Colorful Accent 4" w:uiPriority="52"/>
+    <w:lsdException w:name="Grid Table 1 Light Accent 5" w:uiPriority="46"/>
+    <w:lsdException w:name="Grid Table 2 Accent 5" w:uiPriority="47"/>
+    <w:lsdException w:name="Grid Table 3 Accent 5" w:uiPriority="48"/>
+    <w:lsdException w:name="Grid Table 4 Accent 5" w:uiPriority="49"/>
+    <w:lsdException w:name="Grid Table 5 Dark Accent 5" w:uiPriority="50"/>
+    <w:lsdException w:name="Grid Table 6 Colorful Accent 5" w:uiPriority="51"/>
+    <w:lsdException w:name="Grid Table 7 Colorful Accent 5" w:uiPriority="52"/>
+    <w:lsdException w:name="Grid Table 1 Light Accent 6" w:uiPriority="46"/>
+    <w:lsdException w:name="Grid Table 2 Accent 6" w:uiPriority="47"/>
+    <w:lsdException w:name="Grid Table 3 Accent 6" w:uiPriority="48"/>
+    <w:lsdException w:name="Grid Table 4 Accent 6" w:uiPriority="49"/>
+    <w:lsdException w:name="Grid Table 5 Dark Accent 6" w:uiPriority="50"/>
+    <w:lsdException w:name="Grid Table 6 Colorful Accent 6" w:uiPriority="51"/>
+    <w:lsdException w:name="Grid Table 7 Colorful Accent 6" w:uiPriority="52"/>
+    <w:lsdException w:name="List Table 1 Light" w:uiPriority="46"/>
+    <w:lsdException w:name="List Table 2" w:uiPriority="47"/>
+    <w:lsdException w:name="List Table 3" w:uiPriority="48"/>
+    <w:lsdException w:name="List Table 4" w:uiPriority="49"/>
+    <w:lsdException w:name="List Table 5 Dark" w:uiPriority="50"/>
+    <w:lsdException w:name="List Table 6 Colorful" w:uiPriority="51"/>
+    <w:lsdException w:name="List Table 7 Colorful" w:uiPriority="52"/>
+    <w:lsdException w:name="List Table 1 Light Accent 1" w:uiPriority="46"/>
+    <w:lsdException w:name="List Table 2 Accent 1" w:uiPriority="47"/>
+    <w:lsdException w:name="List Table 3 Accent 1" w:uiPriority="48"/>
+    <w:lsdException w:name="List Table 4 Accent 1" w:uiPriority="49"/>
+    <w:lsdException w:name="List Table 5 Dark Accent 1" w:uiPriority="50"/>
+    <w:lsdException w:name="List Table 6 Colorful Accent 1" w:uiPriority="51"/>
+    <w:lsdException w:name="List Table 7 Colorful Accent 1" w:uiPriority="52"/>
+    <w:lsdException w:name="List Table 1 Light Accent 2" w:uiPriority="46"/>
+    <w:lsdException w:name="List Table 2 Accent 2" w:uiPriority="47"/>
+    <w:lsdException w:name="List Table 3 Accent 2" w:uiPriority="48"/>
+    <w:lsdException w:name="List Table 4 Accent 2" w:uiPriority="49"/>
+    <w:lsdException w:name="List Table 5 Dark Accent 2" w:uiPriority="50"/>
+    <w:lsdException w:name="List Table 6 Colorful Accent 2" w:uiPriority="51"/>
+    <w:lsdException w:name="List Table 7 Colorful Accent 2" w:uiPriority="52"/>
+    <w:lsdException w:name="List Table 1 Light Accent 3" w:uiPriority="46"/>
+    <w:lsdException w:name="List Table 2 Accent 3" w:uiPriority="47"/>
+    <w:lsdException w:name="List Table 3 Accent 3" w:uiPriority="48"/>
+    <w:lsdException w:name="List Table 4 Accent 3" w:uiPriority="49"/>
+    <w:lsdException w:name="List Table 5 Dark Accent 3" w:uiPriority="50"/>
+    <w:lsdException w:name="List Table 6 Colorful Accent 3" w:uiPriority="51"/>
+    <w:lsdException w:name="List Table 7 Colorful Accent 3" w:uiPriority="52"/>
+    <w:lsdException w:name="List Table 1 Light Accent 4" w:uiPriority="46"/>
+    <w:lsdException w:name="List Table 2 Accent 4" w:uiPriority="47"/>
+    <w:lsdException w:name="List Table 3 Accent 4" w:uiPriority="48"/>
+    <w:lsdException w:name="List Table 4 Accent 4" w:uiPriority="49"/>
+    <w:lsdException w:name="List Table 5 Dark Accent 4" w:uiPriority="50"/>
+    <w:lsdException w:name="List Table 6 Colorful Accent 4" w:uiPriority="51"/>
+    <w:lsdException w:name="List Table 7 Colorful Accent 4" w:uiPriority="52"/>
+    <w:lsdException w:name="List Table 1 Light Accent 5" w:uiPriority="46"/>
+    <w:lsdException w:name="List Table 2 Accent 5" w:uiPriority="47"/>
+    <w:lsdException w:name="List Table 3 Accent 5" w:uiPriority="48"/>
+    <w:lsdException w:name="List Table 4 Accent 5" w:uiPriority="49"/>
+    <w:lsdException w:name="List Table 5 Dark Accent 5" w:uiPriority="50"/>
+    <w:lsdException w:name="List Table 6 Colorful Accent 5" w:uiPriority="51"/>
+    <w:lsdException w:name="List Table 7 Colorful Accent 5" w:uiPriority="52"/>
+    <w:lsdException w:name="List Table 1 Light Accent 6" w:uiPriority="46"/>
+    <w:lsdException w:name="List Table 2 Accent 6" w:uiPriority="47"/>
+    <w:lsdException w:name="List Table 3 Accent 6" w:uiPriority="48"/>
+    <w:lsdException w:name="List Table 4 Accent 6" w:uiPriority="49"/>
+    <w:lsdException w:name="List Table 5 Dark Accent 6" w:uiPriority="50"/>
+    <w:lsdException w:name="List Table 6 Colorful Accent 6" w:uiPriority="51"/>
+    <w:lsdException w:name="List Table 7 Colorful Accent 6" w:uiPriority="52"/>
+    <w:lsdException w:name="Mention" w:semiHidden="1" w:unhideWhenUsed="1"/>
+    <w:lsdException w:name="Smart Hyperlink" w:semiHidden="1" w:unhideWhenUsed="1"/>
+    <w:lsdException w:name="Hashtag" w:semiHidden="1" w:unhideWhenUsed="1"/>
+    <w:lsdException w:name="Unresolved Mention" w:semiHidden="1" w:unhideWhenUsed="1"/>
+    <w:lsdException w:name="Smart Link" w:semiHidden="1" w:unhideWhenUsed="1"/>
   </w:latentStyles>
   <w:style w:type="paragraph" w:default="1" w:styleId="Normal">
     <w:name w:val="Normal"/>
@@ -9950,7 +10205,6 @@
       <w:spacing w:after="0" w:line="240" w:lineRule="auto"/>
     </w:pPr>
     <w:tblPr>
-      <w:tblInd w:w="0" w:type="dxa"/>
       <w:tblBorders>
         <w:top w:val="single" w:sz="4" w:space="0" w:color="auto"/>
         <w:left w:val="single" w:sz="4" w:space="0" w:color="auto"/>
@@ -9959,302 +10213,6 @@
         <w:insideH w:val="single" w:sz="4" w:space="0" w:color="auto"/>
         <w:insideV w:val="single" w:sz="4" w:space="0" w:color="auto"/>
       </w:tblBorders>
-      <w:tblCellMar>
-        <w:top w:w="0" w:type="dxa"/>
-        <w:left w:w="108" w:type="dxa"/>
-        <w:bottom w:w="0" w:type="dxa"/>
-        <w:right w:w="108" w:type="dxa"/>
-      </w:tblCellMar>
-    </w:tblPr>
-  </w:style>
-</w:styles>
-</file>
-
-<file path=word/stylesWithEffects.xml><?xml version="1.0" encoding="utf-8"?>
-<w:styles xmlns:wpc="http://schemas.microsoft.com/office/word/2010/wordprocessingCanvas" xmlns:mc="http://schemas.openxmlformats.org/markup-compatibility/2006" xmlns:o="urn:schemas-microsoft-com:office:office" xmlns:r="http://schemas.openxmlformats.org/officeDocument/2006/relationships" xmlns:m="http://schemas.openxmlformats.org/officeDocument/2006/math" xmlns:v="urn:schemas-microsoft-com:vml" xmlns:wp14="http://schemas.microsoft.com/office/word/2010/wordprocessingDrawing" xmlns:wp="http://schemas.openxmlformats.org/drawingml/2006/wordprocessingDrawing" xmlns:w10="urn:schemas-microsoft-com:office:word" xmlns:w="http://schemas.openxmlformats.org/wordprocessingml/2006/main" xmlns:w14="http://schemas.microsoft.com/office/word/2010/wordml" xmlns:wpg="http://schemas.microsoft.com/office/word/2010/wordprocessingGroup" xmlns:wpi="http://schemas.microsoft.com/office/word/2010/wordprocessingInk" xmlns:wne="http://schemas.microsoft.com/office/word/2006/wordml" xmlns:wps="http://schemas.microsoft.com/office/word/2010/wordprocessingShape" mc:Ignorable="w14 wp14">
-  <w:docDefaults>
-    <w:rPrDefault>
-      <w:rPr>
-        <w:rFonts w:asciiTheme="minorHAnsi" w:eastAsiaTheme="minorHAnsi" w:hAnsiTheme="minorHAnsi" w:cstheme="minorBidi"/>
-        <w:sz w:val="22"/>
-        <w:szCs w:val="22"/>
-        <w:lang w:val="vi-VN" w:eastAsia="en-US" w:bidi="ar-SA"/>
-      </w:rPr>
-    </w:rPrDefault>
-    <w:pPrDefault>
-      <w:pPr>
-        <w:spacing w:after="200" w:line="276" w:lineRule="auto"/>
-      </w:pPr>
-    </w:pPrDefault>
-  </w:docDefaults>
-  <w:latentStyles w:defLockedState="0" w:defUIPriority="99" w:defSemiHidden="1" w:defUnhideWhenUsed="1" w:defQFormat="0" w:count="267">
-    <w:lsdException w:name="Normal" w:semiHidden="0" w:uiPriority="0" w:unhideWhenUsed="0" w:qFormat="1"/>
-    <w:lsdException w:name="heading 1" w:semiHidden="0" w:uiPriority="9" w:unhideWhenUsed="0" w:qFormat="1"/>
-    <w:lsdException w:name="heading 2" w:uiPriority="9" w:qFormat="1"/>
-    <w:lsdException w:name="heading 3" w:uiPriority="9" w:qFormat="1"/>
-    <w:lsdException w:name="heading 4" w:uiPriority="9" w:qFormat="1"/>
-    <w:lsdException w:name="heading 5" w:uiPriority="9" w:qFormat="1"/>
-    <w:lsdException w:name="heading 6" w:uiPriority="9" w:qFormat="1"/>
-    <w:lsdException w:name="heading 7" w:uiPriority="9" w:qFormat="1"/>
-    <w:lsdException w:name="heading 8" w:uiPriority="9" w:qFormat="1"/>
-    <w:lsdException w:name="heading 9" w:uiPriority="9" w:qFormat="1"/>
-    <w:lsdException w:name="toc 1" w:uiPriority="39"/>
-    <w:lsdException w:name="toc 2" w:uiPriority="39"/>
-    <w:lsdException w:name="toc 3" w:uiPriority="39"/>
-    <w:lsdException w:name="toc 4" w:uiPriority="39"/>
-    <w:lsdException w:name="toc 5" w:uiPriority="39"/>
-    <w:lsdException w:name="toc 6" w:uiPriority="39"/>
-    <w:lsdException w:name="toc 7" w:uiPriority="39"/>
-    <w:lsdException w:name="toc 8" w:uiPriority="39"/>
-    <w:lsdException w:name="toc 9" w:uiPriority="39"/>
-    <w:lsdException w:name="caption" w:uiPriority="35" w:qFormat="1"/>
-    <w:lsdException w:name="Title" w:semiHidden="0" w:uiPriority="10" w:unhideWhenUsed="0" w:qFormat="1"/>
-    <w:lsdException w:name="Default Paragraph Font" w:uiPriority="1"/>
-    <w:lsdException w:name="Subtitle" w:semiHidden="0" w:uiPriority="11" w:unhideWhenUsed="0" w:qFormat="1"/>
-    <w:lsdException w:name="Strong" w:semiHidden="0" w:uiPriority="22" w:unhideWhenUsed="0" w:qFormat="1"/>
-    <w:lsdException w:name="Emphasis" w:semiHidden="0" w:uiPriority="20" w:unhideWhenUsed="0" w:qFormat="1"/>
-    <w:lsdException w:name="Table Grid" w:semiHidden="0" w:uiPriority="59" w:unhideWhenUsed="0"/>
-    <w:lsdException w:name="Placeholder Text" w:unhideWhenUsed="0"/>
-    <w:lsdException w:name="No Spacing" w:semiHidden="0" w:uiPriority="1" w:unhideWhenUsed="0" w:qFormat="1"/>
-    <w:lsdException w:name="Light Shading" w:semiHidden="0" w:uiPriority="60" w:unhideWhenUsed="0"/>
-    <w:lsdException w:name="Light List" w:semiHidden="0" w:uiPriority="61" w:unhideWhenUsed="0"/>
-    <w:lsdException w:name="Light Grid" w:semiHidden="0" w:uiPriority="62" w:unhideWhenUsed="0"/>
-    <w:lsdException w:name="Medium Shading 1" w:semiHidden="0" w:uiPriority="63" w:unhideWhenUsed="0"/>
-    <w:lsdException w:name="Medium Shading 2" w:semiHidden="0" w:uiPriority="64" w:unhideWhenUsed="0"/>
-    <w:lsdException w:name="Medium List 1" w:semiHidden="0" w:uiPriority="65" w:unhideWhenUsed="0"/>
-    <w:lsdException w:name="Medium List 2" w:semiHidden="0" w:uiPriority="66" w:unhideWhenUsed="0"/>
-    <w:lsdException w:name="Medium Grid 1" w:semiHidden="0" w:uiPriority="67" w:unhideWhenUsed="0"/>
-    <w:lsdException w:name="Medium Grid 2" w:semiHidden="0" w:uiPriority="68" w:unhideWhenUsed="0"/>
-    <w:lsdException w:name="Medium Grid 3" w:semiHidden="0" w:uiPriority="69" w:unhideWhenUsed="0"/>
-    <w:lsdException w:name="Dark List" w:semiHidden="0" w:uiPriority="70" w:unhideWhenUsed="0"/>
-    <w:lsdException w:name="Colorful Shading" w:semiHidden="0" w:uiPriority="71" w:unhideWhenUsed="0"/>
-    <w:lsdException w:name="Colorful List" w:semiHidden="0" w:uiPriority="72" w:unhideWhenUsed="0"/>
-    <w:lsdException w:name="Colorful Grid" w:semiHidden="0" w:uiPriority="73" w:unhideWhenUsed="0"/>
-    <w:lsdException w:name="Light Shading Accent 1" w:semiHidden="0" w:uiPriority="60" w:unhideWhenUsed="0"/>
-    <w:lsdException w:name="Light List Accent 1" w:semiHidden="0" w:uiPriority="61" w:unhideWhenUsed="0"/>
-    <w:lsdException w:name="Light Grid Accent 1" w:semiHidden="0" w:uiPriority="62" w:unhideWhenUsed="0"/>
-    <w:lsdException w:name="Medium Shading 1 Accent 1" w:semiHidden="0" w:uiPriority="63" w:unhideWhenUsed="0"/>
-    <w:lsdException w:name="Medium Shading 2 Accent 1" w:semiHidden="0" w:uiPriority="64" w:unhideWhenUsed="0"/>
-    <w:lsdException w:name="Medium List 1 Accent 1" w:semiHidden="0" w:uiPriority="65" w:unhideWhenUsed="0"/>
-    <w:lsdException w:name="Revision" w:unhideWhenUsed="0"/>
-    <w:lsdException w:name="List Paragraph" w:semiHidden="0" w:uiPriority="34" w:unhideWhenUsed="0" w:qFormat="1"/>
-    <w:lsdException w:name="Quote" w:semiHidden="0" w:uiPriority="29" w:unhideWhenUsed="0" w:qFormat="1"/>
-    <w:lsdException w:name="Intense Quote" w:semiHidden="0" w:uiPriority="30" w:unhideWhenUsed="0" w:qFormat="1"/>
-    <w:lsdException w:name="Medium List 2 Accent 1" w:semiHidden="0" w:uiPriority="66" w:unhideWhenUsed="0"/>
-    <w:lsdException w:name="Medium Grid 1 Accent 1" w:semiHidden="0" w:uiPriority="67" w:unhideWhenUsed="0"/>
-    <w:lsdException w:name="Medium Grid 2 Accent 1" w:semiHidden="0" w:uiPriority="68" w:unhideWhenUsed="0"/>
-    <w:lsdException w:name="Medium Grid 3 Accent 1" w:semiHidden="0" w:uiPriority="69" w:unhideWhenUsed="0"/>
-    <w:lsdException w:name="Dark List Accent 1" w:semiHidden="0" w:uiPriority="70" w:unhideWhenUsed="0"/>
-    <w:lsdException w:name="Colorful Shading Accent 1" w:semiHidden="0" w:uiPriority="71" w:unhideWhenUsed="0"/>
-    <w:lsdException w:name="Colorful List Accent 1" w:semiHidden="0" w:uiPriority="72" w:unhideWhenUsed="0"/>
-    <w:lsdException w:name="Colorful Grid Accent 1" w:semiHidden="0" w:uiPriority="73" w:unhideWhenUsed="0"/>
-    <w:lsdException w:name="Light Shading Accent 2" w:semiHidden="0" w:uiPriority="60" w:unhideWhenUsed="0"/>
-    <w:lsdException w:name="Light List Accent 2" w:semiHidden="0" w:uiPriority="61" w:unhideWhenUsed="0"/>
-    <w:lsdException w:name="Light Grid Accent 2" w:semiHidden="0" w:uiPriority="62" w:unhideWhenUsed="0"/>
-    <w:lsdException w:name="Medium Shading 1 Accent 2" w:semiHidden="0" w:uiPriority="63" w:unhideWhenUsed="0"/>
-    <w:lsdException w:name="Medium Shading 2 Accent 2" w:semiHidden="0" w:uiPriority="64" w:unhideWhenUsed="0"/>
-    <w:lsdException w:name="Medium List 1 Accent 2" w:semiHidden="0" w:uiPriority="65" w:unhideWhenUsed="0"/>
-    <w:lsdException w:name="Medium List 2 Accent 2" w:semiHidden="0" w:uiPriority="66" w:unhideWhenUsed="0"/>
-    <w:lsdException w:name="Medium Grid 1 Accent 2" w:semiHidden="0" w:uiPriority="67" w:unhideWhenUsed="0"/>
-    <w:lsdException w:name="Medium Grid 2 Accent 2" w:semiHidden="0" w:uiPriority="68" w:unhideWhenUsed="0"/>
-    <w:lsdException w:name="Medium Grid 3 Accent 2" w:semiHidden="0" w:uiPriority="69" w:unhideWhenUsed="0"/>
-    <w:lsdException w:name="Dark List Accent 2" w:semiHidden="0" w:uiPriority="70" w:unhideWhenUsed="0"/>
-    <w:lsdException w:name="Colorful Shading Accent 2" w:semiHidden="0" w:uiPriority="71" w:unhideWhenUsed="0"/>
-    <w:lsdException w:name="Colorful List Accent 2" w:semiHidden="0" w:uiPriority="72" w:unhideWhenUsed="0"/>
-    <w:lsdException w:name="Colorful Grid Accent 2" w:semiHidden="0" w:uiPriority="73" w:unhideWhenUsed="0"/>
-    <w:lsdException w:name="Light Shading Accent 3" w:semiHidden="0" w:uiPriority="60" w:unhideWhenUsed="0"/>
-    <w:lsdException w:name="Light List Accent 3" w:semiHidden="0" w:uiPriority="61" w:unhideWhenUsed="0"/>
-    <w:lsdException w:name="Light Grid Accent 3" w:semiHidden="0" w:uiPriority="62" w:unhideWhenUsed="0"/>
-    <w:lsdException w:name="Medium Shading 1 Accent 3" w:semiHidden="0" w:uiPriority="63" w:unhideWhenUsed="0"/>
-    <w:lsdException w:name="Medium Shading 2 Accent 3" w:semiHidden="0" w:uiPriority="64" w:unhideWhenUsed="0"/>
-    <w:lsdException w:name="Medium List 1 Accent 3" w:semiHidden="0" w:uiPriority="65" w:unhideWhenUsed="0"/>
-    <w:lsdException w:name="Medium List 2 Accent 3" w:semiHidden="0" w:uiPriority="66" w:unhideWhenUsed="0"/>
-    <w:lsdException w:name="Medium Grid 1 Accent 3" w:semiHidden="0" w:uiPriority="67" w:unhideWhenUsed="0"/>
-    <w:lsdException w:name="Medium Grid 2 Accent 3" w:semiHidden="0" w:uiPriority="68" w:unhideWhenUsed="0"/>
-    <w:lsdException w:name="Medium Grid 3 Accent 3" w:semiHidden="0" w:uiPriority="69" w:unhideWhenUsed="0"/>
-    <w:lsdException w:name="Dark List Accent 3" w:semiHidden="0" w:uiPriority="70" w:unhideWhenUsed="0"/>
-    <w:lsdException w:name="Colorful Shading Accent 3" w:semiHidden="0" w:uiPriority="71" w:unhideWhenUsed="0"/>
-    <w:lsdException w:name="Colorful List Accent 3" w:semiHidden="0" w:uiPriority="72" w:unhideWhenUsed="0"/>
-    <w:lsdException w:name="Colorful Grid Accent 3" w:semiHidden="0" w:uiPriority="73" w:unhideWhenUsed="0"/>
-    <w:lsdException w:name="Light Shading Accent 4" w:semiHidden="0" w:uiPriority="60" w:unhideWhenUsed="0"/>
-    <w:lsdException w:name="Light List Accent 4" w:semiHidden="0" w:uiPriority="61" w:unhideWhenUsed="0"/>
-    <w:lsdException w:name="Light Grid Accent 4" w:semiHidden="0" w:uiPriority="62" w:unhideWhenUsed="0"/>
-    <w:lsdException w:name="Medium Shading 1 Accent 4" w:semiHidden="0" w:uiPriority="63" w:unhideWhenUsed="0"/>
-    <w:lsdException w:name="Medium Shading 2 Accent 4" w:semiHidden="0" w:uiPriority="64" w:unhideWhenUsed="0"/>
-    <w:lsdException w:name="Medium List 1 Accent 4" w:semiHidden="0" w:uiPriority="65" w:unhideWhenUsed="0"/>
-    <w:lsdException w:name="Medium List 2 Accent 4" w:semiHidden="0" w:uiPriority="66" w:unhideWhenUsed="0"/>
-    <w:lsdException w:name="Medium Grid 1 Accent 4" w:semiHidden="0" w:uiPriority="67" w:unhideWhenUsed="0"/>
-    <w:lsdException w:name="Medium Grid 2 Accent 4" w:semiHidden="0" w:uiPriority="68" w:unhideWhenUsed="0"/>
-    <w:lsdException w:name="Medium Grid 3 Accent 4" w:semiHidden="0" w:uiPriority="69" w:unhideWhenUsed="0"/>
-    <w:lsdException w:name="Dark List Accent 4" w:semiHidden="0" w:uiPriority="70" w:unhideWhenUsed="0"/>
-    <w:lsdException w:name="Colorful Shading Accent 4" w:semiHidden="0" w:uiPriority="71" w:unhideWhenUsed="0"/>
-    <w:lsdException w:name="Colorful List Accent 4" w:semiHidden="0" w:uiPriority="72" w:unhideWhenUsed="0"/>
-    <w:lsdException w:name="Colorful Grid Accent 4" w:semiHidden="0" w:uiPriority="73" w:unhideWhenUsed="0"/>
-    <w:lsdException w:name="Light Shading Accent 5" w:semiHidden="0" w:uiPriority="60" w:unhideWhenUsed="0"/>
-    <w:lsdException w:name="Light List Accent 5" w:semiHidden="0" w:uiPriority="61" w:unhideWhenUsed="0"/>
-    <w:lsdException w:name="Light Grid Accent 5" w:semiHidden="0" w:uiPriority="62" w:unhideWhenUsed="0"/>
-    <w:lsdException w:name="Medium Shading 1 Accent 5" w:semiHidden="0" w:uiPriority="63" w:unhideWhenUsed="0"/>
-    <w:lsdException w:name="Medium Shading 2 Accent 5" w:semiHidden="0" w:uiPriority="64" w:unhideWhenUsed="0"/>
-    <w:lsdException w:name="Medium List 1 Accent 5" w:semiHidden="0" w:uiPriority="65" w:unhideWhenUsed="0"/>
-    <w:lsdException w:name="Medium List 2 Accent 5" w:semiHidden="0" w:uiPriority="66" w:unhideWhenUsed="0"/>
-    <w:lsdException w:name="Medium Grid 1 Accent 5" w:semiHidden="0" w:uiPriority="67" w:unhideWhenUsed="0"/>
-    <w:lsdException w:name="Medium Grid 2 Accent 5" w:semiHidden="0" w:uiPriority="68" w:unhideWhenUsed="0"/>
-    <w:lsdException w:name="Medium Grid 3 Accent 5" w:semiHidden="0" w:uiPriority="69" w:unhideWhenUsed="0"/>
-    <w:lsdException w:name="Dark List Accent 5" w:semiHidden="0" w:uiPriority="70" w:unhideWhenUsed="0"/>
-    <w:lsdException w:name="Colorful Shading Accent 5" w:semiHidden="0" w:uiPriority="71" w:unhideWhenUsed="0"/>
-    <w:lsdException w:name="Colorful List Accent 5" w:semiHidden="0" w:uiPriority="72" w:unhideWhenUsed="0"/>
-    <w:lsdException w:name="Colorful Grid Accent 5" w:semiHidden="0" w:uiPriority="73" w:unhideWhenUsed="0"/>
-    <w:lsdException w:name="Light Shading Accent 6" w:semiHidden="0" w:uiPriority="60" w:unhideWhenUsed="0"/>
-    <w:lsdException w:name="Light List Accent 6" w:semiHidden="0" w:uiPriority="61" w:unhideWhenUsed="0"/>
-    <w:lsdException w:name="Light Grid Accent 6" w:semiHidden="0" w:uiPriority="62" w:unhideWhenUsed="0"/>
-    <w:lsdException w:name="Medium Shading 1 Accent 6" w:semiHidden="0" w:uiPriority="63" w:unhideWhenUsed="0"/>
-    <w:lsdException w:name="Medium Shading 2 Accent 6" w:semiHidden="0" w:uiPriority="64" w:unhideWhenUsed="0"/>
-    <w:lsdException w:name="Medium List 1 Accent 6" w:semiHidden="0" w:uiPriority="65" w:unhideWhenUsed="0"/>
-    <w:lsdException w:name="Medium List 2 Accent 6" w:semiHidden="0" w:uiPriority="66" w:unhideWhenUsed="0"/>
-    <w:lsdException w:name="Medium Grid 1 Accent 6" w:semiHidden="0" w:uiPriority="67" w:unhideWhenUsed="0"/>
-    <w:lsdException w:name="Medium Grid 2 Accent 6" w:semiHidden="0" w:uiPriority="68" w:unhideWhenUsed="0"/>
-    <w:lsdException w:name="Medium Grid 3 Accent 6" w:semiHidden="0" w:uiPriority="69" w:unhideWhenUsed="0"/>
-    <w:lsdException w:name="Dark List Accent 6" w:semiHidden="0" w:uiPriority="70" w:unhideWhenUsed="0"/>
-    <w:lsdException w:name="Colorful Shading Accent 6" w:semiHidden="0" w:uiPriority="71" w:unhideWhenUsed="0"/>
-    <w:lsdException w:name="Colorful List Accent 6" w:semiHidden="0" w:uiPriority="72" w:unhideWhenUsed="0"/>
-    <w:lsdException w:name="Colorful Grid Accent 6" w:semiHidden="0" w:uiPriority="73" w:unhideWhenUsed="0"/>
-    <w:lsdException w:name="Subtle Emphasis" w:semiHidden="0" w:uiPriority="19" w:unhideWhenUsed="0" w:qFormat="1"/>
-    <w:lsdException w:name="Intense Emphasis" w:semiHidden="0" w:uiPriority="21" w:unhideWhenUsed="0" w:qFormat="1"/>
-    <w:lsdException w:name="Subtle Reference" w:semiHidden="0" w:uiPriority="31" w:unhideWhenUsed="0" w:qFormat="1"/>
-    <w:lsdException w:name="Intense Reference" w:semiHidden="0" w:uiPriority="32" w:unhideWhenUsed="0" w:qFormat="1"/>
-    <w:lsdException w:name="Book Title" w:semiHidden="0" w:uiPriority="33" w:unhideWhenUsed="0" w:qFormat="1"/>
-    <w:lsdException w:name="Bibliography" w:uiPriority="37"/>
-    <w:lsdException w:name="TOC Heading" w:uiPriority="39" w:qFormat="1"/>
-  </w:latentStyles>
-  <w:style w:type="paragraph" w:default="1" w:styleId="Normal">
-    <w:name w:val="Normal"/>
-    <w:qFormat/>
-  </w:style>
-  <w:style w:type="character" w:default="1" w:styleId="DefaultParagraphFont">
-    <w:name w:val="Default Paragraph Font"/>
-    <w:uiPriority w:val="1"/>
-    <w:semiHidden/>
-    <w:unhideWhenUsed/>
-  </w:style>
-  <w:style w:type="table" w:default="1" w:styleId="TableNormal">
-    <w:name w:val="Normal Table"/>
-    <w:uiPriority w:val="99"/>
-    <w:semiHidden/>
-    <w:unhideWhenUsed/>
-    <w:tblPr>
-      <w:tblInd w:w="0" w:type="dxa"/>
-      <w:tblCellMar>
-        <w:top w:w="0" w:type="dxa"/>
-        <w:left w:w="108" w:type="dxa"/>
-        <w:bottom w:w="0" w:type="dxa"/>
-        <w:right w:w="108" w:type="dxa"/>
-      </w:tblCellMar>
-    </w:tblPr>
-  </w:style>
-  <w:style w:type="numbering" w:default="1" w:styleId="NoList">
-    <w:name w:val="No List"/>
-    <w:uiPriority w:val="99"/>
-    <w:semiHidden/>
-    <w:unhideWhenUsed/>
-  </w:style>
-  <w:style w:type="paragraph" w:styleId="BalloonText">
-    <w:name w:val="Balloon Text"/>
-    <w:basedOn w:val="Normal"/>
-    <w:link w:val="BalloonTextChar"/>
-    <w:uiPriority w:val="99"/>
-    <w:semiHidden/>
-    <w:unhideWhenUsed/>
-    <w:rsid w:val="00642BD9"/>
-    <w:pPr>
-      <w:spacing w:after="0" w:line="240" w:lineRule="auto"/>
-    </w:pPr>
-    <w:rPr>
-      <w:rFonts w:ascii="Tahoma" w:hAnsi="Tahoma" w:cs="Tahoma"/>
-      <w:sz w:val="16"/>
-      <w:szCs w:val="16"/>
-    </w:rPr>
-  </w:style>
-  <w:style w:type="character" w:customStyle="1" w:styleId="BalloonTextChar">
-    <w:name w:val="Balloon Text Char"/>
-    <w:basedOn w:val="DefaultParagraphFont"/>
-    <w:link w:val="BalloonText"/>
-    <w:uiPriority w:val="99"/>
-    <w:semiHidden/>
-    <w:rsid w:val="00642BD9"/>
-    <w:rPr>
-      <w:rFonts w:ascii="Tahoma" w:hAnsi="Tahoma" w:cs="Tahoma"/>
-      <w:sz w:val="16"/>
-      <w:szCs w:val="16"/>
-    </w:rPr>
-  </w:style>
-  <w:style w:type="character" w:styleId="PlaceholderText">
-    <w:name w:val="Placeholder Text"/>
-    <w:basedOn w:val="DefaultParagraphFont"/>
-    <w:uiPriority w:val="99"/>
-    <w:semiHidden/>
-    <w:rsid w:val="00F055E3"/>
-    <w:rPr>
-      <w:color w:val="808080"/>
-    </w:rPr>
-  </w:style>
-  <w:style w:type="paragraph" w:styleId="ListParagraph">
-    <w:name w:val="List Paragraph"/>
-    <w:basedOn w:val="Normal"/>
-    <w:uiPriority w:val="34"/>
-    <w:qFormat/>
-    <w:rsid w:val="00A85A06"/>
-    <w:pPr>
-      <w:ind w:left="720"/>
-      <w:contextualSpacing/>
-    </w:pPr>
-  </w:style>
-  <w:style w:type="character" w:styleId="Hyperlink">
-    <w:name w:val="Hyperlink"/>
-    <w:basedOn w:val="DefaultParagraphFont"/>
-    <w:uiPriority w:val="99"/>
-    <w:unhideWhenUsed/>
-    <w:rsid w:val="00FA4CF1"/>
-    <w:rPr>
-      <w:color w:val="0000FF" w:themeColor="hyperlink"/>
-      <w:u w:val="single"/>
-    </w:rPr>
-  </w:style>
-  <w:style w:type="character" w:styleId="FollowedHyperlink">
-    <w:name w:val="FollowedHyperlink"/>
-    <w:basedOn w:val="DefaultParagraphFont"/>
-    <w:uiPriority w:val="99"/>
-    <w:semiHidden/>
-    <w:unhideWhenUsed/>
-    <w:rsid w:val="003702DA"/>
-    <w:rPr>
-      <w:color w:val="800080" w:themeColor="followedHyperlink"/>
-      <w:u w:val="single"/>
-    </w:rPr>
-  </w:style>
-  <w:style w:type="table" w:styleId="TableGrid">
-    <w:name w:val="Table Grid"/>
-    <w:basedOn w:val="TableNormal"/>
-    <w:uiPriority w:val="59"/>
-    <w:rsid w:val="00FF4830"/>
-    <w:pPr>
-      <w:spacing w:after="0" w:line="240" w:lineRule="auto"/>
-    </w:pPr>
-    <w:tblPr>
-      <w:tblInd w:w="0" w:type="dxa"/>
-      <w:tblBorders>
-        <w:top w:val="single" w:sz="4" w:space="0" w:color="auto"/>
-        <w:left w:val="single" w:sz="4" w:space="0" w:color="auto"/>
-        <w:bottom w:val="single" w:sz="4" w:space="0" w:color="auto"/>
-        <w:right w:val="single" w:sz="4" w:space="0" w:color="auto"/>
-        <w:insideH w:val="single" w:sz="4" w:space="0" w:color="auto"/>
-        <w:insideV w:val="single" w:sz="4" w:space="0" w:color="auto"/>
-      </w:tblBorders>
-      <w:tblCellMar>
-        <w:top w:w="0" w:type="dxa"/>
-        <w:left w:w="108" w:type="dxa"/>
-        <w:bottom w:w="0" w:type="dxa"/>
-        <w:right w:w="108" w:type="dxa"/>
-      </w:tblCellMar>
     </w:tblPr>
   </w:style>
 </w:styles>

--- a/arduino.docx
+++ b/arduino.docx
@@ -14,6 +14,12 @@
         </w:rPr>
         <w:t>Arduino IDE – Giao Diện Lập Trình Arduino:</w:t>
       </w:r>
+      <w:r>
+        <w:rPr>
+          <w:lang w:val="en-US"/>
+        </w:rPr>
+        <w:t>\</w:t>
+      </w:r>
     </w:p>
     <w:p>
       <w:pPr>
@@ -30,55 +36,493 @@
         <w:rPr>
           <w:lang w:val="en-US"/>
         </w:rPr>
-        <w:t>Thủ Tục Khi Lập Trình Arduino?</w:t>
-      </w:r>
-    </w:p>
-    <w:p>
-      <w:pPr>
-        <w:pStyle w:val="ListParagraph"/>
-        <w:numPr>
-          <w:ilvl w:val="0"/>
-          <w:numId w:val="4"/>
-        </w:numPr>
-        <w:rPr>
-          <w:lang w:val="en-US"/>
-        </w:rPr>
-      </w:pPr>
-      <w:r>
-        <w:rPr>
-          <w:lang w:val="en-US"/>
-        </w:rPr>
-        <w:t xml:space="preserve">Cắm Arduino vào cổng USB + Click Tab Tools + </w:t>
-      </w:r>
-      <w:r>
-        <w:rPr>
-          <w:lang w:val="en-US"/>
-        </w:rPr>
-        <w:t>c</w:t>
-      </w:r>
-      <w:r>
-        <w:rPr>
-          <w:lang w:val="en-US"/>
-        </w:rPr>
-        <w:t xml:space="preserve">họn loại Board = Arduino Uno, Arduino Nano, … tùy theo loại của con Arduino cắm vào + </w:t>
-      </w:r>
-      <w:r>
-        <w:rPr>
-          <w:lang w:val="en-US"/>
-        </w:rPr>
-        <w:t>c</w:t>
-      </w:r>
-      <w:r>
-        <w:rPr>
-          <w:lang w:val="en-US"/>
-        </w:rPr>
-        <w:t>họn Port = cái COM vừa mới hiện lên khi cắm Arduino vào</w:t>
-      </w:r>
-      <w:r>
-        <w:rPr>
-          <w:lang w:val="en-US"/>
-        </w:rPr>
-        <w:t xml:space="preserve"> + tiến hành lập trình + click nút Upload, chờ Upload + tắt IDE + rút Arduino</w:t>
+        <w:t>Sketch?</w:t>
+      </w:r>
+    </w:p>
+    <w:p>
+      <w:pPr>
+        <w:pStyle w:val="ListParagraph"/>
+        <w:numPr>
+          <w:ilvl w:val="0"/>
+          <w:numId w:val="13"/>
+        </w:numPr>
+        <w:rPr>
+          <w:lang w:val="en-US"/>
+        </w:rPr>
+      </w:pPr>
+      <w:r>
+        <w:rPr>
+          <w:lang w:val="en-US"/>
+        </w:rPr>
+        <w:t>Vào Tab “SKETCHBOOK” ở bên trái + ở đây sẽ hiện tất cả thư mục bên trong thư mục “</w:t>
+      </w:r>
+      <w:r>
+        <w:rPr>
+          <w:lang w:val="en-US"/>
+        </w:rPr>
+        <w:t>C:\Users\pc\Documents\Arduino</w:t>
+      </w:r>
+      <w:r>
+        <w:rPr>
+          <w:lang w:val="en-US"/>
+        </w:rPr>
+        <w:t>”, không hiện File, nói chung là vô dụng</w:t>
+      </w:r>
+    </w:p>
+    <w:p>
+      <w:pPr>
+        <w:pStyle w:val="ListParagraph"/>
+        <w:numPr>
+          <w:ilvl w:val="0"/>
+          <w:numId w:val="13"/>
+        </w:numPr>
+        <w:rPr>
+          <w:lang w:val="en-US"/>
+        </w:rPr>
+      </w:pPr>
+      <w:r>
+        <w:rPr>
+          <w:lang w:val="en-US"/>
+        </w:rPr>
+        <w:t xml:space="preserve">Khi bạn mở 1 File Code Arduino là nó tự mở tất cả các File Code khác </w:t>
+      </w:r>
+      <w:r>
+        <w:rPr>
+          <w:lang w:val="en-US"/>
+        </w:rPr>
+        <w:t xml:space="preserve">và các File C++ </w:t>
+      </w:r>
+      <w:r>
+        <w:rPr>
+          <w:lang w:val="en-US"/>
+        </w:rPr>
+        <w:t>bên cạnh vào các Tab khác nhau</w:t>
+      </w:r>
+      <w:r>
+        <w:rPr>
+          <w:lang w:val="en-US"/>
+        </w:rPr>
+        <w:t>, đồng thời, trong các File đó, phải có 1 File trùng tên với thư mục chứa tất cả các File này, đây là File chính</w:t>
+      </w:r>
+    </w:p>
+    <w:p>
+      <w:pPr>
+        <w:pStyle w:val="ListParagraph"/>
+        <w:numPr>
+          <w:ilvl w:val="0"/>
+          <w:numId w:val="3"/>
+        </w:numPr>
+        <w:rPr>
+          <w:lang w:val="en-US"/>
+        </w:rPr>
+      </w:pPr>
+      <w:r>
+        <w:rPr>
+          <w:lang w:val="en-US"/>
+        </w:rPr>
+        <w:t>Phần Mở Rộng File Code Arduino?</w:t>
+      </w:r>
+    </w:p>
+    <w:p>
+      <w:pPr>
+        <w:pStyle w:val="ListParagraph"/>
+        <w:numPr>
+          <w:ilvl w:val="0"/>
+          <w:numId w:val="13"/>
+        </w:numPr>
+        <w:rPr>
+          <w:lang w:val="en-US"/>
+        </w:rPr>
+      </w:pPr>
+      <w:r>
+        <w:rPr>
+          <w:lang w:val="en-US"/>
+        </w:rPr>
+        <w:t>“.ino”</w:t>
+      </w:r>
+    </w:p>
+    <w:p>
+      <w:pPr>
+        <w:pStyle w:val="ListParagraph"/>
+        <w:numPr>
+          <w:ilvl w:val="0"/>
+          <w:numId w:val="3"/>
+        </w:numPr>
+        <w:rPr>
+          <w:lang w:val="en-US"/>
+        </w:rPr>
+      </w:pPr>
+      <w:r>
+        <w:rPr>
+          <w:lang w:val="en-US"/>
+        </w:rPr>
+        <w:t>Boards Manager?</w:t>
+      </w:r>
+    </w:p>
+    <w:p>
+      <w:pPr>
+        <w:pStyle w:val="ListParagraph"/>
+        <w:numPr>
+          <w:ilvl w:val="0"/>
+          <w:numId w:val="13"/>
+        </w:numPr>
+        <w:rPr>
+          <w:lang w:val="en-US"/>
+        </w:rPr>
+      </w:pPr>
+      <w:r>
+        <w:rPr>
+          <w:lang w:val="en-US"/>
+        </w:rPr>
+        <w:t xml:space="preserve">Chứa các công cụ thích hợp để tải </w:t>
+      </w:r>
+      <w:r>
+        <w:rPr>
+          <w:lang w:val="en-US"/>
+        </w:rPr>
+        <w:t>biên dịch Code cho các Board khác nhau</w:t>
+      </w:r>
+    </w:p>
+    <w:p>
+      <w:pPr>
+        <w:pStyle w:val="ListParagraph"/>
+        <w:numPr>
+          <w:ilvl w:val="0"/>
+          <w:numId w:val="13"/>
+        </w:numPr>
+        <w:rPr>
+          <w:lang w:val="en-US"/>
+        </w:rPr>
+      </w:pPr>
+      <w:r>
+        <w:rPr>
+          <w:lang w:val="en-US"/>
+        </w:rPr>
+        <w:t>Mỗi Boards Manager sẽ chứa các loại Board khác nhau</w:t>
+      </w:r>
+    </w:p>
+    <w:p>
+      <w:pPr>
+        <w:pStyle w:val="ListParagraph"/>
+        <w:numPr>
+          <w:ilvl w:val="0"/>
+          <w:numId w:val="13"/>
+        </w:numPr>
+        <w:rPr>
+          <w:lang w:val="en-US"/>
+        </w:rPr>
+      </w:pPr>
+      <w:r>
+        <w:rPr>
+          <w:lang w:val="en-US"/>
+        </w:rPr>
+        <w:t>Để cài đặt các Boards Manager</w:t>
+      </w:r>
+    </w:p>
+    <w:p>
+      <w:pPr>
+        <w:pStyle w:val="ListParagraph"/>
+        <w:numPr>
+          <w:ilvl w:val="0"/>
+          <w:numId w:val="13"/>
+        </w:numPr>
+        <w:rPr>
+          <w:lang w:val="en-US"/>
+        </w:rPr>
+      </w:pPr>
+      <w:r>
+        <w:rPr>
+          <w:lang w:val="en-US"/>
+        </w:rPr>
+        <w:t xml:space="preserve">Vào Tab “BOARDS MANAGER” bên trái + </w:t>
+      </w:r>
+      <w:r>
+        <w:rPr>
+          <w:lang w:val="en-US"/>
+        </w:rPr>
+        <w:t>ở phần bên trái cuộn xuống tới cái Boards Manager muốn cài đặt + chọn phiên bản + Click “INSTALL”</w:t>
+      </w:r>
+      <w:r>
+        <w:rPr>
+          <w:lang w:val="en-US"/>
+        </w:rPr>
+        <w:t xml:space="preserve"> + chờ nó cài đặt</w:t>
+      </w:r>
+    </w:p>
+    <w:p>
+      <w:pPr>
+        <w:pStyle w:val="ListParagraph"/>
+        <w:numPr>
+          <w:ilvl w:val="0"/>
+          <w:numId w:val="13"/>
+        </w:numPr>
+        <w:rPr>
+          <w:lang w:val="en-US"/>
+        </w:rPr>
+      </w:pPr>
+      <w:r>
+        <w:rPr>
+          <w:lang w:val="en-US"/>
+        </w:rPr>
+        <w:t xml:space="preserve">Để </w:t>
+      </w:r>
+      <w:r>
+        <w:rPr>
+          <w:lang w:val="en-US"/>
+        </w:rPr>
+        <w:t>gỡ cài đặt 1 Boards Manager thì làm tương tự như trên, nhưng Click “REMOVE”</w:t>
+      </w:r>
+      <w:r>
+        <w:rPr>
+          <w:lang w:val="en-US"/>
+        </w:rPr>
+        <w:t xml:space="preserve"> + chờ nó gỡ cài đặt</w:t>
+      </w:r>
+    </w:p>
+    <w:p>
+      <w:pPr>
+        <w:pStyle w:val="ListParagraph"/>
+        <w:numPr>
+          <w:ilvl w:val="0"/>
+          <w:numId w:val="13"/>
+        </w:numPr>
+        <w:rPr>
+          <w:lang w:val="en-US"/>
+        </w:rPr>
+      </w:pPr>
+      <w:r>
+        <w:rPr>
+          <w:lang w:val="en-US"/>
+        </w:rPr>
+        <w:t xml:space="preserve">Để chọn loại Board để Arduino IDE có phương án thích hợp để </w:t>
+      </w:r>
+      <w:r>
+        <w:rPr>
+          <w:lang w:val="en-US"/>
+        </w:rPr>
+        <w:t>biên dịch</w:t>
+      </w:r>
+    </w:p>
+    <w:p>
+      <w:pPr>
+        <w:pStyle w:val="ListParagraph"/>
+        <w:numPr>
+          <w:ilvl w:val="0"/>
+          <w:numId w:val="13"/>
+        </w:numPr>
+        <w:rPr>
+          <w:lang w:val="en-US"/>
+        </w:rPr>
+      </w:pPr>
+      <w:r>
+        <w:rPr>
+          <w:lang w:val="en-US"/>
+        </w:rPr>
+        <w:t>Vào Vào Tab “Tools” + chọn “Board” + chọn Boards Manager + chọn loại Board mong muốn</w:t>
+      </w:r>
+    </w:p>
+    <w:p>
+      <w:pPr>
+        <w:pStyle w:val="ListParagraph"/>
+        <w:numPr>
+          <w:ilvl w:val="0"/>
+          <w:numId w:val="13"/>
+        </w:numPr>
+        <w:rPr>
+          <w:lang w:val="en-US"/>
+        </w:rPr>
+      </w:pPr>
+      <w:r>
+        <w:rPr>
+          <w:lang w:val="en-US"/>
+        </w:rPr>
+        <w:t>Để chọn cái cổng mà con Arduino đang cắm vào để Arduino IDE biết đường mà tải Code đúng nơi</w:t>
+      </w:r>
+    </w:p>
+    <w:p>
+      <w:pPr>
+        <w:pStyle w:val="ListParagraph"/>
+        <w:numPr>
+          <w:ilvl w:val="0"/>
+          <w:numId w:val="13"/>
+        </w:numPr>
+        <w:rPr>
+          <w:lang w:val="en-US"/>
+        </w:rPr>
+      </w:pPr>
+      <w:r>
+        <w:rPr>
+          <w:lang w:val="en-US"/>
+        </w:rPr>
+        <w:t>Vào Tab “Tools” + chọn “Port” + chọn cái cổng mới hiện khi cắm Arduino vào</w:t>
+      </w:r>
+    </w:p>
+    <w:p>
+      <w:pPr>
+        <w:pStyle w:val="ListParagraph"/>
+        <w:numPr>
+          <w:ilvl w:val="0"/>
+          <w:numId w:val="13"/>
+        </w:numPr>
+        <w:rPr>
+          <w:lang w:val="en-US"/>
+        </w:rPr>
+      </w:pPr>
+      <w:r>
+        <w:rPr>
+          <w:lang w:val="en-US"/>
+        </w:rPr>
+        <w:t xml:space="preserve">Để </w:t>
+      </w:r>
+      <w:r>
+        <w:rPr>
+          <w:lang w:val="en-US"/>
+        </w:rPr>
+        <w:t xml:space="preserve">biên dịch tất cả các File </w:t>
+      </w:r>
+      <w:r>
+        <w:rPr>
+          <w:lang w:val="en-US"/>
+        </w:rPr>
+        <w:t>trong thư mục hiện tại</w:t>
+      </w:r>
+    </w:p>
+    <w:p>
+      <w:pPr>
+        <w:pStyle w:val="ListParagraph"/>
+        <w:numPr>
+          <w:ilvl w:val="0"/>
+          <w:numId w:val="13"/>
+        </w:numPr>
+        <w:rPr>
+          <w:lang w:val="en-US"/>
+        </w:rPr>
+      </w:pPr>
+      <w:r>
+        <w:rPr>
+          <w:lang w:val="en-US"/>
+        </w:rPr>
+        <w:t>Click nút “</w:t>
+      </w:r>
+      <w:r>
+        <w:rPr>
+          <w:lang w:val="en-US"/>
+        </w:rPr>
+        <w:t>Verify</w:t>
+      </w:r>
+      <w:r>
+        <w:rPr>
+          <w:lang w:val="en-US"/>
+        </w:rPr>
+        <w:t>” góc trái trên</w:t>
+      </w:r>
+      <w:r>
+        <w:rPr>
+          <w:lang w:val="en-US"/>
+        </w:rPr>
+        <w:t>, kh</w:t>
+      </w:r>
+      <w:r>
+        <w:rPr>
+          <w:lang w:val="en-US"/>
+        </w:rPr>
+        <w:t>i này tất cả các File trong thư mục hiện tại sẽ được Concat với nhau với File chính làm đầu, rồi tới các File sau theo thứ tự bảng chữ cái, sau đó biên dịch toàn bộ,</w:t>
+      </w:r>
+      <w:r>
+        <w:rPr>
+          <w:lang w:val="en-US"/>
+        </w:rPr>
+        <w:t xml:space="preserve"> bắt buộc khi biên dịch phải gặp duy nhất 1 hàm setup và duy nhất 1 hàm loop,</w:t>
+      </w:r>
+      <w:r>
+        <w:rPr>
+          <w:lang w:val="en-US"/>
+        </w:rPr>
+        <w:t xml:space="preserve"> File biên dịch sẽ lưu ở đâu đó</w:t>
+      </w:r>
+    </w:p>
+    <w:p>
+      <w:pPr>
+        <w:pStyle w:val="ListParagraph"/>
+        <w:numPr>
+          <w:ilvl w:val="0"/>
+          <w:numId w:val="13"/>
+        </w:numPr>
+        <w:rPr>
+          <w:lang w:val="en-US"/>
+        </w:rPr>
+      </w:pPr>
+      <w:r>
+        <w:rPr>
+          <w:lang w:val="en-US"/>
+        </w:rPr>
+        <w:t xml:space="preserve">Để </w:t>
+      </w:r>
+      <w:r>
+        <w:rPr>
+          <w:lang w:val="en-US"/>
+        </w:rPr>
+        <w:t xml:space="preserve">tải </w:t>
+      </w:r>
+      <w:r>
+        <w:rPr>
+          <w:lang w:val="en-US"/>
+        </w:rPr>
+        <w:t>File biên dịch vào Arduino</w:t>
+      </w:r>
+    </w:p>
+    <w:p>
+      <w:pPr>
+        <w:pStyle w:val="ListParagraph"/>
+        <w:numPr>
+          <w:ilvl w:val="0"/>
+          <w:numId w:val="13"/>
+        </w:numPr>
+        <w:rPr>
+          <w:lang w:val="en-US"/>
+        </w:rPr>
+      </w:pPr>
+      <w:r>
+        <w:rPr>
+          <w:lang w:val="en-US"/>
+        </w:rPr>
+        <w:t>Click nút “Upload” góc trái trên</w:t>
+      </w:r>
+    </w:p>
+    <w:p>
+      <w:pPr>
+        <w:pStyle w:val="ListParagraph"/>
+        <w:numPr>
+          <w:ilvl w:val="0"/>
+          <w:numId w:val="13"/>
+        </w:numPr>
+        <w:rPr>
+          <w:lang w:val="en-US"/>
+        </w:rPr>
+      </w:pPr>
+      <w:r>
+        <w:rPr>
+          <w:lang w:val="en-US"/>
+        </w:rPr>
+        <w:t>Code trong hàm setup sẽ được chạy lần đầu tiên khi Arduino khởi động lại, và Code trong hàm loop sẽ được chạy đi chạy lại sau đó</w:t>
+      </w:r>
+    </w:p>
+    <w:p>
+      <w:pPr>
+        <w:pStyle w:val="ListParagraph"/>
+        <w:numPr>
+          <w:ilvl w:val="0"/>
+          <w:numId w:val="13"/>
+        </w:numPr>
+        <w:rPr>
+          <w:lang w:val="en-US"/>
+        </w:rPr>
+      </w:pPr>
+      <w:r>
+        <w:rPr>
+          <w:lang w:val="en-US"/>
+        </w:rPr>
+        <w:t>Cú pháp y chang C++</w:t>
       </w:r>
     </w:p>
     <w:p>
@@ -267,23 +711,17 @@
           <w:u w:val="none"/>
           <w:lang w:val="en-US"/>
         </w:rPr>
-        <w:t>Vào File + chọn Save As + Chọn chỗ lưu + đặt tên + Click nút Save</w:t>
-      </w:r>
-    </w:p>
-    <w:p>
-      <w:pPr>
-        <w:pStyle w:val="ListParagraph"/>
-        <w:numPr>
-          <w:ilvl w:val="0"/>
-          <w:numId w:val="4"/>
-        </w:numPr>
+        <w:t xml:space="preserve">Vào </w:t>
+      </w:r>
+      <w:r>
         <w:rPr>
           <w:rStyle w:val="Hyperlink"/>
           <w:color w:val="auto"/>
           <w:u w:val="none"/>
           <w:lang w:val="en-US"/>
         </w:rPr>
-      </w:pPr>
+        <w:t>Tab “</w:t>
+      </w:r>
       <w:r>
         <w:rPr>
           <w:rStyle w:val="Hyperlink"/>
@@ -291,23 +729,17 @@
           <w:u w:val="none"/>
           <w:lang w:val="en-US"/>
         </w:rPr>
-        <w:t>Khi lưu, nó sẽ tạo ra 1 thư mục, File Code ở bên trong, cả thư mục cả File Code đều cùng tên</w:t>
-      </w:r>
-    </w:p>
-    <w:p>
-      <w:pPr>
-        <w:pStyle w:val="ListParagraph"/>
-        <w:numPr>
-          <w:ilvl w:val="0"/>
-          <w:numId w:val="4"/>
-        </w:numPr>
+        <w:t>File</w:t>
+      </w:r>
+      <w:r>
         <w:rPr>
           <w:rStyle w:val="Hyperlink"/>
           <w:color w:val="auto"/>
           <w:u w:val="none"/>
           <w:lang w:val="en-US"/>
         </w:rPr>
-      </w:pPr>
+        <w:t>”</w:t>
+      </w:r>
       <w:r>
         <w:rPr>
           <w:rStyle w:val="Hyperlink"/>
@@ -315,23 +747,17 @@
           <w:u w:val="none"/>
           <w:lang w:val="en-US"/>
         </w:rPr>
-        <w:t>File Code có phần mở rộng là “ino”, khi mở sẽ ra giao diện IDE</w:t>
-      </w:r>
-    </w:p>
-    <w:p>
-      <w:pPr>
-        <w:pStyle w:val="ListParagraph"/>
-        <w:numPr>
-          <w:ilvl w:val="0"/>
-          <w:numId w:val="3"/>
-        </w:numPr>
+        <w:t xml:space="preserve"> + chọn </w:t>
+      </w:r>
+      <w:r>
         <w:rPr>
           <w:rStyle w:val="Hyperlink"/>
           <w:color w:val="auto"/>
           <w:u w:val="none"/>
           <w:lang w:val="en-US"/>
         </w:rPr>
-      </w:pPr>
+        <w:t>“</w:t>
+      </w:r>
       <w:r>
         <w:rPr>
           <w:rStyle w:val="Hyperlink"/>
@@ -339,23 +765,17 @@
           <w:u w:val="none"/>
           <w:lang w:val="en-US"/>
         </w:rPr>
-        <w:t>Mở 1 Code Viết Sẵn?</w:t>
-      </w:r>
-    </w:p>
-    <w:p>
-      <w:pPr>
-        <w:pStyle w:val="ListParagraph"/>
-        <w:numPr>
-          <w:ilvl w:val="0"/>
-          <w:numId w:val="4"/>
-        </w:numPr>
+        <w:t>Save As</w:t>
+      </w:r>
+      <w:r>
         <w:rPr>
           <w:rStyle w:val="Hyperlink"/>
           <w:color w:val="auto"/>
           <w:u w:val="none"/>
           <w:lang w:val="en-US"/>
         </w:rPr>
-      </w:pPr>
+        <w:t>…”</w:t>
+      </w:r>
       <w:r>
         <w:rPr>
           <w:rStyle w:val="Hyperlink"/>
@@ -363,23 +783,17 @@
           <w:u w:val="none"/>
           <w:lang w:val="en-US"/>
         </w:rPr>
-        <w:t>Vào File + chọn Examples + chọn chủ đề + chọn bài Code</w:t>
-      </w:r>
-    </w:p>
-    <w:p>
-      <w:pPr>
-        <w:pStyle w:val="ListParagraph"/>
-        <w:numPr>
-          <w:ilvl w:val="0"/>
-          <w:numId w:val="4"/>
-        </w:numPr>
+        <w:t xml:space="preserve"> + </w:t>
+      </w:r>
+      <w:r>
         <w:rPr>
           <w:rStyle w:val="Hyperlink"/>
           <w:color w:val="auto"/>
           <w:u w:val="none"/>
           <w:lang w:val="en-US"/>
         </w:rPr>
-      </w:pPr>
+        <w:t>c</w:t>
+      </w:r>
       <w:r>
         <w:rPr>
           <w:rStyle w:val="Hyperlink"/>
@@ -387,23 +801,17 @@
           <w:u w:val="none"/>
           <w:lang w:val="en-US"/>
         </w:rPr>
-        <w:t>Code viết sẵn sẽ mở ở cửa sổ mới</w:t>
-      </w:r>
-    </w:p>
-    <w:p>
-      <w:pPr>
-        <w:pStyle w:val="ListParagraph"/>
-        <w:numPr>
-          <w:ilvl w:val="0"/>
-          <w:numId w:val="3"/>
-        </w:numPr>
+        <w:t xml:space="preserve">họn chỗ lưu + đặt tên + Click nút </w:t>
+      </w:r>
+      <w:r>
         <w:rPr>
           <w:rStyle w:val="Hyperlink"/>
           <w:color w:val="auto"/>
           <w:u w:val="none"/>
           <w:lang w:val="en-US"/>
         </w:rPr>
-      </w:pPr>
+        <w:t>“</w:t>
+      </w:r>
       <w:r>
         <w:rPr>
           <w:rStyle w:val="Hyperlink"/>
@@ -411,95 +819,89 @@
           <w:u w:val="none"/>
           <w:lang w:val="en-US"/>
         </w:rPr>
-        <w:t>Quy Tắc Lập Trình Arduino?</w:t>
-      </w:r>
-    </w:p>
-    <w:p>
-      <w:pPr>
-        <w:pStyle w:val="ListParagraph"/>
-        <w:numPr>
-          <w:ilvl w:val="0"/>
-          <w:numId w:val="4"/>
-        </w:numPr>
+        <w:t>Save</w:t>
+      </w:r>
+      <w:r>
         <w:rPr>
           <w:rStyle w:val="Hyperlink"/>
           <w:color w:val="auto"/>
           <w:u w:val="none"/>
           <w:lang w:val="en-US"/>
         </w:rPr>
-      </w:pPr>
-      <w:r>
+        <w:t>”</w:t>
+      </w:r>
+    </w:p>
+    <w:p>
+      <w:pPr>
+        <w:pStyle w:val="ListParagraph"/>
+        <w:numPr>
+          <w:ilvl w:val="0"/>
+          <w:numId w:val="4"/>
+        </w:numPr>
         <w:rPr>
           <w:rStyle w:val="Hyperlink"/>
           <w:color w:val="auto"/>
           <w:u w:val="none"/>
           <w:lang w:val="en-US"/>
         </w:rPr>
-        <w:t>Chỉ chạy Code bên trong Setup và Loop, Code bên ngoài sẽ không được chạy, ngoại trừ phần đặt biến</w:t>
-      </w:r>
-    </w:p>
-    <w:p>
-      <w:pPr>
-        <w:pStyle w:val="ListParagraph"/>
-        <w:numPr>
-          <w:ilvl w:val="0"/>
-          <w:numId w:val="4"/>
-        </w:numPr>
+      </w:pPr>
+      <w:r>
         <w:rPr>
           <w:rStyle w:val="Hyperlink"/>
           <w:color w:val="auto"/>
           <w:u w:val="none"/>
           <w:lang w:val="en-US"/>
         </w:rPr>
-      </w:pPr>
-      <w:r>
+        <w:t>Khi lưu, nó sẽ tạo ra 1 thư mục, File Code ở bên trong, cả thư mục cả File Code đều cùng tên</w:t>
+      </w:r>
+    </w:p>
+    <w:p>
+      <w:pPr>
+        <w:pStyle w:val="ListParagraph"/>
+        <w:numPr>
+          <w:ilvl w:val="0"/>
+          <w:numId w:val="3"/>
+        </w:numPr>
         <w:rPr>
           <w:rStyle w:val="Hyperlink"/>
           <w:color w:val="auto"/>
           <w:u w:val="none"/>
           <w:lang w:val="en-US"/>
         </w:rPr>
-        <w:t>Code ở trong phần Setup sẽ chỉ chạy đúng 1 lần</w:t>
-      </w:r>
-    </w:p>
-    <w:p>
-      <w:pPr>
-        <w:pStyle w:val="ListParagraph"/>
-        <w:numPr>
-          <w:ilvl w:val="0"/>
-          <w:numId w:val="4"/>
-        </w:numPr>
+      </w:pPr>
+      <w:r>
         <w:rPr>
           <w:rStyle w:val="Hyperlink"/>
           <w:color w:val="auto"/>
           <w:u w:val="none"/>
           <w:lang w:val="en-US"/>
         </w:rPr>
-      </w:pPr>
-      <w:r>
+        <w:t>Mở 1 Code Viết Sẵn?</w:t>
+      </w:r>
+    </w:p>
+    <w:p>
+      <w:pPr>
+        <w:pStyle w:val="ListParagraph"/>
+        <w:numPr>
+          <w:ilvl w:val="0"/>
+          <w:numId w:val="4"/>
+        </w:numPr>
         <w:rPr>
           <w:rStyle w:val="Hyperlink"/>
           <w:color w:val="auto"/>
           <w:u w:val="none"/>
           <w:lang w:val="en-US"/>
         </w:rPr>
-        <w:t>Code ở trong phần Loop sẽ lặp đi lặp lại sau khi đã chạy song Setup</w:t>
-      </w:r>
-    </w:p>
-    <w:p>
-      <w:pPr>
-        <w:pStyle w:val="ListParagraph"/>
-        <w:numPr>
-          <w:ilvl w:val="0"/>
-          <w:numId w:val="4"/>
-        </w:numPr>
+      </w:pPr>
+      <w:r>
         <w:rPr>
           <w:rStyle w:val="Hyperlink"/>
           <w:color w:val="auto"/>
           <w:u w:val="none"/>
           <w:lang w:val="en-US"/>
         </w:rPr>
-      </w:pPr>
+        <w:t xml:space="preserve">Vào </w:t>
+      </w:r>
       <w:r>
         <w:rPr>
           <w:rStyle w:val="Hyperlink"/>
@@ -507,23 +909,17 @@
           <w:u w:val="none"/>
           <w:lang w:val="en-US"/>
         </w:rPr>
-        <w:t>Mỗi câu lệnh ngăn cách bởi dấu “;”</w:t>
-      </w:r>
-    </w:p>
-    <w:p>
-      <w:pPr>
-        <w:pStyle w:val="ListParagraph"/>
-        <w:numPr>
-          <w:ilvl w:val="0"/>
-          <w:numId w:val="3"/>
-        </w:numPr>
+        <w:t>Tab “</w:t>
+      </w:r>
+      <w:r>
         <w:rPr>
           <w:rStyle w:val="Hyperlink"/>
           <w:color w:val="auto"/>
           <w:u w:val="none"/>
           <w:lang w:val="en-US"/>
         </w:rPr>
-      </w:pPr>
+        <w:t>File</w:t>
+      </w:r>
       <w:r>
         <w:rPr>
           <w:rStyle w:val="Hyperlink"/>
@@ -531,23 +927,17 @@
           <w:u w:val="none"/>
           <w:lang w:val="en-US"/>
         </w:rPr>
-        <w:t>Arduino Có Phân Biệt Chữ Hoa Chữ Thường Không?</w:t>
-      </w:r>
-    </w:p>
-    <w:p>
-      <w:pPr>
-        <w:pStyle w:val="ListParagraph"/>
-        <w:numPr>
-          <w:ilvl w:val="0"/>
-          <w:numId w:val="4"/>
-        </w:numPr>
+        <w:t>”</w:t>
+      </w:r>
+      <w:r>
         <w:rPr>
           <w:rStyle w:val="Hyperlink"/>
           <w:color w:val="auto"/>
           <w:u w:val="none"/>
           <w:lang w:val="en-US"/>
         </w:rPr>
-      </w:pPr>
+        <w:t xml:space="preserve"> + chọn </w:t>
+      </w:r>
       <w:r>
         <w:rPr>
           <w:rStyle w:val="Hyperlink"/>
@@ -555,7 +945,58 @@
           <w:u w:val="none"/>
           <w:lang w:val="en-US"/>
         </w:rPr>
-        <w:t>Có</w:t>
+        <w:t>“</w:t>
+      </w:r>
+      <w:r>
+        <w:rPr>
+          <w:rStyle w:val="Hyperlink"/>
+          <w:color w:val="auto"/>
+          <w:u w:val="none"/>
+          <w:lang w:val="en-US"/>
+        </w:rPr>
+        <w:t>Examples</w:t>
+      </w:r>
+      <w:r>
+        <w:rPr>
+          <w:rStyle w:val="Hyperlink"/>
+          <w:color w:val="auto"/>
+          <w:u w:val="none"/>
+          <w:lang w:val="en-US"/>
+        </w:rPr>
+        <w:t>”</w:t>
+      </w:r>
+      <w:r>
+        <w:rPr>
+          <w:rStyle w:val="Hyperlink"/>
+          <w:color w:val="auto"/>
+          <w:u w:val="none"/>
+          <w:lang w:val="en-US"/>
+        </w:rPr>
+        <w:t xml:space="preserve"> + chọn chủ đề + chọn bài Code</w:t>
+      </w:r>
+    </w:p>
+    <w:p>
+      <w:pPr>
+        <w:pStyle w:val="ListParagraph"/>
+        <w:numPr>
+          <w:ilvl w:val="0"/>
+          <w:numId w:val="4"/>
+        </w:numPr>
+        <w:rPr>
+          <w:rStyle w:val="Hyperlink"/>
+          <w:color w:val="auto"/>
+          <w:u w:val="none"/>
+          <w:lang w:val="en-US"/>
+        </w:rPr>
+      </w:pPr>
+      <w:r>
+        <w:rPr>
+          <w:rStyle w:val="Hyperlink"/>
+          <w:color w:val="auto"/>
+          <w:u w:val="none"/>
+          <w:lang w:val="en-US"/>
+        </w:rPr>
+        <w:t>Code viết sẵn sẽ mở ở cửa sổ mới</w:t>
       </w:r>
     </w:p>
     <w:p>
@@ -877,7 +1318,6 @@
         <w:rPr>
           <w:lang w:val="en-US"/>
         </w:rPr>
-        <w:lastRenderedPageBreak/>
         <w:t>Đèn LED nối với Pin 13, độ sáng dựa vào điện thế của Pin 13</w:t>
       </w:r>
     </w:p>
@@ -1266,10 +1706,7 @@
     <w:p>
       <w:pPr>
         <w:pStyle w:val="ListParagraph"/>
-        <w:numPr>
-          <w:ilvl w:val="0"/>
-          <w:numId w:val="4"/>
-        </w:numPr>
+        <w:ind w:left="1080"/>
         <w:rPr>
           <w:lang w:val="en-US"/>
         </w:rPr>
@@ -1279,6 +1716,7 @@
           <w:noProof/>
           <w:lang w:eastAsia="vi-VN"/>
         </w:rPr>
+        <w:lastRenderedPageBreak/>
         <w:drawing>
           <wp:inline distT="0" distB="0" distL="0" distR="0" wp14:anchorId="5BF55FB8" wp14:editId="6F65F06E">
             <wp:extent cx="4675517" cy="2922068"/>
@@ -1388,7 +1826,6 @@
         <w:rPr>
           <w:lang w:val="en-US"/>
         </w:rPr>
-        <w:lastRenderedPageBreak/>
         <w:t>&lt;Điện Thế Write&gt; = 0</w:t>
       </w:r>
     </w:p>
@@ -1928,6 +2365,7 @@
         <w:rPr>
           <w:lang w:val="en-US"/>
         </w:rPr>
+        <w:lastRenderedPageBreak/>
         <w:t>Bản chất gán điện thế từ 0 V đến 5 V cho &lt;Điện Thế Write&gt;</w:t>
       </w:r>
     </w:p>
@@ -2288,7 +2726,6 @@
           <w:noProof/>
           <w:lang w:eastAsia="vi-VN"/>
         </w:rPr>
-        <w:lastRenderedPageBreak/>
         <w:drawing>
           <wp:inline distT="0" distB="0" distL="0" distR="0" wp14:anchorId="34C59CF4" wp14:editId="1C23132F">
             <wp:extent cx="3165895" cy="2638363"/>
@@ -2363,6 +2800,7 @@
           <w:noProof/>
           <w:lang w:eastAsia="vi-VN"/>
         </w:rPr>
+        <w:lastRenderedPageBreak/>
         <w:drawing>
           <wp:inline distT="0" distB="0" distL="0" distR="0" wp14:anchorId="08A3C40D" wp14:editId="0DA4CF43">
             <wp:extent cx="3169918" cy="2641598"/>
@@ -2676,7 +3114,6 @@
           <w:noProof/>
           <w:lang w:eastAsia="vi-VN"/>
         </w:rPr>
-        <w:lastRenderedPageBreak/>
         <w:drawing>
           <wp:inline distT="0" distB="0" distL="0" distR="0" wp14:anchorId="06AFFB16" wp14:editId="284021E2">
             <wp:extent cx="3393656" cy="2828173"/>
@@ -2733,6 +3170,7 @@
           <w:noProof/>
           <w:lang w:eastAsia="vi-VN"/>
         </w:rPr>
+        <w:lastRenderedPageBreak/>
         <w:drawing>
           <wp:inline distT="0" distB="0" distL="0" distR="0" wp14:anchorId="3F6098FE" wp14:editId="77DA2375">
             <wp:extent cx="3399306" cy="2832755"/>
@@ -3060,7 +3498,6 @@
         <w:rPr>
           <w:lang w:val="en-US"/>
         </w:rPr>
-        <w:lastRenderedPageBreak/>
         <w:t>Lưu ý các lệnh trên ban đầu sẽ xem xem cửa sổ Serial có được mở không, nếu có thì nó in ra cửa sổ luôn, còn không thì không làm gì cả</w:t>
       </w:r>
     </w:p>
@@ -3431,6 +3868,7 @@
         <w:rPr>
           <w:lang w:val="en-US"/>
         </w:rPr>
+        <w:lastRenderedPageBreak/>
         <w:t>Trả về Buffer hiện tại dưới dạng String và làm rỗng nó</w:t>
       </w:r>
     </w:p>
@@ -4220,6 +4658,7 @@
         <w:rPr>
           <w:lang w:val="en-US"/>
         </w:rPr>
+        <w:lastRenderedPageBreak/>
         <w:tab/>
       </w:r>
       <w:r>
@@ -4864,6 +5303,318 @@
         <w:rPr>
           <w:lang w:val="en-US"/>
         </w:rPr>
+        <w:tab/>
+      </w:r>
+      <w:r>
+        <w:rPr>
+          <w:lang w:val="en-US"/>
+        </w:rPr>
+        <w:tab/>
+      </w:r>
+      <w:r>
+        <w:rPr>
+          <w:lang w:val="en-US"/>
+        </w:rPr>
+        <w:tab/>
+        <w:t>Ex:</w:t>
+      </w:r>
+    </w:p>
+    <w:p>
+      <w:pPr>
+        <w:rPr>
+          <w:lang w:val="en-US"/>
+        </w:rPr>
+      </w:pPr>
+      <w:r>
+        <w:rPr>
+          <w:lang w:val="en-US"/>
+        </w:rPr>
+        <w:tab/>
+      </w:r>
+      <w:r>
+        <w:rPr>
+          <w:lang w:val="en-US"/>
+        </w:rPr>
+        <w:tab/>
+      </w:r>
+      <w:r>
+        <w:rPr>
+          <w:lang w:val="en-US"/>
+        </w:rPr>
+        <w:tab/>
+      </w:r>
+      <w:r>
+        <w:rPr>
+          <w:lang w:val="en-US"/>
+        </w:rPr>
+        <w:tab/>
+        <w:t>Stepper foo(2048, 8, 10, 9, 11)</w:t>
+      </w:r>
+    </w:p>
+    <w:p>
+      <w:pPr>
+        <w:rPr>
+          <w:lang w:val="en-US"/>
+        </w:rPr>
+      </w:pPr>
+      <w:r>
+        <w:rPr>
+          <w:lang w:val="en-US"/>
+        </w:rPr>
+        <w:tab/>
+      </w:r>
+      <w:r>
+        <w:rPr>
+          <w:lang w:val="en-US"/>
+        </w:rPr>
+        <w:tab/>
+      </w:r>
+      <w:r>
+        <w:rPr>
+          <w:lang w:val="en-US"/>
+        </w:rPr>
+        <w:tab/>
+        <w:t>Object:</w:t>
+      </w:r>
+    </w:p>
+    <w:p>
+      <w:pPr>
+        <w:rPr>
+          <w:lang w:val="en-US"/>
+        </w:rPr>
+      </w:pPr>
+      <w:r>
+        <w:rPr>
+          <w:lang w:val="en-US"/>
+        </w:rPr>
+        <w:tab/>
+      </w:r>
+      <w:r>
+        <w:rPr>
+          <w:lang w:val="en-US"/>
+        </w:rPr>
+        <w:tab/>
+      </w:r>
+      <w:r>
+        <w:rPr>
+          <w:lang w:val="en-US"/>
+        </w:rPr>
+        <w:tab/>
+      </w:r>
+      <w:r>
+        <w:rPr>
+          <w:lang w:val="en-US"/>
+        </w:rPr>
+        <w:tab/>
+        <w:t>setSpeed(RPM)</w:t>
+      </w:r>
+    </w:p>
+    <w:p>
+      <w:pPr>
+        <w:rPr>
+          <w:lang w:val="en-US"/>
+        </w:rPr>
+      </w:pPr>
+      <w:r>
+        <w:rPr>
+          <w:lang w:val="en-US"/>
+        </w:rPr>
+        <w:tab/>
+      </w:r>
+      <w:r>
+        <w:rPr>
+          <w:lang w:val="en-US"/>
+        </w:rPr>
+        <w:tab/>
+      </w:r>
+      <w:r>
+        <w:rPr>
+          <w:lang w:val="en-US"/>
+        </w:rPr>
+        <w:tab/>
+      </w:r>
+      <w:r>
+        <w:rPr>
+          <w:lang w:val="en-US"/>
+        </w:rPr>
+        <w:tab/>
+      </w:r>
+      <w:r>
+        <w:rPr>
+          <w:lang w:val="en-US"/>
+        </w:rPr>
+        <w:tab/>
+        <w:t>Usage:</w:t>
+      </w:r>
+    </w:p>
+    <w:p>
+      <w:pPr>
+        <w:rPr>
+          <w:lang w:val="en-US"/>
+        </w:rPr>
+      </w:pPr>
+      <w:r>
+        <w:rPr>
+          <w:lang w:val="en-US"/>
+        </w:rPr>
+        <w:tab/>
+      </w:r>
+      <w:r>
+        <w:rPr>
+          <w:lang w:val="en-US"/>
+        </w:rPr>
+        <w:tab/>
+      </w:r>
+      <w:r>
+        <w:rPr>
+          <w:lang w:val="en-US"/>
+        </w:rPr>
+        <w:tab/>
+      </w:r>
+      <w:r>
+        <w:rPr>
+          <w:lang w:val="en-US"/>
+        </w:rPr>
+        <w:tab/>
+      </w:r>
+      <w:r>
+        <w:rPr>
+          <w:lang w:val="en-US"/>
+        </w:rPr>
+        <w:tab/>
+      </w:r>
+      <w:r>
+        <w:rPr>
+          <w:lang w:val="en-US"/>
+        </w:rPr>
+        <w:tab/>
+        <w:t>Chỉnh tốc độ Stepper Motor</w:t>
+      </w:r>
+    </w:p>
+    <w:p>
+      <w:pPr>
+        <w:rPr>
+          <w:lang w:val="en-US"/>
+        </w:rPr>
+      </w:pPr>
+      <w:r>
+        <w:rPr>
+          <w:lang w:val="en-US"/>
+        </w:rPr>
+        <w:tab/>
+      </w:r>
+      <w:r>
+        <w:rPr>
+          <w:lang w:val="en-US"/>
+        </w:rPr>
+        <w:tab/>
+      </w:r>
+      <w:r>
+        <w:rPr>
+          <w:lang w:val="en-US"/>
+        </w:rPr>
+        <w:tab/>
+      </w:r>
+      <w:r>
+        <w:rPr>
+          <w:lang w:val="en-US"/>
+        </w:rPr>
+        <w:tab/>
+      </w:r>
+      <w:r>
+        <w:rPr>
+          <w:lang w:val="en-US"/>
+        </w:rPr>
+        <w:tab/>
+        <w:t>Ex:</w:t>
+      </w:r>
+    </w:p>
+    <w:p>
+      <w:pPr>
+        <w:rPr>
+          <w:lang w:val="en-US"/>
+        </w:rPr>
+      </w:pPr>
+      <w:r>
+        <w:rPr>
+          <w:lang w:val="en-US"/>
+        </w:rPr>
+        <w:tab/>
+      </w:r>
+      <w:r>
+        <w:rPr>
+          <w:lang w:val="en-US"/>
+        </w:rPr>
+        <w:tab/>
+      </w:r>
+      <w:r>
+        <w:rPr>
+          <w:lang w:val="en-US"/>
+        </w:rPr>
+        <w:tab/>
+      </w:r>
+      <w:r>
+        <w:rPr>
+          <w:lang w:val="en-US"/>
+        </w:rPr>
+        <w:tab/>
+      </w:r>
+      <w:r>
+        <w:rPr>
+          <w:lang w:val="en-US"/>
+        </w:rPr>
+        <w:tab/>
+      </w:r>
+      <w:r>
+        <w:rPr>
+          <w:lang w:val="en-US"/>
+        </w:rPr>
+        <w:tab/>
+        <w:t>foo.setSpeed(3)</w:t>
+      </w:r>
+    </w:p>
+    <w:p>
+      <w:pPr>
+        <w:rPr>
+          <w:lang w:val="en-US"/>
+        </w:rPr>
+      </w:pPr>
+      <w:r>
+        <w:rPr>
+          <w:lang w:val="en-US"/>
+        </w:rPr>
+        <w:tab/>
+      </w:r>
+      <w:r>
+        <w:rPr>
+          <w:lang w:val="en-US"/>
+        </w:rPr>
+        <w:tab/>
+      </w:r>
+      <w:r>
+        <w:rPr>
+          <w:lang w:val="en-US"/>
+        </w:rPr>
+        <w:tab/>
+      </w:r>
+      <w:r>
+        <w:rPr>
+          <w:lang w:val="en-US"/>
+        </w:rPr>
+        <w:tab/>
+        <w:t>step(Steps)</w:t>
+      </w:r>
+    </w:p>
+    <w:p>
+      <w:pPr>
+        <w:rPr>
+          <w:lang w:val="en-US"/>
+        </w:rPr>
+      </w:pPr>
+      <w:r>
+        <w:rPr>
+          <w:lang w:val="en-US"/>
+        </w:rPr>
         <w:lastRenderedPageBreak/>
         <w:tab/>
       </w:r>
@@ -4878,6 +5629,100 @@
           <w:lang w:val="en-US"/>
         </w:rPr>
         <w:tab/>
+      </w:r>
+      <w:r>
+        <w:rPr>
+          <w:lang w:val="en-US"/>
+        </w:rPr>
+        <w:tab/>
+      </w:r>
+      <w:r>
+        <w:rPr>
+          <w:lang w:val="en-US"/>
+        </w:rPr>
+        <w:tab/>
+        <w:t>Usage:</w:t>
+      </w:r>
+    </w:p>
+    <w:p>
+      <w:pPr>
+        <w:rPr>
+          <w:lang w:val="en-US"/>
+        </w:rPr>
+      </w:pPr>
+      <w:r>
+        <w:rPr>
+          <w:lang w:val="en-US"/>
+        </w:rPr>
+        <w:tab/>
+      </w:r>
+      <w:r>
+        <w:rPr>
+          <w:lang w:val="en-US"/>
+        </w:rPr>
+        <w:tab/>
+      </w:r>
+      <w:r>
+        <w:rPr>
+          <w:lang w:val="en-US"/>
+        </w:rPr>
+        <w:tab/>
+      </w:r>
+      <w:r>
+        <w:rPr>
+          <w:lang w:val="en-US"/>
+        </w:rPr>
+        <w:tab/>
+      </w:r>
+      <w:r>
+        <w:rPr>
+          <w:lang w:val="en-US"/>
+        </w:rPr>
+        <w:tab/>
+      </w:r>
+      <w:r>
+        <w:rPr>
+          <w:lang w:val="en-US"/>
+        </w:rPr>
+        <w:tab/>
+        <w:t>Quay Stepper Motor với số bước nào đó</w:t>
+      </w:r>
+    </w:p>
+    <w:p>
+      <w:pPr>
+        <w:rPr>
+          <w:lang w:val="en-US"/>
+        </w:rPr>
+      </w:pPr>
+      <w:r>
+        <w:rPr>
+          <w:lang w:val="en-US"/>
+        </w:rPr>
+        <w:tab/>
+      </w:r>
+      <w:r>
+        <w:rPr>
+          <w:lang w:val="en-US"/>
+        </w:rPr>
+        <w:tab/>
+      </w:r>
+      <w:r>
+        <w:rPr>
+          <w:lang w:val="en-US"/>
+        </w:rPr>
+        <w:tab/>
+      </w:r>
+      <w:r>
+        <w:rPr>
+          <w:lang w:val="en-US"/>
+        </w:rPr>
+        <w:tab/>
+      </w:r>
+      <w:r>
+        <w:rPr>
+          <w:lang w:val="en-US"/>
+        </w:rPr>
+        <w:tab/>
         <w:t>Ex:</w:t>
       </w:r>
     </w:p>
@@ -4910,7 +5755,169 @@
           <w:lang w:val="en-US"/>
         </w:rPr>
         <w:tab/>
-        <w:t>Stepper foo(2048, 8, 10, 9, 11)</w:t>
+      </w:r>
+      <w:r>
+        <w:rPr>
+          <w:lang w:val="en-US"/>
+        </w:rPr>
+        <w:tab/>
+      </w:r>
+      <w:r>
+        <w:rPr>
+          <w:lang w:val="en-US"/>
+        </w:rPr>
+        <w:tab/>
+        <w:t>foo.step(1024)</w:t>
+      </w:r>
+    </w:p>
+    <w:p>
+      <w:pPr>
+        <w:rPr>
+          <w:lang w:val="en-US"/>
+        </w:rPr>
+      </w:pPr>
+      <w:r>
+        <w:rPr>
+          <w:lang w:val="en-US"/>
+        </w:rPr>
+        <w:tab/>
+        <w:t>LiquidCrystal.h</w:t>
+      </w:r>
+    </w:p>
+    <w:p>
+      <w:pPr>
+        <w:rPr>
+          <w:lang w:val="en-US"/>
+        </w:rPr>
+      </w:pPr>
+      <w:r>
+        <w:rPr>
+          <w:lang w:val="en-US"/>
+        </w:rPr>
+        <w:tab/>
+      </w:r>
+      <w:r>
+        <w:rPr>
+          <w:lang w:val="en-US"/>
+        </w:rPr>
+        <w:tab/>
+        <w:t>LiquidCrystal Object(RS Pin Code, E Pin Code, 4 * Data Pin Code)</w:t>
+      </w:r>
+    </w:p>
+    <w:p>
+      <w:pPr>
+        <w:rPr>
+          <w:lang w:val="en-US"/>
+        </w:rPr>
+      </w:pPr>
+      <w:r>
+        <w:rPr>
+          <w:lang w:val="en-US"/>
+        </w:rPr>
+        <w:tab/>
+      </w:r>
+      <w:r>
+        <w:rPr>
+          <w:lang w:val="en-US"/>
+        </w:rPr>
+        <w:tab/>
+      </w:r>
+      <w:r>
+        <w:rPr>
+          <w:lang w:val="en-US"/>
+        </w:rPr>
+        <w:tab/>
+        <w:t>Usage:</w:t>
+      </w:r>
+    </w:p>
+    <w:p>
+      <w:pPr>
+        <w:rPr>
+          <w:lang w:val="en-US"/>
+        </w:rPr>
+      </w:pPr>
+      <w:r>
+        <w:rPr>
+          <w:lang w:val="en-US"/>
+        </w:rPr>
+        <w:tab/>
+      </w:r>
+      <w:r>
+        <w:rPr>
+          <w:lang w:val="en-US"/>
+        </w:rPr>
+        <w:tab/>
+      </w:r>
+      <w:r>
+        <w:rPr>
+          <w:lang w:val="en-US"/>
+        </w:rPr>
+        <w:tab/>
+      </w:r>
+      <w:r>
+        <w:rPr>
+          <w:lang w:val="en-US"/>
+        </w:rPr>
+        <w:tab/>
+        <w:t>Khởi tạo LCD Object</w:t>
+      </w:r>
+    </w:p>
+    <w:p>
+      <w:pPr>
+        <w:rPr>
+          <w:lang w:val="en-US"/>
+        </w:rPr>
+      </w:pPr>
+      <w:r>
+        <w:rPr>
+          <w:lang w:val="en-US"/>
+        </w:rPr>
+        <w:tab/>
+      </w:r>
+      <w:r>
+        <w:rPr>
+          <w:lang w:val="en-US"/>
+        </w:rPr>
+        <w:tab/>
+      </w:r>
+      <w:r>
+        <w:rPr>
+          <w:lang w:val="en-US"/>
+        </w:rPr>
+        <w:tab/>
+        <w:t>Ex:</w:t>
+      </w:r>
+    </w:p>
+    <w:p>
+      <w:pPr>
+        <w:rPr>
+          <w:lang w:val="en-US"/>
+        </w:rPr>
+      </w:pPr>
+      <w:r>
+        <w:rPr>
+          <w:lang w:val="en-US"/>
+        </w:rPr>
+        <w:tab/>
+      </w:r>
+      <w:r>
+        <w:rPr>
+          <w:lang w:val="en-US"/>
+        </w:rPr>
+        <w:tab/>
+      </w:r>
+      <w:r>
+        <w:rPr>
+          <w:lang w:val="en-US"/>
+        </w:rPr>
+        <w:tab/>
+      </w:r>
+      <w:r>
+        <w:rPr>
+          <w:lang w:val="en-US"/>
+        </w:rPr>
+        <w:tab/>
+        <w:t>LiquidCrystal lcd(2, 3, 4, 5, 6, 7)</w:t>
       </w:r>
     </w:p>
     <w:p>
@@ -4968,7 +5975,7 @@
           <w:lang w:val="en-US"/>
         </w:rPr>
         <w:tab/>
-        <w:t>setSpeed(RPM)</w:t>
+        <w:t>begin(Columns, Rows)</w:t>
       </w:r>
     </w:p>
     <w:p>
@@ -5050,7 +6057,51 @@
           <w:lang w:val="en-US"/>
         </w:rPr>
         <w:tab/>
-        <w:t>Chỉnh tốc độ Stepper Motor</w:t>
+        <w:t>Bắt đầu làm việc với màn hình LCD với</w:t>
+      </w:r>
+    </w:p>
+    <w:p>
+      <w:pPr>
+        <w:rPr>
+          <w:lang w:val="en-US"/>
+        </w:rPr>
+      </w:pPr>
+      <w:r>
+        <w:rPr>
+          <w:lang w:val="en-US"/>
+        </w:rPr>
+        <w:tab/>
+      </w:r>
+      <w:r>
+        <w:rPr>
+          <w:lang w:val="en-US"/>
+        </w:rPr>
+        <w:tab/>
+      </w:r>
+      <w:r>
+        <w:rPr>
+          <w:lang w:val="en-US"/>
+        </w:rPr>
+        <w:tab/>
+      </w:r>
+      <w:r>
+        <w:rPr>
+          <w:lang w:val="en-US"/>
+        </w:rPr>
+        <w:tab/>
+      </w:r>
+      <w:r>
+        <w:rPr>
+          <w:lang w:val="en-US"/>
+        </w:rPr>
+        <w:tab/>
+      </w:r>
+      <w:r>
+        <w:rPr>
+          <w:lang w:val="en-US"/>
+        </w:rPr>
+        <w:tab/>
+        <w:t>kích thước để hiển thị kí tự là Columns * Rows</w:t>
       </w:r>
     </w:p>
     <w:p>
@@ -5132,39 +6183,50 @@
           <w:lang w:val="en-US"/>
         </w:rPr>
         <w:tab/>
-        <w:t>foo.setSpeed(3)</w:t>
-      </w:r>
-    </w:p>
-    <w:p>
-      <w:pPr>
-        <w:rPr>
-          <w:lang w:val="en-US"/>
-        </w:rPr>
-      </w:pPr>
-      <w:r>
-        <w:rPr>
-          <w:lang w:val="en-US"/>
-        </w:rPr>
-        <w:tab/>
-      </w:r>
-      <w:r>
-        <w:rPr>
-          <w:lang w:val="en-US"/>
-        </w:rPr>
-        <w:tab/>
-      </w:r>
-      <w:r>
-        <w:rPr>
-          <w:lang w:val="en-US"/>
-        </w:rPr>
-        <w:tab/>
-      </w:r>
-      <w:r>
-        <w:rPr>
-          <w:lang w:val="en-US"/>
-        </w:rPr>
-        <w:tab/>
-        <w:t>step(Steps)</w:t>
+        <w:t>lcd.begin(16, 2)</w:t>
+      </w:r>
+    </w:p>
+    <w:p>
+      <w:pPr>
+        <w:rPr>
+          <w:lang w:val="en-US"/>
+        </w:rPr>
+      </w:pPr>
+      <w:r>
+        <w:rPr>
+          <w:lang w:val="en-US"/>
+        </w:rPr>
+        <w:tab/>
+      </w:r>
+      <w:r>
+        <w:rPr>
+          <w:lang w:val="en-US"/>
+        </w:rPr>
+        <w:tab/>
+      </w:r>
+      <w:r>
+        <w:rPr>
+          <w:lang w:val="en-US"/>
+        </w:rPr>
+        <w:tab/>
+      </w:r>
+      <w:r>
+        <w:rPr>
+          <w:lang w:val="en-US"/>
+        </w:rPr>
+        <w:tab/>
+      </w:r>
+      <w:r>
+        <w:rPr>
+          <w:lang w:val="en-US"/>
+        </w:rPr>
+        <w:t>print</w:t>
+      </w:r>
+      <w:r>
+        <w:rPr>
+          <w:lang w:val="en-US"/>
+        </w:rPr>
+        <w:t>(Text)</w:t>
       </w:r>
     </w:p>
     <w:p>
@@ -5246,7 +6308,7 @@
           <w:lang w:val="en-US"/>
         </w:rPr>
         <w:tab/>
-        <w:t>Quay Stepper Motor với số bước nào đó</w:t>
+        <w:t>In chữ ra màn hình LCD</w:t>
       </w:r>
     </w:p>
     <w:p>
@@ -5328,49 +6390,59 @@
           <w:lang w:val="en-US"/>
         </w:rPr>
         <w:tab/>
-        <w:t>foo.step(1024)</w:t>
-      </w:r>
-    </w:p>
-    <w:p>
-      <w:pPr>
-        <w:rPr>
-          <w:lang w:val="en-US"/>
-        </w:rPr>
-      </w:pPr>
-      <w:r>
-        <w:rPr>
-          <w:lang w:val="en-US"/>
-        </w:rPr>
-        <w:tab/>
-        <w:t>LiquidCrystal.h</w:t>
-      </w:r>
-    </w:p>
-    <w:p>
-      <w:pPr>
-        <w:rPr>
-          <w:lang w:val="en-US"/>
-        </w:rPr>
-      </w:pPr>
-      <w:r>
-        <w:rPr>
-          <w:lang w:val="en-US"/>
-        </w:rPr>
-        <w:tab/>
-      </w:r>
-      <w:r>
-        <w:rPr>
-          <w:lang w:val="en-US"/>
-        </w:rPr>
-        <w:tab/>
-        <w:t>LiquidCrystal Object(RS Pin Code, E Pin Code, 4 * Data Pin Code)</w:t>
-      </w:r>
-    </w:p>
-    <w:p>
-      <w:pPr>
-        <w:rPr>
-          <w:lang w:val="en-US"/>
-        </w:rPr>
-      </w:pPr>
+        <w:t>lcd.write(“Hello”)</w:t>
+      </w:r>
+    </w:p>
+    <w:p>
+      <w:pPr>
+        <w:rPr>
+          <w:lang w:val="en-US"/>
+        </w:rPr>
+      </w:pPr>
+      <w:r>
+        <w:rPr>
+          <w:lang w:val="en-US"/>
+        </w:rPr>
+        <w:tab/>
+      </w:r>
+      <w:r>
+        <w:rPr>
+          <w:lang w:val="en-US"/>
+        </w:rPr>
+        <w:tab/>
+      </w:r>
+      <w:r>
+        <w:rPr>
+          <w:lang w:val="en-US"/>
+        </w:rPr>
+        <w:tab/>
+      </w:r>
+      <w:r>
+        <w:rPr>
+          <w:lang w:val="en-US"/>
+        </w:rPr>
+        <w:tab/>
+        <w:t>setCursor(Column, Row)</w:t>
+      </w:r>
+    </w:p>
+    <w:p>
+      <w:pPr>
+        <w:rPr>
+          <w:lang w:val="en-US"/>
+        </w:rPr>
+      </w:pPr>
+      <w:r>
+        <w:rPr>
+          <w:lang w:val="en-US"/>
+        </w:rPr>
+        <w:tab/>
+      </w:r>
+      <w:r>
+        <w:rPr>
+          <w:lang w:val="en-US"/>
+        </w:rPr>
+        <w:tab/>
+      </w:r>
       <w:r>
         <w:rPr>
           <w:lang w:val="en-US"/>
@@ -5420,15 +6492,39 @@
           <w:lang w:val="en-US"/>
         </w:rPr>
         <w:tab/>
-        <w:t>Khởi tạo LCD Object</w:t>
-      </w:r>
-    </w:p>
-    <w:p>
-      <w:pPr>
-        <w:rPr>
-          <w:lang w:val="en-US"/>
-        </w:rPr>
-      </w:pPr>
+      </w:r>
+      <w:r>
+        <w:rPr>
+          <w:lang w:val="en-US"/>
+        </w:rPr>
+        <w:tab/>
+      </w:r>
+      <w:r>
+        <w:rPr>
+          <w:lang w:val="en-US"/>
+        </w:rPr>
+        <w:tab/>
+        <w:t>Thay đổi vị trí con trỏ</w:t>
+      </w:r>
+    </w:p>
+    <w:p>
+      <w:pPr>
+        <w:rPr>
+          <w:lang w:val="en-US"/>
+        </w:rPr>
+      </w:pPr>
+      <w:r>
+        <w:rPr>
+          <w:lang w:val="en-US"/>
+        </w:rPr>
+        <w:tab/>
+      </w:r>
+      <w:r>
+        <w:rPr>
+          <w:lang w:val="en-US"/>
+        </w:rPr>
+        <w:tab/>
+      </w:r>
       <w:r>
         <w:rPr>
           <w:lang w:val="en-US"/>
@@ -5478,7 +6574,366 @@
           <w:lang w:val="en-US"/>
         </w:rPr>
         <w:tab/>
-        <w:t>LiquidCrystal lcd(2, 3, 4, 5, 6, 7)</w:t>
+      </w:r>
+      <w:r>
+        <w:rPr>
+          <w:lang w:val="en-US"/>
+        </w:rPr>
+        <w:tab/>
+      </w:r>
+      <w:r>
+        <w:rPr>
+          <w:lang w:val="en-US"/>
+        </w:rPr>
+        <w:tab/>
+        <w:t>lcd.setCursor(2, 1)</w:t>
+      </w:r>
+    </w:p>
+    <w:p>
+      <w:pPr>
+        <w:rPr>
+          <w:lang w:val="en-US"/>
+        </w:rPr>
+      </w:pPr>
+      <w:r>
+        <w:rPr>
+          <w:lang w:val="en-US"/>
+        </w:rPr>
+        <w:tab/>
+      </w:r>
+      <w:r>
+        <w:rPr>
+          <w:lang w:val="en-US"/>
+        </w:rPr>
+        <w:tab/>
+      </w:r>
+      <w:r>
+        <w:rPr>
+          <w:lang w:val="en-US"/>
+        </w:rPr>
+        <w:tab/>
+      </w:r>
+      <w:r>
+        <w:rPr>
+          <w:lang w:val="en-US"/>
+        </w:rPr>
+        <w:tab/>
+        <w:t>clear()</w:t>
+      </w:r>
+    </w:p>
+    <w:p>
+      <w:pPr>
+        <w:rPr>
+          <w:lang w:val="en-US"/>
+        </w:rPr>
+      </w:pPr>
+      <w:r>
+        <w:rPr>
+          <w:lang w:val="en-US"/>
+        </w:rPr>
+        <w:lastRenderedPageBreak/>
+        <w:tab/>
+      </w:r>
+      <w:r>
+        <w:rPr>
+          <w:lang w:val="en-US"/>
+        </w:rPr>
+        <w:tab/>
+      </w:r>
+      <w:r>
+        <w:rPr>
+          <w:lang w:val="en-US"/>
+        </w:rPr>
+        <w:tab/>
+      </w:r>
+      <w:r>
+        <w:rPr>
+          <w:lang w:val="en-US"/>
+        </w:rPr>
+        <w:tab/>
+      </w:r>
+      <w:r>
+        <w:rPr>
+          <w:lang w:val="en-US"/>
+        </w:rPr>
+        <w:tab/>
+        <w:t>Usage:</w:t>
+      </w:r>
+    </w:p>
+    <w:p>
+      <w:pPr>
+        <w:rPr>
+          <w:lang w:val="en-US"/>
+        </w:rPr>
+      </w:pPr>
+      <w:r>
+        <w:rPr>
+          <w:lang w:val="en-US"/>
+        </w:rPr>
+        <w:tab/>
+      </w:r>
+      <w:r>
+        <w:rPr>
+          <w:lang w:val="en-US"/>
+        </w:rPr>
+        <w:tab/>
+      </w:r>
+      <w:r>
+        <w:rPr>
+          <w:lang w:val="en-US"/>
+        </w:rPr>
+        <w:tab/>
+      </w:r>
+      <w:r>
+        <w:rPr>
+          <w:lang w:val="en-US"/>
+        </w:rPr>
+        <w:tab/>
+      </w:r>
+      <w:r>
+        <w:rPr>
+          <w:lang w:val="en-US"/>
+        </w:rPr>
+        <w:tab/>
+      </w:r>
+      <w:r>
+        <w:rPr>
+          <w:lang w:val="en-US"/>
+        </w:rPr>
+        <w:tab/>
+        <w:t>Xóa màn hình và đưa con trỏ trở về vị trí đầu</w:t>
+      </w:r>
+    </w:p>
+    <w:p>
+      <w:pPr>
+        <w:rPr>
+          <w:lang w:val="en-US"/>
+        </w:rPr>
+      </w:pPr>
+      <w:r>
+        <w:rPr>
+          <w:lang w:val="en-US"/>
+        </w:rPr>
+        <w:tab/>
+      </w:r>
+      <w:r>
+        <w:rPr>
+          <w:lang w:val="en-US"/>
+        </w:rPr>
+        <w:tab/>
+      </w:r>
+      <w:r>
+        <w:rPr>
+          <w:lang w:val="en-US"/>
+        </w:rPr>
+        <w:tab/>
+      </w:r>
+      <w:r>
+        <w:rPr>
+          <w:lang w:val="en-US"/>
+        </w:rPr>
+        <w:tab/>
+      </w:r>
+      <w:r>
+        <w:rPr>
+          <w:lang w:val="en-US"/>
+        </w:rPr>
+        <w:tab/>
+        <w:t>Ex:</w:t>
+      </w:r>
+    </w:p>
+    <w:p>
+      <w:pPr>
+        <w:rPr>
+          <w:lang w:val="en-US"/>
+        </w:rPr>
+      </w:pPr>
+      <w:r>
+        <w:rPr>
+          <w:lang w:val="en-US"/>
+        </w:rPr>
+        <w:tab/>
+      </w:r>
+      <w:r>
+        <w:rPr>
+          <w:lang w:val="en-US"/>
+        </w:rPr>
+        <w:tab/>
+      </w:r>
+      <w:r>
+        <w:rPr>
+          <w:lang w:val="en-US"/>
+        </w:rPr>
+        <w:tab/>
+      </w:r>
+      <w:r>
+        <w:rPr>
+          <w:lang w:val="en-US"/>
+        </w:rPr>
+        <w:tab/>
+      </w:r>
+      <w:r>
+        <w:rPr>
+          <w:lang w:val="en-US"/>
+        </w:rPr>
+        <w:tab/>
+      </w:r>
+      <w:r>
+        <w:rPr>
+          <w:lang w:val="en-US"/>
+        </w:rPr>
+        <w:tab/>
+        <w:t>lcd.clear()</w:t>
+      </w:r>
+    </w:p>
+    <w:p>
+      <w:pPr>
+        <w:rPr>
+          <w:lang w:val="en-US"/>
+        </w:rPr>
+      </w:pPr>
+      <w:r>
+        <w:rPr>
+          <w:lang w:val="en-US"/>
+        </w:rPr>
+        <w:tab/>
+        <w:t>DHT.h</w:t>
+      </w:r>
+    </w:p>
+    <w:p>
+      <w:pPr>
+        <w:rPr>
+          <w:lang w:val="en-US"/>
+        </w:rPr>
+      </w:pPr>
+      <w:r>
+        <w:rPr>
+          <w:lang w:val="en-US"/>
+        </w:rPr>
+        <w:tab/>
+      </w:r>
+      <w:r>
+        <w:rPr>
+          <w:lang w:val="en-US"/>
+        </w:rPr>
+        <w:tab/>
+        <w:t>DHT Object(Pin Code, Type)</w:t>
+      </w:r>
+    </w:p>
+    <w:p>
+      <w:pPr>
+        <w:rPr>
+          <w:lang w:val="en-US"/>
+        </w:rPr>
+      </w:pPr>
+      <w:r>
+        <w:rPr>
+          <w:lang w:val="en-US"/>
+        </w:rPr>
+        <w:tab/>
+      </w:r>
+      <w:r>
+        <w:rPr>
+          <w:lang w:val="en-US"/>
+        </w:rPr>
+        <w:tab/>
+      </w:r>
+      <w:r>
+        <w:rPr>
+          <w:lang w:val="en-US"/>
+        </w:rPr>
+        <w:tab/>
+        <w:t>Usage:</w:t>
+      </w:r>
+    </w:p>
+    <w:p>
+      <w:pPr>
+        <w:rPr>
+          <w:lang w:val="en-US"/>
+        </w:rPr>
+      </w:pPr>
+      <w:r>
+        <w:rPr>
+          <w:lang w:val="en-US"/>
+        </w:rPr>
+        <w:tab/>
+      </w:r>
+      <w:r>
+        <w:rPr>
+          <w:lang w:val="en-US"/>
+        </w:rPr>
+        <w:tab/>
+      </w:r>
+      <w:r>
+        <w:rPr>
+          <w:lang w:val="en-US"/>
+        </w:rPr>
+        <w:tab/>
+      </w:r>
+      <w:r>
+        <w:rPr>
+          <w:lang w:val="en-US"/>
+        </w:rPr>
+        <w:tab/>
+        <w:t>Khởi tạo DHT Object</w:t>
+      </w:r>
+    </w:p>
+    <w:p>
+      <w:pPr>
+        <w:rPr>
+          <w:lang w:val="en-US"/>
+        </w:rPr>
+      </w:pPr>
+      <w:r>
+        <w:rPr>
+          <w:lang w:val="en-US"/>
+        </w:rPr>
+        <w:tab/>
+      </w:r>
+      <w:r>
+        <w:rPr>
+          <w:lang w:val="en-US"/>
+        </w:rPr>
+        <w:tab/>
+      </w:r>
+      <w:r>
+        <w:rPr>
+          <w:lang w:val="en-US"/>
+        </w:rPr>
+        <w:tab/>
+        <w:t>Ex:</w:t>
+      </w:r>
+    </w:p>
+    <w:p>
+      <w:pPr>
+        <w:rPr>
+          <w:lang w:val="en-US"/>
+        </w:rPr>
+      </w:pPr>
+      <w:r>
+        <w:rPr>
+          <w:lang w:val="en-US"/>
+        </w:rPr>
+        <w:tab/>
+      </w:r>
+      <w:r>
+        <w:rPr>
+          <w:lang w:val="en-US"/>
+        </w:rPr>
+        <w:tab/>
+      </w:r>
+      <w:r>
+        <w:rPr>
+          <w:lang w:val="en-US"/>
+        </w:rPr>
+        <w:tab/>
+      </w:r>
+      <w:r>
+        <w:rPr>
+          <w:lang w:val="en-US"/>
+        </w:rPr>
+        <w:tab/>
+        <w:t>DHT dht(2, DHT11)</w:t>
       </w:r>
     </w:p>
     <w:p>
@@ -5536,7 +6991,7 @@
           <w:lang w:val="en-US"/>
         </w:rPr>
         <w:tab/>
-        <w:t>begin(Columns, Rows)</w:t>
+        <w:t>begin()</w:t>
       </w:r>
     </w:p>
     <w:p>
@@ -5618,51 +7073,7 @@
           <w:lang w:val="en-US"/>
         </w:rPr>
         <w:tab/>
-        <w:t>Bắt đầu làm việc với màn hình LCD với</w:t>
-      </w:r>
-    </w:p>
-    <w:p>
-      <w:pPr>
-        <w:rPr>
-          <w:lang w:val="en-US"/>
-        </w:rPr>
-      </w:pPr>
-      <w:r>
-        <w:rPr>
-          <w:lang w:val="en-US"/>
-        </w:rPr>
-        <w:tab/>
-      </w:r>
-      <w:r>
-        <w:rPr>
-          <w:lang w:val="en-US"/>
-        </w:rPr>
-        <w:tab/>
-      </w:r>
-      <w:r>
-        <w:rPr>
-          <w:lang w:val="en-US"/>
-        </w:rPr>
-        <w:tab/>
-      </w:r>
-      <w:r>
-        <w:rPr>
-          <w:lang w:val="en-US"/>
-        </w:rPr>
-        <w:tab/>
-      </w:r>
-      <w:r>
-        <w:rPr>
-          <w:lang w:val="en-US"/>
-        </w:rPr>
-        <w:tab/>
-      </w:r>
-      <w:r>
-        <w:rPr>
-          <w:lang w:val="en-US"/>
-        </w:rPr>
-        <w:tab/>
-        <w:t>kích thước để hiển thị kí tự là Columns * Rows</w:t>
+        <w:t>Bắt đầu cảm biến</w:t>
       </w:r>
     </w:p>
     <w:p>
@@ -5744,50 +7155,44 @@
           <w:lang w:val="en-US"/>
         </w:rPr>
         <w:tab/>
-        <w:t>lcd.begin(16, 2)</w:t>
-      </w:r>
-    </w:p>
-    <w:p>
-      <w:pPr>
-        <w:rPr>
-          <w:lang w:val="en-US"/>
-        </w:rPr>
-      </w:pPr>
-      <w:r>
-        <w:rPr>
-          <w:lang w:val="en-US"/>
-        </w:rPr>
-        <w:tab/>
-      </w:r>
-      <w:r>
-        <w:rPr>
-          <w:lang w:val="en-US"/>
-        </w:rPr>
-        <w:tab/>
-      </w:r>
-      <w:r>
-        <w:rPr>
-          <w:lang w:val="en-US"/>
-        </w:rPr>
-        <w:tab/>
-      </w:r>
-      <w:r>
-        <w:rPr>
-          <w:lang w:val="en-US"/>
-        </w:rPr>
-        <w:tab/>
-      </w:r>
-      <w:r>
-        <w:rPr>
-          <w:lang w:val="en-US"/>
-        </w:rPr>
-        <w:t>print</w:t>
-      </w:r>
-      <w:r>
-        <w:rPr>
-          <w:lang w:val="en-US"/>
-        </w:rPr>
-        <w:t>(Text)</w:t>
+        <w:t>dht.begin()</w:t>
+      </w:r>
+    </w:p>
+    <w:p>
+      <w:pPr>
+        <w:rPr>
+          <w:lang w:val="en-US"/>
+        </w:rPr>
+      </w:pPr>
+      <w:r>
+        <w:rPr>
+          <w:lang w:val="en-US"/>
+        </w:rPr>
+        <w:tab/>
+      </w:r>
+      <w:r>
+        <w:rPr>
+          <w:lang w:val="en-US"/>
+        </w:rPr>
+        <w:tab/>
+      </w:r>
+      <w:r>
+        <w:rPr>
+          <w:lang w:val="en-US"/>
+        </w:rPr>
+        <w:tab/>
+      </w:r>
+      <w:r>
+        <w:rPr>
+          <w:lang w:val="en-US"/>
+        </w:rPr>
+        <w:tab/>
+      </w:r>
+      <w:r>
+        <w:rPr>
+          <w:lang w:val="en-US"/>
+        </w:rPr>
+        <w:t>readHumidity()</w:t>
       </w:r>
     </w:p>
     <w:p>
@@ -5838,972 +7243,6 @@
         <w:rPr>
           <w:lang w:val="en-US"/>
         </w:rPr>
-        <w:lastRenderedPageBreak/>
-        <w:tab/>
-      </w:r>
-      <w:r>
-        <w:rPr>
-          <w:lang w:val="en-US"/>
-        </w:rPr>
-        <w:tab/>
-      </w:r>
-      <w:r>
-        <w:rPr>
-          <w:lang w:val="en-US"/>
-        </w:rPr>
-        <w:tab/>
-      </w:r>
-      <w:r>
-        <w:rPr>
-          <w:lang w:val="en-US"/>
-        </w:rPr>
-        <w:tab/>
-      </w:r>
-      <w:r>
-        <w:rPr>
-          <w:lang w:val="en-US"/>
-        </w:rPr>
-        <w:tab/>
-      </w:r>
-      <w:r>
-        <w:rPr>
-          <w:lang w:val="en-US"/>
-        </w:rPr>
-        <w:tab/>
-        <w:t>In chữ ra màn hình LCD</w:t>
-      </w:r>
-    </w:p>
-    <w:p>
-      <w:pPr>
-        <w:rPr>
-          <w:lang w:val="en-US"/>
-        </w:rPr>
-      </w:pPr>
-      <w:r>
-        <w:rPr>
-          <w:lang w:val="en-US"/>
-        </w:rPr>
-        <w:tab/>
-      </w:r>
-      <w:r>
-        <w:rPr>
-          <w:lang w:val="en-US"/>
-        </w:rPr>
-        <w:tab/>
-      </w:r>
-      <w:r>
-        <w:rPr>
-          <w:lang w:val="en-US"/>
-        </w:rPr>
-        <w:tab/>
-      </w:r>
-      <w:r>
-        <w:rPr>
-          <w:lang w:val="en-US"/>
-        </w:rPr>
-        <w:tab/>
-      </w:r>
-      <w:r>
-        <w:rPr>
-          <w:lang w:val="en-US"/>
-        </w:rPr>
-        <w:tab/>
-        <w:t>Ex:</w:t>
-      </w:r>
-    </w:p>
-    <w:p>
-      <w:pPr>
-        <w:rPr>
-          <w:lang w:val="en-US"/>
-        </w:rPr>
-      </w:pPr>
-      <w:r>
-        <w:rPr>
-          <w:lang w:val="en-US"/>
-        </w:rPr>
-        <w:tab/>
-      </w:r>
-      <w:r>
-        <w:rPr>
-          <w:lang w:val="en-US"/>
-        </w:rPr>
-        <w:tab/>
-      </w:r>
-      <w:r>
-        <w:rPr>
-          <w:lang w:val="en-US"/>
-        </w:rPr>
-        <w:tab/>
-      </w:r>
-      <w:r>
-        <w:rPr>
-          <w:lang w:val="en-US"/>
-        </w:rPr>
-        <w:tab/>
-      </w:r>
-      <w:r>
-        <w:rPr>
-          <w:lang w:val="en-US"/>
-        </w:rPr>
-        <w:tab/>
-      </w:r>
-      <w:r>
-        <w:rPr>
-          <w:lang w:val="en-US"/>
-        </w:rPr>
-        <w:tab/>
-        <w:t>lcd.write(“Hello”)</w:t>
-      </w:r>
-    </w:p>
-    <w:p>
-      <w:pPr>
-        <w:rPr>
-          <w:lang w:val="en-US"/>
-        </w:rPr>
-      </w:pPr>
-      <w:r>
-        <w:rPr>
-          <w:lang w:val="en-US"/>
-        </w:rPr>
-        <w:tab/>
-      </w:r>
-      <w:r>
-        <w:rPr>
-          <w:lang w:val="en-US"/>
-        </w:rPr>
-        <w:tab/>
-      </w:r>
-      <w:r>
-        <w:rPr>
-          <w:lang w:val="en-US"/>
-        </w:rPr>
-        <w:tab/>
-      </w:r>
-      <w:r>
-        <w:rPr>
-          <w:lang w:val="en-US"/>
-        </w:rPr>
-        <w:tab/>
-        <w:t>setCursor(Column, Row)</w:t>
-      </w:r>
-    </w:p>
-    <w:p>
-      <w:pPr>
-        <w:rPr>
-          <w:lang w:val="en-US"/>
-        </w:rPr>
-      </w:pPr>
-      <w:r>
-        <w:rPr>
-          <w:lang w:val="en-US"/>
-        </w:rPr>
-        <w:tab/>
-      </w:r>
-      <w:r>
-        <w:rPr>
-          <w:lang w:val="en-US"/>
-        </w:rPr>
-        <w:tab/>
-      </w:r>
-      <w:r>
-        <w:rPr>
-          <w:lang w:val="en-US"/>
-        </w:rPr>
-        <w:tab/>
-      </w:r>
-      <w:r>
-        <w:rPr>
-          <w:lang w:val="en-US"/>
-        </w:rPr>
-        <w:tab/>
-      </w:r>
-      <w:r>
-        <w:rPr>
-          <w:lang w:val="en-US"/>
-        </w:rPr>
-        <w:tab/>
-        <w:t>Usage:</w:t>
-      </w:r>
-    </w:p>
-    <w:p>
-      <w:pPr>
-        <w:rPr>
-          <w:lang w:val="en-US"/>
-        </w:rPr>
-      </w:pPr>
-      <w:r>
-        <w:rPr>
-          <w:lang w:val="en-US"/>
-        </w:rPr>
-        <w:tab/>
-      </w:r>
-      <w:r>
-        <w:rPr>
-          <w:lang w:val="en-US"/>
-        </w:rPr>
-        <w:tab/>
-      </w:r>
-      <w:r>
-        <w:rPr>
-          <w:lang w:val="en-US"/>
-        </w:rPr>
-        <w:tab/>
-      </w:r>
-      <w:r>
-        <w:rPr>
-          <w:lang w:val="en-US"/>
-        </w:rPr>
-        <w:tab/>
-      </w:r>
-      <w:r>
-        <w:rPr>
-          <w:lang w:val="en-US"/>
-        </w:rPr>
-        <w:tab/>
-      </w:r>
-      <w:r>
-        <w:rPr>
-          <w:lang w:val="en-US"/>
-        </w:rPr>
-        <w:tab/>
-        <w:t>Thay đổi vị trí con trỏ</w:t>
-      </w:r>
-    </w:p>
-    <w:p>
-      <w:pPr>
-        <w:rPr>
-          <w:lang w:val="en-US"/>
-        </w:rPr>
-      </w:pPr>
-      <w:r>
-        <w:rPr>
-          <w:lang w:val="en-US"/>
-        </w:rPr>
-        <w:tab/>
-      </w:r>
-      <w:r>
-        <w:rPr>
-          <w:lang w:val="en-US"/>
-        </w:rPr>
-        <w:tab/>
-      </w:r>
-      <w:r>
-        <w:rPr>
-          <w:lang w:val="en-US"/>
-        </w:rPr>
-        <w:tab/>
-      </w:r>
-      <w:r>
-        <w:rPr>
-          <w:lang w:val="en-US"/>
-        </w:rPr>
-        <w:tab/>
-      </w:r>
-      <w:r>
-        <w:rPr>
-          <w:lang w:val="en-US"/>
-        </w:rPr>
-        <w:tab/>
-        <w:t>Ex:</w:t>
-      </w:r>
-    </w:p>
-    <w:p>
-      <w:pPr>
-        <w:rPr>
-          <w:lang w:val="en-US"/>
-        </w:rPr>
-      </w:pPr>
-      <w:r>
-        <w:rPr>
-          <w:lang w:val="en-US"/>
-        </w:rPr>
-        <w:tab/>
-      </w:r>
-      <w:r>
-        <w:rPr>
-          <w:lang w:val="en-US"/>
-        </w:rPr>
-        <w:tab/>
-      </w:r>
-      <w:r>
-        <w:rPr>
-          <w:lang w:val="en-US"/>
-        </w:rPr>
-        <w:tab/>
-      </w:r>
-      <w:r>
-        <w:rPr>
-          <w:lang w:val="en-US"/>
-        </w:rPr>
-        <w:tab/>
-      </w:r>
-      <w:r>
-        <w:rPr>
-          <w:lang w:val="en-US"/>
-        </w:rPr>
-        <w:tab/>
-      </w:r>
-      <w:r>
-        <w:rPr>
-          <w:lang w:val="en-US"/>
-        </w:rPr>
-        <w:tab/>
-        <w:t>lcd.setCursor(2, 1)</w:t>
-      </w:r>
-    </w:p>
-    <w:p>
-      <w:pPr>
-        <w:rPr>
-          <w:lang w:val="en-US"/>
-        </w:rPr>
-      </w:pPr>
-      <w:r>
-        <w:rPr>
-          <w:lang w:val="en-US"/>
-        </w:rPr>
-        <w:tab/>
-      </w:r>
-      <w:r>
-        <w:rPr>
-          <w:lang w:val="en-US"/>
-        </w:rPr>
-        <w:tab/>
-      </w:r>
-      <w:r>
-        <w:rPr>
-          <w:lang w:val="en-US"/>
-        </w:rPr>
-        <w:tab/>
-      </w:r>
-      <w:r>
-        <w:rPr>
-          <w:lang w:val="en-US"/>
-        </w:rPr>
-        <w:tab/>
-        <w:t>clear()</w:t>
-      </w:r>
-    </w:p>
-    <w:p>
-      <w:pPr>
-        <w:rPr>
-          <w:lang w:val="en-US"/>
-        </w:rPr>
-      </w:pPr>
-      <w:r>
-        <w:rPr>
-          <w:lang w:val="en-US"/>
-        </w:rPr>
-        <w:tab/>
-      </w:r>
-      <w:r>
-        <w:rPr>
-          <w:lang w:val="en-US"/>
-        </w:rPr>
-        <w:tab/>
-      </w:r>
-      <w:r>
-        <w:rPr>
-          <w:lang w:val="en-US"/>
-        </w:rPr>
-        <w:tab/>
-      </w:r>
-      <w:r>
-        <w:rPr>
-          <w:lang w:val="en-US"/>
-        </w:rPr>
-        <w:tab/>
-      </w:r>
-      <w:r>
-        <w:rPr>
-          <w:lang w:val="en-US"/>
-        </w:rPr>
-        <w:tab/>
-        <w:t>Usage:</w:t>
-      </w:r>
-    </w:p>
-    <w:p>
-      <w:pPr>
-        <w:rPr>
-          <w:lang w:val="en-US"/>
-        </w:rPr>
-      </w:pPr>
-      <w:r>
-        <w:rPr>
-          <w:lang w:val="en-US"/>
-        </w:rPr>
-        <w:tab/>
-      </w:r>
-      <w:r>
-        <w:rPr>
-          <w:lang w:val="en-US"/>
-        </w:rPr>
-        <w:tab/>
-      </w:r>
-      <w:r>
-        <w:rPr>
-          <w:lang w:val="en-US"/>
-        </w:rPr>
-        <w:tab/>
-      </w:r>
-      <w:r>
-        <w:rPr>
-          <w:lang w:val="en-US"/>
-        </w:rPr>
-        <w:tab/>
-      </w:r>
-      <w:r>
-        <w:rPr>
-          <w:lang w:val="en-US"/>
-        </w:rPr>
-        <w:tab/>
-      </w:r>
-      <w:r>
-        <w:rPr>
-          <w:lang w:val="en-US"/>
-        </w:rPr>
-        <w:tab/>
-        <w:t>Xóa màn hình và đưa con trỏ trở về vị trí đầu</w:t>
-      </w:r>
-    </w:p>
-    <w:p>
-      <w:pPr>
-        <w:rPr>
-          <w:lang w:val="en-US"/>
-        </w:rPr>
-      </w:pPr>
-      <w:r>
-        <w:rPr>
-          <w:lang w:val="en-US"/>
-        </w:rPr>
-        <w:tab/>
-      </w:r>
-      <w:r>
-        <w:rPr>
-          <w:lang w:val="en-US"/>
-        </w:rPr>
-        <w:tab/>
-      </w:r>
-      <w:r>
-        <w:rPr>
-          <w:lang w:val="en-US"/>
-        </w:rPr>
-        <w:tab/>
-      </w:r>
-      <w:r>
-        <w:rPr>
-          <w:lang w:val="en-US"/>
-        </w:rPr>
-        <w:tab/>
-      </w:r>
-      <w:r>
-        <w:rPr>
-          <w:lang w:val="en-US"/>
-        </w:rPr>
-        <w:tab/>
-        <w:t>Ex:</w:t>
-      </w:r>
-    </w:p>
-    <w:p>
-      <w:pPr>
-        <w:rPr>
-          <w:lang w:val="en-US"/>
-        </w:rPr>
-      </w:pPr>
-      <w:r>
-        <w:rPr>
-          <w:lang w:val="en-US"/>
-        </w:rPr>
-        <w:tab/>
-      </w:r>
-      <w:r>
-        <w:rPr>
-          <w:lang w:val="en-US"/>
-        </w:rPr>
-        <w:tab/>
-      </w:r>
-      <w:r>
-        <w:rPr>
-          <w:lang w:val="en-US"/>
-        </w:rPr>
-        <w:tab/>
-      </w:r>
-      <w:r>
-        <w:rPr>
-          <w:lang w:val="en-US"/>
-        </w:rPr>
-        <w:tab/>
-      </w:r>
-      <w:r>
-        <w:rPr>
-          <w:lang w:val="en-US"/>
-        </w:rPr>
-        <w:tab/>
-      </w:r>
-      <w:r>
-        <w:rPr>
-          <w:lang w:val="en-US"/>
-        </w:rPr>
-        <w:tab/>
-        <w:t>lcd.clear()</w:t>
-      </w:r>
-    </w:p>
-    <w:p>
-      <w:pPr>
-        <w:rPr>
-          <w:lang w:val="en-US"/>
-        </w:rPr>
-      </w:pPr>
-      <w:r>
-        <w:rPr>
-          <w:lang w:val="en-US"/>
-        </w:rPr>
-        <w:tab/>
-        <w:t>DHT.h</w:t>
-      </w:r>
-    </w:p>
-    <w:p>
-      <w:pPr>
-        <w:rPr>
-          <w:lang w:val="en-US"/>
-        </w:rPr>
-      </w:pPr>
-      <w:r>
-        <w:rPr>
-          <w:lang w:val="en-US"/>
-        </w:rPr>
-        <w:tab/>
-      </w:r>
-      <w:r>
-        <w:rPr>
-          <w:lang w:val="en-US"/>
-        </w:rPr>
-        <w:tab/>
-        <w:t>DHT Object(Pin Code, Type)</w:t>
-      </w:r>
-    </w:p>
-    <w:p>
-      <w:pPr>
-        <w:rPr>
-          <w:lang w:val="en-US"/>
-        </w:rPr>
-      </w:pPr>
-      <w:r>
-        <w:rPr>
-          <w:lang w:val="en-US"/>
-        </w:rPr>
-        <w:tab/>
-      </w:r>
-      <w:r>
-        <w:rPr>
-          <w:lang w:val="en-US"/>
-        </w:rPr>
-        <w:tab/>
-      </w:r>
-      <w:r>
-        <w:rPr>
-          <w:lang w:val="en-US"/>
-        </w:rPr>
-        <w:tab/>
-        <w:t>Usage:</w:t>
-      </w:r>
-    </w:p>
-    <w:p>
-      <w:pPr>
-        <w:rPr>
-          <w:lang w:val="en-US"/>
-        </w:rPr>
-      </w:pPr>
-      <w:r>
-        <w:rPr>
-          <w:lang w:val="en-US"/>
-        </w:rPr>
-        <w:tab/>
-      </w:r>
-      <w:r>
-        <w:rPr>
-          <w:lang w:val="en-US"/>
-        </w:rPr>
-        <w:tab/>
-      </w:r>
-      <w:r>
-        <w:rPr>
-          <w:lang w:val="en-US"/>
-        </w:rPr>
-        <w:tab/>
-      </w:r>
-      <w:r>
-        <w:rPr>
-          <w:lang w:val="en-US"/>
-        </w:rPr>
-        <w:tab/>
-        <w:t>Khởi tạo DHT Object</w:t>
-      </w:r>
-    </w:p>
-    <w:p>
-      <w:pPr>
-        <w:rPr>
-          <w:lang w:val="en-US"/>
-        </w:rPr>
-      </w:pPr>
-      <w:r>
-        <w:rPr>
-          <w:lang w:val="en-US"/>
-        </w:rPr>
-        <w:tab/>
-      </w:r>
-      <w:r>
-        <w:rPr>
-          <w:lang w:val="en-US"/>
-        </w:rPr>
-        <w:tab/>
-      </w:r>
-      <w:r>
-        <w:rPr>
-          <w:lang w:val="en-US"/>
-        </w:rPr>
-        <w:tab/>
-        <w:t>Ex:</w:t>
-      </w:r>
-    </w:p>
-    <w:p>
-      <w:pPr>
-        <w:rPr>
-          <w:lang w:val="en-US"/>
-        </w:rPr>
-      </w:pPr>
-      <w:r>
-        <w:rPr>
-          <w:lang w:val="en-US"/>
-        </w:rPr>
-        <w:tab/>
-      </w:r>
-      <w:r>
-        <w:rPr>
-          <w:lang w:val="en-US"/>
-        </w:rPr>
-        <w:tab/>
-      </w:r>
-      <w:r>
-        <w:rPr>
-          <w:lang w:val="en-US"/>
-        </w:rPr>
-        <w:tab/>
-      </w:r>
-      <w:r>
-        <w:rPr>
-          <w:lang w:val="en-US"/>
-        </w:rPr>
-        <w:tab/>
-        <w:t>DHT dht(2, DHT11)</w:t>
-      </w:r>
-    </w:p>
-    <w:p>
-      <w:pPr>
-        <w:rPr>
-          <w:lang w:val="en-US"/>
-        </w:rPr>
-      </w:pPr>
-      <w:r>
-        <w:rPr>
-          <w:lang w:val="en-US"/>
-        </w:rPr>
-        <w:tab/>
-      </w:r>
-      <w:r>
-        <w:rPr>
-          <w:lang w:val="en-US"/>
-        </w:rPr>
-        <w:tab/>
-      </w:r>
-      <w:r>
-        <w:rPr>
-          <w:lang w:val="en-US"/>
-        </w:rPr>
-        <w:tab/>
-        <w:t>Object:</w:t>
-      </w:r>
-    </w:p>
-    <w:p>
-      <w:pPr>
-        <w:rPr>
-          <w:lang w:val="en-US"/>
-        </w:rPr>
-      </w:pPr>
-      <w:r>
-        <w:rPr>
-          <w:lang w:val="en-US"/>
-        </w:rPr>
-        <w:tab/>
-      </w:r>
-      <w:r>
-        <w:rPr>
-          <w:lang w:val="en-US"/>
-        </w:rPr>
-        <w:tab/>
-      </w:r>
-      <w:r>
-        <w:rPr>
-          <w:lang w:val="en-US"/>
-        </w:rPr>
-        <w:tab/>
-      </w:r>
-      <w:r>
-        <w:rPr>
-          <w:lang w:val="en-US"/>
-        </w:rPr>
-        <w:tab/>
-        <w:t>begin()</w:t>
-      </w:r>
-    </w:p>
-    <w:p>
-      <w:pPr>
-        <w:rPr>
-          <w:lang w:val="en-US"/>
-        </w:rPr>
-      </w:pPr>
-      <w:r>
-        <w:rPr>
-          <w:lang w:val="en-US"/>
-        </w:rPr>
-        <w:tab/>
-      </w:r>
-      <w:r>
-        <w:rPr>
-          <w:lang w:val="en-US"/>
-        </w:rPr>
-        <w:tab/>
-      </w:r>
-      <w:r>
-        <w:rPr>
-          <w:lang w:val="en-US"/>
-        </w:rPr>
-        <w:tab/>
-      </w:r>
-      <w:r>
-        <w:rPr>
-          <w:lang w:val="en-US"/>
-        </w:rPr>
-        <w:tab/>
-      </w:r>
-      <w:r>
-        <w:rPr>
-          <w:lang w:val="en-US"/>
-        </w:rPr>
-        <w:tab/>
-        <w:t>Usage:</w:t>
-      </w:r>
-    </w:p>
-    <w:p>
-      <w:pPr>
-        <w:rPr>
-          <w:lang w:val="en-US"/>
-        </w:rPr>
-      </w:pPr>
-      <w:r>
-        <w:rPr>
-          <w:lang w:val="en-US"/>
-        </w:rPr>
-        <w:tab/>
-      </w:r>
-      <w:r>
-        <w:rPr>
-          <w:lang w:val="en-US"/>
-        </w:rPr>
-        <w:tab/>
-      </w:r>
-      <w:r>
-        <w:rPr>
-          <w:lang w:val="en-US"/>
-        </w:rPr>
-        <w:tab/>
-      </w:r>
-      <w:r>
-        <w:rPr>
-          <w:lang w:val="en-US"/>
-        </w:rPr>
-        <w:tab/>
-      </w:r>
-      <w:r>
-        <w:rPr>
-          <w:lang w:val="en-US"/>
-        </w:rPr>
-        <w:tab/>
-      </w:r>
-      <w:r>
-        <w:rPr>
-          <w:lang w:val="en-US"/>
-        </w:rPr>
-        <w:tab/>
-        <w:t>Bắt đầu cảm biến</w:t>
-      </w:r>
-    </w:p>
-    <w:p>
-      <w:pPr>
-        <w:rPr>
-          <w:lang w:val="en-US"/>
-        </w:rPr>
-      </w:pPr>
-      <w:r>
-        <w:rPr>
-          <w:lang w:val="en-US"/>
-        </w:rPr>
-        <w:tab/>
-      </w:r>
-      <w:r>
-        <w:rPr>
-          <w:lang w:val="en-US"/>
-        </w:rPr>
-        <w:tab/>
-      </w:r>
-      <w:r>
-        <w:rPr>
-          <w:lang w:val="en-US"/>
-        </w:rPr>
-        <w:tab/>
-      </w:r>
-      <w:r>
-        <w:rPr>
-          <w:lang w:val="en-US"/>
-        </w:rPr>
-        <w:tab/>
-      </w:r>
-      <w:r>
-        <w:rPr>
-          <w:lang w:val="en-US"/>
-        </w:rPr>
-        <w:tab/>
-        <w:t>Ex:</w:t>
-      </w:r>
-    </w:p>
-    <w:p>
-      <w:pPr>
-        <w:rPr>
-          <w:lang w:val="en-US"/>
-        </w:rPr>
-      </w:pPr>
-      <w:r>
-        <w:rPr>
-          <w:lang w:val="en-US"/>
-        </w:rPr>
-        <w:tab/>
-      </w:r>
-      <w:r>
-        <w:rPr>
-          <w:lang w:val="en-US"/>
-        </w:rPr>
-        <w:tab/>
-      </w:r>
-      <w:r>
-        <w:rPr>
-          <w:lang w:val="en-US"/>
-        </w:rPr>
-        <w:tab/>
-      </w:r>
-      <w:r>
-        <w:rPr>
-          <w:lang w:val="en-US"/>
-        </w:rPr>
-        <w:tab/>
-      </w:r>
-      <w:r>
-        <w:rPr>
-          <w:lang w:val="en-US"/>
-        </w:rPr>
-        <w:tab/>
-      </w:r>
-      <w:r>
-        <w:rPr>
-          <w:lang w:val="en-US"/>
-        </w:rPr>
-        <w:tab/>
-        <w:t>dht.begin()</w:t>
-      </w:r>
-    </w:p>
-    <w:p>
-      <w:pPr>
-        <w:rPr>
-          <w:lang w:val="en-US"/>
-        </w:rPr>
-      </w:pPr>
-      <w:r>
-        <w:rPr>
-          <w:lang w:val="en-US"/>
-        </w:rPr>
-        <w:tab/>
-      </w:r>
-      <w:r>
-        <w:rPr>
-          <w:lang w:val="en-US"/>
-        </w:rPr>
-        <w:tab/>
-      </w:r>
-      <w:r>
-        <w:rPr>
-          <w:lang w:val="en-US"/>
-        </w:rPr>
-        <w:tab/>
-      </w:r>
-      <w:r>
-        <w:rPr>
-          <w:lang w:val="en-US"/>
-        </w:rPr>
-        <w:tab/>
-      </w:r>
-      <w:r>
-        <w:rPr>
-          <w:lang w:val="en-US"/>
-        </w:rPr>
-        <w:t>readHumidity()</w:t>
-      </w:r>
-    </w:p>
-    <w:p>
-      <w:pPr>
-        <w:rPr>
-          <w:lang w:val="en-US"/>
-        </w:rPr>
-      </w:pPr>
-      <w:r>
-        <w:rPr>
-          <w:lang w:val="en-US"/>
-        </w:rPr>
-        <w:tab/>
-      </w:r>
-      <w:r>
-        <w:rPr>
-          <w:lang w:val="en-US"/>
-        </w:rPr>
-        <w:tab/>
-      </w:r>
-      <w:r>
-        <w:rPr>
-          <w:lang w:val="en-US"/>
-        </w:rPr>
-        <w:tab/>
-      </w:r>
-      <w:r>
-        <w:rPr>
-          <w:lang w:val="en-US"/>
-        </w:rPr>
-        <w:tab/>
-      </w:r>
-      <w:r>
-        <w:rPr>
-          <w:lang w:val="en-US"/>
-        </w:rPr>
-        <w:tab/>
-        <w:t>Usage:</w:t>
-      </w:r>
-    </w:p>
-    <w:p>
-      <w:pPr>
-        <w:rPr>
-          <w:lang w:val="en-US"/>
-        </w:rPr>
-      </w:pPr>
-      <w:r>
-        <w:rPr>
-          <w:lang w:val="en-US"/>
-        </w:rPr>
         <w:tab/>
       </w:r>
       <w:r>
@@ -6848,7 +7287,6 @@
         <w:rPr>
           <w:lang w:val="en-US"/>
         </w:rPr>
-        <w:lastRenderedPageBreak/>
         <w:tab/>
       </w:r>
       <w:r>
@@ -7225,6 +7663,7 @@
           <w:rFonts w:eastAsiaTheme="minorEastAsia"/>
           <w:lang w:val="en-US"/>
         </w:rPr>
+        <w:lastRenderedPageBreak/>
         <w:tab/>
       </w:r>
       <w:r>
@@ -7950,7 +8389,6 @@
           <w:rFonts w:eastAsiaTheme="minorEastAsia"/>
           <w:lang w:val="en-US"/>
         </w:rPr>
-        <w:lastRenderedPageBreak/>
         <w:t>decodedRawData</w:t>
       </w:r>
     </w:p>
@@ -8219,6 +8657,7 @@
           <w:rFonts w:eastAsiaTheme="minorEastAsia"/>
           <w:lang w:val="en-US"/>
         </w:rPr>
+        <w:lastRenderedPageBreak/>
         <w:t>shiftOut(Data Pin Code, Clock Pin Code, LSBFIRST | MSBFIRST, Byte):</w:t>
       </w:r>
     </w:p>
@@ -8631,6 +9070,119 @@
     </w:lvl>
   </w:abstractNum>
   <w:abstractNum w:abstractNumId="1" w15:restartNumberingAfterBreak="0">
+    <w:nsid w:val="27A05871"/>
+    <w:multiLevelType w:val="hybridMultilevel"/>
+    <w:tmpl w:val="54B28F60"/>
+    <w:lvl w:ilvl="0" w:tplc="39F4D06C">
+      <w:start w:val="1"/>
+      <w:numFmt w:val="bullet"/>
+      <w:lvlText w:val=""/>
+      <w:lvlJc w:val="left"/>
+      <w:pPr>
+        <w:ind w:left="1080" w:hanging="360"/>
+      </w:pPr>
+      <w:rPr>
+        <w:rFonts w:ascii="Wingdings" w:eastAsiaTheme="minorHAnsi" w:hAnsi="Wingdings" w:cstheme="minorBidi" w:hint="default"/>
+      </w:rPr>
+    </w:lvl>
+    <w:lvl w:ilvl="1" w:tplc="04090003" w:tentative="1">
+      <w:start w:val="1"/>
+      <w:numFmt w:val="bullet"/>
+      <w:lvlText w:val="o"/>
+      <w:lvlJc w:val="left"/>
+      <w:pPr>
+        <w:ind w:left="1800" w:hanging="360"/>
+      </w:pPr>
+      <w:rPr>
+        <w:rFonts w:ascii="Courier New" w:hAnsi="Courier New" w:cs="Courier New" w:hint="default"/>
+      </w:rPr>
+    </w:lvl>
+    <w:lvl w:ilvl="2" w:tplc="04090005" w:tentative="1">
+      <w:start w:val="1"/>
+      <w:numFmt w:val="bullet"/>
+      <w:lvlText w:val=""/>
+      <w:lvlJc w:val="left"/>
+      <w:pPr>
+        <w:ind w:left="2520" w:hanging="360"/>
+      </w:pPr>
+      <w:rPr>
+        <w:rFonts w:ascii="Wingdings" w:hAnsi="Wingdings" w:hint="default"/>
+      </w:rPr>
+    </w:lvl>
+    <w:lvl w:ilvl="3" w:tplc="04090001" w:tentative="1">
+      <w:start w:val="1"/>
+      <w:numFmt w:val="bullet"/>
+      <w:lvlText w:val=""/>
+      <w:lvlJc w:val="left"/>
+      <w:pPr>
+        <w:ind w:left="3240" w:hanging="360"/>
+      </w:pPr>
+      <w:rPr>
+        <w:rFonts w:ascii="Symbol" w:hAnsi="Symbol" w:hint="default"/>
+      </w:rPr>
+    </w:lvl>
+    <w:lvl w:ilvl="4" w:tplc="04090003" w:tentative="1">
+      <w:start w:val="1"/>
+      <w:numFmt w:val="bullet"/>
+      <w:lvlText w:val="o"/>
+      <w:lvlJc w:val="left"/>
+      <w:pPr>
+        <w:ind w:left="3960" w:hanging="360"/>
+      </w:pPr>
+      <w:rPr>
+        <w:rFonts w:ascii="Courier New" w:hAnsi="Courier New" w:cs="Courier New" w:hint="default"/>
+      </w:rPr>
+    </w:lvl>
+    <w:lvl w:ilvl="5" w:tplc="04090005" w:tentative="1">
+      <w:start w:val="1"/>
+      <w:numFmt w:val="bullet"/>
+      <w:lvlText w:val=""/>
+      <w:lvlJc w:val="left"/>
+      <w:pPr>
+        <w:ind w:left="4680" w:hanging="360"/>
+      </w:pPr>
+      <w:rPr>
+        <w:rFonts w:ascii="Wingdings" w:hAnsi="Wingdings" w:hint="default"/>
+      </w:rPr>
+    </w:lvl>
+    <w:lvl w:ilvl="6" w:tplc="04090001" w:tentative="1">
+      <w:start w:val="1"/>
+      <w:numFmt w:val="bullet"/>
+      <w:lvlText w:val=""/>
+      <w:lvlJc w:val="left"/>
+      <w:pPr>
+        <w:ind w:left="5400" w:hanging="360"/>
+      </w:pPr>
+      <w:rPr>
+        <w:rFonts w:ascii="Symbol" w:hAnsi="Symbol" w:hint="default"/>
+      </w:rPr>
+    </w:lvl>
+    <w:lvl w:ilvl="7" w:tplc="04090003" w:tentative="1">
+      <w:start w:val="1"/>
+      <w:numFmt w:val="bullet"/>
+      <w:lvlText w:val="o"/>
+      <w:lvlJc w:val="left"/>
+      <w:pPr>
+        <w:ind w:left="6120" w:hanging="360"/>
+      </w:pPr>
+      <w:rPr>
+        <w:rFonts w:ascii="Courier New" w:hAnsi="Courier New" w:cs="Courier New" w:hint="default"/>
+      </w:rPr>
+    </w:lvl>
+    <w:lvl w:ilvl="8" w:tplc="04090005" w:tentative="1">
+      <w:start w:val="1"/>
+      <w:numFmt w:val="bullet"/>
+      <w:lvlText w:val=""/>
+      <w:lvlJc w:val="left"/>
+      <w:pPr>
+        <w:ind w:left="6840" w:hanging="360"/>
+      </w:pPr>
+      <w:rPr>
+        <w:rFonts w:ascii="Wingdings" w:hAnsi="Wingdings" w:hint="default"/>
+      </w:rPr>
+    </w:lvl>
+  </w:abstractNum>
+  <w:abstractNum w:abstractNumId="2" w15:restartNumberingAfterBreak="0">
     <w:nsid w:val="2B441C99"/>
     <w:multiLevelType w:val="hybridMultilevel"/>
     <w:tmpl w:val="3586E462"/>
@@ -8719,7 +9271,7 @@
       </w:pPr>
     </w:lvl>
   </w:abstractNum>
-  <w:abstractNum w:abstractNumId="2" w15:restartNumberingAfterBreak="0">
+  <w:abstractNum w:abstractNumId="3" w15:restartNumberingAfterBreak="0">
     <w:nsid w:val="349331FB"/>
     <w:multiLevelType w:val="hybridMultilevel"/>
     <w:tmpl w:val="17B4B414"/>
@@ -8808,7 +9360,7 @@
       </w:pPr>
     </w:lvl>
   </w:abstractNum>
-  <w:abstractNum w:abstractNumId="3" w15:restartNumberingAfterBreak="0">
+  <w:abstractNum w:abstractNumId="4" w15:restartNumberingAfterBreak="0">
     <w:nsid w:val="3DD13B22"/>
     <w:multiLevelType w:val="hybridMultilevel"/>
     <w:tmpl w:val="E0EC718A"/>
@@ -8921,7 +9473,7 @@
       </w:rPr>
     </w:lvl>
   </w:abstractNum>
-  <w:abstractNum w:abstractNumId="4" w15:restartNumberingAfterBreak="0">
+  <w:abstractNum w:abstractNumId="5" w15:restartNumberingAfterBreak="0">
     <w:nsid w:val="45B7465B"/>
     <w:multiLevelType w:val="hybridMultilevel"/>
     <w:tmpl w:val="CAD8371C"/>
@@ -9010,7 +9562,7 @@
       </w:pPr>
     </w:lvl>
   </w:abstractNum>
-  <w:abstractNum w:abstractNumId="5" w15:restartNumberingAfterBreak="0">
+  <w:abstractNum w:abstractNumId="6" w15:restartNumberingAfterBreak="0">
     <w:nsid w:val="4BE31780"/>
     <w:multiLevelType w:val="hybridMultilevel"/>
     <w:tmpl w:val="224E937C"/>
@@ -9099,7 +9651,7 @@
       </w:pPr>
     </w:lvl>
   </w:abstractNum>
-  <w:abstractNum w:abstractNumId="6" w15:restartNumberingAfterBreak="0">
+  <w:abstractNum w:abstractNumId="7" w15:restartNumberingAfterBreak="0">
     <w:nsid w:val="50AE6518"/>
     <w:multiLevelType w:val="hybridMultilevel"/>
     <w:tmpl w:val="6E264A54"/>
@@ -9188,7 +9740,7 @@
       </w:pPr>
     </w:lvl>
   </w:abstractNum>
-  <w:abstractNum w:abstractNumId="7" w15:restartNumberingAfterBreak="0">
+  <w:abstractNum w:abstractNumId="8" w15:restartNumberingAfterBreak="0">
     <w:nsid w:val="51C07990"/>
     <w:multiLevelType w:val="hybridMultilevel"/>
     <w:tmpl w:val="B1BC2864"/>
@@ -9277,7 +9829,7 @@
       </w:pPr>
     </w:lvl>
   </w:abstractNum>
-  <w:abstractNum w:abstractNumId="8" w15:restartNumberingAfterBreak="0">
+  <w:abstractNum w:abstractNumId="9" w15:restartNumberingAfterBreak="0">
     <w:nsid w:val="5246130C"/>
     <w:multiLevelType w:val="hybridMultilevel"/>
     <w:tmpl w:val="FB7A11EE"/>
@@ -9366,7 +9918,7 @@
       </w:pPr>
     </w:lvl>
   </w:abstractNum>
-  <w:abstractNum w:abstractNumId="9" w15:restartNumberingAfterBreak="0">
+  <w:abstractNum w:abstractNumId="10" w15:restartNumberingAfterBreak="0">
     <w:nsid w:val="598F1CE7"/>
     <w:multiLevelType w:val="hybridMultilevel"/>
     <w:tmpl w:val="112400A0"/>
@@ -9479,7 +10031,7 @@
       </w:rPr>
     </w:lvl>
   </w:abstractNum>
-  <w:abstractNum w:abstractNumId="10" w15:restartNumberingAfterBreak="0">
+  <w:abstractNum w:abstractNumId="11" w15:restartNumberingAfterBreak="0">
     <w:nsid w:val="5CC235C5"/>
     <w:multiLevelType w:val="hybridMultilevel"/>
     <w:tmpl w:val="9F748E6A"/>
@@ -9568,7 +10120,7 @@
       </w:pPr>
     </w:lvl>
   </w:abstractNum>
-  <w:abstractNum w:abstractNumId="11" w15:restartNumberingAfterBreak="0">
+  <w:abstractNum w:abstractNumId="12" w15:restartNumberingAfterBreak="0">
     <w:nsid w:val="5EE24D32"/>
     <w:multiLevelType w:val="hybridMultilevel"/>
     <w:tmpl w:val="6FF2195C"/>
@@ -9658,40 +10210,43 @@
     </w:lvl>
   </w:abstractNum>
   <w:num w:numId="1" w16cid:durableId="1739396741">
+    <w:abstractNumId w:val="6"/>
+  </w:num>
+  <w:num w:numId="2" w16cid:durableId="1560550956">
+    <w:abstractNumId w:val="4"/>
+  </w:num>
+  <w:num w:numId="3" w16cid:durableId="1277444884">
+    <w:abstractNumId w:val="12"/>
+  </w:num>
+  <w:num w:numId="4" w16cid:durableId="1177425957">
+    <w:abstractNumId w:val="10"/>
+  </w:num>
+  <w:num w:numId="5" w16cid:durableId="1973289623">
+    <w:abstractNumId w:val="11"/>
+  </w:num>
+  <w:num w:numId="6" w16cid:durableId="2047899809">
     <w:abstractNumId w:val="5"/>
   </w:num>
-  <w:num w:numId="2" w16cid:durableId="1560550956">
-    <w:abstractNumId w:val="3"/>
-  </w:num>
-  <w:num w:numId="3" w16cid:durableId="1277444884">
-    <w:abstractNumId w:val="11"/>
-  </w:num>
-  <w:num w:numId="4" w16cid:durableId="1177425957">
+  <w:num w:numId="7" w16cid:durableId="309210085">
     <w:abstractNumId w:val="9"/>
   </w:num>
-  <w:num w:numId="5" w16cid:durableId="1973289623">
-    <w:abstractNumId w:val="10"/>
-  </w:num>
-  <w:num w:numId="6" w16cid:durableId="2047899809">
-    <w:abstractNumId w:val="4"/>
-  </w:num>
-  <w:num w:numId="7" w16cid:durableId="309210085">
-    <w:abstractNumId w:val="8"/>
-  </w:num>
   <w:num w:numId="8" w16cid:durableId="1933734639">
-    <w:abstractNumId w:val="1"/>
+    <w:abstractNumId w:val="2"/>
   </w:num>
   <w:num w:numId="9" w16cid:durableId="764309194">
-    <w:abstractNumId w:val="6"/>
+    <w:abstractNumId w:val="7"/>
   </w:num>
   <w:num w:numId="10" w16cid:durableId="418720779">
-    <w:abstractNumId w:val="7"/>
+    <w:abstractNumId w:val="8"/>
   </w:num>
   <w:num w:numId="11" w16cid:durableId="1557669344">
     <w:abstractNumId w:val="0"/>
   </w:num>
   <w:num w:numId="12" w16cid:durableId="1684091776">
-    <w:abstractNumId w:val="2"/>
+    <w:abstractNumId w:val="3"/>
+  </w:num>
+  <w:num w:numId="13" w16cid:durableId="872890355">
+    <w:abstractNumId w:val="1"/>
   </w:num>
 </w:numbering>
 </file>

--- a/arduino.docx
+++ b/arduino.docx
@@ -5361,47 +5361,63 @@
     <w:tbl>
       <w:tblPr>
         <w:tblStyle w:val="TableGrid"/>
-        <w:tblW w:w="0" w:type="auto"/>
+        <w:tblW w:w="9100" w:type="dxa"/>
         <w:tblInd w:w="1080" w:type="dxa"/>
         <w:tblLook w:val="04A0" w:firstRow="1" w:lastRow="0" w:firstColumn="1" w:lastColumn="0" w:noHBand="0" w:noVBand="1"/>
       </w:tblPr>
       <w:tblGrid>
-        <w:gridCol w:w="1985"/>
-        <w:gridCol w:w="1896"/>
-        <w:gridCol w:w="2092"/>
-        <w:gridCol w:w="2189"/>
+        <w:gridCol w:w="1836"/>
+        <w:gridCol w:w="1962"/>
+        <w:gridCol w:w="1620"/>
+        <w:gridCol w:w="1440"/>
+        <w:gridCol w:w="2242"/>
       </w:tblGrid>
       <w:tr>
         <w:tc>
           <w:tcPr>
-            <w:tcW w:w="1985" w:type="dxa"/>
-          </w:tcPr>
-          <w:p>
-            <w:pPr>
-              <w:pStyle w:val="ListParagraph"/>
-              <w:ind w:left="0"/>
-              <w:jc w:val="center"/>
-              <w:rPr>
-                <w:lang w:val="en-US"/>
-              </w:rPr>
-            </w:pPr>
-            <w:r>
-              <w:rPr>
-                <w:lang w:val="en-US"/>
-              </w:rPr>
-              <w:t xml:space="preserve">Chữ ghi trên </w:t>
-            </w:r>
-            <w:r>
-              <w:rPr>
-                <w:lang w:val="en-US"/>
-              </w:rPr>
-              <w:t>Pin</w:t>
-            </w:r>
-          </w:p>
-        </w:tc>
-        <w:tc>
-          <w:tcPr>
-            <w:tcW w:w="1896" w:type="dxa"/>
+            <w:tcW w:w="1836" w:type="dxa"/>
+          </w:tcPr>
+          <w:p>
+            <w:pPr>
+              <w:pStyle w:val="ListParagraph"/>
+              <w:ind w:left="0"/>
+              <w:jc w:val="center"/>
+              <w:rPr>
+                <w:lang w:val="en-US"/>
+              </w:rPr>
+            </w:pPr>
+            <w:r>
+              <w:rPr>
+                <w:lang w:val="en-US"/>
+              </w:rPr>
+              <w:t>Chữ ghi trên Pin</w:t>
+            </w:r>
+          </w:p>
+        </w:tc>
+        <w:tc>
+          <w:tcPr>
+            <w:tcW w:w="1962" w:type="dxa"/>
+          </w:tcPr>
+          <w:p>
+            <w:pPr>
+              <w:pStyle w:val="ListParagraph"/>
+              <w:ind w:left="0"/>
+              <w:jc w:val="center"/>
+              <w:rPr>
+                <w:lang w:val="en-US"/>
+              </w:rPr>
+            </w:pPr>
+            <w:r>
+              <w:rPr>
+                <w:lang w:val="en-US"/>
+              </w:rPr>
+              <w:t>Chân trên CPU</w:t>
+            </w:r>
+          </w:p>
+        </w:tc>
+        <w:tc>
+          <w:tcPr>
+            <w:tcW w:w="1620" w:type="dxa"/>
           </w:tcPr>
           <w:p>
             <w:pPr>
@@ -5422,7 +5438,7 @@
         </w:tc>
         <w:tc>
           <w:tcPr>
-            <w:tcW w:w="2092" w:type="dxa"/>
+            <w:tcW w:w="1440" w:type="dxa"/>
           </w:tcPr>
           <w:p>
             <w:pPr>
@@ -5443,7 +5459,7 @@
         </w:tc>
         <w:tc>
           <w:tcPr>
-            <w:tcW w:w="2189" w:type="dxa"/>
+            <w:tcW w:w="2242" w:type="dxa"/>
           </w:tcPr>
           <w:p>
             <w:pPr>
@@ -5466,7 +5482,7 @@
       <w:tr>
         <w:tc>
           <w:tcPr>
-            <w:tcW w:w="1985" w:type="dxa"/>
+            <w:tcW w:w="1836" w:type="dxa"/>
           </w:tcPr>
           <w:p>
             <w:pPr>
@@ -5487,7 +5503,28 @@
         </w:tc>
         <w:tc>
           <w:tcPr>
-            <w:tcW w:w="1896" w:type="dxa"/>
+            <w:tcW w:w="1962" w:type="dxa"/>
+          </w:tcPr>
+          <w:p>
+            <w:pPr>
+              <w:pStyle w:val="ListParagraph"/>
+              <w:ind w:left="0"/>
+              <w:jc w:val="center"/>
+              <w:rPr>
+                <w:lang w:val="en-US"/>
+              </w:rPr>
+            </w:pPr>
+            <w:r>
+              <w:rPr>
+                <w:lang w:val="en-US"/>
+              </w:rPr>
+              <w:t>2</w:t>
+            </w:r>
+          </w:p>
+        </w:tc>
+        <w:tc>
+          <w:tcPr>
+            <w:tcW w:w="1620" w:type="dxa"/>
           </w:tcPr>
           <w:p>
             <w:pPr>
@@ -5508,7 +5545,7 @@
         </w:tc>
         <w:tc>
           <w:tcPr>
-            <w:tcW w:w="2092" w:type="dxa"/>
+            <w:tcW w:w="1440" w:type="dxa"/>
           </w:tcPr>
           <w:p>
             <w:pPr>
@@ -5529,7 +5566,7 @@
         </w:tc>
         <w:tc>
           <w:tcPr>
-            <w:tcW w:w="2189" w:type="dxa"/>
+            <w:tcW w:w="2242" w:type="dxa"/>
           </w:tcPr>
           <w:p>
             <w:pPr>
@@ -5552,7 +5589,7 @@
       <w:tr>
         <w:tc>
           <w:tcPr>
-            <w:tcW w:w="1985" w:type="dxa"/>
+            <w:tcW w:w="1836" w:type="dxa"/>
           </w:tcPr>
           <w:p>
             <w:pPr>
@@ -5573,82 +5610,85 @@
         </w:tc>
         <w:tc>
           <w:tcPr>
-            <w:tcW w:w="1896" w:type="dxa"/>
-          </w:tcPr>
-          <w:p>
-            <w:pPr>
-              <w:pStyle w:val="ListParagraph"/>
-              <w:ind w:left="0"/>
-              <w:jc w:val="center"/>
-              <w:rPr>
-                <w:lang w:val="en-US"/>
-              </w:rPr>
-            </w:pPr>
-            <w:r>
-              <w:rPr>
-                <w:lang w:val="en-US"/>
-              </w:rPr>
-              <w:t>D</w:t>
-            </w:r>
-            <w:r>
-              <w:rPr>
-                <w:lang w:val="en-US"/>
-              </w:rPr>
-              <w:t>1</w:t>
-            </w:r>
-          </w:p>
-        </w:tc>
-        <w:tc>
-          <w:tcPr>
-            <w:tcW w:w="2092" w:type="dxa"/>
-          </w:tcPr>
-          <w:p>
-            <w:pPr>
-              <w:pStyle w:val="ListParagraph"/>
-              <w:ind w:left="0"/>
-              <w:jc w:val="center"/>
-              <w:rPr>
-                <w:lang w:val="en-US"/>
-              </w:rPr>
-            </w:pPr>
-            <w:r>
-              <w:rPr>
-                <w:lang w:val="en-US"/>
-              </w:rPr>
-              <w:t>PD</w:t>
-            </w:r>
-            <w:r>
-              <w:rPr>
-                <w:lang w:val="en-US"/>
-              </w:rPr>
-              <w:t>1</w:t>
-            </w:r>
-          </w:p>
-        </w:tc>
-        <w:tc>
-          <w:tcPr>
-            <w:tcW w:w="2189" w:type="dxa"/>
-          </w:tcPr>
-          <w:p>
-            <w:pPr>
-              <w:pStyle w:val="ListParagraph"/>
-              <w:ind w:left="0"/>
-              <w:jc w:val="center"/>
-              <w:rPr>
-                <w:lang w:val="en-US"/>
-              </w:rPr>
-            </w:pPr>
-            <w:r>
-              <w:rPr>
-                <w:lang w:val="en-US"/>
-              </w:rPr>
-              <w:t>PCINT</w:t>
-            </w:r>
-            <w:r>
-              <w:rPr>
-                <w:lang w:val="en-US"/>
-              </w:rPr>
-              <w:t>17</w:t>
+            <w:tcW w:w="1962" w:type="dxa"/>
+          </w:tcPr>
+          <w:p>
+            <w:pPr>
+              <w:pStyle w:val="ListParagraph"/>
+              <w:ind w:left="0"/>
+              <w:jc w:val="center"/>
+              <w:rPr>
+                <w:lang w:val="en-US"/>
+              </w:rPr>
+            </w:pPr>
+            <w:r>
+              <w:rPr>
+                <w:lang w:val="en-US"/>
+              </w:rPr>
+              <w:t>3</w:t>
+            </w:r>
+          </w:p>
+        </w:tc>
+        <w:tc>
+          <w:tcPr>
+            <w:tcW w:w="1620" w:type="dxa"/>
+          </w:tcPr>
+          <w:p>
+            <w:pPr>
+              <w:pStyle w:val="ListParagraph"/>
+              <w:ind w:left="0"/>
+              <w:jc w:val="center"/>
+              <w:rPr>
+                <w:lang w:val="en-US"/>
+              </w:rPr>
+            </w:pPr>
+            <w:r>
+              <w:rPr>
+                <w:lang w:val="en-US"/>
+              </w:rPr>
+              <w:t>D1</w:t>
+            </w:r>
+          </w:p>
+        </w:tc>
+        <w:tc>
+          <w:tcPr>
+            <w:tcW w:w="1440" w:type="dxa"/>
+          </w:tcPr>
+          <w:p>
+            <w:pPr>
+              <w:pStyle w:val="ListParagraph"/>
+              <w:ind w:left="0"/>
+              <w:jc w:val="center"/>
+              <w:rPr>
+                <w:lang w:val="en-US"/>
+              </w:rPr>
+            </w:pPr>
+            <w:r>
+              <w:rPr>
+                <w:lang w:val="en-US"/>
+              </w:rPr>
+              <w:t>PD1</w:t>
+            </w:r>
+          </w:p>
+        </w:tc>
+        <w:tc>
+          <w:tcPr>
+            <w:tcW w:w="2242" w:type="dxa"/>
+          </w:tcPr>
+          <w:p>
+            <w:pPr>
+              <w:pStyle w:val="ListParagraph"/>
+              <w:ind w:left="0"/>
+              <w:jc w:val="center"/>
+              <w:rPr>
+                <w:lang w:val="en-US"/>
+              </w:rPr>
+            </w:pPr>
+            <w:r>
+              <w:rPr>
+                <w:lang w:val="en-US"/>
+              </w:rPr>
+              <w:t>PCINT17</w:t>
             </w:r>
           </w:p>
         </w:tc>
@@ -5656,7 +5696,7 @@
       <w:tr>
         <w:tc>
           <w:tcPr>
-            <w:tcW w:w="1985" w:type="dxa"/>
+            <w:tcW w:w="1836" w:type="dxa"/>
           </w:tcPr>
           <w:p>
             <w:pPr>
@@ -5677,82 +5717,85 @@
         </w:tc>
         <w:tc>
           <w:tcPr>
-            <w:tcW w:w="1896" w:type="dxa"/>
-          </w:tcPr>
-          <w:p>
-            <w:pPr>
-              <w:pStyle w:val="ListParagraph"/>
-              <w:ind w:left="0"/>
-              <w:jc w:val="center"/>
-              <w:rPr>
-                <w:lang w:val="en-US"/>
-              </w:rPr>
-            </w:pPr>
-            <w:r>
-              <w:rPr>
-                <w:lang w:val="en-US"/>
-              </w:rPr>
-              <w:t>D</w:t>
-            </w:r>
-            <w:r>
-              <w:rPr>
-                <w:lang w:val="en-US"/>
-              </w:rPr>
-              <w:t>2</w:t>
-            </w:r>
-          </w:p>
-        </w:tc>
-        <w:tc>
-          <w:tcPr>
-            <w:tcW w:w="2092" w:type="dxa"/>
-          </w:tcPr>
-          <w:p>
-            <w:pPr>
-              <w:pStyle w:val="ListParagraph"/>
-              <w:ind w:left="0"/>
-              <w:jc w:val="center"/>
-              <w:rPr>
-                <w:lang w:val="en-US"/>
-              </w:rPr>
-            </w:pPr>
-            <w:r>
-              <w:rPr>
-                <w:lang w:val="en-US"/>
-              </w:rPr>
-              <w:t>PD</w:t>
-            </w:r>
-            <w:r>
-              <w:rPr>
-                <w:lang w:val="en-US"/>
-              </w:rPr>
-              <w:t>2</w:t>
-            </w:r>
-          </w:p>
-        </w:tc>
-        <w:tc>
-          <w:tcPr>
-            <w:tcW w:w="2189" w:type="dxa"/>
-          </w:tcPr>
-          <w:p>
-            <w:pPr>
-              <w:pStyle w:val="ListParagraph"/>
-              <w:ind w:left="0"/>
-              <w:jc w:val="center"/>
-              <w:rPr>
-                <w:lang w:val="en-US"/>
-              </w:rPr>
-            </w:pPr>
-            <w:r>
-              <w:rPr>
-                <w:lang w:val="en-US"/>
-              </w:rPr>
-              <w:t>PCINT</w:t>
-            </w:r>
-            <w:r>
-              <w:rPr>
-                <w:lang w:val="en-US"/>
-              </w:rPr>
-              <w:t>18</w:t>
+            <w:tcW w:w="1962" w:type="dxa"/>
+          </w:tcPr>
+          <w:p>
+            <w:pPr>
+              <w:pStyle w:val="ListParagraph"/>
+              <w:ind w:left="0"/>
+              <w:jc w:val="center"/>
+              <w:rPr>
+                <w:lang w:val="en-US"/>
+              </w:rPr>
+            </w:pPr>
+            <w:r>
+              <w:rPr>
+                <w:lang w:val="en-US"/>
+              </w:rPr>
+              <w:t>4</w:t>
+            </w:r>
+          </w:p>
+        </w:tc>
+        <w:tc>
+          <w:tcPr>
+            <w:tcW w:w="1620" w:type="dxa"/>
+          </w:tcPr>
+          <w:p>
+            <w:pPr>
+              <w:pStyle w:val="ListParagraph"/>
+              <w:ind w:left="0"/>
+              <w:jc w:val="center"/>
+              <w:rPr>
+                <w:lang w:val="en-US"/>
+              </w:rPr>
+            </w:pPr>
+            <w:r>
+              <w:rPr>
+                <w:lang w:val="en-US"/>
+              </w:rPr>
+              <w:t>D2</w:t>
+            </w:r>
+          </w:p>
+        </w:tc>
+        <w:tc>
+          <w:tcPr>
+            <w:tcW w:w="1440" w:type="dxa"/>
+          </w:tcPr>
+          <w:p>
+            <w:pPr>
+              <w:pStyle w:val="ListParagraph"/>
+              <w:ind w:left="0"/>
+              <w:jc w:val="center"/>
+              <w:rPr>
+                <w:lang w:val="en-US"/>
+              </w:rPr>
+            </w:pPr>
+            <w:r>
+              <w:rPr>
+                <w:lang w:val="en-US"/>
+              </w:rPr>
+              <w:t>PD2</w:t>
+            </w:r>
+          </w:p>
+        </w:tc>
+        <w:tc>
+          <w:tcPr>
+            <w:tcW w:w="2242" w:type="dxa"/>
+          </w:tcPr>
+          <w:p>
+            <w:pPr>
+              <w:pStyle w:val="ListParagraph"/>
+              <w:ind w:left="0"/>
+              <w:jc w:val="center"/>
+              <w:rPr>
+                <w:lang w:val="en-US"/>
+              </w:rPr>
+            </w:pPr>
+            <w:r>
+              <w:rPr>
+                <w:lang w:val="en-US"/>
+              </w:rPr>
+              <w:t>PCINT18</w:t>
             </w:r>
           </w:p>
         </w:tc>
@@ -5760,7 +5803,7 @@
       <w:tr>
         <w:tc>
           <w:tcPr>
-            <w:tcW w:w="1985" w:type="dxa"/>
+            <w:tcW w:w="1836" w:type="dxa"/>
           </w:tcPr>
           <w:p>
             <w:pPr>
@@ -5781,82 +5824,85 @@
         </w:tc>
         <w:tc>
           <w:tcPr>
-            <w:tcW w:w="1896" w:type="dxa"/>
-          </w:tcPr>
-          <w:p>
-            <w:pPr>
-              <w:pStyle w:val="ListParagraph"/>
-              <w:ind w:left="0"/>
-              <w:jc w:val="center"/>
-              <w:rPr>
-                <w:lang w:val="en-US"/>
-              </w:rPr>
-            </w:pPr>
-            <w:r>
-              <w:rPr>
-                <w:lang w:val="en-US"/>
-              </w:rPr>
-              <w:t>D</w:t>
-            </w:r>
-            <w:r>
-              <w:rPr>
-                <w:lang w:val="en-US"/>
-              </w:rPr>
-              <w:t>3</w:t>
-            </w:r>
-          </w:p>
-        </w:tc>
-        <w:tc>
-          <w:tcPr>
-            <w:tcW w:w="2092" w:type="dxa"/>
-          </w:tcPr>
-          <w:p>
-            <w:pPr>
-              <w:pStyle w:val="ListParagraph"/>
-              <w:ind w:left="0"/>
-              <w:jc w:val="center"/>
-              <w:rPr>
-                <w:lang w:val="en-US"/>
-              </w:rPr>
-            </w:pPr>
-            <w:r>
-              <w:rPr>
-                <w:lang w:val="en-US"/>
-              </w:rPr>
-              <w:t>PD</w:t>
-            </w:r>
-            <w:r>
-              <w:rPr>
-                <w:lang w:val="en-US"/>
-              </w:rPr>
-              <w:t>3</w:t>
-            </w:r>
-          </w:p>
-        </w:tc>
-        <w:tc>
-          <w:tcPr>
-            <w:tcW w:w="2189" w:type="dxa"/>
-          </w:tcPr>
-          <w:p>
-            <w:pPr>
-              <w:pStyle w:val="ListParagraph"/>
-              <w:ind w:left="0"/>
-              <w:jc w:val="center"/>
-              <w:rPr>
-                <w:lang w:val="en-US"/>
-              </w:rPr>
-            </w:pPr>
-            <w:r>
-              <w:rPr>
-                <w:lang w:val="en-US"/>
-              </w:rPr>
-              <w:t>PCINT</w:t>
-            </w:r>
-            <w:r>
-              <w:rPr>
-                <w:lang w:val="en-US"/>
-              </w:rPr>
-              <w:t>19</w:t>
+            <w:tcW w:w="1962" w:type="dxa"/>
+          </w:tcPr>
+          <w:p>
+            <w:pPr>
+              <w:pStyle w:val="ListParagraph"/>
+              <w:ind w:left="0"/>
+              <w:jc w:val="center"/>
+              <w:rPr>
+                <w:lang w:val="en-US"/>
+              </w:rPr>
+            </w:pPr>
+            <w:r>
+              <w:rPr>
+                <w:lang w:val="en-US"/>
+              </w:rPr>
+              <w:t>5</w:t>
+            </w:r>
+          </w:p>
+        </w:tc>
+        <w:tc>
+          <w:tcPr>
+            <w:tcW w:w="1620" w:type="dxa"/>
+          </w:tcPr>
+          <w:p>
+            <w:pPr>
+              <w:pStyle w:val="ListParagraph"/>
+              <w:ind w:left="0"/>
+              <w:jc w:val="center"/>
+              <w:rPr>
+                <w:lang w:val="en-US"/>
+              </w:rPr>
+            </w:pPr>
+            <w:r>
+              <w:rPr>
+                <w:lang w:val="en-US"/>
+              </w:rPr>
+              <w:t>D3</w:t>
+            </w:r>
+          </w:p>
+        </w:tc>
+        <w:tc>
+          <w:tcPr>
+            <w:tcW w:w="1440" w:type="dxa"/>
+          </w:tcPr>
+          <w:p>
+            <w:pPr>
+              <w:pStyle w:val="ListParagraph"/>
+              <w:ind w:left="0"/>
+              <w:jc w:val="center"/>
+              <w:rPr>
+                <w:lang w:val="en-US"/>
+              </w:rPr>
+            </w:pPr>
+            <w:r>
+              <w:rPr>
+                <w:lang w:val="en-US"/>
+              </w:rPr>
+              <w:t>PD3</w:t>
+            </w:r>
+          </w:p>
+        </w:tc>
+        <w:tc>
+          <w:tcPr>
+            <w:tcW w:w="2242" w:type="dxa"/>
+          </w:tcPr>
+          <w:p>
+            <w:pPr>
+              <w:pStyle w:val="ListParagraph"/>
+              <w:ind w:left="0"/>
+              <w:jc w:val="center"/>
+              <w:rPr>
+                <w:lang w:val="en-US"/>
+              </w:rPr>
+            </w:pPr>
+            <w:r>
+              <w:rPr>
+                <w:lang w:val="en-US"/>
+              </w:rPr>
+              <w:t>PCINT19</w:t>
             </w:r>
           </w:p>
         </w:tc>
@@ -5864,7 +5910,7 @@
       <w:tr>
         <w:tc>
           <w:tcPr>
-            <w:tcW w:w="1985" w:type="dxa"/>
+            <w:tcW w:w="1836" w:type="dxa"/>
           </w:tcPr>
           <w:p>
             <w:pPr>
@@ -5885,82 +5931,85 @@
         </w:tc>
         <w:tc>
           <w:tcPr>
-            <w:tcW w:w="1896" w:type="dxa"/>
-          </w:tcPr>
-          <w:p>
-            <w:pPr>
-              <w:pStyle w:val="ListParagraph"/>
-              <w:ind w:left="0"/>
-              <w:jc w:val="center"/>
-              <w:rPr>
-                <w:lang w:val="en-US"/>
-              </w:rPr>
-            </w:pPr>
-            <w:r>
-              <w:rPr>
-                <w:lang w:val="en-US"/>
-              </w:rPr>
-              <w:t>D</w:t>
-            </w:r>
-            <w:r>
-              <w:rPr>
-                <w:lang w:val="en-US"/>
-              </w:rPr>
-              <w:t>4</w:t>
-            </w:r>
-          </w:p>
-        </w:tc>
-        <w:tc>
-          <w:tcPr>
-            <w:tcW w:w="2092" w:type="dxa"/>
-          </w:tcPr>
-          <w:p>
-            <w:pPr>
-              <w:pStyle w:val="ListParagraph"/>
-              <w:ind w:left="0"/>
-              <w:jc w:val="center"/>
-              <w:rPr>
-                <w:lang w:val="en-US"/>
-              </w:rPr>
-            </w:pPr>
-            <w:r>
-              <w:rPr>
-                <w:lang w:val="en-US"/>
-              </w:rPr>
-              <w:t>PD</w:t>
-            </w:r>
-            <w:r>
-              <w:rPr>
-                <w:lang w:val="en-US"/>
-              </w:rPr>
-              <w:t>4</w:t>
-            </w:r>
-          </w:p>
-        </w:tc>
-        <w:tc>
-          <w:tcPr>
-            <w:tcW w:w="2189" w:type="dxa"/>
-          </w:tcPr>
-          <w:p>
-            <w:pPr>
-              <w:pStyle w:val="ListParagraph"/>
-              <w:ind w:left="0"/>
-              <w:jc w:val="center"/>
-              <w:rPr>
-                <w:lang w:val="en-US"/>
-              </w:rPr>
-            </w:pPr>
-            <w:r>
-              <w:rPr>
-                <w:lang w:val="en-US"/>
-              </w:rPr>
-              <w:t>PCINT</w:t>
-            </w:r>
-            <w:r>
-              <w:rPr>
-                <w:lang w:val="en-US"/>
-              </w:rPr>
-              <w:t>20</w:t>
+            <w:tcW w:w="1962" w:type="dxa"/>
+          </w:tcPr>
+          <w:p>
+            <w:pPr>
+              <w:pStyle w:val="ListParagraph"/>
+              <w:ind w:left="0"/>
+              <w:jc w:val="center"/>
+              <w:rPr>
+                <w:lang w:val="en-US"/>
+              </w:rPr>
+            </w:pPr>
+            <w:r>
+              <w:rPr>
+                <w:lang w:val="en-US"/>
+              </w:rPr>
+              <w:t>6</w:t>
+            </w:r>
+          </w:p>
+        </w:tc>
+        <w:tc>
+          <w:tcPr>
+            <w:tcW w:w="1620" w:type="dxa"/>
+          </w:tcPr>
+          <w:p>
+            <w:pPr>
+              <w:pStyle w:val="ListParagraph"/>
+              <w:ind w:left="0"/>
+              <w:jc w:val="center"/>
+              <w:rPr>
+                <w:lang w:val="en-US"/>
+              </w:rPr>
+            </w:pPr>
+            <w:r>
+              <w:rPr>
+                <w:lang w:val="en-US"/>
+              </w:rPr>
+              <w:t>D4</w:t>
+            </w:r>
+          </w:p>
+        </w:tc>
+        <w:tc>
+          <w:tcPr>
+            <w:tcW w:w="1440" w:type="dxa"/>
+          </w:tcPr>
+          <w:p>
+            <w:pPr>
+              <w:pStyle w:val="ListParagraph"/>
+              <w:ind w:left="0"/>
+              <w:jc w:val="center"/>
+              <w:rPr>
+                <w:lang w:val="en-US"/>
+              </w:rPr>
+            </w:pPr>
+            <w:r>
+              <w:rPr>
+                <w:lang w:val="en-US"/>
+              </w:rPr>
+              <w:t>PD4</w:t>
+            </w:r>
+          </w:p>
+        </w:tc>
+        <w:tc>
+          <w:tcPr>
+            <w:tcW w:w="2242" w:type="dxa"/>
+          </w:tcPr>
+          <w:p>
+            <w:pPr>
+              <w:pStyle w:val="ListParagraph"/>
+              <w:ind w:left="0"/>
+              <w:jc w:val="center"/>
+              <w:rPr>
+                <w:lang w:val="en-US"/>
+              </w:rPr>
+            </w:pPr>
+            <w:r>
+              <w:rPr>
+                <w:lang w:val="en-US"/>
+              </w:rPr>
+              <w:t>PCINT20</w:t>
             </w:r>
           </w:p>
         </w:tc>
@@ -5968,7 +6017,7 @@
       <w:tr>
         <w:tc>
           <w:tcPr>
-            <w:tcW w:w="1985" w:type="dxa"/>
+            <w:tcW w:w="1836" w:type="dxa"/>
           </w:tcPr>
           <w:p>
             <w:pPr>
@@ -5989,82 +6038,85 @@
         </w:tc>
         <w:tc>
           <w:tcPr>
-            <w:tcW w:w="1896" w:type="dxa"/>
-          </w:tcPr>
-          <w:p>
-            <w:pPr>
-              <w:pStyle w:val="ListParagraph"/>
-              <w:ind w:left="0"/>
-              <w:jc w:val="center"/>
-              <w:rPr>
-                <w:lang w:val="en-US"/>
-              </w:rPr>
-            </w:pPr>
-            <w:r>
-              <w:rPr>
-                <w:lang w:val="en-US"/>
-              </w:rPr>
-              <w:t>D</w:t>
-            </w:r>
-            <w:r>
-              <w:rPr>
-                <w:lang w:val="en-US"/>
-              </w:rPr>
-              <w:t>5</w:t>
-            </w:r>
-          </w:p>
-        </w:tc>
-        <w:tc>
-          <w:tcPr>
-            <w:tcW w:w="2092" w:type="dxa"/>
-          </w:tcPr>
-          <w:p>
-            <w:pPr>
-              <w:pStyle w:val="ListParagraph"/>
-              <w:ind w:left="0"/>
-              <w:jc w:val="center"/>
-              <w:rPr>
-                <w:lang w:val="en-US"/>
-              </w:rPr>
-            </w:pPr>
-            <w:r>
-              <w:rPr>
-                <w:lang w:val="en-US"/>
-              </w:rPr>
-              <w:t>PD</w:t>
-            </w:r>
-            <w:r>
-              <w:rPr>
-                <w:lang w:val="en-US"/>
-              </w:rPr>
-              <w:t>5</w:t>
-            </w:r>
-          </w:p>
-        </w:tc>
-        <w:tc>
-          <w:tcPr>
-            <w:tcW w:w="2189" w:type="dxa"/>
-          </w:tcPr>
-          <w:p>
-            <w:pPr>
-              <w:pStyle w:val="ListParagraph"/>
-              <w:ind w:left="0"/>
-              <w:jc w:val="center"/>
-              <w:rPr>
-                <w:lang w:val="en-US"/>
-              </w:rPr>
-            </w:pPr>
-            <w:r>
-              <w:rPr>
-                <w:lang w:val="en-US"/>
-              </w:rPr>
-              <w:t>PCINT</w:t>
-            </w:r>
-            <w:r>
-              <w:rPr>
-                <w:lang w:val="en-US"/>
-              </w:rPr>
-              <w:t>21</w:t>
+            <w:tcW w:w="1962" w:type="dxa"/>
+          </w:tcPr>
+          <w:p>
+            <w:pPr>
+              <w:pStyle w:val="ListParagraph"/>
+              <w:ind w:left="0"/>
+              <w:jc w:val="center"/>
+              <w:rPr>
+                <w:lang w:val="en-US"/>
+              </w:rPr>
+            </w:pPr>
+            <w:r>
+              <w:rPr>
+                <w:lang w:val="en-US"/>
+              </w:rPr>
+              <w:t>11</w:t>
+            </w:r>
+          </w:p>
+        </w:tc>
+        <w:tc>
+          <w:tcPr>
+            <w:tcW w:w="1620" w:type="dxa"/>
+          </w:tcPr>
+          <w:p>
+            <w:pPr>
+              <w:pStyle w:val="ListParagraph"/>
+              <w:ind w:left="0"/>
+              <w:jc w:val="center"/>
+              <w:rPr>
+                <w:lang w:val="en-US"/>
+              </w:rPr>
+            </w:pPr>
+            <w:r>
+              <w:rPr>
+                <w:lang w:val="en-US"/>
+              </w:rPr>
+              <w:t>D5</w:t>
+            </w:r>
+          </w:p>
+        </w:tc>
+        <w:tc>
+          <w:tcPr>
+            <w:tcW w:w="1440" w:type="dxa"/>
+          </w:tcPr>
+          <w:p>
+            <w:pPr>
+              <w:pStyle w:val="ListParagraph"/>
+              <w:ind w:left="0"/>
+              <w:jc w:val="center"/>
+              <w:rPr>
+                <w:lang w:val="en-US"/>
+              </w:rPr>
+            </w:pPr>
+            <w:r>
+              <w:rPr>
+                <w:lang w:val="en-US"/>
+              </w:rPr>
+              <w:t>PD5</w:t>
+            </w:r>
+          </w:p>
+        </w:tc>
+        <w:tc>
+          <w:tcPr>
+            <w:tcW w:w="2242" w:type="dxa"/>
+          </w:tcPr>
+          <w:p>
+            <w:pPr>
+              <w:pStyle w:val="ListParagraph"/>
+              <w:ind w:left="0"/>
+              <w:jc w:val="center"/>
+              <w:rPr>
+                <w:lang w:val="en-US"/>
+              </w:rPr>
+            </w:pPr>
+            <w:r>
+              <w:rPr>
+                <w:lang w:val="en-US"/>
+              </w:rPr>
+              <w:t>PCINT21</w:t>
             </w:r>
           </w:p>
         </w:tc>
@@ -6072,7 +6124,7 @@
       <w:tr>
         <w:tc>
           <w:tcPr>
-            <w:tcW w:w="1985" w:type="dxa"/>
+            <w:tcW w:w="1836" w:type="dxa"/>
           </w:tcPr>
           <w:p>
             <w:pPr>
@@ -6093,82 +6145,85 @@
         </w:tc>
         <w:tc>
           <w:tcPr>
-            <w:tcW w:w="1896" w:type="dxa"/>
-          </w:tcPr>
-          <w:p>
-            <w:pPr>
-              <w:pStyle w:val="ListParagraph"/>
-              <w:ind w:left="0"/>
-              <w:jc w:val="center"/>
-              <w:rPr>
-                <w:lang w:val="en-US"/>
-              </w:rPr>
-            </w:pPr>
-            <w:r>
-              <w:rPr>
-                <w:lang w:val="en-US"/>
-              </w:rPr>
-              <w:t>D</w:t>
-            </w:r>
-            <w:r>
-              <w:rPr>
-                <w:lang w:val="en-US"/>
-              </w:rPr>
-              <w:t>6</w:t>
-            </w:r>
-          </w:p>
-        </w:tc>
-        <w:tc>
-          <w:tcPr>
-            <w:tcW w:w="2092" w:type="dxa"/>
-          </w:tcPr>
-          <w:p>
-            <w:pPr>
-              <w:pStyle w:val="ListParagraph"/>
-              <w:ind w:left="0"/>
-              <w:jc w:val="center"/>
-              <w:rPr>
-                <w:lang w:val="en-US"/>
-              </w:rPr>
-            </w:pPr>
-            <w:r>
-              <w:rPr>
-                <w:lang w:val="en-US"/>
-              </w:rPr>
-              <w:t>PD</w:t>
-            </w:r>
-            <w:r>
-              <w:rPr>
-                <w:lang w:val="en-US"/>
-              </w:rPr>
-              <w:t>6</w:t>
-            </w:r>
-          </w:p>
-        </w:tc>
-        <w:tc>
-          <w:tcPr>
-            <w:tcW w:w="2189" w:type="dxa"/>
-          </w:tcPr>
-          <w:p>
-            <w:pPr>
-              <w:pStyle w:val="ListParagraph"/>
-              <w:ind w:left="0"/>
-              <w:jc w:val="center"/>
-              <w:rPr>
-                <w:lang w:val="en-US"/>
-              </w:rPr>
-            </w:pPr>
-            <w:r>
-              <w:rPr>
-                <w:lang w:val="en-US"/>
-              </w:rPr>
-              <w:t>PCINT</w:t>
-            </w:r>
-            <w:r>
-              <w:rPr>
-                <w:lang w:val="en-US"/>
-              </w:rPr>
-              <w:t>22</w:t>
+            <w:tcW w:w="1962" w:type="dxa"/>
+          </w:tcPr>
+          <w:p>
+            <w:pPr>
+              <w:pStyle w:val="ListParagraph"/>
+              <w:ind w:left="0"/>
+              <w:jc w:val="center"/>
+              <w:rPr>
+                <w:lang w:val="en-US"/>
+              </w:rPr>
+            </w:pPr>
+            <w:r>
+              <w:rPr>
+                <w:lang w:val="en-US"/>
+              </w:rPr>
+              <w:t>12</w:t>
+            </w:r>
+          </w:p>
+        </w:tc>
+        <w:tc>
+          <w:tcPr>
+            <w:tcW w:w="1620" w:type="dxa"/>
+          </w:tcPr>
+          <w:p>
+            <w:pPr>
+              <w:pStyle w:val="ListParagraph"/>
+              <w:ind w:left="0"/>
+              <w:jc w:val="center"/>
+              <w:rPr>
+                <w:lang w:val="en-US"/>
+              </w:rPr>
+            </w:pPr>
+            <w:r>
+              <w:rPr>
+                <w:lang w:val="en-US"/>
+              </w:rPr>
+              <w:t>D6</w:t>
+            </w:r>
+          </w:p>
+        </w:tc>
+        <w:tc>
+          <w:tcPr>
+            <w:tcW w:w="1440" w:type="dxa"/>
+          </w:tcPr>
+          <w:p>
+            <w:pPr>
+              <w:pStyle w:val="ListParagraph"/>
+              <w:ind w:left="0"/>
+              <w:jc w:val="center"/>
+              <w:rPr>
+                <w:lang w:val="en-US"/>
+              </w:rPr>
+            </w:pPr>
+            <w:r>
+              <w:rPr>
+                <w:lang w:val="en-US"/>
+              </w:rPr>
+              <w:t>PD6</w:t>
+            </w:r>
+          </w:p>
+        </w:tc>
+        <w:tc>
+          <w:tcPr>
+            <w:tcW w:w="2242" w:type="dxa"/>
+          </w:tcPr>
+          <w:p>
+            <w:pPr>
+              <w:pStyle w:val="ListParagraph"/>
+              <w:ind w:left="0"/>
+              <w:jc w:val="center"/>
+              <w:rPr>
+                <w:lang w:val="en-US"/>
+              </w:rPr>
+            </w:pPr>
+            <w:r>
+              <w:rPr>
+                <w:lang w:val="en-US"/>
+              </w:rPr>
+              <w:t>PCINT22</w:t>
             </w:r>
           </w:p>
         </w:tc>
@@ -6176,7 +6231,7 @@
       <w:tr>
         <w:tc>
           <w:tcPr>
-            <w:tcW w:w="1985" w:type="dxa"/>
+            <w:tcW w:w="1836" w:type="dxa"/>
           </w:tcPr>
           <w:p>
             <w:pPr>
@@ -6197,82 +6252,85 @@
         </w:tc>
         <w:tc>
           <w:tcPr>
-            <w:tcW w:w="1896" w:type="dxa"/>
-          </w:tcPr>
-          <w:p>
-            <w:pPr>
-              <w:pStyle w:val="ListParagraph"/>
-              <w:ind w:left="0"/>
-              <w:jc w:val="center"/>
-              <w:rPr>
-                <w:lang w:val="en-US"/>
-              </w:rPr>
-            </w:pPr>
-            <w:r>
-              <w:rPr>
-                <w:lang w:val="en-US"/>
-              </w:rPr>
-              <w:t>D</w:t>
-            </w:r>
-            <w:r>
-              <w:rPr>
-                <w:lang w:val="en-US"/>
-              </w:rPr>
-              <w:t>7</w:t>
-            </w:r>
-          </w:p>
-        </w:tc>
-        <w:tc>
-          <w:tcPr>
-            <w:tcW w:w="2092" w:type="dxa"/>
-          </w:tcPr>
-          <w:p>
-            <w:pPr>
-              <w:pStyle w:val="ListParagraph"/>
-              <w:ind w:left="0"/>
-              <w:jc w:val="center"/>
-              <w:rPr>
-                <w:lang w:val="en-US"/>
-              </w:rPr>
-            </w:pPr>
-            <w:r>
-              <w:rPr>
-                <w:lang w:val="en-US"/>
-              </w:rPr>
-              <w:t>PD</w:t>
-            </w:r>
-            <w:r>
-              <w:rPr>
-                <w:lang w:val="en-US"/>
-              </w:rPr>
-              <w:t>7</w:t>
-            </w:r>
-          </w:p>
-        </w:tc>
-        <w:tc>
-          <w:tcPr>
-            <w:tcW w:w="2189" w:type="dxa"/>
-          </w:tcPr>
-          <w:p>
-            <w:pPr>
-              <w:pStyle w:val="ListParagraph"/>
-              <w:ind w:left="0"/>
-              <w:jc w:val="center"/>
-              <w:rPr>
-                <w:lang w:val="en-US"/>
-              </w:rPr>
-            </w:pPr>
-            <w:r>
-              <w:rPr>
-                <w:lang w:val="en-US"/>
-              </w:rPr>
-              <w:t>PCINT</w:t>
-            </w:r>
-            <w:r>
-              <w:rPr>
-                <w:lang w:val="en-US"/>
-              </w:rPr>
-              <w:t>23</w:t>
+            <w:tcW w:w="1962" w:type="dxa"/>
+          </w:tcPr>
+          <w:p>
+            <w:pPr>
+              <w:pStyle w:val="ListParagraph"/>
+              <w:ind w:left="0"/>
+              <w:jc w:val="center"/>
+              <w:rPr>
+                <w:lang w:val="en-US"/>
+              </w:rPr>
+            </w:pPr>
+            <w:r>
+              <w:rPr>
+                <w:lang w:val="en-US"/>
+              </w:rPr>
+              <w:t>13</w:t>
+            </w:r>
+          </w:p>
+        </w:tc>
+        <w:tc>
+          <w:tcPr>
+            <w:tcW w:w="1620" w:type="dxa"/>
+          </w:tcPr>
+          <w:p>
+            <w:pPr>
+              <w:pStyle w:val="ListParagraph"/>
+              <w:ind w:left="0"/>
+              <w:jc w:val="center"/>
+              <w:rPr>
+                <w:lang w:val="en-US"/>
+              </w:rPr>
+            </w:pPr>
+            <w:r>
+              <w:rPr>
+                <w:lang w:val="en-US"/>
+              </w:rPr>
+              <w:t>D7</w:t>
+            </w:r>
+          </w:p>
+        </w:tc>
+        <w:tc>
+          <w:tcPr>
+            <w:tcW w:w="1440" w:type="dxa"/>
+          </w:tcPr>
+          <w:p>
+            <w:pPr>
+              <w:pStyle w:val="ListParagraph"/>
+              <w:ind w:left="0"/>
+              <w:jc w:val="center"/>
+              <w:rPr>
+                <w:lang w:val="en-US"/>
+              </w:rPr>
+            </w:pPr>
+            <w:r>
+              <w:rPr>
+                <w:lang w:val="en-US"/>
+              </w:rPr>
+              <w:t>PD7</w:t>
+            </w:r>
+          </w:p>
+        </w:tc>
+        <w:tc>
+          <w:tcPr>
+            <w:tcW w:w="2242" w:type="dxa"/>
+          </w:tcPr>
+          <w:p>
+            <w:pPr>
+              <w:pStyle w:val="ListParagraph"/>
+              <w:ind w:left="0"/>
+              <w:jc w:val="center"/>
+              <w:rPr>
+                <w:lang w:val="en-US"/>
+              </w:rPr>
+            </w:pPr>
+            <w:r>
+              <w:rPr>
+                <w:lang w:val="en-US"/>
+              </w:rPr>
+              <w:t>PCINT23</w:t>
             </w:r>
           </w:p>
         </w:tc>
@@ -6280,52 +6338,67 @@
       <w:tr>
         <w:tc>
           <w:tcPr>
-            <w:tcW w:w="1985" w:type="dxa"/>
-          </w:tcPr>
-          <w:p>
-            <w:pPr>
-              <w:pStyle w:val="ListParagraph"/>
-              <w:ind w:left="0"/>
-              <w:jc w:val="center"/>
-              <w:rPr>
-                <w:lang w:val="en-US"/>
-              </w:rPr>
-            </w:pPr>
-          </w:p>
-        </w:tc>
-        <w:tc>
-          <w:tcPr>
-            <w:tcW w:w="1896" w:type="dxa"/>
-          </w:tcPr>
-          <w:p>
-            <w:pPr>
-              <w:pStyle w:val="ListParagraph"/>
-              <w:ind w:left="0"/>
-              <w:jc w:val="center"/>
-              <w:rPr>
-                <w:lang w:val="en-US"/>
-              </w:rPr>
-            </w:pPr>
-          </w:p>
-        </w:tc>
-        <w:tc>
-          <w:tcPr>
-            <w:tcW w:w="2092" w:type="dxa"/>
-          </w:tcPr>
-          <w:p>
-            <w:pPr>
-              <w:pStyle w:val="ListParagraph"/>
-              <w:ind w:left="0"/>
-              <w:jc w:val="center"/>
-              <w:rPr>
-                <w:lang w:val="en-US"/>
-              </w:rPr>
-            </w:pPr>
-          </w:p>
-        </w:tc>
-        <w:tc>
-          <w:tcPr>
-            <w:tcW w:w="2189" w:type="dxa"/>
+            <w:tcW w:w="1836" w:type="dxa"/>
+          </w:tcPr>
+          <w:p>
+            <w:pPr>
+              <w:pStyle w:val="ListParagraph"/>
+              <w:ind w:left="0"/>
+              <w:jc w:val="center"/>
+              <w:rPr>
+                <w:lang w:val="en-US"/>
+              </w:rPr>
+            </w:pPr>
+          </w:p>
+        </w:tc>
+        <w:tc>
+          <w:tcPr>
+            <w:tcW w:w="1962" w:type="dxa"/>
+          </w:tcPr>
+          <w:p>
+            <w:pPr>
+              <w:pStyle w:val="ListParagraph"/>
+              <w:ind w:left="0"/>
+              <w:jc w:val="center"/>
+              <w:rPr>
+                <w:lang w:val="en-US"/>
+              </w:rPr>
+            </w:pPr>
+          </w:p>
+        </w:tc>
+        <w:tc>
+          <w:tcPr>
+            <w:tcW w:w="1620" w:type="dxa"/>
+          </w:tcPr>
+          <w:p>
+            <w:pPr>
+              <w:pStyle w:val="ListParagraph"/>
+              <w:ind w:left="0"/>
+              <w:jc w:val="center"/>
+              <w:rPr>
+                <w:lang w:val="en-US"/>
+              </w:rPr>
+            </w:pPr>
+          </w:p>
+        </w:tc>
+        <w:tc>
+          <w:tcPr>
+            <w:tcW w:w="1440" w:type="dxa"/>
+          </w:tcPr>
+          <w:p>
+            <w:pPr>
+              <w:pStyle w:val="ListParagraph"/>
+              <w:ind w:left="0"/>
+              <w:jc w:val="center"/>
+              <w:rPr>
+                <w:lang w:val="en-US"/>
+              </w:rPr>
+            </w:pPr>
+          </w:p>
+        </w:tc>
+        <w:tc>
+          <w:tcPr>
+            <w:tcW w:w="2242" w:type="dxa"/>
           </w:tcPr>
           <w:p>
             <w:pPr>
@@ -6342,7 +6415,7 @@
       <w:tr>
         <w:tc>
           <w:tcPr>
-            <w:tcW w:w="1985" w:type="dxa"/>
+            <w:tcW w:w="1836" w:type="dxa"/>
           </w:tcPr>
           <w:p>
             <w:pPr>
@@ -6363,7 +6436,28 @@
         </w:tc>
         <w:tc>
           <w:tcPr>
-            <w:tcW w:w="1896" w:type="dxa"/>
+            <w:tcW w:w="1962" w:type="dxa"/>
+          </w:tcPr>
+          <w:p>
+            <w:pPr>
+              <w:pStyle w:val="ListParagraph"/>
+              <w:ind w:left="0"/>
+              <w:jc w:val="center"/>
+              <w:rPr>
+                <w:lang w:val="en-US"/>
+              </w:rPr>
+            </w:pPr>
+            <w:r>
+              <w:rPr>
+                <w:lang w:val="en-US"/>
+              </w:rPr>
+              <w:t>14</w:t>
+            </w:r>
+          </w:p>
+        </w:tc>
+        <w:tc>
+          <w:tcPr>
+            <w:tcW w:w="1620" w:type="dxa"/>
           </w:tcPr>
           <w:p>
             <w:pPr>
@@ -6384,55 +6478,43 @@
         </w:tc>
         <w:tc>
           <w:tcPr>
-            <w:tcW w:w="2092" w:type="dxa"/>
-          </w:tcPr>
-          <w:p>
-            <w:pPr>
-              <w:pStyle w:val="ListParagraph"/>
-              <w:ind w:left="0"/>
-              <w:jc w:val="center"/>
-              <w:rPr>
-                <w:lang w:val="en-US"/>
-              </w:rPr>
-            </w:pPr>
-            <w:r>
-              <w:rPr>
-                <w:lang w:val="en-US"/>
-              </w:rPr>
-              <w:t>P</w:t>
-            </w:r>
-            <w:r>
-              <w:rPr>
-                <w:lang w:val="en-US"/>
-              </w:rPr>
-              <w:t>B0</w:t>
-            </w:r>
-          </w:p>
-        </w:tc>
-        <w:tc>
-          <w:tcPr>
-            <w:tcW w:w="2189" w:type="dxa"/>
-          </w:tcPr>
-          <w:p>
-            <w:pPr>
-              <w:pStyle w:val="ListParagraph"/>
-              <w:ind w:left="0"/>
-              <w:jc w:val="center"/>
-              <w:rPr>
-                <w:lang w:val="en-US"/>
-              </w:rPr>
-            </w:pPr>
-            <w:r>
-              <w:rPr>
-                <w:lang w:val="en-US"/>
-              </w:rPr>
-              <w:t>PCINT</w:t>
-            </w:r>
-            <w:r>
-              <w:rPr>
-                <w:lang w:val="en-US"/>
-              </w:rPr>
-              <w:t>0</w:t>
+            <w:tcW w:w="1440" w:type="dxa"/>
+          </w:tcPr>
+          <w:p>
+            <w:pPr>
+              <w:pStyle w:val="ListParagraph"/>
+              <w:ind w:left="0"/>
+              <w:jc w:val="center"/>
+              <w:rPr>
+                <w:lang w:val="en-US"/>
+              </w:rPr>
+            </w:pPr>
+            <w:r>
+              <w:rPr>
+                <w:lang w:val="en-US"/>
+              </w:rPr>
+              <w:t>PB0</w:t>
+            </w:r>
+          </w:p>
+        </w:tc>
+        <w:tc>
+          <w:tcPr>
+            <w:tcW w:w="2242" w:type="dxa"/>
+          </w:tcPr>
+          <w:p>
+            <w:pPr>
+              <w:pStyle w:val="ListParagraph"/>
+              <w:ind w:left="0"/>
+              <w:jc w:val="center"/>
+              <w:rPr>
+                <w:lang w:val="en-US"/>
+              </w:rPr>
+            </w:pPr>
+            <w:r>
+              <w:rPr>
+                <w:lang w:val="en-US"/>
+              </w:rPr>
+              <w:t>PCINT0</w:t>
             </w:r>
           </w:p>
         </w:tc>
@@ -6440,7 +6522,7 @@
       <w:tr>
         <w:tc>
           <w:tcPr>
-            <w:tcW w:w="1985" w:type="dxa"/>
+            <w:tcW w:w="1836" w:type="dxa"/>
           </w:tcPr>
           <w:p>
             <w:pPr>
@@ -6461,82 +6543,85 @@
         </w:tc>
         <w:tc>
           <w:tcPr>
-            <w:tcW w:w="1896" w:type="dxa"/>
-          </w:tcPr>
-          <w:p>
-            <w:pPr>
-              <w:pStyle w:val="ListParagraph"/>
-              <w:ind w:left="0"/>
-              <w:jc w:val="center"/>
-              <w:rPr>
-                <w:lang w:val="en-US"/>
-              </w:rPr>
-            </w:pPr>
-            <w:r>
-              <w:rPr>
-                <w:lang w:val="en-US"/>
-              </w:rPr>
-              <w:t>D</w:t>
-            </w:r>
-            <w:r>
-              <w:rPr>
-                <w:lang w:val="en-US"/>
-              </w:rPr>
-              <w:t>9</w:t>
-            </w:r>
-          </w:p>
-        </w:tc>
-        <w:tc>
-          <w:tcPr>
-            <w:tcW w:w="2092" w:type="dxa"/>
-          </w:tcPr>
-          <w:p>
-            <w:pPr>
-              <w:pStyle w:val="ListParagraph"/>
-              <w:ind w:left="0"/>
-              <w:jc w:val="center"/>
-              <w:rPr>
-                <w:lang w:val="en-US"/>
-              </w:rPr>
-            </w:pPr>
-            <w:r>
-              <w:rPr>
-                <w:lang w:val="en-US"/>
-              </w:rPr>
-              <w:t>PB</w:t>
-            </w:r>
-            <w:r>
-              <w:rPr>
-                <w:lang w:val="en-US"/>
-              </w:rPr>
-              <w:t>1</w:t>
-            </w:r>
-          </w:p>
-        </w:tc>
-        <w:tc>
-          <w:tcPr>
-            <w:tcW w:w="2189" w:type="dxa"/>
-          </w:tcPr>
-          <w:p>
-            <w:pPr>
-              <w:pStyle w:val="ListParagraph"/>
-              <w:ind w:left="0"/>
-              <w:jc w:val="center"/>
-              <w:rPr>
-                <w:lang w:val="en-US"/>
-              </w:rPr>
-            </w:pPr>
-            <w:r>
-              <w:rPr>
-                <w:lang w:val="en-US"/>
-              </w:rPr>
-              <w:t>PCINT</w:t>
-            </w:r>
-            <w:r>
-              <w:rPr>
-                <w:lang w:val="en-US"/>
-              </w:rPr>
-              <w:t>1</w:t>
+            <w:tcW w:w="1962" w:type="dxa"/>
+          </w:tcPr>
+          <w:p>
+            <w:pPr>
+              <w:pStyle w:val="ListParagraph"/>
+              <w:ind w:left="0"/>
+              <w:jc w:val="center"/>
+              <w:rPr>
+                <w:lang w:val="en-US"/>
+              </w:rPr>
+            </w:pPr>
+            <w:r>
+              <w:rPr>
+                <w:lang w:val="en-US"/>
+              </w:rPr>
+              <w:t>15</w:t>
+            </w:r>
+          </w:p>
+        </w:tc>
+        <w:tc>
+          <w:tcPr>
+            <w:tcW w:w="1620" w:type="dxa"/>
+          </w:tcPr>
+          <w:p>
+            <w:pPr>
+              <w:pStyle w:val="ListParagraph"/>
+              <w:ind w:left="0"/>
+              <w:jc w:val="center"/>
+              <w:rPr>
+                <w:lang w:val="en-US"/>
+              </w:rPr>
+            </w:pPr>
+            <w:r>
+              <w:rPr>
+                <w:lang w:val="en-US"/>
+              </w:rPr>
+              <w:t>D9</w:t>
+            </w:r>
+          </w:p>
+        </w:tc>
+        <w:tc>
+          <w:tcPr>
+            <w:tcW w:w="1440" w:type="dxa"/>
+          </w:tcPr>
+          <w:p>
+            <w:pPr>
+              <w:pStyle w:val="ListParagraph"/>
+              <w:ind w:left="0"/>
+              <w:jc w:val="center"/>
+              <w:rPr>
+                <w:lang w:val="en-US"/>
+              </w:rPr>
+            </w:pPr>
+            <w:r>
+              <w:rPr>
+                <w:lang w:val="en-US"/>
+              </w:rPr>
+              <w:t>PB1</w:t>
+            </w:r>
+          </w:p>
+        </w:tc>
+        <w:tc>
+          <w:tcPr>
+            <w:tcW w:w="2242" w:type="dxa"/>
+          </w:tcPr>
+          <w:p>
+            <w:pPr>
+              <w:pStyle w:val="ListParagraph"/>
+              <w:ind w:left="0"/>
+              <w:jc w:val="center"/>
+              <w:rPr>
+                <w:lang w:val="en-US"/>
+              </w:rPr>
+            </w:pPr>
+            <w:r>
+              <w:rPr>
+                <w:lang w:val="en-US"/>
+              </w:rPr>
+              <w:t>PCINT1</w:t>
             </w:r>
           </w:p>
         </w:tc>
@@ -6544,7 +6629,7 @@
       <w:tr>
         <w:tc>
           <w:tcPr>
-            <w:tcW w:w="1985" w:type="dxa"/>
+            <w:tcW w:w="1836" w:type="dxa"/>
           </w:tcPr>
           <w:p>
             <w:pPr>
@@ -6565,82 +6650,85 @@
         </w:tc>
         <w:tc>
           <w:tcPr>
-            <w:tcW w:w="1896" w:type="dxa"/>
-          </w:tcPr>
-          <w:p>
-            <w:pPr>
-              <w:pStyle w:val="ListParagraph"/>
-              <w:ind w:left="0"/>
-              <w:jc w:val="center"/>
-              <w:rPr>
-                <w:lang w:val="en-US"/>
-              </w:rPr>
-            </w:pPr>
-            <w:r>
-              <w:rPr>
-                <w:lang w:val="en-US"/>
-              </w:rPr>
-              <w:t>D</w:t>
-            </w:r>
-            <w:r>
-              <w:rPr>
-                <w:lang w:val="en-US"/>
-              </w:rPr>
-              <w:t>10</w:t>
-            </w:r>
-          </w:p>
-        </w:tc>
-        <w:tc>
-          <w:tcPr>
-            <w:tcW w:w="2092" w:type="dxa"/>
-          </w:tcPr>
-          <w:p>
-            <w:pPr>
-              <w:pStyle w:val="ListParagraph"/>
-              <w:ind w:left="0"/>
-              <w:jc w:val="center"/>
-              <w:rPr>
-                <w:lang w:val="en-US"/>
-              </w:rPr>
-            </w:pPr>
-            <w:r>
-              <w:rPr>
-                <w:lang w:val="en-US"/>
-              </w:rPr>
-              <w:t>PB</w:t>
-            </w:r>
-            <w:r>
-              <w:rPr>
-                <w:lang w:val="en-US"/>
-              </w:rPr>
-              <w:t>2</w:t>
-            </w:r>
-          </w:p>
-        </w:tc>
-        <w:tc>
-          <w:tcPr>
-            <w:tcW w:w="2189" w:type="dxa"/>
-          </w:tcPr>
-          <w:p>
-            <w:pPr>
-              <w:pStyle w:val="ListParagraph"/>
-              <w:ind w:left="0"/>
-              <w:jc w:val="center"/>
-              <w:rPr>
-                <w:lang w:val="en-US"/>
-              </w:rPr>
-            </w:pPr>
-            <w:r>
-              <w:rPr>
-                <w:lang w:val="en-US"/>
-              </w:rPr>
-              <w:t>PCINT</w:t>
-            </w:r>
-            <w:r>
-              <w:rPr>
-                <w:lang w:val="en-US"/>
-              </w:rPr>
-              <w:t>2</w:t>
+            <w:tcW w:w="1962" w:type="dxa"/>
+          </w:tcPr>
+          <w:p>
+            <w:pPr>
+              <w:pStyle w:val="ListParagraph"/>
+              <w:ind w:left="0"/>
+              <w:jc w:val="center"/>
+              <w:rPr>
+                <w:lang w:val="en-US"/>
+              </w:rPr>
+            </w:pPr>
+            <w:r>
+              <w:rPr>
+                <w:lang w:val="en-US"/>
+              </w:rPr>
+              <w:t>16</w:t>
+            </w:r>
+          </w:p>
+        </w:tc>
+        <w:tc>
+          <w:tcPr>
+            <w:tcW w:w="1620" w:type="dxa"/>
+          </w:tcPr>
+          <w:p>
+            <w:pPr>
+              <w:pStyle w:val="ListParagraph"/>
+              <w:ind w:left="0"/>
+              <w:jc w:val="center"/>
+              <w:rPr>
+                <w:lang w:val="en-US"/>
+              </w:rPr>
+            </w:pPr>
+            <w:r>
+              <w:rPr>
+                <w:lang w:val="en-US"/>
+              </w:rPr>
+              <w:t>D10</w:t>
+            </w:r>
+          </w:p>
+        </w:tc>
+        <w:tc>
+          <w:tcPr>
+            <w:tcW w:w="1440" w:type="dxa"/>
+          </w:tcPr>
+          <w:p>
+            <w:pPr>
+              <w:pStyle w:val="ListParagraph"/>
+              <w:ind w:left="0"/>
+              <w:jc w:val="center"/>
+              <w:rPr>
+                <w:lang w:val="en-US"/>
+              </w:rPr>
+            </w:pPr>
+            <w:r>
+              <w:rPr>
+                <w:lang w:val="en-US"/>
+              </w:rPr>
+              <w:t>PB2</w:t>
+            </w:r>
+          </w:p>
+        </w:tc>
+        <w:tc>
+          <w:tcPr>
+            <w:tcW w:w="2242" w:type="dxa"/>
+          </w:tcPr>
+          <w:p>
+            <w:pPr>
+              <w:pStyle w:val="ListParagraph"/>
+              <w:ind w:left="0"/>
+              <w:jc w:val="center"/>
+              <w:rPr>
+                <w:lang w:val="en-US"/>
+              </w:rPr>
+            </w:pPr>
+            <w:r>
+              <w:rPr>
+                <w:lang w:val="en-US"/>
+              </w:rPr>
+              <w:t>PCINT2</w:t>
             </w:r>
           </w:p>
         </w:tc>
@@ -6648,7 +6736,7 @@
       <w:tr>
         <w:tc>
           <w:tcPr>
-            <w:tcW w:w="1985" w:type="dxa"/>
+            <w:tcW w:w="1836" w:type="dxa"/>
           </w:tcPr>
           <w:p>
             <w:pPr>
@@ -6669,82 +6757,85 @@
         </w:tc>
         <w:tc>
           <w:tcPr>
-            <w:tcW w:w="1896" w:type="dxa"/>
-          </w:tcPr>
-          <w:p>
-            <w:pPr>
-              <w:pStyle w:val="ListParagraph"/>
-              <w:ind w:left="0"/>
-              <w:jc w:val="center"/>
-              <w:rPr>
-                <w:lang w:val="en-US"/>
-              </w:rPr>
-            </w:pPr>
-            <w:r>
-              <w:rPr>
-                <w:lang w:val="en-US"/>
-              </w:rPr>
-              <w:t>D</w:t>
-            </w:r>
-            <w:r>
-              <w:rPr>
-                <w:lang w:val="en-US"/>
-              </w:rPr>
-              <w:t>11</w:t>
-            </w:r>
-          </w:p>
-        </w:tc>
-        <w:tc>
-          <w:tcPr>
-            <w:tcW w:w="2092" w:type="dxa"/>
-          </w:tcPr>
-          <w:p>
-            <w:pPr>
-              <w:pStyle w:val="ListParagraph"/>
-              <w:ind w:left="0"/>
-              <w:jc w:val="center"/>
-              <w:rPr>
-                <w:lang w:val="en-US"/>
-              </w:rPr>
-            </w:pPr>
-            <w:r>
-              <w:rPr>
-                <w:lang w:val="en-US"/>
-              </w:rPr>
-              <w:t>PB</w:t>
-            </w:r>
-            <w:r>
-              <w:rPr>
-                <w:lang w:val="en-US"/>
-              </w:rPr>
-              <w:t>3</w:t>
-            </w:r>
-          </w:p>
-        </w:tc>
-        <w:tc>
-          <w:tcPr>
-            <w:tcW w:w="2189" w:type="dxa"/>
-          </w:tcPr>
-          <w:p>
-            <w:pPr>
-              <w:pStyle w:val="ListParagraph"/>
-              <w:ind w:left="0"/>
-              <w:jc w:val="center"/>
-              <w:rPr>
-                <w:lang w:val="en-US"/>
-              </w:rPr>
-            </w:pPr>
-            <w:r>
-              <w:rPr>
-                <w:lang w:val="en-US"/>
-              </w:rPr>
-              <w:t>PCINT</w:t>
-            </w:r>
-            <w:r>
-              <w:rPr>
-                <w:lang w:val="en-US"/>
-              </w:rPr>
-              <w:t>3</w:t>
+            <w:tcW w:w="1962" w:type="dxa"/>
+          </w:tcPr>
+          <w:p>
+            <w:pPr>
+              <w:pStyle w:val="ListParagraph"/>
+              <w:ind w:left="0"/>
+              <w:jc w:val="center"/>
+              <w:rPr>
+                <w:lang w:val="en-US"/>
+              </w:rPr>
+            </w:pPr>
+            <w:r>
+              <w:rPr>
+                <w:lang w:val="en-US"/>
+              </w:rPr>
+              <w:t>17</w:t>
+            </w:r>
+          </w:p>
+        </w:tc>
+        <w:tc>
+          <w:tcPr>
+            <w:tcW w:w="1620" w:type="dxa"/>
+          </w:tcPr>
+          <w:p>
+            <w:pPr>
+              <w:pStyle w:val="ListParagraph"/>
+              <w:ind w:left="0"/>
+              <w:jc w:val="center"/>
+              <w:rPr>
+                <w:lang w:val="en-US"/>
+              </w:rPr>
+            </w:pPr>
+            <w:r>
+              <w:rPr>
+                <w:lang w:val="en-US"/>
+              </w:rPr>
+              <w:t>D11</w:t>
+            </w:r>
+          </w:p>
+        </w:tc>
+        <w:tc>
+          <w:tcPr>
+            <w:tcW w:w="1440" w:type="dxa"/>
+          </w:tcPr>
+          <w:p>
+            <w:pPr>
+              <w:pStyle w:val="ListParagraph"/>
+              <w:ind w:left="0"/>
+              <w:jc w:val="center"/>
+              <w:rPr>
+                <w:lang w:val="en-US"/>
+              </w:rPr>
+            </w:pPr>
+            <w:r>
+              <w:rPr>
+                <w:lang w:val="en-US"/>
+              </w:rPr>
+              <w:t>PB3</w:t>
+            </w:r>
+          </w:p>
+        </w:tc>
+        <w:tc>
+          <w:tcPr>
+            <w:tcW w:w="2242" w:type="dxa"/>
+          </w:tcPr>
+          <w:p>
+            <w:pPr>
+              <w:pStyle w:val="ListParagraph"/>
+              <w:ind w:left="0"/>
+              <w:jc w:val="center"/>
+              <w:rPr>
+                <w:lang w:val="en-US"/>
+              </w:rPr>
+            </w:pPr>
+            <w:r>
+              <w:rPr>
+                <w:lang w:val="en-US"/>
+              </w:rPr>
+              <w:t>PCINT3</w:t>
             </w:r>
           </w:p>
         </w:tc>
@@ -6752,7 +6843,7 @@
       <w:tr>
         <w:tc>
           <w:tcPr>
-            <w:tcW w:w="1985" w:type="dxa"/>
+            <w:tcW w:w="1836" w:type="dxa"/>
           </w:tcPr>
           <w:p>
             <w:pPr>
@@ -6773,82 +6864,85 @@
         </w:tc>
         <w:tc>
           <w:tcPr>
-            <w:tcW w:w="1896" w:type="dxa"/>
-          </w:tcPr>
-          <w:p>
-            <w:pPr>
-              <w:pStyle w:val="ListParagraph"/>
-              <w:ind w:left="0"/>
-              <w:jc w:val="center"/>
-              <w:rPr>
-                <w:lang w:val="en-US"/>
-              </w:rPr>
-            </w:pPr>
-            <w:r>
-              <w:rPr>
-                <w:lang w:val="en-US"/>
-              </w:rPr>
-              <w:t>D</w:t>
-            </w:r>
-            <w:r>
-              <w:rPr>
-                <w:lang w:val="en-US"/>
-              </w:rPr>
-              <w:t>12</w:t>
-            </w:r>
-          </w:p>
-        </w:tc>
-        <w:tc>
-          <w:tcPr>
-            <w:tcW w:w="2092" w:type="dxa"/>
-          </w:tcPr>
-          <w:p>
-            <w:pPr>
-              <w:pStyle w:val="ListParagraph"/>
-              <w:ind w:left="0"/>
-              <w:jc w:val="center"/>
-              <w:rPr>
-                <w:lang w:val="en-US"/>
-              </w:rPr>
-            </w:pPr>
-            <w:r>
-              <w:rPr>
-                <w:lang w:val="en-US"/>
-              </w:rPr>
-              <w:t>PB</w:t>
-            </w:r>
-            <w:r>
-              <w:rPr>
-                <w:lang w:val="en-US"/>
-              </w:rPr>
-              <w:t>4</w:t>
-            </w:r>
-          </w:p>
-        </w:tc>
-        <w:tc>
-          <w:tcPr>
-            <w:tcW w:w="2189" w:type="dxa"/>
-          </w:tcPr>
-          <w:p>
-            <w:pPr>
-              <w:pStyle w:val="ListParagraph"/>
-              <w:ind w:left="0"/>
-              <w:jc w:val="center"/>
-              <w:rPr>
-                <w:lang w:val="en-US"/>
-              </w:rPr>
-            </w:pPr>
-            <w:r>
-              <w:rPr>
-                <w:lang w:val="en-US"/>
-              </w:rPr>
-              <w:t>PCINT</w:t>
-            </w:r>
-            <w:r>
-              <w:rPr>
-                <w:lang w:val="en-US"/>
-              </w:rPr>
-              <w:t>4</w:t>
+            <w:tcW w:w="1962" w:type="dxa"/>
+          </w:tcPr>
+          <w:p>
+            <w:pPr>
+              <w:pStyle w:val="ListParagraph"/>
+              <w:ind w:left="0"/>
+              <w:jc w:val="center"/>
+              <w:rPr>
+                <w:lang w:val="en-US"/>
+              </w:rPr>
+            </w:pPr>
+            <w:r>
+              <w:rPr>
+                <w:lang w:val="en-US"/>
+              </w:rPr>
+              <w:t>18</w:t>
+            </w:r>
+          </w:p>
+        </w:tc>
+        <w:tc>
+          <w:tcPr>
+            <w:tcW w:w="1620" w:type="dxa"/>
+          </w:tcPr>
+          <w:p>
+            <w:pPr>
+              <w:pStyle w:val="ListParagraph"/>
+              <w:ind w:left="0"/>
+              <w:jc w:val="center"/>
+              <w:rPr>
+                <w:lang w:val="en-US"/>
+              </w:rPr>
+            </w:pPr>
+            <w:r>
+              <w:rPr>
+                <w:lang w:val="en-US"/>
+              </w:rPr>
+              <w:t>D12</w:t>
+            </w:r>
+          </w:p>
+        </w:tc>
+        <w:tc>
+          <w:tcPr>
+            <w:tcW w:w="1440" w:type="dxa"/>
+          </w:tcPr>
+          <w:p>
+            <w:pPr>
+              <w:pStyle w:val="ListParagraph"/>
+              <w:ind w:left="0"/>
+              <w:jc w:val="center"/>
+              <w:rPr>
+                <w:lang w:val="en-US"/>
+              </w:rPr>
+            </w:pPr>
+            <w:r>
+              <w:rPr>
+                <w:lang w:val="en-US"/>
+              </w:rPr>
+              <w:t>PB4</w:t>
+            </w:r>
+          </w:p>
+        </w:tc>
+        <w:tc>
+          <w:tcPr>
+            <w:tcW w:w="2242" w:type="dxa"/>
+          </w:tcPr>
+          <w:p>
+            <w:pPr>
+              <w:pStyle w:val="ListParagraph"/>
+              <w:ind w:left="0"/>
+              <w:jc w:val="center"/>
+              <w:rPr>
+                <w:lang w:val="en-US"/>
+              </w:rPr>
+            </w:pPr>
+            <w:r>
+              <w:rPr>
+                <w:lang w:val="en-US"/>
+              </w:rPr>
+              <w:t>PCINT4</w:t>
             </w:r>
           </w:p>
         </w:tc>
@@ -6856,7 +6950,7 @@
       <w:tr>
         <w:tc>
           <w:tcPr>
-            <w:tcW w:w="1985" w:type="dxa"/>
+            <w:tcW w:w="1836" w:type="dxa"/>
           </w:tcPr>
           <w:p>
             <w:pPr>
@@ -6877,82 +6971,85 @@
         </w:tc>
         <w:tc>
           <w:tcPr>
-            <w:tcW w:w="1896" w:type="dxa"/>
-          </w:tcPr>
-          <w:p>
-            <w:pPr>
-              <w:pStyle w:val="ListParagraph"/>
-              <w:ind w:left="0"/>
-              <w:jc w:val="center"/>
-              <w:rPr>
-                <w:lang w:val="en-US"/>
-              </w:rPr>
-            </w:pPr>
-            <w:r>
-              <w:rPr>
-                <w:lang w:val="en-US"/>
-              </w:rPr>
-              <w:t>D</w:t>
-            </w:r>
-            <w:r>
-              <w:rPr>
-                <w:lang w:val="en-US"/>
-              </w:rPr>
-              <w:t>13</w:t>
-            </w:r>
-          </w:p>
-        </w:tc>
-        <w:tc>
-          <w:tcPr>
-            <w:tcW w:w="2092" w:type="dxa"/>
-          </w:tcPr>
-          <w:p>
-            <w:pPr>
-              <w:pStyle w:val="ListParagraph"/>
-              <w:ind w:left="0"/>
-              <w:jc w:val="center"/>
-              <w:rPr>
-                <w:lang w:val="en-US"/>
-              </w:rPr>
-            </w:pPr>
-            <w:r>
-              <w:rPr>
-                <w:lang w:val="en-US"/>
-              </w:rPr>
-              <w:t>PB</w:t>
-            </w:r>
-            <w:r>
-              <w:rPr>
-                <w:lang w:val="en-US"/>
-              </w:rPr>
-              <w:t>5</w:t>
-            </w:r>
-          </w:p>
-        </w:tc>
-        <w:tc>
-          <w:tcPr>
-            <w:tcW w:w="2189" w:type="dxa"/>
-          </w:tcPr>
-          <w:p>
-            <w:pPr>
-              <w:pStyle w:val="ListParagraph"/>
-              <w:ind w:left="0"/>
-              <w:jc w:val="center"/>
-              <w:rPr>
-                <w:lang w:val="en-US"/>
-              </w:rPr>
-            </w:pPr>
-            <w:r>
-              <w:rPr>
-                <w:lang w:val="en-US"/>
-              </w:rPr>
-              <w:t>PCINT</w:t>
-            </w:r>
-            <w:r>
-              <w:rPr>
-                <w:lang w:val="en-US"/>
-              </w:rPr>
-              <w:t>5</w:t>
+            <w:tcW w:w="1962" w:type="dxa"/>
+          </w:tcPr>
+          <w:p>
+            <w:pPr>
+              <w:pStyle w:val="ListParagraph"/>
+              <w:ind w:left="0"/>
+              <w:jc w:val="center"/>
+              <w:rPr>
+                <w:lang w:val="en-US"/>
+              </w:rPr>
+            </w:pPr>
+            <w:r>
+              <w:rPr>
+                <w:lang w:val="en-US"/>
+              </w:rPr>
+              <w:t>19</w:t>
+            </w:r>
+          </w:p>
+        </w:tc>
+        <w:tc>
+          <w:tcPr>
+            <w:tcW w:w="1620" w:type="dxa"/>
+          </w:tcPr>
+          <w:p>
+            <w:pPr>
+              <w:pStyle w:val="ListParagraph"/>
+              <w:ind w:left="0"/>
+              <w:jc w:val="center"/>
+              <w:rPr>
+                <w:lang w:val="en-US"/>
+              </w:rPr>
+            </w:pPr>
+            <w:r>
+              <w:rPr>
+                <w:lang w:val="en-US"/>
+              </w:rPr>
+              <w:t>D13</w:t>
+            </w:r>
+          </w:p>
+        </w:tc>
+        <w:tc>
+          <w:tcPr>
+            <w:tcW w:w="1440" w:type="dxa"/>
+          </w:tcPr>
+          <w:p>
+            <w:pPr>
+              <w:pStyle w:val="ListParagraph"/>
+              <w:ind w:left="0"/>
+              <w:jc w:val="center"/>
+              <w:rPr>
+                <w:lang w:val="en-US"/>
+              </w:rPr>
+            </w:pPr>
+            <w:r>
+              <w:rPr>
+                <w:lang w:val="en-US"/>
+              </w:rPr>
+              <w:t>PB5</w:t>
+            </w:r>
+          </w:p>
+        </w:tc>
+        <w:tc>
+          <w:tcPr>
+            <w:tcW w:w="2242" w:type="dxa"/>
+          </w:tcPr>
+          <w:p>
+            <w:pPr>
+              <w:pStyle w:val="ListParagraph"/>
+              <w:ind w:left="0"/>
+              <w:jc w:val="center"/>
+              <w:rPr>
+                <w:lang w:val="en-US"/>
+              </w:rPr>
+            </w:pPr>
+            <w:r>
+              <w:rPr>
+                <w:lang w:val="en-US"/>
+              </w:rPr>
+              <w:t>PCINT5</w:t>
             </w:r>
           </w:p>
         </w:tc>
@@ -6960,52 +7057,67 @@
       <w:tr>
         <w:tc>
           <w:tcPr>
-            <w:tcW w:w="1985" w:type="dxa"/>
-          </w:tcPr>
-          <w:p>
-            <w:pPr>
-              <w:pStyle w:val="ListParagraph"/>
-              <w:ind w:left="0"/>
-              <w:jc w:val="center"/>
-              <w:rPr>
-                <w:lang w:val="en-US"/>
-              </w:rPr>
-            </w:pPr>
-          </w:p>
-        </w:tc>
-        <w:tc>
-          <w:tcPr>
-            <w:tcW w:w="1896" w:type="dxa"/>
-          </w:tcPr>
-          <w:p>
-            <w:pPr>
-              <w:pStyle w:val="ListParagraph"/>
-              <w:ind w:left="0"/>
-              <w:jc w:val="center"/>
-              <w:rPr>
-                <w:lang w:val="en-US"/>
-              </w:rPr>
-            </w:pPr>
-          </w:p>
-        </w:tc>
-        <w:tc>
-          <w:tcPr>
-            <w:tcW w:w="2092" w:type="dxa"/>
-          </w:tcPr>
-          <w:p>
-            <w:pPr>
-              <w:pStyle w:val="ListParagraph"/>
-              <w:ind w:left="0"/>
-              <w:jc w:val="center"/>
-              <w:rPr>
-                <w:lang w:val="en-US"/>
-              </w:rPr>
-            </w:pPr>
-          </w:p>
-        </w:tc>
-        <w:tc>
-          <w:tcPr>
-            <w:tcW w:w="2189" w:type="dxa"/>
+            <w:tcW w:w="1836" w:type="dxa"/>
+          </w:tcPr>
+          <w:p>
+            <w:pPr>
+              <w:pStyle w:val="ListParagraph"/>
+              <w:ind w:left="0"/>
+              <w:jc w:val="center"/>
+              <w:rPr>
+                <w:lang w:val="en-US"/>
+              </w:rPr>
+            </w:pPr>
+          </w:p>
+        </w:tc>
+        <w:tc>
+          <w:tcPr>
+            <w:tcW w:w="1962" w:type="dxa"/>
+          </w:tcPr>
+          <w:p>
+            <w:pPr>
+              <w:pStyle w:val="ListParagraph"/>
+              <w:ind w:left="0"/>
+              <w:jc w:val="center"/>
+              <w:rPr>
+                <w:lang w:val="en-US"/>
+              </w:rPr>
+            </w:pPr>
+          </w:p>
+        </w:tc>
+        <w:tc>
+          <w:tcPr>
+            <w:tcW w:w="1620" w:type="dxa"/>
+          </w:tcPr>
+          <w:p>
+            <w:pPr>
+              <w:pStyle w:val="ListParagraph"/>
+              <w:ind w:left="0"/>
+              <w:jc w:val="center"/>
+              <w:rPr>
+                <w:lang w:val="en-US"/>
+              </w:rPr>
+            </w:pPr>
+          </w:p>
+        </w:tc>
+        <w:tc>
+          <w:tcPr>
+            <w:tcW w:w="1440" w:type="dxa"/>
+          </w:tcPr>
+          <w:p>
+            <w:pPr>
+              <w:pStyle w:val="ListParagraph"/>
+              <w:ind w:left="0"/>
+              <w:jc w:val="center"/>
+              <w:rPr>
+                <w:lang w:val="en-US"/>
+              </w:rPr>
+            </w:pPr>
+          </w:p>
+        </w:tc>
+        <w:tc>
+          <w:tcPr>
+            <w:tcW w:w="2242" w:type="dxa"/>
           </w:tcPr>
           <w:p>
             <w:pPr>
@@ -7022,7 +7134,7 @@
       <w:tr>
         <w:tc>
           <w:tcPr>
-            <w:tcW w:w="1985" w:type="dxa"/>
+            <w:tcW w:w="1836" w:type="dxa"/>
           </w:tcPr>
           <w:p>
             <w:pPr>
@@ -7043,7 +7155,28 @@
         </w:tc>
         <w:tc>
           <w:tcPr>
-            <w:tcW w:w="1896" w:type="dxa"/>
+            <w:tcW w:w="1962" w:type="dxa"/>
+          </w:tcPr>
+          <w:p>
+            <w:pPr>
+              <w:pStyle w:val="ListParagraph"/>
+              <w:ind w:left="0"/>
+              <w:jc w:val="center"/>
+              <w:rPr>
+                <w:lang w:val="en-US"/>
+              </w:rPr>
+            </w:pPr>
+            <w:r>
+              <w:rPr>
+                <w:lang w:val="en-US"/>
+              </w:rPr>
+              <w:t>23</w:t>
+            </w:r>
+          </w:p>
+        </w:tc>
+        <w:tc>
+          <w:tcPr>
+            <w:tcW w:w="1620" w:type="dxa"/>
           </w:tcPr>
           <w:p>
             <w:pPr>
@@ -7064,55 +7197,43 @@
         </w:tc>
         <w:tc>
           <w:tcPr>
-            <w:tcW w:w="2092" w:type="dxa"/>
-          </w:tcPr>
-          <w:p>
-            <w:pPr>
-              <w:pStyle w:val="ListParagraph"/>
-              <w:ind w:left="0"/>
-              <w:jc w:val="center"/>
-              <w:rPr>
-                <w:lang w:val="en-US"/>
-              </w:rPr>
-            </w:pPr>
-            <w:r>
-              <w:rPr>
-                <w:lang w:val="en-US"/>
-              </w:rPr>
-              <w:t>P</w:t>
-            </w:r>
-            <w:r>
-              <w:rPr>
-                <w:lang w:val="en-US"/>
-              </w:rPr>
-              <w:t>C0</w:t>
-            </w:r>
-          </w:p>
-        </w:tc>
-        <w:tc>
-          <w:tcPr>
-            <w:tcW w:w="2189" w:type="dxa"/>
-          </w:tcPr>
-          <w:p>
-            <w:pPr>
-              <w:pStyle w:val="ListParagraph"/>
-              <w:ind w:left="0"/>
-              <w:jc w:val="center"/>
-              <w:rPr>
-                <w:lang w:val="en-US"/>
-              </w:rPr>
-            </w:pPr>
-            <w:r>
-              <w:rPr>
-                <w:lang w:val="en-US"/>
-              </w:rPr>
-              <w:t>PCINT</w:t>
-            </w:r>
-            <w:r>
-              <w:rPr>
-                <w:lang w:val="en-US"/>
-              </w:rPr>
-              <w:t>8</w:t>
+            <w:tcW w:w="1440" w:type="dxa"/>
+          </w:tcPr>
+          <w:p>
+            <w:pPr>
+              <w:pStyle w:val="ListParagraph"/>
+              <w:ind w:left="0"/>
+              <w:jc w:val="center"/>
+              <w:rPr>
+                <w:lang w:val="en-US"/>
+              </w:rPr>
+            </w:pPr>
+            <w:r>
+              <w:rPr>
+                <w:lang w:val="en-US"/>
+              </w:rPr>
+              <w:t>PC0</w:t>
+            </w:r>
+          </w:p>
+        </w:tc>
+        <w:tc>
+          <w:tcPr>
+            <w:tcW w:w="2242" w:type="dxa"/>
+          </w:tcPr>
+          <w:p>
+            <w:pPr>
+              <w:pStyle w:val="ListParagraph"/>
+              <w:ind w:left="0"/>
+              <w:jc w:val="center"/>
+              <w:rPr>
+                <w:lang w:val="en-US"/>
+              </w:rPr>
+            </w:pPr>
+            <w:r>
+              <w:rPr>
+                <w:lang w:val="en-US"/>
+              </w:rPr>
+              <w:t>PCINT8</w:t>
             </w:r>
           </w:p>
         </w:tc>
@@ -7120,7 +7241,7 @@
       <w:tr>
         <w:tc>
           <w:tcPr>
-            <w:tcW w:w="1985" w:type="dxa"/>
+            <w:tcW w:w="1836" w:type="dxa"/>
           </w:tcPr>
           <w:p>
             <w:pPr>
@@ -7141,82 +7262,85 @@
         </w:tc>
         <w:tc>
           <w:tcPr>
-            <w:tcW w:w="1896" w:type="dxa"/>
-          </w:tcPr>
-          <w:p>
-            <w:pPr>
-              <w:pStyle w:val="ListParagraph"/>
-              <w:ind w:left="0"/>
-              <w:jc w:val="center"/>
-              <w:rPr>
-                <w:lang w:val="en-US"/>
-              </w:rPr>
-            </w:pPr>
-            <w:r>
-              <w:rPr>
-                <w:lang w:val="en-US"/>
-              </w:rPr>
-              <w:t>D</w:t>
-            </w:r>
-            <w:r>
-              <w:rPr>
-                <w:lang w:val="en-US"/>
-              </w:rPr>
-              <w:t>15</w:t>
-            </w:r>
-          </w:p>
-        </w:tc>
-        <w:tc>
-          <w:tcPr>
-            <w:tcW w:w="2092" w:type="dxa"/>
-          </w:tcPr>
-          <w:p>
-            <w:pPr>
-              <w:pStyle w:val="ListParagraph"/>
-              <w:ind w:left="0"/>
-              <w:jc w:val="center"/>
-              <w:rPr>
-                <w:lang w:val="en-US"/>
-              </w:rPr>
-            </w:pPr>
-            <w:r>
-              <w:rPr>
-                <w:lang w:val="en-US"/>
-              </w:rPr>
-              <w:t>PC</w:t>
-            </w:r>
-            <w:r>
-              <w:rPr>
-                <w:lang w:val="en-US"/>
-              </w:rPr>
-              <w:t>1</w:t>
-            </w:r>
-          </w:p>
-        </w:tc>
-        <w:tc>
-          <w:tcPr>
-            <w:tcW w:w="2189" w:type="dxa"/>
-          </w:tcPr>
-          <w:p>
-            <w:pPr>
-              <w:pStyle w:val="ListParagraph"/>
-              <w:ind w:left="0"/>
-              <w:jc w:val="center"/>
-              <w:rPr>
-                <w:lang w:val="en-US"/>
-              </w:rPr>
-            </w:pPr>
-            <w:r>
-              <w:rPr>
-                <w:lang w:val="en-US"/>
-              </w:rPr>
-              <w:t>PCINT</w:t>
-            </w:r>
-            <w:r>
-              <w:rPr>
-                <w:lang w:val="en-US"/>
-              </w:rPr>
-              <w:t>9</w:t>
+            <w:tcW w:w="1962" w:type="dxa"/>
+          </w:tcPr>
+          <w:p>
+            <w:pPr>
+              <w:pStyle w:val="ListParagraph"/>
+              <w:ind w:left="0"/>
+              <w:jc w:val="center"/>
+              <w:rPr>
+                <w:lang w:val="en-US"/>
+              </w:rPr>
+            </w:pPr>
+            <w:r>
+              <w:rPr>
+                <w:lang w:val="en-US"/>
+              </w:rPr>
+              <w:t>24</w:t>
+            </w:r>
+          </w:p>
+        </w:tc>
+        <w:tc>
+          <w:tcPr>
+            <w:tcW w:w="1620" w:type="dxa"/>
+          </w:tcPr>
+          <w:p>
+            <w:pPr>
+              <w:pStyle w:val="ListParagraph"/>
+              <w:ind w:left="0"/>
+              <w:jc w:val="center"/>
+              <w:rPr>
+                <w:lang w:val="en-US"/>
+              </w:rPr>
+            </w:pPr>
+            <w:r>
+              <w:rPr>
+                <w:lang w:val="en-US"/>
+              </w:rPr>
+              <w:t>D15</w:t>
+            </w:r>
+          </w:p>
+        </w:tc>
+        <w:tc>
+          <w:tcPr>
+            <w:tcW w:w="1440" w:type="dxa"/>
+          </w:tcPr>
+          <w:p>
+            <w:pPr>
+              <w:pStyle w:val="ListParagraph"/>
+              <w:ind w:left="0"/>
+              <w:jc w:val="center"/>
+              <w:rPr>
+                <w:lang w:val="en-US"/>
+              </w:rPr>
+            </w:pPr>
+            <w:r>
+              <w:rPr>
+                <w:lang w:val="en-US"/>
+              </w:rPr>
+              <w:t>PC1</w:t>
+            </w:r>
+          </w:p>
+        </w:tc>
+        <w:tc>
+          <w:tcPr>
+            <w:tcW w:w="2242" w:type="dxa"/>
+          </w:tcPr>
+          <w:p>
+            <w:pPr>
+              <w:pStyle w:val="ListParagraph"/>
+              <w:ind w:left="0"/>
+              <w:jc w:val="center"/>
+              <w:rPr>
+                <w:lang w:val="en-US"/>
+              </w:rPr>
+            </w:pPr>
+            <w:r>
+              <w:rPr>
+                <w:lang w:val="en-US"/>
+              </w:rPr>
+              <w:t>PCINT9</w:t>
             </w:r>
           </w:p>
         </w:tc>
@@ -7224,7 +7348,7 @@
       <w:tr>
         <w:tc>
           <w:tcPr>
-            <w:tcW w:w="1985" w:type="dxa"/>
+            <w:tcW w:w="1836" w:type="dxa"/>
           </w:tcPr>
           <w:p>
             <w:pPr>
@@ -7245,82 +7369,85 @@
         </w:tc>
         <w:tc>
           <w:tcPr>
-            <w:tcW w:w="1896" w:type="dxa"/>
-          </w:tcPr>
-          <w:p>
-            <w:pPr>
-              <w:pStyle w:val="ListParagraph"/>
-              <w:ind w:left="0"/>
-              <w:jc w:val="center"/>
-              <w:rPr>
-                <w:lang w:val="en-US"/>
-              </w:rPr>
-            </w:pPr>
-            <w:r>
-              <w:rPr>
-                <w:lang w:val="en-US"/>
-              </w:rPr>
-              <w:t>D</w:t>
-            </w:r>
-            <w:r>
-              <w:rPr>
-                <w:lang w:val="en-US"/>
-              </w:rPr>
-              <w:t>16</w:t>
-            </w:r>
-          </w:p>
-        </w:tc>
-        <w:tc>
-          <w:tcPr>
-            <w:tcW w:w="2092" w:type="dxa"/>
-          </w:tcPr>
-          <w:p>
-            <w:pPr>
-              <w:pStyle w:val="ListParagraph"/>
-              <w:ind w:left="0"/>
-              <w:jc w:val="center"/>
-              <w:rPr>
-                <w:lang w:val="en-US"/>
-              </w:rPr>
-            </w:pPr>
-            <w:r>
-              <w:rPr>
-                <w:lang w:val="en-US"/>
-              </w:rPr>
-              <w:t>PC</w:t>
-            </w:r>
-            <w:r>
-              <w:rPr>
-                <w:lang w:val="en-US"/>
-              </w:rPr>
-              <w:t>2</w:t>
-            </w:r>
-          </w:p>
-        </w:tc>
-        <w:tc>
-          <w:tcPr>
-            <w:tcW w:w="2189" w:type="dxa"/>
-          </w:tcPr>
-          <w:p>
-            <w:pPr>
-              <w:pStyle w:val="ListParagraph"/>
-              <w:ind w:left="0"/>
-              <w:jc w:val="center"/>
-              <w:rPr>
-                <w:lang w:val="en-US"/>
-              </w:rPr>
-            </w:pPr>
-            <w:r>
-              <w:rPr>
-                <w:lang w:val="en-US"/>
-              </w:rPr>
-              <w:t>PCINT</w:t>
-            </w:r>
-            <w:r>
-              <w:rPr>
-                <w:lang w:val="en-US"/>
-              </w:rPr>
-              <w:t>10</w:t>
+            <w:tcW w:w="1962" w:type="dxa"/>
+          </w:tcPr>
+          <w:p>
+            <w:pPr>
+              <w:pStyle w:val="ListParagraph"/>
+              <w:ind w:left="0"/>
+              <w:jc w:val="center"/>
+              <w:rPr>
+                <w:lang w:val="en-US"/>
+              </w:rPr>
+            </w:pPr>
+            <w:r>
+              <w:rPr>
+                <w:lang w:val="en-US"/>
+              </w:rPr>
+              <w:t>25</w:t>
+            </w:r>
+          </w:p>
+        </w:tc>
+        <w:tc>
+          <w:tcPr>
+            <w:tcW w:w="1620" w:type="dxa"/>
+          </w:tcPr>
+          <w:p>
+            <w:pPr>
+              <w:pStyle w:val="ListParagraph"/>
+              <w:ind w:left="0"/>
+              <w:jc w:val="center"/>
+              <w:rPr>
+                <w:lang w:val="en-US"/>
+              </w:rPr>
+            </w:pPr>
+            <w:r>
+              <w:rPr>
+                <w:lang w:val="en-US"/>
+              </w:rPr>
+              <w:t>D16</w:t>
+            </w:r>
+          </w:p>
+        </w:tc>
+        <w:tc>
+          <w:tcPr>
+            <w:tcW w:w="1440" w:type="dxa"/>
+          </w:tcPr>
+          <w:p>
+            <w:pPr>
+              <w:pStyle w:val="ListParagraph"/>
+              <w:ind w:left="0"/>
+              <w:jc w:val="center"/>
+              <w:rPr>
+                <w:lang w:val="en-US"/>
+              </w:rPr>
+            </w:pPr>
+            <w:r>
+              <w:rPr>
+                <w:lang w:val="en-US"/>
+              </w:rPr>
+              <w:t>PC2</w:t>
+            </w:r>
+          </w:p>
+        </w:tc>
+        <w:tc>
+          <w:tcPr>
+            <w:tcW w:w="2242" w:type="dxa"/>
+          </w:tcPr>
+          <w:p>
+            <w:pPr>
+              <w:pStyle w:val="ListParagraph"/>
+              <w:ind w:left="0"/>
+              <w:jc w:val="center"/>
+              <w:rPr>
+                <w:lang w:val="en-US"/>
+              </w:rPr>
+            </w:pPr>
+            <w:r>
+              <w:rPr>
+                <w:lang w:val="en-US"/>
+              </w:rPr>
+              <w:t>PCINT10</w:t>
             </w:r>
           </w:p>
         </w:tc>
@@ -7328,7 +7455,7 @@
       <w:tr>
         <w:tc>
           <w:tcPr>
-            <w:tcW w:w="1985" w:type="dxa"/>
+            <w:tcW w:w="1836" w:type="dxa"/>
           </w:tcPr>
           <w:p>
             <w:pPr>
@@ -7349,82 +7476,85 @@
         </w:tc>
         <w:tc>
           <w:tcPr>
-            <w:tcW w:w="1896" w:type="dxa"/>
-          </w:tcPr>
-          <w:p>
-            <w:pPr>
-              <w:pStyle w:val="ListParagraph"/>
-              <w:ind w:left="0"/>
-              <w:jc w:val="center"/>
-              <w:rPr>
-                <w:lang w:val="en-US"/>
-              </w:rPr>
-            </w:pPr>
-            <w:r>
-              <w:rPr>
-                <w:lang w:val="en-US"/>
-              </w:rPr>
-              <w:t>D</w:t>
-            </w:r>
-            <w:r>
-              <w:rPr>
-                <w:lang w:val="en-US"/>
-              </w:rPr>
-              <w:t>17</w:t>
-            </w:r>
-          </w:p>
-        </w:tc>
-        <w:tc>
-          <w:tcPr>
-            <w:tcW w:w="2092" w:type="dxa"/>
-          </w:tcPr>
-          <w:p>
-            <w:pPr>
-              <w:pStyle w:val="ListParagraph"/>
-              <w:ind w:left="0"/>
-              <w:jc w:val="center"/>
-              <w:rPr>
-                <w:lang w:val="en-US"/>
-              </w:rPr>
-            </w:pPr>
-            <w:r>
-              <w:rPr>
-                <w:lang w:val="en-US"/>
-              </w:rPr>
-              <w:t>PC</w:t>
-            </w:r>
-            <w:r>
-              <w:rPr>
-                <w:lang w:val="en-US"/>
-              </w:rPr>
-              <w:t>3</w:t>
-            </w:r>
-          </w:p>
-        </w:tc>
-        <w:tc>
-          <w:tcPr>
-            <w:tcW w:w="2189" w:type="dxa"/>
-          </w:tcPr>
-          <w:p>
-            <w:pPr>
-              <w:pStyle w:val="ListParagraph"/>
-              <w:ind w:left="0"/>
-              <w:jc w:val="center"/>
-              <w:rPr>
-                <w:lang w:val="en-US"/>
-              </w:rPr>
-            </w:pPr>
-            <w:r>
-              <w:rPr>
-                <w:lang w:val="en-US"/>
-              </w:rPr>
-              <w:t>PCINT</w:t>
-            </w:r>
-            <w:r>
-              <w:rPr>
-                <w:lang w:val="en-US"/>
-              </w:rPr>
-              <w:t>11</w:t>
+            <w:tcW w:w="1962" w:type="dxa"/>
+          </w:tcPr>
+          <w:p>
+            <w:pPr>
+              <w:pStyle w:val="ListParagraph"/>
+              <w:ind w:left="0"/>
+              <w:jc w:val="center"/>
+              <w:rPr>
+                <w:lang w:val="en-US"/>
+              </w:rPr>
+            </w:pPr>
+            <w:r>
+              <w:rPr>
+                <w:lang w:val="en-US"/>
+              </w:rPr>
+              <w:t>26</w:t>
+            </w:r>
+          </w:p>
+        </w:tc>
+        <w:tc>
+          <w:tcPr>
+            <w:tcW w:w="1620" w:type="dxa"/>
+          </w:tcPr>
+          <w:p>
+            <w:pPr>
+              <w:pStyle w:val="ListParagraph"/>
+              <w:ind w:left="0"/>
+              <w:jc w:val="center"/>
+              <w:rPr>
+                <w:lang w:val="en-US"/>
+              </w:rPr>
+            </w:pPr>
+            <w:r>
+              <w:rPr>
+                <w:lang w:val="en-US"/>
+              </w:rPr>
+              <w:t>D17</w:t>
+            </w:r>
+          </w:p>
+        </w:tc>
+        <w:tc>
+          <w:tcPr>
+            <w:tcW w:w="1440" w:type="dxa"/>
+          </w:tcPr>
+          <w:p>
+            <w:pPr>
+              <w:pStyle w:val="ListParagraph"/>
+              <w:ind w:left="0"/>
+              <w:jc w:val="center"/>
+              <w:rPr>
+                <w:lang w:val="en-US"/>
+              </w:rPr>
+            </w:pPr>
+            <w:r>
+              <w:rPr>
+                <w:lang w:val="en-US"/>
+              </w:rPr>
+              <w:t>PC3</w:t>
+            </w:r>
+          </w:p>
+        </w:tc>
+        <w:tc>
+          <w:tcPr>
+            <w:tcW w:w="2242" w:type="dxa"/>
+          </w:tcPr>
+          <w:p>
+            <w:pPr>
+              <w:pStyle w:val="ListParagraph"/>
+              <w:ind w:left="0"/>
+              <w:jc w:val="center"/>
+              <w:rPr>
+                <w:lang w:val="en-US"/>
+              </w:rPr>
+            </w:pPr>
+            <w:r>
+              <w:rPr>
+                <w:lang w:val="en-US"/>
+              </w:rPr>
+              <w:t>PCINT11</w:t>
             </w:r>
           </w:p>
         </w:tc>
@@ -7432,7 +7562,7 @@
       <w:tr>
         <w:tc>
           <w:tcPr>
-            <w:tcW w:w="1985" w:type="dxa"/>
+            <w:tcW w:w="1836" w:type="dxa"/>
           </w:tcPr>
           <w:p>
             <w:pPr>
@@ -7453,82 +7583,85 @@
         </w:tc>
         <w:tc>
           <w:tcPr>
-            <w:tcW w:w="1896" w:type="dxa"/>
-          </w:tcPr>
-          <w:p>
-            <w:pPr>
-              <w:pStyle w:val="ListParagraph"/>
-              <w:ind w:left="0"/>
-              <w:jc w:val="center"/>
-              <w:rPr>
-                <w:lang w:val="en-US"/>
-              </w:rPr>
-            </w:pPr>
-            <w:r>
-              <w:rPr>
-                <w:lang w:val="en-US"/>
-              </w:rPr>
-              <w:t>D</w:t>
-            </w:r>
-            <w:r>
-              <w:rPr>
-                <w:lang w:val="en-US"/>
-              </w:rPr>
-              <w:t>18</w:t>
-            </w:r>
-          </w:p>
-        </w:tc>
-        <w:tc>
-          <w:tcPr>
-            <w:tcW w:w="2092" w:type="dxa"/>
-          </w:tcPr>
-          <w:p>
-            <w:pPr>
-              <w:pStyle w:val="ListParagraph"/>
-              <w:ind w:left="0"/>
-              <w:jc w:val="center"/>
-              <w:rPr>
-                <w:lang w:val="en-US"/>
-              </w:rPr>
-            </w:pPr>
-            <w:r>
-              <w:rPr>
-                <w:lang w:val="en-US"/>
-              </w:rPr>
-              <w:t>PC</w:t>
-            </w:r>
-            <w:r>
-              <w:rPr>
-                <w:lang w:val="en-US"/>
-              </w:rPr>
-              <w:t>4</w:t>
-            </w:r>
-          </w:p>
-        </w:tc>
-        <w:tc>
-          <w:tcPr>
-            <w:tcW w:w="2189" w:type="dxa"/>
-          </w:tcPr>
-          <w:p>
-            <w:pPr>
-              <w:pStyle w:val="ListParagraph"/>
-              <w:ind w:left="0"/>
-              <w:jc w:val="center"/>
-              <w:rPr>
-                <w:lang w:val="en-US"/>
-              </w:rPr>
-            </w:pPr>
-            <w:r>
-              <w:rPr>
-                <w:lang w:val="en-US"/>
-              </w:rPr>
-              <w:t>PCINT</w:t>
-            </w:r>
-            <w:r>
-              <w:rPr>
-                <w:lang w:val="en-US"/>
-              </w:rPr>
-              <w:t>12</w:t>
+            <w:tcW w:w="1962" w:type="dxa"/>
+          </w:tcPr>
+          <w:p>
+            <w:pPr>
+              <w:pStyle w:val="ListParagraph"/>
+              <w:ind w:left="0"/>
+              <w:jc w:val="center"/>
+              <w:rPr>
+                <w:lang w:val="en-US"/>
+              </w:rPr>
+            </w:pPr>
+            <w:r>
+              <w:rPr>
+                <w:lang w:val="en-US"/>
+              </w:rPr>
+              <w:t>27</w:t>
+            </w:r>
+          </w:p>
+        </w:tc>
+        <w:tc>
+          <w:tcPr>
+            <w:tcW w:w="1620" w:type="dxa"/>
+          </w:tcPr>
+          <w:p>
+            <w:pPr>
+              <w:pStyle w:val="ListParagraph"/>
+              <w:ind w:left="0"/>
+              <w:jc w:val="center"/>
+              <w:rPr>
+                <w:lang w:val="en-US"/>
+              </w:rPr>
+            </w:pPr>
+            <w:r>
+              <w:rPr>
+                <w:lang w:val="en-US"/>
+              </w:rPr>
+              <w:t>D18</w:t>
+            </w:r>
+          </w:p>
+        </w:tc>
+        <w:tc>
+          <w:tcPr>
+            <w:tcW w:w="1440" w:type="dxa"/>
+          </w:tcPr>
+          <w:p>
+            <w:pPr>
+              <w:pStyle w:val="ListParagraph"/>
+              <w:ind w:left="0"/>
+              <w:jc w:val="center"/>
+              <w:rPr>
+                <w:lang w:val="en-US"/>
+              </w:rPr>
+            </w:pPr>
+            <w:r>
+              <w:rPr>
+                <w:lang w:val="en-US"/>
+              </w:rPr>
+              <w:t>PC4</w:t>
+            </w:r>
+          </w:p>
+        </w:tc>
+        <w:tc>
+          <w:tcPr>
+            <w:tcW w:w="2242" w:type="dxa"/>
+          </w:tcPr>
+          <w:p>
+            <w:pPr>
+              <w:pStyle w:val="ListParagraph"/>
+              <w:ind w:left="0"/>
+              <w:jc w:val="center"/>
+              <w:rPr>
+                <w:lang w:val="en-US"/>
+              </w:rPr>
+            </w:pPr>
+            <w:r>
+              <w:rPr>
+                <w:lang w:val="en-US"/>
+              </w:rPr>
+              <w:t>PCINT12</w:t>
             </w:r>
           </w:p>
         </w:tc>
@@ -7536,7 +7669,7 @@
       <w:tr>
         <w:tc>
           <w:tcPr>
-            <w:tcW w:w="1985" w:type="dxa"/>
+            <w:tcW w:w="1836" w:type="dxa"/>
           </w:tcPr>
           <w:p>
             <w:pPr>
@@ -7557,82 +7690,85 @@
         </w:tc>
         <w:tc>
           <w:tcPr>
-            <w:tcW w:w="1896" w:type="dxa"/>
-          </w:tcPr>
-          <w:p>
-            <w:pPr>
-              <w:pStyle w:val="ListParagraph"/>
-              <w:ind w:left="0"/>
-              <w:jc w:val="center"/>
-              <w:rPr>
-                <w:lang w:val="en-US"/>
-              </w:rPr>
-            </w:pPr>
-            <w:r>
-              <w:rPr>
-                <w:lang w:val="en-US"/>
-              </w:rPr>
-              <w:t>D</w:t>
-            </w:r>
-            <w:r>
-              <w:rPr>
-                <w:lang w:val="en-US"/>
-              </w:rPr>
-              <w:t>19</w:t>
-            </w:r>
-          </w:p>
-        </w:tc>
-        <w:tc>
-          <w:tcPr>
-            <w:tcW w:w="2092" w:type="dxa"/>
-          </w:tcPr>
-          <w:p>
-            <w:pPr>
-              <w:pStyle w:val="ListParagraph"/>
-              <w:ind w:left="0"/>
-              <w:jc w:val="center"/>
-              <w:rPr>
-                <w:lang w:val="en-US"/>
-              </w:rPr>
-            </w:pPr>
-            <w:r>
-              <w:rPr>
-                <w:lang w:val="en-US"/>
-              </w:rPr>
-              <w:t>PC</w:t>
-            </w:r>
-            <w:r>
-              <w:rPr>
-                <w:lang w:val="en-US"/>
-              </w:rPr>
-              <w:t>5</w:t>
-            </w:r>
-          </w:p>
-        </w:tc>
-        <w:tc>
-          <w:tcPr>
-            <w:tcW w:w="2189" w:type="dxa"/>
-          </w:tcPr>
-          <w:p>
-            <w:pPr>
-              <w:pStyle w:val="ListParagraph"/>
-              <w:ind w:left="0"/>
-              <w:jc w:val="center"/>
-              <w:rPr>
-                <w:lang w:val="en-US"/>
-              </w:rPr>
-            </w:pPr>
-            <w:r>
-              <w:rPr>
-                <w:lang w:val="en-US"/>
-              </w:rPr>
-              <w:t>PCINT</w:t>
-            </w:r>
-            <w:r>
-              <w:rPr>
-                <w:lang w:val="en-US"/>
-              </w:rPr>
-              <w:t>13</w:t>
+            <w:tcW w:w="1962" w:type="dxa"/>
+          </w:tcPr>
+          <w:p>
+            <w:pPr>
+              <w:pStyle w:val="ListParagraph"/>
+              <w:ind w:left="0"/>
+              <w:jc w:val="center"/>
+              <w:rPr>
+                <w:lang w:val="en-US"/>
+              </w:rPr>
+            </w:pPr>
+            <w:r>
+              <w:rPr>
+                <w:lang w:val="en-US"/>
+              </w:rPr>
+              <w:t>28</w:t>
+            </w:r>
+          </w:p>
+        </w:tc>
+        <w:tc>
+          <w:tcPr>
+            <w:tcW w:w="1620" w:type="dxa"/>
+          </w:tcPr>
+          <w:p>
+            <w:pPr>
+              <w:pStyle w:val="ListParagraph"/>
+              <w:ind w:left="0"/>
+              <w:jc w:val="center"/>
+              <w:rPr>
+                <w:lang w:val="en-US"/>
+              </w:rPr>
+            </w:pPr>
+            <w:r>
+              <w:rPr>
+                <w:lang w:val="en-US"/>
+              </w:rPr>
+              <w:t>D19</w:t>
+            </w:r>
+          </w:p>
+        </w:tc>
+        <w:tc>
+          <w:tcPr>
+            <w:tcW w:w="1440" w:type="dxa"/>
+          </w:tcPr>
+          <w:p>
+            <w:pPr>
+              <w:pStyle w:val="ListParagraph"/>
+              <w:ind w:left="0"/>
+              <w:jc w:val="center"/>
+              <w:rPr>
+                <w:lang w:val="en-US"/>
+              </w:rPr>
+            </w:pPr>
+            <w:r>
+              <w:rPr>
+                <w:lang w:val="en-US"/>
+              </w:rPr>
+              <w:t>PC5</w:t>
+            </w:r>
+          </w:p>
+        </w:tc>
+        <w:tc>
+          <w:tcPr>
+            <w:tcW w:w="2242" w:type="dxa"/>
+          </w:tcPr>
+          <w:p>
+            <w:pPr>
+              <w:pStyle w:val="ListParagraph"/>
+              <w:ind w:left="0"/>
+              <w:jc w:val="center"/>
+              <w:rPr>
+                <w:lang w:val="en-US"/>
+              </w:rPr>
+            </w:pPr>
+            <w:r>
+              <w:rPr>
+                <w:lang w:val="en-US"/>
+              </w:rPr>
+              <w:t>PCINT13</w:t>
             </w:r>
           </w:p>
         </w:tc>
@@ -7640,52 +7776,67 @@
       <w:tr>
         <w:tc>
           <w:tcPr>
-            <w:tcW w:w="1985" w:type="dxa"/>
-          </w:tcPr>
-          <w:p>
-            <w:pPr>
-              <w:pStyle w:val="ListParagraph"/>
-              <w:ind w:left="0"/>
-              <w:jc w:val="center"/>
-              <w:rPr>
-                <w:lang w:val="en-US"/>
-              </w:rPr>
-            </w:pPr>
-          </w:p>
-        </w:tc>
-        <w:tc>
-          <w:tcPr>
-            <w:tcW w:w="1896" w:type="dxa"/>
-          </w:tcPr>
-          <w:p>
-            <w:pPr>
-              <w:pStyle w:val="ListParagraph"/>
-              <w:ind w:left="0"/>
-              <w:jc w:val="center"/>
-              <w:rPr>
-                <w:lang w:val="en-US"/>
-              </w:rPr>
-            </w:pPr>
-          </w:p>
-        </w:tc>
-        <w:tc>
-          <w:tcPr>
-            <w:tcW w:w="2092" w:type="dxa"/>
-          </w:tcPr>
-          <w:p>
-            <w:pPr>
-              <w:pStyle w:val="ListParagraph"/>
-              <w:ind w:left="0"/>
-              <w:jc w:val="center"/>
-              <w:rPr>
-                <w:lang w:val="en-US"/>
-              </w:rPr>
-            </w:pPr>
-          </w:p>
-        </w:tc>
-        <w:tc>
-          <w:tcPr>
-            <w:tcW w:w="2189" w:type="dxa"/>
+            <w:tcW w:w="1836" w:type="dxa"/>
+          </w:tcPr>
+          <w:p>
+            <w:pPr>
+              <w:pStyle w:val="ListParagraph"/>
+              <w:ind w:left="0"/>
+              <w:jc w:val="center"/>
+              <w:rPr>
+                <w:lang w:val="en-US"/>
+              </w:rPr>
+            </w:pPr>
+          </w:p>
+        </w:tc>
+        <w:tc>
+          <w:tcPr>
+            <w:tcW w:w="1962" w:type="dxa"/>
+          </w:tcPr>
+          <w:p>
+            <w:pPr>
+              <w:pStyle w:val="ListParagraph"/>
+              <w:ind w:left="0"/>
+              <w:jc w:val="center"/>
+              <w:rPr>
+                <w:lang w:val="en-US"/>
+              </w:rPr>
+            </w:pPr>
+          </w:p>
+        </w:tc>
+        <w:tc>
+          <w:tcPr>
+            <w:tcW w:w="1620" w:type="dxa"/>
+          </w:tcPr>
+          <w:p>
+            <w:pPr>
+              <w:pStyle w:val="ListParagraph"/>
+              <w:ind w:left="0"/>
+              <w:jc w:val="center"/>
+              <w:rPr>
+                <w:lang w:val="en-US"/>
+              </w:rPr>
+            </w:pPr>
+          </w:p>
+        </w:tc>
+        <w:tc>
+          <w:tcPr>
+            <w:tcW w:w="1440" w:type="dxa"/>
+          </w:tcPr>
+          <w:p>
+            <w:pPr>
+              <w:pStyle w:val="ListParagraph"/>
+              <w:ind w:left="0"/>
+              <w:jc w:val="center"/>
+              <w:rPr>
+                <w:lang w:val="en-US"/>
+              </w:rPr>
+            </w:pPr>
+          </w:p>
+        </w:tc>
+        <w:tc>
+          <w:tcPr>
+            <w:tcW w:w="2242" w:type="dxa"/>
           </w:tcPr>
           <w:p>
             <w:pPr>
@@ -10426,19 +10577,7 @@
         <w:rPr>
           <w:lang w:val="en-US"/>
         </w:rPr>
-        <w:t xml:space="preserve">Khi </w:t>
-      </w:r>
-      <w:r>
-        <w:rPr>
-          <w:lang w:val="en-US"/>
-        </w:rPr>
-        <w:t>OCIE1A</w:t>
-      </w:r>
-      <w:r>
-        <w:rPr>
-          <w:lang w:val="en-US"/>
-        </w:rPr>
-        <w:t xml:space="preserve"> = 0, giá trị của Vector </w:t>
+        <w:t xml:space="preserve">Khi OCIE1A = 0, giá trị của Vector </w:t>
       </w:r>
       <w:r>
         <w:rPr>
@@ -10474,13 +10613,7 @@
         <w:rPr>
           <w:lang w:val="en-US"/>
         </w:rPr>
-        <w:t xml:space="preserve">OCIE1A = </w:t>
-      </w:r>
-      <w:r>
-        <w:rPr>
-          <w:lang w:val="en-US"/>
-        </w:rPr>
-        <w:t xml:space="preserve">1, giá trị của </w:t>
+        <w:t xml:space="preserve">OCIE1A = 1, giá trị của </w:t>
       </w:r>
       <w:r>
         <w:rPr>
@@ -10492,19 +10625,1946 @@
         <w:rPr>
           <w:lang w:val="en-US"/>
         </w:rPr>
-        <w:t xml:space="preserve"> sẽ = True khi TCNT1 từ </w:t>
-      </w:r>
-      <w:r>
-        <w:rPr>
-          <w:lang w:val="en-US"/>
-        </w:rPr>
-        <w:t>OCR1A</w:t>
-      </w:r>
-      <w:r>
-        <w:rPr>
-          <w:lang w:val="en-US"/>
-        </w:rPr>
-        <w:t xml:space="preserve"> ngay lập tức về 0, và các thời điểm khác = False</w:t>
+        <w:t xml:space="preserve"> sẽ = True khi TCNT1 từ OCR1A ngay lập tức về 0, và các thời điểm khác = False</w:t>
+      </w:r>
+    </w:p>
+    <w:p>
+      <w:pPr>
+        <w:pStyle w:val="ListParagraph"/>
+        <w:numPr>
+          <w:ilvl w:val="0"/>
+          <w:numId w:val="4"/>
+        </w:numPr>
+        <w:rPr>
+          <w:lang w:val="en-US"/>
+        </w:rPr>
+      </w:pPr>
+      <w:r>
+        <w:rPr>
+          <w:lang w:val="en-US"/>
+        </w:rPr>
+        <w:t>Các thanh ghi Pin Change Interrupt</w:t>
+      </w:r>
+    </w:p>
+    <w:tbl>
+      <w:tblPr>
+        <w:tblStyle w:val="TableGrid"/>
+        <w:tblW w:w="0" w:type="auto"/>
+        <w:tblInd w:w="1080" w:type="dxa"/>
+        <w:tblLook w:val="04A0" w:firstRow="1" w:lastRow="0" w:firstColumn="1" w:lastColumn="0" w:noHBand="0" w:noVBand="1"/>
+      </w:tblPr>
+      <w:tblGrid>
+        <w:gridCol w:w="3080"/>
+      </w:tblGrid>
+      <w:tr>
+        <w:tc>
+          <w:tcPr>
+            <w:tcW w:w="3080" w:type="dxa"/>
+          </w:tcPr>
+          <w:p>
+            <w:pPr>
+              <w:pStyle w:val="ListParagraph"/>
+              <w:ind w:left="0"/>
+              <w:jc w:val="center"/>
+              <w:rPr>
+                <w:lang w:val="en-US"/>
+              </w:rPr>
+            </w:pPr>
+            <w:r>
+              <w:rPr>
+                <w:lang w:val="en-US"/>
+              </w:rPr>
+              <w:t>PCICR</w:t>
+            </w:r>
+          </w:p>
+        </w:tc>
+      </w:tr>
+      <w:tr>
+        <w:tc>
+          <w:tcPr>
+            <w:tcW w:w="3080" w:type="dxa"/>
+          </w:tcPr>
+          <w:p>
+            <w:pPr>
+              <w:pStyle w:val="ListParagraph"/>
+              <w:ind w:left="0"/>
+              <w:jc w:val="center"/>
+              <w:rPr>
+                <w:lang w:val="en-US"/>
+              </w:rPr>
+            </w:pPr>
+            <w:r>
+              <w:rPr>
+                <w:lang w:val="en-US"/>
+              </w:rPr>
+              <w:t>PCMSK0</w:t>
+            </w:r>
+          </w:p>
+        </w:tc>
+      </w:tr>
+      <w:tr>
+        <w:tc>
+          <w:tcPr>
+            <w:tcW w:w="3080" w:type="dxa"/>
+          </w:tcPr>
+          <w:p>
+            <w:pPr>
+              <w:pStyle w:val="ListParagraph"/>
+              <w:ind w:left="0"/>
+              <w:jc w:val="center"/>
+              <w:rPr>
+                <w:lang w:val="en-US"/>
+              </w:rPr>
+            </w:pPr>
+            <w:r>
+              <w:rPr>
+                <w:lang w:val="en-US"/>
+              </w:rPr>
+              <w:t>PCMSK</w:t>
+            </w:r>
+            <w:r>
+              <w:rPr>
+                <w:lang w:val="en-US"/>
+              </w:rPr>
+              <w:t>1</w:t>
+            </w:r>
+          </w:p>
+        </w:tc>
+      </w:tr>
+      <w:tr>
+        <w:tc>
+          <w:tcPr>
+            <w:tcW w:w="3080" w:type="dxa"/>
+          </w:tcPr>
+          <w:p>
+            <w:pPr>
+              <w:pStyle w:val="ListParagraph"/>
+              <w:ind w:left="0"/>
+              <w:jc w:val="center"/>
+              <w:rPr>
+                <w:lang w:val="en-US"/>
+              </w:rPr>
+            </w:pPr>
+            <w:r>
+              <w:rPr>
+                <w:lang w:val="en-US"/>
+              </w:rPr>
+              <w:t>PCMSK</w:t>
+            </w:r>
+            <w:r>
+              <w:rPr>
+                <w:lang w:val="en-US"/>
+              </w:rPr>
+              <w:t>2</w:t>
+            </w:r>
+          </w:p>
+        </w:tc>
+      </w:tr>
+      <w:tr>
+        <w:tc>
+          <w:tcPr>
+            <w:tcW w:w="3080" w:type="dxa"/>
+          </w:tcPr>
+          <w:p>
+            <w:pPr>
+              <w:pStyle w:val="ListParagraph"/>
+              <w:ind w:left="0"/>
+              <w:jc w:val="center"/>
+              <w:rPr>
+                <w:lang w:val="en-US"/>
+              </w:rPr>
+            </w:pPr>
+          </w:p>
+        </w:tc>
+      </w:tr>
+      <w:tr>
+        <w:tc>
+          <w:tcPr>
+            <w:tcW w:w="3080" w:type="dxa"/>
+          </w:tcPr>
+          <w:p>
+            <w:pPr>
+              <w:pStyle w:val="ListParagraph"/>
+              <w:ind w:left="0"/>
+              <w:jc w:val="center"/>
+              <w:rPr>
+                <w:lang w:val="en-US"/>
+              </w:rPr>
+            </w:pPr>
+          </w:p>
+        </w:tc>
+      </w:tr>
+      <w:tr>
+        <w:tc>
+          <w:tcPr>
+            <w:tcW w:w="3080" w:type="dxa"/>
+          </w:tcPr>
+          <w:p>
+            <w:pPr>
+              <w:pStyle w:val="ListParagraph"/>
+              <w:ind w:left="0"/>
+              <w:jc w:val="center"/>
+              <w:rPr>
+                <w:lang w:val="en-US"/>
+              </w:rPr>
+            </w:pPr>
+          </w:p>
+        </w:tc>
+      </w:tr>
+      <w:tr>
+        <w:tc>
+          <w:tcPr>
+            <w:tcW w:w="3080" w:type="dxa"/>
+          </w:tcPr>
+          <w:p>
+            <w:pPr>
+              <w:pStyle w:val="ListParagraph"/>
+              <w:ind w:left="0"/>
+              <w:jc w:val="center"/>
+              <w:rPr>
+                <w:lang w:val="en-US"/>
+              </w:rPr>
+            </w:pPr>
+          </w:p>
+        </w:tc>
+      </w:tr>
+    </w:tbl>
+    <w:p>
+      <w:pPr>
+        <w:pStyle w:val="ListParagraph"/>
+        <w:numPr>
+          <w:ilvl w:val="0"/>
+          <w:numId w:val="4"/>
+        </w:numPr>
+        <w:rPr>
+          <w:lang w:val="en-US"/>
+        </w:rPr>
+      </w:pPr>
+      <w:r>
+        <w:rPr>
+          <w:lang w:val="en-US"/>
+        </w:rPr>
+        <w:t>Cả PCMSK0</w:t>
+      </w:r>
+      <w:r>
+        <w:rPr>
+          <w:lang w:val="en-US"/>
+        </w:rPr>
+        <w:t xml:space="preserve">, </w:t>
+      </w:r>
+      <w:r>
+        <w:rPr>
+          <w:lang w:val="en-US"/>
+        </w:rPr>
+        <w:t>PCMSK</w:t>
+      </w:r>
+      <w:r>
+        <w:rPr>
+          <w:lang w:val="en-US"/>
+        </w:rPr>
+        <w:t xml:space="preserve">1, </w:t>
+      </w:r>
+      <w:r>
+        <w:rPr>
+          <w:lang w:val="en-US"/>
+        </w:rPr>
+        <w:t>PCMSK</w:t>
+      </w:r>
+      <w:r>
+        <w:rPr>
+          <w:lang w:val="en-US"/>
+        </w:rPr>
+        <w:t>2 mặc định = 00000000</w:t>
+      </w:r>
+    </w:p>
+    <w:p>
+      <w:pPr>
+        <w:pStyle w:val="ListParagraph"/>
+        <w:numPr>
+          <w:ilvl w:val="0"/>
+          <w:numId w:val="4"/>
+        </w:numPr>
+        <w:rPr>
+          <w:lang w:val="en-US"/>
+        </w:rPr>
+      </w:pPr>
+      <w:r>
+        <w:rPr>
+          <w:lang w:val="en-US"/>
+        </w:rPr>
+        <w:t>Cấu trúc PCMSK0</w:t>
+      </w:r>
+    </w:p>
+    <w:tbl>
+      <w:tblPr>
+        <w:tblStyle w:val="TableGrid"/>
+        <w:tblW w:w="0" w:type="auto"/>
+        <w:tblInd w:w="1080" w:type="dxa"/>
+        <w:tblLook w:val="04A0" w:firstRow="1" w:lastRow="0" w:firstColumn="1" w:lastColumn="0" w:noHBand="0" w:noVBand="1"/>
+      </w:tblPr>
+      <w:tblGrid>
+        <w:gridCol w:w="1021"/>
+        <w:gridCol w:w="1021"/>
+        <w:gridCol w:w="1020"/>
+        <w:gridCol w:w="1020"/>
+        <w:gridCol w:w="1020"/>
+        <w:gridCol w:w="1020"/>
+        <w:gridCol w:w="1020"/>
+        <w:gridCol w:w="1020"/>
+      </w:tblGrid>
+      <w:tr>
+        <w:tc>
+          <w:tcPr>
+            <w:tcW w:w="1021" w:type="dxa"/>
+          </w:tcPr>
+          <w:p>
+            <w:pPr>
+              <w:pStyle w:val="ListParagraph"/>
+              <w:ind w:left="0"/>
+              <w:jc w:val="center"/>
+              <w:rPr>
+                <w:lang w:val="en-US"/>
+              </w:rPr>
+            </w:pPr>
+            <w:r>
+              <w:rPr>
+                <w:lang w:val="en-US"/>
+              </w:rPr>
+              <w:t>7</w:t>
+            </w:r>
+          </w:p>
+        </w:tc>
+        <w:tc>
+          <w:tcPr>
+            <w:tcW w:w="1021" w:type="dxa"/>
+          </w:tcPr>
+          <w:p>
+            <w:pPr>
+              <w:pStyle w:val="ListParagraph"/>
+              <w:ind w:left="0"/>
+              <w:jc w:val="center"/>
+              <w:rPr>
+                <w:lang w:val="en-US"/>
+              </w:rPr>
+            </w:pPr>
+            <w:r>
+              <w:rPr>
+                <w:lang w:val="en-US"/>
+              </w:rPr>
+              <w:t>6</w:t>
+            </w:r>
+          </w:p>
+        </w:tc>
+        <w:tc>
+          <w:tcPr>
+            <w:tcW w:w="1020" w:type="dxa"/>
+          </w:tcPr>
+          <w:p>
+            <w:pPr>
+              <w:pStyle w:val="ListParagraph"/>
+              <w:ind w:left="0"/>
+              <w:jc w:val="center"/>
+              <w:rPr>
+                <w:lang w:val="en-US"/>
+              </w:rPr>
+            </w:pPr>
+            <w:r>
+              <w:rPr>
+                <w:lang w:val="en-US"/>
+              </w:rPr>
+              <w:t>5</w:t>
+            </w:r>
+          </w:p>
+        </w:tc>
+        <w:tc>
+          <w:tcPr>
+            <w:tcW w:w="1020" w:type="dxa"/>
+          </w:tcPr>
+          <w:p>
+            <w:pPr>
+              <w:pStyle w:val="ListParagraph"/>
+              <w:ind w:left="0"/>
+              <w:jc w:val="center"/>
+              <w:rPr>
+                <w:lang w:val="en-US"/>
+              </w:rPr>
+            </w:pPr>
+            <w:r>
+              <w:rPr>
+                <w:lang w:val="en-US"/>
+              </w:rPr>
+              <w:t>4</w:t>
+            </w:r>
+          </w:p>
+        </w:tc>
+        <w:tc>
+          <w:tcPr>
+            <w:tcW w:w="1020" w:type="dxa"/>
+          </w:tcPr>
+          <w:p>
+            <w:pPr>
+              <w:pStyle w:val="ListParagraph"/>
+              <w:ind w:left="0"/>
+              <w:jc w:val="center"/>
+              <w:rPr>
+                <w:lang w:val="en-US"/>
+              </w:rPr>
+            </w:pPr>
+            <w:r>
+              <w:rPr>
+                <w:lang w:val="en-US"/>
+              </w:rPr>
+              <w:t>3</w:t>
+            </w:r>
+          </w:p>
+        </w:tc>
+        <w:tc>
+          <w:tcPr>
+            <w:tcW w:w="1020" w:type="dxa"/>
+          </w:tcPr>
+          <w:p>
+            <w:pPr>
+              <w:pStyle w:val="ListParagraph"/>
+              <w:ind w:left="0"/>
+              <w:jc w:val="center"/>
+              <w:rPr>
+                <w:lang w:val="en-US"/>
+              </w:rPr>
+            </w:pPr>
+            <w:r>
+              <w:rPr>
+                <w:lang w:val="en-US"/>
+              </w:rPr>
+              <w:t>2</w:t>
+            </w:r>
+          </w:p>
+        </w:tc>
+        <w:tc>
+          <w:tcPr>
+            <w:tcW w:w="1020" w:type="dxa"/>
+          </w:tcPr>
+          <w:p>
+            <w:pPr>
+              <w:pStyle w:val="ListParagraph"/>
+              <w:ind w:left="0"/>
+              <w:jc w:val="center"/>
+              <w:rPr>
+                <w:lang w:val="en-US"/>
+              </w:rPr>
+            </w:pPr>
+            <w:r>
+              <w:rPr>
+                <w:lang w:val="en-US"/>
+              </w:rPr>
+              <w:t>1</w:t>
+            </w:r>
+          </w:p>
+        </w:tc>
+        <w:tc>
+          <w:tcPr>
+            <w:tcW w:w="1020" w:type="dxa"/>
+          </w:tcPr>
+          <w:p>
+            <w:pPr>
+              <w:pStyle w:val="ListParagraph"/>
+              <w:ind w:left="0"/>
+              <w:jc w:val="center"/>
+              <w:rPr>
+                <w:lang w:val="en-US"/>
+              </w:rPr>
+            </w:pPr>
+            <w:r>
+              <w:rPr>
+                <w:lang w:val="en-US"/>
+              </w:rPr>
+              <w:t>0</w:t>
+            </w:r>
+          </w:p>
+        </w:tc>
+      </w:tr>
+      <w:tr>
+        <w:tc>
+          <w:tcPr>
+            <w:tcW w:w="1021" w:type="dxa"/>
+          </w:tcPr>
+          <w:p>
+            <w:pPr>
+              <w:pStyle w:val="ListParagraph"/>
+              <w:ind w:left="0"/>
+              <w:jc w:val="center"/>
+              <w:rPr>
+                <w:lang w:val="en-US"/>
+              </w:rPr>
+            </w:pPr>
+            <w:r>
+              <w:rPr>
+                <w:lang w:val="en-US"/>
+              </w:rPr>
+              <w:t>PCINT</w:t>
+            </w:r>
+            <w:r>
+              <w:rPr>
+                <w:lang w:val="en-US"/>
+              </w:rPr>
+              <w:t>7</w:t>
+            </w:r>
+          </w:p>
+        </w:tc>
+        <w:tc>
+          <w:tcPr>
+            <w:tcW w:w="1021" w:type="dxa"/>
+          </w:tcPr>
+          <w:p>
+            <w:pPr>
+              <w:pStyle w:val="ListParagraph"/>
+              <w:ind w:left="0"/>
+              <w:jc w:val="center"/>
+              <w:rPr>
+                <w:lang w:val="en-US"/>
+              </w:rPr>
+            </w:pPr>
+            <w:r>
+              <w:rPr>
+                <w:lang w:val="en-US"/>
+              </w:rPr>
+              <w:t>PCINT</w:t>
+            </w:r>
+            <w:r>
+              <w:rPr>
+                <w:lang w:val="en-US"/>
+              </w:rPr>
+              <w:t>6</w:t>
+            </w:r>
+          </w:p>
+        </w:tc>
+        <w:tc>
+          <w:tcPr>
+            <w:tcW w:w="1020" w:type="dxa"/>
+          </w:tcPr>
+          <w:p>
+            <w:pPr>
+              <w:pStyle w:val="ListParagraph"/>
+              <w:ind w:left="0"/>
+              <w:jc w:val="center"/>
+              <w:rPr>
+                <w:lang w:val="en-US"/>
+              </w:rPr>
+            </w:pPr>
+            <w:r>
+              <w:rPr>
+                <w:lang w:val="en-US"/>
+              </w:rPr>
+              <w:t>PCINT</w:t>
+            </w:r>
+            <w:r>
+              <w:rPr>
+                <w:lang w:val="en-US"/>
+              </w:rPr>
+              <w:t>5</w:t>
+            </w:r>
+          </w:p>
+        </w:tc>
+        <w:tc>
+          <w:tcPr>
+            <w:tcW w:w="1020" w:type="dxa"/>
+          </w:tcPr>
+          <w:p>
+            <w:pPr>
+              <w:pStyle w:val="ListParagraph"/>
+              <w:ind w:left="0"/>
+              <w:jc w:val="center"/>
+              <w:rPr>
+                <w:lang w:val="en-US"/>
+              </w:rPr>
+            </w:pPr>
+            <w:r>
+              <w:rPr>
+                <w:lang w:val="en-US"/>
+              </w:rPr>
+              <w:t>PCINT</w:t>
+            </w:r>
+            <w:r>
+              <w:rPr>
+                <w:lang w:val="en-US"/>
+              </w:rPr>
+              <w:t>4</w:t>
+            </w:r>
+          </w:p>
+        </w:tc>
+        <w:tc>
+          <w:tcPr>
+            <w:tcW w:w="1020" w:type="dxa"/>
+          </w:tcPr>
+          <w:p>
+            <w:pPr>
+              <w:pStyle w:val="ListParagraph"/>
+              <w:ind w:left="0"/>
+              <w:jc w:val="center"/>
+              <w:rPr>
+                <w:lang w:val="en-US"/>
+              </w:rPr>
+            </w:pPr>
+            <w:r>
+              <w:rPr>
+                <w:lang w:val="en-US"/>
+              </w:rPr>
+              <w:t>PCINT</w:t>
+            </w:r>
+            <w:r>
+              <w:rPr>
+                <w:lang w:val="en-US"/>
+              </w:rPr>
+              <w:t>3</w:t>
+            </w:r>
+          </w:p>
+        </w:tc>
+        <w:tc>
+          <w:tcPr>
+            <w:tcW w:w="1020" w:type="dxa"/>
+          </w:tcPr>
+          <w:p>
+            <w:pPr>
+              <w:pStyle w:val="ListParagraph"/>
+              <w:ind w:left="0"/>
+              <w:jc w:val="center"/>
+              <w:rPr>
+                <w:lang w:val="en-US"/>
+              </w:rPr>
+            </w:pPr>
+            <w:r>
+              <w:rPr>
+                <w:lang w:val="en-US"/>
+              </w:rPr>
+              <w:t>PCINT</w:t>
+            </w:r>
+            <w:r>
+              <w:rPr>
+                <w:lang w:val="en-US"/>
+              </w:rPr>
+              <w:t>2</w:t>
+            </w:r>
+          </w:p>
+        </w:tc>
+        <w:tc>
+          <w:tcPr>
+            <w:tcW w:w="1020" w:type="dxa"/>
+          </w:tcPr>
+          <w:p>
+            <w:pPr>
+              <w:pStyle w:val="ListParagraph"/>
+              <w:ind w:left="0"/>
+              <w:jc w:val="center"/>
+              <w:rPr>
+                <w:lang w:val="en-US"/>
+              </w:rPr>
+            </w:pPr>
+            <w:r>
+              <w:rPr>
+                <w:lang w:val="en-US"/>
+              </w:rPr>
+              <w:t>PCINT</w:t>
+            </w:r>
+            <w:r>
+              <w:rPr>
+                <w:lang w:val="en-US"/>
+              </w:rPr>
+              <w:t>1</w:t>
+            </w:r>
+          </w:p>
+        </w:tc>
+        <w:tc>
+          <w:tcPr>
+            <w:tcW w:w="1020" w:type="dxa"/>
+          </w:tcPr>
+          <w:p>
+            <w:pPr>
+              <w:pStyle w:val="ListParagraph"/>
+              <w:ind w:left="0"/>
+              <w:jc w:val="center"/>
+              <w:rPr>
+                <w:lang w:val="en-US"/>
+              </w:rPr>
+            </w:pPr>
+            <w:r>
+              <w:rPr>
+                <w:lang w:val="en-US"/>
+              </w:rPr>
+              <w:t>PC</w:t>
+            </w:r>
+            <w:r>
+              <w:rPr>
+                <w:lang w:val="en-US"/>
+              </w:rPr>
+              <w:t>INT0</w:t>
+            </w:r>
+          </w:p>
+        </w:tc>
+      </w:tr>
+    </w:tbl>
+    <w:p>
+      <w:pPr>
+        <w:pStyle w:val="ListParagraph"/>
+        <w:numPr>
+          <w:ilvl w:val="0"/>
+          <w:numId w:val="4"/>
+        </w:numPr>
+        <w:rPr>
+          <w:lang w:val="en-US"/>
+        </w:rPr>
+      </w:pPr>
+      <w:r>
+        <w:rPr>
+          <w:lang w:val="en-US"/>
+        </w:rPr>
+        <w:t>Cấu trúc PCMSK</w:t>
+      </w:r>
+      <w:r>
+        <w:rPr>
+          <w:lang w:val="en-US"/>
+        </w:rPr>
+        <w:t>1</w:t>
+      </w:r>
+    </w:p>
+    <w:tbl>
+      <w:tblPr>
+        <w:tblStyle w:val="TableGrid"/>
+        <w:tblW w:w="0" w:type="auto"/>
+        <w:tblInd w:w="1080" w:type="dxa"/>
+        <w:tblLook w:val="04A0" w:firstRow="1" w:lastRow="0" w:firstColumn="1" w:lastColumn="0" w:noHBand="0" w:noVBand="1"/>
+      </w:tblPr>
+      <w:tblGrid>
+        <w:gridCol w:w="547"/>
+        <w:gridCol w:w="1121"/>
+        <w:gridCol w:w="1121"/>
+        <w:gridCol w:w="1121"/>
+        <w:gridCol w:w="1121"/>
+        <w:gridCol w:w="1121"/>
+        <w:gridCol w:w="1005"/>
+        <w:gridCol w:w="1005"/>
+      </w:tblGrid>
+      <w:tr>
+        <w:tc>
+          <w:tcPr>
+            <w:tcW w:w="1021" w:type="dxa"/>
+          </w:tcPr>
+          <w:p>
+            <w:pPr>
+              <w:pStyle w:val="ListParagraph"/>
+              <w:ind w:left="0"/>
+              <w:jc w:val="center"/>
+              <w:rPr>
+                <w:lang w:val="en-US"/>
+              </w:rPr>
+            </w:pPr>
+            <w:r>
+              <w:rPr>
+                <w:lang w:val="en-US"/>
+              </w:rPr>
+              <w:t>7</w:t>
+            </w:r>
+          </w:p>
+        </w:tc>
+        <w:tc>
+          <w:tcPr>
+            <w:tcW w:w="1021" w:type="dxa"/>
+          </w:tcPr>
+          <w:p>
+            <w:pPr>
+              <w:pStyle w:val="ListParagraph"/>
+              <w:ind w:left="0"/>
+              <w:jc w:val="center"/>
+              <w:rPr>
+                <w:lang w:val="en-US"/>
+              </w:rPr>
+            </w:pPr>
+            <w:r>
+              <w:rPr>
+                <w:lang w:val="en-US"/>
+              </w:rPr>
+              <w:t>6</w:t>
+            </w:r>
+          </w:p>
+        </w:tc>
+        <w:tc>
+          <w:tcPr>
+            <w:tcW w:w="1020" w:type="dxa"/>
+          </w:tcPr>
+          <w:p>
+            <w:pPr>
+              <w:pStyle w:val="ListParagraph"/>
+              <w:ind w:left="0"/>
+              <w:jc w:val="center"/>
+              <w:rPr>
+                <w:lang w:val="en-US"/>
+              </w:rPr>
+            </w:pPr>
+            <w:r>
+              <w:rPr>
+                <w:lang w:val="en-US"/>
+              </w:rPr>
+              <w:t>5</w:t>
+            </w:r>
+          </w:p>
+        </w:tc>
+        <w:tc>
+          <w:tcPr>
+            <w:tcW w:w="1020" w:type="dxa"/>
+          </w:tcPr>
+          <w:p>
+            <w:pPr>
+              <w:pStyle w:val="ListParagraph"/>
+              <w:ind w:left="0"/>
+              <w:jc w:val="center"/>
+              <w:rPr>
+                <w:lang w:val="en-US"/>
+              </w:rPr>
+            </w:pPr>
+            <w:r>
+              <w:rPr>
+                <w:lang w:val="en-US"/>
+              </w:rPr>
+              <w:t>4</w:t>
+            </w:r>
+          </w:p>
+        </w:tc>
+        <w:tc>
+          <w:tcPr>
+            <w:tcW w:w="1020" w:type="dxa"/>
+          </w:tcPr>
+          <w:p>
+            <w:pPr>
+              <w:pStyle w:val="ListParagraph"/>
+              <w:ind w:left="0"/>
+              <w:jc w:val="center"/>
+              <w:rPr>
+                <w:lang w:val="en-US"/>
+              </w:rPr>
+            </w:pPr>
+            <w:r>
+              <w:rPr>
+                <w:lang w:val="en-US"/>
+              </w:rPr>
+              <w:t>3</w:t>
+            </w:r>
+          </w:p>
+        </w:tc>
+        <w:tc>
+          <w:tcPr>
+            <w:tcW w:w="1020" w:type="dxa"/>
+          </w:tcPr>
+          <w:p>
+            <w:pPr>
+              <w:pStyle w:val="ListParagraph"/>
+              <w:ind w:left="0"/>
+              <w:jc w:val="center"/>
+              <w:rPr>
+                <w:lang w:val="en-US"/>
+              </w:rPr>
+            </w:pPr>
+            <w:r>
+              <w:rPr>
+                <w:lang w:val="en-US"/>
+              </w:rPr>
+              <w:t>2</w:t>
+            </w:r>
+          </w:p>
+        </w:tc>
+        <w:tc>
+          <w:tcPr>
+            <w:tcW w:w="1020" w:type="dxa"/>
+          </w:tcPr>
+          <w:p>
+            <w:pPr>
+              <w:pStyle w:val="ListParagraph"/>
+              <w:ind w:left="0"/>
+              <w:jc w:val="center"/>
+              <w:rPr>
+                <w:lang w:val="en-US"/>
+              </w:rPr>
+            </w:pPr>
+            <w:r>
+              <w:rPr>
+                <w:lang w:val="en-US"/>
+              </w:rPr>
+              <w:t>1</w:t>
+            </w:r>
+          </w:p>
+        </w:tc>
+        <w:tc>
+          <w:tcPr>
+            <w:tcW w:w="1020" w:type="dxa"/>
+          </w:tcPr>
+          <w:p>
+            <w:pPr>
+              <w:pStyle w:val="ListParagraph"/>
+              <w:ind w:left="0"/>
+              <w:jc w:val="center"/>
+              <w:rPr>
+                <w:lang w:val="en-US"/>
+              </w:rPr>
+            </w:pPr>
+            <w:r>
+              <w:rPr>
+                <w:lang w:val="en-US"/>
+              </w:rPr>
+              <w:t>0</w:t>
+            </w:r>
+          </w:p>
+        </w:tc>
+      </w:tr>
+      <w:tr>
+        <w:tc>
+          <w:tcPr>
+            <w:tcW w:w="1021" w:type="dxa"/>
+          </w:tcPr>
+          <w:p>
+            <w:pPr>
+              <w:pStyle w:val="ListParagraph"/>
+              <w:ind w:left="0"/>
+              <w:jc w:val="center"/>
+              <w:rPr>
+                <w:lang w:val="en-US"/>
+              </w:rPr>
+            </w:pPr>
+          </w:p>
+        </w:tc>
+        <w:tc>
+          <w:tcPr>
+            <w:tcW w:w="1021" w:type="dxa"/>
+          </w:tcPr>
+          <w:p>
+            <w:pPr>
+              <w:pStyle w:val="ListParagraph"/>
+              <w:ind w:left="0"/>
+              <w:jc w:val="center"/>
+              <w:rPr>
+                <w:lang w:val="en-US"/>
+              </w:rPr>
+            </w:pPr>
+            <w:r>
+              <w:rPr>
+                <w:lang w:val="en-US"/>
+              </w:rPr>
+              <w:t>PCINT</w:t>
+            </w:r>
+            <w:r>
+              <w:rPr>
+                <w:lang w:val="en-US"/>
+              </w:rPr>
+              <w:t>14</w:t>
+            </w:r>
+          </w:p>
+        </w:tc>
+        <w:tc>
+          <w:tcPr>
+            <w:tcW w:w="1020" w:type="dxa"/>
+          </w:tcPr>
+          <w:p>
+            <w:pPr>
+              <w:pStyle w:val="ListParagraph"/>
+              <w:ind w:left="0"/>
+              <w:jc w:val="center"/>
+              <w:rPr>
+                <w:lang w:val="en-US"/>
+              </w:rPr>
+            </w:pPr>
+            <w:r>
+              <w:rPr>
+                <w:lang w:val="en-US"/>
+              </w:rPr>
+              <w:t>PCINT</w:t>
+            </w:r>
+            <w:r>
+              <w:rPr>
+                <w:lang w:val="en-US"/>
+              </w:rPr>
+              <w:t>13</w:t>
+            </w:r>
+          </w:p>
+        </w:tc>
+        <w:tc>
+          <w:tcPr>
+            <w:tcW w:w="1020" w:type="dxa"/>
+          </w:tcPr>
+          <w:p>
+            <w:pPr>
+              <w:pStyle w:val="ListParagraph"/>
+              <w:ind w:left="0"/>
+              <w:jc w:val="center"/>
+              <w:rPr>
+                <w:lang w:val="en-US"/>
+              </w:rPr>
+            </w:pPr>
+            <w:r>
+              <w:rPr>
+                <w:lang w:val="en-US"/>
+              </w:rPr>
+              <w:t>PCINT</w:t>
+            </w:r>
+            <w:r>
+              <w:rPr>
+                <w:lang w:val="en-US"/>
+              </w:rPr>
+              <w:t>12</w:t>
+            </w:r>
+          </w:p>
+        </w:tc>
+        <w:tc>
+          <w:tcPr>
+            <w:tcW w:w="1020" w:type="dxa"/>
+          </w:tcPr>
+          <w:p>
+            <w:pPr>
+              <w:pStyle w:val="ListParagraph"/>
+              <w:ind w:left="0"/>
+              <w:jc w:val="center"/>
+              <w:rPr>
+                <w:lang w:val="en-US"/>
+              </w:rPr>
+            </w:pPr>
+            <w:r>
+              <w:rPr>
+                <w:lang w:val="en-US"/>
+              </w:rPr>
+              <w:t>PCINT</w:t>
+            </w:r>
+            <w:r>
+              <w:rPr>
+                <w:lang w:val="en-US"/>
+              </w:rPr>
+              <w:t>11</w:t>
+            </w:r>
+          </w:p>
+        </w:tc>
+        <w:tc>
+          <w:tcPr>
+            <w:tcW w:w="1020" w:type="dxa"/>
+          </w:tcPr>
+          <w:p>
+            <w:pPr>
+              <w:pStyle w:val="ListParagraph"/>
+              <w:ind w:left="0"/>
+              <w:jc w:val="center"/>
+              <w:rPr>
+                <w:lang w:val="en-US"/>
+              </w:rPr>
+            </w:pPr>
+            <w:r>
+              <w:rPr>
+                <w:lang w:val="en-US"/>
+              </w:rPr>
+              <w:t>PCINT</w:t>
+            </w:r>
+            <w:r>
+              <w:rPr>
+                <w:lang w:val="en-US"/>
+              </w:rPr>
+              <w:t>10</w:t>
+            </w:r>
+          </w:p>
+        </w:tc>
+        <w:tc>
+          <w:tcPr>
+            <w:tcW w:w="1020" w:type="dxa"/>
+          </w:tcPr>
+          <w:p>
+            <w:pPr>
+              <w:pStyle w:val="ListParagraph"/>
+              <w:ind w:left="0"/>
+              <w:jc w:val="center"/>
+              <w:rPr>
+                <w:lang w:val="en-US"/>
+              </w:rPr>
+            </w:pPr>
+            <w:r>
+              <w:rPr>
+                <w:lang w:val="en-US"/>
+              </w:rPr>
+              <w:t>PCINT</w:t>
+            </w:r>
+            <w:r>
+              <w:rPr>
+                <w:lang w:val="en-US"/>
+              </w:rPr>
+              <w:t>9</w:t>
+            </w:r>
+          </w:p>
+        </w:tc>
+        <w:tc>
+          <w:tcPr>
+            <w:tcW w:w="1020" w:type="dxa"/>
+          </w:tcPr>
+          <w:p>
+            <w:pPr>
+              <w:pStyle w:val="ListParagraph"/>
+              <w:ind w:left="0"/>
+              <w:jc w:val="center"/>
+              <w:rPr>
+                <w:lang w:val="en-US"/>
+              </w:rPr>
+            </w:pPr>
+            <w:r>
+              <w:rPr>
+                <w:lang w:val="en-US"/>
+              </w:rPr>
+              <w:t>PCINT</w:t>
+            </w:r>
+            <w:r>
+              <w:rPr>
+                <w:lang w:val="en-US"/>
+              </w:rPr>
+              <w:t>8</w:t>
+            </w:r>
+          </w:p>
+        </w:tc>
+      </w:tr>
+    </w:tbl>
+    <w:p>
+      <w:pPr>
+        <w:pStyle w:val="ListParagraph"/>
+        <w:numPr>
+          <w:ilvl w:val="0"/>
+          <w:numId w:val="4"/>
+        </w:numPr>
+        <w:rPr>
+          <w:lang w:val="en-US"/>
+        </w:rPr>
+      </w:pPr>
+      <w:r>
+        <w:rPr>
+          <w:lang w:val="en-US"/>
+        </w:rPr>
+        <w:t>Cấu trúc PCMSK</w:t>
+      </w:r>
+      <w:r>
+        <w:rPr>
+          <w:lang w:val="en-US"/>
+        </w:rPr>
+        <w:t>2</w:t>
+      </w:r>
+    </w:p>
+    <w:tbl>
+      <w:tblPr>
+        <w:tblStyle w:val="TableGrid"/>
+        <w:tblW w:w="8928" w:type="dxa"/>
+        <w:tblInd w:w="1080" w:type="dxa"/>
+        <w:tblLook w:val="04A0" w:firstRow="1" w:lastRow="0" w:firstColumn="1" w:lastColumn="0" w:noHBand="0" w:noVBand="1"/>
+      </w:tblPr>
+      <w:tblGrid>
+        <w:gridCol w:w="1121"/>
+        <w:gridCol w:w="1121"/>
+        <w:gridCol w:w="1121"/>
+        <w:gridCol w:w="1121"/>
+        <w:gridCol w:w="1121"/>
+        <w:gridCol w:w="1121"/>
+        <w:gridCol w:w="1121"/>
+        <w:gridCol w:w="1121"/>
+      </w:tblGrid>
+      <w:tr>
+        <w:tc>
+          <w:tcPr>
+            <w:tcW w:w="1021" w:type="dxa"/>
+          </w:tcPr>
+          <w:p>
+            <w:pPr>
+              <w:pStyle w:val="ListParagraph"/>
+              <w:ind w:left="0"/>
+              <w:jc w:val="center"/>
+              <w:rPr>
+                <w:lang w:val="en-US"/>
+              </w:rPr>
+            </w:pPr>
+            <w:r>
+              <w:rPr>
+                <w:lang w:val="en-US"/>
+              </w:rPr>
+              <w:t>7</w:t>
+            </w:r>
+          </w:p>
+        </w:tc>
+        <w:tc>
+          <w:tcPr>
+            <w:tcW w:w="1021" w:type="dxa"/>
+          </w:tcPr>
+          <w:p>
+            <w:pPr>
+              <w:pStyle w:val="ListParagraph"/>
+              <w:ind w:left="0"/>
+              <w:jc w:val="center"/>
+              <w:rPr>
+                <w:lang w:val="en-US"/>
+              </w:rPr>
+            </w:pPr>
+            <w:r>
+              <w:rPr>
+                <w:lang w:val="en-US"/>
+              </w:rPr>
+              <w:t>6</w:t>
+            </w:r>
+          </w:p>
+        </w:tc>
+        <w:tc>
+          <w:tcPr>
+            <w:tcW w:w="1020" w:type="dxa"/>
+          </w:tcPr>
+          <w:p>
+            <w:pPr>
+              <w:pStyle w:val="ListParagraph"/>
+              <w:ind w:left="0"/>
+              <w:jc w:val="center"/>
+              <w:rPr>
+                <w:lang w:val="en-US"/>
+              </w:rPr>
+            </w:pPr>
+            <w:r>
+              <w:rPr>
+                <w:lang w:val="en-US"/>
+              </w:rPr>
+              <w:t>5</w:t>
+            </w:r>
+          </w:p>
+        </w:tc>
+        <w:tc>
+          <w:tcPr>
+            <w:tcW w:w="1020" w:type="dxa"/>
+          </w:tcPr>
+          <w:p>
+            <w:pPr>
+              <w:pStyle w:val="ListParagraph"/>
+              <w:ind w:left="0"/>
+              <w:jc w:val="center"/>
+              <w:rPr>
+                <w:lang w:val="en-US"/>
+              </w:rPr>
+            </w:pPr>
+            <w:r>
+              <w:rPr>
+                <w:lang w:val="en-US"/>
+              </w:rPr>
+              <w:t>4</w:t>
+            </w:r>
+          </w:p>
+        </w:tc>
+        <w:tc>
+          <w:tcPr>
+            <w:tcW w:w="1020" w:type="dxa"/>
+          </w:tcPr>
+          <w:p>
+            <w:pPr>
+              <w:pStyle w:val="ListParagraph"/>
+              <w:ind w:left="0"/>
+              <w:jc w:val="center"/>
+              <w:rPr>
+                <w:lang w:val="en-US"/>
+              </w:rPr>
+            </w:pPr>
+            <w:r>
+              <w:rPr>
+                <w:lang w:val="en-US"/>
+              </w:rPr>
+              <w:t>3</w:t>
+            </w:r>
+          </w:p>
+        </w:tc>
+        <w:tc>
+          <w:tcPr>
+            <w:tcW w:w="1020" w:type="dxa"/>
+          </w:tcPr>
+          <w:p>
+            <w:pPr>
+              <w:pStyle w:val="ListParagraph"/>
+              <w:ind w:left="0"/>
+              <w:jc w:val="center"/>
+              <w:rPr>
+                <w:lang w:val="en-US"/>
+              </w:rPr>
+            </w:pPr>
+            <w:r>
+              <w:rPr>
+                <w:lang w:val="en-US"/>
+              </w:rPr>
+              <w:t>2</w:t>
+            </w:r>
+          </w:p>
+        </w:tc>
+        <w:tc>
+          <w:tcPr>
+            <w:tcW w:w="1020" w:type="dxa"/>
+          </w:tcPr>
+          <w:p>
+            <w:pPr>
+              <w:pStyle w:val="ListParagraph"/>
+              <w:ind w:left="0"/>
+              <w:jc w:val="center"/>
+              <w:rPr>
+                <w:lang w:val="en-US"/>
+              </w:rPr>
+            </w:pPr>
+            <w:r>
+              <w:rPr>
+                <w:lang w:val="en-US"/>
+              </w:rPr>
+              <w:t>1</w:t>
+            </w:r>
+          </w:p>
+        </w:tc>
+        <w:tc>
+          <w:tcPr>
+            <w:tcW w:w="1786" w:type="dxa"/>
+          </w:tcPr>
+          <w:p>
+            <w:pPr>
+              <w:pStyle w:val="ListParagraph"/>
+              <w:ind w:left="0"/>
+              <w:jc w:val="center"/>
+              <w:rPr>
+                <w:lang w:val="en-US"/>
+              </w:rPr>
+            </w:pPr>
+            <w:r>
+              <w:rPr>
+                <w:lang w:val="en-US"/>
+              </w:rPr>
+              <w:t>0</w:t>
+            </w:r>
+          </w:p>
+        </w:tc>
+      </w:tr>
+      <w:tr>
+        <w:tc>
+          <w:tcPr>
+            <w:tcW w:w="1021" w:type="dxa"/>
+          </w:tcPr>
+          <w:p>
+            <w:pPr>
+              <w:pStyle w:val="ListParagraph"/>
+              <w:ind w:left="0"/>
+              <w:jc w:val="center"/>
+              <w:rPr>
+                <w:lang w:val="en-US"/>
+              </w:rPr>
+            </w:pPr>
+            <w:r>
+              <w:rPr>
+                <w:lang w:val="en-US"/>
+              </w:rPr>
+              <w:t>PCINT</w:t>
+            </w:r>
+            <w:r>
+              <w:rPr>
+                <w:lang w:val="en-US"/>
+              </w:rPr>
+              <w:t>23</w:t>
+            </w:r>
+          </w:p>
+        </w:tc>
+        <w:tc>
+          <w:tcPr>
+            <w:tcW w:w="1021" w:type="dxa"/>
+          </w:tcPr>
+          <w:p>
+            <w:pPr>
+              <w:pStyle w:val="ListParagraph"/>
+              <w:ind w:left="0"/>
+              <w:jc w:val="center"/>
+              <w:rPr>
+                <w:lang w:val="en-US"/>
+              </w:rPr>
+            </w:pPr>
+            <w:r>
+              <w:rPr>
+                <w:lang w:val="en-US"/>
+              </w:rPr>
+              <w:t>PCINT</w:t>
+            </w:r>
+            <w:r>
+              <w:rPr>
+                <w:lang w:val="en-US"/>
+              </w:rPr>
+              <w:t>22</w:t>
+            </w:r>
+          </w:p>
+        </w:tc>
+        <w:tc>
+          <w:tcPr>
+            <w:tcW w:w="1020" w:type="dxa"/>
+          </w:tcPr>
+          <w:p>
+            <w:pPr>
+              <w:pStyle w:val="ListParagraph"/>
+              <w:ind w:left="0"/>
+              <w:jc w:val="center"/>
+              <w:rPr>
+                <w:lang w:val="en-US"/>
+              </w:rPr>
+            </w:pPr>
+            <w:r>
+              <w:rPr>
+                <w:lang w:val="en-US"/>
+              </w:rPr>
+              <w:t>PCINT</w:t>
+            </w:r>
+            <w:r>
+              <w:rPr>
+                <w:lang w:val="en-US"/>
+              </w:rPr>
+              <w:t>21</w:t>
+            </w:r>
+          </w:p>
+        </w:tc>
+        <w:tc>
+          <w:tcPr>
+            <w:tcW w:w="1020" w:type="dxa"/>
+          </w:tcPr>
+          <w:p>
+            <w:pPr>
+              <w:pStyle w:val="ListParagraph"/>
+              <w:ind w:left="0"/>
+              <w:jc w:val="center"/>
+              <w:rPr>
+                <w:lang w:val="en-US"/>
+              </w:rPr>
+            </w:pPr>
+            <w:r>
+              <w:rPr>
+                <w:lang w:val="en-US"/>
+              </w:rPr>
+              <w:t>PCINT</w:t>
+            </w:r>
+            <w:r>
+              <w:rPr>
+                <w:lang w:val="en-US"/>
+              </w:rPr>
+              <w:t>20</w:t>
+            </w:r>
+          </w:p>
+        </w:tc>
+        <w:tc>
+          <w:tcPr>
+            <w:tcW w:w="1020" w:type="dxa"/>
+          </w:tcPr>
+          <w:p>
+            <w:pPr>
+              <w:pStyle w:val="ListParagraph"/>
+              <w:ind w:left="0"/>
+              <w:jc w:val="center"/>
+              <w:rPr>
+                <w:lang w:val="en-US"/>
+              </w:rPr>
+            </w:pPr>
+            <w:r>
+              <w:rPr>
+                <w:lang w:val="en-US"/>
+              </w:rPr>
+              <w:t>PCINT</w:t>
+            </w:r>
+            <w:r>
+              <w:rPr>
+                <w:lang w:val="en-US"/>
+              </w:rPr>
+              <w:t>19</w:t>
+            </w:r>
+          </w:p>
+        </w:tc>
+        <w:tc>
+          <w:tcPr>
+            <w:tcW w:w="1020" w:type="dxa"/>
+          </w:tcPr>
+          <w:p>
+            <w:pPr>
+              <w:pStyle w:val="ListParagraph"/>
+              <w:ind w:left="0"/>
+              <w:jc w:val="center"/>
+              <w:rPr>
+                <w:lang w:val="en-US"/>
+              </w:rPr>
+            </w:pPr>
+            <w:r>
+              <w:rPr>
+                <w:lang w:val="en-US"/>
+              </w:rPr>
+              <w:t>PCINT</w:t>
+            </w:r>
+            <w:r>
+              <w:rPr>
+                <w:lang w:val="en-US"/>
+              </w:rPr>
+              <w:t>18</w:t>
+            </w:r>
+          </w:p>
+        </w:tc>
+        <w:tc>
+          <w:tcPr>
+            <w:tcW w:w="1020" w:type="dxa"/>
+          </w:tcPr>
+          <w:p>
+            <w:pPr>
+              <w:pStyle w:val="ListParagraph"/>
+              <w:ind w:left="0"/>
+              <w:jc w:val="center"/>
+              <w:rPr>
+                <w:lang w:val="en-US"/>
+              </w:rPr>
+            </w:pPr>
+            <w:r>
+              <w:rPr>
+                <w:lang w:val="en-US"/>
+              </w:rPr>
+              <w:t>PCINT1</w:t>
+            </w:r>
+            <w:r>
+              <w:rPr>
+                <w:lang w:val="en-US"/>
+              </w:rPr>
+              <w:t>7</w:t>
+            </w:r>
+          </w:p>
+        </w:tc>
+        <w:tc>
+          <w:tcPr>
+            <w:tcW w:w="1786" w:type="dxa"/>
+          </w:tcPr>
+          <w:p>
+            <w:pPr>
+              <w:pStyle w:val="ListParagraph"/>
+              <w:ind w:left="0"/>
+              <w:jc w:val="center"/>
+              <w:rPr>
+                <w:lang w:val="en-US"/>
+              </w:rPr>
+            </w:pPr>
+            <w:r>
+              <w:rPr>
+                <w:lang w:val="en-US"/>
+              </w:rPr>
+              <w:t>PCINT</w:t>
+            </w:r>
+            <w:r>
+              <w:rPr>
+                <w:lang w:val="en-US"/>
+              </w:rPr>
+              <w:t>16</w:t>
+            </w:r>
+          </w:p>
+        </w:tc>
+      </w:tr>
+    </w:tbl>
+    <w:p>
+      <w:pPr>
+        <w:pStyle w:val="ListParagraph"/>
+        <w:numPr>
+          <w:ilvl w:val="0"/>
+          <w:numId w:val="4"/>
+        </w:numPr>
+        <w:rPr>
+          <w:lang w:val="en-US"/>
+        </w:rPr>
+      </w:pPr>
+      <w:r>
+        <w:rPr>
+          <w:lang w:val="en-US"/>
+        </w:rPr>
+        <w:t>PCICR mặc định = 00000000, cấu trúc như sau</w:t>
+      </w:r>
+    </w:p>
+    <w:tbl>
+      <w:tblPr>
+        <w:tblStyle w:val="TableGrid"/>
+        <w:tblW w:w="0" w:type="auto"/>
+        <w:tblInd w:w="1080" w:type="dxa"/>
+        <w:tblLook w:val="04A0" w:firstRow="1" w:lastRow="0" w:firstColumn="1" w:lastColumn="0" w:noHBand="0" w:noVBand="1"/>
+      </w:tblPr>
+      <w:tblGrid>
+        <w:gridCol w:w="979"/>
+        <w:gridCol w:w="979"/>
+        <w:gridCol w:w="979"/>
+        <w:gridCol w:w="978"/>
+        <w:gridCol w:w="978"/>
+        <w:gridCol w:w="1089"/>
+        <w:gridCol w:w="1090"/>
+        <w:gridCol w:w="1090"/>
+      </w:tblGrid>
+      <w:tr>
+        <w:tc>
+          <w:tcPr>
+            <w:tcW w:w="1155" w:type="dxa"/>
+          </w:tcPr>
+          <w:p>
+            <w:pPr>
+              <w:pStyle w:val="ListParagraph"/>
+              <w:ind w:left="0"/>
+              <w:jc w:val="center"/>
+              <w:rPr>
+                <w:lang w:val="en-US"/>
+              </w:rPr>
+            </w:pPr>
+            <w:r>
+              <w:rPr>
+                <w:lang w:val="en-US"/>
+              </w:rPr>
+              <w:t>7</w:t>
+            </w:r>
+          </w:p>
+        </w:tc>
+        <w:tc>
+          <w:tcPr>
+            <w:tcW w:w="1155" w:type="dxa"/>
+          </w:tcPr>
+          <w:p>
+            <w:pPr>
+              <w:pStyle w:val="ListParagraph"/>
+              <w:ind w:left="0"/>
+              <w:jc w:val="center"/>
+              <w:rPr>
+                <w:lang w:val="en-US"/>
+              </w:rPr>
+            </w:pPr>
+            <w:r>
+              <w:rPr>
+                <w:lang w:val="en-US"/>
+              </w:rPr>
+              <w:t>6</w:t>
+            </w:r>
+          </w:p>
+        </w:tc>
+        <w:tc>
+          <w:tcPr>
+            <w:tcW w:w="1155" w:type="dxa"/>
+          </w:tcPr>
+          <w:p>
+            <w:pPr>
+              <w:pStyle w:val="ListParagraph"/>
+              <w:ind w:left="0"/>
+              <w:jc w:val="center"/>
+              <w:rPr>
+                <w:lang w:val="en-US"/>
+              </w:rPr>
+            </w:pPr>
+            <w:r>
+              <w:rPr>
+                <w:lang w:val="en-US"/>
+              </w:rPr>
+              <w:t>5</w:t>
+            </w:r>
+          </w:p>
+        </w:tc>
+        <w:tc>
+          <w:tcPr>
+            <w:tcW w:w="1155" w:type="dxa"/>
+          </w:tcPr>
+          <w:p>
+            <w:pPr>
+              <w:pStyle w:val="ListParagraph"/>
+              <w:ind w:left="0"/>
+              <w:jc w:val="center"/>
+              <w:rPr>
+                <w:lang w:val="en-US"/>
+              </w:rPr>
+            </w:pPr>
+            <w:r>
+              <w:rPr>
+                <w:lang w:val="en-US"/>
+              </w:rPr>
+              <w:t>4</w:t>
+            </w:r>
+          </w:p>
+        </w:tc>
+        <w:tc>
+          <w:tcPr>
+            <w:tcW w:w="1155" w:type="dxa"/>
+          </w:tcPr>
+          <w:p>
+            <w:pPr>
+              <w:pStyle w:val="ListParagraph"/>
+              <w:ind w:left="0"/>
+              <w:jc w:val="center"/>
+              <w:rPr>
+                <w:lang w:val="en-US"/>
+              </w:rPr>
+            </w:pPr>
+            <w:r>
+              <w:rPr>
+                <w:lang w:val="en-US"/>
+              </w:rPr>
+              <w:t>3</w:t>
+            </w:r>
+          </w:p>
+        </w:tc>
+        <w:tc>
+          <w:tcPr>
+            <w:tcW w:w="1155" w:type="dxa"/>
+          </w:tcPr>
+          <w:p>
+            <w:pPr>
+              <w:pStyle w:val="ListParagraph"/>
+              <w:ind w:left="0"/>
+              <w:jc w:val="center"/>
+              <w:rPr>
+                <w:lang w:val="en-US"/>
+              </w:rPr>
+            </w:pPr>
+            <w:r>
+              <w:rPr>
+                <w:lang w:val="en-US"/>
+              </w:rPr>
+              <w:t>2</w:t>
+            </w:r>
+          </w:p>
+        </w:tc>
+        <w:tc>
+          <w:tcPr>
+            <w:tcW w:w="1156" w:type="dxa"/>
+          </w:tcPr>
+          <w:p>
+            <w:pPr>
+              <w:pStyle w:val="ListParagraph"/>
+              <w:ind w:left="0"/>
+              <w:jc w:val="center"/>
+              <w:rPr>
+                <w:lang w:val="en-US"/>
+              </w:rPr>
+            </w:pPr>
+            <w:r>
+              <w:rPr>
+                <w:lang w:val="en-US"/>
+              </w:rPr>
+              <w:t>1</w:t>
+            </w:r>
+          </w:p>
+        </w:tc>
+        <w:tc>
+          <w:tcPr>
+            <w:tcW w:w="1156" w:type="dxa"/>
+          </w:tcPr>
+          <w:p>
+            <w:pPr>
+              <w:pStyle w:val="ListParagraph"/>
+              <w:ind w:left="0"/>
+              <w:jc w:val="center"/>
+              <w:rPr>
+                <w:lang w:val="en-US"/>
+              </w:rPr>
+            </w:pPr>
+            <w:r>
+              <w:rPr>
+                <w:lang w:val="en-US"/>
+              </w:rPr>
+              <w:t>0</w:t>
+            </w:r>
+          </w:p>
+        </w:tc>
+      </w:tr>
+      <w:tr>
+        <w:tc>
+          <w:tcPr>
+            <w:tcW w:w="1155" w:type="dxa"/>
+          </w:tcPr>
+          <w:p>
+            <w:pPr>
+              <w:pStyle w:val="ListParagraph"/>
+              <w:ind w:left="0"/>
+              <w:jc w:val="center"/>
+              <w:rPr>
+                <w:lang w:val="en-US"/>
+              </w:rPr>
+            </w:pPr>
+          </w:p>
+        </w:tc>
+        <w:tc>
+          <w:tcPr>
+            <w:tcW w:w="1155" w:type="dxa"/>
+          </w:tcPr>
+          <w:p>
+            <w:pPr>
+              <w:pStyle w:val="ListParagraph"/>
+              <w:ind w:left="0"/>
+              <w:jc w:val="center"/>
+              <w:rPr>
+                <w:lang w:val="en-US"/>
+              </w:rPr>
+            </w:pPr>
+          </w:p>
+        </w:tc>
+        <w:tc>
+          <w:tcPr>
+            <w:tcW w:w="1155" w:type="dxa"/>
+          </w:tcPr>
+          <w:p>
+            <w:pPr>
+              <w:pStyle w:val="ListParagraph"/>
+              <w:ind w:left="0"/>
+              <w:jc w:val="center"/>
+              <w:rPr>
+                <w:lang w:val="en-US"/>
+              </w:rPr>
+            </w:pPr>
+          </w:p>
+        </w:tc>
+        <w:tc>
+          <w:tcPr>
+            <w:tcW w:w="1155" w:type="dxa"/>
+          </w:tcPr>
+          <w:p>
+            <w:pPr>
+              <w:pStyle w:val="ListParagraph"/>
+              <w:ind w:left="0"/>
+              <w:jc w:val="center"/>
+              <w:rPr>
+                <w:lang w:val="en-US"/>
+              </w:rPr>
+            </w:pPr>
+          </w:p>
+        </w:tc>
+        <w:tc>
+          <w:tcPr>
+            <w:tcW w:w="1155" w:type="dxa"/>
+          </w:tcPr>
+          <w:p>
+            <w:pPr>
+              <w:pStyle w:val="ListParagraph"/>
+              <w:ind w:left="0"/>
+              <w:jc w:val="center"/>
+              <w:rPr>
+                <w:lang w:val="en-US"/>
+              </w:rPr>
+            </w:pPr>
+          </w:p>
+        </w:tc>
+        <w:tc>
+          <w:tcPr>
+            <w:tcW w:w="1155" w:type="dxa"/>
+          </w:tcPr>
+          <w:p>
+            <w:pPr>
+              <w:pStyle w:val="ListParagraph"/>
+              <w:ind w:left="0"/>
+              <w:jc w:val="center"/>
+              <w:rPr>
+                <w:lang w:val="en-US"/>
+              </w:rPr>
+            </w:pPr>
+            <w:r>
+              <w:rPr>
+                <w:lang w:val="en-US"/>
+              </w:rPr>
+              <w:t>PCIE</w:t>
+            </w:r>
+            <w:r>
+              <w:rPr>
+                <w:lang w:val="en-US"/>
+              </w:rPr>
+              <w:t>2</w:t>
+            </w:r>
+          </w:p>
+        </w:tc>
+        <w:tc>
+          <w:tcPr>
+            <w:tcW w:w="1156" w:type="dxa"/>
+          </w:tcPr>
+          <w:p>
+            <w:pPr>
+              <w:pStyle w:val="ListParagraph"/>
+              <w:ind w:left="0"/>
+              <w:jc w:val="center"/>
+              <w:rPr>
+                <w:lang w:val="en-US"/>
+              </w:rPr>
+            </w:pPr>
+            <w:r>
+              <w:rPr>
+                <w:lang w:val="en-US"/>
+              </w:rPr>
+              <w:t>PCIE1</w:t>
+            </w:r>
+          </w:p>
+        </w:tc>
+        <w:tc>
+          <w:tcPr>
+            <w:tcW w:w="1156" w:type="dxa"/>
+          </w:tcPr>
+          <w:p>
+            <w:pPr>
+              <w:pStyle w:val="ListParagraph"/>
+              <w:ind w:left="0"/>
+              <w:jc w:val="center"/>
+              <w:rPr>
+                <w:lang w:val="en-US"/>
+              </w:rPr>
+            </w:pPr>
+            <w:r>
+              <w:rPr>
+                <w:lang w:val="en-US"/>
+              </w:rPr>
+              <w:t>PCIE0</w:t>
+            </w:r>
+          </w:p>
+        </w:tc>
+      </w:tr>
+    </w:tbl>
+    <w:p>
+      <w:pPr>
+        <w:pStyle w:val="ListParagraph"/>
+        <w:numPr>
+          <w:ilvl w:val="0"/>
+          <w:numId w:val="4"/>
+        </w:numPr>
+        <w:rPr>
+          <w:lang w:val="en-US"/>
+        </w:rPr>
+      </w:pPr>
+      <w:r>
+        <w:rPr>
+          <w:lang w:val="en-US"/>
+        </w:rPr>
+        <w:t xml:space="preserve">Như vậy 1 Pin sẽ thuộc 1 trong 3 nhóm là 0, 1 và 2, gọi Index của nhóm là </w:t>
+      </w:r>
+      <w:r>
+        <w:rPr>
+          <w:lang w:val="en-US"/>
+        </w:rPr>
+        <w:t>&lt;</w:t>
+      </w:r>
+      <w:r>
+        <w:rPr>
+          <w:lang w:val="en-US"/>
+        </w:rPr>
+        <w:t>n</w:t>
+      </w:r>
+      <w:r>
+        <w:rPr>
+          <w:lang w:val="en-US"/>
+        </w:rPr>
+        <w:t>&gt;</w:t>
+      </w:r>
+    </w:p>
+    <w:p>
+      <w:pPr>
+        <w:pStyle w:val="ListParagraph"/>
+        <w:numPr>
+          <w:ilvl w:val="0"/>
+          <w:numId w:val="4"/>
+        </w:numPr>
+        <w:rPr>
+          <w:lang w:val="en-US"/>
+        </w:rPr>
+      </w:pPr>
+      <w:r>
+        <w:rPr>
+          <w:lang w:val="en-US"/>
+        </w:rPr>
+        <w:t>Vector PCINT&lt;n&gt;_vect</w:t>
+      </w:r>
+      <w:r>
+        <w:rPr>
+          <w:lang w:val="en-US"/>
+        </w:rPr>
+        <w:t xml:space="preserve"> sẽ luôn = False, nó chỉ ở trạng thái True ở thời khắc 1 Pin thuộc nhóm &lt;n&gt; thay đổi từ 0 lên 5 hoặc từ 5 xuống 0 V và Bit tương ứng với Pin này trong PCMSK&lt;n&gt;</w:t>
+      </w:r>
+      <w:r>
+        <w:rPr>
+          <w:lang w:val="en-US"/>
+        </w:rPr>
+        <w:t xml:space="preserve"> = 1</w:t>
       </w:r>
     </w:p>
     <w:p>
@@ -10591,13 +12651,7 @@
         <w:rPr>
           <w:lang w:val="en-US"/>
         </w:rPr>
-        <w:t>External</w:t>
-      </w:r>
-      <w:r>
-        <w:rPr>
-          <w:lang w:val="en-US"/>
-        </w:rPr>
-        <w:t xml:space="preserve"> </w:t>
+        <w:t xml:space="preserve">External </w:t>
       </w:r>
       <w:r>
         <w:rPr>
@@ -10627,13 +12681,7 @@
         <w:rPr>
           <w:lang w:val="en-US"/>
         </w:rPr>
-        <w:t>External</w:t>
-      </w:r>
-      <w:r>
-        <w:rPr>
-          <w:lang w:val="en-US"/>
-        </w:rPr>
-        <w:t xml:space="preserve"> </w:t>
+        <w:t xml:space="preserve">External </w:t>
       </w:r>
       <w:r>
         <w:rPr>
@@ -10716,13 +12764,7 @@
               <w:rPr>
                 <w:lang w:val="en-US"/>
               </w:rPr>
-              <w:t xml:space="preserve"> </w:t>
-            </w:r>
-            <w:r>
-              <w:rPr>
-                <w:lang w:val="en-US"/>
-              </w:rPr>
-              <w:t>External</w:t>
+              <w:t xml:space="preserve"> External</w:t>
             </w:r>
             <w:r>
               <w:rPr>
@@ -10751,7 +12793,6 @@
               <w:rPr>
                 <w:lang w:val="en-US"/>
               </w:rPr>
-              <w:lastRenderedPageBreak/>
               <w:t>2</w:t>
             </w:r>
           </w:p>
@@ -10888,13 +12929,7 @@
         <w:rPr>
           <w:lang w:val="en-US"/>
         </w:rPr>
-        <w:t xml:space="preserve"> </w:t>
-      </w:r>
-      <w:r>
-        <w:rPr>
-          <w:lang w:val="en-US"/>
-        </w:rPr>
-        <w:t>External</w:t>
+        <w:t xml:space="preserve"> External</w:t>
       </w:r>
       <w:r>
         <w:rPr>
@@ -11244,13 +13279,7 @@
         <w:rPr>
           <w:lang w:val="en-US"/>
         </w:rPr>
-        <w:t xml:space="preserve">, nếu = True thì &lt;Làm Gì Đó&gt; được thực hiện còn không thì thôi, ví dụ </w:t>
-      </w:r>
-      <w:r>
-        <w:rPr>
-          <w:lang w:val="en-US"/>
-        </w:rPr>
-        <w:t>TIMER1_OVF_vect</w:t>
+        <w:t>, nếu = True thì &lt;Làm Gì Đó&gt; được thực hiện còn không thì thôi, ví dụ TIMER1_OVF_vect</w:t>
       </w:r>
     </w:p>
     <w:p>
@@ -11343,6 +13372,7 @@
         <w:rPr>
           <w:lang w:val="en-US"/>
         </w:rPr>
+        <w:lastRenderedPageBreak/>
         <w:t>Để chỉnh cờ Interrupt về True</w:t>
       </w:r>
     </w:p>
@@ -11666,6 +13696,470 @@
         <w:rPr>
           <w:lang w:val="en-US"/>
         </w:rPr>
+        <w:tab/>
+      </w:r>
+      <w:r>
+        <w:rPr>
+          <w:lang w:val="en-US"/>
+        </w:rPr>
+        <w:tab/>
+      </w:r>
+      <w:r>
+        <w:rPr>
+          <w:lang w:val="en-US"/>
+        </w:rPr>
+        <w:tab/>
+      </w:r>
+      <w:r>
+        <w:rPr>
+          <w:lang w:val="en-US"/>
+        </w:rPr>
+        <w:tab/>
+      </w:r>
+      <w:r>
+        <w:rPr>
+          <w:lang w:val="en-US"/>
+        </w:rPr>
+        <w:tab/>
+        <w:t>Usage:</w:t>
+      </w:r>
+    </w:p>
+    <w:p>
+      <w:pPr>
+        <w:rPr>
+          <w:lang w:val="en-US"/>
+        </w:rPr>
+      </w:pPr>
+      <w:r>
+        <w:rPr>
+          <w:lang w:val="en-US"/>
+        </w:rPr>
+        <w:tab/>
+      </w:r>
+      <w:r>
+        <w:rPr>
+          <w:lang w:val="en-US"/>
+        </w:rPr>
+        <w:tab/>
+      </w:r>
+      <w:r>
+        <w:rPr>
+          <w:lang w:val="en-US"/>
+        </w:rPr>
+        <w:tab/>
+      </w:r>
+      <w:r>
+        <w:rPr>
+          <w:lang w:val="en-US"/>
+        </w:rPr>
+        <w:tab/>
+      </w:r>
+      <w:r>
+        <w:rPr>
+          <w:lang w:val="en-US"/>
+        </w:rPr>
+        <w:tab/>
+      </w:r>
+      <w:r>
+        <w:rPr>
+          <w:lang w:val="en-US"/>
+        </w:rPr>
+        <w:tab/>
+        <w:t>Kết nối với Pin điều khiển Servo</w:t>
+      </w:r>
+    </w:p>
+    <w:p>
+      <w:pPr>
+        <w:rPr>
+          <w:lang w:val="en-US"/>
+        </w:rPr>
+      </w:pPr>
+      <w:r>
+        <w:rPr>
+          <w:lang w:val="en-US"/>
+        </w:rPr>
+        <w:tab/>
+      </w:r>
+      <w:r>
+        <w:rPr>
+          <w:lang w:val="en-US"/>
+        </w:rPr>
+        <w:tab/>
+      </w:r>
+      <w:r>
+        <w:rPr>
+          <w:lang w:val="en-US"/>
+        </w:rPr>
+        <w:tab/>
+      </w:r>
+      <w:r>
+        <w:rPr>
+          <w:lang w:val="en-US"/>
+        </w:rPr>
+        <w:tab/>
+      </w:r>
+      <w:r>
+        <w:rPr>
+          <w:lang w:val="en-US"/>
+        </w:rPr>
+        <w:tab/>
+        <w:t>Ex:</w:t>
+      </w:r>
+    </w:p>
+    <w:p>
+      <w:pPr>
+        <w:rPr>
+          <w:lang w:val="en-US"/>
+        </w:rPr>
+      </w:pPr>
+      <w:r>
+        <w:rPr>
+          <w:lang w:val="en-US"/>
+        </w:rPr>
+        <w:tab/>
+      </w:r>
+      <w:r>
+        <w:rPr>
+          <w:lang w:val="en-US"/>
+        </w:rPr>
+        <w:tab/>
+      </w:r>
+      <w:r>
+        <w:rPr>
+          <w:lang w:val="en-US"/>
+        </w:rPr>
+        <w:tab/>
+      </w:r>
+      <w:r>
+        <w:rPr>
+          <w:lang w:val="en-US"/>
+        </w:rPr>
+        <w:tab/>
+      </w:r>
+      <w:r>
+        <w:rPr>
+          <w:lang w:val="en-US"/>
+        </w:rPr>
+        <w:tab/>
+      </w:r>
+      <w:r>
+        <w:rPr>
+          <w:lang w:val="en-US"/>
+        </w:rPr>
+        <w:tab/>
+        <w:t>foo.attach(13)</w:t>
+      </w:r>
+    </w:p>
+    <w:p>
+      <w:pPr>
+        <w:rPr>
+          <w:lang w:val="en-US"/>
+        </w:rPr>
+      </w:pPr>
+      <w:r>
+        <w:rPr>
+          <w:lang w:val="en-US"/>
+        </w:rPr>
+        <w:tab/>
+      </w:r>
+      <w:r>
+        <w:rPr>
+          <w:lang w:val="en-US"/>
+        </w:rPr>
+        <w:tab/>
+      </w:r>
+      <w:r>
+        <w:rPr>
+          <w:lang w:val="en-US"/>
+        </w:rPr>
+        <w:tab/>
+      </w:r>
+      <w:r>
+        <w:rPr>
+          <w:lang w:val="en-US"/>
+        </w:rPr>
+        <w:tab/>
+        <w:t>write(Angle)</w:t>
+      </w:r>
+    </w:p>
+    <w:p>
+      <w:pPr>
+        <w:rPr>
+          <w:lang w:val="en-US"/>
+        </w:rPr>
+      </w:pPr>
+      <w:r>
+        <w:rPr>
+          <w:lang w:val="en-US"/>
+        </w:rPr>
+        <w:tab/>
+      </w:r>
+      <w:r>
+        <w:rPr>
+          <w:lang w:val="en-US"/>
+        </w:rPr>
+        <w:tab/>
+      </w:r>
+      <w:r>
+        <w:rPr>
+          <w:lang w:val="en-US"/>
+        </w:rPr>
+        <w:tab/>
+      </w:r>
+      <w:r>
+        <w:rPr>
+          <w:lang w:val="en-US"/>
+        </w:rPr>
+        <w:tab/>
+      </w:r>
+      <w:r>
+        <w:rPr>
+          <w:lang w:val="en-US"/>
+        </w:rPr>
+        <w:tab/>
+        <w:t>Usage:</w:t>
+      </w:r>
+    </w:p>
+    <w:p>
+      <w:pPr>
+        <w:rPr>
+          <w:lang w:val="en-US"/>
+        </w:rPr>
+      </w:pPr>
+      <w:r>
+        <w:rPr>
+          <w:lang w:val="en-US"/>
+        </w:rPr>
+        <w:tab/>
+      </w:r>
+      <w:r>
+        <w:rPr>
+          <w:lang w:val="en-US"/>
+        </w:rPr>
+        <w:tab/>
+      </w:r>
+      <w:r>
+        <w:rPr>
+          <w:lang w:val="en-US"/>
+        </w:rPr>
+        <w:tab/>
+      </w:r>
+      <w:r>
+        <w:rPr>
+          <w:lang w:val="en-US"/>
+        </w:rPr>
+        <w:tab/>
+      </w:r>
+      <w:r>
+        <w:rPr>
+          <w:lang w:val="en-US"/>
+        </w:rPr>
+        <w:tab/>
+      </w:r>
+      <w:r>
+        <w:rPr>
+          <w:lang w:val="en-US"/>
+        </w:rPr>
+        <w:tab/>
+        <w:t>Quay Servo</w:t>
+      </w:r>
+    </w:p>
+    <w:p>
+      <w:pPr>
+        <w:rPr>
+          <w:lang w:val="en-US"/>
+        </w:rPr>
+      </w:pPr>
+      <w:r>
+        <w:rPr>
+          <w:lang w:val="en-US"/>
+        </w:rPr>
+        <w:tab/>
+      </w:r>
+      <w:r>
+        <w:rPr>
+          <w:lang w:val="en-US"/>
+        </w:rPr>
+        <w:tab/>
+      </w:r>
+      <w:r>
+        <w:rPr>
+          <w:lang w:val="en-US"/>
+        </w:rPr>
+        <w:tab/>
+      </w:r>
+      <w:r>
+        <w:rPr>
+          <w:lang w:val="en-US"/>
+        </w:rPr>
+        <w:tab/>
+      </w:r>
+      <w:r>
+        <w:rPr>
+          <w:lang w:val="en-US"/>
+        </w:rPr>
+        <w:tab/>
+      </w:r>
+      <w:r>
+        <w:rPr>
+          <w:lang w:val="en-US"/>
+        </w:rPr>
+        <w:tab/>
+        <w:t>Quay hơi chậm nên có thể bị ghi đè</w:t>
+      </w:r>
+    </w:p>
+    <w:p>
+      <w:pPr>
+        <w:rPr>
+          <w:lang w:val="en-US"/>
+        </w:rPr>
+      </w:pPr>
+      <w:r>
+        <w:rPr>
+          <w:lang w:val="en-US"/>
+        </w:rPr>
+        <w:tab/>
+      </w:r>
+      <w:r>
+        <w:rPr>
+          <w:lang w:val="en-US"/>
+        </w:rPr>
+        <w:tab/>
+      </w:r>
+      <w:r>
+        <w:rPr>
+          <w:lang w:val="en-US"/>
+        </w:rPr>
+        <w:tab/>
+      </w:r>
+      <w:r>
+        <w:rPr>
+          <w:lang w:val="en-US"/>
+        </w:rPr>
+        <w:tab/>
+      </w:r>
+      <w:r>
+        <w:rPr>
+          <w:lang w:val="en-US"/>
+        </w:rPr>
+        <w:tab/>
+        <w:t>Ex:</w:t>
+      </w:r>
+    </w:p>
+    <w:p>
+      <w:pPr>
+        <w:rPr>
+          <w:lang w:val="en-US"/>
+        </w:rPr>
+      </w:pPr>
+      <w:r>
+        <w:rPr>
+          <w:lang w:val="en-US"/>
+        </w:rPr>
+        <w:tab/>
+      </w:r>
+      <w:r>
+        <w:rPr>
+          <w:lang w:val="en-US"/>
+        </w:rPr>
+        <w:tab/>
+      </w:r>
+      <w:r>
+        <w:rPr>
+          <w:lang w:val="en-US"/>
+        </w:rPr>
+        <w:tab/>
+      </w:r>
+      <w:r>
+        <w:rPr>
+          <w:lang w:val="en-US"/>
+        </w:rPr>
+        <w:tab/>
+      </w:r>
+      <w:r>
+        <w:rPr>
+          <w:lang w:val="en-US"/>
+        </w:rPr>
+        <w:tab/>
+      </w:r>
+      <w:r>
+        <w:rPr>
+          <w:lang w:val="en-US"/>
+        </w:rPr>
+        <w:tab/>
+        <w:t>foo.write(165)</w:t>
+      </w:r>
+    </w:p>
+    <w:p>
+      <w:pPr>
+        <w:rPr>
+          <w:lang w:val="en-US"/>
+        </w:rPr>
+      </w:pPr>
+      <w:r>
+        <w:rPr>
+          <w:lang w:val="en-US"/>
+        </w:rPr>
+        <w:tab/>
+        <w:t>Stepper.h</w:t>
+      </w:r>
+    </w:p>
+    <w:p>
+      <w:pPr>
+        <w:rPr>
+          <w:lang w:val="en-US"/>
+        </w:rPr>
+      </w:pPr>
+      <w:r>
+        <w:rPr>
+          <w:lang w:val="en-US"/>
+        </w:rPr>
+        <w:tab/>
+      </w:r>
+      <w:r>
+        <w:rPr>
+          <w:lang w:val="en-US"/>
+        </w:rPr>
+        <w:tab/>
+        <w:t>Stepper Object(Steps, Pin Code * 4)</w:t>
+      </w:r>
+    </w:p>
+    <w:p>
+      <w:pPr>
+        <w:rPr>
+          <w:lang w:val="en-US"/>
+        </w:rPr>
+      </w:pPr>
+      <w:r>
+        <w:rPr>
+          <w:lang w:val="en-US"/>
+        </w:rPr>
+        <w:tab/>
+      </w:r>
+      <w:r>
+        <w:rPr>
+          <w:lang w:val="en-US"/>
+        </w:rPr>
+        <w:tab/>
+      </w:r>
+      <w:r>
+        <w:rPr>
+          <w:lang w:val="en-US"/>
+        </w:rPr>
+        <w:tab/>
+        <w:t>Usage:</w:t>
+      </w:r>
+    </w:p>
+    <w:p>
+      <w:pPr>
+        <w:rPr>
+          <w:lang w:val="en-US"/>
+        </w:rPr>
+      </w:pPr>
+      <w:r>
+        <w:rPr>
+          <w:lang w:val="en-US"/>
+        </w:rPr>
         <w:lastRenderedPageBreak/>
         <w:tab/>
       </w:r>
@@ -11686,6 +14180,154 @@
           <w:lang w:val="en-US"/>
         </w:rPr>
         <w:tab/>
+        <w:t>Khởi tạo Stepper Object</w:t>
+      </w:r>
+    </w:p>
+    <w:p>
+      <w:pPr>
+        <w:rPr>
+          <w:lang w:val="en-US"/>
+        </w:rPr>
+      </w:pPr>
+      <w:r>
+        <w:rPr>
+          <w:lang w:val="en-US"/>
+        </w:rPr>
+        <w:tab/>
+      </w:r>
+      <w:r>
+        <w:rPr>
+          <w:lang w:val="en-US"/>
+        </w:rPr>
+        <w:tab/>
+      </w:r>
+      <w:r>
+        <w:rPr>
+          <w:lang w:val="en-US"/>
+        </w:rPr>
+        <w:tab/>
+        <w:t>Ex:</w:t>
+      </w:r>
+    </w:p>
+    <w:p>
+      <w:pPr>
+        <w:rPr>
+          <w:lang w:val="en-US"/>
+        </w:rPr>
+      </w:pPr>
+      <w:r>
+        <w:rPr>
+          <w:lang w:val="en-US"/>
+        </w:rPr>
+        <w:tab/>
+      </w:r>
+      <w:r>
+        <w:rPr>
+          <w:lang w:val="en-US"/>
+        </w:rPr>
+        <w:tab/>
+      </w:r>
+      <w:r>
+        <w:rPr>
+          <w:lang w:val="en-US"/>
+        </w:rPr>
+        <w:tab/>
+      </w:r>
+      <w:r>
+        <w:rPr>
+          <w:lang w:val="en-US"/>
+        </w:rPr>
+        <w:tab/>
+        <w:t>Stepper foo(2048, 8, 10, 9, 11)</w:t>
+      </w:r>
+    </w:p>
+    <w:p>
+      <w:pPr>
+        <w:rPr>
+          <w:lang w:val="en-US"/>
+        </w:rPr>
+      </w:pPr>
+      <w:r>
+        <w:rPr>
+          <w:lang w:val="en-US"/>
+        </w:rPr>
+        <w:tab/>
+      </w:r>
+      <w:r>
+        <w:rPr>
+          <w:lang w:val="en-US"/>
+        </w:rPr>
+        <w:tab/>
+      </w:r>
+      <w:r>
+        <w:rPr>
+          <w:lang w:val="en-US"/>
+        </w:rPr>
+        <w:tab/>
+        <w:t>Object:</w:t>
+      </w:r>
+    </w:p>
+    <w:p>
+      <w:pPr>
+        <w:rPr>
+          <w:lang w:val="en-US"/>
+        </w:rPr>
+      </w:pPr>
+      <w:r>
+        <w:rPr>
+          <w:lang w:val="en-US"/>
+        </w:rPr>
+        <w:tab/>
+      </w:r>
+      <w:r>
+        <w:rPr>
+          <w:lang w:val="en-US"/>
+        </w:rPr>
+        <w:tab/>
+      </w:r>
+      <w:r>
+        <w:rPr>
+          <w:lang w:val="en-US"/>
+        </w:rPr>
+        <w:tab/>
+      </w:r>
+      <w:r>
+        <w:rPr>
+          <w:lang w:val="en-US"/>
+        </w:rPr>
+        <w:tab/>
+        <w:t>setSpeed(RPM)</w:t>
+      </w:r>
+    </w:p>
+    <w:p>
+      <w:pPr>
+        <w:rPr>
+          <w:lang w:val="en-US"/>
+        </w:rPr>
+      </w:pPr>
+      <w:r>
+        <w:rPr>
+          <w:lang w:val="en-US"/>
+        </w:rPr>
+        <w:tab/>
+      </w:r>
+      <w:r>
+        <w:rPr>
+          <w:lang w:val="en-US"/>
+        </w:rPr>
+        <w:tab/>
+      </w:r>
+      <w:r>
+        <w:rPr>
+          <w:lang w:val="en-US"/>
+        </w:rPr>
+        <w:tab/>
+      </w:r>
+      <w:r>
+        <w:rPr>
+          <w:lang w:val="en-US"/>
+        </w:rPr>
+        <w:tab/>
       </w:r>
       <w:r>
         <w:rPr>
@@ -11736,7 +14378,7 @@
           <w:lang w:val="en-US"/>
         </w:rPr>
         <w:tab/>
-        <w:t>Kết nối với Pin điều khiển Servo</w:t>
+        <w:t>Chỉnh tốc độ Stepper Motor</w:t>
       </w:r>
     </w:p>
     <w:p>
@@ -11818,39 +14460,39 @@
           <w:lang w:val="en-US"/>
         </w:rPr>
         <w:tab/>
-        <w:t>foo.attach(13)</w:t>
-      </w:r>
-    </w:p>
-    <w:p>
-      <w:pPr>
-        <w:rPr>
-          <w:lang w:val="en-US"/>
-        </w:rPr>
-      </w:pPr>
-      <w:r>
-        <w:rPr>
-          <w:lang w:val="en-US"/>
-        </w:rPr>
-        <w:tab/>
-      </w:r>
-      <w:r>
-        <w:rPr>
-          <w:lang w:val="en-US"/>
-        </w:rPr>
-        <w:tab/>
-      </w:r>
-      <w:r>
-        <w:rPr>
-          <w:lang w:val="en-US"/>
-        </w:rPr>
-        <w:tab/>
-      </w:r>
-      <w:r>
-        <w:rPr>
-          <w:lang w:val="en-US"/>
-        </w:rPr>
-        <w:tab/>
-        <w:t>write(Angle)</w:t>
+        <w:t>foo.setSpeed(3)</w:t>
+      </w:r>
+    </w:p>
+    <w:p>
+      <w:pPr>
+        <w:rPr>
+          <w:lang w:val="en-US"/>
+        </w:rPr>
+      </w:pPr>
+      <w:r>
+        <w:rPr>
+          <w:lang w:val="en-US"/>
+        </w:rPr>
+        <w:tab/>
+      </w:r>
+      <w:r>
+        <w:rPr>
+          <w:lang w:val="en-US"/>
+        </w:rPr>
+        <w:tab/>
+      </w:r>
+      <w:r>
+        <w:rPr>
+          <w:lang w:val="en-US"/>
+        </w:rPr>
+        <w:tab/>
+      </w:r>
+      <w:r>
+        <w:rPr>
+          <w:lang w:val="en-US"/>
+        </w:rPr>
+        <w:tab/>
+        <w:t>step(Steps)</w:t>
       </w:r>
     </w:p>
     <w:p>
@@ -11932,51 +14574,7 @@
           <w:lang w:val="en-US"/>
         </w:rPr>
         <w:tab/>
-        <w:t>Quay Servo</w:t>
-      </w:r>
-    </w:p>
-    <w:p>
-      <w:pPr>
-        <w:rPr>
-          <w:lang w:val="en-US"/>
-        </w:rPr>
-      </w:pPr>
-      <w:r>
-        <w:rPr>
-          <w:lang w:val="en-US"/>
-        </w:rPr>
-        <w:tab/>
-      </w:r>
-      <w:r>
-        <w:rPr>
-          <w:lang w:val="en-US"/>
-        </w:rPr>
-        <w:tab/>
-      </w:r>
-      <w:r>
-        <w:rPr>
-          <w:lang w:val="en-US"/>
-        </w:rPr>
-        <w:tab/>
-      </w:r>
-      <w:r>
-        <w:rPr>
-          <w:lang w:val="en-US"/>
-        </w:rPr>
-        <w:tab/>
-      </w:r>
-      <w:r>
-        <w:rPr>
-          <w:lang w:val="en-US"/>
-        </w:rPr>
-        <w:tab/>
-      </w:r>
-      <w:r>
-        <w:rPr>
-          <w:lang w:val="en-US"/>
-        </w:rPr>
-        <w:tab/>
-        <w:t>Quay hơi chậm nên có thể bị ghi đè</w:t>
+        <w:t>Quay Stepper Motor với số bước nào đó</w:t>
       </w:r>
     </w:p>
     <w:p>
@@ -12058,41 +14656,41 @@
           <w:lang w:val="en-US"/>
         </w:rPr>
         <w:tab/>
-        <w:t>foo.write(165)</w:t>
-      </w:r>
-    </w:p>
-    <w:p>
-      <w:pPr>
-        <w:rPr>
-          <w:lang w:val="en-US"/>
-        </w:rPr>
-      </w:pPr>
-      <w:r>
-        <w:rPr>
-          <w:lang w:val="en-US"/>
-        </w:rPr>
-        <w:tab/>
-        <w:t>Stepper.h</w:t>
-      </w:r>
-    </w:p>
-    <w:p>
-      <w:pPr>
-        <w:rPr>
-          <w:lang w:val="en-US"/>
-        </w:rPr>
-      </w:pPr>
-      <w:r>
-        <w:rPr>
-          <w:lang w:val="en-US"/>
-        </w:rPr>
-        <w:tab/>
-      </w:r>
-      <w:r>
-        <w:rPr>
-          <w:lang w:val="en-US"/>
-        </w:rPr>
-        <w:tab/>
-        <w:t>Stepper Object(Steps, Pin Code * 4)</w:t>
+        <w:t>foo.step(1024)</w:t>
+      </w:r>
+    </w:p>
+    <w:p>
+      <w:pPr>
+        <w:rPr>
+          <w:lang w:val="en-US"/>
+        </w:rPr>
+      </w:pPr>
+      <w:r>
+        <w:rPr>
+          <w:lang w:val="en-US"/>
+        </w:rPr>
+        <w:tab/>
+        <w:t>LiquidCrystal.h</w:t>
+      </w:r>
+    </w:p>
+    <w:p>
+      <w:pPr>
+        <w:rPr>
+          <w:lang w:val="en-US"/>
+        </w:rPr>
+      </w:pPr>
+      <w:r>
+        <w:rPr>
+          <w:lang w:val="en-US"/>
+        </w:rPr>
+        <w:tab/>
+      </w:r>
+      <w:r>
+        <w:rPr>
+          <w:lang w:val="en-US"/>
+        </w:rPr>
+        <w:tab/>
+        <w:t>LiquidCrystal Object(RS Pin Code, E Pin Code, 4 * Data Pin Code)</w:t>
       </w:r>
     </w:p>
     <w:p>
@@ -12150,7 +14748,7 @@
           <w:lang w:val="en-US"/>
         </w:rPr>
         <w:tab/>
-        <w:t>Khởi tạo Stepper Object</w:t>
+        <w:t>Khởi tạo LCD Object</w:t>
       </w:r>
     </w:p>
     <w:p>
@@ -12208,7 +14806,7 @@
           <w:lang w:val="en-US"/>
         </w:rPr>
         <w:tab/>
-        <w:t>Stepper foo(2048, 8, 10, 9, 11)</w:t>
+        <w:t>LiquidCrystal lcd(2, 3, 4, 5, 6, 7)</w:t>
       </w:r>
     </w:p>
     <w:p>
@@ -12266,7 +14864,7 @@
           <w:lang w:val="en-US"/>
         </w:rPr>
         <w:tab/>
-        <w:t>setSpeed(RPM)</w:t>
+        <w:t>begin(Columns, Rows)</w:t>
       </w:r>
     </w:p>
     <w:p>
@@ -12348,7 +14946,51 @@
           <w:lang w:val="en-US"/>
         </w:rPr>
         <w:tab/>
-        <w:t>Chỉnh tốc độ Stepper Motor</w:t>
+        <w:t>Bắt đầu làm việc với màn hình LCD với</w:t>
+      </w:r>
+    </w:p>
+    <w:p>
+      <w:pPr>
+        <w:rPr>
+          <w:lang w:val="en-US"/>
+        </w:rPr>
+      </w:pPr>
+      <w:r>
+        <w:rPr>
+          <w:lang w:val="en-US"/>
+        </w:rPr>
+        <w:tab/>
+      </w:r>
+      <w:r>
+        <w:rPr>
+          <w:lang w:val="en-US"/>
+        </w:rPr>
+        <w:tab/>
+      </w:r>
+      <w:r>
+        <w:rPr>
+          <w:lang w:val="en-US"/>
+        </w:rPr>
+        <w:tab/>
+      </w:r>
+      <w:r>
+        <w:rPr>
+          <w:lang w:val="en-US"/>
+        </w:rPr>
+        <w:tab/>
+      </w:r>
+      <w:r>
+        <w:rPr>
+          <w:lang w:val="en-US"/>
+        </w:rPr>
+        <w:tab/>
+      </w:r>
+      <w:r>
+        <w:rPr>
+          <w:lang w:val="en-US"/>
+        </w:rPr>
+        <w:tab/>
+        <w:t>kích thước để hiển thị kí tự là Columns * Rows</w:t>
       </w:r>
     </w:p>
     <w:p>
@@ -12430,51 +15072,63 @@
           <w:lang w:val="en-US"/>
         </w:rPr>
         <w:tab/>
-        <w:t>foo.setSpeed(3)</w:t>
-      </w:r>
-    </w:p>
-    <w:p>
-      <w:pPr>
-        <w:rPr>
-          <w:lang w:val="en-US"/>
-        </w:rPr>
-      </w:pPr>
-      <w:r>
-        <w:rPr>
-          <w:lang w:val="en-US"/>
-        </w:rPr>
-        <w:tab/>
-      </w:r>
-      <w:r>
-        <w:rPr>
-          <w:lang w:val="en-US"/>
-        </w:rPr>
-        <w:tab/>
-      </w:r>
-      <w:r>
-        <w:rPr>
-          <w:lang w:val="en-US"/>
-        </w:rPr>
-        <w:tab/>
-      </w:r>
-      <w:r>
-        <w:rPr>
-          <w:lang w:val="en-US"/>
-        </w:rPr>
-        <w:tab/>
-        <w:t>step(Steps)</w:t>
-      </w:r>
-    </w:p>
-    <w:p>
-      <w:pPr>
-        <w:rPr>
-          <w:lang w:val="en-US"/>
-        </w:rPr>
-      </w:pPr>
-      <w:r>
-        <w:rPr>
-          <w:lang w:val="en-US"/>
-        </w:rPr>
+        <w:t>lcd.begin(16, 2)</w:t>
+      </w:r>
+    </w:p>
+    <w:p>
+      <w:pPr>
+        <w:rPr>
+          <w:lang w:val="en-US"/>
+        </w:rPr>
+      </w:pPr>
+      <w:r>
+        <w:rPr>
+          <w:lang w:val="en-US"/>
+        </w:rPr>
+        <w:tab/>
+      </w:r>
+      <w:r>
+        <w:rPr>
+          <w:lang w:val="en-US"/>
+        </w:rPr>
+        <w:tab/>
+      </w:r>
+      <w:r>
+        <w:rPr>
+          <w:lang w:val="en-US"/>
+        </w:rPr>
+        <w:tab/>
+      </w:r>
+      <w:r>
+        <w:rPr>
+          <w:lang w:val="en-US"/>
+        </w:rPr>
+        <w:tab/>
+      </w:r>
+      <w:r>
+        <w:rPr>
+          <w:lang w:val="en-US"/>
+        </w:rPr>
+        <w:t>print</w:t>
+      </w:r>
+      <w:r>
+        <w:rPr>
+          <w:lang w:val="en-US"/>
+        </w:rPr>
+        <w:t>(Text)</w:t>
+      </w:r>
+    </w:p>
+    <w:p>
+      <w:pPr>
+        <w:rPr>
+          <w:lang w:val="en-US"/>
+        </w:rPr>
+      </w:pPr>
+      <w:r>
+        <w:rPr>
+          <w:lang w:val="en-US"/>
+        </w:rPr>
+        <w:lastRenderedPageBreak/>
         <w:tab/>
       </w:r>
       <w:r>
@@ -12544,7 +15198,7 @@
           <w:lang w:val="en-US"/>
         </w:rPr>
         <w:tab/>
-        <w:t>Quay Stepper Motor với số bước nào đó</w:t>
+        <w:t>In chữ ra màn hình LCD</w:t>
       </w:r>
     </w:p>
     <w:p>
@@ -12626,21 +15280,846 @@
           <w:lang w:val="en-US"/>
         </w:rPr>
         <w:tab/>
-        <w:t>foo.step(1024)</w:t>
-      </w:r>
-    </w:p>
-    <w:p>
-      <w:pPr>
-        <w:rPr>
-          <w:lang w:val="en-US"/>
-        </w:rPr>
-      </w:pPr>
-      <w:r>
-        <w:rPr>
-          <w:lang w:val="en-US"/>
-        </w:rPr>
-        <w:tab/>
-        <w:t>LiquidCrystal.h</w:t>
+        <w:t>lcd.write(“Hello”)</w:t>
+      </w:r>
+    </w:p>
+    <w:p>
+      <w:pPr>
+        <w:rPr>
+          <w:lang w:val="en-US"/>
+        </w:rPr>
+      </w:pPr>
+      <w:r>
+        <w:rPr>
+          <w:lang w:val="en-US"/>
+        </w:rPr>
+        <w:tab/>
+      </w:r>
+      <w:r>
+        <w:rPr>
+          <w:lang w:val="en-US"/>
+        </w:rPr>
+        <w:tab/>
+      </w:r>
+      <w:r>
+        <w:rPr>
+          <w:lang w:val="en-US"/>
+        </w:rPr>
+        <w:tab/>
+      </w:r>
+      <w:r>
+        <w:rPr>
+          <w:lang w:val="en-US"/>
+        </w:rPr>
+        <w:tab/>
+        <w:t>setCursor(Column, Row)</w:t>
+      </w:r>
+    </w:p>
+    <w:p>
+      <w:pPr>
+        <w:rPr>
+          <w:lang w:val="en-US"/>
+        </w:rPr>
+      </w:pPr>
+      <w:r>
+        <w:rPr>
+          <w:lang w:val="en-US"/>
+        </w:rPr>
+        <w:tab/>
+      </w:r>
+      <w:r>
+        <w:rPr>
+          <w:lang w:val="en-US"/>
+        </w:rPr>
+        <w:tab/>
+      </w:r>
+      <w:r>
+        <w:rPr>
+          <w:lang w:val="en-US"/>
+        </w:rPr>
+        <w:tab/>
+      </w:r>
+      <w:r>
+        <w:rPr>
+          <w:lang w:val="en-US"/>
+        </w:rPr>
+        <w:tab/>
+      </w:r>
+      <w:r>
+        <w:rPr>
+          <w:lang w:val="en-US"/>
+        </w:rPr>
+        <w:tab/>
+        <w:t>Usage:</w:t>
+      </w:r>
+    </w:p>
+    <w:p>
+      <w:pPr>
+        <w:rPr>
+          <w:lang w:val="en-US"/>
+        </w:rPr>
+      </w:pPr>
+      <w:r>
+        <w:rPr>
+          <w:lang w:val="en-US"/>
+        </w:rPr>
+        <w:tab/>
+      </w:r>
+      <w:r>
+        <w:rPr>
+          <w:lang w:val="en-US"/>
+        </w:rPr>
+        <w:tab/>
+      </w:r>
+      <w:r>
+        <w:rPr>
+          <w:lang w:val="en-US"/>
+        </w:rPr>
+        <w:tab/>
+      </w:r>
+      <w:r>
+        <w:rPr>
+          <w:lang w:val="en-US"/>
+        </w:rPr>
+        <w:tab/>
+      </w:r>
+      <w:r>
+        <w:rPr>
+          <w:lang w:val="en-US"/>
+        </w:rPr>
+        <w:tab/>
+      </w:r>
+      <w:r>
+        <w:rPr>
+          <w:lang w:val="en-US"/>
+        </w:rPr>
+        <w:tab/>
+        <w:t>Thay đổi vị trí con trỏ</w:t>
+      </w:r>
+    </w:p>
+    <w:p>
+      <w:pPr>
+        <w:rPr>
+          <w:lang w:val="en-US"/>
+        </w:rPr>
+      </w:pPr>
+      <w:r>
+        <w:rPr>
+          <w:lang w:val="en-US"/>
+        </w:rPr>
+        <w:tab/>
+      </w:r>
+      <w:r>
+        <w:rPr>
+          <w:lang w:val="en-US"/>
+        </w:rPr>
+        <w:tab/>
+      </w:r>
+      <w:r>
+        <w:rPr>
+          <w:lang w:val="en-US"/>
+        </w:rPr>
+        <w:tab/>
+      </w:r>
+      <w:r>
+        <w:rPr>
+          <w:lang w:val="en-US"/>
+        </w:rPr>
+        <w:tab/>
+      </w:r>
+      <w:r>
+        <w:rPr>
+          <w:lang w:val="en-US"/>
+        </w:rPr>
+        <w:tab/>
+        <w:t>Ex:</w:t>
+      </w:r>
+    </w:p>
+    <w:p>
+      <w:pPr>
+        <w:rPr>
+          <w:lang w:val="en-US"/>
+        </w:rPr>
+      </w:pPr>
+      <w:r>
+        <w:rPr>
+          <w:lang w:val="en-US"/>
+        </w:rPr>
+        <w:tab/>
+      </w:r>
+      <w:r>
+        <w:rPr>
+          <w:lang w:val="en-US"/>
+        </w:rPr>
+        <w:tab/>
+      </w:r>
+      <w:r>
+        <w:rPr>
+          <w:lang w:val="en-US"/>
+        </w:rPr>
+        <w:tab/>
+      </w:r>
+      <w:r>
+        <w:rPr>
+          <w:lang w:val="en-US"/>
+        </w:rPr>
+        <w:tab/>
+      </w:r>
+      <w:r>
+        <w:rPr>
+          <w:lang w:val="en-US"/>
+        </w:rPr>
+        <w:tab/>
+      </w:r>
+      <w:r>
+        <w:rPr>
+          <w:lang w:val="en-US"/>
+        </w:rPr>
+        <w:tab/>
+        <w:t>lcd.setCursor(2, 1)</w:t>
+      </w:r>
+    </w:p>
+    <w:p>
+      <w:pPr>
+        <w:rPr>
+          <w:lang w:val="en-US"/>
+        </w:rPr>
+      </w:pPr>
+      <w:r>
+        <w:rPr>
+          <w:lang w:val="en-US"/>
+        </w:rPr>
+        <w:tab/>
+      </w:r>
+      <w:r>
+        <w:rPr>
+          <w:lang w:val="en-US"/>
+        </w:rPr>
+        <w:tab/>
+      </w:r>
+      <w:r>
+        <w:rPr>
+          <w:lang w:val="en-US"/>
+        </w:rPr>
+        <w:tab/>
+      </w:r>
+      <w:r>
+        <w:rPr>
+          <w:lang w:val="en-US"/>
+        </w:rPr>
+        <w:tab/>
+        <w:t>clear()</w:t>
+      </w:r>
+    </w:p>
+    <w:p>
+      <w:pPr>
+        <w:rPr>
+          <w:lang w:val="en-US"/>
+        </w:rPr>
+      </w:pPr>
+      <w:r>
+        <w:rPr>
+          <w:lang w:val="en-US"/>
+        </w:rPr>
+        <w:tab/>
+      </w:r>
+      <w:r>
+        <w:rPr>
+          <w:lang w:val="en-US"/>
+        </w:rPr>
+        <w:tab/>
+      </w:r>
+      <w:r>
+        <w:rPr>
+          <w:lang w:val="en-US"/>
+        </w:rPr>
+        <w:tab/>
+      </w:r>
+      <w:r>
+        <w:rPr>
+          <w:lang w:val="en-US"/>
+        </w:rPr>
+        <w:tab/>
+      </w:r>
+      <w:r>
+        <w:rPr>
+          <w:lang w:val="en-US"/>
+        </w:rPr>
+        <w:tab/>
+        <w:t>Usage:</w:t>
+      </w:r>
+    </w:p>
+    <w:p>
+      <w:pPr>
+        <w:rPr>
+          <w:lang w:val="en-US"/>
+        </w:rPr>
+      </w:pPr>
+      <w:r>
+        <w:rPr>
+          <w:lang w:val="en-US"/>
+        </w:rPr>
+        <w:tab/>
+      </w:r>
+      <w:r>
+        <w:rPr>
+          <w:lang w:val="en-US"/>
+        </w:rPr>
+        <w:tab/>
+      </w:r>
+      <w:r>
+        <w:rPr>
+          <w:lang w:val="en-US"/>
+        </w:rPr>
+        <w:tab/>
+      </w:r>
+      <w:r>
+        <w:rPr>
+          <w:lang w:val="en-US"/>
+        </w:rPr>
+        <w:tab/>
+      </w:r>
+      <w:r>
+        <w:rPr>
+          <w:lang w:val="en-US"/>
+        </w:rPr>
+        <w:tab/>
+      </w:r>
+      <w:r>
+        <w:rPr>
+          <w:lang w:val="en-US"/>
+        </w:rPr>
+        <w:tab/>
+        <w:t>Xóa màn hình và đưa con trỏ trở về vị trí đầu</w:t>
+      </w:r>
+    </w:p>
+    <w:p>
+      <w:pPr>
+        <w:rPr>
+          <w:lang w:val="en-US"/>
+        </w:rPr>
+      </w:pPr>
+      <w:r>
+        <w:rPr>
+          <w:lang w:val="en-US"/>
+        </w:rPr>
+        <w:tab/>
+      </w:r>
+      <w:r>
+        <w:rPr>
+          <w:lang w:val="en-US"/>
+        </w:rPr>
+        <w:tab/>
+      </w:r>
+      <w:r>
+        <w:rPr>
+          <w:lang w:val="en-US"/>
+        </w:rPr>
+        <w:tab/>
+      </w:r>
+      <w:r>
+        <w:rPr>
+          <w:lang w:val="en-US"/>
+        </w:rPr>
+        <w:tab/>
+      </w:r>
+      <w:r>
+        <w:rPr>
+          <w:lang w:val="en-US"/>
+        </w:rPr>
+        <w:tab/>
+        <w:t>Ex:</w:t>
+      </w:r>
+    </w:p>
+    <w:p>
+      <w:pPr>
+        <w:rPr>
+          <w:lang w:val="en-US"/>
+        </w:rPr>
+      </w:pPr>
+      <w:r>
+        <w:rPr>
+          <w:lang w:val="en-US"/>
+        </w:rPr>
+        <w:tab/>
+      </w:r>
+      <w:r>
+        <w:rPr>
+          <w:lang w:val="en-US"/>
+        </w:rPr>
+        <w:tab/>
+      </w:r>
+      <w:r>
+        <w:rPr>
+          <w:lang w:val="en-US"/>
+        </w:rPr>
+        <w:tab/>
+      </w:r>
+      <w:r>
+        <w:rPr>
+          <w:lang w:val="en-US"/>
+        </w:rPr>
+        <w:tab/>
+      </w:r>
+      <w:r>
+        <w:rPr>
+          <w:lang w:val="en-US"/>
+        </w:rPr>
+        <w:tab/>
+      </w:r>
+      <w:r>
+        <w:rPr>
+          <w:lang w:val="en-US"/>
+        </w:rPr>
+        <w:tab/>
+        <w:t>lcd.clear()</w:t>
+      </w:r>
+    </w:p>
+    <w:p>
+      <w:pPr>
+        <w:rPr>
+          <w:lang w:val="en-US"/>
+        </w:rPr>
+      </w:pPr>
+      <w:r>
+        <w:rPr>
+          <w:lang w:val="en-US"/>
+        </w:rPr>
+        <w:tab/>
+        <w:t>DHT.h</w:t>
+      </w:r>
+    </w:p>
+    <w:p>
+      <w:pPr>
+        <w:rPr>
+          <w:lang w:val="en-US"/>
+        </w:rPr>
+      </w:pPr>
+      <w:r>
+        <w:rPr>
+          <w:lang w:val="en-US"/>
+        </w:rPr>
+        <w:tab/>
+      </w:r>
+      <w:r>
+        <w:rPr>
+          <w:lang w:val="en-US"/>
+        </w:rPr>
+        <w:tab/>
+        <w:t>DHT Object(Pin Code, Type)</w:t>
+      </w:r>
+    </w:p>
+    <w:p>
+      <w:pPr>
+        <w:rPr>
+          <w:lang w:val="en-US"/>
+        </w:rPr>
+      </w:pPr>
+      <w:r>
+        <w:rPr>
+          <w:lang w:val="en-US"/>
+        </w:rPr>
+        <w:tab/>
+      </w:r>
+      <w:r>
+        <w:rPr>
+          <w:lang w:val="en-US"/>
+        </w:rPr>
+        <w:tab/>
+      </w:r>
+      <w:r>
+        <w:rPr>
+          <w:lang w:val="en-US"/>
+        </w:rPr>
+        <w:tab/>
+        <w:t>Usage:</w:t>
+      </w:r>
+    </w:p>
+    <w:p>
+      <w:pPr>
+        <w:rPr>
+          <w:lang w:val="en-US"/>
+        </w:rPr>
+      </w:pPr>
+      <w:r>
+        <w:rPr>
+          <w:lang w:val="en-US"/>
+        </w:rPr>
+        <w:tab/>
+      </w:r>
+      <w:r>
+        <w:rPr>
+          <w:lang w:val="en-US"/>
+        </w:rPr>
+        <w:tab/>
+      </w:r>
+      <w:r>
+        <w:rPr>
+          <w:lang w:val="en-US"/>
+        </w:rPr>
+        <w:tab/>
+      </w:r>
+      <w:r>
+        <w:rPr>
+          <w:lang w:val="en-US"/>
+        </w:rPr>
+        <w:tab/>
+        <w:t>Khởi tạo DHT Object</w:t>
+      </w:r>
+    </w:p>
+    <w:p>
+      <w:pPr>
+        <w:rPr>
+          <w:lang w:val="en-US"/>
+        </w:rPr>
+      </w:pPr>
+      <w:r>
+        <w:rPr>
+          <w:lang w:val="en-US"/>
+        </w:rPr>
+        <w:tab/>
+      </w:r>
+      <w:r>
+        <w:rPr>
+          <w:lang w:val="en-US"/>
+        </w:rPr>
+        <w:tab/>
+      </w:r>
+      <w:r>
+        <w:rPr>
+          <w:lang w:val="en-US"/>
+        </w:rPr>
+        <w:tab/>
+        <w:t>Ex:</w:t>
+      </w:r>
+    </w:p>
+    <w:p>
+      <w:pPr>
+        <w:rPr>
+          <w:lang w:val="en-US"/>
+        </w:rPr>
+      </w:pPr>
+      <w:r>
+        <w:rPr>
+          <w:lang w:val="en-US"/>
+        </w:rPr>
+        <w:tab/>
+      </w:r>
+      <w:r>
+        <w:rPr>
+          <w:lang w:val="en-US"/>
+        </w:rPr>
+        <w:tab/>
+      </w:r>
+      <w:r>
+        <w:rPr>
+          <w:lang w:val="en-US"/>
+        </w:rPr>
+        <w:tab/>
+      </w:r>
+      <w:r>
+        <w:rPr>
+          <w:lang w:val="en-US"/>
+        </w:rPr>
+        <w:tab/>
+        <w:t>DHT dht(2, DHT11)</w:t>
+      </w:r>
+    </w:p>
+    <w:p>
+      <w:pPr>
+        <w:rPr>
+          <w:lang w:val="en-US"/>
+        </w:rPr>
+      </w:pPr>
+      <w:r>
+        <w:rPr>
+          <w:lang w:val="en-US"/>
+        </w:rPr>
+        <w:tab/>
+      </w:r>
+      <w:r>
+        <w:rPr>
+          <w:lang w:val="en-US"/>
+        </w:rPr>
+        <w:tab/>
+      </w:r>
+      <w:r>
+        <w:rPr>
+          <w:lang w:val="en-US"/>
+        </w:rPr>
+        <w:tab/>
+        <w:t>Object:</w:t>
+      </w:r>
+    </w:p>
+    <w:p>
+      <w:pPr>
+        <w:rPr>
+          <w:lang w:val="en-US"/>
+        </w:rPr>
+      </w:pPr>
+      <w:r>
+        <w:rPr>
+          <w:lang w:val="en-US"/>
+        </w:rPr>
+        <w:tab/>
+      </w:r>
+      <w:r>
+        <w:rPr>
+          <w:lang w:val="en-US"/>
+        </w:rPr>
+        <w:tab/>
+      </w:r>
+      <w:r>
+        <w:rPr>
+          <w:lang w:val="en-US"/>
+        </w:rPr>
+        <w:tab/>
+      </w:r>
+      <w:r>
+        <w:rPr>
+          <w:lang w:val="en-US"/>
+        </w:rPr>
+        <w:tab/>
+        <w:t>begin()</w:t>
+      </w:r>
+    </w:p>
+    <w:p>
+      <w:pPr>
+        <w:rPr>
+          <w:lang w:val="en-US"/>
+        </w:rPr>
+      </w:pPr>
+      <w:r>
+        <w:rPr>
+          <w:lang w:val="en-US"/>
+        </w:rPr>
+        <w:tab/>
+      </w:r>
+      <w:r>
+        <w:rPr>
+          <w:lang w:val="en-US"/>
+        </w:rPr>
+        <w:tab/>
+      </w:r>
+      <w:r>
+        <w:rPr>
+          <w:lang w:val="en-US"/>
+        </w:rPr>
+        <w:tab/>
+      </w:r>
+      <w:r>
+        <w:rPr>
+          <w:lang w:val="en-US"/>
+        </w:rPr>
+        <w:tab/>
+      </w:r>
+      <w:r>
+        <w:rPr>
+          <w:lang w:val="en-US"/>
+        </w:rPr>
+        <w:tab/>
+        <w:t>Usage:</w:t>
+      </w:r>
+    </w:p>
+    <w:p>
+      <w:pPr>
+        <w:rPr>
+          <w:lang w:val="en-US"/>
+        </w:rPr>
+      </w:pPr>
+      <w:r>
+        <w:rPr>
+          <w:lang w:val="en-US"/>
+        </w:rPr>
+        <w:tab/>
+      </w:r>
+      <w:r>
+        <w:rPr>
+          <w:lang w:val="en-US"/>
+        </w:rPr>
+        <w:tab/>
+      </w:r>
+      <w:r>
+        <w:rPr>
+          <w:lang w:val="en-US"/>
+        </w:rPr>
+        <w:tab/>
+      </w:r>
+      <w:r>
+        <w:rPr>
+          <w:lang w:val="en-US"/>
+        </w:rPr>
+        <w:tab/>
+      </w:r>
+      <w:r>
+        <w:rPr>
+          <w:lang w:val="en-US"/>
+        </w:rPr>
+        <w:tab/>
+      </w:r>
+      <w:r>
+        <w:rPr>
+          <w:lang w:val="en-US"/>
+        </w:rPr>
+        <w:tab/>
+        <w:t>Bắt đầu cảm biến</w:t>
+      </w:r>
+    </w:p>
+    <w:p>
+      <w:pPr>
+        <w:rPr>
+          <w:lang w:val="en-US"/>
+        </w:rPr>
+      </w:pPr>
+      <w:r>
+        <w:rPr>
+          <w:lang w:val="en-US"/>
+        </w:rPr>
+        <w:tab/>
+      </w:r>
+      <w:r>
+        <w:rPr>
+          <w:lang w:val="en-US"/>
+        </w:rPr>
+        <w:tab/>
+      </w:r>
+      <w:r>
+        <w:rPr>
+          <w:lang w:val="en-US"/>
+        </w:rPr>
+        <w:tab/>
+      </w:r>
+      <w:r>
+        <w:rPr>
+          <w:lang w:val="en-US"/>
+        </w:rPr>
+        <w:tab/>
+      </w:r>
+      <w:r>
+        <w:rPr>
+          <w:lang w:val="en-US"/>
+        </w:rPr>
+        <w:tab/>
+        <w:t>Ex:</w:t>
+      </w:r>
+    </w:p>
+    <w:p>
+      <w:pPr>
+        <w:rPr>
+          <w:lang w:val="en-US"/>
+        </w:rPr>
+      </w:pPr>
+      <w:r>
+        <w:rPr>
+          <w:lang w:val="en-US"/>
+        </w:rPr>
+        <w:tab/>
+      </w:r>
+      <w:r>
+        <w:rPr>
+          <w:lang w:val="en-US"/>
+        </w:rPr>
+        <w:tab/>
+      </w:r>
+      <w:r>
+        <w:rPr>
+          <w:lang w:val="en-US"/>
+        </w:rPr>
+        <w:tab/>
+      </w:r>
+      <w:r>
+        <w:rPr>
+          <w:lang w:val="en-US"/>
+        </w:rPr>
+        <w:tab/>
+      </w:r>
+      <w:r>
+        <w:rPr>
+          <w:lang w:val="en-US"/>
+        </w:rPr>
+        <w:tab/>
+      </w:r>
+      <w:r>
+        <w:rPr>
+          <w:lang w:val="en-US"/>
+        </w:rPr>
+        <w:tab/>
+        <w:t>dht.begin()</w:t>
+      </w:r>
+    </w:p>
+    <w:p>
+      <w:pPr>
+        <w:rPr>
+          <w:lang w:val="en-US"/>
+        </w:rPr>
+      </w:pPr>
+      <w:r>
+        <w:rPr>
+          <w:lang w:val="en-US"/>
+        </w:rPr>
+        <w:tab/>
+      </w:r>
+      <w:r>
+        <w:rPr>
+          <w:lang w:val="en-US"/>
+        </w:rPr>
+        <w:tab/>
+      </w:r>
+      <w:r>
+        <w:rPr>
+          <w:lang w:val="en-US"/>
+        </w:rPr>
+        <w:tab/>
+      </w:r>
+      <w:r>
+        <w:rPr>
+          <w:lang w:val="en-US"/>
+        </w:rPr>
+        <w:tab/>
+      </w:r>
+      <w:r>
+        <w:rPr>
+          <w:lang w:val="en-US"/>
+        </w:rPr>
+        <w:t>readHumidity()</w:t>
+      </w:r>
+    </w:p>
+    <w:p>
+      <w:pPr>
+        <w:rPr>
+          <w:lang w:val="en-US"/>
+        </w:rPr>
+      </w:pPr>
+      <w:r>
+        <w:rPr>
+          <w:lang w:val="en-US"/>
+        </w:rPr>
+        <w:tab/>
+      </w:r>
+      <w:r>
+        <w:rPr>
+          <w:lang w:val="en-US"/>
+        </w:rPr>
+        <w:tab/>
+      </w:r>
+      <w:r>
+        <w:rPr>
+          <w:lang w:val="en-US"/>
+        </w:rPr>
+        <w:tab/>
+      </w:r>
+      <w:r>
+        <w:rPr>
+          <w:lang w:val="en-US"/>
+        </w:rPr>
+        <w:tab/>
+      </w:r>
+      <w:r>
+        <w:rPr>
+          <w:lang w:val="en-US"/>
+        </w:rPr>
+        <w:tab/>
+        <w:t>Usage:</w:t>
       </w:r>
     </w:p>
     <w:p>
@@ -12654,1455 +16133,6 @@
           <w:lang w:val="en-US"/>
         </w:rPr>
         <w:lastRenderedPageBreak/>
-        <w:tab/>
-      </w:r>
-      <w:r>
-        <w:rPr>
-          <w:lang w:val="en-US"/>
-        </w:rPr>
-        <w:tab/>
-        <w:t>LiquidCrystal Object(RS Pin Code, E Pin Code, 4 * Data Pin Code)</w:t>
-      </w:r>
-    </w:p>
-    <w:p>
-      <w:pPr>
-        <w:rPr>
-          <w:lang w:val="en-US"/>
-        </w:rPr>
-      </w:pPr>
-      <w:r>
-        <w:rPr>
-          <w:lang w:val="en-US"/>
-        </w:rPr>
-        <w:tab/>
-      </w:r>
-      <w:r>
-        <w:rPr>
-          <w:lang w:val="en-US"/>
-        </w:rPr>
-        <w:tab/>
-      </w:r>
-      <w:r>
-        <w:rPr>
-          <w:lang w:val="en-US"/>
-        </w:rPr>
-        <w:tab/>
-        <w:t>Usage:</w:t>
-      </w:r>
-    </w:p>
-    <w:p>
-      <w:pPr>
-        <w:rPr>
-          <w:lang w:val="en-US"/>
-        </w:rPr>
-      </w:pPr>
-      <w:r>
-        <w:rPr>
-          <w:lang w:val="en-US"/>
-        </w:rPr>
-        <w:tab/>
-      </w:r>
-      <w:r>
-        <w:rPr>
-          <w:lang w:val="en-US"/>
-        </w:rPr>
-        <w:tab/>
-      </w:r>
-      <w:r>
-        <w:rPr>
-          <w:lang w:val="en-US"/>
-        </w:rPr>
-        <w:tab/>
-      </w:r>
-      <w:r>
-        <w:rPr>
-          <w:lang w:val="en-US"/>
-        </w:rPr>
-        <w:tab/>
-        <w:t>Khởi tạo LCD Object</w:t>
-      </w:r>
-    </w:p>
-    <w:p>
-      <w:pPr>
-        <w:rPr>
-          <w:lang w:val="en-US"/>
-        </w:rPr>
-      </w:pPr>
-      <w:r>
-        <w:rPr>
-          <w:lang w:val="en-US"/>
-        </w:rPr>
-        <w:tab/>
-      </w:r>
-      <w:r>
-        <w:rPr>
-          <w:lang w:val="en-US"/>
-        </w:rPr>
-        <w:tab/>
-      </w:r>
-      <w:r>
-        <w:rPr>
-          <w:lang w:val="en-US"/>
-        </w:rPr>
-        <w:tab/>
-        <w:t>Ex:</w:t>
-      </w:r>
-    </w:p>
-    <w:p>
-      <w:pPr>
-        <w:rPr>
-          <w:lang w:val="en-US"/>
-        </w:rPr>
-      </w:pPr>
-      <w:r>
-        <w:rPr>
-          <w:lang w:val="en-US"/>
-        </w:rPr>
-        <w:tab/>
-      </w:r>
-      <w:r>
-        <w:rPr>
-          <w:lang w:val="en-US"/>
-        </w:rPr>
-        <w:tab/>
-      </w:r>
-      <w:r>
-        <w:rPr>
-          <w:lang w:val="en-US"/>
-        </w:rPr>
-        <w:tab/>
-      </w:r>
-      <w:r>
-        <w:rPr>
-          <w:lang w:val="en-US"/>
-        </w:rPr>
-        <w:tab/>
-        <w:t>LiquidCrystal lcd(2, 3, 4, 5, 6, 7)</w:t>
-      </w:r>
-    </w:p>
-    <w:p>
-      <w:pPr>
-        <w:rPr>
-          <w:lang w:val="en-US"/>
-        </w:rPr>
-      </w:pPr>
-      <w:r>
-        <w:rPr>
-          <w:lang w:val="en-US"/>
-        </w:rPr>
-        <w:tab/>
-      </w:r>
-      <w:r>
-        <w:rPr>
-          <w:lang w:val="en-US"/>
-        </w:rPr>
-        <w:tab/>
-      </w:r>
-      <w:r>
-        <w:rPr>
-          <w:lang w:val="en-US"/>
-        </w:rPr>
-        <w:tab/>
-        <w:t>Object:</w:t>
-      </w:r>
-    </w:p>
-    <w:p>
-      <w:pPr>
-        <w:rPr>
-          <w:lang w:val="en-US"/>
-        </w:rPr>
-      </w:pPr>
-      <w:r>
-        <w:rPr>
-          <w:lang w:val="en-US"/>
-        </w:rPr>
-        <w:tab/>
-      </w:r>
-      <w:r>
-        <w:rPr>
-          <w:lang w:val="en-US"/>
-        </w:rPr>
-        <w:tab/>
-      </w:r>
-      <w:r>
-        <w:rPr>
-          <w:lang w:val="en-US"/>
-        </w:rPr>
-        <w:tab/>
-      </w:r>
-      <w:r>
-        <w:rPr>
-          <w:lang w:val="en-US"/>
-        </w:rPr>
-        <w:tab/>
-        <w:t>begin(Columns, Rows)</w:t>
-      </w:r>
-    </w:p>
-    <w:p>
-      <w:pPr>
-        <w:rPr>
-          <w:lang w:val="en-US"/>
-        </w:rPr>
-      </w:pPr>
-      <w:r>
-        <w:rPr>
-          <w:lang w:val="en-US"/>
-        </w:rPr>
-        <w:tab/>
-      </w:r>
-      <w:r>
-        <w:rPr>
-          <w:lang w:val="en-US"/>
-        </w:rPr>
-        <w:tab/>
-      </w:r>
-      <w:r>
-        <w:rPr>
-          <w:lang w:val="en-US"/>
-        </w:rPr>
-        <w:tab/>
-      </w:r>
-      <w:r>
-        <w:rPr>
-          <w:lang w:val="en-US"/>
-        </w:rPr>
-        <w:tab/>
-      </w:r>
-      <w:r>
-        <w:rPr>
-          <w:lang w:val="en-US"/>
-        </w:rPr>
-        <w:tab/>
-        <w:t>Usage:</w:t>
-      </w:r>
-    </w:p>
-    <w:p>
-      <w:pPr>
-        <w:rPr>
-          <w:lang w:val="en-US"/>
-        </w:rPr>
-      </w:pPr>
-      <w:r>
-        <w:rPr>
-          <w:lang w:val="en-US"/>
-        </w:rPr>
-        <w:tab/>
-      </w:r>
-      <w:r>
-        <w:rPr>
-          <w:lang w:val="en-US"/>
-        </w:rPr>
-        <w:tab/>
-      </w:r>
-      <w:r>
-        <w:rPr>
-          <w:lang w:val="en-US"/>
-        </w:rPr>
-        <w:tab/>
-      </w:r>
-      <w:r>
-        <w:rPr>
-          <w:lang w:val="en-US"/>
-        </w:rPr>
-        <w:tab/>
-      </w:r>
-      <w:r>
-        <w:rPr>
-          <w:lang w:val="en-US"/>
-        </w:rPr>
-        <w:tab/>
-      </w:r>
-      <w:r>
-        <w:rPr>
-          <w:lang w:val="en-US"/>
-        </w:rPr>
-        <w:tab/>
-        <w:t>Bắt đầu làm việc với màn hình LCD với</w:t>
-      </w:r>
-    </w:p>
-    <w:p>
-      <w:pPr>
-        <w:rPr>
-          <w:lang w:val="en-US"/>
-        </w:rPr>
-      </w:pPr>
-      <w:r>
-        <w:rPr>
-          <w:lang w:val="en-US"/>
-        </w:rPr>
-        <w:tab/>
-      </w:r>
-      <w:r>
-        <w:rPr>
-          <w:lang w:val="en-US"/>
-        </w:rPr>
-        <w:tab/>
-      </w:r>
-      <w:r>
-        <w:rPr>
-          <w:lang w:val="en-US"/>
-        </w:rPr>
-        <w:tab/>
-      </w:r>
-      <w:r>
-        <w:rPr>
-          <w:lang w:val="en-US"/>
-        </w:rPr>
-        <w:tab/>
-      </w:r>
-      <w:r>
-        <w:rPr>
-          <w:lang w:val="en-US"/>
-        </w:rPr>
-        <w:tab/>
-      </w:r>
-      <w:r>
-        <w:rPr>
-          <w:lang w:val="en-US"/>
-        </w:rPr>
-        <w:tab/>
-        <w:t>kích thước để hiển thị kí tự là Columns * Rows</w:t>
-      </w:r>
-    </w:p>
-    <w:p>
-      <w:pPr>
-        <w:rPr>
-          <w:lang w:val="en-US"/>
-        </w:rPr>
-      </w:pPr>
-      <w:r>
-        <w:rPr>
-          <w:lang w:val="en-US"/>
-        </w:rPr>
-        <w:tab/>
-      </w:r>
-      <w:r>
-        <w:rPr>
-          <w:lang w:val="en-US"/>
-        </w:rPr>
-        <w:tab/>
-      </w:r>
-      <w:r>
-        <w:rPr>
-          <w:lang w:val="en-US"/>
-        </w:rPr>
-        <w:tab/>
-      </w:r>
-      <w:r>
-        <w:rPr>
-          <w:lang w:val="en-US"/>
-        </w:rPr>
-        <w:tab/>
-      </w:r>
-      <w:r>
-        <w:rPr>
-          <w:lang w:val="en-US"/>
-        </w:rPr>
-        <w:tab/>
-        <w:t>Ex:</w:t>
-      </w:r>
-    </w:p>
-    <w:p>
-      <w:pPr>
-        <w:rPr>
-          <w:lang w:val="en-US"/>
-        </w:rPr>
-      </w:pPr>
-      <w:r>
-        <w:rPr>
-          <w:lang w:val="en-US"/>
-        </w:rPr>
-        <w:tab/>
-      </w:r>
-      <w:r>
-        <w:rPr>
-          <w:lang w:val="en-US"/>
-        </w:rPr>
-        <w:tab/>
-      </w:r>
-      <w:r>
-        <w:rPr>
-          <w:lang w:val="en-US"/>
-        </w:rPr>
-        <w:tab/>
-      </w:r>
-      <w:r>
-        <w:rPr>
-          <w:lang w:val="en-US"/>
-        </w:rPr>
-        <w:tab/>
-      </w:r>
-      <w:r>
-        <w:rPr>
-          <w:lang w:val="en-US"/>
-        </w:rPr>
-        <w:tab/>
-      </w:r>
-      <w:r>
-        <w:rPr>
-          <w:lang w:val="en-US"/>
-        </w:rPr>
-        <w:tab/>
-        <w:t>lcd.begin(16, 2)</w:t>
-      </w:r>
-    </w:p>
-    <w:p>
-      <w:pPr>
-        <w:rPr>
-          <w:lang w:val="en-US"/>
-        </w:rPr>
-      </w:pPr>
-      <w:r>
-        <w:rPr>
-          <w:lang w:val="en-US"/>
-        </w:rPr>
-        <w:tab/>
-      </w:r>
-      <w:r>
-        <w:rPr>
-          <w:lang w:val="en-US"/>
-        </w:rPr>
-        <w:tab/>
-      </w:r>
-      <w:r>
-        <w:rPr>
-          <w:lang w:val="en-US"/>
-        </w:rPr>
-        <w:tab/>
-      </w:r>
-      <w:r>
-        <w:rPr>
-          <w:lang w:val="en-US"/>
-        </w:rPr>
-        <w:tab/>
-      </w:r>
-      <w:r>
-        <w:rPr>
-          <w:lang w:val="en-US"/>
-        </w:rPr>
-        <w:t>print</w:t>
-      </w:r>
-      <w:r>
-        <w:rPr>
-          <w:lang w:val="en-US"/>
-        </w:rPr>
-        <w:t>(Text)</w:t>
-      </w:r>
-    </w:p>
-    <w:p>
-      <w:pPr>
-        <w:rPr>
-          <w:lang w:val="en-US"/>
-        </w:rPr>
-      </w:pPr>
-      <w:r>
-        <w:rPr>
-          <w:lang w:val="en-US"/>
-        </w:rPr>
-        <w:tab/>
-      </w:r>
-      <w:r>
-        <w:rPr>
-          <w:lang w:val="en-US"/>
-        </w:rPr>
-        <w:tab/>
-      </w:r>
-      <w:r>
-        <w:rPr>
-          <w:lang w:val="en-US"/>
-        </w:rPr>
-        <w:tab/>
-      </w:r>
-      <w:r>
-        <w:rPr>
-          <w:lang w:val="en-US"/>
-        </w:rPr>
-        <w:tab/>
-      </w:r>
-      <w:r>
-        <w:rPr>
-          <w:lang w:val="en-US"/>
-        </w:rPr>
-        <w:tab/>
-        <w:t>Usage:</w:t>
-      </w:r>
-    </w:p>
-    <w:p>
-      <w:pPr>
-        <w:rPr>
-          <w:lang w:val="en-US"/>
-        </w:rPr>
-      </w:pPr>
-      <w:r>
-        <w:rPr>
-          <w:lang w:val="en-US"/>
-        </w:rPr>
-        <w:tab/>
-      </w:r>
-      <w:r>
-        <w:rPr>
-          <w:lang w:val="en-US"/>
-        </w:rPr>
-        <w:tab/>
-      </w:r>
-      <w:r>
-        <w:rPr>
-          <w:lang w:val="en-US"/>
-        </w:rPr>
-        <w:tab/>
-      </w:r>
-      <w:r>
-        <w:rPr>
-          <w:lang w:val="en-US"/>
-        </w:rPr>
-        <w:tab/>
-      </w:r>
-      <w:r>
-        <w:rPr>
-          <w:lang w:val="en-US"/>
-        </w:rPr>
-        <w:tab/>
-      </w:r>
-      <w:r>
-        <w:rPr>
-          <w:lang w:val="en-US"/>
-        </w:rPr>
-        <w:tab/>
-        <w:t>In chữ ra màn hình LCD</w:t>
-      </w:r>
-    </w:p>
-    <w:p>
-      <w:pPr>
-        <w:rPr>
-          <w:lang w:val="en-US"/>
-        </w:rPr>
-      </w:pPr>
-      <w:r>
-        <w:rPr>
-          <w:lang w:val="en-US"/>
-        </w:rPr>
-        <w:tab/>
-      </w:r>
-      <w:r>
-        <w:rPr>
-          <w:lang w:val="en-US"/>
-        </w:rPr>
-        <w:tab/>
-      </w:r>
-      <w:r>
-        <w:rPr>
-          <w:lang w:val="en-US"/>
-        </w:rPr>
-        <w:tab/>
-      </w:r>
-      <w:r>
-        <w:rPr>
-          <w:lang w:val="en-US"/>
-        </w:rPr>
-        <w:tab/>
-      </w:r>
-      <w:r>
-        <w:rPr>
-          <w:lang w:val="en-US"/>
-        </w:rPr>
-        <w:tab/>
-        <w:t>Ex:</w:t>
-      </w:r>
-    </w:p>
-    <w:p>
-      <w:pPr>
-        <w:rPr>
-          <w:lang w:val="en-US"/>
-        </w:rPr>
-      </w:pPr>
-      <w:r>
-        <w:rPr>
-          <w:lang w:val="en-US"/>
-        </w:rPr>
-        <w:tab/>
-      </w:r>
-      <w:r>
-        <w:rPr>
-          <w:lang w:val="en-US"/>
-        </w:rPr>
-        <w:tab/>
-      </w:r>
-      <w:r>
-        <w:rPr>
-          <w:lang w:val="en-US"/>
-        </w:rPr>
-        <w:tab/>
-      </w:r>
-      <w:r>
-        <w:rPr>
-          <w:lang w:val="en-US"/>
-        </w:rPr>
-        <w:tab/>
-      </w:r>
-      <w:r>
-        <w:rPr>
-          <w:lang w:val="en-US"/>
-        </w:rPr>
-        <w:tab/>
-      </w:r>
-      <w:r>
-        <w:rPr>
-          <w:lang w:val="en-US"/>
-        </w:rPr>
-        <w:tab/>
-        <w:t>lcd.write(“Hello”)</w:t>
-      </w:r>
-    </w:p>
-    <w:p>
-      <w:pPr>
-        <w:rPr>
-          <w:lang w:val="en-US"/>
-        </w:rPr>
-      </w:pPr>
-      <w:r>
-        <w:rPr>
-          <w:lang w:val="en-US"/>
-        </w:rPr>
-        <w:tab/>
-      </w:r>
-      <w:r>
-        <w:rPr>
-          <w:lang w:val="en-US"/>
-        </w:rPr>
-        <w:tab/>
-      </w:r>
-      <w:r>
-        <w:rPr>
-          <w:lang w:val="en-US"/>
-        </w:rPr>
-        <w:tab/>
-      </w:r>
-      <w:r>
-        <w:rPr>
-          <w:lang w:val="en-US"/>
-        </w:rPr>
-        <w:tab/>
-        <w:t>setCursor(Column, Row)</w:t>
-      </w:r>
-    </w:p>
-    <w:p>
-      <w:pPr>
-        <w:rPr>
-          <w:lang w:val="en-US"/>
-        </w:rPr>
-      </w:pPr>
-      <w:r>
-        <w:rPr>
-          <w:lang w:val="en-US"/>
-        </w:rPr>
-        <w:tab/>
-      </w:r>
-      <w:r>
-        <w:rPr>
-          <w:lang w:val="en-US"/>
-        </w:rPr>
-        <w:tab/>
-      </w:r>
-      <w:r>
-        <w:rPr>
-          <w:lang w:val="en-US"/>
-        </w:rPr>
-        <w:tab/>
-      </w:r>
-      <w:r>
-        <w:rPr>
-          <w:lang w:val="en-US"/>
-        </w:rPr>
-        <w:tab/>
-      </w:r>
-      <w:r>
-        <w:rPr>
-          <w:lang w:val="en-US"/>
-        </w:rPr>
-        <w:tab/>
-        <w:t>Usage:</w:t>
-      </w:r>
-    </w:p>
-    <w:p>
-      <w:pPr>
-        <w:rPr>
-          <w:lang w:val="en-US"/>
-        </w:rPr>
-      </w:pPr>
-      <w:r>
-        <w:rPr>
-          <w:lang w:val="en-US"/>
-        </w:rPr>
-        <w:tab/>
-      </w:r>
-      <w:r>
-        <w:rPr>
-          <w:lang w:val="en-US"/>
-        </w:rPr>
-        <w:tab/>
-      </w:r>
-      <w:r>
-        <w:rPr>
-          <w:lang w:val="en-US"/>
-        </w:rPr>
-        <w:tab/>
-      </w:r>
-      <w:r>
-        <w:rPr>
-          <w:lang w:val="en-US"/>
-        </w:rPr>
-        <w:tab/>
-      </w:r>
-      <w:r>
-        <w:rPr>
-          <w:lang w:val="en-US"/>
-        </w:rPr>
-        <w:tab/>
-      </w:r>
-      <w:r>
-        <w:rPr>
-          <w:lang w:val="en-US"/>
-        </w:rPr>
-        <w:tab/>
-        <w:t>Thay đổi vị trí con trỏ</w:t>
-      </w:r>
-    </w:p>
-    <w:p>
-      <w:pPr>
-        <w:rPr>
-          <w:lang w:val="en-US"/>
-        </w:rPr>
-      </w:pPr>
-      <w:r>
-        <w:rPr>
-          <w:lang w:val="en-US"/>
-        </w:rPr>
-        <w:tab/>
-      </w:r>
-      <w:r>
-        <w:rPr>
-          <w:lang w:val="en-US"/>
-        </w:rPr>
-        <w:tab/>
-      </w:r>
-      <w:r>
-        <w:rPr>
-          <w:lang w:val="en-US"/>
-        </w:rPr>
-        <w:tab/>
-      </w:r>
-      <w:r>
-        <w:rPr>
-          <w:lang w:val="en-US"/>
-        </w:rPr>
-        <w:tab/>
-      </w:r>
-      <w:r>
-        <w:rPr>
-          <w:lang w:val="en-US"/>
-        </w:rPr>
-        <w:tab/>
-        <w:t>Ex:</w:t>
-      </w:r>
-    </w:p>
-    <w:p>
-      <w:pPr>
-        <w:rPr>
-          <w:lang w:val="en-US"/>
-        </w:rPr>
-      </w:pPr>
-      <w:r>
-        <w:rPr>
-          <w:lang w:val="en-US"/>
-        </w:rPr>
-        <w:tab/>
-      </w:r>
-      <w:r>
-        <w:rPr>
-          <w:lang w:val="en-US"/>
-        </w:rPr>
-        <w:tab/>
-      </w:r>
-      <w:r>
-        <w:rPr>
-          <w:lang w:val="en-US"/>
-        </w:rPr>
-        <w:tab/>
-      </w:r>
-      <w:r>
-        <w:rPr>
-          <w:lang w:val="en-US"/>
-        </w:rPr>
-        <w:tab/>
-      </w:r>
-      <w:r>
-        <w:rPr>
-          <w:lang w:val="en-US"/>
-        </w:rPr>
-        <w:tab/>
-      </w:r>
-      <w:r>
-        <w:rPr>
-          <w:lang w:val="en-US"/>
-        </w:rPr>
-        <w:tab/>
-        <w:t>lcd.setCursor(2, 1)</w:t>
-      </w:r>
-    </w:p>
-    <w:p>
-      <w:pPr>
-        <w:rPr>
-          <w:lang w:val="en-US"/>
-        </w:rPr>
-      </w:pPr>
-      <w:r>
-        <w:rPr>
-          <w:lang w:val="en-US"/>
-        </w:rPr>
-        <w:tab/>
-      </w:r>
-      <w:r>
-        <w:rPr>
-          <w:lang w:val="en-US"/>
-        </w:rPr>
-        <w:tab/>
-      </w:r>
-      <w:r>
-        <w:rPr>
-          <w:lang w:val="en-US"/>
-        </w:rPr>
-        <w:tab/>
-      </w:r>
-      <w:r>
-        <w:rPr>
-          <w:lang w:val="en-US"/>
-        </w:rPr>
-        <w:tab/>
-        <w:t>clear()</w:t>
-      </w:r>
-    </w:p>
-    <w:p>
-      <w:pPr>
-        <w:rPr>
-          <w:lang w:val="en-US"/>
-        </w:rPr>
-      </w:pPr>
-      <w:r>
-        <w:rPr>
-          <w:lang w:val="en-US"/>
-        </w:rPr>
-        <w:tab/>
-      </w:r>
-      <w:r>
-        <w:rPr>
-          <w:lang w:val="en-US"/>
-        </w:rPr>
-        <w:tab/>
-      </w:r>
-      <w:r>
-        <w:rPr>
-          <w:lang w:val="en-US"/>
-        </w:rPr>
-        <w:tab/>
-      </w:r>
-      <w:r>
-        <w:rPr>
-          <w:lang w:val="en-US"/>
-        </w:rPr>
-        <w:tab/>
-      </w:r>
-      <w:r>
-        <w:rPr>
-          <w:lang w:val="en-US"/>
-        </w:rPr>
-        <w:tab/>
-        <w:t>Usage:</w:t>
-      </w:r>
-    </w:p>
-    <w:p>
-      <w:pPr>
-        <w:rPr>
-          <w:lang w:val="en-US"/>
-        </w:rPr>
-      </w:pPr>
-      <w:r>
-        <w:rPr>
-          <w:lang w:val="en-US"/>
-        </w:rPr>
-        <w:tab/>
-      </w:r>
-      <w:r>
-        <w:rPr>
-          <w:lang w:val="en-US"/>
-        </w:rPr>
-        <w:tab/>
-      </w:r>
-      <w:r>
-        <w:rPr>
-          <w:lang w:val="en-US"/>
-        </w:rPr>
-        <w:tab/>
-      </w:r>
-      <w:r>
-        <w:rPr>
-          <w:lang w:val="en-US"/>
-        </w:rPr>
-        <w:tab/>
-      </w:r>
-      <w:r>
-        <w:rPr>
-          <w:lang w:val="en-US"/>
-        </w:rPr>
-        <w:tab/>
-      </w:r>
-      <w:r>
-        <w:rPr>
-          <w:lang w:val="en-US"/>
-        </w:rPr>
-        <w:tab/>
-        <w:t>Xóa màn hình và đưa con trỏ trở về vị trí đầu</w:t>
-      </w:r>
-    </w:p>
-    <w:p>
-      <w:pPr>
-        <w:rPr>
-          <w:lang w:val="en-US"/>
-        </w:rPr>
-      </w:pPr>
-      <w:r>
-        <w:rPr>
-          <w:lang w:val="en-US"/>
-        </w:rPr>
-        <w:tab/>
-      </w:r>
-      <w:r>
-        <w:rPr>
-          <w:lang w:val="en-US"/>
-        </w:rPr>
-        <w:tab/>
-      </w:r>
-      <w:r>
-        <w:rPr>
-          <w:lang w:val="en-US"/>
-        </w:rPr>
-        <w:tab/>
-      </w:r>
-      <w:r>
-        <w:rPr>
-          <w:lang w:val="en-US"/>
-        </w:rPr>
-        <w:tab/>
-      </w:r>
-      <w:r>
-        <w:rPr>
-          <w:lang w:val="en-US"/>
-        </w:rPr>
-        <w:tab/>
-        <w:t>Ex:</w:t>
-      </w:r>
-    </w:p>
-    <w:p>
-      <w:pPr>
-        <w:rPr>
-          <w:lang w:val="en-US"/>
-        </w:rPr>
-      </w:pPr>
-      <w:r>
-        <w:rPr>
-          <w:lang w:val="en-US"/>
-        </w:rPr>
-        <w:tab/>
-      </w:r>
-      <w:r>
-        <w:rPr>
-          <w:lang w:val="en-US"/>
-        </w:rPr>
-        <w:tab/>
-      </w:r>
-      <w:r>
-        <w:rPr>
-          <w:lang w:val="en-US"/>
-        </w:rPr>
-        <w:tab/>
-      </w:r>
-      <w:r>
-        <w:rPr>
-          <w:lang w:val="en-US"/>
-        </w:rPr>
-        <w:tab/>
-      </w:r>
-      <w:r>
-        <w:rPr>
-          <w:lang w:val="en-US"/>
-        </w:rPr>
-        <w:tab/>
-      </w:r>
-      <w:r>
-        <w:rPr>
-          <w:lang w:val="en-US"/>
-        </w:rPr>
-        <w:tab/>
-        <w:t>lcd.clear()</w:t>
-      </w:r>
-    </w:p>
-    <w:p>
-      <w:pPr>
-        <w:rPr>
-          <w:lang w:val="en-US"/>
-        </w:rPr>
-      </w:pPr>
-      <w:r>
-        <w:rPr>
-          <w:lang w:val="en-US"/>
-        </w:rPr>
-        <w:tab/>
-        <w:t>DHT.h</w:t>
-      </w:r>
-    </w:p>
-    <w:p>
-      <w:pPr>
-        <w:rPr>
-          <w:lang w:val="en-US"/>
-        </w:rPr>
-      </w:pPr>
-      <w:r>
-        <w:rPr>
-          <w:lang w:val="en-US"/>
-        </w:rPr>
-        <w:lastRenderedPageBreak/>
-        <w:tab/>
-      </w:r>
-      <w:r>
-        <w:rPr>
-          <w:lang w:val="en-US"/>
-        </w:rPr>
-        <w:tab/>
-        <w:t>DHT Object(Pin Code, Type)</w:t>
-      </w:r>
-    </w:p>
-    <w:p>
-      <w:pPr>
-        <w:rPr>
-          <w:lang w:val="en-US"/>
-        </w:rPr>
-      </w:pPr>
-      <w:r>
-        <w:rPr>
-          <w:lang w:val="en-US"/>
-        </w:rPr>
-        <w:tab/>
-      </w:r>
-      <w:r>
-        <w:rPr>
-          <w:lang w:val="en-US"/>
-        </w:rPr>
-        <w:tab/>
-      </w:r>
-      <w:r>
-        <w:rPr>
-          <w:lang w:val="en-US"/>
-        </w:rPr>
-        <w:tab/>
-        <w:t>Usage:</w:t>
-      </w:r>
-    </w:p>
-    <w:p>
-      <w:pPr>
-        <w:rPr>
-          <w:lang w:val="en-US"/>
-        </w:rPr>
-      </w:pPr>
-      <w:r>
-        <w:rPr>
-          <w:lang w:val="en-US"/>
-        </w:rPr>
-        <w:tab/>
-      </w:r>
-      <w:r>
-        <w:rPr>
-          <w:lang w:val="en-US"/>
-        </w:rPr>
-        <w:tab/>
-      </w:r>
-      <w:r>
-        <w:rPr>
-          <w:lang w:val="en-US"/>
-        </w:rPr>
-        <w:tab/>
-      </w:r>
-      <w:r>
-        <w:rPr>
-          <w:lang w:val="en-US"/>
-        </w:rPr>
-        <w:tab/>
-        <w:t>Khởi tạo DHT Object</w:t>
-      </w:r>
-    </w:p>
-    <w:p>
-      <w:pPr>
-        <w:rPr>
-          <w:lang w:val="en-US"/>
-        </w:rPr>
-      </w:pPr>
-      <w:r>
-        <w:rPr>
-          <w:lang w:val="en-US"/>
-        </w:rPr>
-        <w:tab/>
-      </w:r>
-      <w:r>
-        <w:rPr>
-          <w:lang w:val="en-US"/>
-        </w:rPr>
-        <w:tab/>
-      </w:r>
-      <w:r>
-        <w:rPr>
-          <w:lang w:val="en-US"/>
-        </w:rPr>
-        <w:tab/>
-        <w:t>Ex:</w:t>
-      </w:r>
-    </w:p>
-    <w:p>
-      <w:pPr>
-        <w:rPr>
-          <w:lang w:val="en-US"/>
-        </w:rPr>
-      </w:pPr>
-      <w:r>
-        <w:rPr>
-          <w:lang w:val="en-US"/>
-        </w:rPr>
-        <w:tab/>
-      </w:r>
-      <w:r>
-        <w:rPr>
-          <w:lang w:val="en-US"/>
-        </w:rPr>
-        <w:tab/>
-      </w:r>
-      <w:r>
-        <w:rPr>
-          <w:lang w:val="en-US"/>
-        </w:rPr>
-        <w:tab/>
-      </w:r>
-      <w:r>
-        <w:rPr>
-          <w:lang w:val="en-US"/>
-        </w:rPr>
-        <w:tab/>
-        <w:t>DHT dht(2, DHT11)</w:t>
-      </w:r>
-    </w:p>
-    <w:p>
-      <w:pPr>
-        <w:rPr>
-          <w:lang w:val="en-US"/>
-        </w:rPr>
-      </w:pPr>
-      <w:r>
-        <w:rPr>
-          <w:lang w:val="en-US"/>
-        </w:rPr>
-        <w:tab/>
-      </w:r>
-      <w:r>
-        <w:rPr>
-          <w:lang w:val="en-US"/>
-        </w:rPr>
-        <w:tab/>
-      </w:r>
-      <w:r>
-        <w:rPr>
-          <w:lang w:val="en-US"/>
-        </w:rPr>
-        <w:tab/>
-        <w:t>Object:</w:t>
-      </w:r>
-    </w:p>
-    <w:p>
-      <w:pPr>
-        <w:rPr>
-          <w:lang w:val="en-US"/>
-        </w:rPr>
-      </w:pPr>
-      <w:r>
-        <w:rPr>
-          <w:lang w:val="en-US"/>
-        </w:rPr>
-        <w:tab/>
-      </w:r>
-      <w:r>
-        <w:rPr>
-          <w:lang w:val="en-US"/>
-        </w:rPr>
-        <w:tab/>
-      </w:r>
-      <w:r>
-        <w:rPr>
-          <w:lang w:val="en-US"/>
-        </w:rPr>
-        <w:tab/>
-      </w:r>
-      <w:r>
-        <w:rPr>
-          <w:lang w:val="en-US"/>
-        </w:rPr>
-        <w:tab/>
-        <w:t>begin()</w:t>
-      </w:r>
-    </w:p>
-    <w:p>
-      <w:pPr>
-        <w:rPr>
-          <w:lang w:val="en-US"/>
-        </w:rPr>
-      </w:pPr>
-      <w:r>
-        <w:rPr>
-          <w:lang w:val="en-US"/>
-        </w:rPr>
-        <w:tab/>
-      </w:r>
-      <w:r>
-        <w:rPr>
-          <w:lang w:val="en-US"/>
-        </w:rPr>
-        <w:tab/>
-      </w:r>
-      <w:r>
-        <w:rPr>
-          <w:lang w:val="en-US"/>
-        </w:rPr>
-        <w:tab/>
-      </w:r>
-      <w:r>
-        <w:rPr>
-          <w:lang w:val="en-US"/>
-        </w:rPr>
-        <w:tab/>
-      </w:r>
-      <w:r>
-        <w:rPr>
-          <w:lang w:val="en-US"/>
-        </w:rPr>
-        <w:tab/>
-        <w:t>Usage:</w:t>
-      </w:r>
-    </w:p>
-    <w:p>
-      <w:pPr>
-        <w:rPr>
-          <w:lang w:val="en-US"/>
-        </w:rPr>
-      </w:pPr>
-      <w:r>
-        <w:rPr>
-          <w:lang w:val="en-US"/>
-        </w:rPr>
-        <w:tab/>
-      </w:r>
-      <w:r>
-        <w:rPr>
-          <w:lang w:val="en-US"/>
-        </w:rPr>
-        <w:tab/>
-      </w:r>
-      <w:r>
-        <w:rPr>
-          <w:lang w:val="en-US"/>
-        </w:rPr>
-        <w:tab/>
-      </w:r>
-      <w:r>
-        <w:rPr>
-          <w:lang w:val="en-US"/>
-        </w:rPr>
-        <w:tab/>
-      </w:r>
-      <w:r>
-        <w:rPr>
-          <w:lang w:val="en-US"/>
-        </w:rPr>
-        <w:tab/>
-      </w:r>
-      <w:r>
-        <w:rPr>
-          <w:lang w:val="en-US"/>
-        </w:rPr>
-        <w:tab/>
-        <w:t>Bắt đầu cảm biến</w:t>
-      </w:r>
-    </w:p>
-    <w:p>
-      <w:pPr>
-        <w:rPr>
-          <w:lang w:val="en-US"/>
-        </w:rPr>
-      </w:pPr>
-      <w:r>
-        <w:rPr>
-          <w:lang w:val="en-US"/>
-        </w:rPr>
-        <w:tab/>
-      </w:r>
-      <w:r>
-        <w:rPr>
-          <w:lang w:val="en-US"/>
-        </w:rPr>
-        <w:tab/>
-      </w:r>
-      <w:r>
-        <w:rPr>
-          <w:lang w:val="en-US"/>
-        </w:rPr>
-        <w:tab/>
-      </w:r>
-      <w:r>
-        <w:rPr>
-          <w:lang w:val="en-US"/>
-        </w:rPr>
-        <w:tab/>
-      </w:r>
-      <w:r>
-        <w:rPr>
-          <w:lang w:val="en-US"/>
-        </w:rPr>
-        <w:tab/>
-        <w:t>Ex:</w:t>
-      </w:r>
-    </w:p>
-    <w:p>
-      <w:pPr>
-        <w:rPr>
-          <w:lang w:val="en-US"/>
-        </w:rPr>
-      </w:pPr>
-      <w:r>
-        <w:rPr>
-          <w:lang w:val="en-US"/>
-        </w:rPr>
-        <w:tab/>
-      </w:r>
-      <w:r>
-        <w:rPr>
-          <w:lang w:val="en-US"/>
-        </w:rPr>
-        <w:tab/>
-      </w:r>
-      <w:r>
-        <w:rPr>
-          <w:lang w:val="en-US"/>
-        </w:rPr>
-        <w:tab/>
-      </w:r>
-      <w:r>
-        <w:rPr>
-          <w:lang w:val="en-US"/>
-        </w:rPr>
-        <w:tab/>
-      </w:r>
-      <w:r>
-        <w:rPr>
-          <w:lang w:val="en-US"/>
-        </w:rPr>
-        <w:tab/>
-      </w:r>
-      <w:r>
-        <w:rPr>
-          <w:lang w:val="en-US"/>
-        </w:rPr>
-        <w:tab/>
-        <w:t>dht.begin()</w:t>
-      </w:r>
-    </w:p>
-    <w:p>
-      <w:pPr>
-        <w:rPr>
-          <w:lang w:val="en-US"/>
-        </w:rPr>
-      </w:pPr>
-      <w:r>
-        <w:rPr>
-          <w:lang w:val="en-US"/>
-        </w:rPr>
-        <w:tab/>
-      </w:r>
-      <w:r>
-        <w:rPr>
-          <w:lang w:val="en-US"/>
-        </w:rPr>
-        <w:tab/>
-      </w:r>
-      <w:r>
-        <w:rPr>
-          <w:lang w:val="en-US"/>
-        </w:rPr>
-        <w:tab/>
-      </w:r>
-      <w:r>
-        <w:rPr>
-          <w:lang w:val="en-US"/>
-        </w:rPr>
-        <w:tab/>
-      </w:r>
-      <w:r>
-        <w:rPr>
-          <w:lang w:val="en-US"/>
-        </w:rPr>
-        <w:t>readHumidity()</w:t>
-      </w:r>
-    </w:p>
-    <w:p>
-      <w:pPr>
-        <w:rPr>
-          <w:lang w:val="en-US"/>
-        </w:rPr>
-      </w:pPr>
-      <w:r>
-        <w:rPr>
-          <w:lang w:val="en-US"/>
-        </w:rPr>
-        <w:tab/>
-      </w:r>
-      <w:r>
-        <w:rPr>
-          <w:lang w:val="en-US"/>
-        </w:rPr>
-        <w:tab/>
-      </w:r>
-      <w:r>
-        <w:rPr>
-          <w:lang w:val="en-US"/>
-        </w:rPr>
-        <w:tab/>
-      </w:r>
-      <w:r>
-        <w:rPr>
-          <w:lang w:val="en-US"/>
-        </w:rPr>
-        <w:tab/>
-      </w:r>
-      <w:r>
-        <w:rPr>
-          <w:lang w:val="en-US"/>
-        </w:rPr>
-        <w:tab/>
-        <w:t>Usage:</w:t>
-      </w:r>
-    </w:p>
-    <w:p>
-      <w:pPr>
-        <w:rPr>
-          <w:lang w:val="en-US"/>
-        </w:rPr>
-      </w:pPr>
-      <w:r>
-        <w:rPr>
-          <w:lang w:val="en-US"/>
-        </w:rPr>
         <w:tab/>
       </w:r>
       <w:r>
@@ -14709,7 +16739,6 @@
           <w:rFonts w:eastAsiaTheme="minorEastAsia"/>
           <w:lang w:val="en-US"/>
         </w:rPr>
-        <w:lastRenderedPageBreak/>
         <w:tab/>
       </w:r>
       <w:r>
@@ -15212,6 +17241,7 @@
           <w:rFonts w:eastAsiaTheme="minorEastAsia"/>
           <w:lang w:val="en-US"/>
         </w:rPr>
+        <w:lastRenderedPageBreak/>
         <w:tab/>
       </w:r>
       <w:r>
@@ -15611,7 +17641,6 @@
         <w:rPr>
           <w:lang w:val="en-US"/>
         </w:rPr>
-        <w:lastRenderedPageBreak/>
         <w:tab/>
       </w:r>
       <w:r>

--- a/arduino.docx
+++ b/arduino.docx
@@ -12,13 +12,210 @@
         <w:rPr>
           <w:lang w:val="en-US"/>
         </w:rPr>
+        <w:t>Arduino Simulator:</w:t>
+      </w:r>
+    </w:p>
+    <w:p>
+      <w:pPr>
+        <w:pStyle w:val="ListParagraph"/>
+        <w:numPr>
+          <w:ilvl w:val="0"/>
+          <w:numId w:val="16"/>
+        </w:numPr>
+        <w:rPr>
+          <w:lang w:val="en-US"/>
+        </w:rPr>
+      </w:pPr>
+      <w:r>
+        <w:rPr>
+          <w:lang w:val="en-US"/>
+        </w:rPr>
+        <w:t>Truy Cập?</w:t>
+      </w:r>
+    </w:p>
+    <w:p>
+      <w:pPr>
+        <w:pStyle w:val="ListParagraph"/>
+        <w:numPr>
+          <w:ilvl w:val="0"/>
+          <w:numId w:val="17"/>
+        </w:numPr>
+        <w:rPr>
+          <w:lang w:val="en-US"/>
+        </w:rPr>
+      </w:pPr>
+      <w:hyperlink r:id="rId5" w:history="1">
+        <w:r>
+          <w:rPr>
+            <w:rStyle w:val="Hyperlink"/>
+            <w:lang w:val="en-US"/>
+          </w:rPr>
+          <w:t>https://wokwi.com/</w:t>
+        </w:r>
+      </w:hyperlink>
+    </w:p>
+    <w:p>
+      <w:pPr>
+        <w:pStyle w:val="ListParagraph"/>
+        <w:numPr>
+          <w:ilvl w:val="0"/>
+          <w:numId w:val="17"/>
+        </w:numPr>
+        <w:rPr>
+          <w:lang w:val="en-US"/>
+        </w:rPr>
+      </w:pPr>
+      <w:r>
+        <w:rPr>
+          <w:lang w:val="en-US"/>
+        </w:rPr>
+        <w:t>Đăng nhập = tài khoản Google</w:t>
+      </w:r>
+    </w:p>
+    <w:p>
+      <w:pPr>
+        <w:pStyle w:val="ListParagraph"/>
+        <w:numPr>
+          <w:ilvl w:val="0"/>
+          <w:numId w:val="16"/>
+        </w:numPr>
+        <w:rPr>
+          <w:lang w:val="en-US"/>
+        </w:rPr>
+      </w:pPr>
+      <w:r>
+        <w:rPr>
+          <w:lang w:val="en-US"/>
+        </w:rPr>
+        <w:t>Tạo 1 Dự Án?</w:t>
+      </w:r>
+    </w:p>
+    <w:p>
+      <w:pPr>
+        <w:pStyle w:val="ListParagraph"/>
+        <w:numPr>
+          <w:ilvl w:val="0"/>
+          <w:numId w:val="17"/>
+        </w:numPr>
+        <w:rPr>
+          <w:lang w:val="en-US"/>
+        </w:rPr>
+      </w:pPr>
+      <w:r>
+        <w:rPr>
+          <w:lang w:val="en-US"/>
+        </w:rPr>
+        <w:t xml:space="preserve">Click Avatar góc phải trên + chọn “My projects” + vào Tab “YOUR PROJECTS” + Click “NEW PROJECT” + chọn loại Board + chỉnh sửa dự án + Click nút “SAVE” + điền tên dự án + </w:t>
+      </w:r>
+      <w:r>
+        <w:rPr>
+          <w:lang w:val="en-US"/>
+        </w:rPr>
+        <w:t>Click “SAVE”</w:t>
+      </w:r>
+    </w:p>
+    <w:p>
+      <w:pPr>
+        <w:pStyle w:val="ListParagraph"/>
+        <w:numPr>
+          <w:ilvl w:val="0"/>
+          <w:numId w:val="16"/>
+        </w:numPr>
+        <w:rPr>
+          <w:lang w:val="en-US"/>
+        </w:rPr>
+      </w:pPr>
+      <w:r>
+        <w:rPr>
+          <w:lang w:val="en-US"/>
+        </w:rPr>
+        <w:t>Thêm 1 File?</w:t>
+      </w:r>
+    </w:p>
+    <w:p>
+      <w:pPr>
+        <w:pStyle w:val="ListParagraph"/>
+        <w:numPr>
+          <w:ilvl w:val="0"/>
+          <w:numId w:val="17"/>
+        </w:numPr>
+        <w:rPr>
+          <w:lang w:val="en-US"/>
+        </w:rPr>
+      </w:pPr>
+      <w:r>
+        <w:rPr>
+          <w:lang w:val="en-US"/>
+        </w:rPr>
+        <w:t>Click nút mũi tên bên phải “Library Manager” + chọn “New file…” + đặt tên + nhấn “CREATE”</w:t>
+      </w:r>
+    </w:p>
+    <w:p>
+      <w:pPr>
+        <w:pStyle w:val="ListParagraph"/>
+        <w:numPr>
+          <w:ilvl w:val="0"/>
+          <w:numId w:val="16"/>
+        </w:numPr>
+        <w:rPr>
+          <w:lang w:val="en-US"/>
+        </w:rPr>
+      </w:pPr>
+      <w:r>
+        <w:rPr>
+          <w:lang w:val="en-US"/>
+        </w:rPr>
+        <w:t>Đổi tên 1 File?</w:t>
+      </w:r>
+    </w:p>
+    <w:p>
+      <w:pPr>
+        <w:pStyle w:val="ListParagraph"/>
+        <w:numPr>
+          <w:ilvl w:val="0"/>
+          <w:numId w:val="17"/>
+        </w:numPr>
+        <w:rPr>
+          <w:lang w:val="en-US"/>
+        </w:rPr>
+      </w:pPr>
+      <w:r>
+        <w:rPr>
+          <w:lang w:val="en-US"/>
+        </w:rPr>
+        <w:t xml:space="preserve">Chọn File đó + </w:t>
+      </w:r>
+      <w:r>
+        <w:rPr>
+          <w:lang w:val="en-US"/>
+        </w:rPr>
+        <w:t>Click nút mũi tên bên phải “Library Manager” + chọn “</w:t>
+      </w:r>
+      <w:r>
+        <w:rPr>
+          <w:lang w:val="en-US"/>
+        </w:rPr>
+        <w:t>Delete” + chọn “OK”</w:t>
+      </w:r>
+    </w:p>
+    <w:p>
+      <w:pPr>
+        <w:rPr>
+          <w:lang w:val="en-US"/>
+        </w:rPr>
+      </w:pPr>
+    </w:p>
+    <w:p>
+      <w:pPr>
+        <w:rPr>
+          <w:lang w:val="en-US"/>
+        </w:rPr>
+      </w:pPr>
+      <w:r>
+        <w:rPr>
+          <w:lang w:val="en-US"/>
+        </w:rPr>
         <w:t>Arduino IDE – Giao Diện Lập Trình Arduino:</w:t>
-      </w:r>
-      <w:r>
-        <w:rPr>
-          <w:lang w:val="en-US"/>
-        </w:rPr>
-        <w:t>\</w:t>
       </w:r>
     </w:p>
     <w:p>
@@ -486,6 +683,7 @@
         <w:rPr>
           <w:lang w:val="en-US"/>
         </w:rPr>
+        <w:lastRenderedPageBreak/>
         <w:t>Click nút “Upload” góc trái trên</w:t>
       </w:r>
     </w:p>
@@ -554,7 +752,7 @@
           <w:lang w:val="en-US"/>
         </w:rPr>
       </w:pPr>
-      <w:hyperlink r:id="rId5" w:history="1">
+      <w:hyperlink r:id="rId6" w:history="1">
         <w:r>
           <w:rPr>
             <w:rStyle w:val="Hyperlink"/>
@@ -656,7 +854,7 @@
           <w:lang w:val="en-US"/>
         </w:rPr>
       </w:pPr>
-      <w:hyperlink r:id="rId6" w:history="1">
+      <w:hyperlink r:id="rId7" w:history="1">
         <w:r>
           <w:rPr>
             <w:rStyle w:val="Hyperlink"/>
@@ -1476,6 +1674,7 @@
         <w:rPr>
           <w:lang w:val="en-US"/>
         </w:rPr>
+        <w:lastRenderedPageBreak/>
         <w:t xml:space="preserve">CHANGE = </w:t>
       </w:r>
       <w:r>
@@ -1760,7 +1959,6 @@
         <w:rPr>
           <w:lang w:val="en-US"/>
         </w:rPr>
-        <w:lastRenderedPageBreak/>
         <w:t>Sơ lược cấu tạo 1 Pin</w:t>
       </w:r>
       <w:r>
@@ -1798,7 +1996,7 @@
                     <pic:cNvPicPr/>
                   </pic:nvPicPr>
                   <pic:blipFill rotWithShape="1">
-                    <a:blip r:embed="rId7"/>
+                    <a:blip r:embed="rId8"/>
                     <a:srcRect l="45070" t="28600" r="15045" b="19638"/>
                     <a:stretch/>
                   </pic:blipFill>
@@ -2003,6 +2201,7 @@
         <w:rPr>
           <w:lang w:val="en-US"/>
         </w:rPr>
+        <w:lastRenderedPageBreak/>
         <w:t>pinMode(&lt;Số Của Pin&gt;, 1);</w:t>
       </w:r>
     </w:p>
@@ -2318,7 +2517,6 @@
         <w:rPr>
           <w:lang w:val="en-US"/>
         </w:rPr>
-        <w:lastRenderedPageBreak/>
         <w:t>&lt;Trạng Thái&gt; = 0 nếu &lt;Điện Thế Read&gt; dưới 2.5 V, ngược lại = 1</w:t>
       </w:r>
     </w:p>
@@ -2885,86 +3083,12 @@
           <w:noProof/>
           <w:lang w:eastAsia="vi-VN"/>
         </w:rPr>
+        <w:lastRenderedPageBreak/>
         <w:drawing>
           <wp:inline distT="0" distB="0" distL="0" distR="0" wp14:anchorId="34C59CF4" wp14:editId="1C23132F">
             <wp:extent cx="3165895" cy="2638363"/>
             <wp:effectExtent l="0" t="0" r="0" b="0"/>
             <wp:docPr id="2" name="Picture 2"/>
-            <wp:cNvGraphicFramePr>
-              <a:graphicFrameLocks xmlns:a="http://schemas.openxmlformats.org/drawingml/2006/main" noChangeAspect="1"/>
-            </wp:cNvGraphicFramePr>
-            <a:graphic xmlns:a="http://schemas.openxmlformats.org/drawingml/2006/main">
-              <a:graphicData uri="http://schemas.openxmlformats.org/drawingml/2006/picture">
-                <pic:pic xmlns:pic="http://schemas.openxmlformats.org/drawingml/2006/picture">
-                  <pic:nvPicPr>
-                    <pic:cNvPr id="0" name="Untitled-1.jpg"/>
-                    <pic:cNvPicPr/>
-                  </pic:nvPicPr>
-                  <pic:blipFill>
-                    <a:blip r:embed="rId8">
-                      <a:extLst>
-                        <a:ext uri="{28A0092B-C50C-407E-A947-70E740481C1C}">
-                          <a14:useLocalDpi xmlns:a14="http://schemas.microsoft.com/office/drawing/2010/main" val="0"/>
-                        </a:ext>
-                      </a:extLst>
-                    </a:blip>
-                    <a:stretch>
-                      <a:fillRect/>
-                    </a:stretch>
-                  </pic:blipFill>
-                  <pic:spPr>
-                    <a:xfrm>
-                      <a:off x="0" y="0"/>
-                      <a:ext cx="3169918" cy="2641716"/>
-                    </a:xfrm>
-                    <a:prstGeom prst="rect">
-                      <a:avLst/>
-                    </a:prstGeom>
-                  </pic:spPr>
-                </pic:pic>
-              </a:graphicData>
-            </a:graphic>
-          </wp:inline>
-        </w:drawing>
-      </w:r>
-    </w:p>
-    <w:p>
-      <w:pPr>
-        <w:pStyle w:val="ListParagraph"/>
-        <w:numPr>
-          <w:ilvl w:val="0"/>
-          <w:numId w:val="4"/>
-        </w:numPr>
-        <w:rPr>
-          <w:lang w:val="en-US"/>
-        </w:rPr>
-      </w:pPr>
-      <w:r>
-        <w:rPr>
-          <w:lang w:val="en-US"/>
-        </w:rPr>
-        <w:t>Xung xuống</w:t>
-      </w:r>
-    </w:p>
-    <w:p>
-      <w:pPr>
-        <w:pStyle w:val="ListParagraph"/>
-        <w:ind w:left="1080"/>
-        <w:rPr>
-          <w:lang w:val="en-US"/>
-        </w:rPr>
-      </w:pPr>
-      <w:r>
-        <w:rPr>
-          <w:noProof/>
-          <w:lang w:eastAsia="vi-VN"/>
-        </w:rPr>
-        <w:lastRenderedPageBreak/>
-        <w:drawing>
-          <wp:inline distT="0" distB="0" distL="0" distR="0" wp14:anchorId="08A3C40D" wp14:editId="0DA4CF43">
-            <wp:extent cx="3169918" cy="2641598"/>
-            <wp:effectExtent l="0" t="0" r="0" b="6985"/>
-            <wp:docPr id="3" name="Picture 3"/>
             <wp:cNvGraphicFramePr>
               <a:graphicFrameLocks xmlns:a="http://schemas.openxmlformats.org/drawingml/2006/main" noChangeAspect="1"/>
             </wp:cNvGraphicFramePr>
@@ -2990,7 +3114,7 @@
                   <pic:spPr>
                     <a:xfrm>
                       <a:off x="0" y="0"/>
-                      <a:ext cx="3169918" cy="2641598"/>
+                      <a:ext cx="3169918" cy="2641716"/>
                     </a:xfrm>
                     <a:prstGeom prst="rect">
                       <a:avLst/>
@@ -3018,246 +3142,7 @@
         <w:rPr>
           <w:lang w:val="en-US"/>
         </w:rPr>
-        <w:t>Để đo &lt;Thời Gian Tồn Tại&gt; của 1 xung điện xuất hiện tại 1 Pin</w:t>
-      </w:r>
-    </w:p>
-    <w:p>
-      <w:pPr>
-        <w:pStyle w:val="ListParagraph"/>
-        <w:pBdr>
-          <w:top w:val="single" w:sz="4" w:space="1" w:color="auto"/>
-          <w:left w:val="single" w:sz="4" w:space="4" w:color="auto"/>
-          <w:bottom w:val="single" w:sz="4" w:space="1" w:color="auto"/>
-          <w:right w:val="single" w:sz="4" w:space="4" w:color="auto"/>
-        </w:pBdr>
-        <w:ind w:left="1080"/>
-        <w:rPr>
-          <w:lang w:val="en-US"/>
-        </w:rPr>
-      </w:pPr>
-      <w:r>
-        <w:rPr>
-          <w:lang w:val="en-US"/>
-        </w:rPr>
-        <w:t>&lt;Thời Gian Tồn Tại&gt; = pulseIn(&lt;Pin Index&gt;, &lt;Điện Thế&gt;</w:t>
-      </w:r>
-      <w:r>
-        <w:rPr>
-          <w:lang w:val="en-US"/>
-        </w:rPr>
-        <w:t>, &lt;Thời Gian Chờ&gt;</w:t>
-      </w:r>
-      <w:r>
-        <w:rPr>
-          <w:lang w:val="en-US"/>
-        </w:rPr>
-        <w:t>);</w:t>
-      </w:r>
-    </w:p>
-    <w:p>
-      <w:pPr>
-        <w:pStyle w:val="ListParagraph"/>
-        <w:numPr>
-          <w:ilvl w:val="0"/>
-          <w:numId w:val="4"/>
-        </w:numPr>
-        <w:rPr>
-          <w:lang w:val="en-US"/>
-        </w:rPr>
-      </w:pPr>
-      <w:r>
-        <w:rPr>
-          <w:lang w:val="en-US"/>
-        </w:rPr>
-        <w:t>Mặc định</w:t>
-      </w:r>
-    </w:p>
-    <w:tbl>
-      <w:tblPr>
-        <w:tblStyle w:val="TableGrid"/>
-        <w:tblW w:w="0" w:type="auto"/>
-        <w:tblInd w:w="1080" w:type="dxa"/>
-        <w:tblLook w:val="04A0" w:firstRow="1" w:lastRow="0" w:firstColumn="1" w:lastColumn="0" w:noHBand="0" w:noVBand="1"/>
-      </w:tblPr>
-      <w:tblGrid>
-        <w:gridCol w:w="4061"/>
-        <w:gridCol w:w="4101"/>
-      </w:tblGrid>
-      <w:tr>
-        <w:tc>
-          <w:tcPr>
-            <w:tcW w:w="4621" w:type="dxa"/>
-          </w:tcPr>
-          <w:p>
-            <w:pPr>
-              <w:pStyle w:val="ListParagraph"/>
-              <w:ind w:left="0"/>
-              <w:jc w:val="center"/>
-              <w:rPr>
-                <w:lang w:val="en-US"/>
-              </w:rPr>
-            </w:pPr>
-            <w:r>
-              <w:rPr>
-                <w:lang w:val="en-US"/>
-              </w:rPr>
-              <w:t>&lt;Thời Gian Chờ&gt;</w:t>
-            </w:r>
-          </w:p>
-        </w:tc>
-        <w:tc>
-          <w:tcPr>
-            <w:tcW w:w="4621" w:type="dxa"/>
-          </w:tcPr>
-          <w:p>
-            <w:pPr>
-              <w:pStyle w:val="ListParagraph"/>
-              <w:ind w:left="0"/>
-              <w:jc w:val="center"/>
-              <w:rPr>
-                <w:lang w:val="en-US"/>
-              </w:rPr>
-            </w:pPr>
-            <w:r>
-              <w:rPr>
-                <w:lang w:val="en-US"/>
-              </w:rPr>
-              <w:t>1000000</w:t>
-            </w:r>
-          </w:p>
-        </w:tc>
-      </w:tr>
-    </w:tbl>
-    <w:p>
-      <w:pPr>
-        <w:pStyle w:val="ListParagraph"/>
-        <w:numPr>
-          <w:ilvl w:val="0"/>
-          <w:numId w:val="4"/>
-        </w:numPr>
-        <w:rPr>
-          <w:lang w:val="en-US"/>
-        </w:rPr>
-      </w:pPr>
-      <w:r>
-        <w:rPr>
-          <w:lang w:val="en-US"/>
-        </w:rPr>
-        <w:t>&lt;Điện Thế&gt; = 5 tương ứng với việc đo &lt;Thời Gian Tồn Tại&gt; của xung lên</w:t>
-      </w:r>
-    </w:p>
-    <w:p>
-      <w:pPr>
-        <w:pStyle w:val="ListParagraph"/>
-        <w:numPr>
-          <w:ilvl w:val="0"/>
-          <w:numId w:val="4"/>
-        </w:numPr>
-        <w:rPr>
-          <w:lang w:val="en-US"/>
-        </w:rPr>
-      </w:pPr>
-      <w:r>
-        <w:rPr>
-          <w:lang w:val="en-US"/>
-        </w:rPr>
-        <w:t>&lt;Điện Thế&gt; = 0 tương ứng với việc đo &lt;Thời Gian Tồn Tại&gt; của xung xuống</w:t>
-      </w:r>
-    </w:p>
-    <w:p>
-      <w:pPr>
-        <w:pStyle w:val="ListParagraph"/>
-        <w:numPr>
-          <w:ilvl w:val="0"/>
-          <w:numId w:val="4"/>
-        </w:numPr>
-        <w:rPr>
-          <w:lang w:val="en-US"/>
-        </w:rPr>
-      </w:pPr>
-      <w:r>
-        <w:rPr>
-          <w:lang w:val="en-US"/>
-        </w:rPr>
-        <w:t xml:space="preserve">Lệnh trên sẽ tạm dừng chương trình cho đến khi đo được kết quả hoặc quá &lt;Thời Gian Chờ&gt; mà vẫn chưa </w:t>
-      </w:r>
-      <w:r>
-        <w:rPr>
-          <w:lang w:val="en-US"/>
-        </w:rPr>
-        <w:t>bắt gặp được xung nào</w:t>
-      </w:r>
-      <w:r>
-        <w:rPr>
-          <w:lang w:val="en-US"/>
-        </w:rPr>
-        <w:t xml:space="preserve"> thì trả về 0</w:t>
-      </w:r>
-    </w:p>
-    <w:p>
-      <w:pPr>
-        <w:pStyle w:val="ListParagraph"/>
-        <w:numPr>
-          <w:ilvl w:val="0"/>
-          <w:numId w:val="4"/>
-        </w:numPr>
-        <w:rPr>
-          <w:lang w:val="en-US"/>
-        </w:rPr>
-      </w:pPr>
-      <w:r>
-        <w:rPr>
-          <w:lang w:val="en-US"/>
-        </w:rPr>
-        <w:t>&lt;Thời Gian Chờ&gt; tính theo Micro giây</w:t>
-      </w:r>
-    </w:p>
-    <w:p>
-      <w:pPr>
-        <w:pStyle w:val="ListParagraph"/>
-        <w:numPr>
-          <w:ilvl w:val="0"/>
-          <w:numId w:val="4"/>
-        </w:numPr>
-        <w:rPr>
-          <w:lang w:val="en-US"/>
-        </w:rPr>
-      </w:pPr>
-      <w:r>
-        <w:rPr>
-          <w:lang w:val="en-US"/>
-        </w:rPr>
-        <w:t>Lưu ý xung điệ</w:t>
-      </w:r>
-      <w:r>
-        <w:rPr>
-          <w:lang w:val="en-US"/>
-        </w:rPr>
-        <w:t>n là của</w:t>
-      </w:r>
-      <w:r>
-        <w:rPr>
-          <w:lang w:val="en-US"/>
-        </w:rPr>
-        <w:t xml:space="preserve"> &lt;Điện Thế Read&gt;</w:t>
-      </w:r>
-    </w:p>
-    <w:p>
-      <w:pPr>
-        <w:pStyle w:val="ListParagraph"/>
-        <w:numPr>
-          <w:ilvl w:val="0"/>
-          <w:numId w:val="4"/>
-        </w:numPr>
-        <w:rPr>
-          <w:lang w:val="en-US"/>
-        </w:rPr>
-      </w:pPr>
-      <w:r>
-        <w:rPr>
-          <w:lang w:val="en-US"/>
-        </w:rPr>
-        <w:t>Minh họa cho trường hợp xung lên</w:t>
+        <w:t>Xung xuống</w:t>
       </w:r>
     </w:p>
     <w:p>
@@ -3274,10 +3159,10 @@
           <w:lang w:eastAsia="vi-VN"/>
         </w:rPr>
         <w:drawing>
-          <wp:inline distT="0" distB="0" distL="0" distR="0" wp14:anchorId="06AFFB16" wp14:editId="284021E2">
-            <wp:extent cx="3393656" cy="2828173"/>
-            <wp:effectExtent l="0" t="0" r="0" b="0"/>
-            <wp:docPr id="4" name="Picture 4"/>
+          <wp:inline distT="0" distB="0" distL="0" distR="0" wp14:anchorId="08A3C40D" wp14:editId="0DA4CF43">
+            <wp:extent cx="3169918" cy="2641598"/>
+            <wp:effectExtent l="0" t="0" r="0" b="6985"/>
+            <wp:docPr id="3" name="Picture 3"/>
             <wp:cNvGraphicFramePr>
               <a:graphicFrameLocks xmlns:a="http://schemas.openxmlformats.org/drawingml/2006/main" noChangeAspect="1"/>
             </wp:cNvGraphicFramePr>
@@ -3285,7 +3170,7 @@
               <a:graphicData uri="http://schemas.openxmlformats.org/drawingml/2006/picture">
                 <pic:pic xmlns:pic="http://schemas.openxmlformats.org/drawingml/2006/picture">
                   <pic:nvPicPr>
-                    <pic:cNvPr id="0" name="Untitleda-1.jpg"/>
+                    <pic:cNvPr id="0" name="Untitled-1.jpg"/>
                     <pic:cNvPicPr/>
                   </pic:nvPicPr>
                   <pic:blipFill>
@@ -3303,7 +3188,7 @@
                   <pic:spPr>
                     <a:xfrm>
                       <a:off x="0" y="0"/>
-                      <a:ext cx="3399306" cy="2832881"/>
+                      <a:ext cx="3169918" cy="2641598"/>
                     </a:xfrm>
                     <a:prstGeom prst="rect">
                       <a:avLst/>
@@ -3319,6 +3204,263 @@
     <w:p>
       <w:pPr>
         <w:pStyle w:val="ListParagraph"/>
+        <w:numPr>
+          <w:ilvl w:val="0"/>
+          <w:numId w:val="4"/>
+        </w:numPr>
+        <w:rPr>
+          <w:lang w:val="en-US"/>
+        </w:rPr>
+      </w:pPr>
+      <w:r>
+        <w:rPr>
+          <w:lang w:val="en-US"/>
+        </w:rPr>
+        <w:t>Để đo &lt;Thời Gian Tồn Tại&gt; của 1 xung điện xuất hiện tại 1 Pin</w:t>
+      </w:r>
+    </w:p>
+    <w:p>
+      <w:pPr>
+        <w:pStyle w:val="ListParagraph"/>
+        <w:pBdr>
+          <w:top w:val="single" w:sz="4" w:space="1" w:color="auto"/>
+          <w:left w:val="single" w:sz="4" w:space="4" w:color="auto"/>
+          <w:bottom w:val="single" w:sz="4" w:space="1" w:color="auto"/>
+          <w:right w:val="single" w:sz="4" w:space="4" w:color="auto"/>
+        </w:pBdr>
+        <w:ind w:left="1080"/>
+        <w:rPr>
+          <w:lang w:val="en-US"/>
+        </w:rPr>
+      </w:pPr>
+      <w:r>
+        <w:rPr>
+          <w:lang w:val="en-US"/>
+        </w:rPr>
+        <w:t>&lt;Thời Gian Tồn Tại&gt; = pulseIn(&lt;Pin Index&gt;, &lt;Điện Thế&gt;</w:t>
+      </w:r>
+      <w:r>
+        <w:rPr>
+          <w:lang w:val="en-US"/>
+        </w:rPr>
+        <w:t>, &lt;Thời Gian Chờ&gt;</w:t>
+      </w:r>
+      <w:r>
+        <w:rPr>
+          <w:lang w:val="en-US"/>
+        </w:rPr>
+        <w:t>);</w:t>
+      </w:r>
+    </w:p>
+    <w:p>
+      <w:pPr>
+        <w:pStyle w:val="ListParagraph"/>
+        <w:numPr>
+          <w:ilvl w:val="0"/>
+          <w:numId w:val="4"/>
+        </w:numPr>
+        <w:rPr>
+          <w:lang w:val="en-US"/>
+        </w:rPr>
+      </w:pPr>
+      <w:r>
+        <w:rPr>
+          <w:lang w:val="en-US"/>
+        </w:rPr>
+        <w:t>Mặc định</w:t>
+      </w:r>
+    </w:p>
+    <w:tbl>
+      <w:tblPr>
+        <w:tblStyle w:val="TableGrid"/>
+        <w:tblW w:w="0" w:type="auto"/>
+        <w:tblInd w:w="1080" w:type="dxa"/>
+        <w:tblLook w:val="04A0" w:firstRow="1" w:lastRow="0" w:firstColumn="1" w:lastColumn="0" w:noHBand="0" w:noVBand="1"/>
+      </w:tblPr>
+      <w:tblGrid>
+        <w:gridCol w:w="4061"/>
+        <w:gridCol w:w="4101"/>
+      </w:tblGrid>
+      <w:tr>
+        <w:tc>
+          <w:tcPr>
+            <w:tcW w:w="4621" w:type="dxa"/>
+          </w:tcPr>
+          <w:p>
+            <w:pPr>
+              <w:pStyle w:val="ListParagraph"/>
+              <w:ind w:left="0"/>
+              <w:jc w:val="center"/>
+              <w:rPr>
+                <w:lang w:val="en-US"/>
+              </w:rPr>
+            </w:pPr>
+            <w:r>
+              <w:rPr>
+                <w:lang w:val="en-US"/>
+              </w:rPr>
+              <w:t>&lt;Thời Gian Chờ&gt;</w:t>
+            </w:r>
+          </w:p>
+        </w:tc>
+        <w:tc>
+          <w:tcPr>
+            <w:tcW w:w="4621" w:type="dxa"/>
+          </w:tcPr>
+          <w:p>
+            <w:pPr>
+              <w:pStyle w:val="ListParagraph"/>
+              <w:ind w:left="0"/>
+              <w:jc w:val="center"/>
+              <w:rPr>
+                <w:lang w:val="en-US"/>
+              </w:rPr>
+            </w:pPr>
+            <w:r>
+              <w:rPr>
+                <w:lang w:val="en-US"/>
+              </w:rPr>
+              <w:t>1000000</w:t>
+            </w:r>
+          </w:p>
+        </w:tc>
+      </w:tr>
+    </w:tbl>
+    <w:p>
+      <w:pPr>
+        <w:pStyle w:val="ListParagraph"/>
+        <w:numPr>
+          <w:ilvl w:val="0"/>
+          <w:numId w:val="4"/>
+        </w:numPr>
+        <w:rPr>
+          <w:lang w:val="en-US"/>
+        </w:rPr>
+      </w:pPr>
+      <w:r>
+        <w:rPr>
+          <w:lang w:val="en-US"/>
+        </w:rPr>
+        <w:t>&lt;Điện Thế&gt; = 5 tương ứng với việc đo &lt;Thời Gian Tồn Tại&gt; của xung lên</w:t>
+      </w:r>
+    </w:p>
+    <w:p>
+      <w:pPr>
+        <w:pStyle w:val="ListParagraph"/>
+        <w:numPr>
+          <w:ilvl w:val="0"/>
+          <w:numId w:val="4"/>
+        </w:numPr>
+        <w:rPr>
+          <w:lang w:val="en-US"/>
+        </w:rPr>
+      </w:pPr>
+      <w:r>
+        <w:rPr>
+          <w:lang w:val="en-US"/>
+        </w:rPr>
+        <w:t>&lt;Điện Thế&gt; = 0 tương ứng với việc đo &lt;Thời Gian Tồn Tại&gt; của xung xuống</w:t>
+      </w:r>
+    </w:p>
+    <w:p>
+      <w:pPr>
+        <w:pStyle w:val="ListParagraph"/>
+        <w:numPr>
+          <w:ilvl w:val="0"/>
+          <w:numId w:val="4"/>
+        </w:numPr>
+        <w:rPr>
+          <w:lang w:val="en-US"/>
+        </w:rPr>
+      </w:pPr>
+      <w:r>
+        <w:rPr>
+          <w:lang w:val="en-US"/>
+        </w:rPr>
+        <w:t xml:space="preserve">Lệnh trên sẽ tạm dừng chương trình cho đến khi đo được kết quả hoặc quá &lt;Thời Gian Chờ&gt; mà vẫn chưa </w:t>
+      </w:r>
+      <w:r>
+        <w:rPr>
+          <w:lang w:val="en-US"/>
+        </w:rPr>
+        <w:t>bắt gặp được xung nào</w:t>
+      </w:r>
+      <w:r>
+        <w:rPr>
+          <w:lang w:val="en-US"/>
+        </w:rPr>
+        <w:t xml:space="preserve"> thì trả về 0</w:t>
+      </w:r>
+    </w:p>
+    <w:p>
+      <w:pPr>
+        <w:pStyle w:val="ListParagraph"/>
+        <w:numPr>
+          <w:ilvl w:val="0"/>
+          <w:numId w:val="4"/>
+        </w:numPr>
+        <w:rPr>
+          <w:lang w:val="en-US"/>
+        </w:rPr>
+      </w:pPr>
+      <w:r>
+        <w:rPr>
+          <w:lang w:val="en-US"/>
+        </w:rPr>
+        <w:t>&lt;Thời Gian Chờ&gt; tính theo Micro giây</w:t>
+      </w:r>
+    </w:p>
+    <w:p>
+      <w:pPr>
+        <w:pStyle w:val="ListParagraph"/>
+        <w:numPr>
+          <w:ilvl w:val="0"/>
+          <w:numId w:val="4"/>
+        </w:numPr>
+        <w:rPr>
+          <w:lang w:val="en-US"/>
+        </w:rPr>
+      </w:pPr>
+      <w:r>
+        <w:rPr>
+          <w:lang w:val="en-US"/>
+        </w:rPr>
+        <w:t>Lưu ý xung điệ</w:t>
+      </w:r>
+      <w:r>
+        <w:rPr>
+          <w:lang w:val="en-US"/>
+        </w:rPr>
+        <w:t>n là của</w:t>
+      </w:r>
+      <w:r>
+        <w:rPr>
+          <w:lang w:val="en-US"/>
+        </w:rPr>
+        <w:t xml:space="preserve"> &lt;Điện Thế Read&gt;</w:t>
+      </w:r>
+    </w:p>
+    <w:p>
+      <w:pPr>
+        <w:pStyle w:val="ListParagraph"/>
+        <w:numPr>
+          <w:ilvl w:val="0"/>
+          <w:numId w:val="4"/>
+        </w:numPr>
+        <w:rPr>
+          <w:lang w:val="en-US"/>
+        </w:rPr>
+      </w:pPr>
+      <w:r>
+        <w:rPr>
+          <w:lang w:val="en-US"/>
+        </w:rPr>
+        <w:t>Minh họa cho trường hợp xung lên</w:t>
+      </w:r>
+    </w:p>
+    <w:p>
+      <w:pPr>
+        <w:pStyle w:val="ListParagraph"/>
         <w:ind w:left="1080"/>
         <w:rPr>
           <w:lang w:val="en-US"/>
@@ -3331,10 +3473,10 @@
         </w:rPr>
         <w:lastRenderedPageBreak/>
         <w:drawing>
-          <wp:inline distT="0" distB="0" distL="0" distR="0" wp14:anchorId="3F6098FE" wp14:editId="77DA2375">
-            <wp:extent cx="3399306" cy="2832755"/>
-            <wp:effectExtent l="0" t="0" r="0" b="5715"/>
-            <wp:docPr id="5" name="Picture 5"/>
+          <wp:inline distT="0" distB="0" distL="0" distR="0" wp14:anchorId="06AFFB16" wp14:editId="284021E2">
+            <wp:extent cx="3393656" cy="2828173"/>
+            <wp:effectExtent l="0" t="0" r="0" b="0"/>
+            <wp:docPr id="4" name="Picture 4"/>
             <wp:cNvGraphicFramePr>
               <a:graphicFrameLocks xmlns:a="http://schemas.openxmlformats.org/drawingml/2006/main" noChangeAspect="1"/>
             </wp:cNvGraphicFramePr>
@@ -3360,6 +3502,62 @@
                   <pic:spPr>
                     <a:xfrm>
                       <a:off x="0" y="0"/>
+                      <a:ext cx="3399306" cy="2832881"/>
+                    </a:xfrm>
+                    <a:prstGeom prst="rect">
+                      <a:avLst/>
+                    </a:prstGeom>
+                  </pic:spPr>
+                </pic:pic>
+              </a:graphicData>
+            </a:graphic>
+          </wp:inline>
+        </w:drawing>
+      </w:r>
+    </w:p>
+    <w:p>
+      <w:pPr>
+        <w:pStyle w:val="ListParagraph"/>
+        <w:ind w:left="1080"/>
+        <w:rPr>
+          <w:lang w:val="en-US"/>
+        </w:rPr>
+      </w:pPr>
+      <w:r>
+        <w:rPr>
+          <w:noProof/>
+          <w:lang w:eastAsia="vi-VN"/>
+        </w:rPr>
+        <w:drawing>
+          <wp:inline distT="0" distB="0" distL="0" distR="0" wp14:anchorId="3F6098FE" wp14:editId="77DA2375">
+            <wp:extent cx="3399306" cy="2832755"/>
+            <wp:effectExtent l="0" t="0" r="0" b="5715"/>
+            <wp:docPr id="5" name="Picture 5"/>
+            <wp:cNvGraphicFramePr>
+              <a:graphicFrameLocks xmlns:a="http://schemas.openxmlformats.org/drawingml/2006/main" noChangeAspect="1"/>
+            </wp:cNvGraphicFramePr>
+            <a:graphic xmlns:a="http://schemas.openxmlformats.org/drawingml/2006/main">
+              <a:graphicData uri="http://schemas.openxmlformats.org/drawingml/2006/picture">
+                <pic:pic xmlns:pic="http://schemas.openxmlformats.org/drawingml/2006/picture">
+                  <pic:nvPicPr>
+                    <pic:cNvPr id="0" name="Untitleda-1.jpg"/>
+                    <pic:cNvPicPr/>
+                  </pic:nvPicPr>
+                  <pic:blipFill>
+                    <a:blip r:embed="rId12">
+                      <a:extLst>
+                        <a:ext uri="{28A0092B-C50C-407E-A947-70E740481C1C}">
+                          <a14:useLocalDpi xmlns:a14="http://schemas.microsoft.com/office/drawing/2010/main" val="0"/>
+                        </a:ext>
+                      </a:extLst>
+                    </a:blip>
+                    <a:stretch>
+                      <a:fillRect/>
+                    </a:stretch>
+                  </pic:blipFill>
+                  <pic:spPr>
+                    <a:xfrm>
+                      <a:off x="0" y="0"/>
                       <a:ext cx="3399306" cy="2832755"/>
                     </a:xfrm>
                     <a:prstGeom prst="rect">
@@ -3657,6 +3855,7 @@
         <w:rPr>
           <w:lang w:val="en-US"/>
         </w:rPr>
+        <w:lastRenderedPageBreak/>
         <w:t>Lưu ý các lệnh trên ban đầu sẽ xem xem cửa sổ Serial có được mở không, nếu có thì nó in ra cửa sổ luôn, còn không thì không làm gì cả</w:t>
       </w:r>
     </w:p>
@@ -4027,7 +4226,6 @@
         <w:rPr>
           <w:lang w:val="en-US"/>
         </w:rPr>
-        <w:lastRenderedPageBreak/>
         <w:t>Trả về Buffer hiện tại dưới dạng String và làm rỗng nó</w:t>
       </w:r>
     </w:p>
@@ -4681,6 +4879,7 @@
         <w:rPr>
           <w:lang w:val="en-US"/>
         </w:rPr>
+        <w:lastRenderedPageBreak/>
         <w:t>delayMicroseconds(10);</w:t>
       </w:r>
     </w:p>
@@ -4989,7 +5188,6 @@
         <w:rPr>
           <w:lang w:val="en-US"/>
         </w:rPr>
-        <w:lastRenderedPageBreak/>
         <w:t>C++:</w:t>
       </w:r>
     </w:p>
@@ -6139,6 +6337,7 @@
               <w:rPr>
                 <w:lang w:val="en-US"/>
               </w:rPr>
+              <w:lastRenderedPageBreak/>
               <w:t>6</w:t>
             </w:r>
           </w:p>
@@ -7866,7 +8065,6 @@
         <w:rPr>
           <w:lang w:val="en-US"/>
         </w:rPr>
-        <w:lastRenderedPageBreak/>
         <w:t>Các bộ Counter trong Arduino</w:t>
       </w:r>
       <w:r>
@@ -10156,6 +10354,7 @@
               <w:rPr>
                 <w:lang w:val="en-US"/>
               </w:rPr>
+              <w:lastRenderedPageBreak/>
               <w:t>rồi ngay lập tức về 0</w:t>
             </w:r>
           </w:p>
@@ -10177,6 +10376,7 @@
         <w:rPr>
           <w:lang w:val="en-US"/>
         </w:rPr>
+        <w:lastRenderedPageBreak/>
         <w:t>Để cho phép Interrupt khi TCNT1 tràn</w:t>
       </w:r>
       <w:r>
@@ -10720,13 +10920,7 @@
               <w:rPr>
                 <w:lang w:val="en-US"/>
               </w:rPr>
-              <w:t>PCMSK</w:t>
-            </w:r>
-            <w:r>
-              <w:rPr>
-                <w:lang w:val="en-US"/>
-              </w:rPr>
-              <w:t>1</w:t>
+              <w:t>PCMSK1</w:t>
             </w:r>
           </w:p>
         </w:tc>
@@ -10749,13 +10943,7 @@
               <w:rPr>
                 <w:lang w:val="en-US"/>
               </w:rPr>
-              <w:t>PCMSK</w:t>
-            </w:r>
-            <w:r>
-              <w:rPr>
-                <w:lang w:val="en-US"/>
-              </w:rPr>
-              <w:t>2</w:t>
+              <w:t>PCMSK2</w:t>
             </w:r>
           </w:p>
         </w:tc>
@@ -10850,31 +11038,7 @@
         <w:rPr>
           <w:lang w:val="en-US"/>
         </w:rPr>
-        <w:t xml:space="preserve">, </w:t>
-      </w:r>
-      <w:r>
-        <w:rPr>
-          <w:lang w:val="en-US"/>
-        </w:rPr>
-        <w:t>PCMSK</w:t>
-      </w:r>
-      <w:r>
-        <w:rPr>
-          <w:lang w:val="en-US"/>
-        </w:rPr>
-        <w:t xml:space="preserve">1, </w:t>
-      </w:r>
-      <w:r>
-        <w:rPr>
-          <w:lang w:val="en-US"/>
-        </w:rPr>
-        <w:t>PCMSK</w:t>
-      </w:r>
-      <w:r>
-        <w:rPr>
-          <w:lang w:val="en-US"/>
-        </w:rPr>
-        <w:t>2 mặc định = 00000000</w:t>
+        <w:t>, PCMSK1, PCMSK2 mặc định = 00000000</w:t>
       </w:r>
     </w:p>
     <w:p>
@@ -11100,13 +11264,7 @@
               <w:rPr>
                 <w:lang w:val="en-US"/>
               </w:rPr>
-              <w:t>PCINT</w:t>
-            </w:r>
-            <w:r>
-              <w:rPr>
-                <w:lang w:val="en-US"/>
-              </w:rPr>
-              <w:t>7</w:t>
+              <w:t>PCINT7</w:t>
             </w:r>
           </w:p>
         </w:tc>
@@ -11127,13 +11285,7 @@
               <w:rPr>
                 <w:lang w:val="en-US"/>
               </w:rPr>
-              <w:t>PCINT</w:t>
-            </w:r>
-            <w:r>
-              <w:rPr>
-                <w:lang w:val="en-US"/>
-              </w:rPr>
-              <w:t>6</w:t>
+              <w:t>PCINT6</w:t>
             </w:r>
           </w:p>
         </w:tc>
@@ -11154,13 +11306,7 @@
               <w:rPr>
                 <w:lang w:val="en-US"/>
               </w:rPr>
-              <w:t>PCINT</w:t>
-            </w:r>
-            <w:r>
-              <w:rPr>
-                <w:lang w:val="en-US"/>
-              </w:rPr>
-              <w:t>5</w:t>
+              <w:t>PCINT5</w:t>
             </w:r>
           </w:p>
         </w:tc>
@@ -11181,13 +11327,7 @@
               <w:rPr>
                 <w:lang w:val="en-US"/>
               </w:rPr>
-              <w:t>PCINT</w:t>
-            </w:r>
-            <w:r>
-              <w:rPr>
-                <w:lang w:val="en-US"/>
-              </w:rPr>
-              <w:t>4</w:t>
+              <w:t>PCINT4</w:t>
             </w:r>
           </w:p>
         </w:tc>
@@ -11208,13 +11348,7 @@
               <w:rPr>
                 <w:lang w:val="en-US"/>
               </w:rPr>
-              <w:t>PCINT</w:t>
-            </w:r>
-            <w:r>
-              <w:rPr>
-                <w:lang w:val="en-US"/>
-              </w:rPr>
-              <w:t>3</w:t>
+              <w:t>PCINT3</w:t>
             </w:r>
           </w:p>
         </w:tc>
@@ -11235,13 +11369,7 @@
               <w:rPr>
                 <w:lang w:val="en-US"/>
               </w:rPr>
-              <w:t>PCINT</w:t>
-            </w:r>
-            <w:r>
-              <w:rPr>
-                <w:lang w:val="en-US"/>
-              </w:rPr>
-              <w:t>2</w:t>
+              <w:t>PCINT2</w:t>
             </w:r>
           </w:p>
         </w:tc>
@@ -11262,13 +11390,7 @@
               <w:rPr>
                 <w:lang w:val="en-US"/>
               </w:rPr>
-              <w:t>PCINT</w:t>
-            </w:r>
-            <w:r>
-              <w:rPr>
-                <w:lang w:val="en-US"/>
-              </w:rPr>
-              <w:t>1</w:t>
+              <w:t>PCINT1</w:t>
             </w:r>
           </w:p>
         </w:tc>
@@ -11289,13 +11411,7 @@
               <w:rPr>
                 <w:lang w:val="en-US"/>
               </w:rPr>
-              <w:t>PC</w:t>
-            </w:r>
-            <w:r>
-              <w:rPr>
-                <w:lang w:val="en-US"/>
-              </w:rPr>
-              <w:t>INT0</w:t>
+              <w:t>PCINT0</w:t>
             </w:r>
           </w:p>
         </w:tc>
@@ -11316,13 +11432,7 @@
         <w:rPr>
           <w:lang w:val="en-US"/>
         </w:rPr>
-        <w:t>Cấu trúc PCMSK</w:t>
-      </w:r>
-      <w:r>
-        <w:rPr>
-          <w:lang w:val="en-US"/>
-        </w:rPr>
-        <w:t>1</w:t>
+        <w:t>Cấu trúc PCMSK1</w:t>
       </w:r>
     </w:p>
     <w:tbl>
@@ -11545,13 +11655,7 @@
               <w:rPr>
                 <w:lang w:val="en-US"/>
               </w:rPr>
-              <w:t>PCINT</w:t>
-            </w:r>
-            <w:r>
-              <w:rPr>
-                <w:lang w:val="en-US"/>
-              </w:rPr>
-              <w:t>14</w:t>
+              <w:t>PCINT14</w:t>
             </w:r>
           </w:p>
         </w:tc>
@@ -11572,13 +11676,7 @@
               <w:rPr>
                 <w:lang w:val="en-US"/>
               </w:rPr>
-              <w:t>PCINT</w:t>
-            </w:r>
-            <w:r>
-              <w:rPr>
-                <w:lang w:val="en-US"/>
-              </w:rPr>
-              <w:t>13</w:t>
+              <w:t>PCINT13</w:t>
             </w:r>
           </w:p>
         </w:tc>
@@ -11599,13 +11697,7 @@
               <w:rPr>
                 <w:lang w:val="en-US"/>
               </w:rPr>
-              <w:t>PCINT</w:t>
-            </w:r>
-            <w:r>
-              <w:rPr>
-                <w:lang w:val="en-US"/>
-              </w:rPr>
-              <w:t>12</w:t>
+              <w:t>PCINT12</w:t>
             </w:r>
           </w:p>
         </w:tc>
@@ -11626,13 +11718,7 @@
               <w:rPr>
                 <w:lang w:val="en-US"/>
               </w:rPr>
-              <w:t>PCINT</w:t>
-            </w:r>
-            <w:r>
-              <w:rPr>
-                <w:lang w:val="en-US"/>
-              </w:rPr>
-              <w:t>11</w:t>
+              <w:t>PCINT11</w:t>
             </w:r>
           </w:p>
         </w:tc>
@@ -11653,13 +11739,7 @@
               <w:rPr>
                 <w:lang w:val="en-US"/>
               </w:rPr>
-              <w:t>PCINT</w:t>
-            </w:r>
-            <w:r>
-              <w:rPr>
-                <w:lang w:val="en-US"/>
-              </w:rPr>
-              <w:t>10</w:t>
+              <w:t>PCINT10</w:t>
             </w:r>
           </w:p>
         </w:tc>
@@ -11680,13 +11760,7 @@
               <w:rPr>
                 <w:lang w:val="en-US"/>
               </w:rPr>
-              <w:t>PCINT</w:t>
-            </w:r>
-            <w:r>
-              <w:rPr>
-                <w:lang w:val="en-US"/>
-              </w:rPr>
-              <w:t>9</w:t>
+              <w:t>PCINT9</w:t>
             </w:r>
           </w:p>
         </w:tc>
@@ -11707,13 +11781,7 @@
               <w:rPr>
                 <w:lang w:val="en-US"/>
               </w:rPr>
-              <w:t>PCINT</w:t>
-            </w:r>
-            <w:r>
-              <w:rPr>
-                <w:lang w:val="en-US"/>
-              </w:rPr>
-              <w:t>8</w:t>
+              <w:t>PCINT8</w:t>
             </w:r>
           </w:p>
         </w:tc>
@@ -11734,13 +11802,7 @@
         <w:rPr>
           <w:lang w:val="en-US"/>
         </w:rPr>
-        <w:t>Cấu trúc PCMSK</w:t>
-      </w:r>
-      <w:r>
-        <w:rPr>
-          <w:lang w:val="en-US"/>
-        </w:rPr>
-        <w:t>2</w:t>
+        <w:t>Cấu trúc PCMSK2</w:t>
       </w:r>
     </w:p>
     <w:tbl>
@@ -11948,13 +12010,7 @@
               <w:rPr>
                 <w:lang w:val="en-US"/>
               </w:rPr>
-              <w:t>PCINT</w:t>
-            </w:r>
-            <w:r>
-              <w:rPr>
-                <w:lang w:val="en-US"/>
-              </w:rPr>
-              <w:t>23</w:t>
+              <w:t>PCINT23</w:t>
             </w:r>
           </w:p>
         </w:tc>
@@ -11975,13 +12031,7 @@
               <w:rPr>
                 <w:lang w:val="en-US"/>
               </w:rPr>
-              <w:t>PCINT</w:t>
-            </w:r>
-            <w:r>
-              <w:rPr>
-                <w:lang w:val="en-US"/>
-              </w:rPr>
-              <w:t>22</w:t>
+              <w:t>PCINT22</w:t>
             </w:r>
           </w:p>
         </w:tc>
@@ -12002,13 +12052,7 @@
               <w:rPr>
                 <w:lang w:val="en-US"/>
               </w:rPr>
-              <w:t>PCINT</w:t>
-            </w:r>
-            <w:r>
-              <w:rPr>
-                <w:lang w:val="en-US"/>
-              </w:rPr>
-              <w:t>21</w:t>
+              <w:t>PCINT21</w:t>
             </w:r>
           </w:p>
         </w:tc>
@@ -12029,13 +12073,7 @@
               <w:rPr>
                 <w:lang w:val="en-US"/>
               </w:rPr>
-              <w:t>PCINT</w:t>
-            </w:r>
-            <w:r>
-              <w:rPr>
-                <w:lang w:val="en-US"/>
-              </w:rPr>
-              <w:t>20</w:t>
+              <w:t>PCINT20</w:t>
             </w:r>
           </w:p>
         </w:tc>
@@ -12056,13 +12094,7 @@
               <w:rPr>
                 <w:lang w:val="en-US"/>
               </w:rPr>
-              <w:t>PCINT</w:t>
-            </w:r>
-            <w:r>
-              <w:rPr>
-                <w:lang w:val="en-US"/>
-              </w:rPr>
-              <w:t>19</w:t>
+              <w:t>PCINT19</w:t>
             </w:r>
           </w:p>
         </w:tc>
@@ -12083,13 +12115,7 @@
               <w:rPr>
                 <w:lang w:val="en-US"/>
               </w:rPr>
-              <w:t>PCINT</w:t>
-            </w:r>
-            <w:r>
-              <w:rPr>
-                <w:lang w:val="en-US"/>
-              </w:rPr>
-              <w:t>18</w:t>
+              <w:t>PCINT18</w:t>
             </w:r>
           </w:p>
         </w:tc>
@@ -12110,13 +12136,7 @@
               <w:rPr>
                 <w:lang w:val="en-US"/>
               </w:rPr>
-              <w:t>PCINT1</w:t>
-            </w:r>
-            <w:r>
-              <w:rPr>
-                <w:lang w:val="en-US"/>
-              </w:rPr>
-              <w:t>7</w:t>
+              <w:t>PCINT17</w:t>
             </w:r>
           </w:p>
         </w:tc>
@@ -12137,13 +12157,7 @@
               <w:rPr>
                 <w:lang w:val="en-US"/>
               </w:rPr>
-              <w:t>PCINT</w:t>
-            </w:r>
-            <w:r>
-              <w:rPr>
-                <w:lang w:val="en-US"/>
-              </w:rPr>
-              <w:t>16</w:t>
+              <w:t>PCINT16</w:t>
             </w:r>
           </w:p>
         </w:tc>
@@ -12447,13 +12461,7 @@
               <w:rPr>
                 <w:lang w:val="en-US"/>
               </w:rPr>
-              <w:t>PCIE</w:t>
-            </w:r>
-            <w:r>
-              <w:rPr>
-                <w:lang w:val="en-US"/>
-              </w:rPr>
-              <w:t>2</w:t>
+              <w:t>PCIE2</w:t>
             </w:r>
           </w:p>
         </w:tc>
@@ -13025,6 +13033,7 @@
               <w:rPr>
                 <w:lang w:val="en-US"/>
               </w:rPr>
+              <w:lastRenderedPageBreak/>
               <w:t>&lt;Chế Độ&gt;</w:t>
             </w:r>
           </w:p>
@@ -13372,7 +13381,6 @@
         <w:rPr>
           <w:lang w:val="en-US"/>
         </w:rPr>
-        <w:lastRenderedPageBreak/>
         <w:t>Để chỉnh cờ Interrupt về True</w:t>
       </w:r>
     </w:p>
@@ -13414,6 +13422,326 @@
         <w:rPr>
           <w:lang w:val="en-US"/>
         </w:rPr>
+        <w:t>Memory – Bộ Nhớ:</w:t>
+      </w:r>
+    </w:p>
+    <w:p>
+      <w:pPr>
+        <w:pStyle w:val="ListParagraph"/>
+        <w:numPr>
+          <w:ilvl w:val="0"/>
+          <w:numId w:val="18"/>
+        </w:numPr>
+        <w:rPr>
+          <w:lang w:val="en-US"/>
+        </w:rPr>
+      </w:pPr>
+      <w:r>
+        <w:rPr>
+          <w:lang w:val="en-US"/>
+        </w:rPr>
+        <w:t>EEPROM?</w:t>
+      </w:r>
+    </w:p>
+    <w:p>
+      <w:pPr>
+        <w:pStyle w:val="ListParagraph"/>
+        <w:numPr>
+          <w:ilvl w:val="0"/>
+          <w:numId w:val="4"/>
+        </w:numPr>
+        <w:rPr>
+          <w:lang w:val="en-US"/>
+        </w:rPr>
+      </w:pPr>
+      <w:r>
+        <w:rPr>
+          <w:lang w:val="en-US"/>
+        </w:rPr>
+        <w:t>Là bộ nhớ giữ nguyên khi tắt hay Reset máy</w:t>
+      </w:r>
+    </w:p>
+    <w:p>
+      <w:pPr>
+        <w:pStyle w:val="ListParagraph"/>
+        <w:numPr>
+          <w:ilvl w:val="0"/>
+          <w:numId w:val="4"/>
+        </w:numPr>
+        <w:rPr>
+          <w:lang w:val="en-US"/>
+        </w:rPr>
+      </w:pPr>
+      <w:r>
+        <w:rPr>
+          <w:lang w:val="en-US"/>
+        </w:rPr>
+        <w:t>Để Import thư viện làm việc với EEPROM</w:t>
+      </w:r>
+    </w:p>
+    <w:p>
+      <w:pPr>
+        <w:pStyle w:val="ListParagraph"/>
+        <w:pBdr>
+          <w:top w:val="single" w:sz="4" w:space="1" w:color="auto"/>
+          <w:left w:val="single" w:sz="4" w:space="4" w:color="auto"/>
+          <w:bottom w:val="single" w:sz="4" w:space="1" w:color="auto"/>
+          <w:right w:val="single" w:sz="4" w:space="4" w:color="auto"/>
+        </w:pBdr>
+        <w:ind w:left="1080"/>
+        <w:rPr>
+          <w:lang w:val="en-US"/>
+        </w:rPr>
+      </w:pPr>
+      <w:r>
+        <w:rPr>
+          <w:lang w:val="en-US"/>
+        </w:rPr>
+        <w:t>#include &lt;EEPROM.h&gt;</w:t>
+      </w:r>
+    </w:p>
+    <w:p>
+      <w:pPr>
+        <w:pStyle w:val="ListParagraph"/>
+        <w:numPr>
+          <w:ilvl w:val="0"/>
+          <w:numId w:val="4"/>
+        </w:numPr>
+        <w:rPr>
+          <w:lang w:val="en-US"/>
+        </w:rPr>
+      </w:pPr>
+      <w:r>
+        <w:rPr>
+          <w:lang w:val="en-US"/>
+        </w:rPr>
+        <w:t>Để trả về số Byte của EEPROM</w:t>
+      </w:r>
+    </w:p>
+    <w:p>
+      <w:pPr>
+        <w:pStyle w:val="ListParagraph"/>
+        <w:pBdr>
+          <w:top w:val="single" w:sz="4" w:space="1" w:color="auto"/>
+          <w:left w:val="single" w:sz="4" w:space="4" w:color="auto"/>
+          <w:bottom w:val="single" w:sz="4" w:space="1" w:color="auto"/>
+          <w:right w:val="single" w:sz="4" w:space="4" w:color="auto"/>
+        </w:pBdr>
+        <w:ind w:left="1080"/>
+        <w:rPr>
+          <w:lang w:val="en-US"/>
+        </w:rPr>
+      </w:pPr>
+      <w:r>
+        <w:rPr>
+          <w:lang w:val="en-US"/>
+        </w:rPr>
+        <w:t>EEPROM.length()</w:t>
+      </w:r>
+    </w:p>
+    <w:p>
+      <w:pPr>
+        <w:pStyle w:val="ListParagraph"/>
+        <w:numPr>
+          <w:ilvl w:val="0"/>
+          <w:numId w:val="4"/>
+        </w:numPr>
+        <w:rPr>
+          <w:lang w:val="en-US"/>
+        </w:rPr>
+      </w:pPr>
+      <w:r>
+        <w:rPr>
+          <w:lang w:val="en-US"/>
+        </w:rPr>
+        <w:t>Arduino UNO có dung lượng EEPROM = 1024 Byte, mặc định khi mới mua về giá trị mỗi Byte = 11111111</w:t>
+      </w:r>
+    </w:p>
+    <w:p>
+      <w:pPr>
+        <w:pStyle w:val="ListParagraph"/>
+        <w:numPr>
+          <w:ilvl w:val="0"/>
+          <w:numId w:val="18"/>
+        </w:numPr>
+        <w:rPr>
+          <w:lang w:val="en-US"/>
+        </w:rPr>
+      </w:pPr>
+      <w:r>
+        <w:rPr>
+          <w:lang w:val="en-US"/>
+        </w:rPr>
+        <w:t xml:space="preserve">Đọc </w:t>
+      </w:r>
+      <w:r>
+        <w:rPr>
+          <w:lang w:val="en-US"/>
+        </w:rPr>
+        <w:t>Giá Trị 1 Ô Byte Trong EEPROM?</w:t>
+      </w:r>
+    </w:p>
+    <w:p>
+      <w:pPr>
+        <w:pStyle w:val="ListParagraph"/>
+        <w:pBdr>
+          <w:top w:val="single" w:sz="4" w:space="1" w:color="auto"/>
+          <w:left w:val="single" w:sz="4" w:space="4" w:color="auto"/>
+          <w:bottom w:val="single" w:sz="4" w:space="1" w:color="auto"/>
+          <w:right w:val="single" w:sz="4" w:space="4" w:color="auto"/>
+        </w:pBdr>
+        <w:ind w:left="1080"/>
+        <w:rPr>
+          <w:lang w:val="en-US"/>
+        </w:rPr>
+      </w:pPr>
+      <w:r>
+        <w:rPr>
+          <w:lang w:val="en-US"/>
+        </w:rPr>
+        <w:t>&lt;Giá Trị Nguyên&gt; = EEPROM.read(&lt;Index&gt;);</w:t>
+      </w:r>
+    </w:p>
+    <w:p>
+      <w:pPr>
+        <w:pStyle w:val="ListParagraph"/>
+        <w:numPr>
+          <w:ilvl w:val="0"/>
+          <w:numId w:val="4"/>
+        </w:numPr>
+        <w:rPr>
+          <w:lang w:val="en-US"/>
+        </w:rPr>
+      </w:pPr>
+      <w:r>
+        <w:rPr>
+          <w:lang w:val="en-US"/>
+        </w:rPr>
+        <w:t>&lt;Index&gt; phải là số nguyên từ 0 đến số Byte của EEPROM – 1</w:t>
+      </w:r>
+    </w:p>
+    <w:p>
+      <w:pPr>
+        <w:pStyle w:val="ListParagraph"/>
+        <w:numPr>
+          <w:ilvl w:val="0"/>
+          <w:numId w:val="4"/>
+        </w:numPr>
+        <w:rPr>
+          <w:lang w:val="en-US"/>
+        </w:rPr>
+      </w:pPr>
+      <w:r>
+        <w:rPr>
+          <w:lang w:val="en-US"/>
+        </w:rPr>
+        <w:t>&lt;Giá Trị Nguyên&gt; = quy đổi nhị phân thành nguyên không dấu</w:t>
+      </w:r>
+    </w:p>
+    <w:p>
+      <w:pPr>
+        <w:pStyle w:val="ListParagraph"/>
+        <w:numPr>
+          <w:ilvl w:val="0"/>
+          <w:numId w:val="18"/>
+        </w:numPr>
+        <w:rPr>
+          <w:lang w:val="en-US"/>
+        </w:rPr>
+      </w:pPr>
+      <w:r>
+        <w:rPr>
+          <w:lang w:val="en-US"/>
+        </w:rPr>
+        <w:t xml:space="preserve">Ghi </w:t>
+      </w:r>
+      <w:r>
+        <w:rPr>
+          <w:lang w:val="en-US"/>
+        </w:rPr>
+        <w:t xml:space="preserve">Giá Trị Vào 1 Ô </w:t>
+      </w:r>
+      <w:r>
+        <w:rPr>
+          <w:lang w:val="en-US"/>
+        </w:rPr>
+        <w:t xml:space="preserve">Byte </w:t>
+      </w:r>
+      <w:r>
+        <w:rPr>
+          <w:lang w:val="en-US"/>
+        </w:rPr>
+        <w:t xml:space="preserve">Trong </w:t>
+      </w:r>
+      <w:r>
+        <w:rPr>
+          <w:lang w:val="en-US"/>
+        </w:rPr>
+        <w:t>EEPROM</w:t>
+      </w:r>
+      <w:r>
+        <w:rPr>
+          <w:lang w:val="en-US"/>
+        </w:rPr>
+        <w:t>?</w:t>
+      </w:r>
+    </w:p>
+    <w:p>
+      <w:pPr>
+        <w:pStyle w:val="ListParagraph"/>
+        <w:pBdr>
+          <w:top w:val="single" w:sz="4" w:space="1" w:color="auto"/>
+          <w:left w:val="single" w:sz="4" w:space="4" w:color="auto"/>
+          <w:bottom w:val="single" w:sz="4" w:space="1" w:color="auto"/>
+          <w:right w:val="single" w:sz="4" w:space="4" w:color="auto"/>
+        </w:pBdr>
+        <w:ind w:left="1080"/>
+        <w:rPr>
+          <w:lang w:val="en-US"/>
+        </w:rPr>
+      </w:pPr>
+      <w:r>
+        <w:rPr>
+          <w:lang w:val="en-US"/>
+        </w:rPr>
+        <w:t>EEPROM.write(&lt;Index&gt;, &lt;Giá Trị&gt;);</w:t>
+      </w:r>
+    </w:p>
+    <w:p>
+      <w:pPr>
+        <w:pStyle w:val="ListParagraph"/>
+        <w:numPr>
+          <w:ilvl w:val="0"/>
+          <w:numId w:val="4"/>
+        </w:numPr>
+        <w:rPr>
+          <w:lang w:val="en-US"/>
+        </w:rPr>
+      </w:pPr>
+      <w:r>
+        <w:rPr>
+          <w:lang w:val="en-US"/>
+        </w:rPr>
+        <w:t>&lt;Giá Trị&gt; sẽ được quy đổi về nhị phân rồi mới ghi vào ô Byte thứ &lt;Index&gt;</w:t>
+      </w:r>
+    </w:p>
+    <w:p>
+      <w:pPr>
+        <w:rPr>
+          <w:lang w:val="en-US"/>
+        </w:rPr>
+      </w:pPr>
+    </w:p>
+    <w:p>
+      <w:pPr>
+        <w:rPr>
+          <w:lang w:val="en-US"/>
+        </w:rPr>
+      </w:pPr>
+      <w:r>
+        <w:rPr>
+          <w:lang w:val="en-US"/>
+        </w:rPr>
         <w:t>Rules</w:t>
       </w:r>
     </w:p>
@@ -13488,6 +13816,7 @@
         <w:rPr>
           <w:lang w:val="en-US"/>
         </w:rPr>
+        <w:lastRenderedPageBreak/>
         <w:tab/>
         <w:t>Servo.h</w:t>
       </w:r>
@@ -14160,6 +14489,236 @@
         <w:rPr>
           <w:lang w:val="en-US"/>
         </w:rPr>
+        <w:tab/>
+      </w:r>
+      <w:r>
+        <w:rPr>
+          <w:lang w:val="en-US"/>
+        </w:rPr>
+        <w:tab/>
+      </w:r>
+      <w:r>
+        <w:rPr>
+          <w:lang w:val="en-US"/>
+        </w:rPr>
+        <w:tab/>
+      </w:r>
+      <w:r>
+        <w:rPr>
+          <w:lang w:val="en-US"/>
+        </w:rPr>
+        <w:tab/>
+        <w:t>Khởi tạo Stepper Object</w:t>
+      </w:r>
+    </w:p>
+    <w:p>
+      <w:pPr>
+        <w:rPr>
+          <w:lang w:val="en-US"/>
+        </w:rPr>
+      </w:pPr>
+      <w:r>
+        <w:rPr>
+          <w:lang w:val="en-US"/>
+        </w:rPr>
+        <w:tab/>
+      </w:r>
+      <w:r>
+        <w:rPr>
+          <w:lang w:val="en-US"/>
+        </w:rPr>
+        <w:tab/>
+      </w:r>
+      <w:r>
+        <w:rPr>
+          <w:lang w:val="en-US"/>
+        </w:rPr>
+        <w:tab/>
+        <w:t>Ex:</w:t>
+      </w:r>
+    </w:p>
+    <w:p>
+      <w:pPr>
+        <w:rPr>
+          <w:lang w:val="en-US"/>
+        </w:rPr>
+      </w:pPr>
+      <w:r>
+        <w:rPr>
+          <w:lang w:val="en-US"/>
+        </w:rPr>
+        <w:tab/>
+      </w:r>
+      <w:r>
+        <w:rPr>
+          <w:lang w:val="en-US"/>
+        </w:rPr>
+        <w:tab/>
+      </w:r>
+      <w:r>
+        <w:rPr>
+          <w:lang w:val="en-US"/>
+        </w:rPr>
+        <w:tab/>
+      </w:r>
+      <w:r>
+        <w:rPr>
+          <w:lang w:val="en-US"/>
+        </w:rPr>
+        <w:tab/>
+        <w:t>Stepper foo(2048, 8, 10, 9, 11)</w:t>
+      </w:r>
+    </w:p>
+    <w:p>
+      <w:pPr>
+        <w:rPr>
+          <w:lang w:val="en-US"/>
+        </w:rPr>
+      </w:pPr>
+      <w:r>
+        <w:rPr>
+          <w:lang w:val="en-US"/>
+        </w:rPr>
+        <w:tab/>
+      </w:r>
+      <w:r>
+        <w:rPr>
+          <w:lang w:val="en-US"/>
+        </w:rPr>
+        <w:tab/>
+      </w:r>
+      <w:r>
+        <w:rPr>
+          <w:lang w:val="en-US"/>
+        </w:rPr>
+        <w:tab/>
+        <w:t>Object:</w:t>
+      </w:r>
+    </w:p>
+    <w:p>
+      <w:pPr>
+        <w:rPr>
+          <w:lang w:val="en-US"/>
+        </w:rPr>
+      </w:pPr>
+      <w:r>
+        <w:rPr>
+          <w:lang w:val="en-US"/>
+        </w:rPr>
+        <w:tab/>
+      </w:r>
+      <w:r>
+        <w:rPr>
+          <w:lang w:val="en-US"/>
+        </w:rPr>
+        <w:tab/>
+      </w:r>
+      <w:r>
+        <w:rPr>
+          <w:lang w:val="en-US"/>
+        </w:rPr>
+        <w:tab/>
+      </w:r>
+      <w:r>
+        <w:rPr>
+          <w:lang w:val="en-US"/>
+        </w:rPr>
+        <w:tab/>
+        <w:t>setSpeed(RPM)</w:t>
+      </w:r>
+    </w:p>
+    <w:p>
+      <w:pPr>
+        <w:rPr>
+          <w:lang w:val="en-US"/>
+        </w:rPr>
+      </w:pPr>
+      <w:r>
+        <w:rPr>
+          <w:lang w:val="en-US"/>
+        </w:rPr>
+        <w:tab/>
+      </w:r>
+      <w:r>
+        <w:rPr>
+          <w:lang w:val="en-US"/>
+        </w:rPr>
+        <w:tab/>
+      </w:r>
+      <w:r>
+        <w:rPr>
+          <w:lang w:val="en-US"/>
+        </w:rPr>
+        <w:tab/>
+      </w:r>
+      <w:r>
+        <w:rPr>
+          <w:lang w:val="en-US"/>
+        </w:rPr>
+        <w:tab/>
+      </w:r>
+      <w:r>
+        <w:rPr>
+          <w:lang w:val="en-US"/>
+        </w:rPr>
+        <w:tab/>
+        <w:t>Usage:</w:t>
+      </w:r>
+    </w:p>
+    <w:p>
+      <w:pPr>
+        <w:rPr>
+          <w:lang w:val="en-US"/>
+        </w:rPr>
+      </w:pPr>
+      <w:r>
+        <w:rPr>
+          <w:lang w:val="en-US"/>
+        </w:rPr>
+        <w:tab/>
+      </w:r>
+      <w:r>
+        <w:rPr>
+          <w:lang w:val="en-US"/>
+        </w:rPr>
+        <w:tab/>
+      </w:r>
+      <w:r>
+        <w:rPr>
+          <w:lang w:val="en-US"/>
+        </w:rPr>
+        <w:tab/>
+      </w:r>
+      <w:r>
+        <w:rPr>
+          <w:lang w:val="en-US"/>
+        </w:rPr>
+        <w:tab/>
+      </w:r>
+      <w:r>
+        <w:rPr>
+          <w:lang w:val="en-US"/>
+        </w:rPr>
+        <w:tab/>
+      </w:r>
+      <w:r>
+        <w:rPr>
+          <w:lang w:val="en-US"/>
+        </w:rPr>
+        <w:tab/>
+        <w:t>Chỉnh tốc độ Stepper Motor</w:t>
+      </w:r>
+    </w:p>
+    <w:p>
+      <w:pPr>
+        <w:rPr>
+          <w:lang w:val="en-US"/>
+        </w:rPr>
+      </w:pPr>
+      <w:r>
+        <w:rPr>
+          <w:lang w:val="en-US"/>
+        </w:rPr>
         <w:lastRenderedPageBreak/>
         <w:tab/>
       </w:r>
@@ -14180,26 +14739,6 @@
           <w:lang w:val="en-US"/>
         </w:rPr>
         <w:tab/>
-        <w:t>Khởi tạo Stepper Object</w:t>
-      </w:r>
-    </w:p>
-    <w:p>
-      <w:pPr>
-        <w:rPr>
-          <w:lang w:val="en-US"/>
-        </w:rPr>
-      </w:pPr>
-      <w:r>
-        <w:rPr>
-          <w:lang w:val="en-US"/>
-        </w:rPr>
-        <w:tab/>
-      </w:r>
-      <w:r>
-        <w:rPr>
-          <w:lang w:val="en-US"/>
-        </w:rPr>
-        <w:tab/>
       </w:r>
       <w:r>
         <w:rPr>
@@ -14238,7 +14777,365 @@
           <w:lang w:val="en-US"/>
         </w:rPr>
         <w:tab/>
-        <w:t>Stepper foo(2048, 8, 10, 9, 11)</w:t>
+      </w:r>
+      <w:r>
+        <w:rPr>
+          <w:lang w:val="en-US"/>
+        </w:rPr>
+        <w:tab/>
+      </w:r>
+      <w:r>
+        <w:rPr>
+          <w:lang w:val="en-US"/>
+        </w:rPr>
+        <w:tab/>
+        <w:t>foo.setSpeed(3)</w:t>
+      </w:r>
+    </w:p>
+    <w:p>
+      <w:pPr>
+        <w:rPr>
+          <w:lang w:val="en-US"/>
+        </w:rPr>
+      </w:pPr>
+      <w:r>
+        <w:rPr>
+          <w:lang w:val="en-US"/>
+        </w:rPr>
+        <w:tab/>
+      </w:r>
+      <w:r>
+        <w:rPr>
+          <w:lang w:val="en-US"/>
+        </w:rPr>
+        <w:tab/>
+      </w:r>
+      <w:r>
+        <w:rPr>
+          <w:lang w:val="en-US"/>
+        </w:rPr>
+        <w:tab/>
+      </w:r>
+      <w:r>
+        <w:rPr>
+          <w:lang w:val="en-US"/>
+        </w:rPr>
+        <w:tab/>
+        <w:t>step(Steps)</w:t>
+      </w:r>
+    </w:p>
+    <w:p>
+      <w:pPr>
+        <w:rPr>
+          <w:lang w:val="en-US"/>
+        </w:rPr>
+      </w:pPr>
+      <w:r>
+        <w:rPr>
+          <w:lang w:val="en-US"/>
+        </w:rPr>
+        <w:tab/>
+      </w:r>
+      <w:r>
+        <w:rPr>
+          <w:lang w:val="en-US"/>
+        </w:rPr>
+        <w:tab/>
+      </w:r>
+      <w:r>
+        <w:rPr>
+          <w:lang w:val="en-US"/>
+        </w:rPr>
+        <w:tab/>
+      </w:r>
+      <w:r>
+        <w:rPr>
+          <w:lang w:val="en-US"/>
+        </w:rPr>
+        <w:tab/>
+      </w:r>
+      <w:r>
+        <w:rPr>
+          <w:lang w:val="en-US"/>
+        </w:rPr>
+        <w:tab/>
+        <w:t>Usage:</w:t>
+      </w:r>
+    </w:p>
+    <w:p>
+      <w:pPr>
+        <w:rPr>
+          <w:lang w:val="en-US"/>
+        </w:rPr>
+      </w:pPr>
+      <w:r>
+        <w:rPr>
+          <w:lang w:val="en-US"/>
+        </w:rPr>
+        <w:tab/>
+      </w:r>
+      <w:r>
+        <w:rPr>
+          <w:lang w:val="en-US"/>
+        </w:rPr>
+        <w:tab/>
+      </w:r>
+      <w:r>
+        <w:rPr>
+          <w:lang w:val="en-US"/>
+        </w:rPr>
+        <w:tab/>
+      </w:r>
+      <w:r>
+        <w:rPr>
+          <w:lang w:val="en-US"/>
+        </w:rPr>
+        <w:tab/>
+      </w:r>
+      <w:r>
+        <w:rPr>
+          <w:lang w:val="en-US"/>
+        </w:rPr>
+        <w:tab/>
+      </w:r>
+      <w:r>
+        <w:rPr>
+          <w:lang w:val="en-US"/>
+        </w:rPr>
+        <w:tab/>
+        <w:t>Quay Stepper Motor với số bước nào đó</w:t>
+      </w:r>
+    </w:p>
+    <w:p>
+      <w:pPr>
+        <w:rPr>
+          <w:lang w:val="en-US"/>
+        </w:rPr>
+      </w:pPr>
+      <w:r>
+        <w:rPr>
+          <w:lang w:val="en-US"/>
+        </w:rPr>
+        <w:tab/>
+      </w:r>
+      <w:r>
+        <w:rPr>
+          <w:lang w:val="en-US"/>
+        </w:rPr>
+        <w:tab/>
+      </w:r>
+      <w:r>
+        <w:rPr>
+          <w:lang w:val="en-US"/>
+        </w:rPr>
+        <w:tab/>
+      </w:r>
+      <w:r>
+        <w:rPr>
+          <w:lang w:val="en-US"/>
+        </w:rPr>
+        <w:tab/>
+      </w:r>
+      <w:r>
+        <w:rPr>
+          <w:lang w:val="en-US"/>
+        </w:rPr>
+        <w:tab/>
+        <w:t>Ex:</w:t>
+      </w:r>
+    </w:p>
+    <w:p>
+      <w:pPr>
+        <w:rPr>
+          <w:lang w:val="en-US"/>
+        </w:rPr>
+      </w:pPr>
+      <w:r>
+        <w:rPr>
+          <w:lang w:val="en-US"/>
+        </w:rPr>
+        <w:tab/>
+      </w:r>
+      <w:r>
+        <w:rPr>
+          <w:lang w:val="en-US"/>
+        </w:rPr>
+        <w:tab/>
+      </w:r>
+      <w:r>
+        <w:rPr>
+          <w:lang w:val="en-US"/>
+        </w:rPr>
+        <w:tab/>
+      </w:r>
+      <w:r>
+        <w:rPr>
+          <w:lang w:val="en-US"/>
+        </w:rPr>
+        <w:tab/>
+      </w:r>
+      <w:r>
+        <w:rPr>
+          <w:lang w:val="en-US"/>
+        </w:rPr>
+        <w:tab/>
+      </w:r>
+      <w:r>
+        <w:rPr>
+          <w:lang w:val="en-US"/>
+        </w:rPr>
+        <w:tab/>
+        <w:t>foo.step(1024)</w:t>
+      </w:r>
+    </w:p>
+    <w:p>
+      <w:pPr>
+        <w:rPr>
+          <w:lang w:val="en-US"/>
+        </w:rPr>
+      </w:pPr>
+      <w:r>
+        <w:rPr>
+          <w:lang w:val="en-US"/>
+        </w:rPr>
+        <w:tab/>
+        <w:t>LiquidCrystal.h</w:t>
+      </w:r>
+    </w:p>
+    <w:p>
+      <w:pPr>
+        <w:rPr>
+          <w:lang w:val="en-US"/>
+        </w:rPr>
+      </w:pPr>
+      <w:r>
+        <w:rPr>
+          <w:lang w:val="en-US"/>
+        </w:rPr>
+        <w:tab/>
+      </w:r>
+      <w:r>
+        <w:rPr>
+          <w:lang w:val="en-US"/>
+        </w:rPr>
+        <w:tab/>
+        <w:t>LiquidCrystal Object(RS Pin Code, E Pin Code, 4 * Data Pin Code)</w:t>
+      </w:r>
+    </w:p>
+    <w:p>
+      <w:pPr>
+        <w:rPr>
+          <w:lang w:val="en-US"/>
+        </w:rPr>
+      </w:pPr>
+      <w:r>
+        <w:rPr>
+          <w:lang w:val="en-US"/>
+        </w:rPr>
+        <w:tab/>
+      </w:r>
+      <w:r>
+        <w:rPr>
+          <w:lang w:val="en-US"/>
+        </w:rPr>
+        <w:tab/>
+      </w:r>
+      <w:r>
+        <w:rPr>
+          <w:lang w:val="en-US"/>
+        </w:rPr>
+        <w:tab/>
+        <w:t>Usage:</w:t>
+      </w:r>
+    </w:p>
+    <w:p>
+      <w:pPr>
+        <w:rPr>
+          <w:lang w:val="en-US"/>
+        </w:rPr>
+      </w:pPr>
+      <w:r>
+        <w:rPr>
+          <w:lang w:val="en-US"/>
+        </w:rPr>
+        <w:tab/>
+      </w:r>
+      <w:r>
+        <w:rPr>
+          <w:lang w:val="en-US"/>
+        </w:rPr>
+        <w:tab/>
+      </w:r>
+      <w:r>
+        <w:rPr>
+          <w:lang w:val="en-US"/>
+        </w:rPr>
+        <w:tab/>
+      </w:r>
+      <w:r>
+        <w:rPr>
+          <w:lang w:val="en-US"/>
+        </w:rPr>
+        <w:tab/>
+        <w:t>Khởi tạo LCD Object</w:t>
+      </w:r>
+    </w:p>
+    <w:p>
+      <w:pPr>
+        <w:rPr>
+          <w:lang w:val="en-US"/>
+        </w:rPr>
+      </w:pPr>
+      <w:r>
+        <w:rPr>
+          <w:lang w:val="en-US"/>
+        </w:rPr>
+        <w:tab/>
+      </w:r>
+      <w:r>
+        <w:rPr>
+          <w:lang w:val="en-US"/>
+        </w:rPr>
+        <w:tab/>
+      </w:r>
+      <w:r>
+        <w:rPr>
+          <w:lang w:val="en-US"/>
+        </w:rPr>
+        <w:tab/>
+        <w:t>Ex:</w:t>
+      </w:r>
+    </w:p>
+    <w:p>
+      <w:pPr>
+        <w:rPr>
+          <w:lang w:val="en-US"/>
+        </w:rPr>
+      </w:pPr>
+      <w:r>
+        <w:rPr>
+          <w:lang w:val="en-US"/>
+        </w:rPr>
+        <w:tab/>
+      </w:r>
+      <w:r>
+        <w:rPr>
+          <w:lang w:val="en-US"/>
+        </w:rPr>
+        <w:tab/>
+      </w:r>
+      <w:r>
+        <w:rPr>
+          <w:lang w:val="en-US"/>
+        </w:rPr>
+        <w:tab/>
+      </w:r>
+      <w:r>
+        <w:rPr>
+          <w:lang w:val="en-US"/>
+        </w:rPr>
+        <w:tab/>
+        <w:t>LiquidCrystal lcd(2, 3, 4, 5, 6, 7)</w:t>
       </w:r>
     </w:p>
     <w:p>
@@ -14296,7 +15193,7 @@
           <w:lang w:val="en-US"/>
         </w:rPr>
         <w:tab/>
-        <w:t>setSpeed(RPM)</w:t>
+        <w:t>begin(Columns, Rows)</w:t>
       </w:r>
     </w:p>
     <w:p>
@@ -14378,7 +15275,51 @@
           <w:lang w:val="en-US"/>
         </w:rPr>
         <w:tab/>
-        <w:t>Chỉnh tốc độ Stepper Motor</w:t>
+        <w:t>Bắt đầu làm việc với màn hình LCD với</w:t>
+      </w:r>
+    </w:p>
+    <w:p>
+      <w:pPr>
+        <w:rPr>
+          <w:lang w:val="en-US"/>
+        </w:rPr>
+      </w:pPr>
+      <w:r>
+        <w:rPr>
+          <w:lang w:val="en-US"/>
+        </w:rPr>
+        <w:tab/>
+      </w:r>
+      <w:r>
+        <w:rPr>
+          <w:lang w:val="en-US"/>
+        </w:rPr>
+        <w:tab/>
+      </w:r>
+      <w:r>
+        <w:rPr>
+          <w:lang w:val="en-US"/>
+        </w:rPr>
+        <w:tab/>
+      </w:r>
+      <w:r>
+        <w:rPr>
+          <w:lang w:val="en-US"/>
+        </w:rPr>
+        <w:tab/>
+      </w:r>
+      <w:r>
+        <w:rPr>
+          <w:lang w:val="en-US"/>
+        </w:rPr>
+        <w:tab/>
+      </w:r>
+      <w:r>
+        <w:rPr>
+          <w:lang w:val="en-US"/>
+        </w:rPr>
+        <w:tab/>
+        <w:t>kích thước để hiển thị kí tự là Columns * Rows</w:t>
       </w:r>
     </w:p>
     <w:p>
@@ -14460,39 +15401,50 @@
           <w:lang w:val="en-US"/>
         </w:rPr>
         <w:tab/>
-        <w:t>foo.setSpeed(3)</w:t>
-      </w:r>
-    </w:p>
-    <w:p>
-      <w:pPr>
-        <w:rPr>
-          <w:lang w:val="en-US"/>
-        </w:rPr>
-      </w:pPr>
-      <w:r>
-        <w:rPr>
-          <w:lang w:val="en-US"/>
-        </w:rPr>
-        <w:tab/>
-      </w:r>
-      <w:r>
-        <w:rPr>
-          <w:lang w:val="en-US"/>
-        </w:rPr>
-        <w:tab/>
-      </w:r>
-      <w:r>
-        <w:rPr>
-          <w:lang w:val="en-US"/>
-        </w:rPr>
-        <w:tab/>
-      </w:r>
-      <w:r>
-        <w:rPr>
-          <w:lang w:val="en-US"/>
-        </w:rPr>
-        <w:tab/>
-        <w:t>step(Steps)</w:t>
+        <w:t>lcd.begin(16, 2)</w:t>
+      </w:r>
+    </w:p>
+    <w:p>
+      <w:pPr>
+        <w:rPr>
+          <w:lang w:val="en-US"/>
+        </w:rPr>
+      </w:pPr>
+      <w:r>
+        <w:rPr>
+          <w:lang w:val="en-US"/>
+        </w:rPr>
+        <w:tab/>
+      </w:r>
+      <w:r>
+        <w:rPr>
+          <w:lang w:val="en-US"/>
+        </w:rPr>
+        <w:tab/>
+      </w:r>
+      <w:r>
+        <w:rPr>
+          <w:lang w:val="en-US"/>
+        </w:rPr>
+        <w:tab/>
+      </w:r>
+      <w:r>
+        <w:rPr>
+          <w:lang w:val="en-US"/>
+        </w:rPr>
+        <w:tab/>
+      </w:r>
+      <w:r>
+        <w:rPr>
+          <w:lang w:val="en-US"/>
+        </w:rPr>
+        <w:t>print</w:t>
+      </w:r>
+      <w:r>
+        <w:rPr>
+          <w:lang w:val="en-US"/>
+        </w:rPr>
+        <w:t>(Text)</w:t>
       </w:r>
     </w:p>
     <w:p>
@@ -14574,7 +15526,7 @@
           <w:lang w:val="en-US"/>
         </w:rPr>
         <w:tab/>
-        <w:t>Quay Stepper Motor với số bước nào đó</w:t>
+        <w:t>In chữ ra màn hình LCD</w:t>
       </w:r>
     </w:p>
     <w:p>
@@ -14656,49 +15608,59 @@
           <w:lang w:val="en-US"/>
         </w:rPr>
         <w:tab/>
-        <w:t>foo.step(1024)</w:t>
-      </w:r>
-    </w:p>
-    <w:p>
-      <w:pPr>
-        <w:rPr>
-          <w:lang w:val="en-US"/>
-        </w:rPr>
-      </w:pPr>
-      <w:r>
-        <w:rPr>
-          <w:lang w:val="en-US"/>
-        </w:rPr>
-        <w:tab/>
-        <w:t>LiquidCrystal.h</w:t>
-      </w:r>
-    </w:p>
-    <w:p>
-      <w:pPr>
-        <w:rPr>
-          <w:lang w:val="en-US"/>
-        </w:rPr>
-      </w:pPr>
-      <w:r>
-        <w:rPr>
-          <w:lang w:val="en-US"/>
-        </w:rPr>
-        <w:tab/>
-      </w:r>
-      <w:r>
-        <w:rPr>
-          <w:lang w:val="en-US"/>
-        </w:rPr>
-        <w:tab/>
-        <w:t>LiquidCrystal Object(RS Pin Code, E Pin Code, 4 * Data Pin Code)</w:t>
-      </w:r>
-    </w:p>
-    <w:p>
-      <w:pPr>
-        <w:rPr>
-          <w:lang w:val="en-US"/>
-        </w:rPr>
-      </w:pPr>
+        <w:t>lcd.write(“Hello”)</w:t>
+      </w:r>
+    </w:p>
+    <w:p>
+      <w:pPr>
+        <w:rPr>
+          <w:lang w:val="en-US"/>
+        </w:rPr>
+      </w:pPr>
+      <w:r>
+        <w:rPr>
+          <w:lang w:val="en-US"/>
+        </w:rPr>
+        <w:tab/>
+      </w:r>
+      <w:r>
+        <w:rPr>
+          <w:lang w:val="en-US"/>
+        </w:rPr>
+        <w:tab/>
+      </w:r>
+      <w:r>
+        <w:rPr>
+          <w:lang w:val="en-US"/>
+        </w:rPr>
+        <w:tab/>
+      </w:r>
+      <w:r>
+        <w:rPr>
+          <w:lang w:val="en-US"/>
+        </w:rPr>
+        <w:tab/>
+        <w:t>setCursor(Column, Row)</w:t>
+      </w:r>
+    </w:p>
+    <w:p>
+      <w:pPr>
+        <w:rPr>
+          <w:lang w:val="en-US"/>
+        </w:rPr>
+      </w:pPr>
+      <w:r>
+        <w:rPr>
+          <w:lang w:val="en-US"/>
+        </w:rPr>
+        <w:tab/>
+      </w:r>
+      <w:r>
+        <w:rPr>
+          <w:lang w:val="en-US"/>
+        </w:rPr>
+        <w:tab/>
+      </w:r>
       <w:r>
         <w:rPr>
           <w:lang w:val="en-US"/>
@@ -14748,15 +15710,40 @@
           <w:lang w:val="en-US"/>
         </w:rPr>
         <w:tab/>
-        <w:t>Khởi tạo LCD Object</w:t>
-      </w:r>
-    </w:p>
-    <w:p>
-      <w:pPr>
-        <w:rPr>
-          <w:lang w:val="en-US"/>
-        </w:rPr>
-      </w:pPr>
+      </w:r>
+      <w:r>
+        <w:rPr>
+          <w:lang w:val="en-US"/>
+        </w:rPr>
+        <w:tab/>
+      </w:r>
+      <w:r>
+        <w:rPr>
+          <w:lang w:val="en-US"/>
+        </w:rPr>
+        <w:tab/>
+        <w:t>Thay đổi vị trí con trỏ</w:t>
+      </w:r>
+    </w:p>
+    <w:p>
+      <w:pPr>
+        <w:rPr>
+          <w:lang w:val="en-US"/>
+        </w:rPr>
+      </w:pPr>
+      <w:r>
+        <w:rPr>
+          <w:lang w:val="en-US"/>
+        </w:rPr>
+        <w:lastRenderedPageBreak/>
+        <w:tab/>
+      </w:r>
+      <w:r>
+        <w:rPr>
+          <w:lang w:val="en-US"/>
+        </w:rPr>
+        <w:tab/>
+      </w:r>
       <w:r>
         <w:rPr>
           <w:lang w:val="en-US"/>
@@ -14806,7 +15793,365 @@
           <w:lang w:val="en-US"/>
         </w:rPr>
         <w:tab/>
-        <w:t>LiquidCrystal lcd(2, 3, 4, 5, 6, 7)</w:t>
+      </w:r>
+      <w:r>
+        <w:rPr>
+          <w:lang w:val="en-US"/>
+        </w:rPr>
+        <w:tab/>
+      </w:r>
+      <w:r>
+        <w:rPr>
+          <w:lang w:val="en-US"/>
+        </w:rPr>
+        <w:tab/>
+        <w:t>lcd.setCursor(2, 1)</w:t>
+      </w:r>
+    </w:p>
+    <w:p>
+      <w:pPr>
+        <w:rPr>
+          <w:lang w:val="en-US"/>
+        </w:rPr>
+      </w:pPr>
+      <w:r>
+        <w:rPr>
+          <w:lang w:val="en-US"/>
+        </w:rPr>
+        <w:tab/>
+      </w:r>
+      <w:r>
+        <w:rPr>
+          <w:lang w:val="en-US"/>
+        </w:rPr>
+        <w:tab/>
+      </w:r>
+      <w:r>
+        <w:rPr>
+          <w:lang w:val="en-US"/>
+        </w:rPr>
+        <w:tab/>
+      </w:r>
+      <w:r>
+        <w:rPr>
+          <w:lang w:val="en-US"/>
+        </w:rPr>
+        <w:tab/>
+        <w:t>clear()</w:t>
+      </w:r>
+    </w:p>
+    <w:p>
+      <w:pPr>
+        <w:rPr>
+          <w:lang w:val="en-US"/>
+        </w:rPr>
+      </w:pPr>
+      <w:r>
+        <w:rPr>
+          <w:lang w:val="en-US"/>
+        </w:rPr>
+        <w:tab/>
+      </w:r>
+      <w:r>
+        <w:rPr>
+          <w:lang w:val="en-US"/>
+        </w:rPr>
+        <w:tab/>
+      </w:r>
+      <w:r>
+        <w:rPr>
+          <w:lang w:val="en-US"/>
+        </w:rPr>
+        <w:tab/>
+      </w:r>
+      <w:r>
+        <w:rPr>
+          <w:lang w:val="en-US"/>
+        </w:rPr>
+        <w:tab/>
+      </w:r>
+      <w:r>
+        <w:rPr>
+          <w:lang w:val="en-US"/>
+        </w:rPr>
+        <w:tab/>
+        <w:t>Usage:</w:t>
+      </w:r>
+    </w:p>
+    <w:p>
+      <w:pPr>
+        <w:rPr>
+          <w:lang w:val="en-US"/>
+        </w:rPr>
+      </w:pPr>
+      <w:r>
+        <w:rPr>
+          <w:lang w:val="en-US"/>
+        </w:rPr>
+        <w:tab/>
+      </w:r>
+      <w:r>
+        <w:rPr>
+          <w:lang w:val="en-US"/>
+        </w:rPr>
+        <w:tab/>
+      </w:r>
+      <w:r>
+        <w:rPr>
+          <w:lang w:val="en-US"/>
+        </w:rPr>
+        <w:tab/>
+      </w:r>
+      <w:r>
+        <w:rPr>
+          <w:lang w:val="en-US"/>
+        </w:rPr>
+        <w:tab/>
+      </w:r>
+      <w:r>
+        <w:rPr>
+          <w:lang w:val="en-US"/>
+        </w:rPr>
+        <w:tab/>
+      </w:r>
+      <w:r>
+        <w:rPr>
+          <w:lang w:val="en-US"/>
+        </w:rPr>
+        <w:tab/>
+        <w:t>Xóa màn hình và đưa con trỏ trở về vị trí đầu</w:t>
+      </w:r>
+    </w:p>
+    <w:p>
+      <w:pPr>
+        <w:rPr>
+          <w:lang w:val="en-US"/>
+        </w:rPr>
+      </w:pPr>
+      <w:r>
+        <w:rPr>
+          <w:lang w:val="en-US"/>
+        </w:rPr>
+        <w:tab/>
+      </w:r>
+      <w:r>
+        <w:rPr>
+          <w:lang w:val="en-US"/>
+        </w:rPr>
+        <w:tab/>
+      </w:r>
+      <w:r>
+        <w:rPr>
+          <w:lang w:val="en-US"/>
+        </w:rPr>
+        <w:tab/>
+      </w:r>
+      <w:r>
+        <w:rPr>
+          <w:lang w:val="en-US"/>
+        </w:rPr>
+        <w:tab/>
+      </w:r>
+      <w:r>
+        <w:rPr>
+          <w:lang w:val="en-US"/>
+        </w:rPr>
+        <w:tab/>
+        <w:t>Ex:</w:t>
+      </w:r>
+    </w:p>
+    <w:p>
+      <w:pPr>
+        <w:rPr>
+          <w:lang w:val="en-US"/>
+        </w:rPr>
+      </w:pPr>
+      <w:r>
+        <w:rPr>
+          <w:lang w:val="en-US"/>
+        </w:rPr>
+        <w:tab/>
+      </w:r>
+      <w:r>
+        <w:rPr>
+          <w:lang w:val="en-US"/>
+        </w:rPr>
+        <w:tab/>
+      </w:r>
+      <w:r>
+        <w:rPr>
+          <w:lang w:val="en-US"/>
+        </w:rPr>
+        <w:tab/>
+      </w:r>
+      <w:r>
+        <w:rPr>
+          <w:lang w:val="en-US"/>
+        </w:rPr>
+        <w:tab/>
+      </w:r>
+      <w:r>
+        <w:rPr>
+          <w:lang w:val="en-US"/>
+        </w:rPr>
+        <w:tab/>
+      </w:r>
+      <w:r>
+        <w:rPr>
+          <w:lang w:val="en-US"/>
+        </w:rPr>
+        <w:tab/>
+        <w:t>lcd.clear()</w:t>
+      </w:r>
+    </w:p>
+    <w:p>
+      <w:pPr>
+        <w:rPr>
+          <w:lang w:val="en-US"/>
+        </w:rPr>
+      </w:pPr>
+      <w:r>
+        <w:rPr>
+          <w:lang w:val="en-US"/>
+        </w:rPr>
+        <w:tab/>
+        <w:t>DHT.h</w:t>
+      </w:r>
+    </w:p>
+    <w:p>
+      <w:pPr>
+        <w:rPr>
+          <w:lang w:val="en-US"/>
+        </w:rPr>
+      </w:pPr>
+      <w:r>
+        <w:rPr>
+          <w:lang w:val="en-US"/>
+        </w:rPr>
+        <w:tab/>
+      </w:r>
+      <w:r>
+        <w:rPr>
+          <w:lang w:val="en-US"/>
+        </w:rPr>
+        <w:tab/>
+        <w:t>DHT Object(Pin Code, Type)</w:t>
+      </w:r>
+    </w:p>
+    <w:p>
+      <w:pPr>
+        <w:rPr>
+          <w:lang w:val="en-US"/>
+        </w:rPr>
+      </w:pPr>
+      <w:r>
+        <w:rPr>
+          <w:lang w:val="en-US"/>
+        </w:rPr>
+        <w:tab/>
+      </w:r>
+      <w:r>
+        <w:rPr>
+          <w:lang w:val="en-US"/>
+        </w:rPr>
+        <w:tab/>
+      </w:r>
+      <w:r>
+        <w:rPr>
+          <w:lang w:val="en-US"/>
+        </w:rPr>
+        <w:tab/>
+        <w:t>Usage:</w:t>
+      </w:r>
+    </w:p>
+    <w:p>
+      <w:pPr>
+        <w:rPr>
+          <w:lang w:val="en-US"/>
+        </w:rPr>
+      </w:pPr>
+      <w:r>
+        <w:rPr>
+          <w:lang w:val="en-US"/>
+        </w:rPr>
+        <w:tab/>
+      </w:r>
+      <w:r>
+        <w:rPr>
+          <w:lang w:val="en-US"/>
+        </w:rPr>
+        <w:tab/>
+      </w:r>
+      <w:r>
+        <w:rPr>
+          <w:lang w:val="en-US"/>
+        </w:rPr>
+        <w:tab/>
+      </w:r>
+      <w:r>
+        <w:rPr>
+          <w:lang w:val="en-US"/>
+        </w:rPr>
+        <w:tab/>
+        <w:t>Khởi tạo DHT Object</w:t>
+      </w:r>
+    </w:p>
+    <w:p>
+      <w:pPr>
+        <w:rPr>
+          <w:lang w:val="en-US"/>
+        </w:rPr>
+      </w:pPr>
+      <w:r>
+        <w:rPr>
+          <w:lang w:val="en-US"/>
+        </w:rPr>
+        <w:tab/>
+      </w:r>
+      <w:r>
+        <w:rPr>
+          <w:lang w:val="en-US"/>
+        </w:rPr>
+        <w:tab/>
+      </w:r>
+      <w:r>
+        <w:rPr>
+          <w:lang w:val="en-US"/>
+        </w:rPr>
+        <w:tab/>
+        <w:t>Ex:</w:t>
+      </w:r>
+    </w:p>
+    <w:p>
+      <w:pPr>
+        <w:rPr>
+          <w:lang w:val="en-US"/>
+        </w:rPr>
+      </w:pPr>
+      <w:r>
+        <w:rPr>
+          <w:lang w:val="en-US"/>
+        </w:rPr>
+        <w:tab/>
+      </w:r>
+      <w:r>
+        <w:rPr>
+          <w:lang w:val="en-US"/>
+        </w:rPr>
+        <w:tab/>
+      </w:r>
+      <w:r>
+        <w:rPr>
+          <w:lang w:val="en-US"/>
+        </w:rPr>
+        <w:tab/>
+      </w:r>
+      <w:r>
+        <w:rPr>
+          <w:lang w:val="en-US"/>
+        </w:rPr>
+        <w:tab/>
+        <w:t>DHT dht(2, DHT11)</w:t>
       </w:r>
     </w:p>
     <w:p>
@@ -14864,7 +16209,7 @@
           <w:lang w:val="en-US"/>
         </w:rPr>
         <w:tab/>
-        <w:t>begin(Columns, Rows)</w:t>
+        <w:t>begin()</w:t>
       </w:r>
     </w:p>
     <w:p>
@@ -14946,51 +16291,7 @@
           <w:lang w:val="en-US"/>
         </w:rPr>
         <w:tab/>
-        <w:t>Bắt đầu làm việc với màn hình LCD với</w:t>
-      </w:r>
-    </w:p>
-    <w:p>
-      <w:pPr>
-        <w:rPr>
-          <w:lang w:val="en-US"/>
-        </w:rPr>
-      </w:pPr>
-      <w:r>
-        <w:rPr>
-          <w:lang w:val="en-US"/>
-        </w:rPr>
-        <w:tab/>
-      </w:r>
-      <w:r>
-        <w:rPr>
-          <w:lang w:val="en-US"/>
-        </w:rPr>
-        <w:tab/>
-      </w:r>
-      <w:r>
-        <w:rPr>
-          <w:lang w:val="en-US"/>
-        </w:rPr>
-        <w:tab/>
-      </w:r>
-      <w:r>
-        <w:rPr>
-          <w:lang w:val="en-US"/>
-        </w:rPr>
-        <w:tab/>
-      </w:r>
-      <w:r>
-        <w:rPr>
-          <w:lang w:val="en-US"/>
-        </w:rPr>
-        <w:tab/>
-      </w:r>
-      <w:r>
-        <w:rPr>
-          <w:lang w:val="en-US"/>
-        </w:rPr>
-        <w:tab/>
-        <w:t>kích thước để hiển thị kí tự là Columns * Rows</w:t>
+        <w:t>Bắt đầu cảm biến</w:t>
       </w:r>
     </w:p>
     <w:p>
@@ -15072,63 +16373,56 @@
           <w:lang w:val="en-US"/>
         </w:rPr>
         <w:tab/>
-        <w:t>lcd.begin(16, 2)</w:t>
-      </w:r>
-    </w:p>
-    <w:p>
-      <w:pPr>
-        <w:rPr>
-          <w:lang w:val="en-US"/>
-        </w:rPr>
-      </w:pPr>
-      <w:r>
-        <w:rPr>
-          <w:lang w:val="en-US"/>
-        </w:rPr>
-        <w:tab/>
-      </w:r>
-      <w:r>
-        <w:rPr>
-          <w:lang w:val="en-US"/>
-        </w:rPr>
-        <w:tab/>
-      </w:r>
-      <w:r>
-        <w:rPr>
-          <w:lang w:val="en-US"/>
-        </w:rPr>
-        <w:tab/>
-      </w:r>
-      <w:r>
-        <w:rPr>
-          <w:lang w:val="en-US"/>
-        </w:rPr>
-        <w:tab/>
-      </w:r>
-      <w:r>
-        <w:rPr>
-          <w:lang w:val="en-US"/>
-        </w:rPr>
-        <w:t>print</w:t>
-      </w:r>
-      <w:r>
-        <w:rPr>
-          <w:lang w:val="en-US"/>
-        </w:rPr>
-        <w:t>(Text)</w:t>
-      </w:r>
-    </w:p>
-    <w:p>
-      <w:pPr>
-        <w:rPr>
-          <w:lang w:val="en-US"/>
-        </w:rPr>
-      </w:pPr>
-      <w:r>
-        <w:rPr>
-          <w:lang w:val="en-US"/>
-        </w:rPr>
-        <w:lastRenderedPageBreak/>
+        <w:t>dht.begin()</w:t>
+      </w:r>
+    </w:p>
+    <w:p>
+      <w:pPr>
+        <w:rPr>
+          <w:lang w:val="en-US"/>
+        </w:rPr>
+      </w:pPr>
+      <w:r>
+        <w:rPr>
+          <w:lang w:val="en-US"/>
+        </w:rPr>
+        <w:tab/>
+      </w:r>
+      <w:r>
+        <w:rPr>
+          <w:lang w:val="en-US"/>
+        </w:rPr>
+        <w:tab/>
+      </w:r>
+      <w:r>
+        <w:rPr>
+          <w:lang w:val="en-US"/>
+        </w:rPr>
+        <w:tab/>
+      </w:r>
+      <w:r>
+        <w:rPr>
+          <w:lang w:val="en-US"/>
+        </w:rPr>
+        <w:tab/>
+      </w:r>
+      <w:r>
+        <w:rPr>
+          <w:lang w:val="en-US"/>
+        </w:rPr>
+        <w:t>readHumidity()</w:t>
+      </w:r>
+    </w:p>
+    <w:p>
+      <w:pPr>
+        <w:rPr>
+          <w:lang w:val="en-US"/>
+        </w:rPr>
+      </w:pPr>
+      <w:r>
+        <w:rPr>
+          <w:lang w:val="en-US"/>
+        </w:rPr>
         <w:tab/>
       </w:r>
       <w:r>
@@ -15167,972 +16461,6 @@
         <w:rPr>
           <w:lang w:val="en-US"/>
         </w:rPr>
-        <w:tab/>
-      </w:r>
-      <w:r>
-        <w:rPr>
-          <w:lang w:val="en-US"/>
-        </w:rPr>
-        <w:tab/>
-      </w:r>
-      <w:r>
-        <w:rPr>
-          <w:lang w:val="en-US"/>
-        </w:rPr>
-        <w:tab/>
-      </w:r>
-      <w:r>
-        <w:rPr>
-          <w:lang w:val="en-US"/>
-        </w:rPr>
-        <w:tab/>
-      </w:r>
-      <w:r>
-        <w:rPr>
-          <w:lang w:val="en-US"/>
-        </w:rPr>
-        <w:tab/>
-      </w:r>
-      <w:r>
-        <w:rPr>
-          <w:lang w:val="en-US"/>
-        </w:rPr>
-        <w:tab/>
-        <w:t>In chữ ra màn hình LCD</w:t>
-      </w:r>
-    </w:p>
-    <w:p>
-      <w:pPr>
-        <w:rPr>
-          <w:lang w:val="en-US"/>
-        </w:rPr>
-      </w:pPr>
-      <w:r>
-        <w:rPr>
-          <w:lang w:val="en-US"/>
-        </w:rPr>
-        <w:tab/>
-      </w:r>
-      <w:r>
-        <w:rPr>
-          <w:lang w:val="en-US"/>
-        </w:rPr>
-        <w:tab/>
-      </w:r>
-      <w:r>
-        <w:rPr>
-          <w:lang w:val="en-US"/>
-        </w:rPr>
-        <w:tab/>
-      </w:r>
-      <w:r>
-        <w:rPr>
-          <w:lang w:val="en-US"/>
-        </w:rPr>
-        <w:tab/>
-      </w:r>
-      <w:r>
-        <w:rPr>
-          <w:lang w:val="en-US"/>
-        </w:rPr>
-        <w:tab/>
-        <w:t>Ex:</w:t>
-      </w:r>
-    </w:p>
-    <w:p>
-      <w:pPr>
-        <w:rPr>
-          <w:lang w:val="en-US"/>
-        </w:rPr>
-      </w:pPr>
-      <w:r>
-        <w:rPr>
-          <w:lang w:val="en-US"/>
-        </w:rPr>
-        <w:tab/>
-      </w:r>
-      <w:r>
-        <w:rPr>
-          <w:lang w:val="en-US"/>
-        </w:rPr>
-        <w:tab/>
-      </w:r>
-      <w:r>
-        <w:rPr>
-          <w:lang w:val="en-US"/>
-        </w:rPr>
-        <w:tab/>
-      </w:r>
-      <w:r>
-        <w:rPr>
-          <w:lang w:val="en-US"/>
-        </w:rPr>
-        <w:tab/>
-      </w:r>
-      <w:r>
-        <w:rPr>
-          <w:lang w:val="en-US"/>
-        </w:rPr>
-        <w:tab/>
-      </w:r>
-      <w:r>
-        <w:rPr>
-          <w:lang w:val="en-US"/>
-        </w:rPr>
-        <w:tab/>
-        <w:t>lcd.write(“Hello”)</w:t>
-      </w:r>
-    </w:p>
-    <w:p>
-      <w:pPr>
-        <w:rPr>
-          <w:lang w:val="en-US"/>
-        </w:rPr>
-      </w:pPr>
-      <w:r>
-        <w:rPr>
-          <w:lang w:val="en-US"/>
-        </w:rPr>
-        <w:tab/>
-      </w:r>
-      <w:r>
-        <w:rPr>
-          <w:lang w:val="en-US"/>
-        </w:rPr>
-        <w:tab/>
-      </w:r>
-      <w:r>
-        <w:rPr>
-          <w:lang w:val="en-US"/>
-        </w:rPr>
-        <w:tab/>
-      </w:r>
-      <w:r>
-        <w:rPr>
-          <w:lang w:val="en-US"/>
-        </w:rPr>
-        <w:tab/>
-        <w:t>setCursor(Column, Row)</w:t>
-      </w:r>
-    </w:p>
-    <w:p>
-      <w:pPr>
-        <w:rPr>
-          <w:lang w:val="en-US"/>
-        </w:rPr>
-      </w:pPr>
-      <w:r>
-        <w:rPr>
-          <w:lang w:val="en-US"/>
-        </w:rPr>
-        <w:tab/>
-      </w:r>
-      <w:r>
-        <w:rPr>
-          <w:lang w:val="en-US"/>
-        </w:rPr>
-        <w:tab/>
-      </w:r>
-      <w:r>
-        <w:rPr>
-          <w:lang w:val="en-US"/>
-        </w:rPr>
-        <w:tab/>
-      </w:r>
-      <w:r>
-        <w:rPr>
-          <w:lang w:val="en-US"/>
-        </w:rPr>
-        <w:tab/>
-      </w:r>
-      <w:r>
-        <w:rPr>
-          <w:lang w:val="en-US"/>
-        </w:rPr>
-        <w:tab/>
-        <w:t>Usage:</w:t>
-      </w:r>
-    </w:p>
-    <w:p>
-      <w:pPr>
-        <w:rPr>
-          <w:lang w:val="en-US"/>
-        </w:rPr>
-      </w:pPr>
-      <w:r>
-        <w:rPr>
-          <w:lang w:val="en-US"/>
-        </w:rPr>
-        <w:tab/>
-      </w:r>
-      <w:r>
-        <w:rPr>
-          <w:lang w:val="en-US"/>
-        </w:rPr>
-        <w:tab/>
-      </w:r>
-      <w:r>
-        <w:rPr>
-          <w:lang w:val="en-US"/>
-        </w:rPr>
-        <w:tab/>
-      </w:r>
-      <w:r>
-        <w:rPr>
-          <w:lang w:val="en-US"/>
-        </w:rPr>
-        <w:tab/>
-      </w:r>
-      <w:r>
-        <w:rPr>
-          <w:lang w:val="en-US"/>
-        </w:rPr>
-        <w:tab/>
-      </w:r>
-      <w:r>
-        <w:rPr>
-          <w:lang w:val="en-US"/>
-        </w:rPr>
-        <w:tab/>
-        <w:t>Thay đổi vị trí con trỏ</w:t>
-      </w:r>
-    </w:p>
-    <w:p>
-      <w:pPr>
-        <w:rPr>
-          <w:lang w:val="en-US"/>
-        </w:rPr>
-      </w:pPr>
-      <w:r>
-        <w:rPr>
-          <w:lang w:val="en-US"/>
-        </w:rPr>
-        <w:tab/>
-      </w:r>
-      <w:r>
-        <w:rPr>
-          <w:lang w:val="en-US"/>
-        </w:rPr>
-        <w:tab/>
-      </w:r>
-      <w:r>
-        <w:rPr>
-          <w:lang w:val="en-US"/>
-        </w:rPr>
-        <w:tab/>
-      </w:r>
-      <w:r>
-        <w:rPr>
-          <w:lang w:val="en-US"/>
-        </w:rPr>
-        <w:tab/>
-      </w:r>
-      <w:r>
-        <w:rPr>
-          <w:lang w:val="en-US"/>
-        </w:rPr>
-        <w:tab/>
-        <w:t>Ex:</w:t>
-      </w:r>
-    </w:p>
-    <w:p>
-      <w:pPr>
-        <w:rPr>
-          <w:lang w:val="en-US"/>
-        </w:rPr>
-      </w:pPr>
-      <w:r>
-        <w:rPr>
-          <w:lang w:val="en-US"/>
-        </w:rPr>
-        <w:tab/>
-      </w:r>
-      <w:r>
-        <w:rPr>
-          <w:lang w:val="en-US"/>
-        </w:rPr>
-        <w:tab/>
-      </w:r>
-      <w:r>
-        <w:rPr>
-          <w:lang w:val="en-US"/>
-        </w:rPr>
-        <w:tab/>
-      </w:r>
-      <w:r>
-        <w:rPr>
-          <w:lang w:val="en-US"/>
-        </w:rPr>
-        <w:tab/>
-      </w:r>
-      <w:r>
-        <w:rPr>
-          <w:lang w:val="en-US"/>
-        </w:rPr>
-        <w:tab/>
-      </w:r>
-      <w:r>
-        <w:rPr>
-          <w:lang w:val="en-US"/>
-        </w:rPr>
-        <w:tab/>
-        <w:t>lcd.setCursor(2, 1)</w:t>
-      </w:r>
-    </w:p>
-    <w:p>
-      <w:pPr>
-        <w:rPr>
-          <w:lang w:val="en-US"/>
-        </w:rPr>
-      </w:pPr>
-      <w:r>
-        <w:rPr>
-          <w:lang w:val="en-US"/>
-        </w:rPr>
-        <w:tab/>
-      </w:r>
-      <w:r>
-        <w:rPr>
-          <w:lang w:val="en-US"/>
-        </w:rPr>
-        <w:tab/>
-      </w:r>
-      <w:r>
-        <w:rPr>
-          <w:lang w:val="en-US"/>
-        </w:rPr>
-        <w:tab/>
-      </w:r>
-      <w:r>
-        <w:rPr>
-          <w:lang w:val="en-US"/>
-        </w:rPr>
-        <w:tab/>
-        <w:t>clear()</w:t>
-      </w:r>
-    </w:p>
-    <w:p>
-      <w:pPr>
-        <w:rPr>
-          <w:lang w:val="en-US"/>
-        </w:rPr>
-      </w:pPr>
-      <w:r>
-        <w:rPr>
-          <w:lang w:val="en-US"/>
-        </w:rPr>
-        <w:tab/>
-      </w:r>
-      <w:r>
-        <w:rPr>
-          <w:lang w:val="en-US"/>
-        </w:rPr>
-        <w:tab/>
-      </w:r>
-      <w:r>
-        <w:rPr>
-          <w:lang w:val="en-US"/>
-        </w:rPr>
-        <w:tab/>
-      </w:r>
-      <w:r>
-        <w:rPr>
-          <w:lang w:val="en-US"/>
-        </w:rPr>
-        <w:tab/>
-      </w:r>
-      <w:r>
-        <w:rPr>
-          <w:lang w:val="en-US"/>
-        </w:rPr>
-        <w:tab/>
-        <w:t>Usage:</w:t>
-      </w:r>
-    </w:p>
-    <w:p>
-      <w:pPr>
-        <w:rPr>
-          <w:lang w:val="en-US"/>
-        </w:rPr>
-      </w:pPr>
-      <w:r>
-        <w:rPr>
-          <w:lang w:val="en-US"/>
-        </w:rPr>
-        <w:tab/>
-      </w:r>
-      <w:r>
-        <w:rPr>
-          <w:lang w:val="en-US"/>
-        </w:rPr>
-        <w:tab/>
-      </w:r>
-      <w:r>
-        <w:rPr>
-          <w:lang w:val="en-US"/>
-        </w:rPr>
-        <w:tab/>
-      </w:r>
-      <w:r>
-        <w:rPr>
-          <w:lang w:val="en-US"/>
-        </w:rPr>
-        <w:tab/>
-      </w:r>
-      <w:r>
-        <w:rPr>
-          <w:lang w:val="en-US"/>
-        </w:rPr>
-        <w:tab/>
-      </w:r>
-      <w:r>
-        <w:rPr>
-          <w:lang w:val="en-US"/>
-        </w:rPr>
-        <w:tab/>
-        <w:t>Xóa màn hình và đưa con trỏ trở về vị trí đầu</w:t>
-      </w:r>
-    </w:p>
-    <w:p>
-      <w:pPr>
-        <w:rPr>
-          <w:lang w:val="en-US"/>
-        </w:rPr>
-      </w:pPr>
-      <w:r>
-        <w:rPr>
-          <w:lang w:val="en-US"/>
-        </w:rPr>
-        <w:tab/>
-      </w:r>
-      <w:r>
-        <w:rPr>
-          <w:lang w:val="en-US"/>
-        </w:rPr>
-        <w:tab/>
-      </w:r>
-      <w:r>
-        <w:rPr>
-          <w:lang w:val="en-US"/>
-        </w:rPr>
-        <w:tab/>
-      </w:r>
-      <w:r>
-        <w:rPr>
-          <w:lang w:val="en-US"/>
-        </w:rPr>
-        <w:tab/>
-      </w:r>
-      <w:r>
-        <w:rPr>
-          <w:lang w:val="en-US"/>
-        </w:rPr>
-        <w:tab/>
-        <w:t>Ex:</w:t>
-      </w:r>
-    </w:p>
-    <w:p>
-      <w:pPr>
-        <w:rPr>
-          <w:lang w:val="en-US"/>
-        </w:rPr>
-      </w:pPr>
-      <w:r>
-        <w:rPr>
-          <w:lang w:val="en-US"/>
-        </w:rPr>
-        <w:tab/>
-      </w:r>
-      <w:r>
-        <w:rPr>
-          <w:lang w:val="en-US"/>
-        </w:rPr>
-        <w:tab/>
-      </w:r>
-      <w:r>
-        <w:rPr>
-          <w:lang w:val="en-US"/>
-        </w:rPr>
-        <w:tab/>
-      </w:r>
-      <w:r>
-        <w:rPr>
-          <w:lang w:val="en-US"/>
-        </w:rPr>
-        <w:tab/>
-      </w:r>
-      <w:r>
-        <w:rPr>
-          <w:lang w:val="en-US"/>
-        </w:rPr>
-        <w:tab/>
-      </w:r>
-      <w:r>
-        <w:rPr>
-          <w:lang w:val="en-US"/>
-        </w:rPr>
-        <w:tab/>
-        <w:t>lcd.clear()</w:t>
-      </w:r>
-    </w:p>
-    <w:p>
-      <w:pPr>
-        <w:rPr>
-          <w:lang w:val="en-US"/>
-        </w:rPr>
-      </w:pPr>
-      <w:r>
-        <w:rPr>
-          <w:lang w:val="en-US"/>
-        </w:rPr>
-        <w:tab/>
-        <w:t>DHT.h</w:t>
-      </w:r>
-    </w:p>
-    <w:p>
-      <w:pPr>
-        <w:rPr>
-          <w:lang w:val="en-US"/>
-        </w:rPr>
-      </w:pPr>
-      <w:r>
-        <w:rPr>
-          <w:lang w:val="en-US"/>
-        </w:rPr>
-        <w:tab/>
-      </w:r>
-      <w:r>
-        <w:rPr>
-          <w:lang w:val="en-US"/>
-        </w:rPr>
-        <w:tab/>
-        <w:t>DHT Object(Pin Code, Type)</w:t>
-      </w:r>
-    </w:p>
-    <w:p>
-      <w:pPr>
-        <w:rPr>
-          <w:lang w:val="en-US"/>
-        </w:rPr>
-      </w:pPr>
-      <w:r>
-        <w:rPr>
-          <w:lang w:val="en-US"/>
-        </w:rPr>
-        <w:tab/>
-      </w:r>
-      <w:r>
-        <w:rPr>
-          <w:lang w:val="en-US"/>
-        </w:rPr>
-        <w:tab/>
-      </w:r>
-      <w:r>
-        <w:rPr>
-          <w:lang w:val="en-US"/>
-        </w:rPr>
-        <w:tab/>
-        <w:t>Usage:</w:t>
-      </w:r>
-    </w:p>
-    <w:p>
-      <w:pPr>
-        <w:rPr>
-          <w:lang w:val="en-US"/>
-        </w:rPr>
-      </w:pPr>
-      <w:r>
-        <w:rPr>
-          <w:lang w:val="en-US"/>
-        </w:rPr>
-        <w:tab/>
-      </w:r>
-      <w:r>
-        <w:rPr>
-          <w:lang w:val="en-US"/>
-        </w:rPr>
-        <w:tab/>
-      </w:r>
-      <w:r>
-        <w:rPr>
-          <w:lang w:val="en-US"/>
-        </w:rPr>
-        <w:tab/>
-      </w:r>
-      <w:r>
-        <w:rPr>
-          <w:lang w:val="en-US"/>
-        </w:rPr>
-        <w:tab/>
-        <w:t>Khởi tạo DHT Object</w:t>
-      </w:r>
-    </w:p>
-    <w:p>
-      <w:pPr>
-        <w:rPr>
-          <w:lang w:val="en-US"/>
-        </w:rPr>
-      </w:pPr>
-      <w:r>
-        <w:rPr>
-          <w:lang w:val="en-US"/>
-        </w:rPr>
-        <w:tab/>
-      </w:r>
-      <w:r>
-        <w:rPr>
-          <w:lang w:val="en-US"/>
-        </w:rPr>
-        <w:tab/>
-      </w:r>
-      <w:r>
-        <w:rPr>
-          <w:lang w:val="en-US"/>
-        </w:rPr>
-        <w:tab/>
-        <w:t>Ex:</w:t>
-      </w:r>
-    </w:p>
-    <w:p>
-      <w:pPr>
-        <w:rPr>
-          <w:lang w:val="en-US"/>
-        </w:rPr>
-      </w:pPr>
-      <w:r>
-        <w:rPr>
-          <w:lang w:val="en-US"/>
-        </w:rPr>
-        <w:tab/>
-      </w:r>
-      <w:r>
-        <w:rPr>
-          <w:lang w:val="en-US"/>
-        </w:rPr>
-        <w:tab/>
-      </w:r>
-      <w:r>
-        <w:rPr>
-          <w:lang w:val="en-US"/>
-        </w:rPr>
-        <w:tab/>
-      </w:r>
-      <w:r>
-        <w:rPr>
-          <w:lang w:val="en-US"/>
-        </w:rPr>
-        <w:tab/>
-        <w:t>DHT dht(2, DHT11)</w:t>
-      </w:r>
-    </w:p>
-    <w:p>
-      <w:pPr>
-        <w:rPr>
-          <w:lang w:val="en-US"/>
-        </w:rPr>
-      </w:pPr>
-      <w:r>
-        <w:rPr>
-          <w:lang w:val="en-US"/>
-        </w:rPr>
-        <w:tab/>
-      </w:r>
-      <w:r>
-        <w:rPr>
-          <w:lang w:val="en-US"/>
-        </w:rPr>
-        <w:tab/>
-      </w:r>
-      <w:r>
-        <w:rPr>
-          <w:lang w:val="en-US"/>
-        </w:rPr>
-        <w:tab/>
-        <w:t>Object:</w:t>
-      </w:r>
-    </w:p>
-    <w:p>
-      <w:pPr>
-        <w:rPr>
-          <w:lang w:val="en-US"/>
-        </w:rPr>
-      </w:pPr>
-      <w:r>
-        <w:rPr>
-          <w:lang w:val="en-US"/>
-        </w:rPr>
-        <w:tab/>
-      </w:r>
-      <w:r>
-        <w:rPr>
-          <w:lang w:val="en-US"/>
-        </w:rPr>
-        <w:tab/>
-      </w:r>
-      <w:r>
-        <w:rPr>
-          <w:lang w:val="en-US"/>
-        </w:rPr>
-        <w:tab/>
-      </w:r>
-      <w:r>
-        <w:rPr>
-          <w:lang w:val="en-US"/>
-        </w:rPr>
-        <w:tab/>
-        <w:t>begin()</w:t>
-      </w:r>
-    </w:p>
-    <w:p>
-      <w:pPr>
-        <w:rPr>
-          <w:lang w:val="en-US"/>
-        </w:rPr>
-      </w:pPr>
-      <w:r>
-        <w:rPr>
-          <w:lang w:val="en-US"/>
-        </w:rPr>
-        <w:tab/>
-      </w:r>
-      <w:r>
-        <w:rPr>
-          <w:lang w:val="en-US"/>
-        </w:rPr>
-        <w:tab/>
-      </w:r>
-      <w:r>
-        <w:rPr>
-          <w:lang w:val="en-US"/>
-        </w:rPr>
-        <w:tab/>
-      </w:r>
-      <w:r>
-        <w:rPr>
-          <w:lang w:val="en-US"/>
-        </w:rPr>
-        <w:tab/>
-      </w:r>
-      <w:r>
-        <w:rPr>
-          <w:lang w:val="en-US"/>
-        </w:rPr>
-        <w:tab/>
-        <w:t>Usage:</w:t>
-      </w:r>
-    </w:p>
-    <w:p>
-      <w:pPr>
-        <w:rPr>
-          <w:lang w:val="en-US"/>
-        </w:rPr>
-      </w:pPr>
-      <w:r>
-        <w:rPr>
-          <w:lang w:val="en-US"/>
-        </w:rPr>
-        <w:tab/>
-      </w:r>
-      <w:r>
-        <w:rPr>
-          <w:lang w:val="en-US"/>
-        </w:rPr>
-        <w:tab/>
-      </w:r>
-      <w:r>
-        <w:rPr>
-          <w:lang w:val="en-US"/>
-        </w:rPr>
-        <w:tab/>
-      </w:r>
-      <w:r>
-        <w:rPr>
-          <w:lang w:val="en-US"/>
-        </w:rPr>
-        <w:tab/>
-      </w:r>
-      <w:r>
-        <w:rPr>
-          <w:lang w:val="en-US"/>
-        </w:rPr>
-        <w:tab/>
-      </w:r>
-      <w:r>
-        <w:rPr>
-          <w:lang w:val="en-US"/>
-        </w:rPr>
-        <w:tab/>
-        <w:t>Bắt đầu cảm biến</w:t>
-      </w:r>
-    </w:p>
-    <w:p>
-      <w:pPr>
-        <w:rPr>
-          <w:lang w:val="en-US"/>
-        </w:rPr>
-      </w:pPr>
-      <w:r>
-        <w:rPr>
-          <w:lang w:val="en-US"/>
-        </w:rPr>
-        <w:tab/>
-      </w:r>
-      <w:r>
-        <w:rPr>
-          <w:lang w:val="en-US"/>
-        </w:rPr>
-        <w:tab/>
-      </w:r>
-      <w:r>
-        <w:rPr>
-          <w:lang w:val="en-US"/>
-        </w:rPr>
-        <w:tab/>
-      </w:r>
-      <w:r>
-        <w:rPr>
-          <w:lang w:val="en-US"/>
-        </w:rPr>
-        <w:tab/>
-      </w:r>
-      <w:r>
-        <w:rPr>
-          <w:lang w:val="en-US"/>
-        </w:rPr>
-        <w:tab/>
-        <w:t>Ex:</w:t>
-      </w:r>
-    </w:p>
-    <w:p>
-      <w:pPr>
-        <w:rPr>
-          <w:lang w:val="en-US"/>
-        </w:rPr>
-      </w:pPr>
-      <w:r>
-        <w:rPr>
-          <w:lang w:val="en-US"/>
-        </w:rPr>
-        <w:tab/>
-      </w:r>
-      <w:r>
-        <w:rPr>
-          <w:lang w:val="en-US"/>
-        </w:rPr>
-        <w:tab/>
-      </w:r>
-      <w:r>
-        <w:rPr>
-          <w:lang w:val="en-US"/>
-        </w:rPr>
-        <w:tab/>
-      </w:r>
-      <w:r>
-        <w:rPr>
-          <w:lang w:val="en-US"/>
-        </w:rPr>
-        <w:tab/>
-      </w:r>
-      <w:r>
-        <w:rPr>
-          <w:lang w:val="en-US"/>
-        </w:rPr>
-        <w:tab/>
-      </w:r>
-      <w:r>
-        <w:rPr>
-          <w:lang w:val="en-US"/>
-        </w:rPr>
-        <w:tab/>
-        <w:t>dht.begin()</w:t>
-      </w:r>
-    </w:p>
-    <w:p>
-      <w:pPr>
-        <w:rPr>
-          <w:lang w:val="en-US"/>
-        </w:rPr>
-      </w:pPr>
-      <w:r>
-        <w:rPr>
-          <w:lang w:val="en-US"/>
-        </w:rPr>
-        <w:tab/>
-      </w:r>
-      <w:r>
-        <w:rPr>
-          <w:lang w:val="en-US"/>
-        </w:rPr>
-        <w:tab/>
-      </w:r>
-      <w:r>
-        <w:rPr>
-          <w:lang w:val="en-US"/>
-        </w:rPr>
-        <w:tab/>
-      </w:r>
-      <w:r>
-        <w:rPr>
-          <w:lang w:val="en-US"/>
-        </w:rPr>
-        <w:tab/>
-      </w:r>
-      <w:r>
-        <w:rPr>
-          <w:lang w:val="en-US"/>
-        </w:rPr>
-        <w:t>readHumidity()</w:t>
-      </w:r>
-    </w:p>
-    <w:p>
-      <w:pPr>
-        <w:rPr>
-          <w:lang w:val="en-US"/>
-        </w:rPr>
-      </w:pPr>
-      <w:r>
-        <w:rPr>
-          <w:lang w:val="en-US"/>
-        </w:rPr>
-        <w:tab/>
-      </w:r>
-      <w:r>
-        <w:rPr>
-          <w:lang w:val="en-US"/>
-        </w:rPr>
-        <w:tab/>
-      </w:r>
-      <w:r>
-        <w:rPr>
-          <w:lang w:val="en-US"/>
-        </w:rPr>
-        <w:tab/>
-      </w:r>
-      <w:r>
-        <w:rPr>
-          <w:lang w:val="en-US"/>
-        </w:rPr>
-        <w:tab/>
-      </w:r>
-      <w:r>
-        <w:rPr>
-          <w:lang w:val="en-US"/>
-        </w:rPr>
-        <w:tab/>
-        <w:t>Usage:</w:t>
-      </w:r>
-    </w:p>
-    <w:p>
-      <w:pPr>
-        <w:rPr>
-          <w:lang w:val="en-US"/>
-        </w:rPr>
-      </w:pPr>
-      <w:r>
-        <w:rPr>
-          <w:lang w:val="en-US"/>
-        </w:rPr>
-        <w:lastRenderedPageBreak/>
         <w:tab/>
       </w:r>
       <w:r>
@@ -16445,6 +16773,7 @@
         <w:rPr>
           <w:lang w:val="en-US"/>
         </w:rPr>
+        <w:lastRenderedPageBreak/>
         <w:tab/>
       </w:r>
       <w:r>
@@ -17241,197 +17570,197 @@
           <w:rFonts w:eastAsiaTheme="minorEastAsia"/>
           <w:lang w:val="en-US"/>
         </w:rPr>
+        <w:tab/>
+      </w:r>
+      <w:r>
+        <w:rPr>
+          <w:rFonts w:eastAsiaTheme="minorEastAsia"/>
+          <w:lang w:val="en-US"/>
+        </w:rPr>
+        <w:tab/>
+      </w:r>
+      <w:r>
+        <w:rPr>
+          <w:rFonts w:eastAsiaTheme="minorEastAsia"/>
+          <w:lang w:val="en-US"/>
+        </w:rPr>
+        <w:tab/>
+      </w:r>
+      <w:r>
+        <w:rPr>
+          <w:rFonts w:eastAsiaTheme="minorEastAsia"/>
+          <w:lang w:val="en-US"/>
+        </w:rPr>
+        <w:t>decodedIRData</w:t>
+      </w:r>
+    </w:p>
+    <w:p>
+      <w:pPr>
+        <w:ind w:left="2160" w:firstLine="720"/>
+        <w:rPr>
+          <w:rFonts w:eastAsiaTheme="minorEastAsia"/>
+          <w:lang w:val="en-US"/>
+        </w:rPr>
+      </w:pPr>
+      <w:r>
+        <w:rPr>
+          <w:rFonts w:eastAsiaTheme="minorEastAsia"/>
+          <w:lang w:val="en-US"/>
+        </w:rPr>
+        <w:t>decodedRawData</w:t>
+      </w:r>
+    </w:p>
+    <w:p>
+      <w:pPr>
+        <w:rPr>
+          <w:lang w:val="en-US"/>
+        </w:rPr>
+      </w:pPr>
+      <w:r>
+        <w:rPr>
+          <w:rFonts w:eastAsiaTheme="minorEastAsia"/>
+          <w:lang w:val="en-US"/>
+        </w:rPr>
+        <w:tab/>
+      </w:r>
+      <w:r>
+        <w:rPr>
+          <w:rFonts w:eastAsiaTheme="minorEastAsia"/>
+          <w:lang w:val="en-US"/>
+        </w:rPr>
+        <w:tab/>
+      </w:r>
+      <w:r>
+        <w:rPr>
+          <w:rFonts w:eastAsiaTheme="minorEastAsia"/>
+          <w:lang w:val="en-US"/>
+        </w:rPr>
+        <w:tab/>
+      </w:r>
+      <w:r>
+        <w:rPr>
+          <w:rFonts w:eastAsiaTheme="minorEastAsia"/>
+          <w:lang w:val="en-US"/>
+        </w:rPr>
+        <w:tab/>
+      </w:r>
+      <w:r>
+        <w:rPr>
+          <w:rFonts w:eastAsiaTheme="minorEastAsia"/>
+          <w:lang w:val="en-US"/>
+        </w:rPr>
+        <w:tab/>
+      </w:r>
+      <w:r>
+        <w:rPr>
+          <w:lang w:val="en-US"/>
+        </w:rPr>
+        <w:t>Usage:</w:t>
+      </w:r>
+    </w:p>
+    <w:p>
+      <w:pPr>
+        <w:rPr>
+          <w:lang w:val="en-US"/>
+        </w:rPr>
+      </w:pPr>
+      <w:r>
+        <w:rPr>
+          <w:lang w:val="en-US"/>
+        </w:rPr>
+        <w:tab/>
+      </w:r>
+      <w:r>
+        <w:rPr>
+          <w:lang w:val="en-US"/>
+        </w:rPr>
+        <w:tab/>
+      </w:r>
+      <w:r>
+        <w:rPr>
+          <w:lang w:val="en-US"/>
+        </w:rPr>
+        <w:tab/>
+      </w:r>
+      <w:r>
+        <w:rPr>
+          <w:lang w:val="en-US"/>
+        </w:rPr>
+        <w:tab/>
+      </w:r>
+      <w:r>
+        <w:rPr>
+          <w:lang w:val="en-US"/>
+        </w:rPr>
+        <w:tab/>
+      </w:r>
+      <w:r>
+        <w:rPr>
+          <w:lang w:val="en-US"/>
+        </w:rPr>
+        <w:tab/>
+        <w:t xml:space="preserve">Trả về mã Code của sóng đã nhận được hiện </w:t>
+      </w:r>
+    </w:p>
+    <w:p>
+      <w:pPr>
+        <w:ind w:left="3600" w:firstLine="720"/>
+        <w:rPr>
+          <w:lang w:val="en-US"/>
+        </w:rPr>
+      </w:pPr>
+      <w:r>
+        <w:rPr>
+          <w:lang w:val="en-US"/>
+        </w:rPr>
+        <w:t xml:space="preserve">tại </w:t>
+      </w:r>
+    </w:p>
+    <w:p>
+      <w:pPr>
+        <w:ind w:left="3600" w:firstLine="720"/>
+        <w:rPr>
+          <w:lang w:val="en-US"/>
+        </w:rPr>
+      </w:pPr>
+      <w:r>
+        <w:rPr>
+          <w:lang w:val="en-US"/>
+        </w:rPr>
+        <w:t>Trả về 0 nế</w:t>
+      </w:r>
+      <w:r>
+        <w:rPr>
+          <w:lang w:val="en-US"/>
+        </w:rPr>
+        <w:t xml:space="preserve">u không có mã Code sóng trong bộ </w:t>
+      </w:r>
+    </w:p>
+    <w:p>
+      <w:pPr>
+        <w:ind w:left="3600" w:firstLine="720"/>
+        <w:rPr>
+          <w:lang w:val="en-US"/>
+        </w:rPr>
+      </w:pPr>
+      <w:r>
+        <w:rPr>
+          <w:lang w:val="en-US"/>
+        </w:rPr>
+        <w:t>nhớ</w:t>
+      </w:r>
+    </w:p>
+    <w:p>
+      <w:pPr>
+        <w:rPr>
+          <w:lang w:val="en-US"/>
+        </w:rPr>
+      </w:pPr>
+      <w:r>
+        <w:rPr>
+          <w:lang w:val="en-US"/>
+        </w:rPr>
         <w:lastRenderedPageBreak/>
-        <w:tab/>
-      </w:r>
-      <w:r>
-        <w:rPr>
-          <w:rFonts w:eastAsiaTheme="minorEastAsia"/>
-          <w:lang w:val="en-US"/>
-        </w:rPr>
-        <w:tab/>
-      </w:r>
-      <w:r>
-        <w:rPr>
-          <w:rFonts w:eastAsiaTheme="minorEastAsia"/>
-          <w:lang w:val="en-US"/>
-        </w:rPr>
-        <w:tab/>
-      </w:r>
-      <w:r>
-        <w:rPr>
-          <w:rFonts w:eastAsiaTheme="minorEastAsia"/>
-          <w:lang w:val="en-US"/>
-        </w:rPr>
-        <w:t>decodedIRData</w:t>
-      </w:r>
-    </w:p>
-    <w:p>
-      <w:pPr>
-        <w:ind w:left="2160" w:firstLine="720"/>
-        <w:rPr>
-          <w:rFonts w:eastAsiaTheme="minorEastAsia"/>
-          <w:lang w:val="en-US"/>
-        </w:rPr>
-      </w:pPr>
-      <w:r>
-        <w:rPr>
-          <w:rFonts w:eastAsiaTheme="minorEastAsia"/>
-          <w:lang w:val="en-US"/>
-        </w:rPr>
-        <w:t>decodedRawData</w:t>
-      </w:r>
-    </w:p>
-    <w:p>
-      <w:pPr>
-        <w:rPr>
-          <w:lang w:val="en-US"/>
-        </w:rPr>
-      </w:pPr>
-      <w:r>
-        <w:rPr>
-          <w:rFonts w:eastAsiaTheme="minorEastAsia"/>
-          <w:lang w:val="en-US"/>
-        </w:rPr>
-        <w:tab/>
-      </w:r>
-      <w:r>
-        <w:rPr>
-          <w:rFonts w:eastAsiaTheme="minorEastAsia"/>
-          <w:lang w:val="en-US"/>
-        </w:rPr>
-        <w:tab/>
-      </w:r>
-      <w:r>
-        <w:rPr>
-          <w:rFonts w:eastAsiaTheme="minorEastAsia"/>
-          <w:lang w:val="en-US"/>
-        </w:rPr>
-        <w:tab/>
-      </w:r>
-      <w:r>
-        <w:rPr>
-          <w:rFonts w:eastAsiaTheme="minorEastAsia"/>
-          <w:lang w:val="en-US"/>
-        </w:rPr>
-        <w:tab/>
-      </w:r>
-      <w:r>
-        <w:rPr>
-          <w:rFonts w:eastAsiaTheme="minorEastAsia"/>
-          <w:lang w:val="en-US"/>
-        </w:rPr>
-        <w:tab/>
-      </w:r>
-      <w:r>
-        <w:rPr>
-          <w:lang w:val="en-US"/>
-        </w:rPr>
-        <w:t>Usage:</w:t>
-      </w:r>
-    </w:p>
-    <w:p>
-      <w:pPr>
-        <w:rPr>
-          <w:lang w:val="en-US"/>
-        </w:rPr>
-      </w:pPr>
-      <w:r>
-        <w:rPr>
-          <w:lang w:val="en-US"/>
-        </w:rPr>
-        <w:tab/>
-      </w:r>
-      <w:r>
-        <w:rPr>
-          <w:lang w:val="en-US"/>
-        </w:rPr>
-        <w:tab/>
-      </w:r>
-      <w:r>
-        <w:rPr>
-          <w:lang w:val="en-US"/>
-        </w:rPr>
-        <w:tab/>
-      </w:r>
-      <w:r>
-        <w:rPr>
-          <w:lang w:val="en-US"/>
-        </w:rPr>
-        <w:tab/>
-      </w:r>
-      <w:r>
-        <w:rPr>
-          <w:lang w:val="en-US"/>
-        </w:rPr>
-        <w:tab/>
-      </w:r>
-      <w:r>
-        <w:rPr>
-          <w:lang w:val="en-US"/>
-        </w:rPr>
-        <w:tab/>
-        <w:t xml:space="preserve">Trả về mã Code của sóng đã nhận được hiện </w:t>
-      </w:r>
-    </w:p>
-    <w:p>
-      <w:pPr>
-        <w:ind w:left="3600" w:firstLine="720"/>
-        <w:rPr>
-          <w:lang w:val="en-US"/>
-        </w:rPr>
-      </w:pPr>
-      <w:r>
-        <w:rPr>
-          <w:lang w:val="en-US"/>
-        </w:rPr>
-        <w:t xml:space="preserve">tại </w:t>
-      </w:r>
-    </w:p>
-    <w:p>
-      <w:pPr>
-        <w:ind w:left="3600" w:firstLine="720"/>
-        <w:rPr>
-          <w:lang w:val="en-US"/>
-        </w:rPr>
-      </w:pPr>
-      <w:r>
-        <w:rPr>
-          <w:lang w:val="en-US"/>
-        </w:rPr>
-        <w:t>Trả về 0 nế</w:t>
-      </w:r>
-      <w:r>
-        <w:rPr>
-          <w:lang w:val="en-US"/>
-        </w:rPr>
-        <w:t xml:space="preserve">u không có mã Code sóng trong bộ </w:t>
-      </w:r>
-    </w:p>
-    <w:p>
-      <w:pPr>
-        <w:ind w:left="3600" w:firstLine="720"/>
-        <w:rPr>
-          <w:lang w:val="en-US"/>
-        </w:rPr>
-      </w:pPr>
-      <w:r>
-        <w:rPr>
-          <w:lang w:val="en-US"/>
-        </w:rPr>
-        <w:t>nhớ</w:t>
-      </w:r>
-    </w:p>
-    <w:p>
-      <w:pPr>
-        <w:rPr>
-          <w:lang w:val="en-US"/>
-        </w:rPr>
-      </w:pPr>
-      <w:r>
-        <w:rPr>
-          <w:lang w:val="en-US"/>
-        </w:rPr>
         <w:tab/>
       </w:r>
       <w:r>
@@ -17870,6 +18199,297 @@
 <file path=word/numbering.xml><?xml version="1.0" encoding="utf-8"?>
 <w:numbering xmlns:wpc="http://schemas.microsoft.com/office/word/2010/wordprocessingCanvas" xmlns:cx="http://schemas.microsoft.com/office/drawing/2014/chartex" xmlns:cx1="http://schemas.microsoft.com/office/drawing/2015/9/8/chartex" xmlns:cx2="http://schemas.microsoft.com/office/drawing/2015/10/21/chartex" xmlns:cx3="http://schemas.microsoft.com/office/drawing/2016/5/9/chartex" xmlns:cx4="http://schemas.microsoft.com/office/drawing/2016/5/10/chartex" xmlns:cx5="http://schemas.microsoft.com/office/drawing/2016/5/11/chartex" xmlns:cx6="http://schemas.microsoft.com/office/drawing/2016/5/12/chartex" xmlns:cx7="http://schemas.microsoft.com/office/drawing/2016/5/13/chartex" xmlns:cx8="http://schemas.microsoft.com/office/drawing/2016/5/14/chartex" xmlns:mc="http://schemas.openxmlformats.org/markup-compatibility/2006" xmlns:aink="http://schemas.microsoft.com/office/drawing/2016/ink" xmlns:am3d="http://schemas.microsoft.com/office/drawing/2017/model3d" xmlns:o="urn:schemas-microsoft-com:office:office" xmlns:oel="http://schemas.microsoft.com/office/2019/extlst" xmlns:r="http://schemas.openxmlformats.org/officeDocument/2006/relationships" xmlns:m="http://schemas.openxmlformats.org/officeDocument/2006/math" xmlns:v="urn:schemas-microsoft-com:vml" xmlns:wp14="http://schemas.microsoft.com/office/word/2010/wordprocessingDrawing" xmlns:wp="http://schemas.openxmlformats.org/drawingml/2006/wordprocessingDrawing" xmlns:w10="urn:schemas-microsoft-com:office:word" xmlns:w="http://schemas.openxmlformats.org/wordprocessingml/2006/main" xmlns:w14="http://schemas.microsoft.com/office/word/2010/wordml" xmlns:w15="http://schemas.microsoft.com/office/word/2012/wordml" xmlns:w16cex="http://schemas.microsoft.com/office/word/2018/wordml/cex" xmlns:w16cid="http://schemas.microsoft.com/office/word/2016/wordml/cid" xmlns:w16="http://schemas.microsoft.com/office/word/2018/wordml" xmlns:w16sdtdh="http://schemas.microsoft.com/office/word/2020/wordml/sdtdatahash" xmlns:w16se="http://schemas.microsoft.com/office/word/2015/wordml/symex" xmlns:wpg="http://schemas.microsoft.com/office/word/2010/wordprocessingGroup" xmlns:wpi="http://schemas.microsoft.com/office/word/2010/wordprocessingInk" xmlns:wne="http://schemas.microsoft.com/office/word/2006/wordml" xmlns:wps="http://schemas.microsoft.com/office/word/2010/wordprocessingShape" mc:Ignorable="w14 w15 w16se w16cid w16 w16cex w16sdtdh wp14">
   <w:abstractNum w:abstractNumId="0" w15:restartNumberingAfterBreak="0">
+    <w:nsid w:val="02E70B20"/>
+    <w:multiLevelType w:val="hybridMultilevel"/>
+    <w:tmpl w:val="D4D0B8C6"/>
+    <w:lvl w:ilvl="0" w:tplc="093ED79A">
+      <w:start w:val="1"/>
+      <w:numFmt w:val="bullet"/>
+      <w:lvlText w:val=""/>
+      <w:lvlJc w:val="left"/>
+      <w:pPr>
+        <w:ind w:left="1080" w:hanging="360"/>
+      </w:pPr>
+      <w:rPr>
+        <w:rFonts w:ascii="Wingdings" w:eastAsiaTheme="minorHAnsi" w:hAnsi="Wingdings" w:cstheme="minorBidi" w:hint="default"/>
+      </w:rPr>
+    </w:lvl>
+    <w:lvl w:ilvl="1" w:tplc="04090003">
+      <w:start w:val="1"/>
+      <w:numFmt w:val="bullet"/>
+      <w:lvlText w:val="o"/>
+      <w:lvlJc w:val="left"/>
+      <w:pPr>
+        <w:ind w:left="1800" w:hanging="360"/>
+      </w:pPr>
+      <w:rPr>
+        <w:rFonts w:ascii="Courier New" w:hAnsi="Courier New" w:cs="Courier New" w:hint="default"/>
+      </w:rPr>
+    </w:lvl>
+    <w:lvl w:ilvl="2" w:tplc="04090005" w:tentative="1">
+      <w:start w:val="1"/>
+      <w:numFmt w:val="bullet"/>
+      <w:lvlText w:val=""/>
+      <w:lvlJc w:val="left"/>
+      <w:pPr>
+        <w:ind w:left="2520" w:hanging="360"/>
+      </w:pPr>
+      <w:rPr>
+        <w:rFonts w:ascii="Wingdings" w:hAnsi="Wingdings" w:hint="default"/>
+      </w:rPr>
+    </w:lvl>
+    <w:lvl w:ilvl="3" w:tplc="04090001" w:tentative="1">
+      <w:start w:val="1"/>
+      <w:numFmt w:val="bullet"/>
+      <w:lvlText w:val=""/>
+      <w:lvlJc w:val="left"/>
+      <w:pPr>
+        <w:ind w:left="3240" w:hanging="360"/>
+      </w:pPr>
+      <w:rPr>
+        <w:rFonts w:ascii="Symbol" w:hAnsi="Symbol" w:hint="default"/>
+      </w:rPr>
+    </w:lvl>
+    <w:lvl w:ilvl="4" w:tplc="04090003" w:tentative="1">
+      <w:start w:val="1"/>
+      <w:numFmt w:val="bullet"/>
+      <w:lvlText w:val="o"/>
+      <w:lvlJc w:val="left"/>
+      <w:pPr>
+        <w:ind w:left="3960" w:hanging="360"/>
+      </w:pPr>
+      <w:rPr>
+        <w:rFonts w:ascii="Courier New" w:hAnsi="Courier New" w:cs="Courier New" w:hint="default"/>
+      </w:rPr>
+    </w:lvl>
+    <w:lvl w:ilvl="5" w:tplc="04090005" w:tentative="1">
+      <w:start w:val="1"/>
+      <w:numFmt w:val="bullet"/>
+      <w:lvlText w:val=""/>
+      <w:lvlJc w:val="left"/>
+      <w:pPr>
+        <w:ind w:left="4680" w:hanging="360"/>
+      </w:pPr>
+      <w:rPr>
+        <w:rFonts w:ascii="Wingdings" w:hAnsi="Wingdings" w:hint="default"/>
+      </w:rPr>
+    </w:lvl>
+    <w:lvl w:ilvl="6" w:tplc="04090001" w:tentative="1">
+      <w:start w:val="1"/>
+      <w:numFmt w:val="bullet"/>
+      <w:lvlText w:val=""/>
+      <w:lvlJc w:val="left"/>
+      <w:pPr>
+        <w:ind w:left="5400" w:hanging="360"/>
+      </w:pPr>
+      <w:rPr>
+        <w:rFonts w:ascii="Symbol" w:hAnsi="Symbol" w:hint="default"/>
+      </w:rPr>
+    </w:lvl>
+    <w:lvl w:ilvl="7" w:tplc="04090003" w:tentative="1">
+      <w:start w:val="1"/>
+      <w:numFmt w:val="bullet"/>
+      <w:lvlText w:val="o"/>
+      <w:lvlJc w:val="left"/>
+      <w:pPr>
+        <w:ind w:left="6120" w:hanging="360"/>
+      </w:pPr>
+      <w:rPr>
+        <w:rFonts w:ascii="Courier New" w:hAnsi="Courier New" w:cs="Courier New" w:hint="default"/>
+      </w:rPr>
+    </w:lvl>
+    <w:lvl w:ilvl="8" w:tplc="04090005" w:tentative="1">
+      <w:start w:val="1"/>
+      <w:numFmt w:val="bullet"/>
+      <w:lvlText w:val=""/>
+      <w:lvlJc w:val="left"/>
+      <w:pPr>
+        <w:ind w:left="6840" w:hanging="360"/>
+      </w:pPr>
+      <w:rPr>
+        <w:rFonts w:ascii="Wingdings" w:hAnsi="Wingdings" w:hint="default"/>
+      </w:rPr>
+    </w:lvl>
+  </w:abstractNum>
+  <w:abstractNum w:abstractNumId="1" w15:restartNumberingAfterBreak="0">
+    <w:nsid w:val="0B113509"/>
+    <w:multiLevelType w:val="hybridMultilevel"/>
+    <w:tmpl w:val="CF80DE3C"/>
+    <w:lvl w:ilvl="0" w:tplc="3B7214A8">
+      <w:start w:val="1"/>
+      <w:numFmt w:val="decimal"/>
+      <w:lvlText w:val="%1."/>
+      <w:lvlJc w:val="left"/>
+      <w:pPr>
+        <w:ind w:left="1080" w:hanging="360"/>
+      </w:pPr>
+      <w:rPr>
+        <w:rFonts w:hint="default"/>
+      </w:rPr>
+    </w:lvl>
+    <w:lvl w:ilvl="1" w:tplc="04090019" w:tentative="1">
+      <w:start w:val="1"/>
+      <w:numFmt w:val="lowerLetter"/>
+      <w:lvlText w:val="%2."/>
+      <w:lvlJc w:val="left"/>
+      <w:pPr>
+        <w:ind w:left="1800" w:hanging="360"/>
+      </w:pPr>
+    </w:lvl>
+    <w:lvl w:ilvl="2" w:tplc="0409001B" w:tentative="1">
+      <w:start w:val="1"/>
+      <w:numFmt w:val="lowerRoman"/>
+      <w:lvlText w:val="%3."/>
+      <w:lvlJc w:val="right"/>
+      <w:pPr>
+        <w:ind w:left="2520" w:hanging="180"/>
+      </w:pPr>
+    </w:lvl>
+    <w:lvl w:ilvl="3" w:tplc="0409000F" w:tentative="1">
+      <w:start w:val="1"/>
+      <w:numFmt w:val="decimal"/>
+      <w:lvlText w:val="%4."/>
+      <w:lvlJc w:val="left"/>
+      <w:pPr>
+        <w:ind w:left="3240" w:hanging="360"/>
+      </w:pPr>
+    </w:lvl>
+    <w:lvl w:ilvl="4" w:tplc="04090019" w:tentative="1">
+      <w:start w:val="1"/>
+      <w:numFmt w:val="lowerLetter"/>
+      <w:lvlText w:val="%5."/>
+      <w:lvlJc w:val="left"/>
+      <w:pPr>
+        <w:ind w:left="3960" w:hanging="360"/>
+      </w:pPr>
+    </w:lvl>
+    <w:lvl w:ilvl="5" w:tplc="0409001B" w:tentative="1">
+      <w:start w:val="1"/>
+      <w:numFmt w:val="lowerRoman"/>
+      <w:lvlText w:val="%6."/>
+      <w:lvlJc w:val="right"/>
+      <w:pPr>
+        <w:ind w:left="4680" w:hanging="180"/>
+      </w:pPr>
+    </w:lvl>
+    <w:lvl w:ilvl="6" w:tplc="0409000F" w:tentative="1">
+      <w:start w:val="1"/>
+      <w:numFmt w:val="decimal"/>
+      <w:lvlText w:val="%7."/>
+      <w:lvlJc w:val="left"/>
+      <w:pPr>
+        <w:ind w:left="5400" w:hanging="360"/>
+      </w:pPr>
+    </w:lvl>
+    <w:lvl w:ilvl="7" w:tplc="04090019" w:tentative="1">
+      <w:start w:val="1"/>
+      <w:numFmt w:val="lowerLetter"/>
+      <w:lvlText w:val="%8."/>
+      <w:lvlJc w:val="left"/>
+      <w:pPr>
+        <w:ind w:left="6120" w:hanging="360"/>
+      </w:pPr>
+    </w:lvl>
+    <w:lvl w:ilvl="8" w:tplc="0409001B" w:tentative="1">
+      <w:start w:val="1"/>
+      <w:numFmt w:val="lowerRoman"/>
+      <w:lvlText w:val="%9."/>
+      <w:lvlJc w:val="right"/>
+      <w:pPr>
+        <w:ind w:left="6840" w:hanging="180"/>
+      </w:pPr>
+    </w:lvl>
+  </w:abstractNum>
+  <w:abstractNum w:abstractNumId="2" w15:restartNumberingAfterBreak="0">
+    <w:nsid w:val="0CC2300F"/>
+    <w:multiLevelType w:val="hybridMultilevel"/>
+    <w:tmpl w:val="7194BDE2"/>
+    <w:lvl w:ilvl="0" w:tplc="507E497C">
+      <w:start w:val="1"/>
+      <w:numFmt w:val="decimal"/>
+      <w:lvlText w:val="%1."/>
+      <w:lvlJc w:val="left"/>
+      <w:pPr>
+        <w:ind w:left="1080" w:hanging="360"/>
+      </w:pPr>
+      <w:rPr>
+        <w:rFonts w:hint="default"/>
+      </w:rPr>
+    </w:lvl>
+    <w:lvl w:ilvl="1" w:tplc="04090019" w:tentative="1">
+      <w:start w:val="1"/>
+      <w:numFmt w:val="lowerLetter"/>
+      <w:lvlText w:val="%2."/>
+      <w:lvlJc w:val="left"/>
+      <w:pPr>
+        <w:ind w:left="1800" w:hanging="360"/>
+      </w:pPr>
+    </w:lvl>
+    <w:lvl w:ilvl="2" w:tplc="0409001B" w:tentative="1">
+      <w:start w:val="1"/>
+      <w:numFmt w:val="lowerRoman"/>
+      <w:lvlText w:val="%3."/>
+      <w:lvlJc w:val="right"/>
+      <w:pPr>
+        <w:ind w:left="2520" w:hanging="180"/>
+      </w:pPr>
+    </w:lvl>
+    <w:lvl w:ilvl="3" w:tplc="0409000F" w:tentative="1">
+      <w:start w:val="1"/>
+      <w:numFmt w:val="decimal"/>
+      <w:lvlText w:val="%4."/>
+      <w:lvlJc w:val="left"/>
+      <w:pPr>
+        <w:ind w:left="3240" w:hanging="360"/>
+      </w:pPr>
+    </w:lvl>
+    <w:lvl w:ilvl="4" w:tplc="04090019" w:tentative="1">
+      <w:start w:val="1"/>
+      <w:numFmt w:val="lowerLetter"/>
+      <w:lvlText w:val="%5."/>
+      <w:lvlJc w:val="left"/>
+      <w:pPr>
+        <w:ind w:left="3960" w:hanging="360"/>
+      </w:pPr>
+    </w:lvl>
+    <w:lvl w:ilvl="5" w:tplc="0409001B" w:tentative="1">
+      <w:start w:val="1"/>
+      <w:numFmt w:val="lowerRoman"/>
+      <w:lvlText w:val="%6."/>
+      <w:lvlJc w:val="right"/>
+      <w:pPr>
+        <w:ind w:left="4680" w:hanging="180"/>
+      </w:pPr>
+    </w:lvl>
+    <w:lvl w:ilvl="6" w:tplc="0409000F" w:tentative="1">
+      <w:start w:val="1"/>
+      <w:numFmt w:val="decimal"/>
+      <w:lvlText w:val="%7."/>
+      <w:lvlJc w:val="left"/>
+      <w:pPr>
+        <w:ind w:left="5400" w:hanging="360"/>
+      </w:pPr>
+    </w:lvl>
+    <w:lvl w:ilvl="7" w:tplc="04090019" w:tentative="1">
+      <w:start w:val="1"/>
+      <w:numFmt w:val="lowerLetter"/>
+      <w:lvlText w:val="%8."/>
+      <w:lvlJc w:val="left"/>
+      <w:pPr>
+        <w:ind w:left="6120" w:hanging="360"/>
+      </w:pPr>
+    </w:lvl>
+    <w:lvl w:ilvl="8" w:tplc="0409001B" w:tentative="1">
+      <w:start w:val="1"/>
+      <w:numFmt w:val="lowerRoman"/>
+      <w:lvlText w:val="%9."/>
+      <w:lvlJc w:val="right"/>
+      <w:pPr>
+        <w:ind w:left="6840" w:hanging="180"/>
+      </w:pPr>
+    </w:lvl>
+  </w:abstractNum>
+  <w:abstractNum w:abstractNumId="3" w15:restartNumberingAfterBreak="0">
     <w:nsid w:val="0E185134"/>
     <w:multiLevelType w:val="hybridMultilevel"/>
     <w:tmpl w:val="BE2C403E"/>
@@ -17958,7 +18578,7 @@
       </w:pPr>
     </w:lvl>
   </w:abstractNum>
-  <w:abstractNum w:abstractNumId="1" w15:restartNumberingAfterBreak="0">
+  <w:abstractNum w:abstractNumId="4" w15:restartNumberingAfterBreak="0">
     <w:nsid w:val="27A05871"/>
     <w:multiLevelType w:val="hybridMultilevel"/>
     <w:tmpl w:val="54B28F60"/>
@@ -18071,7 +18691,7 @@
       </w:rPr>
     </w:lvl>
   </w:abstractNum>
-  <w:abstractNum w:abstractNumId="2" w15:restartNumberingAfterBreak="0">
+  <w:abstractNum w:abstractNumId="5" w15:restartNumberingAfterBreak="0">
     <w:nsid w:val="2B441C99"/>
     <w:multiLevelType w:val="hybridMultilevel"/>
     <w:tmpl w:val="3586E462"/>
@@ -18160,7 +18780,7 @@
       </w:pPr>
     </w:lvl>
   </w:abstractNum>
-  <w:abstractNum w:abstractNumId="3" w15:restartNumberingAfterBreak="0">
+  <w:abstractNum w:abstractNumId="6" w15:restartNumberingAfterBreak="0">
     <w:nsid w:val="34736A68"/>
     <w:multiLevelType w:val="hybridMultilevel"/>
     <w:tmpl w:val="75AA8C06"/>
@@ -18249,7 +18869,7 @@
       </w:pPr>
     </w:lvl>
   </w:abstractNum>
-  <w:abstractNum w:abstractNumId="4" w15:restartNumberingAfterBreak="0">
+  <w:abstractNum w:abstractNumId="7" w15:restartNumberingAfterBreak="0">
     <w:nsid w:val="349331FB"/>
     <w:multiLevelType w:val="hybridMultilevel"/>
     <w:tmpl w:val="17B4B414"/>
@@ -18338,7 +18958,7 @@
       </w:pPr>
     </w:lvl>
   </w:abstractNum>
-  <w:abstractNum w:abstractNumId="5" w15:restartNumberingAfterBreak="0">
+  <w:abstractNum w:abstractNumId="8" w15:restartNumberingAfterBreak="0">
     <w:nsid w:val="3DD13B22"/>
     <w:multiLevelType w:val="hybridMultilevel"/>
     <w:tmpl w:val="E0EC718A"/>
@@ -18451,7 +19071,7 @@
       </w:rPr>
     </w:lvl>
   </w:abstractNum>
-  <w:abstractNum w:abstractNumId="6" w15:restartNumberingAfterBreak="0">
+  <w:abstractNum w:abstractNumId="9" w15:restartNumberingAfterBreak="0">
     <w:nsid w:val="45B7465B"/>
     <w:multiLevelType w:val="hybridMultilevel"/>
     <w:tmpl w:val="CAD8371C"/>
@@ -18540,7 +19160,7 @@
       </w:pPr>
     </w:lvl>
   </w:abstractNum>
-  <w:abstractNum w:abstractNumId="7" w15:restartNumberingAfterBreak="0">
+  <w:abstractNum w:abstractNumId="10" w15:restartNumberingAfterBreak="0">
     <w:nsid w:val="4AD50BA8"/>
     <w:multiLevelType w:val="hybridMultilevel"/>
     <w:tmpl w:val="09821ED0"/>
@@ -18629,7 +19249,7 @@
       </w:pPr>
     </w:lvl>
   </w:abstractNum>
-  <w:abstractNum w:abstractNumId="8" w15:restartNumberingAfterBreak="0">
+  <w:abstractNum w:abstractNumId="11" w15:restartNumberingAfterBreak="0">
     <w:nsid w:val="4BE31780"/>
     <w:multiLevelType w:val="hybridMultilevel"/>
     <w:tmpl w:val="224E937C"/>
@@ -18718,7 +19338,7 @@
       </w:pPr>
     </w:lvl>
   </w:abstractNum>
-  <w:abstractNum w:abstractNumId="9" w15:restartNumberingAfterBreak="0">
+  <w:abstractNum w:abstractNumId="12" w15:restartNumberingAfterBreak="0">
     <w:nsid w:val="50AE6518"/>
     <w:multiLevelType w:val="hybridMultilevel"/>
     <w:tmpl w:val="6E264A54"/>
@@ -18807,7 +19427,7 @@
       </w:pPr>
     </w:lvl>
   </w:abstractNum>
-  <w:abstractNum w:abstractNumId="10" w15:restartNumberingAfterBreak="0">
+  <w:abstractNum w:abstractNumId="13" w15:restartNumberingAfterBreak="0">
     <w:nsid w:val="51C07990"/>
     <w:multiLevelType w:val="hybridMultilevel"/>
     <w:tmpl w:val="B1BC2864"/>
@@ -18896,7 +19516,7 @@
       </w:pPr>
     </w:lvl>
   </w:abstractNum>
-  <w:abstractNum w:abstractNumId="11" w15:restartNumberingAfterBreak="0">
+  <w:abstractNum w:abstractNumId="14" w15:restartNumberingAfterBreak="0">
     <w:nsid w:val="5246130C"/>
     <w:multiLevelType w:val="hybridMultilevel"/>
     <w:tmpl w:val="FB7A11EE"/>
@@ -18985,7 +19605,7 @@
       </w:pPr>
     </w:lvl>
   </w:abstractNum>
-  <w:abstractNum w:abstractNumId="12" w15:restartNumberingAfterBreak="0">
+  <w:abstractNum w:abstractNumId="15" w15:restartNumberingAfterBreak="0">
     <w:nsid w:val="598F1CE7"/>
     <w:multiLevelType w:val="hybridMultilevel"/>
     <w:tmpl w:val="112400A0"/>
@@ -19098,7 +19718,7 @@
       </w:rPr>
     </w:lvl>
   </w:abstractNum>
-  <w:abstractNum w:abstractNumId="13" w15:restartNumberingAfterBreak="0">
+  <w:abstractNum w:abstractNumId="16" w15:restartNumberingAfterBreak="0">
     <w:nsid w:val="5CC235C5"/>
     <w:multiLevelType w:val="hybridMultilevel"/>
     <w:tmpl w:val="9F748E6A"/>
@@ -19187,7 +19807,7 @@
       </w:pPr>
     </w:lvl>
   </w:abstractNum>
-  <w:abstractNum w:abstractNumId="14" w15:restartNumberingAfterBreak="0">
+  <w:abstractNum w:abstractNumId="17" w15:restartNumberingAfterBreak="0">
     <w:nsid w:val="5EE24D32"/>
     <w:multiLevelType w:val="hybridMultilevel"/>
     <w:tmpl w:val="6FF2195C"/>
@@ -19277,49 +19897,58 @@
     </w:lvl>
   </w:abstractNum>
   <w:num w:numId="1" w16cid:durableId="1739396741">
+    <w:abstractNumId w:val="11"/>
+  </w:num>
+  <w:num w:numId="2" w16cid:durableId="1560550956">
     <w:abstractNumId w:val="8"/>
   </w:num>
-  <w:num w:numId="2" w16cid:durableId="1560550956">
+  <w:num w:numId="3" w16cid:durableId="1277444884">
+    <w:abstractNumId w:val="17"/>
+  </w:num>
+  <w:num w:numId="4" w16cid:durableId="1177425957">
+    <w:abstractNumId w:val="15"/>
+  </w:num>
+  <w:num w:numId="5" w16cid:durableId="1973289623">
+    <w:abstractNumId w:val="16"/>
+  </w:num>
+  <w:num w:numId="6" w16cid:durableId="2047899809">
+    <w:abstractNumId w:val="9"/>
+  </w:num>
+  <w:num w:numId="7" w16cid:durableId="309210085">
+    <w:abstractNumId w:val="14"/>
+  </w:num>
+  <w:num w:numId="8" w16cid:durableId="1933734639">
     <w:abstractNumId w:val="5"/>
   </w:num>
-  <w:num w:numId="3" w16cid:durableId="1277444884">
-    <w:abstractNumId w:val="14"/>
-  </w:num>
-  <w:num w:numId="4" w16cid:durableId="1177425957">
+  <w:num w:numId="9" w16cid:durableId="764309194">
     <w:abstractNumId w:val="12"/>
   </w:num>
-  <w:num w:numId="5" w16cid:durableId="1973289623">
+  <w:num w:numId="10" w16cid:durableId="418720779">
     <w:abstractNumId w:val="13"/>
   </w:num>
-  <w:num w:numId="6" w16cid:durableId="2047899809">
+  <w:num w:numId="11" w16cid:durableId="1557669344">
+    <w:abstractNumId w:val="3"/>
+  </w:num>
+  <w:num w:numId="12" w16cid:durableId="1684091776">
+    <w:abstractNumId w:val="7"/>
+  </w:num>
+  <w:num w:numId="13" w16cid:durableId="872890355">
+    <w:abstractNumId w:val="4"/>
+  </w:num>
+  <w:num w:numId="14" w16cid:durableId="1450709700">
     <w:abstractNumId w:val="6"/>
   </w:num>
-  <w:num w:numId="7" w16cid:durableId="309210085">
-    <w:abstractNumId w:val="11"/>
-  </w:num>
-  <w:num w:numId="8" w16cid:durableId="1933734639">
-    <w:abstractNumId w:val="2"/>
-  </w:num>
-  <w:num w:numId="9" w16cid:durableId="764309194">
-    <w:abstractNumId w:val="9"/>
-  </w:num>
-  <w:num w:numId="10" w16cid:durableId="418720779">
+  <w:num w:numId="15" w16cid:durableId="383917956">
     <w:abstractNumId w:val="10"/>
   </w:num>
-  <w:num w:numId="11" w16cid:durableId="1557669344">
+  <w:num w:numId="16" w16cid:durableId="668563464">
+    <w:abstractNumId w:val="1"/>
+  </w:num>
+  <w:num w:numId="17" w16cid:durableId="524056420">
     <w:abstractNumId w:val="0"/>
   </w:num>
-  <w:num w:numId="12" w16cid:durableId="1684091776">
-    <w:abstractNumId w:val="4"/>
-  </w:num>
-  <w:num w:numId="13" w16cid:durableId="872890355">
-    <w:abstractNumId w:val="1"/>
-  </w:num>
-  <w:num w:numId="14" w16cid:durableId="1450709700">
-    <w:abstractNumId w:val="3"/>
-  </w:num>
-  <w:num w:numId="15" w16cid:durableId="383917956">
-    <w:abstractNumId w:val="7"/>
+  <w:num w:numId="18" w16cid:durableId="1189687039">
+    <w:abstractNumId w:val="2"/>
   </w:num>
 </w:numbering>
 </file>
@@ -19843,6 +20472,18 @@
       </w:tblBorders>
     </w:tblPr>
   </w:style>
+  <w:style w:type="character" w:styleId="UnresolvedMention">
+    <w:name w:val="Unresolved Mention"/>
+    <w:basedOn w:val="DefaultParagraphFont"/>
+    <w:uiPriority w:val="99"/>
+    <w:semiHidden/>
+    <w:unhideWhenUsed/>
+    <w:rsid w:val="00DE2083"/>
+    <w:rPr>
+      <w:color w:val="605E5C"/>
+      <w:shd w:val="clear" w:color="auto" w:fill="E1DFDD"/>
+    </w:rPr>
+  </w:style>
 </w:styles>
 </file>
 

--- a/arduino.docx
+++ b/arduino.docx
@@ -183,19 +183,7 @@
         <w:rPr>
           <w:lang w:val="en-US"/>
         </w:rPr>
-        <w:t xml:space="preserve">Chọn File đó + </w:t>
-      </w:r>
-      <w:r>
-        <w:rPr>
-          <w:lang w:val="en-US"/>
-        </w:rPr>
-        <w:t>Click nút mũi tên bên phải “Library Manager” + chọn “</w:t>
-      </w:r>
-      <w:r>
-        <w:rPr>
-          <w:lang w:val="en-US"/>
-        </w:rPr>
-        <w:t>Delete” + chọn “OK”</w:t>
+        <w:t>Chọn File đó + Click nút mũi tên bên phải “Library Manager” + chọn “Delete” + chọn “OK”</w:t>
       </w:r>
     </w:p>
     <w:p>
@@ -8203,6 +8191,12 @@
                 <w:lang w:val="en-US"/>
               </w:rPr>
               <w:t>TCNT1</w:t>
+            </w:r>
+            <w:r>
+              <w:rPr>
+                <w:lang w:val="en-US"/>
+              </w:rPr>
+              <w:t xml:space="preserve"> (16 Bit)</w:t>
             </w:r>
           </w:p>
         </w:tc>

--- a/arduino.docx
+++ b/arduino.docx
@@ -1874,6 +1874,30 @@
           <w:lang w:val="en-US"/>
         </w:rPr>
         <w:t>A5 = 19</w:t>
+      </w:r>
+    </w:p>
+    <w:p>
+      <w:pPr>
+        <w:pStyle w:val="ListParagraph"/>
+        <w:numPr>
+          <w:ilvl w:val="0"/>
+          <w:numId w:val="9"/>
+        </w:numPr>
+        <w:pBdr>
+          <w:top w:val="single" w:sz="4" w:space="1" w:color="auto"/>
+          <w:left w:val="single" w:sz="4" w:space="4" w:color="auto"/>
+          <w:bottom w:val="single" w:sz="4" w:space="1" w:color="auto"/>
+          <w:right w:val="single" w:sz="4" w:space="4" w:color="auto"/>
+        </w:pBdr>
+        <w:rPr>
+          <w:lang w:val="en-US"/>
+        </w:rPr>
+      </w:pPr>
+      <w:r>
+        <w:rPr>
+          <w:lang w:val="en-US"/>
+        </w:rPr>
+        <w:t>LED_BUILTIN = 13</w:t>
       </w:r>
     </w:p>
     <w:p>
@@ -2081,7 +2105,43 @@
         <w:rPr>
           <w:lang w:val="en-US"/>
         </w:rPr>
-        <w:t>, &lt;Điện Trở Pull Up&gt; cực lớn so với &lt;Điện Trở Pin&gt;, do đó nếu cắt dây ở chỗ &lt;Điện Trở Ngoài&gt; thì &lt;Điện Thế Read&gt; sẽ = 5 V</w:t>
+        <w:t xml:space="preserve">, &lt;Điện Trở Pull Up&gt; </w:t>
+      </w:r>
+      <w:r>
+        <w:rPr>
+          <w:lang w:val="en-US"/>
+        </w:rPr>
+        <w:t>sẽ ở tầm vừa phải và bé hơn nhiều so với &lt;Điện Trở Pin&gt;</w:t>
+      </w:r>
+      <w:r>
+        <w:rPr>
+          <w:lang w:val="en-US"/>
+        </w:rPr>
+        <w:t xml:space="preserve">, </w:t>
+      </w:r>
+      <w:r>
+        <w:rPr>
+          <w:lang w:val="en-US"/>
+        </w:rPr>
+        <w:t xml:space="preserve">để </w:t>
+      </w:r>
+      <w:r>
+        <w:rPr>
+          <w:lang w:val="en-US"/>
+        </w:rPr>
+        <w:t xml:space="preserve">nếu cắt dây ở chỗ &lt;Điện Trở Ngoài&gt; thì &lt;Điện Thế Read&gt; sẽ </w:t>
+      </w:r>
+      <w:r>
+        <w:rPr>
+          <w:lang w:val="en-US"/>
+        </w:rPr>
+        <w:t xml:space="preserve">gần </w:t>
+      </w:r>
+      <w:r>
+        <w:rPr>
+          <w:lang w:val="en-US"/>
+        </w:rPr>
+        <w:t>= 5 V</w:t>
       </w:r>
       <w:r>
         <w:rPr>
@@ -2144,6 +2204,7 @@
         <w:rPr>
           <w:lang w:val="en-US"/>
         </w:rPr>
+        <w:lastRenderedPageBreak/>
         <w:t>Chỉ Định Chế Độ Của Pin?</w:t>
       </w:r>
     </w:p>
@@ -2189,7 +2250,6 @@
         <w:rPr>
           <w:lang w:val="en-US"/>
         </w:rPr>
-        <w:lastRenderedPageBreak/>
         <w:t>pinMode(&lt;Số Của Pin&gt;, 1);</w:t>
       </w:r>
     </w:p>
@@ -2693,7 +2753,25 @@
         <w:rPr>
           <w:lang w:val="en-US"/>
         </w:rPr>
-        <w:t>Nếu &lt;Điện Thế&gt; có giá trị từ 0 đến 255 thì sẽ quy đổi thành từ 0 đến 5, ngoài khoảng này thì không xác định được hành vi</w:t>
+        <w:t xml:space="preserve">Nếu &lt;Điện Thế&gt; có giá trị </w:t>
+      </w:r>
+      <w:r>
+        <w:rPr>
+          <w:lang w:val="en-US"/>
+        </w:rPr>
+        <w:t xml:space="preserve">nguyên </w:t>
+      </w:r>
+      <w:r>
+        <w:rPr>
+          <w:lang w:val="en-US"/>
+        </w:rPr>
+        <w:t xml:space="preserve">từ 0 đến 255 thì sẽ quy đổi thành từ 0 đến 5, </w:t>
+      </w:r>
+      <w:r>
+        <w:rPr>
+          <w:lang w:val="en-US"/>
+        </w:rPr>
+        <w:t>vượt ngoài khoảng này và nguyên thì lấy 8 Bit cuối</w:t>
       </w:r>
     </w:p>
     <w:p>
@@ -3055,6 +3133,7 @@
         <w:rPr>
           <w:lang w:val="en-US"/>
         </w:rPr>
+        <w:lastRenderedPageBreak/>
         <w:t>Xung lên</w:t>
       </w:r>
     </w:p>
@@ -3071,7 +3150,6 @@
           <w:noProof/>
           <w:lang w:eastAsia="vi-VN"/>
         </w:rPr>
-        <w:lastRenderedPageBreak/>
         <w:drawing>
           <wp:inline distT="0" distB="0" distL="0" distR="0" wp14:anchorId="34C59CF4" wp14:editId="1C23132F">
             <wp:extent cx="3165895" cy="2638363"/>
@@ -4598,6 +4676,78 @@
     <w:p>
       <w:pPr>
         <w:pStyle w:val="ListParagraph"/>
+        <w:numPr>
+          <w:ilvl w:val="0"/>
+          <w:numId w:val="12"/>
+        </w:numPr>
+        <w:rPr>
+          <w:lang w:val="en-US"/>
+        </w:rPr>
+      </w:pPr>
+      <w:r>
+        <w:rPr>
+          <w:lang w:val="en-US"/>
+        </w:rPr>
+        <w:t>UART (Universal Asynchronous Receiver Transmitter) Pin?</w:t>
+      </w:r>
+    </w:p>
+    <w:p>
+      <w:pPr>
+        <w:pStyle w:val="ListParagraph"/>
+        <w:numPr>
+          <w:ilvl w:val="0"/>
+          <w:numId w:val="4"/>
+        </w:numPr>
+        <w:rPr>
+          <w:lang w:val="en-US"/>
+        </w:rPr>
+      </w:pPr>
+      <w:r>
+        <w:rPr>
+          <w:lang w:val="en-US"/>
+        </w:rPr>
+        <w:t>Pin 0 là Rx (Receiver)</w:t>
+      </w:r>
+    </w:p>
+    <w:p>
+      <w:pPr>
+        <w:pStyle w:val="ListParagraph"/>
+        <w:numPr>
+          <w:ilvl w:val="0"/>
+          <w:numId w:val="4"/>
+        </w:numPr>
+        <w:rPr>
+          <w:lang w:val="en-US"/>
+        </w:rPr>
+      </w:pPr>
+      <w:r>
+        <w:rPr>
+          <w:lang w:val="en-US"/>
+        </w:rPr>
+        <w:t>Pin 1 là Tx (Transmitter)</w:t>
+      </w:r>
+    </w:p>
+    <w:p>
+      <w:pPr>
+        <w:pStyle w:val="ListParagraph"/>
+        <w:numPr>
+          <w:ilvl w:val="0"/>
+          <w:numId w:val="4"/>
+        </w:numPr>
+        <w:rPr>
+          <w:lang w:val="en-US"/>
+        </w:rPr>
+      </w:pPr>
+      <w:r>
+        <w:rPr>
+          <w:lang w:val="en-US"/>
+        </w:rPr>
+        <w:t>2 Pin này đéo dùng được khi sử dụng Serial và khi tải Code từ máy tính vào Arduino</w:t>
+      </w:r>
+    </w:p>
+    <w:p>
+      <w:pPr>
+        <w:pStyle w:val="ListParagraph"/>
         <w:ind w:left="1080"/>
         <w:rPr>
           <w:lang w:val="en-US"/>
@@ -4765,6 +4915,7 @@
         <w:rPr>
           <w:lang w:val="en-US"/>
         </w:rPr>
+        <w:lastRenderedPageBreak/>
         <w:t>Tạm Dừng Chương Trình Trong Tích Tắc?</w:t>
       </w:r>
     </w:p>
@@ -4867,7 +5018,6 @@
         <w:rPr>
           <w:lang w:val="en-US"/>
         </w:rPr>
-        <w:lastRenderedPageBreak/>
         <w:t>delayMicroseconds(10);</w:t>
       </w:r>
     </w:p>
@@ -5683,6 +5833,7 @@
               <w:rPr>
                 <w:lang w:val="en-US"/>
               </w:rPr>
+              <w:lastRenderedPageBreak/>
               <w:t>0</w:t>
             </w:r>
           </w:p>
@@ -6325,7 +6476,6 @@
               <w:rPr>
                 <w:lang w:val="en-US"/>
               </w:rPr>
-              <w:lastRenderedPageBreak/>
               <w:t>6</w:t>
             </w:r>
           </w:p>
@@ -10348,7 +10498,6 @@
               <w:rPr>
                 <w:lang w:val="en-US"/>
               </w:rPr>
-              <w:lastRenderedPageBreak/>
               <w:t>rồi ngay lập tức về 0</w:t>
             </w:r>
           </w:p>
@@ -10370,7 +10519,6 @@
         <w:rPr>
           <w:lang w:val="en-US"/>
         </w:rPr>
-        <w:lastRenderedPageBreak/>
         <w:t>Để cho phép Interrupt khi TCNT1 tràn</w:t>
       </w:r>
       <w:r>
@@ -12883,6 +13031,7 @@
               <w:rPr>
                 <w:lang w:val="en-US"/>
               </w:rPr>
+              <w:lastRenderedPageBreak/>
               <w:t>Giá trị khác 2 và 3</w:t>
             </w:r>
           </w:p>
@@ -13027,7 +13176,6 @@
               <w:rPr>
                 <w:lang w:val="en-US"/>
               </w:rPr>
-              <w:lastRenderedPageBreak/>
               <w:t>&lt;Chế Độ&gt;</w:t>
             </w:r>
           </w:p>
@@ -13770,6 +13918,7 @@
         <w:rPr>
           <w:lang w:val="en-US"/>
         </w:rPr>
+        <w:lastRenderedPageBreak/>
         <w:t xml:space="preserve">Serial Graph plot kết quả in trên Terminal, dùng dấu phẩy ngăn cách giữa các giá trị </w:t>
       </w:r>
     </w:p>
@@ -13810,37 +13959,835 @@
         <w:rPr>
           <w:lang w:val="en-US"/>
         </w:rPr>
+        <w:tab/>
+        <w:t>Servo.h</w:t>
+      </w:r>
+    </w:p>
+    <w:p>
+      <w:pPr>
+        <w:rPr>
+          <w:lang w:val="en-US"/>
+        </w:rPr>
+      </w:pPr>
+      <w:r>
+        <w:rPr>
+          <w:lang w:val="en-US"/>
+        </w:rPr>
+        <w:tab/>
+      </w:r>
+      <w:r>
+        <w:rPr>
+          <w:lang w:val="en-US"/>
+        </w:rPr>
+        <w:tab/>
+        <w:t>Servo</w:t>
+      </w:r>
+    </w:p>
+    <w:p>
+      <w:pPr>
+        <w:rPr>
+          <w:lang w:val="en-US"/>
+        </w:rPr>
+      </w:pPr>
+      <w:r>
+        <w:rPr>
+          <w:lang w:val="en-US"/>
+        </w:rPr>
+        <w:tab/>
+      </w:r>
+      <w:r>
+        <w:rPr>
+          <w:lang w:val="en-US"/>
+        </w:rPr>
+        <w:tab/>
+      </w:r>
+      <w:r>
+        <w:rPr>
+          <w:lang w:val="en-US"/>
+        </w:rPr>
+        <w:tab/>
+        <w:t>Usage:</w:t>
+      </w:r>
+    </w:p>
+    <w:p>
+      <w:pPr>
+        <w:rPr>
+          <w:lang w:val="en-US"/>
+        </w:rPr>
+      </w:pPr>
+      <w:r>
+        <w:rPr>
+          <w:lang w:val="en-US"/>
+        </w:rPr>
+        <w:tab/>
+      </w:r>
+      <w:r>
+        <w:rPr>
+          <w:lang w:val="en-US"/>
+        </w:rPr>
+        <w:tab/>
+      </w:r>
+      <w:r>
+        <w:rPr>
+          <w:lang w:val="en-US"/>
+        </w:rPr>
+        <w:tab/>
+      </w:r>
+      <w:r>
+        <w:rPr>
+          <w:lang w:val="en-US"/>
+        </w:rPr>
+        <w:tab/>
+        <w:t>Khởi tạo Servo Object</w:t>
+      </w:r>
+    </w:p>
+    <w:p>
+      <w:pPr>
+        <w:rPr>
+          <w:lang w:val="en-US"/>
+        </w:rPr>
+      </w:pPr>
+      <w:r>
+        <w:rPr>
+          <w:lang w:val="en-US"/>
+        </w:rPr>
+        <w:tab/>
+      </w:r>
+      <w:r>
+        <w:rPr>
+          <w:lang w:val="en-US"/>
+        </w:rPr>
+        <w:tab/>
+      </w:r>
+      <w:r>
+        <w:rPr>
+          <w:lang w:val="en-US"/>
+        </w:rPr>
+        <w:tab/>
+        <w:t>Ex:</w:t>
+      </w:r>
+    </w:p>
+    <w:p>
+      <w:pPr>
+        <w:rPr>
+          <w:lang w:val="en-US"/>
+        </w:rPr>
+      </w:pPr>
+      <w:r>
+        <w:rPr>
+          <w:lang w:val="en-US"/>
+        </w:rPr>
+        <w:tab/>
+      </w:r>
+      <w:r>
+        <w:rPr>
+          <w:lang w:val="en-US"/>
+        </w:rPr>
+        <w:tab/>
+      </w:r>
+      <w:r>
+        <w:rPr>
+          <w:lang w:val="en-US"/>
+        </w:rPr>
+        <w:tab/>
+      </w:r>
+      <w:r>
+        <w:rPr>
+          <w:lang w:val="en-US"/>
+        </w:rPr>
+        <w:tab/>
+        <w:t>Servo foo</w:t>
+      </w:r>
+    </w:p>
+    <w:p>
+      <w:pPr>
+        <w:rPr>
+          <w:lang w:val="en-US"/>
+        </w:rPr>
+      </w:pPr>
+      <w:r>
+        <w:rPr>
+          <w:lang w:val="en-US"/>
+        </w:rPr>
+        <w:tab/>
+      </w:r>
+      <w:r>
+        <w:rPr>
+          <w:lang w:val="en-US"/>
+        </w:rPr>
+        <w:tab/>
+      </w:r>
+      <w:r>
+        <w:rPr>
+          <w:lang w:val="en-US"/>
+        </w:rPr>
+        <w:tab/>
+        <w:t>Object:</w:t>
+      </w:r>
+    </w:p>
+    <w:p>
+      <w:pPr>
+        <w:rPr>
+          <w:lang w:val="en-US"/>
+        </w:rPr>
+      </w:pPr>
+      <w:r>
+        <w:rPr>
+          <w:lang w:val="en-US"/>
+        </w:rPr>
+        <w:tab/>
+      </w:r>
+      <w:r>
+        <w:rPr>
+          <w:lang w:val="en-US"/>
+        </w:rPr>
+        <w:tab/>
+      </w:r>
+      <w:r>
+        <w:rPr>
+          <w:lang w:val="en-US"/>
+        </w:rPr>
+        <w:tab/>
+      </w:r>
+      <w:r>
+        <w:rPr>
+          <w:lang w:val="en-US"/>
+        </w:rPr>
+        <w:tab/>
+        <w:t>attach(Pin Code)</w:t>
+      </w:r>
+    </w:p>
+    <w:p>
+      <w:pPr>
+        <w:rPr>
+          <w:lang w:val="en-US"/>
+        </w:rPr>
+      </w:pPr>
+      <w:r>
+        <w:rPr>
+          <w:lang w:val="en-US"/>
+        </w:rPr>
+        <w:tab/>
+      </w:r>
+      <w:r>
+        <w:rPr>
+          <w:lang w:val="en-US"/>
+        </w:rPr>
+        <w:tab/>
+      </w:r>
+      <w:r>
+        <w:rPr>
+          <w:lang w:val="en-US"/>
+        </w:rPr>
+        <w:tab/>
+      </w:r>
+      <w:r>
+        <w:rPr>
+          <w:lang w:val="en-US"/>
+        </w:rPr>
+        <w:tab/>
+      </w:r>
+      <w:r>
+        <w:rPr>
+          <w:lang w:val="en-US"/>
+        </w:rPr>
+        <w:tab/>
+        <w:t>Usage:</w:t>
+      </w:r>
+    </w:p>
+    <w:p>
+      <w:pPr>
+        <w:rPr>
+          <w:lang w:val="en-US"/>
+        </w:rPr>
+      </w:pPr>
+      <w:r>
+        <w:rPr>
+          <w:lang w:val="en-US"/>
+        </w:rPr>
+        <w:tab/>
+      </w:r>
+      <w:r>
+        <w:rPr>
+          <w:lang w:val="en-US"/>
+        </w:rPr>
+        <w:tab/>
+      </w:r>
+      <w:r>
+        <w:rPr>
+          <w:lang w:val="en-US"/>
+        </w:rPr>
+        <w:tab/>
+      </w:r>
+      <w:r>
+        <w:rPr>
+          <w:lang w:val="en-US"/>
+        </w:rPr>
+        <w:tab/>
+      </w:r>
+      <w:r>
+        <w:rPr>
+          <w:lang w:val="en-US"/>
+        </w:rPr>
+        <w:tab/>
+      </w:r>
+      <w:r>
+        <w:rPr>
+          <w:lang w:val="en-US"/>
+        </w:rPr>
+        <w:tab/>
+        <w:t>Kết nối với Pin điều khiển Servo</w:t>
+      </w:r>
+    </w:p>
+    <w:p>
+      <w:pPr>
+        <w:rPr>
+          <w:lang w:val="en-US"/>
+        </w:rPr>
+      </w:pPr>
+      <w:r>
+        <w:rPr>
+          <w:lang w:val="en-US"/>
+        </w:rPr>
+        <w:tab/>
+      </w:r>
+      <w:r>
+        <w:rPr>
+          <w:lang w:val="en-US"/>
+        </w:rPr>
+        <w:tab/>
+      </w:r>
+      <w:r>
+        <w:rPr>
+          <w:lang w:val="en-US"/>
+        </w:rPr>
+        <w:tab/>
+      </w:r>
+      <w:r>
+        <w:rPr>
+          <w:lang w:val="en-US"/>
+        </w:rPr>
+        <w:tab/>
+      </w:r>
+      <w:r>
+        <w:rPr>
+          <w:lang w:val="en-US"/>
+        </w:rPr>
+        <w:tab/>
+        <w:t>Ex:</w:t>
+      </w:r>
+    </w:p>
+    <w:p>
+      <w:pPr>
+        <w:rPr>
+          <w:lang w:val="en-US"/>
+        </w:rPr>
+      </w:pPr>
+      <w:r>
+        <w:rPr>
+          <w:lang w:val="en-US"/>
+        </w:rPr>
+        <w:tab/>
+      </w:r>
+      <w:r>
+        <w:rPr>
+          <w:lang w:val="en-US"/>
+        </w:rPr>
+        <w:tab/>
+      </w:r>
+      <w:r>
+        <w:rPr>
+          <w:lang w:val="en-US"/>
+        </w:rPr>
+        <w:tab/>
+      </w:r>
+      <w:r>
+        <w:rPr>
+          <w:lang w:val="en-US"/>
+        </w:rPr>
+        <w:tab/>
+      </w:r>
+      <w:r>
+        <w:rPr>
+          <w:lang w:val="en-US"/>
+        </w:rPr>
+        <w:tab/>
+      </w:r>
+      <w:r>
+        <w:rPr>
+          <w:lang w:val="en-US"/>
+        </w:rPr>
+        <w:tab/>
+        <w:t>foo.attach(13)</w:t>
+      </w:r>
+    </w:p>
+    <w:p>
+      <w:pPr>
+        <w:rPr>
+          <w:lang w:val="en-US"/>
+        </w:rPr>
+      </w:pPr>
+      <w:r>
+        <w:rPr>
+          <w:lang w:val="en-US"/>
+        </w:rPr>
+        <w:tab/>
+      </w:r>
+      <w:r>
+        <w:rPr>
+          <w:lang w:val="en-US"/>
+        </w:rPr>
+        <w:tab/>
+      </w:r>
+      <w:r>
+        <w:rPr>
+          <w:lang w:val="en-US"/>
+        </w:rPr>
+        <w:tab/>
+      </w:r>
+      <w:r>
+        <w:rPr>
+          <w:lang w:val="en-US"/>
+        </w:rPr>
+        <w:tab/>
+        <w:t>write(Angle)</w:t>
+      </w:r>
+    </w:p>
+    <w:p>
+      <w:pPr>
+        <w:rPr>
+          <w:lang w:val="en-US"/>
+        </w:rPr>
+      </w:pPr>
+      <w:r>
+        <w:rPr>
+          <w:lang w:val="en-US"/>
+        </w:rPr>
+        <w:tab/>
+      </w:r>
+      <w:r>
+        <w:rPr>
+          <w:lang w:val="en-US"/>
+        </w:rPr>
+        <w:tab/>
+      </w:r>
+      <w:r>
+        <w:rPr>
+          <w:lang w:val="en-US"/>
+        </w:rPr>
+        <w:tab/>
+      </w:r>
+      <w:r>
+        <w:rPr>
+          <w:lang w:val="en-US"/>
+        </w:rPr>
+        <w:tab/>
+      </w:r>
+      <w:r>
+        <w:rPr>
+          <w:lang w:val="en-US"/>
+        </w:rPr>
+        <w:tab/>
+        <w:t>Usage:</w:t>
+      </w:r>
+    </w:p>
+    <w:p>
+      <w:pPr>
+        <w:rPr>
+          <w:lang w:val="en-US"/>
+        </w:rPr>
+      </w:pPr>
+      <w:r>
+        <w:rPr>
+          <w:lang w:val="en-US"/>
+        </w:rPr>
+        <w:tab/>
+      </w:r>
+      <w:r>
+        <w:rPr>
+          <w:lang w:val="en-US"/>
+        </w:rPr>
+        <w:tab/>
+      </w:r>
+      <w:r>
+        <w:rPr>
+          <w:lang w:val="en-US"/>
+        </w:rPr>
+        <w:tab/>
+      </w:r>
+      <w:r>
+        <w:rPr>
+          <w:lang w:val="en-US"/>
+        </w:rPr>
+        <w:tab/>
+      </w:r>
+      <w:r>
+        <w:rPr>
+          <w:lang w:val="en-US"/>
+        </w:rPr>
+        <w:tab/>
+      </w:r>
+      <w:r>
+        <w:rPr>
+          <w:lang w:val="en-US"/>
+        </w:rPr>
+        <w:tab/>
+        <w:t>Quay Servo</w:t>
+      </w:r>
+    </w:p>
+    <w:p>
+      <w:pPr>
+        <w:rPr>
+          <w:lang w:val="en-US"/>
+        </w:rPr>
+      </w:pPr>
+      <w:r>
+        <w:rPr>
+          <w:lang w:val="en-US"/>
+        </w:rPr>
+        <w:tab/>
+      </w:r>
+      <w:r>
+        <w:rPr>
+          <w:lang w:val="en-US"/>
+        </w:rPr>
+        <w:tab/>
+      </w:r>
+      <w:r>
+        <w:rPr>
+          <w:lang w:val="en-US"/>
+        </w:rPr>
+        <w:tab/>
+      </w:r>
+      <w:r>
+        <w:rPr>
+          <w:lang w:val="en-US"/>
+        </w:rPr>
+        <w:tab/>
+      </w:r>
+      <w:r>
+        <w:rPr>
+          <w:lang w:val="en-US"/>
+        </w:rPr>
+        <w:tab/>
+      </w:r>
+      <w:r>
+        <w:rPr>
+          <w:lang w:val="en-US"/>
+        </w:rPr>
+        <w:tab/>
+        <w:t>Quay hơi chậm nên có thể bị ghi đè</w:t>
+      </w:r>
+    </w:p>
+    <w:p>
+      <w:pPr>
+        <w:rPr>
+          <w:lang w:val="en-US"/>
+        </w:rPr>
+      </w:pPr>
+      <w:r>
+        <w:rPr>
+          <w:lang w:val="en-US"/>
+        </w:rPr>
+        <w:tab/>
+      </w:r>
+      <w:r>
+        <w:rPr>
+          <w:lang w:val="en-US"/>
+        </w:rPr>
+        <w:tab/>
+      </w:r>
+      <w:r>
+        <w:rPr>
+          <w:lang w:val="en-US"/>
+        </w:rPr>
+        <w:tab/>
+      </w:r>
+      <w:r>
+        <w:rPr>
+          <w:lang w:val="en-US"/>
+        </w:rPr>
+        <w:tab/>
+      </w:r>
+      <w:r>
+        <w:rPr>
+          <w:lang w:val="en-US"/>
+        </w:rPr>
+        <w:tab/>
+        <w:t>Ex:</w:t>
+      </w:r>
+    </w:p>
+    <w:p>
+      <w:pPr>
+        <w:rPr>
+          <w:lang w:val="en-US"/>
+        </w:rPr>
+      </w:pPr>
+      <w:r>
+        <w:rPr>
+          <w:lang w:val="en-US"/>
+        </w:rPr>
+        <w:tab/>
+      </w:r>
+      <w:r>
+        <w:rPr>
+          <w:lang w:val="en-US"/>
+        </w:rPr>
+        <w:tab/>
+      </w:r>
+      <w:r>
+        <w:rPr>
+          <w:lang w:val="en-US"/>
+        </w:rPr>
+        <w:tab/>
+      </w:r>
+      <w:r>
+        <w:rPr>
+          <w:lang w:val="en-US"/>
+        </w:rPr>
+        <w:tab/>
+      </w:r>
+      <w:r>
+        <w:rPr>
+          <w:lang w:val="en-US"/>
+        </w:rPr>
+        <w:tab/>
+      </w:r>
+      <w:r>
+        <w:rPr>
+          <w:lang w:val="en-US"/>
+        </w:rPr>
+        <w:tab/>
+        <w:t>foo.write(165)</w:t>
+      </w:r>
+    </w:p>
+    <w:p>
+      <w:pPr>
+        <w:rPr>
+          <w:lang w:val="en-US"/>
+        </w:rPr>
+      </w:pPr>
+      <w:r>
+        <w:rPr>
+          <w:lang w:val="en-US"/>
+        </w:rPr>
+        <w:tab/>
+        <w:t>Stepper.h</w:t>
+      </w:r>
+    </w:p>
+    <w:p>
+      <w:pPr>
+        <w:rPr>
+          <w:lang w:val="en-US"/>
+        </w:rPr>
+      </w:pPr>
+      <w:r>
+        <w:rPr>
+          <w:lang w:val="en-US"/>
+        </w:rPr>
+        <w:tab/>
+      </w:r>
+      <w:r>
+        <w:rPr>
+          <w:lang w:val="en-US"/>
+        </w:rPr>
+        <w:tab/>
+        <w:t>Stepper Object(Steps, Pin Code * 4)</w:t>
+      </w:r>
+    </w:p>
+    <w:p>
+      <w:pPr>
+        <w:rPr>
+          <w:lang w:val="en-US"/>
+        </w:rPr>
+      </w:pPr>
+      <w:r>
+        <w:rPr>
+          <w:lang w:val="en-US"/>
+        </w:rPr>
+        <w:tab/>
+      </w:r>
+      <w:r>
+        <w:rPr>
+          <w:lang w:val="en-US"/>
+        </w:rPr>
+        <w:tab/>
+      </w:r>
+      <w:r>
+        <w:rPr>
+          <w:lang w:val="en-US"/>
+        </w:rPr>
+        <w:tab/>
+        <w:t>Usage:</w:t>
+      </w:r>
+    </w:p>
+    <w:p>
+      <w:pPr>
+        <w:rPr>
+          <w:lang w:val="en-US"/>
+        </w:rPr>
+      </w:pPr>
+      <w:r>
+        <w:rPr>
+          <w:lang w:val="en-US"/>
+        </w:rPr>
+        <w:tab/>
+      </w:r>
+      <w:r>
+        <w:rPr>
+          <w:lang w:val="en-US"/>
+        </w:rPr>
+        <w:tab/>
+      </w:r>
+      <w:r>
+        <w:rPr>
+          <w:lang w:val="en-US"/>
+        </w:rPr>
+        <w:tab/>
+      </w:r>
+      <w:r>
+        <w:rPr>
+          <w:lang w:val="en-US"/>
+        </w:rPr>
+        <w:tab/>
+        <w:t>Khởi tạo Stepper Object</w:t>
+      </w:r>
+    </w:p>
+    <w:p>
+      <w:pPr>
+        <w:rPr>
+          <w:lang w:val="en-US"/>
+        </w:rPr>
+      </w:pPr>
+      <w:r>
+        <w:rPr>
+          <w:lang w:val="en-US"/>
+        </w:rPr>
+        <w:tab/>
+      </w:r>
+      <w:r>
+        <w:rPr>
+          <w:lang w:val="en-US"/>
+        </w:rPr>
+        <w:tab/>
+      </w:r>
+      <w:r>
+        <w:rPr>
+          <w:lang w:val="en-US"/>
+        </w:rPr>
+        <w:tab/>
+        <w:t>Ex:</w:t>
+      </w:r>
+    </w:p>
+    <w:p>
+      <w:pPr>
+        <w:rPr>
+          <w:lang w:val="en-US"/>
+        </w:rPr>
+      </w:pPr>
+      <w:r>
+        <w:rPr>
+          <w:lang w:val="en-US"/>
+        </w:rPr>
+        <w:tab/>
+      </w:r>
+      <w:r>
+        <w:rPr>
+          <w:lang w:val="en-US"/>
+        </w:rPr>
+        <w:tab/>
+      </w:r>
+      <w:r>
+        <w:rPr>
+          <w:lang w:val="en-US"/>
+        </w:rPr>
+        <w:tab/>
+      </w:r>
+      <w:r>
+        <w:rPr>
+          <w:lang w:val="en-US"/>
+        </w:rPr>
+        <w:tab/>
+        <w:t>Stepper foo(2048, 8, 10, 9, 11)</w:t>
+      </w:r>
+    </w:p>
+    <w:p>
+      <w:pPr>
+        <w:rPr>
+          <w:lang w:val="en-US"/>
+        </w:rPr>
+      </w:pPr>
+      <w:r>
+        <w:rPr>
+          <w:lang w:val="en-US"/>
+        </w:rPr>
+        <w:tab/>
+      </w:r>
+      <w:r>
+        <w:rPr>
+          <w:lang w:val="en-US"/>
+        </w:rPr>
+        <w:tab/>
+      </w:r>
+      <w:r>
+        <w:rPr>
+          <w:lang w:val="en-US"/>
+        </w:rPr>
+        <w:tab/>
+        <w:t>Object:</w:t>
+      </w:r>
+    </w:p>
+    <w:p>
+      <w:pPr>
+        <w:rPr>
+          <w:lang w:val="en-US"/>
+        </w:rPr>
+      </w:pPr>
+      <w:r>
+        <w:rPr>
+          <w:lang w:val="en-US"/>
+        </w:rPr>
         <w:lastRenderedPageBreak/>
         <w:tab/>
-        <w:t>Servo.h</w:t>
-      </w:r>
-    </w:p>
-    <w:p>
-      <w:pPr>
-        <w:rPr>
-          <w:lang w:val="en-US"/>
-        </w:rPr>
-      </w:pPr>
-      <w:r>
-        <w:rPr>
-          <w:lang w:val="en-US"/>
-        </w:rPr>
-        <w:tab/>
-      </w:r>
-      <w:r>
-        <w:rPr>
-          <w:lang w:val="en-US"/>
-        </w:rPr>
-        <w:tab/>
-        <w:t>Servo</w:t>
-      </w:r>
-    </w:p>
-    <w:p>
-      <w:pPr>
-        <w:rPr>
-          <w:lang w:val="en-US"/>
-        </w:rPr>
-      </w:pPr>
+      </w:r>
+      <w:r>
+        <w:rPr>
+          <w:lang w:val="en-US"/>
+        </w:rPr>
+        <w:tab/>
+      </w:r>
+      <w:r>
+        <w:rPr>
+          <w:lang w:val="en-US"/>
+        </w:rPr>
+        <w:tab/>
+      </w:r>
+      <w:r>
+        <w:rPr>
+          <w:lang w:val="en-US"/>
+        </w:rPr>
+        <w:tab/>
+        <w:t>setSpeed(RPM)</w:t>
+      </w:r>
+    </w:p>
+    <w:p>
+      <w:pPr>
+        <w:rPr>
+          <w:lang w:val="en-US"/>
+        </w:rPr>
+      </w:pPr>
+      <w:r>
+        <w:rPr>
+          <w:lang w:val="en-US"/>
+        </w:rPr>
+        <w:tab/>
+      </w:r>
+      <w:r>
+        <w:rPr>
+          <w:lang w:val="en-US"/>
+        </w:rPr>
+        <w:tab/>
+      </w:r>
       <w:r>
         <w:rPr>
           <w:lang w:val="en-US"/>
@@ -13890,15 +14837,39 @@
           <w:lang w:val="en-US"/>
         </w:rPr>
         <w:tab/>
-        <w:t>Khởi tạo Servo Object</w:t>
-      </w:r>
-    </w:p>
-    <w:p>
-      <w:pPr>
-        <w:rPr>
-          <w:lang w:val="en-US"/>
-        </w:rPr>
-      </w:pPr>
+      </w:r>
+      <w:r>
+        <w:rPr>
+          <w:lang w:val="en-US"/>
+        </w:rPr>
+        <w:tab/>
+      </w:r>
+      <w:r>
+        <w:rPr>
+          <w:lang w:val="en-US"/>
+        </w:rPr>
+        <w:tab/>
+        <w:t>Chỉnh tốc độ Stepper Motor</w:t>
+      </w:r>
+    </w:p>
+    <w:p>
+      <w:pPr>
+        <w:rPr>
+          <w:lang w:val="en-US"/>
+        </w:rPr>
+      </w:pPr>
+      <w:r>
+        <w:rPr>
+          <w:lang w:val="en-US"/>
+        </w:rPr>
+        <w:tab/>
+      </w:r>
+      <w:r>
+        <w:rPr>
+          <w:lang w:val="en-US"/>
+        </w:rPr>
+        <w:tab/>
+      </w:r>
       <w:r>
         <w:rPr>
           <w:lang w:val="en-US"/>
@@ -13948,7 +14919,365 @@
           <w:lang w:val="en-US"/>
         </w:rPr>
         <w:tab/>
-        <w:t>Servo foo</w:t>
+      </w:r>
+      <w:r>
+        <w:rPr>
+          <w:lang w:val="en-US"/>
+        </w:rPr>
+        <w:tab/>
+      </w:r>
+      <w:r>
+        <w:rPr>
+          <w:lang w:val="en-US"/>
+        </w:rPr>
+        <w:tab/>
+        <w:t>foo.setSpeed(3)</w:t>
+      </w:r>
+    </w:p>
+    <w:p>
+      <w:pPr>
+        <w:rPr>
+          <w:lang w:val="en-US"/>
+        </w:rPr>
+      </w:pPr>
+      <w:r>
+        <w:rPr>
+          <w:lang w:val="en-US"/>
+        </w:rPr>
+        <w:tab/>
+      </w:r>
+      <w:r>
+        <w:rPr>
+          <w:lang w:val="en-US"/>
+        </w:rPr>
+        <w:tab/>
+      </w:r>
+      <w:r>
+        <w:rPr>
+          <w:lang w:val="en-US"/>
+        </w:rPr>
+        <w:tab/>
+      </w:r>
+      <w:r>
+        <w:rPr>
+          <w:lang w:val="en-US"/>
+        </w:rPr>
+        <w:tab/>
+        <w:t>step(Steps)</w:t>
+      </w:r>
+    </w:p>
+    <w:p>
+      <w:pPr>
+        <w:rPr>
+          <w:lang w:val="en-US"/>
+        </w:rPr>
+      </w:pPr>
+      <w:r>
+        <w:rPr>
+          <w:lang w:val="en-US"/>
+        </w:rPr>
+        <w:tab/>
+      </w:r>
+      <w:r>
+        <w:rPr>
+          <w:lang w:val="en-US"/>
+        </w:rPr>
+        <w:tab/>
+      </w:r>
+      <w:r>
+        <w:rPr>
+          <w:lang w:val="en-US"/>
+        </w:rPr>
+        <w:tab/>
+      </w:r>
+      <w:r>
+        <w:rPr>
+          <w:lang w:val="en-US"/>
+        </w:rPr>
+        <w:tab/>
+      </w:r>
+      <w:r>
+        <w:rPr>
+          <w:lang w:val="en-US"/>
+        </w:rPr>
+        <w:tab/>
+        <w:t>Usage:</w:t>
+      </w:r>
+    </w:p>
+    <w:p>
+      <w:pPr>
+        <w:rPr>
+          <w:lang w:val="en-US"/>
+        </w:rPr>
+      </w:pPr>
+      <w:r>
+        <w:rPr>
+          <w:lang w:val="en-US"/>
+        </w:rPr>
+        <w:tab/>
+      </w:r>
+      <w:r>
+        <w:rPr>
+          <w:lang w:val="en-US"/>
+        </w:rPr>
+        <w:tab/>
+      </w:r>
+      <w:r>
+        <w:rPr>
+          <w:lang w:val="en-US"/>
+        </w:rPr>
+        <w:tab/>
+      </w:r>
+      <w:r>
+        <w:rPr>
+          <w:lang w:val="en-US"/>
+        </w:rPr>
+        <w:tab/>
+      </w:r>
+      <w:r>
+        <w:rPr>
+          <w:lang w:val="en-US"/>
+        </w:rPr>
+        <w:tab/>
+      </w:r>
+      <w:r>
+        <w:rPr>
+          <w:lang w:val="en-US"/>
+        </w:rPr>
+        <w:tab/>
+        <w:t>Quay Stepper Motor với số bước nào đó</w:t>
+      </w:r>
+    </w:p>
+    <w:p>
+      <w:pPr>
+        <w:rPr>
+          <w:lang w:val="en-US"/>
+        </w:rPr>
+      </w:pPr>
+      <w:r>
+        <w:rPr>
+          <w:lang w:val="en-US"/>
+        </w:rPr>
+        <w:tab/>
+      </w:r>
+      <w:r>
+        <w:rPr>
+          <w:lang w:val="en-US"/>
+        </w:rPr>
+        <w:tab/>
+      </w:r>
+      <w:r>
+        <w:rPr>
+          <w:lang w:val="en-US"/>
+        </w:rPr>
+        <w:tab/>
+      </w:r>
+      <w:r>
+        <w:rPr>
+          <w:lang w:val="en-US"/>
+        </w:rPr>
+        <w:tab/>
+      </w:r>
+      <w:r>
+        <w:rPr>
+          <w:lang w:val="en-US"/>
+        </w:rPr>
+        <w:tab/>
+        <w:t>Ex:</w:t>
+      </w:r>
+    </w:p>
+    <w:p>
+      <w:pPr>
+        <w:rPr>
+          <w:lang w:val="en-US"/>
+        </w:rPr>
+      </w:pPr>
+      <w:r>
+        <w:rPr>
+          <w:lang w:val="en-US"/>
+        </w:rPr>
+        <w:tab/>
+      </w:r>
+      <w:r>
+        <w:rPr>
+          <w:lang w:val="en-US"/>
+        </w:rPr>
+        <w:tab/>
+      </w:r>
+      <w:r>
+        <w:rPr>
+          <w:lang w:val="en-US"/>
+        </w:rPr>
+        <w:tab/>
+      </w:r>
+      <w:r>
+        <w:rPr>
+          <w:lang w:val="en-US"/>
+        </w:rPr>
+        <w:tab/>
+      </w:r>
+      <w:r>
+        <w:rPr>
+          <w:lang w:val="en-US"/>
+        </w:rPr>
+        <w:tab/>
+      </w:r>
+      <w:r>
+        <w:rPr>
+          <w:lang w:val="en-US"/>
+        </w:rPr>
+        <w:tab/>
+        <w:t>foo.step(1024)</w:t>
+      </w:r>
+    </w:p>
+    <w:p>
+      <w:pPr>
+        <w:rPr>
+          <w:lang w:val="en-US"/>
+        </w:rPr>
+      </w:pPr>
+      <w:r>
+        <w:rPr>
+          <w:lang w:val="en-US"/>
+        </w:rPr>
+        <w:tab/>
+        <w:t>LiquidCrystal.h</w:t>
+      </w:r>
+    </w:p>
+    <w:p>
+      <w:pPr>
+        <w:rPr>
+          <w:lang w:val="en-US"/>
+        </w:rPr>
+      </w:pPr>
+      <w:r>
+        <w:rPr>
+          <w:lang w:val="en-US"/>
+        </w:rPr>
+        <w:tab/>
+      </w:r>
+      <w:r>
+        <w:rPr>
+          <w:lang w:val="en-US"/>
+        </w:rPr>
+        <w:tab/>
+        <w:t>LiquidCrystal Object(RS Pin Code, E Pin Code, 4 * Data Pin Code)</w:t>
+      </w:r>
+    </w:p>
+    <w:p>
+      <w:pPr>
+        <w:rPr>
+          <w:lang w:val="en-US"/>
+        </w:rPr>
+      </w:pPr>
+      <w:r>
+        <w:rPr>
+          <w:lang w:val="en-US"/>
+        </w:rPr>
+        <w:tab/>
+      </w:r>
+      <w:r>
+        <w:rPr>
+          <w:lang w:val="en-US"/>
+        </w:rPr>
+        <w:tab/>
+      </w:r>
+      <w:r>
+        <w:rPr>
+          <w:lang w:val="en-US"/>
+        </w:rPr>
+        <w:tab/>
+        <w:t>Usage:</w:t>
+      </w:r>
+    </w:p>
+    <w:p>
+      <w:pPr>
+        <w:rPr>
+          <w:lang w:val="en-US"/>
+        </w:rPr>
+      </w:pPr>
+      <w:r>
+        <w:rPr>
+          <w:lang w:val="en-US"/>
+        </w:rPr>
+        <w:tab/>
+      </w:r>
+      <w:r>
+        <w:rPr>
+          <w:lang w:val="en-US"/>
+        </w:rPr>
+        <w:tab/>
+      </w:r>
+      <w:r>
+        <w:rPr>
+          <w:lang w:val="en-US"/>
+        </w:rPr>
+        <w:tab/>
+      </w:r>
+      <w:r>
+        <w:rPr>
+          <w:lang w:val="en-US"/>
+        </w:rPr>
+        <w:tab/>
+        <w:t>Khởi tạo LCD Object</w:t>
+      </w:r>
+    </w:p>
+    <w:p>
+      <w:pPr>
+        <w:rPr>
+          <w:lang w:val="en-US"/>
+        </w:rPr>
+      </w:pPr>
+      <w:r>
+        <w:rPr>
+          <w:lang w:val="en-US"/>
+        </w:rPr>
+        <w:tab/>
+      </w:r>
+      <w:r>
+        <w:rPr>
+          <w:lang w:val="en-US"/>
+        </w:rPr>
+        <w:tab/>
+      </w:r>
+      <w:r>
+        <w:rPr>
+          <w:lang w:val="en-US"/>
+        </w:rPr>
+        <w:tab/>
+        <w:t>Ex:</w:t>
+      </w:r>
+    </w:p>
+    <w:p>
+      <w:pPr>
+        <w:rPr>
+          <w:lang w:val="en-US"/>
+        </w:rPr>
+      </w:pPr>
+      <w:r>
+        <w:rPr>
+          <w:lang w:val="en-US"/>
+        </w:rPr>
+        <w:tab/>
+      </w:r>
+      <w:r>
+        <w:rPr>
+          <w:lang w:val="en-US"/>
+        </w:rPr>
+        <w:tab/>
+      </w:r>
+      <w:r>
+        <w:rPr>
+          <w:lang w:val="en-US"/>
+        </w:rPr>
+        <w:tab/>
+      </w:r>
+      <w:r>
+        <w:rPr>
+          <w:lang w:val="en-US"/>
+        </w:rPr>
+        <w:tab/>
+        <w:t>LiquidCrystal lcd(2, 3, 4, 5, 6, 7)</w:t>
       </w:r>
     </w:p>
     <w:p>
@@ -14006,7 +15335,7 @@
           <w:lang w:val="en-US"/>
         </w:rPr>
         <w:tab/>
-        <w:t>attach(Pin Code)</w:t>
+        <w:t>begin(Columns, Rows)</w:t>
       </w:r>
     </w:p>
     <w:p>
@@ -14088,7 +15417,51 @@
           <w:lang w:val="en-US"/>
         </w:rPr>
         <w:tab/>
-        <w:t>Kết nối với Pin điều khiển Servo</w:t>
+        <w:t>Bắt đầu làm việc với màn hình LCD với</w:t>
+      </w:r>
+    </w:p>
+    <w:p>
+      <w:pPr>
+        <w:rPr>
+          <w:lang w:val="en-US"/>
+        </w:rPr>
+      </w:pPr>
+      <w:r>
+        <w:rPr>
+          <w:lang w:val="en-US"/>
+        </w:rPr>
+        <w:tab/>
+      </w:r>
+      <w:r>
+        <w:rPr>
+          <w:lang w:val="en-US"/>
+        </w:rPr>
+        <w:tab/>
+      </w:r>
+      <w:r>
+        <w:rPr>
+          <w:lang w:val="en-US"/>
+        </w:rPr>
+        <w:tab/>
+      </w:r>
+      <w:r>
+        <w:rPr>
+          <w:lang w:val="en-US"/>
+        </w:rPr>
+        <w:tab/>
+      </w:r>
+      <w:r>
+        <w:rPr>
+          <w:lang w:val="en-US"/>
+        </w:rPr>
+        <w:tab/>
+      </w:r>
+      <w:r>
+        <w:rPr>
+          <w:lang w:val="en-US"/>
+        </w:rPr>
+        <w:tab/>
+        <w:t>kích thước để hiển thị kí tự là Columns * Rows</w:t>
       </w:r>
     </w:p>
     <w:p>
@@ -14170,39 +15543,50 @@
           <w:lang w:val="en-US"/>
         </w:rPr>
         <w:tab/>
-        <w:t>foo.attach(13)</w:t>
-      </w:r>
-    </w:p>
-    <w:p>
-      <w:pPr>
-        <w:rPr>
-          <w:lang w:val="en-US"/>
-        </w:rPr>
-      </w:pPr>
-      <w:r>
-        <w:rPr>
-          <w:lang w:val="en-US"/>
-        </w:rPr>
-        <w:tab/>
-      </w:r>
-      <w:r>
-        <w:rPr>
-          <w:lang w:val="en-US"/>
-        </w:rPr>
-        <w:tab/>
-      </w:r>
-      <w:r>
-        <w:rPr>
-          <w:lang w:val="en-US"/>
-        </w:rPr>
-        <w:tab/>
-      </w:r>
-      <w:r>
-        <w:rPr>
-          <w:lang w:val="en-US"/>
-        </w:rPr>
-        <w:tab/>
-        <w:t>write(Angle)</w:t>
+        <w:t>lcd.begin(16, 2)</w:t>
+      </w:r>
+    </w:p>
+    <w:p>
+      <w:pPr>
+        <w:rPr>
+          <w:lang w:val="en-US"/>
+        </w:rPr>
+      </w:pPr>
+      <w:r>
+        <w:rPr>
+          <w:lang w:val="en-US"/>
+        </w:rPr>
+        <w:tab/>
+      </w:r>
+      <w:r>
+        <w:rPr>
+          <w:lang w:val="en-US"/>
+        </w:rPr>
+        <w:tab/>
+      </w:r>
+      <w:r>
+        <w:rPr>
+          <w:lang w:val="en-US"/>
+        </w:rPr>
+        <w:tab/>
+      </w:r>
+      <w:r>
+        <w:rPr>
+          <w:lang w:val="en-US"/>
+        </w:rPr>
+        <w:tab/>
+      </w:r>
+      <w:r>
+        <w:rPr>
+          <w:lang w:val="en-US"/>
+        </w:rPr>
+        <w:t>print</w:t>
+      </w:r>
+      <w:r>
+        <w:rPr>
+          <w:lang w:val="en-US"/>
+        </w:rPr>
+        <w:t>(Text)</w:t>
       </w:r>
     </w:p>
     <w:p>
@@ -14284,51 +15668,7 @@
           <w:lang w:val="en-US"/>
         </w:rPr>
         <w:tab/>
-        <w:t>Quay Servo</w:t>
-      </w:r>
-    </w:p>
-    <w:p>
-      <w:pPr>
-        <w:rPr>
-          <w:lang w:val="en-US"/>
-        </w:rPr>
-      </w:pPr>
-      <w:r>
-        <w:rPr>
-          <w:lang w:val="en-US"/>
-        </w:rPr>
-        <w:tab/>
-      </w:r>
-      <w:r>
-        <w:rPr>
-          <w:lang w:val="en-US"/>
-        </w:rPr>
-        <w:tab/>
-      </w:r>
-      <w:r>
-        <w:rPr>
-          <w:lang w:val="en-US"/>
-        </w:rPr>
-        <w:tab/>
-      </w:r>
-      <w:r>
-        <w:rPr>
-          <w:lang w:val="en-US"/>
-        </w:rPr>
-        <w:tab/>
-      </w:r>
-      <w:r>
-        <w:rPr>
-          <w:lang w:val="en-US"/>
-        </w:rPr>
-        <w:tab/>
-      </w:r>
-      <w:r>
-        <w:rPr>
-          <w:lang w:val="en-US"/>
-        </w:rPr>
-        <w:tab/>
-        <w:t>Quay hơi chậm nên có thể bị ghi đè</w:t>
+        <w:t>In chữ ra màn hình LCD</w:t>
       </w:r>
     </w:p>
     <w:p>
@@ -14410,49 +15750,60 @@
           <w:lang w:val="en-US"/>
         </w:rPr>
         <w:tab/>
-        <w:t>foo.write(165)</w:t>
-      </w:r>
-    </w:p>
-    <w:p>
-      <w:pPr>
-        <w:rPr>
-          <w:lang w:val="en-US"/>
-        </w:rPr>
-      </w:pPr>
-      <w:r>
-        <w:rPr>
-          <w:lang w:val="en-US"/>
-        </w:rPr>
-        <w:tab/>
-        <w:t>Stepper.h</w:t>
-      </w:r>
-    </w:p>
-    <w:p>
-      <w:pPr>
-        <w:rPr>
-          <w:lang w:val="en-US"/>
-        </w:rPr>
-      </w:pPr>
-      <w:r>
-        <w:rPr>
-          <w:lang w:val="en-US"/>
-        </w:rPr>
-        <w:tab/>
-      </w:r>
-      <w:r>
-        <w:rPr>
-          <w:lang w:val="en-US"/>
-        </w:rPr>
-        <w:tab/>
-        <w:t>Stepper Object(Steps, Pin Code * 4)</w:t>
-      </w:r>
-    </w:p>
-    <w:p>
-      <w:pPr>
-        <w:rPr>
-          <w:lang w:val="en-US"/>
-        </w:rPr>
-      </w:pPr>
+        <w:t>lcd.write(“Hello”)</w:t>
+      </w:r>
+    </w:p>
+    <w:p>
+      <w:pPr>
+        <w:rPr>
+          <w:lang w:val="en-US"/>
+        </w:rPr>
+      </w:pPr>
+      <w:r>
+        <w:rPr>
+          <w:lang w:val="en-US"/>
+        </w:rPr>
+        <w:lastRenderedPageBreak/>
+        <w:tab/>
+      </w:r>
+      <w:r>
+        <w:rPr>
+          <w:lang w:val="en-US"/>
+        </w:rPr>
+        <w:tab/>
+      </w:r>
+      <w:r>
+        <w:rPr>
+          <w:lang w:val="en-US"/>
+        </w:rPr>
+        <w:tab/>
+      </w:r>
+      <w:r>
+        <w:rPr>
+          <w:lang w:val="en-US"/>
+        </w:rPr>
+        <w:tab/>
+        <w:t>setCursor(Column, Row)</w:t>
+      </w:r>
+    </w:p>
+    <w:p>
+      <w:pPr>
+        <w:rPr>
+          <w:lang w:val="en-US"/>
+        </w:rPr>
+      </w:pPr>
+      <w:r>
+        <w:rPr>
+          <w:lang w:val="en-US"/>
+        </w:rPr>
+        <w:tab/>
+      </w:r>
+      <w:r>
+        <w:rPr>
+          <w:lang w:val="en-US"/>
+        </w:rPr>
+        <w:tab/>
+      </w:r>
       <w:r>
         <w:rPr>
           <w:lang w:val="en-US"/>
@@ -14502,1208 +15853,6 @@
           <w:lang w:val="en-US"/>
         </w:rPr>
         <w:tab/>
-        <w:t>Khởi tạo Stepper Object</w:t>
-      </w:r>
-    </w:p>
-    <w:p>
-      <w:pPr>
-        <w:rPr>
-          <w:lang w:val="en-US"/>
-        </w:rPr>
-      </w:pPr>
-      <w:r>
-        <w:rPr>
-          <w:lang w:val="en-US"/>
-        </w:rPr>
-        <w:tab/>
-      </w:r>
-      <w:r>
-        <w:rPr>
-          <w:lang w:val="en-US"/>
-        </w:rPr>
-        <w:tab/>
-      </w:r>
-      <w:r>
-        <w:rPr>
-          <w:lang w:val="en-US"/>
-        </w:rPr>
-        <w:tab/>
-        <w:t>Ex:</w:t>
-      </w:r>
-    </w:p>
-    <w:p>
-      <w:pPr>
-        <w:rPr>
-          <w:lang w:val="en-US"/>
-        </w:rPr>
-      </w:pPr>
-      <w:r>
-        <w:rPr>
-          <w:lang w:val="en-US"/>
-        </w:rPr>
-        <w:tab/>
-      </w:r>
-      <w:r>
-        <w:rPr>
-          <w:lang w:val="en-US"/>
-        </w:rPr>
-        <w:tab/>
-      </w:r>
-      <w:r>
-        <w:rPr>
-          <w:lang w:val="en-US"/>
-        </w:rPr>
-        <w:tab/>
-      </w:r>
-      <w:r>
-        <w:rPr>
-          <w:lang w:val="en-US"/>
-        </w:rPr>
-        <w:tab/>
-        <w:t>Stepper foo(2048, 8, 10, 9, 11)</w:t>
-      </w:r>
-    </w:p>
-    <w:p>
-      <w:pPr>
-        <w:rPr>
-          <w:lang w:val="en-US"/>
-        </w:rPr>
-      </w:pPr>
-      <w:r>
-        <w:rPr>
-          <w:lang w:val="en-US"/>
-        </w:rPr>
-        <w:tab/>
-      </w:r>
-      <w:r>
-        <w:rPr>
-          <w:lang w:val="en-US"/>
-        </w:rPr>
-        <w:tab/>
-      </w:r>
-      <w:r>
-        <w:rPr>
-          <w:lang w:val="en-US"/>
-        </w:rPr>
-        <w:tab/>
-        <w:t>Object:</w:t>
-      </w:r>
-    </w:p>
-    <w:p>
-      <w:pPr>
-        <w:rPr>
-          <w:lang w:val="en-US"/>
-        </w:rPr>
-      </w:pPr>
-      <w:r>
-        <w:rPr>
-          <w:lang w:val="en-US"/>
-        </w:rPr>
-        <w:tab/>
-      </w:r>
-      <w:r>
-        <w:rPr>
-          <w:lang w:val="en-US"/>
-        </w:rPr>
-        <w:tab/>
-      </w:r>
-      <w:r>
-        <w:rPr>
-          <w:lang w:val="en-US"/>
-        </w:rPr>
-        <w:tab/>
-      </w:r>
-      <w:r>
-        <w:rPr>
-          <w:lang w:val="en-US"/>
-        </w:rPr>
-        <w:tab/>
-        <w:t>setSpeed(RPM)</w:t>
-      </w:r>
-    </w:p>
-    <w:p>
-      <w:pPr>
-        <w:rPr>
-          <w:lang w:val="en-US"/>
-        </w:rPr>
-      </w:pPr>
-      <w:r>
-        <w:rPr>
-          <w:lang w:val="en-US"/>
-        </w:rPr>
-        <w:tab/>
-      </w:r>
-      <w:r>
-        <w:rPr>
-          <w:lang w:val="en-US"/>
-        </w:rPr>
-        <w:tab/>
-      </w:r>
-      <w:r>
-        <w:rPr>
-          <w:lang w:val="en-US"/>
-        </w:rPr>
-        <w:tab/>
-      </w:r>
-      <w:r>
-        <w:rPr>
-          <w:lang w:val="en-US"/>
-        </w:rPr>
-        <w:tab/>
-      </w:r>
-      <w:r>
-        <w:rPr>
-          <w:lang w:val="en-US"/>
-        </w:rPr>
-        <w:tab/>
-        <w:t>Usage:</w:t>
-      </w:r>
-    </w:p>
-    <w:p>
-      <w:pPr>
-        <w:rPr>
-          <w:lang w:val="en-US"/>
-        </w:rPr>
-      </w:pPr>
-      <w:r>
-        <w:rPr>
-          <w:lang w:val="en-US"/>
-        </w:rPr>
-        <w:tab/>
-      </w:r>
-      <w:r>
-        <w:rPr>
-          <w:lang w:val="en-US"/>
-        </w:rPr>
-        <w:tab/>
-      </w:r>
-      <w:r>
-        <w:rPr>
-          <w:lang w:val="en-US"/>
-        </w:rPr>
-        <w:tab/>
-      </w:r>
-      <w:r>
-        <w:rPr>
-          <w:lang w:val="en-US"/>
-        </w:rPr>
-        <w:tab/>
-      </w:r>
-      <w:r>
-        <w:rPr>
-          <w:lang w:val="en-US"/>
-        </w:rPr>
-        <w:tab/>
-      </w:r>
-      <w:r>
-        <w:rPr>
-          <w:lang w:val="en-US"/>
-        </w:rPr>
-        <w:tab/>
-        <w:t>Chỉnh tốc độ Stepper Motor</w:t>
-      </w:r>
-    </w:p>
-    <w:p>
-      <w:pPr>
-        <w:rPr>
-          <w:lang w:val="en-US"/>
-        </w:rPr>
-      </w:pPr>
-      <w:r>
-        <w:rPr>
-          <w:lang w:val="en-US"/>
-        </w:rPr>
-        <w:lastRenderedPageBreak/>
-        <w:tab/>
-      </w:r>
-      <w:r>
-        <w:rPr>
-          <w:lang w:val="en-US"/>
-        </w:rPr>
-        <w:tab/>
-      </w:r>
-      <w:r>
-        <w:rPr>
-          <w:lang w:val="en-US"/>
-        </w:rPr>
-        <w:tab/>
-      </w:r>
-      <w:r>
-        <w:rPr>
-          <w:lang w:val="en-US"/>
-        </w:rPr>
-        <w:tab/>
-      </w:r>
-      <w:r>
-        <w:rPr>
-          <w:lang w:val="en-US"/>
-        </w:rPr>
-        <w:tab/>
-        <w:t>Ex:</w:t>
-      </w:r>
-    </w:p>
-    <w:p>
-      <w:pPr>
-        <w:rPr>
-          <w:lang w:val="en-US"/>
-        </w:rPr>
-      </w:pPr>
-      <w:r>
-        <w:rPr>
-          <w:lang w:val="en-US"/>
-        </w:rPr>
-        <w:tab/>
-      </w:r>
-      <w:r>
-        <w:rPr>
-          <w:lang w:val="en-US"/>
-        </w:rPr>
-        <w:tab/>
-      </w:r>
-      <w:r>
-        <w:rPr>
-          <w:lang w:val="en-US"/>
-        </w:rPr>
-        <w:tab/>
-      </w:r>
-      <w:r>
-        <w:rPr>
-          <w:lang w:val="en-US"/>
-        </w:rPr>
-        <w:tab/>
-      </w:r>
-      <w:r>
-        <w:rPr>
-          <w:lang w:val="en-US"/>
-        </w:rPr>
-        <w:tab/>
-      </w:r>
-      <w:r>
-        <w:rPr>
-          <w:lang w:val="en-US"/>
-        </w:rPr>
-        <w:tab/>
-        <w:t>foo.setSpeed(3)</w:t>
-      </w:r>
-    </w:p>
-    <w:p>
-      <w:pPr>
-        <w:rPr>
-          <w:lang w:val="en-US"/>
-        </w:rPr>
-      </w:pPr>
-      <w:r>
-        <w:rPr>
-          <w:lang w:val="en-US"/>
-        </w:rPr>
-        <w:tab/>
-      </w:r>
-      <w:r>
-        <w:rPr>
-          <w:lang w:val="en-US"/>
-        </w:rPr>
-        <w:tab/>
-      </w:r>
-      <w:r>
-        <w:rPr>
-          <w:lang w:val="en-US"/>
-        </w:rPr>
-        <w:tab/>
-      </w:r>
-      <w:r>
-        <w:rPr>
-          <w:lang w:val="en-US"/>
-        </w:rPr>
-        <w:tab/>
-        <w:t>step(Steps)</w:t>
-      </w:r>
-    </w:p>
-    <w:p>
-      <w:pPr>
-        <w:rPr>
-          <w:lang w:val="en-US"/>
-        </w:rPr>
-      </w:pPr>
-      <w:r>
-        <w:rPr>
-          <w:lang w:val="en-US"/>
-        </w:rPr>
-        <w:tab/>
-      </w:r>
-      <w:r>
-        <w:rPr>
-          <w:lang w:val="en-US"/>
-        </w:rPr>
-        <w:tab/>
-      </w:r>
-      <w:r>
-        <w:rPr>
-          <w:lang w:val="en-US"/>
-        </w:rPr>
-        <w:tab/>
-      </w:r>
-      <w:r>
-        <w:rPr>
-          <w:lang w:val="en-US"/>
-        </w:rPr>
-        <w:tab/>
-      </w:r>
-      <w:r>
-        <w:rPr>
-          <w:lang w:val="en-US"/>
-        </w:rPr>
-        <w:tab/>
-        <w:t>Usage:</w:t>
-      </w:r>
-    </w:p>
-    <w:p>
-      <w:pPr>
-        <w:rPr>
-          <w:lang w:val="en-US"/>
-        </w:rPr>
-      </w:pPr>
-      <w:r>
-        <w:rPr>
-          <w:lang w:val="en-US"/>
-        </w:rPr>
-        <w:tab/>
-      </w:r>
-      <w:r>
-        <w:rPr>
-          <w:lang w:val="en-US"/>
-        </w:rPr>
-        <w:tab/>
-      </w:r>
-      <w:r>
-        <w:rPr>
-          <w:lang w:val="en-US"/>
-        </w:rPr>
-        <w:tab/>
-      </w:r>
-      <w:r>
-        <w:rPr>
-          <w:lang w:val="en-US"/>
-        </w:rPr>
-        <w:tab/>
-      </w:r>
-      <w:r>
-        <w:rPr>
-          <w:lang w:val="en-US"/>
-        </w:rPr>
-        <w:tab/>
-      </w:r>
-      <w:r>
-        <w:rPr>
-          <w:lang w:val="en-US"/>
-        </w:rPr>
-        <w:tab/>
-        <w:t>Quay Stepper Motor với số bước nào đó</w:t>
-      </w:r>
-    </w:p>
-    <w:p>
-      <w:pPr>
-        <w:rPr>
-          <w:lang w:val="en-US"/>
-        </w:rPr>
-      </w:pPr>
-      <w:r>
-        <w:rPr>
-          <w:lang w:val="en-US"/>
-        </w:rPr>
-        <w:tab/>
-      </w:r>
-      <w:r>
-        <w:rPr>
-          <w:lang w:val="en-US"/>
-        </w:rPr>
-        <w:tab/>
-      </w:r>
-      <w:r>
-        <w:rPr>
-          <w:lang w:val="en-US"/>
-        </w:rPr>
-        <w:tab/>
-      </w:r>
-      <w:r>
-        <w:rPr>
-          <w:lang w:val="en-US"/>
-        </w:rPr>
-        <w:tab/>
-      </w:r>
-      <w:r>
-        <w:rPr>
-          <w:lang w:val="en-US"/>
-        </w:rPr>
-        <w:tab/>
-        <w:t>Ex:</w:t>
-      </w:r>
-    </w:p>
-    <w:p>
-      <w:pPr>
-        <w:rPr>
-          <w:lang w:val="en-US"/>
-        </w:rPr>
-      </w:pPr>
-      <w:r>
-        <w:rPr>
-          <w:lang w:val="en-US"/>
-        </w:rPr>
-        <w:tab/>
-      </w:r>
-      <w:r>
-        <w:rPr>
-          <w:lang w:val="en-US"/>
-        </w:rPr>
-        <w:tab/>
-      </w:r>
-      <w:r>
-        <w:rPr>
-          <w:lang w:val="en-US"/>
-        </w:rPr>
-        <w:tab/>
-      </w:r>
-      <w:r>
-        <w:rPr>
-          <w:lang w:val="en-US"/>
-        </w:rPr>
-        <w:tab/>
-      </w:r>
-      <w:r>
-        <w:rPr>
-          <w:lang w:val="en-US"/>
-        </w:rPr>
-        <w:tab/>
-      </w:r>
-      <w:r>
-        <w:rPr>
-          <w:lang w:val="en-US"/>
-        </w:rPr>
-        <w:tab/>
-        <w:t>foo.step(1024)</w:t>
-      </w:r>
-    </w:p>
-    <w:p>
-      <w:pPr>
-        <w:rPr>
-          <w:lang w:val="en-US"/>
-        </w:rPr>
-      </w:pPr>
-      <w:r>
-        <w:rPr>
-          <w:lang w:val="en-US"/>
-        </w:rPr>
-        <w:tab/>
-        <w:t>LiquidCrystal.h</w:t>
-      </w:r>
-    </w:p>
-    <w:p>
-      <w:pPr>
-        <w:rPr>
-          <w:lang w:val="en-US"/>
-        </w:rPr>
-      </w:pPr>
-      <w:r>
-        <w:rPr>
-          <w:lang w:val="en-US"/>
-        </w:rPr>
-        <w:tab/>
-      </w:r>
-      <w:r>
-        <w:rPr>
-          <w:lang w:val="en-US"/>
-        </w:rPr>
-        <w:tab/>
-        <w:t>LiquidCrystal Object(RS Pin Code, E Pin Code, 4 * Data Pin Code)</w:t>
-      </w:r>
-    </w:p>
-    <w:p>
-      <w:pPr>
-        <w:rPr>
-          <w:lang w:val="en-US"/>
-        </w:rPr>
-      </w:pPr>
-      <w:r>
-        <w:rPr>
-          <w:lang w:val="en-US"/>
-        </w:rPr>
-        <w:tab/>
-      </w:r>
-      <w:r>
-        <w:rPr>
-          <w:lang w:val="en-US"/>
-        </w:rPr>
-        <w:tab/>
-      </w:r>
-      <w:r>
-        <w:rPr>
-          <w:lang w:val="en-US"/>
-        </w:rPr>
-        <w:tab/>
-        <w:t>Usage:</w:t>
-      </w:r>
-    </w:p>
-    <w:p>
-      <w:pPr>
-        <w:rPr>
-          <w:lang w:val="en-US"/>
-        </w:rPr>
-      </w:pPr>
-      <w:r>
-        <w:rPr>
-          <w:lang w:val="en-US"/>
-        </w:rPr>
-        <w:tab/>
-      </w:r>
-      <w:r>
-        <w:rPr>
-          <w:lang w:val="en-US"/>
-        </w:rPr>
-        <w:tab/>
-      </w:r>
-      <w:r>
-        <w:rPr>
-          <w:lang w:val="en-US"/>
-        </w:rPr>
-        <w:tab/>
-      </w:r>
-      <w:r>
-        <w:rPr>
-          <w:lang w:val="en-US"/>
-        </w:rPr>
-        <w:tab/>
-        <w:t>Khởi tạo LCD Object</w:t>
-      </w:r>
-    </w:p>
-    <w:p>
-      <w:pPr>
-        <w:rPr>
-          <w:lang w:val="en-US"/>
-        </w:rPr>
-      </w:pPr>
-      <w:r>
-        <w:rPr>
-          <w:lang w:val="en-US"/>
-        </w:rPr>
-        <w:tab/>
-      </w:r>
-      <w:r>
-        <w:rPr>
-          <w:lang w:val="en-US"/>
-        </w:rPr>
-        <w:tab/>
-      </w:r>
-      <w:r>
-        <w:rPr>
-          <w:lang w:val="en-US"/>
-        </w:rPr>
-        <w:tab/>
-        <w:t>Ex:</w:t>
-      </w:r>
-    </w:p>
-    <w:p>
-      <w:pPr>
-        <w:rPr>
-          <w:lang w:val="en-US"/>
-        </w:rPr>
-      </w:pPr>
-      <w:r>
-        <w:rPr>
-          <w:lang w:val="en-US"/>
-        </w:rPr>
-        <w:tab/>
-      </w:r>
-      <w:r>
-        <w:rPr>
-          <w:lang w:val="en-US"/>
-        </w:rPr>
-        <w:tab/>
-      </w:r>
-      <w:r>
-        <w:rPr>
-          <w:lang w:val="en-US"/>
-        </w:rPr>
-        <w:tab/>
-      </w:r>
-      <w:r>
-        <w:rPr>
-          <w:lang w:val="en-US"/>
-        </w:rPr>
-        <w:tab/>
-        <w:t>LiquidCrystal lcd(2, 3, 4, 5, 6, 7)</w:t>
-      </w:r>
-    </w:p>
-    <w:p>
-      <w:pPr>
-        <w:rPr>
-          <w:lang w:val="en-US"/>
-        </w:rPr>
-      </w:pPr>
-      <w:r>
-        <w:rPr>
-          <w:lang w:val="en-US"/>
-        </w:rPr>
-        <w:tab/>
-      </w:r>
-      <w:r>
-        <w:rPr>
-          <w:lang w:val="en-US"/>
-        </w:rPr>
-        <w:tab/>
-      </w:r>
-      <w:r>
-        <w:rPr>
-          <w:lang w:val="en-US"/>
-        </w:rPr>
-        <w:tab/>
-        <w:t>Object:</w:t>
-      </w:r>
-    </w:p>
-    <w:p>
-      <w:pPr>
-        <w:rPr>
-          <w:lang w:val="en-US"/>
-        </w:rPr>
-      </w:pPr>
-      <w:r>
-        <w:rPr>
-          <w:lang w:val="en-US"/>
-        </w:rPr>
-        <w:tab/>
-      </w:r>
-      <w:r>
-        <w:rPr>
-          <w:lang w:val="en-US"/>
-        </w:rPr>
-        <w:tab/>
-      </w:r>
-      <w:r>
-        <w:rPr>
-          <w:lang w:val="en-US"/>
-        </w:rPr>
-        <w:tab/>
-      </w:r>
-      <w:r>
-        <w:rPr>
-          <w:lang w:val="en-US"/>
-        </w:rPr>
-        <w:tab/>
-        <w:t>begin(Columns, Rows)</w:t>
-      </w:r>
-    </w:p>
-    <w:p>
-      <w:pPr>
-        <w:rPr>
-          <w:lang w:val="en-US"/>
-        </w:rPr>
-      </w:pPr>
-      <w:r>
-        <w:rPr>
-          <w:lang w:val="en-US"/>
-        </w:rPr>
-        <w:tab/>
-      </w:r>
-      <w:r>
-        <w:rPr>
-          <w:lang w:val="en-US"/>
-        </w:rPr>
-        <w:tab/>
-      </w:r>
-      <w:r>
-        <w:rPr>
-          <w:lang w:val="en-US"/>
-        </w:rPr>
-        <w:tab/>
-      </w:r>
-      <w:r>
-        <w:rPr>
-          <w:lang w:val="en-US"/>
-        </w:rPr>
-        <w:tab/>
-      </w:r>
-      <w:r>
-        <w:rPr>
-          <w:lang w:val="en-US"/>
-        </w:rPr>
-        <w:tab/>
-        <w:t>Usage:</w:t>
-      </w:r>
-    </w:p>
-    <w:p>
-      <w:pPr>
-        <w:rPr>
-          <w:lang w:val="en-US"/>
-        </w:rPr>
-      </w:pPr>
-      <w:r>
-        <w:rPr>
-          <w:lang w:val="en-US"/>
-        </w:rPr>
-        <w:tab/>
-      </w:r>
-      <w:r>
-        <w:rPr>
-          <w:lang w:val="en-US"/>
-        </w:rPr>
-        <w:tab/>
-      </w:r>
-      <w:r>
-        <w:rPr>
-          <w:lang w:val="en-US"/>
-        </w:rPr>
-        <w:tab/>
-      </w:r>
-      <w:r>
-        <w:rPr>
-          <w:lang w:val="en-US"/>
-        </w:rPr>
-        <w:tab/>
-      </w:r>
-      <w:r>
-        <w:rPr>
-          <w:lang w:val="en-US"/>
-        </w:rPr>
-        <w:tab/>
-      </w:r>
-      <w:r>
-        <w:rPr>
-          <w:lang w:val="en-US"/>
-        </w:rPr>
-        <w:tab/>
-        <w:t>Bắt đầu làm việc với màn hình LCD với</w:t>
-      </w:r>
-    </w:p>
-    <w:p>
-      <w:pPr>
-        <w:rPr>
-          <w:lang w:val="en-US"/>
-        </w:rPr>
-      </w:pPr>
-      <w:r>
-        <w:rPr>
-          <w:lang w:val="en-US"/>
-        </w:rPr>
-        <w:tab/>
-      </w:r>
-      <w:r>
-        <w:rPr>
-          <w:lang w:val="en-US"/>
-        </w:rPr>
-        <w:tab/>
-      </w:r>
-      <w:r>
-        <w:rPr>
-          <w:lang w:val="en-US"/>
-        </w:rPr>
-        <w:tab/>
-      </w:r>
-      <w:r>
-        <w:rPr>
-          <w:lang w:val="en-US"/>
-        </w:rPr>
-        <w:tab/>
-      </w:r>
-      <w:r>
-        <w:rPr>
-          <w:lang w:val="en-US"/>
-        </w:rPr>
-        <w:tab/>
-      </w:r>
-      <w:r>
-        <w:rPr>
-          <w:lang w:val="en-US"/>
-        </w:rPr>
-        <w:tab/>
-        <w:t>kích thước để hiển thị kí tự là Columns * Rows</w:t>
-      </w:r>
-    </w:p>
-    <w:p>
-      <w:pPr>
-        <w:rPr>
-          <w:lang w:val="en-US"/>
-        </w:rPr>
-      </w:pPr>
-      <w:r>
-        <w:rPr>
-          <w:lang w:val="en-US"/>
-        </w:rPr>
-        <w:tab/>
-      </w:r>
-      <w:r>
-        <w:rPr>
-          <w:lang w:val="en-US"/>
-        </w:rPr>
-        <w:tab/>
-      </w:r>
-      <w:r>
-        <w:rPr>
-          <w:lang w:val="en-US"/>
-        </w:rPr>
-        <w:tab/>
-      </w:r>
-      <w:r>
-        <w:rPr>
-          <w:lang w:val="en-US"/>
-        </w:rPr>
-        <w:tab/>
-      </w:r>
-      <w:r>
-        <w:rPr>
-          <w:lang w:val="en-US"/>
-        </w:rPr>
-        <w:tab/>
-        <w:t>Ex:</w:t>
-      </w:r>
-    </w:p>
-    <w:p>
-      <w:pPr>
-        <w:rPr>
-          <w:lang w:val="en-US"/>
-        </w:rPr>
-      </w:pPr>
-      <w:r>
-        <w:rPr>
-          <w:lang w:val="en-US"/>
-        </w:rPr>
-        <w:tab/>
-      </w:r>
-      <w:r>
-        <w:rPr>
-          <w:lang w:val="en-US"/>
-        </w:rPr>
-        <w:tab/>
-      </w:r>
-      <w:r>
-        <w:rPr>
-          <w:lang w:val="en-US"/>
-        </w:rPr>
-        <w:tab/>
-      </w:r>
-      <w:r>
-        <w:rPr>
-          <w:lang w:val="en-US"/>
-        </w:rPr>
-        <w:tab/>
-      </w:r>
-      <w:r>
-        <w:rPr>
-          <w:lang w:val="en-US"/>
-        </w:rPr>
-        <w:tab/>
-      </w:r>
-      <w:r>
-        <w:rPr>
-          <w:lang w:val="en-US"/>
-        </w:rPr>
-        <w:tab/>
-        <w:t>lcd.begin(16, 2)</w:t>
-      </w:r>
-    </w:p>
-    <w:p>
-      <w:pPr>
-        <w:rPr>
-          <w:lang w:val="en-US"/>
-        </w:rPr>
-      </w:pPr>
-      <w:r>
-        <w:rPr>
-          <w:lang w:val="en-US"/>
-        </w:rPr>
-        <w:tab/>
-      </w:r>
-      <w:r>
-        <w:rPr>
-          <w:lang w:val="en-US"/>
-        </w:rPr>
-        <w:tab/>
-      </w:r>
-      <w:r>
-        <w:rPr>
-          <w:lang w:val="en-US"/>
-        </w:rPr>
-        <w:tab/>
-      </w:r>
-      <w:r>
-        <w:rPr>
-          <w:lang w:val="en-US"/>
-        </w:rPr>
-        <w:tab/>
-      </w:r>
-      <w:r>
-        <w:rPr>
-          <w:lang w:val="en-US"/>
-        </w:rPr>
-        <w:t>print</w:t>
-      </w:r>
-      <w:r>
-        <w:rPr>
-          <w:lang w:val="en-US"/>
-        </w:rPr>
-        <w:t>(Text)</w:t>
-      </w:r>
-    </w:p>
-    <w:p>
-      <w:pPr>
-        <w:rPr>
-          <w:lang w:val="en-US"/>
-        </w:rPr>
-      </w:pPr>
-      <w:r>
-        <w:rPr>
-          <w:lang w:val="en-US"/>
-        </w:rPr>
-        <w:tab/>
-      </w:r>
-      <w:r>
-        <w:rPr>
-          <w:lang w:val="en-US"/>
-        </w:rPr>
-        <w:tab/>
-      </w:r>
-      <w:r>
-        <w:rPr>
-          <w:lang w:val="en-US"/>
-        </w:rPr>
-        <w:tab/>
-      </w:r>
-      <w:r>
-        <w:rPr>
-          <w:lang w:val="en-US"/>
-        </w:rPr>
-        <w:tab/>
-      </w:r>
-      <w:r>
-        <w:rPr>
-          <w:lang w:val="en-US"/>
-        </w:rPr>
-        <w:tab/>
-        <w:t>Usage:</w:t>
-      </w:r>
-    </w:p>
-    <w:p>
-      <w:pPr>
-        <w:rPr>
-          <w:lang w:val="en-US"/>
-        </w:rPr>
-      </w:pPr>
-      <w:r>
-        <w:rPr>
-          <w:lang w:val="en-US"/>
-        </w:rPr>
-        <w:tab/>
-      </w:r>
-      <w:r>
-        <w:rPr>
-          <w:lang w:val="en-US"/>
-        </w:rPr>
-        <w:tab/>
-      </w:r>
-      <w:r>
-        <w:rPr>
-          <w:lang w:val="en-US"/>
-        </w:rPr>
-        <w:tab/>
-      </w:r>
-      <w:r>
-        <w:rPr>
-          <w:lang w:val="en-US"/>
-        </w:rPr>
-        <w:tab/>
-      </w:r>
-      <w:r>
-        <w:rPr>
-          <w:lang w:val="en-US"/>
-        </w:rPr>
-        <w:tab/>
-      </w:r>
-      <w:r>
-        <w:rPr>
-          <w:lang w:val="en-US"/>
-        </w:rPr>
-        <w:tab/>
-        <w:t>In chữ ra màn hình LCD</w:t>
-      </w:r>
-    </w:p>
-    <w:p>
-      <w:pPr>
-        <w:rPr>
-          <w:lang w:val="en-US"/>
-        </w:rPr>
-      </w:pPr>
-      <w:r>
-        <w:rPr>
-          <w:lang w:val="en-US"/>
-        </w:rPr>
-        <w:tab/>
-      </w:r>
-      <w:r>
-        <w:rPr>
-          <w:lang w:val="en-US"/>
-        </w:rPr>
-        <w:tab/>
-      </w:r>
-      <w:r>
-        <w:rPr>
-          <w:lang w:val="en-US"/>
-        </w:rPr>
-        <w:tab/>
-      </w:r>
-      <w:r>
-        <w:rPr>
-          <w:lang w:val="en-US"/>
-        </w:rPr>
-        <w:tab/>
-      </w:r>
-      <w:r>
-        <w:rPr>
-          <w:lang w:val="en-US"/>
-        </w:rPr>
-        <w:tab/>
-        <w:t>Ex:</w:t>
-      </w:r>
-    </w:p>
-    <w:p>
-      <w:pPr>
-        <w:rPr>
-          <w:lang w:val="en-US"/>
-        </w:rPr>
-      </w:pPr>
-      <w:r>
-        <w:rPr>
-          <w:lang w:val="en-US"/>
-        </w:rPr>
-        <w:tab/>
-      </w:r>
-      <w:r>
-        <w:rPr>
-          <w:lang w:val="en-US"/>
-        </w:rPr>
-        <w:tab/>
-      </w:r>
-      <w:r>
-        <w:rPr>
-          <w:lang w:val="en-US"/>
-        </w:rPr>
-        <w:tab/>
-      </w:r>
-      <w:r>
-        <w:rPr>
-          <w:lang w:val="en-US"/>
-        </w:rPr>
-        <w:tab/>
-      </w:r>
-      <w:r>
-        <w:rPr>
-          <w:lang w:val="en-US"/>
-        </w:rPr>
-        <w:tab/>
-      </w:r>
-      <w:r>
-        <w:rPr>
-          <w:lang w:val="en-US"/>
-        </w:rPr>
-        <w:tab/>
-        <w:t>lcd.write(“Hello”)</w:t>
-      </w:r>
-    </w:p>
-    <w:p>
-      <w:pPr>
-        <w:rPr>
-          <w:lang w:val="en-US"/>
-        </w:rPr>
-      </w:pPr>
-      <w:r>
-        <w:rPr>
-          <w:lang w:val="en-US"/>
-        </w:rPr>
-        <w:tab/>
-      </w:r>
-      <w:r>
-        <w:rPr>
-          <w:lang w:val="en-US"/>
-        </w:rPr>
-        <w:tab/>
-      </w:r>
-      <w:r>
-        <w:rPr>
-          <w:lang w:val="en-US"/>
-        </w:rPr>
-        <w:tab/>
-      </w:r>
-      <w:r>
-        <w:rPr>
-          <w:lang w:val="en-US"/>
-        </w:rPr>
-        <w:tab/>
-        <w:t>setCursor(Column, Row)</w:t>
-      </w:r>
-    </w:p>
-    <w:p>
-      <w:pPr>
-        <w:rPr>
-          <w:lang w:val="en-US"/>
-        </w:rPr>
-      </w:pPr>
-      <w:r>
-        <w:rPr>
-          <w:lang w:val="en-US"/>
-        </w:rPr>
-        <w:tab/>
-      </w:r>
-      <w:r>
-        <w:rPr>
-          <w:lang w:val="en-US"/>
-        </w:rPr>
-        <w:tab/>
-      </w:r>
-      <w:r>
-        <w:rPr>
-          <w:lang w:val="en-US"/>
-        </w:rPr>
-        <w:tab/>
-      </w:r>
-      <w:r>
-        <w:rPr>
-          <w:lang w:val="en-US"/>
-        </w:rPr>
-        <w:tab/>
-      </w:r>
-      <w:r>
-        <w:rPr>
-          <w:lang w:val="en-US"/>
-        </w:rPr>
-        <w:tab/>
-        <w:t>Usage:</w:t>
-      </w:r>
-    </w:p>
-    <w:p>
-      <w:pPr>
-        <w:rPr>
-          <w:lang w:val="en-US"/>
-        </w:rPr>
-      </w:pPr>
-      <w:r>
-        <w:rPr>
-          <w:lang w:val="en-US"/>
-        </w:rPr>
-        <w:tab/>
-      </w:r>
-      <w:r>
-        <w:rPr>
-          <w:lang w:val="en-US"/>
-        </w:rPr>
-        <w:tab/>
-      </w:r>
-      <w:r>
-        <w:rPr>
-          <w:lang w:val="en-US"/>
-        </w:rPr>
-        <w:tab/>
-      </w:r>
-      <w:r>
-        <w:rPr>
-          <w:lang w:val="en-US"/>
-        </w:rPr>
-        <w:tab/>
       </w:r>
       <w:r>
         <w:rPr>
@@ -15729,7 +15878,6 @@
         <w:rPr>
           <w:lang w:val="en-US"/>
         </w:rPr>
-        <w:lastRenderedPageBreak/>
         <w:tab/>
       </w:r>
       <w:r>
@@ -16646,6 +16794,7 @@
         <w:rPr>
           <w:lang w:val="en-US"/>
         </w:rPr>
+        <w:lastRenderedPageBreak/>
         <w:tab/>
       </w:r>
       <w:r>
@@ -16767,7 +16916,6 @@
         <w:rPr>
           <w:lang w:val="en-US"/>
         </w:rPr>
-        <w:lastRenderedPageBreak/>
         <w:tab/>
       </w:r>
       <w:r>
@@ -17707,6 +17855,7 @@
         <w:rPr>
           <w:lang w:val="en-US"/>
         </w:rPr>
+        <w:lastRenderedPageBreak/>
         <w:t xml:space="preserve">tại </w:t>
       </w:r>
     </w:p>
@@ -17754,7 +17903,6 @@
         <w:rPr>
           <w:lang w:val="en-US"/>
         </w:rPr>
-        <w:lastRenderedPageBreak/>
         <w:tab/>
       </w:r>
       <w:r>
